--- a/vizsgaremek_bemutatkozás_ig.docx
+++ b/vizsgaremek_bemutatkozás_ig.docx
@@ -4,7 +4,7 @@
   <w:body>
     <w:p>
       <w:pPr>
-        <w:pStyle w:val="NormlWeb"/>
+        <w:pStyle w:val="NormalWeb"/>
         <w:spacing w:before="0" w:beforeAutospacing="0" w:after="160" w:afterAutospacing="0"/>
         <w:jc w:val="center"/>
       </w:pPr>
@@ -19,7 +19,7 @@
     </w:p>
     <w:p>
       <w:pPr>
-        <w:pStyle w:val="NormlWeb"/>
+        <w:pStyle w:val="NormalWeb"/>
         <w:spacing w:before="0" w:beforeAutospacing="0" w:after="160" w:afterAutospacing="0"/>
         <w:jc w:val="center"/>
       </w:pPr>
@@ -34,7 +34,7 @@
     </w:p>
     <w:p>
       <w:pPr>
-        <w:pStyle w:val="NormlWeb"/>
+        <w:pStyle w:val="NormalWeb"/>
         <w:spacing w:before="0" w:beforeAutospacing="0" w:after="160" w:afterAutospacing="0"/>
         <w:jc w:val="center"/>
       </w:pPr>
@@ -61,7 +61,7 @@
     </w:p>
     <w:p>
       <w:pPr>
-        <w:pStyle w:val="NormlWeb"/>
+        <w:pStyle w:val="NormalWeb"/>
         <w:spacing w:before="0" w:beforeAutospacing="0" w:after="160" w:afterAutospacing="0"/>
         <w:jc w:val="center"/>
         <w:rPr>
@@ -93,7 +93,7 @@
     </w:p>
     <w:p>
       <w:pPr>
-        <w:pStyle w:val="NormlWeb"/>
+        <w:pStyle w:val="NormalWeb"/>
         <w:spacing w:before="4440" w:beforeAutospacing="0" w:after="200" w:afterAutospacing="0"/>
         <w:jc w:val="center"/>
         <w:rPr>
@@ -117,7 +117,7 @@
     </w:p>
     <w:p>
       <w:pPr>
-        <w:pStyle w:val="NormlWeb"/>
+        <w:pStyle w:val="NormalWeb"/>
         <w:spacing w:before="0" w:beforeAutospacing="0" w:after="1600" w:afterAutospacing="0" w:line="720" w:lineRule="auto"/>
         <w:jc w:val="center"/>
         <w:rPr>
@@ -141,7 +141,7 @@
     </w:p>
     <w:p>
       <w:pPr>
-        <w:pStyle w:val="NormlWeb"/>
+        <w:pStyle w:val="NormalWeb"/>
         <w:spacing w:before="0" w:beforeAutospacing="0" w:after="1000" w:afterAutospacing="0" w:line="720" w:lineRule="auto"/>
         <w:jc w:val="center"/>
         <w:rPr>
@@ -161,7 +161,7 @@
     </w:p>
     <w:p>
       <w:pPr>
-        <w:pStyle w:val="NormlWeb"/>
+        <w:pStyle w:val="NormalWeb"/>
         <w:spacing w:before="0" w:beforeAutospacing="0" w:after="0" w:afterAutospacing="0" w:line="720" w:lineRule="auto"/>
         <w:jc w:val="center"/>
         <w:rPr>
@@ -181,7 +181,7 @@
     </w:p>
     <w:p>
       <w:pPr>
-        <w:pStyle w:val="Cm"/>
+        <w:pStyle w:val="Title"/>
         <w:jc w:val="center"/>
         <w:rPr>
           <w:rFonts w:ascii="Times New Roman" w:hAnsi="Times New Roman" w:cs="Times New Roman"/>
@@ -197,7 +197,7 @@
     </w:p>
     <w:p>
       <w:pPr>
-        <w:pStyle w:val="Cmsor1"/>
+        <w:pStyle w:val="Heading1"/>
         <w:rPr>
           <w:rFonts w:ascii="Times New Roman" w:hAnsi="Times New Roman" w:cs="Times New Roman"/>
         </w:rPr>
@@ -439,7 +439,7 @@
     </w:p>
     <w:p>
       <w:pPr>
-        <w:pStyle w:val="Cmsor1"/>
+        <w:pStyle w:val="Heading1"/>
         <w:rPr>
           <w:rFonts w:ascii="Times New Roman" w:hAnsi="Times New Roman" w:cs="Times New Roman"/>
         </w:rPr>
@@ -681,7 +681,7 @@
     </w:p>
     <w:p>
       <w:pPr>
-        <w:pStyle w:val="Cmsor1"/>
+        <w:pStyle w:val="Heading1"/>
         <w:jc w:val="both"/>
         <w:rPr>
           <w:rFonts w:ascii="Times New Roman" w:hAnsi="Times New Roman" w:cs="Times New Roman"/>
@@ -696,7 +696,7 @@
     </w:p>
     <w:p>
       <w:pPr>
-        <w:pStyle w:val="Cmsor1"/>
+        <w:pStyle w:val="Heading1"/>
         <w:spacing w:before="0" w:after="0" w:line="240" w:lineRule="auto"/>
         <w:jc w:val="both"/>
         <w:rPr>
@@ -736,7 +736,7 @@
     </w:p>
     <w:p>
       <w:pPr>
-        <w:pStyle w:val="Cmsor1"/>
+        <w:pStyle w:val="Heading1"/>
         <w:spacing w:before="0" w:after="0" w:line="240" w:lineRule="auto"/>
         <w:jc w:val="both"/>
         <w:rPr>
@@ -798,7 +798,7 @@
     </w:p>
     <w:p>
       <w:pPr>
-        <w:pStyle w:val="Cmsor1"/>
+        <w:pStyle w:val="Heading1"/>
         <w:spacing w:before="0" w:after="0" w:line="240" w:lineRule="auto"/>
         <w:jc w:val="both"/>
         <w:rPr>
@@ -820,7 +820,7 @@
     </w:p>
     <w:p>
       <w:pPr>
-        <w:pStyle w:val="Listaszerbekezds"/>
+        <w:pStyle w:val="ListParagraph"/>
         <w:numPr>
           <w:ilvl w:val="0"/>
           <w:numId w:val="4"/>
@@ -851,7 +851,7 @@
     </w:p>
     <w:p>
       <w:pPr>
-        <w:pStyle w:val="Listaszerbekezds"/>
+        <w:pStyle w:val="ListParagraph"/>
         <w:numPr>
           <w:ilvl w:val="0"/>
           <w:numId w:val="4"/>
@@ -870,7 +870,7 @@
     </w:p>
     <w:p>
       <w:pPr>
-        <w:pStyle w:val="Listaszerbekezds"/>
+        <w:pStyle w:val="ListParagraph"/>
         <w:numPr>
           <w:ilvl w:val="0"/>
           <w:numId w:val="4"/>
@@ -889,7 +889,7 @@
     </w:p>
     <w:p>
       <w:pPr>
-        <w:pStyle w:val="Listaszerbekezds"/>
+        <w:pStyle w:val="ListParagraph"/>
         <w:numPr>
           <w:ilvl w:val="0"/>
           <w:numId w:val="4"/>
@@ -933,7 +933,7 @@
     <w:p>
       <w:pPr>
         <w:spacing w:after="0" w:line="240" w:lineRule="auto"/>
-        <w:jc w:val="both"/>
+        <w:jc w:val="center"/>
         <w:rPr>
           <w:rFonts w:ascii="Times New Roman" w:hAnsi="Times New Roman" w:cs="Times New Roman"/>
         </w:rPr>
@@ -943,11 +943,10 @@
           <w:rFonts w:ascii="Times New Roman" w:hAnsi="Times New Roman" w:cs="Times New Roman"/>
           <w:noProof/>
         </w:rPr>
-        <w:lastRenderedPageBreak/>
         <w:drawing>
-          <wp:inline distT="0" distB="0" distL="0" distR="0" wp14:anchorId="4C0CA648" wp14:editId="232C5ECA">
-            <wp:extent cx="3898780" cy="4192097"/>
-            <wp:effectExtent l="0" t="0" r="6985" b="0"/>
+          <wp:inline distT="0" distB="0" distL="0" distR="0" wp14:anchorId="4C0CA648" wp14:editId="494832FC">
+            <wp:extent cx="2250220" cy="2419509"/>
+            <wp:effectExtent l="0" t="0" r="0" b="0"/>
             <wp:docPr id="203088295" name="Kép 1" descr="A képen szöveg, képernyőkép, sárga, diagram látható&#10;&#10;Előfordulhat, hogy az AI által létrehozott tartalom helytelen."/>
             <wp:cNvGraphicFramePr>
               <a:graphicFrameLocks xmlns:a="http://schemas.openxmlformats.org/drawingml/2006/main" noChangeAspect="1"/>
@@ -969,7 +968,7 @@
                   <pic:spPr bwMode="auto">
                     <a:xfrm>
                       <a:off x="0" y="0"/>
-                      <a:ext cx="3900654" cy="4194112"/>
+                      <a:ext cx="2278274" cy="2449674"/>
                     </a:xfrm>
                     <a:prstGeom prst="rect">
                       <a:avLst/>
@@ -989,12 +988,214 @@
           </wp:inline>
         </w:drawing>
       </w:r>
+    </w:p>
+    <w:p>
+      <w:pPr>
+        <w:spacing w:after="0" w:line="240" w:lineRule="auto"/>
+        <w:jc w:val="both"/>
+        <w:rPr>
+          <w:rFonts w:ascii="Times New Roman" w:hAnsi="Times New Roman" w:cs="Times New Roman"/>
+        </w:rPr>
+      </w:pPr>
+    </w:p>
+    <w:p>
+      <w:pPr>
+        <w:spacing w:after="240" w:line="240" w:lineRule="auto"/>
+        <w:jc w:val="both"/>
+        <w:rPr>
+          <w:rFonts w:ascii="Times New Roman" w:hAnsi="Times New Roman" w:cs="Times New Roman"/>
+        </w:rPr>
+      </w:pPr>
+      <w:r>
+        <w:rPr>
+          <w:rFonts w:ascii="Times New Roman" w:hAnsi="Times New Roman" w:cs="Times New Roman"/>
+        </w:rPr>
+        <w:lastRenderedPageBreak/>
+        <w:t xml:space="preserve">Itt a dolgozóknak és vezetőségnek/titkárságnak van fenntartva két külön irodai helység, amik között már arányaiban jelentős távolság van, ezért két Routert helyeztünk el és számos </w:t>
+      </w:r>
+      <w:proofErr w:type="spellStart"/>
+      <w:r>
+        <w:rPr>
+          <w:rFonts w:ascii="Times New Roman" w:hAnsi="Times New Roman" w:cs="Times New Roman"/>
+        </w:rPr>
+        <w:t>Switchet</w:t>
+      </w:r>
+      <w:proofErr w:type="spellEnd"/>
+      <w:r>
+        <w:rPr>
+          <w:rFonts w:ascii="Times New Roman" w:hAnsi="Times New Roman" w:cs="Times New Roman"/>
+        </w:rPr>
+        <w:t xml:space="preserve"> ezzel biztosítva az adatforgalom elosztását, sávszéleség biztosítását. Ugyanazon eszközök között UTP </w:t>
+      </w:r>
+      <w:proofErr w:type="spellStart"/>
+      <w:r>
+        <w:rPr>
+          <w:rFonts w:ascii="Times New Roman" w:hAnsi="Times New Roman" w:cs="Times New Roman"/>
+        </w:rPr>
+        <w:t>Straight-Through</w:t>
+      </w:r>
+      <w:proofErr w:type="spellEnd"/>
+      <w:r>
+        <w:rPr>
+          <w:rFonts w:ascii="Times New Roman" w:hAnsi="Times New Roman" w:cs="Times New Roman"/>
+        </w:rPr>
+        <w:t xml:space="preserve"> Ethernet kábelt használtunk. </w:t>
+      </w:r>
+    </w:p>
+    <w:p>
+      <w:pPr>
+        <w:spacing w:after="0" w:line="240" w:lineRule="auto"/>
+        <w:jc w:val="both"/>
+        <w:rPr>
+          <w:rFonts w:ascii="Times New Roman" w:hAnsi="Times New Roman" w:cs="Times New Roman"/>
+        </w:rPr>
+      </w:pPr>
+      <w:r>
+        <w:rPr>
+          <w:rFonts w:ascii="Times New Roman" w:hAnsi="Times New Roman" w:cs="Times New Roman"/>
+          <w:highlight w:val="yellow"/>
+        </w:rPr>
+        <w:t xml:space="preserve">A </w:t>
+      </w:r>
+      <w:proofErr w:type="spellStart"/>
+      <w:r>
+        <w:rPr>
+          <w:rFonts w:ascii="Times New Roman" w:hAnsi="Times New Roman" w:cs="Times New Roman"/>
+          <w:highlight w:val="yellow"/>
+        </w:rPr>
+        <w:t>Budapest_technologiai_telephely</w:t>
+      </w:r>
+      <w:proofErr w:type="spellEnd"/>
       <w:r>
         <w:rPr>
           <w:rFonts w:ascii="Times New Roman" w:hAnsi="Times New Roman" w:cs="Times New Roman"/>
         </w:rPr>
         <w:t xml:space="preserve"> </w:t>
       </w:r>
+      <w:r>
+        <w:rPr>
+          <w:rFonts w:ascii="Times New Roman" w:hAnsi="Times New Roman" w:cs="Times New Roman"/>
+        </w:rPr>
+        <w:t xml:space="preserve">három részre oszlik el, amiket a dokumentáció során egyesével megvizsgálunk. </w:t>
+      </w:r>
+      <w:r>
+        <w:rPr>
+          <w:rFonts w:ascii="Times New Roman" w:hAnsi="Times New Roman" w:cs="Times New Roman"/>
+        </w:rPr>
+        <w:t xml:space="preserve">Itt futnak különböző a hálózat számára kritikus szolgáltatások: megtalálható itt </w:t>
+      </w:r>
+      <w:r>
+        <w:rPr>
+          <w:rFonts w:ascii="Times New Roman" w:hAnsi="Times New Roman" w:cs="Times New Roman"/>
+          <w:color w:val="C00000"/>
+        </w:rPr>
+        <w:t>SYSLOG</w:t>
+      </w:r>
+      <w:r>
+        <w:rPr>
+          <w:rFonts w:ascii="Times New Roman" w:hAnsi="Times New Roman" w:cs="Times New Roman"/>
+        </w:rPr>
+        <w:t xml:space="preserve"> és </w:t>
+      </w:r>
+      <w:r>
+        <w:rPr>
+          <w:rFonts w:ascii="Times New Roman" w:hAnsi="Times New Roman" w:cs="Times New Roman"/>
+          <w:color w:val="C00000"/>
+        </w:rPr>
+        <w:t>NTP</w:t>
+      </w:r>
+      <w:r>
+        <w:rPr>
+          <w:rFonts w:ascii="Times New Roman" w:hAnsi="Times New Roman" w:cs="Times New Roman"/>
+        </w:rPr>
+        <w:t xml:space="preserve"> szerver, valamint </w:t>
+      </w:r>
+      <w:r>
+        <w:rPr>
+          <w:rFonts w:ascii="Times New Roman" w:hAnsi="Times New Roman" w:cs="Times New Roman"/>
+          <w:color w:val="C00000"/>
+        </w:rPr>
+        <w:t>TACACS+</w:t>
+      </w:r>
+      <w:r>
+        <w:rPr>
+          <w:rFonts w:ascii="Times New Roman" w:hAnsi="Times New Roman" w:cs="Times New Roman"/>
+        </w:rPr>
+        <w:t xml:space="preserve"> szerver is, amik a logokért és </w:t>
+      </w:r>
+      <w:proofErr w:type="spellStart"/>
+      <w:r>
+        <w:rPr>
+          <w:rFonts w:ascii="Times New Roman" w:hAnsi="Times New Roman" w:cs="Times New Roman"/>
+        </w:rPr>
+        <w:t>autentikációért</w:t>
+      </w:r>
+      <w:proofErr w:type="spellEnd"/>
+      <w:r>
+        <w:rPr>
+          <w:rFonts w:ascii="Times New Roman" w:hAnsi="Times New Roman" w:cs="Times New Roman"/>
+        </w:rPr>
+        <w:t xml:space="preserve"> felelősek. Található itt még </w:t>
+      </w:r>
+      <w:r>
+        <w:rPr>
+          <w:rFonts w:ascii="Times New Roman" w:hAnsi="Times New Roman" w:cs="Times New Roman"/>
+          <w:color w:val="C00000"/>
+        </w:rPr>
+        <w:t xml:space="preserve">DNS és WEB </w:t>
+      </w:r>
+      <w:r>
+        <w:rPr>
+          <w:rFonts w:ascii="Times New Roman" w:hAnsi="Times New Roman" w:cs="Times New Roman"/>
+        </w:rPr>
+        <w:t xml:space="preserve">szerver, amik a cég dolgozóinak lettek létrehozva, ezeket külső, a cégnél nem alkalmazott kliensek nem vehetnek igénybe. </w:t>
+      </w:r>
+      <w:r>
+        <w:rPr>
+          <w:rFonts w:ascii="Times New Roman" w:hAnsi="Times New Roman" w:cs="Times New Roman"/>
+          <w:color w:val="C00000"/>
+        </w:rPr>
+        <w:t>TFTP</w:t>
+      </w:r>
+      <w:r>
+        <w:rPr>
+          <w:rFonts w:ascii="Times New Roman" w:hAnsi="Times New Roman" w:cs="Times New Roman"/>
+        </w:rPr>
+        <w:t xml:space="preserve"> szerver is üzemel, ami a lokális mentések számára lett létrehozva és kritikus pontja a telephelynek. </w:t>
+      </w:r>
+      <w:r>
+        <w:rPr>
+          <w:rFonts w:ascii="Times New Roman" w:hAnsi="Times New Roman" w:cs="Times New Roman"/>
+        </w:rPr>
+        <w:t xml:space="preserve">A különböző hálózatok közötti forgalomirányítást </w:t>
+      </w:r>
+      <w:proofErr w:type="spellStart"/>
+      <w:r>
+        <w:rPr>
+          <w:rFonts w:ascii="Times New Roman" w:hAnsi="Times New Roman" w:cs="Times New Roman"/>
+        </w:rPr>
+        <w:t>multiarea</w:t>
+      </w:r>
+      <w:proofErr w:type="spellEnd"/>
+      <w:r>
+        <w:rPr>
+          <w:rFonts w:ascii="Times New Roman" w:hAnsi="Times New Roman" w:cs="Times New Roman"/>
+        </w:rPr>
+        <w:t xml:space="preserve"> </w:t>
+      </w:r>
+      <w:r>
+        <w:rPr>
+          <w:rFonts w:ascii="Times New Roman" w:hAnsi="Times New Roman" w:cs="Times New Roman"/>
+          <w:color w:val="C00000"/>
+        </w:rPr>
+        <w:t xml:space="preserve">OSPF protokoll </w:t>
+      </w:r>
+      <w:r>
+        <w:rPr>
+          <w:rFonts w:ascii="Times New Roman" w:hAnsi="Times New Roman" w:cs="Times New Roman"/>
+        </w:rPr>
+        <w:t>segítségével oldottuk meg.</w:t>
+      </w:r>
     </w:p>
     <w:p>
       <w:pPr>
@@ -1007,49 +1208,6 @@
     </w:p>
     <w:p>
       <w:pPr>
-        <w:spacing w:after="240" w:line="240" w:lineRule="auto"/>
-        <w:jc w:val="both"/>
-        <w:rPr>
-          <w:rFonts w:ascii="Times New Roman" w:hAnsi="Times New Roman" w:cs="Times New Roman"/>
-        </w:rPr>
-      </w:pPr>
-      <w:r>
-        <w:rPr>
-          <w:rFonts w:ascii="Times New Roman" w:hAnsi="Times New Roman" w:cs="Times New Roman"/>
-        </w:rPr>
-        <w:t xml:space="preserve">Itt a dolgozóknak és vezetőségnek/titkárságnak van fenntartva két külön irodai helység, amik között már arányaiban jelentős távolság van, ezért két Routert helyeztünk el és számos </w:t>
-      </w:r>
-      <w:proofErr w:type="spellStart"/>
-      <w:r>
-        <w:rPr>
-          <w:rFonts w:ascii="Times New Roman" w:hAnsi="Times New Roman" w:cs="Times New Roman"/>
-        </w:rPr>
-        <w:t>Switchet</w:t>
-      </w:r>
-      <w:proofErr w:type="spellEnd"/>
-      <w:r>
-        <w:rPr>
-          <w:rFonts w:ascii="Times New Roman" w:hAnsi="Times New Roman" w:cs="Times New Roman"/>
-        </w:rPr>
-        <w:t xml:space="preserve"> ezzel biztosítva az adatforgalom elosztását, sávszéleség biztosítását. Ugyanazon eszközök között UTP </w:t>
-      </w:r>
-      <w:proofErr w:type="spellStart"/>
-      <w:r>
-        <w:rPr>
-          <w:rFonts w:ascii="Times New Roman" w:hAnsi="Times New Roman" w:cs="Times New Roman"/>
-        </w:rPr>
-        <w:t>Straight-Through</w:t>
-      </w:r>
-      <w:proofErr w:type="spellEnd"/>
-      <w:r>
-        <w:rPr>
-          <w:rFonts w:ascii="Times New Roman" w:hAnsi="Times New Roman" w:cs="Times New Roman"/>
-        </w:rPr>
-        <w:t xml:space="preserve"> Ethernet kábelt használtunk. </w:t>
-      </w:r>
-    </w:p>
-    <w:p>
-      <w:pPr>
         <w:spacing w:after="0" w:line="240" w:lineRule="auto"/>
         <w:jc w:val="both"/>
         <w:rPr>
@@ -1059,42 +1217,51 @@
       <w:r>
         <w:rPr>
           <w:rFonts w:ascii="Times New Roman" w:hAnsi="Times New Roman" w:cs="Times New Roman"/>
-          <w:highlight w:val="yellow"/>
         </w:rPr>
         <w:t xml:space="preserve">A </w:t>
       </w:r>
-      <w:proofErr w:type="spellStart"/>
-      <w:r>
-        <w:rPr>
-          <w:rFonts w:ascii="Times New Roman" w:hAnsi="Times New Roman" w:cs="Times New Roman"/>
-          <w:highlight w:val="yellow"/>
-        </w:rPr>
-        <w:t>Budapest_technologiai_telephely</w:t>
-      </w:r>
-      <w:proofErr w:type="spellEnd"/>
-      <w:r>
-        <w:rPr>
-          <w:rFonts w:ascii="Times New Roman" w:hAnsi="Times New Roman" w:cs="Times New Roman"/>
-        </w:rPr>
-        <w:t xml:space="preserve"> részen SOHO Router is telepítése került, ezzel biztosítva, hogyha valaki saját eszközzel szeretne dolgozni az irodában. TFTP és DNS szervert is elhelyeztünk ezen a helységen biztosítva ezzel a hálózati eszközök konfigurációinak mentését és </w:t>
-      </w:r>
-      <w:r>
-        <w:rPr>
-          <w:rFonts w:ascii="Times New Roman" w:hAnsi="Times New Roman" w:cs="Times New Roman"/>
-        </w:rPr>
-        <w:t xml:space="preserve">DNS kiszolgálást. </w:t>
-      </w:r>
-      <w:r>
-        <w:rPr>
-          <w:rFonts w:ascii="Times New Roman" w:hAnsi="Times New Roman" w:cs="Times New Roman"/>
-        </w:rPr>
-        <w:t>Ez a</w:t>
-      </w:r>
-      <w:r>
-        <w:rPr>
-          <w:rFonts w:ascii="Times New Roman" w:hAnsi="Times New Roman" w:cs="Times New Roman"/>
-        </w:rPr>
-        <w:t xml:space="preserve"> helység több mint 200 fő munkáját képes biztosítani. </w:t>
+      <w:r>
+        <w:rPr>
+          <w:rFonts w:ascii="Times New Roman" w:hAnsi="Times New Roman" w:cs="Times New Roman"/>
+          <w:color w:val="A02B93" w:themeColor="accent5"/>
+        </w:rPr>
+        <w:t>rózsaszín területen</w:t>
+      </w:r>
+      <w:r>
+        <w:rPr>
+          <w:rFonts w:ascii="Times New Roman" w:hAnsi="Times New Roman" w:cs="Times New Roman"/>
+        </w:rPr>
+        <w:t xml:space="preserve"> a c</w:t>
+      </w:r>
+      <w:r>
+        <w:rPr>
+          <w:rFonts w:ascii="Times New Roman" w:hAnsi="Times New Roman" w:cs="Times New Roman"/>
+        </w:rPr>
+        <w:t xml:space="preserve">ímkiosztást a központi Routeren </w:t>
+      </w:r>
+      <w:r>
+        <w:rPr>
+          <w:rFonts w:ascii="Times New Roman" w:hAnsi="Times New Roman" w:cs="Times New Roman"/>
+        </w:rPr>
+        <w:t>kivitelezett</w:t>
+      </w:r>
+      <w:r>
+        <w:rPr>
+          <w:rFonts w:ascii="Times New Roman" w:hAnsi="Times New Roman" w:cs="Times New Roman"/>
+        </w:rPr>
+        <w:t xml:space="preserve"> DHCP szolgáltatás végzi, ez oszt ki címeket a VLAN-okon dolgozó kliensek számára</w:t>
+      </w:r>
+      <w:r>
+        <w:rPr>
+          <w:rFonts w:ascii="Times New Roman" w:hAnsi="Times New Roman" w:cs="Times New Roman"/>
+        </w:rPr>
+        <w:t>.</w:t>
+      </w:r>
+      <w:r>
+        <w:rPr>
+          <w:rFonts w:ascii="Times New Roman" w:hAnsi="Times New Roman" w:cs="Times New Roman"/>
+        </w:rPr>
+        <w:t xml:space="preserve"> </w:t>
       </w:r>
     </w:p>
     <w:p>
@@ -1108,14 +1275,246 @@
       <w:r>
         <w:rPr>
           <w:rFonts w:ascii="Times New Roman" w:hAnsi="Times New Roman" w:cs="Times New Roman"/>
+          <w:color w:val="000000" w:themeColor="text1"/>
+        </w:rPr>
+        <w:t>A</w:t>
+      </w:r>
+      <w:r>
+        <w:rPr>
+          <w:rFonts w:ascii="Times New Roman" w:hAnsi="Times New Roman" w:cs="Times New Roman"/>
+          <w:color w:val="156082" w:themeColor="accent1"/>
+        </w:rPr>
+        <w:t xml:space="preserve"> sötétk</w:t>
+      </w:r>
+      <w:r>
+        <w:rPr>
+          <w:rFonts w:ascii="Times New Roman" w:hAnsi="Times New Roman" w:cs="Times New Roman"/>
+          <w:color w:val="156082" w:themeColor="accent1"/>
+        </w:rPr>
+        <w:t xml:space="preserve">ék </w:t>
+      </w:r>
+      <w:r>
+        <w:rPr>
+          <w:rFonts w:ascii="Times New Roman" w:hAnsi="Times New Roman" w:cs="Times New Roman"/>
+          <w:color w:val="156082" w:themeColor="accent1"/>
+        </w:rPr>
+        <w:t>területen</w:t>
+      </w:r>
+      <w:r>
+        <w:rPr>
+          <w:rFonts w:ascii="Times New Roman" w:hAnsi="Times New Roman" w:cs="Times New Roman"/>
+        </w:rPr>
+        <w:t>,</w:t>
+      </w:r>
+      <w:r>
+        <w:rPr>
+          <w:rFonts w:ascii="Times New Roman" w:hAnsi="Times New Roman" w:cs="Times New Roman"/>
+        </w:rPr>
+        <w:t xml:space="preserve"> ahol a szerverek találhatóak statikus címeket használtunk, kivéve az </w:t>
+      </w:r>
+      <w:proofErr w:type="spellStart"/>
+      <w:r>
+        <w:rPr>
+          <w:rFonts w:ascii="Times New Roman" w:hAnsi="Times New Roman" w:cs="Times New Roman"/>
+        </w:rPr>
+        <w:t>admin</w:t>
+      </w:r>
+      <w:proofErr w:type="spellEnd"/>
+      <w:r>
+        <w:rPr>
+          <w:rFonts w:ascii="Times New Roman" w:hAnsi="Times New Roman" w:cs="Times New Roman"/>
+        </w:rPr>
+        <w:t xml:space="preserve"> gépeknél, illetve a nyomtatóknál. Az elkülönített részen a második és harmadik </w:t>
+      </w:r>
+      <w:proofErr w:type="spellStart"/>
+      <w:r>
+        <w:rPr>
+          <w:rFonts w:ascii="Times New Roman" w:hAnsi="Times New Roman" w:cs="Times New Roman"/>
+        </w:rPr>
+        <w:t>rétegbeli</w:t>
+      </w:r>
+      <w:proofErr w:type="spellEnd"/>
+      <w:r>
+        <w:rPr>
+          <w:rFonts w:ascii="Times New Roman" w:hAnsi="Times New Roman" w:cs="Times New Roman"/>
+        </w:rPr>
+        <w:t xml:space="preserve"> funkciókat egy </w:t>
+      </w:r>
+      <w:proofErr w:type="spellStart"/>
+      <w:r>
+        <w:rPr>
+          <w:rFonts w:ascii="Times New Roman" w:hAnsi="Times New Roman" w:cs="Times New Roman"/>
+        </w:rPr>
+        <w:t>Multilayer</w:t>
+      </w:r>
+      <w:proofErr w:type="spellEnd"/>
+      <w:r>
+        <w:rPr>
+          <w:rFonts w:ascii="Times New Roman" w:hAnsi="Times New Roman" w:cs="Times New Roman"/>
+        </w:rPr>
+        <w:t xml:space="preserve"> </w:t>
+      </w:r>
+      <w:proofErr w:type="spellStart"/>
+      <w:r>
+        <w:rPr>
+          <w:rFonts w:ascii="Times New Roman" w:hAnsi="Times New Roman" w:cs="Times New Roman"/>
+        </w:rPr>
+        <w:t>Switch</w:t>
+      </w:r>
+      <w:proofErr w:type="spellEnd"/>
+      <w:r>
+        <w:rPr>
+          <w:rFonts w:ascii="Times New Roman" w:hAnsi="Times New Roman" w:cs="Times New Roman"/>
+        </w:rPr>
+        <w:t xml:space="preserve"> végzi</w:t>
+      </w:r>
+      <w:r>
+        <w:rPr>
+          <w:rFonts w:ascii="Times New Roman" w:hAnsi="Times New Roman" w:cs="Times New Roman"/>
+        </w:rPr>
+        <w:t xml:space="preserve">, illetve ezen a részen a nyomtatók, a szerverek és </w:t>
+      </w:r>
+      <w:proofErr w:type="spellStart"/>
+      <w:r>
+        <w:rPr>
+          <w:rFonts w:ascii="Times New Roman" w:hAnsi="Times New Roman" w:cs="Times New Roman"/>
+        </w:rPr>
+        <w:t>admin</w:t>
+      </w:r>
+      <w:proofErr w:type="spellEnd"/>
+      <w:r>
+        <w:rPr>
+          <w:rFonts w:ascii="Times New Roman" w:hAnsi="Times New Roman" w:cs="Times New Roman"/>
+        </w:rPr>
+        <w:t>-ok számára is külön VLAN-</w:t>
+      </w:r>
+      <w:proofErr w:type="spellStart"/>
+      <w:r>
+        <w:rPr>
+          <w:rFonts w:ascii="Times New Roman" w:hAnsi="Times New Roman" w:cs="Times New Roman"/>
+        </w:rPr>
+        <w:t>okat</w:t>
+      </w:r>
+      <w:proofErr w:type="spellEnd"/>
+      <w:r>
+        <w:rPr>
+          <w:rFonts w:ascii="Times New Roman" w:hAnsi="Times New Roman" w:cs="Times New Roman"/>
+        </w:rPr>
+        <w:t xml:space="preserve"> különítettünk el. </w:t>
+      </w:r>
+    </w:p>
+    <w:p>
+      <w:pPr>
+        <w:spacing w:after="0" w:line="240" w:lineRule="auto"/>
+        <w:jc w:val="both"/>
+        <w:rPr>
+          <w:rFonts w:ascii="Times New Roman" w:hAnsi="Times New Roman" w:cs="Times New Roman"/>
+        </w:rPr>
+      </w:pPr>
+      <w:r>
+        <w:rPr>
+          <w:rFonts w:ascii="Times New Roman" w:hAnsi="Times New Roman" w:cs="Times New Roman"/>
+        </w:rPr>
+        <w:t xml:space="preserve">A </w:t>
+      </w:r>
+      <w:r>
+        <w:rPr>
+          <w:rFonts w:ascii="Times New Roman" w:hAnsi="Times New Roman" w:cs="Times New Roman"/>
+          <w:color w:val="45B0E1" w:themeColor="accent1" w:themeTint="99"/>
+        </w:rPr>
+        <w:t>világoskék területen</w:t>
+      </w:r>
+      <w:r>
+        <w:rPr>
+          <w:rFonts w:ascii="Times New Roman" w:hAnsi="Times New Roman" w:cs="Times New Roman"/>
+        </w:rPr>
+        <w:t xml:space="preserve"> SOHO Router is telepítése került,</w:t>
+      </w:r>
+      <w:r>
+        <w:rPr>
+          <w:rFonts w:ascii="Times New Roman" w:hAnsi="Times New Roman" w:cs="Times New Roman"/>
+        </w:rPr>
+        <w:t xml:space="preserve"> ahol szintén DHCP szolgáltatás fut a Routeren,</w:t>
+      </w:r>
+      <w:r>
+        <w:rPr>
+          <w:rFonts w:ascii="Times New Roman" w:hAnsi="Times New Roman" w:cs="Times New Roman"/>
+        </w:rPr>
+        <w:t xml:space="preserve"> ezzel biztosítva, hogyha valaki saját eszközzel szeretne dolgozni az irodában. </w:t>
+      </w:r>
+      <w:r>
+        <w:rPr>
+          <w:rFonts w:ascii="Times New Roman" w:hAnsi="Times New Roman" w:cs="Times New Roman"/>
+        </w:rPr>
+        <w:t xml:space="preserve">Összeségében a </w:t>
+      </w:r>
+      <w:r>
+        <w:rPr>
+          <w:rFonts w:ascii="Times New Roman" w:hAnsi="Times New Roman" w:cs="Times New Roman"/>
+          <w:color w:val="C00000"/>
+        </w:rPr>
+        <w:t>budapesti telephely</w:t>
+      </w:r>
+      <w:r>
+        <w:rPr>
+          <w:rFonts w:ascii="Times New Roman" w:hAnsi="Times New Roman" w:cs="Times New Roman"/>
+          <w:color w:val="C00000"/>
+        </w:rPr>
+        <w:t xml:space="preserve"> </w:t>
+      </w:r>
+      <w:r>
+        <w:rPr>
+          <w:rFonts w:ascii="Times New Roman" w:hAnsi="Times New Roman" w:cs="Times New Roman"/>
+        </w:rPr>
+        <w:t xml:space="preserve">több mint </w:t>
+      </w:r>
+      <w:r>
+        <w:rPr>
+          <w:rFonts w:ascii="Times New Roman" w:hAnsi="Times New Roman" w:cs="Times New Roman"/>
+        </w:rPr>
+        <w:t>500</w:t>
+      </w:r>
+      <w:r>
+        <w:rPr>
+          <w:rFonts w:ascii="Times New Roman" w:hAnsi="Times New Roman" w:cs="Times New Roman"/>
+        </w:rPr>
+        <w:t xml:space="preserve"> fő munkáját képes biztosítani.</w:t>
+      </w:r>
+      <w:r>
+        <w:rPr>
+          <w:rFonts w:ascii="Times New Roman" w:hAnsi="Times New Roman" w:cs="Times New Roman"/>
+        </w:rPr>
+        <w:t xml:space="preserve"> </w:t>
+      </w:r>
+    </w:p>
+    <w:p>
+      <w:pPr>
+        <w:spacing w:after="0" w:line="240" w:lineRule="auto"/>
+        <w:jc w:val="both"/>
+        <w:rPr>
+          <w:rFonts w:ascii="Times New Roman" w:hAnsi="Times New Roman" w:cs="Times New Roman"/>
+        </w:rPr>
+      </w:pPr>
+    </w:p>
+    <w:p>
+      <w:pPr>
+        <w:spacing w:after="0" w:line="240" w:lineRule="auto"/>
+        <w:jc w:val="both"/>
+        <w:rPr>
+          <w:rFonts w:ascii="Times New Roman" w:hAnsi="Times New Roman" w:cs="Times New Roman"/>
+          <w:b/>
+          <w:bCs/>
+        </w:rPr>
+      </w:pPr>
+      <w:r>
+        <w:rPr>
           <w:noProof/>
         </w:rPr>
-        <w:lastRenderedPageBreak/>
         <w:drawing>
-          <wp:inline distT="0" distB="0" distL="0" distR="0" wp14:anchorId="2CEA92C8" wp14:editId="1B91535C">
-            <wp:extent cx="5760720" cy="4739005"/>
-            <wp:effectExtent l="0" t="0" r="0" b="4445"/>
-            <wp:docPr id="1328875323" name="Kép 1" descr="A képen térkép, diagram, sor, Párhuzamos látható&#10;&#10;Előfordulhat, hogy az AI által létrehozott tartalom helytelen."/>
+          <wp:inline distT="0" distB="0" distL="0" distR="0" wp14:anchorId="5D6AE34E" wp14:editId="07D6F995">
+            <wp:extent cx="5760720" cy="3049270"/>
+            <wp:effectExtent l="152400" t="152400" r="354330" b="360680"/>
+            <wp:docPr id="219447124" name="Picture 1"/>
             <wp:cNvGraphicFramePr>
               <a:graphicFrameLocks xmlns:a="http://schemas.openxmlformats.org/drawingml/2006/main" noChangeAspect="1"/>
             </wp:cNvGraphicFramePr>
@@ -1123,7 +1522,7 @@
               <a:graphicData uri="http://schemas.openxmlformats.org/drawingml/2006/picture">
                 <pic:pic xmlns:pic="http://schemas.openxmlformats.org/drawingml/2006/picture">
                   <pic:nvPicPr>
-                    <pic:cNvPr id="1328875323" name="Kép 1" descr="A képen térkép, diagram, sor, Párhuzamos látható&#10;&#10;Előfordulhat, hogy az AI által létrehozott tartalom helytelen."/>
+                    <pic:cNvPr id="219447124" name=""/>
                     <pic:cNvPicPr/>
                   </pic:nvPicPr>
                   <pic:blipFill>
@@ -1135,11 +1534,21 @@
                   <pic:spPr>
                     <a:xfrm>
                       <a:off x="0" y="0"/>
-                      <a:ext cx="5760720" cy="4739005"/>
+                      <a:ext cx="5760720" cy="3049270"/>
                     </a:xfrm>
                     <a:prstGeom prst="rect">
                       <a:avLst/>
                     </a:prstGeom>
+                    <a:ln>
+                      <a:noFill/>
+                    </a:ln>
+                    <a:effectLst>
+                      <a:outerShdw blurRad="292100" dist="139700" dir="2700000" algn="tl" rotWithShape="0">
+                        <a:srgbClr val="333333">
+                          <a:alpha val="65000"/>
+                        </a:srgbClr>
+                      </a:outerShdw>
+                    </a:effectLst>
                   </pic:spPr>
                 </pic:pic>
               </a:graphicData>
@@ -1147,6 +1556,3718 @@
           </wp:inline>
         </w:drawing>
       </w:r>
+    </w:p>
+    <w:p>
+      <w:pPr>
+        <w:spacing w:after="0" w:line="240" w:lineRule="auto"/>
+        <w:jc w:val="both"/>
+        <w:rPr>
+          <w:rFonts w:ascii="Times New Roman" w:hAnsi="Times New Roman" w:cs="Times New Roman"/>
+          <w:b/>
+          <w:bCs/>
+        </w:rPr>
+      </w:pPr>
+      <w:r>
+        <w:rPr>
+          <w:rFonts w:ascii="Times New Roman" w:hAnsi="Times New Roman" w:cs="Times New Roman"/>
+          <w:b/>
+          <w:bCs/>
+        </w:rPr>
+        <w:t xml:space="preserve">Akkor most vizsgáljuk meg a telephelyen </w:t>
+      </w:r>
+      <w:proofErr w:type="spellStart"/>
+      <w:r>
+        <w:rPr>
+          <w:rFonts w:ascii="Times New Roman" w:hAnsi="Times New Roman" w:cs="Times New Roman"/>
+          <w:b/>
+          <w:bCs/>
+        </w:rPr>
+        <w:t>elkülönölő</w:t>
+      </w:r>
+      <w:proofErr w:type="spellEnd"/>
+      <w:r>
+        <w:rPr>
+          <w:rFonts w:ascii="Times New Roman" w:hAnsi="Times New Roman" w:cs="Times New Roman"/>
+          <w:b/>
+          <w:bCs/>
+        </w:rPr>
+        <w:t xml:space="preserve"> részeket: </w:t>
+      </w:r>
+    </w:p>
+    <w:p>
+      <w:pPr>
+        <w:spacing w:after="0" w:line="240" w:lineRule="auto"/>
+        <w:jc w:val="both"/>
+        <w:rPr>
+          <w:rFonts w:ascii="Times New Roman" w:hAnsi="Times New Roman" w:cs="Times New Roman"/>
+        </w:rPr>
+      </w:pPr>
+      <w:r>
+        <w:rPr>
+          <w:rFonts w:ascii="Times New Roman" w:hAnsi="Times New Roman" w:cs="Times New Roman"/>
+        </w:rPr>
+        <w:t xml:space="preserve">A </w:t>
+      </w:r>
+      <w:r>
+        <w:rPr>
+          <w:rFonts w:ascii="Times New Roman" w:hAnsi="Times New Roman" w:cs="Times New Roman"/>
+          <w:color w:val="A02B93" w:themeColor="accent5"/>
+        </w:rPr>
+        <w:t xml:space="preserve">Rózsaszín helységben </w:t>
+      </w:r>
+      <w:r>
+        <w:rPr>
+          <w:rFonts w:ascii="Times New Roman" w:hAnsi="Times New Roman" w:cs="Times New Roman"/>
+        </w:rPr>
+        <w:t>elhelyezkedik 5 kapcsoló, amiken a VLANOK adatforgalma fut. Ez lehetővé teszi, hogy esetleges meghibásodás esetében is rendelkezésre álljon a hálózati forgalom.</w:t>
+      </w:r>
+    </w:p>
+    <w:p>
+      <w:pPr>
+        <w:spacing w:after="0" w:line="240" w:lineRule="auto"/>
+        <w:jc w:val="both"/>
+        <w:rPr>
+          <w:rFonts w:ascii="Times New Roman" w:hAnsi="Times New Roman" w:cs="Times New Roman"/>
+        </w:rPr>
+      </w:pPr>
+      <w:r>
+        <w:rPr>
+          <w:rFonts w:ascii="Times New Roman" w:hAnsi="Times New Roman" w:cs="Times New Roman"/>
+        </w:rPr>
+        <w:t xml:space="preserve"> </w:t>
+      </w:r>
+    </w:p>
+    <w:p>
+      <w:pPr>
+        <w:jc w:val="both"/>
+        <w:rPr>
+          <w:rFonts w:ascii="Times New Roman" w:hAnsi="Times New Roman" w:cs="Times New Roman"/>
+          <w:color w:val="A02B93" w:themeColor="accent5"/>
+          <w:sz w:val="28"/>
+          <w:szCs w:val="28"/>
+        </w:rPr>
+      </w:pPr>
+    </w:p>
+    <w:p>
+      <w:pPr>
+        <w:jc w:val="both"/>
+        <w:rPr>
+          <w:rFonts w:ascii="Times New Roman" w:hAnsi="Times New Roman" w:cs="Times New Roman"/>
+          <w:color w:val="A02B93" w:themeColor="accent5"/>
+          <w:sz w:val="28"/>
+          <w:szCs w:val="28"/>
+        </w:rPr>
+      </w:pPr>
+      <w:r>
+        <w:rPr>
+          <w:rFonts w:ascii="Times New Roman" w:hAnsi="Times New Roman" w:cs="Times New Roman"/>
+          <w:color w:val="A02B93" w:themeColor="accent5"/>
+          <w:sz w:val="28"/>
+          <w:szCs w:val="28"/>
+        </w:rPr>
+        <w:lastRenderedPageBreak/>
+        <w:t>STP</w:t>
+      </w:r>
+    </w:p>
+    <w:p>
+      <w:pPr>
+        <w:jc w:val="both"/>
+        <w:rPr>
+          <w:rFonts w:ascii="Times New Roman" w:hAnsi="Times New Roman" w:cs="Times New Roman"/>
+        </w:rPr>
+      </w:pPr>
+      <w:r>
+        <w:rPr>
+          <w:rFonts w:ascii="Times New Roman" w:hAnsi="Times New Roman" w:cs="Times New Roman"/>
+        </w:rPr>
+        <w:t xml:space="preserve">A kapcsolók között </w:t>
+      </w:r>
+      <w:proofErr w:type="spellStart"/>
+      <w:r>
+        <w:rPr>
+          <w:rFonts w:ascii="Times New Roman" w:hAnsi="Times New Roman" w:cs="Times New Roman"/>
+          <w:color w:val="C00000"/>
+          <w:sz w:val="28"/>
+          <w:szCs w:val="28"/>
+        </w:rPr>
+        <w:t>Spanning</w:t>
+      </w:r>
+      <w:proofErr w:type="spellEnd"/>
+      <w:r>
+        <w:rPr>
+          <w:rFonts w:ascii="Times New Roman" w:hAnsi="Times New Roman" w:cs="Times New Roman"/>
+          <w:color w:val="C00000"/>
+          <w:sz w:val="28"/>
+          <w:szCs w:val="28"/>
+        </w:rPr>
+        <w:t xml:space="preserve"> </w:t>
+      </w:r>
+      <w:proofErr w:type="spellStart"/>
+      <w:r>
+        <w:rPr>
+          <w:rFonts w:ascii="Times New Roman" w:hAnsi="Times New Roman" w:cs="Times New Roman"/>
+          <w:color w:val="C00000"/>
+          <w:sz w:val="28"/>
+          <w:szCs w:val="28"/>
+        </w:rPr>
+        <w:t>Tree</w:t>
+      </w:r>
+      <w:proofErr w:type="spellEnd"/>
+      <w:r>
+        <w:rPr>
+          <w:rFonts w:ascii="Times New Roman" w:hAnsi="Times New Roman" w:cs="Times New Roman"/>
+          <w:color w:val="C00000"/>
+          <w:sz w:val="28"/>
+          <w:szCs w:val="28"/>
+        </w:rPr>
+        <w:t xml:space="preserve"> </w:t>
+      </w:r>
+      <w:proofErr w:type="spellStart"/>
+      <w:r>
+        <w:rPr>
+          <w:rFonts w:ascii="Times New Roman" w:hAnsi="Times New Roman" w:cs="Times New Roman"/>
+          <w:color w:val="C00000"/>
+          <w:sz w:val="28"/>
+          <w:szCs w:val="28"/>
+        </w:rPr>
+        <w:t>Protocol</w:t>
+      </w:r>
+      <w:proofErr w:type="spellEnd"/>
+      <w:r>
+        <w:rPr>
+          <w:rFonts w:ascii="Times New Roman" w:hAnsi="Times New Roman" w:cs="Times New Roman"/>
+          <w:color w:val="C00000"/>
+          <w:sz w:val="28"/>
+          <w:szCs w:val="28"/>
+        </w:rPr>
+        <w:t xml:space="preserve"> </w:t>
+      </w:r>
+      <w:r>
+        <w:rPr>
+          <w:rFonts w:ascii="Times New Roman" w:hAnsi="Times New Roman" w:cs="Times New Roman"/>
+        </w:rPr>
+        <w:t xml:space="preserve">fut, ami a </w:t>
+      </w:r>
+      <w:r>
+        <w:rPr>
+          <w:rFonts w:ascii="Times New Roman" w:hAnsi="Times New Roman" w:cs="Times New Roman"/>
+        </w:rPr>
+        <w:t>hurokmentes logikai topológia kialakítás</w:t>
+      </w:r>
+      <w:r>
+        <w:rPr>
+          <w:rFonts w:ascii="Times New Roman" w:hAnsi="Times New Roman" w:cs="Times New Roman"/>
+        </w:rPr>
+        <w:t xml:space="preserve">ához elengedhetetlen, hiszen </w:t>
+      </w:r>
+      <w:r>
+        <w:rPr>
+          <w:rFonts w:ascii="Times New Roman" w:hAnsi="Times New Roman" w:cs="Times New Roman"/>
+        </w:rPr>
+        <w:t>A LAN hálózatokban gyakran alkalmaznak többszörös (redundáns) kapcsolatokat a kapcsolók (</w:t>
+      </w:r>
+      <w:proofErr w:type="spellStart"/>
+      <w:r>
+        <w:rPr>
+          <w:rFonts w:ascii="Times New Roman" w:hAnsi="Times New Roman" w:cs="Times New Roman"/>
+        </w:rPr>
+        <w:t>switch</w:t>
+      </w:r>
+      <w:proofErr w:type="spellEnd"/>
+      <w:r>
+        <w:rPr>
+          <w:rFonts w:ascii="Times New Roman" w:hAnsi="Times New Roman" w:cs="Times New Roman"/>
+        </w:rPr>
+        <w:t>-ek) között, hogy növeljék a megbízhatóságot. Ezek a redundáns utak azonban hurkokat hozhatnak létre, amelyek</w:t>
+      </w:r>
+      <w:r>
+        <w:rPr>
+          <w:rFonts w:ascii="Times New Roman" w:hAnsi="Times New Roman" w:cs="Times New Roman"/>
+        </w:rPr>
+        <w:t xml:space="preserve"> </w:t>
+      </w:r>
+      <w:proofErr w:type="spellStart"/>
+      <w:r>
+        <w:rPr>
+          <w:rFonts w:ascii="Times New Roman" w:hAnsi="Times New Roman" w:cs="Times New Roman"/>
+          <w:b/>
+          <w:bCs/>
+        </w:rPr>
+        <w:t>Broadcast</w:t>
+      </w:r>
+      <w:proofErr w:type="spellEnd"/>
+      <w:r>
+        <w:rPr>
+          <w:rFonts w:ascii="Times New Roman" w:hAnsi="Times New Roman" w:cs="Times New Roman"/>
+          <w:b/>
+          <w:bCs/>
+        </w:rPr>
+        <w:t xml:space="preserve"> </w:t>
+      </w:r>
+      <w:proofErr w:type="spellStart"/>
+      <w:r>
+        <w:rPr>
+          <w:rFonts w:ascii="Times New Roman" w:hAnsi="Times New Roman" w:cs="Times New Roman"/>
+          <w:b/>
+          <w:bCs/>
+        </w:rPr>
+        <w:t>storm</w:t>
+      </w:r>
+      <w:proofErr w:type="spellEnd"/>
+      <w:r>
+        <w:rPr>
+          <w:rFonts w:ascii="Times New Roman" w:hAnsi="Times New Roman" w:cs="Times New Roman"/>
+          <w:b/>
+          <w:bCs/>
+        </w:rPr>
+        <w:t>-ot</w:t>
+      </w:r>
+      <w:r>
+        <w:rPr>
+          <w:rFonts w:ascii="Times New Roman" w:hAnsi="Times New Roman" w:cs="Times New Roman"/>
+          <w:b/>
+          <w:bCs/>
+        </w:rPr>
+        <w:t xml:space="preserve">, </w:t>
+      </w:r>
+      <w:r>
+        <w:rPr>
+          <w:rFonts w:ascii="Times New Roman" w:hAnsi="Times New Roman" w:cs="Times New Roman"/>
+          <w:b/>
+          <w:bCs/>
+        </w:rPr>
+        <w:t>MAC-tábla instabilitást</w:t>
+      </w:r>
+      <w:r>
+        <w:rPr>
+          <w:rFonts w:ascii="Times New Roman" w:hAnsi="Times New Roman" w:cs="Times New Roman"/>
+          <w:b/>
+          <w:bCs/>
+        </w:rPr>
+        <w:t xml:space="preserve">, </w:t>
+      </w:r>
+      <w:r>
+        <w:rPr>
+          <w:rFonts w:ascii="Times New Roman" w:hAnsi="Times New Roman" w:cs="Times New Roman"/>
+          <w:b/>
+          <w:bCs/>
+        </w:rPr>
+        <w:t>Többszörös csomagkézbesítést</w:t>
+      </w:r>
+      <w:r>
+        <w:rPr>
+          <w:rFonts w:ascii="Times New Roman" w:hAnsi="Times New Roman" w:cs="Times New Roman"/>
+        </w:rPr>
+        <w:t xml:space="preserve"> okoznak</w:t>
+      </w:r>
+      <w:r>
+        <w:rPr>
+          <w:rFonts w:ascii="Times New Roman" w:hAnsi="Times New Roman" w:cs="Times New Roman"/>
+        </w:rPr>
+        <w:t xml:space="preserve">. </w:t>
+      </w:r>
+      <w:r>
+        <w:rPr>
+          <w:rFonts w:ascii="Times New Roman" w:hAnsi="Times New Roman" w:cs="Times New Roman"/>
+        </w:rPr>
+        <w:t>Az STP ezeket a problémákat úgy oldja meg, hogy</w:t>
+      </w:r>
+      <w:r>
+        <w:rPr>
+          <w:rFonts w:ascii="Times New Roman" w:hAnsi="Times New Roman" w:cs="Times New Roman"/>
+        </w:rPr>
+        <w:t xml:space="preserve"> </w:t>
+      </w:r>
+      <w:r>
+        <w:rPr>
+          <w:rFonts w:ascii="Times New Roman" w:hAnsi="Times New Roman" w:cs="Times New Roman"/>
+        </w:rPr>
+        <w:t>Logikai fát (</w:t>
+      </w:r>
+      <w:proofErr w:type="spellStart"/>
+      <w:r>
+        <w:rPr>
+          <w:rFonts w:ascii="Times New Roman" w:hAnsi="Times New Roman" w:cs="Times New Roman"/>
+          <w:i/>
+          <w:iCs/>
+        </w:rPr>
+        <w:t>spanning</w:t>
+      </w:r>
+      <w:proofErr w:type="spellEnd"/>
+      <w:r>
+        <w:rPr>
+          <w:rFonts w:ascii="Times New Roman" w:hAnsi="Times New Roman" w:cs="Times New Roman"/>
+          <w:i/>
+          <w:iCs/>
+        </w:rPr>
+        <w:t xml:space="preserve"> </w:t>
+      </w:r>
+      <w:proofErr w:type="spellStart"/>
+      <w:r>
+        <w:rPr>
+          <w:rFonts w:ascii="Times New Roman" w:hAnsi="Times New Roman" w:cs="Times New Roman"/>
+          <w:i/>
+          <w:iCs/>
+        </w:rPr>
+        <w:t>tree</w:t>
+      </w:r>
+      <w:proofErr w:type="spellEnd"/>
+      <w:r>
+        <w:rPr>
+          <w:rFonts w:ascii="Times New Roman" w:hAnsi="Times New Roman" w:cs="Times New Roman"/>
+          <w:i/>
+          <w:iCs/>
+        </w:rPr>
+        <w:t>-t</w:t>
+      </w:r>
+      <w:r>
+        <w:rPr>
+          <w:rFonts w:ascii="Times New Roman" w:hAnsi="Times New Roman" w:cs="Times New Roman"/>
+        </w:rPr>
+        <w:t>) épít a hálózat kapcsolóiból</w:t>
+      </w:r>
+      <w:r>
+        <w:rPr>
+          <w:rFonts w:ascii="Times New Roman" w:hAnsi="Times New Roman" w:cs="Times New Roman"/>
+        </w:rPr>
+        <w:t xml:space="preserve">. </w:t>
+      </w:r>
+      <w:r>
+        <w:rPr>
+          <w:rFonts w:ascii="Times New Roman" w:hAnsi="Times New Roman" w:cs="Times New Roman"/>
+        </w:rPr>
+        <w:t>Automatikusan blokkolja azokat a kapcsolatokat, amelyek hurkot okoznának</w:t>
+      </w:r>
+      <w:r>
+        <w:rPr>
+          <w:rFonts w:ascii="Times New Roman" w:hAnsi="Times New Roman" w:cs="Times New Roman"/>
+        </w:rPr>
+        <w:t xml:space="preserve">. </w:t>
+      </w:r>
+      <w:r>
+        <w:rPr>
+          <w:rFonts w:ascii="Times New Roman" w:hAnsi="Times New Roman" w:cs="Times New Roman"/>
+        </w:rPr>
+        <w:t>Egyetlen aktív útvonalat hagy meg bármely két eszköz között</w:t>
+      </w:r>
+      <w:r>
+        <w:rPr>
+          <w:rFonts w:ascii="Times New Roman" w:hAnsi="Times New Roman" w:cs="Times New Roman"/>
+        </w:rPr>
+        <w:t xml:space="preserve">. </w:t>
+      </w:r>
+    </w:p>
+    <w:p>
+      <w:pPr>
+        <w:jc w:val="both"/>
+        <w:rPr>
+          <w:rFonts w:ascii="Times New Roman" w:hAnsi="Times New Roman" w:cs="Times New Roman"/>
+          <w:color w:val="000000" w:themeColor="text1"/>
+        </w:rPr>
+      </w:pPr>
+      <w:r>
+        <w:rPr>
+          <w:rFonts w:ascii="Times New Roman" w:hAnsi="Times New Roman" w:cs="Times New Roman"/>
+          <w:color w:val="C00000"/>
+        </w:rPr>
+        <w:t xml:space="preserve">Működése a </w:t>
+      </w:r>
+      <w:proofErr w:type="spellStart"/>
+      <w:r>
+        <w:rPr>
+          <w:rFonts w:ascii="Times New Roman" w:hAnsi="Times New Roman" w:cs="Times New Roman"/>
+          <w:color w:val="C00000"/>
+        </w:rPr>
+        <w:t>telekom</w:t>
+      </w:r>
+      <w:proofErr w:type="spellEnd"/>
+      <w:r>
+        <w:rPr>
+          <w:rFonts w:ascii="Times New Roman" w:hAnsi="Times New Roman" w:cs="Times New Roman"/>
+          <w:color w:val="C00000"/>
+        </w:rPr>
+        <w:t xml:space="preserve"> hálózatában: </w:t>
+      </w:r>
+      <w:r>
+        <w:rPr>
+          <w:rFonts w:ascii="Times New Roman" w:hAnsi="Times New Roman" w:cs="Times New Roman"/>
+          <w:color w:val="000000" w:themeColor="text1"/>
+        </w:rPr>
+        <w:t xml:space="preserve">A budapesti központi </w:t>
+      </w:r>
+      <w:proofErr w:type="spellStart"/>
+      <w:r>
+        <w:rPr>
+          <w:rFonts w:ascii="Times New Roman" w:hAnsi="Times New Roman" w:cs="Times New Roman"/>
+          <w:color w:val="000000" w:themeColor="text1"/>
+        </w:rPr>
+        <w:t>switch</w:t>
+      </w:r>
+      <w:proofErr w:type="spellEnd"/>
+      <w:r>
+        <w:rPr>
+          <w:rFonts w:ascii="Times New Roman" w:hAnsi="Times New Roman" w:cs="Times New Roman"/>
+          <w:color w:val="000000" w:themeColor="text1"/>
+        </w:rPr>
+        <w:t xml:space="preserve"> (SW_BP</w:t>
+      </w:r>
+      <w:r>
+        <w:rPr>
+          <w:rFonts w:ascii="Times New Roman" w:hAnsi="Times New Roman" w:cs="Times New Roman"/>
+          <w:color w:val="000000" w:themeColor="text1"/>
+        </w:rPr>
+        <w:t>5</w:t>
+      </w:r>
+      <w:r>
+        <w:rPr>
+          <w:rFonts w:ascii="Times New Roman" w:hAnsi="Times New Roman" w:cs="Times New Roman"/>
+          <w:color w:val="000000" w:themeColor="text1"/>
+        </w:rPr>
+        <w:t xml:space="preserve">) </w:t>
+      </w:r>
+      <w:proofErr w:type="spellStart"/>
+      <w:r>
+        <w:rPr>
+          <w:rFonts w:ascii="Times New Roman" w:hAnsi="Times New Roman" w:cs="Times New Roman"/>
+          <w:color w:val="000000" w:themeColor="text1"/>
+        </w:rPr>
+        <w:t>root</w:t>
+      </w:r>
+      <w:proofErr w:type="spellEnd"/>
+      <w:r>
+        <w:rPr>
+          <w:rFonts w:ascii="Times New Roman" w:hAnsi="Times New Roman" w:cs="Times New Roman"/>
+          <w:color w:val="000000" w:themeColor="text1"/>
+        </w:rPr>
+        <w:t xml:space="preserve"> </w:t>
+      </w:r>
+      <w:proofErr w:type="spellStart"/>
+      <w:r>
+        <w:rPr>
+          <w:rFonts w:ascii="Times New Roman" w:hAnsi="Times New Roman" w:cs="Times New Roman"/>
+          <w:color w:val="000000" w:themeColor="text1"/>
+        </w:rPr>
+        <w:t>bridge</w:t>
+      </w:r>
+      <w:proofErr w:type="spellEnd"/>
+      <w:r>
+        <w:rPr>
+          <w:rFonts w:ascii="Times New Roman" w:hAnsi="Times New Roman" w:cs="Times New Roman"/>
+          <w:color w:val="000000" w:themeColor="text1"/>
+        </w:rPr>
+        <w:t>-ként van beállítva minden VLAN-</w:t>
+      </w:r>
+      <w:proofErr w:type="spellStart"/>
+      <w:r>
+        <w:rPr>
+          <w:rFonts w:ascii="Times New Roman" w:hAnsi="Times New Roman" w:cs="Times New Roman"/>
+          <w:color w:val="000000" w:themeColor="text1"/>
+        </w:rPr>
+        <w:t>ra</w:t>
+      </w:r>
+      <w:proofErr w:type="spellEnd"/>
+      <w:r>
+        <w:rPr>
+          <w:rFonts w:ascii="Times New Roman" w:hAnsi="Times New Roman" w:cs="Times New Roman"/>
+          <w:color w:val="000000" w:themeColor="text1"/>
+        </w:rPr>
+        <w:t xml:space="preserve"> (</w:t>
+      </w:r>
+      <w:proofErr w:type="spellStart"/>
+      <w:r>
+        <w:rPr>
+          <w:rFonts w:ascii="Times New Roman" w:hAnsi="Times New Roman" w:cs="Times New Roman"/>
+          <w:color w:val="000000" w:themeColor="text1"/>
+        </w:rPr>
+        <w:t>priority</w:t>
+      </w:r>
+      <w:proofErr w:type="spellEnd"/>
+      <w:r>
+        <w:rPr>
+          <w:rFonts w:ascii="Times New Roman" w:hAnsi="Times New Roman" w:cs="Times New Roman"/>
+          <w:color w:val="000000" w:themeColor="text1"/>
+        </w:rPr>
+        <w:t xml:space="preserve"> 0), így az STP topológia stabil és kiszámítható. A SW_BP2 és SW_BP3 közötti redundáns linket STP blokkolja, amíg szükség nem lesz rá — ez a </w:t>
+      </w:r>
+      <w:r>
+        <w:rPr>
+          <w:rFonts w:ascii="Times New Roman" w:hAnsi="Times New Roman" w:cs="Times New Roman"/>
+          <w:b/>
+          <w:bCs/>
+          <w:color w:val="000000" w:themeColor="text1"/>
+        </w:rPr>
+        <w:t>biztonságos tartalékútvonal</w:t>
+      </w:r>
+      <w:r>
+        <w:rPr>
+          <w:rFonts w:ascii="Times New Roman" w:hAnsi="Times New Roman" w:cs="Times New Roman"/>
+          <w:color w:val="000000" w:themeColor="text1"/>
+        </w:rPr>
+        <w:t>.</w:t>
+      </w:r>
+    </w:p>
+    <w:p>
+      <w:pPr>
+        <w:jc w:val="center"/>
+        <w:rPr>
+          <w:rFonts w:ascii="Times New Roman" w:hAnsi="Times New Roman" w:cs="Times New Roman"/>
+          <w:color w:val="000000" w:themeColor="text1"/>
+        </w:rPr>
+      </w:pPr>
+      <w:r>
+        <w:rPr>
+          <w:noProof/>
+        </w:rPr>
+        <w:drawing>
+          <wp:inline distT="0" distB="0" distL="0" distR="0" wp14:anchorId="5DF754C2" wp14:editId="08500A71">
+            <wp:extent cx="5200650" cy="3924300"/>
+            <wp:effectExtent l="152400" t="152400" r="361950" b="361950"/>
+            <wp:docPr id="1475266685" name="Picture 1"/>
+            <wp:cNvGraphicFramePr>
+              <a:graphicFrameLocks xmlns:a="http://schemas.openxmlformats.org/drawingml/2006/main" noChangeAspect="1"/>
+            </wp:cNvGraphicFramePr>
+            <a:graphic xmlns:a="http://schemas.openxmlformats.org/drawingml/2006/main">
+              <a:graphicData uri="http://schemas.openxmlformats.org/drawingml/2006/picture">
+                <pic:pic xmlns:pic="http://schemas.openxmlformats.org/drawingml/2006/picture">
+                  <pic:nvPicPr>
+                    <pic:cNvPr id="1475266685" name=""/>
+                    <pic:cNvPicPr/>
+                  </pic:nvPicPr>
+                  <pic:blipFill>
+                    <a:blip r:embed="rId9"/>
+                    <a:stretch>
+                      <a:fillRect/>
+                    </a:stretch>
+                  </pic:blipFill>
+                  <pic:spPr>
+                    <a:xfrm>
+                      <a:off x="0" y="0"/>
+                      <a:ext cx="5200650" cy="3924300"/>
+                    </a:xfrm>
+                    <a:prstGeom prst="rect">
+                      <a:avLst/>
+                    </a:prstGeom>
+                    <a:ln>
+                      <a:noFill/>
+                    </a:ln>
+                    <a:effectLst>
+                      <a:outerShdw blurRad="292100" dist="139700" dir="2700000" algn="tl" rotWithShape="0">
+                        <a:srgbClr val="333333">
+                          <a:alpha val="65000"/>
+                        </a:srgbClr>
+                      </a:outerShdw>
+                    </a:effectLst>
+                  </pic:spPr>
+                </pic:pic>
+              </a:graphicData>
+            </a:graphic>
+          </wp:inline>
+        </w:drawing>
+      </w:r>
+    </w:p>
+    <w:p>
+      <w:pPr>
+        <w:jc w:val="both"/>
+        <w:rPr>
+          <w:rFonts w:ascii="Times New Roman" w:hAnsi="Times New Roman" w:cs="Times New Roman"/>
+          <w:color w:val="A02B93" w:themeColor="accent5"/>
+        </w:rPr>
+      </w:pPr>
+      <w:proofErr w:type="spellStart"/>
+      <w:r>
+        <w:rPr>
+          <w:rFonts w:ascii="Times New Roman" w:hAnsi="Times New Roman" w:cs="Times New Roman"/>
+          <w:color w:val="A02B93" w:themeColor="accent5"/>
+        </w:rPr>
+        <w:t>EtherChannel</w:t>
+      </w:r>
+      <w:proofErr w:type="spellEnd"/>
+    </w:p>
+    <w:p>
+      <w:pPr>
+        <w:spacing w:after="0" w:line="240" w:lineRule="auto"/>
+        <w:jc w:val="both"/>
+        <w:rPr>
+          <w:rFonts w:ascii="Times New Roman" w:hAnsi="Times New Roman" w:cs="Times New Roman"/>
+          <w:b/>
+          <w:bCs/>
+          <w:color w:val="000000" w:themeColor="text1"/>
+        </w:rPr>
+      </w:pPr>
+      <w:r>
+        <w:rPr>
+          <w:rFonts w:ascii="Times New Roman" w:hAnsi="Times New Roman" w:cs="Times New Roman"/>
+          <w:color w:val="000000" w:themeColor="text1"/>
+        </w:rPr>
+        <w:t xml:space="preserve">A Telekom.hu projektben több </w:t>
+      </w:r>
+      <w:proofErr w:type="spellStart"/>
+      <w:r>
+        <w:rPr>
+          <w:rFonts w:ascii="Times New Roman" w:hAnsi="Times New Roman" w:cs="Times New Roman"/>
+          <w:color w:val="000000" w:themeColor="text1"/>
+        </w:rPr>
+        <w:t>switch</w:t>
+      </w:r>
+      <w:proofErr w:type="spellEnd"/>
+      <w:r>
+        <w:rPr>
+          <w:rFonts w:ascii="Times New Roman" w:hAnsi="Times New Roman" w:cs="Times New Roman"/>
+          <w:color w:val="000000" w:themeColor="text1"/>
+        </w:rPr>
+        <w:t xml:space="preserve"> között nagy sávszélességű, redundáns kapcsolat szükséges</w:t>
+      </w:r>
+      <w:r>
+        <w:rPr>
+          <w:rFonts w:ascii="Times New Roman" w:hAnsi="Times New Roman" w:cs="Times New Roman"/>
+          <w:color w:val="000000" w:themeColor="text1"/>
+        </w:rPr>
+        <w:t xml:space="preserve">, emiatt </w:t>
+      </w:r>
+      <w:r>
+        <w:rPr>
+          <w:rFonts w:ascii="Times New Roman" w:hAnsi="Times New Roman" w:cs="Times New Roman"/>
+          <w:color w:val="C00000"/>
+          <w:sz w:val="28"/>
+          <w:szCs w:val="28"/>
+        </w:rPr>
+        <w:t>Port-összefogás</w:t>
+      </w:r>
+      <w:r>
+        <w:rPr>
+          <w:rFonts w:ascii="Times New Roman" w:hAnsi="Times New Roman" w:cs="Times New Roman"/>
+          <w:color w:val="C00000"/>
+        </w:rPr>
+        <w:t xml:space="preserve"> </w:t>
+      </w:r>
+      <w:r>
+        <w:rPr>
+          <w:rFonts w:ascii="Times New Roman" w:hAnsi="Times New Roman" w:cs="Times New Roman"/>
+          <w:color w:val="000000" w:themeColor="text1"/>
+        </w:rPr>
+        <w:t>is megvalósult a hálózatban</w:t>
+      </w:r>
+      <w:r>
+        <w:rPr>
+          <w:rFonts w:ascii="Times New Roman" w:hAnsi="Times New Roman" w:cs="Times New Roman"/>
+          <w:color w:val="000000" w:themeColor="text1"/>
+        </w:rPr>
+        <w:t xml:space="preserve">. Az </w:t>
+      </w:r>
+      <w:proofErr w:type="spellStart"/>
+      <w:r>
+        <w:rPr>
+          <w:rFonts w:ascii="Times New Roman" w:hAnsi="Times New Roman" w:cs="Times New Roman"/>
+          <w:color w:val="C00000"/>
+        </w:rPr>
+        <w:t>EtherChannel</w:t>
+      </w:r>
+      <w:proofErr w:type="spellEnd"/>
+      <w:r>
+        <w:rPr>
+          <w:rFonts w:ascii="Times New Roman" w:hAnsi="Times New Roman" w:cs="Times New Roman"/>
+          <w:color w:val="C00000"/>
+        </w:rPr>
+        <w:t xml:space="preserve"> (LACP)</w:t>
+      </w:r>
+      <w:r>
+        <w:rPr>
+          <w:rFonts w:ascii="Times New Roman" w:hAnsi="Times New Roman" w:cs="Times New Roman"/>
+          <w:color w:val="000000" w:themeColor="text1"/>
+        </w:rPr>
+        <w:t xml:space="preserve">, ami egy </w:t>
+      </w:r>
+      <w:proofErr w:type="spellStart"/>
+      <w:r>
+        <w:rPr>
+          <w:rFonts w:ascii="Times New Roman" w:hAnsi="Times New Roman" w:cs="Times New Roman"/>
+          <w:color w:val="000000" w:themeColor="text1"/>
+        </w:rPr>
+        <w:t>szabváyok</w:t>
+      </w:r>
+      <w:proofErr w:type="spellEnd"/>
+      <w:r>
+        <w:rPr>
+          <w:rFonts w:ascii="Times New Roman" w:hAnsi="Times New Roman" w:cs="Times New Roman"/>
+          <w:color w:val="000000" w:themeColor="text1"/>
+        </w:rPr>
+        <w:t xml:space="preserve"> </w:t>
+      </w:r>
+      <w:proofErr w:type="spellStart"/>
+      <w:r>
+        <w:rPr>
+          <w:rFonts w:ascii="Times New Roman" w:hAnsi="Times New Roman" w:cs="Times New Roman"/>
+          <w:color w:val="000000" w:themeColor="text1"/>
+        </w:rPr>
+        <w:t>cisco</w:t>
+      </w:r>
+      <w:proofErr w:type="spellEnd"/>
+      <w:r>
+        <w:rPr>
+          <w:rFonts w:ascii="Times New Roman" w:hAnsi="Times New Roman" w:cs="Times New Roman"/>
+          <w:color w:val="000000" w:themeColor="text1"/>
+        </w:rPr>
+        <w:t xml:space="preserve"> protokoll</w:t>
+      </w:r>
+      <w:r>
+        <w:rPr>
+          <w:rFonts w:ascii="Times New Roman" w:hAnsi="Times New Roman" w:cs="Times New Roman"/>
+          <w:color w:val="C00000"/>
+        </w:rPr>
+        <w:t xml:space="preserve"> </w:t>
+      </w:r>
+      <w:r>
+        <w:rPr>
+          <w:rFonts w:ascii="Times New Roman" w:hAnsi="Times New Roman" w:cs="Times New Roman"/>
+          <w:color w:val="000000" w:themeColor="text1"/>
+        </w:rPr>
+        <w:t xml:space="preserve">lehetővé teszi, hogy </w:t>
+      </w:r>
+      <w:r>
+        <w:rPr>
+          <w:rFonts w:ascii="Times New Roman" w:hAnsi="Times New Roman" w:cs="Times New Roman"/>
+          <w:b/>
+          <w:bCs/>
+          <w:color w:val="000000" w:themeColor="text1"/>
+        </w:rPr>
+        <w:t xml:space="preserve">több fizikai </w:t>
+      </w:r>
+      <w:proofErr w:type="spellStart"/>
+      <w:r>
+        <w:rPr>
+          <w:rFonts w:ascii="Times New Roman" w:hAnsi="Times New Roman" w:cs="Times New Roman"/>
+          <w:b/>
+          <w:bCs/>
+          <w:color w:val="000000" w:themeColor="text1"/>
+        </w:rPr>
+        <w:t>portot</w:t>
+      </w:r>
+      <w:proofErr w:type="spellEnd"/>
+      <w:r>
+        <w:rPr>
+          <w:rFonts w:ascii="Times New Roman" w:hAnsi="Times New Roman" w:cs="Times New Roman"/>
+          <w:b/>
+          <w:bCs/>
+          <w:color w:val="000000" w:themeColor="text1"/>
+        </w:rPr>
+        <w:t xml:space="preserve"> egy logikai csatornába vonjunk össze</w:t>
+      </w:r>
+      <w:r>
+        <w:rPr>
+          <w:rFonts w:ascii="Times New Roman" w:hAnsi="Times New Roman" w:cs="Times New Roman"/>
+          <w:color w:val="000000" w:themeColor="text1"/>
+        </w:rPr>
+        <w:t>, vagyis:</w:t>
+      </w:r>
+      <w:r>
+        <w:rPr>
+          <w:rFonts w:ascii="Times New Roman" w:hAnsi="Times New Roman" w:cs="Times New Roman"/>
+          <w:b/>
+          <w:bCs/>
+          <w:color w:val="000000" w:themeColor="text1"/>
+        </w:rPr>
+        <w:t xml:space="preserve"> </w:t>
+      </w:r>
+    </w:p>
+    <w:p>
+      <w:pPr>
+        <w:spacing w:after="0" w:line="240" w:lineRule="auto"/>
+        <w:jc w:val="both"/>
+        <w:rPr>
+          <w:rFonts w:ascii="Times New Roman" w:hAnsi="Times New Roman" w:cs="Times New Roman"/>
+          <w:b/>
+          <w:bCs/>
+          <w:color w:val="000000" w:themeColor="text1"/>
+        </w:rPr>
+      </w:pPr>
+    </w:p>
+    <w:p>
+      <w:pPr>
+        <w:pStyle w:val="ListParagraph"/>
+        <w:numPr>
+          <w:ilvl w:val="0"/>
+          <w:numId w:val="17"/>
+        </w:numPr>
+        <w:spacing w:after="0" w:line="240" w:lineRule="auto"/>
+        <w:jc w:val="both"/>
+        <w:rPr>
+          <w:rFonts w:ascii="Times New Roman" w:hAnsi="Times New Roman" w:cs="Times New Roman"/>
+          <w:b/>
+          <w:bCs/>
+          <w:color w:val="000000" w:themeColor="text1"/>
+        </w:rPr>
+      </w:pPr>
+      <w:r>
+        <w:rPr>
+          <w:rFonts w:ascii="Times New Roman" w:hAnsi="Times New Roman" w:cs="Times New Roman"/>
+          <w:b/>
+          <w:bCs/>
+          <w:color w:val="000000" w:themeColor="text1"/>
+        </w:rPr>
+        <w:lastRenderedPageBreak/>
+        <w:t>Sávszélesség növelése</w:t>
+      </w:r>
+    </w:p>
+    <w:p>
+      <w:pPr>
+        <w:pStyle w:val="ListParagraph"/>
+        <w:numPr>
+          <w:ilvl w:val="0"/>
+          <w:numId w:val="17"/>
+        </w:numPr>
+        <w:spacing w:after="0" w:line="240" w:lineRule="auto"/>
+        <w:jc w:val="both"/>
+        <w:rPr>
+          <w:rFonts w:ascii="Times New Roman" w:hAnsi="Times New Roman" w:cs="Times New Roman"/>
+          <w:b/>
+          <w:bCs/>
+          <w:color w:val="000000" w:themeColor="text1"/>
+        </w:rPr>
+      </w:pPr>
+      <w:r>
+        <w:rPr>
+          <w:rFonts w:ascii="Times New Roman" w:hAnsi="Times New Roman" w:cs="Times New Roman"/>
+          <w:b/>
+          <w:bCs/>
+          <w:color w:val="000000" w:themeColor="text1"/>
+        </w:rPr>
+        <w:t xml:space="preserve">Redundancia: </w:t>
+      </w:r>
+      <w:r>
+        <w:rPr>
+          <w:rFonts w:ascii="Times New Roman" w:hAnsi="Times New Roman" w:cs="Times New Roman"/>
+          <w:color w:val="000000" w:themeColor="text1"/>
+        </w:rPr>
+        <w:t>Ha egy fizikai link kiesik, a többi tovább működik</w:t>
+      </w:r>
+    </w:p>
+    <w:p>
+      <w:pPr>
+        <w:pStyle w:val="ListParagraph"/>
+        <w:numPr>
+          <w:ilvl w:val="0"/>
+          <w:numId w:val="17"/>
+        </w:numPr>
+        <w:spacing w:after="0" w:line="240" w:lineRule="auto"/>
+        <w:jc w:val="both"/>
+        <w:rPr>
+          <w:rFonts w:ascii="Times New Roman" w:hAnsi="Times New Roman" w:cs="Times New Roman"/>
+          <w:color w:val="000000" w:themeColor="text1"/>
+        </w:rPr>
+      </w:pPr>
+      <w:r>
+        <w:rPr>
+          <w:rFonts w:ascii="Times New Roman" w:hAnsi="Times New Roman" w:cs="Times New Roman"/>
+          <w:b/>
+          <w:bCs/>
+          <w:color w:val="000000" w:themeColor="text1"/>
+        </w:rPr>
+        <w:t xml:space="preserve">STP optimalizálás: </w:t>
+      </w:r>
+      <w:r>
+        <w:rPr>
+          <w:rFonts w:ascii="Times New Roman" w:hAnsi="Times New Roman" w:cs="Times New Roman"/>
+          <w:color w:val="000000" w:themeColor="text1"/>
+        </w:rPr>
+        <w:t xml:space="preserve">Az STP egyetlen logikai interfészként kezeli </w:t>
+      </w:r>
+      <w:r>
+        <w:rPr>
+          <w:rFonts w:ascii="Times New Roman" w:hAnsi="Times New Roman" w:cs="Times New Roman"/>
+          <w:color w:val="000000" w:themeColor="text1"/>
+        </w:rPr>
+        <w:t>ergo</w:t>
+      </w:r>
+      <w:r>
+        <w:rPr>
+          <w:rFonts w:ascii="Times New Roman" w:hAnsi="Times New Roman" w:cs="Times New Roman"/>
+          <w:color w:val="000000" w:themeColor="text1"/>
+        </w:rPr>
+        <w:t xml:space="preserve"> kevesebb </w:t>
+      </w:r>
+      <w:proofErr w:type="spellStart"/>
+      <w:r>
+        <w:rPr>
+          <w:rFonts w:ascii="Times New Roman" w:hAnsi="Times New Roman" w:cs="Times New Roman"/>
+          <w:color w:val="000000" w:themeColor="text1"/>
+        </w:rPr>
+        <w:t>blocking</w:t>
+      </w:r>
+      <w:proofErr w:type="spellEnd"/>
+      <w:r>
+        <w:rPr>
+          <w:rFonts w:ascii="Times New Roman" w:hAnsi="Times New Roman" w:cs="Times New Roman"/>
+          <w:color w:val="000000" w:themeColor="text1"/>
+        </w:rPr>
+        <w:t>, gyorsabb konvergencia.</w:t>
+      </w:r>
+      <w:r>
+        <w:rPr>
+          <w:rFonts w:ascii="Times New Roman" w:hAnsi="Times New Roman" w:cs="Times New Roman"/>
+          <w:color w:val="000000" w:themeColor="text1"/>
+        </w:rPr>
+        <w:t xml:space="preserve"> </w:t>
+      </w:r>
+    </w:p>
+    <w:p>
+      <w:pPr>
+        <w:pStyle w:val="ListParagraph"/>
+        <w:numPr>
+          <w:ilvl w:val="0"/>
+          <w:numId w:val="17"/>
+        </w:numPr>
+        <w:spacing w:after="0" w:line="240" w:lineRule="auto"/>
+        <w:jc w:val="both"/>
+        <w:rPr>
+          <w:rFonts w:ascii="Times New Roman" w:hAnsi="Times New Roman" w:cs="Times New Roman"/>
+          <w:color w:val="000000" w:themeColor="text1"/>
+        </w:rPr>
+      </w:pPr>
+      <w:proofErr w:type="spellStart"/>
+      <w:r>
+        <w:rPr>
+          <w:rFonts w:ascii="Times New Roman" w:hAnsi="Times New Roman" w:cs="Times New Roman"/>
+          <w:b/>
+          <w:bCs/>
+          <w:color w:val="000000" w:themeColor="text1"/>
+        </w:rPr>
+        <w:t>Load</w:t>
+      </w:r>
+      <w:proofErr w:type="spellEnd"/>
+      <w:r>
+        <w:rPr>
+          <w:rFonts w:ascii="Times New Roman" w:hAnsi="Times New Roman" w:cs="Times New Roman"/>
+          <w:b/>
+          <w:bCs/>
+          <w:color w:val="000000" w:themeColor="text1"/>
+        </w:rPr>
+        <w:t xml:space="preserve"> </w:t>
+      </w:r>
+      <w:proofErr w:type="spellStart"/>
+      <w:r>
+        <w:rPr>
+          <w:rFonts w:ascii="Times New Roman" w:hAnsi="Times New Roman" w:cs="Times New Roman"/>
+          <w:b/>
+          <w:bCs/>
+          <w:color w:val="000000" w:themeColor="text1"/>
+        </w:rPr>
+        <w:t>balancing</w:t>
+      </w:r>
+      <w:proofErr w:type="spellEnd"/>
+      <w:r>
+        <w:rPr>
+          <w:rFonts w:ascii="Times New Roman" w:hAnsi="Times New Roman" w:cs="Times New Roman"/>
+          <w:b/>
+          <w:bCs/>
+          <w:color w:val="000000" w:themeColor="text1"/>
+        </w:rPr>
+        <w:t xml:space="preserve">: </w:t>
+      </w:r>
+      <w:r>
+        <w:rPr>
+          <w:rFonts w:ascii="Times New Roman" w:hAnsi="Times New Roman" w:cs="Times New Roman"/>
+          <w:color w:val="000000" w:themeColor="text1"/>
+        </w:rPr>
+        <w:t>Forgalom elosztása MAC/IP/port alapján.</w:t>
+      </w:r>
+    </w:p>
+    <w:p>
+      <w:pPr>
+        <w:spacing w:after="0" w:line="240" w:lineRule="auto"/>
+        <w:jc w:val="center"/>
+        <w:rPr>
+          <w:rFonts w:ascii="Times New Roman" w:hAnsi="Times New Roman" w:cs="Times New Roman"/>
+          <w:color w:val="000000" w:themeColor="text1"/>
+        </w:rPr>
+      </w:pPr>
+    </w:p>
+    <w:p>
+      <w:pPr>
+        <w:spacing w:after="0" w:line="240" w:lineRule="auto"/>
+        <w:jc w:val="center"/>
+        <w:rPr>
+          <w:rFonts w:ascii="Times New Roman" w:hAnsi="Times New Roman" w:cs="Times New Roman"/>
+          <w:color w:val="000000" w:themeColor="text1"/>
+        </w:rPr>
+      </w:pPr>
+      <w:r>
+        <w:rPr>
+          <w:noProof/>
+        </w:rPr>
+        <w:drawing>
+          <wp:inline distT="0" distB="0" distL="0" distR="0" wp14:anchorId="26EF6D4F" wp14:editId="39AE582E">
+            <wp:extent cx="4848971" cy="3167973"/>
+            <wp:effectExtent l="152400" t="152400" r="351790" b="356870"/>
+            <wp:docPr id="78897842" name="Picture 1"/>
+            <wp:cNvGraphicFramePr>
+              <a:graphicFrameLocks xmlns:a="http://schemas.openxmlformats.org/drawingml/2006/main" noChangeAspect="1"/>
+            </wp:cNvGraphicFramePr>
+            <a:graphic xmlns:a="http://schemas.openxmlformats.org/drawingml/2006/main">
+              <a:graphicData uri="http://schemas.openxmlformats.org/drawingml/2006/picture">
+                <pic:pic xmlns:pic="http://schemas.openxmlformats.org/drawingml/2006/picture">
+                  <pic:nvPicPr>
+                    <pic:cNvPr id="78897842" name=""/>
+                    <pic:cNvPicPr/>
+                  </pic:nvPicPr>
+                  <pic:blipFill>
+                    <a:blip r:embed="rId10"/>
+                    <a:stretch>
+                      <a:fillRect/>
+                    </a:stretch>
+                  </pic:blipFill>
+                  <pic:spPr>
+                    <a:xfrm>
+                      <a:off x="0" y="0"/>
+                      <a:ext cx="4901774" cy="3202470"/>
+                    </a:xfrm>
+                    <a:prstGeom prst="rect">
+                      <a:avLst/>
+                    </a:prstGeom>
+                    <a:ln>
+                      <a:noFill/>
+                    </a:ln>
+                    <a:effectLst>
+                      <a:outerShdw blurRad="292100" dist="139700" dir="2700000" algn="tl" rotWithShape="0">
+                        <a:srgbClr val="333333">
+                          <a:alpha val="65000"/>
+                        </a:srgbClr>
+                      </a:outerShdw>
+                    </a:effectLst>
+                  </pic:spPr>
+                </pic:pic>
+              </a:graphicData>
+            </a:graphic>
+          </wp:inline>
+        </w:drawing>
+      </w:r>
+    </w:p>
+    <w:p>
+      <w:pPr>
+        <w:spacing w:after="0" w:line="240" w:lineRule="auto"/>
+        <w:jc w:val="both"/>
+        <w:rPr>
+          <w:rFonts w:ascii="Times New Roman" w:hAnsi="Times New Roman" w:cs="Times New Roman"/>
+          <w:color w:val="000000" w:themeColor="text1"/>
+        </w:rPr>
+      </w:pPr>
+      <w:r>
+        <w:rPr>
+          <w:rFonts w:ascii="Times New Roman" w:hAnsi="Times New Roman" w:cs="Times New Roman"/>
+          <w:color w:val="C00000"/>
+        </w:rPr>
+        <w:t xml:space="preserve">Működése a </w:t>
+      </w:r>
+      <w:proofErr w:type="spellStart"/>
+      <w:r>
+        <w:rPr>
+          <w:rFonts w:ascii="Times New Roman" w:hAnsi="Times New Roman" w:cs="Times New Roman"/>
+          <w:color w:val="C00000"/>
+        </w:rPr>
+        <w:t>telekom</w:t>
+      </w:r>
+      <w:proofErr w:type="spellEnd"/>
+      <w:r>
+        <w:rPr>
+          <w:rFonts w:ascii="Times New Roman" w:hAnsi="Times New Roman" w:cs="Times New Roman"/>
+          <w:color w:val="C00000"/>
+        </w:rPr>
+        <w:t xml:space="preserve"> hálózatában: </w:t>
+      </w:r>
+      <w:r>
+        <w:rPr>
+          <w:rFonts w:ascii="Times New Roman" w:hAnsi="Times New Roman" w:cs="Times New Roman"/>
+          <w:color w:val="000000" w:themeColor="text1"/>
+        </w:rPr>
+        <w:t>Öt darab Port-</w:t>
+      </w:r>
+      <w:proofErr w:type="spellStart"/>
+      <w:r>
+        <w:rPr>
+          <w:rFonts w:ascii="Times New Roman" w:hAnsi="Times New Roman" w:cs="Times New Roman"/>
+          <w:color w:val="000000" w:themeColor="text1"/>
+        </w:rPr>
+        <w:t>channelt</w:t>
+      </w:r>
+      <w:proofErr w:type="spellEnd"/>
+      <w:r>
+        <w:rPr>
+          <w:rFonts w:ascii="Times New Roman" w:hAnsi="Times New Roman" w:cs="Times New Roman"/>
+          <w:color w:val="000000" w:themeColor="text1"/>
+        </w:rPr>
+        <w:t xml:space="preserve"> hoztunk létre, az egyik vége mindig </w:t>
+      </w:r>
+      <w:proofErr w:type="spellStart"/>
+      <w:r>
+        <w:rPr>
+          <w:rFonts w:ascii="Times New Roman" w:hAnsi="Times New Roman" w:cs="Times New Roman"/>
+          <w:color w:val="000000" w:themeColor="text1"/>
+        </w:rPr>
+        <w:t>Active</w:t>
+      </w:r>
+      <w:proofErr w:type="spellEnd"/>
+      <w:r>
+        <w:rPr>
+          <w:rFonts w:ascii="Times New Roman" w:hAnsi="Times New Roman" w:cs="Times New Roman"/>
+          <w:color w:val="000000" w:themeColor="text1"/>
+        </w:rPr>
+        <w:t xml:space="preserve">, vagyis </w:t>
+      </w:r>
+      <w:r>
+        <w:rPr>
+          <w:rFonts w:ascii="Times New Roman" w:hAnsi="Times New Roman" w:cs="Times New Roman"/>
+          <w:b/>
+          <w:bCs/>
+          <w:color w:val="000000" w:themeColor="text1"/>
+        </w:rPr>
+        <w:t>aktívan kezdeményezi az LACP kapcsolatot</w:t>
+      </w:r>
+      <w:r>
+        <w:rPr>
+          <w:rFonts w:ascii="Times New Roman" w:hAnsi="Times New Roman" w:cs="Times New Roman"/>
+          <w:color w:val="000000" w:themeColor="text1"/>
+        </w:rPr>
+        <w:t xml:space="preserve">, míg a másik a </w:t>
+      </w:r>
+      <w:proofErr w:type="spellStart"/>
+      <w:r>
+        <w:rPr>
+          <w:rFonts w:ascii="Times New Roman" w:hAnsi="Times New Roman" w:cs="Times New Roman"/>
+          <w:color w:val="000000" w:themeColor="text1"/>
+        </w:rPr>
+        <w:t>Passive</w:t>
+      </w:r>
+      <w:proofErr w:type="spellEnd"/>
+      <w:r>
+        <w:rPr>
+          <w:rFonts w:ascii="Times New Roman" w:hAnsi="Times New Roman" w:cs="Times New Roman"/>
+          <w:color w:val="000000" w:themeColor="text1"/>
+        </w:rPr>
+        <w:t xml:space="preserve"> csak válaszol a kezdeményezésre.</w:t>
+      </w:r>
+    </w:p>
+    <w:p>
+      <w:pPr>
+        <w:spacing w:after="0" w:line="240" w:lineRule="auto"/>
+        <w:jc w:val="center"/>
+        <w:rPr>
+          <w:rFonts w:ascii="Times New Roman" w:hAnsi="Times New Roman" w:cs="Times New Roman"/>
+          <w:color w:val="000000" w:themeColor="text1"/>
+        </w:rPr>
+      </w:pPr>
+      <w:r>
+        <w:rPr>
+          <w:noProof/>
+        </w:rPr>
+        <w:drawing>
+          <wp:inline distT="0" distB="0" distL="0" distR="0" wp14:anchorId="55F0E228" wp14:editId="72FFB444">
+            <wp:extent cx="3876675" cy="2724150"/>
+            <wp:effectExtent l="152400" t="152400" r="371475" b="361950"/>
+            <wp:docPr id="1850324191" name="Picture 1"/>
+            <wp:cNvGraphicFramePr>
+              <a:graphicFrameLocks xmlns:a="http://schemas.openxmlformats.org/drawingml/2006/main" noChangeAspect="1"/>
+            </wp:cNvGraphicFramePr>
+            <a:graphic xmlns:a="http://schemas.openxmlformats.org/drawingml/2006/main">
+              <a:graphicData uri="http://schemas.openxmlformats.org/drawingml/2006/picture">
+                <pic:pic xmlns:pic="http://schemas.openxmlformats.org/drawingml/2006/picture">
+                  <pic:nvPicPr>
+                    <pic:cNvPr id="1850324191" name=""/>
+                    <pic:cNvPicPr/>
+                  </pic:nvPicPr>
+                  <pic:blipFill>
+                    <a:blip r:embed="rId11"/>
+                    <a:stretch>
+                      <a:fillRect/>
+                    </a:stretch>
+                  </pic:blipFill>
+                  <pic:spPr>
+                    <a:xfrm>
+                      <a:off x="0" y="0"/>
+                      <a:ext cx="3876675" cy="2724150"/>
+                    </a:xfrm>
+                    <a:prstGeom prst="rect">
+                      <a:avLst/>
+                    </a:prstGeom>
+                    <a:ln>
+                      <a:noFill/>
+                    </a:ln>
+                    <a:effectLst>
+                      <a:outerShdw blurRad="292100" dist="139700" dir="2700000" algn="tl" rotWithShape="0">
+                        <a:srgbClr val="333333">
+                          <a:alpha val="65000"/>
+                        </a:srgbClr>
+                      </a:outerShdw>
+                    </a:effectLst>
+                  </pic:spPr>
+                </pic:pic>
+              </a:graphicData>
+            </a:graphic>
+          </wp:inline>
+        </w:drawing>
+      </w:r>
+    </w:p>
+    <w:p>
+      <w:pPr>
+        <w:spacing w:after="0" w:line="240" w:lineRule="auto"/>
+        <w:jc w:val="both"/>
+        <w:rPr>
+          <w:rFonts w:ascii="Times New Roman" w:hAnsi="Times New Roman" w:cs="Times New Roman"/>
+          <w:color w:val="C00000"/>
+        </w:rPr>
+      </w:pPr>
+    </w:p>
+    <w:p>
+      <w:pPr>
+        <w:spacing w:after="0" w:line="240" w:lineRule="auto"/>
+        <w:jc w:val="both"/>
+        <w:rPr>
+          <w:rFonts w:ascii="Times New Roman" w:hAnsi="Times New Roman" w:cs="Times New Roman"/>
+          <w:color w:val="C00000"/>
+        </w:rPr>
+      </w:pPr>
+    </w:p>
+    <w:p>
+      <w:pPr>
+        <w:spacing w:after="0" w:line="240" w:lineRule="auto"/>
+        <w:jc w:val="both"/>
+        <w:rPr>
+          <w:rFonts w:ascii="Times New Roman" w:hAnsi="Times New Roman" w:cs="Times New Roman"/>
+          <w:color w:val="A02B93" w:themeColor="accent5"/>
+        </w:rPr>
+      </w:pPr>
+      <w:r>
+        <w:rPr>
+          <w:rFonts w:ascii="Times New Roman" w:hAnsi="Times New Roman" w:cs="Times New Roman"/>
+          <w:color w:val="A02B93" w:themeColor="accent5"/>
+        </w:rPr>
+        <w:lastRenderedPageBreak/>
+        <w:t>VLAN</w:t>
+      </w:r>
+    </w:p>
+    <w:p>
+      <w:pPr>
+        <w:spacing w:after="0" w:line="240" w:lineRule="auto"/>
+        <w:jc w:val="both"/>
+        <w:rPr>
+          <w:rFonts w:ascii="Times New Roman" w:hAnsi="Times New Roman" w:cs="Times New Roman"/>
+          <w:color w:val="C00000"/>
+        </w:rPr>
+      </w:pPr>
+    </w:p>
+    <w:p>
+      <w:pPr>
+        <w:spacing w:after="0" w:line="240" w:lineRule="auto"/>
+        <w:jc w:val="both"/>
+        <w:rPr>
+          <w:rFonts w:ascii="Times New Roman" w:hAnsi="Times New Roman" w:cs="Times New Roman"/>
+          <w:color w:val="000000" w:themeColor="text1"/>
+        </w:rPr>
+      </w:pPr>
+      <w:r>
+        <w:rPr>
+          <w:rFonts w:ascii="Times New Roman" w:hAnsi="Times New Roman" w:cs="Times New Roman"/>
+          <w:color w:val="C00000"/>
+        </w:rPr>
+        <w:t>Négy VLAN található a területen</w:t>
+      </w:r>
+      <w:r>
+        <w:rPr>
+          <w:rFonts w:ascii="Times New Roman" w:hAnsi="Times New Roman" w:cs="Times New Roman"/>
+          <w:color w:val="000000" w:themeColor="text1"/>
+        </w:rPr>
+        <w:t xml:space="preserve">: </w:t>
+      </w:r>
+    </w:p>
+    <w:p>
+      <w:pPr>
+        <w:pStyle w:val="ListParagraph"/>
+        <w:numPr>
+          <w:ilvl w:val="0"/>
+          <w:numId w:val="4"/>
+        </w:numPr>
+        <w:jc w:val="both"/>
+        <w:rPr>
+          <w:rFonts w:ascii="Times New Roman" w:hAnsi="Times New Roman" w:cs="Times New Roman"/>
+        </w:rPr>
+      </w:pPr>
+      <w:r>
+        <w:rPr>
+          <w:rFonts w:ascii="Times New Roman" w:hAnsi="Times New Roman" w:cs="Times New Roman"/>
+        </w:rPr>
+        <w:t xml:space="preserve">192.168.110.0/24 – </w:t>
+      </w:r>
+      <w:r>
+        <w:rPr>
+          <w:rFonts w:ascii="Times New Roman" w:hAnsi="Times New Roman" w:cs="Times New Roman"/>
+          <w:highlight w:val="yellow"/>
+        </w:rPr>
+        <w:t>SALES</w:t>
+      </w:r>
+    </w:p>
+    <w:p>
+      <w:pPr>
+        <w:pStyle w:val="ListParagraph"/>
+        <w:numPr>
+          <w:ilvl w:val="0"/>
+          <w:numId w:val="4"/>
+        </w:numPr>
+        <w:jc w:val="both"/>
+        <w:rPr>
+          <w:rFonts w:ascii="Times New Roman" w:hAnsi="Times New Roman" w:cs="Times New Roman"/>
+        </w:rPr>
+      </w:pPr>
+      <w:r>
+        <w:rPr>
+          <w:rFonts w:ascii="Times New Roman" w:hAnsi="Times New Roman" w:cs="Times New Roman"/>
+        </w:rPr>
+        <w:t xml:space="preserve">192.168.120.0/24 – </w:t>
+      </w:r>
+      <w:r>
+        <w:rPr>
+          <w:rFonts w:ascii="Times New Roman" w:hAnsi="Times New Roman" w:cs="Times New Roman"/>
+          <w:highlight w:val="green"/>
+        </w:rPr>
+        <w:t>HR</w:t>
+      </w:r>
+      <w:r>
+        <w:rPr>
+          <w:rFonts w:ascii="Times New Roman" w:hAnsi="Times New Roman" w:cs="Times New Roman"/>
+        </w:rPr>
+        <w:t xml:space="preserve"> </w:t>
+      </w:r>
+    </w:p>
+    <w:p>
+      <w:pPr>
+        <w:pStyle w:val="ListParagraph"/>
+        <w:numPr>
+          <w:ilvl w:val="0"/>
+          <w:numId w:val="4"/>
+        </w:numPr>
+        <w:jc w:val="both"/>
+        <w:rPr>
+          <w:rFonts w:ascii="Times New Roman" w:hAnsi="Times New Roman" w:cs="Times New Roman"/>
+        </w:rPr>
+      </w:pPr>
+      <w:r>
+        <w:rPr>
+          <w:rFonts w:ascii="Times New Roman" w:hAnsi="Times New Roman" w:cs="Times New Roman"/>
+        </w:rPr>
+        <w:t xml:space="preserve">192.168.130.0/24 – </w:t>
+      </w:r>
+      <w:r>
+        <w:rPr>
+          <w:rFonts w:ascii="Times New Roman" w:hAnsi="Times New Roman" w:cs="Times New Roman"/>
+          <w:highlight w:val="magenta"/>
+        </w:rPr>
+        <w:t>MARKETING</w:t>
+      </w:r>
+    </w:p>
+    <w:p>
+      <w:pPr>
+        <w:pStyle w:val="ListParagraph"/>
+        <w:numPr>
+          <w:ilvl w:val="0"/>
+          <w:numId w:val="4"/>
+        </w:numPr>
+        <w:jc w:val="both"/>
+        <w:rPr>
+          <w:rFonts w:ascii="Times New Roman" w:hAnsi="Times New Roman" w:cs="Times New Roman"/>
+        </w:rPr>
+      </w:pPr>
+      <w:r>
+        <w:rPr>
+          <w:rFonts w:ascii="Times New Roman" w:hAnsi="Times New Roman" w:cs="Times New Roman"/>
+        </w:rPr>
+        <w:t xml:space="preserve">192.168.99.0/24 – </w:t>
+      </w:r>
+      <w:r>
+        <w:rPr>
+          <w:rFonts w:ascii="Times New Roman" w:hAnsi="Times New Roman" w:cs="Times New Roman"/>
+          <w:highlight w:val="darkRed"/>
+        </w:rPr>
+        <w:t>NATIVE</w:t>
+      </w:r>
+      <w:r>
+        <w:rPr>
+          <w:rFonts w:ascii="Times New Roman" w:hAnsi="Times New Roman" w:cs="Times New Roman"/>
+          <w:highlight w:val="darkRed"/>
+        </w:rPr>
+        <w:t>/MANAGEMENT</w:t>
+      </w:r>
+      <w:r>
+        <w:rPr>
+          <w:rFonts w:ascii="Times New Roman" w:hAnsi="Times New Roman" w:cs="Times New Roman"/>
+          <w:highlight w:val="darkRed"/>
+        </w:rPr>
+        <w:t xml:space="preserve"> VLAN</w:t>
+      </w:r>
+    </w:p>
+    <w:p>
+      <w:pPr>
+        <w:jc w:val="center"/>
+        <w:rPr>
+          <w:rFonts w:ascii="Times New Roman" w:hAnsi="Times New Roman" w:cs="Times New Roman"/>
+        </w:rPr>
+      </w:pPr>
+      <w:r>
+        <w:rPr>
+          <w:noProof/>
+        </w:rPr>
+        <w:drawing>
+          <wp:inline distT="0" distB="0" distL="0" distR="0" wp14:anchorId="1BC4EC93" wp14:editId="35EE279A">
+            <wp:extent cx="5760720" cy="1398270"/>
+            <wp:effectExtent l="152400" t="152400" r="354330" b="354330"/>
+            <wp:docPr id="2164963" name="Picture 1"/>
+            <wp:cNvGraphicFramePr>
+              <a:graphicFrameLocks xmlns:a="http://schemas.openxmlformats.org/drawingml/2006/main" noChangeAspect="1"/>
+            </wp:cNvGraphicFramePr>
+            <a:graphic xmlns:a="http://schemas.openxmlformats.org/drawingml/2006/main">
+              <a:graphicData uri="http://schemas.openxmlformats.org/drawingml/2006/picture">
+                <pic:pic xmlns:pic="http://schemas.openxmlformats.org/drawingml/2006/picture">
+                  <pic:nvPicPr>
+                    <pic:cNvPr id="2164963" name=""/>
+                    <pic:cNvPicPr/>
+                  </pic:nvPicPr>
+                  <pic:blipFill>
+                    <a:blip r:embed="rId12"/>
+                    <a:stretch>
+                      <a:fillRect/>
+                    </a:stretch>
+                  </pic:blipFill>
+                  <pic:spPr>
+                    <a:xfrm>
+                      <a:off x="0" y="0"/>
+                      <a:ext cx="5760720" cy="1398270"/>
+                    </a:xfrm>
+                    <a:prstGeom prst="rect">
+                      <a:avLst/>
+                    </a:prstGeom>
+                    <a:ln>
+                      <a:noFill/>
+                    </a:ln>
+                    <a:effectLst>
+                      <a:outerShdw blurRad="292100" dist="139700" dir="2700000" algn="tl" rotWithShape="0">
+                        <a:srgbClr val="333333">
+                          <a:alpha val="65000"/>
+                        </a:srgbClr>
+                      </a:outerShdw>
+                    </a:effectLst>
+                  </pic:spPr>
+                </pic:pic>
+              </a:graphicData>
+            </a:graphic>
+          </wp:inline>
+        </w:drawing>
+      </w:r>
+    </w:p>
+    <w:p>
+      <w:pPr>
+        <w:jc w:val="both"/>
+        <w:rPr>
+          <w:rFonts w:ascii="Times New Roman" w:hAnsi="Times New Roman" w:cs="Times New Roman"/>
+        </w:rPr>
+      </w:pPr>
+      <w:r>
+        <w:rPr>
+          <w:rFonts w:ascii="Times New Roman" w:hAnsi="Times New Roman" w:cs="Times New Roman"/>
+        </w:rPr>
+        <w:t xml:space="preserve">A VLANOK </w:t>
+      </w:r>
+      <w:r>
+        <w:rPr>
+          <w:rFonts w:ascii="Times New Roman" w:hAnsi="Times New Roman" w:cs="Times New Roman"/>
+        </w:rPr>
+        <w:t>DHCP-vel kapnak címeket, ami a BP_R Routeren lett felkonfigurálva.</w:t>
+      </w:r>
+      <w:r>
+        <w:rPr>
+          <w:rFonts w:ascii="Times New Roman" w:hAnsi="Times New Roman" w:cs="Times New Roman"/>
+        </w:rPr>
+        <w:t xml:space="preserve"> Létre lett hozva egy VLAN110_POOL, egy VLAN120_POOL és egy VLAN130POOL. A DNS szerver mindegyiknek ugyanaz, a </w:t>
+      </w:r>
+      <w:proofErr w:type="spellStart"/>
+      <w:r>
+        <w:rPr>
+          <w:rFonts w:ascii="Times New Roman" w:hAnsi="Times New Roman" w:cs="Times New Roman"/>
+          <w:color w:val="C00000"/>
+        </w:rPr>
+        <w:t>telekom</w:t>
+      </w:r>
+      <w:proofErr w:type="spellEnd"/>
+      <w:r>
+        <w:rPr>
+          <w:rFonts w:ascii="Times New Roman" w:hAnsi="Times New Roman" w:cs="Times New Roman"/>
+          <w:color w:val="C00000"/>
+        </w:rPr>
+        <w:t xml:space="preserve"> </w:t>
+      </w:r>
+      <w:proofErr w:type="spellStart"/>
+      <w:r>
+        <w:rPr>
+          <w:rFonts w:ascii="Times New Roman" w:hAnsi="Times New Roman" w:cs="Times New Roman"/>
+          <w:color w:val="C00000"/>
+        </w:rPr>
+        <w:t>workforce</w:t>
+      </w:r>
+      <w:proofErr w:type="spellEnd"/>
+      <w:r>
+        <w:rPr>
+          <w:rFonts w:ascii="Times New Roman" w:hAnsi="Times New Roman" w:cs="Times New Roman"/>
+          <w:color w:val="C00000"/>
+        </w:rPr>
+        <w:t xml:space="preserve"> oldala</w:t>
+      </w:r>
+      <w:r>
+        <w:rPr>
+          <w:rFonts w:ascii="Times New Roman" w:hAnsi="Times New Roman" w:cs="Times New Roman"/>
+        </w:rPr>
+        <w:t>.</w:t>
+      </w:r>
+      <w:r>
+        <w:rPr>
+          <w:rFonts w:ascii="Times New Roman" w:hAnsi="Times New Roman" w:cs="Times New Roman"/>
+        </w:rPr>
+        <w:t xml:space="preserve"> </w:t>
+      </w:r>
+    </w:p>
+    <w:p>
+      <w:pPr>
+        <w:jc w:val="both"/>
+        <w:rPr>
+          <w:rFonts w:ascii="Times New Roman" w:hAnsi="Times New Roman" w:cs="Times New Roman"/>
+        </w:rPr>
+      </w:pPr>
+      <w:r>
+        <w:rPr>
+          <w:rFonts w:ascii="Times New Roman" w:hAnsi="Times New Roman" w:cs="Times New Roman"/>
+        </w:rPr>
+        <w:t>Ezek a VLANOK különböző feladatokat látnak el. Ezeknek az össze</w:t>
+      </w:r>
+      <w:r>
+        <w:rPr>
+          <w:rFonts w:ascii="Times New Roman" w:hAnsi="Times New Roman" w:cs="Times New Roman"/>
+        </w:rPr>
+        <w:t xml:space="preserve">hangolására lett felkonfigurálva a kapcsolók közötti portokon </w:t>
+      </w:r>
+      <w:proofErr w:type="spellStart"/>
+      <w:r>
+        <w:rPr>
+          <w:rFonts w:ascii="Times New Roman" w:hAnsi="Times New Roman" w:cs="Times New Roman"/>
+          <w:color w:val="C00000"/>
+        </w:rPr>
+        <w:t>trunk</w:t>
+      </w:r>
+      <w:proofErr w:type="spellEnd"/>
+      <w:r>
+        <w:rPr>
+          <w:rFonts w:ascii="Times New Roman" w:hAnsi="Times New Roman" w:cs="Times New Roman"/>
+          <w:color w:val="C00000"/>
+        </w:rPr>
+        <w:t xml:space="preserve"> és </w:t>
+      </w:r>
+      <w:proofErr w:type="spellStart"/>
+      <w:r>
+        <w:rPr>
+          <w:rFonts w:ascii="Times New Roman" w:hAnsi="Times New Roman" w:cs="Times New Roman"/>
+          <w:color w:val="C00000"/>
+        </w:rPr>
+        <w:t>native</w:t>
+      </w:r>
+      <w:proofErr w:type="spellEnd"/>
+      <w:r>
+        <w:rPr>
+          <w:rFonts w:ascii="Times New Roman" w:hAnsi="Times New Roman" w:cs="Times New Roman"/>
+          <w:color w:val="C00000"/>
+        </w:rPr>
+        <w:t xml:space="preserve"> </w:t>
+      </w:r>
+      <w:proofErr w:type="spellStart"/>
+      <w:r>
+        <w:rPr>
+          <w:rFonts w:ascii="Times New Roman" w:hAnsi="Times New Roman" w:cs="Times New Roman"/>
+          <w:color w:val="C00000"/>
+        </w:rPr>
+        <w:t>vlan</w:t>
+      </w:r>
+      <w:proofErr w:type="spellEnd"/>
+      <w:r>
+        <w:rPr>
+          <w:rFonts w:ascii="Times New Roman" w:hAnsi="Times New Roman" w:cs="Times New Roman"/>
+        </w:rPr>
+        <w:t xml:space="preserve">. </w:t>
+      </w:r>
+      <w:r>
+        <w:rPr>
+          <w:rFonts w:ascii="Times New Roman" w:hAnsi="Times New Roman" w:cs="Times New Roman"/>
+        </w:rPr>
+        <w:t xml:space="preserve">A </w:t>
+      </w:r>
+      <w:proofErr w:type="spellStart"/>
+      <w:r>
+        <w:rPr>
+          <w:rFonts w:ascii="Times New Roman" w:hAnsi="Times New Roman" w:cs="Times New Roman"/>
+          <w:color w:val="C00000"/>
+          <w:sz w:val="28"/>
+          <w:szCs w:val="28"/>
+        </w:rPr>
+        <w:t>trunk</w:t>
+      </w:r>
+      <w:proofErr w:type="spellEnd"/>
+      <w:r>
+        <w:rPr>
+          <w:rFonts w:ascii="Times New Roman" w:hAnsi="Times New Roman" w:cs="Times New Roman"/>
+          <w:color w:val="C00000"/>
+          <w:sz w:val="28"/>
+          <w:szCs w:val="28"/>
+        </w:rPr>
+        <w:t xml:space="preserve"> kapcsolat</w:t>
+      </w:r>
+      <w:r>
+        <w:rPr>
+          <w:rFonts w:ascii="Times New Roman" w:hAnsi="Times New Roman" w:cs="Times New Roman"/>
+          <w:sz w:val="28"/>
+          <w:szCs w:val="28"/>
+        </w:rPr>
+        <w:t xml:space="preserve"> </w:t>
+      </w:r>
+      <w:r>
+        <w:rPr>
+          <w:rFonts w:ascii="Times New Roman" w:hAnsi="Times New Roman" w:cs="Times New Roman"/>
+        </w:rPr>
+        <w:t xml:space="preserve">két </w:t>
+      </w:r>
+      <w:proofErr w:type="spellStart"/>
+      <w:r>
+        <w:rPr>
+          <w:rFonts w:ascii="Times New Roman" w:hAnsi="Times New Roman" w:cs="Times New Roman"/>
+        </w:rPr>
+        <w:t>switch</w:t>
+      </w:r>
+      <w:proofErr w:type="spellEnd"/>
+      <w:r>
+        <w:rPr>
+          <w:rFonts w:ascii="Times New Roman" w:hAnsi="Times New Roman" w:cs="Times New Roman"/>
+        </w:rPr>
+        <w:t xml:space="preserve"> között olyan port,</w:t>
+      </w:r>
+      <w:r>
+        <w:rPr>
+          <w:rFonts w:ascii="Times New Roman" w:hAnsi="Times New Roman" w:cs="Times New Roman"/>
+        </w:rPr>
+        <w:t xml:space="preserve"> </w:t>
+      </w:r>
+      <w:r>
+        <w:rPr>
+          <w:rFonts w:ascii="Times New Roman" w:hAnsi="Times New Roman" w:cs="Times New Roman"/>
+        </w:rPr>
+        <w:t>amin egyszerre több VLAN forgalma mehet át,</w:t>
+      </w:r>
+      <w:r>
+        <w:rPr>
+          <w:rFonts w:ascii="Times New Roman" w:hAnsi="Times New Roman" w:cs="Times New Roman"/>
+        </w:rPr>
+        <w:t xml:space="preserve"> </w:t>
+      </w:r>
+      <w:r>
+        <w:rPr>
+          <w:rFonts w:ascii="Times New Roman" w:hAnsi="Times New Roman" w:cs="Times New Roman"/>
+        </w:rPr>
+        <w:t>és a keretek VLAN-azonosítóval (802.1Q taggel) vannak megjelölve.</w:t>
+      </w:r>
+      <w:r>
+        <w:rPr>
+          <w:rFonts w:ascii="Times New Roman" w:hAnsi="Times New Roman" w:cs="Times New Roman"/>
+        </w:rPr>
+        <w:t xml:space="preserve"> </w:t>
+      </w:r>
+      <w:r>
+        <w:rPr>
+          <w:rFonts w:ascii="Times New Roman" w:hAnsi="Times New Roman" w:cs="Times New Roman"/>
+          <w:b/>
+          <w:bCs/>
+        </w:rPr>
+        <w:t>Több VLAN átvitele egyetlen kábelen</w:t>
+      </w:r>
+      <w:r>
+        <w:rPr>
+          <w:rFonts w:ascii="Times New Roman" w:hAnsi="Times New Roman" w:cs="Times New Roman"/>
+          <w:b/>
+          <w:bCs/>
+        </w:rPr>
+        <w:t xml:space="preserve">, vagyis a mi esetünkben </w:t>
+      </w:r>
+      <w:r>
+        <w:rPr>
+          <w:rFonts w:ascii="Times New Roman" w:hAnsi="Times New Roman" w:cs="Times New Roman"/>
+          <w:b/>
+          <w:bCs/>
+          <w:i/>
+          <w:iCs/>
+        </w:rPr>
+        <w:t>csatornán</w:t>
+      </w:r>
+      <w:r>
+        <w:rPr>
+          <w:rFonts w:ascii="Times New Roman" w:hAnsi="Times New Roman" w:cs="Times New Roman"/>
+          <w:b/>
+          <w:bCs/>
+        </w:rPr>
+        <w:t xml:space="preserve">. </w:t>
+      </w:r>
+      <w:r>
+        <w:rPr>
+          <w:rFonts w:ascii="Times New Roman" w:hAnsi="Times New Roman" w:cs="Times New Roman"/>
+        </w:rPr>
+        <w:t xml:space="preserve">Ha két </w:t>
+      </w:r>
+      <w:r>
+        <w:rPr>
+          <w:rFonts w:ascii="Times New Roman" w:hAnsi="Times New Roman" w:cs="Times New Roman"/>
+        </w:rPr>
+        <w:t>kapcsolón</w:t>
+      </w:r>
+      <w:r>
+        <w:rPr>
+          <w:rFonts w:ascii="Times New Roman" w:hAnsi="Times New Roman" w:cs="Times New Roman"/>
+        </w:rPr>
+        <w:t xml:space="preserve"> ugyanazok a VLAN-ok léteznek, akkor a forgalmukat át kell vinni köztük.</w:t>
+      </w:r>
+      <w:r>
+        <w:rPr>
+          <w:rFonts w:ascii="Times New Roman" w:hAnsi="Times New Roman" w:cs="Times New Roman"/>
+        </w:rPr>
+        <w:t xml:space="preserve"> </w:t>
+      </w:r>
+    </w:p>
+    <w:p>
+      <w:pPr>
+        <w:jc w:val="both"/>
+        <w:rPr>
+          <w:rFonts w:ascii="Times New Roman" w:hAnsi="Times New Roman" w:cs="Times New Roman"/>
+        </w:rPr>
+      </w:pPr>
+      <w:r>
+        <w:rPr>
+          <w:rFonts w:ascii="Times New Roman" w:hAnsi="Times New Roman" w:cs="Times New Roman"/>
+        </w:rPr>
+        <w:t xml:space="preserve">A </w:t>
+      </w:r>
+      <w:proofErr w:type="spellStart"/>
+      <w:r>
+        <w:rPr>
+          <w:rFonts w:ascii="Times New Roman" w:hAnsi="Times New Roman" w:cs="Times New Roman"/>
+          <w:color w:val="C00000"/>
+          <w:sz w:val="28"/>
+          <w:szCs w:val="28"/>
+        </w:rPr>
+        <w:t>native</w:t>
+      </w:r>
+      <w:proofErr w:type="spellEnd"/>
+      <w:r>
+        <w:rPr>
+          <w:rFonts w:ascii="Times New Roman" w:hAnsi="Times New Roman" w:cs="Times New Roman"/>
+          <w:color w:val="C00000"/>
+          <w:sz w:val="28"/>
+          <w:szCs w:val="28"/>
+        </w:rPr>
+        <w:t xml:space="preserve"> VLAN </w:t>
+      </w:r>
+      <w:r>
+        <w:rPr>
+          <w:rFonts w:ascii="Times New Roman" w:hAnsi="Times New Roman" w:cs="Times New Roman"/>
+        </w:rPr>
+        <w:t xml:space="preserve">az a VLAN, amelyhez a </w:t>
+      </w:r>
+      <w:proofErr w:type="spellStart"/>
+      <w:r>
+        <w:rPr>
+          <w:rFonts w:ascii="Times New Roman" w:hAnsi="Times New Roman" w:cs="Times New Roman"/>
+        </w:rPr>
+        <w:t>trunk</w:t>
+      </w:r>
+      <w:proofErr w:type="spellEnd"/>
+      <w:r>
+        <w:rPr>
+          <w:rFonts w:ascii="Times New Roman" w:hAnsi="Times New Roman" w:cs="Times New Roman"/>
+        </w:rPr>
+        <w:t xml:space="preserve"> </w:t>
+      </w:r>
+      <w:proofErr w:type="spellStart"/>
+      <w:r>
+        <w:rPr>
+          <w:rFonts w:ascii="Times New Roman" w:hAnsi="Times New Roman" w:cs="Times New Roman"/>
+        </w:rPr>
+        <w:t>porton</w:t>
+      </w:r>
+      <w:proofErr w:type="spellEnd"/>
+      <w:r>
+        <w:rPr>
+          <w:rFonts w:ascii="Times New Roman" w:hAnsi="Times New Roman" w:cs="Times New Roman"/>
+        </w:rPr>
+        <w:t xml:space="preserve"> érkező címkézetlen (</w:t>
+      </w:r>
+      <w:proofErr w:type="spellStart"/>
+      <w:r>
+        <w:rPr>
+          <w:rFonts w:ascii="Times New Roman" w:hAnsi="Times New Roman" w:cs="Times New Roman"/>
+        </w:rPr>
+        <w:t>untagged</w:t>
+      </w:r>
+      <w:proofErr w:type="spellEnd"/>
+      <w:r>
+        <w:rPr>
+          <w:rFonts w:ascii="Times New Roman" w:hAnsi="Times New Roman" w:cs="Times New Roman"/>
+        </w:rPr>
+        <w:t>) Ethernet keretek automatikusan hozzárendelődnek</w:t>
+      </w:r>
+      <w:r>
+        <w:rPr>
+          <w:rFonts w:ascii="Times New Roman" w:hAnsi="Times New Roman" w:cs="Times New Roman"/>
+        </w:rPr>
+        <w:t>, vagyis</w:t>
+      </w:r>
+      <w:r>
+        <w:rPr>
+          <w:rFonts w:ascii="Times New Roman" w:hAnsi="Times New Roman" w:cs="Times New Roman"/>
+        </w:rPr>
+        <w:t>, ha</w:t>
+      </w:r>
+      <w:r>
+        <w:rPr>
+          <w:rFonts w:ascii="Times New Roman" w:hAnsi="Times New Roman" w:cs="Times New Roman"/>
+        </w:rPr>
+        <w:t xml:space="preserve"> egy </w:t>
+      </w:r>
+      <w:proofErr w:type="spellStart"/>
+      <w:r>
+        <w:rPr>
+          <w:rFonts w:ascii="Times New Roman" w:hAnsi="Times New Roman" w:cs="Times New Roman"/>
+          <w:b/>
+          <w:bCs/>
+        </w:rPr>
+        <w:t>trunk</w:t>
+      </w:r>
+      <w:proofErr w:type="spellEnd"/>
+      <w:r>
+        <w:rPr>
+          <w:rFonts w:ascii="Times New Roman" w:hAnsi="Times New Roman" w:cs="Times New Roman"/>
+          <w:b/>
+          <w:bCs/>
+        </w:rPr>
+        <w:t xml:space="preserve"> </w:t>
+      </w:r>
+      <w:proofErr w:type="spellStart"/>
+      <w:r>
+        <w:rPr>
+          <w:rFonts w:ascii="Times New Roman" w:hAnsi="Times New Roman" w:cs="Times New Roman"/>
+          <w:b/>
+          <w:bCs/>
+        </w:rPr>
+        <w:t>porton</w:t>
+      </w:r>
+      <w:proofErr w:type="spellEnd"/>
+      <w:r>
+        <w:rPr>
+          <w:rFonts w:ascii="Times New Roman" w:hAnsi="Times New Roman" w:cs="Times New Roman"/>
+          <w:b/>
+          <w:bCs/>
+        </w:rPr>
+        <w:t xml:space="preserve"> érkezik egy címkézetlen keret</w:t>
+      </w:r>
+      <w:r>
+        <w:rPr>
+          <w:rFonts w:ascii="Times New Roman" w:hAnsi="Times New Roman" w:cs="Times New Roman"/>
+        </w:rPr>
+        <w:t xml:space="preserve">, a </w:t>
+      </w:r>
+      <w:proofErr w:type="spellStart"/>
+      <w:r>
+        <w:rPr>
+          <w:rFonts w:ascii="Times New Roman" w:hAnsi="Times New Roman" w:cs="Times New Roman"/>
+        </w:rPr>
+        <w:t>switch</w:t>
+      </w:r>
+      <w:proofErr w:type="spellEnd"/>
+      <w:r>
+        <w:rPr>
+          <w:rFonts w:ascii="Times New Roman" w:hAnsi="Times New Roman" w:cs="Times New Roman"/>
+        </w:rPr>
+        <w:t xml:space="preserve"> úgy értelmezi, hogy </w:t>
+      </w:r>
+      <w:r>
+        <w:rPr>
+          <w:rFonts w:ascii="Times New Roman" w:hAnsi="Times New Roman" w:cs="Times New Roman"/>
+          <w:b/>
+          <w:bCs/>
+        </w:rPr>
+        <w:t xml:space="preserve">az a </w:t>
+      </w:r>
+      <w:proofErr w:type="spellStart"/>
+      <w:r>
+        <w:rPr>
+          <w:rFonts w:ascii="Times New Roman" w:hAnsi="Times New Roman" w:cs="Times New Roman"/>
+          <w:b/>
+          <w:bCs/>
+        </w:rPr>
+        <w:t>native</w:t>
+      </w:r>
+      <w:proofErr w:type="spellEnd"/>
+      <w:r>
+        <w:rPr>
+          <w:rFonts w:ascii="Times New Roman" w:hAnsi="Times New Roman" w:cs="Times New Roman"/>
+          <w:b/>
+          <w:bCs/>
+        </w:rPr>
+        <w:t xml:space="preserve"> VLAN-hoz tartozik</w:t>
+      </w:r>
+      <w:r>
+        <w:rPr>
+          <w:rFonts w:ascii="Times New Roman" w:hAnsi="Times New Roman" w:cs="Times New Roman"/>
+          <w:b/>
+          <w:bCs/>
+        </w:rPr>
+        <w:t xml:space="preserve">. </w:t>
+      </w:r>
+      <w:r>
+        <w:rPr>
+          <w:rFonts w:ascii="Times New Roman" w:hAnsi="Times New Roman" w:cs="Times New Roman"/>
+        </w:rPr>
+        <w:t xml:space="preserve">A </w:t>
+      </w:r>
+      <w:proofErr w:type="spellStart"/>
+      <w:r>
+        <w:rPr>
+          <w:rFonts w:ascii="Times New Roman" w:hAnsi="Times New Roman" w:cs="Times New Roman"/>
+        </w:rPr>
+        <w:t>trunk</w:t>
+      </w:r>
+      <w:proofErr w:type="spellEnd"/>
+      <w:r>
+        <w:rPr>
+          <w:rFonts w:ascii="Times New Roman" w:hAnsi="Times New Roman" w:cs="Times New Roman"/>
+        </w:rPr>
+        <w:t xml:space="preserve"> port minden más VLAN forgalmat 802.1Q taggel küld, kivéve a natív VLAN-t, amely tag nélkül megy át</w:t>
+      </w:r>
+      <w:r>
+        <w:rPr>
+          <w:rFonts w:ascii="Times New Roman" w:hAnsi="Times New Roman" w:cs="Times New Roman"/>
+        </w:rPr>
+        <w:t xml:space="preserve">. </w:t>
+      </w:r>
+      <w:r>
+        <w:rPr>
+          <w:rFonts w:ascii="Times New Roman" w:hAnsi="Times New Roman" w:cs="Times New Roman"/>
+        </w:rPr>
+        <w:t xml:space="preserve">A </w:t>
+      </w:r>
+      <w:proofErr w:type="spellStart"/>
+      <w:r>
+        <w:rPr>
+          <w:rFonts w:ascii="Times New Roman" w:hAnsi="Times New Roman" w:cs="Times New Roman"/>
+          <w:b/>
+          <w:bCs/>
+        </w:rPr>
+        <w:t>native</w:t>
+      </w:r>
+      <w:proofErr w:type="spellEnd"/>
+      <w:r>
+        <w:rPr>
+          <w:rFonts w:ascii="Times New Roman" w:hAnsi="Times New Roman" w:cs="Times New Roman"/>
+          <w:b/>
+          <w:bCs/>
+        </w:rPr>
+        <w:t xml:space="preserve"> VLAN</w:t>
+      </w:r>
+      <w:r>
+        <w:rPr>
+          <w:rFonts w:ascii="Times New Roman" w:hAnsi="Times New Roman" w:cs="Times New Roman"/>
+        </w:rPr>
+        <w:t xml:space="preserve"> nem irányít külön VLAN-t, de </w:t>
+      </w:r>
+      <w:r>
+        <w:rPr>
+          <w:rFonts w:ascii="Times New Roman" w:hAnsi="Times New Roman" w:cs="Times New Roman"/>
+          <w:b/>
+          <w:bCs/>
+        </w:rPr>
+        <w:t>biztosítja, hogy a címkézetlen forgalom ne vesszen el</w:t>
+      </w:r>
+      <w:r>
+        <w:rPr>
+          <w:rFonts w:ascii="Times New Roman" w:hAnsi="Times New Roman" w:cs="Times New Roman"/>
+        </w:rPr>
+        <w:t>, és megfelelő VLAN-</w:t>
+      </w:r>
+      <w:proofErr w:type="spellStart"/>
+      <w:r>
+        <w:rPr>
+          <w:rFonts w:ascii="Times New Roman" w:hAnsi="Times New Roman" w:cs="Times New Roman"/>
+        </w:rPr>
+        <w:t>ba</w:t>
+      </w:r>
+      <w:proofErr w:type="spellEnd"/>
+      <w:r>
+        <w:rPr>
+          <w:rFonts w:ascii="Times New Roman" w:hAnsi="Times New Roman" w:cs="Times New Roman"/>
+        </w:rPr>
+        <w:t xml:space="preserve"> kerüljön</w:t>
+      </w:r>
+      <w:r>
+        <w:rPr>
+          <w:rFonts w:ascii="Times New Roman" w:hAnsi="Times New Roman" w:cs="Times New Roman"/>
+        </w:rPr>
+        <w:t>.</w:t>
+      </w:r>
+      <w:r>
+        <w:t xml:space="preserve"> </w:t>
+      </w:r>
+      <w:r>
+        <w:rPr>
+          <w:rFonts w:ascii="Times New Roman" w:hAnsi="Times New Roman" w:cs="Times New Roman"/>
+        </w:rPr>
+        <w:t xml:space="preserve">Ha a </w:t>
+      </w:r>
+      <w:proofErr w:type="spellStart"/>
+      <w:r>
+        <w:rPr>
+          <w:rFonts w:ascii="Times New Roman" w:hAnsi="Times New Roman" w:cs="Times New Roman"/>
+        </w:rPr>
+        <w:t>trunk</w:t>
+      </w:r>
+      <w:proofErr w:type="spellEnd"/>
+      <w:r>
+        <w:rPr>
+          <w:rFonts w:ascii="Times New Roman" w:hAnsi="Times New Roman" w:cs="Times New Roman"/>
+        </w:rPr>
+        <w:t xml:space="preserve"> portokon nem egyezik a </w:t>
+      </w:r>
+      <w:proofErr w:type="spellStart"/>
+      <w:r>
+        <w:rPr>
+          <w:rFonts w:ascii="Times New Roman" w:hAnsi="Times New Roman" w:cs="Times New Roman"/>
+        </w:rPr>
+        <w:t>native</w:t>
+      </w:r>
+      <w:proofErr w:type="spellEnd"/>
+      <w:r>
+        <w:rPr>
+          <w:rFonts w:ascii="Times New Roman" w:hAnsi="Times New Roman" w:cs="Times New Roman"/>
+        </w:rPr>
+        <w:t xml:space="preserve"> VLAN, akkor</w:t>
+      </w:r>
+      <w:r>
+        <w:rPr>
+          <w:rFonts w:ascii="Times New Roman" w:hAnsi="Times New Roman" w:cs="Times New Roman"/>
+        </w:rPr>
+        <w:t xml:space="preserve"> c</w:t>
+      </w:r>
+      <w:r>
+        <w:rPr>
+          <w:rFonts w:ascii="Times New Roman" w:hAnsi="Times New Roman" w:cs="Times New Roman"/>
+        </w:rPr>
+        <w:t>somagvesztés történhet</w:t>
+      </w:r>
+      <w:r>
+        <w:rPr>
+          <w:rFonts w:ascii="Times New Roman" w:hAnsi="Times New Roman" w:cs="Times New Roman"/>
+        </w:rPr>
+        <w:t xml:space="preserve"> vagy akár h</w:t>
+      </w:r>
+      <w:r>
+        <w:rPr>
+          <w:rFonts w:ascii="Times New Roman" w:hAnsi="Times New Roman" w:cs="Times New Roman"/>
+        </w:rPr>
+        <w:t>ibás VLAN-</w:t>
+      </w:r>
+      <w:proofErr w:type="spellStart"/>
+      <w:r>
+        <w:rPr>
+          <w:rFonts w:ascii="Times New Roman" w:hAnsi="Times New Roman" w:cs="Times New Roman"/>
+        </w:rPr>
+        <w:t>ba</w:t>
+      </w:r>
+      <w:proofErr w:type="spellEnd"/>
+      <w:r>
+        <w:rPr>
+          <w:rFonts w:ascii="Times New Roman" w:hAnsi="Times New Roman" w:cs="Times New Roman"/>
+        </w:rPr>
+        <w:t xml:space="preserve"> kerülhet a forgalom</w:t>
+      </w:r>
+      <w:r>
+        <w:rPr>
+          <w:rFonts w:ascii="Times New Roman" w:hAnsi="Times New Roman" w:cs="Times New Roman"/>
+        </w:rPr>
+        <w:t xml:space="preserve"> és biztonsági rések alakulhatnak ki. Nekünk a hálózaton a </w:t>
+      </w:r>
+      <w:r>
+        <w:rPr>
+          <w:rFonts w:ascii="Times New Roman" w:hAnsi="Times New Roman" w:cs="Times New Roman"/>
+          <w:color w:val="C00000"/>
+        </w:rPr>
+        <w:t xml:space="preserve">VLAN 99 </w:t>
+      </w:r>
+      <w:r>
+        <w:rPr>
+          <w:rFonts w:ascii="Times New Roman" w:hAnsi="Times New Roman" w:cs="Times New Roman"/>
+        </w:rPr>
+        <w:t>látja el ezt funkciót.</w:t>
+      </w:r>
+    </w:p>
+    <w:p>
+      <w:pPr>
+        <w:jc w:val="center"/>
+        <w:rPr>
+          <w:rFonts w:ascii="Times New Roman" w:hAnsi="Times New Roman" w:cs="Times New Roman"/>
+          <w:color w:val="C00000"/>
+          <w:sz w:val="28"/>
+          <w:szCs w:val="28"/>
+        </w:rPr>
+      </w:pPr>
+      <w:r>
+        <w:rPr>
+          <w:noProof/>
+        </w:rPr>
+        <w:drawing>
+          <wp:inline distT="0" distB="0" distL="0" distR="0" wp14:anchorId="1D119EDD" wp14:editId="5E2C61C8">
+            <wp:extent cx="4737652" cy="674536"/>
+            <wp:effectExtent l="152400" t="152400" r="368300" b="354330"/>
+            <wp:docPr id="919012416" name="Picture 1"/>
+            <wp:cNvGraphicFramePr>
+              <a:graphicFrameLocks xmlns:a="http://schemas.openxmlformats.org/drawingml/2006/main" noChangeAspect="1"/>
+            </wp:cNvGraphicFramePr>
+            <a:graphic xmlns:a="http://schemas.openxmlformats.org/drawingml/2006/main">
+              <a:graphicData uri="http://schemas.openxmlformats.org/drawingml/2006/picture">
+                <pic:pic xmlns:pic="http://schemas.openxmlformats.org/drawingml/2006/picture">
+                  <pic:nvPicPr>
+                    <pic:cNvPr id="919012416" name=""/>
+                    <pic:cNvPicPr/>
+                  </pic:nvPicPr>
+                  <pic:blipFill rotWithShape="1">
+                    <a:blip r:embed="rId13"/>
+                    <a:srcRect r="174" b="69571"/>
+                    <a:stretch>
+                      <a:fillRect/>
+                    </a:stretch>
+                  </pic:blipFill>
+                  <pic:spPr bwMode="auto">
+                    <a:xfrm>
+                      <a:off x="0" y="0"/>
+                      <a:ext cx="4808627" cy="684641"/>
+                    </a:xfrm>
+                    <a:prstGeom prst="rect">
+                      <a:avLst/>
+                    </a:prstGeom>
+                    <a:ln>
+                      <a:noFill/>
+                    </a:ln>
+                    <a:effectLst>
+                      <a:outerShdw blurRad="292100" dist="139700" dir="2700000" algn="tl" rotWithShape="0">
+                        <a:srgbClr val="333333">
+                          <a:alpha val="65000"/>
+                        </a:srgbClr>
+                      </a:outerShdw>
+                    </a:effectLst>
+                    <a:extLst>
+                      <a:ext uri="{53640926-AAD7-44D8-BBD7-CCE9431645EC}">
+                        <a14:shadowObscured xmlns:a14="http://schemas.microsoft.com/office/drawing/2010/main"/>
+                      </a:ext>
+                    </a:extLst>
+                  </pic:spPr>
+                </pic:pic>
+              </a:graphicData>
+            </a:graphic>
+          </wp:inline>
+        </w:drawing>
+      </w:r>
+    </w:p>
+    <w:p>
+      <w:pPr>
+        <w:keepNext/>
+        <w:jc w:val="both"/>
+        <w:rPr>
+          <w:rFonts w:ascii="Times New Roman" w:hAnsi="Times New Roman" w:cs="Times New Roman"/>
+        </w:rPr>
+      </w:pPr>
+      <w:r>
+        <w:rPr>
+          <w:rFonts w:ascii="Times New Roman" w:hAnsi="Times New Roman" w:cs="Times New Roman"/>
+        </w:rPr>
+        <w:lastRenderedPageBreak/>
+        <w:t xml:space="preserve">A VLAN-ok közötti forgalomirányítás ezen a területen </w:t>
+      </w:r>
+      <w:r>
+        <w:rPr>
+          <w:rFonts w:ascii="Times New Roman" w:hAnsi="Times New Roman" w:cs="Times New Roman"/>
+          <w:color w:val="C00000"/>
+        </w:rPr>
+        <w:t>Router-</w:t>
+      </w:r>
+      <w:proofErr w:type="spellStart"/>
+      <w:r>
+        <w:rPr>
+          <w:rFonts w:ascii="Times New Roman" w:hAnsi="Times New Roman" w:cs="Times New Roman"/>
+          <w:color w:val="C00000"/>
+        </w:rPr>
+        <w:t>on</w:t>
+      </w:r>
+      <w:proofErr w:type="spellEnd"/>
+      <w:r>
+        <w:rPr>
+          <w:rFonts w:ascii="Times New Roman" w:hAnsi="Times New Roman" w:cs="Times New Roman"/>
+          <w:color w:val="C00000"/>
+        </w:rPr>
+        <w:t>-a-</w:t>
+      </w:r>
+      <w:proofErr w:type="spellStart"/>
+      <w:r>
+        <w:rPr>
+          <w:rFonts w:ascii="Times New Roman" w:hAnsi="Times New Roman" w:cs="Times New Roman"/>
+          <w:color w:val="C00000"/>
+        </w:rPr>
+        <w:t>Stick</w:t>
+      </w:r>
+      <w:proofErr w:type="spellEnd"/>
+      <w:r>
+        <w:rPr>
+          <w:rFonts w:ascii="Times New Roman" w:hAnsi="Times New Roman" w:cs="Times New Roman"/>
+          <w:color w:val="C00000"/>
+        </w:rPr>
+        <w:t xml:space="preserve"> </w:t>
+      </w:r>
+      <w:r>
+        <w:rPr>
+          <w:rFonts w:ascii="Times New Roman" w:hAnsi="Times New Roman" w:cs="Times New Roman"/>
+        </w:rPr>
+        <w:t xml:space="preserve">megoldással működik. </w:t>
+      </w:r>
+      <w:r>
+        <w:rPr>
+          <w:rFonts w:ascii="Times New Roman" w:hAnsi="Times New Roman" w:cs="Times New Roman"/>
+        </w:rPr>
+        <w:t xml:space="preserve">A </w:t>
+      </w:r>
+      <w:r>
+        <w:rPr>
+          <w:rFonts w:ascii="Times New Roman" w:hAnsi="Times New Roman" w:cs="Times New Roman"/>
+          <w:color w:val="C00000"/>
+        </w:rPr>
+        <w:t>Router-</w:t>
+      </w:r>
+      <w:proofErr w:type="spellStart"/>
+      <w:r>
+        <w:rPr>
+          <w:rFonts w:ascii="Times New Roman" w:hAnsi="Times New Roman" w:cs="Times New Roman"/>
+          <w:color w:val="C00000"/>
+        </w:rPr>
+        <w:t>on</w:t>
+      </w:r>
+      <w:proofErr w:type="spellEnd"/>
+      <w:r>
+        <w:rPr>
+          <w:rFonts w:ascii="Times New Roman" w:hAnsi="Times New Roman" w:cs="Times New Roman"/>
+          <w:color w:val="C00000"/>
+        </w:rPr>
+        <w:t>-a-</w:t>
+      </w:r>
+      <w:proofErr w:type="spellStart"/>
+      <w:r>
+        <w:rPr>
+          <w:rFonts w:ascii="Times New Roman" w:hAnsi="Times New Roman" w:cs="Times New Roman"/>
+          <w:color w:val="C00000"/>
+        </w:rPr>
+        <w:t>Stick</w:t>
+      </w:r>
+      <w:proofErr w:type="spellEnd"/>
+      <w:r>
+        <w:rPr>
+          <w:rFonts w:ascii="Times New Roman" w:hAnsi="Times New Roman" w:cs="Times New Roman"/>
+          <w:color w:val="C00000"/>
+        </w:rPr>
+        <w:t xml:space="preserve"> (</w:t>
+      </w:r>
+      <w:proofErr w:type="spellStart"/>
+      <w:r>
+        <w:rPr>
+          <w:rFonts w:ascii="Times New Roman" w:hAnsi="Times New Roman" w:cs="Times New Roman"/>
+          <w:color w:val="C00000"/>
+        </w:rPr>
+        <w:t>RoaS</w:t>
+      </w:r>
+      <w:proofErr w:type="spellEnd"/>
+      <w:r>
+        <w:rPr>
+          <w:rFonts w:ascii="Times New Roman" w:hAnsi="Times New Roman" w:cs="Times New Roman"/>
+        </w:rPr>
+        <w:t>) egy olyan hálózati megoldás, amely lehetővé teszi a VLAN-ok közötti forgalomirányítást egyetlen fizikai router interfészen keresztül. Ez egy költséghatékony és egyszerű módja a VLAN-ok összekapcsolásának</w:t>
+      </w:r>
+      <w:r>
+        <w:rPr>
+          <w:rFonts w:ascii="Times New Roman" w:hAnsi="Times New Roman" w:cs="Times New Roman"/>
+        </w:rPr>
+        <w:t xml:space="preserve">. </w:t>
+      </w:r>
+      <w:r>
+        <w:rPr>
+          <w:rFonts w:ascii="Times New Roman" w:hAnsi="Times New Roman" w:cs="Times New Roman"/>
+        </w:rPr>
+        <w:t xml:space="preserve">Egy </w:t>
+      </w:r>
+      <w:proofErr w:type="spellStart"/>
+      <w:r>
+        <w:rPr>
+          <w:rFonts w:ascii="Times New Roman" w:hAnsi="Times New Roman" w:cs="Times New Roman"/>
+          <w:b/>
+          <w:bCs/>
+        </w:rPr>
+        <w:t>switch</w:t>
+      </w:r>
+      <w:proofErr w:type="spellEnd"/>
+      <w:r>
+        <w:rPr>
+          <w:rFonts w:ascii="Times New Roman" w:hAnsi="Times New Roman" w:cs="Times New Roman"/>
+          <w:b/>
+          <w:bCs/>
+        </w:rPr>
+        <w:t xml:space="preserve"> </w:t>
+      </w:r>
+      <w:proofErr w:type="spellStart"/>
+      <w:r>
+        <w:rPr>
+          <w:rFonts w:ascii="Times New Roman" w:hAnsi="Times New Roman" w:cs="Times New Roman"/>
+          <w:b/>
+          <w:bCs/>
+        </w:rPr>
+        <w:t>trunk</w:t>
+      </w:r>
+      <w:proofErr w:type="spellEnd"/>
+      <w:r>
+        <w:rPr>
+          <w:rFonts w:ascii="Times New Roman" w:hAnsi="Times New Roman" w:cs="Times New Roman"/>
+          <w:b/>
+          <w:bCs/>
+        </w:rPr>
+        <w:t xml:space="preserve"> </w:t>
+      </w:r>
+      <w:proofErr w:type="spellStart"/>
+      <w:r>
+        <w:rPr>
+          <w:rFonts w:ascii="Times New Roman" w:hAnsi="Times New Roman" w:cs="Times New Roman"/>
+          <w:b/>
+          <w:bCs/>
+        </w:rPr>
+        <w:t>porton</w:t>
+      </w:r>
+      <w:proofErr w:type="spellEnd"/>
+      <w:r>
+        <w:rPr>
+          <w:rFonts w:ascii="Times New Roman" w:hAnsi="Times New Roman" w:cs="Times New Roman"/>
+        </w:rPr>
+        <w:t xml:space="preserve"> keresztül csatlakozik a routerhez</w:t>
+      </w:r>
+      <w:r>
+        <w:rPr>
+          <w:rFonts w:ascii="Times New Roman" w:hAnsi="Times New Roman" w:cs="Times New Roman"/>
+        </w:rPr>
+        <w:t xml:space="preserve">. </w:t>
+      </w:r>
+      <w:r>
+        <w:rPr>
+          <w:rFonts w:ascii="Times New Roman" w:hAnsi="Times New Roman" w:cs="Times New Roman"/>
+        </w:rPr>
+        <w:t xml:space="preserve">A router </w:t>
+      </w:r>
+      <w:r>
+        <w:rPr>
+          <w:rFonts w:ascii="Times New Roman" w:hAnsi="Times New Roman" w:cs="Times New Roman"/>
+          <w:b/>
+          <w:bCs/>
+        </w:rPr>
+        <w:t>egy fizikai interfészén több alinterfészt</w:t>
+      </w:r>
+      <w:r>
+        <w:rPr>
+          <w:rFonts w:ascii="Times New Roman" w:hAnsi="Times New Roman" w:cs="Times New Roman"/>
+        </w:rPr>
+        <w:t xml:space="preserve"> (</w:t>
+      </w:r>
+      <w:proofErr w:type="spellStart"/>
+      <w:r>
+        <w:rPr>
+          <w:rFonts w:ascii="Times New Roman" w:hAnsi="Times New Roman" w:cs="Times New Roman"/>
+        </w:rPr>
+        <w:t>subinterface</w:t>
+      </w:r>
+      <w:proofErr w:type="spellEnd"/>
+      <w:r>
+        <w:rPr>
+          <w:rFonts w:ascii="Times New Roman" w:hAnsi="Times New Roman" w:cs="Times New Roman"/>
+        </w:rPr>
+        <w:t>) hozunk létre, mindegyikhez külön VLAN tartozik</w:t>
+      </w:r>
+      <w:r>
+        <w:rPr>
+          <w:rFonts w:ascii="Times New Roman" w:hAnsi="Times New Roman" w:cs="Times New Roman"/>
+        </w:rPr>
+        <w:t xml:space="preserve">. </w:t>
+      </w:r>
+      <w:r>
+        <w:rPr>
+          <w:rFonts w:ascii="Times New Roman" w:hAnsi="Times New Roman" w:cs="Times New Roman"/>
+        </w:rPr>
+        <w:t xml:space="preserve">A router </w:t>
+      </w:r>
+      <w:proofErr w:type="spellStart"/>
+      <w:r>
+        <w:rPr>
+          <w:rFonts w:ascii="Times New Roman" w:hAnsi="Times New Roman" w:cs="Times New Roman"/>
+          <w:b/>
+          <w:bCs/>
+        </w:rPr>
+        <w:t>inter</w:t>
+      </w:r>
+      <w:proofErr w:type="spellEnd"/>
+      <w:r>
+        <w:rPr>
+          <w:rFonts w:ascii="Times New Roman" w:hAnsi="Times New Roman" w:cs="Times New Roman"/>
+          <w:b/>
+          <w:bCs/>
+        </w:rPr>
+        <w:t xml:space="preserve">-VLAN </w:t>
+      </w:r>
+      <w:proofErr w:type="spellStart"/>
+      <w:r>
+        <w:rPr>
+          <w:rFonts w:ascii="Times New Roman" w:hAnsi="Times New Roman" w:cs="Times New Roman"/>
+          <w:b/>
+          <w:bCs/>
+        </w:rPr>
+        <w:t>routingot</w:t>
+      </w:r>
+      <w:proofErr w:type="spellEnd"/>
+      <w:r>
+        <w:rPr>
+          <w:rFonts w:ascii="Times New Roman" w:hAnsi="Times New Roman" w:cs="Times New Roman"/>
+        </w:rPr>
+        <w:t xml:space="preserve"> végez, vagyis lehetővé teszi a különböző VLAN-ok közötti kommunikációt</w:t>
+      </w:r>
+      <w:r>
+        <w:rPr>
+          <w:rFonts w:ascii="Times New Roman" w:hAnsi="Times New Roman" w:cs="Times New Roman"/>
+        </w:rPr>
+        <w:t xml:space="preserve">. </w:t>
+      </w:r>
+    </w:p>
+    <w:p>
+      <w:pPr>
+        <w:keepNext/>
+        <w:jc w:val="both"/>
+        <w:rPr>
+          <w:rFonts w:ascii="Times New Roman" w:hAnsi="Times New Roman" w:cs="Times New Roman"/>
+        </w:rPr>
+      </w:pPr>
+      <w:r>
+        <w:rPr>
+          <w:rFonts w:ascii="Times New Roman" w:hAnsi="Times New Roman" w:cs="Times New Roman"/>
+          <w:color w:val="C00000"/>
+        </w:rPr>
+        <w:t xml:space="preserve">Működése a </w:t>
+      </w:r>
+      <w:proofErr w:type="spellStart"/>
+      <w:r>
+        <w:rPr>
+          <w:rFonts w:ascii="Times New Roman" w:hAnsi="Times New Roman" w:cs="Times New Roman"/>
+          <w:color w:val="C00000"/>
+        </w:rPr>
+        <w:t>telekom</w:t>
+      </w:r>
+      <w:proofErr w:type="spellEnd"/>
+      <w:r>
+        <w:rPr>
+          <w:rFonts w:ascii="Times New Roman" w:hAnsi="Times New Roman" w:cs="Times New Roman"/>
+          <w:color w:val="C00000"/>
+        </w:rPr>
+        <w:t xml:space="preserve"> hálózatában: </w:t>
+      </w:r>
+      <w:r>
+        <w:rPr>
+          <w:rFonts w:ascii="Times New Roman" w:hAnsi="Times New Roman" w:cs="Times New Roman"/>
+        </w:rPr>
+        <w:t xml:space="preserve">A BP_R gig0/0 </w:t>
+      </w:r>
+      <w:proofErr w:type="spellStart"/>
+      <w:r>
+        <w:rPr>
+          <w:rFonts w:ascii="Times New Roman" w:hAnsi="Times New Roman" w:cs="Times New Roman"/>
+        </w:rPr>
+        <w:t>interfacen</w:t>
+      </w:r>
+      <w:proofErr w:type="spellEnd"/>
+      <w:r>
+        <w:rPr>
+          <w:rFonts w:ascii="Times New Roman" w:hAnsi="Times New Roman" w:cs="Times New Roman"/>
+        </w:rPr>
+        <w:t xml:space="preserve"> létre lett hozva az összes VLAN számára egy </w:t>
+      </w:r>
+      <w:proofErr w:type="spellStart"/>
+      <w:r>
+        <w:rPr>
+          <w:rFonts w:ascii="Times New Roman" w:hAnsi="Times New Roman" w:cs="Times New Roman"/>
+        </w:rPr>
+        <w:t>subinterface</w:t>
+      </w:r>
+      <w:proofErr w:type="spellEnd"/>
+      <w:r>
+        <w:rPr>
+          <w:rFonts w:ascii="Times New Roman" w:hAnsi="Times New Roman" w:cs="Times New Roman"/>
+        </w:rPr>
+        <w:t>, a</w:t>
+      </w:r>
+      <w:r>
+        <w:rPr>
+          <w:rFonts w:ascii="Times New Roman" w:hAnsi="Times New Roman" w:cs="Times New Roman"/>
+        </w:rPr>
+        <w:t xml:space="preserve"> router így </w:t>
+      </w:r>
+      <w:r>
+        <w:rPr>
+          <w:rFonts w:ascii="Times New Roman" w:hAnsi="Times New Roman" w:cs="Times New Roman"/>
+          <w:b/>
+          <w:bCs/>
+        </w:rPr>
+        <w:t>logikailag több VLAN tagja lesz</w:t>
+      </w:r>
+      <w:r>
+        <w:rPr>
+          <w:rFonts w:ascii="Times New Roman" w:hAnsi="Times New Roman" w:cs="Times New Roman"/>
+        </w:rPr>
+        <w:t>, és képes az azok közötti forgalmat irányítani.</w:t>
+      </w:r>
+      <w:r>
+        <w:rPr>
+          <w:rFonts w:ascii="Times New Roman" w:hAnsi="Times New Roman" w:cs="Times New Roman"/>
+        </w:rPr>
+        <w:t xml:space="preserve"> </w:t>
+      </w:r>
+      <w:r>
+        <w:rPr>
+          <w:rFonts w:ascii="Times New Roman" w:hAnsi="Times New Roman" w:cs="Times New Roman"/>
+        </w:rPr>
+        <w:t>A kliensek a saját VLAN-</w:t>
+      </w:r>
+      <w:proofErr w:type="spellStart"/>
+      <w:r>
+        <w:rPr>
+          <w:rFonts w:ascii="Times New Roman" w:hAnsi="Times New Roman" w:cs="Times New Roman"/>
+        </w:rPr>
+        <w:t>jukban</w:t>
+      </w:r>
+      <w:proofErr w:type="spellEnd"/>
+      <w:r>
+        <w:rPr>
+          <w:rFonts w:ascii="Times New Roman" w:hAnsi="Times New Roman" w:cs="Times New Roman"/>
+        </w:rPr>
+        <w:t xml:space="preserve"> a router alinterfészét használják </w:t>
+      </w:r>
+      <w:proofErr w:type="spellStart"/>
+      <w:r>
+        <w:rPr>
+          <w:rFonts w:ascii="Times New Roman" w:hAnsi="Times New Roman" w:cs="Times New Roman"/>
+          <w:b/>
+          <w:bCs/>
+        </w:rPr>
+        <w:t>default</w:t>
+      </w:r>
+      <w:proofErr w:type="spellEnd"/>
+      <w:r>
+        <w:rPr>
+          <w:rFonts w:ascii="Times New Roman" w:hAnsi="Times New Roman" w:cs="Times New Roman"/>
+          <w:b/>
+          <w:bCs/>
+        </w:rPr>
+        <w:t xml:space="preserve"> </w:t>
+      </w:r>
+      <w:proofErr w:type="spellStart"/>
+      <w:r>
+        <w:rPr>
+          <w:rFonts w:ascii="Times New Roman" w:hAnsi="Times New Roman" w:cs="Times New Roman"/>
+          <w:b/>
+          <w:bCs/>
+        </w:rPr>
+        <w:t>gateway</w:t>
+      </w:r>
+      <w:proofErr w:type="spellEnd"/>
+      <w:r>
+        <w:rPr>
+          <w:rFonts w:ascii="Times New Roman" w:hAnsi="Times New Roman" w:cs="Times New Roman"/>
+          <w:b/>
+          <w:bCs/>
+        </w:rPr>
+        <w:t>-ként</w:t>
+      </w:r>
+      <w:r>
+        <w:rPr>
+          <w:rFonts w:ascii="Times New Roman" w:hAnsi="Times New Roman" w:cs="Times New Roman"/>
+        </w:rPr>
+        <w:t>.</w:t>
+      </w:r>
+      <w:r>
+        <w:rPr>
+          <w:rFonts w:ascii="Times New Roman" w:hAnsi="Times New Roman" w:cs="Times New Roman"/>
+        </w:rPr>
+        <w:t xml:space="preserve"> </w:t>
+      </w:r>
+    </w:p>
+    <w:p>
+      <w:pPr>
+        <w:keepNext/>
+        <w:jc w:val="center"/>
+        <w:rPr>
+          <w:rFonts w:ascii="Times New Roman" w:hAnsi="Times New Roman" w:cs="Times New Roman"/>
+        </w:rPr>
+      </w:pPr>
+      <w:r>
+        <w:rPr>
+          <w:noProof/>
+        </w:rPr>
+        <w:drawing>
+          <wp:inline distT="0" distB="0" distL="0" distR="0" wp14:anchorId="5AD68515" wp14:editId="3157E2FB">
+            <wp:extent cx="2743200" cy="2381250"/>
+            <wp:effectExtent l="152400" t="152400" r="361950" b="361950"/>
+            <wp:docPr id="1865984968" name="Picture 1"/>
+            <wp:cNvGraphicFramePr>
+              <a:graphicFrameLocks xmlns:a="http://schemas.openxmlformats.org/drawingml/2006/main" noChangeAspect="1"/>
+            </wp:cNvGraphicFramePr>
+            <a:graphic xmlns:a="http://schemas.openxmlformats.org/drawingml/2006/main">
+              <a:graphicData uri="http://schemas.openxmlformats.org/drawingml/2006/picture">
+                <pic:pic xmlns:pic="http://schemas.openxmlformats.org/drawingml/2006/picture">
+                  <pic:nvPicPr>
+                    <pic:cNvPr id="1865984968" name=""/>
+                    <pic:cNvPicPr/>
+                  </pic:nvPicPr>
+                  <pic:blipFill>
+                    <a:blip r:embed="rId14"/>
+                    <a:stretch>
+                      <a:fillRect/>
+                    </a:stretch>
+                  </pic:blipFill>
+                  <pic:spPr>
+                    <a:xfrm>
+                      <a:off x="0" y="0"/>
+                      <a:ext cx="2743200" cy="2381250"/>
+                    </a:xfrm>
+                    <a:prstGeom prst="rect">
+                      <a:avLst/>
+                    </a:prstGeom>
+                    <a:ln>
+                      <a:noFill/>
+                    </a:ln>
+                    <a:effectLst>
+                      <a:outerShdw blurRad="292100" dist="139700" dir="2700000" algn="tl" rotWithShape="0">
+                        <a:srgbClr val="333333">
+                          <a:alpha val="65000"/>
+                        </a:srgbClr>
+                      </a:outerShdw>
+                    </a:effectLst>
+                  </pic:spPr>
+                </pic:pic>
+              </a:graphicData>
+            </a:graphic>
+          </wp:inline>
+        </w:drawing>
+      </w:r>
+    </w:p>
+    <w:p>
+      <w:pPr>
+        <w:keepNext/>
+        <w:jc w:val="both"/>
+        <w:rPr>
+          <w:rFonts w:ascii="Times New Roman" w:hAnsi="Times New Roman" w:cs="Times New Roman"/>
+          <w:sz w:val="28"/>
+          <w:szCs w:val="28"/>
+        </w:rPr>
+      </w:pPr>
+      <w:r>
+        <w:rPr>
+          <w:rFonts w:ascii="Times New Roman" w:hAnsi="Times New Roman" w:cs="Times New Roman"/>
+          <w:sz w:val="28"/>
+          <w:szCs w:val="28"/>
+        </w:rPr>
+        <w:t>Forgalomirányítás hálózatok között</w:t>
+      </w:r>
+      <w:r>
+        <w:rPr>
+          <w:rFonts w:ascii="Times New Roman" w:hAnsi="Times New Roman" w:cs="Times New Roman"/>
+          <w:sz w:val="28"/>
+          <w:szCs w:val="28"/>
+        </w:rPr>
+        <w:t>:</w:t>
+      </w:r>
+    </w:p>
+    <w:p>
+      <w:pPr>
+        <w:spacing w:after="0" w:line="240" w:lineRule="auto"/>
+        <w:jc w:val="both"/>
+        <w:rPr>
+          <w:rFonts w:ascii="Times New Roman" w:hAnsi="Times New Roman" w:cs="Times New Roman"/>
+          <w:color w:val="000000" w:themeColor="text1"/>
+        </w:rPr>
+      </w:pPr>
+      <w:r>
+        <w:rPr>
+          <w:rFonts w:ascii="Times New Roman" w:hAnsi="Times New Roman" w:cs="Times New Roman"/>
+          <w:color w:val="000000" w:themeColor="text1"/>
+        </w:rPr>
+        <w:t xml:space="preserve">A forgalomirányítás </w:t>
+      </w:r>
+      <w:r>
+        <w:rPr>
+          <w:rFonts w:ascii="Times New Roman" w:hAnsi="Times New Roman" w:cs="Times New Roman"/>
+          <w:color w:val="C00000"/>
+        </w:rPr>
+        <w:t xml:space="preserve">Többterületű OSPFv2-vel </w:t>
+      </w:r>
+      <w:r>
+        <w:rPr>
+          <w:rFonts w:ascii="Times New Roman" w:hAnsi="Times New Roman" w:cs="Times New Roman"/>
+          <w:color w:val="000000" w:themeColor="text1"/>
+        </w:rPr>
+        <w:t xml:space="preserve">került kivitelezésre a telephelyeken. </w:t>
+      </w:r>
+      <w:r>
+        <w:rPr>
+          <w:rFonts w:ascii="Times New Roman" w:hAnsi="Times New Roman" w:cs="Times New Roman"/>
+          <w:color w:val="000000" w:themeColor="text1"/>
+        </w:rPr>
+        <w:t xml:space="preserve">A többterületű OSPF (Open </w:t>
+      </w:r>
+      <w:proofErr w:type="spellStart"/>
+      <w:r>
+        <w:rPr>
+          <w:rFonts w:ascii="Times New Roman" w:hAnsi="Times New Roman" w:cs="Times New Roman"/>
+          <w:color w:val="000000" w:themeColor="text1"/>
+        </w:rPr>
+        <w:t>Shortest</w:t>
+      </w:r>
+      <w:proofErr w:type="spellEnd"/>
+      <w:r>
+        <w:rPr>
+          <w:rFonts w:ascii="Times New Roman" w:hAnsi="Times New Roman" w:cs="Times New Roman"/>
+          <w:color w:val="000000" w:themeColor="text1"/>
+        </w:rPr>
+        <w:t xml:space="preserve"> </w:t>
+      </w:r>
+      <w:proofErr w:type="spellStart"/>
+      <w:r>
+        <w:rPr>
+          <w:rFonts w:ascii="Times New Roman" w:hAnsi="Times New Roman" w:cs="Times New Roman"/>
+          <w:color w:val="000000" w:themeColor="text1"/>
+        </w:rPr>
+        <w:t>Path</w:t>
+      </w:r>
+      <w:proofErr w:type="spellEnd"/>
+      <w:r>
+        <w:rPr>
+          <w:rFonts w:ascii="Times New Roman" w:hAnsi="Times New Roman" w:cs="Times New Roman"/>
+          <w:color w:val="000000" w:themeColor="text1"/>
+        </w:rPr>
+        <w:t xml:space="preserve"> </w:t>
+      </w:r>
+      <w:proofErr w:type="spellStart"/>
+      <w:r>
+        <w:rPr>
+          <w:rFonts w:ascii="Times New Roman" w:hAnsi="Times New Roman" w:cs="Times New Roman"/>
+          <w:color w:val="000000" w:themeColor="text1"/>
+        </w:rPr>
+        <w:t>First</w:t>
+      </w:r>
+      <w:proofErr w:type="spellEnd"/>
+      <w:r>
+        <w:rPr>
+          <w:rFonts w:ascii="Times New Roman" w:hAnsi="Times New Roman" w:cs="Times New Roman"/>
+          <w:color w:val="000000" w:themeColor="text1"/>
+        </w:rPr>
+        <w:t xml:space="preserve">) egy fejlett, </w:t>
+      </w:r>
+      <w:r>
+        <w:rPr>
+          <w:rFonts w:ascii="Times New Roman" w:hAnsi="Times New Roman" w:cs="Times New Roman"/>
+          <w:b/>
+          <w:bCs/>
+          <w:color w:val="000000" w:themeColor="text1"/>
+        </w:rPr>
+        <w:t>hierarchikus útválasztási modell</w:t>
+      </w:r>
+      <w:r>
+        <w:rPr>
+          <w:rFonts w:ascii="Times New Roman" w:hAnsi="Times New Roman" w:cs="Times New Roman"/>
+          <w:color w:val="000000" w:themeColor="text1"/>
+        </w:rPr>
+        <w:t xml:space="preserve">, amelyet nagyobb, összetettebb hálózatok hatékonyabb kezelésére és </w:t>
+      </w:r>
+      <w:r>
+        <w:rPr>
+          <w:rFonts w:ascii="Times New Roman" w:hAnsi="Times New Roman" w:cs="Times New Roman"/>
+          <w:b/>
+          <w:bCs/>
+          <w:color w:val="000000" w:themeColor="text1"/>
+        </w:rPr>
+        <w:t>skálázására</w:t>
+      </w:r>
+      <w:r>
+        <w:rPr>
+          <w:rFonts w:ascii="Times New Roman" w:hAnsi="Times New Roman" w:cs="Times New Roman"/>
+          <w:color w:val="000000" w:themeColor="text1"/>
+        </w:rPr>
+        <w:t xml:space="preserve"> használnak. Az OSPF egy </w:t>
+      </w:r>
+      <w:r>
+        <w:rPr>
+          <w:rFonts w:ascii="Times New Roman" w:hAnsi="Times New Roman" w:cs="Times New Roman"/>
+          <w:b/>
+          <w:bCs/>
+          <w:color w:val="000000" w:themeColor="text1"/>
+        </w:rPr>
+        <w:t>link-</w:t>
+      </w:r>
+      <w:proofErr w:type="spellStart"/>
+      <w:r>
+        <w:rPr>
+          <w:rFonts w:ascii="Times New Roman" w:hAnsi="Times New Roman" w:cs="Times New Roman"/>
+          <w:b/>
+          <w:bCs/>
+          <w:color w:val="000000" w:themeColor="text1"/>
+        </w:rPr>
+        <w:t>state</w:t>
+      </w:r>
+      <w:proofErr w:type="spellEnd"/>
+      <w:r>
+        <w:rPr>
+          <w:rFonts w:ascii="Times New Roman" w:hAnsi="Times New Roman" w:cs="Times New Roman"/>
+          <w:b/>
+          <w:bCs/>
+          <w:color w:val="000000" w:themeColor="text1"/>
+        </w:rPr>
+        <w:t xml:space="preserve"> alapú</w:t>
+      </w:r>
+      <w:r>
+        <w:rPr>
+          <w:rFonts w:ascii="Times New Roman" w:hAnsi="Times New Roman" w:cs="Times New Roman"/>
+          <w:color w:val="000000" w:themeColor="text1"/>
+        </w:rPr>
+        <w:t xml:space="preserve"> belső átjáró protokoll (IGP), amely a </w:t>
+      </w:r>
+      <w:proofErr w:type="spellStart"/>
+      <w:r>
+        <w:rPr>
+          <w:rFonts w:ascii="Times New Roman" w:hAnsi="Times New Roman" w:cs="Times New Roman"/>
+          <w:color w:val="000000" w:themeColor="text1"/>
+        </w:rPr>
+        <w:t>Dijkstra</w:t>
+      </w:r>
+      <w:proofErr w:type="spellEnd"/>
+      <w:r>
+        <w:rPr>
+          <w:rFonts w:ascii="Times New Roman" w:hAnsi="Times New Roman" w:cs="Times New Roman"/>
+          <w:color w:val="000000" w:themeColor="text1"/>
+        </w:rPr>
+        <w:t>-féle SPF (</w:t>
+      </w:r>
+      <w:proofErr w:type="spellStart"/>
+      <w:r>
+        <w:rPr>
+          <w:rFonts w:ascii="Times New Roman" w:hAnsi="Times New Roman" w:cs="Times New Roman"/>
+          <w:color w:val="000000" w:themeColor="text1"/>
+        </w:rPr>
+        <w:t>Shortest</w:t>
+      </w:r>
+      <w:proofErr w:type="spellEnd"/>
+      <w:r>
+        <w:rPr>
+          <w:rFonts w:ascii="Times New Roman" w:hAnsi="Times New Roman" w:cs="Times New Roman"/>
+          <w:color w:val="000000" w:themeColor="text1"/>
+        </w:rPr>
+        <w:t xml:space="preserve"> </w:t>
+      </w:r>
+      <w:proofErr w:type="spellStart"/>
+      <w:r>
+        <w:rPr>
+          <w:rFonts w:ascii="Times New Roman" w:hAnsi="Times New Roman" w:cs="Times New Roman"/>
+          <w:color w:val="000000" w:themeColor="text1"/>
+        </w:rPr>
+        <w:t>Path</w:t>
+      </w:r>
+      <w:proofErr w:type="spellEnd"/>
+      <w:r>
+        <w:rPr>
+          <w:rFonts w:ascii="Times New Roman" w:hAnsi="Times New Roman" w:cs="Times New Roman"/>
+          <w:color w:val="000000" w:themeColor="text1"/>
+        </w:rPr>
+        <w:t xml:space="preserve"> </w:t>
+      </w:r>
+      <w:proofErr w:type="spellStart"/>
+      <w:r>
+        <w:rPr>
+          <w:rFonts w:ascii="Times New Roman" w:hAnsi="Times New Roman" w:cs="Times New Roman"/>
+          <w:color w:val="000000" w:themeColor="text1"/>
+        </w:rPr>
+        <w:t>First</w:t>
+      </w:r>
+      <w:proofErr w:type="spellEnd"/>
+      <w:r>
+        <w:rPr>
+          <w:rFonts w:ascii="Times New Roman" w:hAnsi="Times New Roman" w:cs="Times New Roman"/>
+          <w:color w:val="000000" w:themeColor="text1"/>
+        </w:rPr>
+        <w:t>) algoritmust használja a legoptimálisabb útvonalak kiszámítására.</w:t>
+      </w:r>
+      <w:r>
+        <w:rPr>
+          <w:rFonts w:ascii="Times New Roman" w:hAnsi="Times New Roman" w:cs="Times New Roman"/>
+          <w:color w:val="000000" w:themeColor="text1"/>
+        </w:rPr>
+        <w:t xml:space="preserve"> </w:t>
+      </w:r>
+      <w:r>
+        <w:rPr>
+          <w:rFonts w:ascii="Times New Roman" w:hAnsi="Times New Roman" w:cs="Times New Roman"/>
+          <w:color w:val="000000" w:themeColor="text1"/>
+        </w:rPr>
+        <w:t xml:space="preserve">A teljes OSPF-hálózat </w:t>
+      </w:r>
+      <w:r>
+        <w:rPr>
+          <w:rFonts w:ascii="Times New Roman" w:hAnsi="Times New Roman" w:cs="Times New Roman"/>
+          <w:b/>
+          <w:bCs/>
+          <w:color w:val="000000" w:themeColor="text1"/>
+        </w:rPr>
+        <w:t>területekre (</w:t>
+      </w:r>
+      <w:proofErr w:type="spellStart"/>
+      <w:r>
+        <w:rPr>
+          <w:rFonts w:ascii="Times New Roman" w:hAnsi="Times New Roman" w:cs="Times New Roman"/>
+          <w:b/>
+          <w:bCs/>
+          <w:color w:val="000000" w:themeColor="text1"/>
+        </w:rPr>
+        <w:t>areas</w:t>
+      </w:r>
+      <w:proofErr w:type="spellEnd"/>
+      <w:r>
+        <w:rPr>
+          <w:rFonts w:ascii="Times New Roman" w:hAnsi="Times New Roman" w:cs="Times New Roman"/>
+          <w:b/>
+          <w:bCs/>
+          <w:color w:val="000000" w:themeColor="text1"/>
+        </w:rPr>
+        <w:t>)</w:t>
+      </w:r>
+      <w:r>
+        <w:rPr>
+          <w:rFonts w:ascii="Times New Roman" w:hAnsi="Times New Roman" w:cs="Times New Roman"/>
+          <w:color w:val="000000" w:themeColor="text1"/>
+        </w:rPr>
+        <w:t xml:space="preserve"> van osztva.</w:t>
+      </w:r>
+      <w:r>
+        <w:rPr>
+          <w:rFonts w:ascii="Times New Roman" w:hAnsi="Times New Roman" w:cs="Times New Roman"/>
+          <w:color w:val="000000" w:themeColor="text1"/>
+        </w:rPr>
+        <w:t xml:space="preserve"> </w:t>
+      </w:r>
+      <w:r>
+        <w:rPr>
+          <w:rFonts w:ascii="Times New Roman" w:hAnsi="Times New Roman" w:cs="Times New Roman"/>
+          <w:color w:val="000000" w:themeColor="text1"/>
+        </w:rPr>
+        <w:t xml:space="preserve">Minden OSPF-hálózatnak van egy </w:t>
+      </w:r>
+      <w:r>
+        <w:rPr>
+          <w:rFonts w:ascii="Times New Roman" w:hAnsi="Times New Roman" w:cs="Times New Roman"/>
+          <w:b/>
+          <w:bCs/>
+          <w:color w:val="000000" w:themeColor="text1"/>
+        </w:rPr>
+        <w:t>gerinc területe (</w:t>
+      </w:r>
+      <w:proofErr w:type="spellStart"/>
+      <w:r>
+        <w:rPr>
+          <w:rFonts w:ascii="Times New Roman" w:hAnsi="Times New Roman" w:cs="Times New Roman"/>
+          <w:b/>
+          <w:bCs/>
+          <w:color w:val="000000" w:themeColor="text1"/>
+        </w:rPr>
+        <w:t>Area</w:t>
+      </w:r>
+      <w:proofErr w:type="spellEnd"/>
+      <w:r>
+        <w:rPr>
+          <w:rFonts w:ascii="Times New Roman" w:hAnsi="Times New Roman" w:cs="Times New Roman"/>
+          <w:b/>
+          <w:bCs/>
+          <w:color w:val="000000" w:themeColor="text1"/>
+        </w:rPr>
+        <w:t xml:space="preserve"> 0)</w:t>
+      </w:r>
+      <w:r>
+        <w:rPr>
+          <w:rFonts w:ascii="Times New Roman" w:hAnsi="Times New Roman" w:cs="Times New Roman"/>
+          <w:color w:val="000000" w:themeColor="text1"/>
+        </w:rPr>
+        <w:t>, amelyhez minden más területnek közvetlenül vagy közvetve csatlakoznia kell.</w:t>
+      </w:r>
+      <w:r>
+        <w:rPr>
+          <w:rFonts w:ascii="Times New Roman" w:hAnsi="Times New Roman" w:cs="Times New Roman"/>
+          <w:color w:val="000000" w:themeColor="text1"/>
+        </w:rPr>
+        <w:t xml:space="preserve"> </w:t>
+      </w:r>
+      <w:r>
+        <w:rPr>
+          <w:rFonts w:ascii="Times New Roman" w:hAnsi="Times New Roman" w:cs="Times New Roman"/>
+          <w:color w:val="000000" w:themeColor="text1"/>
+        </w:rPr>
+        <w:t xml:space="preserve">A </w:t>
+      </w:r>
+      <w:r>
+        <w:rPr>
+          <w:rFonts w:ascii="Times New Roman" w:hAnsi="Times New Roman" w:cs="Times New Roman"/>
+          <w:b/>
+          <w:bCs/>
+          <w:color w:val="000000" w:themeColor="text1"/>
+        </w:rPr>
+        <w:t xml:space="preserve">területhatáron lévő routerek (ABR – </w:t>
+      </w:r>
+      <w:proofErr w:type="spellStart"/>
+      <w:r>
+        <w:rPr>
+          <w:rFonts w:ascii="Times New Roman" w:hAnsi="Times New Roman" w:cs="Times New Roman"/>
+          <w:b/>
+          <w:bCs/>
+          <w:color w:val="000000" w:themeColor="text1"/>
+        </w:rPr>
+        <w:t>Area</w:t>
+      </w:r>
+      <w:proofErr w:type="spellEnd"/>
+      <w:r>
+        <w:rPr>
+          <w:rFonts w:ascii="Times New Roman" w:hAnsi="Times New Roman" w:cs="Times New Roman"/>
+          <w:b/>
+          <w:bCs/>
+          <w:color w:val="000000" w:themeColor="text1"/>
+        </w:rPr>
+        <w:t xml:space="preserve"> </w:t>
+      </w:r>
+      <w:proofErr w:type="spellStart"/>
+      <w:r>
+        <w:rPr>
+          <w:rFonts w:ascii="Times New Roman" w:hAnsi="Times New Roman" w:cs="Times New Roman"/>
+          <w:b/>
+          <w:bCs/>
+          <w:color w:val="000000" w:themeColor="text1"/>
+        </w:rPr>
+        <w:t>Border</w:t>
+      </w:r>
+      <w:proofErr w:type="spellEnd"/>
+      <w:r>
+        <w:rPr>
+          <w:rFonts w:ascii="Times New Roman" w:hAnsi="Times New Roman" w:cs="Times New Roman"/>
+          <w:b/>
+          <w:bCs/>
+          <w:color w:val="000000" w:themeColor="text1"/>
+        </w:rPr>
+        <w:t xml:space="preserve"> Router)</w:t>
+      </w:r>
+      <w:r>
+        <w:rPr>
+          <w:rFonts w:ascii="Times New Roman" w:hAnsi="Times New Roman" w:cs="Times New Roman"/>
+          <w:color w:val="000000" w:themeColor="text1"/>
+        </w:rPr>
+        <w:t xml:space="preserve"> összegzik a saját területük útvonalait, és csak az összegzett információt továbbítják más területek felé.</w:t>
+      </w:r>
+      <w:r>
+        <w:rPr>
+          <w:rFonts w:ascii="Times New Roman" w:hAnsi="Times New Roman" w:cs="Times New Roman"/>
+          <w:color w:val="000000" w:themeColor="text1"/>
+        </w:rPr>
+        <w:t xml:space="preserve"> </w:t>
+      </w:r>
+      <w:r>
+        <w:rPr>
+          <w:rFonts w:ascii="Times New Roman" w:hAnsi="Times New Roman" w:cs="Times New Roman"/>
+          <w:color w:val="000000" w:themeColor="text1"/>
+        </w:rPr>
+        <w:t xml:space="preserve">A </w:t>
+      </w:r>
+      <w:r>
+        <w:rPr>
+          <w:rFonts w:ascii="Times New Roman" w:hAnsi="Times New Roman" w:cs="Times New Roman"/>
+          <w:b/>
+          <w:bCs/>
+          <w:color w:val="000000" w:themeColor="text1"/>
+        </w:rPr>
+        <w:t>link-</w:t>
+      </w:r>
+      <w:proofErr w:type="spellStart"/>
+      <w:r>
+        <w:rPr>
+          <w:rFonts w:ascii="Times New Roman" w:hAnsi="Times New Roman" w:cs="Times New Roman"/>
+          <w:b/>
+          <w:bCs/>
+          <w:color w:val="000000" w:themeColor="text1"/>
+        </w:rPr>
+        <w:t>state</w:t>
+      </w:r>
+      <w:proofErr w:type="spellEnd"/>
+      <w:r>
+        <w:rPr>
+          <w:rFonts w:ascii="Times New Roman" w:hAnsi="Times New Roman" w:cs="Times New Roman"/>
+          <w:b/>
+          <w:bCs/>
+          <w:color w:val="000000" w:themeColor="text1"/>
+        </w:rPr>
+        <w:t xml:space="preserve"> adatbázis (LSDB)</w:t>
+      </w:r>
+      <w:r>
+        <w:rPr>
+          <w:rFonts w:ascii="Times New Roman" w:hAnsi="Times New Roman" w:cs="Times New Roman"/>
+          <w:color w:val="000000" w:themeColor="text1"/>
+        </w:rPr>
+        <w:t xml:space="preserve"> csak az adott területre vonatkozó információkat tartalmazza, kivéve az ABR-</w:t>
+      </w:r>
+      <w:proofErr w:type="spellStart"/>
+      <w:r>
+        <w:rPr>
+          <w:rFonts w:ascii="Times New Roman" w:hAnsi="Times New Roman" w:cs="Times New Roman"/>
+          <w:color w:val="000000" w:themeColor="text1"/>
+        </w:rPr>
+        <w:t>eket</w:t>
+      </w:r>
+      <w:proofErr w:type="spellEnd"/>
+      <w:r>
+        <w:rPr>
+          <w:rFonts w:ascii="Times New Roman" w:hAnsi="Times New Roman" w:cs="Times New Roman"/>
+          <w:color w:val="000000" w:themeColor="text1"/>
+        </w:rPr>
+        <w:t>, amelyek több terület LSDB-jét is kezelik.</w:t>
+      </w:r>
+      <w:r>
+        <w:rPr>
+          <w:rFonts w:ascii="Times New Roman" w:hAnsi="Times New Roman" w:cs="Times New Roman"/>
+          <w:color w:val="000000" w:themeColor="text1"/>
+        </w:rPr>
+        <w:t xml:space="preserve"> </w:t>
+      </w:r>
+    </w:p>
+    <w:p>
+      <w:pPr>
+        <w:spacing w:after="0" w:line="240" w:lineRule="auto"/>
+        <w:jc w:val="both"/>
+        <w:rPr>
+          <w:rFonts w:ascii="Times New Roman" w:hAnsi="Times New Roman" w:cs="Times New Roman"/>
+          <w:color w:val="000000" w:themeColor="text1"/>
+        </w:rPr>
+      </w:pPr>
+    </w:p>
+    <w:p>
+      <w:pPr>
+        <w:spacing w:after="0" w:line="240" w:lineRule="auto"/>
+        <w:jc w:val="both"/>
+        <w:rPr>
+          <w:rFonts w:ascii="Times New Roman" w:hAnsi="Times New Roman" w:cs="Times New Roman"/>
+          <w:color w:val="000000" w:themeColor="text1"/>
+        </w:rPr>
+      </w:pPr>
+      <w:r>
+        <w:rPr>
+          <w:rFonts w:ascii="Times New Roman" w:hAnsi="Times New Roman" w:cs="Times New Roman"/>
+          <w:color w:val="000000" w:themeColor="text1"/>
+        </w:rPr>
+        <w:t xml:space="preserve">A </w:t>
+      </w:r>
+      <w:proofErr w:type="spellStart"/>
+      <w:r>
+        <w:rPr>
+          <w:rFonts w:ascii="Times New Roman" w:hAnsi="Times New Roman" w:cs="Times New Roman"/>
+          <w:color w:val="000000" w:themeColor="text1"/>
+        </w:rPr>
+        <w:t>telekom</w:t>
+      </w:r>
+      <w:proofErr w:type="spellEnd"/>
+      <w:r>
+        <w:rPr>
+          <w:rFonts w:ascii="Times New Roman" w:hAnsi="Times New Roman" w:cs="Times New Roman"/>
+          <w:color w:val="000000" w:themeColor="text1"/>
+        </w:rPr>
+        <w:t xml:space="preserve"> budapesti telephelyen található két ilyen terület, az eddig említett </w:t>
+      </w:r>
+      <w:r>
+        <w:rPr>
+          <w:rFonts w:ascii="Times New Roman" w:hAnsi="Times New Roman" w:cs="Times New Roman"/>
+          <w:color w:val="A02B93" w:themeColor="accent5"/>
+        </w:rPr>
+        <w:t xml:space="preserve">rózsaszín terület </w:t>
+      </w:r>
+      <w:r>
+        <w:rPr>
+          <w:rFonts w:ascii="Times New Roman" w:hAnsi="Times New Roman" w:cs="Times New Roman"/>
+          <w:color w:val="000000" w:themeColor="text1"/>
+        </w:rPr>
+        <w:t xml:space="preserve">az </w:t>
+      </w:r>
+      <w:proofErr w:type="spellStart"/>
+      <w:r>
+        <w:rPr>
+          <w:rFonts w:ascii="Times New Roman" w:hAnsi="Times New Roman" w:cs="Times New Roman"/>
+          <w:color w:val="A02B93" w:themeColor="accent5"/>
+        </w:rPr>
+        <w:t>area</w:t>
+      </w:r>
+      <w:proofErr w:type="spellEnd"/>
+      <w:r>
+        <w:rPr>
+          <w:rFonts w:ascii="Times New Roman" w:hAnsi="Times New Roman" w:cs="Times New Roman"/>
+          <w:color w:val="A02B93" w:themeColor="accent5"/>
+        </w:rPr>
+        <w:t xml:space="preserve"> 20</w:t>
+      </w:r>
+      <w:r>
+        <w:rPr>
+          <w:rFonts w:ascii="Times New Roman" w:hAnsi="Times New Roman" w:cs="Times New Roman"/>
+          <w:color w:val="000000" w:themeColor="text1"/>
+        </w:rPr>
+        <w:t xml:space="preserve">, illetve ami most fog következni a </w:t>
+      </w:r>
+      <w:r>
+        <w:rPr>
+          <w:rFonts w:ascii="Times New Roman" w:hAnsi="Times New Roman" w:cs="Times New Roman"/>
+          <w:color w:val="153D63" w:themeColor="text2" w:themeTint="E6"/>
+        </w:rPr>
+        <w:t xml:space="preserve">sötétkék terület </w:t>
+      </w:r>
+      <w:r>
+        <w:rPr>
+          <w:rFonts w:ascii="Times New Roman" w:hAnsi="Times New Roman" w:cs="Times New Roman"/>
+          <w:color w:val="000000" w:themeColor="text1"/>
+        </w:rPr>
+        <w:t xml:space="preserve">az </w:t>
+      </w:r>
+      <w:proofErr w:type="spellStart"/>
+      <w:r>
+        <w:rPr>
+          <w:rFonts w:ascii="Times New Roman" w:hAnsi="Times New Roman" w:cs="Times New Roman"/>
+          <w:color w:val="153D63" w:themeColor="text2" w:themeTint="E6"/>
+        </w:rPr>
+        <w:t>area</w:t>
+      </w:r>
+      <w:proofErr w:type="spellEnd"/>
+      <w:r>
+        <w:rPr>
+          <w:rFonts w:ascii="Times New Roman" w:hAnsi="Times New Roman" w:cs="Times New Roman"/>
+          <w:color w:val="153D63" w:themeColor="text2" w:themeTint="E6"/>
+        </w:rPr>
+        <w:t xml:space="preserve"> 10</w:t>
+      </w:r>
+      <w:r>
+        <w:rPr>
+          <w:rFonts w:ascii="Times New Roman" w:hAnsi="Times New Roman" w:cs="Times New Roman"/>
+          <w:color w:val="153D63" w:themeColor="text2" w:themeTint="E6"/>
+        </w:rPr>
+        <w:t xml:space="preserve">. </w:t>
+      </w:r>
+      <w:r>
+        <w:rPr>
+          <w:rFonts w:ascii="Times New Roman" w:hAnsi="Times New Roman" w:cs="Times New Roman"/>
+          <w:color w:val="000000" w:themeColor="text1"/>
+        </w:rPr>
+        <w:t xml:space="preserve">Azt fontos megemlíteni, hogy a budapesti telephely OSPFv2-es konfigurációja egybe van a budapesti titkárság telephelyével, a többi terület az ott helyezkedik el, vagyis a két </w:t>
+      </w:r>
+      <w:proofErr w:type="spellStart"/>
+      <w:r>
+        <w:rPr>
+          <w:rFonts w:ascii="Times New Roman" w:hAnsi="Times New Roman" w:cs="Times New Roman"/>
+          <w:color w:val="000000" w:themeColor="text1"/>
+        </w:rPr>
+        <w:t>telephelyet</w:t>
+      </w:r>
+      <w:proofErr w:type="spellEnd"/>
+      <w:r>
+        <w:rPr>
+          <w:rFonts w:ascii="Times New Roman" w:hAnsi="Times New Roman" w:cs="Times New Roman"/>
+          <w:color w:val="000000" w:themeColor="text1"/>
+        </w:rPr>
+        <w:t xml:space="preserve"> összekötő </w:t>
+      </w:r>
+      <w:r>
+        <w:rPr>
+          <w:rFonts w:ascii="Times New Roman" w:hAnsi="Times New Roman" w:cs="Times New Roman"/>
+          <w:b/>
+          <w:bCs/>
+          <w:color w:val="000000" w:themeColor="text1"/>
+        </w:rPr>
+        <w:t xml:space="preserve">optikai </w:t>
+      </w:r>
+      <w:r>
+        <w:rPr>
+          <w:rFonts w:ascii="Times New Roman" w:hAnsi="Times New Roman" w:cs="Times New Roman"/>
+          <w:b/>
+          <w:bCs/>
+          <w:color w:val="000000" w:themeColor="text1"/>
+        </w:rPr>
+        <w:lastRenderedPageBreak/>
+        <w:t>kábel</w:t>
+      </w:r>
+      <w:r>
+        <w:rPr>
+          <w:rFonts w:ascii="Times New Roman" w:hAnsi="Times New Roman" w:cs="Times New Roman"/>
+          <w:color w:val="000000" w:themeColor="text1"/>
+        </w:rPr>
+        <w:t xml:space="preserve"> </w:t>
+      </w:r>
+      <w:proofErr w:type="spellStart"/>
+      <w:r>
+        <w:rPr>
+          <w:rFonts w:ascii="Times New Roman" w:hAnsi="Times New Roman" w:cs="Times New Roman"/>
+          <w:color w:val="000000" w:themeColor="text1"/>
+        </w:rPr>
+        <w:t>interfacein</w:t>
+      </w:r>
+      <w:proofErr w:type="spellEnd"/>
+      <w:r>
+        <w:rPr>
+          <w:rFonts w:ascii="Times New Roman" w:hAnsi="Times New Roman" w:cs="Times New Roman"/>
+          <w:color w:val="000000" w:themeColor="text1"/>
+        </w:rPr>
+        <w:t xml:space="preserve"> is OSPF protokoll</w:t>
+      </w:r>
+      <w:r>
+        <w:rPr>
+          <w:rFonts w:ascii="Times New Roman" w:hAnsi="Times New Roman" w:cs="Times New Roman"/>
+          <w:color w:val="000000" w:themeColor="text1"/>
+        </w:rPr>
+        <w:t xml:space="preserve"> van beállítva</w:t>
+      </w:r>
+      <w:r>
+        <w:rPr>
+          <w:rFonts w:ascii="Times New Roman" w:hAnsi="Times New Roman" w:cs="Times New Roman"/>
+          <w:color w:val="000000" w:themeColor="text1"/>
+        </w:rPr>
+        <w:t xml:space="preserve">. </w:t>
+      </w:r>
+      <w:r>
+        <w:rPr>
+          <w:rFonts w:ascii="Times New Roman" w:hAnsi="Times New Roman" w:cs="Times New Roman"/>
+          <w:color w:val="000000" w:themeColor="text1"/>
+        </w:rPr>
+        <w:t xml:space="preserve">A </w:t>
+      </w:r>
+      <w:r>
+        <w:rPr>
+          <w:rFonts w:ascii="Times New Roman" w:hAnsi="Times New Roman" w:cs="Times New Roman"/>
+          <w:color w:val="C00000"/>
+        </w:rPr>
+        <w:t>DR Router a BP_R</w:t>
+      </w:r>
+      <w:r>
+        <w:rPr>
+          <w:rFonts w:ascii="Times New Roman" w:hAnsi="Times New Roman" w:cs="Times New Roman"/>
+          <w:color w:val="000000" w:themeColor="text1"/>
+        </w:rPr>
+        <w:t xml:space="preserve"> központi Router a budapesti telephelyen 1.1.1.1-es router </w:t>
+      </w:r>
+      <w:proofErr w:type="spellStart"/>
+      <w:r>
+        <w:rPr>
+          <w:rFonts w:ascii="Times New Roman" w:hAnsi="Times New Roman" w:cs="Times New Roman"/>
+          <w:color w:val="000000" w:themeColor="text1"/>
+        </w:rPr>
+        <w:t>id-val</w:t>
+      </w:r>
+      <w:proofErr w:type="spellEnd"/>
+      <w:r>
+        <w:rPr>
+          <w:rFonts w:ascii="Times New Roman" w:hAnsi="Times New Roman" w:cs="Times New Roman"/>
+          <w:color w:val="000000" w:themeColor="text1"/>
+        </w:rPr>
+        <w:t xml:space="preserve">. </w:t>
+      </w:r>
+    </w:p>
+    <w:p>
+      <w:pPr>
+        <w:spacing w:after="0" w:line="240" w:lineRule="auto"/>
+        <w:jc w:val="both"/>
+        <w:rPr>
+          <w:rFonts w:ascii="Times New Roman" w:hAnsi="Times New Roman" w:cs="Times New Roman"/>
+          <w:color w:val="000000" w:themeColor="text1"/>
+        </w:rPr>
+      </w:pPr>
+    </w:p>
+    <w:p>
+      <w:pPr>
+        <w:spacing w:after="0" w:line="240" w:lineRule="auto"/>
+        <w:jc w:val="both"/>
+        <w:rPr>
+          <w:rFonts w:ascii="Times New Roman" w:hAnsi="Times New Roman" w:cs="Times New Roman"/>
+          <w:color w:val="000000" w:themeColor="text1"/>
+        </w:rPr>
+      </w:pPr>
+    </w:p>
+    <w:p>
+      <w:pPr>
+        <w:spacing w:after="0" w:line="240" w:lineRule="auto"/>
+        <w:jc w:val="both"/>
+        <w:rPr>
+          <w:rFonts w:ascii="Times New Roman" w:hAnsi="Times New Roman" w:cs="Times New Roman"/>
+          <w:color w:val="000000" w:themeColor="text1"/>
+        </w:rPr>
+      </w:pPr>
+    </w:p>
+    <w:p>
+      <w:pPr>
+        <w:spacing w:after="0" w:line="240" w:lineRule="auto"/>
+        <w:jc w:val="both"/>
+        <w:rPr>
+          <w:rFonts w:ascii="Times New Roman" w:hAnsi="Times New Roman" w:cs="Times New Roman"/>
+        </w:rPr>
+      </w:pPr>
+    </w:p>
+    <w:p>
+      <w:pPr>
+        <w:spacing w:after="0" w:line="240" w:lineRule="auto"/>
+        <w:jc w:val="both"/>
+        <w:rPr>
+          <w:rFonts w:ascii="Times New Roman" w:hAnsi="Times New Roman" w:cs="Times New Roman"/>
+        </w:rPr>
+      </w:pPr>
+    </w:p>
+    <w:p>
+      <w:pPr>
+        <w:spacing w:after="0" w:line="240" w:lineRule="auto"/>
+        <w:jc w:val="both"/>
+        <w:rPr>
+          <w:rFonts w:ascii="Times New Roman" w:hAnsi="Times New Roman" w:cs="Times New Roman"/>
+        </w:rPr>
+      </w:pPr>
+    </w:p>
+    <w:p>
+      <w:pPr>
+        <w:spacing w:after="0" w:line="240" w:lineRule="auto"/>
+        <w:jc w:val="both"/>
+        <w:rPr>
+          <w:rFonts w:ascii="Times New Roman" w:hAnsi="Times New Roman" w:cs="Times New Roman"/>
+        </w:rPr>
+      </w:pPr>
+    </w:p>
+    <w:p>
+      <w:pPr>
+        <w:spacing w:after="0" w:line="240" w:lineRule="auto"/>
+        <w:jc w:val="both"/>
+        <w:rPr>
+          <w:rFonts w:ascii="Times New Roman" w:hAnsi="Times New Roman" w:cs="Times New Roman"/>
+        </w:rPr>
+      </w:pPr>
+    </w:p>
+    <w:p>
+      <w:pPr>
+        <w:spacing w:after="0" w:line="240" w:lineRule="auto"/>
+        <w:jc w:val="both"/>
+        <w:rPr>
+          <w:rFonts w:ascii="Times New Roman" w:hAnsi="Times New Roman" w:cs="Times New Roman"/>
+        </w:rPr>
+      </w:pPr>
+    </w:p>
+    <w:p>
+      <w:pPr>
+        <w:spacing w:after="0" w:line="240" w:lineRule="auto"/>
+        <w:jc w:val="both"/>
+        <w:rPr>
+          <w:rFonts w:ascii="Times New Roman" w:hAnsi="Times New Roman" w:cs="Times New Roman"/>
+        </w:rPr>
+      </w:pPr>
+    </w:p>
+    <w:p>
+      <w:pPr>
+        <w:spacing w:after="0" w:line="240" w:lineRule="auto"/>
+        <w:jc w:val="both"/>
+        <w:rPr>
+          <w:rFonts w:ascii="Times New Roman" w:hAnsi="Times New Roman" w:cs="Times New Roman"/>
+        </w:rPr>
+      </w:pPr>
+    </w:p>
+    <w:p>
+      <w:pPr>
+        <w:spacing w:after="0" w:line="240" w:lineRule="auto"/>
+        <w:jc w:val="both"/>
+        <w:rPr>
+          <w:rFonts w:ascii="Times New Roman" w:hAnsi="Times New Roman" w:cs="Times New Roman"/>
+        </w:rPr>
+      </w:pPr>
+    </w:p>
+    <w:p>
+      <w:pPr>
+        <w:spacing w:after="0" w:line="240" w:lineRule="auto"/>
+        <w:jc w:val="both"/>
+        <w:rPr>
+          <w:rFonts w:ascii="Times New Roman" w:hAnsi="Times New Roman" w:cs="Times New Roman"/>
+        </w:rPr>
+      </w:pPr>
+    </w:p>
+    <w:p>
+      <w:pPr>
+        <w:spacing w:after="0" w:line="240" w:lineRule="auto"/>
+        <w:jc w:val="both"/>
+        <w:rPr>
+          <w:rFonts w:ascii="Times New Roman" w:hAnsi="Times New Roman" w:cs="Times New Roman"/>
+        </w:rPr>
+      </w:pPr>
+    </w:p>
+    <w:p>
+      <w:pPr>
+        <w:spacing w:after="0" w:line="240" w:lineRule="auto"/>
+        <w:jc w:val="both"/>
+        <w:rPr>
+          <w:rFonts w:ascii="Times New Roman" w:hAnsi="Times New Roman" w:cs="Times New Roman"/>
+        </w:rPr>
+      </w:pPr>
+    </w:p>
+    <w:p>
+      <w:pPr>
+        <w:spacing w:after="0" w:line="240" w:lineRule="auto"/>
+        <w:jc w:val="both"/>
+        <w:rPr>
+          <w:rFonts w:ascii="Times New Roman" w:hAnsi="Times New Roman" w:cs="Times New Roman"/>
+        </w:rPr>
+      </w:pPr>
+    </w:p>
+    <w:p>
+      <w:pPr>
+        <w:spacing w:after="0" w:line="240" w:lineRule="auto"/>
+        <w:jc w:val="both"/>
+        <w:rPr>
+          <w:rFonts w:ascii="Times New Roman" w:hAnsi="Times New Roman" w:cs="Times New Roman"/>
+        </w:rPr>
+      </w:pPr>
+    </w:p>
+    <w:p>
+      <w:pPr>
+        <w:spacing w:after="0" w:line="240" w:lineRule="auto"/>
+        <w:jc w:val="both"/>
+        <w:rPr>
+          <w:rFonts w:ascii="Times New Roman" w:hAnsi="Times New Roman" w:cs="Times New Roman"/>
+        </w:rPr>
+      </w:pPr>
+    </w:p>
+    <w:p>
+      <w:pPr>
+        <w:spacing w:after="0" w:line="240" w:lineRule="auto"/>
+        <w:jc w:val="both"/>
+        <w:rPr>
+          <w:rFonts w:ascii="Times New Roman" w:hAnsi="Times New Roman" w:cs="Times New Roman"/>
+        </w:rPr>
+      </w:pPr>
+    </w:p>
+    <w:p>
+      <w:pPr>
+        <w:spacing w:after="0" w:line="240" w:lineRule="auto"/>
+        <w:jc w:val="both"/>
+        <w:rPr>
+          <w:rFonts w:ascii="Times New Roman" w:hAnsi="Times New Roman" w:cs="Times New Roman"/>
+        </w:rPr>
+      </w:pPr>
+    </w:p>
+    <w:p>
+      <w:pPr>
+        <w:spacing w:after="0" w:line="240" w:lineRule="auto"/>
+        <w:jc w:val="both"/>
+        <w:rPr>
+          <w:rFonts w:ascii="Times New Roman" w:hAnsi="Times New Roman" w:cs="Times New Roman"/>
+        </w:rPr>
+      </w:pPr>
+    </w:p>
+    <w:p>
+      <w:pPr>
+        <w:spacing w:after="0" w:line="240" w:lineRule="auto"/>
+        <w:jc w:val="both"/>
+        <w:rPr>
+          <w:rFonts w:ascii="Times New Roman" w:hAnsi="Times New Roman" w:cs="Times New Roman"/>
+        </w:rPr>
+      </w:pPr>
+    </w:p>
+    <w:p>
+      <w:pPr>
+        <w:spacing w:after="0" w:line="240" w:lineRule="auto"/>
+        <w:jc w:val="both"/>
+        <w:rPr>
+          <w:rFonts w:ascii="Times New Roman" w:hAnsi="Times New Roman" w:cs="Times New Roman"/>
+        </w:rPr>
+      </w:pPr>
+    </w:p>
+    <w:p>
+      <w:pPr>
+        <w:spacing w:after="0" w:line="240" w:lineRule="auto"/>
+        <w:jc w:val="both"/>
+        <w:rPr>
+          <w:rFonts w:ascii="Times New Roman" w:hAnsi="Times New Roman" w:cs="Times New Roman"/>
+        </w:rPr>
+      </w:pPr>
+    </w:p>
+    <w:p>
+      <w:pPr>
+        <w:spacing w:after="0" w:line="240" w:lineRule="auto"/>
+        <w:jc w:val="both"/>
+        <w:rPr>
+          <w:rFonts w:ascii="Times New Roman" w:hAnsi="Times New Roman" w:cs="Times New Roman"/>
+        </w:rPr>
+      </w:pPr>
+    </w:p>
+    <w:p>
+      <w:pPr>
+        <w:spacing w:after="0" w:line="240" w:lineRule="auto"/>
+        <w:jc w:val="both"/>
+        <w:rPr>
+          <w:rFonts w:ascii="Times New Roman" w:hAnsi="Times New Roman" w:cs="Times New Roman"/>
+        </w:rPr>
+      </w:pPr>
+    </w:p>
+    <w:p>
+      <w:pPr>
+        <w:spacing w:after="0" w:line="240" w:lineRule="auto"/>
+        <w:jc w:val="both"/>
+        <w:rPr>
+          <w:rFonts w:ascii="Times New Roman" w:hAnsi="Times New Roman" w:cs="Times New Roman"/>
+        </w:rPr>
+      </w:pPr>
+    </w:p>
+    <w:p>
+      <w:pPr>
+        <w:spacing w:after="0" w:line="240" w:lineRule="auto"/>
+        <w:jc w:val="both"/>
+        <w:rPr>
+          <w:rFonts w:ascii="Times New Roman" w:hAnsi="Times New Roman" w:cs="Times New Roman"/>
+        </w:rPr>
+      </w:pPr>
+    </w:p>
+    <w:p>
+      <w:pPr>
+        <w:spacing w:after="0" w:line="240" w:lineRule="auto"/>
+        <w:jc w:val="both"/>
+        <w:rPr>
+          <w:rFonts w:ascii="Times New Roman" w:hAnsi="Times New Roman" w:cs="Times New Roman"/>
+        </w:rPr>
+      </w:pPr>
+    </w:p>
+    <w:p>
+      <w:pPr>
+        <w:spacing w:after="0" w:line="240" w:lineRule="auto"/>
+        <w:jc w:val="both"/>
+        <w:rPr>
+          <w:rFonts w:ascii="Times New Roman" w:hAnsi="Times New Roman" w:cs="Times New Roman"/>
+        </w:rPr>
+      </w:pPr>
     </w:p>
     <w:p>
       <w:pPr>
@@ -1223,7 +5344,7 @@
                     <pic:cNvPicPr/>
                   </pic:nvPicPr>
                   <pic:blipFill>
-                    <a:blip r:embed="rId9"/>
+                    <a:blip r:embed="rId15"/>
                     <a:stretch>
                       <a:fillRect/>
                     </a:stretch>
@@ -1442,7 +5563,7 @@
                     <pic:cNvPicPr/>
                   </pic:nvPicPr>
                   <pic:blipFill>
-                    <a:blip r:embed="rId10"/>
+                    <a:blip r:embed="rId16"/>
                     <a:stretch>
                       <a:fillRect/>
                     </a:stretch>
@@ -1542,7 +5663,7 @@
                     <pic:cNvPicPr/>
                   </pic:nvPicPr>
                   <pic:blipFill>
-                    <a:blip r:embed="rId11"/>
+                    <a:blip r:embed="rId17"/>
                     <a:stretch>
                       <a:fillRect/>
                     </a:stretch>
@@ -1853,7 +5974,7 @@
                     <pic:cNvPicPr/>
                   </pic:nvPicPr>
                   <pic:blipFill>
-                    <a:blip r:embed="rId12"/>
+                    <a:blip r:embed="rId18"/>
                     <a:stretch>
                       <a:fillRect/>
                     </a:stretch>
@@ -2035,7 +6156,7 @@
                     <pic:cNvPicPr/>
                   </pic:nvPicPr>
                   <pic:blipFill>
-                    <a:blip r:embed="rId13"/>
+                    <a:blip r:embed="rId19"/>
                     <a:stretch>
                       <a:fillRect/>
                     </a:stretch>
@@ -2117,7 +6238,7 @@
             </w:pPr>
             <w:r>
               <w:rPr>
-                <w:rStyle w:val="Kiemels2"/>
+                <w:rStyle w:val="Strong"/>
                 <w:rFonts w:ascii="Times New Roman" w:hAnsi="Times New Roman" w:cs="Times New Roman"/>
               </w:rPr>
               <w:t>Telephely</w:t>
@@ -2140,7 +6261,7 @@
             </w:pPr>
             <w:r>
               <w:rPr>
-                <w:rStyle w:val="Kiemels2"/>
+                <w:rStyle w:val="Strong"/>
                 <w:rFonts w:ascii="Times New Roman" w:hAnsi="Times New Roman" w:cs="Times New Roman"/>
               </w:rPr>
               <w:t>Hálózat</w:t>
@@ -2163,7 +6284,7 @@
             </w:pPr>
             <w:r>
               <w:rPr>
-                <w:rStyle w:val="Kiemels2"/>
+                <w:rStyle w:val="Strong"/>
                 <w:rFonts w:ascii="Times New Roman" w:hAnsi="Times New Roman" w:cs="Times New Roman"/>
               </w:rPr>
               <w:t>Router IP</w:t>
@@ -2474,7 +6595,7 @@
     </w:p>
     <w:p>
       <w:pPr>
-        <w:pStyle w:val="Listaszerbekezds"/>
+        <w:pStyle w:val="ListParagraph"/>
         <w:numPr>
           <w:ilvl w:val="0"/>
           <w:numId w:val="4"/>
@@ -2500,7 +6621,7 @@
     </w:p>
     <w:p>
       <w:pPr>
-        <w:pStyle w:val="Listaszerbekezds"/>
+        <w:pStyle w:val="ListParagraph"/>
         <w:numPr>
           <w:ilvl w:val="0"/>
           <w:numId w:val="4"/>
@@ -2525,7 +6646,7 @@
     </w:p>
     <w:p>
       <w:pPr>
-        <w:pStyle w:val="Listaszerbekezds"/>
+        <w:pStyle w:val="ListParagraph"/>
         <w:numPr>
           <w:ilvl w:val="0"/>
           <w:numId w:val="4"/>
@@ -2550,7 +6671,7 @@
     </w:p>
     <w:p>
       <w:pPr>
-        <w:pStyle w:val="Listaszerbekezds"/>
+        <w:pStyle w:val="ListParagraph"/>
         <w:numPr>
           <w:ilvl w:val="0"/>
           <w:numId w:val="4"/>
@@ -2607,7 +6728,7 @@
                     <pic:cNvPicPr/>
                   </pic:nvPicPr>
                   <pic:blipFill>
-                    <a:blip r:embed="rId14"/>
+                    <a:blip r:embed="rId20"/>
                     <a:stretch>
                       <a:fillRect/>
                     </a:stretch>
@@ -2648,7 +6769,7 @@
     </w:p>
     <w:p>
       <w:pPr>
-        <w:pStyle w:val="Listaszerbekezds"/>
+        <w:pStyle w:val="ListParagraph"/>
         <w:numPr>
           <w:ilvl w:val="0"/>
           <w:numId w:val="13"/>
@@ -3312,7 +7433,7 @@
                     <pic:cNvPicPr/>
                   </pic:nvPicPr>
                   <pic:blipFill>
-                    <a:blip r:embed="rId15"/>
+                    <a:blip r:embed="rId21"/>
                     <a:stretch>
                       <a:fillRect/>
                     </a:stretch>
@@ -3646,7 +7767,7 @@
                     <pic:cNvPicPr/>
                   </pic:nvPicPr>
                   <pic:blipFill>
-                    <a:blip r:embed="rId16"/>
+                    <a:blip r:embed="rId22"/>
                     <a:stretch>
                       <a:fillRect/>
                     </a:stretch>
@@ -3687,7 +7808,7 @@
                     <pic:cNvPicPr/>
                   </pic:nvPicPr>
                   <pic:blipFill>
-                    <a:blip r:embed="rId17"/>
+                    <a:blip r:embed="rId23"/>
                     <a:stretch>
                       <a:fillRect/>
                     </a:stretch>
@@ -4731,7 +8852,7 @@
     </w:p>
     <w:p>
       <w:pPr>
-        <w:pStyle w:val="Listaszerbekezds"/>
+        <w:pStyle w:val="ListParagraph"/>
         <w:numPr>
           <w:ilvl w:val="0"/>
           <w:numId w:val="4"/>
@@ -4778,7 +8899,7 @@
                     <pic:cNvPicPr/>
                   </pic:nvPicPr>
                   <pic:blipFill>
-                    <a:blip r:embed="rId18"/>
+                    <a:blip r:embed="rId24"/>
                     <a:stretch>
                       <a:fillRect/>
                     </a:stretch>
@@ -4858,7 +8979,7 @@
                     <pic:cNvPicPr/>
                   </pic:nvPicPr>
                   <pic:blipFill>
-                    <a:blip r:embed="rId19"/>
+                    <a:blip r:embed="rId25"/>
                     <a:stretch>
                       <a:fillRect/>
                     </a:stretch>
@@ -4881,7 +9002,7 @@
     </w:p>
     <w:p>
       <w:pPr>
-        <w:pStyle w:val="Listaszerbekezds"/>
+        <w:pStyle w:val="ListParagraph"/>
         <w:numPr>
           <w:ilvl w:val="0"/>
           <w:numId w:val="4"/>
@@ -4901,7 +9022,7 @@
     </w:p>
     <w:p>
       <w:pPr>
-        <w:pStyle w:val="Listaszerbekezds"/>
+        <w:pStyle w:val="ListParagraph"/>
         <w:numPr>
           <w:ilvl w:val="1"/>
           <w:numId w:val="4"/>
@@ -4954,7 +9075,7 @@
                     <pic:cNvPicPr/>
                   </pic:nvPicPr>
                   <pic:blipFill>
-                    <a:blip r:embed="rId20"/>
+                    <a:blip r:embed="rId26"/>
                     <a:stretch>
                       <a:fillRect/>
                     </a:stretch>
@@ -5004,7 +9125,7 @@
                     <pic:cNvPicPr/>
                   </pic:nvPicPr>
                   <pic:blipFill>
-                    <a:blip r:embed="rId21"/>
+                    <a:blip r:embed="rId27"/>
                     <a:stretch>
                       <a:fillRect/>
                     </a:stretch>
@@ -5078,7 +9199,7 @@
                     <pic:cNvPicPr/>
                   </pic:nvPicPr>
                   <pic:blipFill>
-                    <a:blip r:embed="rId22"/>
+                    <a:blip r:embed="rId28"/>
                     <a:stretch>
                       <a:fillRect/>
                     </a:stretch>
@@ -5152,7 +9273,7 @@
                     <pic:cNvPicPr/>
                   </pic:nvPicPr>
                   <pic:blipFill>
-                    <a:blip r:embed="rId23"/>
+                    <a:blip r:embed="rId29"/>
                     <a:stretch>
                       <a:fillRect/>
                     </a:stretch>
@@ -5203,7 +9324,7 @@
                     <pic:cNvPicPr/>
                   </pic:nvPicPr>
                   <pic:blipFill>
-                    <a:blip r:embed="rId24"/>
+                    <a:blip r:embed="rId30"/>
                     <a:stretch>
                       <a:fillRect/>
                     </a:stretch>
@@ -5588,7 +9709,7 @@
                     <pic:cNvPicPr/>
                   </pic:nvPicPr>
                   <pic:blipFill>
-                    <a:blip r:embed="rId25"/>
+                    <a:blip r:embed="rId31"/>
                     <a:stretch>
                       <a:fillRect/>
                     </a:stretch>
@@ -5637,7 +9758,7 @@
                     <pic:cNvPicPr/>
                   </pic:nvPicPr>
                   <pic:blipFill>
-                    <a:blip r:embed="rId26"/>
+                    <a:blip r:embed="rId32"/>
                     <a:stretch>
                       <a:fillRect/>
                     </a:stretch>
@@ -5660,7 +9781,7 @@
     </w:p>
     <w:p>
       <w:pPr>
-        <w:pStyle w:val="Cmsor1"/>
+        <w:pStyle w:val="Heading1"/>
         <w:spacing w:before="0" w:after="0" w:line="240" w:lineRule="auto"/>
         <w:jc w:val="both"/>
         <w:rPr>
@@ -5673,7 +9794,7 @@
     </w:p>
     <w:p>
       <w:pPr>
-        <w:pStyle w:val="Cmsor1"/>
+        <w:pStyle w:val="Heading1"/>
         <w:spacing w:before="0" w:after="0" w:line="240" w:lineRule="auto"/>
         <w:jc w:val="both"/>
         <w:rPr>
@@ -5805,7 +9926,7 @@
                     <pic:cNvPicPr/>
                   </pic:nvPicPr>
                   <pic:blipFill>
-                    <a:blip r:embed="rId27"/>
+                    <a:blip r:embed="rId33"/>
                     <a:stretch>
                       <a:fillRect/>
                     </a:stretch>
@@ -6807,7 +10928,7 @@
                     <pic:cNvPicPr/>
                   </pic:nvPicPr>
                   <pic:blipFill>
-                    <a:blip r:embed="rId28"/>
+                    <a:blip r:embed="rId34"/>
                     <a:stretch>
                       <a:fillRect/>
                     </a:stretch>
@@ -6857,7 +10978,7 @@
                     <pic:cNvPicPr/>
                   </pic:nvPicPr>
                   <pic:blipFill>
-                    <a:blip r:embed="rId29"/>
+                    <a:blip r:embed="rId35"/>
                     <a:stretch>
                       <a:fillRect/>
                     </a:stretch>
@@ -6906,7 +11027,7 @@
                     <pic:cNvPicPr/>
                   </pic:nvPicPr>
                   <pic:blipFill>
-                    <a:blip r:embed="rId30"/>
+                    <a:blip r:embed="rId36"/>
                     <a:stretch>
                       <a:fillRect/>
                     </a:stretch>
@@ -6955,7 +11076,7 @@
                     <pic:cNvPicPr/>
                   </pic:nvPicPr>
                   <pic:blipFill>
-                    <a:blip r:embed="rId31"/>
+                    <a:blip r:embed="rId37"/>
                     <a:stretch>
                       <a:fillRect/>
                     </a:stretch>
@@ -7005,7 +11126,7 @@
                     <pic:cNvPicPr/>
                   </pic:nvPicPr>
                   <pic:blipFill>
-                    <a:blip r:embed="rId32"/>
+                    <a:blip r:embed="rId38"/>
                     <a:stretch>
                       <a:fillRect/>
                     </a:stretch>
@@ -7054,7 +11175,7 @@
                     <pic:cNvPicPr/>
                   </pic:nvPicPr>
                   <pic:blipFill>
-                    <a:blip r:embed="rId33"/>
+                    <a:blip r:embed="rId39"/>
                     <a:stretch>
                       <a:fillRect/>
                     </a:stretch>
@@ -7521,7 +11642,7 @@
     </w:p>
     <w:p>
       <w:pPr>
-        <w:pStyle w:val="Listaszerbekezds"/>
+        <w:pStyle w:val="ListParagraph"/>
         <w:numPr>
           <w:ilvl w:val="0"/>
           <w:numId w:val="4"/>
@@ -7603,7 +11724,7 @@
     </w:p>
     <w:p>
       <w:pPr>
-        <w:pStyle w:val="Listaszerbekezds"/>
+        <w:pStyle w:val="ListParagraph"/>
         <w:numPr>
           <w:ilvl w:val="0"/>
           <w:numId w:val="4"/>
@@ -7685,7 +11806,7 @@
     </w:p>
     <w:p>
       <w:pPr>
-        <w:pStyle w:val="Listaszerbekezds"/>
+        <w:pStyle w:val="ListParagraph"/>
         <w:numPr>
           <w:ilvl w:val="0"/>
           <w:numId w:val="4"/>
@@ -7942,7 +12063,7 @@
     </w:p>
     <w:p>
       <w:pPr>
-        <w:pStyle w:val="Listaszerbekezds"/>
+        <w:pStyle w:val="ListParagraph"/>
         <w:numPr>
           <w:ilvl w:val="0"/>
           <w:numId w:val="15"/>
@@ -8073,7 +12194,7 @@
     </w:p>
     <w:p>
       <w:pPr>
-        <w:pStyle w:val="Listaszerbekezds"/>
+        <w:pStyle w:val="ListParagraph"/>
         <w:numPr>
           <w:ilvl w:val="0"/>
           <w:numId w:val="15"/>
@@ -8113,7 +12234,7 @@
     </w:p>
     <w:p>
       <w:pPr>
-        <w:pStyle w:val="Listaszerbekezds"/>
+        <w:pStyle w:val="ListParagraph"/>
         <w:numPr>
           <w:ilvl w:val="0"/>
           <w:numId w:val="15"/>
@@ -8153,7 +12274,7 @@
     </w:p>
     <w:p>
       <w:pPr>
-        <w:pStyle w:val="Listaszerbekezds"/>
+        <w:pStyle w:val="ListParagraph"/>
         <w:numPr>
           <w:ilvl w:val="0"/>
           <w:numId w:val="15"/>
@@ -8199,7 +12320,7 @@
     </w:p>
     <w:p>
       <w:pPr>
-        <w:pStyle w:val="Listaszerbekezds"/>
+        <w:pStyle w:val="ListParagraph"/>
         <w:numPr>
           <w:ilvl w:val="0"/>
           <w:numId w:val="15"/>
@@ -8245,7 +12366,7 @@
     </w:p>
     <w:p>
       <w:pPr>
-        <w:pStyle w:val="Listaszerbekezds"/>
+        <w:pStyle w:val="ListParagraph"/>
         <w:numPr>
           <w:ilvl w:val="0"/>
           <w:numId w:val="15"/>
@@ -8536,7 +12657,7 @@
     </w:p>
     <w:p>
       <w:pPr>
-        <w:pStyle w:val="Listaszerbekezds"/>
+        <w:pStyle w:val="ListParagraph"/>
         <w:numPr>
           <w:ilvl w:val="0"/>
           <w:numId w:val="16"/>
@@ -8679,7 +12800,7 @@
     </w:p>
     <w:p>
       <w:pPr>
-        <w:pStyle w:val="Listaszerbekezds"/>
+        <w:pStyle w:val="ListParagraph"/>
         <w:numPr>
           <w:ilvl w:val="0"/>
           <w:numId w:val="16"/>
@@ -8719,7 +12840,7 @@
     </w:p>
     <w:p>
       <w:pPr>
-        <w:pStyle w:val="Listaszerbekezds"/>
+        <w:pStyle w:val="ListParagraph"/>
         <w:numPr>
           <w:ilvl w:val="0"/>
           <w:numId w:val="16"/>
@@ -8759,7 +12880,7 @@
     </w:p>
     <w:p>
       <w:pPr>
-        <w:pStyle w:val="Listaszerbekezds"/>
+        <w:pStyle w:val="ListParagraph"/>
         <w:numPr>
           <w:ilvl w:val="0"/>
           <w:numId w:val="16"/>
@@ -9556,7 +13677,7 @@
     </w:p>
     <w:p>
       <w:pPr>
-        <w:pStyle w:val="NormlWeb"/>
+        <w:pStyle w:val="NormalWeb"/>
         <w:spacing w:before="0" w:beforeAutospacing="0" w:after="0" w:afterAutospacing="0" w:line="720" w:lineRule="auto"/>
         <w:jc w:val="center"/>
         <w:rPr>
@@ -9568,7 +13689,7 @@
     </w:p>
     <w:p>
       <w:pPr>
-        <w:pStyle w:val="NormlWeb"/>
+        <w:pStyle w:val="NormalWeb"/>
         <w:spacing w:before="0" w:beforeAutospacing="0" w:after="160" w:afterAutospacing="0" w:line="720" w:lineRule="auto"/>
         <w:jc w:val="center"/>
       </w:pPr>
@@ -9583,7 +13704,7 @@
       </w:pPr>
     </w:p>
     <w:sectPr>
-      <w:headerReference w:type="default" r:id="rId34"/>
+      <w:headerReference w:type="default" r:id="rId40"/>
       <w:pgSz w:w="11906" w:h="16838"/>
       <w:pgMar w:top="1417" w:right="1417" w:bottom="1417" w:left="1417" w:header="708" w:footer="708" w:gutter="0"/>
       <w:cols w:space="708"/>
@@ -9647,7 +13768,7 @@
 <w:hdr xmlns:wpc="http://schemas.microsoft.com/office/word/2010/wordprocessingCanvas" xmlns:cx="http://schemas.microsoft.com/office/drawing/2014/chartex" xmlns:cx1="http://schemas.microsoft.com/office/drawing/2015/9/8/chartex" xmlns:cx2="http://schemas.microsoft.com/office/drawing/2015/10/21/chartex" xmlns:cx3="http://schemas.microsoft.com/office/drawing/2016/5/9/chartex" xmlns:cx4="http://schemas.microsoft.com/office/drawing/2016/5/10/chartex" xmlns:cx5="http://schemas.microsoft.com/office/drawing/2016/5/11/chartex" xmlns:cx6="http://schemas.microsoft.com/office/drawing/2016/5/12/chartex" xmlns:cx7="http://schemas.microsoft.com/office/drawing/2016/5/13/chartex" xmlns:cx8="http://schemas.microsoft.com/office/drawing/2016/5/14/chartex" xmlns:mc="http://schemas.openxmlformats.org/markup-compatibility/2006" xmlns:aink="http://schemas.microsoft.com/office/drawing/2016/ink" xmlns:am3d="http://schemas.microsoft.com/office/drawing/2017/model3d" xmlns:o="urn:schemas-microsoft-com:office:office" xmlns:oel="http://schemas.microsoft.com/office/2019/extlst" xmlns:r="http://schemas.openxmlformats.org/officeDocument/2006/relationships" xmlns:m="http://schemas.openxmlformats.org/officeDocument/2006/math" xmlns:v="urn:schemas-microsoft-com:vml" xmlns:wp14="http://schemas.microsoft.com/office/word/2010/wordprocessingDrawing" xmlns:wp="http://schemas.openxmlformats.org/drawingml/2006/wordprocessingDrawing" xmlns:w10="urn:schemas-microsoft-com:office:word" xmlns:w="http://schemas.openxmlformats.org/wordprocessingml/2006/main" xmlns:w14="http://schemas.microsoft.com/office/word/2010/wordml" xmlns:w15="http://schemas.microsoft.com/office/word/2012/wordml" xmlns:w16cex="http://schemas.microsoft.com/office/word/2018/wordml/cex" xmlns:w16cid="http://schemas.microsoft.com/office/word/2016/wordml/cid" xmlns:w16="http://schemas.microsoft.com/office/word/2018/wordml" xmlns:w16du="http://schemas.microsoft.com/office/word/2023/wordml/word16du" xmlns:w16sdtdh="http://schemas.microsoft.com/office/word/2020/wordml/sdtdatahash" xmlns:w16sdtfl="http://schemas.microsoft.com/office/word/2024/wordml/sdtformatlock" xmlns:w16se="http://schemas.microsoft.com/office/word/2015/wordml/symex" xmlns:wpg="http://schemas.microsoft.com/office/word/2010/wordprocessingGroup" xmlns:wpi="http://schemas.microsoft.com/office/word/2010/wordprocessingInk" xmlns:wne="http://schemas.microsoft.com/office/word/2006/wordml" xmlns:wps="http://schemas.microsoft.com/office/word/2010/wordprocessingShape" mc:Ignorable="w14 w15 w16se w16cid w16 w16cex w16sdtdh w16sdtfl w16du wp14">
   <w:p>
     <w:pPr>
-      <w:pStyle w:val="lfej"/>
+      <w:pStyle w:val="Header"/>
       <w:jc w:val="right"/>
     </w:pPr>
     <w:r>
@@ -10333,6 +14454,119 @@
     </w:lvl>
   </w:abstractNum>
   <w:abstractNum w:abstractNumId="5" w15:restartNumberingAfterBreak="0">
+    <w:nsid w:val="2D832B54"/>
+    <w:multiLevelType w:val="hybridMultilevel"/>
+    <w:tmpl w:val="E0D28788"/>
+    <w:lvl w:ilvl="0" w:tplc="040E0001">
+      <w:start w:val="1"/>
+      <w:numFmt w:val="bullet"/>
+      <w:lvlText w:val=""/>
+      <w:lvlJc w:val="left"/>
+      <w:pPr>
+        <w:ind w:left="720" w:hanging="360"/>
+      </w:pPr>
+      <w:rPr>
+        <w:rFonts w:ascii="Symbol" w:hAnsi="Symbol" w:hint="default"/>
+      </w:rPr>
+    </w:lvl>
+    <w:lvl w:ilvl="1" w:tplc="040E0003" w:tentative="1">
+      <w:start w:val="1"/>
+      <w:numFmt w:val="bullet"/>
+      <w:lvlText w:val="o"/>
+      <w:lvlJc w:val="left"/>
+      <w:pPr>
+        <w:ind w:left="1440" w:hanging="360"/>
+      </w:pPr>
+      <w:rPr>
+        <w:rFonts w:ascii="Courier New" w:hAnsi="Courier New" w:cs="Courier New" w:hint="default"/>
+      </w:rPr>
+    </w:lvl>
+    <w:lvl w:ilvl="2" w:tplc="040E0005" w:tentative="1">
+      <w:start w:val="1"/>
+      <w:numFmt w:val="bullet"/>
+      <w:lvlText w:val=""/>
+      <w:lvlJc w:val="left"/>
+      <w:pPr>
+        <w:ind w:left="2160" w:hanging="360"/>
+      </w:pPr>
+      <w:rPr>
+        <w:rFonts w:ascii="Wingdings" w:hAnsi="Wingdings" w:hint="default"/>
+      </w:rPr>
+    </w:lvl>
+    <w:lvl w:ilvl="3" w:tplc="040E0001" w:tentative="1">
+      <w:start w:val="1"/>
+      <w:numFmt w:val="bullet"/>
+      <w:lvlText w:val=""/>
+      <w:lvlJc w:val="left"/>
+      <w:pPr>
+        <w:ind w:left="2880" w:hanging="360"/>
+      </w:pPr>
+      <w:rPr>
+        <w:rFonts w:ascii="Symbol" w:hAnsi="Symbol" w:hint="default"/>
+      </w:rPr>
+    </w:lvl>
+    <w:lvl w:ilvl="4" w:tplc="040E0003" w:tentative="1">
+      <w:start w:val="1"/>
+      <w:numFmt w:val="bullet"/>
+      <w:lvlText w:val="o"/>
+      <w:lvlJc w:val="left"/>
+      <w:pPr>
+        <w:ind w:left="3600" w:hanging="360"/>
+      </w:pPr>
+      <w:rPr>
+        <w:rFonts w:ascii="Courier New" w:hAnsi="Courier New" w:cs="Courier New" w:hint="default"/>
+      </w:rPr>
+    </w:lvl>
+    <w:lvl w:ilvl="5" w:tplc="040E0005" w:tentative="1">
+      <w:start w:val="1"/>
+      <w:numFmt w:val="bullet"/>
+      <w:lvlText w:val=""/>
+      <w:lvlJc w:val="left"/>
+      <w:pPr>
+        <w:ind w:left="4320" w:hanging="360"/>
+      </w:pPr>
+      <w:rPr>
+        <w:rFonts w:ascii="Wingdings" w:hAnsi="Wingdings" w:hint="default"/>
+      </w:rPr>
+    </w:lvl>
+    <w:lvl w:ilvl="6" w:tplc="040E0001" w:tentative="1">
+      <w:start w:val="1"/>
+      <w:numFmt w:val="bullet"/>
+      <w:lvlText w:val=""/>
+      <w:lvlJc w:val="left"/>
+      <w:pPr>
+        <w:ind w:left="5040" w:hanging="360"/>
+      </w:pPr>
+      <w:rPr>
+        <w:rFonts w:ascii="Symbol" w:hAnsi="Symbol" w:hint="default"/>
+      </w:rPr>
+    </w:lvl>
+    <w:lvl w:ilvl="7" w:tplc="040E0003" w:tentative="1">
+      <w:start w:val="1"/>
+      <w:numFmt w:val="bullet"/>
+      <w:lvlText w:val="o"/>
+      <w:lvlJc w:val="left"/>
+      <w:pPr>
+        <w:ind w:left="5760" w:hanging="360"/>
+      </w:pPr>
+      <w:rPr>
+        <w:rFonts w:ascii="Courier New" w:hAnsi="Courier New" w:cs="Courier New" w:hint="default"/>
+      </w:rPr>
+    </w:lvl>
+    <w:lvl w:ilvl="8" w:tplc="040E0005" w:tentative="1">
+      <w:start w:val="1"/>
+      <w:numFmt w:val="bullet"/>
+      <w:lvlText w:val=""/>
+      <w:lvlJc w:val="left"/>
+      <w:pPr>
+        <w:ind w:left="6480" w:hanging="360"/>
+      </w:pPr>
+      <w:rPr>
+        <w:rFonts w:ascii="Wingdings" w:hAnsi="Wingdings" w:hint="default"/>
+      </w:rPr>
+    </w:lvl>
+  </w:abstractNum>
+  <w:abstractNum w:abstractNumId="6" w15:restartNumberingAfterBreak="0">
     <w:nsid w:val="339B6D20"/>
     <w:multiLevelType w:val="multilevel"/>
     <w:tmpl w:val="6F50DC42"/>
@@ -10481,7 +14715,7 @@
       </w:rPr>
     </w:lvl>
   </w:abstractNum>
-  <w:abstractNum w:abstractNumId="6" w15:restartNumberingAfterBreak="0">
+  <w:abstractNum w:abstractNumId="7" w15:restartNumberingAfterBreak="0">
     <w:nsid w:val="38C23BAB"/>
     <w:multiLevelType w:val="multilevel"/>
     <w:tmpl w:val="85D49558"/>
@@ -10630,7 +14864,7 @@
       </w:rPr>
     </w:lvl>
   </w:abstractNum>
-  <w:abstractNum w:abstractNumId="7" w15:restartNumberingAfterBreak="0">
+  <w:abstractNum w:abstractNumId="8" w15:restartNumberingAfterBreak="0">
     <w:nsid w:val="3CBD6D96"/>
     <w:multiLevelType w:val="hybridMultilevel"/>
     <w:tmpl w:val="C114B3D6"/>
@@ -10743,7 +14977,7 @@
       </w:rPr>
     </w:lvl>
   </w:abstractNum>
-  <w:abstractNum w:abstractNumId="8" w15:restartNumberingAfterBreak="0">
+  <w:abstractNum w:abstractNumId="9" w15:restartNumberingAfterBreak="0">
     <w:nsid w:val="3F4E5780"/>
     <w:multiLevelType w:val="hybridMultilevel"/>
     <w:tmpl w:val="1460F56E"/>
@@ -10856,7 +15090,7 @@
       </w:rPr>
     </w:lvl>
   </w:abstractNum>
-  <w:abstractNum w:abstractNumId="9" w15:restartNumberingAfterBreak="0">
+  <w:abstractNum w:abstractNumId="10" w15:restartNumberingAfterBreak="0">
     <w:nsid w:val="53861508"/>
     <w:multiLevelType w:val="multilevel"/>
     <w:tmpl w:val="14461396"/>
@@ -11005,7 +15239,7 @@
       </w:rPr>
     </w:lvl>
   </w:abstractNum>
-  <w:abstractNum w:abstractNumId="10" w15:restartNumberingAfterBreak="0">
+  <w:abstractNum w:abstractNumId="11" w15:restartNumberingAfterBreak="0">
     <w:nsid w:val="53CB5653"/>
     <w:multiLevelType w:val="multilevel"/>
     <w:tmpl w:val="D5E89FE2"/>
@@ -11154,7 +15388,7 @@
       </w:rPr>
     </w:lvl>
   </w:abstractNum>
-  <w:abstractNum w:abstractNumId="11" w15:restartNumberingAfterBreak="0">
+  <w:abstractNum w:abstractNumId="12" w15:restartNumberingAfterBreak="0">
     <w:nsid w:val="63950A50"/>
     <w:multiLevelType w:val="multilevel"/>
     <w:tmpl w:val="7BEEEE22"/>
@@ -11267,7 +15501,7 @@
       </w:pPr>
     </w:lvl>
   </w:abstractNum>
-  <w:abstractNum w:abstractNumId="12" w15:restartNumberingAfterBreak="0">
+  <w:abstractNum w:abstractNumId="13" w15:restartNumberingAfterBreak="0">
     <w:nsid w:val="66CE3E8F"/>
     <w:multiLevelType w:val="hybridMultilevel"/>
     <w:tmpl w:val="208A90C6"/>
@@ -11379,7 +15613,7 @@
       </w:rPr>
     </w:lvl>
   </w:abstractNum>
-  <w:abstractNum w:abstractNumId="13" w15:restartNumberingAfterBreak="0">
+  <w:abstractNum w:abstractNumId="14" w15:restartNumberingAfterBreak="0">
     <w:nsid w:val="6FAB3FDD"/>
     <w:multiLevelType w:val="hybridMultilevel"/>
     <w:tmpl w:val="8E0C02D0"/>
@@ -11492,7 +15726,7 @@
       </w:rPr>
     </w:lvl>
   </w:abstractNum>
-  <w:abstractNum w:abstractNumId="14" w15:restartNumberingAfterBreak="0">
+  <w:abstractNum w:abstractNumId="15" w15:restartNumberingAfterBreak="0">
     <w:nsid w:val="6FF7294E"/>
     <w:multiLevelType w:val="multilevel"/>
     <w:tmpl w:val="9FDA0F72"/>
@@ -11641,7 +15875,7 @@
       </w:rPr>
     </w:lvl>
   </w:abstractNum>
-  <w:abstractNum w:abstractNumId="15" w15:restartNumberingAfterBreak="0">
+  <w:abstractNum w:abstractNumId="16" w15:restartNumberingAfterBreak="0">
     <w:nsid w:val="7B6067FB"/>
     <w:multiLevelType w:val="multilevel"/>
     <w:tmpl w:val="ACE69718"/>
@@ -11791,13 +16025,13 @@
     </w:lvl>
   </w:abstractNum>
   <w:num w:numId="1" w16cid:durableId="1988508935">
-    <w:abstractNumId w:val="15"/>
+    <w:abstractNumId w:val="16"/>
   </w:num>
   <w:num w:numId="2" w16cid:durableId="294407541">
-    <w:abstractNumId w:val="7"/>
+    <w:abstractNumId w:val="8"/>
   </w:num>
   <w:num w:numId="3" w16cid:durableId="957642230">
-    <w:abstractNumId w:val="8"/>
+    <w:abstractNumId w:val="9"/>
   </w:num>
   <w:num w:numId="4" w16cid:durableId="1836530284">
     <w:abstractNumId w:val="0"/>
@@ -11806,13 +16040,13 @@
     <w:abstractNumId w:val="3"/>
   </w:num>
   <w:num w:numId="6" w16cid:durableId="1930384429">
-    <w:abstractNumId w:val="14"/>
+    <w:abstractNumId w:val="15"/>
   </w:num>
   <w:num w:numId="7" w16cid:durableId="1703356136">
-    <w:abstractNumId w:val="6"/>
+    <w:abstractNumId w:val="7"/>
   </w:num>
   <w:num w:numId="8" w16cid:durableId="363947648">
-    <w:abstractNumId w:val="10"/>
+    <w:abstractNumId w:val="11"/>
   </w:num>
   <w:num w:numId="9" w16cid:durableId="2134247481">
     <w:abstractNumId w:val="2"/>
@@ -11821,22 +16055,25 @@
     <w:abstractNumId w:val="4"/>
   </w:num>
   <w:num w:numId="11" w16cid:durableId="1597443705">
-    <w:abstractNumId w:val="9"/>
+    <w:abstractNumId w:val="10"/>
   </w:num>
   <w:num w:numId="12" w16cid:durableId="734935032">
-    <w:abstractNumId w:val="5"/>
+    <w:abstractNumId w:val="6"/>
   </w:num>
   <w:num w:numId="13" w16cid:durableId="1639218679">
+    <w:abstractNumId w:val="13"/>
+  </w:num>
+  <w:num w:numId="14" w16cid:durableId="484472612">
     <w:abstractNumId w:val="12"/>
   </w:num>
-  <w:num w:numId="14" w16cid:durableId="484472612">
-    <w:abstractNumId w:val="11"/>
-  </w:num>
   <w:num w:numId="15" w16cid:durableId="400641798">
-    <w:abstractNumId w:val="13"/>
+    <w:abstractNumId w:val="14"/>
   </w:num>
   <w:num w:numId="16" w16cid:durableId="245652329">
     <w:abstractNumId w:val="1"/>
+  </w:num>
+  <w:num w:numId="17" w16cid:durableId="770660355">
+    <w:abstractNumId w:val="5"/>
   </w:num>
 </w:numbering>
 </file>
@@ -12238,16 +16475,16 @@
     <w:lsdException w:name="Unresolved Mention" w:semiHidden="1" w:unhideWhenUsed="1"/>
     <w:lsdException w:name="Smart Link" w:semiHidden="1" w:unhideWhenUsed="1"/>
   </w:latentStyles>
-  <w:style w:type="paragraph" w:default="1" w:styleId="Norml">
+  <w:style w:type="paragraph" w:default="1" w:styleId="Normal">
     <w:name w:val="Normal"/>
     <w:qFormat/>
-    <w:rsid w:val="00480C35"/>
+    <w:rsid w:val="0070554F"/>
   </w:style>
-  <w:style w:type="paragraph" w:styleId="Cmsor1">
+  <w:style w:type="paragraph" w:styleId="Heading1">
     <w:name w:val="heading 1"/>
-    <w:basedOn w:val="Norml"/>
-    <w:next w:val="Norml"/>
-    <w:link w:val="Cmsor1Char"/>
+    <w:basedOn w:val="Normal"/>
+    <w:next w:val="Normal"/>
+    <w:link w:val="Heading1Char"/>
     <w:uiPriority w:val="9"/>
     <w:qFormat/>
     <w:rsid w:val="00B809A1"/>
@@ -12264,11 +16501,11 @@
       <w:szCs w:val="40"/>
     </w:rPr>
   </w:style>
-  <w:style w:type="paragraph" w:styleId="Cmsor2">
+  <w:style w:type="paragraph" w:styleId="Heading2">
     <w:name w:val="heading 2"/>
-    <w:basedOn w:val="Norml"/>
-    <w:next w:val="Norml"/>
-    <w:link w:val="Cmsor2Char"/>
+    <w:basedOn w:val="Normal"/>
+    <w:next w:val="Normal"/>
+    <w:link w:val="Heading2Char"/>
     <w:uiPriority w:val="9"/>
     <w:semiHidden/>
     <w:unhideWhenUsed/>
@@ -12287,11 +16524,11 @@
       <w:szCs w:val="32"/>
     </w:rPr>
   </w:style>
-  <w:style w:type="paragraph" w:styleId="Cmsor3">
+  <w:style w:type="paragraph" w:styleId="Heading3">
     <w:name w:val="heading 3"/>
-    <w:basedOn w:val="Norml"/>
-    <w:next w:val="Norml"/>
-    <w:link w:val="Cmsor3Char"/>
+    <w:basedOn w:val="Normal"/>
+    <w:next w:val="Normal"/>
+    <w:link w:val="Heading3Char"/>
     <w:uiPriority w:val="9"/>
     <w:semiHidden/>
     <w:unhideWhenUsed/>
@@ -12310,11 +16547,11 @@
       <w:szCs w:val="28"/>
     </w:rPr>
   </w:style>
-  <w:style w:type="paragraph" w:styleId="Cmsor4">
+  <w:style w:type="paragraph" w:styleId="Heading4">
     <w:name w:val="heading 4"/>
-    <w:basedOn w:val="Norml"/>
-    <w:next w:val="Norml"/>
-    <w:link w:val="Cmsor4Char"/>
+    <w:basedOn w:val="Normal"/>
+    <w:next w:val="Normal"/>
+    <w:link w:val="Heading4Char"/>
     <w:uiPriority w:val="9"/>
     <w:semiHidden/>
     <w:unhideWhenUsed/>
@@ -12333,11 +16570,11 @@
       <w:color w:val="0F4761" w:themeColor="accent1" w:themeShade="BF"/>
     </w:rPr>
   </w:style>
-  <w:style w:type="paragraph" w:styleId="Cmsor5">
+  <w:style w:type="paragraph" w:styleId="Heading5">
     <w:name w:val="heading 5"/>
-    <w:basedOn w:val="Norml"/>
-    <w:next w:val="Norml"/>
-    <w:link w:val="Cmsor5Char"/>
+    <w:basedOn w:val="Normal"/>
+    <w:next w:val="Normal"/>
+    <w:link w:val="Heading5Char"/>
     <w:uiPriority w:val="9"/>
     <w:semiHidden/>
     <w:unhideWhenUsed/>
@@ -12354,11 +16591,11 @@
       <w:color w:val="0F4761" w:themeColor="accent1" w:themeShade="BF"/>
     </w:rPr>
   </w:style>
-  <w:style w:type="paragraph" w:styleId="Cmsor6">
+  <w:style w:type="paragraph" w:styleId="Heading6">
     <w:name w:val="heading 6"/>
-    <w:basedOn w:val="Norml"/>
-    <w:next w:val="Norml"/>
-    <w:link w:val="Cmsor6Char"/>
+    <w:basedOn w:val="Normal"/>
+    <w:next w:val="Normal"/>
+    <w:link w:val="Heading6Char"/>
     <w:uiPriority w:val="9"/>
     <w:semiHidden/>
     <w:unhideWhenUsed/>
@@ -12377,11 +16614,11 @@
       <w:color w:val="595959" w:themeColor="text1" w:themeTint="A6"/>
     </w:rPr>
   </w:style>
-  <w:style w:type="paragraph" w:styleId="Cmsor7">
+  <w:style w:type="paragraph" w:styleId="Heading7">
     <w:name w:val="heading 7"/>
-    <w:basedOn w:val="Norml"/>
-    <w:next w:val="Norml"/>
-    <w:link w:val="Cmsor7Char"/>
+    <w:basedOn w:val="Normal"/>
+    <w:next w:val="Normal"/>
+    <w:link w:val="Heading7Char"/>
     <w:uiPriority w:val="9"/>
     <w:semiHidden/>
     <w:unhideWhenUsed/>
@@ -12398,11 +16635,11 @@
       <w:color w:val="595959" w:themeColor="text1" w:themeTint="A6"/>
     </w:rPr>
   </w:style>
-  <w:style w:type="paragraph" w:styleId="Cmsor8">
+  <w:style w:type="paragraph" w:styleId="Heading8">
     <w:name w:val="heading 8"/>
-    <w:basedOn w:val="Norml"/>
-    <w:next w:val="Norml"/>
-    <w:link w:val="Cmsor8Char"/>
+    <w:basedOn w:val="Normal"/>
+    <w:next w:val="Normal"/>
+    <w:link w:val="Heading8Char"/>
     <w:uiPriority w:val="9"/>
     <w:semiHidden/>
     <w:unhideWhenUsed/>
@@ -12421,11 +16658,11 @@
       <w:color w:val="272727" w:themeColor="text1" w:themeTint="D8"/>
     </w:rPr>
   </w:style>
-  <w:style w:type="paragraph" w:styleId="Cmsor9">
+  <w:style w:type="paragraph" w:styleId="Heading9">
     <w:name w:val="heading 9"/>
-    <w:basedOn w:val="Norml"/>
-    <w:next w:val="Norml"/>
-    <w:link w:val="Cmsor9Char"/>
+    <w:basedOn w:val="Normal"/>
+    <w:next w:val="Normal"/>
+    <w:link w:val="Heading9Char"/>
     <w:uiPriority w:val="9"/>
     <w:semiHidden/>
     <w:unhideWhenUsed/>
@@ -12442,13 +16679,12 @@
       <w:color w:val="272727" w:themeColor="text1" w:themeTint="D8"/>
     </w:rPr>
   </w:style>
-  <w:style w:type="character" w:default="1" w:styleId="Bekezdsalapbettpusa">
+  <w:style w:type="character" w:default="1" w:styleId="DefaultParagraphFont">
     <w:name w:val="Default Paragraph Font"/>
     <w:uiPriority w:val="1"/>
-    <w:semiHidden/>
     <w:unhideWhenUsed/>
   </w:style>
-  <w:style w:type="table" w:default="1" w:styleId="Normltblzat">
+  <w:style w:type="table" w:default="1" w:styleId="TableNormal">
     <w:name w:val="Normal Table"/>
     <w:uiPriority w:val="99"/>
     <w:semiHidden/>
@@ -12463,16 +16699,16 @@
       </w:tblCellMar>
     </w:tblPr>
   </w:style>
-  <w:style w:type="numbering" w:default="1" w:styleId="Nemlista">
+  <w:style w:type="numbering" w:default="1" w:styleId="NoList">
     <w:name w:val="No List"/>
     <w:uiPriority w:val="99"/>
     <w:semiHidden/>
     <w:unhideWhenUsed/>
   </w:style>
-  <w:style w:type="character" w:customStyle="1" w:styleId="Cmsor1Char">
-    <w:name w:val="Címsor 1 Char"/>
-    <w:basedOn w:val="Bekezdsalapbettpusa"/>
-    <w:link w:val="Cmsor1"/>
+  <w:style w:type="character" w:customStyle="1" w:styleId="Heading1Char">
+    <w:name w:val="Heading 1 Char"/>
+    <w:basedOn w:val="DefaultParagraphFont"/>
+    <w:link w:val="Heading1"/>
     <w:uiPriority w:val="9"/>
     <w:rsid w:val="00B809A1"/>
     <w:rPr>
@@ -12482,10 +16718,10 @@
       <w:szCs w:val="40"/>
     </w:rPr>
   </w:style>
-  <w:style w:type="character" w:customStyle="1" w:styleId="Cmsor2Char">
-    <w:name w:val="Címsor 2 Char"/>
-    <w:basedOn w:val="Bekezdsalapbettpusa"/>
-    <w:link w:val="Cmsor2"/>
+  <w:style w:type="character" w:customStyle="1" w:styleId="Heading2Char">
+    <w:name w:val="Heading 2 Char"/>
+    <w:basedOn w:val="DefaultParagraphFont"/>
+    <w:link w:val="Heading2"/>
     <w:uiPriority w:val="9"/>
     <w:semiHidden/>
     <w:rsid w:val="00B809A1"/>
@@ -12496,10 +16732,10 @@
       <w:szCs w:val="32"/>
     </w:rPr>
   </w:style>
-  <w:style w:type="character" w:customStyle="1" w:styleId="Cmsor3Char">
-    <w:name w:val="Címsor 3 Char"/>
-    <w:basedOn w:val="Bekezdsalapbettpusa"/>
-    <w:link w:val="Cmsor3"/>
+  <w:style w:type="character" w:customStyle="1" w:styleId="Heading3Char">
+    <w:name w:val="Heading 3 Char"/>
+    <w:basedOn w:val="DefaultParagraphFont"/>
+    <w:link w:val="Heading3"/>
     <w:uiPriority w:val="9"/>
     <w:semiHidden/>
     <w:rsid w:val="00B809A1"/>
@@ -12510,10 +16746,10 @@
       <w:szCs w:val="28"/>
     </w:rPr>
   </w:style>
-  <w:style w:type="character" w:customStyle="1" w:styleId="Cmsor4Char">
-    <w:name w:val="Címsor 4 Char"/>
-    <w:basedOn w:val="Bekezdsalapbettpusa"/>
-    <w:link w:val="Cmsor4"/>
+  <w:style w:type="character" w:customStyle="1" w:styleId="Heading4Char">
+    <w:name w:val="Heading 4 Char"/>
+    <w:basedOn w:val="DefaultParagraphFont"/>
+    <w:link w:val="Heading4"/>
     <w:uiPriority w:val="9"/>
     <w:semiHidden/>
     <w:rsid w:val="00B809A1"/>
@@ -12524,10 +16760,10 @@
       <w:color w:val="0F4761" w:themeColor="accent1" w:themeShade="BF"/>
     </w:rPr>
   </w:style>
-  <w:style w:type="character" w:customStyle="1" w:styleId="Cmsor5Char">
-    <w:name w:val="Címsor 5 Char"/>
-    <w:basedOn w:val="Bekezdsalapbettpusa"/>
-    <w:link w:val="Cmsor5"/>
+  <w:style w:type="character" w:customStyle="1" w:styleId="Heading5Char">
+    <w:name w:val="Heading 5 Char"/>
+    <w:basedOn w:val="DefaultParagraphFont"/>
+    <w:link w:val="Heading5"/>
     <w:uiPriority w:val="9"/>
     <w:semiHidden/>
     <w:rsid w:val="00B809A1"/>
@@ -12536,10 +16772,10 @@
       <w:color w:val="0F4761" w:themeColor="accent1" w:themeShade="BF"/>
     </w:rPr>
   </w:style>
-  <w:style w:type="character" w:customStyle="1" w:styleId="Cmsor6Char">
-    <w:name w:val="Címsor 6 Char"/>
-    <w:basedOn w:val="Bekezdsalapbettpusa"/>
-    <w:link w:val="Cmsor6"/>
+  <w:style w:type="character" w:customStyle="1" w:styleId="Heading6Char">
+    <w:name w:val="Heading 6 Char"/>
+    <w:basedOn w:val="DefaultParagraphFont"/>
+    <w:link w:val="Heading6"/>
     <w:uiPriority w:val="9"/>
     <w:semiHidden/>
     <w:rsid w:val="00B809A1"/>
@@ -12550,10 +16786,10 @@
       <w:color w:val="595959" w:themeColor="text1" w:themeTint="A6"/>
     </w:rPr>
   </w:style>
-  <w:style w:type="character" w:customStyle="1" w:styleId="Cmsor7Char">
-    <w:name w:val="Címsor 7 Char"/>
-    <w:basedOn w:val="Bekezdsalapbettpusa"/>
-    <w:link w:val="Cmsor7"/>
+  <w:style w:type="character" w:customStyle="1" w:styleId="Heading7Char">
+    <w:name w:val="Heading 7 Char"/>
+    <w:basedOn w:val="DefaultParagraphFont"/>
+    <w:link w:val="Heading7"/>
     <w:uiPriority w:val="9"/>
     <w:semiHidden/>
     <w:rsid w:val="00B809A1"/>
@@ -12562,10 +16798,10 @@
       <w:color w:val="595959" w:themeColor="text1" w:themeTint="A6"/>
     </w:rPr>
   </w:style>
-  <w:style w:type="character" w:customStyle="1" w:styleId="Cmsor8Char">
-    <w:name w:val="Címsor 8 Char"/>
-    <w:basedOn w:val="Bekezdsalapbettpusa"/>
-    <w:link w:val="Cmsor8"/>
+  <w:style w:type="character" w:customStyle="1" w:styleId="Heading8Char">
+    <w:name w:val="Heading 8 Char"/>
+    <w:basedOn w:val="DefaultParagraphFont"/>
+    <w:link w:val="Heading8"/>
     <w:uiPriority w:val="9"/>
     <w:semiHidden/>
     <w:rsid w:val="00B809A1"/>
@@ -12576,10 +16812,10 @@
       <w:color w:val="272727" w:themeColor="text1" w:themeTint="D8"/>
     </w:rPr>
   </w:style>
-  <w:style w:type="character" w:customStyle="1" w:styleId="Cmsor9Char">
-    <w:name w:val="Címsor 9 Char"/>
-    <w:basedOn w:val="Bekezdsalapbettpusa"/>
-    <w:link w:val="Cmsor9"/>
+  <w:style w:type="character" w:customStyle="1" w:styleId="Heading9Char">
+    <w:name w:val="Heading 9 Char"/>
+    <w:basedOn w:val="DefaultParagraphFont"/>
+    <w:link w:val="Heading9"/>
     <w:uiPriority w:val="9"/>
     <w:semiHidden/>
     <w:rsid w:val="00B809A1"/>
@@ -12588,11 +16824,11 @@
       <w:color w:val="272727" w:themeColor="text1" w:themeTint="D8"/>
     </w:rPr>
   </w:style>
-  <w:style w:type="paragraph" w:styleId="Cm">
+  <w:style w:type="paragraph" w:styleId="Title">
     <w:name w:val="Title"/>
-    <w:basedOn w:val="Norml"/>
-    <w:next w:val="Norml"/>
-    <w:link w:val="CmChar"/>
+    <w:basedOn w:val="Normal"/>
+    <w:next w:val="Normal"/>
+    <w:link w:val="TitleChar"/>
     <w:uiPriority w:val="10"/>
     <w:qFormat/>
     <w:rsid w:val="00B809A1"/>
@@ -12608,10 +16844,10 @@
       <w:szCs w:val="56"/>
     </w:rPr>
   </w:style>
-  <w:style w:type="character" w:customStyle="1" w:styleId="CmChar">
-    <w:name w:val="Cím Char"/>
-    <w:basedOn w:val="Bekezdsalapbettpusa"/>
-    <w:link w:val="Cm"/>
+  <w:style w:type="character" w:customStyle="1" w:styleId="TitleChar">
+    <w:name w:val="Title Char"/>
+    <w:basedOn w:val="DefaultParagraphFont"/>
+    <w:link w:val="Title"/>
     <w:uiPriority w:val="10"/>
     <w:rsid w:val="00B809A1"/>
     <w:rPr>
@@ -12622,11 +16858,11 @@
       <w:szCs w:val="56"/>
     </w:rPr>
   </w:style>
-  <w:style w:type="paragraph" w:styleId="Alcm">
+  <w:style w:type="paragraph" w:styleId="Subtitle">
     <w:name w:val="Subtitle"/>
-    <w:basedOn w:val="Norml"/>
-    <w:next w:val="Norml"/>
-    <w:link w:val="AlcmChar"/>
+    <w:basedOn w:val="Normal"/>
+    <w:next w:val="Normal"/>
+    <w:link w:val="SubtitleChar"/>
     <w:uiPriority w:val="11"/>
     <w:qFormat/>
     <w:rsid w:val="00B809A1"/>
@@ -12643,10 +16879,10 @@
       <w:szCs w:val="28"/>
     </w:rPr>
   </w:style>
-  <w:style w:type="character" w:customStyle="1" w:styleId="AlcmChar">
-    <w:name w:val="Alcím Char"/>
-    <w:basedOn w:val="Bekezdsalapbettpusa"/>
-    <w:link w:val="Alcm"/>
+  <w:style w:type="character" w:customStyle="1" w:styleId="SubtitleChar">
+    <w:name w:val="Subtitle Char"/>
+    <w:basedOn w:val="DefaultParagraphFont"/>
+    <w:link w:val="Subtitle"/>
     <w:uiPriority w:val="11"/>
     <w:rsid w:val="00B809A1"/>
     <w:rPr>
@@ -12657,11 +16893,11 @@
       <w:szCs w:val="28"/>
     </w:rPr>
   </w:style>
-  <w:style w:type="paragraph" w:styleId="Idzet">
+  <w:style w:type="paragraph" w:styleId="Quote">
     <w:name w:val="Quote"/>
-    <w:basedOn w:val="Norml"/>
-    <w:next w:val="Norml"/>
-    <w:link w:val="IdzetChar"/>
+    <w:basedOn w:val="Normal"/>
+    <w:next w:val="Normal"/>
+    <w:link w:val="QuoteChar"/>
     <w:uiPriority w:val="29"/>
     <w:qFormat/>
     <w:rsid w:val="00B809A1"/>
@@ -12675,10 +16911,10 @@
       <w:color w:val="404040" w:themeColor="text1" w:themeTint="BF"/>
     </w:rPr>
   </w:style>
-  <w:style w:type="character" w:customStyle="1" w:styleId="IdzetChar">
-    <w:name w:val="Idézet Char"/>
-    <w:basedOn w:val="Bekezdsalapbettpusa"/>
-    <w:link w:val="Idzet"/>
+  <w:style w:type="character" w:customStyle="1" w:styleId="QuoteChar">
+    <w:name w:val="Quote Char"/>
+    <w:basedOn w:val="DefaultParagraphFont"/>
+    <w:link w:val="Quote"/>
     <w:uiPriority w:val="29"/>
     <w:rsid w:val="00B809A1"/>
     <w:rPr>
@@ -12687,9 +16923,9 @@
       <w:color w:val="404040" w:themeColor="text1" w:themeTint="BF"/>
     </w:rPr>
   </w:style>
-  <w:style w:type="paragraph" w:styleId="Listaszerbekezds">
+  <w:style w:type="paragraph" w:styleId="ListParagraph">
     <w:name w:val="List Paragraph"/>
-    <w:basedOn w:val="Norml"/>
+    <w:basedOn w:val="Normal"/>
     <w:uiPriority w:val="34"/>
     <w:qFormat/>
     <w:rsid w:val="00B809A1"/>
@@ -12698,9 +16934,9 @@
       <w:contextualSpacing/>
     </w:pPr>
   </w:style>
-  <w:style w:type="character" w:styleId="Erskiemels">
+  <w:style w:type="character" w:styleId="IntenseEmphasis">
     <w:name w:val="Intense Emphasis"/>
-    <w:basedOn w:val="Bekezdsalapbettpusa"/>
+    <w:basedOn w:val="DefaultParagraphFont"/>
     <w:uiPriority w:val="21"/>
     <w:qFormat/>
     <w:rsid w:val="00B809A1"/>
@@ -12710,11 +16946,11 @@
       <w:color w:val="0F4761" w:themeColor="accent1" w:themeShade="BF"/>
     </w:rPr>
   </w:style>
-  <w:style w:type="paragraph" w:styleId="Kiemeltidzet">
+  <w:style w:type="paragraph" w:styleId="IntenseQuote">
     <w:name w:val="Intense Quote"/>
-    <w:basedOn w:val="Norml"/>
-    <w:next w:val="Norml"/>
-    <w:link w:val="KiemeltidzetChar"/>
+    <w:basedOn w:val="Normal"/>
+    <w:next w:val="Normal"/>
+    <w:link w:val="IntenseQuoteChar"/>
     <w:uiPriority w:val="30"/>
     <w:qFormat/>
     <w:rsid w:val="00B809A1"/>
@@ -12733,10 +16969,10 @@
       <w:color w:val="0F4761" w:themeColor="accent1" w:themeShade="BF"/>
     </w:rPr>
   </w:style>
-  <w:style w:type="character" w:customStyle="1" w:styleId="KiemeltidzetChar">
-    <w:name w:val="Kiemelt idézet Char"/>
-    <w:basedOn w:val="Bekezdsalapbettpusa"/>
-    <w:link w:val="Kiemeltidzet"/>
+  <w:style w:type="character" w:customStyle="1" w:styleId="IntenseQuoteChar">
+    <w:name w:val="Intense Quote Char"/>
+    <w:basedOn w:val="DefaultParagraphFont"/>
+    <w:link w:val="IntenseQuote"/>
     <w:uiPriority w:val="30"/>
     <w:rsid w:val="00B809A1"/>
     <w:rPr>
@@ -12745,9 +16981,9 @@
       <w:color w:val="0F4761" w:themeColor="accent1" w:themeShade="BF"/>
     </w:rPr>
   </w:style>
-  <w:style w:type="character" w:styleId="Ershivatkozs">
+  <w:style w:type="character" w:styleId="IntenseReference">
     <w:name w:val="Intense Reference"/>
-    <w:basedOn w:val="Bekezdsalapbettpusa"/>
+    <w:basedOn w:val="DefaultParagraphFont"/>
     <w:uiPriority w:val="32"/>
     <w:qFormat/>
     <w:rsid w:val="00B809A1"/>
@@ -12759,10 +16995,10 @@
       <w:spacing w:val="5"/>
     </w:rPr>
   </w:style>
-  <w:style w:type="paragraph" w:styleId="lfej">
+  <w:style w:type="paragraph" w:styleId="Header">
     <w:name w:val="header"/>
-    <w:basedOn w:val="Norml"/>
-    <w:link w:val="lfejChar"/>
+    <w:basedOn w:val="Normal"/>
+    <w:link w:val="HeaderChar"/>
     <w:uiPriority w:val="99"/>
     <w:unhideWhenUsed/>
     <w:rsid w:val="002810EB"/>
@@ -12774,17 +17010,17 @@
       <w:spacing w:after="0" w:line="240" w:lineRule="auto"/>
     </w:pPr>
   </w:style>
-  <w:style w:type="character" w:customStyle="1" w:styleId="lfejChar">
-    <w:name w:val="Élőfej Char"/>
-    <w:basedOn w:val="Bekezdsalapbettpusa"/>
-    <w:link w:val="lfej"/>
+  <w:style w:type="character" w:customStyle="1" w:styleId="HeaderChar">
+    <w:name w:val="Header Char"/>
+    <w:basedOn w:val="DefaultParagraphFont"/>
+    <w:link w:val="Header"/>
     <w:uiPriority w:val="99"/>
     <w:rsid w:val="002810EB"/>
   </w:style>
-  <w:style w:type="paragraph" w:styleId="llb">
+  <w:style w:type="paragraph" w:styleId="Footer">
     <w:name w:val="footer"/>
-    <w:basedOn w:val="Norml"/>
-    <w:link w:val="llbChar"/>
+    <w:basedOn w:val="Normal"/>
+    <w:link w:val="FooterChar"/>
     <w:uiPriority w:val="99"/>
     <w:unhideWhenUsed/>
     <w:rsid w:val="002810EB"/>
@@ -12796,16 +17032,16 @@
       <w:spacing w:after="0" w:line="240" w:lineRule="auto"/>
     </w:pPr>
   </w:style>
-  <w:style w:type="character" w:customStyle="1" w:styleId="llbChar">
-    <w:name w:val="Élőláb Char"/>
-    <w:basedOn w:val="Bekezdsalapbettpusa"/>
-    <w:link w:val="llb"/>
+  <w:style w:type="character" w:customStyle="1" w:styleId="FooterChar">
+    <w:name w:val="Footer Char"/>
+    <w:basedOn w:val="DefaultParagraphFont"/>
+    <w:link w:val="Footer"/>
     <w:uiPriority w:val="99"/>
     <w:rsid w:val="002810EB"/>
   </w:style>
-  <w:style w:type="paragraph" w:styleId="NormlWeb">
+  <w:style w:type="paragraph" w:styleId="NormalWeb">
     <w:name w:val="Normal (Web)"/>
-    <w:basedOn w:val="Norml"/>
+    <w:basedOn w:val="Normal"/>
     <w:uiPriority w:val="99"/>
     <w:semiHidden/>
     <w:unhideWhenUsed/>
@@ -12820,15 +17056,34 @@
       <w14:ligatures w14:val="none"/>
     </w:rPr>
   </w:style>
-  <w:style w:type="character" w:styleId="Kiemels2">
+  <w:style w:type="character" w:styleId="Strong">
     <w:name w:val="Strong"/>
-    <w:basedOn w:val="Bekezdsalapbettpusa"/>
+    <w:basedOn w:val="DefaultParagraphFont"/>
     <w:uiPriority w:val="22"/>
     <w:qFormat/>
     <w:rsid w:val="00B754FF"/>
     <w:rPr>
       <w:b/>
       <w:bCs/>
+    </w:rPr>
+  </w:style>
+  <w:style w:type="paragraph" w:styleId="Caption">
+    <w:name w:val="caption"/>
+    <w:basedOn w:val="Normal"/>
+    <w:next w:val="Normal"/>
+    <w:uiPriority w:val="35"/>
+    <w:unhideWhenUsed/>
+    <w:qFormat/>
+    <w:rsid w:val="00CB06F4"/>
+    <w:pPr>
+      <w:spacing w:after="200" w:line="240" w:lineRule="auto"/>
+    </w:pPr>
+    <w:rPr>
+      <w:i/>
+      <w:iCs/>
+      <w:color w:val="0E2841" w:themeColor="text2"/>
+      <w:sz w:val="18"/>
+      <w:szCs w:val="18"/>
     </w:rPr>
   </w:style>
 </w:styles>

--- a/vizsgaremek_bemutatkozás_ig.docx
+++ b/vizsgaremek_bemutatkozás_ig.docx
@@ -4,7 +4,7 @@
   <w:body>
     <w:p>
       <w:pPr>
-        <w:pStyle w:val="NormalWeb"/>
+        <w:pStyle w:val="NormlWeb"/>
         <w:spacing w:before="0" w:beforeAutospacing="0" w:after="160" w:afterAutospacing="0"/>
         <w:jc w:val="center"/>
       </w:pPr>
@@ -19,7 +19,7 @@
     </w:p>
     <w:p>
       <w:pPr>
-        <w:pStyle w:val="NormalWeb"/>
+        <w:pStyle w:val="NormlWeb"/>
         <w:spacing w:before="0" w:beforeAutospacing="0" w:after="160" w:afterAutospacing="0"/>
         <w:jc w:val="center"/>
       </w:pPr>
@@ -34,7 +34,7 @@
     </w:p>
     <w:p>
       <w:pPr>
-        <w:pStyle w:val="NormalWeb"/>
+        <w:pStyle w:val="NormlWeb"/>
         <w:spacing w:before="0" w:beforeAutospacing="0" w:after="160" w:afterAutospacing="0"/>
         <w:jc w:val="center"/>
       </w:pPr>
@@ -61,7 +61,7 @@
     </w:p>
     <w:p>
       <w:pPr>
-        <w:pStyle w:val="NormalWeb"/>
+        <w:pStyle w:val="NormlWeb"/>
         <w:spacing w:before="0" w:beforeAutospacing="0" w:after="160" w:afterAutospacing="0"/>
         <w:jc w:val="center"/>
         <w:rPr>
@@ -93,7 +93,7 @@
     </w:p>
     <w:p>
       <w:pPr>
-        <w:pStyle w:val="NormalWeb"/>
+        <w:pStyle w:val="NormlWeb"/>
         <w:spacing w:before="4440" w:beforeAutospacing="0" w:after="200" w:afterAutospacing="0"/>
         <w:jc w:val="center"/>
         <w:rPr>
@@ -117,7 +117,7 @@
     </w:p>
     <w:p>
       <w:pPr>
-        <w:pStyle w:val="NormalWeb"/>
+        <w:pStyle w:val="NormlWeb"/>
         <w:spacing w:before="0" w:beforeAutospacing="0" w:after="1600" w:afterAutospacing="0" w:line="720" w:lineRule="auto"/>
         <w:jc w:val="center"/>
         <w:rPr>
@@ -141,7 +141,7 @@
     </w:p>
     <w:p>
       <w:pPr>
-        <w:pStyle w:val="NormalWeb"/>
+        <w:pStyle w:val="NormlWeb"/>
         <w:spacing w:before="0" w:beforeAutospacing="0" w:after="1000" w:afterAutospacing="0" w:line="720" w:lineRule="auto"/>
         <w:jc w:val="center"/>
         <w:rPr>
@@ -161,7 +161,7 @@
     </w:p>
     <w:p>
       <w:pPr>
-        <w:pStyle w:val="NormalWeb"/>
+        <w:pStyle w:val="NormlWeb"/>
         <w:spacing w:before="0" w:beforeAutospacing="0" w:after="0" w:afterAutospacing="0" w:line="720" w:lineRule="auto"/>
         <w:jc w:val="center"/>
         <w:rPr>
@@ -181,7 +181,7 @@
     </w:p>
     <w:p>
       <w:pPr>
-        <w:pStyle w:val="Title"/>
+        <w:pStyle w:val="Cm"/>
         <w:jc w:val="center"/>
         <w:rPr>
           <w:rFonts w:ascii="Times New Roman" w:hAnsi="Times New Roman" w:cs="Times New Roman"/>
@@ -197,7 +197,7 @@
     </w:p>
     <w:p>
       <w:pPr>
-        <w:pStyle w:val="Heading1"/>
+        <w:pStyle w:val="Cmsor1"/>
         <w:rPr>
           <w:rFonts w:ascii="Times New Roman" w:hAnsi="Times New Roman" w:cs="Times New Roman"/>
         </w:rPr>
@@ -439,7 +439,7 @@
     </w:p>
     <w:p>
       <w:pPr>
-        <w:pStyle w:val="Heading1"/>
+        <w:pStyle w:val="Cmsor1"/>
         <w:rPr>
           <w:rFonts w:ascii="Times New Roman" w:hAnsi="Times New Roman" w:cs="Times New Roman"/>
         </w:rPr>
@@ -681,7 +681,7 @@
     </w:p>
     <w:p>
       <w:pPr>
-        <w:pStyle w:val="Heading1"/>
+        <w:pStyle w:val="Cmsor1"/>
         <w:jc w:val="both"/>
         <w:rPr>
           <w:rFonts w:ascii="Times New Roman" w:hAnsi="Times New Roman" w:cs="Times New Roman"/>
@@ -696,7 +696,7 @@
     </w:p>
     <w:p>
       <w:pPr>
-        <w:pStyle w:val="Heading1"/>
+        <w:pStyle w:val="Cmsor1"/>
         <w:spacing w:before="0" w:after="0" w:line="240" w:lineRule="auto"/>
         <w:jc w:val="both"/>
         <w:rPr>
@@ -736,7 +736,7 @@
     </w:p>
     <w:p>
       <w:pPr>
-        <w:pStyle w:val="Heading1"/>
+        <w:pStyle w:val="Cmsor1"/>
         <w:spacing w:before="0" w:after="0" w:line="240" w:lineRule="auto"/>
         <w:jc w:val="both"/>
         <w:rPr>
@@ -798,7 +798,7 @@
     </w:p>
     <w:p>
       <w:pPr>
-        <w:pStyle w:val="Heading1"/>
+        <w:pStyle w:val="Cmsor1"/>
         <w:spacing w:before="0" w:after="0" w:line="240" w:lineRule="auto"/>
         <w:jc w:val="both"/>
         <w:rPr>
@@ -820,7 +820,7 @@
     </w:p>
     <w:p>
       <w:pPr>
-        <w:pStyle w:val="ListParagraph"/>
+        <w:pStyle w:val="Listaszerbekezds"/>
         <w:numPr>
           <w:ilvl w:val="0"/>
           <w:numId w:val="4"/>
@@ -851,7 +851,7 @@
     </w:p>
     <w:p>
       <w:pPr>
-        <w:pStyle w:val="ListParagraph"/>
+        <w:pStyle w:val="Listaszerbekezds"/>
         <w:numPr>
           <w:ilvl w:val="0"/>
           <w:numId w:val="4"/>
@@ -870,7 +870,7 @@
     </w:p>
     <w:p>
       <w:pPr>
-        <w:pStyle w:val="ListParagraph"/>
+        <w:pStyle w:val="Listaszerbekezds"/>
         <w:numPr>
           <w:ilvl w:val="0"/>
           <w:numId w:val="4"/>
@@ -889,7 +889,7 @@
     </w:p>
     <w:p>
       <w:pPr>
-        <w:pStyle w:val="ListParagraph"/>
+        <w:pStyle w:val="Listaszerbekezds"/>
         <w:numPr>
           <w:ilvl w:val="0"/>
           <w:numId w:val="4"/>
@@ -2383,7 +2383,7 @@
     </w:p>
     <w:p>
       <w:pPr>
-        <w:pStyle w:val="ListParagraph"/>
+        <w:pStyle w:val="Listaszerbekezds"/>
         <w:numPr>
           <w:ilvl w:val="0"/>
           <w:numId w:val="17"/>
@@ -2410,7 +2410,7 @@
     </w:p>
     <w:p>
       <w:pPr>
-        <w:pStyle w:val="ListParagraph"/>
+        <w:pStyle w:val="Listaszerbekezds"/>
         <w:numPr>
           <w:ilvl w:val="0"/>
           <w:numId w:val="17"/>
@@ -2443,7 +2443,7 @@
     </w:p>
     <w:p>
       <w:pPr>
-        <w:pStyle w:val="ListParagraph"/>
+        <w:pStyle w:val="Listaszerbekezds"/>
         <w:numPr>
           <w:ilvl w:val="0"/>
           <w:numId w:val="17"/>
@@ -2469,21 +2469,7 @@
           <w:rFonts w:ascii="Times New Roman" w:hAnsi="Times New Roman" w:cs="Times New Roman"/>
           <w:color w:val="000000" w:themeColor="text1"/>
         </w:rPr>
-        <w:t xml:space="preserve">Az STP egyetlen logikai interfészként kezeli </w:t>
-      </w:r>
-      <w:r>
-        <w:rPr>
-          <w:rFonts w:ascii="Times New Roman" w:hAnsi="Times New Roman" w:cs="Times New Roman"/>
-          <w:color w:val="000000" w:themeColor="text1"/>
-        </w:rPr>
-        <w:t>ergo</w:t>
-      </w:r>
-      <w:r>
-        <w:rPr>
-          <w:rFonts w:ascii="Times New Roman" w:hAnsi="Times New Roman" w:cs="Times New Roman"/>
-          <w:color w:val="000000" w:themeColor="text1"/>
-        </w:rPr>
-        <w:t xml:space="preserve"> kevesebb </w:t>
+        <w:t xml:space="preserve">Az STP egyetlen logikai interfészként kezeli ergo kevesebb </w:t>
       </w:r>
       <w:proofErr w:type="spellStart"/>
       <w:r>
@@ -2499,19 +2485,12 @@
           <w:rFonts w:ascii="Times New Roman" w:hAnsi="Times New Roman" w:cs="Times New Roman"/>
           <w:color w:val="000000" w:themeColor="text1"/>
         </w:rPr>
-        <w:t>, gyorsabb konvergencia.</w:t>
-      </w:r>
-      <w:r>
-        <w:rPr>
-          <w:rFonts w:ascii="Times New Roman" w:hAnsi="Times New Roman" w:cs="Times New Roman"/>
-          <w:color w:val="000000" w:themeColor="text1"/>
-        </w:rPr>
-        <w:t xml:space="preserve"> </w:t>
-      </w:r>
-    </w:p>
-    <w:p>
-      <w:pPr>
-        <w:pStyle w:val="ListParagraph"/>
+        <w:t xml:space="preserve">, gyorsabb konvergencia. </w:t>
+      </w:r>
+    </w:p>
+    <w:p>
+      <w:pPr>
+        <w:pStyle w:val="Listaszerbekezds"/>
         <w:numPr>
           <w:ilvl w:val="0"/>
           <w:numId w:val="17"/>
@@ -2879,7 +2858,7 @@
     </w:p>
     <w:p>
       <w:pPr>
-        <w:pStyle w:val="ListParagraph"/>
+        <w:pStyle w:val="Listaszerbekezds"/>
         <w:numPr>
           <w:ilvl w:val="0"/>
           <w:numId w:val="4"/>
@@ -2905,7 +2884,7 @@
     </w:p>
     <w:p>
       <w:pPr>
-        <w:pStyle w:val="ListParagraph"/>
+        <w:pStyle w:val="Listaszerbekezds"/>
         <w:numPr>
           <w:ilvl w:val="0"/>
           <w:numId w:val="4"/>
@@ -2937,7 +2916,7 @@
     </w:p>
     <w:p>
       <w:pPr>
-        <w:pStyle w:val="ListParagraph"/>
+        <w:pStyle w:val="Listaszerbekezds"/>
         <w:numPr>
           <w:ilvl w:val="0"/>
           <w:numId w:val="4"/>
@@ -2963,7 +2942,7 @@
     </w:p>
     <w:p>
       <w:pPr>
-        <w:pStyle w:val="ListParagraph"/>
+        <w:pStyle w:val="Listaszerbekezds"/>
         <w:numPr>
           <w:ilvl w:val="0"/>
           <w:numId w:val="4"/>
@@ -3285,15 +3264,7 @@
           <w:b/>
           <w:bCs/>
         </w:rPr>
-        <w:t>Több VLAN átvitele egyetlen kábelen</w:t>
-      </w:r>
-      <w:r>
-        <w:rPr>
-          <w:rFonts w:ascii="Times New Roman" w:hAnsi="Times New Roman" w:cs="Times New Roman"/>
-          <w:b/>
-          <w:bCs/>
-        </w:rPr>
-        <w:t xml:space="preserve">, vagyis a mi esetünkben </w:t>
+        <w:t xml:space="preserve">Több VLAN átvitele egyetlen kábelen, vagyis a mi esetünkben </w:t>
       </w:r>
       <w:r>
         <w:rPr>
@@ -4909,18 +4880,120 @@
           <w:bCs/>
           <w:color w:val="000000" w:themeColor="text1"/>
         </w:rPr>
-        <w:t xml:space="preserve">optikai </w:t>
-      </w:r>
-      <w:r>
-        <w:rPr>
-          <w:rFonts w:ascii="Times New Roman" w:hAnsi="Times New Roman" w:cs="Times New Roman"/>
-          <w:b/>
-          <w:bCs/>
+        <w:t>optikai kábel</w:t>
+      </w:r>
+      <w:r>
+        <w:rPr>
+          <w:rFonts w:ascii="Times New Roman" w:hAnsi="Times New Roman" w:cs="Times New Roman"/>
+          <w:color w:val="000000" w:themeColor="text1"/>
+        </w:rPr>
+        <w:t xml:space="preserve"> </w:t>
+      </w:r>
+      <w:proofErr w:type="spellStart"/>
+      <w:r>
+        <w:rPr>
+          <w:rFonts w:ascii="Times New Roman" w:hAnsi="Times New Roman" w:cs="Times New Roman"/>
+          <w:color w:val="000000" w:themeColor="text1"/>
+        </w:rPr>
+        <w:t>interfacein</w:t>
+      </w:r>
+      <w:proofErr w:type="spellEnd"/>
+      <w:r>
+        <w:rPr>
+          <w:rFonts w:ascii="Times New Roman" w:hAnsi="Times New Roman" w:cs="Times New Roman"/>
+          <w:color w:val="000000" w:themeColor="text1"/>
+        </w:rPr>
+        <w:t xml:space="preserve"> is OSPF protokoll</w:t>
+      </w:r>
+      <w:r>
+        <w:rPr>
+          <w:rFonts w:ascii="Times New Roman" w:hAnsi="Times New Roman" w:cs="Times New Roman"/>
+          <w:color w:val="000000" w:themeColor="text1"/>
+        </w:rPr>
+        <w:t xml:space="preserve"> van beállítva</w:t>
+      </w:r>
+      <w:r>
+        <w:rPr>
+          <w:rFonts w:ascii="Times New Roman" w:hAnsi="Times New Roman" w:cs="Times New Roman"/>
+          <w:color w:val="000000" w:themeColor="text1"/>
+        </w:rPr>
+        <w:t xml:space="preserve">. </w:t>
+      </w:r>
+      <w:r>
+        <w:rPr>
+          <w:rFonts w:ascii="Times New Roman" w:hAnsi="Times New Roman" w:cs="Times New Roman"/>
+          <w:color w:val="000000" w:themeColor="text1"/>
+        </w:rPr>
+        <w:t xml:space="preserve">A </w:t>
+      </w:r>
+      <w:r>
+        <w:rPr>
+          <w:rFonts w:ascii="Times New Roman" w:hAnsi="Times New Roman" w:cs="Times New Roman"/>
+          <w:color w:val="C00000"/>
+        </w:rPr>
+        <w:t>DR Router a BP_R</w:t>
+      </w:r>
+      <w:r>
+        <w:rPr>
+          <w:rFonts w:ascii="Times New Roman" w:hAnsi="Times New Roman" w:cs="Times New Roman"/>
+          <w:color w:val="000000" w:themeColor="text1"/>
+        </w:rPr>
+        <w:t xml:space="preserve"> központi Router a </w:t>
+      </w:r>
+      <w:r>
+        <w:rPr>
+          <w:rFonts w:ascii="Times New Roman" w:hAnsi="Times New Roman" w:cs="Times New Roman"/>
           <w:color w:val="000000" w:themeColor="text1"/>
         </w:rPr>
         <w:lastRenderedPageBreak/>
-        <w:t>kábel</w:t>
-      </w:r>
+        <w:t xml:space="preserve">budapesti telephelyen 1.1.1.1-es router </w:t>
+      </w:r>
+      <w:proofErr w:type="spellStart"/>
+      <w:r>
+        <w:rPr>
+          <w:rFonts w:ascii="Times New Roman" w:hAnsi="Times New Roman" w:cs="Times New Roman"/>
+          <w:color w:val="000000" w:themeColor="text1"/>
+        </w:rPr>
+        <w:t>id-val</w:t>
+      </w:r>
+      <w:proofErr w:type="spellEnd"/>
+      <w:r>
+        <w:rPr>
+          <w:rFonts w:ascii="Times New Roman" w:hAnsi="Times New Roman" w:cs="Times New Roman"/>
+          <w:color w:val="000000" w:themeColor="text1"/>
+        </w:rPr>
+        <w:t xml:space="preserve">. </w:t>
+      </w:r>
+      <w:r>
+        <w:rPr>
+          <w:rFonts w:ascii="Times New Roman" w:hAnsi="Times New Roman" w:cs="Times New Roman"/>
+          <w:color w:val="000000" w:themeColor="text1"/>
+        </w:rPr>
+        <w:t>a B</w:t>
+      </w:r>
+      <w:r>
+        <w:rPr>
+          <w:rFonts w:ascii="Times New Roman" w:hAnsi="Times New Roman" w:cs="Times New Roman"/>
+          <w:color w:val="000000" w:themeColor="text1"/>
+        </w:rPr>
+        <w:t xml:space="preserve">DR Router az a </w:t>
+      </w:r>
+      <w:r>
+        <w:rPr>
+          <w:rFonts w:ascii="Times New Roman" w:hAnsi="Times New Roman" w:cs="Times New Roman"/>
+          <w:color w:val="000000" w:themeColor="text1"/>
+        </w:rPr>
+        <w:t xml:space="preserve">SERVER_BP </w:t>
+      </w:r>
+      <w:proofErr w:type="spellStart"/>
+      <w:r>
+        <w:rPr>
+          <w:rFonts w:ascii="Times New Roman" w:hAnsi="Times New Roman" w:cs="Times New Roman"/>
+          <w:color w:val="000000" w:themeColor="text1"/>
+        </w:rPr>
+        <w:t>Multilayer</w:t>
+      </w:r>
+      <w:proofErr w:type="spellEnd"/>
       <w:r>
         <w:rPr>
           <w:rFonts w:ascii="Times New Roman" w:hAnsi="Times New Roman" w:cs="Times New Roman"/>
@@ -4934,23 +5007,9 @@
           <w:rFonts w:ascii="Times New Roman" w:hAnsi="Times New Roman" w:cs="Times New Roman"/>
           <w:color w:val="000000" w:themeColor="text1"/>
         </w:rPr>
-        <w:t>interfacein</w:t>
-      </w:r>
-      <w:proofErr w:type="spellEnd"/>
-      <w:r>
-        <w:rPr>
-          <w:rFonts w:ascii="Times New Roman" w:hAnsi="Times New Roman" w:cs="Times New Roman"/>
-          <w:color w:val="000000" w:themeColor="text1"/>
-        </w:rPr>
-        <w:t xml:space="preserve"> is OSPF protokoll</w:t>
-      </w:r>
-      <w:r>
-        <w:rPr>
-          <w:rFonts w:ascii="Times New Roman" w:hAnsi="Times New Roman" w:cs="Times New Roman"/>
-          <w:color w:val="000000" w:themeColor="text1"/>
-        </w:rPr>
-        <w:t xml:space="preserve"> van beállítva</w:t>
-      </w:r>
+        <w:t>Switch</w:t>
+      </w:r>
+      <w:proofErr w:type="spellEnd"/>
       <w:r>
         <w:rPr>
           <w:rFonts w:ascii="Times New Roman" w:hAnsi="Times New Roman" w:cs="Times New Roman"/>
@@ -4963,31 +5022,485 @@
           <w:rFonts w:ascii="Times New Roman" w:hAnsi="Times New Roman" w:cs="Times New Roman"/>
           <w:color w:val="000000" w:themeColor="text1"/>
         </w:rPr>
+        <w:t xml:space="preserve">A képen a BP_R Router </w:t>
+      </w:r>
+      <w:proofErr w:type="spellStart"/>
+      <w:r>
+        <w:rPr>
+          <w:rFonts w:ascii="Times New Roman" w:hAnsi="Times New Roman" w:cs="Times New Roman"/>
+          <w:color w:val="000000" w:themeColor="text1"/>
+        </w:rPr>
+        <w:t>ospf</w:t>
+      </w:r>
+      <w:proofErr w:type="spellEnd"/>
+      <w:r>
+        <w:rPr>
+          <w:rFonts w:ascii="Times New Roman" w:hAnsi="Times New Roman" w:cs="Times New Roman"/>
+          <w:color w:val="000000" w:themeColor="text1"/>
+        </w:rPr>
+        <w:t xml:space="preserve"> beállatásait láthatjuk:</w:t>
+      </w:r>
+    </w:p>
+    <w:p>
+      <w:pPr>
+        <w:spacing w:after="0" w:line="240" w:lineRule="auto"/>
+        <w:jc w:val="center"/>
+        <w:rPr>
+          <w:rFonts w:ascii="Times New Roman" w:hAnsi="Times New Roman" w:cs="Times New Roman"/>
+          <w:color w:val="000000" w:themeColor="text1"/>
+        </w:rPr>
+      </w:pPr>
+      <w:r>
+        <w:rPr>
+          <w:rFonts w:ascii="Times New Roman" w:hAnsi="Times New Roman" w:cs="Times New Roman"/>
+          <w:color w:val="000000" w:themeColor="text1"/>
+        </w:rPr>
+        <w:drawing>
+          <wp:inline distT="0" distB="0" distL="0" distR="0" wp14:anchorId="3CB81CF9" wp14:editId="647406AE">
+            <wp:extent cx="4115011" cy="4324572"/>
+            <wp:effectExtent l="152400" t="152400" r="361950" b="361950"/>
+            <wp:docPr id="331479119" name="Kép 1" descr="A képen szöveg, képernyőkép, Betűtípus, szám látható&#10;&#10;Előfordulhat, hogy az AI által létrehozott tartalom helytelen."/>
+            <wp:cNvGraphicFramePr>
+              <a:graphicFrameLocks xmlns:a="http://schemas.openxmlformats.org/drawingml/2006/main" noChangeAspect="1"/>
+            </wp:cNvGraphicFramePr>
+            <a:graphic xmlns:a="http://schemas.openxmlformats.org/drawingml/2006/main">
+              <a:graphicData uri="http://schemas.openxmlformats.org/drawingml/2006/picture">
+                <pic:pic xmlns:pic="http://schemas.openxmlformats.org/drawingml/2006/picture">
+                  <pic:nvPicPr>
+                    <pic:cNvPr id="331479119" name="Kép 1" descr="A képen szöveg, képernyőkép, Betűtípus, szám látható&#10;&#10;Előfordulhat, hogy az AI által létrehozott tartalom helytelen."/>
+                    <pic:cNvPicPr/>
+                  </pic:nvPicPr>
+                  <pic:blipFill>
+                    <a:blip r:embed="rId15"/>
+                    <a:stretch>
+                      <a:fillRect/>
+                    </a:stretch>
+                  </pic:blipFill>
+                  <pic:spPr>
+                    <a:xfrm>
+                      <a:off x="0" y="0"/>
+                      <a:ext cx="4115011" cy="4324572"/>
+                    </a:xfrm>
+                    <a:prstGeom prst="rect">
+                      <a:avLst/>
+                    </a:prstGeom>
+                    <a:ln>
+                      <a:noFill/>
+                    </a:ln>
+                    <a:effectLst>
+                      <a:outerShdw blurRad="292100" dist="139700" dir="2700000" algn="tl" rotWithShape="0">
+                        <a:srgbClr val="333333">
+                          <a:alpha val="65000"/>
+                        </a:srgbClr>
+                      </a:outerShdw>
+                    </a:effectLst>
+                  </pic:spPr>
+                </pic:pic>
+              </a:graphicData>
+            </a:graphic>
+          </wp:inline>
+        </w:drawing>
+      </w:r>
+    </w:p>
+    <w:p>
+      <w:pPr>
+        <w:spacing w:after="0" w:line="240" w:lineRule="auto"/>
+        <w:jc w:val="both"/>
+        <w:rPr>
+          <w:rFonts w:ascii="Times New Roman" w:hAnsi="Times New Roman" w:cs="Times New Roman"/>
+          <w:b/>
+          <w:bCs/>
+          <w:color w:val="000000" w:themeColor="text1"/>
+        </w:rPr>
+      </w:pPr>
+      <w:r>
+        <w:rPr>
+          <w:rFonts w:ascii="Times New Roman" w:hAnsi="Times New Roman" w:cs="Times New Roman"/>
+          <w:color w:val="000000" w:themeColor="text1"/>
+        </w:rPr>
+        <w:t xml:space="preserve">A BP_R és SERVER_BP-n </w:t>
+      </w:r>
+      <w:r>
+        <w:rPr>
+          <w:rFonts w:ascii="Times New Roman" w:hAnsi="Times New Roman" w:cs="Times New Roman"/>
+          <w:color w:val="000000" w:themeColor="text1"/>
+        </w:rPr>
+        <w:t>SSH</w:t>
+      </w:r>
+      <w:r>
+        <w:rPr>
+          <w:rFonts w:ascii="Times New Roman" w:hAnsi="Times New Roman" w:cs="Times New Roman"/>
+          <w:color w:val="000000" w:themeColor="text1"/>
+        </w:rPr>
+        <w:t xml:space="preserve"> lett beállítva</w:t>
+      </w:r>
+      <w:r>
+        <w:rPr>
+          <w:rFonts w:ascii="Times New Roman" w:hAnsi="Times New Roman" w:cs="Times New Roman"/>
+          <w:color w:val="000000" w:themeColor="text1"/>
+        </w:rPr>
+        <w:t xml:space="preserve">. </w:t>
+      </w:r>
+      <w:r>
+        <w:rPr>
+          <w:rFonts w:ascii="Times New Roman" w:hAnsi="Times New Roman" w:cs="Times New Roman"/>
+          <w:color w:val="000000" w:themeColor="text1"/>
+        </w:rPr>
+        <w:t xml:space="preserve">Az </w:t>
+      </w:r>
+      <w:r>
+        <w:rPr>
+          <w:rFonts w:ascii="Times New Roman" w:hAnsi="Times New Roman" w:cs="Times New Roman"/>
+          <w:color w:val="C00000"/>
+        </w:rPr>
+        <w:t>SSH (</w:t>
+      </w:r>
+      <w:proofErr w:type="spellStart"/>
+      <w:r>
+        <w:rPr>
+          <w:rFonts w:ascii="Times New Roman" w:hAnsi="Times New Roman" w:cs="Times New Roman"/>
+          <w:color w:val="C00000"/>
+        </w:rPr>
+        <w:t>Secure</w:t>
+      </w:r>
+      <w:proofErr w:type="spellEnd"/>
+      <w:r>
+        <w:rPr>
+          <w:rFonts w:ascii="Times New Roman" w:hAnsi="Times New Roman" w:cs="Times New Roman"/>
+          <w:color w:val="C00000"/>
+        </w:rPr>
+        <w:t xml:space="preserve"> Shell) </w:t>
+      </w:r>
+      <w:r>
+        <w:rPr>
+          <w:rFonts w:ascii="Times New Roman" w:hAnsi="Times New Roman" w:cs="Times New Roman"/>
+          <w:color w:val="000000" w:themeColor="text1"/>
+        </w:rPr>
+        <w:t>egy titkosított hálózati protokoll, amely lehetővé teszi, hogy biztonságosan csatlakozzunk egy távoli számítógéphez vagy szerverhez, és parancssoros hozzáférést kapjunk hozzá. Leggyakrabban rendszergazdák használják távoli menedzsmentre, például Linux vagy hálózati eszközök konfigurálására.</w:t>
+      </w:r>
+      <w:r>
+        <w:rPr>
+          <w:rFonts w:ascii="Times New Roman" w:hAnsi="Times New Roman" w:cs="Times New Roman"/>
+          <w:color w:val="000000" w:themeColor="text1"/>
+        </w:rPr>
+        <w:t xml:space="preserve"> </w:t>
+      </w:r>
+      <w:r>
+        <w:rPr>
+          <w:rFonts w:ascii="Times New Roman" w:hAnsi="Times New Roman" w:cs="Times New Roman"/>
+          <w:color w:val="000000" w:themeColor="text1"/>
+        </w:rPr>
+        <w:t xml:space="preserve">Felhasználónév és jelszó párossal titkos </w:t>
+      </w:r>
+      <w:r>
+        <w:rPr>
+          <w:rFonts w:ascii="Times New Roman" w:hAnsi="Times New Roman" w:cs="Times New Roman"/>
+          <w:color w:val="000000" w:themeColor="text1"/>
+        </w:rPr>
+        <w:t xml:space="preserve">a kapcsolat: </w:t>
+      </w:r>
+      <w:r>
+        <w:rPr>
+          <w:rFonts w:ascii="Times New Roman" w:hAnsi="Times New Roman" w:cs="Times New Roman"/>
+          <w:b/>
+          <w:bCs/>
+          <w:color w:val="000000" w:themeColor="text1"/>
+        </w:rPr>
+        <w:t xml:space="preserve">felhasználónév – </w:t>
+      </w:r>
+      <w:proofErr w:type="spellStart"/>
+      <w:r>
+        <w:rPr>
+          <w:rFonts w:ascii="Times New Roman" w:hAnsi="Times New Roman" w:cs="Times New Roman"/>
+          <w:b/>
+          <w:bCs/>
+          <w:color w:val="000000" w:themeColor="text1"/>
+        </w:rPr>
+        <w:t>admin</w:t>
+      </w:r>
+      <w:proofErr w:type="spellEnd"/>
+      <w:r>
+        <w:rPr>
+          <w:rFonts w:ascii="Times New Roman" w:hAnsi="Times New Roman" w:cs="Times New Roman"/>
+          <w:color w:val="000000" w:themeColor="text1"/>
+        </w:rPr>
+        <w:t xml:space="preserve"> és </w:t>
+      </w:r>
+      <w:r>
+        <w:rPr>
+          <w:rFonts w:ascii="Times New Roman" w:hAnsi="Times New Roman" w:cs="Times New Roman"/>
+          <w:b/>
+          <w:bCs/>
+          <w:color w:val="000000" w:themeColor="text1"/>
+        </w:rPr>
+        <w:t>jelszó – admin123</w:t>
+      </w:r>
+      <w:r>
+        <w:rPr>
+          <w:rFonts w:ascii="Times New Roman" w:hAnsi="Times New Roman" w:cs="Times New Roman"/>
+          <w:b/>
+          <w:bCs/>
+          <w:color w:val="000000" w:themeColor="text1"/>
+        </w:rPr>
+        <w:t>.</w:t>
+      </w:r>
+      <w:r>
+        <w:rPr>
+          <w:rFonts w:ascii="Times New Roman" w:hAnsi="Times New Roman" w:cs="Times New Roman"/>
+          <w:b/>
+          <w:bCs/>
+          <w:color w:val="000000" w:themeColor="text1"/>
+        </w:rPr>
+        <w:t xml:space="preserve"> </w:t>
+      </w:r>
+      <w:r>
+        <w:rPr>
+          <w:rFonts w:ascii="Times New Roman" w:hAnsi="Times New Roman" w:cs="Times New Roman"/>
+          <w:color w:val="000000" w:themeColor="text1"/>
+        </w:rPr>
+        <w:t xml:space="preserve">Az </w:t>
+      </w:r>
+      <w:proofErr w:type="spellStart"/>
+      <w:r>
+        <w:rPr>
+          <w:rFonts w:ascii="Times New Roman" w:hAnsi="Times New Roman" w:cs="Times New Roman"/>
+          <w:color w:val="000000" w:themeColor="text1"/>
+        </w:rPr>
+        <w:t>ssh</w:t>
+      </w:r>
+      <w:proofErr w:type="spellEnd"/>
+      <w:r>
+        <w:rPr>
+          <w:rFonts w:ascii="Times New Roman" w:hAnsi="Times New Roman" w:cs="Times New Roman"/>
+          <w:color w:val="000000" w:themeColor="text1"/>
+        </w:rPr>
+        <w:t xml:space="preserve"> version</w:t>
+      </w:r>
+      <w:r>
+        <w:rPr>
+          <w:rFonts w:ascii="Times New Roman" w:hAnsi="Times New Roman" w:cs="Times New Roman"/>
+          <w:color w:val="000000" w:themeColor="text1"/>
+        </w:rPr>
+        <w:t xml:space="preserve"> az kettes és a </w:t>
+      </w:r>
+      <w:proofErr w:type="spellStart"/>
+      <w:r>
+        <w:rPr>
+          <w:rFonts w:ascii="Times New Roman" w:hAnsi="Times New Roman" w:cs="Times New Roman"/>
+          <w:color w:val="000000" w:themeColor="text1"/>
+        </w:rPr>
+        <w:t>domain</w:t>
+      </w:r>
+      <w:proofErr w:type="spellEnd"/>
+      <w:r>
+        <w:rPr>
+          <w:rFonts w:ascii="Times New Roman" w:hAnsi="Times New Roman" w:cs="Times New Roman"/>
+          <w:color w:val="000000" w:themeColor="text1"/>
+        </w:rPr>
+        <w:t xml:space="preserve"> </w:t>
+      </w:r>
+      <w:proofErr w:type="spellStart"/>
+      <w:r>
+        <w:rPr>
+          <w:rFonts w:ascii="Times New Roman" w:hAnsi="Times New Roman" w:cs="Times New Roman"/>
+          <w:color w:val="000000" w:themeColor="text1"/>
+        </w:rPr>
+        <w:t>name</w:t>
+      </w:r>
+      <w:proofErr w:type="spellEnd"/>
+      <w:r>
+        <w:rPr>
+          <w:rFonts w:ascii="Times New Roman" w:hAnsi="Times New Roman" w:cs="Times New Roman"/>
+          <w:color w:val="000000" w:themeColor="text1"/>
+        </w:rPr>
+        <w:t xml:space="preserve"> az a TELEKOM.HU</w:t>
+      </w:r>
+    </w:p>
+    <w:p>
+      <w:pPr>
+        <w:spacing w:after="0" w:line="240" w:lineRule="auto"/>
+        <w:jc w:val="center"/>
+        <w:rPr>
+          <w:rFonts w:ascii="Times New Roman" w:hAnsi="Times New Roman" w:cs="Times New Roman"/>
+          <w:b/>
+          <w:bCs/>
+          <w:color w:val="000000" w:themeColor="text1"/>
+        </w:rPr>
+      </w:pPr>
+      <w:r>
+        <w:rPr>
+          <w:rFonts w:ascii="Times New Roman" w:hAnsi="Times New Roman" w:cs="Times New Roman"/>
+          <w:b/>
+          <w:bCs/>
+          <w:color w:val="000000" w:themeColor="text1"/>
+        </w:rPr>
+        <w:drawing>
+          <wp:inline distT="0" distB="0" distL="0" distR="0" wp14:anchorId="32DCB54B" wp14:editId="34719748">
+            <wp:extent cx="4326817" cy="2093088"/>
+            <wp:effectExtent l="152400" t="152400" r="360045" b="364490"/>
+            <wp:docPr id="914151464" name="Kép 1" descr="A képen szöveg, képernyőkép, képernyő, szoftver látható&#10;&#10;Előfordulhat, hogy az AI által létrehozott tartalom helytelen."/>
+            <wp:cNvGraphicFramePr>
+              <a:graphicFrameLocks xmlns:a="http://schemas.openxmlformats.org/drawingml/2006/main" noChangeAspect="1"/>
+            </wp:cNvGraphicFramePr>
+            <a:graphic xmlns:a="http://schemas.openxmlformats.org/drawingml/2006/main">
+              <a:graphicData uri="http://schemas.openxmlformats.org/drawingml/2006/picture">
+                <pic:pic xmlns:pic="http://schemas.openxmlformats.org/drawingml/2006/picture">
+                  <pic:nvPicPr>
+                    <pic:cNvPr id="914151464" name="Kép 1" descr="A képen szöveg, képernyőkép, képernyő, szoftver látható&#10;&#10;Előfordulhat, hogy az AI által létrehozott tartalom helytelen."/>
+                    <pic:cNvPicPr/>
+                  </pic:nvPicPr>
+                  <pic:blipFill>
+                    <a:blip r:embed="rId16"/>
+                    <a:stretch>
+                      <a:fillRect/>
+                    </a:stretch>
+                  </pic:blipFill>
+                  <pic:spPr>
+                    <a:xfrm>
+                      <a:off x="0" y="0"/>
+                      <a:ext cx="4341436" cy="2100160"/>
+                    </a:xfrm>
+                    <a:prstGeom prst="rect">
+                      <a:avLst/>
+                    </a:prstGeom>
+                    <a:ln>
+                      <a:noFill/>
+                    </a:ln>
+                    <a:effectLst>
+                      <a:outerShdw blurRad="292100" dist="139700" dir="2700000" algn="tl" rotWithShape="0">
+                        <a:srgbClr val="333333">
+                          <a:alpha val="65000"/>
+                        </a:srgbClr>
+                      </a:outerShdw>
+                    </a:effectLst>
+                  </pic:spPr>
+                </pic:pic>
+              </a:graphicData>
+            </a:graphic>
+          </wp:inline>
+        </w:drawing>
+      </w:r>
+    </w:p>
+    <w:p>
+      <w:pPr>
+        <w:spacing w:after="0" w:line="240" w:lineRule="auto"/>
+        <w:jc w:val="both"/>
+        <w:rPr>
+          <w:rFonts w:ascii="Times New Roman" w:hAnsi="Times New Roman" w:cs="Times New Roman"/>
+          <w:b/>
+          <w:bCs/>
+          <w:color w:val="000000" w:themeColor="text1"/>
+        </w:rPr>
+      </w:pPr>
+    </w:p>
+    <w:p>
+      <w:pPr>
+        <w:jc w:val="both"/>
+        <w:rPr>
+          <w:rFonts w:ascii="Times New Roman" w:hAnsi="Times New Roman" w:cs="Times New Roman"/>
+          <w:color w:val="000000" w:themeColor="text1"/>
+        </w:rPr>
+      </w:pPr>
+      <w:r>
+        <w:rPr>
+          <w:rFonts w:ascii="Times New Roman" w:hAnsi="Times New Roman" w:cs="Times New Roman"/>
+          <w:color w:val="000000" w:themeColor="text1"/>
+        </w:rPr>
         <w:t xml:space="preserve">A </w:t>
       </w:r>
       <w:r>
         <w:rPr>
           <w:rFonts w:ascii="Times New Roman" w:hAnsi="Times New Roman" w:cs="Times New Roman"/>
+          <w:color w:val="156082" w:themeColor="accent1"/>
+        </w:rPr>
+        <w:t>S</w:t>
+      </w:r>
+      <w:r>
+        <w:rPr>
+          <w:rFonts w:ascii="Times New Roman" w:hAnsi="Times New Roman" w:cs="Times New Roman"/>
+          <w:color w:val="156082" w:themeColor="accent1"/>
+        </w:rPr>
+        <w:t xml:space="preserve">ötétkék </w:t>
+      </w:r>
+      <w:r>
+        <w:rPr>
+          <w:rFonts w:ascii="Times New Roman" w:hAnsi="Times New Roman" w:cs="Times New Roman"/>
+          <w:color w:val="156082" w:themeColor="accent1"/>
+        </w:rPr>
+        <w:t>helység</w:t>
+      </w:r>
+      <w:r>
+        <w:rPr>
+          <w:rFonts w:ascii="Times New Roman" w:hAnsi="Times New Roman" w:cs="Times New Roman"/>
+          <w:color w:val="156082" w:themeColor="accent1"/>
+        </w:rPr>
+        <w:t xml:space="preserve"> </w:t>
+      </w:r>
+      <w:r>
+        <w:rPr>
+          <w:rFonts w:ascii="Times New Roman" w:hAnsi="Times New Roman" w:cs="Times New Roman"/>
+          <w:color w:val="000000" w:themeColor="text1"/>
+        </w:rPr>
+        <w:t>egy elkülönített helység, a</w:t>
+      </w:r>
+      <w:r>
+        <w:rPr>
+          <w:rFonts w:ascii="Times New Roman" w:hAnsi="Times New Roman" w:cs="Times New Roman"/>
+          <w:color w:val="000000" w:themeColor="text1"/>
+        </w:rPr>
+        <w:t>mi szerverek, nyomtatók</w:t>
+      </w:r>
+      <w:r>
+        <w:rPr>
+          <w:rFonts w:ascii="Times New Roman" w:hAnsi="Times New Roman" w:cs="Times New Roman"/>
+          <w:color w:val="000000" w:themeColor="text1"/>
+        </w:rPr>
+        <w:t xml:space="preserve"> és adminisztrátorok </w:t>
+      </w:r>
+      <w:proofErr w:type="spellStart"/>
+      <w:r>
+        <w:rPr>
+          <w:rFonts w:ascii="Times New Roman" w:hAnsi="Times New Roman" w:cs="Times New Roman"/>
+          <w:color w:val="000000" w:themeColor="text1"/>
+        </w:rPr>
+        <w:t>gépeinek</w:t>
+      </w:r>
+      <w:proofErr w:type="spellEnd"/>
+      <w:r>
+        <w:rPr>
+          <w:rFonts w:ascii="Times New Roman" w:hAnsi="Times New Roman" w:cs="Times New Roman"/>
+          <w:color w:val="000000" w:themeColor="text1"/>
+        </w:rPr>
+        <w:t xml:space="preserve"> lett létrehozva. </w:t>
+      </w:r>
+      <w:r>
+        <w:rPr>
+          <w:rFonts w:ascii="Times New Roman" w:hAnsi="Times New Roman" w:cs="Times New Roman"/>
+          <w:color w:val="000000" w:themeColor="text1"/>
+        </w:rPr>
+        <w:t xml:space="preserve">Itt is létre lett hozva három </w:t>
+      </w:r>
+      <w:r>
+        <w:rPr>
+          <w:rFonts w:ascii="Times New Roman" w:hAnsi="Times New Roman" w:cs="Times New Roman"/>
           <w:color w:val="C00000"/>
         </w:rPr>
-        <w:t>DR Router a BP_R</w:t>
-      </w:r>
-      <w:r>
-        <w:rPr>
-          <w:rFonts w:ascii="Times New Roman" w:hAnsi="Times New Roman" w:cs="Times New Roman"/>
-          <w:color w:val="000000" w:themeColor="text1"/>
-        </w:rPr>
-        <w:t xml:space="preserve"> központi Router a budapesti telephelyen 1.1.1.1-es router </w:t>
-      </w:r>
-      <w:proofErr w:type="spellStart"/>
-      <w:r>
-        <w:rPr>
-          <w:rFonts w:ascii="Times New Roman" w:hAnsi="Times New Roman" w:cs="Times New Roman"/>
-          <w:color w:val="000000" w:themeColor="text1"/>
-        </w:rPr>
-        <w:t>id-val</w:t>
-      </w:r>
-      <w:proofErr w:type="spellEnd"/>
+        <w:t>VLAN</w:t>
+      </w:r>
+      <w:r>
+        <w:rPr>
+          <w:rFonts w:ascii="Times New Roman" w:hAnsi="Times New Roman" w:cs="Times New Roman"/>
+          <w:color w:val="C00000"/>
+        </w:rPr>
+        <w:t xml:space="preserve"> </w:t>
+      </w:r>
+      <w:r>
+        <w:rPr>
+          <w:rFonts w:ascii="Times New Roman" w:hAnsi="Times New Roman" w:cs="Times New Roman"/>
+          <w:color w:val="000000" w:themeColor="text1"/>
+        </w:rPr>
+        <w:t>ezen eszközök számára</w:t>
+      </w:r>
       <w:r>
         <w:rPr>
           <w:rFonts w:ascii="Times New Roman" w:hAnsi="Times New Roman" w:cs="Times New Roman"/>
@@ -4995,6 +5508,819 @@
         </w:rPr>
         <w:t xml:space="preserve">. </w:t>
       </w:r>
+      <w:r>
+        <w:rPr>
+          <w:rFonts w:ascii="Times New Roman" w:hAnsi="Times New Roman" w:cs="Times New Roman"/>
+          <w:color w:val="000000" w:themeColor="text1"/>
+        </w:rPr>
+        <w:t>A NATIVE VLAN az a 999 lett</w:t>
+      </w:r>
+      <w:r>
+        <w:rPr>
+          <w:rFonts w:ascii="Times New Roman" w:hAnsi="Times New Roman" w:cs="Times New Roman"/>
+          <w:color w:val="000000" w:themeColor="text1"/>
+        </w:rPr>
+        <w:t xml:space="preserve">. </w:t>
+      </w:r>
+      <w:r>
+        <w:rPr>
+          <w:rFonts w:ascii="Times New Roman" w:hAnsi="Times New Roman" w:cs="Times New Roman"/>
+          <w:color w:val="000000" w:themeColor="text1"/>
+        </w:rPr>
+        <w:t>A klienseknek DHCP-vel lett kiosztva cím, kivéve a szervereknek.</w:t>
+      </w:r>
+      <w:r>
+        <w:rPr>
+          <w:rFonts w:ascii="Times New Roman" w:hAnsi="Times New Roman" w:cs="Times New Roman"/>
+          <w:color w:val="000000" w:themeColor="text1"/>
+        </w:rPr>
+        <w:t xml:space="preserve"> </w:t>
+      </w:r>
+      <w:r>
+        <w:rPr>
+          <w:rFonts w:ascii="Times New Roman" w:hAnsi="Times New Roman" w:cs="Times New Roman"/>
+          <w:color w:val="000000" w:themeColor="text1"/>
+        </w:rPr>
+        <w:t xml:space="preserve">A helység hálózati címe a </w:t>
+      </w:r>
+      <w:r>
+        <w:rPr>
+          <w:rFonts w:ascii="Times New Roman" w:hAnsi="Times New Roman" w:cs="Times New Roman"/>
+          <w:b/>
+          <w:bCs/>
+          <w:color w:val="000000" w:themeColor="text1"/>
+        </w:rPr>
+        <w:t>172.16.0.0/16</w:t>
+      </w:r>
+      <w:r>
+        <w:rPr>
+          <w:rFonts w:ascii="Times New Roman" w:hAnsi="Times New Roman" w:cs="Times New Roman"/>
+          <w:color w:val="000000" w:themeColor="text1"/>
+        </w:rPr>
+        <w:t xml:space="preserve"> és az OSPF-ben ez az 10-es terület. </w:t>
+      </w:r>
+      <w:r>
+        <w:rPr>
+          <w:rFonts w:ascii="Times New Roman" w:hAnsi="Times New Roman" w:cs="Times New Roman"/>
+          <w:color w:val="000000" w:themeColor="text1"/>
+        </w:rPr>
+        <w:t>A VLANOK</w:t>
+      </w:r>
+      <w:r>
+        <w:rPr>
+          <w:rFonts w:ascii="Times New Roman" w:hAnsi="Times New Roman" w:cs="Times New Roman"/>
+          <w:color w:val="000000" w:themeColor="text1"/>
+        </w:rPr>
+        <w:t xml:space="preserve">, </w:t>
+      </w:r>
+      <w:r>
+        <w:rPr>
+          <w:rFonts w:ascii="Times New Roman" w:hAnsi="Times New Roman" w:cs="Times New Roman"/>
+          <w:color w:val="000000" w:themeColor="text1"/>
+        </w:rPr>
+        <w:t xml:space="preserve">amiket megkülönböztetünk a következőek: </w:t>
+      </w:r>
+    </w:p>
+    <w:p>
+      <w:pPr>
+        <w:pStyle w:val="Listaszerbekezds"/>
+        <w:numPr>
+          <w:ilvl w:val="0"/>
+          <w:numId w:val="18"/>
+        </w:numPr>
+        <w:jc w:val="both"/>
+        <w:rPr>
+          <w:rFonts w:ascii="Times New Roman" w:hAnsi="Times New Roman" w:cs="Times New Roman"/>
+          <w:color w:val="000000" w:themeColor="text1"/>
+        </w:rPr>
+      </w:pPr>
+      <w:r>
+        <w:rPr>
+          <w:rFonts w:ascii="Times New Roman" w:hAnsi="Times New Roman" w:cs="Times New Roman"/>
+          <w:color w:val="000000" w:themeColor="text1"/>
+        </w:rPr>
+        <w:t>VLAN 10</w:t>
+      </w:r>
+      <w:r>
+        <w:rPr>
+          <w:rFonts w:ascii="Times New Roman" w:hAnsi="Times New Roman" w:cs="Times New Roman"/>
+          <w:color w:val="000000" w:themeColor="text1"/>
+        </w:rPr>
+        <w:t xml:space="preserve"> </w:t>
+      </w:r>
+      <w:r>
+        <w:rPr>
+          <w:rFonts w:ascii="Times New Roman" w:hAnsi="Times New Roman" w:cs="Times New Roman"/>
+          <w:color w:val="000000" w:themeColor="text1"/>
+        </w:rPr>
+        <w:t>–</w:t>
+      </w:r>
+      <w:r>
+        <w:rPr>
+          <w:rFonts w:ascii="Times New Roman" w:hAnsi="Times New Roman" w:cs="Times New Roman"/>
+          <w:color w:val="000000" w:themeColor="text1"/>
+        </w:rPr>
+        <w:t xml:space="preserve"> Szervere</w:t>
+      </w:r>
+      <w:r>
+        <w:rPr>
+          <w:rFonts w:ascii="Times New Roman" w:hAnsi="Times New Roman" w:cs="Times New Roman"/>
+          <w:color w:val="000000" w:themeColor="text1"/>
+        </w:rPr>
+        <w:t>k – 172.16.10.0/24</w:t>
+      </w:r>
+    </w:p>
+    <w:p>
+      <w:pPr>
+        <w:pStyle w:val="Listaszerbekezds"/>
+        <w:numPr>
+          <w:ilvl w:val="0"/>
+          <w:numId w:val="18"/>
+        </w:numPr>
+        <w:jc w:val="both"/>
+        <w:rPr>
+          <w:rFonts w:ascii="Times New Roman" w:hAnsi="Times New Roman" w:cs="Times New Roman"/>
+          <w:color w:val="000000" w:themeColor="text1"/>
+        </w:rPr>
+      </w:pPr>
+      <w:r>
+        <w:rPr>
+          <w:rFonts w:ascii="Times New Roman" w:hAnsi="Times New Roman" w:cs="Times New Roman"/>
+          <w:color w:val="000000" w:themeColor="text1"/>
+        </w:rPr>
+        <w:t>VLAN 20</w:t>
+      </w:r>
+      <w:r>
+        <w:rPr>
+          <w:rFonts w:ascii="Times New Roman" w:hAnsi="Times New Roman" w:cs="Times New Roman"/>
+          <w:color w:val="000000" w:themeColor="text1"/>
+        </w:rPr>
+        <w:t xml:space="preserve"> – Nyomtatók – 172.</w:t>
+      </w:r>
+      <w:r>
+        <w:rPr>
+          <w:rFonts w:ascii="Times New Roman" w:hAnsi="Times New Roman" w:cs="Times New Roman"/>
+          <w:color w:val="000000" w:themeColor="text1"/>
+        </w:rPr>
+        <w:t>16.20.0/24</w:t>
+      </w:r>
+    </w:p>
+    <w:p>
+      <w:pPr>
+        <w:pStyle w:val="Listaszerbekezds"/>
+        <w:numPr>
+          <w:ilvl w:val="0"/>
+          <w:numId w:val="18"/>
+        </w:numPr>
+        <w:jc w:val="both"/>
+        <w:rPr>
+          <w:rFonts w:ascii="Times New Roman" w:hAnsi="Times New Roman" w:cs="Times New Roman"/>
+          <w:color w:val="000000" w:themeColor="text1"/>
+        </w:rPr>
+      </w:pPr>
+      <w:r>
+        <w:rPr>
+          <w:rFonts w:ascii="Times New Roman" w:hAnsi="Times New Roman" w:cs="Times New Roman"/>
+          <w:color w:val="000000" w:themeColor="text1"/>
+        </w:rPr>
+        <w:t>VLAN 99</w:t>
+      </w:r>
+      <w:r>
+        <w:rPr>
+          <w:rFonts w:ascii="Times New Roman" w:hAnsi="Times New Roman" w:cs="Times New Roman"/>
+          <w:color w:val="000000" w:themeColor="text1"/>
+        </w:rPr>
+        <w:t xml:space="preserve"> – Management </w:t>
+      </w:r>
+      <w:r>
+        <w:rPr>
+          <w:rFonts w:ascii="Times New Roman" w:hAnsi="Times New Roman" w:cs="Times New Roman"/>
+          <w:color w:val="000000" w:themeColor="text1"/>
+        </w:rPr>
+        <w:t>–</w:t>
+      </w:r>
+      <w:r>
+        <w:rPr>
+          <w:rFonts w:ascii="Times New Roman" w:hAnsi="Times New Roman" w:cs="Times New Roman"/>
+          <w:color w:val="000000" w:themeColor="text1"/>
+        </w:rPr>
+        <w:t xml:space="preserve"> </w:t>
+      </w:r>
+      <w:r>
+        <w:rPr>
+          <w:rFonts w:ascii="Times New Roman" w:hAnsi="Times New Roman" w:cs="Times New Roman"/>
+          <w:color w:val="000000" w:themeColor="text1"/>
+        </w:rPr>
+        <w:t>172.16.99.0/24</w:t>
+      </w:r>
+    </w:p>
+    <w:p>
+      <w:pPr>
+        <w:jc w:val="center"/>
+        <w:rPr>
+          <w:rFonts w:ascii="Times New Roman" w:hAnsi="Times New Roman" w:cs="Times New Roman"/>
+          <w:color w:val="000000" w:themeColor="text1"/>
+        </w:rPr>
+      </w:pPr>
+      <w:r>
+        <w:rPr>
+          <w:rFonts w:ascii="Times New Roman" w:hAnsi="Times New Roman" w:cs="Times New Roman"/>
+          <w:color w:val="000000" w:themeColor="text1"/>
+        </w:rPr>
+        <w:drawing>
+          <wp:inline distT="0" distB="0" distL="0" distR="0" wp14:anchorId="4F1CFD45" wp14:editId="2B44CB16">
+            <wp:extent cx="2444876" cy="1733639"/>
+            <wp:effectExtent l="0" t="0" r="0" b="0"/>
+            <wp:docPr id="1351414945" name="Kép 1" descr="A képen szöveg, képernyőkép, Betűtípus, dokumentum látható&#10;&#10;Előfordulhat, hogy az AI által létrehozott tartalom helytelen."/>
+            <wp:cNvGraphicFramePr>
+              <a:graphicFrameLocks xmlns:a="http://schemas.openxmlformats.org/drawingml/2006/main" noChangeAspect="1"/>
+            </wp:cNvGraphicFramePr>
+            <a:graphic xmlns:a="http://schemas.openxmlformats.org/drawingml/2006/main">
+              <a:graphicData uri="http://schemas.openxmlformats.org/drawingml/2006/picture">
+                <pic:pic xmlns:pic="http://schemas.openxmlformats.org/drawingml/2006/picture">
+                  <pic:nvPicPr>
+                    <pic:cNvPr id="1351414945" name="Kép 1" descr="A képen szöveg, képernyőkép, Betűtípus, dokumentum látható&#10;&#10;Előfordulhat, hogy az AI által létrehozott tartalom helytelen."/>
+                    <pic:cNvPicPr/>
+                  </pic:nvPicPr>
+                  <pic:blipFill>
+                    <a:blip r:embed="rId17"/>
+                    <a:stretch>
+                      <a:fillRect/>
+                    </a:stretch>
+                  </pic:blipFill>
+                  <pic:spPr>
+                    <a:xfrm>
+                      <a:off x="0" y="0"/>
+                      <a:ext cx="2444876" cy="1733639"/>
+                    </a:xfrm>
+                    <a:prstGeom prst="rect">
+                      <a:avLst/>
+                    </a:prstGeom>
+                  </pic:spPr>
+                </pic:pic>
+              </a:graphicData>
+            </a:graphic>
+          </wp:inline>
+        </w:drawing>
+      </w:r>
+      <w:r>
+        <w:rPr>
+          <w:rFonts w:ascii="Times New Roman" w:hAnsi="Times New Roman" w:cs="Times New Roman"/>
+          <w:color w:val="000000" w:themeColor="text1"/>
+        </w:rPr>
+        <w:drawing>
+          <wp:inline distT="0" distB="0" distL="0" distR="0" wp14:anchorId="4881419D" wp14:editId="24E20F7C">
+            <wp:extent cx="2042932" cy="1733804"/>
+            <wp:effectExtent l="0" t="0" r="0" b="0"/>
+            <wp:docPr id="890430503" name="Kép 1" descr="A képen szöveg, képernyőkép, Betűtípus, tervezés látható&#10;&#10;Előfordulhat, hogy az AI által létrehozott tartalom helytelen."/>
+            <wp:cNvGraphicFramePr>
+              <a:graphicFrameLocks xmlns:a="http://schemas.openxmlformats.org/drawingml/2006/main" noChangeAspect="1"/>
+            </wp:cNvGraphicFramePr>
+            <a:graphic xmlns:a="http://schemas.openxmlformats.org/drawingml/2006/main">
+              <a:graphicData uri="http://schemas.openxmlformats.org/drawingml/2006/picture">
+                <pic:pic xmlns:pic="http://schemas.openxmlformats.org/drawingml/2006/picture">
+                  <pic:nvPicPr>
+                    <pic:cNvPr id="890430503" name="Kép 1" descr="A képen szöveg, képernyőkép, Betűtípus, tervezés látható&#10;&#10;Előfordulhat, hogy az AI által létrehozott tartalom helytelen."/>
+                    <pic:cNvPicPr/>
+                  </pic:nvPicPr>
+                  <pic:blipFill>
+                    <a:blip r:embed="rId18"/>
+                    <a:stretch>
+                      <a:fillRect/>
+                    </a:stretch>
+                  </pic:blipFill>
+                  <pic:spPr>
+                    <a:xfrm>
+                      <a:off x="0" y="0"/>
+                      <a:ext cx="2052993" cy="1742342"/>
+                    </a:xfrm>
+                    <a:prstGeom prst="rect">
+                      <a:avLst/>
+                    </a:prstGeom>
+                  </pic:spPr>
+                </pic:pic>
+              </a:graphicData>
+            </a:graphic>
+          </wp:inline>
+        </w:drawing>
+      </w:r>
+    </w:p>
+    <w:p>
+      <w:pPr>
+        <w:jc w:val="both"/>
+        <w:rPr>
+          <w:rFonts w:ascii="Times New Roman" w:hAnsi="Times New Roman" w:cs="Times New Roman"/>
+          <w:color w:val="156082" w:themeColor="accent1"/>
+        </w:rPr>
+      </w:pPr>
+      <w:proofErr w:type="spellStart"/>
+      <w:r>
+        <w:rPr>
+          <w:rFonts w:ascii="Times New Roman" w:hAnsi="Times New Roman" w:cs="Times New Roman"/>
+          <w:color w:val="156082" w:themeColor="accent1"/>
+        </w:rPr>
+        <w:t>Multilayer</w:t>
+      </w:r>
+      <w:proofErr w:type="spellEnd"/>
+      <w:r>
+        <w:rPr>
+          <w:rFonts w:ascii="Times New Roman" w:hAnsi="Times New Roman" w:cs="Times New Roman"/>
+          <w:color w:val="156082" w:themeColor="accent1"/>
+        </w:rPr>
+        <w:t xml:space="preserve"> </w:t>
+      </w:r>
+      <w:proofErr w:type="spellStart"/>
+      <w:r>
+        <w:rPr>
+          <w:rFonts w:ascii="Times New Roman" w:hAnsi="Times New Roman" w:cs="Times New Roman"/>
+          <w:color w:val="156082" w:themeColor="accent1"/>
+        </w:rPr>
+        <w:t>Switch</w:t>
+      </w:r>
+      <w:proofErr w:type="spellEnd"/>
+      <w:r>
+        <w:rPr>
+          <w:rFonts w:ascii="Times New Roman" w:hAnsi="Times New Roman" w:cs="Times New Roman"/>
+          <w:color w:val="156082" w:themeColor="accent1"/>
+        </w:rPr>
+        <w:t xml:space="preserve"> </w:t>
+      </w:r>
+    </w:p>
+    <w:p>
+      <w:pPr>
+        <w:jc w:val="both"/>
+        <w:rPr>
+          <w:rFonts w:ascii="Times New Roman" w:hAnsi="Times New Roman" w:cs="Times New Roman"/>
+          <w:color w:val="000000" w:themeColor="text1"/>
+        </w:rPr>
+      </w:pPr>
+      <w:r>
+        <w:rPr>
+          <w:rFonts w:ascii="Times New Roman" w:hAnsi="Times New Roman" w:cs="Times New Roman"/>
+          <w:color w:val="000000" w:themeColor="text1"/>
+        </w:rPr>
+        <w:t xml:space="preserve">Egy </w:t>
+      </w:r>
+      <w:proofErr w:type="spellStart"/>
+      <w:r>
+        <w:rPr>
+          <w:rFonts w:ascii="Times New Roman" w:hAnsi="Times New Roman" w:cs="Times New Roman"/>
+          <w:color w:val="000000" w:themeColor="text1"/>
+        </w:rPr>
+        <w:t>multilayer</w:t>
+      </w:r>
+      <w:proofErr w:type="spellEnd"/>
+      <w:r>
+        <w:rPr>
+          <w:rFonts w:ascii="Times New Roman" w:hAnsi="Times New Roman" w:cs="Times New Roman"/>
+          <w:color w:val="000000" w:themeColor="text1"/>
+        </w:rPr>
+        <w:t xml:space="preserve"> </w:t>
+      </w:r>
+      <w:proofErr w:type="spellStart"/>
+      <w:r>
+        <w:rPr>
+          <w:rFonts w:ascii="Times New Roman" w:hAnsi="Times New Roman" w:cs="Times New Roman"/>
+          <w:color w:val="000000" w:themeColor="text1"/>
+        </w:rPr>
+        <w:t>switch</w:t>
+      </w:r>
+      <w:proofErr w:type="spellEnd"/>
+      <w:r>
+        <w:rPr>
+          <w:rFonts w:ascii="Times New Roman" w:hAnsi="Times New Roman" w:cs="Times New Roman"/>
+          <w:color w:val="000000" w:themeColor="text1"/>
+        </w:rPr>
+        <w:t xml:space="preserve"> (MLS) olyan hálózati eszköz, amely egyszerre képes </w:t>
+      </w:r>
+      <w:proofErr w:type="spellStart"/>
+      <w:r>
+        <w:rPr>
+          <w:rFonts w:ascii="Times New Roman" w:hAnsi="Times New Roman" w:cs="Times New Roman"/>
+          <w:color w:val="000000" w:themeColor="text1"/>
+        </w:rPr>
+        <w:t>Layer</w:t>
+      </w:r>
+      <w:proofErr w:type="spellEnd"/>
+      <w:r>
+        <w:rPr>
+          <w:rFonts w:ascii="Times New Roman" w:hAnsi="Times New Roman" w:cs="Times New Roman"/>
+          <w:color w:val="000000" w:themeColor="text1"/>
+        </w:rPr>
+        <w:t xml:space="preserve"> 2 (adatkapcsolati réteg) és </w:t>
+      </w:r>
+      <w:proofErr w:type="spellStart"/>
+      <w:r>
+        <w:rPr>
+          <w:rFonts w:ascii="Times New Roman" w:hAnsi="Times New Roman" w:cs="Times New Roman"/>
+          <w:color w:val="000000" w:themeColor="text1"/>
+        </w:rPr>
+        <w:t>Layer</w:t>
+      </w:r>
+      <w:proofErr w:type="spellEnd"/>
+      <w:r>
+        <w:rPr>
+          <w:rFonts w:ascii="Times New Roman" w:hAnsi="Times New Roman" w:cs="Times New Roman"/>
+          <w:color w:val="000000" w:themeColor="text1"/>
+        </w:rPr>
+        <w:t xml:space="preserve"> 3 (hálózati réteg) funkciókat ellátni. Ez azt jelenti, hogy nemcsak kapcsolóként (</w:t>
+      </w:r>
+      <w:proofErr w:type="spellStart"/>
+      <w:r>
+        <w:rPr>
+          <w:rFonts w:ascii="Times New Roman" w:hAnsi="Times New Roman" w:cs="Times New Roman"/>
+          <w:color w:val="000000" w:themeColor="text1"/>
+        </w:rPr>
+        <w:t>switch</w:t>
+      </w:r>
+      <w:proofErr w:type="spellEnd"/>
+      <w:r>
+        <w:rPr>
+          <w:rFonts w:ascii="Times New Roman" w:hAnsi="Times New Roman" w:cs="Times New Roman"/>
+          <w:color w:val="000000" w:themeColor="text1"/>
+        </w:rPr>
+        <w:t>) működik, hanem útvonalválasztóként (routerként) is képes viselkedni.</w:t>
+      </w:r>
+      <w:r>
+        <w:rPr>
+          <w:rFonts w:ascii="Times New Roman" w:hAnsi="Times New Roman" w:cs="Times New Roman"/>
+          <w:color w:val="000000" w:themeColor="text1"/>
+        </w:rPr>
+        <w:t xml:space="preserve"> </w:t>
+      </w:r>
+      <w:proofErr w:type="spellStart"/>
+      <w:r>
+        <w:rPr>
+          <w:rFonts w:ascii="Times New Roman" w:hAnsi="Times New Roman" w:cs="Times New Roman"/>
+          <w:b/>
+          <w:bCs/>
+          <w:color w:val="000000" w:themeColor="text1"/>
+        </w:rPr>
+        <w:t>Layer</w:t>
+      </w:r>
+      <w:proofErr w:type="spellEnd"/>
+      <w:r>
+        <w:rPr>
+          <w:rFonts w:ascii="Times New Roman" w:hAnsi="Times New Roman" w:cs="Times New Roman"/>
+          <w:b/>
+          <w:bCs/>
+          <w:color w:val="000000" w:themeColor="text1"/>
+        </w:rPr>
+        <w:t xml:space="preserve"> 2</w:t>
+      </w:r>
+      <w:r>
+        <w:rPr>
+          <w:rFonts w:ascii="Times New Roman" w:hAnsi="Times New Roman" w:cs="Times New Roman"/>
+          <w:color w:val="000000" w:themeColor="text1"/>
+        </w:rPr>
+        <w:t xml:space="preserve">: MAC-címek alapján továbbítja a csomagokat (mint egy hagyományos </w:t>
+      </w:r>
+      <w:proofErr w:type="spellStart"/>
+      <w:r>
+        <w:rPr>
+          <w:rFonts w:ascii="Times New Roman" w:hAnsi="Times New Roman" w:cs="Times New Roman"/>
+          <w:color w:val="000000" w:themeColor="text1"/>
+        </w:rPr>
+        <w:t>switch</w:t>
+      </w:r>
+      <w:proofErr w:type="spellEnd"/>
+      <w:r>
+        <w:rPr>
+          <w:rFonts w:ascii="Times New Roman" w:hAnsi="Times New Roman" w:cs="Times New Roman"/>
+          <w:color w:val="000000" w:themeColor="text1"/>
+        </w:rPr>
+        <w:t>)</w:t>
+      </w:r>
+      <w:r>
+        <w:rPr>
+          <w:rFonts w:ascii="Times New Roman" w:hAnsi="Times New Roman" w:cs="Times New Roman"/>
+          <w:color w:val="000000" w:themeColor="text1"/>
+        </w:rPr>
+        <w:t xml:space="preserve">. </w:t>
+      </w:r>
+      <w:proofErr w:type="spellStart"/>
+      <w:r>
+        <w:rPr>
+          <w:rFonts w:ascii="Times New Roman" w:hAnsi="Times New Roman" w:cs="Times New Roman"/>
+          <w:b/>
+          <w:bCs/>
+          <w:color w:val="000000" w:themeColor="text1"/>
+        </w:rPr>
+        <w:t>Layer</w:t>
+      </w:r>
+      <w:proofErr w:type="spellEnd"/>
+      <w:r>
+        <w:rPr>
+          <w:rFonts w:ascii="Times New Roman" w:hAnsi="Times New Roman" w:cs="Times New Roman"/>
+          <w:b/>
+          <w:bCs/>
+          <w:color w:val="000000" w:themeColor="text1"/>
+        </w:rPr>
+        <w:t xml:space="preserve"> 3</w:t>
+      </w:r>
+      <w:r>
+        <w:rPr>
+          <w:rFonts w:ascii="Times New Roman" w:hAnsi="Times New Roman" w:cs="Times New Roman"/>
+          <w:color w:val="000000" w:themeColor="text1"/>
+        </w:rPr>
+        <w:t xml:space="preserve">: IP-címek alapján képes </w:t>
+      </w:r>
+      <w:proofErr w:type="spellStart"/>
+      <w:r>
+        <w:rPr>
+          <w:rFonts w:ascii="Times New Roman" w:hAnsi="Times New Roman" w:cs="Times New Roman"/>
+          <w:b/>
+          <w:bCs/>
+          <w:color w:val="000000" w:themeColor="text1"/>
+        </w:rPr>
+        <w:t>inter</w:t>
+      </w:r>
+      <w:proofErr w:type="spellEnd"/>
+      <w:r>
+        <w:rPr>
+          <w:rFonts w:ascii="Times New Roman" w:hAnsi="Times New Roman" w:cs="Times New Roman"/>
+          <w:b/>
+          <w:bCs/>
+          <w:color w:val="000000" w:themeColor="text1"/>
+        </w:rPr>
+        <w:t xml:space="preserve">-VLAN </w:t>
+      </w:r>
+      <w:proofErr w:type="spellStart"/>
+      <w:r>
+        <w:rPr>
+          <w:rFonts w:ascii="Times New Roman" w:hAnsi="Times New Roman" w:cs="Times New Roman"/>
+          <w:b/>
+          <w:bCs/>
+          <w:color w:val="000000" w:themeColor="text1"/>
+        </w:rPr>
+        <w:t>routingra</w:t>
+      </w:r>
+      <w:proofErr w:type="spellEnd"/>
+      <w:r>
+        <w:rPr>
+          <w:rFonts w:ascii="Times New Roman" w:hAnsi="Times New Roman" w:cs="Times New Roman"/>
+          <w:color w:val="000000" w:themeColor="text1"/>
+        </w:rPr>
+        <w:t xml:space="preserve"> (VLAN-ok közötti forgalomirányításra), akár dinamikus </w:t>
+      </w:r>
+      <w:proofErr w:type="spellStart"/>
+      <w:r>
+        <w:rPr>
+          <w:rFonts w:ascii="Times New Roman" w:hAnsi="Times New Roman" w:cs="Times New Roman"/>
+          <w:color w:val="000000" w:themeColor="text1"/>
+        </w:rPr>
+        <w:t>routing</w:t>
+      </w:r>
+      <w:proofErr w:type="spellEnd"/>
+      <w:r>
+        <w:rPr>
+          <w:rFonts w:ascii="Times New Roman" w:hAnsi="Times New Roman" w:cs="Times New Roman"/>
+          <w:color w:val="000000" w:themeColor="text1"/>
+        </w:rPr>
+        <w:t xml:space="preserve"> protokollokkal (pl. OSPF, EIGRP)</w:t>
+      </w:r>
+      <w:r>
+        <w:rPr>
+          <w:rFonts w:ascii="Times New Roman" w:hAnsi="Times New Roman" w:cs="Times New Roman"/>
+          <w:color w:val="000000" w:themeColor="text1"/>
+        </w:rPr>
+        <w:t xml:space="preserve">. </w:t>
+      </w:r>
+      <w:r>
+        <w:rPr>
+          <w:rFonts w:ascii="Times New Roman" w:hAnsi="Times New Roman" w:cs="Times New Roman"/>
+          <w:color w:val="000000" w:themeColor="text1"/>
+        </w:rPr>
+        <w:t xml:space="preserve">A </w:t>
+      </w:r>
+      <w:proofErr w:type="spellStart"/>
+      <w:r>
+        <w:rPr>
+          <w:rFonts w:ascii="Times New Roman" w:hAnsi="Times New Roman" w:cs="Times New Roman"/>
+          <w:color w:val="000000" w:themeColor="text1"/>
+        </w:rPr>
+        <w:t>switch</w:t>
+      </w:r>
+      <w:proofErr w:type="spellEnd"/>
+      <w:r>
+        <w:rPr>
+          <w:rFonts w:ascii="Times New Roman" w:hAnsi="Times New Roman" w:cs="Times New Roman"/>
+          <w:color w:val="000000" w:themeColor="text1"/>
+        </w:rPr>
+        <w:t xml:space="preserve"> logikailag szegmentálja a hálózatot VLAN-okra, minden VLAN külön alhálózat.</w:t>
+      </w:r>
+      <w:r>
+        <w:rPr>
+          <w:rFonts w:ascii="Times New Roman" w:hAnsi="Times New Roman" w:cs="Times New Roman"/>
+          <w:color w:val="000000" w:themeColor="text1"/>
+        </w:rPr>
+        <w:t xml:space="preserve"> </w:t>
+      </w:r>
+      <w:r>
+        <w:rPr>
+          <w:rFonts w:ascii="Times New Roman" w:hAnsi="Times New Roman" w:cs="Times New Roman"/>
+          <w:b/>
+          <w:bCs/>
+          <w:color w:val="000000" w:themeColor="text1"/>
+        </w:rPr>
+        <w:t>SVI (</w:t>
+      </w:r>
+      <w:proofErr w:type="spellStart"/>
+      <w:r>
+        <w:rPr>
+          <w:rFonts w:ascii="Times New Roman" w:hAnsi="Times New Roman" w:cs="Times New Roman"/>
+          <w:b/>
+          <w:bCs/>
+          <w:color w:val="000000" w:themeColor="text1"/>
+        </w:rPr>
+        <w:t>Switched</w:t>
+      </w:r>
+      <w:proofErr w:type="spellEnd"/>
+      <w:r>
+        <w:rPr>
+          <w:rFonts w:ascii="Times New Roman" w:hAnsi="Times New Roman" w:cs="Times New Roman"/>
+          <w:b/>
+          <w:bCs/>
+          <w:color w:val="000000" w:themeColor="text1"/>
+        </w:rPr>
+        <w:t xml:space="preserve"> </w:t>
+      </w:r>
+      <w:proofErr w:type="spellStart"/>
+      <w:r>
+        <w:rPr>
+          <w:rFonts w:ascii="Times New Roman" w:hAnsi="Times New Roman" w:cs="Times New Roman"/>
+          <w:b/>
+          <w:bCs/>
+          <w:color w:val="000000" w:themeColor="text1"/>
+        </w:rPr>
+        <w:t>Virtual</w:t>
+      </w:r>
+      <w:proofErr w:type="spellEnd"/>
+      <w:r>
+        <w:rPr>
+          <w:rFonts w:ascii="Times New Roman" w:hAnsi="Times New Roman" w:cs="Times New Roman"/>
+          <w:b/>
+          <w:bCs/>
+          <w:color w:val="000000" w:themeColor="text1"/>
+        </w:rPr>
+        <w:t xml:space="preserve"> </w:t>
+      </w:r>
+      <w:proofErr w:type="spellStart"/>
+      <w:r>
+        <w:rPr>
+          <w:rFonts w:ascii="Times New Roman" w:hAnsi="Times New Roman" w:cs="Times New Roman"/>
+          <w:b/>
+          <w:bCs/>
+          <w:color w:val="000000" w:themeColor="text1"/>
+        </w:rPr>
+        <w:t>Interface</w:t>
+      </w:r>
+      <w:proofErr w:type="spellEnd"/>
+      <w:r>
+        <w:rPr>
+          <w:rFonts w:ascii="Times New Roman" w:hAnsi="Times New Roman" w:cs="Times New Roman"/>
+          <w:b/>
+          <w:bCs/>
+          <w:color w:val="000000" w:themeColor="text1"/>
+        </w:rPr>
+        <w:t>)</w:t>
+      </w:r>
+      <w:r>
+        <w:rPr>
+          <w:rFonts w:ascii="Times New Roman" w:hAnsi="Times New Roman" w:cs="Times New Roman"/>
+          <w:color w:val="000000" w:themeColor="text1"/>
+        </w:rPr>
+        <w:t xml:space="preserve">: Minden VLAN-hoz létrehozható egy virtuális interfész IP-címmel, amely a VLAN </w:t>
+      </w:r>
+      <w:proofErr w:type="spellStart"/>
+      <w:r>
+        <w:rPr>
+          <w:rFonts w:ascii="Times New Roman" w:hAnsi="Times New Roman" w:cs="Times New Roman"/>
+          <w:color w:val="000000" w:themeColor="text1"/>
+        </w:rPr>
+        <w:t>gateway</w:t>
+      </w:r>
+      <w:proofErr w:type="spellEnd"/>
+      <w:r>
+        <w:rPr>
+          <w:rFonts w:ascii="Times New Roman" w:hAnsi="Times New Roman" w:cs="Times New Roman"/>
+          <w:color w:val="000000" w:themeColor="text1"/>
+        </w:rPr>
+        <w:t>-e lesz.</w:t>
+      </w:r>
+      <w:r>
+        <w:rPr>
+          <w:rFonts w:ascii="Times New Roman" w:hAnsi="Times New Roman" w:cs="Times New Roman"/>
+          <w:color w:val="000000" w:themeColor="text1"/>
+        </w:rPr>
+        <w:t xml:space="preserve"> </w:t>
+      </w:r>
+      <w:r>
+        <w:rPr>
+          <w:rFonts w:ascii="Times New Roman" w:hAnsi="Times New Roman" w:cs="Times New Roman"/>
+          <w:color w:val="000000" w:themeColor="text1"/>
+        </w:rPr>
+        <w:t xml:space="preserve">Az IP </w:t>
+      </w:r>
+      <w:proofErr w:type="spellStart"/>
+      <w:r>
+        <w:rPr>
+          <w:rFonts w:ascii="Times New Roman" w:hAnsi="Times New Roman" w:cs="Times New Roman"/>
+          <w:color w:val="000000" w:themeColor="text1"/>
+        </w:rPr>
+        <w:t>routingot</w:t>
+      </w:r>
+      <w:proofErr w:type="spellEnd"/>
+      <w:r>
+        <w:rPr>
+          <w:rFonts w:ascii="Times New Roman" w:hAnsi="Times New Roman" w:cs="Times New Roman"/>
+          <w:color w:val="000000" w:themeColor="text1"/>
+        </w:rPr>
+        <w:t xml:space="preserve"> engedélyezni kell rajta, ami aktiválja a harmadik </w:t>
+      </w:r>
+      <w:proofErr w:type="spellStart"/>
+      <w:r>
+        <w:rPr>
+          <w:rFonts w:ascii="Times New Roman" w:hAnsi="Times New Roman" w:cs="Times New Roman"/>
+          <w:color w:val="000000" w:themeColor="text1"/>
+        </w:rPr>
+        <w:t>rétegbeli</w:t>
+      </w:r>
+      <w:proofErr w:type="spellEnd"/>
+      <w:r>
+        <w:rPr>
+          <w:rFonts w:ascii="Times New Roman" w:hAnsi="Times New Roman" w:cs="Times New Roman"/>
+          <w:color w:val="000000" w:themeColor="text1"/>
+        </w:rPr>
+        <w:t xml:space="preserve"> funkciókat</w:t>
+      </w:r>
+      <w:r>
+        <w:rPr>
+          <w:rFonts w:ascii="Times New Roman" w:hAnsi="Times New Roman" w:cs="Times New Roman"/>
+          <w:color w:val="000000" w:themeColor="text1"/>
+        </w:rPr>
+        <w:t xml:space="preserve">, így lehetővé válik a VLAN-ok közötti forgalomirányítás. </w:t>
+      </w:r>
+    </w:p>
+    <w:p>
+      <w:pPr>
+        <w:jc w:val="center"/>
+        <w:rPr>
+          <w:rFonts w:ascii="Times New Roman" w:hAnsi="Times New Roman" w:cs="Times New Roman"/>
+          <w:color w:val="000000" w:themeColor="text1"/>
+        </w:rPr>
+      </w:pPr>
+      <w:r>
+        <w:rPr>
+          <w:rFonts w:ascii="Times New Roman" w:hAnsi="Times New Roman" w:cs="Times New Roman"/>
+          <w:color w:val="000000" w:themeColor="text1"/>
+        </w:rPr>
+        <w:drawing>
+          <wp:inline distT="0" distB="0" distL="0" distR="0" wp14:anchorId="6A450105" wp14:editId="1B318E0C">
+            <wp:extent cx="3677623" cy="2031357"/>
+            <wp:effectExtent l="152400" t="152400" r="361315" b="369570"/>
+            <wp:docPr id="552644048" name="Kép 1" descr="A képen szöveg, képernyőkép, Betűtípus, szám látható&#10;&#10;Előfordulhat, hogy az AI által létrehozott tartalom helytelen."/>
+            <wp:cNvGraphicFramePr>
+              <a:graphicFrameLocks xmlns:a="http://schemas.openxmlformats.org/drawingml/2006/main" noChangeAspect="1"/>
+            </wp:cNvGraphicFramePr>
+            <a:graphic xmlns:a="http://schemas.openxmlformats.org/drawingml/2006/main">
+              <a:graphicData uri="http://schemas.openxmlformats.org/drawingml/2006/picture">
+                <pic:pic xmlns:pic="http://schemas.openxmlformats.org/drawingml/2006/picture">
+                  <pic:nvPicPr>
+                    <pic:cNvPr id="552644048" name="Kép 1" descr="A képen szöveg, képernyőkép, Betűtípus, szám látható&#10;&#10;Előfordulhat, hogy az AI által létrehozott tartalom helytelen."/>
+                    <pic:cNvPicPr/>
+                  </pic:nvPicPr>
+                  <pic:blipFill>
+                    <a:blip r:embed="rId19"/>
+                    <a:stretch>
+                      <a:fillRect/>
+                    </a:stretch>
+                  </pic:blipFill>
+                  <pic:spPr>
+                    <a:xfrm>
+                      <a:off x="0" y="0"/>
+                      <a:ext cx="3677623" cy="2031357"/>
+                    </a:xfrm>
+                    <a:prstGeom prst="rect">
+                      <a:avLst/>
+                    </a:prstGeom>
+                    <a:ln>
+                      <a:noFill/>
+                    </a:ln>
+                    <a:effectLst>
+                      <a:outerShdw blurRad="292100" dist="139700" dir="2700000" algn="tl" rotWithShape="0">
+                        <a:srgbClr val="333333">
+                          <a:alpha val="65000"/>
+                        </a:srgbClr>
+                      </a:outerShdw>
+                    </a:effectLst>
+                  </pic:spPr>
+                </pic:pic>
+              </a:graphicData>
+            </a:graphic>
+          </wp:inline>
+        </w:drawing>
+      </w:r>
     </w:p>
     <w:p>
       <w:pPr>
@@ -5002,9 +6328,17 @@
         <w:jc w:val="both"/>
         <w:rPr>
           <w:rFonts w:ascii="Times New Roman" w:hAnsi="Times New Roman" w:cs="Times New Roman"/>
-          <w:color w:val="000000" w:themeColor="text1"/>
-        </w:rPr>
-      </w:pPr>
+          <w:color w:val="156082" w:themeColor="accent1"/>
+        </w:rPr>
+      </w:pPr>
+      <w:r>
+        <w:rPr>
+          <w:rFonts w:ascii="Times New Roman" w:hAnsi="Times New Roman" w:cs="Times New Roman"/>
+          <w:color w:val="156082" w:themeColor="accent1"/>
+        </w:rPr>
+        <w:lastRenderedPageBreak/>
+        <w:t>TACACS+ szerver</w:t>
+      </w:r>
     </w:p>
     <w:p>
       <w:pPr>
@@ -5012,7 +6346,7 @@
         <w:jc w:val="both"/>
         <w:rPr>
           <w:rFonts w:ascii="Times New Roman" w:hAnsi="Times New Roman" w:cs="Times New Roman"/>
-          <w:color w:val="000000" w:themeColor="text1"/>
+          <w:color w:val="156082" w:themeColor="accent1"/>
         </w:rPr>
       </w:pPr>
     </w:p>
@@ -5022,9 +6356,107 @@
         <w:jc w:val="both"/>
         <w:rPr>
           <w:rFonts w:ascii="Times New Roman" w:hAnsi="Times New Roman" w:cs="Times New Roman"/>
-          <w:color w:val="000000" w:themeColor="text1"/>
-        </w:rPr>
-      </w:pPr>
+        </w:rPr>
+      </w:pPr>
+      <w:r>
+        <w:rPr>
+          <w:rFonts w:ascii="Times New Roman" w:hAnsi="Times New Roman" w:cs="Times New Roman"/>
+        </w:rPr>
+        <w:t xml:space="preserve">A </w:t>
+      </w:r>
+      <w:r>
+        <w:rPr>
+          <w:rFonts w:ascii="Times New Roman" w:hAnsi="Times New Roman" w:cs="Times New Roman"/>
+          <w:color w:val="C00000"/>
+        </w:rPr>
+        <w:t xml:space="preserve">TACACS+ (Terminal Access </w:t>
+      </w:r>
+      <w:proofErr w:type="spellStart"/>
+      <w:r>
+        <w:rPr>
+          <w:rFonts w:ascii="Times New Roman" w:hAnsi="Times New Roman" w:cs="Times New Roman"/>
+          <w:color w:val="C00000"/>
+        </w:rPr>
+        <w:t>Controller</w:t>
+      </w:r>
+      <w:proofErr w:type="spellEnd"/>
+      <w:r>
+        <w:rPr>
+          <w:rFonts w:ascii="Times New Roman" w:hAnsi="Times New Roman" w:cs="Times New Roman"/>
+          <w:color w:val="C00000"/>
+        </w:rPr>
+        <w:t xml:space="preserve"> Access-</w:t>
+      </w:r>
+      <w:proofErr w:type="spellStart"/>
+      <w:r>
+        <w:rPr>
+          <w:rFonts w:ascii="Times New Roman" w:hAnsi="Times New Roman" w:cs="Times New Roman"/>
+          <w:color w:val="C00000"/>
+        </w:rPr>
+        <w:t>Control</w:t>
+      </w:r>
+      <w:proofErr w:type="spellEnd"/>
+      <w:r>
+        <w:rPr>
+          <w:rFonts w:ascii="Times New Roman" w:hAnsi="Times New Roman" w:cs="Times New Roman"/>
+          <w:color w:val="C00000"/>
+        </w:rPr>
+        <w:t xml:space="preserve"> System Plus)</w:t>
+      </w:r>
+      <w:r>
+        <w:rPr>
+          <w:rFonts w:ascii="Times New Roman" w:hAnsi="Times New Roman" w:cs="Times New Roman"/>
+        </w:rPr>
+        <w:t xml:space="preserve"> egy hálózati protokoll, amelyet a felhasználók hitelesítésére, jogosultságkezelésére és tevékenységük naplózására (AAA – </w:t>
+      </w:r>
+      <w:proofErr w:type="spellStart"/>
+      <w:r>
+        <w:rPr>
+          <w:rFonts w:ascii="Times New Roman" w:hAnsi="Times New Roman" w:cs="Times New Roman"/>
+        </w:rPr>
+        <w:t>Authentication</w:t>
+      </w:r>
+      <w:proofErr w:type="spellEnd"/>
+      <w:r>
+        <w:rPr>
+          <w:rFonts w:ascii="Times New Roman" w:hAnsi="Times New Roman" w:cs="Times New Roman"/>
+        </w:rPr>
+        <w:t xml:space="preserve">, </w:t>
+      </w:r>
+      <w:proofErr w:type="spellStart"/>
+      <w:r>
+        <w:rPr>
+          <w:rFonts w:ascii="Times New Roman" w:hAnsi="Times New Roman" w:cs="Times New Roman"/>
+        </w:rPr>
+        <w:t>Authorization</w:t>
+      </w:r>
+      <w:proofErr w:type="spellEnd"/>
+      <w:r>
+        <w:rPr>
+          <w:rFonts w:ascii="Times New Roman" w:hAnsi="Times New Roman" w:cs="Times New Roman"/>
+        </w:rPr>
+        <w:t xml:space="preserve">, Accounting) használnak, főként hálózati eszközök (pl. routerek, </w:t>
+      </w:r>
+      <w:proofErr w:type="spellStart"/>
+      <w:r>
+        <w:rPr>
+          <w:rFonts w:ascii="Times New Roman" w:hAnsi="Times New Roman" w:cs="Times New Roman"/>
+        </w:rPr>
+        <w:t>switch</w:t>
+      </w:r>
+      <w:proofErr w:type="spellEnd"/>
+      <w:r>
+        <w:rPr>
+          <w:rFonts w:ascii="Times New Roman" w:hAnsi="Times New Roman" w:cs="Times New Roman"/>
+        </w:rPr>
+        <w:t>-ek) adminisztratív hozzáférésének központosított kezelésére</w:t>
+      </w:r>
+      <w:r>
+        <w:rPr>
+          <w:rFonts w:ascii="Times New Roman" w:hAnsi="Times New Roman" w:cs="Times New Roman"/>
+        </w:rPr>
+        <w:t xml:space="preserve">. </w:t>
+      </w:r>
     </w:p>
     <w:p>
       <w:pPr>
@@ -5041,71 +6473,186 @@
         <w:jc w:val="both"/>
         <w:rPr>
           <w:rFonts w:ascii="Times New Roman" w:hAnsi="Times New Roman" w:cs="Times New Roman"/>
-        </w:rPr>
-      </w:pPr>
-    </w:p>
-    <w:p>
-      <w:pPr>
+          <w:color w:val="C00000"/>
+        </w:rPr>
+      </w:pPr>
+      <w:r>
+        <w:rPr>
+          <w:rFonts w:ascii="Times New Roman" w:hAnsi="Times New Roman" w:cs="Times New Roman"/>
+          <w:color w:val="C00000"/>
+        </w:rPr>
+        <w:t xml:space="preserve">Működése: </w:t>
+      </w:r>
+    </w:p>
+    <w:p>
+      <w:pPr>
+        <w:pStyle w:val="Listaszerbekezds"/>
+        <w:numPr>
+          <w:ilvl w:val="0"/>
+          <w:numId w:val="19"/>
+        </w:numPr>
         <w:spacing w:after="0" w:line="240" w:lineRule="auto"/>
         <w:jc w:val="both"/>
         <w:rPr>
           <w:rFonts w:ascii="Times New Roman" w:hAnsi="Times New Roman" w:cs="Times New Roman"/>
-        </w:rPr>
-      </w:pPr>
-    </w:p>
-    <w:p>
-      <w:pPr>
+          <w:color w:val="000000" w:themeColor="text1"/>
+        </w:rPr>
+      </w:pPr>
+      <w:r>
+        <w:rPr>
+          <w:rFonts w:ascii="Times New Roman" w:hAnsi="Times New Roman" w:cs="Times New Roman"/>
+          <w:color w:val="000000" w:themeColor="text1"/>
+        </w:rPr>
+        <w:t xml:space="preserve">A hálózati eszköz (NAS) – például egy Cisco router – kapcsolatot létesít a TACACS+ szerverrel TCP 49-es </w:t>
+      </w:r>
+      <w:proofErr w:type="spellStart"/>
+      <w:r>
+        <w:rPr>
+          <w:rFonts w:ascii="Times New Roman" w:hAnsi="Times New Roman" w:cs="Times New Roman"/>
+          <w:color w:val="000000" w:themeColor="text1"/>
+        </w:rPr>
+        <w:t>porton</w:t>
+      </w:r>
+      <w:proofErr w:type="spellEnd"/>
+      <w:r>
+        <w:rPr>
+          <w:rFonts w:ascii="Times New Roman" w:hAnsi="Times New Roman" w:cs="Times New Roman"/>
+          <w:color w:val="000000" w:themeColor="text1"/>
+        </w:rPr>
+        <w:t>.</w:t>
+      </w:r>
+    </w:p>
+    <w:p>
+      <w:pPr>
+        <w:pStyle w:val="Listaszerbekezds"/>
+        <w:numPr>
+          <w:ilvl w:val="0"/>
+          <w:numId w:val="19"/>
+        </w:numPr>
         <w:spacing w:after="0" w:line="240" w:lineRule="auto"/>
         <w:jc w:val="both"/>
         <w:rPr>
           <w:rFonts w:ascii="Times New Roman" w:hAnsi="Times New Roman" w:cs="Times New Roman"/>
-        </w:rPr>
-      </w:pPr>
-    </w:p>
-    <w:p>
-      <w:pPr>
+          <w:color w:val="000000" w:themeColor="text1"/>
+        </w:rPr>
+      </w:pPr>
+      <w:r>
+        <w:rPr>
+          <w:rFonts w:ascii="Times New Roman" w:hAnsi="Times New Roman" w:cs="Times New Roman"/>
+          <w:color w:val="000000" w:themeColor="text1"/>
+        </w:rPr>
+        <w:t>A felhasználó bejelentkezik az eszközre (pl. SSH-n keresztül).</w:t>
+      </w:r>
+    </w:p>
+    <w:p>
+      <w:pPr>
+        <w:pStyle w:val="Listaszerbekezds"/>
+        <w:numPr>
+          <w:ilvl w:val="0"/>
+          <w:numId w:val="19"/>
+        </w:numPr>
         <w:spacing w:after="0" w:line="240" w:lineRule="auto"/>
         <w:jc w:val="both"/>
         <w:rPr>
           <w:rFonts w:ascii="Times New Roman" w:hAnsi="Times New Roman" w:cs="Times New Roman"/>
-        </w:rPr>
-      </w:pPr>
-    </w:p>
-    <w:p>
-      <w:pPr>
+          <w:color w:val="000000" w:themeColor="text1"/>
+        </w:rPr>
+      </w:pPr>
+      <w:r>
+        <w:rPr>
+          <w:rFonts w:ascii="Times New Roman" w:hAnsi="Times New Roman" w:cs="Times New Roman"/>
+          <w:color w:val="000000" w:themeColor="text1"/>
+        </w:rPr>
+        <w:t>Az eszköz továbbítja a hitelesítési kérelmet a TACACS+ szervernek.</w:t>
+      </w:r>
+    </w:p>
+    <w:p>
+      <w:pPr>
+        <w:pStyle w:val="Listaszerbekezds"/>
+        <w:numPr>
+          <w:ilvl w:val="0"/>
+          <w:numId w:val="19"/>
+        </w:numPr>
         <w:spacing w:after="0" w:line="240" w:lineRule="auto"/>
         <w:jc w:val="both"/>
         <w:rPr>
           <w:rFonts w:ascii="Times New Roman" w:hAnsi="Times New Roman" w:cs="Times New Roman"/>
-        </w:rPr>
-      </w:pPr>
-    </w:p>
-    <w:p>
-      <w:pPr>
+          <w:color w:val="000000" w:themeColor="text1"/>
+        </w:rPr>
+      </w:pPr>
+      <w:r>
+        <w:rPr>
+          <w:rFonts w:ascii="Times New Roman" w:hAnsi="Times New Roman" w:cs="Times New Roman"/>
+          <w:color w:val="000000" w:themeColor="text1"/>
+        </w:rPr>
+        <w:t>A szerver ellenőrzi a felhasználót (pl. jelszó vagy kulcs alapján).</w:t>
+      </w:r>
+    </w:p>
+    <w:p>
+      <w:pPr>
+        <w:pStyle w:val="Listaszerbekezds"/>
+        <w:numPr>
+          <w:ilvl w:val="0"/>
+          <w:numId w:val="19"/>
+        </w:numPr>
         <w:spacing w:after="0" w:line="240" w:lineRule="auto"/>
         <w:jc w:val="both"/>
         <w:rPr>
           <w:rFonts w:ascii="Times New Roman" w:hAnsi="Times New Roman" w:cs="Times New Roman"/>
-        </w:rPr>
-      </w:pPr>
-    </w:p>
-    <w:p>
-      <w:pPr>
+          <w:color w:val="000000" w:themeColor="text1"/>
+        </w:rPr>
+      </w:pPr>
+      <w:r>
+        <w:rPr>
+          <w:rFonts w:ascii="Times New Roman" w:hAnsi="Times New Roman" w:cs="Times New Roman"/>
+          <w:color w:val="000000" w:themeColor="text1"/>
+        </w:rPr>
+        <w:t>Ha a hitelesítés sikeres, a szerver meghatározza a jogosultságokat (pl. milyen parancsokat használhat).</w:t>
+      </w:r>
+    </w:p>
+    <w:p>
+      <w:pPr>
+        <w:pStyle w:val="Listaszerbekezds"/>
+        <w:numPr>
+          <w:ilvl w:val="0"/>
+          <w:numId w:val="19"/>
+        </w:numPr>
         <w:spacing w:after="0" w:line="240" w:lineRule="auto"/>
         <w:jc w:val="both"/>
         <w:rPr>
           <w:rFonts w:ascii="Times New Roman" w:hAnsi="Times New Roman" w:cs="Times New Roman"/>
-        </w:rPr>
-      </w:pPr>
-    </w:p>
-    <w:p>
-      <w:pPr>
+          <w:color w:val="000000" w:themeColor="text1"/>
+        </w:rPr>
+      </w:pPr>
+      <w:r>
+        <w:rPr>
+          <w:rFonts w:ascii="Times New Roman" w:hAnsi="Times New Roman" w:cs="Times New Roman"/>
+          <w:color w:val="000000" w:themeColor="text1"/>
+        </w:rPr>
+        <w:t>A szerver naplózza a tevékenységeket (pl. mikor lépett be, mit csinált).</w:t>
+      </w:r>
+    </w:p>
+    <w:p>
+      <w:pPr>
+        <w:pStyle w:val="Listaszerbekezds"/>
+        <w:numPr>
+          <w:ilvl w:val="0"/>
+          <w:numId w:val="19"/>
+        </w:numPr>
         <w:spacing w:after="0" w:line="240" w:lineRule="auto"/>
         <w:jc w:val="both"/>
         <w:rPr>
           <w:rFonts w:ascii="Times New Roman" w:hAnsi="Times New Roman" w:cs="Times New Roman"/>
-        </w:rPr>
-      </w:pPr>
+          <w:color w:val="000000" w:themeColor="text1"/>
+        </w:rPr>
+      </w:pPr>
+      <w:r>
+        <w:rPr>
+          <w:rFonts w:ascii="Times New Roman" w:hAnsi="Times New Roman" w:cs="Times New Roman"/>
+          <w:color w:val="000000" w:themeColor="text1"/>
+        </w:rPr>
+        <w:t>A válasz alapján az eszköz engedélyezi vagy megtagadja a hozzáférést.</w:t>
+      </w:r>
     </w:p>
     <w:p>
       <w:pPr>
@@ -5122,8 +6669,32 @@
         <w:jc w:val="both"/>
         <w:rPr>
           <w:rFonts w:ascii="Times New Roman" w:hAnsi="Times New Roman" w:cs="Times New Roman"/>
-        </w:rPr>
-      </w:pPr>
+          <w:color w:val="C00000"/>
+        </w:rPr>
+      </w:pPr>
+      <w:r>
+        <w:rPr>
+          <w:rFonts w:ascii="Times New Roman" w:hAnsi="Times New Roman" w:cs="Times New Roman"/>
+          <w:color w:val="C00000"/>
+        </w:rPr>
+        <w:t xml:space="preserve">Konfiguráció a </w:t>
+      </w:r>
+      <w:proofErr w:type="spellStart"/>
+      <w:r>
+        <w:rPr>
+          <w:rFonts w:ascii="Times New Roman" w:hAnsi="Times New Roman" w:cs="Times New Roman"/>
+          <w:color w:val="C00000"/>
+        </w:rPr>
+        <w:t>telekom</w:t>
+      </w:r>
+      <w:proofErr w:type="spellEnd"/>
+      <w:r>
+        <w:rPr>
+          <w:rFonts w:ascii="Times New Roman" w:hAnsi="Times New Roman" w:cs="Times New Roman"/>
+          <w:color w:val="C00000"/>
+        </w:rPr>
+        <w:t xml:space="preserve"> hálózatán: </w:t>
+      </w:r>
     </w:p>
     <w:p>
       <w:pPr>
@@ -5131,6 +6702,7 @@
         <w:jc w:val="both"/>
         <w:rPr>
           <w:rFonts w:ascii="Times New Roman" w:hAnsi="Times New Roman" w:cs="Times New Roman"/>
+          <w:color w:val="C00000"/>
         </w:rPr>
       </w:pPr>
     </w:p>
@@ -5140,8 +6712,523 @@
         <w:jc w:val="both"/>
         <w:rPr>
           <w:rFonts w:ascii="Times New Roman" w:hAnsi="Times New Roman" w:cs="Times New Roman"/>
-        </w:rPr>
-      </w:pPr>
+          <w:color w:val="000000" w:themeColor="text1"/>
+        </w:rPr>
+      </w:pPr>
+      <w:r>
+        <w:rPr>
+          <w:rFonts w:ascii="Times New Roman" w:hAnsi="Times New Roman" w:cs="Times New Roman"/>
+          <w:color w:val="000000" w:themeColor="text1"/>
+        </w:rPr>
+        <w:t>A</w:t>
+      </w:r>
+      <w:r>
+        <w:rPr>
+          <w:rFonts w:ascii="Times New Roman" w:hAnsi="Times New Roman" w:cs="Times New Roman"/>
+          <w:color w:val="000000" w:themeColor="text1"/>
+        </w:rPr>
+        <w:t xml:space="preserve"> BP_R Routeren állítottam be, illetve a SERVER_</w:t>
+      </w:r>
+      <w:r>
+        <w:rPr>
+          <w:rFonts w:ascii="Times New Roman" w:hAnsi="Times New Roman" w:cs="Times New Roman"/>
+          <w:color w:val="000000" w:themeColor="text1"/>
+        </w:rPr>
+        <w:t xml:space="preserve">BP </w:t>
+      </w:r>
+      <w:proofErr w:type="spellStart"/>
+      <w:r>
+        <w:rPr>
+          <w:rFonts w:ascii="Times New Roman" w:hAnsi="Times New Roman" w:cs="Times New Roman"/>
+          <w:color w:val="000000" w:themeColor="text1"/>
+        </w:rPr>
+        <w:t>Multilayer</w:t>
+      </w:r>
+      <w:proofErr w:type="spellEnd"/>
+      <w:r>
+        <w:rPr>
+          <w:rFonts w:ascii="Times New Roman" w:hAnsi="Times New Roman" w:cs="Times New Roman"/>
+          <w:color w:val="000000" w:themeColor="text1"/>
+        </w:rPr>
+        <w:t xml:space="preserve"> </w:t>
+      </w:r>
+      <w:proofErr w:type="spellStart"/>
+      <w:r>
+        <w:rPr>
+          <w:rFonts w:ascii="Times New Roman" w:hAnsi="Times New Roman" w:cs="Times New Roman"/>
+          <w:color w:val="000000" w:themeColor="text1"/>
+        </w:rPr>
+        <w:t>Switchen</w:t>
+      </w:r>
+      <w:proofErr w:type="spellEnd"/>
+      <w:r>
+        <w:rPr>
+          <w:rFonts w:ascii="Times New Roman" w:hAnsi="Times New Roman" w:cs="Times New Roman"/>
+          <w:color w:val="000000" w:themeColor="text1"/>
+        </w:rPr>
+        <w:t xml:space="preserve"> konfiguráltam a TACACS+ szervert. </w:t>
+      </w:r>
+      <w:r>
+        <w:rPr>
+          <w:rFonts w:ascii="Times New Roman" w:hAnsi="Times New Roman" w:cs="Times New Roman"/>
+          <w:color w:val="000000" w:themeColor="text1"/>
+        </w:rPr>
+        <w:t xml:space="preserve">Beállítottam a </w:t>
+      </w:r>
+      <w:proofErr w:type="spellStart"/>
+      <w:r>
+        <w:rPr>
+          <w:rFonts w:ascii="Times New Roman" w:hAnsi="Times New Roman" w:cs="Times New Roman"/>
+          <w:color w:val="000000" w:themeColor="text1"/>
+        </w:rPr>
+        <w:t>domain</w:t>
+      </w:r>
+      <w:proofErr w:type="spellEnd"/>
+      <w:r>
+        <w:rPr>
+          <w:rFonts w:ascii="Times New Roman" w:hAnsi="Times New Roman" w:cs="Times New Roman"/>
+          <w:color w:val="000000" w:themeColor="text1"/>
+        </w:rPr>
+        <w:t xml:space="preserve"> nevet: TELEKOM.HU</w:t>
+      </w:r>
+      <w:r>
+        <w:rPr>
+          <w:rFonts w:ascii="Times New Roman" w:hAnsi="Times New Roman" w:cs="Times New Roman"/>
+          <w:color w:val="000000" w:themeColor="text1"/>
+        </w:rPr>
+        <w:t xml:space="preserve">, utána </w:t>
+      </w:r>
+      <w:r>
+        <w:rPr>
+          <w:rFonts w:ascii="Times New Roman" w:hAnsi="Times New Roman" w:cs="Times New Roman"/>
+          <w:color w:val="000000" w:themeColor="text1"/>
+        </w:rPr>
+        <w:t xml:space="preserve">engedélyeztem az AAA keretrendszert </w:t>
+      </w:r>
+      <w:r>
+        <w:rPr>
+          <w:rFonts w:ascii="Times New Roman" w:hAnsi="Times New Roman" w:cs="Times New Roman"/>
+          <w:color w:val="000000" w:themeColor="text1"/>
+        </w:rPr>
+        <w:t xml:space="preserve">az </w:t>
+      </w:r>
+      <w:r>
+        <w:rPr>
+          <w:rFonts w:ascii="Times New Roman" w:hAnsi="Times New Roman" w:cs="Times New Roman"/>
+          <w:color w:val="C00000"/>
+        </w:rPr>
+        <w:t>„</w:t>
+      </w:r>
+      <w:proofErr w:type="spellStart"/>
+      <w:r>
+        <w:rPr>
+          <w:rFonts w:ascii="Times New Roman" w:hAnsi="Times New Roman" w:cs="Times New Roman"/>
+          <w:color w:val="C00000"/>
+        </w:rPr>
+        <w:t>aaa</w:t>
+      </w:r>
+      <w:proofErr w:type="spellEnd"/>
+      <w:r>
+        <w:rPr>
+          <w:rFonts w:ascii="Times New Roman" w:hAnsi="Times New Roman" w:cs="Times New Roman"/>
+          <w:color w:val="C00000"/>
+        </w:rPr>
+        <w:t xml:space="preserve"> </w:t>
+      </w:r>
+      <w:proofErr w:type="spellStart"/>
+      <w:r>
+        <w:rPr>
+          <w:rFonts w:ascii="Times New Roman" w:hAnsi="Times New Roman" w:cs="Times New Roman"/>
+          <w:color w:val="C00000"/>
+        </w:rPr>
+        <w:t>new-model</w:t>
+      </w:r>
+      <w:proofErr w:type="spellEnd"/>
+      <w:r>
+        <w:rPr>
+          <w:rFonts w:ascii="Times New Roman" w:hAnsi="Times New Roman" w:cs="Times New Roman"/>
+          <w:color w:val="C00000"/>
+        </w:rPr>
+        <w:t xml:space="preserve">” </w:t>
+      </w:r>
+      <w:proofErr w:type="spellStart"/>
+      <w:r>
+        <w:rPr>
+          <w:rFonts w:ascii="Times New Roman" w:hAnsi="Times New Roman" w:cs="Times New Roman"/>
+          <w:color w:val="000000" w:themeColor="text1"/>
+        </w:rPr>
+        <w:t>parancsal</w:t>
+      </w:r>
+      <w:proofErr w:type="spellEnd"/>
+      <w:r>
+        <w:rPr>
+          <w:rFonts w:ascii="Times New Roman" w:hAnsi="Times New Roman" w:cs="Times New Roman"/>
+          <w:color w:val="000000" w:themeColor="text1"/>
+        </w:rPr>
+        <w:t>.</w:t>
+      </w:r>
+      <w:r>
+        <w:rPr>
+          <w:rFonts w:ascii="Times New Roman" w:hAnsi="Times New Roman" w:cs="Times New Roman"/>
+          <w:color w:val="000000" w:themeColor="text1"/>
+        </w:rPr>
+        <w:t xml:space="preserve"> Beállítottam a TACACS+ szerver IP-címét és a megosztott kulcsot</w:t>
+      </w:r>
+      <w:r>
+        <w:rPr>
+          <w:rFonts w:ascii="Times New Roman" w:hAnsi="Times New Roman" w:cs="Times New Roman"/>
+          <w:color w:val="000000" w:themeColor="text1"/>
+        </w:rPr>
+        <w:t xml:space="preserve">, ami </w:t>
+      </w:r>
+      <w:r>
+        <w:rPr>
+          <w:rFonts w:ascii="Times New Roman" w:hAnsi="Times New Roman" w:cs="Times New Roman"/>
+          <w:color w:val="000000" w:themeColor="text1"/>
+        </w:rPr>
+        <w:t xml:space="preserve">az ML SW-nél </w:t>
+      </w:r>
+      <w:r>
+        <w:rPr>
+          <w:rFonts w:ascii="Times New Roman" w:hAnsi="Times New Roman" w:cs="Times New Roman"/>
+          <w:color w:val="000000" w:themeColor="text1"/>
+        </w:rPr>
+        <w:t>„</w:t>
+      </w:r>
+      <w:r>
+        <w:rPr>
+          <w:rFonts w:ascii="Times New Roman" w:hAnsi="Times New Roman" w:cs="Times New Roman"/>
+          <w:color w:val="000000" w:themeColor="text1"/>
+        </w:rPr>
+        <w:t>tacacs123</w:t>
+      </w:r>
+      <w:r>
+        <w:rPr>
+          <w:rFonts w:ascii="Times New Roman" w:hAnsi="Times New Roman" w:cs="Times New Roman"/>
+          <w:color w:val="000000" w:themeColor="text1"/>
+        </w:rPr>
+        <w:t>”</w:t>
+      </w:r>
+      <w:r>
+        <w:rPr>
+          <w:rFonts w:ascii="Times New Roman" w:hAnsi="Times New Roman" w:cs="Times New Roman"/>
+          <w:color w:val="000000" w:themeColor="text1"/>
+        </w:rPr>
+        <w:t xml:space="preserve"> a BP_R-nél meg </w:t>
+      </w:r>
+      <w:r>
+        <w:rPr>
+          <w:rFonts w:ascii="Times New Roman" w:hAnsi="Times New Roman" w:cs="Times New Roman"/>
+          <w:color w:val="000000" w:themeColor="text1"/>
+        </w:rPr>
+        <w:t>„kulcs”</w:t>
+      </w:r>
+      <w:r>
+        <w:rPr>
+          <w:rFonts w:ascii="Times New Roman" w:hAnsi="Times New Roman" w:cs="Times New Roman"/>
+          <w:color w:val="000000" w:themeColor="text1"/>
+        </w:rPr>
+        <w:t xml:space="preserve">. </w:t>
+      </w:r>
+      <w:r>
+        <w:rPr>
+          <w:rFonts w:ascii="Times New Roman" w:hAnsi="Times New Roman" w:cs="Times New Roman"/>
+          <w:color w:val="000000" w:themeColor="text1"/>
+        </w:rPr>
+        <w:t xml:space="preserve">A </w:t>
+      </w:r>
+      <w:r>
+        <w:rPr>
+          <w:rFonts w:ascii="Times New Roman" w:hAnsi="Times New Roman" w:cs="Times New Roman"/>
+          <w:color w:val="C00000"/>
+        </w:rPr>
+        <w:t>„</w:t>
+      </w:r>
+      <w:proofErr w:type="spellStart"/>
+      <w:r>
+        <w:rPr>
+          <w:rFonts w:ascii="Times New Roman" w:hAnsi="Times New Roman" w:cs="Times New Roman"/>
+          <w:color w:val="C00000"/>
+        </w:rPr>
+        <w:t>aaa</w:t>
+      </w:r>
+      <w:proofErr w:type="spellEnd"/>
+      <w:r>
+        <w:rPr>
+          <w:rFonts w:ascii="Times New Roman" w:hAnsi="Times New Roman" w:cs="Times New Roman"/>
+          <w:color w:val="C00000"/>
+        </w:rPr>
+        <w:t xml:space="preserve"> </w:t>
+      </w:r>
+      <w:proofErr w:type="spellStart"/>
+      <w:r>
+        <w:rPr>
+          <w:rFonts w:ascii="Times New Roman" w:hAnsi="Times New Roman" w:cs="Times New Roman"/>
+          <w:color w:val="C00000"/>
+        </w:rPr>
+        <w:t>authentication</w:t>
+      </w:r>
+      <w:proofErr w:type="spellEnd"/>
+      <w:r>
+        <w:rPr>
+          <w:rFonts w:ascii="Times New Roman" w:hAnsi="Times New Roman" w:cs="Times New Roman"/>
+          <w:color w:val="C00000"/>
+        </w:rPr>
+        <w:t xml:space="preserve"> login </w:t>
+      </w:r>
+      <w:proofErr w:type="spellStart"/>
+      <w:r>
+        <w:rPr>
+          <w:rFonts w:ascii="Times New Roman" w:hAnsi="Times New Roman" w:cs="Times New Roman"/>
+          <w:color w:val="C00000"/>
+        </w:rPr>
+        <w:t>default</w:t>
+      </w:r>
+      <w:proofErr w:type="spellEnd"/>
+      <w:r>
+        <w:rPr>
+          <w:rFonts w:ascii="Times New Roman" w:hAnsi="Times New Roman" w:cs="Times New Roman"/>
+          <w:color w:val="C00000"/>
+        </w:rPr>
+        <w:t xml:space="preserve"> </w:t>
+      </w:r>
+      <w:proofErr w:type="spellStart"/>
+      <w:r>
+        <w:rPr>
+          <w:rFonts w:ascii="Times New Roman" w:hAnsi="Times New Roman" w:cs="Times New Roman"/>
+          <w:color w:val="C00000"/>
+        </w:rPr>
+        <w:t>group</w:t>
+      </w:r>
+      <w:proofErr w:type="spellEnd"/>
+      <w:r>
+        <w:rPr>
+          <w:rFonts w:ascii="Times New Roman" w:hAnsi="Times New Roman" w:cs="Times New Roman"/>
+          <w:color w:val="C00000"/>
+        </w:rPr>
+        <w:t xml:space="preserve"> </w:t>
+      </w:r>
+      <w:proofErr w:type="spellStart"/>
+      <w:r>
+        <w:rPr>
+          <w:rFonts w:ascii="Times New Roman" w:hAnsi="Times New Roman" w:cs="Times New Roman"/>
+          <w:color w:val="C00000"/>
+        </w:rPr>
+        <w:t>tacacs</w:t>
+      </w:r>
+      <w:proofErr w:type="spellEnd"/>
+      <w:r>
+        <w:rPr>
+          <w:rFonts w:ascii="Times New Roman" w:hAnsi="Times New Roman" w:cs="Times New Roman"/>
+          <w:color w:val="C00000"/>
+        </w:rPr>
+        <w:t>+ local</w:t>
+      </w:r>
+      <w:r>
+        <w:rPr>
+          <w:rFonts w:ascii="Times New Roman" w:hAnsi="Times New Roman" w:cs="Times New Roman"/>
+          <w:color w:val="C00000"/>
+        </w:rPr>
+        <w:t>”</w:t>
+      </w:r>
+      <w:r>
+        <w:rPr>
+          <w:rFonts w:ascii="Times New Roman" w:hAnsi="Times New Roman" w:cs="Times New Roman"/>
+          <w:color w:val="C00000"/>
+        </w:rPr>
+        <w:t xml:space="preserve"> </w:t>
+      </w:r>
+      <w:proofErr w:type="spellStart"/>
+      <w:r>
+        <w:rPr>
+          <w:rFonts w:ascii="Times New Roman" w:hAnsi="Times New Roman" w:cs="Times New Roman"/>
+          <w:color w:val="000000" w:themeColor="text1"/>
+        </w:rPr>
+        <w:t>parancssal</w:t>
+      </w:r>
+      <w:proofErr w:type="spellEnd"/>
+      <w:r>
+        <w:rPr>
+          <w:rFonts w:ascii="Times New Roman" w:hAnsi="Times New Roman" w:cs="Times New Roman"/>
+          <w:color w:val="000000" w:themeColor="text1"/>
+        </w:rPr>
+        <w:t xml:space="preserve"> beállítottam, hogy </w:t>
+      </w:r>
+      <w:r>
+        <w:rPr>
+          <w:rFonts w:ascii="Times New Roman" w:hAnsi="Times New Roman" w:cs="Times New Roman"/>
+          <w:color w:val="000000" w:themeColor="text1"/>
+        </w:rPr>
+        <w:t xml:space="preserve">a TACACS+ szervert használja hitelesítésre, ha ez nem elérhető, akkor a helyi felhasználókat </w:t>
+      </w:r>
+      <w:r>
+        <w:rPr>
+          <w:rFonts w:ascii="Times New Roman" w:hAnsi="Times New Roman" w:cs="Times New Roman"/>
+          <w:color w:val="000000" w:themeColor="text1"/>
+        </w:rPr>
+        <w:t>(</w:t>
+      </w:r>
+      <w:proofErr w:type="spellStart"/>
+      <w:r>
+        <w:rPr>
+          <w:rFonts w:ascii="Times New Roman" w:hAnsi="Times New Roman" w:cs="Times New Roman"/>
+          <w:color w:val="000000" w:themeColor="text1"/>
+        </w:rPr>
+        <w:t>username</w:t>
+      </w:r>
+      <w:proofErr w:type="spellEnd"/>
+      <w:r>
+        <w:rPr>
+          <w:rFonts w:ascii="Times New Roman" w:hAnsi="Times New Roman" w:cs="Times New Roman"/>
+          <w:color w:val="000000" w:themeColor="text1"/>
+        </w:rPr>
+        <w:t xml:space="preserve">) használja. </w:t>
+      </w:r>
+      <w:r>
+        <w:rPr>
+          <w:rFonts w:ascii="Times New Roman" w:hAnsi="Times New Roman" w:cs="Times New Roman"/>
+          <w:color w:val="000000" w:themeColor="text1"/>
+        </w:rPr>
+        <w:t xml:space="preserve">A </w:t>
+      </w:r>
+      <w:r>
+        <w:rPr>
+          <w:rFonts w:ascii="Times New Roman" w:hAnsi="Times New Roman" w:cs="Times New Roman"/>
+          <w:color w:val="C00000"/>
+        </w:rPr>
+        <w:t>„</w:t>
+      </w:r>
+      <w:proofErr w:type="spellStart"/>
+      <w:r>
+        <w:rPr>
+          <w:rFonts w:ascii="Times New Roman" w:hAnsi="Times New Roman" w:cs="Times New Roman"/>
+          <w:color w:val="C00000"/>
+        </w:rPr>
+        <w:t>aaa</w:t>
+      </w:r>
+      <w:proofErr w:type="spellEnd"/>
+      <w:r>
+        <w:rPr>
+          <w:rFonts w:ascii="Times New Roman" w:hAnsi="Times New Roman" w:cs="Times New Roman"/>
+          <w:color w:val="C00000"/>
+        </w:rPr>
+        <w:t xml:space="preserve"> </w:t>
+      </w:r>
+      <w:proofErr w:type="spellStart"/>
+      <w:r>
+        <w:rPr>
+          <w:rFonts w:ascii="Times New Roman" w:hAnsi="Times New Roman" w:cs="Times New Roman"/>
+          <w:color w:val="C00000"/>
+        </w:rPr>
+        <w:t>authorization</w:t>
+      </w:r>
+      <w:proofErr w:type="spellEnd"/>
+      <w:r>
+        <w:rPr>
+          <w:rFonts w:ascii="Times New Roman" w:hAnsi="Times New Roman" w:cs="Times New Roman"/>
+          <w:color w:val="C00000"/>
+        </w:rPr>
+        <w:t xml:space="preserve"> </w:t>
+      </w:r>
+      <w:proofErr w:type="spellStart"/>
+      <w:r>
+        <w:rPr>
+          <w:rFonts w:ascii="Times New Roman" w:hAnsi="Times New Roman" w:cs="Times New Roman"/>
+          <w:color w:val="C00000"/>
+        </w:rPr>
+        <w:t>exec</w:t>
+      </w:r>
+      <w:proofErr w:type="spellEnd"/>
+      <w:r>
+        <w:rPr>
+          <w:rFonts w:ascii="Times New Roman" w:hAnsi="Times New Roman" w:cs="Times New Roman"/>
+          <w:color w:val="C00000"/>
+        </w:rPr>
+        <w:t xml:space="preserve"> </w:t>
+      </w:r>
+      <w:proofErr w:type="spellStart"/>
+      <w:r>
+        <w:rPr>
+          <w:rFonts w:ascii="Times New Roman" w:hAnsi="Times New Roman" w:cs="Times New Roman"/>
+          <w:color w:val="C00000"/>
+        </w:rPr>
+        <w:t>default</w:t>
+      </w:r>
+      <w:proofErr w:type="spellEnd"/>
+      <w:r>
+        <w:rPr>
+          <w:rFonts w:ascii="Times New Roman" w:hAnsi="Times New Roman" w:cs="Times New Roman"/>
+          <w:color w:val="C00000"/>
+        </w:rPr>
+        <w:t xml:space="preserve"> </w:t>
+      </w:r>
+      <w:proofErr w:type="spellStart"/>
+      <w:r>
+        <w:rPr>
+          <w:rFonts w:ascii="Times New Roman" w:hAnsi="Times New Roman" w:cs="Times New Roman"/>
+          <w:color w:val="C00000"/>
+        </w:rPr>
+        <w:t>group</w:t>
+      </w:r>
+      <w:proofErr w:type="spellEnd"/>
+      <w:r>
+        <w:rPr>
+          <w:rFonts w:ascii="Times New Roman" w:hAnsi="Times New Roman" w:cs="Times New Roman"/>
+          <w:color w:val="C00000"/>
+        </w:rPr>
+        <w:t xml:space="preserve"> </w:t>
+      </w:r>
+      <w:proofErr w:type="spellStart"/>
+      <w:r>
+        <w:rPr>
+          <w:rFonts w:ascii="Times New Roman" w:hAnsi="Times New Roman" w:cs="Times New Roman"/>
+          <w:color w:val="C00000"/>
+        </w:rPr>
+        <w:t>tacacs</w:t>
+      </w:r>
+      <w:proofErr w:type="spellEnd"/>
+      <w:r>
+        <w:rPr>
+          <w:rFonts w:ascii="Times New Roman" w:hAnsi="Times New Roman" w:cs="Times New Roman"/>
+          <w:color w:val="C00000"/>
+        </w:rPr>
+        <w:t>+ local</w:t>
+      </w:r>
+      <w:r>
+        <w:rPr>
+          <w:rFonts w:ascii="Times New Roman" w:hAnsi="Times New Roman" w:cs="Times New Roman"/>
+          <w:color w:val="C00000"/>
+        </w:rPr>
+        <w:t>”</w:t>
+      </w:r>
+      <w:r>
+        <w:rPr>
+          <w:rFonts w:ascii="Times New Roman" w:hAnsi="Times New Roman" w:cs="Times New Roman"/>
+          <w:color w:val="C00000"/>
+        </w:rPr>
+        <w:t xml:space="preserve"> </w:t>
+      </w:r>
+      <w:r>
+        <w:rPr>
+          <w:rFonts w:ascii="Times New Roman" w:hAnsi="Times New Roman" w:cs="Times New Roman"/>
+          <w:color w:val="000000" w:themeColor="text1"/>
+        </w:rPr>
+        <w:t xml:space="preserve">parancs azt határozza meg, hogy melyik felhasználó milyen jogosultságokkal rendelkezzen </w:t>
+      </w:r>
+      <w:r>
+        <w:rPr>
+          <w:rFonts w:ascii="Times New Roman" w:hAnsi="Times New Roman" w:cs="Times New Roman"/>
+          <w:color w:val="000000" w:themeColor="text1"/>
+        </w:rPr>
+        <w:t>pl. parancshoz való hozzáférés</w:t>
+      </w:r>
+      <w:r>
+        <w:rPr>
+          <w:rFonts w:ascii="Times New Roman" w:hAnsi="Times New Roman" w:cs="Times New Roman"/>
+          <w:color w:val="000000" w:themeColor="text1"/>
+        </w:rPr>
+        <w:t>.</w:t>
+      </w:r>
     </w:p>
     <w:p>
       <w:pPr>
@@ -5149,6 +7236,7 @@
         <w:jc w:val="both"/>
         <w:rPr>
           <w:rFonts w:ascii="Times New Roman" w:hAnsi="Times New Roman" w:cs="Times New Roman"/>
+          <w:color w:val="000000" w:themeColor="text1"/>
         </w:rPr>
       </w:pPr>
     </w:p>
@@ -5158,26 +7246,215 @@
         <w:jc w:val="both"/>
         <w:rPr>
           <w:rFonts w:ascii="Times New Roman" w:hAnsi="Times New Roman" w:cs="Times New Roman"/>
-        </w:rPr>
-      </w:pPr>
+          <w:color w:val="C00000"/>
+        </w:rPr>
+      </w:pPr>
+      <w:r>
+        <w:rPr>
+          <w:rFonts w:ascii="Times New Roman" w:hAnsi="Times New Roman" w:cs="Times New Roman"/>
+          <w:color w:val="000000" w:themeColor="text1"/>
+        </w:rPr>
+        <w:t xml:space="preserve">Ezek után bejelentkeztem a </w:t>
+      </w:r>
+      <w:proofErr w:type="spellStart"/>
+      <w:r>
+        <w:rPr>
+          <w:rFonts w:ascii="Times New Roman" w:hAnsi="Times New Roman" w:cs="Times New Roman"/>
+          <w:color w:val="000000" w:themeColor="text1"/>
+        </w:rPr>
+        <w:t>vty</w:t>
+      </w:r>
+      <w:proofErr w:type="spellEnd"/>
+      <w:r>
+        <w:rPr>
+          <w:rFonts w:ascii="Times New Roman" w:hAnsi="Times New Roman" w:cs="Times New Roman"/>
+          <w:color w:val="000000" w:themeColor="text1"/>
+        </w:rPr>
+        <w:t xml:space="preserve"> vonalakra </w:t>
+      </w:r>
+      <w:r>
+        <w:rPr>
+          <w:rFonts w:ascii="Times New Roman" w:hAnsi="Times New Roman" w:cs="Times New Roman"/>
+          <w:color w:val="000000" w:themeColor="text1"/>
+        </w:rPr>
+        <w:t>és beállítottam, hogy a</w:t>
+      </w:r>
+      <w:r>
+        <w:rPr>
+          <w:rFonts w:ascii="Times New Roman" w:hAnsi="Times New Roman" w:cs="Times New Roman"/>
+          <w:color w:val="000000" w:themeColor="text1"/>
+        </w:rPr>
+        <w:t xml:space="preserve">z </w:t>
+      </w:r>
+      <w:r>
+        <w:rPr>
+          <w:rFonts w:ascii="Times New Roman" w:hAnsi="Times New Roman" w:cs="Times New Roman"/>
+          <w:b/>
+          <w:bCs/>
+          <w:color w:val="000000" w:themeColor="text1"/>
+        </w:rPr>
+        <w:t>előbb definiált AAA hitelesítési szabályt alkalmazza</w:t>
+      </w:r>
+      <w:r>
+        <w:rPr>
+          <w:rFonts w:ascii="Times New Roman" w:hAnsi="Times New Roman" w:cs="Times New Roman"/>
+          <w:color w:val="000000" w:themeColor="text1"/>
+        </w:rPr>
+        <w:t xml:space="preserve"> </w:t>
+      </w:r>
+      <w:r>
+        <w:rPr>
+          <w:rFonts w:ascii="Times New Roman" w:hAnsi="Times New Roman" w:cs="Times New Roman"/>
+          <w:color w:val="000000" w:themeColor="text1"/>
+        </w:rPr>
+        <w:t>és benyomtam hogy csak az SSH kapcsolatok legyenek engedélyezettek</w:t>
+      </w:r>
+      <w:r>
+        <w:rPr>
+          <w:rFonts w:ascii="Times New Roman" w:hAnsi="Times New Roman" w:cs="Times New Roman"/>
+          <w:color w:val="000000" w:themeColor="text1"/>
+        </w:rPr>
+        <w:t xml:space="preserve"> utána létrehoztam egy helyi felhasználót (ezt haszn</w:t>
+      </w:r>
+      <w:r>
+        <w:rPr>
+          <w:rFonts w:ascii="Times New Roman" w:hAnsi="Times New Roman" w:cs="Times New Roman"/>
+          <w:color w:val="000000" w:themeColor="text1"/>
+        </w:rPr>
+        <w:t>álja hitelesítésre, ha a TACACS+ szerver nem lenne elérhető</w:t>
+      </w:r>
+      <w:r>
+        <w:rPr>
+          <w:rFonts w:ascii="Times New Roman" w:hAnsi="Times New Roman" w:cs="Times New Roman"/>
+          <w:color w:val="000000" w:themeColor="text1"/>
+        </w:rPr>
+        <w:t>)</w:t>
+      </w:r>
+      <w:r>
+        <w:rPr>
+          <w:rFonts w:ascii="Times New Roman" w:hAnsi="Times New Roman" w:cs="Times New Roman"/>
+          <w:color w:val="000000" w:themeColor="text1"/>
+        </w:rPr>
+        <w:t>.</w:t>
+      </w:r>
     </w:p>
     <w:p>
       <w:pPr>
         <w:spacing w:after="0" w:line="240" w:lineRule="auto"/>
-        <w:jc w:val="both"/>
-        <w:rPr>
-          <w:rFonts w:ascii="Times New Roman" w:hAnsi="Times New Roman" w:cs="Times New Roman"/>
-        </w:rPr>
-      </w:pPr>
+        <w:jc w:val="center"/>
+        <w:rPr>
+          <w:rFonts w:ascii="Times New Roman" w:hAnsi="Times New Roman" w:cs="Times New Roman"/>
+        </w:rPr>
+      </w:pPr>
+      <w:r>
+        <w:rPr>
+          <w:noProof/>
+        </w:rPr>
+        <w:drawing>
+          <wp:inline distT="0" distB="0" distL="0" distR="0" wp14:anchorId="798B2CAB" wp14:editId="6DFEFDBD">
+            <wp:extent cx="3981655" cy="730288"/>
+            <wp:effectExtent l="152400" t="152400" r="361950" b="355600"/>
+            <wp:docPr id="822080950" name="Kép 1" descr="A képen szöveg, képernyőkép, Betűtípus, sor látható&#10;&#10;Előfordulhat, hogy az AI által létrehozott tartalom helytelen."/>
+            <wp:cNvGraphicFramePr>
+              <a:graphicFrameLocks xmlns:a="http://schemas.openxmlformats.org/drawingml/2006/main" noChangeAspect="1"/>
+            </wp:cNvGraphicFramePr>
+            <a:graphic xmlns:a="http://schemas.openxmlformats.org/drawingml/2006/main">
+              <a:graphicData uri="http://schemas.openxmlformats.org/drawingml/2006/picture">
+                <pic:pic xmlns:pic="http://schemas.openxmlformats.org/drawingml/2006/picture">
+                  <pic:nvPicPr>
+                    <pic:cNvPr id="822080950" name="Kép 1" descr="A képen szöveg, képernyőkép, Betűtípus, sor látható&#10;&#10;Előfordulhat, hogy az AI által létrehozott tartalom helytelen."/>
+                    <pic:cNvPicPr/>
+                  </pic:nvPicPr>
+                  <pic:blipFill>
+                    <a:blip r:embed="rId20"/>
+                    <a:stretch>
+                      <a:fillRect/>
+                    </a:stretch>
+                  </pic:blipFill>
+                  <pic:spPr>
+                    <a:xfrm>
+                      <a:off x="0" y="0"/>
+                      <a:ext cx="3981655" cy="730288"/>
+                    </a:xfrm>
+                    <a:prstGeom prst="rect">
+                      <a:avLst/>
+                    </a:prstGeom>
+                    <a:ln>
+                      <a:noFill/>
+                    </a:ln>
+                    <a:effectLst>
+                      <a:outerShdw blurRad="292100" dist="139700" dir="2700000" algn="tl" rotWithShape="0">
+                        <a:srgbClr val="333333">
+                          <a:alpha val="65000"/>
+                        </a:srgbClr>
+                      </a:outerShdw>
+                    </a:effectLst>
+                  </pic:spPr>
+                </pic:pic>
+              </a:graphicData>
+            </a:graphic>
+          </wp:inline>
+        </w:drawing>
+      </w:r>
     </w:p>
     <w:p>
       <w:pPr>
         <w:spacing w:after="0" w:line="240" w:lineRule="auto"/>
-        <w:jc w:val="both"/>
-        <w:rPr>
-          <w:rFonts w:ascii="Times New Roman" w:hAnsi="Times New Roman" w:cs="Times New Roman"/>
-        </w:rPr>
-      </w:pPr>
+        <w:jc w:val="center"/>
+        <w:rPr>
+          <w:rFonts w:ascii="Times New Roman" w:hAnsi="Times New Roman" w:cs="Times New Roman"/>
+        </w:rPr>
+      </w:pPr>
+      <w:r>
+        <w:rPr>
+          <w:rFonts w:ascii="Times New Roman" w:hAnsi="Times New Roman" w:cs="Times New Roman"/>
+        </w:rPr>
+        <w:drawing>
+          <wp:inline distT="0" distB="0" distL="0" distR="0" wp14:anchorId="2692A733" wp14:editId="6C978DE0">
+            <wp:extent cx="5691272" cy="993714"/>
+            <wp:effectExtent l="152400" t="152400" r="367030" b="359410"/>
+            <wp:docPr id="618766398" name="Kép 1" descr="A képen képernyőkép látható&#10;&#10;Előfordulhat, hogy az AI által létrehozott tartalom helytelen."/>
+            <wp:cNvGraphicFramePr>
+              <a:graphicFrameLocks xmlns:a="http://schemas.openxmlformats.org/drawingml/2006/main" noChangeAspect="1"/>
+            </wp:cNvGraphicFramePr>
+            <a:graphic xmlns:a="http://schemas.openxmlformats.org/drawingml/2006/main">
+              <a:graphicData uri="http://schemas.openxmlformats.org/drawingml/2006/picture">
+                <pic:pic xmlns:pic="http://schemas.openxmlformats.org/drawingml/2006/picture">
+                  <pic:nvPicPr>
+                    <pic:cNvPr id="618766398" name="Kép 1" descr="A képen képernyőkép látható&#10;&#10;Előfordulhat, hogy az AI által létrehozott tartalom helytelen."/>
+                    <pic:cNvPicPr/>
+                  </pic:nvPicPr>
+                  <pic:blipFill>
+                    <a:blip r:embed="rId21"/>
+                    <a:stretch>
+                      <a:fillRect/>
+                    </a:stretch>
+                  </pic:blipFill>
+                  <pic:spPr>
+                    <a:xfrm>
+                      <a:off x="0" y="0"/>
+                      <a:ext cx="5715914" cy="998016"/>
+                    </a:xfrm>
+                    <a:prstGeom prst="rect">
+                      <a:avLst/>
+                    </a:prstGeom>
+                    <a:ln>
+                      <a:noFill/>
+                    </a:ln>
+                    <a:effectLst>
+                      <a:outerShdw blurRad="292100" dist="139700" dir="2700000" algn="tl" rotWithShape="0">
+                        <a:srgbClr val="333333">
+                          <a:alpha val="65000"/>
+                        </a:srgbClr>
+                      </a:outerShdw>
+                    </a:effectLst>
+                  </pic:spPr>
+                </pic:pic>
+              </a:graphicData>
+            </a:graphic>
+          </wp:inline>
+        </w:drawing>
+      </w:r>
     </w:p>
     <w:p>
       <w:pPr>
@@ -5194,8 +7471,17 @@
         <w:jc w:val="both"/>
         <w:rPr>
           <w:rFonts w:ascii="Times New Roman" w:hAnsi="Times New Roman" w:cs="Times New Roman"/>
-        </w:rPr>
-      </w:pPr>
+          <w:color w:val="C00000"/>
+        </w:rPr>
+      </w:pPr>
+      <w:r>
+        <w:rPr>
+          <w:rFonts w:ascii="Times New Roman" w:hAnsi="Times New Roman" w:cs="Times New Roman"/>
+          <w:color w:val="C00000"/>
+        </w:rPr>
+        <w:lastRenderedPageBreak/>
+        <w:t xml:space="preserve">Mi is történik most? </w:t>
+      </w:r>
     </w:p>
     <w:p>
       <w:pPr>
@@ -5203,8 +7489,70 @@
         <w:jc w:val="both"/>
         <w:rPr>
           <w:rFonts w:ascii="Times New Roman" w:hAnsi="Times New Roman" w:cs="Times New Roman"/>
-        </w:rPr>
-      </w:pPr>
+          <w:color w:val="C00000"/>
+        </w:rPr>
+      </w:pPr>
+    </w:p>
+    <w:p>
+      <w:pPr>
+        <w:spacing w:after="0"/>
+        <w:jc w:val="both"/>
+        <w:rPr>
+          <w:color w:val="000000" w:themeColor="text1"/>
+        </w:rPr>
+      </w:pPr>
+      <w:r>
+        <w:rPr>
+          <w:rFonts w:ascii="Times New Roman" w:hAnsi="Times New Roman" w:cs="Times New Roman"/>
+          <w:color w:val="000000" w:themeColor="text1"/>
+        </w:rPr>
+        <w:t xml:space="preserve">A konfiguráció célja, hogy biztonságos, titkosított távoli hozzáférést biztosítson a hálózati eszközhöz (például egy routerhez vagy </w:t>
+      </w:r>
+      <w:proofErr w:type="spellStart"/>
+      <w:r>
+        <w:rPr>
+          <w:rFonts w:ascii="Times New Roman" w:hAnsi="Times New Roman" w:cs="Times New Roman"/>
+          <w:color w:val="000000" w:themeColor="text1"/>
+        </w:rPr>
+        <w:t>switch-hez</w:t>
+      </w:r>
+      <w:proofErr w:type="spellEnd"/>
+      <w:r>
+        <w:rPr>
+          <w:rFonts w:ascii="Times New Roman" w:hAnsi="Times New Roman" w:cs="Times New Roman"/>
+          <w:color w:val="000000" w:themeColor="text1"/>
+        </w:rPr>
+        <w:t>), és központosított módon kezelje a felhasználók hitelesítését és jogosultságait. Ehhez az eszköz az SSH protokollt használja a kapcsolódáshoz, és egy TACACS+ szerverhez fordul, hogy eldöntse, ki léphet be és mit csinálhat.</w:t>
+      </w:r>
+      <w:r>
+        <w:rPr>
+          <w:rFonts w:ascii="Times New Roman" w:hAnsi="Times New Roman" w:cs="Times New Roman"/>
+          <w:color w:val="000000" w:themeColor="text1"/>
+        </w:rPr>
+        <w:t xml:space="preserve"> Amikor bejelentkezel SSH-</w:t>
+      </w:r>
+      <w:proofErr w:type="spellStart"/>
+      <w:r>
+        <w:rPr>
+          <w:rFonts w:ascii="Times New Roman" w:hAnsi="Times New Roman" w:cs="Times New Roman"/>
+          <w:color w:val="000000" w:themeColor="text1"/>
+        </w:rPr>
+        <w:t>val</w:t>
+      </w:r>
+      <w:proofErr w:type="spellEnd"/>
+      <w:r>
+        <w:rPr>
+          <w:rFonts w:ascii="Times New Roman" w:hAnsi="Times New Roman" w:cs="Times New Roman"/>
+          <w:color w:val="000000" w:themeColor="text1"/>
+        </w:rPr>
+        <w:t>, akkor</w:t>
+      </w:r>
+      <w:r>
+        <w:rPr>
+          <w:color w:val="000000" w:themeColor="text1"/>
+        </w:rPr>
+        <w:t xml:space="preserve"> számítógéped elindít egy titkosított kapcsolatot a 192.168.11.1 IP-című eszközhöz. Az eszköz megnézi, hogy milyen szabályok alapján kell hitelesítenie téged. A beállítás szerint először a TACACS+ szerverhez (192.168.11.100) fordul, és megkérdezi tőle: „Ismered ezt a felhasználót? Beengedhetem?” Ha a szerver válaszol, és az ADMIN1 felhasználó ott szerepel, valamint a megadott jelszó helyes, akkor a szerver visszajelez, hogy igen, és te bejelentkezel.</w:t>
+      </w:r>
     </w:p>
     <w:p>
       <w:pPr>
@@ -5212,8 +7560,48 @@
         <w:jc w:val="both"/>
         <w:rPr>
           <w:rFonts w:ascii="Times New Roman" w:hAnsi="Times New Roman" w:cs="Times New Roman"/>
-        </w:rPr>
-      </w:pPr>
+          <w:color w:val="000000" w:themeColor="text1"/>
+        </w:rPr>
+      </w:pPr>
+      <w:r>
+        <w:rPr>
+          <w:rFonts w:ascii="Times New Roman" w:hAnsi="Times New Roman" w:cs="Times New Roman"/>
+          <w:color w:val="000000" w:themeColor="text1"/>
+        </w:rPr>
+        <w:t xml:space="preserve">Ha viszont a TACACS+ szerver nem elérhető (például le van állva, vagy hálózati hiba van), akkor az eszköz a saját belső listáját nézi meg, és ha ott szerepel az ADMIN1 felhasználó (amit a </w:t>
+      </w:r>
+      <w:proofErr w:type="spellStart"/>
+      <w:r>
+        <w:rPr>
+          <w:rFonts w:ascii="Times New Roman" w:hAnsi="Times New Roman" w:cs="Times New Roman"/>
+          <w:color w:val="000000" w:themeColor="text1"/>
+        </w:rPr>
+        <w:t>username</w:t>
+      </w:r>
+      <w:proofErr w:type="spellEnd"/>
+      <w:r>
+        <w:rPr>
+          <w:rFonts w:ascii="Times New Roman" w:hAnsi="Times New Roman" w:cs="Times New Roman"/>
+          <w:color w:val="000000" w:themeColor="text1"/>
+        </w:rPr>
+        <w:t xml:space="preserve"> ADMIN1 </w:t>
+      </w:r>
+      <w:proofErr w:type="spellStart"/>
+      <w:r>
+        <w:rPr>
+          <w:rFonts w:ascii="Times New Roman" w:hAnsi="Times New Roman" w:cs="Times New Roman"/>
+          <w:color w:val="000000" w:themeColor="text1"/>
+        </w:rPr>
+        <w:t>password</w:t>
+      </w:r>
+      <w:proofErr w:type="spellEnd"/>
+      <w:r>
+        <w:rPr>
+          <w:rFonts w:ascii="Times New Roman" w:hAnsi="Times New Roman" w:cs="Times New Roman"/>
+          <w:color w:val="000000" w:themeColor="text1"/>
+        </w:rPr>
+        <w:t xml:space="preserve"> admin123 sor állít be), akkor azzal is beenged.</w:t>
+      </w:r>
     </w:p>
     <w:p>
       <w:pPr>
@@ -5221,8 +7609,16 @@
         <w:jc w:val="both"/>
         <w:rPr>
           <w:rFonts w:ascii="Times New Roman" w:hAnsi="Times New Roman" w:cs="Times New Roman"/>
-        </w:rPr>
-      </w:pPr>
+          <w:color w:val="000000" w:themeColor="text1"/>
+        </w:rPr>
+      </w:pPr>
+      <w:r>
+        <w:rPr>
+          <w:rFonts w:ascii="Times New Roman" w:hAnsi="Times New Roman" w:cs="Times New Roman"/>
+          <w:color w:val="000000" w:themeColor="text1"/>
+        </w:rPr>
+        <w:t>A sikeres bejelentkezés után már parancsokat adhatsz ki az eszközön, például megnézheted a konfigurációt vagy módosíthatod a beállításokat. A TACACS+ szerver pedig naplózhatja, hogy mikor léptél be, mit csináltál, és mikor léptél ki — ez különösen fontos nagyobb hálózatokban, ahol több rendszergazda dolgozik.</w:t>
+      </w:r>
     </w:p>
     <w:p>
       <w:pPr>
@@ -5230,6 +7626,7 @@
         <w:jc w:val="both"/>
         <w:rPr>
           <w:rFonts w:ascii="Times New Roman" w:hAnsi="Times New Roman" w:cs="Times New Roman"/>
+          <w:color w:val="000000" w:themeColor="text1"/>
         </w:rPr>
       </w:pPr>
     </w:p>
@@ -5248,8 +7645,16 @@
         <w:jc w:val="both"/>
         <w:rPr>
           <w:rFonts w:ascii="Times New Roman" w:hAnsi="Times New Roman" w:cs="Times New Roman"/>
-        </w:rPr>
-      </w:pPr>
+          <w:color w:val="156082" w:themeColor="accent1"/>
+        </w:rPr>
+      </w:pPr>
+      <w:r>
+        <w:rPr>
+          <w:rFonts w:ascii="Times New Roman" w:hAnsi="Times New Roman" w:cs="Times New Roman"/>
+          <w:color w:val="156082" w:themeColor="accent1"/>
+        </w:rPr>
+        <w:t xml:space="preserve">NTP szerver </w:t>
+      </w:r>
     </w:p>
     <w:p>
       <w:pPr>
@@ -5257,6 +7662,7 @@
         <w:jc w:val="both"/>
         <w:rPr>
           <w:rFonts w:ascii="Times New Roman" w:hAnsi="Times New Roman" w:cs="Times New Roman"/>
+          <w:color w:val="156082" w:themeColor="accent1"/>
         </w:rPr>
       </w:pPr>
     </w:p>
@@ -5266,15 +7672,1409 @@
         <w:jc w:val="both"/>
         <w:rPr>
           <w:rFonts w:ascii="Times New Roman" w:hAnsi="Times New Roman" w:cs="Times New Roman"/>
-        </w:rPr>
-      </w:pPr>
-    </w:p>
-    <w:p>
-      <w:pPr>
+          <w:color w:val="000000" w:themeColor="text1"/>
+        </w:rPr>
+      </w:pPr>
+      <w:r>
+        <w:rPr>
+          <w:rFonts w:ascii="Times New Roman" w:hAnsi="Times New Roman" w:cs="Times New Roman"/>
+          <w:color w:val="000000" w:themeColor="text1"/>
+        </w:rPr>
+        <w:t xml:space="preserve">Egy </w:t>
+      </w:r>
+      <w:r>
+        <w:rPr>
+          <w:rFonts w:ascii="Times New Roman" w:hAnsi="Times New Roman" w:cs="Times New Roman"/>
+          <w:b/>
+          <w:bCs/>
+          <w:color w:val="000000" w:themeColor="text1"/>
+        </w:rPr>
+        <w:t>NTP szerver</w:t>
+      </w:r>
+      <w:r>
+        <w:rPr>
+          <w:rFonts w:ascii="Times New Roman" w:hAnsi="Times New Roman" w:cs="Times New Roman"/>
+          <w:color w:val="000000" w:themeColor="text1"/>
+        </w:rPr>
+        <w:t xml:space="preserve"> egy olyan eszköz (általában szerver), amely megbízható időforrást biztosít más hálózati eszközök számára. Ez az időforrás lehet:</w:t>
+      </w:r>
+    </w:p>
+    <w:p>
+      <w:pPr>
+        <w:numPr>
+          <w:ilvl w:val="0"/>
+          <w:numId w:val="20"/>
+        </w:numPr>
         <w:spacing w:after="0" w:line="240" w:lineRule="auto"/>
         <w:jc w:val="both"/>
         <w:rPr>
           <w:rFonts w:ascii="Times New Roman" w:hAnsi="Times New Roman" w:cs="Times New Roman"/>
+          <w:color w:val="000000" w:themeColor="text1"/>
+        </w:rPr>
+      </w:pPr>
+      <w:r>
+        <w:rPr>
+          <w:rFonts w:ascii="Times New Roman" w:hAnsi="Times New Roman" w:cs="Times New Roman"/>
+          <w:b/>
+          <w:bCs/>
+          <w:color w:val="000000" w:themeColor="text1"/>
+        </w:rPr>
+        <w:t>GPS vagy atomóra</w:t>
+      </w:r>
+      <w:r>
+        <w:rPr>
+          <w:rFonts w:ascii="Times New Roman" w:hAnsi="Times New Roman" w:cs="Times New Roman"/>
+          <w:color w:val="000000" w:themeColor="text1"/>
+        </w:rPr>
+        <w:t xml:space="preserve"> (nagyon pontos, ún. </w:t>
+      </w:r>
+      <w:proofErr w:type="spellStart"/>
+      <w:r>
+        <w:rPr>
+          <w:rFonts w:ascii="Times New Roman" w:hAnsi="Times New Roman" w:cs="Times New Roman"/>
+          <w:color w:val="000000" w:themeColor="text1"/>
+        </w:rPr>
+        <w:t>stratum</w:t>
+      </w:r>
+      <w:proofErr w:type="spellEnd"/>
+      <w:r>
+        <w:rPr>
+          <w:rFonts w:ascii="Times New Roman" w:hAnsi="Times New Roman" w:cs="Times New Roman"/>
+          <w:color w:val="000000" w:themeColor="text1"/>
+        </w:rPr>
+        <w:t xml:space="preserve"> 0)</w:t>
+      </w:r>
+    </w:p>
+    <w:p>
+      <w:pPr>
+        <w:numPr>
+          <w:ilvl w:val="0"/>
+          <w:numId w:val="20"/>
+        </w:numPr>
+        <w:spacing w:after="0" w:line="240" w:lineRule="auto"/>
+        <w:jc w:val="both"/>
+        <w:rPr>
+          <w:rFonts w:ascii="Times New Roman" w:hAnsi="Times New Roman" w:cs="Times New Roman"/>
+          <w:color w:val="000000" w:themeColor="text1"/>
+        </w:rPr>
+      </w:pPr>
+      <w:r>
+        <w:rPr>
+          <w:rFonts w:ascii="Times New Roman" w:hAnsi="Times New Roman" w:cs="Times New Roman"/>
+          <w:b/>
+          <w:bCs/>
+          <w:color w:val="000000" w:themeColor="text1"/>
+        </w:rPr>
+        <w:t>Másik, magasabb szintű NTP szerver</w:t>
+      </w:r>
+      <w:r>
+        <w:rPr>
+          <w:rFonts w:ascii="Times New Roman" w:hAnsi="Times New Roman" w:cs="Times New Roman"/>
+          <w:color w:val="000000" w:themeColor="text1"/>
+        </w:rPr>
+        <w:t xml:space="preserve"> (pl. internetes időszolgáltató)</w:t>
+      </w:r>
+    </w:p>
+    <w:p>
+      <w:pPr>
+        <w:numPr>
+          <w:ilvl w:val="0"/>
+          <w:numId w:val="20"/>
+        </w:numPr>
+        <w:spacing w:after="0" w:line="240" w:lineRule="auto"/>
+        <w:jc w:val="both"/>
+        <w:rPr>
+          <w:rFonts w:ascii="Times New Roman" w:hAnsi="Times New Roman" w:cs="Times New Roman"/>
+          <w:color w:val="000000" w:themeColor="text1"/>
+        </w:rPr>
+      </w:pPr>
+      <w:r>
+        <w:rPr>
+          <w:rFonts w:ascii="Times New Roman" w:hAnsi="Times New Roman" w:cs="Times New Roman"/>
+          <w:b/>
+          <w:bCs/>
+          <w:color w:val="000000" w:themeColor="text1"/>
+        </w:rPr>
+        <w:t>Helyi hardveróra</w:t>
+      </w:r>
+      <w:r>
+        <w:rPr>
+          <w:rFonts w:ascii="Times New Roman" w:hAnsi="Times New Roman" w:cs="Times New Roman"/>
+          <w:color w:val="000000" w:themeColor="text1"/>
+        </w:rPr>
+        <w:t xml:space="preserve"> (kevésbé pontos, de belső szinkronizációra elég lehet)</w:t>
+      </w:r>
+    </w:p>
+    <w:p>
+      <w:pPr>
+        <w:spacing w:after="0" w:line="240" w:lineRule="auto"/>
+        <w:jc w:val="both"/>
+        <w:rPr>
+          <w:rFonts w:ascii="Times New Roman" w:hAnsi="Times New Roman" w:cs="Times New Roman"/>
+          <w:color w:val="000000" w:themeColor="text1"/>
+        </w:rPr>
+      </w:pPr>
+    </w:p>
+    <w:p>
+      <w:pPr>
+        <w:spacing w:after="0" w:line="240" w:lineRule="auto"/>
+        <w:jc w:val="both"/>
+        <w:rPr>
+          <w:rFonts w:ascii="Times New Roman" w:hAnsi="Times New Roman" w:cs="Times New Roman"/>
+          <w:color w:val="000000" w:themeColor="text1"/>
+        </w:rPr>
+      </w:pPr>
+      <w:r>
+        <w:rPr>
+          <w:rFonts w:ascii="Times New Roman" w:hAnsi="Times New Roman" w:cs="Times New Roman"/>
+          <w:color w:val="000000" w:themeColor="text1"/>
+        </w:rPr>
+        <w:t xml:space="preserve">Az NTP egy </w:t>
+      </w:r>
+      <w:r>
+        <w:rPr>
+          <w:rFonts w:ascii="Times New Roman" w:hAnsi="Times New Roman" w:cs="Times New Roman"/>
+          <w:b/>
+          <w:bCs/>
+          <w:color w:val="000000" w:themeColor="text1"/>
+        </w:rPr>
+        <w:t>kliens-szerver modell</w:t>
+      </w:r>
+      <w:r>
+        <w:rPr>
+          <w:rFonts w:ascii="Times New Roman" w:hAnsi="Times New Roman" w:cs="Times New Roman"/>
+          <w:color w:val="000000" w:themeColor="text1"/>
+        </w:rPr>
+        <w:t xml:space="preserve"> szerint működik:</w:t>
+      </w:r>
+    </w:p>
+    <w:p>
+      <w:pPr>
+        <w:numPr>
+          <w:ilvl w:val="0"/>
+          <w:numId w:val="21"/>
+        </w:numPr>
+        <w:spacing w:after="0" w:line="240" w:lineRule="auto"/>
+        <w:jc w:val="both"/>
+        <w:rPr>
+          <w:rFonts w:ascii="Times New Roman" w:hAnsi="Times New Roman" w:cs="Times New Roman"/>
+          <w:color w:val="000000" w:themeColor="text1"/>
+        </w:rPr>
+      </w:pPr>
+      <w:r>
+        <w:rPr>
+          <w:rFonts w:ascii="Times New Roman" w:hAnsi="Times New Roman" w:cs="Times New Roman"/>
+          <w:color w:val="000000" w:themeColor="text1"/>
+        </w:rPr>
+        <w:t xml:space="preserve">A </w:t>
+      </w:r>
+      <w:r>
+        <w:rPr>
+          <w:rFonts w:ascii="Times New Roman" w:hAnsi="Times New Roman" w:cs="Times New Roman"/>
+          <w:b/>
+          <w:bCs/>
+          <w:color w:val="000000" w:themeColor="text1"/>
+        </w:rPr>
+        <w:t>kliens eszköz</w:t>
+      </w:r>
+      <w:r>
+        <w:rPr>
+          <w:rFonts w:ascii="Times New Roman" w:hAnsi="Times New Roman" w:cs="Times New Roman"/>
+          <w:color w:val="000000" w:themeColor="text1"/>
+        </w:rPr>
+        <w:t xml:space="preserve"> (pl. router, </w:t>
+      </w:r>
+      <w:proofErr w:type="spellStart"/>
+      <w:r>
+        <w:rPr>
+          <w:rFonts w:ascii="Times New Roman" w:hAnsi="Times New Roman" w:cs="Times New Roman"/>
+          <w:color w:val="000000" w:themeColor="text1"/>
+        </w:rPr>
+        <w:t>switch</w:t>
+      </w:r>
+      <w:proofErr w:type="spellEnd"/>
+      <w:r>
+        <w:rPr>
+          <w:rFonts w:ascii="Times New Roman" w:hAnsi="Times New Roman" w:cs="Times New Roman"/>
+          <w:color w:val="000000" w:themeColor="text1"/>
+        </w:rPr>
+        <w:t xml:space="preserve">, számítógép) </w:t>
+      </w:r>
+      <w:r>
+        <w:rPr>
+          <w:rFonts w:ascii="Times New Roman" w:hAnsi="Times New Roman" w:cs="Times New Roman"/>
+          <w:b/>
+          <w:bCs/>
+          <w:color w:val="000000" w:themeColor="text1"/>
+        </w:rPr>
+        <w:t>időszinkronizálási kérést küld</w:t>
+      </w:r>
+      <w:r>
+        <w:rPr>
+          <w:rFonts w:ascii="Times New Roman" w:hAnsi="Times New Roman" w:cs="Times New Roman"/>
+          <w:color w:val="000000" w:themeColor="text1"/>
+        </w:rPr>
+        <w:t xml:space="preserve"> az NTP szervernek.</w:t>
+      </w:r>
+    </w:p>
+    <w:p>
+      <w:pPr>
+        <w:numPr>
+          <w:ilvl w:val="0"/>
+          <w:numId w:val="21"/>
+        </w:numPr>
+        <w:spacing w:after="0" w:line="240" w:lineRule="auto"/>
+        <w:jc w:val="both"/>
+        <w:rPr>
+          <w:rFonts w:ascii="Times New Roman" w:hAnsi="Times New Roman" w:cs="Times New Roman"/>
+          <w:color w:val="000000" w:themeColor="text1"/>
+        </w:rPr>
+      </w:pPr>
+      <w:r>
+        <w:rPr>
+          <w:rFonts w:ascii="Times New Roman" w:hAnsi="Times New Roman" w:cs="Times New Roman"/>
+          <w:color w:val="000000" w:themeColor="text1"/>
+        </w:rPr>
+        <w:t xml:space="preserve">A szerver válaszol az aktuális idővel, és </w:t>
+      </w:r>
+      <w:r>
+        <w:rPr>
+          <w:rFonts w:ascii="Times New Roman" w:hAnsi="Times New Roman" w:cs="Times New Roman"/>
+          <w:b/>
+          <w:bCs/>
+          <w:color w:val="000000" w:themeColor="text1"/>
+        </w:rPr>
+        <w:t>időbélyegeket</w:t>
+      </w:r>
+      <w:r>
+        <w:rPr>
+          <w:rFonts w:ascii="Times New Roman" w:hAnsi="Times New Roman" w:cs="Times New Roman"/>
+          <w:color w:val="000000" w:themeColor="text1"/>
+        </w:rPr>
+        <w:t xml:space="preserve"> cserélnek.</w:t>
+      </w:r>
+    </w:p>
+    <w:p>
+      <w:pPr>
+        <w:numPr>
+          <w:ilvl w:val="0"/>
+          <w:numId w:val="21"/>
+        </w:numPr>
+        <w:spacing w:after="0" w:line="240" w:lineRule="auto"/>
+        <w:jc w:val="both"/>
+        <w:rPr>
+          <w:rFonts w:ascii="Times New Roman" w:hAnsi="Times New Roman" w:cs="Times New Roman"/>
+          <w:color w:val="000000" w:themeColor="text1"/>
+        </w:rPr>
+      </w:pPr>
+      <w:r>
+        <w:rPr>
+          <w:rFonts w:ascii="Times New Roman" w:hAnsi="Times New Roman" w:cs="Times New Roman"/>
+          <w:color w:val="000000" w:themeColor="text1"/>
+        </w:rPr>
+        <w:t xml:space="preserve">A kliens kiszámítja a hálózati késleltetést és az </w:t>
+      </w:r>
+      <w:r>
+        <w:rPr>
+          <w:rFonts w:ascii="Times New Roman" w:hAnsi="Times New Roman" w:cs="Times New Roman"/>
+          <w:b/>
+          <w:bCs/>
+          <w:color w:val="000000" w:themeColor="text1"/>
+        </w:rPr>
+        <w:t>időeltérést</w:t>
+      </w:r>
+      <w:r>
+        <w:rPr>
+          <w:rFonts w:ascii="Times New Roman" w:hAnsi="Times New Roman" w:cs="Times New Roman"/>
+          <w:color w:val="000000" w:themeColor="text1"/>
+        </w:rPr>
+        <w:t xml:space="preserve">, majd ennek megfelelően </w:t>
+      </w:r>
+      <w:r>
+        <w:rPr>
+          <w:rFonts w:ascii="Times New Roman" w:hAnsi="Times New Roman" w:cs="Times New Roman"/>
+          <w:b/>
+          <w:bCs/>
+          <w:color w:val="000000" w:themeColor="text1"/>
+        </w:rPr>
+        <w:t>beállítja a saját óráját</w:t>
+      </w:r>
+      <w:r>
+        <w:rPr>
+          <w:rFonts w:ascii="Times New Roman" w:hAnsi="Times New Roman" w:cs="Times New Roman"/>
+          <w:color w:val="000000" w:themeColor="text1"/>
+        </w:rPr>
+        <w:t>.</w:t>
+      </w:r>
+    </w:p>
+    <w:p>
+      <w:pPr>
+        <w:numPr>
+          <w:ilvl w:val="0"/>
+          <w:numId w:val="21"/>
+        </w:numPr>
+        <w:spacing w:after="0" w:line="240" w:lineRule="auto"/>
+        <w:jc w:val="both"/>
+        <w:rPr>
+          <w:rFonts w:ascii="Times New Roman" w:hAnsi="Times New Roman" w:cs="Times New Roman"/>
+          <w:color w:val="000000" w:themeColor="text1"/>
+        </w:rPr>
+      </w:pPr>
+      <w:r>
+        <w:rPr>
+          <w:rFonts w:ascii="Times New Roman" w:hAnsi="Times New Roman" w:cs="Times New Roman"/>
+          <w:color w:val="000000" w:themeColor="text1"/>
+        </w:rPr>
+        <w:t xml:space="preserve">Ez a folyamat </w:t>
+      </w:r>
+      <w:r>
+        <w:rPr>
+          <w:rFonts w:ascii="Times New Roman" w:hAnsi="Times New Roman" w:cs="Times New Roman"/>
+          <w:b/>
+          <w:bCs/>
+          <w:color w:val="000000" w:themeColor="text1"/>
+        </w:rPr>
+        <w:t>időnként megismétlődik</w:t>
+      </w:r>
+      <w:r>
+        <w:rPr>
+          <w:rFonts w:ascii="Times New Roman" w:hAnsi="Times New Roman" w:cs="Times New Roman"/>
+          <w:color w:val="000000" w:themeColor="text1"/>
+        </w:rPr>
+        <w:t>, hogy az óra mindig pontos maradjon.</w:t>
+      </w:r>
+    </w:p>
+    <w:p>
+      <w:pPr>
+        <w:spacing w:after="0" w:line="240" w:lineRule="auto"/>
+        <w:jc w:val="both"/>
+        <w:rPr>
+          <w:rFonts w:ascii="Times New Roman" w:hAnsi="Times New Roman" w:cs="Times New Roman"/>
+          <w:color w:val="000000" w:themeColor="text1"/>
+        </w:rPr>
+      </w:pPr>
+    </w:p>
+    <w:p>
+      <w:pPr>
+        <w:spacing w:after="0" w:line="240" w:lineRule="auto"/>
+        <w:jc w:val="both"/>
+        <w:rPr>
+          <w:rFonts w:ascii="Times New Roman" w:hAnsi="Times New Roman" w:cs="Times New Roman"/>
+          <w:color w:val="C00000"/>
+        </w:rPr>
+      </w:pPr>
+      <w:r>
+        <w:rPr>
+          <w:rFonts w:ascii="Times New Roman" w:hAnsi="Times New Roman" w:cs="Times New Roman"/>
+          <w:color w:val="C00000"/>
+        </w:rPr>
+        <w:t>A SERVER_BP-n és a BP_R-en állítottam be az NTP szervert</w:t>
+      </w:r>
+      <w:r>
+        <w:rPr>
+          <w:rFonts w:ascii="Times New Roman" w:hAnsi="Times New Roman" w:cs="Times New Roman"/>
+          <w:color w:val="C00000"/>
+        </w:rPr>
+        <w:t xml:space="preserve">: </w:t>
+      </w:r>
+    </w:p>
+    <w:p>
+      <w:pPr>
+        <w:spacing w:after="0" w:line="240" w:lineRule="auto"/>
+        <w:jc w:val="both"/>
+        <w:rPr>
+          <w:rFonts w:ascii="Times New Roman" w:hAnsi="Times New Roman" w:cs="Times New Roman"/>
+          <w:color w:val="C00000"/>
+        </w:rPr>
+      </w:pPr>
+    </w:p>
+    <w:p>
+      <w:pPr>
+        <w:spacing w:after="0" w:line="240" w:lineRule="auto"/>
+        <w:jc w:val="both"/>
+        <w:rPr>
+          <w:rFonts w:ascii="Times New Roman" w:hAnsi="Times New Roman" w:cs="Times New Roman"/>
+          <w:color w:val="000000" w:themeColor="text1"/>
+        </w:rPr>
+      </w:pPr>
+      <w:r>
+        <w:rPr>
+          <w:rFonts w:ascii="Times New Roman" w:hAnsi="Times New Roman" w:cs="Times New Roman"/>
+          <w:color w:val="000000" w:themeColor="text1"/>
+        </w:rPr>
+        <w:t xml:space="preserve">A hálózati eszközök (például routerek és </w:t>
+      </w:r>
+      <w:proofErr w:type="spellStart"/>
+      <w:r>
+        <w:rPr>
+          <w:rFonts w:ascii="Times New Roman" w:hAnsi="Times New Roman" w:cs="Times New Roman"/>
+          <w:color w:val="000000" w:themeColor="text1"/>
+        </w:rPr>
+        <w:t>switchek</w:t>
+      </w:r>
+      <w:proofErr w:type="spellEnd"/>
+      <w:r>
+        <w:rPr>
+          <w:rFonts w:ascii="Times New Roman" w:hAnsi="Times New Roman" w:cs="Times New Roman"/>
+          <w:color w:val="000000" w:themeColor="text1"/>
+        </w:rPr>
+        <w:t xml:space="preserve">) pontos időszinkronizálása kulcsfontosságú a naplózás, a biztonsági események nyomon követése és az időalapú hitelesítési mechanizmusok működése szempontjából. Ennek biztosítására szolgál az NTP (Network Time </w:t>
+      </w:r>
+      <w:proofErr w:type="spellStart"/>
+      <w:r>
+        <w:rPr>
+          <w:rFonts w:ascii="Times New Roman" w:hAnsi="Times New Roman" w:cs="Times New Roman"/>
+          <w:color w:val="000000" w:themeColor="text1"/>
+        </w:rPr>
+        <w:t>Protocol</w:t>
+      </w:r>
+      <w:proofErr w:type="spellEnd"/>
+      <w:r>
+        <w:rPr>
+          <w:rFonts w:ascii="Times New Roman" w:hAnsi="Times New Roman" w:cs="Times New Roman"/>
+          <w:color w:val="000000" w:themeColor="text1"/>
+        </w:rPr>
+        <w:t>), amely lehetővé teszi, hogy az eszközök egy központi NTP szerverhez igazítsák a belső órájukat.</w:t>
+      </w:r>
+    </w:p>
+    <w:p>
+      <w:pPr>
+        <w:spacing w:after="0" w:line="240" w:lineRule="auto"/>
+        <w:jc w:val="both"/>
+        <w:rPr>
+          <w:rFonts w:ascii="Times New Roman" w:hAnsi="Times New Roman" w:cs="Times New Roman"/>
+          <w:color w:val="000000" w:themeColor="text1"/>
+        </w:rPr>
+      </w:pPr>
+    </w:p>
+    <w:p>
+      <w:pPr>
+        <w:spacing w:after="0" w:line="240" w:lineRule="auto"/>
+        <w:jc w:val="both"/>
+        <w:rPr>
+          <w:rFonts w:ascii="Times New Roman" w:hAnsi="Times New Roman" w:cs="Times New Roman"/>
+          <w:color w:val="000000" w:themeColor="text1"/>
+        </w:rPr>
+      </w:pPr>
+      <w:r>
+        <w:rPr>
+          <w:rFonts w:ascii="Times New Roman" w:hAnsi="Times New Roman" w:cs="Times New Roman"/>
+          <w:color w:val="000000" w:themeColor="text1"/>
+        </w:rPr>
+        <w:t xml:space="preserve">A konfiguráció során az NTP működését hitelesítéssel egészítjük ki, hogy az eszközök csak megbízható időforrástól fogadjanak el időinformációt. Ehhez először engedélyezzük az NTP hitelesítést az </w:t>
+      </w:r>
+      <w:proofErr w:type="spellStart"/>
+      <w:r>
+        <w:rPr>
+          <w:rFonts w:ascii="Times New Roman" w:hAnsi="Times New Roman" w:cs="Times New Roman"/>
+          <w:color w:val="000000" w:themeColor="text1"/>
+        </w:rPr>
+        <w:t>ntp</w:t>
+      </w:r>
+      <w:proofErr w:type="spellEnd"/>
+      <w:r>
+        <w:rPr>
+          <w:rFonts w:ascii="Times New Roman" w:hAnsi="Times New Roman" w:cs="Times New Roman"/>
+          <w:color w:val="000000" w:themeColor="text1"/>
+        </w:rPr>
+        <w:t xml:space="preserve"> </w:t>
+      </w:r>
+      <w:proofErr w:type="spellStart"/>
+      <w:r>
+        <w:rPr>
+          <w:rFonts w:ascii="Times New Roman" w:hAnsi="Times New Roman" w:cs="Times New Roman"/>
+          <w:color w:val="000000" w:themeColor="text1"/>
+        </w:rPr>
+        <w:t>authenticate</w:t>
+      </w:r>
+      <w:proofErr w:type="spellEnd"/>
+      <w:r>
+        <w:rPr>
+          <w:rFonts w:ascii="Times New Roman" w:hAnsi="Times New Roman" w:cs="Times New Roman"/>
+          <w:color w:val="000000" w:themeColor="text1"/>
+        </w:rPr>
+        <w:t xml:space="preserve"> paranccsal. Ezután definiálunk egy hitelesítési kulcsot az </w:t>
+      </w:r>
+      <w:proofErr w:type="spellStart"/>
+      <w:r>
+        <w:rPr>
+          <w:rFonts w:ascii="Times New Roman" w:hAnsi="Times New Roman" w:cs="Times New Roman"/>
+          <w:color w:val="000000" w:themeColor="text1"/>
+        </w:rPr>
+        <w:t>ntp</w:t>
+      </w:r>
+      <w:proofErr w:type="spellEnd"/>
+      <w:r>
+        <w:rPr>
+          <w:rFonts w:ascii="Times New Roman" w:hAnsi="Times New Roman" w:cs="Times New Roman"/>
+          <w:color w:val="000000" w:themeColor="text1"/>
+        </w:rPr>
+        <w:t xml:space="preserve"> </w:t>
+      </w:r>
+      <w:proofErr w:type="spellStart"/>
+      <w:r>
+        <w:rPr>
+          <w:rFonts w:ascii="Times New Roman" w:hAnsi="Times New Roman" w:cs="Times New Roman"/>
+          <w:color w:val="000000" w:themeColor="text1"/>
+        </w:rPr>
+        <w:lastRenderedPageBreak/>
+        <w:t>authentication-key</w:t>
+      </w:r>
+      <w:proofErr w:type="spellEnd"/>
+      <w:r>
+        <w:rPr>
+          <w:rFonts w:ascii="Times New Roman" w:hAnsi="Times New Roman" w:cs="Times New Roman"/>
+          <w:color w:val="000000" w:themeColor="text1"/>
+        </w:rPr>
+        <w:t xml:space="preserve"> 1 md5 cisco123 paranccsal, ahol az „1” a kulcs azonosítója, az „md5” a használt algoritmus, a „cisco123” pedig a kulcs értéke. A </w:t>
+      </w:r>
+      <w:proofErr w:type="spellStart"/>
+      <w:r>
+        <w:rPr>
+          <w:rFonts w:ascii="Times New Roman" w:hAnsi="Times New Roman" w:cs="Times New Roman"/>
+          <w:color w:val="000000" w:themeColor="text1"/>
+        </w:rPr>
+        <w:t>ntp</w:t>
+      </w:r>
+      <w:proofErr w:type="spellEnd"/>
+      <w:r>
+        <w:rPr>
+          <w:rFonts w:ascii="Times New Roman" w:hAnsi="Times New Roman" w:cs="Times New Roman"/>
+          <w:color w:val="000000" w:themeColor="text1"/>
+        </w:rPr>
+        <w:t xml:space="preserve"> </w:t>
+      </w:r>
+      <w:proofErr w:type="spellStart"/>
+      <w:r>
+        <w:rPr>
+          <w:rFonts w:ascii="Times New Roman" w:hAnsi="Times New Roman" w:cs="Times New Roman"/>
+          <w:color w:val="000000" w:themeColor="text1"/>
+        </w:rPr>
+        <w:t>trusted-key</w:t>
+      </w:r>
+      <w:proofErr w:type="spellEnd"/>
+      <w:r>
+        <w:rPr>
+          <w:rFonts w:ascii="Times New Roman" w:hAnsi="Times New Roman" w:cs="Times New Roman"/>
+          <w:color w:val="000000" w:themeColor="text1"/>
+        </w:rPr>
+        <w:t xml:space="preserve"> 1 paranccsal megjelöljük ezt a kulcsot megbízhatóként, vagyis az eszköz csak olyan NTP szervertől fogad el időt, amely ezt a kulcsot használja.</w:t>
+      </w:r>
+    </w:p>
+    <w:p>
+      <w:pPr>
+        <w:spacing w:after="0" w:line="240" w:lineRule="auto"/>
+        <w:jc w:val="both"/>
+        <w:rPr>
+          <w:rFonts w:ascii="Times New Roman" w:hAnsi="Times New Roman" w:cs="Times New Roman"/>
+          <w:color w:val="000000" w:themeColor="text1"/>
+        </w:rPr>
+      </w:pPr>
+    </w:p>
+    <w:p>
+      <w:pPr>
+        <w:spacing w:after="0" w:line="240" w:lineRule="auto"/>
+        <w:jc w:val="both"/>
+        <w:rPr>
+          <w:rFonts w:ascii="Times New Roman" w:hAnsi="Times New Roman" w:cs="Times New Roman"/>
+          <w:color w:val="000000" w:themeColor="text1"/>
+        </w:rPr>
+      </w:pPr>
+      <w:r>
+        <w:rPr>
+          <w:rFonts w:ascii="Times New Roman" w:hAnsi="Times New Roman" w:cs="Times New Roman"/>
+          <w:color w:val="000000" w:themeColor="text1"/>
+        </w:rPr>
+        <w:t xml:space="preserve">A </w:t>
+      </w:r>
+      <w:proofErr w:type="spellStart"/>
+      <w:r>
+        <w:rPr>
+          <w:rFonts w:ascii="Times New Roman" w:hAnsi="Times New Roman" w:cs="Times New Roman"/>
+          <w:color w:val="000000" w:themeColor="text1"/>
+        </w:rPr>
+        <w:t>ntp</w:t>
+      </w:r>
+      <w:proofErr w:type="spellEnd"/>
+      <w:r>
+        <w:rPr>
+          <w:rFonts w:ascii="Times New Roman" w:hAnsi="Times New Roman" w:cs="Times New Roman"/>
+          <w:color w:val="000000" w:themeColor="text1"/>
+        </w:rPr>
+        <w:t xml:space="preserve"> server 172.16.10.25 </w:t>
+      </w:r>
+      <w:proofErr w:type="spellStart"/>
+      <w:r>
+        <w:rPr>
+          <w:rFonts w:ascii="Times New Roman" w:hAnsi="Times New Roman" w:cs="Times New Roman"/>
+          <w:color w:val="000000" w:themeColor="text1"/>
+        </w:rPr>
+        <w:t>key</w:t>
+      </w:r>
+      <w:proofErr w:type="spellEnd"/>
+      <w:r>
+        <w:rPr>
+          <w:rFonts w:ascii="Times New Roman" w:hAnsi="Times New Roman" w:cs="Times New Roman"/>
+          <w:color w:val="000000" w:themeColor="text1"/>
+        </w:rPr>
+        <w:t xml:space="preserve"> 1 sorral megadjuk az NTP szerver IP-címét, valamint azt, hogy a kommunikáció során az 1-es kulcsot használja a hitelesítéshez. Ez biztosítja, hogy az eszköz csak akkor fogadja el az időt ettől a szervertől, ha a kulcs egyezik.</w:t>
+      </w:r>
+    </w:p>
+    <w:p>
+      <w:pPr>
+        <w:spacing w:after="0" w:line="240" w:lineRule="auto"/>
+        <w:jc w:val="both"/>
+        <w:rPr>
+          <w:rFonts w:ascii="Times New Roman" w:hAnsi="Times New Roman" w:cs="Times New Roman"/>
+          <w:color w:val="000000" w:themeColor="text1"/>
+        </w:rPr>
+      </w:pPr>
+    </w:p>
+    <w:p>
+      <w:pPr>
+        <w:spacing w:after="0" w:line="240" w:lineRule="auto"/>
+        <w:jc w:val="both"/>
+        <w:rPr>
+          <w:rFonts w:ascii="Times New Roman" w:hAnsi="Times New Roman" w:cs="Times New Roman"/>
+          <w:color w:val="000000" w:themeColor="text1"/>
+        </w:rPr>
+      </w:pPr>
+      <w:r>
+        <w:rPr>
+          <w:rFonts w:ascii="Times New Roman" w:hAnsi="Times New Roman" w:cs="Times New Roman"/>
+          <w:color w:val="000000" w:themeColor="text1"/>
+        </w:rPr>
+        <w:t xml:space="preserve">A konfiguráció végén két parancs segít az ellenőrzésben: a show </w:t>
+      </w:r>
+      <w:proofErr w:type="spellStart"/>
+      <w:r>
+        <w:rPr>
+          <w:rFonts w:ascii="Times New Roman" w:hAnsi="Times New Roman" w:cs="Times New Roman"/>
+          <w:color w:val="000000" w:themeColor="text1"/>
+        </w:rPr>
+        <w:t>ntp</w:t>
+      </w:r>
+      <w:proofErr w:type="spellEnd"/>
+      <w:r>
+        <w:rPr>
+          <w:rFonts w:ascii="Times New Roman" w:hAnsi="Times New Roman" w:cs="Times New Roman"/>
+          <w:color w:val="000000" w:themeColor="text1"/>
+        </w:rPr>
+        <w:t xml:space="preserve"> </w:t>
+      </w:r>
+      <w:proofErr w:type="spellStart"/>
+      <w:r>
+        <w:rPr>
+          <w:rFonts w:ascii="Times New Roman" w:hAnsi="Times New Roman" w:cs="Times New Roman"/>
+          <w:color w:val="000000" w:themeColor="text1"/>
+        </w:rPr>
+        <w:t>associations</w:t>
+      </w:r>
+      <w:proofErr w:type="spellEnd"/>
+      <w:r>
+        <w:rPr>
+          <w:rFonts w:ascii="Times New Roman" w:hAnsi="Times New Roman" w:cs="Times New Roman"/>
+          <w:color w:val="000000" w:themeColor="text1"/>
+        </w:rPr>
+        <w:t xml:space="preserve"> megmutatja, hogy az eszköz milyen NTP szerverekhez csatlakozik, és milyen státuszban van a kapcsolat, míg a show </w:t>
+      </w:r>
+      <w:proofErr w:type="spellStart"/>
+      <w:r>
+        <w:rPr>
+          <w:rFonts w:ascii="Times New Roman" w:hAnsi="Times New Roman" w:cs="Times New Roman"/>
+          <w:color w:val="000000" w:themeColor="text1"/>
+        </w:rPr>
+        <w:t>ntp</w:t>
+      </w:r>
+      <w:proofErr w:type="spellEnd"/>
+      <w:r>
+        <w:rPr>
+          <w:rFonts w:ascii="Times New Roman" w:hAnsi="Times New Roman" w:cs="Times New Roman"/>
+          <w:color w:val="000000" w:themeColor="text1"/>
+        </w:rPr>
+        <w:t xml:space="preserve"> status parancs kijelzi, hogy az eszköz szinkronizálva van-e, és milyen pontossággal.</w:t>
+      </w:r>
+    </w:p>
+    <w:p>
+      <w:pPr>
+        <w:spacing w:after="0" w:line="240" w:lineRule="auto"/>
+        <w:jc w:val="both"/>
+        <w:rPr>
+          <w:rFonts w:ascii="Times New Roman" w:hAnsi="Times New Roman" w:cs="Times New Roman"/>
+          <w:color w:val="000000" w:themeColor="text1"/>
+        </w:rPr>
+      </w:pPr>
+    </w:p>
+    <w:p>
+      <w:pPr>
+        <w:spacing w:after="0" w:line="240" w:lineRule="auto"/>
+        <w:jc w:val="both"/>
+        <w:rPr>
+          <w:rFonts w:ascii="Times New Roman" w:hAnsi="Times New Roman" w:cs="Times New Roman"/>
+          <w:color w:val="156082" w:themeColor="accent1"/>
+        </w:rPr>
+      </w:pPr>
+      <w:r>
+        <w:rPr>
+          <w:rFonts w:ascii="Times New Roman" w:hAnsi="Times New Roman" w:cs="Times New Roman"/>
+          <w:color w:val="156082" w:themeColor="accent1"/>
+        </w:rPr>
+        <w:t>SYSLOG szerver</w:t>
+      </w:r>
+    </w:p>
+    <w:p>
+      <w:pPr>
+        <w:spacing w:after="0" w:line="240" w:lineRule="auto"/>
+        <w:jc w:val="both"/>
+        <w:rPr>
+          <w:rFonts w:ascii="Times New Roman" w:hAnsi="Times New Roman" w:cs="Times New Roman"/>
+          <w:color w:val="000000" w:themeColor="text1"/>
+        </w:rPr>
+      </w:pPr>
+    </w:p>
+    <w:p>
+      <w:pPr>
+        <w:spacing w:after="0" w:line="240" w:lineRule="auto"/>
+        <w:jc w:val="both"/>
+        <w:rPr>
+          <w:rFonts w:ascii="Times New Roman" w:hAnsi="Times New Roman" w:cs="Times New Roman"/>
+          <w:color w:val="000000" w:themeColor="text1"/>
+        </w:rPr>
+      </w:pPr>
+      <w:r>
+        <w:rPr>
+          <w:rFonts w:ascii="Times New Roman" w:hAnsi="Times New Roman" w:cs="Times New Roman"/>
+          <w:color w:val="000000" w:themeColor="text1"/>
+        </w:rPr>
+        <w:t xml:space="preserve">A </w:t>
+      </w:r>
+      <w:proofErr w:type="spellStart"/>
+      <w:r>
+        <w:rPr>
+          <w:rFonts w:ascii="Times New Roman" w:hAnsi="Times New Roman" w:cs="Times New Roman"/>
+          <w:b/>
+          <w:bCs/>
+          <w:color w:val="000000" w:themeColor="text1"/>
+        </w:rPr>
+        <w:t>Syslog</w:t>
+      </w:r>
+      <w:proofErr w:type="spellEnd"/>
+      <w:r>
+        <w:rPr>
+          <w:rFonts w:ascii="Times New Roman" w:hAnsi="Times New Roman" w:cs="Times New Roman"/>
+          <w:b/>
+          <w:bCs/>
+          <w:color w:val="000000" w:themeColor="text1"/>
+        </w:rPr>
+        <w:t xml:space="preserve"> szerver</w:t>
+      </w:r>
+      <w:r>
+        <w:rPr>
+          <w:rFonts w:ascii="Times New Roman" w:hAnsi="Times New Roman" w:cs="Times New Roman"/>
+          <w:color w:val="000000" w:themeColor="text1"/>
+        </w:rPr>
+        <w:t xml:space="preserve"> egy központi naplógyűjtő rendszer, amely a hálózati eszközökről (például routerekről, </w:t>
+      </w:r>
+      <w:proofErr w:type="spellStart"/>
+      <w:r>
+        <w:rPr>
+          <w:rFonts w:ascii="Times New Roman" w:hAnsi="Times New Roman" w:cs="Times New Roman"/>
+          <w:color w:val="000000" w:themeColor="text1"/>
+        </w:rPr>
+        <w:t>switchekről</w:t>
+      </w:r>
+      <w:proofErr w:type="spellEnd"/>
+      <w:r>
+        <w:rPr>
+          <w:rFonts w:ascii="Times New Roman" w:hAnsi="Times New Roman" w:cs="Times New Roman"/>
+          <w:color w:val="000000" w:themeColor="text1"/>
+        </w:rPr>
+        <w:t xml:space="preserve">, tűzfalakról) és szerverekről érkező naplóüzeneteket fogadja és tárolja. Ezek az üzenetek lehetnek hibák, figyelmeztetések, rendszeresemények vagy biztonsági naplók. Az eszközök a </w:t>
+      </w:r>
+      <w:proofErr w:type="spellStart"/>
+      <w:r>
+        <w:rPr>
+          <w:rFonts w:ascii="Times New Roman" w:hAnsi="Times New Roman" w:cs="Times New Roman"/>
+          <w:b/>
+          <w:bCs/>
+          <w:color w:val="000000" w:themeColor="text1"/>
+        </w:rPr>
+        <w:t>Syslog</w:t>
+      </w:r>
+      <w:proofErr w:type="spellEnd"/>
+      <w:r>
+        <w:rPr>
+          <w:rFonts w:ascii="Times New Roman" w:hAnsi="Times New Roman" w:cs="Times New Roman"/>
+          <w:b/>
+          <w:bCs/>
+          <w:color w:val="000000" w:themeColor="text1"/>
+        </w:rPr>
+        <w:t xml:space="preserve"> protokollon</w:t>
+      </w:r>
+      <w:r>
+        <w:rPr>
+          <w:rFonts w:ascii="Times New Roman" w:hAnsi="Times New Roman" w:cs="Times New Roman"/>
+          <w:color w:val="000000" w:themeColor="text1"/>
+        </w:rPr>
+        <w:t xml:space="preserve"> keresztül küldik ezeket az üzeneteket, jellemzően az UDP 514-es </w:t>
+      </w:r>
+      <w:proofErr w:type="spellStart"/>
+      <w:r>
+        <w:rPr>
+          <w:rFonts w:ascii="Times New Roman" w:hAnsi="Times New Roman" w:cs="Times New Roman"/>
+          <w:color w:val="000000" w:themeColor="text1"/>
+        </w:rPr>
+        <w:t>porton</w:t>
+      </w:r>
+      <w:proofErr w:type="spellEnd"/>
+      <w:r>
+        <w:rPr>
+          <w:rFonts w:ascii="Times New Roman" w:hAnsi="Times New Roman" w:cs="Times New Roman"/>
+          <w:color w:val="000000" w:themeColor="text1"/>
+        </w:rPr>
+        <w:t xml:space="preserve">. A </w:t>
+      </w:r>
+      <w:proofErr w:type="spellStart"/>
+      <w:r>
+        <w:rPr>
+          <w:rFonts w:ascii="Times New Roman" w:hAnsi="Times New Roman" w:cs="Times New Roman"/>
+          <w:color w:val="000000" w:themeColor="text1"/>
+        </w:rPr>
+        <w:t>Syslog</w:t>
+      </w:r>
+      <w:proofErr w:type="spellEnd"/>
+      <w:r>
+        <w:rPr>
+          <w:rFonts w:ascii="Times New Roman" w:hAnsi="Times New Roman" w:cs="Times New Roman"/>
+          <w:color w:val="000000" w:themeColor="text1"/>
+        </w:rPr>
+        <w:t xml:space="preserve"> szerver ezeket az adatokat naplófájlokba menti, ahol később visszakereshetők, elemezhetők, vagy akár riasztásokat is generálhatnak belőlük. A rendszer célja, hogy minden fontos esemény egy helyen legyen nyomon követhető, így megkönnyítve a hibakeresést, a biztonsági auditálást és a hálózat átláthatóságát.</w:t>
+      </w:r>
+    </w:p>
+    <w:p>
+      <w:pPr>
+        <w:spacing w:after="0" w:line="240" w:lineRule="auto"/>
+        <w:jc w:val="both"/>
+        <w:rPr>
+          <w:rFonts w:ascii="Times New Roman" w:hAnsi="Times New Roman" w:cs="Times New Roman"/>
+          <w:color w:val="000000" w:themeColor="text1"/>
+        </w:rPr>
+      </w:pPr>
+    </w:p>
+    <w:p>
+      <w:pPr>
+        <w:spacing w:after="0" w:line="240" w:lineRule="auto"/>
+        <w:jc w:val="both"/>
+        <w:rPr>
+          <w:rFonts w:ascii="Times New Roman" w:hAnsi="Times New Roman" w:cs="Times New Roman"/>
+          <w:color w:val="000000" w:themeColor="text1"/>
+        </w:rPr>
+      </w:pPr>
+      <w:r>
+        <w:rPr>
+          <w:rFonts w:ascii="Times New Roman" w:hAnsi="Times New Roman" w:cs="Times New Roman"/>
+          <w:color w:val="000000" w:themeColor="text1"/>
+        </w:rPr>
+        <w:t xml:space="preserve">A </w:t>
+      </w:r>
+      <w:proofErr w:type="spellStart"/>
+      <w:r>
+        <w:rPr>
+          <w:rFonts w:ascii="Times New Roman" w:hAnsi="Times New Roman" w:cs="Times New Roman"/>
+          <w:color w:val="000000" w:themeColor="text1"/>
+        </w:rPr>
+        <w:t>Syslog</w:t>
+      </w:r>
+      <w:proofErr w:type="spellEnd"/>
+      <w:r>
+        <w:rPr>
+          <w:rFonts w:ascii="Times New Roman" w:hAnsi="Times New Roman" w:cs="Times New Roman"/>
+          <w:color w:val="000000" w:themeColor="text1"/>
+        </w:rPr>
+        <w:t xml:space="preserve"> naplózás beállítása lehetővé teszi, hogy a hálózati eszközök – például a </w:t>
+      </w:r>
+      <w:proofErr w:type="spellStart"/>
+      <w:r>
+        <w:rPr>
+          <w:rFonts w:ascii="Times New Roman" w:hAnsi="Times New Roman" w:cs="Times New Roman"/>
+          <w:color w:val="000000" w:themeColor="text1"/>
+        </w:rPr>
+        <w:t>switch</w:t>
+      </w:r>
+      <w:proofErr w:type="spellEnd"/>
+      <w:r>
+        <w:rPr>
+          <w:rFonts w:ascii="Times New Roman" w:hAnsi="Times New Roman" w:cs="Times New Roman"/>
+          <w:color w:val="000000" w:themeColor="text1"/>
+        </w:rPr>
+        <w:t xml:space="preserve"> (ML_SW) és a router – a naplóüzeneteiket egy központi </w:t>
+      </w:r>
+      <w:proofErr w:type="spellStart"/>
+      <w:r>
+        <w:rPr>
+          <w:rFonts w:ascii="Times New Roman" w:hAnsi="Times New Roman" w:cs="Times New Roman"/>
+          <w:color w:val="000000" w:themeColor="text1"/>
+        </w:rPr>
+        <w:t>Syslog</w:t>
+      </w:r>
+      <w:proofErr w:type="spellEnd"/>
+      <w:r>
+        <w:rPr>
+          <w:rFonts w:ascii="Times New Roman" w:hAnsi="Times New Roman" w:cs="Times New Roman"/>
+          <w:color w:val="000000" w:themeColor="text1"/>
+        </w:rPr>
+        <w:t xml:space="preserve"> szerverre küldjék, amely ebben az esetben a 172.16.10.25 IP-címen található. A </w:t>
+      </w:r>
+      <w:proofErr w:type="spellStart"/>
+      <w:r>
+        <w:rPr>
+          <w:rFonts w:ascii="Times New Roman" w:hAnsi="Times New Roman" w:cs="Times New Roman"/>
+          <w:color w:val="000000" w:themeColor="text1"/>
+        </w:rPr>
+        <w:t>logging</w:t>
+      </w:r>
+      <w:proofErr w:type="spellEnd"/>
+      <w:r>
+        <w:rPr>
+          <w:rFonts w:ascii="Times New Roman" w:hAnsi="Times New Roman" w:cs="Times New Roman"/>
+          <w:color w:val="000000" w:themeColor="text1"/>
+        </w:rPr>
+        <w:t xml:space="preserve"> 172.16.10.25 parancs aktiválja a naplóüzenetek küldését erre a szerverre. A </w:t>
+      </w:r>
+      <w:proofErr w:type="spellStart"/>
+      <w:r>
+        <w:rPr>
+          <w:rFonts w:ascii="Times New Roman" w:hAnsi="Times New Roman" w:cs="Times New Roman"/>
+          <w:color w:val="000000" w:themeColor="text1"/>
+        </w:rPr>
+        <w:t>logging</w:t>
+      </w:r>
+      <w:proofErr w:type="spellEnd"/>
+      <w:r>
+        <w:rPr>
+          <w:rFonts w:ascii="Times New Roman" w:hAnsi="Times New Roman" w:cs="Times New Roman"/>
+          <w:color w:val="000000" w:themeColor="text1"/>
+        </w:rPr>
+        <w:t xml:space="preserve"> </w:t>
+      </w:r>
+      <w:proofErr w:type="spellStart"/>
+      <w:r>
+        <w:rPr>
+          <w:rFonts w:ascii="Times New Roman" w:hAnsi="Times New Roman" w:cs="Times New Roman"/>
+          <w:color w:val="000000" w:themeColor="text1"/>
+        </w:rPr>
+        <w:t>trap</w:t>
+      </w:r>
+      <w:proofErr w:type="spellEnd"/>
+      <w:r>
+        <w:rPr>
+          <w:rFonts w:ascii="Times New Roman" w:hAnsi="Times New Roman" w:cs="Times New Roman"/>
+          <w:color w:val="000000" w:themeColor="text1"/>
+        </w:rPr>
+        <w:t xml:space="preserve"> </w:t>
+      </w:r>
+      <w:proofErr w:type="spellStart"/>
+      <w:r>
+        <w:rPr>
+          <w:rFonts w:ascii="Times New Roman" w:hAnsi="Times New Roman" w:cs="Times New Roman"/>
+          <w:color w:val="000000" w:themeColor="text1"/>
+        </w:rPr>
+        <w:t>informational</w:t>
+      </w:r>
+      <w:proofErr w:type="spellEnd"/>
+      <w:r>
+        <w:rPr>
+          <w:rFonts w:ascii="Times New Roman" w:hAnsi="Times New Roman" w:cs="Times New Roman"/>
+          <w:color w:val="000000" w:themeColor="text1"/>
+        </w:rPr>
+        <w:t xml:space="preserve"> beállítja, hogy az eszköz milyen szintű üzeneteket küldjön – az „</w:t>
+      </w:r>
+      <w:proofErr w:type="spellStart"/>
+      <w:r>
+        <w:rPr>
+          <w:rFonts w:ascii="Times New Roman" w:hAnsi="Times New Roman" w:cs="Times New Roman"/>
+          <w:color w:val="000000" w:themeColor="text1"/>
+        </w:rPr>
+        <w:t>informational</w:t>
+      </w:r>
+      <w:proofErr w:type="spellEnd"/>
+      <w:r>
+        <w:rPr>
+          <w:rFonts w:ascii="Times New Roman" w:hAnsi="Times New Roman" w:cs="Times New Roman"/>
+          <w:color w:val="000000" w:themeColor="text1"/>
+        </w:rPr>
+        <w:t xml:space="preserve">” szint például a rendszerinformációkat, figyelmeztetéseket és hibákat is tartalmazza. A service </w:t>
+      </w:r>
+      <w:proofErr w:type="spellStart"/>
+      <w:r>
+        <w:rPr>
+          <w:rFonts w:ascii="Times New Roman" w:hAnsi="Times New Roman" w:cs="Times New Roman"/>
+          <w:color w:val="000000" w:themeColor="text1"/>
+        </w:rPr>
+        <w:t>timestamps</w:t>
+      </w:r>
+      <w:proofErr w:type="spellEnd"/>
+      <w:r>
+        <w:rPr>
+          <w:rFonts w:ascii="Times New Roman" w:hAnsi="Times New Roman" w:cs="Times New Roman"/>
+          <w:color w:val="000000" w:themeColor="text1"/>
+        </w:rPr>
+        <w:t xml:space="preserve"> log </w:t>
+      </w:r>
+      <w:proofErr w:type="spellStart"/>
+      <w:r>
+        <w:rPr>
+          <w:rFonts w:ascii="Times New Roman" w:hAnsi="Times New Roman" w:cs="Times New Roman"/>
+          <w:color w:val="000000" w:themeColor="text1"/>
+        </w:rPr>
+        <w:t>datetime</w:t>
+      </w:r>
+      <w:proofErr w:type="spellEnd"/>
+      <w:r>
+        <w:rPr>
+          <w:rFonts w:ascii="Times New Roman" w:hAnsi="Times New Roman" w:cs="Times New Roman"/>
+          <w:color w:val="000000" w:themeColor="text1"/>
+        </w:rPr>
+        <w:t xml:space="preserve"> </w:t>
+      </w:r>
+      <w:proofErr w:type="spellStart"/>
+      <w:r>
+        <w:rPr>
+          <w:rFonts w:ascii="Times New Roman" w:hAnsi="Times New Roman" w:cs="Times New Roman"/>
+          <w:color w:val="000000" w:themeColor="text1"/>
+        </w:rPr>
+        <w:t>msec</w:t>
+      </w:r>
+      <w:proofErr w:type="spellEnd"/>
+      <w:r>
+        <w:rPr>
+          <w:rFonts w:ascii="Times New Roman" w:hAnsi="Times New Roman" w:cs="Times New Roman"/>
+          <w:color w:val="000000" w:themeColor="text1"/>
+        </w:rPr>
+        <w:t xml:space="preserve"> parancs gondoskodik arról, hogy minden naplóüzenet pontos időbélyeget kapjon, beleértve az ezredmásodperceket is, ami különösen hasznos a részletes hibakereséshez. A show </w:t>
+      </w:r>
+      <w:proofErr w:type="spellStart"/>
+      <w:r>
+        <w:rPr>
+          <w:rFonts w:ascii="Times New Roman" w:hAnsi="Times New Roman" w:cs="Times New Roman"/>
+          <w:color w:val="000000" w:themeColor="text1"/>
+        </w:rPr>
+        <w:t>logging</w:t>
+      </w:r>
+      <w:proofErr w:type="spellEnd"/>
+      <w:r>
+        <w:rPr>
+          <w:rFonts w:ascii="Times New Roman" w:hAnsi="Times New Roman" w:cs="Times New Roman"/>
+          <w:color w:val="000000" w:themeColor="text1"/>
+        </w:rPr>
+        <w:t xml:space="preserve"> parancs segítségével ellenőrizhető, hogy az eszköz valóban küldi-e a naplóüzeneteket, és milyen események kerültek rögzítésre. Ez a konfiguráció biztosítja, hogy minden fontos hálózati esemény központilag naplózva legyen, így könnyebbé válik a rendszeradminisztráció és a hibák gyors felismerése.</w:t>
+      </w:r>
+    </w:p>
+    <w:p>
+      <w:pPr>
+        <w:spacing w:after="0" w:line="240" w:lineRule="auto"/>
+        <w:jc w:val="both"/>
+        <w:rPr>
+          <w:rFonts w:ascii="Times New Roman" w:hAnsi="Times New Roman" w:cs="Times New Roman"/>
+          <w:color w:val="000000" w:themeColor="text1"/>
+        </w:rPr>
+      </w:pPr>
+    </w:p>
+    <w:p>
+      <w:pPr>
+        <w:spacing w:after="0" w:line="240" w:lineRule="auto"/>
+        <w:jc w:val="center"/>
+        <w:rPr>
+          <w:rFonts w:ascii="Times New Roman" w:hAnsi="Times New Roman" w:cs="Times New Roman"/>
+          <w:color w:val="000000" w:themeColor="text1"/>
+        </w:rPr>
+      </w:pPr>
+      <w:r>
+        <w:rPr>
+          <w:rFonts w:ascii="Times New Roman" w:hAnsi="Times New Roman" w:cs="Times New Roman"/>
+          <w:color w:val="000000" w:themeColor="text1"/>
+        </w:rPr>
+        <w:drawing>
+          <wp:inline distT="0" distB="0" distL="0" distR="0" wp14:anchorId="7CBF4339" wp14:editId="1BBBF1E1">
+            <wp:extent cx="5760720" cy="2048510"/>
+            <wp:effectExtent l="0" t="0" r="0" b="8890"/>
+            <wp:docPr id="1927108417" name="Kép 1" descr="A képen képernyőkép, szöveg, szoftver, Multimédiás szoftver látható&#10;&#10;Előfordulhat, hogy az AI által létrehozott tartalom helytelen."/>
+            <wp:cNvGraphicFramePr>
+              <a:graphicFrameLocks xmlns:a="http://schemas.openxmlformats.org/drawingml/2006/main" noChangeAspect="1"/>
+            </wp:cNvGraphicFramePr>
+            <a:graphic xmlns:a="http://schemas.openxmlformats.org/drawingml/2006/main">
+              <a:graphicData uri="http://schemas.openxmlformats.org/drawingml/2006/picture">
+                <pic:pic xmlns:pic="http://schemas.openxmlformats.org/drawingml/2006/picture">
+                  <pic:nvPicPr>
+                    <pic:cNvPr id="1927108417" name="Kép 1" descr="A képen képernyőkép, szöveg, szoftver, Multimédiás szoftver látható&#10;&#10;Előfordulhat, hogy az AI által létrehozott tartalom helytelen."/>
+                    <pic:cNvPicPr/>
+                  </pic:nvPicPr>
+                  <pic:blipFill>
+                    <a:blip r:embed="rId22"/>
+                    <a:stretch>
+                      <a:fillRect/>
+                    </a:stretch>
+                  </pic:blipFill>
+                  <pic:spPr>
+                    <a:xfrm>
+                      <a:off x="0" y="0"/>
+                      <a:ext cx="5760720" cy="2048510"/>
+                    </a:xfrm>
+                    <a:prstGeom prst="rect">
+                      <a:avLst/>
+                    </a:prstGeom>
+                  </pic:spPr>
+                </pic:pic>
+              </a:graphicData>
+            </a:graphic>
+          </wp:inline>
+        </w:drawing>
+      </w:r>
+    </w:p>
+    <w:p>
+      <w:pPr>
+        <w:spacing w:after="0" w:line="240" w:lineRule="auto"/>
+        <w:jc w:val="both"/>
+        <w:rPr>
+          <w:rFonts w:ascii="Times New Roman" w:hAnsi="Times New Roman" w:cs="Times New Roman"/>
+          <w:color w:val="000000" w:themeColor="text1"/>
+        </w:rPr>
+      </w:pPr>
+    </w:p>
+    <w:p>
+      <w:pPr>
+        <w:spacing w:after="0" w:line="240" w:lineRule="auto"/>
+        <w:jc w:val="both"/>
+        <w:rPr>
+          <w:rFonts w:ascii="Times New Roman" w:hAnsi="Times New Roman" w:cs="Times New Roman"/>
+          <w:color w:val="156082" w:themeColor="accent1"/>
+        </w:rPr>
+      </w:pPr>
+    </w:p>
+    <w:p>
+      <w:pPr>
+        <w:spacing w:after="0" w:line="240" w:lineRule="auto"/>
+        <w:jc w:val="both"/>
+        <w:rPr>
+          <w:rFonts w:ascii="Times New Roman" w:hAnsi="Times New Roman" w:cs="Times New Roman"/>
+          <w:color w:val="156082" w:themeColor="accent1"/>
+        </w:rPr>
+      </w:pPr>
+    </w:p>
+    <w:p>
+      <w:pPr>
+        <w:spacing w:after="0" w:line="240" w:lineRule="auto"/>
+        <w:jc w:val="both"/>
+        <w:rPr>
+          <w:rFonts w:ascii="Times New Roman" w:hAnsi="Times New Roman" w:cs="Times New Roman"/>
+          <w:color w:val="156082" w:themeColor="accent1"/>
+        </w:rPr>
+      </w:pPr>
+    </w:p>
+    <w:p>
+      <w:pPr>
+        <w:spacing w:after="0" w:line="240" w:lineRule="auto"/>
+        <w:jc w:val="both"/>
+        <w:rPr>
+          <w:rFonts w:ascii="Times New Roman" w:hAnsi="Times New Roman" w:cs="Times New Roman"/>
+        </w:rPr>
+      </w:pPr>
+    </w:p>
+    <w:p>
+      <w:pPr>
+        <w:spacing w:after="0" w:line="240" w:lineRule="auto"/>
+        <w:jc w:val="both"/>
+        <w:rPr>
+          <w:rFonts w:ascii="Times New Roman" w:hAnsi="Times New Roman" w:cs="Times New Roman"/>
+        </w:rPr>
+      </w:pPr>
+    </w:p>
+    <w:p>
+      <w:pPr>
+        <w:spacing w:after="0" w:line="240" w:lineRule="auto"/>
+        <w:jc w:val="both"/>
+        <w:rPr>
+          <w:rFonts w:ascii="Times New Roman" w:hAnsi="Times New Roman" w:cs="Times New Roman"/>
+        </w:rPr>
+      </w:pPr>
+    </w:p>
+    <w:p>
+      <w:pPr>
+        <w:spacing w:after="0" w:line="240" w:lineRule="auto"/>
+        <w:jc w:val="both"/>
+        <w:rPr>
+          <w:rFonts w:ascii="Times New Roman" w:hAnsi="Times New Roman" w:cs="Times New Roman"/>
+        </w:rPr>
+      </w:pPr>
+    </w:p>
+    <w:p>
+      <w:pPr>
+        <w:spacing w:after="0" w:line="240" w:lineRule="auto"/>
+        <w:jc w:val="both"/>
+        <w:rPr>
+          <w:rFonts w:ascii="Times New Roman" w:hAnsi="Times New Roman" w:cs="Times New Roman"/>
+        </w:rPr>
+      </w:pPr>
+    </w:p>
+    <w:p>
+      <w:pPr>
+        <w:spacing w:after="0" w:line="240" w:lineRule="auto"/>
+        <w:jc w:val="both"/>
+        <w:rPr>
+          <w:rFonts w:ascii="Times New Roman" w:hAnsi="Times New Roman" w:cs="Times New Roman"/>
+        </w:rPr>
+      </w:pPr>
+    </w:p>
+    <w:p>
+      <w:pPr>
+        <w:spacing w:after="0" w:line="240" w:lineRule="auto"/>
+        <w:jc w:val="both"/>
+        <w:rPr>
+          <w:rFonts w:ascii="Times New Roman" w:hAnsi="Times New Roman" w:cs="Times New Roman"/>
+        </w:rPr>
+      </w:pPr>
+    </w:p>
+    <w:p>
+      <w:pPr>
+        <w:spacing w:after="0" w:line="240" w:lineRule="auto"/>
+        <w:jc w:val="both"/>
+        <w:rPr>
+          <w:rFonts w:ascii="Times New Roman" w:hAnsi="Times New Roman" w:cs="Times New Roman"/>
+        </w:rPr>
+      </w:pPr>
+    </w:p>
+    <w:p>
+      <w:pPr>
+        <w:spacing w:after="0" w:line="240" w:lineRule="auto"/>
+        <w:jc w:val="both"/>
+        <w:rPr>
+          <w:rFonts w:ascii="Times New Roman" w:hAnsi="Times New Roman" w:cs="Times New Roman"/>
+        </w:rPr>
+      </w:pPr>
+    </w:p>
+    <w:p>
+      <w:pPr>
+        <w:spacing w:after="0" w:line="240" w:lineRule="auto"/>
+        <w:jc w:val="both"/>
+        <w:rPr>
+          <w:rFonts w:ascii="Times New Roman" w:hAnsi="Times New Roman" w:cs="Times New Roman"/>
+        </w:rPr>
+      </w:pPr>
+    </w:p>
+    <w:p>
+      <w:pPr>
+        <w:spacing w:after="0" w:line="240" w:lineRule="auto"/>
+        <w:jc w:val="both"/>
+        <w:rPr>
+          <w:rFonts w:ascii="Times New Roman" w:hAnsi="Times New Roman" w:cs="Times New Roman"/>
+        </w:rPr>
+      </w:pPr>
+    </w:p>
+    <w:p>
+      <w:pPr>
+        <w:spacing w:after="0" w:line="240" w:lineRule="auto"/>
+        <w:jc w:val="both"/>
+        <w:rPr>
+          <w:rFonts w:ascii="Times New Roman" w:hAnsi="Times New Roman" w:cs="Times New Roman"/>
+        </w:rPr>
+      </w:pPr>
+    </w:p>
+    <w:p>
+      <w:pPr>
+        <w:spacing w:after="0" w:line="240" w:lineRule="auto"/>
+        <w:jc w:val="both"/>
+        <w:rPr>
+          <w:rFonts w:ascii="Times New Roman" w:hAnsi="Times New Roman" w:cs="Times New Roman"/>
+        </w:rPr>
+      </w:pPr>
+    </w:p>
+    <w:p>
+      <w:pPr>
+        <w:spacing w:after="0" w:line="240" w:lineRule="auto"/>
+        <w:jc w:val="both"/>
+        <w:rPr>
+          <w:rFonts w:ascii="Times New Roman" w:hAnsi="Times New Roman" w:cs="Times New Roman"/>
+        </w:rPr>
+      </w:pPr>
+    </w:p>
+    <w:p>
+      <w:pPr>
+        <w:spacing w:after="0" w:line="240" w:lineRule="auto"/>
+        <w:jc w:val="both"/>
+        <w:rPr>
+          <w:rFonts w:ascii="Times New Roman" w:hAnsi="Times New Roman" w:cs="Times New Roman"/>
+        </w:rPr>
+      </w:pPr>
+    </w:p>
+    <w:p>
+      <w:pPr>
+        <w:spacing w:after="0" w:line="240" w:lineRule="auto"/>
+        <w:jc w:val="both"/>
+        <w:rPr>
+          <w:rFonts w:ascii="Times New Roman" w:hAnsi="Times New Roman" w:cs="Times New Roman"/>
+        </w:rPr>
+      </w:pPr>
+    </w:p>
+    <w:p>
+      <w:pPr>
+        <w:spacing w:after="0" w:line="240" w:lineRule="auto"/>
+        <w:jc w:val="both"/>
+        <w:rPr>
+          <w:rFonts w:ascii="Times New Roman" w:hAnsi="Times New Roman" w:cs="Times New Roman"/>
+        </w:rPr>
+      </w:pPr>
+    </w:p>
+    <w:p>
+      <w:pPr>
+        <w:spacing w:after="0" w:line="240" w:lineRule="auto"/>
+        <w:jc w:val="both"/>
+        <w:rPr>
+          <w:rFonts w:ascii="Times New Roman" w:hAnsi="Times New Roman" w:cs="Times New Roman"/>
+        </w:rPr>
+      </w:pPr>
+    </w:p>
+    <w:p>
+      <w:pPr>
+        <w:spacing w:after="0" w:line="240" w:lineRule="auto"/>
+        <w:jc w:val="both"/>
+        <w:rPr>
+          <w:rFonts w:ascii="Times New Roman" w:hAnsi="Times New Roman" w:cs="Times New Roman"/>
+        </w:rPr>
+      </w:pPr>
+    </w:p>
+    <w:p>
+      <w:pPr>
+        <w:spacing w:after="0" w:line="240" w:lineRule="auto"/>
+        <w:jc w:val="both"/>
+        <w:rPr>
+          <w:rFonts w:ascii="Times New Roman" w:hAnsi="Times New Roman" w:cs="Times New Roman"/>
+        </w:rPr>
+      </w:pPr>
+    </w:p>
+    <w:p>
+      <w:pPr>
+        <w:spacing w:after="0" w:line="240" w:lineRule="auto"/>
+        <w:jc w:val="both"/>
+        <w:rPr>
+          <w:rFonts w:ascii="Times New Roman" w:hAnsi="Times New Roman" w:cs="Times New Roman"/>
+        </w:rPr>
+      </w:pPr>
+    </w:p>
+    <w:p>
+      <w:pPr>
+        <w:spacing w:after="0" w:line="240" w:lineRule="auto"/>
+        <w:jc w:val="both"/>
+        <w:rPr>
+          <w:rFonts w:ascii="Times New Roman" w:hAnsi="Times New Roman" w:cs="Times New Roman"/>
+        </w:rPr>
+      </w:pPr>
+    </w:p>
+    <w:p>
+      <w:pPr>
+        <w:spacing w:after="0" w:line="240" w:lineRule="auto"/>
+        <w:jc w:val="both"/>
+        <w:rPr>
+          <w:rFonts w:ascii="Times New Roman" w:hAnsi="Times New Roman" w:cs="Times New Roman"/>
         </w:rPr>
       </w:pPr>
       <w:r>
@@ -5327,7 +9127,6 @@
           <w:rFonts w:ascii="Times New Roman" w:hAnsi="Times New Roman" w:cs="Times New Roman"/>
           <w:noProof/>
         </w:rPr>
-        <w:lastRenderedPageBreak/>
         <w:drawing>
           <wp:inline distT="0" distB="0" distL="0" distR="0" wp14:anchorId="7CA526B1" wp14:editId="64D0643A">
             <wp:extent cx="5760720" cy="4102100"/>
@@ -5344,7 +9143,7 @@
                     <pic:cNvPicPr/>
                   </pic:nvPicPr>
                   <pic:blipFill>
-                    <a:blip r:embed="rId15"/>
+                    <a:blip r:embed="rId23"/>
                     <a:stretch>
                       <a:fillRect/>
                     </a:stretch>
@@ -5377,6 +9176,7 @@
         <w:rPr>
           <w:rFonts w:ascii="Times New Roman" w:hAnsi="Times New Roman" w:cs="Times New Roman"/>
         </w:rPr>
+        <w:lastRenderedPageBreak/>
         <w:t xml:space="preserve"> </w:t>
       </w:r>
     </w:p>
@@ -5510,21 +9310,7 @@
         <w:rPr>
           <w:rFonts w:ascii="Times New Roman" w:hAnsi="Times New Roman" w:cs="Times New Roman"/>
         </w:rPr>
-        <w:t xml:space="preserve"> Itt is van TFTP </w:t>
-      </w:r>
-      <w:proofErr w:type="gramStart"/>
-      <w:r>
-        <w:rPr>
-          <w:rFonts w:ascii="Times New Roman" w:hAnsi="Times New Roman" w:cs="Times New Roman"/>
-        </w:rPr>
-        <w:t>szerver</w:t>
-      </w:r>
-      <w:proofErr w:type="gramEnd"/>
-      <w:r>
-        <w:rPr>
-          <w:rFonts w:ascii="Times New Roman" w:hAnsi="Times New Roman" w:cs="Times New Roman"/>
-        </w:rPr>
-        <w:t xml:space="preserve"> illetve DNS szerver a dolgozók számára fenntartva. </w:t>
+        <w:t xml:space="preserve"> Itt is van TFTP szerver illetve DNS szerver a dolgozók számára fenntartva. </w:t>
       </w:r>
       <w:r>
         <w:rPr>
@@ -5546,7 +9332,6 @@
           <w:rFonts w:ascii="Times New Roman" w:hAnsi="Times New Roman" w:cs="Times New Roman"/>
           <w:noProof/>
         </w:rPr>
-        <w:lastRenderedPageBreak/>
         <w:drawing>
           <wp:inline distT="0" distB="0" distL="0" distR="0" wp14:anchorId="2437FCB5" wp14:editId="4A435639">
             <wp:extent cx="5760720" cy="4518660"/>
@@ -5563,7 +9348,7 @@
                     <pic:cNvPicPr/>
                   </pic:nvPicPr>
                   <pic:blipFill>
-                    <a:blip r:embed="rId16"/>
+                    <a:blip r:embed="rId24"/>
                     <a:stretch>
                       <a:fillRect/>
                     </a:stretch>
@@ -5663,7 +9448,7 @@
                     <pic:cNvPicPr/>
                   </pic:nvPicPr>
                   <pic:blipFill>
-                    <a:blip r:embed="rId17"/>
+                    <a:blip r:embed="rId25"/>
                     <a:stretch>
                       <a:fillRect/>
                     </a:stretch>
@@ -5974,7 +9759,7 @@
                     <pic:cNvPicPr/>
                   </pic:nvPicPr>
                   <pic:blipFill>
-                    <a:blip r:embed="rId18"/>
+                    <a:blip r:embed="rId26"/>
                     <a:stretch>
                       <a:fillRect/>
                     </a:stretch>
@@ -6042,7 +9827,6 @@
         <w:tab/>
         <w:t xml:space="preserve"> Mindegyik telephely saját routerrel rendelkezik, amely közvetlenül csatlakozik az ISP routerhez. Ez a megközelítés a </w:t>
       </w:r>
-      <w:proofErr w:type="gramStart"/>
       <w:r>
         <w:rPr>
           <w:rFonts w:ascii="Times New Roman" w:hAnsi="Times New Roman" w:cs="Times New Roman"/>
@@ -6063,7 +9847,6 @@
         <w:t>homed</w:t>
       </w:r>
       <w:proofErr w:type="spellEnd"/>
-      <w:proofErr w:type="gramEnd"/>
       <w:r>
         <w:rPr>
           <w:rFonts w:ascii="Times New Roman" w:hAnsi="Times New Roman" w:cs="Times New Roman"/>
@@ -6156,7 +9939,7 @@
                     <pic:cNvPicPr/>
                   </pic:nvPicPr>
                   <pic:blipFill>
-                    <a:blip r:embed="rId19"/>
+                    <a:blip r:embed="rId27"/>
                     <a:stretch>
                       <a:fillRect/>
                     </a:stretch>
@@ -6238,7 +10021,7 @@
             </w:pPr>
             <w:r>
               <w:rPr>
-                <w:rStyle w:val="Strong"/>
+                <w:rStyle w:val="Kiemels2"/>
                 <w:rFonts w:ascii="Times New Roman" w:hAnsi="Times New Roman" w:cs="Times New Roman"/>
               </w:rPr>
               <w:t>Telephely</w:t>
@@ -6261,7 +10044,7 @@
             </w:pPr>
             <w:r>
               <w:rPr>
-                <w:rStyle w:val="Strong"/>
+                <w:rStyle w:val="Kiemels2"/>
                 <w:rFonts w:ascii="Times New Roman" w:hAnsi="Times New Roman" w:cs="Times New Roman"/>
               </w:rPr>
               <w:t>Hálózat</w:t>
@@ -6284,7 +10067,7 @@
             </w:pPr>
             <w:r>
               <w:rPr>
-                <w:rStyle w:val="Strong"/>
+                <w:rStyle w:val="Kiemels2"/>
                 <w:rFonts w:ascii="Times New Roman" w:hAnsi="Times New Roman" w:cs="Times New Roman"/>
               </w:rPr>
               <w:t>Router IP</w:t>
@@ -6595,7 +10378,7 @@
     </w:p>
     <w:p>
       <w:pPr>
-        <w:pStyle w:val="ListParagraph"/>
+        <w:pStyle w:val="Listaszerbekezds"/>
         <w:numPr>
           <w:ilvl w:val="0"/>
           <w:numId w:val="4"/>
@@ -6621,7 +10404,7 @@
     </w:p>
     <w:p>
       <w:pPr>
-        <w:pStyle w:val="ListParagraph"/>
+        <w:pStyle w:val="Listaszerbekezds"/>
         <w:numPr>
           <w:ilvl w:val="0"/>
           <w:numId w:val="4"/>
@@ -6646,7 +10429,7 @@
     </w:p>
     <w:p>
       <w:pPr>
-        <w:pStyle w:val="ListParagraph"/>
+        <w:pStyle w:val="Listaszerbekezds"/>
         <w:numPr>
           <w:ilvl w:val="0"/>
           <w:numId w:val="4"/>
@@ -6671,7 +10454,7 @@
     </w:p>
     <w:p>
       <w:pPr>
-        <w:pStyle w:val="ListParagraph"/>
+        <w:pStyle w:val="Listaszerbekezds"/>
         <w:numPr>
           <w:ilvl w:val="0"/>
           <w:numId w:val="4"/>
@@ -6728,7 +10511,7 @@
                     <pic:cNvPicPr/>
                   </pic:nvPicPr>
                   <pic:blipFill>
-                    <a:blip r:embed="rId20"/>
+                    <a:blip r:embed="rId28"/>
                     <a:stretch>
                       <a:fillRect/>
                     </a:stretch>
@@ -6769,7 +10552,7 @@
     </w:p>
     <w:p>
       <w:pPr>
-        <w:pStyle w:val="ListParagraph"/>
+        <w:pStyle w:val="Listaszerbekezds"/>
         <w:numPr>
           <w:ilvl w:val="0"/>
           <w:numId w:val="13"/>
@@ -7433,7 +11216,7 @@
                     <pic:cNvPicPr/>
                   </pic:nvPicPr>
                   <pic:blipFill>
-                    <a:blip r:embed="rId21"/>
+                    <a:blip r:embed="rId29"/>
                     <a:stretch>
                       <a:fillRect/>
                     </a:stretch>
@@ -7767,7 +11550,7 @@
                     <pic:cNvPicPr/>
                   </pic:nvPicPr>
                   <pic:blipFill>
-                    <a:blip r:embed="rId22"/>
+                    <a:blip r:embed="rId30"/>
                     <a:stretch>
                       <a:fillRect/>
                     </a:stretch>
@@ -7808,7 +11591,7 @@
                     <pic:cNvPicPr/>
                   </pic:nvPicPr>
                   <pic:blipFill>
-                    <a:blip r:embed="rId23"/>
+                    <a:blip r:embed="rId31"/>
                     <a:stretch>
                       <a:fillRect/>
                     </a:stretch>
@@ -8366,21 +12149,7 @@
         <w:rPr>
           <w:rFonts w:ascii="Times New Roman" w:hAnsi="Times New Roman" w:cs="Times New Roman"/>
         </w:rPr>
-        <w:t xml:space="preserve">Ezekkel a címekkel jelennek meg az interneten a </w:t>
-      </w:r>
-      <w:proofErr w:type="gramStart"/>
-      <w:r>
-        <w:rPr>
-          <w:rFonts w:ascii="Times New Roman" w:hAnsi="Times New Roman" w:cs="Times New Roman"/>
-        </w:rPr>
-        <w:t>hálózatok</w:t>
-      </w:r>
-      <w:proofErr w:type="gramEnd"/>
-      <w:r>
-        <w:rPr>
-          <w:rFonts w:ascii="Times New Roman" w:hAnsi="Times New Roman" w:cs="Times New Roman"/>
-        </w:rPr>
-        <w:t xml:space="preserve"> amit a NAT átfordít a privát címeikre a hálózatoknak. </w:t>
+        <w:t xml:space="preserve">Ezekkel a címekkel jelennek meg az interneten a hálózatok amit a NAT átfordít a privát címeikre a hálózatoknak. </w:t>
       </w:r>
     </w:p>
     <w:p>
@@ -8669,16 +12438,16 @@
         <w:rPr>
           <w:rFonts w:ascii="Times New Roman" w:hAnsi="Times New Roman" w:cs="Times New Roman"/>
         </w:rPr>
-        <w:t xml:space="preserve">. </w:t>
-      </w:r>
-      <w:proofErr w:type="gramStart"/>
-      <w:r>
-        <w:rPr>
-          <w:rFonts w:ascii="Times New Roman" w:hAnsi="Times New Roman" w:cs="Times New Roman"/>
-        </w:rPr>
-        <w:t>A</w:t>
-      </w:r>
-      <w:proofErr w:type="gramEnd"/>
+        <w:t xml:space="preserve">. A </w:t>
+      </w:r>
+      <w:proofErr w:type="spellStart"/>
+      <w:r>
+        <w:rPr>
+          <w:rFonts w:ascii="Times New Roman" w:hAnsi="Times New Roman" w:cs="Times New Roman"/>
+        </w:rPr>
+        <w:t>ip</w:t>
+      </w:r>
+      <w:proofErr w:type="spellEnd"/>
       <w:r>
         <w:rPr>
           <w:rFonts w:ascii="Times New Roman" w:hAnsi="Times New Roman" w:cs="Times New Roman"/>
@@ -8690,6 +12459,34 @@
         <w:rPr>
           <w:rFonts w:ascii="Times New Roman" w:hAnsi="Times New Roman" w:cs="Times New Roman"/>
         </w:rPr>
+        <w:t>nat</w:t>
+      </w:r>
+      <w:proofErr w:type="spellEnd"/>
+      <w:r>
+        <w:rPr>
+          <w:rFonts w:ascii="Times New Roman" w:hAnsi="Times New Roman" w:cs="Times New Roman"/>
+        </w:rPr>
+        <w:t xml:space="preserve"> </w:t>
+      </w:r>
+      <w:proofErr w:type="spellStart"/>
+      <w:r>
+        <w:rPr>
+          <w:rFonts w:ascii="Times New Roman" w:hAnsi="Times New Roman" w:cs="Times New Roman"/>
+        </w:rPr>
+        <w:t>inside</w:t>
+      </w:r>
+      <w:proofErr w:type="spellEnd"/>
+      <w:r>
+        <w:rPr>
+          <w:rFonts w:ascii="Times New Roman" w:hAnsi="Times New Roman" w:cs="Times New Roman"/>
+        </w:rPr>
+        <w:t xml:space="preserve"> és </w:t>
+      </w:r>
+      <w:proofErr w:type="spellStart"/>
+      <w:r>
+        <w:rPr>
+          <w:rFonts w:ascii="Times New Roman" w:hAnsi="Times New Roman" w:cs="Times New Roman"/>
+        </w:rPr>
         <w:t>ip</w:t>
       </w:r>
       <w:proofErr w:type="spellEnd"/>
@@ -8718,7 +12515,49 @@
         <w:rPr>
           <w:rFonts w:ascii="Times New Roman" w:hAnsi="Times New Roman" w:cs="Times New Roman"/>
         </w:rPr>
-        <w:t>inside</w:t>
+        <w:t>outside</w:t>
+      </w:r>
+      <w:proofErr w:type="spellEnd"/>
+      <w:r>
+        <w:rPr>
+          <w:rFonts w:ascii="Times New Roman" w:hAnsi="Times New Roman" w:cs="Times New Roman"/>
+        </w:rPr>
+        <w:t xml:space="preserve"> interfészparancsokkal, valamint </w:t>
+      </w:r>
+      <w:proofErr w:type="spellStart"/>
+      <w:r>
+        <w:rPr>
+          <w:rFonts w:ascii="Times New Roman" w:hAnsi="Times New Roman" w:cs="Times New Roman"/>
+        </w:rPr>
+        <w:t>ip</w:t>
+      </w:r>
+      <w:proofErr w:type="spellEnd"/>
+      <w:r>
+        <w:rPr>
+          <w:rFonts w:ascii="Times New Roman" w:hAnsi="Times New Roman" w:cs="Times New Roman"/>
+        </w:rPr>
+        <w:t xml:space="preserve"> </w:t>
+      </w:r>
+      <w:proofErr w:type="spellStart"/>
+      <w:r>
+        <w:rPr>
+          <w:rFonts w:ascii="Times New Roman" w:hAnsi="Times New Roman" w:cs="Times New Roman"/>
+        </w:rPr>
+        <w:t>nat</w:t>
+      </w:r>
+      <w:proofErr w:type="spellEnd"/>
+      <w:r>
+        <w:rPr>
+          <w:rFonts w:ascii="Times New Roman" w:hAnsi="Times New Roman" w:cs="Times New Roman"/>
+        </w:rPr>
+        <w:t xml:space="preserve"> </w:t>
+      </w:r>
+      <w:proofErr w:type="spellStart"/>
+      <w:r>
+        <w:rPr>
+          <w:rFonts w:ascii="Times New Roman" w:hAnsi="Times New Roman" w:cs="Times New Roman"/>
+        </w:rPr>
+        <w:t>pool</w:t>
       </w:r>
       <w:proofErr w:type="spellEnd"/>
       <w:r>
@@ -8732,90 +12571,6 @@
         <w:rPr>
           <w:rFonts w:ascii="Times New Roman" w:hAnsi="Times New Roman" w:cs="Times New Roman"/>
         </w:rPr>
-        <w:t>ip</w:t>
-      </w:r>
-      <w:proofErr w:type="spellEnd"/>
-      <w:r>
-        <w:rPr>
-          <w:rFonts w:ascii="Times New Roman" w:hAnsi="Times New Roman" w:cs="Times New Roman"/>
-        </w:rPr>
-        <w:t xml:space="preserve"> </w:t>
-      </w:r>
-      <w:proofErr w:type="spellStart"/>
-      <w:r>
-        <w:rPr>
-          <w:rFonts w:ascii="Times New Roman" w:hAnsi="Times New Roman" w:cs="Times New Roman"/>
-        </w:rPr>
-        <w:t>nat</w:t>
-      </w:r>
-      <w:proofErr w:type="spellEnd"/>
-      <w:r>
-        <w:rPr>
-          <w:rFonts w:ascii="Times New Roman" w:hAnsi="Times New Roman" w:cs="Times New Roman"/>
-        </w:rPr>
-        <w:t xml:space="preserve"> </w:t>
-      </w:r>
-      <w:proofErr w:type="spellStart"/>
-      <w:r>
-        <w:rPr>
-          <w:rFonts w:ascii="Times New Roman" w:hAnsi="Times New Roman" w:cs="Times New Roman"/>
-        </w:rPr>
-        <w:t>outside</w:t>
-      </w:r>
-      <w:proofErr w:type="spellEnd"/>
-      <w:r>
-        <w:rPr>
-          <w:rFonts w:ascii="Times New Roman" w:hAnsi="Times New Roman" w:cs="Times New Roman"/>
-        </w:rPr>
-        <w:t xml:space="preserve"> interfészparancsokkal, valamint </w:t>
-      </w:r>
-      <w:proofErr w:type="spellStart"/>
-      <w:r>
-        <w:rPr>
-          <w:rFonts w:ascii="Times New Roman" w:hAnsi="Times New Roman" w:cs="Times New Roman"/>
-        </w:rPr>
-        <w:t>ip</w:t>
-      </w:r>
-      <w:proofErr w:type="spellEnd"/>
-      <w:r>
-        <w:rPr>
-          <w:rFonts w:ascii="Times New Roman" w:hAnsi="Times New Roman" w:cs="Times New Roman"/>
-        </w:rPr>
-        <w:t xml:space="preserve"> </w:t>
-      </w:r>
-      <w:proofErr w:type="spellStart"/>
-      <w:r>
-        <w:rPr>
-          <w:rFonts w:ascii="Times New Roman" w:hAnsi="Times New Roman" w:cs="Times New Roman"/>
-        </w:rPr>
-        <w:t>nat</w:t>
-      </w:r>
-      <w:proofErr w:type="spellEnd"/>
-      <w:r>
-        <w:rPr>
-          <w:rFonts w:ascii="Times New Roman" w:hAnsi="Times New Roman" w:cs="Times New Roman"/>
-        </w:rPr>
-        <w:t xml:space="preserve"> </w:t>
-      </w:r>
-      <w:proofErr w:type="spellStart"/>
-      <w:r>
-        <w:rPr>
-          <w:rFonts w:ascii="Times New Roman" w:hAnsi="Times New Roman" w:cs="Times New Roman"/>
-        </w:rPr>
-        <w:t>pool</w:t>
-      </w:r>
-      <w:proofErr w:type="spellEnd"/>
-      <w:r>
-        <w:rPr>
-          <w:rFonts w:ascii="Times New Roman" w:hAnsi="Times New Roman" w:cs="Times New Roman"/>
-        </w:rPr>
-        <w:t xml:space="preserve"> és </w:t>
-      </w:r>
-      <w:proofErr w:type="spellStart"/>
-      <w:r>
-        <w:rPr>
-          <w:rFonts w:ascii="Times New Roman" w:hAnsi="Times New Roman" w:cs="Times New Roman"/>
-        </w:rPr>
         <w:t>access-list</w:t>
       </w:r>
       <w:proofErr w:type="spellEnd"/>
@@ -8852,7 +12607,7 @@
     </w:p>
     <w:p>
       <w:pPr>
-        <w:pStyle w:val="ListParagraph"/>
+        <w:pStyle w:val="Listaszerbekezds"/>
         <w:numPr>
           <w:ilvl w:val="0"/>
           <w:numId w:val="4"/>
@@ -8899,7 +12654,7 @@
                     <pic:cNvPicPr/>
                   </pic:nvPicPr>
                   <pic:blipFill>
-                    <a:blip r:embed="rId24"/>
+                    <a:blip r:embed="rId32"/>
                     <a:stretch>
                       <a:fillRect/>
                     </a:stretch>
@@ -8934,19 +12689,11 @@
           <w:rFonts w:ascii="Times New Roman" w:hAnsi="Times New Roman" w:cs="Times New Roman"/>
         </w:rPr>
       </w:pPr>
-      <w:proofErr w:type="gramStart"/>
-      <w:r>
-        <w:rPr>
-          <w:rFonts w:ascii="Times New Roman" w:hAnsi="Times New Roman" w:cs="Times New Roman"/>
-        </w:rPr>
-        <w:t>ACL-ek</w:t>
-      </w:r>
-      <w:proofErr w:type="gramEnd"/>
-      <w:r>
-        <w:rPr>
-          <w:rFonts w:ascii="Times New Roman" w:hAnsi="Times New Roman" w:cs="Times New Roman"/>
-        </w:rPr>
-        <w:t xml:space="preserve"> amik hozzá tartoznak: </w:t>
+      <w:r>
+        <w:rPr>
+          <w:rFonts w:ascii="Times New Roman" w:hAnsi="Times New Roman" w:cs="Times New Roman"/>
+        </w:rPr>
+        <w:t xml:space="preserve">ACL-ek amik hozzá tartoznak: </w:t>
       </w:r>
     </w:p>
     <w:p>
@@ -8979,7 +12726,7 @@
                     <pic:cNvPicPr/>
                   </pic:nvPicPr>
                   <pic:blipFill>
-                    <a:blip r:embed="rId25"/>
+                    <a:blip r:embed="rId33"/>
                     <a:stretch>
                       <a:fillRect/>
                     </a:stretch>
@@ -9002,7 +12749,7 @@
     </w:p>
     <w:p>
       <w:pPr>
-        <w:pStyle w:val="ListParagraph"/>
+        <w:pStyle w:val="Listaszerbekezds"/>
         <w:numPr>
           <w:ilvl w:val="0"/>
           <w:numId w:val="4"/>
@@ -9022,7 +12769,7 @@
     </w:p>
     <w:p>
       <w:pPr>
-        <w:pStyle w:val="ListParagraph"/>
+        <w:pStyle w:val="Listaszerbekezds"/>
         <w:numPr>
           <w:ilvl w:val="1"/>
           <w:numId w:val="4"/>
@@ -9075,7 +12822,7 @@
                     <pic:cNvPicPr/>
                   </pic:nvPicPr>
                   <pic:blipFill>
-                    <a:blip r:embed="rId26"/>
+                    <a:blip r:embed="rId34"/>
                     <a:stretch>
                       <a:fillRect/>
                     </a:stretch>
@@ -9125,7 +12872,7 @@
                     <pic:cNvPicPr/>
                   </pic:nvPicPr>
                   <pic:blipFill>
-                    <a:blip r:embed="rId27"/>
+                    <a:blip r:embed="rId35"/>
                     <a:stretch>
                       <a:fillRect/>
                     </a:stretch>
@@ -9199,7 +12946,7 @@
                     <pic:cNvPicPr/>
                   </pic:nvPicPr>
                   <pic:blipFill>
-                    <a:blip r:embed="rId28"/>
+                    <a:blip r:embed="rId36"/>
                     <a:stretch>
                       <a:fillRect/>
                     </a:stretch>
@@ -9273,7 +13020,7 @@
                     <pic:cNvPicPr/>
                   </pic:nvPicPr>
                   <pic:blipFill>
-                    <a:blip r:embed="rId29"/>
+                    <a:blip r:embed="rId37"/>
                     <a:stretch>
                       <a:fillRect/>
                     </a:stretch>
@@ -9324,7 +13071,7 @@
                     <pic:cNvPicPr/>
                   </pic:nvPicPr>
                   <pic:blipFill>
-                    <a:blip r:embed="rId30"/>
+                    <a:blip r:embed="rId38"/>
                     <a:stretch>
                       <a:fillRect/>
                     </a:stretch>
@@ -9386,21 +13133,7 @@
         <w:rPr>
           <w:rFonts w:ascii="Times New Roman" w:hAnsi="Times New Roman" w:cs="Times New Roman"/>
         </w:rPr>
-        <w:t xml:space="preserve"> </w:t>
-      </w:r>
-      <w:proofErr w:type="gramStart"/>
-      <w:r>
-        <w:rPr>
-          <w:rFonts w:ascii="Times New Roman" w:hAnsi="Times New Roman" w:cs="Times New Roman"/>
-        </w:rPr>
-        <w:t>szerver</w:t>
-      </w:r>
-      <w:proofErr w:type="gramEnd"/>
-      <w:r>
-        <w:rPr>
-          <w:rFonts w:ascii="Times New Roman" w:hAnsi="Times New Roman" w:cs="Times New Roman"/>
-        </w:rPr>
-        <w:t xml:space="preserve"> illetve egy </w:t>
+        <w:t xml:space="preserve"> szerver illetve egy </w:t>
       </w:r>
       <w:proofErr w:type="spellStart"/>
       <w:r>
@@ -9709,7 +13442,7 @@
                     <pic:cNvPicPr/>
                   </pic:nvPicPr>
                   <pic:blipFill>
-                    <a:blip r:embed="rId31"/>
+                    <a:blip r:embed="rId39"/>
                     <a:stretch>
                       <a:fillRect/>
                     </a:stretch>
@@ -9758,7 +13491,7 @@
                     <pic:cNvPicPr/>
                   </pic:nvPicPr>
                   <pic:blipFill>
-                    <a:blip r:embed="rId32"/>
+                    <a:blip r:embed="rId40"/>
                     <a:stretch>
                       <a:fillRect/>
                     </a:stretch>
@@ -9781,7 +13514,7 @@
     </w:p>
     <w:p>
       <w:pPr>
-        <w:pStyle w:val="Heading1"/>
+        <w:pStyle w:val="Cmsor1"/>
         <w:spacing w:before="0" w:after="0" w:line="240" w:lineRule="auto"/>
         <w:jc w:val="both"/>
         <w:rPr>
@@ -9794,7 +13527,7 @@
     </w:p>
     <w:p>
       <w:pPr>
-        <w:pStyle w:val="Heading1"/>
+        <w:pStyle w:val="Cmsor1"/>
         <w:spacing w:before="0" w:after="0" w:line="240" w:lineRule="auto"/>
         <w:jc w:val="both"/>
         <w:rPr>
@@ -9926,7 +13659,7 @@
                     <pic:cNvPicPr/>
                   </pic:nvPicPr>
                   <pic:blipFill>
-                    <a:blip r:embed="rId33"/>
+                    <a:blip r:embed="rId41"/>
                     <a:stretch>
                       <a:fillRect/>
                     </a:stretch>
@@ -10928,7 +14661,7 @@
                     <pic:cNvPicPr/>
                   </pic:nvPicPr>
                   <pic:blipFill>
-                    <a:blip r:embed="rId34"/>
+                    <a:blip r:embed="rId42"/>
                     <a:stretch>
                       <a:fillRect/>
                     </a:stretch>
@@ -10978,7 +14711,7 @@
                     <pic:cNvPicPr/>
                   </pic:nvPicPr>
                   <pic:blipFill>
-                    <a:blip r:embed="rId35"/>
+                    <a:blip r:embed="rId43"/>
                     <a:stretch>
                       <a:fillRect/>
                     </a:stretch>
@@ -11027,7 +14760,7 @@
                     <pic:cNvPicPr/>
                   </pic:nvPicPr>
                   <pic:blipFill>
-                    <a:blip r:embed="rId36"/>
+                    <a:blip r:embed="rId44"/>
                     <a:stretch>
                       <a:fillRect/>
                     </a:stretch>
@@ -11076,7 +14809,7 @@
                     <pic:cNvPicPr/>
                   </pic:nvPicPr>
                   <pic:blipFill>
-                    <a:blip r:embed="rId37"/>
+                    <a:blip r:embed="rId45"/>
                     <a:stretch>
                       <a:fillRect/>
                     </a:stretch>
@@ -11126,7 +14859,7 @@
                     <pic:cNvPicPr/>
                   </pic:nvPicPr>
                   <pic:blipFill>
-                    <a:blip r:embed="rId38"/>
+                    <a:blip r:embed="rId46"/>
                     <a:stretch>
                       <a:fillRect/>
                     </a:stretch>
@@ -11175,7 +14908,7 @@
                     <pic:cNvPicPr/>
                   </pic:nvPicPr>
                   <pic:blipFill>
-                    <a:blip r:embed="rId39"/>
+                    <a:blip r:embed="rId47"/>
                     <a:stretch>
                       <a:fillRect/>
                     </a:stretch>
@@ -11642,7 +15375,7 @@
     </w:p>
     <w:p>
       <w:pPr>
-        <w:pStyle w:val="ListParagraph"/>
+        <w:pStyle w:val="Listaszerbekezds"/>
         <w:numPr>
           <w:ilvl w:val="0"/>
           <w:numId w:val="4"/>
@@ -11724,7 +15457,7 @@
     </w:p>
     <w:p>
       <w:pPr>
-        <w:pStyle w:val="ListParagraph"/>
+        <w:pStyle w:val="Listaszerbekezds"/>
         <w:numPr>
           <w:ilvl w:val="0"/>
           <w:numId w:val="4"/>
@@ -11806,7 +15539,7 @@
     </w:p>
     <w:p>
       <w:pPr>
-        <w:pStyle w:val="ListParagraph"/>
+        <w:pStyle w:val="Listaszerbekezds"/>
         <w:numPr>
           <w:ilvl w:val="0"/>
           <w:numId w:val="4"/>
@@ -11905,23 +15638,13 @@
         <w:t xml:space="preserve">, az ISP felől érkező forgalom mindig ugyanahhoz a belső szerverhez jut el. Ez azt eredményezi, hogy a szolgáltatások – </w:t>
       </w:r>
       <w:proofErr w:type="spellStart"/>
-      <w:proofErr w:type="gramStart"/>
-      <w:r>
-        <w:rPr>
-          <w:rFonts w:ascii="Times New Roman" w:hAnsi="Times New Roman" w:cs="Times New Roman"/>
-          <w:b/>
-          <w:bCs/>
-        </w:rPr>
-        <w:t>web,DNS</w:t>
-      </w:r>
-      <w:proofErr w:type="gramEnd"/>
-      <w:r>
-        <w:rPr>
-          <w:rFonts w:ascii="Times New Roman" w:hAnsi="Times New Roman" w:cs="Times New Roman"/>
-          <w:b/>
-          <w:bCs/>
-        </w:rPr>
-        <w:t>,FTP</w:t>
+      <w:r>
+        <w:rPr>
+          <w:rFonts w:ascii="Times New Roman" w:hAnsi="Times New Roman" w:cs="Times New Roman"/>
+          <w:b/>
+          <w:bCs/>
+        </w:rPr>
+        <w:t>web,DNS,FTP</w:t>
       </w:r>
       <w:proofErr w:type="spellEnd"/>
       <w:r>
@@ -12063,7 +15786,7 @@
     </w:p>
     <w:p>
       <w:pPr>
-        <w:pStyle w:val="ListParagraph"/>
+        <w:pStyle w:val="Listaszerbekezds"/>
         <w:numPr>
           <w:ilvl w:val="0"/>
           <w:numId w:val="15"/>
@@ -12194,7 +15917,7 @@
     </w:p>
     <w:p>
       <w:pPr>
-        <w:pStyle w:val="ListParagraph"/>
+        <w:pStyle w:val="Listaszerbekezds"/>
         <w:numPr>
           <w:ilvl w:val="0"/>
           <w:numId w:val="15"/>
@@ -12234,7 +15957,7 @@
     </w:p>
     <w:p>
       <w:pPr>
-        <w:pStyle w:val="ListParagraph"/>
+        <w:pStyle w:val="Listaszerbekezds"/>
         <w:numPr>
           <w:ilvl w:val="0"/>
           <w:numId w:val="15"/>
@@ -12274,7 +15997,7 @@
     </w:p>
     <w:p>
       <w:pPr>
-        <w:pStyle w:val="ListParagraph"/>
+        <w:pStyle w:val="Listaszerbekezds"/>
         <w:numPr>
           <w:ilvl w:val="0"/>
           <w:numId w:val="15"/>
@@ -12320,7 +16043,7 @@
     </w:p>
     <w:p>
       <w:pPr>
-        <w:pStyle w:val="ListParagraph"/>
+        <w:pStyle w:val="Listaszerbekezds"/>
         <w:numPr>
           <w:ilvl w:val="0"/>
           <w:numId w:val="15"/>
@@ -12366,7 +16089,7 @@
     </w:p>
     <w:p>
       <w:pPr>
-        <w:pStyle w:val="ListParagraph"/>
+        <w:pStyle w:val="Listaszerbekezds"/>
         <w:numPr>
           <w:ilvl w:val="0"/>
           <w:numId w:val="15"/>
@@ -12657,7 +16380,7 @@
     </w:p>
     <w:p>
       <w:pPr>
-        <w:pStyle w:val="ListParagraph"/>
+        <w:pStyle w:val="Listaszerbekezds"/>
         <w:numPr>
           <w:ilvl w:val="0"/>
           <w:numId w:val="16"/>
@@ -12800,7 +16523,7 @@
     </w:p>
     <w:p>
       <w:pPr>
-        <w:pStyle w:val="ListParagraph"/>
+        <w:pStyle w:val="Listaszerbekezds"/>
         <w:numPr>
           <w:ilvl w:val="0"/>
           <w:numId w:val="16"/>
@@ -12840,7 +16563,7 @@
     </w:p>
     <w:p>
       <w:pPr>
-        <w:pStyle w:val="ListParagraph"/>
+        <w:pStyle w:val="Listaszerbekezds"/>
         <w:numPr>
           <w:ilvl w:val="0"/>
           <w:numId w:val="16"/>
@@ -12880,7 +16603,7 @@
     </w:p>
     <w:p>
       <w:pPr>
-        <w:pStyle w:val="ListParagraph"/>
+        <w:pStyle w:val="Listaszerbekezds"/>
         <w:numPr>
           <w:ilvl w:val="0"/>
           <w:numId w:val="16"/>
@@ -13473,16 +17196,11 @@
       <w:r>
         <w:t xml:space="preserve">-hoz használt </w:t>
       </w:r>
-      <w:proofErr w:type="gramStart"/>
       <w:r>
         <w:t>ACL</w:t>
       </w:r>
       <w:r>
-        <w:t>-ek</w:t>
-      </w:r>
-      <w:proofErr w:type="gramEnd"/>
-      <w:r>
-        <w:t xml:space="preserve"> amiket használtunk a következőek: </w:t>
+        <w:t xml:space="preserve">-ek amiket használtunk a következőek: </w:t>
       </w:r>
       <w:proofErr w:type="spellStart"/>
       <w:r>
@@ -13677,7 +17395,7 @@
     </w:p>
     <w:p>
       <w:pPr>
-        <w:pStyle w:val="NormalWeb"/>
+        <w:pStyle w:val="NormlWeb"/>
         <w:spacing w:before="0" w:beforeAutospacing="0" w:after="0" w:afterAutospacing="0" w:line="720" w:lineRule="auto"/>
         <w:jc w:val="center"/>
         <w:rPr>
@@ -13689,7 +17407,7 @@
     </w:p>
     <w:p>
       <w:pPr>
-        <w:pStyle w:val="NormalWeb"/>
+        <w:pStyle w:val="NormlWeb"/>
         <w:spacing w:before="0" w:beforeAutospacing="0" w:after="160" w:afterAutospacing="0" w:line="720" w:lineRule="auto"/>
         <w:jc w:val="center"/>
       </w:pPr>
@@ -13704,7 +17422,7 @@
       </w:pPr>
     </w:p>
     <w:sectPr>
-      <w:headerReference w:type="default" r:id="rId40"/>
+      <w:headerReference w:type="default" r:id="rId48"/>
       <w:pgSz w:w="11906" w:h="16838"/>
       <w:pgMar w:top="1417" w:right="1417" w:bottom="1417" w:left="1417" w:header="708" w:footer="708" w:gutter="0"/>
       <w:cols w:space="708"/>
@@ -13768,7 +17486,7 @@
 <w:hdr xmlns:wpc="http://schemas.microsoft.com/office/word/2010/wordprocessingCanvas" xmlns:cx="http://schemas.microsoft.com/office/drawing/2014/chartex" xmlns:cx1="http://schemas.microsoft.com/office/drawing/2015/9/8/chartex" xmlns:cx2="http://schemas.microsoft.com/office/drawing/2015/10/21/chartex" xmlns:cx3="http://schemas.microsoft.com/office/drawing/2016/5/9/chartex" xmlns:cx4="http://schemas.microsoft.com/office/drawing/2016/5/10/chartex" xmlns:cx5="http://schemas.microsoft.com/office/drawing/2016/5/11/chartex" xmlns:cx6="http://schemas.microsoft.com/office/drawing/2016/5/12/chartex" xmlns:cx7="http://schemas.microsoft.com/office/drawing/2016/5/13/chartex" xmlns:cx8="http://schemas.microsoft.com/office/drawing/2016/5/14/chartex" xmlns:mc="http://schemas.openxmlformats.org/markup-compatibility/2006" xmlns:aink="http://schemas.microsoft.com/office/drawing/2016/ink" xmlns:am3d="http://schemas.microsoft.com/office/drawing/2017/model3d" xmlns:o="urn:schemas-microsoft-com:office:office" xmlns:oel="http://schemas.microsoft.com/office/2019/extlst" xmlns:r="http://schemas.openxmlformats.org/officeDocument/2006/relationships" xmlns:m="http://schemas.openxmlformats.org/officeDocument/2006/math" xmlns:v="urn:schemas-microsoft-com:vml" xmlns:wp14="http://schemas.microsoft.com/office/word/2010/wordprocessingDrawing" xmlns:wp="http://schemas.openxmlformats.org/drawingml/2006/wordprocessingDrawing" xmlns:w10="urn:schemas-microsoft-com:office:word" xmlns:w="http://schemas.openxmlformats.org/wordprocessingml/2006/main" xmlns:w14="http://schemas.microsoft.com/office/word/2010/wordml" xmlns:w15="http://schemas.microsoft.com/office/word/2012/wordml" xmlns:w16cex="http://schemas.microsoft.com/office/word/2018/wordml/cex" xmlns:w16cid="http://schemas.microsoft.com/office/word/2016/wordml/cid" xmlns:w16="http://schemas.microsoft.com/office/word/2018/wordml" xmlns:w16du="http://schemas.microsoft.com/office/word/2023/wordml/word16du" xmlns:w16sdtdh="http://schemas.microsoft.com/office/word/2020/wordml/sdtdatahash" xmlns:w16sdtfl="http://schemas.microsoft.com/office/word/2024/wordml/sdtformatlock" xmlns:w16se="http://schemas.microsoft.com/office/word/2015/wordml/symex" xmlns:wpg="http://schemas.microsoft.com/office/word/2010/wordprocessingGroup" xmlns:wpi="http://schemas.microsoft.com/office/word/2010/wordprocessingInk" xmlns:wne="http://schemas.microsoft.com/office/word/2006/wordml" xmlns:wps="http://schemas.microsoft.com/office/word/2010/wordprocessingShape" mc:Ignorable="w14 w15 w16se w16cid w16 w16cex w16sdtdh w16sdtfl w16du wp14">
   <w:p>
     <w:pPr>
-      <w:pStyle w:val="Header"/>
+      <w:pStyle w:val="lfej"/>
       <w:jc w:val="right"/>
     </w:pPr>
     <w:r>
@@ -14305,6 +18023,119 @@
     </w:lvl>
   </w:abstractNum>
   <w:abstractNum w:abstractNumId="4" w15:restartNumberingAfterBreak="0">
+    <w:nsid w:val="2A0F455C"/>
+    <w:multiLevelType w:val="hybridMultilevel"/>
+    <w:tmpl w:val="5254F698"/>
+    <w:lvl w:ilvl="0" w:tplc="040E0001">
+      <w:start w:val="1"/>
+      <w:numFmt w:val="bullet"/>
+      <w:lvlText w:val=""/>
+      <w:lvlJc w:val="left"/>
+      <w:pPr>
+        <w:ind w:left="720" w:hanging="360"/>
+      </w:pPr>
+      <w:rPr>
+        <w:rFonts w:ascii="Symbol" w:hAnsi="Symbol" w:hint="default"/>
+      </w:rPr>
+    </w:lvl>
+    <w:lvl w:ilvl="1" w:tplc="040E0003" w:tentative="1">
+      <w:start w:val="1"/>
+      <w:numFmt w:val="bullet"/>
+      <w:lvlText w:val="o"/>
+      <w:lvlJc w:val="left"/>
+      <w:pPr>
+        <w:ind w:left="1440" w:hanging="360"/>
+      </w:pPr>
+      <w:rPr>
+        <w:rFonts w:ascii="Courier New" w:hAnsi="Courier New" w:cs="Courier New" w:hint="default"/>
+      </w:rPr>
+    </w:lvl>
+    <w:lvl w:ilvl="2" w:tplc="040E0005" w:tentative="1">
+      <w:start w:val="1"/>
+      <w:numFmt w:val="bullet"/>
+      <w:lvlText w:val=""/>
+      <w:lvlJc w:val="left"/>
+      <w:pPr>
+        <w:ind w:left="2160" w:hanging="360"/>
+      </w:pPr>
+      <w:rPr>
+        <w:rFonts w:ascii="Wingdings" w:hAnsi="Wingdings" w:hint="default"/>
+      </w:rPr>
+    </w:lvl>
+    <w:lvl w:ilvl="3" w:tplc="040E0001" w:tentative="1">
+      <w:start w:val="1"/>
+      <w:numFmt w:val="bullet"/>
+      <w:lvlText w:val=""/>
+      <w:lvlJc w:val="left"/>
+      <w:pPr>
+        <w:ind w:left="2880" w:hanging="360"/>
+      </w:pPr>
+      <w:rPr>
+        <w:rFonts w:ascii="Symbol" w:hAnsi="Symbol" w:hint="default"/>
+      </w:rPr>
+    </w:lvl>
+    <w:lvl w:ilvl="4" w:tplc="040E0003" w:tentative="1">
+      <w:start w:val="1"/>
+      <w:numFmt w:val="bullet"/>
+      <w:lvlText w:val="o"/>
+      <w:lvlJc w:val="left"/>
+      <w:pPr>
+        <w:ind w:left="3600" w:hanging="360"/>
+      </w:pPr>
+      <w:rPr>
+        <w:rFonts w:ascii="Courier New" w:hAnsi="Courier New" w:cs="Courier New" w:hint="default"/>
+      </w:rPr>
+    </w:lvl>
+    <w:lvl w:ilvl="5" w:tplc="040E0005" w:tentative="1">
+      <w:start w:val="1"/>
+      <w:numFmt w:val="bullet"/>
+      <w:lvlText w:val=""/>
+      <w:lvlJc w:val="left"/>
+      <w:pPr>
+        <w:ind w:left="4320" w:hanging="360"/>
+      </w:pPr>
+      <w:rPr>
+        <w:rFonts w:ascii="Wingdings" w:hAnsi="Wingdings" w:hint="default"/>
+      </w:rPr>
+    </w:lvl>
+    <w:lvl w:ilvl="6" w:tplc="040E0001" w:tentative="1">
+      <w:start w:val="1"/>
+      <w:numFmt w:val="bullet"/>
+      <w:lvlText w:val=""/>
+      <w:lvlJc w:val="left"/>
+      <w:pPr>
+        <w:ind w:left="5040" w:hanging="360"/>
+      </w:pPr>
+      <w:rPr>
+        <w:rFonts w:ascii="Symbol" w:hAnsi="Symbol" w:hint="default"/>
+      </w:rPr>
+    </w:lvl>
+    <w:lvl w:ilvl="7" w:tplc="040E0003" w:tentative="1">
+      <w:start w:val="1"/>
+      <w:numFmt w:val="bullet"/>
+      <w:lvlText w:val="o"/>
+      <w:lvlJc w:val="left"/>
+      <w:pPr>
+        <w:ind w:left="5760" w:hanging="360"/>
+      </w:pPr>
+      <w:rPr>
+        <w:rFonts w:ascii="Courier New" w:hAnsi="Courier New" w:cs="Courier New" w:hint="default"/>
+      </w:rPr>
+    </w:lvl>
+    <w:lvl w:ilvl="8" w:tplc="040E0005" w:tentative="1">
+      <w:start w:val="1"/>
+      <w:numFmt w:val="bullet"/>
+      <w:lvlText w:val=""/>
+      <w:lvlJc w:val="left"/>
+      <w:pPr>
+        <w:ind w:left="6480" w:hanging="360"/>
+      </w:pPr>
+      <w:rPr>
+        <w:rFonts w:ascii="Wingdings" w:hAnsi="Wingdings" w:hint="default"/>
+      </w:rPr>
+    </w:lvl>
+  </w:abstractNum>
+  <w:abstractNum w:abstractNumId="5" w15:restartNumberingAfterBreak="0">
     <w:nsid w:val="2A596173"/>
     <w:multiLevelType w:val="multilevel"/>
     <w:tmpl w:val="810C1454"/>
@@ -14453,7 +18284,7 @@
       </w:rPr>
     </w:lvl>
   </w:abstractNum>
-  <w:abstractNum w:abstractNumId="5" w15:restartNumberingAfterBreak="0">
+  <w:abstractNum w:abstractNumId="6" w15:restartNumberingAfterBreak="0">
     <w:nsid w:val="2D832B54"/>
     <w:multiLevelType w:val="hybridMultilevel"/>
     <w:tmpl w:val="E0D28788"/>
@@ -14566,7 +18397,120 @@
       </w:rPr>
     </w:lvl>
   </w:abstractNum>
-  <w:abstractNum w:abstractNumId="6" w15:restartNumberingAfterBreak="0">
+  <w:abstractNum w:abstractNumId="7" w15:restartNumberingAfterBreak="0">
+    <w:nsid w:val="30E1749B"/>
+    <w:multiLevelType w:val="hybridMultilevel"/>
+    <w:tmpl w:val="40D473B0"/>
+    <w:lvl w:ilvl="0" w:tplc="040E0001">
+      <w:start w:val="1"/>
+      <w:numFmt w:val="bullet"/>
+      <w:lvlText w:val=""/>
+      <w:lvlJc w:val="left"/>
+      <w:pPr>
+        <w:ind w:left="720" w:hanging="360"/>
+      </w:pPr>
+      <w:rPr>
+        <w:rFonts w:ascii="Symbol" w:hAnsi="Symbol" w:hint="default"/>
+      </w:rPr>
+    </w:lvl>
+    <w:lvl w:ilvl="1" w:tplc="040E0003" w:tentative="1">
+      <w:start w:val="1"/>
+      <w:numFmt w:val="bullet"/>
+      <w:lvlText w:val="o"/>
+      <w:lvlJc w:val="left"/>
+      <w:pPr>
+        <w:ind w:left="1440" w:hanging="360"/>
+      </w:pPr>
+      <w:rPr>
+        <w:rFonts w:ascii="Courier New" w:hAnsi="Courier New" w:cs="Courier New" w:hint="default"/>
+      </w:rPr>
+    </w:lvl>
+    <w:lvl w:ilvl="2" w:tplc="040E0005" w:tentative="1">
+      <w:start w:val="1"/>
+      <w:numFmt w:val="bullet"/>
+      <w:lvlText w:val=""/>
+      <w:lvlJc w:val="left"/>
+      <w:pPr>
+        <w:ind w:left="2160" w:hanging="360"/>
+      </w:pPr>
+      <w:rPr>
+        <w:rFonts w:ascii="Wingdings" w:hAnsi="Wingdings" w:hint="default"/>
+      </w:rPr>
+    </w:lvl>
+    <w:lvl w:ilvl="3" w:tplc="040E0001" w:tentative="1">
+      <w:start w:val="1"/>
+      <w:numFmt w:val="bullet"/>
+      <w:lvlText w:val=""/>
+      <w:lvlJc w:val="left"/>
+      <w:pPr>
+        <w:ind w:left="2880" w:hanging="360"/>
+      </w:pPr>
+      <w:rPr>
+        <w:rFonts w:ascii="Symbol" w:hAnsi="Symbol" w:hint="default"/>
+      </w:rPr>
+    </w:lvl>
+    <w:lvl w:ilvl="4" w:tplc="040E0003" w:tentative="1">
+      <w:start w:val="1"/>
+      <w:numFmt w:val="bullet"/>
+      <w:lvlText w:val="o"/>
+      <w:lvlJc w:val="left"/>
+      <w:pPr>
+        <w:ind w:left="3600" w:hanging="360"/>
+      </w:pPr>
+      <w:rPr>
+        <w:rFonts w:ascii="Courier New" w:hAnsi="Courier New" w:cs="Courier New" w:hint="default"/>
+      </w:rPr>
+    </w:lvl>
+    <w:lvl w:ilvl="5" w:tplc="040E0005" w:tentative="1">
+      <w:start w:val="1"/>
+      <w:numFmt w:val="bullet"/>
+      <w:lvlText w:val=""/>
+      <w:lvlJc w:val="left"/>
+      <w:pPr>
+        <w:ind w:left="4320" w:hanging="360"/>
+      </w:pPr>
+      <w:rPr>
+        <w:rFonts w:ascii="Wingdings" w:hAnsi="Wingdings" w:hint="default"/>
+      </w:rPr>
+    </w:lvl>
+    <w:lvl w:ilvl="6" w:tplc="040E0001" w:tentative="1">
+      <w:start w:val="1"/>
+      <w:numFmt w:val="bullet"/>
+      <w:lvlText w:val=""/>
+      <w:lvlJc w:val="left"/>
+      <w:pPr>
+        <w:ind w:left="5040" w:hanging="360"/>
+      </w:pPr>
+      <w:rPr>
+        <w:rFonts w:ascii="Symbol" w:hAnsi="Symbol" w:hint="default"/>
+      </w:rPr>
+    </w:lvl>
+    <w:lvl w:ilvl="7" w:tplc="040E0003" w:tentative="1">
+      <w:start w:val="1"/>
+      <w:numFmt w:val="bullet"/>
+      <w:lvlText w:val="o"/>
+      <w:lvlJc w:val="left"/>
+      <w:pPr>
+        <w:ind w:left="5760" w:hanging="360"/>
+      </w:pPr>
+      <w:rPr>
+        <w:rFonts w:ascii="Courier New" w:hAnsi="Courier New" w:cs="Courier New" w:hint="default"/>
+      </w:rPr>
+    </w:lvl>
+    <w:lvl w:ilvl="8" w:tplc="040E0005" w:tentative="1">
+      <w:start w:val="1"/>
+      <w:numFmt w:val="bullet"/>
+      <w:lvlText w:val=""/>
+      <w:lvlJc w:val="left"/>
+      <w:pPr>
+        <w:ind w:left="6480" w:hanging="360"/>
+      </w:pPr>
+      <w:rPr>
+        <w:rFonts w:ascii="Wingdings" w:hAnsi="Wingdings" w:hint="default"/>
+      </w:rPr>
+    </w:lvl>
+  </w:abstractNum>
+  <w:abstractNum w:abstractNumId="8" w15:restartNumberingAfterBreak="0">
     <w:nsid w:val="339B6D20"/>
     <w:multiLevelType w:val="multilevel"/>
     <w:tmpl w:val="6F50DC42"/>
@@ -14715,10 +18659,10 @@
       </w:rPr>
     </w:lvl>
   </w:abstractNum>
-  <w:abstractNum w:abstractNumId="7" w15:restartNumberingAfterBreak="0">
-    <w:nsid w:val="38C23BAB"/>
+  <w:abstractNum w:abstractNumId="9" w15:restartNumberingAfterBreak="0">
+    <w:nsid w:val="38246C07"/>
     <w:multiLevelType w:val="multilevel"/>
-    <w:tmpl w:val="85D49558"/>
+    <w:tmpl w:val="3AAA1206"/>
     <w:lvl w:ilvl="0">
       <w:start w:val="1"/>
       <w:numFmt w:val="bullet"/>
@@ -14864,236 +18808,10 @@
       </w:rPr>
     </w:lvl>
   </w:abstractNum>
-  <w:abstractNum w:abstractNumId="8" w15:restartNumberingAfterBreak="0">
-    <w:nsid w:val="3CBD6D96"/>
-    <w:multiLevelType w:val="hybridMultilevel"/>
-    <w:tmpl w:val="C114B3D6"/>
-    <w:lvl w:ilvl="0" w:tplc="040E0001">
-      <w:start w:val="1"/>
-      <w:numFmt w:val="bullet"/>
-      <w:lvlText w:val=""/>
-      <w:lvlJc w:val="left"/>
-      <w:pPr>
-        <w:ind w:left="1426" w:hanging="360"/>
-      </w:pPr>
-      <w:rPr>
-        <w:rFonts w:ascii="Symbol" w:hAnsi="Symbol" w:hint="default"/>
-      </w:rPr>
-    </w:lvl>
-    <w:lvl w:ilvl="1" w:tplc="040E0003" w:tentative="1">
-      <w:start w:val="1"/>
-      <w:numFmt w:val="bullet"/>
-      <w:lvlText w:val="o"/>
-      <w:lvlJc w:val="left"/>
-      <w:pPr>
-        <w:ind w:left="2146" w:hanging="360"/>
-      </w:pPr>
-      <w:rPr>
-        <w:rFonts w:ascii="Courier New" w:hAnsi="Courier New" w:cs="Courier New" w:hint="default"/>
-      </w:rPr>
-    </w:lvl>
-    <w:lvl w:ilvl="2" w:tplc="040E0005" w:tentative="1">
-      <w:start w:val="1"/>
-      <w:numFmt w:val="bullet"/>
-      <w:lvlText w:val=""/>
-      <w:lvlJc w:val="left"/>
-      <w:pPr>
-        <w:ind w:left="2866" w:hanging="360"/>
-      </w:pPr>
-      <w:rPr>
-        <w:rFonts w:ascii="Wingdings" w:hAnsi="Wingdings" w:hint="default"/>
-      </w:rPr>
-    </w:lvl>
-    <w:lvl w:ilvl="3" w:tplc="040E0001" w:tentative="1">
-      <w:start w:val="1"/>
-      <w:numFmt w:val="bullet"/>
-      <w:lvlText w:val=""/>
-      <w:lvlJc w:val="left"/>
-      <w:pPr>
-        <w:ind w:left="3586" w:hanging="360"/>
-      </w:pPr>
-      <w:rPr>
-        <w:rFonts w:ascii="Symbol" w:hAnsi="Symbol" w:hint="default"/>
-      </w:rPr>
-    </w:lvl>
-    <w:lvl w:ilvl="4" w:tplc="040E0003" w:tentative="1">
-      <w:start w:val="1"/>
-      <w:numFmt w:val="bullet"/>
-      <w:lvlText w:val="o"/>
-      <w:lvlJc w:val="left"/>
-      <w:pPr>
-        <w:ind w:left="4306" w:hanging="360"/>
-      </w:pPr>
-      <w:rPr>
-        <w:rFonts w:ascii="Courier New" w:hAnsi="Courier New" w:cs="Courier New" w:hint="default"/>
-      </w:rPr>
-    </w:lvl>
-    <w:lvl w:ilvl="5" w:tplc="040E0005" w:tentative="1">
-      <w:start w:val="1"/>
-      <w:numFmt w:val="bullet"/>
-      <w:lvlText w:val=""/>
-      <w:lvlJc w:val="left"/>
-      <w:pPr>
-        <w:ind w:left="5026" w:hanging="360"/>
-      </w:pPr>
-      <w:rPr>
-        <w:rFonts w:ascii="Wingdings" w:hAnsi="Wingdings" w:hint="default"/>
-      </w:rPr>
-    </w:lvl>
-    <w:lvl w:ilvl="6" w:tplc="040E0001" w:tentative="1">
-      <w:start w:val="1"/>
-      <w:numFmt w:val="bullet"/>
-      <w:lvlText w:val=""/>
-      <w:lvlJc w:val="left"/>
-      <w:pPr>
-        <w:ind w:left="5746" w:hanging="360"/>
-      </w:pPr>
-      <w:rPr>
-        <w:rFonts w:ascii="Symbol" w:hAnsi="Symbol" w:hint="default"/>
-      </w:rPr>
-    </w:lvl>
-    <w:lvl w:ilvl="7" w:tplc="040E0003" w:tentative="1">
-      <w:start w:val="1"/>
-      <w:numFmt w:val="bullet"/>
-      <w:lvlText w:val="o"/>
-      <w:lvlJc w:val="left"/>
-      <w:pPr>
-        <w:ind w:left="6466" w:hanging="360"/>
-      </w:pPr>
-      <w:rPr>
-        <w:rFonts w:ascii="Courier New" w:hAnsi="Courier New" w:cs="Courier New" w:hint="default"/>
-      </w:rPr>
-    </w:lvl>
-    <w:lvl w:ilvl="8" w:tplc="040E0005" w:tentative="1">
-      <w:start w:val="1"/>
-      <w:numFmt w:val="bullet"/>
-      <w:lvlText w:val=""/>
-      <w:lvlJc w:val="left"/>
-      <w:pPr>
-        <w:ind w:left="7186" w:hanging="360"/>
-      </w:pPr>
-      <w:rPr>
-        <w:rFonts w:ascii="Wingdings" w:hAnsi="Wingdings" w:hint="default"/>
-      </w:rPr>
-    </w:lvl>
-  </w:abstractNum>
-  <w:abstractNum w:abstractNumId="9" w15:restartNumberingAfterBreak="0">
-    <w:nsid w:val="3F4E5780"/>
-    <w:multiLevelType w:val="hybridMultilevel"/>
-    <w:tmpl w:val="1460F56E"/>
-    <w:lvl w:ilvl="0" w:tplc="040E0001">
-      <w:start w:val="1"/>
-      <w:numFmt w:val="bullet"/>
-      <w:lvlText w:val=""/>
-      <w:lvlJc w:val="left"/>
-      <w:pPr>
-        <w:ind w:left="720" w:hanging="360"/>
-      </w:pPr>
-      <w:rPr>
-        <w:rFonts w:ascii="Symbol" w:hAnsi="Symbol" w:hint="default"/>
-      </w:rPr>
-    </w:lvl>
-    <w:lvl w:ilvl="1" w:tplc="040E0003" w:tentative="1">
-      <w:start w:val="1"/>
-      <w:numFmt w:val="bullet"/>
-      <w:lvlText w:val="o"/>
-      <w:lvlJc w:val="left"/>
-      <w:pPr>
-        <w:ind w:left="1440" w:hanging="360"/>
-      </w:pPr>
-      <w:rPr>
-        <w:rFonts w:ascii="Courier New" w:hAnsi="Courier New" w:cs="Courier New" w:hint="default"/>
-      </w:rPr>
-    </w:lvl>
-    <w:lvl w:ilvl="2" w:tplc="040E0005" w:tentative="1">
-      <w:start w:val="1"/>
-      <w:numFmt w:val="bullet"/>
-      <w:lvlText w:val=""/>
-      <w:lvlJc w:val="left"/>
-      <w:pPr>
-        <w:ind w:left="2160" w:hanging="360"/>
-      </w:pPr>
-      <w:rPr>
-        <w:rFonts w:ascii="Wingdings" w:hAnsi="Wingdings" w:hint="default"/>
-      </w:rPr>
-    </w:lvl>
-    <w:lvl w:ilvl="3" w:tplc="040E0001" w:tentative="1">
-      <w:start w:val="1"/>
-      <w:numFmt w:val="bullet"/>
-      <w:lvlText w:val=""/>
-      <w:lvlJc w:val="left"/>
-      <w:pPr>
-        <w:ind w:left="2880" w:hanging="360"/>
-      </w:pPr>
-      <w:rPr>
-        <w:rFonts w:ascii="Symbol" w:hAnsi="Symbol" w:hint="default"/>
-      </w:rPr>
-    </w:lvl>
-    <w:lvl w:ilvl="4" w:tplc="040E0003" w:tentative="1">
-      <w:start w:val="1"/>
-      <w:numFmt w:val="bullet"/>
-      <w:lvlText w:val="o"/>
-      <w:lvlJc w:val="left"/>
-      <w:pPr>
-        <w:ind w:left="3600" w:hanging="360"/>
-      </w:pPr>
-      <w:rPr>
-        <w:rFonts w:ascii="Courier New" w:hAnsi="Courier New" w:cs="Courier New" w:hint="default"/>
-      </w:rPr>
-    </w:lvl>
-    <w:lvl w:ilvl="5" w:tplc="040E0005" w:tentative="1">
-      <w:start w:val="1"/>
-      <w:numFmt w:val="bullet"/>
-      <w:lvlText w:val=""/>
-      <w:lvlJc w:val="left"/>
-      <w:pPr>
-        <w:ind w:left="4320" w:hanging="360"/>
-      </w:pPr>
-      <w:rPr>
-        <w:rFonts w:ascii="Wingdings" w:hAnsi="Wingdings" w:hint="default"/>
-      </w:rPr>
-    </w:lvl>
-    <w:lvl w:ilvl="6" w:tplc="040E0001" w:tentative="1">
-      <w:start w:val="1"/>
-      <w:numFmt w:val="bullet"/>
-      <w:lvlText w:val=""/>
-      <w:lvlJc w:val="left"/>
-      <w:pPr>
-        <w:ind w:left="5040" w:hanging="360"/>
-      </w:pPr>
-      <w:rPr>
-        <w:rFonts w:ascii="Symbol" w:hAnsi="Symbol" w:hint="default"/>
-      </w:rPr>
-    </w:lvl>
-    <w:lvl w:ilvl="7" w:tplc="040E0003" w:tentative="1">
-      <w:start w:val="1"/>
-      <w:numFmt w:val="bullet"/>
-      <w:lvlText w:val="o"/>
-      <w:lvlJc w:val="left"/>
-      <w:pPr>
-        <w:ind w:left="5760" w:hanging="360"/>
-      </w:pPr>
-      <w:rPr>
-        <w:rFonts w:ascii="Courier New" w:hAnsi="Courier New" w:cs="Courier New" w:hint="default"/>
-      </w:rPr>
-    </w:lvl>
-    <w:lvl w:ilvl="8" w:tplc="040E0005" w:tentative="1">
-      <w:start w:val="1"/>
-      <w:numFmt w:val="bullet"/>
-      <w:lvlText w:val=""/>
-      <w:lvlJc w:val="left"/>
-      <w:pPr>
-        <w:ind w:left="6480" w:hanging="360"/>
-      </w:pPr>
-      <w:rPr>
-        <w:rFonts w:ascii="Wingdings" w:hAnsi="Wingdings" w:hint="default"/>
-      </w:rPr>
-    </w:lvl>
-  </w:abstractNum>
   <w:abstractNum w:abstractNumId="10" w15:restartNumberingAfterBreak="0">
-    <w:nsid w:val="53861508"/>
+    <w:nsid w:val="38C23BAB"/>
     <w:multiLevelType w:val="multilevel"/>
-    <w:tmpl w:val="14461396"/>
+    <w:tmpl w:val="85D49558"/>
     <w:lvl w:ilvl="0">
       <w:start w:val="1"/>
       <w:numFmt w:val="bullet"/>
@@ -15240,9 +18958,235 @@
     </w:lvl>
   </w:abstractNum>
   <w:abstractNum w:abstractNumId="11" w15:restartNumberingAfterBreak="0">
-    <w:nsid w:val="53CB5653"/>
+    <w:nsid w:val="3CBD6D96"/>
+    <w:multiLevelType w:val="hybridMultilevel"/>
+    <w:tmpl w:val="C114B3D6"/>
+    <w:lvl w:ilvl="0" w:tplc="040E0001">
+      <w:start w:val="1"/>
+      <w:numFmt w:val="bullet"/>
+      <w:lvlText w:val=""/>
+      <w:lvlJc w:val="left"/>
+      <w:pPr>
+        <w:ind w:left="1426" w:hanging="360"/>
+      </w:pPr>
+      <w:rPr>
+        <w:rFonts w:ascii="Symbol" w:hAnsi="Symbol" w:hint="default"/>
+      </w:rPr>
+    </w:lvl>
+    <w:lvl w:ilvl="1" w:tplc="040E0003" w:tentative="1">
+      <w:start w:val="1"/>
+      <w:numFmt w:val="bullet"/>
+      <w:lvlText w:val="o"/>
+      <w:lvlJc w:val="left"/>
+      <w:pPr>
+        <w:ind w:left="2146" w:hanging="360"/>
+      </w:pPr>
+      <w:rPr>
+        <w:rFonts w:ascii="Courier New" w:hAnsi="Courier New" w:cs="Courier New" w:hint="default"/>
+      </w:rPr>
+    </w:lvl>
+    <w:lvl w:ilvl="2" w:tplc="040E0005" w:tentative="1">
+      <w:start w:val="1"/>
+      <w:numFmt w:val="bullet"/>
+      <w:lvlText w:val=""/>
+      <w:lvlJc w:val="left"/>
+      <w:pPr>
+        <w:ind w:left="2866" w:hanging="360"/>
+      </w:pPr>
+      <w:rPr>
+        <w:rFonts w:ascii="Wingdings" w:hAnsi="Wingdings" w:hint="default"/>
+      </w:rPr>
+    </w:lvl>
+    <w:lvl w:ilvl="3" w:tplc="040E0001" w:tentative="1">
+      <w:start w:val="1"/>
+      <w:numFmt w:val="bullet"/>
+      <w:lvlText w:val=""/>
+      <w:lvlJc w:val="left"/>
+      <w:pPr>
+        <w:ind w:left="3586" w:hanging="360"/>
+      </w:pPr>
+      <w:rPr>
+        <w:rFonts w:ascii="Symbol" w:hAnsi="Symbol" w:hint="default"/>
+      </w:rPr>
+    </w:lvl>
+    <w:lvl w:ilvl="4" w:tplc="040E0003" w:tentative="1">
+      <w:start w:val="1"/>
+      <w:numFmt w:val="bullet"/>
+      <w:lvlText w:val="o"/>
+      <w:lvlJc w:val="left"/>
+      <w:pPr>
+        <w:ind w:left="4306" w:hanging="360"/>
+      </w:pPr>
+      <w:rPr>
+        <w:rFonts w:ascii="Courier New" w:hAnsi="Courier New" w:cs="Courier New" w:hint="default"/>
+      </w:rPr>
+    </w:lvl>
+    <w:lvl w:ilvl="5" w:tplc="040E0005" w:tentative="1">
+      <w:start w:val="1"/>
+      <w:numFmt w:val="bullet"/>
+      <w:lvlText w:val=""/>
+      <w:lvlJc w:val="left"/>
+      <w:pPr>
+        <w:ind w:left="5026" w:hanging="360"/>
+      </w:pPr>
+      <w:rPr>
+        <w:rFonts w:ascii="Wingdings" w:hAnsi="Wingdings" w:hint="default"/>
+      </w:rPr>
+    </w:lvl>
+    <w:lvl w:ilvl="6" w:tplc="040E0001" w:tentative="1">
+      <w:start w:val="1"/>
+      <w:numFmt w:val="bullet"/>
+      <w:lvlText w:val=""/>
+      <w:lvlJc w:val="left"/>
+      <w:pPr>
+        <w:ind w:left="5746" w:hanging="360"/>
+      </w:pPr>
+      <w:rPr>
+        <w:rFonts w:ascii="Symbol" w:hAnsi="Symbol" w:hint="default"/>
+      </w:rPr>
+    </w:lvl>
+    <w:lvl w:ilvl="7" w:tplc="040E0003" w:tentative="1">
+      <w:start w:val="1"/>
+      <w:numFmt w:val="bullet"/>
+      <w:lvlText w:val="o"/>
+      <w:lvlJc w:val="left"/>
+      <w:pPr>
+        <w:ind w:left="6466" w:hanging="360"/>
+      </w:pPr>
+      <w:rPr>
+        <w:rFonts w:ascii="Courier New" w:hAnsi="Courier New" w:cs="Courier New" w:hint="default"/>
+      </w:rPr>
+    </w:lvl>
+    <w:lvl w:ilvl="8" w:tplc="040E0005" w:tentative="1">
+      <w:start w:val="1"/>
+      <w:numFmt w:val="bullet"/>
+      <w:lvlText w:val=""/>
+      <w:lvlJc w:val="left"/>
+      <w:pPr>
+        <w:ind w:left="7186" w:hanging="360"/>
+      </w:pPr>
+      <w:rPr>
+        <w:rFonts w:ascii="Wingdings" w:hAnsi="Wingdings" w:hint="default"/>
+      </w:rPr>
+    </w:lvl>
+  </w:abstractNum>
+  <w:abstractNum w:abstractNumId="12" w15:restartNumberingAfterBreak="0">
+    <w:nsid w:val="3F4E5780"/>
+    <w:multiLevelType w:val="hybridMultilevel"/>
+    <w:tmpl w:val="1460F56E"/>
+    <w:lvl w:ilvl="0" w:tplc="040E0001">
+      <w:start w:val="1"/>
+      <w:numFmt w:val="bullet"/>
+      <w:lvlText w:val=""/>
+      <w:lvlJc w:val="left"/>
+      <w:pPr>
+        <w:ind w:left="720" w:hanging="360"/>
+      </w:pPr>
+      <w:rPr>
+        <w:rFonts w:ascii="Symbol" w:hAnsi="Symbol" w:hint="default"/>
+      </w:rPr>
+    </w:lvl>
+    <w:lvl w:ilvl="1" w:tplc="040E0003" w:tentative="1">
+      <w:start w:val="1"/>
+      <w:numFmt w:val="bullet"/>
+      <w:lvlText w:val="o"/>
+      <w:lvlJc w:val="left"/>
+      <w:pPr>
+        <w:ind w:left="1440" w:hanging="360"/>
+      </w:pPr>
+      <w:rPr>
+        <w:rFonts w:ascii="Courier New" w:hAnsi="Courier New" w:cs="Courier New" w:hint="default"/>
+      </w:rPr>
+    </w:lvl>
+    <w:lvl w:ilvl="2" w:tplc="040E0005" w:tentative="1">
+      <w:start w:val="1"/>
+      <w:numFmt w:val="bullet"/>
+      <w:lvlText w:val=""/>
+      <w:lvlJc w:val="left"/>
+      <w:pPr>
+        <w:ind w:left="2160" w:hanging="360"/>
+      </w:pPr>
+      <w:rPr>
+        <w:rFonts w:ascii="Wingdings" w:hAnsi="Wingdings" w:hint="default"/>
+      </w:rPr>
+    </w:lvl>
+    <w:lvl w:ilvl="3" w:tplc="040E0001" w:tentative="1">
+      <w:start w:val="1"/>
+      <w:numFmt w:val="bullet"/>
+      <w:lvlText w:val=""/>
+      <w:lvlJc w:val="left"/>
+      <w:pPr>
+        <w:ind w:left="2880" w:hanging="360"/>
+      </w:pPr>
+      <w:rPr>
+        <w:rFonts w:ascii="Symbol" w:hAnsi="Symbol" w:hint="default"/>
+      </w:rPr>
+    </w:lvl>
+    <w:lvl w:ilvl="4" w:tplc="040E0003" w:tentative="1">
+      <w:start w:val="1"/>
+      <w:numFmt w:val="bullet"/>
+      <w:lvlText w:val="o"/>
+      <w:lvlJc w:val="left"/>
+      <w:pPr>
+        <w:ind w:left="3600" w:hanging="360"/>
+      </w:pPr>
+      <w:rPr>
+        <w:rFonts w:ascii="Courier New" w:hAnsi="Courier New" w:cs="Courier New" w:hint="default"/>
+      </w:rPr>
+    </w:lvl>
+    <w:lvl w:ilvl="5" w:tplc="040E0005" w:tentative="1">
+      <w:start w:val="1"/>
+      <w:numFmt w:val="bullet"/>
+      <w:lvlText w:val=""/>
+      <w:lvlJc w:val="left"/>
+      <w:pPr>
+        <w:ind w:left="4320" w:hanging="360"/>
+      </w:pPr>
+      <w:rPr>
+        <w:rFonts w:ascii="Wingdings" w:hAnsi="Wingdings" w:hint="default"/>
+      </w:rPr>
+    </w:lvl>
+    <w:lvl w:ilvl="6" w:tplc="040E0001" w:tentative="1">
+      <w:start w:val="1"/>
+      <w:numFmt w:val="bullet"/>
+      <w:lvlText w:val=""/>
+      <w:lvlJc w:val="left"/>
+      <w:pPr>
+        <w:ind w:left="5040" w:hanging="360"/>
+      </w:pPr>
+      <w:rPr>
+        <w:rFonts w:ascii="Symbol" w:hAnsi="Symbol" w:hint="default"/>
+      </w:rPr>
+    </w:lvl>
+    <w:lvl w:ilvl="7" w:tplc="040E0003" w:tentative="1">
+      <w:start w:val="1"/>
+      <w:numFmt w:val="bullet"/>
+      <w:lvlText w:val="o"/>
+      <w:lvlJc w:val="left"/>
+      <w:pPr>
+        <w:ind w:left="5760" w:hanging="360"/>
+      </w:pPr>
+      <w:rPr>
+        <w:rFonts w:ascii="Courier New" w:hAnsi="Courier New" w:cs="Courier New" w:hint="default"/>
+      </w:rPr>
+    </w:lvl>
+    <w:lvl w:ilvl="8" w:tplc="040E0005" w:tentative="1">
+      <w:start w:val="1"/>
+      <w:numFmt w:val="bullet"/>
+      <w:lvlText w:val=""/>
+      <w:lvlJc w:val="left"/>
+      <w:pPr>
+        <w:ind w:left="6480" w:hanging="360"/>
+      </w:pPr>
+      <w:rPr>
+        <w:rFonts w:ascii="Wingdings" w:hAnsi="Wingdings" w:hint="default"/>
+      </w:rPr>
+    </w:lvl>
+  </w:abstractNum>
+  <w:abstractNum w:abstractNumId="13" w15:restartNumberingAfterBreak="0">
+    <w:nsid w:val="53861508"/>
     <w:multiLevelType w:val="multilevel"/>
-    <w:tmpl w:val="D5E89FE2"/>
+    <w:tmpl w:val="14461396"/>
     <w:lvl w:ilvl="0">
       <w:start w:val="1"/>
       <w:numFmt w:val="bullet"/>
@@ -15388,348 +19332,10 @@
       </w:rPr>
     </w:lvl>
   </w:abstractNum>
-  <w:abstractNum w:abstractNumId="12" w15:restartNumberingAfterBreak="0">
-    <w:nsid w:val="63950A50"/>
+  <w:abstractNum w:abstractNumId="14" w15:restartNumberingAfterBreak="0">
+    <w:nsid w:val="53CB5653"/>
     <w:multiLevelType w:val="multilevel"/>
-    <w:tmpl w:val="7BEEEE22"/>
-    <w:lvl w:ilvl="0">
-      <w:start w:val="1"/>
-      <w:numFmt w:val="decimal"/>
-      <w:lvlText w:val="%1."/>
-      <w:lvlJc w:val="left"/>
-      <w:pPr>
-        <w:tabs>
-          <w:tab w:val="num" w:pos="720"/>
-        </w:tabs>
-        <w:ind w:left="720" w:hanging="360"/>
-      </w:pPr>
-    </w:lvl>
-    <w:lvl w:ilvl="1" w:tentative="1">
-      <w:start w:val="1"/>
-      <w:numFmt w:val="decimal"/>
-      <w:lvlText w:val="%2."/>
-      <w:lvlJc w:val="left"/>
-      <w:pPr>
-        <w:tabs>
-          <w:tab w:val="num" w:pos="1440"/>
-        </w:tabs>
-        <w:ind w:left="1440" w:hanging="360"/>
-      </w:pPr>
-    </w:lvl>
-    <w:lvl w:ilvl="2" w:tentative="1">
-      <w:start w:val="1"/>
-      <w:numFmt w:val="decimal"/>
-      <w:lvlText w:val="%3."/>
-      <w:lvlJc w:val="left"/>
-      <w:pPr>
-        <w:tabs>
-          <w:tab w:val="num" w:pos="2160"/>
-        </w:tabs>
-        <w:ind w:left="2160" w:hanging="360"/>
-      </w:pPr>
-    </w:lvl>
-    <w:lvl w:ilvl="3" w:tentative="1">
-      <w:start w:val="1"/>
-      <w:numFmt w:val="decimal"/>
-      <w:lvlText w:val="%4."/>
-      <w:lvlJc w:val="left"/>
-      <w:pPr>
-        <w:tabs>
-          <w:tab w:val="num" w:pos="2880"/>
-        </w:tabs>
-        <w:ind w:left="2880" w:hanging="360"/>
-      </w:pPr>
-    </w:lvl>
-    <w:lvl w:ilvl="4" w:tentative="1">
-      <w:start w:val="1"/>
-      <w:numFmt w:val="decimal"/>
-      <w:lvlText w:val="%5."/>
-      <w:lvlJc w:val="left"/>
-      <w:pPr>
-        <w:tabs>
-          <w:tab w:val="num" w:pos="3600"/>
-        </w:tabs>
-        <w:ind w:left="3600" w:hanging="360"/>
-      </w:pPr>
-    </w:lvl>
-    <w:lvl w:ilvl="5" w:tentative="1">
-      <w:start w:val="1"/>
-      <w:numFmt w:val="decimal"/>
-      <w:lvlText w:val="%6."/>
-      <w:lvlJc w:val="left"/>
-      <w:pPr>
-        <w:tabs>
-          <w:tab w:val="num" w:pos="4320"/>
-        </w:tabs>
-        <w:ind w:left="4320" w:hanging="360"/>
-      </w:pPr>
-    </w:lvl>
-    <w:lvl w:ilvl="6" w:tentative="1">
-      <w:start w:val="1"/>
-      <w:numFmt w:val="decimal"/>
-      <w:lvlText w:val="%7."/>
-      <w:lvlJc w:val="left"/>
-      <w:pPr>
-        <w:tabs>
-          <w:tab w:val="num" w:pos="5040"/>
-        </w:tabs>
-        <w:ind w:left="5040" w:hanging="360"/>
-      </w:pPr>
-    </w:lvl>
-    <w:lvl w:ilvl="7" w:tentative="1">
-      <w:start w:val="1"/>
-      <w:numFmt w:val="decimal"/>
-      <w:lvlText w:val="%8."/>
-      <w:lvlJc w:val="left"/>
-      <w:pPr>
-        <w:tabs>
-          <w:tab w:val="num" w:pos="5760"/>
-        </w:tabs>
-        <w:ind w:left="5760" w:hanging="360"/>
-      </w:pPr>
-    </w:lvl>
-    <w:lvl w:ilvl="8" w:tentative="1">
-      <w:start w:val="1"/>
-      <w:numFmt w:val="decimal"/>
-      <w:lvlText w:val="%9."/>
-      <w:lvlJc w:val="left"/>
-      <w:pPr>
-        <w:tabs>
-          <w:tab w:val="num" w:pos="6480"/>
-        </w:tabs>
-        <w:ind w:left="6480" w:hanging="360"/>
-      </w:pPr>
-    </w:lvl>
-  </w:abstractNum>
-  <w:abstractNum w:abstractNumId="13" w15:restartNumberingAfterBreak="0">
-    <w:nsid w:val="66CE3E8F"/>
-    <w:multiLevelType w:val="hybridMultilevel"/>
-    <w:tmpl w:val="208A90C6"/>
-    <w:lvl w:ilvl="0" w:tplc="72021378">
-      <w:numFmt w:val="bullet"/>
-      <w:lvlText w:val="-"/>
-      <w:lvlJc w:val="left"/>
-      <w:pPr>
-        <w:ind w:left="720" w:hanging="360"/>
-      </w:pPr>
-      <w:rPr>
-        <w:rFonts w:ascii="Segoe UI Emoji" w:eastAsiaTheme="minorHAnsi" w:hAnsi="Segoe UI Emoji" w:cs="Segoe UI Emoji" w:hint="default"/>
-      </w:rPr>
-    </w:lvl>
-    <w:lvl w:ilvl="1" w:tplc="040E0003" w:tentative="1">
-      <w:start w:val="1"/>
-      <w:numFmt w:val="bullet"/>
-      <w:lvlText w:val="o"/>
-      <w:lvlJc w:val="left"/>
-      <w:pPr>
-        <w:ind w:left="1440" w:hanging="360"/>
-      </w:pPr>
-      <w:rPr>
-        <w:rFonts w:ascii="Courier New" w:hAnsi="Courier New" w:cs="Courier New" w:hint="default"/>
-      </w:rPr>
-    </w:lvl>
-    <w:lvl w:ilvl="2" w:tplc="040E0005" w:tentative="1">
-      <w:start w:val="1"/>
-      <w:numFmt w:val="bullet"/>
-      <w:lvlText w:val=""/>
-      <w:lvlJc w:val="left"/>
-      <w:pPr>
-        <w:ind w:left="2160" w:hanging="360"/>
-      </w:pPr>
-      <w:rPr>
-        <w:rFonts w:ascii="Wingdings" w:hAnsi="Wingdings" w:hint="default"/>
-      </w:rPr>
-    </w:lvl>
-    <w:lvl w:ilvl="3" w:tplc="040E0001" w:tentative="1">
-      <w:start w:val="1"/>
-      <w:numFmt w:val="bullet"/>
-      <w:lvlText w:val=""/>
-      <w:lvlJc w:val="left"/>
-      <w:pPr>
-        <w:ind w:left="2880" w:hanging="360"/>
-      </w:pPr>
-      <w:rPr>
-        <w:rFonts w:ascii="Symbol" w:hAnsi="Symbol" w:hint="default"/>
-      </w:rPr>
-    </w:lvl>
-    <w:lvl w:ilvl="4" w:tplc="040E0003" w:tentative="1">
-      <w:start w:val="1"/>
-      <w:numFmt w:val="bullet"/>
-      <w:lvlText w:val="o"/>
-      <w:lvlJc w:val="left"/>
-      <w:pPr>
-        <w:ind w:left="3600" w:hanging="360"/>
-      </w:pPr>
-      <w:rPr>
-        <w:rFonts w:ascii="Courier New" w:hAnsi="Courier New" w:cs="Courier New" w:hint="default"/>
-      </w:rPr>
-    </w:lvl>
-    <w:lvl w:ilvl="5" w:tplc="040E0005" w:tentative="1">
-      <w:start w:val="1"/>
-      <w:numFmt w:val="bullet"/>
-      <w:lvlText w:val=""/>
-      <w:lvlJc w:val="left"/>
-      <w:pPr>
-        <w:ind w:left="4320" w:hanging="360"/>
-      </w:pPr>
-      <w:rPr>
-        <w:rFonts w:ascii="Wingdings" w:hAnsi="Wingdings" w:hint="default"/>
-      </w:rPr>
-    </w:lvl>
-    <w:lvl w:ilvl="6" w:tplc="040E0001" w:tentative="1">
-      <w:start w:val="1"/>
-      <w:numFmt w:val="bullet"/>
-      <w:lvlText w:val=""/>
-      <w:lvlJc w:val="left"/>
-      <w:pPr>
-        <w:ind w:left="5040" w:hanging="360"/>
-      </w:pPr>
-      <w:rPr>
-        <w:rFonts w:ascii="Symbol" w:hAnsi="Symbol" w:hint="default"/>
-      </w:rPr>
-    </w:lvl>
-    <w:lvl w:ilvl="7" w:tplc="040E0003" w:tentative="1">
-      <w:start w:val="1"/>
-      <w:numFmt w:val="bullet"/>
-      <w:lvlText w:val="o"/>
-      <w:lvlJc w:val="left"/>
-      <w:pPr>
-        <w:ind w:left="5760" w:hanging="360"/>
-      </w:pPr>
-      <w:rPr>
-        <w:rFonts w:ascii="Courier New" w:hAnsi="Courier New" w:cs="Courier New" w:hint="default"/>
-      </w:rPr>
-    </w:lvl>
-    <w:lvl w:ilvl="8" w:tplc="040E0005" w:tentative="1">
-      <w:start w:val="1"/>
-      <w:numFmt w:val="bullet"/>
-      <w:lvlText w:val=""/>
-      <w:lvlJc w:val="left"/>
-      <w:pPr>
-        <w:ind w:left="6480" w:hanging="360"/>
-      </w:pPr>
-      <w:rPr>
-        <w:rFonts w:ascii="Wingdings" w:hAnsi="Wingdings" w:hint="default"/>
-      </w:rPr>
-    </w:lvl>
-  </w:abstractNum>
-  <w:abstractNum w:abstractNumId="14" w15:restartNumberingAfterBreak="0">
-    <w:nsid w:val="6FAB3FDD"/>
-    <w:multiLevelType w:val="hybridMultilevel"/>
-    <w:tmpl w:val="8E0C02D0"/>
-    <w:lvl w:ilvl="0" w:tplc="040E0001">
-      <w:start w:val="1"/>
-      <w:numFmt w:val="bullet"/>
-      <w:lvlText w:val=""/>
-      <w:lvlJc w:val="left"/>
-      <w:pPr>
-        <w:ind w:left="720" w:hanging="360"/>
-      </w:pPr>
-      <w:rPr>
-        <w:rFonts w:ascii="Symbol" w:hAnsi="Symbol" w:hint="default"/>
-      </w:rPr>
-    </w:lvl>
-    <w:lvl w:ilvl="1" w:tplc="040E0003" w:tentative="1">
-      <w:start w:val="1"/>
-      <w:numFmt w:val="bullet"/>
-      <w:lvlText w:val="o"/>
-      <w:lvlJc w:val="left"/>
-      <w:pPr>
-        <w:ind w:left="1440" w:hanging="360"/>
-      </w:pPr>
-      <w:rPr>
-        <w:rFonts w:ascii="Courier New" w:hAnsi="Courier New" w:cs="Courier New" w:hint="default"/>
-      </w:rPr>
-    </w:lvl>
-    <w:lvl w:ilvl="2" w:tplc="040E0005" w:tentative="1">
-      <w:start w:val="1"/>
-      <w:numFmt w:val="bullet"/>
-      <w:lvlText w:val=""/>
-      <w:lvlJc w:val="left"/>
-      <w:pPr>
-        <w:ind w:left="2160" w:hanging="360"/>
-      </w:pPr>
-      <w:rPr>
-        <w:rFonts w:ascii="Wingdings" w:hAnsi="Wingdings" w:hint="default"/>
-      </w:rPr>
-    </w:lvl>
-    <w:lvl w:ilvl="3" w:tplc="040E0001" w:tentative="1">
-      <w:start w:val="1"/>
-      <w:numFmt w:val="bullet"/>
-      <w:lvlText w:val=""/>
-      <w:lvlJc w:val="left"/>
-      <w:pPr>
-        <w:ind w:left="2880" w:hanging="360"/>
-      </w:pPr>
-      <w:rPr>
-        <w:rFonts w:ascii="Symbol" w:hAnsi="Symbol" w:hint="default"/>
-      </w:rPr>
-    </w:lvl>
-    <w:lvl w:ilvl="4" w:tplc="040E0003" w:tentative="1">
-      <w:start w:val="1"/>
-      <w:numFmt w:val="bullet"/>
-      <w:lvlText w:val="o"/>
-      <w:lvlJc w:val="left"/>
-      <w:pPr>
-        <w:ind w:left="3600" w:hanging="360"/>
-      </w:pPr>
-      <w:rPr>
-        <w:rFonts w:ascii="Courier New" w:hAnsi="Courier New" w:cs="Courier New" w:hint="default"/>
-      </w:rPr>
-    </w:lvl>
-    <w:lvl w:ilvl="5" w:tplc="040E0005" w:tentative="1">
-      <w:start w:val="1"/>
-      <w:numFmt w:val="bullet"/>
-      <w:lvlText w:val=""/>
-      <w:lvlJc w:val="left"/>
-      <w:pPr>
-        <w:ind w:left="4320" w:hanging="360"/>
-      </w:pPr>
-      <w:rPr>
-        <w:rFonts w:ascii="Wingdings" w:hAnsi="Wingdings" w:hint="default"/>
-      </w:rPr>
-    </w:lvl>
-    <w:lvl w:ilvl="6" w:tplc="040E0001" w:tentative="1">
-      <w:start w:val="1"/>
-      <w:numFmt w:val="bullet"/>
-      <w:lvlText w:val=""/>
-      <w:lvlJc w:val="left"/>
-      <w:pPr>
-        <w:ind w:left="5040" w:hanging="360"/>
-      </w:pPr>
-      <w:rPr>
-        <w:rFonts w:ascii="Symbol" w:hAnsi="Symbol" w:hint="default"/>
-      </w:rPr>
-    </w:lvl>
-    <w:lvl w:ilvl="7" w:tplc="040E0003" w:tentative="1">
-      <w:start w:val="1"/>
-      <w:numFmt w:val="bullet"/>
-      <w:lvlText w:val="o"/>
-      <w:lvlJc w:val="left"/>
-      <w:pPr>
-        <w:ind w:left="5760" w:hanging="360"/>
-      </w:pPr>
-      <w:rPr>
-        <w:rFonts w:ascii="Courier New" w:hAnsi="Courier New" w:cs="Courier New" w:hint="default"/>
-      </w:rPr>
-    </w:lvl>
-    <w:lvl w:ilvl="8" w:tplc="040E0005" w:tentative="1">
-      <w:start w:val="1"/>
-      <w:numFmt w:val="bullet"/>
-      <w:lvlText w:val=""/>
-      <w:lvlJc w:val="left"/>
-      <w:pPr>
-        <w:ind w:left="6480" w:hanging="360"/>
-      </w:pPr>
-      <w:rPr>
-        <w:rFonts w:ascii="Wingdings" w:hAnsi="Wingdings" w:hint="default"/>
-      </w:rPr>
-    </w:lvl>
-  </w:abstractNum>
-  <w:abstractNum w:abstractNumId="15" w15:restartNumberingAfterBreak="0">
-    <w:nsid w:val="6FF7294E"/>
-    <w:multiLevelType w:val="multilevel"/>
-    <w:tmpl w:val="9FDA0F72"/>
+    <w:tmpl w:val="D5E89FE2"/>
     <w:lvl w:ilvl="0">
       <w:start w:val="1"/>
       <w:numFmt w:val="bullet"/>
@@ -15875,10 +19481,461 @@
       </w:rPr>
     </w:lvl>
   </w:abstractNum>
+  <w:abstractNum w:abstractNumId="15" w15:restartNumberingAfterBreak="0">
+    <w:nsid w:val="63950A50"/>
+    <w:multiLevelType w:val="multilevel"/>
+    <w:tmpl w:val="7BEEEE22"/>
+    <w:lvl w:ilvl="0">
+      <w:start w:val="1"/>
+      <w:numFmt w:val="decimal"/>
+      <w:lvlText w:val="%1."/>
+      <w:lvlJc w:val="left"/>
+      <w:pPr>
+        <w:tabs>
+          <w:tab w:val="num" w:pos="720"/>
+        </w:tabs>
+        <w:ind w:left="720" w:hanging="360"/>
+      </w:pPr>
+    </w:lvl>
+    <w:lvl w:ilvl="1" w:tentative="1">
+      <w:start w:val="1"/>
+      <w:numFmt w:val="decimal"/>
+      <w:lvlText w:val="%2."/>
+      <w:lvlJc w:val="left"/>
+      <w:pPr>
+        <w:tabs>
+          <w:tab w:val="num" w:pos="1440"/>
+        </w:tabs>
+        <w:ind w:left="1440" w:hanging="360"/>
+      </w:pPr>
+    </w:lvl>
+    <w:lvl w:ilvl="2" w:tentative="1">
+      <w:start w:val="1"/>
+      <w:numFmt w:val="decimal"/>
+      <w:lvlText w:val="%3."/>
+      <w:lvlJc w:val="left"/>
+      <w:pPr>
+        <w:tabs>
+          <w:tab w:val="num" w:pos="2160"/>
+        </w:tabs>
+        <w:ind w:left="2160" w:hanging="360"/>
+      </w:pPr>
+    </w:lvl>
+    <w:lvl w:ilvl="3" w:tentative="1">
+      <w:start w:val="1"/>
+      <w:numFmt w:val="decimal"/>
+      <w:lvlText w:val="%4."/>
+      <w:lvlJc w:val="left"/>
+      <w:pPr>
+        <w:tabs>
+          <w:tab w:val="num" w:pos="2880"/>
+        </w:tabs>
+        <w:ind w:left="2880" w:hanging="360"/>
+      </w:pPr>
+    </w:lvl>
+    <w:lvl w:ilvl="4" w:tentative="1">
+      <w:start w:val="1"/>
+      <w:numFmt w:val="decimal"/>
+      <w:lvlText w:val="%5."/>
+      <w:lvlJc w:val="left"/>
+      <w:pPr>
+        <w:tabs>
+          <w:tab w:val="num" w:pos="3600"/>
+        </w:tabs>
+        <w:ind w:left="3600" w:hanging="360"/>
+      </w:pPr>
+    </w:lvl>
+    <w:lvl w:ilvl="5" w:tentative="1">
+      <w:start w:val="1"/>
+      <w:numFmt w:val="decimal"/>
+      <w:lvlText w:val="%6."/>
+      <w:lvlJc w:val="left"/>
+      <w:pPr>
+        <w:tabs>
+          <w:tab w:val="num" w:pos="4320"/>
+        </w:tabs>
+        <w:ind w:left="4320" w:hanging="360"/>
+      </w:pPr>
+    </w:lvl>
+    <w:lvl w:ilvl="6" w:tentative="1">
+      <w:start w:val="1"/>
+      <w:numFmt w:val="decimal"/>
+      <w:lvlText w:val="%7."/>
+      <w:lvlJc w:val="left"/>
+      <w:pPr>
+        <w:tabs>
+          <w:tab w:val="num" w:pos="5040"/>
+        </w:tabs>
+        <w:ind w:left="5040" w:hanging="360"/>
+      </w:pPr>
+    </w:lvl>
+    <w:lvl w:ilvl="7" w:tentative="1">
+      <w:start w:val="1"/>
+      <w:numFmt w:val="decimal"/>
+      <w:lvlText w:val="%8."/>
+      <w:lvlJc w:val="left"/>
+      <w:pPr>
+        <w:tabs>
+          <w:tab w:val="num" w:pos="5760"/>
+        </w:tabs>
+        <w:ind w:left="5760" w:hanging="360"/>
+      </w:pPr>
+    </w:lvl>
+    <w:lvl w:ilvl="8" w:tentative="1">
+      <w:start w:val="1"/>
+      <w:numFmt w:val="decimal"/>
+      <w:lvlText w:val="%9."/>
+      <w:lvlJc w:val="left"/>
+      <w:pPr>
+        <w:tabs>
+          <w:tab w:val="num" w:pos="6480"/>
+        </w:tabs>
+        <w:ind w:left="6480" w:hanging="360"/>
+      </w:pPr>
+    </w:lvl>
+  </w:abstractNum>
   <w:abstractNum w:abstractNumId="16" w15:restartNumberingAfterBreak="0">
-    <w:nsid w:val="7B6067FB"/>
+    <w:nsid w:val="66CE3E8F"/>
+    <w:multiLevelType w:val="hybridMultilevel"/>
+    <w:tmpl w:val="208A90C6"/>
+    <w:lvl w:ilvl="0" w:tplc="72021378">
+      <w:numFmt w:val="bullet"/>
+      <w:lvlText w:val="-"/>
+      <w:lvlJc w:val="left"/>
+      <w:pPr>
+        <w:ind w:left="720" w:hanging="360"/>
+      </w:pPr>
+      <w:rPr>
+        <w:rFonts w:ascii="Segoe UI Emoji" w:eastAsiaTheme="minorHAnsi" w:hAnsi="Segoe UI Emoji" w:cs="Segoe UI Emoji" w:hint="default"/>
+      </w:rPr>
+    </w:lvl>
+    <w:lvl w:ilvl="1" w:tplc="040E0003" w:tentative="1">
+      <w:start w:val="1"/>
+      <w:numFmt w:val="bullet"/>
+      <w:lvlText w:val="o"/>
+      <w:lvlJc w:val="left"/>
+      <w:pPr>
+        <w:ind w:left="1440" w:hanging="360"/>
+      </w:pPr>
+      <w:rPr>
+        <w:rFonts w:ascii="Courier New" w:hAnsi="Courier New" w:cs="Courier New" w:hint="default"/>
+      </w:rPr>
+    </w:lvl>
+    <w:lvl w:ilvl="2" w:tplc="040E0005" w:tentative="1">
+      <w:start w:val="1"/>
+      <w:numFmt w:val="bullet"/>
+      <w:lvlText w:val=""/>
+      <w:lvlJc w:val="left"/>
+      <w:pPr>
+        <w:ind w:left="2160" w:hanging="360"/>
+      </w:pPr>
+      <w:rPr>
+        <w:rFonts w:ascii="Wingdings" w:hAnsi="Wingdings" w:hint="default"/>
+      </w:rPr>
+    </w:lvl>
+    <w:lvl w:ilvl="3" w:tplc="040E0001" w:tentative="1">
+      <w:start w:val="1"/>
+      <w:numFmt w:val="bullet"/>
+      <w:lvlText w:val=""/>
+      <w:lvlJc w:val="left"/>
+      <w:pPr>
+        <w:ind w:left="2880" w:hanging="360"/>
+      </w:pPr>
+      <w:rPr>
+        <w:rFonts w:ascii="Symbol" w:hAnsi="Symbol" w:hint="default"/>
+      </w:rPr>
+    </w:lvl>
+    <w:lvl w:ilvl="4" w:tplc="040E0003" w:tentative="1">
+      <w:start w:val="1"/>
+      <w:numFmt w:val="bullet"/>
+      <w:lvlText w:val="o"/>
+      <w:lvlJc w:val="left"/>
+      <w:pPr>
+        <w:ind w:left="3600" w:hanging="360"/>
+      </w:pPr>
+      <w:rPr>
+        <w:rFonts w:ascii="Courier New" w:hAnsi="Courier New" w:cs="Courier New" w:hint="default"/>
+      </w:rPr>
+    </w:lvl>
+    <w:lvl w:ilvl="5" w:tplc="040E0005" w:tentative="1">
+      <w:start w:val="1"/>
+      <w:numFmt w:val="bullet"/>
+      <w:lvlText w:val=""/>
+      <w:lvlJc w:val="left"/>
+      <w:pPr>
+        <w:ind w:left="4320" w:hanging="360"/>
+      </w:pPr>
+      <w:rPr>
+        <w:rFonts w:ascii="Wingdings" w:hAnsi="Wingdings" w:hint="default"/>
+      </w:rPr>
+    </w:lvl>
+    <w:lvl w:ilvl="6" w:tplc="040E0001" w:tentative="1">
+      <w:start w:val="1"/>
+      <w:numFmt w:val="bullet"/>
+      <w:lvlText w:val=""/>
+      <w:lvlJc w:val="left"/>
+      <w:pPr>
+        <w:ind w:left="5040" w:hanging="360"/>
+      </w:pPr>
+      <w:rPr>
+        <w:rFonts w:ascii="Symbol" w:hAnsi="Symbol" w:hint="default"/>
+      </w:rPr>
+    </w:lvl>
+    <w:lvl w:ilvl="7" w:tplc="040E0003" w:tentative="1">
+      <w:start w:val="1"/>
+      <w:numFmt w:val="bullet"/>
+      <w:lvlText w:val="o"/>
+      <w:lvlJc w:val="left"/>
+      <w:pPr>
+        <w:ind w:left="5760" w:hanging="360"/>
+      </w:pPr>
+      <w:rPr>
+        <w:rFonts w:ascii="Courier New" w:hAnsi="Courier New" w:cs="Courier New" w:hint="default"/>
+      </w:rPr>
+    </w:lvl>
+    <w:lvl w:ilvl="8" w:tplc="040E0005" w:tentative="1">
+      <w:start w:val="1"/>
+      <w:numFmt w:val="bullet"/>
+      <w:lvlText w:val=""/>
+      <w:lvlJc w:val="left"/>
+      <w:pPr>
+        <w:ind w:left="6480" w:hanging="360"/>
+      </w:pPr>
+      <w:rPr>
+        <w:rFonts w:ascii="Wingdings" w:hAnsi="Wingdings" w:hint="default"/>
+      </w:rPr>
+    </w:lvl>
+  </w:abstractNum>
+  <w:abstractNum w:abstractNumId="17" w15:restartNumberingAfterBreak="0">
+    <w:nsid w:val="6E4D4386"/>
     <w:multiLevelType w:val="multilevel"/>
-    <w:tmpl w:val="ACE69718"/>
+    <w:tmpl w:val="364A171C"/>
+    <w:lvl w:ilvl="0">
+      <w:start w:val="1"/>
+      <w:numFmt w:val="decimal"/>
+      <w:lvlText w:val="%1."/>
+      <w:lvlJc w:val="left"/>
+      <w:pPr>
+        <w:tabs>
+          <w:tab w:val="num" w:pos="720"/>
+        </w:tabs>
+        <w:ind w:left="720" w:hanging="360"/>
+      </w:pPr>
+    </w:lvl>
+    <w:lvl w:ilvl="1" w:tentative="1">
+      <w:start w:val="1"/>
+      <w:numFmt w:val="decimal"/>
+      <w:lvlText w:val="%2."/>
+      <w:lvlJc w:val="left"/>
+      <w:pPr>
+        <w:tabs>
+          <w:tab w:val="num" w:pos="1440"/>
+        </w:tabs>
+        <w:ind w:left="1440" w:hanging="360"/>
+      </w:pPr>
+    </w:lvl>
+    <w:lvl w:ilvl="2" w:tentative="1">
+      <w:start w:val="1"/>
+      <w:numFmt w:val="decimal"/>
+      <w:lvlText w:val="%3."/>
+      <w:lvlJc w:val="left"/>
+      <w:pPr>
+        <w:tabs>
+          <w:tab w:val="num" w:pos="2160"/>
+        </w:tabs>
+        <w:ind w:left="2160" w:hanging="360"/>
+      </w:pPr>
+    </w:lvl>
+    <w:lvl w:ilvl="3" w:tentative="1">
+      <w:start w:val="1"/>
+      <w:numFmt w:val="decimal"/>
+      <w:lvlText w:val="%4."/>
+      <w:lvlJc w:val="left"/>
+      <w:pPr>
+        <w:tabs>
+          <w:tab w:val="num" w:pos="2880"/>
+        </w:tabs>
+        <w:ind w:left="2880" w:hanging="360"/>
+      </w:pPr>
+    </w:lvl>
+    <w:lvl w:ilvl="4" w:tentative="1">
+      <w:start w:val="1"/>
+      <w:numFmt w:val="decimal"/>
+      <w:lvlText w:val="%5."/>
+      <w:lvlJc w:val="left"/>
+      <w:pPr>
+        <w:tabs>
+          <w:tab w:val="num" w:pos="3600"/>
+        </w:tabs>
+        <w:ind w:left="3600" w:hanging="360"/>
+      </w:pPr>
+    </w:lvl>
+    <w:lvl w:ilvl="5" w:tentative="1">
+      <w:start w:val="1"/>
+      <w:numFmt w:val="decimal"/>
+      <w:lvlText w:val="%6."/>
+      <w:lvlJc w:val="left"/>
+      <w:pPr>
+        <w:tabs>
+          <w:tab w:val="num" w:pos="4320"/>
+        </w:tabs>
+        <w:ind w:left="4320" w:hanging="360"/>
+      </w:pPr>
+    </w:lvl>
+    <w:lvl w:ilvl="6" w:tentative="1">
+      <w:start w:val="1"/>
+      <w:numFmt w:val="decimal"/>
+      <w:lvlText w:val="%7."/>
+      <w:lvlJc w:val="left"/>
+      <w:pPr>
+        <w:tabs>
+          <w:tab w:val="num" w:pos="5040"/>
+        </w:tabs>
+        <w:ind w:left="5040" w:hanging="360"/>
+      </w:pPr>
+    </w:lvl>
+    <w:lvl w:ilvl="7" w:tentative="1">
+      <w:start w:val="1"/>
+      <w:numFmt w:val="decimal"/>
+      <w:lvlText w:val="%8."/>
+      <w:lvlJc w:val="left"/>
+      <w:pPr>
+        <w:tabs>
+          <w:tab w:val="num" w:pos="5760"/>
+        </w:tabs>
+        <w:ind w:left="5760" w:hanging="360"/>
+      </w:pPr>
+    </w:lvl>
+    <w:lvl w:ilvl="8" w:tentative="1">
+      <w:start w:val="1"/>
+      <w:numFmt w:val="decimal"/>
+      <w:lvlText w:val="%9."/>
+      <w:lvlJc w:val="left"/>
+      <w:pPr>
+        <w:tabs>
+          <w:tab w:val="num" w:pos="6480"/>
+        </w:tabs>
+        <w:ind w:left="6480" w:hanging="360"/>
+      </w:pPr>
+    </w:lvl>
+  </w:abstractNum>
+  <w:abstractNum w:abstractNumId="18" w15:restartNumberingAfterBreak="0">
+    <w:nsid w:val="6FAB3FDD"/>
+    <w:multiLevelType w:val="hybridMultilevel"/>
+    <w:tmpl w:val="8E0C02D0"/>
+    <w:lvl w:ilvl="0" w:tplc="040E0001">
+      <w:start w:val="1"/>
+      <w:numFmt w:val="bullet"/>
+      <w:lvlText w:val=""/>
+      <w:lvlJc w:val="left"/>
+      <w:pPr>
+        <w:ind w:left="720" w:hanging="360"/>
+      </w:pPr>
+      <w:rPr>
+        <w:rFonts w:ascii="Symbol" w:hAnsi="Symbol" w:hint="default"/>
+      </w:rPr>
+    </w:lvl>
+    <w:lvl w:ilvl="1" w:tplc="040E0003" w:tentative="1">
+      <w:start w:val="1"/>
+      <w:numFmt w:val="bullet"/>
+      <w:lvlText w:val="o"/>
+      <w:lvlJc w:val="left"/>
+      <w:pPr>
+        <w:ind w:left="1440" w:hanging="360"/>
+      </w:pPr>
+      <w:rPr>
+        <w:rFonts w:ascii="Courier New" w:hAnsi="Courier New" w:cs="Courier New" w:hint="default"/>
+      </w:rPr>
+    </w:lvl>
+    <w:lvl w:ilvl="2" w:tplc="040E0005" w:tentative="1">
+      <w:start w:val="1"/>
+      <w:numFmt w:val="bullet"/>
+      <w:lvlText w:val=""/>
+      <w:lvlJc w:val="left"/>
+      <w:pPr>
+        <w:ind w:left="2160" w:hanging="360"/>
+      </w:pPr>
+      <w:rPr>
+        <w:rFonts w:ascii="Wingdings" w:hAnsi="Wingdings" w:hint="default"/>
+      </w:rPr>
+    </w:lvl>
+    <w:lvl w:ilvl="3" w:tplc="040E0001" w:tentative="1">
+      <w:start w:val="1"/>
+      <w:numFmt w:val="bullet"/>
+      <w:lvlText w:val=""/>
+      <w:lvlJc w:val="left"/>
+      <w:pPr>
+        <w:ind w:left="2880" w:hanging="360"/>
+      </w:pPr>
+      <w:rPr>
+        <w:rFonts w:ascii="Symbol" w:hAnsi="Symbol" w:hint="default"/>
+      </w:rPr>
+    </w:lvl>
+    <w:lvl w:ilvl="4" w:tplc="040E0003" w:tentative="1">
+      <w:start w:val="1"/>
+      <w:numFmt w:val="bullet"/>
+      <w:lvlText w:val="o"/>
+      <w:lvlJc w:val="left"/>
+      <w:pPr>
+        <w:ind w:left="3600" w:hanging="360"/>
+      </w:pPr>
+      <w:rPr>
+        <w:rFonts w:ascii="Courier New" w:hAnsi="Courier New" w:cs="Courier New" w:hint="default"/>
+      </w:rPr>
+    </w:lvl>
+    <w:lvl w:ilvl="5" w:tplc="040E0005" w:tentative="1">
+      <w:start w:val="1"/>
+      <w:numFmt w:val="bullet"/>
+      <w:lvlText w:val=""/>
+      <w:lvlJc w:val="left"/>
+      <w:pPr>
+        <w:ind w:left="4320" w:hanging="360"/>
+      </w:pPr>
+      <w:rPr>
+        <w:rFonts w:ascii="Wingdings" w:hAnsi="Wingdings" w:hint="default"/>
+      </w:rPr>
+    </w:lvl>
+    <w:lvl w:ilvl="6" w:tplc="040E0001" w:tentative="1">
+      <w:start w:val="1"/>
+      <w:numFmt w:val="bullet"/>
+      <w:lvlText w:val=""/>
+      <w:lvlJc w:val="left"/>
+      <w:pPr>
+        <w:ind w:left="5040" w:hanging="360"/>
+      </w:pPr>
+      <w:rPr>
+        <w:rFonts w:ascii="Symbol" w:hAnsi="Symbol" w:hint="default"/>
+      </w:rPr>
+    </w:lvl>
+    <w:lvl w:ilvl="7" w:tplc="040E0003" w:tentative="1">
+      <w:start w:val="1"/>
+      <w:numFmt w:val="bullet"/>
+      <w:lvlText w:val="o"/>
+      <w:lvlJc w:val="left"/>
+      <w:pPr>
+        <w:ind w:left="5760" w:hanging="360"/>
+      </w:pPr>
+      <w:rPr>
+        <w:rFonts w:ascii="Courier New" w:hAnsi="Courier New" w:cs="Courier New" w:hint="default"/>
+      </w:rPr>
+    </w:lvl>
+    <w:lvl w:ilvl="8" w:tplc="040E0005" w:tentative="1">
+      <w:start w:val="1"/>
+      <w:numFmt w:val="bullet"/>
+      <w:lvlText w:val=""/>
+      <w:lvlJc w:val="left"/>
+      <w:pPr>
+        <w:ind w:left="6480" w:hanging="360"/>
+      </w:pPr>
+      <w:rPr>
+        <w:rFonts w:ascii="Wingdings" w:hAnsi="Wingdings" w:hint="default"/>
+      </w:rPr>
+    </w:lvl>
+  </w:abstractNum>
+  <w:abstractNum w:abstractNumId="19" w15:restartNumberingAfterBreak="0">
+    <w:nsid w:val="6FF7294E"/>
+    <w:multiLevelType w:val="multilevel"/>
+    <w:tmpl w:val="9FDA0F72"/>
     <w:lvl w:ilvl="0">
       <w:start w:val="1"/>
       <w:numFmt w:val="bullet"/>
@@ -16024,14 +20081,163 @@
       </w:rPr>
     </w:lvl>
   </w:abstractNum>
+  <w:abstractNum w:abstractNumId="20" w15:restartNumberingAfterBreak="0">
+    <w:nsid w:val="7B6067FB"/>
+    <w:multiLevelType w:val="multilevel"/>
+    <w:tmpl w:val="ACE69718"/>
+    <w:lvl w:ilvl="0">
+      <w:start w:val="1"/>
+      <w:numFmt w:val="bullet"/>
+      <w:lvlText w:val=""/>
+      <w:lvlJc w:val="left"/>
+      <w:pPr>
+        <w:tabs>
+          <w:tab w:val="num" w:pos="720"/>
+        </w:tabs>
+        <w:ind w:left="720" w:hanging="360"/>
+      </w:pPr>
+      <w:rPr>
+        <w:rFonts w:ascii="Symbol" w:hAnsi="Symbol" w:hint="default"/>
+        <w:sz w:val="20"/>
+      </w:rPr>
+    </w:lvl>
+    <w:lvl w:ilvl="1" w:tentative="1">
+      <w:start w:val="1"/>
+      <w:numFmt w:val="bullet"/>
+      <w:lvlText w:val="o"/>
+      <w:lvlJc w:val="left"/>
+      <w:pPr>
+        <w:tabs>
+          <w:tab w:val="num" w:pos="1440"/>
+        </w:tabs>
+        <w:ind w:left="1440" w:hanging="360"/>
+      </w:pPr>
+      <w:rPr>
+        <w:rFonts w:ascii="Courier New" w:hAnsi="Courier New" w:hint="default"/>
+        <w:sz w:val="20"/>
+      </w:rPr>
+    </w:lvl>
+    <w:lvl w:ilvl="2" w:tentative="1">
+      <w:start w:val="1"/>
+      <w:numFmt w:val="bullet"/>
+      <w:lvlText w:val=""/>
+      <w:lvlJc w:val="left"/>
+      <w:pPr>
+        <w:tabs>
+          <w:tab w:val="num" w:pos="2160"/>
+        </w:tabs>
+        <w:ind w:left="2160" w:hanging="360"/>
+      </w:pPr>
+      <w:rPr>
+        <w:rFonts w:ascii="Wingdings" w:hAnsi="Wingdings" w:hint="default"/>
+        <w:sz w:val="20"/>
+      </w:rPr>
+    </w:lvl>
+    <w:lvl w:ilvl="3" w:tentative="1">
+      <w:start w:val="1"/>
+      <w:numFmt w:val="bullet"/>
+      <w:lvlText w:val=""/>
+      <w:lvlJc w:val="left"/>
+      <w:pPr>
+        <w:tabs>
+          <w:tab w:val="num" w:pos="2880"/>
+        </w:tabs>
+        <w:ind w:left="2880" w:hanging="360"/>
+      </w:pPr>
+      <w:rPr>
+        <w:rFonts w:ascii="Wingdings" w:hAnsi="Wingdings" w:hint="default"/>
+        <w:sz w:val="20"/>
+      </w:rPr>
+    </w:lvl>
+    <w:lvl w:ilvl="4" w:tentative="1">
+      <w:start w:val="1"/>
+      <w:numFmt w:val="bullet"/>
+      <w:lvlText w:val=""/>
+      <w:lvlJc w:val="left"/>
+      <w:pPr>
+        <w:tabs>
+          <w:tab w:val="num" w:pos="3600"/>
+        </w:tabs>
+        <w:ind w:left="3600" w:hanging="360"/>
+      </w:pPr>
+      <w:rPr>
+        <w:rFonts w:ascii="Wingdings" w:hAnsi="Wingdings" w:hint="default"/>
+        <w:sz w:val="20"/>
+      </w:rPr>
+    </w:lvl>
+    <w:lvl w:ilvl="5" w:tentative="1">
+      <w:start w:val="1"/>
+      <w:numFmt w:val="bullet"/>
+      <w:lvlText w:val=""/>
+      <w:lvlJc w:val="left"/>
+      <w:pPr>
+        <w:tabs>
+          <w:tab w:val="num" w:pos="4320"/>
+        </w:tabs>
+        <w:ind w:left="4320" w:hanging="360"/>
+      </w:pPr>
+      <w:rPr>
+        <w:rFonts w:ascii="Wingdings" w:hAnsi="Wingdings" w:hint="default"/>
+        <w:sz w:val="20"/>
+      </w:rPr>
+    </w:lvl>
+    <w:lvl w:ilvl="6" w:tentative="1">
+      <w:start w:val="1"/>
+      <w:numFmt w:val="bullet"/>
+      <w:lvlText w:val=""/>
+      <w:lvlJc w:val="left"/>
+      <w:pPr>
+        <w:tabs>
+          <w:tab w:val="num" w:pos="5040"/>
+        </w:tabs>
+        <w:ind w:left="5040" w:hanging="360"/>
+      </w:pPr>
+      <w:rPr>
+        <w:rFonts w:ascii="Wingdings" w:hAnsi="Wingdings" w:hint="default"/>
+        <w:sz w:val="20"/>
+      </w:rPr>
+    </w:lvl>
+    <w:lvl w:ilvl="7" w:tentative="1">
+      <w:start w:val="1"/>
+      <w:numFmt w:val="bullet"/>
+      <w:lvlText w:val=""/>
+      <w:lvlJc w:val="left"/>
+      <w:pPr>
+        <w:tabs>
+          <w:tab w:val="num" w:pos="5760"/>
+        </w:tabs>
+        <w:ind w:left="5760" w:hanging="360"/>
+      </w:pPr>
+      <w:rPr>
+        <w:rFonts w:ascii="Wingdings" w:hAnsi="Wingdings" w:hint="default"/>
+        <w:sz w:val="20"/>
+      </w:rPr>
+    </w:lvl>
+    <w:lvl w:ilvl="8" w:tentative="1">
+      <w:start w:val="1"/>
+      <w:numFmt w:val="bullet"/>
+      <w:lvlText w:val=""/>
+      <w:lvlJc w:val="left"/>
+      <w:pPr>
+        <w:tabs>
+          <w:tab w:val="num" w:pos="6480"/>
+        </w:tabs>
+        <w:ind w:left="6480" w:hanging="360"/>
+      </w:pPr>
+      <w:rPr>
+        <w:rFonts w:ascii="Wingdings" w:hAnsi="Wingdings" w:hint="default"/>
+        <w:sz w:val="20"/>
+      </w:rPr>
+    </w:lvl>
+  </w:abstractNum>
   <w:num w:numId="1" w16cid:durableId="1988508935">
-    <w:abstractNumId w:val="16"/>
+    <w:abstractNumId w:val="20"/>
   </w:num>
   <w:num w:numId="2" w16cid:durableId="294407541">
-    <w:abstractNumId w:val="8"/>
+    <w:abstractNumId w:val="11"/>
   </w:num>
   <w:num w:numId="3" w16cid:durableId="957642230">
-    <w:abstractNumId w:val="9"/>
+    <w:abstractNumId w:val="12"/>
   </w:num>
   <w:num w:numId="4" w16cid:durableId="1836530284">
     <w:abstractNumId w:val="0"/>
@@ -16040,40 +20246,52 @@
     <w:abstractNumId w:val="3"/>
   </w:num>
   <w:num w:numId="6" w16cid:durableId="1930384429">
-    <w:abstractNumId w:val="15"/>
+    <w:abstractNumId w:val="19"/>
   </w:num>
   <w:num w:numId="7" w16cid:durableId="1703356136">
-    <w:abstractNumId w:val="7"/>
+    <w:abstractNumId w:val="10"/>
   </w:num>
   <w:num w:numId="8" w16cid:durableId="363947648">
-    <w:abstractNumId w:val="11"/>
+    <w:abstractNumId w:val="14"/>
   </w:num>
   <w:num w:numId="9" w16cid:durableId="2134247481">
     <w:abstractNumId w:val="2"/>
   </w:num>
   <w:num w:numId="10" w16cid:durableId="757287815">
-    <w:abstractNumId w:val="4"/>
+    <w:abstractNumId w:val="5"/>
   </w:num>
   <w:num w:numId="11" w16cid:durableId="1597443705">
-    <w:abstractNumId w:val="10"/>
+    <w:abstractNumId w:val="13"/>
   </w:num>
   <w:num w:numId="12" w16cid:durableId="734935032">
-    <w:abstractNumId w:val="6"/>
+    <w:abstractNumId w:val="8"/>
   </w:num>
   <w:num w:numId="13" w16cid:durableId="1639218679">
-    <w:abstractNumId w:val="13"/>
+    <w:abstractNumId w:val="16"/>
   </w:num>
   <w:num w:numId="14" w16cid:durableId="484472612">
-    <w:abstractNumId w:val="12"/>
+    <w:abstractNumId w:val="15"/>
   </w:num>
   <w:num w:numId="15" w16cid:durableId="400641798">
-    <w:abstractNumId w:val="14"/>
+    <w:abstractNumId w:val="18"/>
   </w:num>
   <w:num w:numId="16" w16cid:durableId="245652329">
     <w:abstractNumId w:val="1"/>
   </w:num>
   <w:num w:numId="17" w16cid:durableId="770660355">
-    <w:abstractNumId w:val="5"/>
+    <w:abstractNumId w:val="6"/>
+  </w:num>
+  <w:num w:numId="18" w16cid:durableId="940989740">
+    <w:abstractNumId w:val="4"/>
+  </w:num>
+  <w:num w:numId="19" w16cid:durableId="718045066">
+    <w:abstractNumId w:val="7"/>
+  </w:num>
+  <w:num w:numId="20" w16cid:durableId="1876035653">
+    <w:abstractNumId w:val="9"/>
+  </w:num>
+  <w:num w:numId="21" w16cid:durableId="178352036">
+    <w:abstractNumId w:val="17"/>
   </w:num>
 </w:numbering>
 </file>
@@ -16475,16 +20693,16 @@
     <w:lsdException w:name="Unresolved Mention" w:semiHidden="1" w:unhideWhenUsed="1"/>
     <w:lsdException w:name="Smart Link" w:semiHidden="1" w:unhideWhenUsed="1"/>
   </w:latentStyles>
-  <w:style w:type="paragraph" w:default="1" w:styleId="Normal">
+  <w:style w:type="paragraph" w:default="1" w:styleId="Norml">
     <w:name w:val="Normal"/>
     <w:qFormat/>
     <w:rsid w:val="0070554F"/>
   </w:style>
-  <w:style w:type="paragraph" w:styleId="Heading1">
+  <w:style w:type="paragraph" w:styleId="Cmsor1">
     <w:name w:val="heading 1"/>
-    <w:basedOn w:val="Normal"/>
-    <w:next w:val="Normal"/>
-    <w:link w:val="Heading1Char"/>
+    <w:basedOn w:val="Norml"/>
+    <w:next w:val="Norml"/>
+    <w:link w:val="Cmsor1Char"/>
     <w:uiPriority w:val="9"/>
     <w:qFormat/>
     <w:rsid w:val="00B809A1"/>
@@ -16501,11 +20719,11 @@
       <w:szCs w:val="40"/>
     </w:rPr>
   </w:style>
-  <w:style w:type="paragraph" w:styleId="Heading2">
+  <w:style w:type="paragraph" w:styleId="Cmsor2">
     <w:name w:val="heading 2"/>
-    <w:basedOn w:val="Normal"/>
-    <w:next w:val="Normal"/>
-    <w:link w:val="Heading2Char"/>
+    <w:basedOn w:val="Norml"/>
+    <w:next w:val="Norml"/>
+    <w:link w:val="Cmsor2Char"/>
     <w:uiPriority w:val="9"/>
     <w:semiHidden/>
     <w:unhideWhenUsed/>
@@ -16524,11 +20742,11 @@
       <w:szCs w:val="32"/>
     </w:rPr>
   </w:style>
-  <w:style w:type="paragraph" w:styleId="Heading3">
+  <w:style w:type="paragraph" w:styleId="Cmsor3">
     <w:name w:val="heading 3"/>
-    <w:basedOn w:val="Normal"/>
-    <w:next w:val="Normal"/>
-    <w:link w:val="Heading3Char"/>
+    <w:basedOn w:val="Norml"/>
+    <w:next w:val="Norml"/>
+    <w:link w:val="Cmsor3Char"/>
     <w:uiPriority w:val="9"/>
     <w:semiHidden/>
     <w:unhideWhenUsed/>
@@ -16547,11 +20765,11 @@
       <w:szCs w:val="28"/>
     </w:rPr>
   </w:style>
-  <w:style w:type="paragraph" w:styleId="Heading4">
+  <w:style w:type="paragraph" w:styleId="Cmsor4">
     <w:name w:val="heading 4"/>
-    <w:basedOn w:val="Normal"/>
-    <w:next w:val="Normal"/>
-    <w:link w:val="Heading4Char"/>
+    <w:basedOn w:val="Norml"/>
+    <w:next w:val="Norml"/>
+    <w:link w:val="Cmsor4Char"/>
     <w:uiPriority w:val="9"/>
     <w:semiHidden/>
     <w:unhideWhenUsed/>
@@ -16570,11 +20788,11 @@
       <w:color w:val="0F4761" w:themeColor="accent1" w:themeShade="BF"/>
     </w:rPr>
   </w:style>
-  <w:style w:type="paragraph" w:styleId="Heading5">
+  <w:style w:type="paragraph" w:styleId="Cmsor5">
     <w:name w:val="heading 5"/>
-    <w:basedOn w:val="Normal"/>
-    <w:next w:val="Normal"/>
-    <w:link w:val="Heading5Char"/>
+    <w:basedOn w:val="Norml"/>
+    <w:next w:val="Norml"/>
+    <w:link w:val="Cmsor5Char"/>
     <w:uiPriority w:val="9"/>
     <w:semiHidden/>
     <w:unhideWhenUsed/>
@@ -16591,11 +20809,11 @@
       <w:color w:val="0F4761" w:themeColor="accent1" w:themeShade="BF"/>
     </w:rPr>
   </w:style>
-  <w:style w:type="paragraph" w:styleId="Heading6">
+  <w:style w:type="paragraph" w:styleId="Cmsor6">
     <w:name w:val="heading 6"/>
-    <w:basedOn w:val="Normal"/>
-    <w:next w:val="Normal"/>
-    <w:link w:val="Heading6Char"/>
+    <w:basedOn w:val="Norml"/>
+    <w:next w:val="Norml"/>
+    <w:link w:val="Cmsor6Char"/>
     <w:uiPriority w:val="9"/>
     <w:semiHidden/>
     <w:unhideWhenUsed/>
@@ -16614,11 +20832,11 @@
       <w:color w:val="595959" w:themeColor="text1" w:themeTint="A6"/>
     </w:rPr>
   </w:style>
-  <w:style w:type="paragraph" w:styleId="Heading7">
+  <w:style w:type="paragraph" w:styleId="Cmsor7">
     <w:name w:val="heading 7"/>
-    <w:basedOn w:val="Normal"/>
-    <w:next w:val="Normal"/>
-    <w:link w:val="Heading7Char"/>
+    <w:basedOn w:val="Norml"/>
+    <w:next w:val="Norml"/>
+    <w:link w:val="Cmsor7Char"/>
     <w:uiPriority w:val="9"/>
     <w:semiHidden/>
     <w:unhideWhenUsed/>
@@ -16635,11 +20853,11 @@
       <w:color w:val="595959" w:themeColor="text1" w:themeTint="A6"/>
     </w:rPr>
   </w:style>
-  <w:style w:type="paragraph" w:styleId="Heading8">
+  <w:style w:type="paragraph" w:styleId="Cmsor8">
     <w:name w:val="heading 8"/>
-    <w:basedOn w:val="Normal"/>
-    <w:next w:val="Normal"/>
-    <w:link w:val="Heading8Char"/>
+    <w:basedOn w:val="Norml"/>
+    <w:next w:val="Norml"/>
+    <w:link w:val="Cmsor8Char"/>
     <w:uiPriority w:val="9"/>
     <w:semiHidden/>
     <w:unhideWhenUsed/>
@@ -16658,11 +20876,11 @@
       <w:color w:val="272727" w:themeColor="text1" w:themeTint="D8"/>
     </w:rPr>
   </w:style>
-  <w:style w:type="paragraph" w:styleId="Heading9">
+  <w:style w:type="paragraph" w:styleId="Cmsor9">
     <w:name w:val="heading 9"/>
-    <w:basedOn w:val="Normal"/>
-    <w:next w:val="Normal"/>
-    <w:link w:val="Heading9Char"/>
+    <w:basedOn w:val="Norml"/>
+    <w:next w:val="Norml"/>
+    <w:link w:val="Cmsor9Char"/>
     <w:uiPriority w:val="9"/>
     <w:semiHidden/>
     <w:unhideWhenUsed/>
@@ -16679,12 +20897,12 @@
       <w:color w:val="272727" w:themeColor="text1" w:themeTint="D8"/>
     </w:rPr>
   </w:style>
-  <w:style w:type="character" w:default="1" w:styleId="DefaultParagraphFont">
+  <w:style w:type="character" w:default="1" w:styleId="Bekezdsalapbettpusa">
     <w:name w:val="Default Paragraph Font"/>
     <w:uiPriority w:val="1"/>
     <w:unhideWhenUsed/>
   </w:style>
-  <w:style w:type="table" w:default="1" w:styleId="TableNormal">
+  <w:style w:type="table" w:default="1" w:styleId="Normltblzat">
     <w:name w:val="Normal Table"/>
     <w:uiPriority w:val="99"/>
     <w:semiHidden/>
@@ -16699,16 +20917,16 @@
       </w:tblCellMar>
     </w:tblPr>
   </w:style>
-  <w:style w:type="numbering" w:default="1" w:styleId="NoList">
+  <w:style w:type="numbering" w:default="1" w:styleId="Nemlista">
     <w:name w:val="No List"/>
     <w:uiPriority w:val="99"/>
     <w:semiHidden/>
     <w:unhideWhenUsed/>
   </w:style>
-  <w:style w:type="character" w:customStyle="1" w:styleId="Heading1Char">
-    <w:name w:val="Heading 1 Char"/>
-    <w:basedOn w:val="DefaultParagraphFont"/>
-    <w:link w:val="Heading1"/>
+  <w:style w:type="character" w:customStyle="1" w:styleId="Cmsor1Char">
+    <w:name w:val="Címsor 1 Char"/>
+    <w:basedOn w:val="Bekezdsalapbettpusa"/>
+    <w:link w:val="Cmsor1"/>
     <w:uiPriority w:val="9"/>
     <w:rsid w:val="00B809A1"/>
     <w:rPr>
@@ -16718,10 +20936,10 @@
       <w:szCs w:val="40"/>
     </w:rPr>
   </w:style>
-  <w:style w:type="character" w:customStyle="1" w:styleId="Heading2Char">
-    <w:name w:val="Heading 2 Char"/>
-    <w:basedOn w:val="DefaultParagraphFont"/>
-    <w:link w:val="Heading2"/>
+  <w:style w:type="character" w:customStyle="1" w:styleId="Cmsor2Char">
+    <w:name w:val="Címsor 2 Char"/>
+    <w:basedOn w:val="Bekezdsalapbettpusa"/>
+    <w:link w:val="Cmsor2"/>
     <w:uiPriority w:val="9"/>
     <w:semiHidden/>
     <w:rsid w:val="00B809A1"/>
@@ -16732,10 +20950,10 @@
       <w:szCs w:val="32"/>
     </w:rPr>
   </w:style>
-  <w:style w:type="character" w:customStyle="1" w:styleId="Heading3Char">
-    <w:name w:val="Heading 3 Char"/>
-    <w:basedOn w:val="DefaultParagraphFont"/>
-    <w:link w:val="Heading3"/>
+  <w:style w:type="character" w:customStyle="1" w:styleId="Cmsor3Char">
+    <w:name w:val="Címsor 3 Char"/>
+    <w:basedOn w:val="Bekezdsalapbettpusa"/>
+    <w:link w:val="Cmsor3"/>
     <w:uiPriority w:val="9"/>
     <w:semiHidden/>
     <w:rsid w:val="00B809A1"/>
@@ -16746,10 +20964,10 @@
       <w:szCs w:val="28"/>
     </w:rPr>
   </w:style>
-  <w:style w:type="character" w:customStyle="1" w:styleId="Heading4Char">
-    <w:name w:val="Heading 4 Char"/>
-    <w:basedOn w:val="DefaultParagraphFont"/>
-    <w:link w:val="Heading4"/>
+  <w:style w:type="character" w:customStyle="1" w:styleId="Cmsor4Char">
+    <w:name w:val="Címsor 4 Char"/>
+    <w:basedOn w:val="Bekezdsalapbettpusa"/>
+    <w:link w:val="Cmsor4"/>
     <w:uiPriority w:val="9"/>
     <w:semiHidden/>
     <w:rsid w:val="00B809A1"/>
@@ -16760,10 +20978,10 @@
       <w:color w:val="0F4761" w:themeColor="accent1" w:themeShade="BF"/>
     </w:rPr>
   </w:style>
-  <w:style w:type="character" w:customStyle="1" w:styleId="Heading5Char">
-    <w:name w:val="Heading 5 Char"/>
-    <w:basedOn w:val="DefaultParagraphFont"/>
-    <w:link w:val="Heading5"/>
+  <w:style w:type="character" w:customStyle="1" w:styleId="Cmsor5Char">
+    <w:name w:val="Címsor 5 Char"/>
+    <w:basedOn w:val="Bekezdsalapbettpusa"/>
+    <w:link w:val="Cmsor5"/>
     <w:uiPriority w:val="9"/>
     <w:semiHidden/>
     <w:rsid w:val="00B809A1"/>
@@ -16772,10 +20990,10 @@
       <w:color w:val="0F4761" w:themeColor="accent1" w:themeShade="BF"/>
     </w:rPr>
   </w:style>
-  <w:style w:type="character" w:customStyle="1" w:styleId="Heading6Char">
-    <w:name w:val="Heading 6 Char"/>
-    <w:basedOn w:val="DefaultParagraphFont"/>
-    <w:link w:val="Heading6"/>
+  <w:style w:type="character" w:customStyle="1" w:styleId="Cmsor6Char">
+    <w:name w:val="Címsor 6 Char"/>
+    <w:basedOn w:val="Bekezdsalapbettpusa"/>
+    <w:link w:val="Cmsor6"/>
     <w:uiPriority w:val="9"/>
     <w:semiHidden/>
     <w:rsid w:val="00B809A1"/>
@@ -16786,10 +21004,10 @@
       <w:color w:val="595959" w:themeColor="text1" w:themeTint="A6"/>
     </w:rPr>
   </w:style>
-  <w:style w:type="character" w:customStyle="1" w:styleId="Heading7Char">
-    <w:name w:val="Heading 7 Char"/>
-    <w:basedOn w:val="DefaultParagraphFont"/>
-    <w:link w:val="Heading7"/>
+  <w:style w:type="character" w:customStyle="1" w:styleId="Cmsor7Char">
+    <w:name w:val="Címsor 7 Char"/>
+    <w:basedOn w:val="Bekezdsalapbettpusa"/>
+    <w:link w:val="Cmsor7"/>
     <w:uiPriority w:val="9"/>
     <w:semiHidden/>
     <w:rsid w:val="00B809A1"/>
@@ -16798,10 +21016,10 @@
       <w:color w:val="595959" w:themeColor="text1" w:themeTint="A6"/>
     </w:rPr>
   </w:style>
-  <w:style w:type="character" w:customStyle="1" w:styleId="Heading8Char">
-    <w:name w:val="Heading 8 Char"/>
-    <w:basedOn w:val="DefaultParagraphFont"/>
-    <w:link w:val="Heading8"/>
+  <w:style w:type="character" w:customStyle="1" w:styleId="Cmsor8Char">
+    <w:name w:val="Címsor 8 Char"/>
+    <w:basedOn w:val="Bekezdsalapbettpusa"/>
+    <w:link w:val="Cmsor8"/>
     <w:uiPriority w:val="9"/>
     <w:semiHidden/>
     <w:rsid w:val="00B809A1"/>
@@ -16812,10 +21030,10 @@
       <w:color w:val="272727" w:themeColor="text1" w:themeTint="D8"/>
     </w:rPr>
   </w:style>
-  <w:style w:type="character" w:customStyle="1" w:styleId="Heading9Char">
-    <w:name w:val="Heading 9 Char"/>
-    <w:basedOn w:val="DefaultParagraphFont"/>
-    <w:link w:val="Heading9"/>
+  <w:style w:type="character" w:customStyle="1" w:styleId="Cmsor9Char">
+    <w:name w:val="Címsor 9 Char"/>
+    <w:basedOn w:val="Bekezdsalapbettpusa"/>
+    <w:link w:val="Cmsor9"/>
     <w:uiPriority w:val="9"/>
     <w:semiHidden/>
     <w:rsid w:val="00B809A1"/>
@@ -16824,11 +21042,11 @@
       <w:color w:val="272727" w:themeColor="text1" w:themeTint="D8"/>
     </w:rPr>
   </w:style>
-  <w:style w:type="paragraph" w:styleId="Title">
+  <w:style w:type="paragraph" w:styleId="Cm">
     <w:name w:val="Title"/>
-    <w:basedOn w:val="Normal"/>
-    <w:next w:val="Normal"/>
-    <w:link w:val="TitleChar"/>
+    <w:basedOn w:val="Norml"/>
+    <w:next w:val="Norml"/>
+    <w:link w:val="CmChar"/>
     <w:uiPriority w:val="10"/>
     <w:qFormat/>
     <w:rsid w:val="00B809A1"/>
@@ -16844,10 +21062,10 @@
       <w:szCs w:val="56"/>
     </w:rPr>
   </w:style>
-  <w:style w:type="character" w:customStyle="1" w:styleId="TitleChar">
-    <w:name w:val="Title Char"/>
-    <w:basedOn w:val="DefaultParagraphFont"/>
-    <w:link w:val="Title"/>
+  <w:style w:type="character" w:customStyle="1" w:styleId="CmChar">
+    <w:name w:val="Cím Char"/>
+    <w:basedOn w:val="Bekezdsalapbettpusa"/>
+    <w:link w:val="Cm"/>
     <w:uiPriority w:val="10"/>
     <w:rsid w:val="00B809A1"/>
     <w:rPr>
@@ -16858,11 +21076,11 @@
       <w:szCs w:val="56"/>
     </w:rPr>
   </w:style>
-  <w:style w:type="paragraph" w:styleId="Subtitle">
+  <w:style w:type="paragraph" w:styleId="Alcm">
     <w:name w:val="Subtitle"/>
-    <w:basedOn w:val="Normal"/>
-    <w:next w:val="Normal"/>
-    <w:link w:val="SubtitleChar"/>
+    <w:basedOn w:val="Norml"/>
+    <w:next w:val="Norml"/>
+    <w:link w:val="AlcmChar"/>
     <w:uiPriority w:val="11"/>
     <w:qFormat/>
     <w:rsid w:val="00B809A1"/>
@@ -16879,10 +21097,10 @@
       <w:szCs w:val="28"/>
     </w:rPr>
   </w:style>
-  <w:style w:type="character" w:customStyle="1" w:styleId="SubtitleChar">
-    <w:name w:val="Subtitle Char"/>
-    <w:basedOn w:val="DefaultParagraphFont"/>
-    <w:link w:val="Subtitle"/>
+  <w:style w:type="character" w:customStyle="1" w:styleId="AlcmChar">
+    <w:name w:val="Alcím Char"/>
+    <w:basedOn w:val="Bekezdsalapbettpusa"/>
+    <w:link w:val="Alcm"/>
     <w:uiPriority w:val="11"/>
     <w:rsid w:val="00B809A1"/>
     <w:rPr>
@@ -16893,11 +21111,11 @@
       <w:szCs w:val="28"/>
     </w:rPr>
   </w:style>
-  <w:style w:type="paragraph" w:styleId="Quote">
+  <w:style w:type="paragraph" w:styleId="Idzet">
     <w:name w:val="Quote"/>
-    <w:basedOn w:val="Normal"/>
-    <w:next w:val="Normal"/>
-    <w:link w:val="QuoteChar"/>
+    <w:basedOn w:val="Norml"/>
+    <w:next w:val="Norml"/>
+    <w:link w:val="IdzetChar"/>
     <w:uiPriority w:val="29"/>
     <w:qFormat/>
     <w:rsid w:val="00B809A1"/>
@@ -16911,10 +21129,10 @@
       <w:color w:val="404040" w:themeColor="text1" w:themeTint="BF"/>
     </w:rPr>
   </w:style>
-  <w:style w:type="character" w:customStyle="1" w:styleId="QuoteChar">
-    <w:name w:val="Quote Char"/>
-    <w:basedOn w:val="DefaultParagraphFont"/>
-    <w:link w:val="Quote"/>
+  <w:style w:type="character" w:customStyle="1" w:styleId="IdzetChar">
+    <w:name w:val="Idézet Char"/>
+    <w:basedOn w:val="Bekezdsalapbettpusa"/>
+    <w:link w:val="Idzet"/>
     <w:uiPriority w:val="29"/>
     <w:rsid w:val="00B809A1"/>
     <w:rPr>
@@ -16923,9 +21141,9 @@
       <w:color w:val="404040" w:themeColor="text1" w:themeTint="BF"/>
     </w:rPr>
   </w:style>
-  <w:style w:type="paragraph" w:styleId="ListParagraph">
+  <w:style w:type="paragraph" w:styleId="Listaszerbekezds">
     <w:name w:val="List Paragraph"/>
-    <w:basedOn w:val="Normal"/>
+    <w:basedOn w:val="Norml"/>
     <w:uiPriority w:val="34"/>
     <w:qFormat/>
     <w:rsid w:val="00B809A1"/>
@@ -16934,9 +21152,9 @@
       <w:contextualSpacing/>
     </w:pPr>
   </w:style>
-  <w:style w:type="character" w:styleId="IntenseEmphasis">
+  <w:style w:type="character" w:styleId="Erskiemels">
     <w:name w:val="Intense Emphasis"/>
-    <w:basedOn w:val="DefaultParagraphFont"/>
+    <w:basedOn w:val="Bekezdsalapbettpusa"/>
     <w:uiPriority w:val="21"/>
     <w:qFormat/>
     <w:rsid w:val="00B809A1"/>
@@ -16946,11 +21164,11 @@
       <w:color w:val="0F4761" w:themeColor="accent1" w:themeShade="BF"/>
     </w:rPr>
   </w:style>
-  <w:style w:type="paragraph" w:styleId="IntenseQuote">
+  <w:style w:type="paragraph" w:styleId="Kiemeltidzet">
     <w:name w:val="Intense Quote"/>
-    <w:basedOn w:val="Normal"/>
-    <w:next w:val="Normal"/>
-    <w:link w:val="IntenseQuoteChar"/>
+    <w:basedOn w:val="Norml"/>
+    <w:next w:val="Norml"/>
+    <w:link w:val="KiemeltidzetChar"/>
     <w:uiPriority w:val="30"/>
     <w:qFormat/>
     <w:rsid w:val="00B809A1"/>
@@ -16969,10 +21187,10 @@
       <w:color w:val="0F4761" w:themeColor="accent1" w:themeShade="BF"/>
     </w:rPr>
   </w:style>
-  <w:style w:type="character" w:customStyle="1" w:styleId="IntenseQuoteChar">
-    <w:name w:val="Intense Quote Char"/>
-    <w:basedOn w:val="DefaultParagraphFont"/>
-    <w:link w:val="IntenseQuote"/>
+  <w:style w:type="character" w:customStyle="1" w:styleId="KiemeltidzetChar">
+    <w:name w:val="Kiemelt idézet Char"/>
+    <w:basedOn w:val="Bekezdsalapbettpusa"/>
+    <w:link w:val="Kiemeltidzet"/>
     <w:uiPriority w:val="30"/>
     <w:rsid w:val="00B809A1"/>
     <w:rPr>
@@ -16981,9 +21199,9 @@
       <w:color w:val="0F4761" w:themeColor="accent1" w:themeShade="BF"/>
     </w:rPr>
   </w:style>
-  <w:style w:type="character" w:styleId="IntenseReference">
+  <w:style w:type="character" w:styleId="Ershivatkozs">
     <w:name w:val="Intense Reference"/>
-    <w:basedOn w:val="DefaultParagraphFont"/>
+    <w:basedOn w:val="Bekezdsalapbettpusa"/>
     <w:uiPriority w:val="32"/>
     <w:qFormat/>
     <w:rsid w:val="00B809A1"/>
@@ -16995,10 +21213,10 @@
       <w:spacing w:val="5"/>
     </w:rPr>
   </w:style>
-  <w:style w:type="paragraph" w:styleId="Header">
+  <w:style w:type="paragraph" w:styleId="lfej">
     <w:name w:val="header"/>
-    <w:basedOn w:val="Normal"/>
-    <w:link w:val="HeaderChar"/>
+    <w:basedOn w:val="Norml"/>
+    <w:link w:val="lfejChar"/>
     <w:uiPriority w:val="99"/>
     <w:unhideWhenUsed/>
     <w:rsid w:val="002810EB"/>
@@ -17010,17 +21228,17 @@
       <w:spacing w:after="0" w:line="240" w:lineRule="auto"/>
     </w:pPr>
   </w:style>
-  <w:style w:type="character" w:customStyle="1" w:styleId="HeaderChar">
-    <w:name w:val="Header Char"/>
-    <w:basedOn w:val="DefaultParagraphFont"/>
-    <w:link w:val="Header"/>
+  <w:style w:type="character" w:customStyle="1" w:styleId="lfejChar">
+    <w:name w:val="Élőfej Char"/>
+    <w:basedOn w:val="Bekezdsalapbettpusa"/>
+    <w:link w:val="lfej"/>
     <w:uiPriority w:val="99"/>
     <w:rsid w:val="002810EB"/>
   </w:style>
-  <w:style w:type="paragraph" w:styleId="Footer">
+  <w:style w:type="paragraph" w:styleId="llb">
     <w:name w:val="footer"/>
-    <w:basedOn w:val="Normal"/>
-    <w:link w:val="FooterChar"/>
+    <w:basedOn w:val="Norml"/>
+    <w:link w:val="llbChar"/>
     <w:uiPriority w:val="99"/>
     <w:unhideWhenUsed/>
     <w:rsid w:val="002810EB"/>
@@ -17032,16 +21250,16 @@
       <w:spacing w:after="0" w:line="240" w:lineRule="auto"/>
     </w:pPr>
   </w:style>
-  <w:style w:type="character" w:customStyle="1" w:styleId="FooterChar">
-    <w:name w:val="Footer Char"/>
-    <w:basedOn w:val="DefaultParagraphFont"/>
-    <w:link w:val="Footer"/>
+  <w:style w:type="character" w:customStyle="1" w:styleId="llbChar">
+    <w:name w:val="Élőláb Char"/>
+    <w:basedOn w:val="Bekezdsalapbettpusa"/>
+    <w:link w:val="llb"/>
     <w:uiPriority w:val="99"/>
     <w:rsid w:val="002810EB"/>
   </w:style>
-  <w:style w:type="paragraph" w:styleId="NormalWeb">
+  <w:style w:type="paragraph" w:styleId="NormlWeb">
     <w:name w:val="Normal (Web)"/>
-    <w:basedOn w:val="Normal"/>
+    <w:basedOn w:val="Norml"/>
     <w:uiPriority w:val="99"/>
     <w:semiHidden/>
     <w:unhideWhenUsed/>
@@ -17056,9 +21274,9 @@
       <w14:ligatures w14:val="none"/>
     </w:rPr>
   </w:style>
-  <w:style w:type="character" w:styleId="Strong">
+  <w:style w:type="character" w:styleId="Kiemels2">
     <w:name w:val="Strong"/>
-    <w:basedOn w:val="DefaultParagraphFont"/>
+    <w:basedOn w:val="Bekezdsalapbettpusa"/>
     <w:uiPriority w:val="22"/>
     <w:qFormat/>
     <w:rsid w:val="00B754FF"/>
@@ -17067,10 +21285,10 @@
       <w:bCs/>
     </w:rPr>
   </w:style>
-  <w:style w:type="paragraph" w:styleId="Caption">
+  <w:style w:type="paragraph" w:styleId="Kpalrs">
     <w:name w:val="caption"/>
-    <w:basedOn w:val="Normal"/>
-    <w:next w:val="Normal"/>
+    <w:basedOn w:val="Norml"/>
+    <w:next w:val="Norml"/>
     <w:uiPriority w:val="35"/>
     <w:unhideWhenUsed/>
     <w:qFormat/>

--- a/vizsgaremek_bemutatkozás_ig.docx
+++ b/vizsgaremek_bemutatkozás_ig.docx
@@ -4,7 +4,7 @@
   <w:body>
     <w:p>
       <w:pPr>
-        <w:pStyle w:val="NormlWeb"/>
+        <w:pStyle w:val="NormalWeb"/>
         <w:spacing w:before="0" w:beforeAutospacing="0" w:after="160" w:afterAutospacing="0"/>
         <w:jc w:val="center"/>
       </w:pPr>
@@ -19,7 +19,7 @@
     </w:p>
     <w:p>
       <w:pPr>
-        <w:pStyle w:val="NormlWeb"/>
+        <w:pStyle w:val="NormalWeb"/>
         <w:spacing w:before="0" w:beforeAutospacing="0" w:after="160" w:afterAutospacing="0"/>
         <w:jc w:val="center"/>
       </w:pPr>
@@ -34,7 +34,7 @@
     </w:p>
     <w:p>
       <w:pPr>
-        <w:pStyle w:val="NormlWeb"/>
+        <w:pStyle w:val="NormalWeb"/>
         <w:spacing w:before="0" w:beforeAutospacing="0" w:after="160" w:afterAutospacing="0"/>
         <w:jc w:val="center"/>
       </w:pPr>
@@ -61,7 +61,7 @@
     </w:p>
     <w:p>
       <w:pPr>
-        <w:pStyle w:val="NormlWeb"/>
+        <w:pStyle w:val="NormalWeb"/>
         <w:spacing w:before="0" w:beforeAutospacing="0" w:after="160" w:afterAutospacing="0"/>
         <w:jc w:val="center"/>
         <w:rPr>
@@ -93,7 +93,7 @@
     </w:p>
     <w:p>
       <w:pPr>
-        <w:pStyle w:val="NormlWeb"/>
+        <w:pStyle w:val="NormalWeb"/>
         <w:spacing w:before="4440" w:beforeAutospacing="0" w:after="200" w:afterAutospacing="0"/>
         <w:jc w:val="center"/>
         <w:rPr>
@@ -117,7 +117,7 @@
     </w:p>
     <w:p>
       <w:pPr>
-        <w:pStyle w:val="NormlWeb"/>
+        <w:pStyle w:val="NormalWeb"/>
         <w:spacing w:before="0" w:beforeAutospacing="0" w:after="1600" w:afterAutospacing="0" w:line="720" w:lineRule="auto"/>
         <w:jc w:val="center"/>
         <w:rPr>
@@ -141,7 +141,7 @@
     </w:p>
     <w:p>
       <w:pPr>
-        <w:pStyle w:val="NormlWeb"/>
+        <w:pStyle w:val="NormalWeb"/>
         <w:spacing w:before="0" w:beforeAutospacing="0" w:after="1000" w:afterAutospacing="0" w:line="720" w:lineRule="auto"/>
         <w:jc w:val="center"/>
         <w:rPr>
@@ -161,7 +161,7 @@
     </w:p>
     <w:p>
       <w:pPr>
-        <w:pStyle w:val="NormlWeb"/>
+        <w:pStyle w:val="NormalWeb"/>
         <w:spacing w:before="0" w:beforeAutospacing="0" w:after="0" w:afterAutospacing="0" w:line="720" w:lineRule="auto"/>
         <w:jc w:val="center"/>
         <w:rPr>
@@ -181,7 +181,7 @@
     </w:p>
     <w:p>
       <w:pPr>
-        <w:pStyle w:val="Cm"/>
+        <w:pStyle w:val="Title"/>
         <w:jc w:val="center"/>
         <w:rPr>
           <w:rFonts w:ascii="Times New Roman" w:hAnsi="Times New Roman" w:cs="Times New Roman"/>
@@ -197,7 +197,7 @@
     </w:p>
     <w:p>
       <w:pPr>
-        <w:pStyle w:val="Cmsor1"/>
+        <w:pStyle w:val="Heading1"/>
         <w:rPr>
           <w:rFonts w:ascii="Times New Roman" w:hAnsi="Times New Roman" w:cs="Times New Roman"/>
         </w:rPr>
@@ -439,7 +439,7 @@
     </w:p>
     <w:p>
       <w:pPr>
-        <w:pStyle w:val="Cmsor1"/>
+        <w:pStyle w:val="Heading1"/>
         <w:rPr>
           <w:rFonts w:ascii="Times New Roman" w:hAnsi="Times New Roman" w:cs="Times New Roman"/>
         </w:rPr>
@@ -681,7 +681,7 @@
     </w:p>
     <w:p>
       <w:pPr>
-        <w:pStyle w:val="Cmsor1"/>
+        <w:pStyle w:val="Heading1"/>
         <w:jc w:val="both"/>
         <w:rPr>
           <w:rFonts w:ascii="Times New Roman" w:hAnsi="Times New Roman" w:cs="Times New Roman"/>
@@ -696,7 +696,7 @@
     </w:p>
     <w:p>
       <w:pPr>
-        <w:pStyle w:val="Cmsor1"/>
+        <w:pStyle w:val="Heading1"/>
         <w:spacing w:before="0" w:after="0" w:line="240" w:lineRule="auto"/>
         <w:jc w:val="both"/>
         <w:rPr>
@@ -736,7 +736,7 @@
     </w:p>
     <w:p>
       <w:pPr>
-        <w:pStyle w:val="Cmsor1"/>
+        <w:pStyle w:val="Heading1"/>
         <w:spacing w:before="0" w:after="0" w:line="240" w:lineRule="auto"/>
         <w:jc w:val="both"/>
         <w:rPr>
@@ -798,7 +798,7 @@
     </w:p>
     <w:p>
       <w:pPr>
-        <w:pStyle w:val="Cmsor1"/>
+        <w:pStyle w:val="Heading1"/>
         <w:spacing w:before="0" w:after="0" w:line="240" w:lineRule="auto"/>
         <w:jc w:val="both"/>
         <w:rPr>
@@ -820,7 +820,7 @@
     </w:p>
     <w:p>
       <w:pPr>
-        <w:pStyle w:val="Listaszerbekezds"/>
+        <w:pStyle w:val="ListParagraph"/>
         <w:numPr>
           <w:ilvl w:val="0"/>
           <w:numId w:val="4"/>
@@ -851,7 +851,7 @@
     </w:p>
     <w:p>
       <w:pPr>
-        <w:pStyle w:val="Listaszerbekezds"/>
+        <w:pStyle w:val="ListParagraph"/>
         <w:numPr>
           <w:ilvl w:val="0"/>
           <w:numId w:val="4"/>
@@ -870,7 +870,7 @@
     </w:p>
     <w:p>
       <w:pPr>
-        <w:pStyle w:val="Listaszerbekezds"/>
+        <w:pStyle w:val="ListParagraph"/>
         <w:numPr>
           <w:ilvl w:val="0"/>
           <w:numId w:val="4"/>
@@ -889,7 +889,7 @@
     </w:p>
     <w:p>
       <w:pPr>
-        <w:pStyle w:val="Listaszerbekezds"/>
+        <w:pStyle w:val="ListParagraph"/>
         <w:numPr>
           <w:ilvl w:val="0"/>
           <w:numId w:val="4"/>
@@ -2383,7 +2383,7 @@
     </w:p>
     <w:p>
       <w:pPr>
-        <w:pStyle w:val="Listaszerbekezds"/>
+        <w:pStyle w:val="ListParagraph"/>
         <w:numPr>
           <w:ilvl w:val="0"/>
           <w:numId w:val="17"/>
@@ -2410,7 +2410,7 @@
     </w:p>
     <w:p>
       <w:pPr>
-        <w:pStyle w:val="Listaszerbekezds"/>
+        <w:pStyle w:val="ListParagraph"/>
         <w:numPr>
           <w:ilvl w:val="0"/>
           <w:numId w:val="17"/>
@@ -2443,7 +2443,7 @@
     </w:p>
     <w:p>
       <w:pPr>
-        <w:pStyle w:val="Listaszerbekezds"/>
+        <w:pStyle w:val="ListParagraph"/>
         <w:numPr>
           <w:ilvl w:val="0"/>
           <w:numId w:val="17"/>
@@ -2490,7 +2490,7 @@
     </w:p>
     <w:p>
       <w:pPr>
-        <w:pStyle w:val="Listaszerbekezds"/>
+        <w:pStyle w:val="ListParagraph"/>
         <w:numPr>
           <w:ilvl w:val="0"/>
           <w:numId w:val="17"/>
@@ -2858,7 +2858,7 @@
     </w:p>
     <w:p>
       <w:pPr>
-        <w:pStyle w:val="Listaszerbekezds"/>
+        <w:pStyle w:val="ListParagraph"/>
         <w:numPr>
           <w:ilvl w:val="0"/>
           <w:numId w:val="4"/>
@@ -2884,7 +2884,7 @@
     </w:p>
     <w:p>
       <w:pPr>
-        <w:pStyle w:val="Listaszerbekezds"/>
+        <w:pStyle w:val="ListParagraph"/>
         <w:numPr>
           <w:ilvl w:val="0"/>
           <w:numId w:val="4"/>
@@ -2916,7 +2916,7 @@
     </w:p>
     <w:p>
       <w:pPr>
-        <w:pStyle w:val="Listaszerbekezds"/>
+        <w:pStyle w:val="ListParagraph"/>
         <w:numPr>
           <w:ilvl w:val="0"/>
           <w:numId w:val="4"/>
@@ -2942,7 +2942,7 @@
     </w:p>
     <w:p>
       <w:pPr>
-        <w:pStyle w:val="Listaszerbekezds"/>
+        <w:pStyle w:val="ListParagraph"/>
         <w:numPr>
           <w:ilvl w:val="0"/>
           <w:numId w:val="4"/>
@@ -5053,6 +5053,7 @@
       <w:r>
         <w:rPr>
           <w:rFonts w:ascii="Times New Roman" w:hAnsi="Times New Roman" w:cs="Times New Roman"/>
+          <w:noProof/>
           <w:color w:val="000000" w:themeColor="text1"/>
         </w:rPr>
         <w:drawing>
@@ -5332,6 +5333,7 @@
           <w:rFonts w:ascii="Times New Roman" w:hAnsi="Times New Roman" w:cs="Times New Roman"/>
           <w:b/>
           <w:bCs/>
+          <w:noProof/>
           <w:color w:val="000000" w:themeColor="text1"/>
         </w:rPr>
         <w:drawing>
@@ -5527,14 +5529,7 @@
           <w:rFonts w:ascii="Times New Roman" w:hAnsi="Times New Roman" w:cs="Times New Roman"/>
           <w:color w:val="000000" w:themeColor="text1"/>
         </w:rPr>
-        <w:t>A klienseknek DHCP-vel lett kiosztva cím, kivéve a szervereknek.</w:t>
-      </w:r>
-      <w:r>
-        <w:rPr>
-          <w:rFonts w:ascii="Times New Roman" w:hAnsi="Times New Roman" w:cs="Times New Roman"/>
-          <w:color w:val="000000" w:themeColor="text1"/>
-        </w:rPr>
-        <w:t xml:space="preserve"> </w:t>
+        <w:t xml:space="preserve">A klienseknek DHCP-vel lett kiosztva cím, kivéve a szervereknek. </w:t>
       </w:r>
       <w:r>
         <w:rPr>
@@ -5583,7 +5578,7 @@
     </w:p>
     <w:p>
       <w:pPr>
-        <w:pStyle w:val="Listaszerbekezds"/>
+        <w:pStyle w:val="ListParagraph"/>
         <w:numPr>
           <w:ilvl w:val="0"/>
           <w:numId w:val="18"/>
@@ -5632,7 +5627,7 @@
     </w:p>
     <w:p>
       <w:pPr>
-        <w:pStyle w:val="Listaszerbekezds"/>
+        <w:pStyle w:val="ListParagraph"/>
         <w:numPr>
           <w:ilvl w:val="0"/>
           <w:numId w:val="18"/>
@@ -5667,7 +5662,7 @@
     </w:p>
     <w:p>
       <w:pPr>
-        <w:pStyle w:val="Listaszerbekezds"/>
+        <w:pStyle w:val="ListParagraph"/>
         <w:numPr>
           <w:ilvl w:val="0"/>
           <w:numId w:val="18"/>
@@ -5725,6 +5720,7 @@
       <w:r>
         <w:rPr>
           <w:rFonts w:ascii="Times New Roman" w:hAnsi="Times New Roman" w:cs="Times New Roman"/>
+          <w:noProof/>
           <w:color w:val="000000" w:themeColor="text1"/>
         </w:rPr>
         <w:drawing>
@@ -5766,6 +5762,7 @@
       <w:r>
         <w:rPr>
           <w:rFonts w:ascii="Times New Roman" w:hAnsi="Times New Roman" w:cs="Times New Roman"/>
+          <w:noProof/>
           <w:color w:val="000000" w:themeColor="text1"/>
         </w:rPr>
         <w:drawing>
@@ -6273,6 +6270,7 @@
       <w:r>
         <w:rPr>
           <w:rFonts w:ascii="Times New Roman" w:hAnsi="Times New Roman" w:cs="Times New Roman"/>
+          <w:noProof/>
           <w:color w:val="000000" w:themeColor="text1"/>
         </w:rPr>
         <w:drawing>
@@ -6486,7 +6484,7 @@
     </w:p>
     <w:p>
       <w:pPr>
-        <w:pStyle w:val="Listaszerbekezds"/>
+        <w:pStyle w:val="ListParagraph"/>
         <w:numPr>
           <w:ilvl w:val="0"/>
           <w:numId w:val="19"/>
@@ -6524,7 +6522,7 @@
     </w:p>
     <w:p>
       <w:pPr>
-        <w:pStyle w:val="Listaszerbekezds"/>
+        <w:pStyle w:val="ListParagraph"/>
         <w:numPr>
           <w:ilvl w:val="0"/>
           <w:numId w:val="19"/>
@@ -6546,7 +6544,7 @@
     </w:p>
     <w:p>
       <w:pPr>
-        <w:pStyle w:val="Listaszerbekezds"/>
+        <w:pStyle w:val="ListParagraph"/>
         <w:numPr>
           <w:ilvl w:val="0"/>
           <w:numId w:val="19"/>
@@ -6568,7 +6566,7 @@
     </w:p>
     <w:p>
       <w:pPr>
-        <w:pStyle w:val="Listaszerbekezds"/>
+        <w:pStyle w:val="ListParagraph"/>
         <w:numPr>
           <w:ilvl w:val="0"/>
           <w:numId w:val="19"/>
@@ -6590,7 +6588,7 @@
     </w:p>
     <w:p>
       <w:pPr>
-        <w:pStyle w:val="Listaszerbekezds"/>
+        <w:pStyle w:val="ListParagraph"/>
         <w:numPr>
           <w:ilvl w:val="0"/>
           <w:numId w:val="19"/>
@@ -6612,7 +6610,7 @@
     </w:p>
     <w:p>
       <w:pPr>
-        <w:pStyle w:val="Listaszerbekezds"/>
+        <w:pStyle w:val="ListParagraph"/>
         <w:numPr>
           <w:ilvl w:val="0"/>
           <w:numId w:val="19"/>
@@ -6634,7 +6632,7 @@
     </w:p>
     <w:p>
       <w:pPr>
-        <w:pStyle w:val="Listaszerbekezds"/>
+        <w:pStyle w:val="ListParagraph"/>
         <w:numPr>
           <w:ilvl w:val="0"/>
           <w:numId w:val="19"/>
@@ -7022,96 +7020,121 @@
           <w:rFonts w:ascii="Times New Roman" w:hAnsi="Times New Roman" w:cs="Times New Roman"/>
           <w:color w:val="C00000"/>
         </w:rPr>
-        <w:t>+ local</w:t>
+        <w:t>+ local”</w:t>
       </w:r>
       <w:r>
         <w:rPr>
           <w:rFonts w:ascii="Times New Roman" w:hAnsi="Times New Roman" w:cs="Times New Roman"/>
           <w:color w:val="C00000"/>
         </w:rPr>
-        <w:t>”</w:t>
+        <w:t xml:space="preserve"> </w:t>
+      </w:r>
+      <w:proofErr w:type="spellStart"/>
+      <w:r>
+        <w:rPr>
+          <w:rFonts w:ascii="Times New Roman" w:hAnsi="Times New Roman" w:cs="Times New Roman"/>
+          <w:color w:val="000000" w:themeColor="text1"/>
+        </w:rPr>
+        <w:t>parancssal</w:t>
+      </w:r>
+      <w:proofErr w:type="spellEnd"/>
+      <w:r>
+        <w:rPr>
+          <w:rFonts w:ascii="Times New Roman" w:hAnsi="Times New Roman" w:cs="Times New Roman"/>
+          <w:color w:val="000000" w:themeColor="text1"/>
+        </w:rPr>
+        <w:t xml:space="preserve"> beállítottam, hogy </w:t>
+      </w:r>
+      <w:r>
+        <w:rPr>
+          <w:rFonts w:ascii="Times New Roman" w:hAnsi="Times New Roman" w:cs="Times New Roman"/>
+          <w:color w:val="000000" w:themeColor="text1"/>
+        </w:rPr>
+        <w:t xml:space="preserve">a TACACS+ szervert használja hitelesítésre, ha ez nem elérhető, akkor a helyi felhasználókat </w:t>
+      </w:r>
+      <w:r>
+        <w:rPr>
+          <w:rFonts w:ascii="Times New Roman" w:hAnsi="Times New Roman" w:cs="Times New Roman"/>
+          <w:color w:val="000000" w:themeColor="text1"/>
+        </w:rPr>
+        <w:t>(</w:t>
+      </w:r>
+      <w:proofErr w:type="spellStart"/>
+      <w:r>
+        <w:rPr>
+          <w:rFonts w:ascii="Times New Roman" w:hAnsi="Times New Roman" w:cs="Times New Roman"/>
+          <w:color w:val="000000" w:themeColor="text1"/>
+        </w:rPr>
+        <w:t>username</w:t>
+      </w:r>
+      <w:proofErr w:type="spellEnd"/>
+      <w:r>
+        <w:rPr>
+          <w:rFonts w:ascii="Times New Roman" w:hAnsi="Times New Roman" w:cs="Times New Roman"/>
+          <w:color w:val="000000" w:themeColor="text1"/>
+        </w:rPr>
+        <w:t xml:space="preserve">) használja. </w:t>
+      </w:r>
+      <w:r>
+        <w:rPr>
+          <w:rFonts w:ascii="Times New Roman" w:hAnsi="Times New Roman" w:cs="Times New Roman"/>
+          <w:color w:val="000000" w:themeColor="text1"/>
+        </w:rPr>
+        <w:t xml:space="preserve">A </w:t>
       </w:r>
       <w:r>
         <w:rPr>
           <w:rFonts w:ascii="Times New Roman" w:hAnsi="Times New Roman" w:cs="Times New Roman"/>
           <w:color w:val="C00000"/>
         </w:rPr>
+        <w:t>„</w:t>
+      </w:r>
+      <w:proofErr w:type="spellStart"/>
+      <w:r>
+        <w:rPr>
+          <w:rFonts w:ascii="Times New Roman" w:hAnsi="Times New Roman" w:cs="Times New Roman"/>
+          <w:color w:val="C00000"/>
+        </w:rPr>
+        <w:t>aaa</w:t>
+      </w:r>
+      <w:proofErr w:type="spellEnd"/>
+      <w:r>
+        <w:rPr>
+          <w:rFonts w:ascii="Times New Roman" w:hAnsi="Times New Roman" w:cs="Times New Roman"/>
+          <w:color w:val="C00000"/>
+        </w:rPr>
         <w:t xml:space="preserve"> </w:t>
       </w:r>
       <w:proofErr w:type="spellStart"/>
       <w:r>
         <w:rPr>
           <w:rFonts w:ascii="Times New Roman" w:hAnsi="Times New Roman" w:cs="Times New Roman"/>
-          <w:color w:val="000000" w:themeColor="text1"/>
-        </w:rPr>
-        <w:t>parancssal</w:t>
-      </w:r>
-      <w:proofErr w:type="spellEnd"/>
-      <w:r>
-        <w:rPr>
-          <w:rFonts w:ascii="Times New Roman" w:hAnsi="Times New Roman" w:cs="Times New Roman"/>
-          <w:color w:val="000000" w:themeColor="text1"/>
-        </w:rPr>
-        <w:t xml:space="preserve"> beállítottam, hogy </w:t>
-      </w:r>
-      <w:r>
-        <w:rPr>
-          <w:rFonts w:ascii="Times New Roman" w:hAnsi="Times New Roman" w:cs="Times New Roman"/>
-          <w:color w:val="000000" w:themeColor="text1"/>
-        </w:rPr>
-        <w:t xml:space="preserve">a TACACS+ szervert használja hitelesítésre, ha ez nem elérhető, akkor a helyi felhasználókat </w:t>
-      </w:r>
-      <w:r>
-        <w:rPr>
-          <w:rFonts w:ascii="Times New Roman" w:hAnsi="Times New Roman" w:cs="Times New Roman"/>
-          <w:color w:val="000000" w:themeColor="text1"/>
-        </w:rPr>
-        <w:t>(</w:t>
-      </w:r>
-      <w:proofErr w:type="spellStart"/>
-      <w:r>
-        <w:rPr>
-          <w:rFonts w:ascii="Times New Roman" w:hAnsi="Times New Roman" w:cs="Times New Roman"/>
-          <w:color w:val="000000" w:themeColor="text1"/>
-        </w:rPr>
-        <w:t>username</w:t>
-      </w:r>
-      <w:proofErr w:type="spellEnd"/>
-      <w:r>
-        <w:rPr>
-          <w:rFonts w:ascii="Times New Roman" w:hAnsi="Times New Roman" w:cs="Times New Roman"/>
-          <w:color w:val="000000" w:themeColor="text1"/>
-        </w:rPr>
-        <w:t xml:space="preserve">) használja. </w:t>
-      </w:r>
-      <w:r>
-        <w:rPr>
-          <w:rFonts w:ascii="Times New Roman" w:hAnsi="Times New Roman" w:cs="Times New Roman"/>
-          <w:color w:val="000000" w:themeColor="text1"/>
-        </w:rPr>
-        <w:t xml:space="preserve">A </w:t>
-      </w:r>
-      <w:r>
-        <w:rPr>
-          <w:rFonts w:ascii="Times New Roman" w:hAnsi="Times New Roman" w:cs="Times New Roman"/>
           <w:color w:val="C00000"/>
         </w:rPr>
-        <w:t>„</w:t>
-      </w:r>
-      <w:proofErr w:type="spellStart"/>
+        <w:t>authorization</w:t>
+      </w:r>
+      <w:proofErr w:type="spellEnd"/>
       <w:r>
         <w:rPr>
           <w:rFonts w:ascii="Times New Roman" w:hAnsi="Times New Roman" w:cs="Times New Roman"/>
           <w:color w:val="C00000"/>
         </w:rPr>
-        <w:t>aaa</w:t>
-      </w:r>
-      <w:proofErr w:type="spellEnd"/>
+        <w:t xml:space="preserve"> </w:t>
+      </w:r>
+      <w:proofErr w:type="spellStart"/>
       <w:r>
         <w:rPr>
           <w:rFonts w:ascii="Times New Roman" w:hAnsi="Times New Roman" w:cs="Times New Roman"/>
           <w:color w:val="C00000"/>
         </w:rPr>
+        <w:t>exec</w:t>
+      </w:r>
+      <w:proofErr w:type="spellEnd"/>
+      <w:r>
+        <w:rPr>
+          <w:rFonts w:ascii="Times New Roman" w:hAnsi="Times New Roman" w:cs="Times New Roman"/>
+          <w:color w:val="C00000"/>
+        </w:rPr>
         <w:t xml:space="preserve"> </w:t>
       </w:r>
       <w:proofErr w:type="spellStart"/>
@@ -7120,7 +7143,7 @@
           <w:rFonts w:ascii="Times New Roman" w:hAnsi="Times New Roman" w:cs="Times New Roman"/>
           <w:color w:val="C00000"/>
         </w:rPr>
-        <w:t>authorization</w:t>
+        <w:t>default</w:t>
       </w:r>
       <w:proofErr w:type="spellEnd"/>
       <w:r>
@@ -7136,7 +7159,7 @@
           <w:rFonts w:ascii="Times New Roman" w:hAnsi="Times New Roman" w:cs="Times New Roman"/>
           <w:color w:val="C00000"/>
         </w:rPr>
-        <w:t>exec</w:t>
+        <w:t>group</w:t>
       </w:r>
       <w:proofErr w:type="spellEnd"/>
       <w:r>
@@ -7152,7 +7175,7 @@
           <w:rFonts w:ascii="Times New Roman" w:hAnsi="Times New Roman" w:cs="Times New Roman"/>
           <w:color w:val="C00000"/>
         </w:rPr>
-        <w:t>default</w:t>
+        <w:t>tacacs</w:t>
       </w:r>
       <w:proofErr w:type="spellEnd"/>
       <w:r>
@@ -7160,154 +7183,131 @@
           <w:rFonts w:ascii="Times New Roman" w:hAnsi="Times New Roman" w:cs="Times New Roman"/>
           <w:color w:val="C00000"/>
         </w:rPr>
+        <w:t>+ local”</w:t>
+      </w:r>
+      <w:r>
+        <w:rPr>
+          <w:rFonts w:ascii="Times New Roman" w:hAnsi="Times New Roman" w:cs="Times New Roman"/>
+          <w:color w:val="C00000"/>
+        </w:rPr>
         <w:t xml:space="preserve"> </w:t>
       </w:r>
-      <w:proofErr w:type="spellStart"/>
-      <w:r>
+      <w:r>
+        <w:rPr>
+          <w:rFonts w:ascii="Times New Roman" w:hAnsi="Times New Roman" w:cs="Times New Roman"/>
+          <w:color w:val="000000" w:themeColor="text1"/>
+        </w:rPr>
+        <w:t xml:space="preserve">parancs azt határozza meg, hogy melyik felhasználó milyen jogosultságokkal rendelkezzen </w:t>
+      </w:r>
+      <w:r>
+        <w:rPr>
+          <w:rFonts w:ascii="Times New Roman" w:hAnsi="Times New Roman" w:cs="Times New Roman"/>
+          <w:color w:val="000000" w:themeColor="text1"/>
+        </w:rPr>
+        <w:t>pl. parancshoz való hozzáférés</w:t>
+      </w:r>
+      <w:r>
+        <w:rPr>
+          <w:rFonts w:ascii="Times New Roman" w:hAnsi="Times New Roman" w:cs="Times New Roman"/>
+          <w:color w:val="000000" w:themeColor="text1"/>
+        </w:rPr>
+        <w:t>.</w:t>
+      </w:r>
+    </w:p>
+    <w:p>
+      <w:pPr>
+        <w:spacing w:after="0" w:line="240" w:lineRule="auto"/>
+        <w:jc w:val="both"/>
+        <w:rPr>
+          <w:rFonts w:ascii="Times New Roman" w:hAnsi="Times New Roman" w:cs="Times New Roman"/>
+          <w:color w:val="000000" w:themeColor="text1"/>
+        </w:rPr>
+      </w:pPr>
+    </w:p>
+    <w:p>
+      <w:pPr>
+        <w:spacing w:after="0" w:line="240" w:lineRule="auto"/>
+        <w:jc w:val="both"/>
         <w:rPr>
           <w:rFonts w:ascii="Times New Roman" w:hAnsi="Times New Roman" w:cs="Times New Roman"/>
           <w:color w:val="C00000"/>
         </w:rPr>
-        <w:t>group</w:t>
-      </w:r>
-      <w:proofErr w:type="spellEnd"/>
-      <w:r>
-        <w:rPr>
-          <w:rFonts w:ascii="Times New Roman" w:hAnsi="Times New Roman" w:cs="Times New Roman"/>
-          <w:color w:val="C00000"/>
+      </w:pPr>
+      <w:r>
+        <w:rPr>
+          <w:rFonts w:ascii="Times New Roman" w:hAnsi="Times New Roman" w:cs="Times New Roman"/>
+          <w:color w:val="000000" w:themeColor="text1"/>
+        </w:rPr>
+        <w:t xml:space="preserve">Ezek után bejelentkeztem a </w:t>
+      </w:r>
+      <w:proofErr w:type="spellStart"/>
+      <w:r>
+        <w:rPr>
+          <w:rFonts w:ascii="Times New Roman" w:hAnsi="Times New Roman" w:cs="Times New Roman"/>
+          <w:color w:val="000000" w:themeColor="text1"/>
+        </w:rPr>
+        <w:t>vty</w:t>
+      </w:r>
+      <w:proofErr w:type="spellEnd"/>
+      <w:r>
+        <w:rPr>
+          <w:rFonts w:ascii="Times New Roman" w:hAnsi="Times New Roman" w:cs="Times New Roman"/>
+          <w:color w:val="000000" w:themeColor="text1"/>
+        </w:rPr>
+        <w:t xml:space="preserve"> vonalakra </w:t>
+      </w:r>
+      <w:r>
+        <w:rPr>
+          <w:rFonts w:ascii="Times New Roman" w:hAnsi="Times New Roman" w:cs="Times New Roman"/>
+          <w:color w:val="000000" w:themeColor="text1"/>
+        </w:rPr>
+        <w:t>és beállítottam, hogy a</w:t>
+      </w:r>
+      <w:r>
+        <w:rPr>
+          <w:rFonts w:ascii="Times New Roman" w:hAnsi="Times New Roman" w:cs="Times New Roman"/>
+          <w:color w:val="000000" w:themeColor="text1"/>
+        </w:rPr>
+        <w:t xml:space="preserve">z </w:t>
+      </w:r>
+      <w:r>
+        <w:rPr>
+          <w:rFonts w:ascii="Times New Roman" w:hAnsi="Times New Roman" w:cs="Times New Roman"/>
+          <w:b/>
+          <w:bCs/>
+          <w:color w:val="000000" w:themeColor="text1"/>
+        </w:rPr>
+        <w:t>előbb definiált AAA hitelesítési szabályt alkalmazza</w:t>
+      </w:r>
+      <w:r>
+        <w:rPr>
+          <w:rFonts w:ascii="Times New Roman" w:hAnsi="Times New Roman" w:cs="Times New Roman"/>
+          <w:color w:val="000000" w:themeColor="text1"/>
         </w:rPr>
         <w:t xml:space="preserve"> </w:t>
       </w:r>
-      <w:proofErr w:type="spellStart"/>
-      <w:r>
-        <w:rPr>
-          <w:rFonts w:ascii="Times New Roman" w:hAnsi="Times New Roman" w:cs="Times New Roman"/>
-          <w:color w:val="C00000"/>
-        </w:rPr>
-        <w:t>tacacs</w:t>
-      </w:r>
-      <w:proofErr w:type="spellEnd"/>
-      <w:r>
-        <w:rPr>
-          <w:rFonts w:ascii="Times New Roman" w:hAnsi="Times New Roman" w:cs="Times New Roman"/>
-          <w:color w:val="C00000"/>
-        </w:rPr>
-        <w:t>+ local</w:t>
-      </w:r>
-      <w:r>
-        <w:rPr>
-          <w:rFonts w:ascii="Times New Roman" w:hAnsi="Times New Roman" w:cs="Times New Roman"/>
-          <w:color w:val="C00000"/>
-        </w:rPr>
-        <w:t>”</w:t>
-      </w:r>
-      <w:r>
-        <w:rPr>
-          <w:rFonts w:ascii="Times New Roman" w:hAnsi="Times New Roman" w:cs="Times New Roman"/>
-          <w:color w:val="C00000"/>
-        </w:rPr>
-        <w:t xml:space="preserve"> </w:t>
-      </w:r>
-      <w:r>
-        <w:rPr>
-          <w:rFonts w:ascii="Times New Roman" w:hAnsi="Times New Roman" w:cs="Times New Roman"/>
-          <w:color w:val="000000" w:themeColor="text1"/>
-        </w:rPr>
-        <w:t xml:space="preserve">parancs azt határozza meg, hogy melyik felhasználó milyen jogosultságokkal rendelkezzen </w:t>
-      </w:r>
-      <w:r>
-        <w:rPr>
-          <w:rFonts w:ascii="Times New Roman" w:hAnsi="Times New Roman" w:cs="Times New Roman"/>
-          <w:color w:val="000000" w:themeColor="text1"/>
-        </w:rPr>
-        <w:t>pl. parancshoz való hozzáférés</w:t>
-      </w:r>
-      <w:r>
-        <w:rPr>
-          <w:rFonts w:ascii="Times New Roman" w:hAnsi="Times New Roman" w:cs="Times New Roman"/>
-          <w:color w:val="000000" w:themeColor="text1"/>
-        </w:rPr>
-        <w:t>.</w:t>
-      </w:r>
-    </w:p>
-    <w:p>
-      <w:pPr>
-        <w:spacing w:after="0" w:line="240" w:lineRule="auto"/>
-        <w:jc w:val="both"/>
-        <w:rPr>
-          <w:rFonts w:ascii="Times New Roman" w:hAnsi="Times New Roman" w:cs="Times New Roman"/>
-          <w:color w:val="000000" w:themeColor="text1"/>
-        </w:rPr>
-      </w:pPr>
-    </w:p>
-    <w:p>
-      <w:pPr>
-        <w:spacing w:after="0" w:line="240" w:lineRule="auto"/>
-        <w:jc w:val="both"/>
-        <w:rPr>
-          <w:rFonts w:ascii="Times New Roman" w:hAnsi="Times New Roman" w:cs="Times New Roman"/>
-          <w:color w:val="C00000"/>
-        </w:rPr>
-      </w:pPr>
-      <w:r>
-        <w:rPr>
-          <w:rFonts w:ascii="Times New Roman" w:hAnsi="Times New Roman" w:cs="Times New Roman"/>
-          <w:color w:val="000000" w:themeColor="text1"/>
-        </w:rPr>
-        <w:t xml:space="preserve">Ezek után bejelentkeztem a </w:t>
-      </w:r>
-      <w:proofErr w:type="spellStart"/>
-      <w:r>
-        <w:rPr>
-          <w:rFonts w:ascii="Times New Roman" w:hAnsi="Times New Roman" w:cs="Times New Roman"/>
-          <w:color w:val="000000" w:themeColor="text1"/>
-        </w:rPr>
-        <w:t>vty</w:t>
-      </w:r>
-      <w:proofErr w:type="spellEnd"/>
-      <w:r>
-        <w:rPr>
-          <w:rFonts w:ascii="Times New Roman" w:hAnsi="Times New Roman" w:cs="Times New Roman"/>
-          <w:color w:val="000000" w:themeColor="text1"/>
-        </w:rPr>
-        <w:t xml:space="preserve"> vonalakra </w:t>
-      </w:r>
-      <w:r>
-        <w:rPr>
-          <w:rFonts w:ascii="Times New Roman" w:hAnsi="Times New Roman" w:cs="Times New Roman"/>
-          <w:color w:val="000000" w:themeColor="text1"/>
-        </w:rPr>
-        <w:t>és beállítottam, hogy a</w:t>
-      </w:r>
-      <w:r>
-        <w:rPr>
-          <w:rFonts w:ascii="Times New Roman" w:hAnsi="Times New Roman" w:cs="Times New Roman"/>
-          <w:color w:val="000000" w:themeColor="text1"/>
-        </w:rPr>
-        <w:t xml:space="preserve">z </w:t>
-      </w:r>
-      <w:r>
-        <w:rPr>
-          <w:rFonts w:ascii="Times New Roman" w:hAnsi="Times New Roman" w:cs="Times New Roman"/>
-          <w:b/>
-          <w:bCs/>
-          <w:color w:val="000000" w:themeColor="text1"/>
-        </w:rPr>
-        <w:t>előbb definiált AAA hitelesítési szabályt alkalmazza</w:t>
-      </w:r>
-      <w:r>
-        <w:rPr>
-          <w:rFonts w:ascii="Times New Roman" w:hAnsi="Times New Roman" w:cs="Times New Roman"/>
-          <w:color w:val="000000" w:themeColor="text1"/>
-        </w:rPr>
-        <w:t xml:space="preserve"> </w:t>
-      </w:r>
-      <w:r>
-        <w:rPr>
-          <w:rFonts w:ascii="Times New Roman" w:hAnsi="Times New Roman" w:cs="Times New Roman"/>
-          <w:color w:val="000000" w:themeColor="text1"/>
-        </w:rPr>
-        <w:t>és benyomtam hogy csak az SSH kapcsolatok legyenek engedélyezettek</w:t>
+      <w:r>
+        <w:rPr>
+          <w:rFonts w:ascii="Times New Roman" w:hAnsi="Times New Roman" w:cs="Times New Roman"/>
+          <w:color w:val="000000" w:themeColor="text1"/>
+        </w:rPr>
+        <w:t xml:space="preserve">és </w:t>
+      </w:r>
+      <w:proofErr w:type="gramStart"/>
+      <w:r>
+        <w:rPr>
+          <w:rFonts w:ascii="Times New Roman" w:hAnsi="Times New Roman" w:cs="Times New Roman"/>
+          <w:color w:val="000000" w:themeColor="text1"/>
+        </w:rPr>
+        <w:t>benyomtam</w:t>
+      </w:r>
+      <w:proofErr w:type="gramEnd"/>
+      <w:r>
+        <w:rPr>
+          <w:rFonts w:ascii="Times New Roman" w:hAnsi="Times New Roman" w:cs="Times New Roman"/>
+          <w:color w:val="000000" w:themeColor="text1"/>
+        </w:rPr>
+        <w:t xml:space="preserve"> hogy csak az SSH kapcsolatok legyenek engedélyezettek</w:t>
       </w:r>
       <w:r>
         <w:rPr>
@@ -7408,6 +7408,7 @@
       <w:r>
         <w:rPr>
           <w:rFonts w:ascii="Times New Roman" w:hAnsi="Times New Roman" w:cs="Times New Roman"/>
+          <w:noProof/>
         </w:rPr>
         <w:drawing>
           <wp:inline distT="0" distB="0" distL="0" distR="0" wp14:anchorId="2692A733" wp14:editId="6C978DE0">
@@ -8792,6 +8793,7 @@
       <w:r>
         <w:rPr>
           <w:rFonts w:ascii="Times New Roman" w:hAnsi="Times New Roman" w:cs="Times New Roman"/>
+          <w:noProof/>
           <w:color w:val="000000" w:themeColor="text1"/>
         </w:rPr>
         <w:drawing>
@@ -8837,226 +8839,6 @@
         <w:jc w:val="both"/>
         <w:rPr>
           <w:rFonts w:ascii="Times New Roman" w:hAnsi="Times New Roman" w:cs="Times New Roman"/>
-          <w:color w:val="000000" w:themeColor="text1"/>
-        </w:rPr>
-      </w:pPr>
-    </w:p>
-    <w:p>
-      <w:pPr>
-        <w:spacing w:after="0" w:line="240" w:lineRule="auto"/>
-        <w:jc w:val="both"/>
-        <w:rPr>
-          <w:rFonts w:ascii="Times New Roman" w:hAnsi="Times New Roman" w:cs="Times New Roman"/>
-          <w:color w:val="156082" w:themeColor="accent1"/>
-        </w:rPr>
-      </w:pPr>
-    </w:p>
-    <w:p>
-      <w:pPr>
-        <w:spacing w:after="0" w:line="240" w:lineRule="auto"/>
-        <w:jc w:val="both"/>
-        <w:rPr>
-          <w:rFonts w:ascii="Times New Roman" w:hAnsi="Times New Roman" w:cs="Times New Roman"/>
-          <w:color w:val="156082" w:themeColor="accent1"/>
-        </w:rPr>
-      </w:pPr>
-    </w:p>
-    <w:p>
-      <w:pPr>
-        <w:spacing w:after="0" w:line="240" w:lineRule="auto"/>
-        <w:jc w:val="both"/>
-        <w:rPr>
-          <w:rFonts w:ascii="Times New Roman" w:hAnsi="Times New Roman" w:cs="Times New Roman"/>
-          <w:color w:val="156082" w:themeColor="accent1"/>
-        </w:rPr>
-      </w:pPr>
-    </w:p>
-    <w:p>
-      <w:pPr>
-        <w:spacing w:after="0" w:line="240" w:lineRule="auto"/>
-        <w:jc w:val="both"/>
-        <w:rPr>
-          <w:rFonts w:ascii="Times New Roman" w:hAnsi="Times New Roman" w:cs="Times New Roman"/>
-        </w:rPr>
-      </w:pPr>
-    </w:p>
-    <w:p>
-      <w:pPr>
-        <w:spacing w:after="0" w:line="240" w:lineRule="auto"/>
-        <w:jc w:val="both"/>
-        <w:rPr>
-          <w:rFonts w:ascii="Times New Roman" w:hAnsi="Times New Roman" w:cs="Times New Roman"/>
-        </w:rPr>
-      </w:pPr>
-    </w:p>
-    <w:p>
-      <w:pPr>
-        <w:spacing w:after="0" w:line="240" w:lineRule="auto"/>
-        <w:jc w:val="both"/>
-        <w:rPr>
-          <w:rFonts w:ascii="Times New Roman" w:hAnsi="Times New Roman" w:cs="Times New Roman"/>
-        </w:rPr>
-      </w:pPr>
-    </w:p>
-    <w:p>
-      <w:pPr>
-        <w:spacing w:after="0" w:line="240" w:lineRule="auto"/>
-        <w:jc w:val="both"/>
-        <w:rPr>
-          <w:rFonts w:ascii="Times New Roman" w:hAnsi="Times New Roman" w:cs="Times New Roman"/>
-        </w:rPr>
-      </w:pPr>
-    </w:p>
-    <w:p>
-      <w:pPr>
-        <w:spacing w:after="0" w:line="240" w:lineRule="auto"/>
-        <w:jc w:val="both"/>
-        <w:rPr>
-          <w:rFonts w:ascii="Times New Roman" w:hAnsi="Times New Roman" w:cs="Times New Roman"/>
-        </w:rPr>
-      </w:pPr>
-    </w:p>
-    <w:p>
-      <w:pPr>
-        <w:spacing w:after="0" w:line="240" w:lineRule="auto"/>
-        <w:jc w:val="both"/>
-        <w:rPr>
-          <w:rFonts w:ascii="Times New Roman" w:hAnsi="Times New Roman" w:cs="Times New Roman"/>
-        </w:rPr>
-      </w:pPr>
-    </w:p>
-    <w:p>
-      <w:pPr>
-        <w:spacing w:after="0" w:line="240" w:lineRule="auto"/>
-        <w:jc w:val="both"/>
-        <w:rPr>
-          <w:rFonts w:ascii="Times New Roman" w:hAnsi="Times New Roman" w:cs="Times New Roman"/>
-        </w:rPr>
-      </w:pPr>
-    </w:p>
-    <w:p>
-      <w:pPr>
-        <w:spacing w:after="0" w:line="240" w:lineRule="auto"/>
-        <w:jc w:val="both"/>
-        <w:rPr>
-          <w:rFonts w:ascii="Times New Roman" w:hAnsi="Times New Roman" w:cs="Times New Roman"/>
-        </w:rPr>
-      </w:pPr>
-    </w:p>
-    <w:p>
-      <w:pPr>
-        <w:spacing w:after="0" w:line="240" w:lineRule="auto"/>
-        <w:jc w:val="both"/>
-        <w:rPr>
-          <w:rFonts w:ascii="Times New Roman" w:hAnsi="Times New Roman" w:cs="Times New Roman"/>
-        </w:rPr>
-      </w:pPr>
-    </w:p>
-    <w:p>
-      <w:pPr>
-        <w:spacing w:after="0" w:line="240" w:lineRule="auto"/>
-        <w:jc w:val="both"/>
-        <w:rPr>
-          <w:rFonts w:ascii="Times New Roman" w:hAnsi="Times New Roman" w:cs="Times New Roman"/>
-        </w:rPr>
-      </w:pPr>
-    </w:p>
-    <w:p>
-      <w:pPr>
-        <w:spacing w:after="0" w:line="240" w:lineRule="auto"/>
-        <w:jc w:val="both"/>
-        <w:rPr>
-          <w:rFonts w:ascii="Times New Roman" w:hAnsi="Times New Roman" w:cs="Times New Roman"/>
-        </w:rPr>
-      </w:pPr>
-    </w:p>
-    <w:p>
-      <w:pPr>
-        <w:spacing w:after="0" w:line="240" w:lineRule="auto"/>
-        <w:jc w:val="both"/>
-        <w:rPr>
-          <w:rFonts w:ascii="Times New Roman" w:hAnsi="Times New Roman" w:cs="Times New Roman"/>
-        </w:rPr>
-      </w:pPr>
-    </w:p>
-    <w:p>
-      <w:pPr>
-        <w:spacing w:after="0" w:line="240" w:lineRule="auto"/>
-        <w:jc w:val="both"/>
-        <w:rPr>
-          <w:rFonts w:ascii="Times New Roman" w:hAnsi="Times New Roman" w:cs="Times New Roman"/>
-        </w:rPr>
-      </w:pPr>
-    </w:p>
-    <w:p>
-      <w:pPr>
-        <w:spacing w:after="0" w:line="240" w:lineRule="auto"/>
-        <w:jc w:val="both"/>
-        <w:rPr>
-          <w:rFonts w:ascii="Times New Roman" w:hAnsi="Times New Roman" w:cs="Times New Roman"/>
-        </w:rPr>
-      </w:pPr>
-    </w:p>
-    <w:p>
-      <w:pPr>
-        <w:spacing w:after="0" w:line="240" w:lineRule="auto"/>
-        <w:jc w:val="both"/>
-        <w:rPr>
-          <w:rFonts w:ascii="Times New Roman" w:hAnsi="Times New Roman" w:cs="Times New Roman"/>
-        </w:rPr>
-      </w:pPr>
-    </w:p>
-    <w:p>
-      <w:pPr>
-        <w:spacing w:after="0" w:line="240" w:lineRule="auto"/>
-        <w:jc w:val="both"/>
-        <w:rPr>
-          <w:rFonts w:ascii="Times New Roman" w:hAnsi="Times New Roman" w:cs="Times New Roman"/>
-        </w:rPr>
-      </w:pPr>
-    </w:p>
-    <w:p>
-      <w:pPr>
-        <w:spacing w:after="0" w:line="240" w:lineRule="auto"/>
-        <w:jc w:val="both"/>
-        <w:rPr>
-          <w:rFonts w:ascii="Times New Roman" w:hAnsi="Times New Roman" w:cs="Times New Roman"/>
-        </w:rPr>
-      </w:pPr>
-    </w:p>
-    <w:p>
-      <w:pPr>
-        <w:spacing w:after="0" w:line="240" w:lineRule="auto"/>
-        <w:jc w:val="both"/>
-        <w:rPr>
-          <w:rFonts w:ascii="Times New Roman" w:hAnsi="Times New Roman" w:cs="Times New Roman"/>
-        </w:rPr>
-      </w:pPr>
-    </w:p>
-    <w:p>
-      <w:pPr>
-        <w:spacing w:after="0" w:line="240" w:lineRule="auto"/>
-        <w:jc w:val="both"/>
-        <w:rPr>
-          <w:rFonts w:ascii="Times New Roman" w:hAnsi="Times New Roman" w:cs="Times New Roman"/>
-        </w:rPr>
-      </w:pPr>
-    </w:p>
-    <w:p>
-      <w:pPr>
-        <w:spacing w:after="0" w:line="240" w:lineRule="auto"/>
-        <w:jc w:val="both"/>
-        <w:rPr>
-          <w:rFonts w:ascii="Times New Roman" w:hAnsi="Times New Roman" w:cs="Times New Roman"/>
-        </w:rPr>
-      </w:pPr>
-    </w:p>
-    <w:p>
-      <w:pPr>
-        <w:spacing w:after="0" w:line="240" w:lineRule="auto"/>
-        <w:jc w:val="both"/>
-        <w:rPr>
-          <w:rFonts w:ascii="Times New Roman" w:hAnsi="Times New Roman" w:cs="Times New Roman"/>
         </w:rPr>
       </w:pPr>
     </w:p>
@@ -9176,162 +8958,176 @@
         <w:rPr>
           <w:rFonts w:ascii="Times New Roman" w:hAnsi="Times New Roman" w:cs="Times New Roman"/>
         </w:rPr>
+        <w:t xml:space="preserve"> </w:t>
+      </w:r>
+    </w:p>
+    <w:p>
+      <w:pPr>
+        <w:spacing w:after="0" w:line="240" w:lineRule="auto"/>
+        <w:jc w:val="both"/>
+        <w:rPr>
+          <w:rFonts w:ascii="Times New Roman" w:hAnsi="Times New Roman" w:cs="Times New Roman"/>
+        </w:rPr>
+      </w:pPr>
+    </w:p>
+    <w:p>
+      <w:pPr>
+        <w:spacing w:after="0" w:line="240" w:lineRule="auto"/>
+        <w:jc w:val="both"/>
+        <w:rPr>
+          <w:rFonts w:ascii="Times New Roman" w:hAnsi="Times New Roman" w:cs="Times New Roman"/>
+        </w:rPr>
+      </w:pPr>
+    </w:p>
+    <w:p>
+      <w:pPr>
+        <w:spacing w:after="0" w:line="240" w:lineRule="auto"/>
+        <w:jc w:val="both"/>
+        <w:rPr>
+          <w:rFonts w:ascii="Times New Roman" w:hAnsi="Times New Roman" w:cs="Times New Roman"/>
+        </w:rPr>
+      </w:pPr>
+      <w:r>
+        <w:rPr>
+          <w:rFonts w:ascii="Times New Roman" w:hAnsi="Times New Roman" w:cs="Times New Roman"/>
+        </w:rPr>
+        <w:t xml:space="preserve">Szeged – </w:t>
+      </w:r>
+    </w:p>
+    <w:p>
+      <w:pPr>
+        <w:spacing w:after="0" w:line="240" w:lineRule="auto"/>
+        <w:jc w:val="both"/>
+        <w:rPr>
+          <w:rFonts w:ascii="Times New Roman" w:hAnsi="Times New Roman" w:cs="Times New Roman"/>
+        </w:rPr>
+      </w:pPr>
+      <w:r>
+        <w:rPr>
+          <w:rFonts w:ascii="Times New Roman" w:hAnsi="Times New Roman" w:cs="Times New Roman"/>
+        </w:rPr>
+        <w:t xml:space="preserve">Itt kisebb méretben, de teljesen hasonló kivitelezéssel oldottuk meg a </w:t>
+      </w:r>
+      <w:proofErr w:type="spellStart"/>
+      <w:r>
+        <w:rPr>
+          <w:rFonts w:ascii="Times New Roman" w:hAnsi="Times New Roman" w:cs="Times New Roman"/>
+        </w:rPr>
+        <w:t>hálózatokat</w:t>
+      </w:r>
+      <w:proofErr w:type="spellEnd"/>
+      <w:r>
+        <w:rPr>
+          <w:rFonts w:ascii="Times New Roman" w:hAnsi="Times New Roman" w:cs="Times New Roman"/>
+        </w:rPr>
+        <w:t>. Egy titkárság és a fő iroda területe.</w:t>
+      </w:r>
+      <w:r>
+        <w:rPr>
+          <w:rFonts w:ascii="Times New Roman" w:hAnsi="Times New Roman" w:cs="Times New Roman"/>
+        </w:rPr>
+        <w:t xml:space="preserve"> Egy-egy Router a két iroda között és több </w:t>
+      </w:r>
+      <w:proofErr w:type="spellStart"/>
+      <w:r>
+        <w:rPr>
+          <w:rFonts w:ascii="Times New Roman" w:hAnsi="Times New Roman" w:cs="Times New Roman"/>
+        </w:rPr>
+        <w:t>Switch</w:t>
+      </w:r>
+      <w:proofErr w:type="spellEnd"/>
+      <w:r>
+        <w:rPr>
+          <w:rFonts w:ascii="Times New Roman" w:hAnsi="Times New Roman" w:cs="Times New Roman"/>
+        </w:rPr>
+        <w:t>.</w:t>
+      </w:r>
+    </w:p>
+    <w:p>
+      <w:pPr>
+        <w:spacing w:after="0" w:line="240" w:lineRule="auto"/>
+        <w:jc w:val="both"/>
+        <w:rPr>
+          <w:rFonts w:ascii="Times New Roman" w:hAnsi="Times New Roman" w:cs="Times New Roman"/>
+        </w:rPr>
+      </w:pPr>
+      <w:r>
+        <w:rPr>
+          <w:rFonts w:ascii="Times New Roman" w:hAnsi="Times New Roman" w:cs="Times New Roman"/>
+        </w:rPr>
+        <w:t xml:space="preserve"> </w:t>
+      </w:r>
+      <w:r>
+        <w:rPr>
+          <w:rFonts w:ascii="Times New Roman" w:hAnsi="Times New Roman" w:cs="Times New Roman"/>
+        </w:rPr>
+        <w:t xml:space="preserve"> </w:t>
+      </w:r>
+    </w:p>
+    <w:p>
+      <w:pPr>
+        <w:spacing w:after="0" w:line="240" w:lineRule="auto"/>
+        <w:jc w:val="both"/>
+        <w:rPr>
+          <w:rFonts w:ascii="Times New Roman" w:hAnsi="Times New Roman" w:cs="Times New Roman"/>
+        </w:rPr>
+      </w:pPr>
+      <w:proofErr w:type="spellStart"/>
+      <w:r>
+        <w:rPr>
+          <w:rFonts w:ascii="Times New Roman" w:hAnsi="Times New Roman" w:cs="Times New Roman"/>
+          <w:highlight w:val="yellow"/>
+        </w:rPr>
+        <w:t>Szeged_tehcnologiai_telephely</w:t>
+      </w:r>
+      <w:proofErr w:type="spellEnd"/>
+      <w:r>
+        <w:rPr>
+          <w:rFonts w:ascii="Times New Roman" w:hAnsi="Times New Roman" w:cs="Times New Roman"/>
+        </w:rPr>
+        <w:t xml:space="preserve"> 100-120 fő terhelését bírja el egyidőben.</w:t>
+      </w:r>
+      <w:r>
+        <w:rPr>
+          <w:rFonts w:ascii="Times New Roman" w:hAnsi="Times New Roman" w:cs="Times New Roman"/>
+        </w:rPr>
+        <w:t xml:space="preserve"> Itt is van TFTP </w:t>
+      </w:r>
+      <w:proofErr w:type="gramStart"/>
+      <w:r>
+        <w:rPr>
+          <w:rFonts w:ascii="Times New Roman" w:hAnsi="Times New Roman" w:cs="Times New Roman"/>
+        </w:rPr>
+        <w:t>szerver</w:t>
+      </w:r>
+      <w:proofErr w:type="gramEnd"/>
+      <w:r>
+        <w:rPr>
+          <w:rFonts w:ascii="Times New Roman" w:hAnsi="Times New Roman" w:cs="Times New Roman"/>
+        </w:rPr>
+        <w:t xml:space="preserve"> illetve DNS szerver a dolgozók számára fenntartva. </w:t>
+      </w:r>
+      <w:r>
+        <w:rPr>
+          <w:rFonts w:ascii="Times New Roman" w:hAnsi="Times New Roman" w:cs="Times New Roman"/>
+        </w:rPr>
+        <w:t xml:space="preserve"> </w:t>
+      </w:r>
+    </w:p>
+    <w:p>
+      <w:pPr>
+        <w:spacing w:after="0" w:line="240" w:lineRule="auto"/>
+        <w:jc w:val="both"/>
+        <w:rPr>
+          <w:rFonts w:ascii="Times New Roman" w:hAnsi="Times New Roman" w:cs="Times New Roman"/>
+        </w:rPr>
+      </w:pPr>
+      <w:r>
+        <w:rPr>
+          <w:rFonts w:ascii="Times New Roman" w:hAnsi="Times New Roman" w:cs="Times New Roman"/>
+          <w:noProof/>
+        </w:rPr>
         <w:lastRenderedPageBreak/>
-        <w:t xml:space="preserve"> </w:t>
-      </w:r>
-    </w:p>
-    <w:p>
-      <w:pPr>
-        <w:spacing w:after="0" w:line="240" w:lineRule="auto"/>
-        <w:jc w:val="both"/>
-        <w:rPr>
-          <w:rFonts w:ascii="Times New Roman" w:hAnsi="Times New Roman" w:cs="Times New Roman"/>
-        </w:rPr>
-      </w:pPr>
-    </w:p>
-    <w:p>
-      <w:pPr>
-        <w:spacing w:after="0" w:line="240" w:lineRule="auto"/>
-        <w:jc w:val="both"/>
-        <w:rPr>
-          <w:rFonts w:ascii="Times New Roman" w:hAnsi="Times New Roman" w:cs="Times New Roman"/>
-        </w:rPr>
-      </w:pPr>
-    </w:p>
-    <w:p>
-      <w:pPr>
-        <w:spacing w:after="0" w:line="240" w:lineRule="auto"/>
-        <w:jc w:val="both"/>
-        <w:rPr>
-          <w:rFonts w:ascii="Times New Roman" w:hAnsi="Times New Roman" w:cs="Times New Roman"/>
-        </w:rPr>
-      </w:pPr>
-      <w:r>
-        <w:rPr>
-          <w:rFonts w:ascii="Times New Roman" w:hAnsi="Times New Roman" w:cs="Times New Roman"/>
-        </w:rPr>
-        <w:t xml:space="preserve">Szeged – </w:t>
-      </w:r>
-    </w:p>
-    <w:p>
-      <w:pPr>
-        <w:spacing w:after="0" w:line="240" w:lineRule="auto"/>
-        <w:jc w:val="both"/>
-        <w:rPr>
-          <w:rFonts w:ascii="Times New Roman" w:hAnsi="Times New Roman" w:cs="Times New Roman"/>
-        </w:rPr>
-      </w:pPr>
-      <w:r>
-        <w:rPr>
-          <w:rFonts w:ascii="Times New Roman" w:hAnsi="Times New Roman" w:cs="Times New Roman"/>
-        </w:rPr>
-        <w:t xml:space="preserve">Itt kisebb méretben, de teljesen hasonló kivitelezéssel oldottuk meg a </w:t>
-      </w:r>
-      <w:proofErr w:type="spellStart"/>
-      <w:r>
-        <w:rPr>
-          <w:rFonts w:ascii="Times New Roman" w:hAnsi="Times New Roman" w:cs="Times New Roman"/>
-        </w:rPr>
-        <w:t>hálózatokat</w:t>
-      </w:r>
-      <w:proofErr w:type="spellEnd"/>
-      <w:r>
-        <w:rPr>
-          <w:rFonts w:ascii="Times New Roman" w:hAnsi="Times New Roman" w:cs="Times New Roman"/>
-        </w:rPr>
-        <w:t>. Egy titkárság és a fő iroda területe.</w:t>
-      </w:r>
-      <w:r>
-        <w:rPr>
-          <w:rFonts w:ascii="Times New Roman" w:hAnsi="Times New Roman" w:cs="Times New Roman"/>
-        </w:rPr>
-        <w:t xml:space="preserve"> Egy-egy Router a két iroda között és több </w:t>
-      </w:r>
-      <w:proofErr w:type="spellStart"/>
-      <w:r>
-        <w:rPr>
-          <w:rFonts w:ascii="Times New Roman" w:hAnsi="Times New Roman" w:cs="Times New Roman"/>
-        </w:rPr>
-        <w:t>Switch</w:t>
-      </w:r>
-      <w:proofErr w:type="spellEnd"/>
-      <w:r>
-        <w:rPr>
-          <w:rFonts w:ascii="Times New Roman" w:hAnsi="Times New Roman" w:cs="Times New Roman"/>
-        </w:rPr>
-        <w:t>.</w:t>
-      </w:r>
-    </w:p>
-    <w:p>
-      <w:pPr>
-        <w:spacing w:after="0" w:line="240" w:lineRule="auto"/>
-        <w:jc w:val="both"/>
-        <w:rPr>
-          <w:rFonts w:ascii="Times New Roman" w:hAnsi="Times New Roman" w:cs="Times New Roman"/>
-        </w:rPr>
-      </w:pPr>
-      <w:r>
-        <w:rPr>
-          <w:rFonts w:ascii="Times New Roman" w:hAnsi="Times New Roman" w:cs="Times New Roman"/>
-        </w:rPr>
-        <w:t xml:space="preserve"> </w:t>
-      </w:r>
-      <w:r>
-        <w:rPr>
-          <w:rFonts w:ascii="Times New Roman" w:hAnsi="Times New Roman" w:cs="Times New Roman"/>
-        </w:rPr>
-        <w:t xml:space="preserve"> </w:t>
-      </w:r>
-    </w:p>
-    <w:p>
-      <w:pPr>
-        <w:spacing w:after="0" w:line="240" w:lineRule="auto"/>
-        <w:jc w:val="both"/>
-        <w:rPr>
-          <w:rFonts w:ascii="Times New Roman" w:hAnsi="Times New Roman" w:cs="Times New Roman"/>
-        </w:rPr>
-      </w:pPr>
-      <w:proofErr w:type="spellStart"/>
-      <w:r>
-        <w:rPr>
-          <w:rFonts w:ascii="Times New Roman" w:hAnsi="Times New Roman" w:cs="Times New Roman"/>
-          <w:highlight w:val="yellow"/>
-        </w:rPr>
-        <w:t>Szeged_tehcnologiai_telephely</w:t>
-      </w:r>
-      <w:proofErr w:type="spellEnd"/>
-      <w:r>
-        <w:rPr>
-          <w:rFonts w:ascii="Times New Roman" w:hAnsi="Times New Roman" w:cs="Times New Roman"/>
-        </w:rPr>
-        <w:t xml:space="preserve"> 100-120 fő terhelését bírja el egyidőben.</w:t>
-      </w:r>
-      <w:r>
-        <w:rPr>
-          <w:rFonts w:ascii="Times New Roman" w:hAnsi="Times New Roman" w:cs="Times New Roman"/>
-        </w:rPr>
-        <w:t xml:space="preserve"> Itt is van TFTP szerver illetve DNS szerver a dolgozók számára fenntartva. </w:t>
-      </w:r>
-      <w:r>
-        <w:rPr>
-          <w:rFonts w:ascii="Times New Roman" w:hAnsi="Times New Roman" w:cs="Times New Roman"/>
-        </w:rPr>
-        <w:t xml:space="preserve"> </w:t>
-      </w:r>
-    </w:p>
-    <w:p>
-      <w:pPr>
-        <w:spacing w:after="0" w:line="240" w:lineRule="auto"/>
-        <w:jc w:val="both"/>
-        <w:rPr>
-          <w:rFonts w:ascii="Times New Roman" w:hAnsi="Times New Roman" w:cs="Times New Roman"/>
-        </w:rPr>
-      </w:pPr>
-      <w:r>
-        <w:rPr>
-          <w:rFonts w:ascii="Times New Roman" w:hAnsi="Times New Roman" w:cs="Times New Roman"/>
-          <w:noProof/>
-        </w:rPr>
         <w:drawing>
           <wp:inline distT="0" distB="0" distL="0" distR="0" wp14:anchorId="2437FCB5" wp14:editId="4A435639">
             <wp:extent cx="5760720" cy="4518660"/>
@@ -9827,6 +9623,7 @@
         <w:tab/>
         <w:t xml:space="preserve"> Mindegyik telephely saját routerrel rendelkezik, amely közvetlenül csatlakozik az ISP routerhez. Ez a megközelítés a </w:t>
       </w:r>
+      <w:proofErr w:type="gramStart"/>
       <w:r>
         <w:rPr>
           <w:rFonts w:ascii="Times New Roman" w:hAnsi="Times New Roman" w:cs="Times New Roman"/>
@@ -9847,6 +9644,7 @@
         <w:t>homed</w:t>
       </w:r>
       <w:proofErr w:type="spellEnd"/>
+      <w:proofErr w:type="gramEnd"/>
       <w:r>
         <w:rPr>
           <w:rFonts w:ascii="Times New Roman" w:hAnsi="Times New Roman" w:cs="Times New Roman"/>
@@ -10021,7 +9819,7 @@
             </w:pPr>
             <w:r>
               <w:rPr>
-                <w:rStyle w:val="Kiemels2"/>
+                <w:rStyle w:val="Strong"/>
                 <w:rFonts w:ascii="Times New Roman" w:hAnsi="Times New Roman" w:cs="Times New Roman"/>
               </w:rPr>
               <w:t>Telephely</w:t>
@@ -10044,7 +9842,7 @@
             </w:pPr>
             <w:r>
               <w:rPr>
-                <w:rStyle w:val="Kiemels2"/>
+                <w:rStyle w:val="Strong"/>
                 <w:rFonts w:ascii="Times New Roman" w:hAnsi="Times New Roman" w:cs="Times New Roman"/>
               </w:rPr>
               <w:t>Hálózat</w:t>
@@ -10067,7 +9865,7 @@
             </w:pPr>
             <w:r>
               <w:rPr>
-                <w:rStyle w:val="Kiemels2"/>
+                <w:rStyle w:val="Strong"/>
                 <w:rFonts w:ascii="Times New Roman" w:hAnsi="Times New Roman" w:cs="Times New Roman"/>
               </w:rPr>
               <w:t>Router IP</w:t>
@@ -10378,7 +10176,7 @@
     </w:p>
     <w:p>
       <w:pPr>
-        <w:pStyle w:val="Listaszerbekezds"/>
+        <w:pStyle w:val="ListParagraph"/>
         <w:numPr>
           <w:ilvl w:val="0"/>
           <w:numId w:val="4"/>
@@ -10404,7 +10202,7 @@
     </w:p>
     <w:p>
       <w:pPr>
-        <w:pStyle w:val="Listaszerbekezds"/>
+        <w:pStyle w:val="ListParagraph"/>
         <w:numPr>
           <w:ilvl w:val="0"/>
           <w:numId w:val="4"/>
@@ -10429,7 +10227,7 @@
     </w:p>
     <w:p>
       <w:pPr>
-        <w:pStyle w:val="Listaszerbekezds"/>
+        <w:pStyle w:val="ListParagraph"/>
         <w:numPr>
           <w:ilvl w:val="0"/>
           <w:numId w:val="4"/>
@@ -10454,7 +10252,7 @@
     </w:p>
     <w:p>
       <w:pPr>
-        <w:pStyle w:val="Listaszerbekezds"/>
+        <w:pStyle w:val="ListParagraph"/>
         <w:numPr>
           <w:ilvl w:val="0"/>
           <w:numId w:val="4"/>
@@ -10552,7 +10350,7 @@
     </w:p>
     <w:p>
       <w:pPr>
-        <w:pStyle w:val="Listaszerbekezds"/>
+        <w:pStyle w:val="ListParagraph"/>
         <w:numPr>
           <w:ilvl w:val="0"/>
           <w:numId w:val="13"/>
@@ -12149,7 +11947,21 @@
         <w:rPr>
           <w:rFonts w:ascii="Times New Roman" w:hAnsi="Times New Roman" w:cs="Times New Roman"/>
         </w:rPr>
-        <w:t xml:space="preserve">Ezekkel a címekkel jelennek meg az interneten a hálózatok amit a NAT átfordít a privát címeikre a hálózatoknak. </w:t>
+        <w:t xml:space="preserve">Ezekkel a címekkel jelennek meg az interneten a </w:t>
+      </w:r>
+      <w:proofErr w:type="gramStart"/>
+      <w:r>
+        <w:rPr>
+          <w:rFonts w:ascii="Times New Roman" w:hAnsi="Times New Roman" w:cs="Times New Roman"/>
+        </w:rPr>
+        <w:t>hálózatok</w:t>
+      </w:r>
+      <w:proofErr w:type="gramEnd"/>
+      <w:r>
+        <w:rPr>
+          <w:rFonts w:ascii="Times New Roman" w:hAnsi="Times New Roman" w:cs="Times New Roman"/>
+        </w:rPr>
+        <w:t xml:space="preserve"> amit a NAT átfordít a privát címeikre a hálózatoknak. </w:t>
       </w:r>
     </w:p>
     <w:p>
@@ -12438,7 +12250,21 @@
         <w:rPr>
           <w:rFonts w:ascii="Times New Roman" w:hAnsi="Times New Roman" w:cs="Times New Roman"/>
         </w:rPr>
-        <w:t xml:space="preserve">. A </w:t>
+        <w:t xml:space="preserve">. </w:t>
+      </w:r>
+      <w:proofErr w:type="gramStart"/>
+      <w:r>
+        <w:rPr>
+          <w:rFonts w:ascii="Times New Roman" w:hAnsi="Times New Roman" w:cs="Times New Roman"/>
+        </w:rPr>
+        <w:t>A</w:t>
+      </w:r>
+      <w:proofErr w:type="gramEnd"/>
+      <w:r>
+        <w:rPr>
+          <w:rFonts w:ascii="Times New Roman" w:hAnsi="Times New Roman" w:cs="Times New Roman"/>
+        </w:rPr>
+        <w:t xml:space="preserve"> </w:t>
       </w:r>
       <w:proofErr w:type="spellStart"/>
       <w:r>
@@ -12607,7 +12433,7 @@
     </w:p>
     <w:p>
       <w:pPr>
-        <w:pStyle w:val="Listaszerbekezds"/>
+        <w:pStyle w:val="ListParagraph"/>
         <w:numPr>
           <w:ilvl w:val="0"/>
           <w:numId w:val="4"/>
@@ -12689,11 +12515,19 @@
           <w:rFonts w:ascii="Times New Roman" w:hAnsi="Times New Roman" w:cs="Times New Roman"/>
         </w:rPr>
       </w:pPr>
-      <w:r>
-        <w:rPr>
-          <w:rFonts w:ascii="Times New Roman" w:hAnsi="Times New Roman" w:cs="Times New Roman"/>
-        </w:rPr>
-        <w:t xml:space="preserve">ACL-ek amik hozzá tartoznak: </w:t>
+      <w:proofErr w:type="gramStart"/>
+      <w:r>
+        <w:rPr>
+          <w:rFonts w:ascii="Times New Roman" w:hAnsi="Times New Roman" w:cs="Times New Roman"/>
+        </w:rPr>
+        <w:t>ACL-ek</w:t>
+      </w:r>
+      <w:proofErr w:type="gramEnd"/>
+      <w:r>
+        <w:rPr>
+          <w:rFonts w:ascii="Times New Roman" w:hAnsi="Times New Roman" w:cs="Times New Roman"/>
+        </w:rPr>
+        <w:t xml:space="preserve"> amik hozzá tartoznak: </w:t>
       </w:r>
     </w:p>
     <w:p>
@@ -12749,7 +12583,7 @@
     </w:p>
     <w:p>
       <w:pPr>
-        <w:pStyle w:val="Listaszerbekezds"/>
+        <w:pStyle w:val="ListParagraph"/>
         <w:numPr>
           <w:ilvl w:val="0"/>
           <w:numId w:val="4"/>
@@ -12769,7 +12603,7 @@
     </w:p>
     <w:p>
       <w:pPr>
-        <w:pStyle w:val="Listaszerbekezds"/>
+        <w:pStyle w:val="ListParagraph"/>
         <w:numPr>
           <w:ilvl w:val="1"/>
           <w:numId w:val="4"/>
@@ -13133,7 +12967,21 @@
         <w:rPr>
           <w:rFonts w:ascii="Times New Roman" w:hAnsi="Times New Roman" w:cs="Times New Roman"/>
         </w:rPr>
-        <w:t xml:space="preserve"> szerver illetve egy </w:t>
+        <w:t xml:space="preserve"> </w:t>
+      </w:r>
+      <w:proofErr w:type="gramStart"/>
+      <w:r>
+        <w:rPr>
+          <w:rFonts w:ascii="Times New Roman" w:hAnsi="Times New Roman" w:cs="Times New Roman"/>
+        </w:rPr>
+        <w:t>szerver</w:t>
+      </w:r>
+      <w:proofErr w:type="gramEnd"/>
+      <w:r>
+        <w:rPr>
+          <w:rFonts w:ascii="Times New Roman" w:hAnsi="Times New Roman" w:cs="Times New Roman"/>
+        </w:rPr>
+        <w:t xml:space="preserve"> illetve egy </w:t>
       </w:r>
       <w:proofErr w:type="spellStart"/>
       <w:r>
@@ -13514,7 +13362,7 @@
     </w:p>
     <w:p>
       <w:pPr>
-        <w:pStyle w:val="Cmsor1"/>
+        <w:pStyle w:val="Heading1"/>
         <w:spacing w:before="0" w:after="0" w:line="240" w:lineRule="auto"/>
         <w:jc w:val="both"/>
         <w:rPr>
@@ -13527,7 +13375,7 @@
     </w:p>
     <w:p>
       <w:pPr>
-        <w:pStyle w:val="Cmsor1"/>
+        <w:pStyle w:val="Heading1"/>
         <w:spacing w:before="0" w:after="0" w:line="240" w:lineRule="auto"/>
         <w:jc w:val="both"/>
         <w:rPr>
@@ -15375,7 +15223,7 @@
     </w:p>
     <w:p>
       <w:pPr>
-        <w:pStyle w:val="Listaszerbekezds"/>
+        <w:pStyle w:val="ListParagraph"/>
         <w:numPr>
           <w:ilvl w:val="0"/>
           <w:numId w:val="4"/>
@@ -15457,7 +15305,7 @@
     </w:p>
     <w:p>
       <w:pPr>
-        <w:pStyle w:val="Listaszerbekezds"/>
+        <w:pStyle w:val="ListParagraph"/>
         <w:numPr>
           <w:ilvl w:val="0"/>
           <w:numId w:val="4"/>
@@ -15539,7 +15387,7 @@
     </w:p>
     <w:p>
       <w:pPr>
-        <w:pStyle w:val="Listaszerbekezds"/>
+        <w:pStyle w:val="ListParagraph"/>
         <w:numPr>
           <w:ilvl w:val="0"/>
           <w:numId w:val="4"/>
@@ -15638,13 +15486,23 @@
         <w:t xml:space="preserve">, az ISP felől érkező forgalom mindig ugyanahhoz a belső szerverhez jut el. Ez azt eredményezi, hogy a szolgáltatások – </w:t>
       </w:r>
       <w:proofErr w:type="spellStart"/>
-      <w:r>
-        <w:rPr>
-          <w:rFonts w:ascii="Times New Roman" w:hAnsi="Times New Roman" w:cs="Times New Roman"/>
-          <w:b/>
-          <w:bCs/>
-        </w:rPr>
-        <w:t>web,DNS,FTP</w:t>
+      <w:proofErr w:type="gramStart"/>
+      <w:r>
+        <w:rPr>
+          <w:rFonts w:ascii="Times New Roman" w:hAnsi="Times New Roman" w:cs="Times New Roman"/>
+          <w:b/>
+          <w:bCs/>
+        </w:rPr>
+        <w:t>web,DNS</w:t>
+      </w:r>
+      <w:proofErr w:type="gramEnd"/>
+      <w:r>
+        <w:rPr>
+          <w:rFonts w:ascii="Times New Roman" w:hAnsi="Times New Roman" w:cs="Times New Roman"/>
+          <w:b/>
+          <w:bCs/>
+        </w:rPr>
+        <w:t>,FTP</w:t>
       </w:r>
       <w:proofErr w:type="spellEnd"/>
       <w:r>
@@ -15786,7 +15644,7 @@
     </w:p>
     <w:p>
       <w:pPr>
-        <w:pStyle w:val="Listaszerbekezds"/>
+        <w:pStyle w:val="ListParagraph"/>
         <w:numPr>
           <w:ilvl w:val="0"/>
           <w:numId w:val="15"/>
@@ -15917,7 +15775,7 @@
     </w:p>
     <w:p>
       <w:pPr>
-        <w:pStyle w:val="Listaszerbekezds"/>
+        <w:pStyle w:val="ListParagraph"/>
         <w:numPr>
           <w:ilvl w:val="0"/>
           <w:numId w:val="15"/>
@@ -15957,7 +15815,7 @@
     </w:p>
     <w:p>
       <w:pPr>
-        <w:pStyle w:val="Listaszerbekezds"/>
+        <w:pStyle w:val="ListParagraph"/>
         <w:numPr>
           <w:ilvl w:val="0"/>
           <w:numId w:val="15"/>
@@ -15997,7 +15855,7 @@
     </w:p>
     <w:p>
       <w:pPr>
-        <w:pStyle w:val="Listaszerbekezds"/>
+        <w:pStyle w:val="ListParagraph"/>
         <w:numPr>
           <w:ilvl w:val="0"/>
           <w:numId w:val="15"/>
@@ -16043,7 +15901,7 @@
     </w:p>
     <w:p>
       <w:pPr>
-        <w:pStyle w:val="Listaszerbekezds"/>
+        <w:pStyle w:val="ListParagraph"/>
         <w:numPr>
           <w:ilvl w:val="0"/>
           <w:numId w:val="15"/>
@@ -16089,7 +15947,7 @@
     </w:p>
     <w:p>
       <w:pPr>
-        <w:pStyle w:val="Listaszerbekezds"/>
+        <w:pStyle w:val="ListParagraph"/>
         <w:numPr>
           <w:ilvl w:val="0"/>
           <w:numId w:val="15"/>
@@ -16380,7 +16238,7 @@
     </w:p>
     <w:p>
       <w:pPr>
-        <w:pStyle w:val="Listaszerbekezds"/>
+        <w:pStyle w:val="ListParagraph"/>
         <w:numPr>
           <w:ilvl w:val="0"/>
           <w:numId w:val="16"/>
@@ -16523,7 +16381,7 @@
     </w:p>
     <w:p>
       <w:pPr>
-        <w:pStyle w:val="Listaszerbekezds"/>
+        <w:pStyle w:val="ListParagraph"/>
         <w:numPr>
           <w:ilvl w:val="0"/>
           <w:numId w:val="16"/>
@@ -16563,7 +16421,7 @@
     </w:p>
     <w:p>
       <w:pPr>
-        <w:pStyle w:val="Listaszerbekezds"/>
+        <w:pStyle w:val="ListParagraph"/>
         <w:numPr>
           <w:ilvl w:val="0"/>
           <w:numId w:val="16"/>
@@ -16603,7 +16461,7 @@
     </w:p>
     <w:p>
       <w:pPr>
-        <w:pStyle w:val="Listaszerbekezds"/>
+        <w:pStyle w:val="ListParagraph"/>
         <w:numPr>
           <w:ilvl w:val="0"/>
           <w:numId w:val="16"/>
@@ -17196,11 +17054,16 @@
       <w:r>
         <w:t xml:space="preserve">-hoz használt </w:t>
       </w:r>
+      <w:proofErr w:type="gramStart"/>
       <w:r>
         <w:t>ACL</w:t>
       </w:r>
       <w:r>
-        <w:t xml:space="preserve">-ek amiket használtunk a következőek: </w:t>
+        <w:t>-ek</w:t>
+      </w:r>
+      <w:proofErr w:type="gramEnd"/>
+      <w:r>
+        <w:t xml:space="preserve"> amiket használtunk a következőek: </w:t>
       </w:r>
       <w:proofErr w:type="spellStart"/>
       <w:r>
@@ -17395,7 +17258,7 @@
     </w:p>
     <w:p>
       <w:pPr>
-        <w:pStyle w:val="NormlWeb"/>
+        <w:pStyle w:val="NormalWeb"/>
         <w:spacing w:before="0" w:beforeAutospacing="0" w:after="0" w:afterAutospacing="0" w:line="720" w:lineRule="auto"/>
         <w:jc w:val="center"/>
         <w:rPr>
@@ -17407,7 +17270,7 @@
     </w:p>
     <w:p>
       <w:pPr>
-        <w:pStyle w:val="NormlWeb"/>
+        <w:pStyle w:val="NormalWeb"/>
         <w:spacing w:before="0" w:beforeAutospacing="0" w:after="160" w:afterAutospacing="0" w:line="720" w:lineRule="auto"/>
         <w:jc w:val="center"/>
       </w:pPr>
@@ -17486,10 +17349,16 @@
 <w:hdr xmlns:wpc="http://schemas.microsoft.com/office/word/2010/wordprocessingCanvas" xmlns:cx="http://schemas.microsoft.com/office/drawing/2014/chartex" xmlns:cx1="http://schemas.microsoft.com/office/drawing/2015/9/8/chartex" xmlns:cx2="http://schemas.microsoft.com/office/drawing/2015/10/21/chartex" xmlns:cx3="http://schemas.microsoft.com/office/drawing/2016/5/9/chartex" xmlns:cx4="http://schemas.microsoft.com/office/drawing/2016/5/10/chartex" xmlns:cx5="http://schemas.microsoft.com/office/drawing/2016/5/11/chartex" xmlns:cx6="http://schemas.microsoft.com/office/drawing/2016/5/12/chartex" xmlns:cx7="http://schemas.microsoft.com/office/drawing/2016/5/13/chartex" xmlns:cx8="http://schemas.microsoft.com/office/drawing/2016/5/14/chartex" xmlns:mc="http://schemas.openxmlformats.org/markup-compatibility/2006" xmlns:aink="http://schemas.microsoft.com/office/drawing/2016/ink" xmlns:am3d="http://schemas.microsoft.com/office/drawing/2017/model3d" xmlns:o="urn:schemas-microsoft-com:office:office" xmlns:oel="http://schemas.microsoft.com/office/2019/extlst" xmlns:r="http://schemas.openxmlformats.org/officeDocument/2006/relationships" xmlns:m="http://schemas.openxmlformats.org/officeDocument/2006/math" xmlns:v="urn:schemas-microsoft-com:vml" xmlns:wp14="http://schemas.microsoft.com/office/word/2010/wordprocessingDrawing" xmlns:wp="http://schemas.openxmlformats.org/drawingml/2006/wordprocessingDrawing" xmlns:w10="urn:schemas-microsoft-com:office:word" xmlns:w="http://schemas.openxmlformats.org/wordprocessingml/2006/main" xmlns:w14="http://schemas.microsoft.com/office/word/2010/wordml" xmlns:w15="http://schemas.microsoft.com/office/word/2012/wordml" xmlns:w16cex="http://schemas.microsoft.com/office/word/2018/wordml/cex" xmlns:w16cid="http://schemas.microsoft.com/office/word/2016/wordml/cid" xmlns:w16="http://schemas.microsoft.com/office/word/2018/wordml" xmlns:w16du="http://schemas.microsoft.com/office/word/2023/wordml/word16du" xmlns:w16sdtdh="http://schemas.microsoft.com/office/word/2020/wordml/sdtdatahash" xmlns:w16sdtfl="http://schemas.microsoft.com/office/word/2024/wordml/sdtformatlock" xmlns:w16se="http://schemas.microsoft.com/office/word/2015/wordml/symex" xmlns:wpg="http://schemas.microsoft.com/office/word/2010/wordprocessingGroup" xmlns:wpi="http://schemas.microsoft.com/office/word/2010/wordprocessingInk" xmlns:wne="http://schemas.microsoft.com/office/word/2006/wordml" xmlns:wps="http://schemas.microsoft.com/office/word/2010/wordprocessingShape" mc:Ignorable="w14 w15 w16se w16cid w16 w16cex w16sdtdh w16sdtfl w16du wp14">
   <w:p>
     <w:pPr>
-      <w:pStyle w:val="lfej"/>
+      <w:pStyle w:val="Header"/>
       <w:jc w:val="right"/>
+      <w:rPr>
+        <w:rFonts w:ascii="Times New Roman" w:hAnsi="Times New Roman" w:cs="Times New Roman"/>
+      </w:rPr>
     </w:pPr>
     <w:r>
+      <w:rPr>
+        <w:rFonts w:ascii="Times New Roman" w:hAnsi="Times New Roman" w:cs="Times New Roman"/>
+      </w:rPr>
       <w:t>Vizsgaremek dokumentáció 1.csapat</w:t>
     </w:r>
   </w:p>
@@ -20693,16 +20562,16 @@
     <w:lsdException w:name="Unresolved Mention" w:semiHidden="1" w:unhideWhenUsed="1"/>
     <w:lsdException w:name="Smart Link" w:semiHidden="1" w:unhideWhenUsed="1"/>
   </w:latentStyles>
-  <w:style w:type="paragraph" w:default="1" w:styleId="Norml">
+  <w:style w:type="paragraph" w:default="1" w:styleId="Normal">
     <w:name w:val="Normal"/>
     <w:qFormat/>
     <w:rsid w:val="0070554F"/>
   </w:style>
-  <w:style w:type="paragraph" w:styleId="Cmsor1">
+  <w:style w:type="paragraph" w:styleId="Heading1">
     <w:name w:val="heading 1"/>
-    <w:basedOn w:val="Norml"/>
-    <w:next w:val="Norml"/>
-    <w:link w:val="Cmsor1Char"/>
+    <w:basedOn w:val="Normal"/>
+    <w:next w:val="Normal"/>
+    <w:link w:val="Heading1Char"/>
     <w:uiPriority w:val="9"/>
     <w:qFormat/>
     <w:rsid w:val="00B809A1"/>
@@ -20719,11 +20588,11 @@
       <w:szCs w:val="40"/>
     </w:rPr>
   </w:style>
-  <w:style w:type="paragraph" w:styleId="Cmsor2">
+  <w:style w:type="paragraph" w:styleId="Heading2">
     <w:name w:val="heading 2"/>
-    <w:basedOn w:val="Norml"/>
-    <w:next w:val="Norml"/>
-    <w:link w:val="Cmsor2Char"/>
+    <w:basedOn w:val="Normal"/>
+    <w:next w:val="Normal"/>
+    <w:link w:val="Heading2Char"/>
     <w:uiPriority w:val="9"/>
     <w:semiHidden/>
     <w:unhideWhenUsed/>
@@ -20742,11 +20611,11 @@
       <w:szCs w:val="32"/>
     </w:rPr>
   </w:style>
-  <w:style w:type="paragraph" w:styleId="Cmsor3">
+  <w:style w:type="paragraph" w:styleId="Heading3">
     <w:name w:val="heading 3"/>
-    <w:basedOn w:val="Norml"/>
-    <w:next w:val="Norml"/>
-    <w:link w:val="Cmsor3Char"/>
+    <w:basedOn w:val="Normal"/>
+    <w:next w:val="Normal"/>
+    <w:link w:val="Heading3Char"/>
     <w:uiPriority w:val="9"/>
     <w:semiHidden/>
     <w:unhideWhenUsed/>
@@ -20765,11 +20634,11 @@
       <w:szCs w:val="28"/>
     </w:rPr>
   </w:style>
-  <w:style w:type="paragraph" w:styleId="Cmsor4">
+  <w:style w:type="paragraph" w:styleId="Heading4">
     <w:name w:val="heading 4"/>
-    <w:basedOn w:val="Norml"/>
-    <w:next w:val="Norml"/>
-    <w:link w:val="Cmsor4Char"/>
+    <w:basedOn w:val="Normal"/>
+    <w:next w:val="Normal"/>
+    <w:link w:val="Heading4Char"/>
     <w:uiPriority w:val="9"/>
     <w:semiHidden/>
     <w:unhideWhenUsed/>
@@ -20788,11 +20657,11 @@
       <w:color w:val="0F4761" w:themeColor="accent1" w:themeShade="BF"/>
     </w:rPr>
   </w:style>
-  <w:style w:type="paragraph" w:styleId="Cmsor5">
+  <w:style w:type="paragraph" w:styleId="Heading5">
     <w:name w:val="heading 5"/>
-    <w:basedOn w:val="Norml"/>
-    <w:next w:val="Norml"/>
-    <w:link w:val="Cmsor5Char"/>
+    <w:basedOn w:val="Normal"/>
+    <w:next w:val="Normal"/>
+    <w:link w:val="Heading5Char"/>
     <w:uiPriority w:val="9"/>
     <w:semiHidden/>
     <w:unhideWhenUsed/>
@@ -20809,11 +20678,11 @@
       <w:color w:val="0F4761" w:themeColor="accent1" w:themeShade="BF"/>
     </w:rPr>
   </w:style>
-  <w:style w:type="paragraph" w:styleId="Cmsor6">
+  <w:style w:type="paragraph" w:styleId="Heading6">
     <w:name w:val="heading 6"/>
-    <w:basedOn w:val="Norml"/>
-    <w:next w:val="Norml"/>
-    <w:link w:val="Cmsor6Char"/>
+    <w:basedOn w:val="Normal"/>
+    <w:next w:val="Normal"/>
+    <w:link w:val="Heading6Char"/>
     <w:uiPriority w:val="9"/>
     <w:semiHidden/>
     <w:unhideWhenUsed/>
@@ -20832,11 +20701,11 @@
       <w:color w:val="595959" w:themeColor="text1" w:themeTint="A6"/>
     </w:rPr>
   </w:style>
-  <w:style w:type="paragraph" w:styleId="Cmsor7">
+  <w:style w:type="paragraph" w:styleId="Heading7">
     <w:name w:val="heading 7"/>
-    <w:basedOn w:val="Norml"/>
-    <w:next w:val="Norml"/>
-    <w:link w:val="Cmsor7Char"/>
+    <w:basedOn w:val="Normal"/>
+    <w:next w:val="Normal"/>
+    <w:link w:val="Heading7Char"/>
     <w:uiPriority w:val="9"/>
     <w:semiHidden/>
     <w:unhideWhenUsed/>
@@ -20853,11 +20722,11 @@
       <w:color w:val="595959" w:themeColor="text1" w:themeTint="A6"/>
     </w:rPr>
   </w:style>
-  <w:style w:type="paragraph" w:styleId="Cmsor8">
+  <w:style w:type="paragraph" w:styleId="Heading8">
     <w:name w:val="heading 8"/>
-    <w:basedOn w:val="Norml"/>
-    <w:next w:val="Norml"/>
-    <w:link w:val="Cmsor8Char"/>
+    <w:basedOn w:val="Normal"/>
+    <w:next w:val="Normal"/>
+    <w:link w:val="Heading8Char"/>
     <w:uiPriority w:val="9"/>
     <w:semiHidden/>
     <w:unhideWhenUsed/>
@@ -20876,11 +20745,11 @@
       <w:color w:val="272727" w:themeColor="text1" w:themeTint="D8"/>
     </w:rPr>
   </w:style>
-  <w:style w:type="paragraph" w:styleId="Cmsor9">
+  <w:style w:type="paragraph" w:styleId="Heading9">
     <w:name w:val="heading 9"/>
-    <w:basedOn w:val="Norml"/>
-    <w:next w:val="Norml"/>
-    <w:link w:val="Cmsor9Char"/>
+    <w:basedOn w:val="Normal"/>
+    <w:next w:val="Normal"/>
+    <w:link w:val="Heading9Char"/>
     <w:uiPriority w:val="9"/>
     <w:semiHidden/>
     <w:unhideWhenUsed/>
@@ -20897,12 +20766,13 @@
       <w:color w:val="272727" w:themeColor="text1" w:themeTint="D8"/>
     </w:rPr>
   </w:style>
-  <w:style w:type="character" w:default="1" w:styleId="Bekezdsalapbettpusa">
+  <w:style w:type="character" w:default="1" w:styleId="DefaultParagraphFont">
     <w:name w:val="Default Paragraph Font"/>
     <w:uiPriority w:val="1"/>
+    <w:semiHidden/>
     <w:unhideWhenUsed/>
   </w:style>
-  <w:style w:type="table" w:default="1" w:styleId="Normltblzat">
+  <w:style w:type="table" w:default="1" w:styleId="TableNormal">
     <w:name w:val="Normal Table"/>
     <w:uiPriority w:val="99"/>
     <w:semiHidden/>
@@ -20917,16 +20787,16 @@
       </w:tblCellMar>
     </w:tblPr>
   </w:style>
-  <w:style w:type="numbering" w:default="1" w:styleId="Nemlista">
+  <w:style w:type="numbering" w:default="1" w:styleId="NoList">
     <w:name w:val="No List"/>
     <w:uiPriority w:val="99"/>
     <w:semiHidden/>
     <w:unhideWhenUsed/>
   </w:style>
-  <w:style w:type="character" w:customStyle="1" w:styleId="Cmsor1Char">
-    <w:name w:val="Címsor 1 Char"/>
-    <w:basedOn w:val="Bekezdsalapbettpusa"/>
-    <w:link w:val="Cmsor1"/>
+  <w:style w:type="character" w:customStyle="1" w:styleId="Heading1Char">
+    <w:name w:val="Heading 1 Char"/>
+    <w:basedOn w:val="DefaultParagraphFont"/>
+    <w:link w:val="Heading1"/>
     <w:uiPriority w:val="9"/>
     <w:rsid w:val="00B809A1"/>
     <w:rPr>
@@ -20936,10 +20806,10 @@
       <w:szCs w:val="40"/>
     </w:rPr>
   </w:style>
-  <w:style w:type="character" w:customStyle="1" w:styleId="Cmsor2Char">
-    <w:name w:val="Címsor 2 Char"/>
-    <w:basedOn w:val="Bekezdsalapbettpusa"/>
-    <w:link w:val="Cmsor2"/>
+  <w:style w:type="character" w:customStyle="1" w:styleId="Heading2Char">
+    <w:name w:val="Heading 2 Char"/>
+    <w:basedOn w:val="DefaultParagraphFont"/>
+    <w:link w:val="Heading2"/>
     <w:uiPriority w:val="9"/>
     <w:semiHidden/>
     <w:rsid w:val="00B809A1"/>
@@ -20950,10 +20820,10 @@
       <w:szCs w:val="32"/>
     </w:rPr>
   </w:style>
-  <w:style w:type="character" w:customStyle="1" w:styleId="Cmsor3Char">
-    <w:name w:val="Címsor 3 Char"/>
-    <w:basedOn w:val="Bekezdsalapbettpusa"/>
-    <w:link w:val="Cmsor3"/>
+  <w:style w:type="character" w:customStyle="1" w:styleId="Heading3Char">
+    <w:name w:val="Heading 3 Char"/>
+    <w:basedOn w:val="DefaultParagraphFont"/>
+    <w:link w:val="Heading3"/>
     <w:uiPriority w:val="9"/>
     <w:semiHidden/>
     <w:rsid w:val="00B809A1"/>
@@ -20964,10 +20834,10 @@
       <w:szCs w:val="28"/>
     </w:rPr>
   </w:style>
-  <w:style w:type="character" w:customStyle="1" w:styleId="Cmsor4Char">
-    <w:name w:val="Címsor 4 Char"/>
-    <w:basedOn w:val="Bekezdsalapbettpusa"/>
-    <w:link w:val="Cmsor4"/>
+  <w:style w:type="character" w:customStyle="1" w:styleId="Heading4Char">
+    <w:name w:val="Heading 4 Char"/>
+    <w:basedOn w:val="DefaultParagraphFont"/>
+    <w:link w:val="Heading4"/>
     <w:uiPriority w:val="9"/>
     <w:semiHidden/>
     <w:rsid w:val="00B809A1"/>
@@ -20978,10 +20848,10 @@
       <w:color w:val="0F4761" w:themeColor="accent1" w:themeShade="BF"/>
     </w:rPr>
   </w:style>
-  <w:style w:type="character" w:customStyle="1" w:styleId="Cmsor5Char">
-    <w:name w:val="Címsor 5 Char"/>
-    <w:basedOn w:val="Bekezdsalapbettpusa"/>
-    <w:link w:val="Cmsor5"/>
+  <w:style w:type="character" w:customStyle="1" w:styleId="Heading5Char">
+    <w:name w:val="Heading 5 Char"/>
+    <w:basedOn w:val="DefaultParagraphFont"/>
+    <w:link w:val="Heading5"/>
     <w:uiPriority w:val="9"/>
     <w:semiHidden/>
     <w:rsid w:val="00B809A1"/>
@@ -20990,10 +20860,10 @@
       <w:color w:val="0F4761" w:themeColor="accent1" w:themeShade="BF"/>
     </w:rPr>
   </w:style>
-  <w:style w:type="character" w:customStyle="1" w:styleId="Cmsor6Char">
-    <w:name w:val="Címsor 6 Char"/>
-    <w:basedOn w:val="Bekezdsalapbettpusa"/>
-    <w:link w:val="Cmsor6"/>
+  <w:style w:type="character" w:customStyle="1" w:styleId="Heading6Char">
+    <w:name w:val="Heading 6 Char"/>
+    <w:basedOn w:val="DefaultParagraphFont"/>
+    <w:link w:val="Heading6"/>
     <w:uiPriority w:val="9"/>
     <w:semiHidden/>
     <w:rsid w:val="00B809A1"/>
@@ -21004,10 +20874,10 @@
       <w:color w:val="595959" w:themeColor="text1" w:themeTint="A6"/>
     </w:rPr>
   </w:style>
-  <w:style w:type="character" w:customStyle="1" w:styleId="Cmsor7Char">
-    <w:name w:val="Címsor 7 Char"/>
-    <w:basedOn w:val="Bekezdsalapbettpusa"/>
-    <w:link w:val="Cmsor7"/>
+  <w:style w:type="character" w:customStyle="1" w:styleId="Heading7Char">
+    <w:name w:val="Heading 7 Char"/>
+    <w:basedOn w:val="DefaultParagraphFont"/>
+    <w:link w:val="Heading7"/>
     <w:uiPriority w:val="9"/>
     <w:semiHidden/>
     <w:rsid w:val="00B809A1"/>
@@ -21016,10 +20886,10 @@
       <w:color w:val="595959" w:themeColor="text1" w:themeTint="A6"/>
     </w:rPr>
   </w:style>
-  <w:style w:type="character" w:customStyle="1" w:styleId="Cmsor8Char">
-    <w:name w:val="Címsor 8 Char"/>
-    <w:basedOn w:val="Bekezdsalapbettpusa"/>
-    <w:link w:val="Cmsor8"/>
+  <w:style w:type="character" w:customStyle="1" w:styleId="Heading8Char">
+    <w:name w:val="Heading 8 Char"/>
+    <w:basedOn w:val="DefaultParagraphFont"/>
+    <w:link w:val="Heading8"/>
     <w:uiPriority w:val="9"/>
     <w:semiHidden/>
     <w:rsid w:val="00B809A1"/>
@@ -21030,10 +20900,10 @@
       <w:color w:val="272727" w:themeColor="text1" w:themeTint="D8"/>
     </w:rPr>
   </w:style>
-  <w:style w:type="character" w:customStyle="1" w:styleId="Cmsor9Char">
-    <w:name w:val="Címsor 9 Char"/>
-    <w:basedOn w:val="Bekezdsalapbettpusa"/>
-    <w:link w:val="Cmsor9"/>
+  <w:style w:type="character" w:customStyle="1" w:styleId="Heading9Char">
+    <w:name w:val="Heading 9 Char"/>
+    <w:basedOn w:val="DefaultParagraphFont"/>
+    <w:link w:val="Heading9"/>
     <w:uiPriority w:val="9"/>
     <w:semiHidden/>
     <w:rsid w:val="00B809A1"/>
@@ -21042,11 +20912,11 @@
       <w:color w:val="272727" w:themeColor="text1" w:themeTint="D8"/>
     </w:rPr>
   </w:style>
-  <w:style w:type="paragraph" w:styleId="Cm">
+  <w:style w:type="paragraph" w:styleId="Title">
     <w:name w:val="Title"/>
-    <w:basedOn w:val="Norml"/>
-    <w:next w:val="Norml"/>
-    <w:link w:val="CmChar"/>
+    <w:basedOn w:val="Normal"/>
+    <w:next w:val="Normal"/>
+    <w:link w:val="TitleChar"/>
     <w:uiPriority w:val="10"/>
     <w:qFormat/>
     <w:rsid w:val="00B809A1"/>
@@ -21062,10 +20932,10 @@
       <w:szCs w:val="56"/>
     </w:rPr>
   </w:style>
-  <w:style w:type="character" w:customStyle="1" w:styleId="CmChar">
-    <w:name w:val="Cím Char"/>
-    <w:basedOn w:val="Bekezdsalapbettpusa"/>
-    <w:link w:val="Cm"/>
+  <w:style w:type="character" w:customStyle="1" w:styleId="TitleChar">
+    <w:name w:val="Title Char"/>
+    <w:basedOn w:val="DefaultParagraphFont"/>
+    <w:link w:val="Title"/>
     <w:uiPriority w:val="10"/>
     <w:rsid w:val="00B809A1"/>
     <w:rPr>
@@ -21076,11 +20946,11 @@
       <w:szCs w:val="56"/>
     </w:rPr>
   </w:style>
-  <w:style w:type="paragraph" w:styleId="Alcm">
+  <w:style w:type="paragraph" w:styleId="Subtitle">
     <w:name w:val="Subtitle"/>
-    <w:basedOn w:val="Norml"/>
-    <w:next w:val="Norml"/>
-    <w:link w:val="AlcmChar"/>
+    <w:basedOn w:val="Normal"/>
+    <w:next w:val="Normal"/>
+    <w:link w:val="SubtitleChar"/>
     <w:uiPriority w:val="11"/>
     <w:qFormat/>
     <w:rsid w:val="00B809A1"/>
@@ -21097,10 +20967,10 @@
       <w:szCs w:val="28"/>
     </w:rPr>
   </w:style>
-  <w:style w:type="character" w:customStyle="1" w:styleId="AlcmChar">
-    <w:name w:val="Alcím Char"/>
-    <w:basedOn w:val="Bekezdsalapbettpusa"/>
-    <w:link w:val="Alcm"/>
+  <w:style w:type="character" w:customStyle="1" w:styleId="SubtitleChar">
+    <w:name w:val="Subtitle Char"/>
+    <w:basedOn w:val="DefaultParagraphFont"/>
+    <w:link w:val="Subtitle"/>
     <w:uiPriority w:val="11"/>
     <w:rsid w:val="00B809A1"/>
     <w:rPr>
@@ -21111,11 +20981,11 @@
       <w:szCs w:val="28"/>
     </w:rPr>
   </w:style>
-  <w:style w:type="paragraph" w:styleId="Idzet">
+  <w:style w:type="paragraph" w:styleId="Quote">
     <w:name w:val="Quote"/>
-    <w:basedOn w:val="Norml"/>
-    <w:next w:val="Norml"/>
-    <w:link w:val="IdzetChar"/>
+    <w:basedOn w:val="Normal"/>
+    <w:next w:val="Normal"/>
+    <w:link w:val="QuoteChar"/>
     <w:uiPriority w:val="29"/>
     <w:qFormat/>
     <w:rsid w:val="00B809A1"/>
@@ -21129,10 +20999,10 @@
       <w:color w:val="404040" w:themeColor="text1" w:themeTint="BF"/>
     </w:rPr>
   </w:style>
-  <w:style w:type="character" w:customStyle="1" w:styleId="IdzetChar">
-    <w:name w:val="Idézet Char"/>
-    <w:basedOn w:val="Bekezdsalapbettpusa"/>
-    <w:link w:val="Idzet"/>
+  <w:style w:type="character" w:customStyle="1" w:styleId="QuoteChar">
+    <w:name w:val="Quote Char"/>
+    <w:basedOn w:val="DefaultParagraphFont"/>
+    <w:link w:val="Quote"/>
     <w:uiPriority w:val="29"/>
     <w:rsid w:val="00B809A1"/>
     <w:rPr>
@@ -21141,9 +21011,9 @@
       <w:color w:val="404040" w:themeColor="text1" w:themeTint="BF"/>
     </w:rPr>
   </w:style>
-  <w:style w:type="paragraph" w:styleId="Listaszerbekezds">
+  <w:style w:type="paragraph" w:styleId="ListParagraph">
     <w:name w:val="List Paragraph"/>
-    <w:basedOn w:val="Norml"/>
+    <w:basedOn w:val="Normal"/>
     <w:uiPriority w:val="34"/>
     <w:qFormat/>
     <w:rsid w:val="00B809A1"/>
@@ -21152,9 +21022,9 @@
       <w:contextualSpacing/>
     </w:pPr>
   </w:style>
-  <w:style w:type="character" w:styleId="Erskiemels">
+  <w:style w:type="character" w:styleId="IntenseEmphasis">
     <w:name w:val="Intense Emphasis"/>
-    <w:basedOn w:val="Bekezdsalapbettpusa"/>
+    <w:basedOn w:val="DefaultParagraphFont"/>
     <w:uiPriority w:val="21"/>
     <w:qFormat/>
     <w:rsid w:val="00B809A1"/>
@@ -21164,11 +21034,11 @@
       <w:color w:val="0F4761" w:themeColor="accent1" w:themeShade="BF"/>
     </w:rPr>
   </w:style>
-  <w:style w:type="paragraph" w:styleId="Kiemeltidzet">
+  <w:style w:type="paragraph" w:styleId="IntenseQuote">
     <w:name w:val="Intense Quote"/>
-    <w:basedOn w:val="Norml"/>
-    <w:next w:val="Norml"/>
-    <w:link w:val="KiemeltidzetChar"/>
+    <w:basedOn w:val="Normal"/>
+    <w:next w:val="Normal"/>
+    <w:link w:val="IntenseQuoteChar"/>
     <w:uiPriority w:val="30"/>
     <w:qFormat/>
     <w:rsid w:val="00B809A1"/>
@@ -21187,10 +21057,10 @@
       <w:color w:val="0F4761" w:themeColor="accent1" w:themeShade="BF"/>
     </w:rPr>
   </w:style>
-  <w:style w:type="character" w:customStyle="1" w:styleId="KiemeltidzetChar">
-    <w:name w:val="Kiemelt idézet Char"/>
-    <w:basedOn w:val="Bekezdsalapbettpusa"/>
-    <w:link w:val="Kiemeltidzet"/>
+  <w:style w:type="character" w:customStyle="1" w:styleId="IntenseQuoteChar">
+    <w:name w:val="Intense Quote Char"/>
+    <w:basedOn w:val="DefaultParagraphFont"/>
+    <w:link w:val="IntenseQuote"/>
     <w:uiPriority w:val="30"/>
     <w:rsid w:val="00B809A1"/>
     <w:rPr>
@@ -21199,9 +21069,9 @@
       <w:color w:val="0F4761" w:themeColor="accent1" w:themeShade="BF"/>
     </w:rPr>
   </w:style>
-  <w:style w:type="character" w:styleId="Ershivatkozs">
+  <w:style w:type="character" w:styleId="IntenseReference">
     <w:name w:val="Intense Reference"/>
-    <w:basedOn w:val="Bekezdsalapbettpusa"/>
+    <w:basedOn w:val="DefaultParagraphFont"/>
     <w:uiPriority w:val="32"/>
     <w:qFormat/>
     <w:rsid w:val="00B809A1"/>
@@ -21213,10 +21083,10 @@
       <w:spacing w:val="5"/>
     </w:rPr>
   </w:style>
-  <w:style w:type="paragraph" w:styleId="lfej">
+  <w:style w:type="paragraph" w:styleId="Header">
     <w:name w:val="header"/>
-    <w:basedOn w:val="Norml"/>
-    <w:link w:val="lfejChar"/>
+    <w:basedOn w:val="Normal"/>
+    <w:link w:val="HeaderChar"/>
     <w:uiPriority w:val="99"/>
     <w:unhideWhenUsed/>
     <w:rsid w:val="002810EB"/>
@@ -21228,17 +21098,17 @@
       <w:spacing w:after="0" w:line="240" w:lineRule="auto"/>
     </w:pPr>
   </w:style>
-  <w:style w:type="character" w:customStyle="1" w:styleId="lfejChar">
-    <w:name w:val="Élőfej Char"/>
-    <w:basedOn w:val="Bekezdsalapbettpusa"/>
-    <w:link w:val="lfej"/>
+  <w:style w:type="character" w:customStyle="1" w:styleId="HeaderChar">
+    <w:name w:val="Header Char"/>
+    <w:basedOn w:val="DefaultParagraphFont"/>
+    <w:link w:val="Header"/>
     <w:uiPriority w:val="99"/>
     <w:rsid w:val="002810EB"/>
   </w:style>
-  <w:style w:type="paragraph" w:styleId="llb">
+  <w:style w:type="paragraph" w:styleId="Footer">
     <w:name w:val="footer"/>
-    <w:basedOn w:val="Norml"/>
-    <w:link w:val="llbChar"/>
+    <w:basedOn w:val="Normal"/>
+    <w:link w:val="FooterChar"/>
     <w:uiPriority w:val="99"/>
     <w:unhideWhenUsed/>
     <w:rsid w:val="002810EB"/>
@@ -21250,16 +21120,16 @@
       <w:spacing w:after="0" w:line="240" w:lineRule="auto"/>
     </w:pPr>
   </w:style>
-  <w:style w:type="character" w:customStyle="1" w:styleId="llbChar">
-    <w:name w:val="Élőláb Char"/>
-    <w:basedOn w:val="Bekezdsalapbettpusa"/>
-    <w:link w:val="llb"/>
+  <w:style w:type="character" w:customStyle="1" w:styleId="FooterChar">
+    <w:name w:val="Footer Char"/>
+    <w:basedOn w:val="DefaultParagraphFont"/>
+    <w:link w:val="Footer"/>
     <w:uiPriority w:val="99"/>
     <w:rsid w:val="002810EB"/>
   </w:style>
-  <w:style w:type="paragraph" w:styleId="NormlWeb">
+  <w:style w:type="paragraph" w:styleId="NormalWeb">
     <w:name w:val="Normal (Web)"/>
-    <w:basedOn w:val="Norml"/>
+    <w:basedOn w:val="Normal"/>
     <w:uiPriority w:val="99"/>
     <w:semiHidden/>
     <w:unhideWhenUsed/>
@@ -21274,9 +21144,9 @@
       <w14:ligatures w14:val="none"/>
     </w:rPr>
   </w:style>
-  <w:style w:type="character" w:styleId="Kiemels2">
+  <w:style w:type="character" w:styleId="Strong">
     <w:name w:val="Strong"/>
-    <w:basedOn w:val="Bekezdsalapbettpusa"/>
+    <w:basedOn w:val="DefaultParagraphFont"/>
     <w:uiPriority w:val="22"/>
     <w:qFormat/>
     <w:rsid w:val="00B754FF"/>
@@ -21285,10 +21155,10 @@
       <w:bCs/>
     </w:rPr>
   </w:style>
-  <w:style w:type="paragraph" w:styleId="Kpalrs">
+  <w:style w:type="paragraph" w:styleId="Caption">
     <w:name w:val="caption"/>
-    <w:basedOn w:val="Norml"/>
-    <w:next w:val="Norml"/>
+    <w:basedOn w:val="Normal"/>
+    <w:next w:val="Normal"/>
     <w:uiPriority w:val="35"/>
     <w:unhideWhenUsed/>
     <w:qFormat/>

--- a/vizsgaremek_bemutatkozás_ig.docx
+++ b/vizsgaremek_bemutatkozás_ig.docx
@@ -534,7 +534,27 @@
         <w:rPr>
           <w:rFonts w:ascii="Times New Roman" w:hAnsi="Times New Roman" w:cs="Times New Roman"/>
         </w:rPr>
-        <w:t xml:space="preserve">Horváth Márk vagyok, hálózattervező és üzemeltető szakember a </w:t>
+        <w:t xml:space="preserve">Horváth Márk vagyok, </w:t>
+      </w:r>
+      <w:proofErr w:type="spellStart"/>
+      <w:r>
+        <w:rPr>
+          <w:rFonts w:ascii="Times New Roman" w:hAnsi="Times New Roman" w:cs="Times New Roman"/>
+        </w:rPr>
+        <w:t>DevOps</w:t>
+      </w:r>
+      <w:proofErr w:type="spellEnd"/>
+      <w:r>
+        <w:rPr>
+          <w:rFonts w:ascii="Times New Roman" w:hAnsi="Times New Roman" w:cs="Times New Roman"/>
+        </w:rPr>
+        <w:t xml:space="preserve"> szakértő</w:t>
+      </w:r>
+      <w:r>
+        <w:rPr>
+          <w:rFonts w:ascii="Times New Roman" w:hAnsi="Times New Roman" w:cs="Times New Roman"/>
+        </w:rPr>
+        <w:t xml:space="preserve"> a </w:t>
       </w:r>
       <w:proofErr w:type="spellStart"/>
       <w:r>
@@ -569,7 +589,19 @@
         <w:rPr>
           <w:rFonts w:ascii="Times New Roman" w:hAnsi="Times New Roman" w:cs="Times New Roman"/>
         </w:rPr>
-        <w:t xml:space="preserve"> Ahogy társaim is, a Neumann János Technikumban végeztem, ahol naprakész tudást szedtem fel magamra, amit a szakmában érvényesítek. Gyakran állít a munkám kihívások elé, de izgatottan oldok meg minden elém kerülő feladatot, problémát. Ez a megbízás is egy kiváló próbatétel tudásom és szakértelmem tesztelésére, izgatottan vártam. </w:t>
+        <w:t xml:space="preserve"> Ahogy társaim is, a Neumann János Technikumban végeztem, ahol naprakész tudást szedtem fel magamra, amit a szakmában érvényesítek</w:t>
+      </w:r>
+      <w:r>
+        <w:rPr>
+          <w:rFonts w:ascii="Times New Roman" w:hAnsi="Times New Roman" w:cs="Times New Roman"/>
+        </w:rPr>
+        <w:t xml:space="preserve"> az Óbudai egyetemen</w:t>
+      </w:r>
+      <w:r>
+        <w:rPr>
+          <w:rFonts w:ascii="Times New Roman" w:hAnsi="Times New Roman" w:cs="Times New Roman"/>
+        </w:rPr>
+        <w:t xml:space="preserve">. Gyakran állít a munkám kihívások elé, de izgatottan oldok meg minden elém kerülő feladatot, problémát. Ez a megbízás is egy kiváló próbatétel tudásom és szakértelmem tesztelésére, izgatottan vártam. </w:t>
       </w:r>
     </w:p>
     <w:p>
@@ -5053,6 +5085,7 @@
       <w:r>
         <w:rPr>
           <w:rFonts w:ascii="Times New Roman" w:hAnsi="Times New Roman" w:cs="Times New Roman"/>
+          <w:noProof/>
           <w:color w:val="000000" w:themeColor="text1"/>
         </w:rPr>
         <w:drawing>
@@ -5332,6 +5365,7 @@
           <w:rFonts w:ascii="Times New Roman" w:hAnsi="Times New Roman" w:cs="Times New Roman"/>
           <w:b/>
           <w:bCs/>
+          <w:noProof/>
           <w:color w:val="000000" w:themeColor="text1"/>
         </w:rPr>
         <w:drawing>
@@ -5527,14 +5561,7 @@
           <w:rFonts w:ascii="Times New Roman" w:hAnsi="Times New Roman" w:cs="Times New Roman"/>
           <w:color w:val="000000" w:themeColor="text1"/>
         </w:rPr>
-        <w:t>A klienseknek DHCP-vel lett kiosztva cím, kivéve a szervereknek.</w:t>
-      </w:r>
-      <w:r>
-        <w:rPr>
-          <w:rFonts w:ascii="Times New Roman" w:hAnsi="Times New Roman" w:cs="Times New Roman"/>
-          <w:color w:val="000000" w:themeColor="text1"/>
-        </w:rPr>
-        <w:t xml:space="preserve"> </w:t>
+        <w:t xml:space="preserve">A klienseknek DHCP-vel lett kiosztva cím, kivéve a szervereknek. </w:t>
       </w:r>
       <w:r>
         <w:rPr>
@@ -5725,6 +5752,7 @@
       <w:r>
         <w:rPr>
           <w:rFonts w:ascii="Times New Roman" w:hAnsi="Times New Roman" w:cs="Times New Roman"/>
+          <w:noProof/>
           <w:color w:val="000000" w:themeColor="text1"/>
         </w:rPr>
         <w:drawing>
@@ -5766,6 +5794,7 @@
       <w:r>
         <w:rPr>
           <w:rFonts w:ascii="Times New Roman" w:hAnsi="Times New Roman" w:cs="Times New Roman"/>
+          <w:noProof/>
           <w:color w:val="000000" w:themeColor="text1"/>
         </w:rPr>
         <w:drawing>
@@ -6273,6 +6302,7 @@
       <w:r>
         <w:rPr>
           <w:rFonts w:ascii="Times New Roman" w:hAnsi="Times New Roman" w:cs="Times New Roman"/>
+          <w:noProof/>
           <w:color w:val="000000" w:themeColor="text1"/>
         </w:rPr>
         <w:drawing>
@@ -7022,96 +7052,121 @@
           <w:rFonts w:ascii="Times New Roman" w:hAnsi="Times New Roman" w:cs="Times New Roman"/>
           <w:color w:val="C00000"/>
         </w:rPr>
-        <w:t>+ local</w:t>
+        <w:t>+ local”</w:t>
       </w:r>
       <w:r>
         <w:rPr>
           <w:rFonts w:ascii="Times New Roman" w:hAnsi="Times New Roman" w:cs="Times New Roman"/>
           <w:color w:val="C00000"/>
         </w:rPr>
-        <w:t>”</w:t>
+        <w:t xml:space="preserve"> </w:t>
+      </w:r>
+      <w:proofErr w:type="spellStart"/>
+      <w:r>
+        <w:rPr>
+          <w:rFonts w:ascii="Times New Roman" w:hAnsi="Times New Roman" w:cs="Times New Roman"/>
+          <w:color w:val="000000" w:themeColor="text1"/>
+        </w:rPr>
+        <w:t>parancssal</w:t>
+      </w:r>
+      <w:proofErr w:type="spellEnd"/>
+      <w:r>
+        <w:rPr>
+          <w:rFonts w:ascii="Times New Roman" w:hAnsi="Times New Roman" w:cs="Times New Roman"/>
+          <w:color w:val="000000" w:themeColor="text1"/>
+        </w:rPr>
+        <w:t xml:space="preserve"> beállítottam, hogy </w:t>
+      </w:r>
+      <w:r>
+        <w:rPr>
+          <w:rFonts w:ascii="Times New Roman" w:hAnsi="Times New Roman" w:cs="Times New Roman"/>
+          <w:color w:val="000000" w:themeColor="text1"/>
+        </w:rPr>
+        <w:t xml:space="preserve">a TACACS+ szervert használja hitelesítésre, ha ez nem elérhető, akkor a helyi felhasználókat </w:t>
+      </w:r>
+      <w:r>
+        <w:rPr>
+          <w:rFonts w:ascii="Times New Roman" w:hAnsi="Times New Roman" w:cs="Times New Roman"/>
+          <w:color w:val="000000" w:themeColor="text1"/>
+        </w:rPr>
+        <w:t>(</w:t>
+      </w:r>
+      <w:proofErr w:type="spellStart"/>
+      <w:r>
+        <w:rPr>
+          <w:rFonts w:ascii="Times New Roman" w:hAnsi="Times New Roman" w:cs="Times New Roman"/>
+          <w:color w:val="000000" w:themeColor="text1"/>
+        </w:rPr>
+        <w:t>username</w:t>
+      </w:r>
+      <w:proofErr w:type="spellEnd"/>
+      <w:r>
+        <w:rPr>
+          <w:rFonts w:ascii="Times New Roman" w:hAnsi="Times New Roman" w:cs="Times New Roman"/>
+          <w:color w:val="000000" w:themeColor="text1"/>
+        </w:rPr>
+        <w:t xml:space="preserve">) használja. </w:t>
+      </w:r>
+      <w:r>
+        <w:rPr>
+          <w:rFonts w:ascii="Times New Roman" w:hAnsi="Times New Roman" w:cs="Times New Roman"/>
+          <w:color w:val="000000" w:themeColor="text1"/>
+        </w:rPr>
+        <w:t xml:space="preserve">A </w:t>
       </w:r>
       <w:r>
         <w:rPr>
           <w:rFonts w:ascii="Times New Roman" w:hAnsi="Times New Roman" w:cs="Times New Roman"/>
           <w:color w:val="C00000"/>
         </w:rPr>
+        <w:t>„</w:t>
+      </w:r>
+      <w:proofErr w:type="spellStart"/>
+      <w:r>
+        <w:rPr>
+          <w:rFonts w:ascii="Times New Roman" w:hAnsi="Times New Roman" w:cs="Times New Roman"/>
+          <w:color w:val="C00000"/>
+        </w:rPr>
+        <w:t>aaa</w:t>
+      </w:r>
+      <w:proofErr w:type="spellEnd"/>
+      <w:r>
+        <w:rPr>
+          <w:rFonts w:ascii="Times New Roman" w:hAnsi="Times New Roman" w:cs="Times New Roman"/>
+          <w:color w:val="C00000"/>
+        </w:rPr>
         <w:t xml:space="preserve"> </w:t>
       </w:r>
       <w:proofErr w:type="spellStart"/>
       <w:r>
         <w:rPr>
           <w:rFonts w:ascii="Times New Roman" w:hAnsi="Times New Roman" w:cs="Times New Roman"/>
-          <w:color w:val="000000" w:themeColor="text1"/>
-        </w:rPr>
-        <w:t>parancssal</w:t>
-      </w:r>
-      <w:proofErr w:type="spellEnd"/>
-      <w:r>
-        <w:rPr>
-          <w:rFonts w:ascii="Times New Roman" w:hAnsi="Times New Roman" w:cs="Times New Roman"/>
-          <w:color w:val="000000" w:themeColor="text1"/>
-        </w:rPr>
-        <w:t xml:space="preserve"> beállítottam, hogy </w:t>
-      </w:r>
-      <w:r>
-        <w:rPr>
-          <w:rFonts w:ascii="Times New Roman" w:hAnsi="Times New Roman" w:cs="Times New Roman"/>
-          <w:color w:val="000000" w:themeColor="text1"/>
-        </w:rPr>
-        <w:t xml:space="preserve">a TACACS+ szervert használja hitelesítésre, ha ez nem elérhető, akkor a helyi felhasználókat </w:t>
-      </w:r>
-      <w:r>
-        <w:rPr>
-          <w:rFonts w:ascii="Times New Roman" w:hAnsi="Times New Roman" w:cs="Times New Roman"/>
-          <w:color w:val="000000" w:themeColor="text1"/>
-        </w:rPr>
-        <w:t>(</w:t>
-      </w:r>
-      <w:proofErr w:type="spellStart"/>
-      <w:r>
-        <w:rPr>
-          <w:rFonts w:ascii="Times New Roman" w:hAnsi="Times New Roman" w:cs="Times New Roman"/>
-          <w:color w:val="000000" w:themeColor="text1"/>
-        </w:rPr>
-        <w:t>username</w:t>
-      </w:r>
-      <w:proofErr w:type="spellEnd"/>
-      <w:r>
-        <w:rPr>
-          <w:rFonts w:ascii="Times New Roman" w:hAnsi="Times New Roman" w:cs="Times New Roman"/>
-          <w:color w:val="000000" w:themeColor="text1"/>
-        </w:rPr>
-        <w:t xml:space="preserve">) használja. </w:t>
-      </w:r>
-      <w:r>
-        <w:rPr>
-          <w:rFonts w:ascii="Times New Roman" w:hAnsi="Times New Roman" w:cs="Times New Roman"/>
-          <w:color w:val="000000" w:themeColor="text1"/>
-        </w:rPr>
-        <w:t xml:space="preserve">A </w:t>
-      </w:r>
-      <w:r>
-        <w:rPr>
-          <w:rFonts w:ascii="Times New Roman" w:hAnsi="Times New Roman" w:cs="Times New Roman"/>
           <w:color w:val="C00000"/>
         </w:rPr>
-        <w:t>„</w:t>
-      </w:r>
-      <w:proofErr w:type="spellStart"/>
+        <w:t>authorization</w:t>
+      </w:r>
+      <w:proofErr w:type="spellEnd"/>
       <w:r>
         <w:rPr>
           <w:rFonts w:ascii="Times New Roman" w:hAnsi="Times New Roman" w:cs="Times New Roman"/>
           <w:color w:val="C00000"/>
         </w:rPr>
-        <w:t>aaa</w:t>
-      </w:r>
-      <w:proofErr w:type="spellEnd"/>
+        <w:t xml:space="preserve"> </w:t>
+      </w:r>
+      <w:proofErr w:type="spellStart"/>
       <w:r>
         <w:rPr>
           <w:rFonts w:ascii="Times New Roman" w:hAnsi="Times New Roman" w:cs="Times New Roman"/>
           <w:color w:val="C00000"/>
         </w:rPr>
+        <w:t>exec</w:t>
+      </w:r>
+      <w:proofErr w:type="spellEnd"/>
+      <w:r>
+        <w:rPr>
+          <w:rFonts w:ascii="Times New Roman" w:hAnsi="Times New Roman" w:cs="Times New Roman"/>
+          <w:color w:val="C00000"/>
+        </w:rPr>
         <w:t xml:space="preserve"> </w:t>
       </w:r>
       <w:proofErr w:type="spellStart"/>
@@ -7120,7 +7175,7 @@
           <w:rFonts w:ascii="Times New Roman" w:hAnsi="Times New Roman" w:cs="Times New Roman"/>
           <w:color w:val="C00000"/>
         </w:rPr>
-        <w:t>authorization</w:t>
+        <w:t>default</w:t>
       </w:r>
       <w:proofErr w:type="spellEnd"/>
       <w:r>
@@ -7136,7 +7191,7 @@
           <w:rFonts w:ascii="Times New Roman" w:hAnsi="Times New Roman" w:cs="Times New Roman"/>
           <w:color w:val="C00000"/>
         </w:rPr>
-        <w:t>exec</w:t>
+        <w:t>group</w:t>
       </w:r>
       <w:proofErr w:type="spellEnd"/>
       <w:r>
@@ -7152,7 +7207,7 @@
           <w:rFonts w:ascii="Times New Roman" w:hAnsi="Times New Roman" w:cs="Times New Roman"/>
           <w:color w:val="C00000"/>
         </w:rPr>
-        <w:t>default</w:t>
+        <w:t>tacacs</w:t>
       </w:r>
       <w:proofErr w:type="spellEnd"/>
       <w:r>
@@ -7160,46 +7215,7 @@
           <w:rFonts w:ascii="Times New Roman" w:hAnsi="Times New Roman" w:cs="Times New Roman"/>
           <w:color w:val="C00000"/>
         </w:rPr>
-        <w:t xml:space="preserve"> </w:t>
-      </w:r>
-      <w:proofErr w:type="spellStart"/>
-      <w:r>
-        <w:rPr>
-          <w:rFonts w:ascii="Times New Roman" w:hAnsi="Times New Roman" w:cs="Times New Roman"/>
-          <w:color w:val="C00000"/>
-        </w:rPr>
-        <w:t>group</w:t>
-      </w:r>
-      <w:proofErr w:type="spellEnd"/>
-      <w:r>
-        <w:rPr>
-          <w:rFonts w:ascii="Times New Roman" w:hAnsi="Times New Roman" w:cs="Times New Roman"/>
-          <w:color w:val="C00000"/>
-        </w:rPr>
-        <w:t xml:space="preserve"> </w:t>
-      </w:r>
-      <w:proofErr w:type="spellStart"/>
-      <w:r>
-        <w:rPr>
-          <w:rFonts w:ascii="Times New Roman" w:hAnsi="Times New Roman" w:cs="Times New Roman"/>
-          <w:color w:val="C00000"/>
-        </w:rPr>
-        <w:t>tacacs</w:t>
-      </w:r>
-      <w:proofErr w:type="spellEnd"/>
-      <w:r>
-        <w:rPr>
-          <w:rFonts w:ascii="Times New Roman" w:hAnsi="Times New Roman" w:cs="Times New Roman"/>
-          <w:color w:val="C00000"/>
-        </w:rPr>
-        <w:t>+ local</w:t>
-      </w:r>
-      <w:r>
-        <w:rPr>
-          <w:rFonts w:ascii="Times New Roman" w:hAnsi="Times New Roman" w:cs="Times New Roman"/>
-          <w:color w:val="C00000"/>
-        </w:rPr>
-        <w:t>”</w:t>
+        <w:t>+ local”</w:t>
       </w:r>
       <w:r>
         <w:rPr>
@@ -7408,6 +7424,7 @@
       <w:r>
         <w:rPr>
           <w:rFonts w:ascii="Times New Roman" w:hAnsi="Times New Roman" w:cs="Times New Roman"/>
+          <w:noProof/>
         </w:rPr>
         <w:drawing>
           <wp:inline distT="0" distB="0" distL="0" distR="0" wp14:anchorId="2692A733" wp14:editId="6C978DE0">
@@ -8792,6 +8809,7 @@
       <w:r>
         <w:rPr>
           <w:rFonts w:ascii="Times New Roman" w:hAnsi="Times New Roman" w:cs="Times New Roman"/>
+          <w:noProof/>
           <w:color w:val="000000" w:themeColor="text1"/>
         </w:rPr>
         <w:drawing>
@@ -20900,6 +20918,7 @@
   <w:style w:type="character" w:default="1" w:styleId="Bekezdsalapbettpusa">
     <w:name w:val="Default Paragraph Font"/>
     <w:uiPriority w:val="1"/>
+    <w:semiHidden/>
     <w:unhideWhenUsed/>
   </w:style>
   <w:style w:type="table" w:default="1" w:styleId="Normltblzat">

--- a/vizsgaremek_bemutatkozás_ig.docx
+++ b/vizsgaremek_bemutatkozás_ig.docx
@@ -8881,7 +8881,1362 @@
         <w:jc w:val="both"/>
         <w:rPr>
           <w:rFonts w:ascii="Times New Roman" w:hAnsi="Times New Roman" w:cs="Times New Roman"/>
+          <w:color w:val="000000" w:themeColor="text1"/>
+        </w:rPr>
+      </w:pPr>
+      <w:r>
+        <w:rPr>
+          <w:rFonts w:ascii="Times New Roman" w:hAnsi="Times New Roman" w:cs="Times New Roman"/>
+          <w:color w:val="000000" w:themeColor="text1"/>
+          <w:highlight w:val="yellow"/>
+        </w:rPr>
+        <w:lastRenderedPageBreak/>
+        <w:t>Szeged:</w:t>
+      </w:r>
+      <w:r>
+        <w:rPr>
+          <w:rFonts w:ascii="Times New Roman" w:hAnsi="Times New Roman" w:cs="Times New Roman"/>
+          <w:color w:val="000000" w:themeColor="text1"/>
+        </w:rPr>
+        <w:t xml:space="preserve"> </w:t>
+      </w:r>
+    </w:p>
+    <w:p>
+      <w:pPr>
+        <w:spacing w:after="0" w:line="240" w:lineRule="auto"/>
+        <w:jc w:val="both"/>
+        <w:rPr>
+          <w:rFonts w:ascii="Times New Roman" w:hAnsi="Times New Roman" w:cs="Times New Roman"/>
+          <w:color w:val="000000" w:themeColor="text1"/>
+        </w:rPr>
+      </w:pPr>
+    </w:p>
+    <w:p>
+      <w:pPr>
+        <w:spacing w:after="0" w:line="240" w:lineRule="auto"/>
+        <w:jc w:val="both"/>
+        <w:rPr>
+          <w:rFonts w:ascii="Times New Roman" w:hAnsi="Times New Roman" w:cs="Times New Roman"/>
+          <w:color w:val="000000" w:themeColor="text1"/>
+        </w:rPr>
+      </w:pPr>
+      <w:proofErr w:type="spellStart"/>
+      <w:r>
+        <w:rPr>
+          <w:rFonts w:ascii="Times New Roman" w:hAnsi="Times New Roman" w:cs="Times New Roman"/>
+          <w:color w:val="000000" w:themeColor="text1"/>
+        </w:rPr>
+        <w:t>AccessPoint</w:t>
+      </w:r>
+      <w:proofErr w:type="spellEnd"/>
+      <w:r>
+        <w:rPr>
+          <w:rFonts w:ascii="Times New Roman" w:hAnsi="Times New Roman" w:cs="Times New Roman"/>
+          <w:color w:val="000000" w:themeColor="text1"/>
+        </w:rPr>
+        <w:t xml:space="preserve"> – </w:t>
+      </w:r>
+    </w:p>
+    <w:p>
+      <w:pPr>
+        <w:spacing w:after="0" w:line="240" w:lineRule="auto"/>
+        <w:jc w:val="both"/>
+        <w:rPr>
+          <w:rFonts w:ascii="Times New Roman" w:hAnsi="Times New Roman" w:cs="Times New Roman"/>
+          <w:color w:val="000000" w:themeColor="text1"/>
+        </w:rPr>
+      </w:pPr>
+      <w:r>
+        <w:rPr>
+          <w:rFonts w:ascii="Times New Roman" w:hAnsi="Times New Roman" w:cs="Times New Roman"/>
+          <w:color w:val="000000" w:themeColor="text1"/>
+        </w:rPr>
+        <w:t xml:space="preserve">Egy </w:t>
+      </w:r>
+      <w:r>
+        <w:rPr>
+          <w:rFonts w:ascii="Times New Roman" w:hAnsi="Times New Roman" w:cs="Times New Roman"/>
+          <w:color w:val="C00000"/>
+        </w:rPr>
+        <w:t xml:space="preserve">Access </w:t>
+      </w:r>
+      <w:proofErr w:type="spellStart"/>
+      <w:r>
+        <w:rPr>
+          <w:rFonts w:ascii="Times New Roman" w:hAnsi="Times New Roman" w:cs="Times New Roman"/>
+          <w:color w:val="C00000"/>
+        </w:rPr>
+        <w:t>Point</w:t>
+      </w:r>
+      <w:proofErr w:type="spellEnd"/>
+      <w:r>
+        <w:rPr>
+          <w:rFonts w:ascii="Times New Roman" w:hAnsi="Times New Roman" w:cs="Times New Roman"/>
+          <w:color w:val="C00000"/>
+        </w:rPr>
+        <w:t xml:space="preserve"> (vezeték nélküli hozzáférési pont) </w:t>
+      </w:r>
+      <w:r>
+        <w:rPr>
+          <w:rFonts w:ascii="Times New Roman" w:hAnsi="Times New Roman" w:cs="Times New Roman"/>
+          <w:color w:val="000000" w:themeColor="text1"/>
+        </w:rPr>
+        <w:t>egy olyan hálózati eszköz, amely lehetővé teszi, hogy a vezeték nélküli (</w:t>
+      </w:r>
+      <w:proofErr w:type="spellStart"/>
+      <w:r>
+        <w:rPr>
+          <w:rFonts w:ascii="Times New Roman" w:hAnsi="Times New Roman" w:cs="Times New Roman"/>
+          <w:color w:val="000000" w:themeColor="text1"/>
+        </w:rPr>
+        <w:t>Wi</w:t>
+      </w:r>
+      <w:proofErr w:type="spellEnd"/>
+      <w:r>
+        <w:rPr>
+          <w:rFonts w:ascii="Times New Roman" w:hAnsi="Times New Roman" w:cs="Times New Roman"/>
+          <w:color w:val="000000" w:themeColor="text1"/>
+        </w:rPr>
+        <w:t>-Fi-s) eszközök csatlakozzanak egy meglévő vezetékes hálózathoz. Olyan, mint egy „</w:t>
+      </w:r>
+      <w:proofErr w:type="spellStart"/>
+      <w:r>
+        <w:rPr>
+          <w:rFonts w:ascii="Times New Roman" w:hAnsi="Times New Roman" w:cs="Times New Roman"/>
+          <w:color w:val="000000" w:themeColor="text1"/>
+        </w:rPr>
+        <w:t>Wi</w:t>
+      </w:r>
+      <w:proofErr w:type="spellEnd"/>
+      <w:r>
+        <w:rPr>
+          <w:rFonts w:ascii="Times New Roman" w:hAnsi="Times New Roman" w:cs="Times New Roman"/>
+          <w:color w:val="000000" w:themeColor="text1"/>
+        </w:rPr>
+        <w:t>-Fi kapu”, amin keresztül a laptopok, telefonok, tabletek elérik a hálózatot és az internetet.</w:t>
+      </w:r>
+      <w:r>
+        <w:rPr>
+          <w:rFonts w:ascii="Times New Roman" w:hAnsi="Times New Roman" w:cs="Times New Roman"/>
+          <w:color w:val="000000" w:themeColor="text1"/>
+        </w:rPr>
+        <w:t xml:space="preserve"> </w:t>
+      </w:r>
+      <w:r>
+        <w:rPr>
+          <w:rFonts w:ascii="Times New Roman" w:hAnsi="Times New Roman" w:cs="Times New Roman"/>
+          <w:color w:val="C00000"/>
+        </w:rPr>
+        <w:t xml:space="preserve">Mire való? </w:t>
+      </w:r>
+    </w:p>
+    <w:p>
+      <w:pPr>
+        <w:pStyle w:val="Listaszerbekezds"/>
+        <w:numPr>
+          <w:ilvl w:val="0"/>
+          <w:numId w:val="22"/>
+        </w:numPr>
+        <w:spacing w:after="0" w:line="240" w:lineRule="auto"/>
+        <w:jc w:val="both"/>
+        <w:rPr>
+          <w:rFonts w:ascii="Times New Roman" w:hAnsi="Times New Roman" w:cs="Times New Roman"/>
+          <w:color w:val="000000" w:themeColor="text1"/>
+        </w:rPr>
+      </w:pPr>
+      <w:proofErr w:type="spellStart"/>
+      <w:r>
+        <w:rPr>
+          <w:rFonts w:ascii="Times New Roman" w:hAnsi="Times New Roman" w:cs="Times New Roman"/>
+          <w:color w:val="000000" w:themeColor="text1"/>
+        </w:rPr>
+        <w:t>Wi</w:t>
+      </w:r>
+      <w:proofErr w:type="spellEnd"/>
+      <w:r>
+        <w:rPr>
+          <w:rFonts w:ascii="Times New Roman" w:hAnsi="Times New Roman" w:cs="Times New Roman"/>
+          <w:color w:val="000000" w:themeColor="text1"/>
+        </w:rPr>
+        <w:t>-Fi lefedettség biztosítása egy adott területen (pl. irodák, tantermek, folyosók).</w:t>
+      </w:r>
+    </w:p>
+    <w:p>
+      <w:pPr>
+        <w:pStyle w:val="Listaszerbekezds"/>
+        <w:numPr>
+          <w:ilvl w:val="0"/>
+          <w:numId w:val="22"/>
+        </w:numPr>
+        <w:spacing w:after="0" w:line="240" w:lineRule="auto"/>
+        <w:jc w:val="both"/>
+        <w:rPr>
+          <w:rFonts w:ascii="Times New Roman" w:hAnsi="Times New Roman" w:cs="Times New Roman"/>
+          <w:color w:val="000000" w:themeColor="text1"/>
+        </w:rPr>
+      </w:pPr>
+      <w:r>
+        <w:rPr>
+          <w:rFonts w:ascii="Times New Roman" w:hAnsi="Times New Roman" w:cs="Times New Roman"/>
+          <w:color w:val="000000" w:themeColor="text1"/>
+        </w:rPr>
+        <w:t>Több eszköz kiszolgálása egyszerre (diákok, tanárok, vendégek).</w:t>
+      </w:r>
+    </w:p>
+    <w:p>
+      <w:pPr>
+        <w:pStyle w:val="Listaszerbekezds"/>
+        <w:numPr>
+          <w:ilvl w:val="0"/>
+          <w:numId w:val="22"/>
+        </w:numPr>
+        <w:spacing w:after="0" w:line="240" w:lineRule="auto"/>
+        <w:jc w:val="both"/>
+        <w:rPr>
+          <w:rFonts w:ascii="Times New Roman" w:hAnsi="Times New Roman" w:cs="Times New Roman"/>
+          <w:color w:val="000000" w:themeColor="text1"/>
+        </w:rPr>
+      </w:pPr>
+      <w:r>
+        <w:rPr>
+          <w:rFonts w:ascii="Times New Roman" w:hAnsi="Times New Roman" w:cs="Times New Roman"/>
+          <w:color w:val="000000" w:themeColor="text1"/>
+        </w:rPr>
+        <w:t>Mobilitás biztosítása: a felhasználók szabadon mozoghatnak a hálózaton belül.</w:t>
+      </w:r>
+    </w:p>
+    <w:p>
+      <w:pPr>
+        <w:pStyle w:val="Listaszerbekezds"/>
+        <w:numPr>
+          <w:ilvl w:val="0"/>
+          <w:numId w:val="22"/>
+        </w:numPr>
+        <w:spacing w:after="0" w:line="240" w:lineRule="auto"/>
+        <w:jc w:val="both"/>
+        <w:rPr>
+          <w:rFonts w:ascii="Times New Roman" w:hAnsi="Times New Roman" w:cs="Times New Roman"/>
+          <w:color w:val="000000" w:themeColor="text1"/>
+        </w:rPr>
+      </w:pPr>
+      <w:r>
+        <w:rPr>
+          <w:rFonts w:ascii="Times New Roman" w:hAnsi="Times New Roman" w:cs="Times New Roman"/>
+          <w:color w:val="000000" w:themeColor="text1"/>
+        </w:rPr>
+        <w:t>Hálózati hozzáférés biztosítása olyan eszközöknek, amelyek nem rendelkeznek Ethernet csatlakozóval.</w:t>
+      </w:r>
+    </w:p>
+    <w:p>
+      <w:pPr>
+        <w:spacing w:after="0" w:line="240" w:lineRule="auto"/>
+        <w:jc w:val="both"/>
+        <w:rPr>
+          <w:rFonts w:ascii="Times New Roman" w:hAnsi="Times New Roman" w:cs="Times New Roman"/>
+          <w:color w:val="000000" w:themeColor="text1"/>
+        </w:rPr>
+      </w:pPr>
+      <w:r>
+        <w:rPr>
+          <w:rFonts w:ascii="Times New Roman" w:hAnsi="Times New Roman" w:cs="Times New Roman"/>
+          <w:color w:val="000000" w:themeColor="text1"/>
+        </w:rPr>
+        <w:t xml:space="preserve">A </w:t>
+      </w:r>
+      <w:r>
+        <w:rPr>
+          <w:rFonts w:ascii="Times New Roman" w:hAnsi="Times New Roman" w:cs="Times New Roman"/>
           <w:color w:val="156082" w:themeColor="accent1"/>
+        </w:rPr>
+        <w:t xml:space="preserve">Szegedi telephelyen </w:t>
+      </w:r>
+      <w:r>
+        <w:rPr>
+          <w:rFonts w:ascii="Times New Roman" w:hAnsi="Times New Roman" w:cs="Times New Roman"/>
+          <w:color w:val="000000" w:themeColor="text1"/>
+        </w:rPr>
+        <w:t xml:space="preserve">a </w:t>
+      </w:r>
+      <w:r>
+        <w:rPr>
+          <w:rFonts w:ascii="Times New Roman" w:hAnsi="Times New Roman" w:cs="Times New Roman"/>
+          <w:color w:val="C00000"/>
+        </w:rPr>
+        <w:t xml:space="preserve">Globális kapcsolatok </w:t>
+      </w:r>
+      <w:r>
+        <w:rPr>
+          <w:rFonts w:ascii="Times New Roman" w:hAnsi="Times New Roman" w:cs="Times New Roman"/>
+          <w:color w:val="000000" w:themeColor="text1"/>
+        </w:rPr>
+        <w:t xml:space="preserve">szakosztályon lett létrehozva egy </w:t>
+      </w:r>
+      <w:r>
+        <w:rPr>
+          <w:rFonts w:ascii="Times New Roman" w:hAnsi="Times New Roman" w:cs="Times New Roman"/>
+          <w:color w:val="000000" w:themeColor="text1"/>
+        </w:rPr>
+        <w:t>„</w:t>
+      </w:r>
+      <w:r>
+        <w:rPr>
+          <w:rFonts w:ascii="Times New Roman" w:hAnsi="Times New Roman" w:cs="Times New Roman"/>
+          <w:color w:val="000000" w:themeColor="text1"/>
+        </w:rPr>
+        <w:t>AP</w:t>
+      </w:r>
+      <w:r>
+        <w:rPr>
+          <w:rFonts w:ascii="Times New Roman" w:hAnsi="Times New Roman" w:cs="Times New Roman"/>
+          <w:color w:val="000000" w:themeColor="text1"/>
+        </w:rPr>
+        <w:t>”</w:t>
+      </w:r>
+      <w:r>
+        <w:rPr>
+          <w:rFonts w:ascii="Times New Roman" w:hAnsi="Times New Roman" w:cs="Times New Roman"/>
+          <w:color w:val="000000" w:themeColor="text1"/>
+        </w:rPr>
+        <w:t xml:space="preserve"> nevű </w:t>
+      </w:r>
+      <w:proofErr w:type="spellStart"/>
+      <w:r>
+        <w:rPr>
+          <w:rFonts w:ascii="Times New Roman" w:hAnsi="Times New Roman" w:cs="Times New Roman"/>
+          <w:color w:val="000000" w:themeColor="text1"/>
+        </w:rPr>
+        <w:t>ip</w:t>
+      </w:r>
+      <w:proofErr w:type="spellEnd"/>
+      <w:r>
+        <w:rPr>
+          <w:rFonts w:ascii="Times New Roman" w:hAnsi="Times New Roman" w:cs="Times New Roman"/>
+          <w:color w:val="000000" w:themeColor="text1"/>
+        </w:rPr>
+        <w:t xml:space="preserve"> </w:t>
+      </w:r>
+      <w:proofErr w:type="spellStart"/>
+      <w:r>
+        <w:rPr>
+          <w:rFonts w:ascii="Times New Roman" w:hAnsi="Times New Roman" w:cs="Times New Roman"/>
+          <w:color w:val="000000" w:themeColor="text1"/>
+        </w:rPr>
+        <w:t>dhcp</w:t>
+      </w:r>
+      <w:proofErr w:type="spellEnd"/>
+      <w:r>
+        <w:rPr>
+          <w:rFonts w:ascii="Times New Roman" w:hAnsi="Times New Roman" w:cs="Times New Roman"/>
+          <w:color w:val="000000" w:themeColor="text1"/>
+        </w:rPr>
+        <w:t xml:space="preserve"> </w:t>
+      </w:r>
+      <w:proofErr w:type="spellStart"/>
+      <w:r>
+        <w:rPr>
+          <w:rFonts w:ascii="Times New Roman" w:hAnsi="Times New Roman" w:cs="Times New Roman"/>
+          <w:color w:val="000000" w:themeColor="text1"/>
+        </w:rPr>
+        <w:t>pool</w:t>
+      </w:r>
+      <w:proofErr w:type="spellEnd"/>
+      <w:r>
+        <w:rPr>
+          <w:rFonts w:ascii="Times New Roman" w:hAnsi="Times New Roman" w:cs="Times New Roman"/>
+          <w:color w:val="000000" w:themeColor="text1"/>
+        </w:rPr>
+        <w:t>, i</w:t>
+      </w:r>
+      <w:r>
+        <w:rPr>
+          <w:rFonts w:ascii="Times New Roman" w:hAnsi="Times New Roman" w:cs="Times New Roman"/>
+          <w:color w:val="000000" w:themeColor="text1"/>
+        </w:rPr>
+        <w:t>nnen kapnak címeket azok az eszközök, amik csatlakoznak az AP-re.</w:t>
+      </w:r>
+      <w:r>
+        <w:rPr>
+          <w:rFonts w:ascii="Times New Roman" w:hAnsi="Times New Roman" w:cs="Times New Roman"/>
+          <w:color w:val="000000" w:themeColor="text1"/>
+        </w:rPr>
+        <w:t xml:space="preserve"> Az első címtől a tizenkilencedik címig ki vannak zárva az IP-k a statikus beállítások miatt.</w:t>
+      </w:r>
+      <w:r>
+        <w:rPr>
+          <w:rFonts w:ascii="Times New Roman" w:hAnsi="Times New Roman" w:cs="Times New Roman"/>
+          <w:color w:val="000000" w:themeColor="text1"/>
+        </w:rPr>
+        <w:t xml:space="preserve"> Az AP </w:t>
+      </w:r>
+      <w:proofErr w:type="spellStart"/>
+      <w:r>
+        <w:rPr>
+          <w:rFonts w:ascii="Times New Roman" w:hAnsi="Times New Roman" w:cs="Times New Roman"/>
+          <w:color w:val="000000" w:themeColor="text1"/>
+        </w:rPr>
+        <w:t>ssid</w:t>
+      </w:r>
+      <w:proofErr w:type="spellEnd"/>
+      <w:r>
+        <w:rPr>
+          <w:rFonts w:ascii="Times New Roman" w:hAnsi="Times New Roman" w:cs="Times New Roman"/>
+          <w:color w:val="000000" w:themeColor="text1"/>
+        </w:rPr>
+        <w:t xml:space="preserve">-je: „AP_SZEGED”. A </w:t>
+      </w:r>
+      <w:r>
+        <w:rPr>
+          <w:rFonts w:ascii="Times New Roman" w:hAnsi="Times New Roman" w:cs="Times New Roman"/>
+          <w:color w:val="000000" w:themeColor="text1"/>
+        </w:rPr>
+        <w:t xml:space="preserve">beléptetés WPA2-PSK alapú, a jelszó „cisco123”. A </w:t>
+      </w:r>
+      <w:r>
+        <w:rPr>
+          <w:rFonts w:ascii="Times New Roman" w:hAnsi="Times New Roman" w:cs="Times New Roman"/>
+          <w:color w:val="000000" w:themeColor="text1"/>
+        </w:rPr>
+        <w:t xml:space="preserve">titkosítás TKIP alapú. </w:t>
+      </w:r>
+      <w:r>
+        <w:rPr>
+          <w:rFonts w:ascii="Times New Roman" w:hAnsi="Times New Roman" w:cs="Times New Roman"/>
+          <w:color w:val="000000" w:themeColor="text1"/>
+        </w:rPr>
+        <w:t xml:space="preserve">Demonstrálás </w:t>
+      </w:r>
+      <w:proofErr w:type="spellStart"/>
+      <w:r>
+        <w:rPr>
+          <w:rFonts w:ascii="Times New Roman" w:hAnsi="Times New Roman" w:cs="Times New Roman"/>
+          <w:color w:val="000000" w:themeColor="text1"/>
+        </w:rPr>
+        <w:t>ké</w:t>
+      </w:r>
+      <w:r>
+        <w:rPr>
+          <w:rFonts w:ascii="Times New Roman" w:hAnsi="Times New Roman" w:cs="Times New Roman"/>
+          <w:color w:val="000000" w:themeColor="text1"/>
+        </w:rPr>
+        <w:t>p</w:t>
+      </w:r>
+      <w:r>
+        <w:rPr>
+          <w:rFonts w:ascii="Times New Roman" w:hAnsi="Times New Roman" w:cs="Times New Roman"/>
+          <w:color w:val="000000" w:themeColor="text1"/>
+        </w:rPr>
+        <w:t>pen</w:t>
+      </w:r>
+      <w:proofErr w:type="spellEnd"/>
+      <w:r>
+        <w:rPr>
+          <w:rFonts w:ascii="Times New Roman" w:hAnsi="Times New Roman" w:cs="Times New Roman"/>
+          <w:color w:val="000000" w:themeColor="text1"/>
+        </w:rPr>
+        <w:t xml:space="preserve"> három laptop lett letéve, de ennél sokka</w:t>
+      </w:r>
+      <w:r>
+        <w:rPr>
+          <w:rFonts w:ascii="Times New Roman" w:hAnsi="Times New Roman" w:cs="Times New Roman"/>
+          <w:color w:val="000000" w:themeColor="text1"/>
+        </w:rPr>
+        <w:t>l</w:t>
+      </w:r>
+      <w:r>
+        <w:rPr>
+          <w:rFonts w:ascii="Times New Roman" w:hAnsi="Times New Roman" w:cs="Times New Roman"/>
+          <w:color w:val="000000" w:themeColor="text1"/>
+        </w:rPr>
+        <w:t xml:space="preserve"> többet ki tud szolgálni az AP. </w:t>
+      </w:r>
+    </w:p>
+    <w:p>
+      <w:pPr>
+        <w:spacing w:after="0" w:line="240" w:lineRule="auto"/>
+        <w:jc w:val="both"/>
+        <w:rPr>
+          <w:rFonts w:ascii="Times New Roman" w:hAnsi="Times New Roman" w:cs="Times New Roman"/>
+          <w:color w:val="000000" w:themeColor="text1"/>
+        </w:rPr>
+      </w:pPr>
+    </w:p>
+    <w:p>
+      <w:pPr>
+        <w:spacing w:after="0" w:line="240" w:lineRule="auto"/>
+        <w:jc w:val="both"/>
+        <w:rPr>
+          <w:rFonts w:ascii="Times New Roman" w:hAnsi="Times New Roman" w:cs="Times New Roman"/>
+          <w:color w:val="000000" w:themeColor="text1"/>
+        </w:rPr>
+      </w:pPr>
+      <w:r>
+        <w:rPr>
+          <w:rFonts w:ascii="Times New Roman" w:hAnsi="Times New Roman" w:cs="Times New Roman"/>
+          <w:color w:val="000000" w:themeColor="text1"/>
+          <w:highlight w:val="yellow"/>
+        </w:rPr>
+        <w:t>Budapest</w:t>
+      </w:r>
+      <w:r>
+        <w:rPr>
+          <w:rFonts w:ascii="Times New Roman" w:hAnsi="Times New Roman" w:cs="Times New Roman"/>
+          <w:color w:val="000000" w:themeColor="text1"/>
+          <w:highlight w:val="yellow"/>
+        </w:rPr>
+        <w:t xml:space="preserve"> titkárság/ Szeged titkárság:</w:t>
+      </w:r>
+    </w:p>
+    <w:p>
+      <w:pPr>
+        <w:spacing w:after="0" w:line="240" w:lineRule="auto"/>
+        <w:jc w:val="both"/>
+        <w:rPr>
+          <w:rFonts w:ascii="Times New Roman" w:hAnsi="Times New Roman" w:cs="Times New Roman"/>
+          <w:color w:val="000000" w:themeColor="text1"/>
+        </w:rPr>
+      </w:pPr>
+    </w:p>
+    <w:p>
+      <w:pPr>
+        <w:spacing w:after="0" w:line="240" w:lineRule="auto"/>
+        <w:jc w:val="both"/>
+        <w:rPr>
+          <w:rFonts w:ascii="Times New Roman" w:hAnsi="Times New Roman" w:cs="Times New Roman"/>
+          <w:color w:val="000000" w:themeColor="text1"/>
+        </w:rPr>
+      </w:pPr>
+      <w:proofErr w:type="spellStart"/>
+      <w:r>
+        <w:rPr>
+          <w:rFonts w:ascii="Times New Roman" w:hAnsi="Times New Roman" w:cs="Times New Roman"/>
+          <w:color w:val="000000" w:themeColor="text1"/>
+        </w:rPr>
+        <w:t>PortSecurity</w:t>
+      </w:r>
+      <w:proofErr w:type="spellEnd"/>
+      <w:r>
+        <w:rPr>
+          <w:rFonts w:ascii="Times New Roman" w:hAnsi="Times New Roman" w:cs="Times New Roman"/>
+          <w:color w:val="000000" w:themeColor="text1"/>
+        </w:rPr>
+        <w:t xml:space="preserve"> – </w:t>
+      </w:r>
+    </w:p>
+    <w:p>
+      <w:pPr>
+        <w:spacing w:after="0" w:line="240" w:lineRule="auto"/>
+        <w:jc w:val="both"/>
+        <w:rPr>
+          <w:rFonts w:ascii="Times New Roman" w:hAnsi="Times New Roman" w:cs="Times New Roman"/>
+          <w:color w:val="C00000"/>
+        </w:rPr>
+      </w:pPr>
+      <w:r>
+        <w:rPr>
+          <w:rFonts w:ascii="Times New Roman" w:hAnsi="Times New Roman" w:cs="Times New Roman"/>
+          <w:color w:val="000000" w:themeColor="text1"/>
+        </w:rPr>
+        <w:t xml:space="preserve">A </w:t>
+      </w:r>
+      <w:r>
+        <w:rPr>
+          <w:rFonts w:ascii="Times New Roman" w:hAnsi="Times New Roman" w:cs="Times New Roman"/>
+          <w:color w:val="C00000"/>
+        </w:rPr>
+        <w:t xml:space="preserve">port </w:t>
+      </w:r>
+      <w:proofErr w:type="spellStart"/>
+      <w:r>
+        <w:rPr>
+          <w:rFonts w:ascii="Times New Roman" w:hAnsi="Times New Roman" w:cs="Times New Roman"/>
+          <w:color w:val="C00000"/>
+        </w:rPr>
+        <w:t>security</w:t>
+      </w:r>
+      <w:proofErr w:type="spellEnd"/>
+      <w:r>
+        <w:rPr>
+          <w:rFonts w:ascii="Times New Roman" w:hAnsi="Times New Roman" w:cs="Times New Roman"/>
+          <w:color w:val="C00000"/>
+        </w:rPr>
+        <w:t xml:space="preserve"> (</w:t>
+      </w:r>
+      <w:proofErr w:type="spellStart"/>
+      <w:r>
+        <w:rPr>
+          <w:rFonts w:ascii="Times New Roman" w:hAnsi="Times New Roman" w:cs="Times New Roman"/>
+          <w:color w:val="C00000"/>
+        </w:rPr>
+        <w:t>portbiztonság</w:t>
+      </w:r>
+      <w:proofErr w:type="spellEnd"/>
+      <w:r>
+        <w:rPr>
+          <w:rFonts w:ascii="Times New Roman" w:hAnsi="Times New Roman" w:cs="Times New Roman"/>
+          <w:color w:val="C00000"/>
+        </w:rPr>
+        <w:t xml:space="preserve">) </w:t>
+      </w:r>
+      <w:r>
+        <w:rPr>
+          <w:rFonts w:ascii="Times New Roman" w:hAnsi="Times New Roman" w:cs="Times New Roman"/>
+          <w:color w:val="000000" w:themeColor="text1"/>
+        </w:rPr>
+        <w:t xml:space="preserve">egy Cisco </w:t>
+      </w:r>
+      <w:proofErr w:type="spellStart"/>
+      <w:r>
+        <w:rPr>
+          <w:rFonts w:ascii="Times New Roman" w:hAnsi="Times New Roman" w:cs="Times New Roman"/>
+          <w:color w:val="000000" w:themeColor="text1"/>
+        </w:rPr>
+        <w:t>switch</w:t>
+      </w:r>
+      <w:proofErr w:type="spellEnd"/>
+      <w:r>
+        <w:rPr>
+          <w:rFonts w:ascii="Times New Roman" w:hAnsi="Times New Roman" w:cs="Times New Roman"/>
+          <w:color w:val="000000" w:themeColor="text1"/>
+        </w:rPr>
+        <w:t xml:space="preserve"> funkció, amely lehetővé teszi, hogy korlátozd, mely eszközök csatlakozhatnak egy adott </w:t>
+      </w:r>
+      <w:proofErr w:type="spellStart"/>
+      <w:r>
+        <w:rPr>
+          <w:rFonts w:ascii="Times New Roman" w:hAnsi="Times New Roman" w:cs="Times New Roman"/>
+          <w:color w:val="000000" w:themeColor="text1"/>
+        </w:rPr>
+        <w:t>switch</w:t>
+      </w:r>
+      <w:proofErr w:type="spellEnd"/>
+      <w:r>
+        <w:rPr>
+          <w:rFonts w:ascii="Times New Roman" w:hAnsi="Times New Roman" w:cs="Times New Roman"/>
+          <w:color w:val="000000" w:themeColor="text1"/>
+        </w:rPr>
+        <w:t xml:space="preserve"> </w:t>
+      </w:r>
+      <w:proofErr w:type="spellStart"/>
+      <w:r>
+        <w:rPr>
+          <w:rFonts w:ascii="Times New Roman" w:hAnsi="Times New Roman" w:cs="Times New Roman"/>
+          <w:color w:val="000000" w:themeColor="text1"/>
+        </w:rPr>
+        <w:t>porthoz</w:t>
+      </w:r>
+      <w:proofErr w:type="spellEnd"/>
+      <w:r>
+        <w:rPr>
+          <w:rFonts w:ascii="Times New Roman" w:hAnsi="Times New Roman" w:cs="Times New Roman"/>
+          <w:color w:val="000000" w:themeColor="text1"/>
+        </w:rPr>
+        <w:t>. Ez egy fontos hálózatbiztonsági eszköz, különösen olyan helyeken, ahol meg akarod akadályozni, hogy illetéktelen eszközök hozzáférjenek a hálózathoz — például egy iskolai vagy irodai környezetben.</w:t>
+      </w:r>
+      <w:r>
+        <w:rPr>
+          <w:rFonts w:ascii="Times New Roman" w:hAnsi="Times New Roman" w:cs="Times New Roman"/>
+          <w:color w:val="000000" w:themeColor="text1"/>
+        </w:rPr>
+        <w:t xml:space="preserve"> </w:t>
+      </w:r>
+      <w:r>
+        <w:rPr>
+          <w:rFonts w:ascii="Times New Roman" w:hAnsi="Times New Roman" w:cs="Times New Roman"/>
+          <w:color w:val="C00000"/>
+        </w:rPr>
+        <w:t>Mire való?</w:t>
+      </w:r>
+    </w:p>
+    <w:p>
+      <w:pPr>
+        <w:pStyle w:val="Listaszerbekezds"/>
+        <w:numPr>
+          <w:ilvl w:val="0"/>
+          <w:numId w:val="23"/>
+        </w:numPr>
+        <w:spacing w:after="0" w:line="240" w:lineRule="auto"/>
+        <w:jc w:val="both"/>
+        <w:rPr>
+          <w:rFonts w:ascii="Times New Roman" w:hAnsi="Times New Roman" w:cs="Times New Roman"/>
+          <w:color w:val="000000" w:themeColor="text1"/>
+        </w:rPr>
+      </w:pPr>
+      <w:r>
+        <w:rPr>
+          <w:rFonts w:ascii="Times New Roman" w:hAnsi="Times New Roman" w:cs="Times New Roman"/>
+          <w:color w:val="000000" w:themeColor="text1"/>
+        </w:rPr>
+        <w:t>Megakadályozza a jogosulatlan eszközök csatlakozását a hálózathoz.</w:t>
+      </w:r>
+    </w:p>
+    <w:p>
+      <w:pPr>
+        <w:pStyle w:val="Listaszerbekezds"/>
+        <w:numPr>
+          <w:ilvl w:val="0"/>
+          <w:numId w:val="23"/>
+        </w:numPr>
+        <w:spacing w:after="0" w:line="240" w:lineRule="auto"/>
+        <w:jc w:val="both"/>
+        <w:rPr>
+          <w:rFonts w:ascii="Times New Roman" w:hAnsi="Times New Roman" w:cs="Times New Roman"/>
+          <w:color w:val="000000" w:themeColor="text1"/>
+        </w:rPr>
+      </w:pPr>
+      <w:r>
+        <w:rPr>
+          <w:rFonts w:ascii="Times New Roman" w:hAnsi="Times New Roman" w:cs="Times New Roman"/>
+          <w:color w:val="000000" w:themeColor="text1"/>
+        </w:rPr>
+        <w:t xml:space="preserve">Korlátozza a </w:t>
+      </w:r>
+      <w:proofErr w:type="spellStart"/>
+      <w:r>
+        <w:rPr>
+          <w:rFonts w:ascii="Times New Roman" w:hAnsi="Times New Roman" w:cs="Times New Roman"/>
+          <w:color w:val="000000" w:themeColor="text1"/>
+        </w:rPr>
+        <w:t>porton</w:t>
+      </w:r>
+      <w:proofErr w:type="spellEnd"/>
+      <w:r>
+        <w:rPr>
+          <w:rFonts w:ascii="Times New Roman" w:hAnsi="Times New Roman" w:cs="Times New Roman"/>
+          <w:color w:val="000000" w:themeColor="text1"/>
+        </w:rPr>
+        <w:t xml:space="preserve"> engedélyezett MAC-címek számát (pl. csak 1 eszköz lehet rajta).</w:t>
+      </w:r>
+    </w:p>
+    <w:p>
+      <w:pPr>
+        <w:pStyle w:val="Listaszerbekezds"/>
+        <w:numPr>
+          <w:ilvl w:val="0"/>
+          <w:numId w:val="23"/>
+        </w:numPr>
+        <w:spacing w:after="0" w:line="240" w:lineRule="auto"/>
+        <w:jc w:val="both"/>
+        <w:rPr>
+          <w:rFonts w:ascii="Times New Roman" w:hAnsi="Times New Roman" w:cs="Times New Roman"/>
+          <w:color w:val="000000" w:themeColor="text1"/>
+        </w:rPr>
+      </w:pPr>
+      <w:r>
+        <w:rPr>
+          <w:rFonts w:ascii="Times New Roman" w:hAnsi="Times New Roman" w:cs="Times New Roman"/>
+          <w:color w:val="000000" w:themeColor="text1"/>
+        </w:rPr>
+        <w:t xml:space="preserve">Észleli és reagál arra, ha egy ismeretlen eszköz próbál csatlakozni (pl. letiltja a </w:t>
+      </w:r>
+      <w:proofErr w:type="spellStart"/>
+      <w:proofErr w:type="gramStart"/>
+      <w:r>
+        <w:rPr>
+          <w:rFonts w:ascii="Times New Roman" w:hAnsi="Times New Roman" w:cs="Times New Roman"/>
+          <w:color w:val="000000" w:themeColor="text1"/>
+        </w:rPr>
+        <w:t>portot</w:t>
+      </w:r>
+      <w:proofErr w:type="spellEnd"/>
+      <w:proofErr w:type="gramEnd"/>
+      <w:r>
+        <w:rPr>
+          <w:rFonts w:ascii="Times New Roman" w:hAnsi="Times New Roman" w:cs="Times New Roman"/>
+          <w:color w:val="000000" w:themeColor="text1"/>
+        </w:rPr>
+        <w:t xml:space="preserve"> vagy csak naplózza az eseményt).</w:t>
+      </w:r>
+    </w:p>
+    <w:p>
+      <w:pPr>
+        <w:pStyle w:val="Listaszerbekezds"/>
+        <w:numPr>
+          <w:ilvl w:val="0"/>
+          <w:numId w:val="23"/>
+        </w:numPr>
+        <w:spacing w:after="0" w:line="240" w:lineRule="auto"/>
+        <w:jc w:val="both"/>
+        <w:rPr>
+          <w:rFonts w:ascii="Times New Roman" w:hAnsi="Times New Roman" w:cs="Times New Roman"/>
+          <w:color w:val="000000" w:themeColor="text1"/>
+        </w:rPr>
+      </w:pPr>
+      <w:r>
+        <w:rPr>
+          <w:rFonts w:ascii="Times New Roman" w:hAnsi="Times New Roman" w:cs="Times New Roman"/>
+          <w:color w:val="000000" w:themeColor="text1"/>
+        </w:rPr>
+        <w:t xml:space="preserve">Védi a hálózatot MAC-cím túlcsordulási támadások ellen, amelyek célja a </w:t>
+      </w:r>
+      <w:proofErr w:type="spellStart"/>
+      <w:r>
+        <w:rPr>
+          <w:rFonts w:ascii="Times New Roman" w:hAnsi="Times New Roman" w:cs="Times New Roman"/>
+          <w:color w:val="000000" w:themeColor="text1"/>
+        </w:rPr>
+        <w:t>switch</w:t>
+      </w:r>
+      <w:proofErr w:type="spellEnd"/>
+      <w:r>
+        <w:rPr>
+          <w:rFonts w:ascii="Times New Roman" w:hAnsi="Times New Roman" w:cs="Times New Roman"/>
+          <w:color w:val="000000" w:themeColor="text1"/>
+        </w:rPr>
+        <w:t xml:space="preserve"> MAC-táblájának megtöltése.</w:t>
+      </w:r>
+    </w:p>
+    <w:p>
+      <w:pPr>
+        <w:spacing w:after="0" w:line="240" w:lineRule="auto"/>
+        <w:jc w:val="both"/>
+        <w:rPr>
+          <w:rFonts w:ascii="Times New Roman" w:hAnsi="Times New Roman" w:cs="Times New Roman"/>
+          <w:color w:val="000000" w:themeColor="text1"/>
+        </w:rPr>
+      </w:pPr>
+      <w:r>
+        <w:rPr>
+          <w:rFonts w:ascii="Times New Roman" w:hAnsi="Times New Roman" w:cs="Times New Roman"/>
+          <w:color w:val="000000" w:themeColor="text1"/>
+        </w:rPr>
+        <w:t xml:space="preserve">A </w:t>
+      </w:r>
+      <w:r>
+        <w:rPr>
+          <w:rFonts w:ascii="Times New Roman" w:hAnsi="Times New Roman" w:cs="Times New Roman"/>
+          <w:color w:val="156082" w:themeColor="accent1"/>
+        </w:rPr>
+        <w:t xml:space="preserve">budapesti </w:t>
+      </w:r>
+      <w:r>
+        <w:rPr>
+          <w:rFonts w:ascii="Times New Roman" w:hAnsi="Times New Roman" w:cs="Times New Roman"/>
+          <w:color w:val="156082" w:themeColor="accent1"/>
+        </w:rPr>
+        <w:t xml:space="preserve">titkárság </w:t>
+      </w:r>
+      <w:r>
+        <w:rPr>
+          <w:rFonts w:ascii="Times New Roman" w:hAnsi="Times New Roman" w:cs="Times New Roman"/>
+          <w:color w:val="156082" w:themeColor="accent1"/>
+        </w:rPr>
+        <w:t>t</w:t>
+      </w:r>
+      <w:r>
+        <w:rPr>
+          <w:rFonts w:ascii="Times New Roman" w:hAnsi="Times New Roman" w:cs="Times New Roman"/>
+          <w:color w:val="156082" w:themeColor="accent1"/>
+        </w:rPr>
+        <w:t>elephelyen</w:t>
+      </w:r>
+      <w:r>
+        <w:rPr>
+          <w:rFonts w:ascii="Times New Roman" w:hAnsi="Times New Roman" w:cs="Times New Roman"/>
+          <w:color w:val="156082" w:themeColor="accent1"/>
+        </w:rPr>
+        <w:t xml:space="preserve"> </w:t>
+      </w:r>
+      <w:r>
+        <w:rPr>
+          <w:rFonts w:ascii="Times New Roman" w:hAnsi="Times New Roman" w:cs="Times New Roman"/>
+          <w:color w:val="C00000"/>
+        </w:rPr>
+        <w:t xml:space="preserve">a jogsegély és dokumentum-előkészítés </w:t>
+      </w:r>
+      <w:r>
+        <w:rPr>
+          <w:rFonts w:ascii="Times New Roman" w:hAnsi="Times New Roman" w:cs="Times New Roman"/>
+          <w:color w:val="000000" w:themeColor="text1"/>
+        </w:rPr>
+        <w:t>részlegen lett konfigurálva a port-</w:t>
+      </w:r>
+      <w:proofErr w:type="spellStart"/>
+      <w:r>
+        <w:rPr>
+          <w:rFonts w:ascii="Times New Roman" w:hAnsi="Times New Roman" w:cs="Times New Roman"/>
+          <w:color w:val="000000" w:themeColor="text1"/>
+        </w:rPr>
+        <w:t>security</w:t>
+      </w:r>
+      <w:proofErr w:type="spellEnd"/>
+      <w:r>
+        <w:rPr>
+          <w:rFonts w:ascii="Times New Roman" w:hAnsi="Times New Roman" w:cs="Times New Roman"/>
+          <w:color w:val="000000" w:themeColor="text1"/>
+        </w:rPr>
+        <w:t>. Be lett állítva, hogy a</w:t>
+      </w:r>
+      <w:r>
+        <w:rPr>
+          <w:rFonts w:ascii="Times New Roman" w:hAnsi="Times New Roman" w:cs="Times New Roman"/>
+          <w:color w:val="000000" w:themeColor="text1"/>
+        </w:rPr>
+        <w:t xml:space="preserve">z </w:t>
+      </w:r>
+      <w:r>
+        <w:rPr>
+          <w:rFonts w:ascii="Times New Roman" w:hAnsi="Times New Roman" w:cs="Times New Roman"/>
+          <w:color w:val="000000" w:themeColor="text1"/>
+        </w:rPr>
+        <w:t xml:space="preserve">adott portokra csak egy </w:t>
+      </w:r>
+      <w:proofErr w:type="spellStart"/>
+      <w:r>
+        <w:rPr>
+          <w:rFonts w:ascii="Times New Roman" w:hAnsi="Times New Roman" w:cs="Times New Roman"/>
+          <w:color w:val="000000" w:themeColor="text1"/>
+        </w:rPr>
+        <w:t>user</w:t>
+      </w:r>
+      <w:proofErr w:type="spellEnd"/>
+      <w:r>
+        <w:rPr>
+          <w:rFonts w:ascii="Times New Roman" w:hAnsi="Times New Roman" w:cs="Times New Roman"/>
+          <w:color w:val="000000" w:themeColor="text1"/>
+        </w:rPr>
+        <w:t xml:space="preserve"> tudjon csatlakozni, </w:t>
+      </w:r>
+      <w:r>
+        <w:rPr>
+          <w:rFonts w:ascii="Times New Roman" w:hAnsi="Times New Roman" w:cs="Times New Roman"/>
+          <w:color w:val="000000" w:themeColor="text1"/>
+        </w:rPr>
+        <w:t xml:space="preserve">ezen a két gépen nagyon fontos és titkos adatokkal folynak munkák, ezért nem szabad, hogy bármilyen más eszköz rá tudjon csatlakozni ezekre a portokra. </w:t>
+      </w:r>
+      <w:r>
+        <w:rPr>
+          <w:rFonts w:ascii="Times New Roman" w:hAnsi="Times New Roman" w:cs="Times New Roman"/>
+          <w:color w:val="000000" w:themeColor="text1"/>
+        </w:rPr>
+        <w:t>„</w:t>
+      </w:r>
+      <w:proofErr w:type="spellStart"/>
+      <w:r>
+        <w:rPr>
+          <w:rFonts w:ascii="Times New Roman" w:hAnsi="Times New Roman" w:cs="Times New Roman"/>
+          <w:color w:val="000000" w:themeColor="text1"/>
+        </w:rPr>
+        <w:t>sticky</w:t>
+      </w:r>
+      <w:proofErr w:type="spellEnd"/>
+      <w:r>
+        <w:rPr>
+          <w:rFonts w:ascii="Times New Roman" w:hAnsi="Times New Roman" w:cs="Times New Roman"/>
+          <w:color w:val="000000" w:themeColor="text1"/>
+        </w:rPr>
+        <w:t xml:space="preserve">” módszerrel megtanulta a kapcsoló, hogy csak az adott, már akkor csatlakoztatott eszközöknek legyen csak joga csatlakozni az </w:t>
+      </w:r>
+      <w:proofErr w:type="spellStart"/>
+      <w:r>
+        <w:rPr>
+          <w:rFonts w:ascii="Times New Roman" w:hAnsi="Times New Roman" w:cs="Times New Roman"/>
+          <w:color w:val="000000" w:themeColor="text1"/>
+        </w:rPr>
+        <w:t>interfacekre</w:t>
+      </w:r>
+      <w:proofErr w:type="spellEnd"/>
+      <w:r>
+        <w:rPr>
+          <w:rFonts w:ascii="Times New Roman" w:hAnsi="Times New Roman" w:cs="Times New Roman"/>
+          <w:color w:val="000000" w:themeColor="text1"/>
+        </w:rPr>
+        <w:t xml:space="preserve">. </w:t>
+      </w:r>
+      <w:r>
+        <w:rPr>
+          <w:rFonts w:ascii="Times New Roman" w:hAnsi="Times New Roman" w:cs="Times New Roman"/>
+          <w:color w:val="C00000"/>
+        </w:rPr>
+        <w:t>Ha más gép csatlakozna akkor azonnal lekapcsolnak a portok és csak manuálisan, kézzel lehet visszakapcsolni őket</w:t>
+      </w:r>
+      <w:r>
+        <w:rPr>
+          <w:rFonts w:ascii="Times New Roman" w:hAnsi="Times New Roman" w:cs="Times New Roman"/>
+          <w:color w:val="000000" w:themeColor="text1"/>
+        </w:rPr>
+        <w:t xml:space="preserve">. Itt van a beállítása a két </w:t>
+      </w:r>
+      <w:proofErr w:type="spellStart"/>
+      <w:r>
+        <w:rPr>
+          <w:rFonts w:ascii="Times New Roman" w:hAnsi="Times New Roman" w:cs="Times New Roman"/>
+          <w:color w:val="000000" w:themeColor="text1"/>
+        </w:rPr>
+        <w:t>portnak</w:t>
+      </w:r>
+      <w:proofErr w:type="spellEnd"/>
+      <w:r>
+        <w:rPr>
+          <w:rFonts w:ascii="Times New Roman" w:hAnsi="Times New Roman" w:cs="Times New Roman"/>
+          <w:color w:val="000000" w:themeColor="text1"/>
+        </w:rPr>
+        <w:t xml:space="preserve">: </w:t>
+      </w:r>
+    </w:p>
+    <w:p>
+      <w:pPr>
+        <w:spacing w:after="0" w:line="240" w:lineRule="auto"/>
+        <w:jc w:val="center"/>
+        <w:rPr>
+          <w:rFonts w:ascii="Times New Roman" w:hAnsi="Times New Roman" w:cs="Times New Roman"/>
+          <w:color w:val="000000" w:themeColor="text1"/>
+        </w:rPr>
+      </w:pPr>
+      <w:r>
+        <w:rPr>
+          <w:rFonts w:ascii="Times New Roman" w:hAnsi="Times New Roman" w:cs="Times New Roman"/>
+          <w:color w:val="000000" w:themeColor="text1"/>
+        </w:rPr>
+        <w:drawing>
+          <wp:inline distT="0" distB="0" distL="0" distR="0" wp14:anchorId="5BCC1C37" wp14:editId="2AD92192">
+            <wp:extent cx="4192465" cy="1656861"/>
+            <wp:effectExtent l="152400" t="114300" r="151130" b="172085"/>
+            <wp:docPr id="1002149209" name="Kép 1" descr="A képen szöveg, képernyőkép, Betűtípus, szám látható&#10;&#10;Előfordulhat, hogy az AI által létrehozott tartalom helytelen."/>
+            <wp:cNvGraphicFramePr>
+              <a:graphicFrameLocks xmlns:a="http://schemas.openxmlformats.org/drawingml/2006/main" noChangeAspect="1"/>
+            </wp:cNvGraphicFramePr>
+            <a:graphic xmlns:a="http://schemas.openxmlformats.org/drawingml/2006/main">
+              <a:graphicData uri="http://schemas.openxmlformats.org/drawingml/2006/picture">
+                <pic:pic xmlns:pic="http://schemas.openxmlformats.org/drawingml/2006/picture">
+                  <pic:nvPicPr>
+                    <pic:cNvPr id="1002149209" name="Kép 1" descr="A képen szöveg, képernyőkép, Betűtípus, szám látható&#10;&#10;Előfordulhat, hogy az AI által létrehozott tartalom helytelen."/>
+                    <pic:cNvPicPr/>
+                  </pic:nvPicPr>
+                  <pic:blipFill>
+                    <a:blip r:embed="rId23"/>
+                    <a:stretch>
+                      <a:fillRect/>
+                    </a:stretch>
+                  </pic:blipFill>
+                  <pic:spPr>
+                    <a:xfrm>
+                      <a:off x="0" y="0"/>
+                      <a:ext cx="4266983" cy="1686311"/>
+                    </a:xfrm>
+                    <a:prstGeom prst="rect">
+                      <a:avLst/>
+                    </a:prstGeom>
+                    <a:solidFill>
+                      <a:srgbClr val="FFFFFF">
+                        <a:shade val="85000"/>
+                      </a:srgbClr>
+                    </a:solidFill>
+                    <a:ln w="88900" cap="sq">
+                      <a:solidFill>
+                        <a:srgbClr val="FFFFFF"/>
+                      </a:solidFill>
+                      <a:miter lim="800000"/>
+                    </a:ln>
+                    <a:effectLst>
+                      <a:outerShdw blurRad="55000" dist="18000" dir="5400000" algn="tl" rotWithShape="0">
+                        <a:srgbClr val="000000">
+                          <a:alpha val="40000"/>
+                        </a:srgbClr>
+                      </a:outerShdw>
+                    </a:effectLst>
+                    <a:scene3d>
+                      <a:camera prst="orthographicFront"/>
+                      <a:lightRig rig="twoPt" dir="t">
+                        <a:rot lat="0" lon="0" rev="7200000"/>
+                      </a:lightRig>
+                    </a:scene3d>
+                    <a:sp3d>
+                      <a:bevelT w="25400" h="19050"/>
+                      <a:contourClr>
+                        <a:srgbClr val="FFFFFF"/>
+                      </a:contourClr>
+                    </a:sp3d>
+                  </pic:spPr>
+                </pic:pic>
+              </a:graphicData>
+            </a:graphic>
+          </wp:inline>
+        </w:drawing>
+      </w:r>
+    </w:p>
+    <w:p>
+      <w:pPr>
+        <w:spacing w:after="0" w:line="240" w:lineRule="auto"/>
+        <w:jc w:val="center"/>
+        <w:rPr>
+          <w:rFonts w:ascii="Times New Roman" w:hAnsi="Times New Roman" w:cs="Times New Roman"/>
+          <w:color w:val="000000" w:themeColor="text1"/>
+        </w:rPr>
+      </w:pPr>
+    </w:p>
+    <w:p>
+      <w:pPr>
+        <w:spacing w:after="0" w:line="240" w:lineRule="auto"/>
+        <w:jc w:val="both"/>
+        <w:rPr>
+          <w:rFonts w:ascii="Times New Roman" w:hAnsi="Times New Roman" w:cs="Times New Roman"/>
+          <w:color w:val="000000" w:themeColor="text1"/>
+        </w:rPr>
+      </w:pPr>
+    </w:p>
+    <w:p>
+      <w:pPr>
+        <w:spacing w:after="0" w:line="240" w:lineRule="auto"/>
+        <w:jc w:val="both"/>
+        <w:rPr>
+          <w:rFonts w:ascii="Times New Roman" w:hAnsi="Times New Roman" w:cs="Times New Roman"/>
+          <w:color w:val="000000" w:themeColor="text1"/>
+        </w:rPr>
+      </w:pPr>
+      <w:r>
+        <w:rPr>
+          <w:rFonts w:ascii="Times New Roman" w:hAnsi="Times New Roman" w:cs="Times New Roman"/>
+          <w:color w:val="000000" w:themeColor="text1"/>
+          <w:highlight w:val="yellow"/>
+        </w:rPr>
+        <w:t>Debrecen:</w:t>
+      </w:r>
+      <w:r>
+        <w:rPr>
+          <w:rFonts w:ascii="Times New Roman" w:hAnsi="Times New Roman" w:cs="Times New Roman"/>
+          <w:color w:val="000000" w:themeColor="text1"/>
+        </w:rPr>
+        <w:t xml:space="preserve"> </w:t>
+      </w:r>
+    </w:p>
+    <w:p>
+      <w:pPr>
+        <w:spacing w:after="0" w:line="240" w:lineRule="auto"/>
+        <w:jc w:val="both"/>
+        <w:rPr>
+          <w:rFonts w:ascii="Times New Roman" w:hAnsi="Times New Roman" w:cs="Times New Roman"/>
+          <w:color w:val="000000" w:themeColor="text1"/>
+        </w:rPr>
+      </w:pPr>
+    </w:p>
+    <w:p>
+      <w:pPr>
+        <w:spacing w:after="0" w:line="240" w:lineRule="auto"/>
+        <w:jc w:val="both"/>
+        <w:rPr>
+          <w:rFonts w:ascii="Times New Roman" w:hAnsi="Times New Roman" w:cs="Times New Roman"/>
+          <w:color w:val="000000" w:themeColor="text1"/>
+        </w:rPr>
+      </w:pPr>
+      <w:proofErr w:type="spellStart"/>
+      <w:r>
+        <w:rPr>
+          <w:rFonts w:ascii="Times New Roman" w:hAnsi="Times New Roman" w:cs="Times New Roman"/>
+          <w:color w:val="000000" w:themeColor="text1"/>
+        </w:rPr>
+        <w:t>Extended</w:t>
+      </w:r>
+      <w:proofErr w:type="spellEnd"/>
+      <w:r>
+        <w:rPr>
+          <w:rFonts w:ascii="Times New Roman" w:hAnsi="Times New Roman" w:cs="Times New Roman"/>
+          <w:color w:val="000000" w:themeColor="text1"/>
+        </w:rPr>
+        <w:t xml:space="preserve"> ACL – </w:t>
+      </w:r>
+    </w:p>
+    <w:p>
+      <w:pPr>
+        <w:spacing w:after="0" w:line="240" w:lineRule="auto"/>
+        <w:jc w:val="both"/>
+        <w:rPr>
+          <w:rFonts w:ascii="Times New Roman" w:hAnsi="Times New Roman" w:cs="Times New Roman"/>
+          <w:color w:val="C00000"/>
+        </w:rPr>
+      </w:pPr>
+      <w:r>
+        <w:rPr>
+          <w:rFonts w:ascii="Times New Roman" w:hAnsi="Times New Roman" w:cs="Times New Roman"/>
+          <w:color w:val="000000" w:themeColor="text1"/>
+        </w:rPr>
+        <w:t xml:space="preserve">Az </w:t>
+      </w:r>
+      <w:proofErr w:type="spellStart"/>
+      <w:r>
+        <w:rPr>
+          <w:rFonts w:ascii="Times New Roman" w:hAnsi="Times New Roman" w:cs="Times New Roman"/>
+          <w:color w:val="000000" w:themeColor="text1"/>
+        </w:rPr>
+        <w:t>extended</w:t>
+      </w:r>
+      <w:proofErr w:type="spellEnd"/>
+      <w:r>
+        <w:rPr>
+          <w:rFonts w:ascii="Times New Roman" w:hAnsi="Times New Roman" w:cs="Times New Roman"/>
+          <w:color w:val="000000" w:themeColor="text1"/>
+        </w:rPr>
+        <w:t xml:space="preserve"> ACL-ek (Access </w:t>
+      </w:r>
+      <w:proofErr w:type="spellStart"/>
+      <w:r>
+        <w:rPr>
+          <w:rFonts w:ascii="Times New Roman" w:hAnsi="Times New Roman" w:cs="Times New Roman"/>
+          <w:color w:val="000000" w:themeColor="text1"/>
+        </w:rPr>
+        <w:t>Control</w:t>
+      </w:r>
+      <w:proofErr w:type="spellEnd"/>
+      <w:r>
+        <w:rPr>
+          <w:rFonts w:ascii="Times New Roman" w:hAnsi="Times New Roman" w:cs="Times New Roman"/>
+          <w:color w:val="000000" w:themeColor="text1"/>
+        </w:rPr>
+        <w:t xml:space="preserve"> List-ek) a hálózati forgalom szűrésének egyik legrészletesebb és legrugalmasabb eszközei Cisco eszközökön. Ezek lehetővé teszik, hogy nemcsak IP-cím, hanem protokoll, </w:t>
+      </w:r>
+      <w:proofErr w:type="spellStart"/>
+      <w:r>
+        <w:rPr>
+          <w:rFonts w:ascii="Times New Roman" w:hAnsi="Times New Roman" w:cs="Times New Roman"/>
+          <w:color w:val="000000" w:themeColor="text1"/>
+        </w:rPr>
+        <w:t>portszám</w:t>
+      </w:r>
+      <w:proofErr w:type="spellEnd"/>
+      <w:r>
+        <w:rPr>
+          <w:rFonts w:ascii="Times New Roman" w:hAnsi="Times New Roman" w:cs="Times New Roman"/>
+          <w:color w:val="000000" w:themeColor="text1"/>
+        </w:rPr>
+        <w:t xml:space="preserve">, sőt </w:t>
+      </w:r>
+      <w:r>
+        <w:rPr>
+          <w:rFonts w:ascii="Times New Roman" w:hAnsi="Times New Roman" w:cs="Times New Roman"/>
+          <w:color w:val="C00000"/>
+        </w:rPr>
+        <w:t>akár TCP/UDP irány is alapján szűrd a forgalmat.</w:t>
+      </w:r>
+    </w:p>
+    <w:p>
+      <w:pPr>
+        <w:spacing w:after="0" w:line="240" w:lineRule="auto"/>
+        <w:jc w:val="both"/>
+        <w:rPr>
+          <w:rFonts w:ascii="Times New Roman" w:hAnsi="Times New Roman" w:cs="Times New Roman"/>
+          <w:color w:val="C00000"/>
+        </w:rPr>
+      </w:pPr>
+      <w:r>
+        <w:rPr>
+          <w:rFonts w:ascii="Times New Roman" w:hAnsi="Times New Roman" w:cs="Times New Roman"/>
+          <w:color w:val="C00000"/>
+        </w:rPr>
+        <w:t xml:space="preserve">Debrecenbe </w:t>
+      </w:r>
+      <w:r>
+        <w:rPr>
+          <w:rFonts w:ascii="Times New Roman" w:hAnsi="Times New Roman" w:cs="Times New Roman"/>
+          <w:color w:val="000000" w:themeColor="text1"/>
+        </w:rPr>
+        <w:t xml:space="preserve">igényfelméréseink alapján arra lenne szükségünk, hogy </w:t>
+      </w:r>
+      <w:r>
+        <w:rPr>
+          <w:rFonts w:ascii="Times New Roman" w:hAnsi="Times New Roman" w:cs="Times New Roman"/>
+          <w:color w:val="C00000"/>
+        </w:rPr>
+        <w:t>a webszerverek kívülről is elérhetőek legyenek, de csak a weboldaluk.</w:t>
+      </w:r>
+      <w:r>
+        <w:rPr>
+          <w:rFonts w:ascii="Times New Roman" w:hAnsi="Times New Roman" w:cs="Times New Roman"/>
+          <w:color w:val="C00000"/>
+        </w:rPr>
+        <w:t xml:space="preserve"> </w:t>
+      </w:r>
+      <w:r>
+        <w:rPr>
+          <w:rFonts w:ascii="Times New Roman" w:hAnsi="Times New Roman" w:cs="Times New Roman"/>
+          <w:color w:val="000000" w:themeColor="text1"/>
+        </w:rPr>
+        <w:t xml:space="preserve">Ezen kívül kintről, az internet felől, ne lehessen elérni a többi szervert, illetve a többi szervernek sem szabad, hogy belülről el tudja érni az internetet. Olyan kritikus információkkal dolgoznak ezek a szerverek, amihez illetéktelenek hozzáférnek több milliárd dolláros kiesés lehet a cégnek. </w:t>
+      </w:r>
+      <w:r>
+        <w:rPr>
+          <w:rFonts w:ascii="Times New Roman" w:hAnsi="Times New Roman" w:cs="Times New Roman"/>
+          <w:color w:val="C00000"/>
+        </w:rPr>
+        <w:t xml:space="preserve">Ezek alapján a configok: </w:t>
+      </w:r>
+    </w:p>
+    <w:p>
+      <w:pPr>
+        <w:spacing w:after="0" w:line="240" w:lineRule="auto"/>
+        <w:jc w:val="center"/>
+        <w:rPr>
+          <w:rFonts w:ascii="Times New Roman" w:hAnsi="Times New Roman" w:cs="Times New Roman"/>
+          <w:color w:val="C00000"/>
+        </w:rPr>
+      </w:pPr>
+      <w:r>
+        <w:rPr>
+          <w:rFonts w:ascii="Times New Roman" w:hAnsi="Times New Roman" w:cs="Times New Roman"/>
+          <w:color w:val="C00000"/>
+        </w:rPr>
+        <w:drawing>
+          <wp:inline distT="0" distB="0" distL="0" distR="0" wp14:anchorId="18ABD9AD" wp14:editId="5241B3FA">
+            <wp:extent cx="4182545" cy="2851052"/>
+            <wp:effectExtent l="152400" t="152400" r="370840" b="368935"/>
+            <wp:docPr id="1929766221" name="Kép 1" descr="A képen szöveg, képernyőkép, Betűtípus, szám látható&#10;&#10;Előfordulhat, hogy az AI által létrehozott tartalom helytelen."/>
+            <wp:cNvGraphicFramePr>
+              <a:graphicFrameLocks xmlns:a="http://schemas.openxmlformats.org/drawingml/2006/main" noChangeAspect="1"/>
+            </wp:cNvGraphicFramePr>
+            <a:graphic xmlns:a="http://schemas.openxmlformats.org/drawingml/2006/main">
+              <a:graphicData uri="http://schemas.openxmlformats.org/drawingml/2006/picture">
+                <pic:pic xmlns:pic="http://schemas.openxmlformats.org/drawingml/2006/picture">
+                  <pic:nvPicPr>
+                    <pic:cNvPr id="1929766221" name="Kép 1" descr="A képen szöveg, képernyőkép, Betűtípus, szám látható&#10;&#10;Előfordulhat, hogy az AI által létrehozott tartalom helytelen."/>
+                    <pic:cNvPicPr/>
+                  </pic:nvPicPr>
+                  <pic:blipFill>
+                    <a:blip r:embed="rId24"/>
+                    <a:stretch>
+                      <a:fillRect/>
+                    </a:stretch>
+                  </pic:blipFill>
+                  <pic:spPr>
+                    <a:xfrm>
+                      <a:off x="0" y="0"/>
+                      <a:ext cx="4192933" cy="2858133"/>
+                    </a:xfrm>
+                    <a:prstGeom prst="rect">
+                      <a:avLst/>
+                    </a:prstGeom>
+                    <a:ln>
+                      <a:noFill/>
+                    </a:ln>
+                    <a:effectLst>
+                      <a:outerShdw blurRad="292100" dist="139700" dir="2700000" algn="tl" rotWithShape="0">
+                        <a:srgbClr val="333333">
+                          <a:alpha val="65000"/>
+                        </a:srgbClr>
+                      </a:outerShdw>
+                    </a:effectLst>
+                  </pic:spPr>
+                </pic:pic>
+              </a:graphicData>
+            </a:graphic>
+          </wp:inline>
+        </w:drawing>
+      </w:r>
+    </w:p>
+    <w:p>
+      <w:pPr>
+        <w:spacing w:after="0" w:line="240" w:lineRule="auto"/>
+        <w:jc w:val="both"/>
+        <w:rPr>
+          <w:rFonts w:ascii="Times New Roman" w:hAnsi="Times New Roman" w:cs="Times New Roman"/>
+          <w:color w:val="C00000"/>
+        </w:rPr>
+      </w:pPr>
+    </w:p>
+    <w:p>
+      <w:pPr>
+        <w:spacing w:after="0" w:line="240" w:lineRule="auto"/>
+        <w:jc w:val="both"/>
+        <w:rPr>
+          <w:rFonts w:ascii="Times New Roman" w:hAnsi="Times New Roman" w:cs="Times New Roman"/>
+          <w:color w:val="000000" w:themeColor="text1"/>
         </w:rPr>
       </w:pPr>
     </w:p>
@@ -9177,7 +10532,7 @@
                     <pic:cNvPicPr/>
                   </pic:nvPicPr>
                   <pic:blipFill>
-                    <a:blip r:embed="rId23"/>
+                    <a:blip r:embed="rId25"/>
                     <a:stretch>
                       <a:fillRect/>
                     </a:stretch>
@@ -9210,176 +10565,176 @@
         <w:rPr>
           <w:rFonts w:ascii="Times New Roman" w:hAnsi="Times New Roman" w:cs="Times New Roman"/>
         </w:rPr>
+        <w:t xml:space="preserve"> </w:t>
+      </w:r>
+    </w:p>
+    <w:p>
+      <w:pPr>
+        <w:spacing w:after="0" w:line="240" w:lineRule="auto"/>
+        <w:jc w:val="both"/>
+        <w:rPr>
+          <w:rFonts w:ascii="Times New Roman" w:hAnsi="Times New Roman" w:cs="Times New Roman"/>
+        </w:rPr>
+      </w:pPr>
+    </w:p>
+    <w:p>
+      <w:pPr>
+        <w:spacing w:after="0" w:line="240" w:lineRule="auto"/>
+        <w:jc w:val="both"/>
+        <w:rPr>
+          <w:rFonts w:ascii="Times New Roman" w:hAnsi="Times New Roman" w:cs="Times New Roman"/>
+        </w:rPr>
+      </w:pPr>
+    </w:p>
+    <w:p>
+      <w:pPr>
+        <w:spacing w:after="0" w:line="240" w:lineRule="auto"/>
+        <w:jc w:val="both"/>
+        <w:rPr>
+          <w:rFonts w:ascii="Times New Roman" w:hAnsi="Times New Roman" w:cs="Times New Roman"/>
+        </w:rPr>
+      </w:pPr>
+      <w:r>
+        <w:rPr>
+          <w:rFonts w:ascii="Times New Roman" w:hAnsi="Times New Roman" w:cs="Times New Roman"/>
+        </w:rPr>
+        <w:t xml:space="preserve">Szeged – </w:t>
+      </w:r>
+    </w:p>
+    <w:p>
+      <w:pPr>
+        <w:spacing w:after="0" w:line="240" w:lineRule="auto"/>
+        <w:jc w:val="both"/>
+        <w:rPr>
+          <w:rFonts w:ascii="Times New Roman" w:hAnsi="Times New Roman" w:cs="Times New Roman"/>
+        </w:rPr>
+      </w:pPr>
+      <w:r>
+        <w:rPr>
+          <w:rFonts w:ascii="Times New Roman" w:hAnsi="Times New Roman" w:cs="Times New Roman"/>
+        </w:rPr>
+        <w:t xml:space="preserve">Itt kisebb méretben, de teljesen hasonló kivitelezéssel oldottuk meg a </w:t>
+      </w:r>
+      <w:proofErr w:type="spellStart"/>
+      <w:r>
+        <w:rPr>
+          <w:rFonts w:ascii="Times New Roman" w:hAnsi="Times New Roman" w:cs="Times New Roman"/>
+        </w:rPr>
+        <w:t>hálózatokat</w:t>
+      </w:r>
+      <w:proofErr w:type="spellEnd"/>
+      <w:r>
+        <w:rPr>
+          <w:rFonts w:ascii="Times New Roman" w:hAnsi="Times New Roman" w:cs="Times New Roman"/>
+        </w:rPr>
+        <w:t>. Egy titkárság és a fő iroda területe.</w:t>
+      </w:r>
+      <w:r>
+        <w:rPr>
+          <w:rFonts w:ascii="Times New Roman" w:hAnsi="Times New Roman" w:cs="Times New Roman"/>
+        </w:rPr>
+        <w:t xml:space="preserve"> Egy-egy Router a két iroda között és több </w:t>
+      </w:r>
+      <w:proofErr w:type="spellStart"/>
+      <w:r>
+        <w:rPr>
+          <w:rFonts w:ascii="Times New Roman" w:hAnsi="Times New Roman" w:cs="Times New Roman"/>
+        </w:rPr>
+        <w:t>Switch</w:t>
+      </w:r>
+      <w:proofErr w:type="spellEnd"/>
+      <w:r>
+        <w:rPr>
+          <w:rFonts w:ascii="Times New Roman" w:hAnsi="Times New Roman" w:cs="Times New Roman"/>
+        </w:rPr>
+        <w:t>.</w:t>
+      </w:r>
+    </w:p>
+    <w:p>
+      <w:pPr>
+        <w:spacing w:after="0" w:line="240" w:lineRule="auto"/>
+        <w:jc w:val="both"/>
+        <w:rPr>
+          <w:rFonts w:ascii="Times New Roman" w:hAnsi="Times New Roman" w:cs="Times New Roman"/>
+        </w:rPr>
+      </w:pPr>
+      <w:r>
+        <w:rPr>
+          <w:rFonts w:ascii="Times New Roman" w:hAnsi="Times New Roman" w:cs="Times New Roman"/>
+        </w:rPr>
+        <w:t xml:space="preserve"> </w:t>
+      </w:r>
+      <w:r>
+        <w:rPr>
+          <w:rFonts w:ascii="Times New Roman" w:hAnsi="Times New Roman" w:cs="Times New Roman"/>
+        </w:rPr>
+        <w:t xml:space="preserve"> </w:t>
+      </w:r>
+    </w:p>
+    <w:p>
+      <w:pPr>
+        <w:spacing w:after="0" w:line="240" w:lineRule="auto"/>
+        <w:jc w:val="both"/>
+        <w:rPr>
+          <w:rFonts w:ascii="Times New Roman" w:hAnsi="Times New Roman" w:cs="Times New Roman"/>
+        </w:rPr>
+      </w:pPr>
+      <w:proofErr w:type="spellStart"/>
+      <w:r>
+        <w:rPr>
+          <w:rFonts w:ascii="Times New Roman" w:hAnsi="Times New Roman" w:cs="Times New Roman"/>
+          <w:highlight w:val="yellow"/>
+        </w:rPr>
+        <w:t>Szeged_tehcnologiai_telephely</w:t>
+      </w:r>
+      <w:proofErr w:type="spellEnd"/>
+      <w:r>
+        <w:rPr>
+          <w:rFonts w:ascii="Times New Roman" w:hAnsi="Times New Roman" w:cs="Times New Roman"/>
+        </w:rPr>
+        <w:t xml:space="preserve"> 100-120 fő terhelését bírja el egyidőben.</w:t>
+      </w:r>
+      <w:r>
+        <w:rPr>
+          <w:rFonts w:ascii="Times New Roman" w:hAnsi="Times New Roman" w:cs="Times New Roman"/>
+        </w:rPr>
+        <w:t xml:space="preserve"> Itt is van TFTP </w:t>
+      </w:r>
+      <w:proofErr w:type="gramStart"/>
+      <w:r>
+        <w:rPr>
+          <w:rFonts w:ascii="Times New Roman" w:hAnsi="Times New Roman" w:cs="Times New Roman"/>
+        </w:rPr>
+        <w:t>szerver</w:t>
+      </w:r>
+      <w:proofErr w:type="gramEnd"/>
+      <w:r>
+        <w:rPr>
+          <w:rFonts w:ascii="Times New Roman" w:hAnsi="Times New Roman" w:cs="Times New Roman"/>
+        </w:rPr>
+        <w:t xml:space="preserve"> illetve DNS szerver a dolgozók számára fenntartva. </w:t>
+      </w:r>
+      <w:r>
+        <w:rPr>
+          <w:rFonts w:ascii="Times New Roman" w:hAnsi="Times New Roman" w:cs="Times New Roman"/>
+        </w:rPr>
+        <w:t xml:space="preserve"> </w:t>
+      </w:r>
+    </w:p>
+    <w:p>
+      <w:pPr>
+        <w:spacing w:after="0" w:line="240" w:lineRule="auto"/>
+        <w:jc w:val="both"/>
+        <w:rPr>
+          <w:rFonts w:ascii="Times New Roman" w:hAnsi="Times New Roman" w:cs="Times New Roman"/>
+        </w:rPr>
+      </w:pPr>
+      <w:r>
+        <w:rPr>
+          <w:rFonts w:ascii="Times New Roman" w:hAnsi="Times New Roman" w:cs="Times New Roman"/>
+          <w:noProof/>
+        </w:rPr>
         <w:lastRenderedPageBreak/>
-        <w:t xml:space="preserve"> </w:t>
-      </w:r>
-    </w:p>
-    <w:p>
-      <w:pPr>
-        <w:spacing w:after="0" w:line="240" w:lineRule="auto"/>
-        <w:jc w:val="both"/>
-        <w:rPr>
-          <w:rFonts w:ascii="Times New Roman" w:hAnsi="Times New Roman" w:cs="Times New Roman"/>
-        </w:rPr>
-      </w:pPr>
-    </w:p>
-    <w:p>
-      <w:pPr>
-        <w:spacing w:after="0" w:line="240" w:lineRule="auto"/>
-        <w:jc w:val="both"/>
-        <w:rPr>
-          <w:rFonts w:ascii="Times New Roman" w:hAnsi="Times New Roman" w:cs="Times New Roman"/>
-        </w:rPr>
-      </w:pPr>
-    </w:p>
-    <w:p>
-      <w:pPr>
-        <w:spacing w:after="0" w:line="240" w:lineRule="auto"/>
-        <w:jc w:val="both"/>
-        <w:rPr>
-          <w:rFonts w:ascii="Times New Roman" w:hAnsi="Times New Roman" w:cs="Times New Roman"/>
-        </w:rPr>
-      </w:pPr>
-      <w:r>
-        <w:rPr>
-          <w:rFonts w:ascii="Times New Roman" w:hAnsi="Times New Roman" w:cs="Times New Roman"/>
-        </w:rPr>
-        <w:t xml:space="preserve">Szeged – </w:t>
-      </w:r>
-    </w:p>
-    <w:p>
-      <w:pPr>
-        <w:spacing w:after="0" w:line="240" w:lineRule="auto"/>
-        <w:jc w:val="both"/>
-        <w:rPr>
-          <w:rFonts w:ascii="Times New Roman" w:hAnsi="Times New Roman" w:cs="Times New Roman"/>
-        </w:rPr>
-      </w:pPr>
-      <w:r>
-        <w:rPr>
-          <w:rFonts w:ascii="Times New Roman" w:hAnsi="Times New Roman" w:cs="Times New Roman"/>
-        </w:rPr>
-        <w:t xml:space="preserve">Itt kisebb méretben, de teljesen hasonló kivitelezéssel oldottuk meg a </w:t>
-      </w:r>
-      <w:proofErr w:type="spellStart"/>
-      <w:r>
-        <w:rPr>
-          <w:rFonts w:ascii="Times New Roman" w:hAnsi="Times New Roman" w:cs="Times New Roman"/>
-        </w:rPr>
-        <w:t>hálózatokat</w:t>
-      </w:r>
-      <w:proofErr w:type="spellEnd"/>
-      <w:r>
-        <w:rPr>
-          <w:rFonts w:ascii="Times New Roman" w:hAnsi="Times New Roman" w:cs="Times New Roman"/>
-        </w:rPr>
-        <w:t>. Egy titkárság és a fő iroda területe.</w:t>
-      </w:r>
-      <w:r>
-        <w:rPr>
-          <w:rFonts w:ascii="Times New Roman" w:hAnsi="Times New Roman" w:cs="Times New Roman"/>
-        </w:rPr>
-        <w:t xml:space="preserve"> Egy-egy Router a két iroda között és több </w:t>
-      </w:r>
-      <w:proofErr w:type="spellStart"/>
-      <w:r>
-        <w:rPr>
-          <w:rFonts w:ascii="Times New Roman" w:hAnsi="Times New Roman" w:cs="Times New Roman"/>
-        </w:rPr>
-        <w:t>Switch</w:t>
-      </w:r>
-      <w:proofErr w:type="spellEnd"/>
-      <w:r>
-        <w:rPr>
-          <w:rFonts w:ascii="Times New Roman" w:hAnsi="Times New Roman" w:cs="Times New Roman"/>
-        </w:rPr>
-        <w:t>.</w:t>
-      </w:r>
-    </w:p>
-    <w:p>
-      <w:pPr>
-        <w:spacing w:after="0" w:line="240" w:lineRule="auto"/>
-        <w:jc w:val="both"/>
-        <w:rPr>
-          <w:rFonts w:ascii="Times New Roman" w:hAnsi="Times New Roman" w:cs="Times New Roman"/>
-        </w:rPr>
-      </w:pPr>
-      <w:r>
-        <w:rPr>
-          <w:rFonts w:ascii="Times New Roman" w:hAnsi="Times New Roman" w:cs="Times New Roman"/>
-        </w:rPr>
-        <w:t xml:space="preserve"> </w:t>
-      </w:r>
-      <w:r>
-        <w:rPr>
-          <w:rFonts w:ascii="Times New Roman" w:hAnsi="Times New Roman" w:cs="Times New Roman"/>
-        </w:rPr>
-        <w:t xml:space="preserve"> </w:t>
-      </w:r>
-    </w:p>
-    <w:p>
-      <w:pPr>
-        <w:spacing w:after="0" w:line="240" w:lineRule="auto"/>
-        <w:jc w:val="both"/>
-        <w:rPr>
-          <w:rFonts w:ascii="Times New Roman" w:hAnsi="Times New Roman" w:cs="Times New Roman"/>
-        </w:rPr>
-      </w:pPr>
-      <w:proofErr w:type="spellStart"/>
-      <w:r>
-        <w:rPr>
-          <w:rFonts w:ascii="Times New Roman" w:hAnsi="Times New Roman" w:cs="Times New Roman"/>
-          <w:highlight w:val="yellow"/>
-        </w:rPr>
-        <w:t>Szeged_tehcnologiai_telephely</w:t>
-      </w:r>
-      <w:proofErr w:type="spellEnd"/>
-      <w:r>
-        <w:rPr>
-          <w:rFonts w:ascii="Times New Roman" w:hAnsi="Times New Roman" w:cs="Times New Roman"/>
-        </w:rPr>
-        <w:t xml:space="preserve"> 100-120 fő terhelését bírja el egyidőben.</w:t>
-      </w:r>
-      <w:r>
-        <w:rPr>
-          <w:rFonts w:ascii="Times New Roman" w:hAnsi="Times New Roman" w:cs="Times New Roman"/>
-        </w:rPr>
-        <w:t xml:space="preserve"> Itt is van TFTP </w:t>
-      </w:r>
-      <w:proofErr w:type="gramStart"/>
-      <w:r>
-        <w:rPr>
-          <w:rFonts w:ascii="Times New Roman" w:hAnsi="Times New Roman" w:cs="Times New Roman"/>
-        </w:rPr>
-        <w:t>szerver</w:t>
-      </w:r>
-      <w:proofErr w:type="gramEnd"/>
-      <w:r>
-        <w:rPr>
-          <w:rFonts w:ascii="Times New Roman" w:hAnsi="Times New Roman" w:cs="Times New Roman"/>
-        </w:rPr>
-        <w:t xml:space="preserve"> illetve DNS szerver a dolgozók számára fenntartva. </w:t>
-      </w:r>
-      <w:r>
-        <w:rPr>
-          <w:rFonts w:ascii="Times New Roman" w:hAnsi="Times New Roman" w:cs="Times New Roman"/>
-        </w:rPr>
-        <w:t xml:space="preserve"> </w:t>
-      </w:r>
-    </w:p>
-    <w:p>
-      <w:pPr>
-        <w:spacing w:after="0" w:line="240" w:lineRule="auto"/>
-        <w:jc w:val="both"/>
-        <w:rPr>
-          <w:rFonts w:ascii="Times New Roman" w:hAnsi="Times New Roman" w:cs="Times New Roman"/>
-        </w:rPr>
-      </w:pPr>
-      <w:r>
-        <w:rPr>
-          <w:rFonts w:ascii="Times New Roman" w:hAnsi="Times New Roman" w:cs="Times New Roman"/>
-          <w:noProof/>
-        </w:rPr>
         <w:drawing>
           <wp:inline distT="0" distB="0" distL="0" distR="0" wp14:anchorId="2437FCB5" wp14:editId="4A435639">
             <wp:extent cx="5760720" cy="4518660"/>
@@ -9396,7 +10751,7 @@
                     <pic:cNvPicPr/>
                   </pic:nvPicPr>
                   <pic:blipFill>
-                    <a:blip r:embed="rId24"/>
+                    <a:blip r:embed="rId26"/>
                     <a:stretch>
                       <a:fillRect/>
                     </a:stretch>
@@ -9496,7 +10851,7 @@
                     <pic:cNvPicPr/>
                   </pic:nvPicPr>
                   <pic:blipFill>
-                    <a:blip r:embed="rId25"/>
+                    <a:blip r:embed="rId27"/>
                     <a:stretch>
                       <a:fillRect/>
                     </a:stretch>
@@ -9807,7 +11162,7 @@
                     <pic:cNvPicPr/>
                   </pic:nvPicPr>
                   <pic:blipFill>
-                    <a:blip r:embed="rId26"/>
+                    <a:blip r:embed="rId28"/>
                     <a:stretch>
                       <a:fillRect/>
                     </a:stretch>
@@ -9989,7 +11344,7 @@
                     <pic:cNvPicPr/>
                   </pic:nvPicPr>
                   <pic:blipFill>
-                    <a:blip r:embed="rId27"/>
+                    <a:blip r:embed="rId29"/>
                     <a:stretch>
                       <a:fillRect/>
                     </a:stretch>
@@ -10561,7 +11916,7 @@
                     <pic:cNvPicPr/>
                   </pic:nvPicPr>
                   <pic:blipFill>
-                    <a:blip r:embed="rId28"/>
+                    <a:blip r:embed="rId30"/>
                     <a:stretch>
                       <a:fillRect/>
                     </a:stretch>
@@ -11266,7 +12621,7 @@
                     <pic:cNvPicPr/>
                   </pic:nvPicPr>
                   <pic:blipFill>
-                    <a:blip r:embed="rId29"/>
+                    <a:blip r:embed="rId31"/>
                     <a:stretch>
                       <a:fillRect/>
                     </a:stretch>
@@ -11600,7 +12955,7 @@
                     <pic:cNvPicPr/>
                   </pic:nvPicPr>
                   <pic:blipFill>
-                    <a:blip r:embed="rId30"/>
+                    <a:blip r:embed="rId32"/>
                     <a:stretch>
                       <a:fillRect/>
                     </a:stretch>
@@ -11641,7 +12996,7 @@
                     <pic:cNvPicPr/>
                   </pic:nvPicPr>
                   <pic:blipFill>
-                    <a:blip r:embed="rId31"/>
+                    <a:blip r:embed="rId33"/>
                     <a:stretch>
                       <a:fillRect/>
                     </a:stretch>
@@ -12732,7 +14087,7 @@
                     <pic:cNvPicPr/>
                   </pic:nvPicPr>
                   <pic:blipFill>
-                    <a:blip r:embed="rId32"/>
+                    <a:blip r:embed="rId34"/>
                     <a:stretch>
                       <a:fillRect/>
                     </a:stretch>
@@ -12812,7 +14167,7 @@
                     <pic:cNvPicPr/>
                   </pic:nvPicPr>
                   <pic:blipFill>
-                    <a:blip r:embed="rId33"/>
+                    <a:blip r:embed="rId35"/>
                     <a:stretch>
                       <a:fillRect/>
                     </a:stretch>
@@ -12908,7 +14263,7 @@
                     <pic:cNvPicPr/>
                   </pic:nvPicPr>
                   <pic:blipFill>
-                    <a:blip r:embed="rId34"/>
+                    <a:blip r:embed="rId36"/>
                     <a:stretch>
                       <a:fillRect/>
                     </a:stretch>
@@ -12958,7 +14313,7 @@
                     <pic:cNvPicPr/>
                   </pic:nvPicPr>
                   <pic:blipFill>
-                    <a:blip r:embed="rId35"/>
+                    <a:blip r:embed="rId37"/>
                     <a:stretch>
                       <a:fillRect/>
                     </a:stretch>
@@ -13032,7 +14387,7 @@
                     <pic:cNvPicPr/>
                   </pic:nvPicPr>
                   <pic:blipFill>
-                    <a:blip r:embed="rId36"/>
+                    <a:blip r:embed="rId38"/>
                     <a:stretch>
                       <a:fillRect/>
                     </a:stretch>
@@ -13106,7 +14461,7 @@
                     <pic:cNvPicPr/>
                   </pic:nvPicPr>
                   <pic:blipFill>
-                    <a:blip r:embed="rId37"/>
+                    <a:blip r:embed="rId39"/>
                     <a:stretch>
                       <a:fillRect/>
                     </a:stretch>
@@ -13157,7 +14512,7 @@
                     <pic:cNvPicPr/>
                   </pic:nvPicPr>
                   <pic:blipFill>
-                    <a:blip r:embed="rId38"/>
+                    <a:blip r:embed="rId40"/>
                     <a:stretch>
                       <a:fillRect/>
                     </a:stretch>
@@ -13542,7 +14897,7 @@
                     <pic:cNvPicPr/>
                   </pic:nvPicPr>
                   <pic:blipFill>
-                    <a:blip r:embed="rId39"/>
+                    <a:blip r:embed="rId41"/>
                     <a:stretch>
                       <a:fillRect/>
                     </a:stretch>
@@ -13591,7 +14946,7 @@
                     <pic:cNvPicPr/>
                   </pic:nvPicPr>
                   <pic:blipFill>
-                    <a:blip r:embed="rId40"/>
+                    <a:blip r:embed="rId42"/>
                     <a:stretch>
                       <a:fillRect/>
                     </a:stretch>
@@ -13759,7 +15114,7 @@
                     <pic:cNvPicPr/>
                   </pic:nvPicPr>
                   <pic:blipFill>
-                    <a:blip r:embed="rId41"/>
+                    <a:blip r:embed="rId43"/>
                     <a:stretch>
                       <a:fillRect/>
                     </a:stretch>
@@ -14761,7 +16116,7 @@
                     <pic:cNvPicPr/>
                   </pic:nvPicPr>
                   <pic:blipFill>
-                    <a:blip r:embed="rId42"/>
+                    <a:blip r:embed="rId44"/>
                     <a:stretch>
                       <a:fillRect/>
                     </a:stretch>
@@ -14811,7 +16166,7 @@
                     <pic:cNvPicPr/>
                   </pic:nvPicPr>
                   <pic:blipFill>
-                    <a:blip r:embed="rId43"/>
+                    <a:blip r:embed="rId45"/>
                     <a:stretch>
                       <a:fillRect/>
                     </a:stretch>
@@ -14860,7 +16215,7 @@
                     <pic:cNvPicPr/>
                   </pic:nvPicPr>
                   <pic:blipFill>
-                    <a:blip r:embed="rId44"/>
+                    <a:blip r:embed="rId46"/>
                     <a:stretch>
                       <a:fillRect/>
                     </a:stretch>
@@ -14909,7 +16264,7 @@
                     <pic:cNvPicPr/>
                   </pic:nvPicPr>
                   <pic:blipFill>
-                    <a:blip r:embed="rId45"/>
+                    <a:blip r:embed="rId47"/>
                     <a:stretch>
                       <a:fillRect/>
                     </a:stretch>
@@ -14959,7 +16314,7 @@
                     <pic:cNvPicPr/>
                   </pic:nvPicPr>
                   <pic:blipFill>
-                    <a:blip r:embed="rId46"/>
+                    <a:blip r:embed="rId48"/>
                     <a:stretch>
                       <a:fillRect/>
                     </a:stretch>
@@ -15008,7 +16363,7 @@
                     <pic:cNvPicPr/>
                   </pic:nvPicPr>
                   <pic:blipFill>
-                    <a:blip r:embed="rId47"/>
+                    <a:blip r:embed="rId49"/>
                     <a:stretch>
                       <a:fillRect/>
                     </a:stretch>
@@ -17537,7 +18892,7 @@
       </w:pPr>
     </w:p>
     <w:sectPr>
-      <w:headerReference w:type="default" r:id="rId48"/>
+      <w:headerReference w:type="default" r:id="rId50"/>
       <w:pgSz w:w="11906" w:h="16838"/>
       <w:pgMar w:top="1417" w:right="1417" w:bottom="1417" w:left="1417" w:header="708" w:footer="708" w:gutter="0"/>
       <w:cols w:space="708"/>
@@ -19710,6 +21065,119 @@
     </w:lvl>
   </w:abstractNum>
   <w:abstractNum w:abstractNumId="16" w15:restartNumberingAfterBreak="0">
+    <w:nsid w:val="65942A90"/>
+    <w:multiLevelType w:val="hybridMultilevel"/>
+    <w:tmpl w:val="41B08222"/>
+    <w:lvl w:ilvl="0" w:tplc="040E0001">
+      <w:start w:val="1"/>
+      <w:numFmt w:val="bullet"/>
+      <w:lvlText w:val=""/>
+      <w:lvlJc w:val="left"/>
+      <w:pPr>
+        <w:ind w:left="720" w:hanging="360"/>
+      </w:pPr>
+      <w:rPr>
+        <w:rFonts w:ascii="Symbol" w:hAnsi="Symbol" w:hint="default"/>
+      </w:rPr>
+    </w:lvl>
+    <w:lvl w:ilvl="1" w:tplc="040E0003" w:tentative="1">
+      <w:start w:val="1"/>
+      <w:numFmt w:val="bullet"/>
+      <w:lvlText w:val="o"/>
+      <w:lvlJc w:val="left"/>
+      <w:pPr>
+        <w:ind w:left="1440" w:hanging="360"/>
+      </w:pPr>
+      <w:rPr>
+        <w:rFonts w:ascii="Courier New" w:hAnsi="Courier New" w:cs="Courier New" w:hint="default"/>
+      </w:rPr>
+    </w:lvl>
+    <w:lvl w:ilvl="2" w:tplc="040E0005" w:tentative="1">
+      <w:start w:val="1"/>
+      <w:numFmt w:val="bullet"/>
+      <w:lvlText w:val=""/>
+      <w:lvlJc w:val="left"/>
+      <w:pPr>
+        <w:ind w:left="2160" w:hanging="360"/>
+      </w:pPr>
+      <w:rPr>
+        <w:rFonts w:ascii="Wingdings" w:hAnsi="Wingdings" w:hint="default"/>
+      </w:rPr>
+    </w:lvl>
+    <w:lvl w:ilvl="3" w:tplc="040E0001" w:tentative="1">
+      <w:start w:val="1"/>
+      <w:numFmt w:val="bullet"/>
+      <w:lvlText w:val=""/>
+      <w:lvlJc w:val="left"/>
+      <w:pPr>
+        <w:ind w:left="2880" w:hanging="360"/>
+      </w:pPr>
+      <w:rPr>
+        <w:rFonts w:ascii="Symbol" w:hAnsi="Symbol" w:hint="default"/>
+      </w:rPr>
+    </w:lvl>
+    <w:lvl w:ilvl="4" w:tplc="040E0003" w:tentative="1">
+      <w:start w:val="1"/>
+      <w:numFmt w:val="bullet"/>
+      <w:lvlText w:val="o"/>
+      <w:lvlJc w:val="left"/>
+      <w:pPr>
+        <w:ind w:left="3600" w:hanging="360"/>
+      </w:pPr>
+      <w:rPr>
+        <w:rFonts w:ascii="Courier New" w:hAnsi="Courier New" w:cs="Courier New" w:hint="default"/>
+      </w:rPr>
+    </w:lvl>
+    <w:lvl w:ilvl="5" w:tplc="040E0005" w:tentative="1">
+      <w:start w:val="1"/>
+      <w:numFmt w:val="bullet"/>
+      <w:lvlText w:val=""/>
+      <w:lvlJc w:val="left"/>
+      <w:pPr>
+        <w:ind w:left="4320" w:hanging="360"/>
+      </w:pPr>
+      <w:rPr>
+        <w:rFonts w:ascii="Wingdings" w:hAnsi="Wingdings" w:hint="default"/>
+      </w:rPr>
+    </w:lvl>
+    <w:lvl w:ilvl="6" w:tplc="040E0001" w:tentative="1">
+      <w:start w:val="1"/>
+      <w:numFmt w:val="bullet"/>
+      <w:lvlText w:val=""/>
+      <w:lvlJc w:val="left"/>
+      <w:pPr>
+        <w:ind w:left="5040" w:hanging="360"/>
+      </w:pPr>
+      <w:rPr>
+        <w:rFonts w:ascii="Symbol" w:hAnsi="Symbol" w:hint="default"/>
+      </w:rPr>
+    </w:lvl>
+    <w:lvl w:ilvl="7" w:tplc="040E0003" w:tentative="1">
+      <w:start w:val="1"/>
+      <w:numFmt w:val="bullet"/>
+      <w:lvlText w:val="o"/>
+      <w:lvlJc w:val="left"/>
+      <w:pPr>
+        <w:ind w:left="5760" w:hanging="360"/>
+      </w:pPr>
+      <w:rPr>
+        <w:rFonts w:ascii="Courier New" w:hAnsi="Courier New" w:cs="Courier New" w:hint="default"/>
+      </w:rPr>
+    </w:lvl>
+    <w:lvl w:ilvl="8" w:tplc="040E0005" w:tentative="1">
+      <w:start w:val="1"/>
+      <w:numFmt w:val="bullet"/>
+      <w:lvlText w:val=""/>
+      <w:lvlJc w:val="left"/>
+      <w:pPr>
+        <w:ind w:left="6480" w:hanging="360"/>
+      </w:pPr>
+      <w:rPr>
+        <w:rFonts w:ascii="Wingdings" w:hAnsi="Wingdings" w:hint="default"/>
+      </w:rPr>
+    </w:lvl>
+  </w:abstractNum>
+  <w:abstractNum w:abstractNumId="17" w15:restartNumberingAfterBreak="0">
     <w:nsid w:val="66CE3E8F"/>
     <w:multiLevelType w:val="hybridMultilevel"/>
     <w:tmpl w:val="208A90C6"/>
@@ -19821,7 +21289,7 @@
       </w:rPr>
     </w:lvl>
   </w:abstractNum>
-  <w:abstractNum w:abstractNumId="17" w15:restartNumberingAfterBreak="0">
+  <w:abstractNum w:abstractNumId="18" w15:restartNumberingAfterBreak="0">
     <w:nsid w:val="6E4D4386"/>
     <w:multiLevelType w:val="multilevel"/>
     <w:tmpl w:val="364A171C"/>
@@ -19934,7 +21402,7 @@
       </w:pPr>
     </w:lvl>
   </w:abstractNum>
-  <w:abstractNum w:abstractNumId="18" w15:restartNumberingAfterBreak="0">
+  <w:abstractNum w:abstractNumId="19" w15:restartNumberingAfterBreak="0">
     <w:nsid w:val="6FAB3FDD"/>
     <w:multiLevelType w:val="hybridMultilevel"/>
     <w:tmpl w:val="8E0C02D0"/>
@@ -20047,7 +21515,7 @@
       </w:rPr>
     </w:lvl>
   </w:abstractNum>
-  <w:abstractNum w:abstractNumId="19" w15:restartNumberingAfterBreak="0">
+  <w:abstractNum w:abstractNumId="20" w15:restartNumberingAfterBreak="0">
     <w:nsid w:val="6FF7294E"/>
     <w:multiLevelType w:val="multilevel"/>
     <w:tmpl w:val="9FDA0F72"/>
@@ -20196,7 +21664,7 @@
       </w:rPr>
     </w:lvl>
   </w:abstractNum>
-  <w:abstractNum w:abstractNumId="20" w15:restartNumberingAfterBreak="0">
+  <w:abstractNum w:abstractNumId="21" w15:restartNumberingAfterBreak="0">
     <w:nsid w:val="7B6067FB"/>
     <w:multiLevelType w:val="multilevel"/>
     <w:tmpl w:val="ACE69718"/>
@@ -20345,8 +21813,121 @@
       </w:rPr>
     </w:lvl>
   </w:abstractNum>
+  <w:abstractNum w:abstractNumId="22" w15:restartNumberingAfterBreak="0">
+    <w:nsid w:val="7ECD497F"/>
+    <w:multiLevelType w:val="hybridMultilevel"/>
+    <w:tmpl w:val="9F74C58A"/>
+    <w:lvl w:ilvl="0" w:tplc="040E0001">
+      <w:start w:val="1"/>
+      <w:numFmt w:val="bullet"/>
+      <w:lvlText w:val=""/>
+      <w:lvlJc w:val="left"/>
+      <w:pPr>
+        <w:ind w:left="720" w:hanging="360"/>
+      </w:pPr>
+      <w:rPr>
+        <w:rFonts w:ascii="Symbol" w:hAnsi="Symbol" w:hint="default"/>
+      </w:rPr>
+    </w:lvl>
+    <w:lvl w:ilvl="1" w:tplc="040E0003" w:tentative="1">
+      <w:start w:val="1"/>
+      <w:numFmt w:val="bullet"/>
+      <w:lvlText w:val="o"/>
+      <w:lvlJc w:val="left"/>
+      <w:pPr>
+        <w:ind w:left="1440" w:hanging="360"/>
+      </w:pPr>
+      <w:rPr>
+        <w:rFonts w:ascii="Courier New" w:hAnsi="Courier New" w:cs="Courier New" w:hint="default"/>
+      </w:rPr>
+    </w:lvl>
+    <w:lvl w:ilvl="2" w:tplc="040E0005" w:tentative="1">
+      <w:start w:val="1"/>
+      <w:numFmt w:val="bullet"/>
+      <w:lvlText w:val=""/>
+      <w:lvlJc w:val="left"/>
+      <w:pPr>
+        <w:ind w:left="2160" w:hanging="360"/>
+      </w:pPr>
+      <w:rPr>
+        <w:rFonts w:ascii="Wingdings" w:hAnsi="Wingdings" w:hint="default"/>
+      </w:rPr>
+    </w:lvl>
+    <w:lvl w:ilvl="3" w:tplc="040E0001" w:tentative="1">
+      <w:start w:val="1"/>
+      <w:numFmt w:val="bullet"/>
+      <w:lvlText w:val=""/>
+      <w:lvlJc w:val="left"/>
+      <w:pPr>
+        <w:ind w:left="2880" w:hanging="360"/>
+      </w:pPr>
+      <w:rPr>
+        <w:rFonts w:ascii="Symbol" w:hAnsi="Symbol" w:hint="default"/>
+      </w:rPr>
+    </w:lvl>
+    <w:lvl w:ilvl="4" w:tplc="040E0003" w:tentative="1">
+      <w:start w:val="1"/>
+      <w:numFmt w:val="bullet"/>
+      <w:lvlText w:val="o"/>
+      <w:lvlJc w:val="left"/>
+      <w:pPr>
+        <w:ind w:left="3600" w:hanging="360"/>
+      </w:pPr>
+      <w:rPr>
+        <w:rFonts w:ascii="Courier New" w:hAnsi="Courier New" w:cs="Courier New" w:hint="default"/>
+      </w:rPr>
+    </w:lvl>
+    <w:lvl w:ilvl="5" w:tplc="040E0005" w:tentative="1">
+      <w:start w:val="1"/>
+      <w:numFmt w:val="bullet"/>
+      <w:lvlText w:val=""/>
+      <w:lvlJc w:val="left"/>
+      <w:pPr>
+        <w:ind w:left="4320" w:hanging="360"/>
+      </w:pPr>
+      <w:rPr>
+        <w:rFonts w:ascii="Wingdings" w:hAnsi="Wingdings" w:hint="default"/>
+      </w:rPr>
+    </w:lvl>
+    <w:lvl w:ilvl="6" w:tplc="040E0001" w:tentative="1">
+      <w:start w:val="1"/>
+      <w:numFmt w:val="bullet"/>
+      <w:lvlText w:val=""/>
+      <w:lvlJc w:val="left"/>
+      <w:pPr>
+        <w:ind w:left="5040" w:hanging="360"/>
+      </w:pPr>
+      <w:rPr>
+        <w:rFonts w:ascii="Symbol" w:hAnsi="Symbol" w:hint="default"/>
+      </w:rPr>
+    </w:lvl>
+    <w:lvl w:ilvl="7" w:tplc="040E0003" w:tentative="1">
+      <w:start w:val="1"/>
+      <w:numFmt w:val="bullet"/>
+      <w:lvlText w:val="o"/>
+      <w:lvlJc w:val="left"/>
+      <w:pPr>
+        <w:ind w:left="5760" w:hanging="360"/>
+      </w:pPr>
+      <w:rPr>
+        <w:rFonts w:ascii="Courier New" w:hAnsi="Courier New" w:cs="Courier New" w:hint="default"/>
+      </w:rPr>
+    </w:lvl>
+    <w:lvl w:ilvl="8" w:tplc="040E0005" w:tentative="1">
+      <w:start w:val="1"/>
+      <w:numFmt w:val="bullet"/>
+      <w:lvlText w:val=""/>
+      <w:lvlJc w:val="left"/>
+      <w:pPr>
+        <w:ind w:left="6480" w:hanging="360"/>
+      </w:pPr>
+      <w:rPr>
+        <w:rFonts w:ascii="Wingdings" w:hAnsi="Wingdings" w:hint="default"/>
+      </w:rPr>
+    </w:lvl>
+  </w:abstractNum>
   <w:num w:numId="1" w16cid:durableId="1988508935">
-    <w:abstractNumId w:val="20"/>
+    <w:abstractNumId w:val="21"/>
   </w:num>
   <w:num w:numId="2" w16cid:durableId="294407541">
     <w:abstractNumId w:val="11"/>
@@ -20361,7 +21942,7 @@
     <w:abstractNumId w:val="3"/>
   </w:num>
   <w:num w:numId="6" w16cid:durableId="1930384429">
-    <w:abstractNumId w:val="19"/>
+    <w:abstractNumId w:val="20"/>
   </w:num>
   <w:num w:numId="7" w16cid:durableId="1703356136">
     <w:abstractNumId w:val="10"/>
@@ -20382,13 +21963,13 @@
     <w:abstractNumId w:val="8"/>
   </w:num>
   <w:num w:numId="13" w16cid:durableId="1639218679">
-    <w:abstractNumId w:val="16"/>
+    <w:abstractNumId w:val="17"/>
   </w:num>
   <w:num w:numId="14" w16cid:durableId="484472612">
     <w:abstractNumId w:val="15"/>
   </w:num>
   <w:num w:numId="15" w16cid:durableId="400641798">
-    <w:abstractNumId w:val="18"/>
+    <w:abstractNumId w:val="19"/>
   </w:num>
   <w:num w:numId="16" w16cid:durableId="245652329">
     <w:abstractNumId w:val="1"/>
@@ -20406,7 +21987,13 @@
     <w:abstractNumId w:val="9"/>
   </w:num>
   <w:num w:numId="21" w16cid:durableId="178352036">
-    <w:abstractNumId w:val="17"/>
+    <w:abstractNumId w:val="18"/>
+  </w:num>
+  <w:num w:numId="22" w16cid:durableId="1611161195">
+    <w:abstractNumId w:val="22"/>
+  </w:num>
+  <w:num w:numId="23" w16cid:durableId="885065300">
+    <w:abstractNumId w:val="16"/>
   </w:num>
 </w:numbering>
 </file>
@@ -21015,7 +22602,6 @@
   <w:style w:type="character" w:default="1" w:styleId="Bekezdsalapbettpusa">
     <w:name w:val="Default Paragraph Font"/>
     <w:uiPriority w:val="1"/>
-    <w:semiHidden/>
     <w:unhideWhenUsed/>
   </w:style>
   <w:style w:type="table" w:default="1" w:styleId="Normltblzat">

--- a/vizsgaremek_bemutatkozás_ig.docx
+++ b/vizsgaremek_bemutatkozás_ig.docx
@@ -234,6 +234,7 @@
         </w:rPr>
         <w:t xml:space="preserve">, a </w:t>
       </w:r>
+      <w:proofErr w:type="spellStart"/>
       <w:r>
         <w:rPr>
           <w:rFonts w:ascii="Times New Roman" w:hAnsi="Times New Roman" w:cs="Times New Roman"/>
@@ -243,6 +244,7 @@
         </w:rPr>
         <w:t>SegíTech</w:t>
       </w:r>
+      <w:proofErr w:type="spellEnd"/>
       <w:r>
         <w:rPr>
           <w:rFonts w:ascii="Times New Roman" w:hAnsi="Times New Roman" w:cs="Times New Roman"/>
@@ -482,6 +484,7 @@
         </w:rPr>
         <w:t xml:space="preserve">Braun Dénes vagyok, hálózati technikus a </w:t>
       </w:r>
+      <w:proofErr w:type="spellStart"/>
       <w:r>
         <w:rPr>
           <w:rFonts w:ascii="Times New Roman" w:hAnsi="Times New Roman" w:cs="Times New Roman"/>
@@ -491,6 +494,7 @@
         </w:rPr>
         <w:t>SegíTech</w:t>
       </w:r>
+      <w:proofErr w:type="spellEnd"/>
       <w:r>
         <w:rPr>
           <w:rFonts w:ascii="Times New Roman" w:hAnsi="Times New Roman" w:cs="Times New Roman"/>
@@ -532,11 +536,19 @@
         </w:rPr>
         <w:t xml:space="preserve">Horváth Márk vagyok, </w:t>
       </w:r>
-      <w:r>
-        <w:rPr>
-          <w:rFonts w:ascii="Times New Roman" w:hAnsi="Times New Roman" w:cs="Times New Roman"/>
-        </w:rPr>
-        <w:t>DevOps szakértő</w:t>
+      <w:proofErr w:type="spellStart"/>
+      <w:r>
+        <w:rPr>
+          <w:rFonts w:ascii="Times New Roman" w:hAnsi="Times New Roman" w:cs="Times New Roman"/>
+        </w:rPr>
+        <w:t>DevOps</w:t>
+      </w:r>
+      <w:proofErr w:type="spellEnd"/>
+      <w:r>
+        <w:rPr>
+          <w:rFonts w:ascii="Times New Roman" w:hAnsi="Times New Roman" w:cs="Times New Roman"/>
+        </w:rPr>
+        <w:t xml:space="preserve"> szakértő</w:t>
       </w:r>
       <w:r>
         <w:rPr>
@@ -544,6 +556,7 @@
         </w:rPr>
         <w:t xml:space="preserve"> a </w:t>
       </w:r>
+      <w:proofErr w:type="spellStart"/>
       <w:r>
         <w:rPr>
           <w:rFonts w:ascii="Times New Roman" w:hAnsi="Times New Roman" w:cs="Times New Roman"/>
@@ -553,6 +566,7 @@
         </w:rPr>
         <w:t>SegíTech</w:t>
       </w:r>
+      <w:proofErr w:type="spellEnd"/>
       <w:r>
         <w:rPr>
           <w:rFonts w:ascii="Times New Roman" w:hAnsi="Times New Roman" w:cs="Times New Roman"/>
@@ -630,7 +644,21 @@
         <w:rPr>
           <w:rFonts w:ascii="Times New Roman" w:hAnsi="Times New Roman" w:cs="Times New Roman"/>
         </w:rPr>
-        <w:t>A nevem Tőzsér Barnabás, 19 éves fiatal pályakezdő vagyok és a Segítech csapatának büszke tagja. Középfokú tanulmányaimat a Neumann János Informatikai Technikum és Gimnáziumban végeztem, ahol megszereztem az informatikai alapokat, valamint betekintést nyertem a modern technológiák és rendszerek működésébe. Jelenleg az Óbudai Egyetemen folytatom tanulmányaimat, ahol tovább mélyítem szakmai ismereteimet és gyakorlati tudásomat.</w:t>
+        <w:t xml:space="preserve">A nevem Tőzsér Barnabás, 19 éves fiatal pályakezdő vagyok és a </w:t>
+      </w:r>
+      <w:proofErr w:type="spellStart"/>
+      <w:r>
+        <w:rPr>
+          <w:rFonts w:ascii="Times New Roman" w:hAnsi="Times New Roman" w:cs="Times New Roman"/>
+        </w:rPr>
+        <w:t>Segítech</w:t>
+      </w:r>
+      <w:proofErr w:type="spellEnd"/>
+      <w:r>
+        <w:rPr>
+          <w:rFonts w:ascii="Times New Roman" w:hAnsi="Times New Roman" w:cs="Times New Roman"/>
+        </w:rPr>
+        <w:t xml:space="preserve"> csapatának büszke tagja. Középfokú tanulmányaimat a Neumann János Informatikai Technikum és Gimnáziumban végeztem, ahol megszereztem az informatikai alapokat, valamint betekintést nyertem a modern technológiák és rendszerek működésébe. Jelenleg az Óbudai Egyetemen folytatom tanulmányaimat, ahol tovább mélyítem szakmai ismereteimet és gyakorlati tudásomat.</w:t>
       </w:r>
     </w:p>
     <w:p>
@@ -768,6 +796,7 @@
         </w:rPr>
         <w:t xml:space="preserve">a </w:t>
       </w:r>
+      <w:proofErr w:type="spellStart"/>
       <w:r>
         <w:rPr>
           <w:rFonts w:ascii="Times New Roman" w:hAnsi="Times New Roman" w:cs="Times New Roman"/>
@@ -778,6 +807,7 @@
         </w:rPr>
         <w:t>SegíTech</w:t>
       </w:r>
+      <w:proofErr w:type="spellEnd"/>
       <w:r>
         <w:rPr>
           <w:rFonts w:ascii="Times New Roman" w:hAnsi="Times New Roman" w:cs="Times New Roman"/>
@@ -1013,7 +1043,35 @@
           <w:rFonts w:ascii="Times New Roman" w:hAnsi="Times New Roman" w:cs="Times New Roman"/>
         </w:rPr>
         <w:lastRenderedPageBreak/>
-        <w:t xml:space="preserve">Itt a dolgozóknak és vezetőségnek/titkárságnak van fenntartva két külön irodai helység, amik között már arányaiban jelentős távolság van, ezért két Routert helyeztünk el és számos Switchet ezzel biztosítva az adatforgalom elosztását, sávszéleség biztosítását. Ugyanazon eszközök között UTP Straight-Through Ethernet kábelt használtunk. </w:t>
+        <w:t xml:space="preserve">Itt a dolgozóknak és vezetőségnek/titkárságnak van fenntartva két külön irodai helység, amik között már arányaiban jelentős távolság van, ezért két Routert helyeztünk el és számos </w:t>
+      </w:r>
+      <w:proofErr w:type="spellStart"/>
+      <w:r>
+        <w:rPr>
+          <w:rFonts w:ascii="Times New Roman" w:hAnsi="Times New Roman" w:cs="Times New Roman"/>
+        </w:rPr>
+        <w:t>Switchet</w:t>
+      </w:r>
+      <w:proofErr w:type="spellEnd"/>
+      <w:r>
+        <w:rPr>
+          <w:rFonts w:ascii="Times New Roman" w:hAnsi="Times New Roman" w:cs="Times New Roman"/>
+        </w:rPr>
+        <w:t xml:space="preserve"> ezzel biztosítva az adatforgalom elosztását, sávszéleség biztosítását. Ugyanazon eszközök között UTP </w:t>
+      </w:r>
+      <w:proofErr w:type="spellStart"/>
+      <w:r>
+        <w:rPr>
+          <w:rFonts w:ascii="Times New Roman" w:hAnsi="Times New Roman" w:cs="Times New Roman"/>
+        </w:rPr>
+        <w:t>Straight-Through</w:t>
+      </w:r>
+      <w:proofErr w:type="spellEnd"/>
+      <w:r>
+        <w:rPr>
+          <w:rFonts w:ascii="Times New Roman" w:hAnsi="Times New Roman" w:cs="Times New Roman"/>
+        </w:rPr>
+        <w:t xml:space="preserve"> Ethernet kábelt használtunk. </w:t>
       </w:r>
     </w:p>
     <w:p>
@@ -1029,8 +1087,17 @@
           <w:rFonts w:ascii="Times New Roman" w:hAnsi="Times New Roman" w:cs="Times New Roman"/>
           <w:highlight w:val="yellow"/>
         </w:rPr>
-        <w:t>A Budapest_technologiai_telephely</w:t>
-      </w:r>
+        <w:t xml:space="preserve">A </w:t>
+      </w:r>
+      <w:proofErr w:type="spellStart"/>
+      <w:r>
+        <w:rPr>
+          <w:rFonts w:ascii="Times New Roman" w:hAnsi="Times New Roman" w:cs="Times New Roman"/>
+          <w:highlight w:val="yellow"/>
+        </w:rPr>
+        <w:t>Budapest_technologiai_telephely</w:t>
+      </w:r>
+      <w:proofErr w:type="spellEnd"/>
       <w:r>
         <w:rPr>
           <w:rFonts w:ascii="Times New Roman" w:hAnsi="Times New Roman" w:cs="Times New Roman"/>
@@ -1086,7 +1153,21 @@
         <w:rPr>
           <w:rFonts w:ascii="Times New Roman" w:hAnsi="Times New Roman" w:cs="Times New Roman"/>
         </w:rPr>
-        <w:t xml:space="preserve"> szerver is, amik a logokért és autentikációért felelősek. Található itt még </w:t>
+        <w:t xml:space="preserve"> szerver is, amik a logokért és </w:t>
+      </w:r>
+      <w:proofErr w:type="spellStart"/>
+      <w:r>
+        <w:rPr>
+          <w:rFonts w:ascii="Times New Roman" w:hAnsi="Times New Roman" w:cs="Times New Roman"/>
+        </w:rPr>
+        <w:t>autentikációért</w:t>
+      </w:r>
+      <w:proofErr w:type="spellEnd"/>
+      <w:r>
+        <w:rPr>
+          <w:rFonts w:ascii="Times New Roman" w:hAnsi="Times New Roman" w:cs="Times New Roman"/>
+        </w:rPr>
+        <w:t xml:space="preserve"> felelősek. Található itt még </w:t>
       </w:r>
       <w:r>
         <w:rPr>
@@ -1118,7 +1199,21 @@
         <w:rPr>
           <w:rFonts w:ascii="Times New Roman" w:hAnsi="Times New Roman" w:cs="Times New Roman"/>
         </w:rPr>
-        <w:t xml:space="preserve">A különböző hálózatok közötti forgalomirányítást multiarea </w:t>
+        <w:t xml:space="preserve">A különböző hálózatok közötti forgalomirányítást </w:t>
+      </w:r>
+      <w:proofErr w:type="spellStart"/>
+      <w:r>
+        <w:rPr>
+          <w:rFonts w:ascii="Times New Roman" w:hAnsi="Times New Roman" w:cs="Times New Roman"/>
+        </w:rPr>
+        <w:t>multiarea</w:t>
+      </w:r>
+      <w:proofErr w:type="spellEnd"/>
+      <w:r>
+        <w:rPr>
+          <w:rFonts w:ascii="Times New Roman" w:hAnsi="Times New Roman" w:cs="Times New Roman"/>
+        </w:rPr>
+        <w:t xml:space="preserve"> </w:t>
       </w:r>
       <w:r>
         <w:rPr>
@@ -1247,13 +1342,97 @@
         <w:rPr>
           <w:rFonts w:ascii="Times New Roman" w:hAnsi="Times New Roman" w:cs="Times New Roman"/>
         </w:rPr>
-        <w:t xml:space="preserve"> ahol a szerverek találhatóak statikus címeket használtunk, kivéve az admin gépeknél, illetve a nyomtatóknál. Az elkülönített részen a második és harmadik rétegbeli funkciókat egy Multilayer Switch végzi</w:t>
-      </w:r>
-      <w:r>
-        <w:rPr>
-          <w:rFonts w:ascii="Times New Roman" w:hAnsi="Times New Roman" w:cs="Times New Roman"/>
-        </w:rPr>
-        <w:t xml:space="preserve">, illetve ezen a részen a nyomtatók, a szerverek és admin-ok számára is külön VLAN-okat különítettünk el. </w:t>
+        <w:t xml:space="preserve"> ahol a szerverek találhatóak statikus címeket használtunk, kivéve az </w:t>
+      </w:r>
+      <w:proofErr w:type="spellStart"/>
+      <w:r>
+        <w:rPr>
+          <w:rFonts w:ascii="Times New Roman" w:hAnsi="Times New Roman" w:cs="Times New Roman"/>
+        </w:rPr>
+        <w:t>admin</w:t>
+      </w:r>
+      <w:proofErr w:type="spellEnd"/>
+      <w:r>
+        <w:rPr>
+          <w:rFonts w:ascii="Times New Roman" w:hAnsi="Times New Roman" w:cs="Times New Roman"/>
+        </w:rPr>
+        <w:t xml:space="preserve"> gépeknél, illetve a nyomtatóknál. Az elkülönített részen a második és harmadik </w:t>
+      </w:r>
+      <w:proofErr w:type="spellStart"/>
+      <w:r>
+        <w:rPr>
+          <w:rFonts w:ascii="Times New Roman" w:hAnsi="Times New Roman" w:cs="Times New Roman"/>
+        </w:rPr>
+        <w:t>rétegbeli</w:t>
+      </w:r>
+      <w:proofErr w:type="spellEnd"/>
+      <w:r>
+        <w:rPr>
+          <w:rFonts w:ascii="Times New Roman" w:hAnsi="Times New Roman" w:cs="Times New Roman"/>
+        </w:rPr>
+        <w:t xml:space="preserve"> funkciókat egy </w:t>
+      </w:r>
+      <w:proofErr w:type="spellStart"/>
+      <w:r>
+        <w:rPr>
+          <w:rFonts w:ascii="Times New Roman" w:hAnsi="Times New Roman" w:cs="Times New Roman"/>
+        </w:rPr>
+        <w:t>Multilayer</w:t>
+      </w:r>
+      <w:proofErr w:type="spellEnd"/>
+      <w:r>
+        <w:rPr>
+          <w:rFonts w:ascii="Times New Roman" w:hAnsi="Times New Roman" w:cs="Times New Roman"/>
+        </w:rPr>
+        <w:t xml:space="preserve"> </w:t>
+      </w:r>
+      <w:proofErr w:type="spellStart"/>
+      <w:r>
+        <w:rPr>
+          <w:rFonts w:ascii="Times New Roman" w:hAnsi="Times New Roman" w:cs="Times New Roman"/>
+        </w:rPr>
+        <w:t>Switch</w:t>
+      </w:r>
+      <w:proofErr w:type="spellEnd"/>
+      <w:r>
+        <w:rPr>
+          <w:rFonts w:ascii="Times New Roman" w:hAnsi="Times New Roman" w:cs="Times New Roman"/>
+        </w:rPr>
+        <w:t xml:space="preserve"> végzi</w:t>
+      </w:r>
+      <w:r>
+        <w:rPr>
+          <w:rFonts w:ascii="Times New Roman" w:hAnsi="Times New Roman" w:cs="Times New Roman"/>
+        </w:rPr>
+        <w:t xml:space="preserve">, illetve ezen a részen a nyomtatók, a szerverek és </w:t>
+      </w:r>
+      <w:proofErr w:type="spellStart"/>
+      <w:r>
+        <w:rPr>
+          <w:rFonts w:ascii="Times New Roman" w:hAnsi="Times New Roman" w:cs="Times New Roman"/>
+        </w:rPr>
+        <w:t>admin</w:t>
+      </w:r>
+      <w:proofErr w:type="spellEnd"/>
+      <w:r>
+        <w:rPr>
+          <w:rFonts w:ascii="Times New Roman" w:hAnsi="Times New Roman" w:cs="Times New Roman"/>
+        </w:rPr>
+        <w:t>-ok számára is külön VLAN-</w:t>
+      </w:r>
+      <w:proofErr w:type="spellStart"/>
+      <w:r>
+        <w:rPr>
+          <w:rFonts w:ascii="Times New Roman" w:hAnsi="Times New Roman" w:cs="Times New Roman"/>
+        </w:rPr>
+        <w:t>okat</w:t>
+      </w:r>
+      <w:proofErr w:type="spellEnd"/>
+      <w:r>
+        <w:rPr>
+          <w:rFonts w:ascii="Times New Roman" w:hAnsi="Times New Roman" w:cs="Times New Roman"/>
+        </w:rPr>
+        <w:t xml:space="preserve"> különítettünk el. </w:t>
       </w:r>
     </w:p>
     <w:p>
@@ -1426,7 +1605,25 @@
           <w:b/>
           <w:bCs/>
         </w:rPr>
-        <w:t xml:space="preserve">Akkor most vizsgáljuk meg a telephelyen elkülönölő részeket: </w:t>
+        <w:t xml:space="preserve">Akkor most vizsgáljuk meg a telephelyen </w:t>
+      </w:r>
+      <w:proofErr w:type="spellStart"/>
+      <w:r>
+        <w:rPr>
+          <w:rFonts w:ascii="Times New Roman" w:hAnsi="Times New Roman" w:cs="Times New Roman"/>
+          <w:b/>
+          <w:bCs/>
+        </w:rPr>
+        <w:t>elkülönölő</w:t>
+      </w:r>
+      <w:proofErr w:type="spellEnd"/>
+      <w:r>
+        <w:rPr>
+          <w:rFonts w:ascii="Times New Roman" w:hAnsi="Times New Roman" w:cs="Times New Roman"/>
+          <w:b/>
+          <w:bCs/>
+        </w:rPr>
+        <w:t xml:space="preserve"> részeket: </w:t>
       </w:r>
     </w:p>
     <w:p>
@@ -1517,6 +1714,7 @@
         </w:rPr>
         <w:t xml:space="preserve">A kapcsolók között </w:t>
       </w:r>
+      <w:proofErr w:type="spellStart"/>
       <w:r>
         <w:rPr>
           <w:rFonts w:ascii="Times New Roman" w:hAnsi="Times New Roman" w:cs="Times New Roman"/>
@@ -1524,7 +1722,57 @@
           <w:sz w:val="28"/>
           <w:szCs w:val="28"/>
         </w:rPr>
-        <w:t xml:space="preserve">Spanning Tree Protocol </w:t>
+        <w:t>Spanning</w:t>
+      </w:r>
+      <w:proofErr w:type="spellEnd"/>
+      <w:r>
+        <w:rPr>
+          <w:rFonts w:ascii="Times New Roman" w:hAnsi="Times New Roman" w:cs="Times New Roman"/>
+          <w:color w:val="C00000"/>
+          <w:sz w:val="28"/>
+          <w:szCs w:val="28"/>
+        </w:rPr>
+        <w:t xml:space="preserve"> </w:t>
+      </w:r>
+      <w:proofErr w:type="spellStart"/>
+      <w:r>
+        <w:rPr>
+          <w:rFonts w:ascii="Times New Roman" w:hAnsi="Times New Roman" w:cs="Times New Roman"/>
+          <w:color w:val="C00000"/>
+          <w:sz w:val="28"/>
+          <w:szCs w:val="28"/>
+        </w:rPr>
+        <w:t>Tree</w:t>
+      </w:r>
+      <w:proofErr w:type="spellEnd"/>
+      <w:r>
+        <w:rPr>
+          <w:rFonts w:ascii="Times New Roman" w:hAnsi="Times New Roman" w:cs="Times New Roman"/>
+          <w:color w:val="C00000"/>
+          <w:sz w:val="28"/>
+          <w:szCs w:val="28"/>
+        </w:rPr>
+        <w:t xml:space="preserve"> </w:t>
+      </w:r>
+      <w:proofErr w:type="spellStart"/>
+      <w:r>
+        <w:rPr>
+          <w:rFonts w:ascii="Times New Roman" w:hAnsi="Times New Roman" w:cs="Times New Roman"/>
+          <w:color w:val="C00000"/>
+          <w:sz w:val="28"/>
+          <w:szCs w:val="28"/>
+        </w:rPr>
+        <w:t>Protocol</w:t>
+      </w:r>
+      <w:proofErr w:type="spellEnd"/>
+      <w:r>
+        <w:rPr>
+          <w:rFonts w:ascii="Times New Roman" w:hAnsi="Times New Roman" w:cs="Times New Roman"/>
+          <w:color w:val="C00000"/>
+          <w:sz w:val="28"/>
+          <w:szCs w:val="28"/>
+        </w:rPr>
+        <w:t xml:space="preserve"> </w:t>
       </w:r>
       <w:r>
         <w:rPr>
@@ -1548,7 +1796,21 @@
         <w:rPr>
           <w:rFonts w:ascii="Times New Roman" w:hAnsi="Times New Roman" w:cs="Times New Roman"/>
         </w:rPr>
-        <w:t>A LAN hálózatokban gyakran alkalmaznak többszörös (redundáns) kapcsolatokat a kapcsolók (switch-ek) között, hogy növeljék a megbízhatóságot. Ezek a redundáns utak azonban hurkokat hozhatnak létre, amelyek</w:t>
+        <w:t>A LAN hálózatokban gyakran alkalmaznak többszörös (redundáns) kapcsolatokat a kapcsolók (</w:t>
+      </w:r>
+      <w:proofErr w:type="spellStart"/>
+      <w:r>
+        <w:rPr>
+          <w:rFonts w:ascii="Times New Roman" w:hAnsi="Times New Roman" w:cs="Times New Roman"/>
+        </w:rPr>
+        <w:t>switch</w:t>
+      </w:r>
+      <w:proofErr w:type="spellEnd"/>
+      <w:r>
+        <w:rPr>
+          <w:rFonts w:ascii="Times New Roman" w:hAnsi="Times New Roman" w:cs="Times New Roman"/>
+        </w:rPr>
+        <w:t>-ek) között, hogy növeljék a megbízhatóságot. Ezek a redundáns utak azonban hurkokat hozhatnak létre, amelyek</w:t>
       </w:r>
       <w:r>
         <w:rPr>
@@ -1556,13 +1818,41 @@
         </w:rPr>
         <w:t xml:space="preserve"> </w:t>
       </w:r>
-      <w:r>
-        <w:rPr>
-          <w:rFonts w:ascii="Times New Roman" w:hAnsi="Times New Roman" w:cs="Times New Roman"/>
-          <w:b/>
-          <w:bCs/>
-        </w:rPr>
-        <w:t>Broadcast storm-ot</w:t>
+      <w:proofErr w:type="spellStart"/>
+      <w:r>
+        <w:rPr>
+          <w:rFonts w:ascii="Times New Roman" w:hAnsi="Times New Roman" w:cs="Times New Roman"/>
+          <w:b/>
+          <w:bCs/>
+        </w:rPr>
+        <w:t>Broadcast</w:t>
+      </w:r>
+      <w:proofErr w:type="spellEnd"/>
+      <w:r>
+        <w:rPr>
+          <w:rFonts w:ascii="Times New Roman" w:hAnsi="Times New Roman" w:cs="Times New Roman"/>
+          <w:b/>
+          <w:bCs/>
+        </w:rPr>
+        <w:t xml:space="preserve"> </w:t>
+      </w:r>
+      <w:proofErr w:type="spellStart"/>
+      <w:r>
+        <w:rPr>
+          <w:rFonts w:ascii="Times New Roman" w:hAnsi="Times New Roman" w:cs="Times New Roman"/>
+          <w:b/>
+          <w:bCs/>
+        </w:rPr>
+        <w:t>storm</w:t>
+      </w:r>
+      <w:proofErr w:type="spellEnd"/>
+      <w:r>
+        <w:rPr>
+          <w:rFonts w:ascii="Times New Roman" w:hAnsi="Times New Roman" w:cs="Times New Roman"/>
+          <w:b/>
+          <w:bCs/>
+        </w:rPr>
+        <w:t>-ot</w:t>
       </w:r>
       <w:r>
         <w:rPr>
@@ -1626,13 +1916,41 @@
         </w:rPr>
         <w:t>Logikai fát (</w:t>
       </w:r>
+      <w:proofErr w:type="spellStart"/>
       <w:r>
         <w:rPr>
           <w:rFonts w:ascii="Times New Roman" w:hAnsi="Times New Roman" w:cs="Times New Roman"/>
           <w:i/>
           <w:iCs/>
         </w:rPr>
-        <w:t>spanning tree-t</w:t>
+        <w:t>spanning</w:t>
+      </w:r>
+      <w:proofErr w:type="spellEnd"/>
+      <w:r>
+        <w:rPr>
+          <w:rFonts w:ascii="Times New Roman" w:hAnsi="Times New Roman" w:cs="Times New Roman"/>
+          <w:i/>
+          <w:iCs/>
+        </w:rPr>
+        <w:t xml:space="preserve"> </w:t>
+      </w:r>
+      <w:proofErr w:type="spellStart"/>
+      <w:r>
+        <w:rPr>
+          <w:rFonts w:ascii="Times New Roman" w:hAnsi="Times New Roman" w:cs="Times New Roman"/>
+          <w:i/>
+          <w:iCs/>
+        </w:rPr>
+        <w:t>tree</w:t>
+      </w:r>
+      <w:proofErr w:type="spellEnd"/>
+      <w:r>
+        <w:rPr>
+          <w:rFonts w:ascii="Times New Roman" w:hAnsi="Times New Roman" w:cs="Times New Roman"/>
+          <w:i/>
+          <w:iCs/>
+        </w:rPr>
+        <w:t>-t</w:t>
       </w:r>
       <w:r>
         <w:rPr>
@@ -1684,14 +2002,46 @@
           <w:rFonts w:ascii="Times New Roman" w:hAnsi="Times New Roman" w:cs="Times New Roman"/>
           <w:color w:val="C00000"/>
         </w:rPr>
-        <w:t xml:space="preserve">Működése a telekom hálózatában: </w:t>
-      </w:r>
-      <w:r>
-        <w:rPr>
-          <w:rFonts w:ascii="Times New Roman" w:hAnsi="Times New Roman" w:cs="Times New Roman"/>
-          <w:color w:val="000000" w:themeColor="text1"/>
-        </w:rPr>
-        <w:t>A budapesti központi switch (SW_BP</w:t>
+        <w:t xml:space="preserve">Működése a </w:t>
+      </w:r>
+      <w:proofErr w:type="spellStart"/>
+      <w:r>
+        <w:rPr>
+          <w:rFonts w:ascii="Times New Roman" w:hAnsi="Times New Roman" w:cs="Times New Roman"/>
+          <w:color w:val="C00000"/>
+        </w:rPr>
+        <w:t>telekom</w:t>
+      </w:r>
+      <w:proofErr w:type="spellEnd"/>
+      <w:r>
+        <w:rPr>
+          <w:rFonts w:ascii="Times New Roman" w:hAnsi="Times New Roman" w:cs="Times New Roman"/>
+          <w:color w:val="C00000"/>
+        </w:rPr>
+        <w:t xml:space="preserve"> hálózatában: </w:t>
+      </w:r>
+      <w:r>
+        <w:rPr>
+          <w:rFonts w:ascii="Times New Roman" w:hAnsi="Times New Roman" w:cs="Times New Roman"/>
+          <w:color w:val="000000" w:themeColor="text1"/>
+        </w:rPr>
+        <w:t xml:space="preserve">A budapesti központi </w:t>
+      </w:r>
+      <w:proofErr w:type="spellStart"/>
+      <w:r>
+        <w:rPr>
+          <w:rFonts w:ascii="Times New Roman" w:hAnsi="Times New Roman" w:cs="Times New Roman"/>
+          <w:color w:val="000000" w:themeColor="text1"/>
+        </w:rPr>
+        <w:t>switch</w:t>
+      </w:r>
+      <w:proofErr w:type="spellEnd"/>
+      <w:r>
+        <w:rPr>
+          <w:rFonts w:ascii="Times New Roman" w:hAnsi="Times New Roman" w:cs="Times New Roman"/>
+          <w:color w:val="000000" w:themeColor="text1"/>
+        </w:rPr>
+        <w:t xml:space="preserve"> (SW_BP</w:t>
       </w:r>
       <w:r>
         <w:rPr>
@@ -1705,7 +2055,71 @@
           <w:rFonts w:ascii="Times New Roman" w:hAnsi="Times New Roman" w:cs="Times New Roman"/>
           <w:color w:val="000000" w:themeColor="text1"/>
         </w:rPr>
-        <w:t xml:space="preserve">) root bridge-ként van beállítva minden VLAN-ra (priority 0), így az STP topológia stabil és kiszámítható. A SW_BP2 és SW_BP3 közötti redundáns linket STP blokkolja, amíg szükség nem lesz rá — ez a </w:t>
+        <w:t xml:space="preserve">) </w:t>
+      </w:r>
+      <w:proofErr w:type="spellStart"/>
+      <w:r>
+        <w:rPr>
+          <w:rFonts w:ascii="Times New Roman" w:hAnsi="Times New Roman" w:cs="Times New Roman"/>
+          <w:color w:val="000000" w:themeColor="text1"/>
+        </w:rPr>
+        <w:t>root</w:t>
+      </w:r>
+      <w:proofErr w:type="spellEnd"/>
+      <w:r>
+        <w:rPr>
+          <w:rFonts w:ascii="Times New Roman" w:hAnsi="Times New Roman" w:cs="Times New Roman"/>
+          <w:color w:val="000000" w:themeColor="text1"/>
+        </w:rPr>
+        <w:t xml:space="preserve"> </w:t>
+      </w:r>
+      <w:proofErr w:type="spellStart"/>
+      <w:r>
+        <w:rPr>
+          <w:rFonts w:ascii="Times New Roman" w:hAnsi="Times New Roman" w:cs="Times New Roman"/>
+          <w:color w:val="000000" w:themeColor="text1"/>
+        </w:rPr>
+        <w:t>bridge</w:t>
+      </w:r>
+      <w:proofErr w:type="spellEnd"/>
+      <w:r>
+        <w:rPr>
+          <w:rFonts w:ascii="Times New Roman" w:hAnsi="Times New Roman" w:cs="Times New Roman"/>
+          <w:color w:val="000000" w:themeColor="text1"/>
+        </w:rPr>
+        <w:t>-ként van beállítva minden VLAN-</w:t>
+      </w:r>
+      <w:proofErr w:type="spellStart"/>
+      <w:r>
+        <w:rPr>
+          <w:rFonts w:ascii="Times New Roman" w:hAnsi="Times New Roman" w:cs="Times New Roman"/>
+          <w:color w:val="000000" w:themeColor="text1"/>
+        </w:rPr>
+        <w:t>ra</w:t>
+      </w:r>
+      <w:proofErr w:type="spellEnd"/>
+      <w:r>
+        <w:rPr>
+          <w:rFonts w:ascii="Times New Roman" w:hAnsi="Times New Roman" w:cs="Times New Roman"/>
+          <w:color w:val="000000" w:themeColor="text1"/>
+        </w:rPr>
+        <w:t xml:space="preserve"> (</w:t>
+      </w:r>
+      <w:proofErr w:type="spellStart"/>
+      <w:r>
+        <w:rPr>
+          <w:rFonts w:ascii="Times New Roman" w:hAnsi="Times New Roman" w:cs="Times New Roman"/>
+          <w:color w:val="000000" w:themeColor="text1"/>
+        </w:rPr>
+        <w:t>priority</w:t>
+      </w:r>
+      <w:proofErr w:type="spellEnd"/>
+      <w:r>
+        <w:rPr>
+          <w:rFonts w:ascii="Times New Roman" w:hAnsi="Times New Roman" w:cs="Times New Roman"/>
+          <w:color w:val="000000" w:themeColor="text1"/>
+        </w:rPr>
+        <w:t xml:space="preserve"> 0), így az STP topológia stabil és kiszámítható. A SW_BP2 és SW_BP3 közötti redundáns linket STP blokkolja, amíg szükség nem lesz rá — ez a </w:t>
       </w:r>
       <w:r>
         <w:rPr>
@@ -1791,6 +2205,7 @@
           <w:color w:val="A02B93" w:themeColor="accent5"/>
         </w:rPr>
       </w:pPr>
+      <w:proofErr w:type="spellStart"/>
       <w:r>
         <w:rPr>
           <w:rFonts w:ascii="Times New Roman" w:hAnsi="Times New Roman" w:cs="Times New Roman"/>
@@ -1798,6 +2213,7 @@
         </w:rPr>
         <w:t>EtherChannel</w:t>
       </w:r>
+      <w:proofErr w:type="spellEnd"/>
     </w:p>
     <w:p>
       <w:pPr>
@@ -1815,7 +2231,23 @@
           <w:rFonts w:ascii="Times New Roman" w:hAnsi="Times New Roman" w:cs="Times New Roman"/>
           <w:color w:val="000000" w:themeColor="text1"/>
         </w:rPr>
-        <w:t>A Telekom.hu projektben több switch között nagy sávszélességű, redundáns kapcsolat szükséges</w:t>
+        <w:t xml:space="preserve">A Telekom.hu projektben több </w:t>
+      </w:r>
+      <w:proofErr w:type="spellStart"/>
+      <w:r>
+        <w:rPr>
+          <w:rFonts w:ascii="Times New Roman" w:hAnsi="Times New Roman" w:cs="Times New Roman"/>
+          <w:color w:val="000000" w:themeColor="text1"/>
+        </w:rPr>
+        <w:t>switch</w:t>
+      </w:r>
+      <w:proofErr w:type="spellEnd"/>
+      <w:r>
+        <w:rPr>
+          <w:rFonts w:ascii="Times New Roman" w:hAnsi="Times New Roman" w:cs="Times New Roman"/>
+          <w:color w:val="000000" w:themeColor="text1"/>
+        </w:rPr>
+        <w:t xml:space="preserve"> között nagy sávszélességű, redundáns kapcsolat szükséges</w:t>
       </w:r>
       <w:r>
         <w:rPr>
@@ -1854,27 +2286,68 @@
         </w:rPr>
         <w:t xml:space="preserve">. Az </w:t>
       </w:r>
+      <w:proofErr w:type="spellStart"/>
       <w:r>
         <w:rPr>
           <w:rFonts w:ascii="Times New Roman" w:hAnsi="Times New Roman" w:cs="Times New Roman"/>
           <w:color w:val="C00000"/>
         </w:rPr>
-        <w:t>EtherChannel (LACP)</w:t>
-      </w:r>
-      <w:r>
-        <w:rPr>
-          <w:rFonts w:ascii="Times New Roman" w:hAnsi="Times New Roman" w:cs="Times New Roman"/>
-          <w:color w:val="000000" w:themeColor="text1"/>
-        </w:rPr>
-        <w:t>, ami egy szabváyok cisco protokoll</w:t>
-      </w:r>
+        <w:t>EtherChannel</w:t>
+      </w:r>
+      <w:proofErr w:type="spellEnd"/>
       <w:r>
         <w:rPr>
           <w:rFonts w:ascii="Times New Roman" w:hAnsi="Times New Roman" w:cs="Times New Roman"/>
           <w:color w:val="C00000"/>
         </w:rPr>
+        <w:t xml:space="preserve"> (LACP)</w:t>
+      </w:r>
+      <w:r>
+        <w:rPr>
+          <w:rFonts w:ascii="Times New Roman" w:hAnsi="Times New Roman" w:cs="Times New Roman"/>
+          <w:color w:val="000000" w:themeColor="text1"/>
+        </w:rPr>
+        <w:t xml:space="preserve">, ami egy </w:t>
+      </w:r>
+      <w:proofErr w:type="spellStart"/>
+      <w:r>
+        <w:rPr>
+          <w:rFonts w:ascii="Times New Roman" w:hAnsi="Times New Roman" w:cs="Times New Roman"/>
+          <w:color w:val="000000" w:themeColor="text1"/>
+        </w:rPr>
+        <w:t>szabváyok</w:t>
+      </w:r>
+      <w:proofErr w:type="spellEnd"/>
+      <w:r>
+        <w:rPr>
+          <w:rFonts w:ascii="Times New Roman" w:hAnsi="Times New Roman" w:cs="Times New Roman"/>
+          <w:color w:val="000000" w:themeColor="text1"/>
+        </w:rPr>
         <w:t xml:space="preserve"> </w:t>
       </w:r>
+      <w:proofErr w:type="spellStart"/>
+      <w:r>
+        <w:rPr>
+          <w:rFonts w:ascii="Times New Roman" w:hAnsi="Times New Roman" w:cs="Times New Roman"/>
+          <w:color w:val="000000" w:themeColor="text1"/>
+        </w:rPr>
+        <w:t>cisco</w:t>
+      </w:r>
+      <w:proofErr w:type="spellEnd"/>
+      <w:r>
+        <w:rPr>
+          <w:rFonts w:ascii="Times New Roman" w:hAnsi="Times New Roman" w:cs="Times New Roman"/>
+          <w:color w:val="000000" w:themeColor="text1"/>
+        </w:rPr>
+        <w:t xml:space="preserve"> protokoll</w:t>
+      </w:r>
+      <w:r>
+        <w:rPr>
+          <w:rFonts w:ascii="Times New Roman" w:hAnsi="Times New Roman" w:cs="Times New Roman"/>
+          <w:color w:val="C00000"/>
+        </w:rPr>
+        <w:t xml:space="preserve"> </w:t>
+      </w:r>
       <w:r>
         <w:rPr>
           <w:rFonts w:ascii="Times New Roman" w:hAnsi="Times New Roman" w:cs="Times New Roman"/>
@@ -1889,7 +2362,27 @@
           <w:bCs/>
           <w:color w:val="000000" w:themeColor="text1"/>
         </w:rPr>
-        <w:t>több fizikai portot egy logikai csatornába vonjunk össze</w:t>
+        <w:t xml:space="preserve">több fizikai </w:t>
+      </w:r>
+      <w:proofErr w:type="spellStart"/>
+      <w:r>
+        <w:rPr>
+          <w:rFonts w:ascii="Times New Roman" w:hAnsi="Times New Roman" w:cs="Times New Roman"/>
+          <w:b/>
+          <w:bCs/>
+          <w:color w:val="000000" w:themeColor="text1"/>
+        </w:rPr>
+        <w:t>portot</w:t>
+      </w:r>
+      <w:proofErr w:type="spellEnd"/>
+      <w:r>
+        <w:rPr>
+          <w:rFonts w:ascii="Times New Roman" w:hAnsi="Times New Roman" w:cs="Times New Roman"/>
+          <w:b/>
+          <w:bCs/>
+          <w:color w:val="000000" w:themeColor="text1"/>
+        </w:rPr>
+        <w:t xml:space="preserve"> egy logikai csatornába vonjunk össze</w:t>
       </w:r>
       <w:r>
         <w:rPr>
@@ -2008,7 +2501,23 @@
           <w:rFonts w:ascii="Times New Roman" w:hAnsi="Times New Roman" w:cs="Times New Roman"/>
           <w:color w:val="000000" w:themeColor="text1"/>
         </w:rPr>
-        <w:t xml:space="preserve">Az STP egyetlen logikai interfészként kezeli ergo kevesebb blocking, gyorsabb konvergencia. </w:t>
+        <w:t xml:space="preserve">Az STP egyetlen logikai interfészként kezeli ergo kevesebb </w:t>
+      </w:r>
+      <w:proofErr w:type="spellStart"/>
+      <w:r>
+        <w:rPr>
+          <w:rFonts w:ascii="Times New Roman" w:hAnsi="Times New Roman" w:cs="Times New Roman"/>
+          <w:color w:val="000000" w:themeColor="text1"/>
+        </w:rPr>
+        <w:t>blocking</w:t>
+      </w:r>
+      <w:proofErr w:type="spellEnd"/>
+      <w:r>
+        <w:rPr>
+          <w:rFonts w:ascii="Times New Roman" w:hAnsi="Times New Roman" w:cs="Times New Roman"/>
+          <w:color w:val="000000" w:themeColor="text1"/>
+        </w:rPr>
+        <w:t xml:space="preserve">, gyorsabb konvergencia. </w:t>
       </w:r>
     </w:p>
     <w:p>
@@ -2025,14 +2534,45 @@
           <w:color w:val="000000" w:themeColor="text1"/>
         </w:rPr>
       </w:pPr>
-      <w:r>
-        <w:rPr>
-          <w:rFonts w:ascii="Times New Roman" w:hAnsi="Times New Roman" w:cs="Times New Roman"/>
-          <w:b/>
-          <w:bCs/>
-          <w:color w:val="000000" w:themeColor="text1"/>
-        </w:rPr>
-        <w:t xml:space="preserve">Load balancing: </w:t>
+      <w:proofErr w:type="spellStart"/>
+      <w:r>
+        <w:rPr>
+          <w:rFonts w:ascii="Times New Roman" w:hAnsi="Times New Roman" w:cs="Times New Roman"/>
+          <w:b/>
+          <w:bCs/>
+          <w:color w:val="000000" w:themeColor="text1"/>
+        </w:rPr>
+        <w:t>Load</w:t>
+      </w:r>
+      <w:proofErr w:type="spellEnd"/>
+      <w:r>
+        <w:rPr>
+          <w:rFonts w:ascii="Times New Roman" w:hAnsi="Times New Roman" w:cs="Times New Roman"/>
+          <w:b/>
+          <w:bCs/>
+          <w:color w:val="000000" w:themeColor="text1"/>
+        </w:rPr>
+        <w:t xml:space="preserve"> </w:t>
+      </w:r>
+      <w:proofErr w:type="spellStart"/>
+      <w:r>
+        <w:rPr>
+          <w:rFonts w:ascii="Times New Roman" w:hAnsi="Times New Roman" w:cs="Times New Roman"/>
+          <w:b/>
+          <w:bCs/>
+          <w:color w:val="000000" w:themeColor="text1"/>
+        </w:rPr>
+        <w:t>balancing</w:t>
+      </w:r>
+      <w:proofErr w:type="spellEnd"/>
+      <w:r>
+        <w:rPr>
+          <w:rFonts w:ascii="Times New Roman" w:hAnsi="Times New Roman" w:cs="Times New Roman"/>
+          <w:b/>
+          <w:bCs/>
+          <w:color w:val="000000" w:themeColor="text1"/>
+        </w:rPr>
+        <w:t xml:space="preserve">: </w:t>
       </w:r>
       <w:r>
         <w:rPr>
@@ -2126,14 +2666,62 @@
           <w:rFonts w:ascii="Times New Roman" w:hAnsi="Times New Roman" w:cs="Times New Roman"/>
           <w:color w:val="C00000"/>
         </w:rPr>
-        <w:t xml:space="preserve">Működése a telekom hálózatában: </w:t>
-      </w:r>
-      <w:r>
-        <w:rPr>
-          <w:rFonts w:ascii="Times New Roman" w:hAnsi="Times New Roman" w:cs="Times New Roman"/>
-          <w:color w:val="000000" w:themeColor="text1"/>
-        </w:rPr>
-        <w:t xml:space="preserve">Öt darab Port-channelt hoztunk létre, az egyik vége mindig Active, vagyis </w:t>
+        <w:t xml:space="preserve">Működése a </w:t>
+      </w:r>
+      <w:proofErr w:type="spellStart"/>
+      <w:r>
+        <w:rPr>
+          <w:rFonts w:ascii="Times New Roman" w:hAnsi="Times New Roman" w:cs="Times New Roman"/>
+          <w:color w:val="C00000"/>
+        </w:rPr>
+        <w:t>telekom</w:t>
+      </w:r>
+      <w:proofErr w:type="spellEnd"/>
+      <w:r>
+        <w:rPr>
+          <w:rFonts w:ascii="Times New Roman" w:hAnsi="Times New Roman" w:cs="Times New Roman"/>
+          <w:color w:val="C00000"/>
+        </w:rPr>
+        <w:t xml:space="preserve"> hálózatában: </w:t>
+      </w:r>
+      <w:r>
+        <w:rPr>
+          <w:rFonts w:ascii="Times New Roman" w:hAnsi="Times New Roman" w:cs="Times New Roman"/>
+          <w:color w:val="000000" w:themeColor="text1"/>
+        </w:rPr>
+        <w:t>Öt darab Port-</w:t>
+      </w:r>
+      <w:proofErr w:type="spellStart"/>
+      <w:r>
+        <w:rPr>
+          <w:rFonts w:ascii="Times New Roman" w:hAnsi="Times New Roman" w:cs="Times New Roman"/>
+          <w:color w:val="000000" w:themeColor="text1"/>
+        </w:rPr>
+        <w:t>channelt</w:t>
+      </w:r>
+      <w:proofErr w:type="spellEnd"/>
+      <w:r>
+        <w:rPr>
+          <w:rFonts w:ascii="Times New Roman" w:hAnsi="Times New Roman" w:cs="Times New Roman"/>
+          <w:color w:val="000000" w:themeColor="text1"/>
+        </w:rPr>
+        <w:t xml:space="preserve"> hoztunk létre, az egyik vége mindig </w:t>
+      </w:r>
+      <w:proofErr w:type="spellStart"/>
+      <w:r>
+        <w:rPr>
+          <w:rFonts w:ascii="Times New Roman" w:hAnsi="Times New Roman" w:cs="Times New Roman"/>
+          <w:color w:val="000000" w:themeColor="text1"/>
+        </w:rPr>
+        <w:t>Active</w:t>
+      </w:r>
+      <w:proofErr w:type="spellEnd"/>
+      <w:r>
+        <w:rPr>
+          <w:rFonts w:ascii="Times New Roman" w:hAnsi="Times New Roman" w:cs="Times New Roman"/>
+          <w:color w:val="000000" w:themeColor="text1"/>
+        </w:rPr>
+        <w:t xml:space="preserve">, vagyis </w:t>
       </w:r>
       <w:r>
         <w:rPr>
@@ -2149,7 +2737,23 @@
           <w:rFonts w:ascii="Times New Roman" w:hAnsi="Times New Roman" w:cs="Times New Roman"/>
           <w:color w:val="000000" w:themeColor="text1"/>
         </w:rPr>
-        <w:t>, míg a másik a Passive csak válaszol a kezdeményezésre.</w:t>
+        <w:t xml:space="preserve">, míg a másik a </w:t>
+      </w:r>
+      <w:proofErr w:type="spellStart"/>
+      <w:r>
+        <w:rPr>
+          <w:rFonts w:ascii="Times New Roman" w:hAnsi="Times New Roman" w:cs="Times New Roman"/>
+          <w:color w:val="000000" w:themeColor="text1"/>
+        </w:rPr>
+        <w:t>Passive</w:t>
+      </w:r>
+      <w:proofErr w:type="spellEnd"/>
+      <w:r>
+        <w:rPr>
+          <w:rFonts w:ascii="Times New Roman" w:hAnsi="Times New Roman" w:cs="Times New Roman"/>
+          <w:color w:val="000000" w:themeColor="text1"/>
+        </w:rPr>
+        <w:t xml:space="preserve"> csak válaszol a kezdeményezésre.</w:t>
       </w:r>
     </w:p>
     <w:p>
@@ -2491,12 +3095,37 @@
         </w:rPr>
         <w:t xml:space="preserve"> Létre lett hozva egy VLAN110_POOL, egy VLAN120_POOL és egy VLAN130POOL. A DNS szerver mindegyiknek ugyanaz, a </w:t>
       </w:r>
+      <w:proofErr w:type="spellStart"/>
       <w:r>
         <w:rPr>
           <w:rFonts w:ascii="Times New Roman" w:hAnsi="Times New Roman" w:cs="Times New Roman"/>
           <w:color w:val="C00000"/>
         </w:rPr>
-        <w:t>telekom workforce oldala</w:t>
+        <w:t>telekom</w:t>
+      </w:r>
+      <w:proofErr w:type="spellEnd"/>
+      <w:r>
+        <w:rPr>
+          <w:rFonts w:ascii="Times New Roman" w:hAnsi="Times New Roman" w:cs="Times New Roman"/>
+          <w:color w:val="C00000"/>
+        </w:rPr>
+        <w:t xml:space="preserve"> </w:t>
+      </w:r>
+      <w:proofErr w:type="spellStart"/>
+      <w:r>
+        <w:rPr>
+          <w:rFonts w:ascii="Times New Roman" w:hAnsi="Times New Roman" w:cs="Times New Roman"/>
+          <w:color w:val="C00000"/>
+        </w:rPr>
+        <w:t>workforce</w:t>
+      </w:r>
+      <w:proofErr w:type="spellEnd"/>
+      <w:r>
+        <w:rPr>
+          <w:rFonts w:ascii="Times New Roman" w:hAnsi="Times New Roman" w:cs="Times New Roman"/>
+          <w:color w:val="C00000"/>
+        </w:rPr>
+        <w:t xml:space="preserve"> oldala</w:t>
       </w:r>
       <w:r>
         <w:rPr>
@@ -2530,13 +3159,47 @@
         </w:rPr>
         <w:t xml:space="preserve">hangolására lett felkonfigurálva a kapcsolók közötti portokon </w:t>
       </w:r>
+      <w:proofErr w:type="spellStart"/>
       <w:r>
         <w:rPr>
           <w:rFonts w:ascii="Times New Roman" w:hAnsi="Times New Roman" w:cs="Times New Roman"/>
           <w:color w:val="C00000"/>
         </w:rPr>
-        <w:t>trunk és native vlan</w:t>
-      </w:r>
+        <w:t>trunk</w:t>
+      </w:r>
+      <w:proofErr w:type="spellEnd"/>
+      <w:r>
+        <w:rPr>
+          <w:rFonts w:ascii="Times New Roman" w:hAnsi="Times New Roman" w:cs="Times New Roman"/>
+          <w:color w:val="C00000"/>
+        </w:rPr>
+        <w:t xml:space="preserve"> és </w:t>
+      </w:r>
+      <w:proofErr w:type="spellStart"/>
+      <w:r>
+        <w:rPr>
+          <w:rFonts w:ascii="Times New Roman" w:hAnsi="Times New Roman" w:cs="Times New Roman"/>
+          <w:color w:val="C00000"/>
+        </w:rPr>
+        <w:t>native</w:t>
+      </w:r>
+      <w:proofErr w:type="spellEnd"/>
+      <w:r>
+        <w:rPr>
+          <w:rFonts w:ascii="Times New Roman" w:hAnsi="Times New Roman" w:cs="Times New Roman"/>
+          <w:color w:val="C00000"/>
+        </w:rPr>
+        <w:t xml:space="preserve"> </w:t>
+      </w:r>
+      <w:proofErr w:type="spellStart"/>
+      <w:r>
+        <w:rPr>
+          <w:rFonts w:ascii="Times New Roman" w:hAnsi="Times New Roman" w:cs="Times New Roman"/>
+          <w:color w:val="C00000"/>
+        </w:rPr>
+        <w:t>vlan</w:t>
+      </w:r>
+      <w:proofErr w:type="spellEnd"/>
       <w:r>
         <w:rPr>
           <w:rFonts w:ascii="Times New Roman" w:hAnsi="Times New Roman" w:cs="Times New Roman"/>
@@ -2549,6 +3212,7 @@
         </w:rPr>
         <w:t xml:space="preserve">A </w:t>
       </w:r>
+      <w:proofErr w:type="spellStart"/>
       <w:r>
         <w:rPr>
           <w:rFonts w:ascii="Times New Roman" w:hAnsi="Times New Roman" w:cs="Times New Roman"/>
@@ -2556,116 +3220,9 @@
           <w:sz w:val="28"/>
           <w:szCs w:val="28"/>
         </w:rPr>
-        <w:t>trunk kapcsolat</w:t>
-      </w:r>
-      <w:r>
-        <w:rPr>
-          <w:rFonts w:ascii="Times New Roman" w:hAnsi="Times New Roman" w:cs="Times New Roman"/>
-          <w:sz w:val="28"/>
-          <w:szCs w:val="28"/>
-        </w:rPr>
-        <w:t xml:space="preserve"> </w:t>
-      </w:r>
-      <w:r>
-        <w:rPr>
-          <w:rFonts w:ascii="Times New Roman" w:hAnsi="Times New Roman" w:cs="Times New Roman"/>
-        </w:rPr>
-        <w:t>két switch között olyan port,</w:t>
-      </w:r>
-      <w:r>
-        <w:rPr>
-          <w:rFonts w:ascii="Times New Roman" w:hAnsi="Times New Roman" w:cs="Times New Roman"/>
-        </w:rPr>
-        <w:t xml:space="preserve"> </w:t>
-      </w:r>
-      <w:r>
-        <w:rPr>
-          <w:rFonts w:ascii="Times New Roman" w:hAnsi="Times New Roman" w:cs="Times New Roman"/>
-        </w:rPr>
-        <w:t>amin egyszerre több VLAN forgalma mehet át,</w:t>
-      </w:r>
-      <w:r>
-        <w:rPr>
-          <w:rFonts w:ascii="Times New Roman" w:hAnsi="Times New Roman" w:cs="Times New Roman"/>
-        </w:rPr>
-        <w:t xml:space="preserve"> </w:t>
-      </w:r>
-      <w:r>
-        <w:rPr>
-          <w:rFonts w:ascii="Times New Roman" w:hAnsi="Times New Roman" w:cs="Times New Roman"/>
-        </w:rPr>
-        <w:t>és a keretek VLAN-azonosítóval (802.1Q taggel) vannak megjelölve.</w:t>
-      </w:r>
-      <w:r>
-        <w:rPr>
-          <w:rFonts w:ascii="Times New Roman" w:hAnsi="Times New Roman" w:cs="Times New Roman"/>
-        </w:rPr>
-        <w:t xml:space="preserve"> </w:t>
-      </w:r>
-      <w:r>
-        <w:rPr>
-          <w:rFonts w:ascii="Times New Roman" w:hAnsi="Times New Roman" w:cs="Times New Roman"/>
-          <w:b/>
-          <w:bCs/>
-        </w:rPr>
-        <w:t xml:space="preserve">Több VLAN átvitele egyetlen kábelen, vagyis a mi esetünkben </w:t>
-      </w:r>
-      <w:r>
-        <w:rPr>
-          <w:rFonts w:ascii="Times New Roman" w:hAnsi="Times New Roman" w:cs="Times New Roman"/>
-          <w:b/>
-          <w:bCs/>
-          <w:i/>
-          <w:iCs/>
-        </w:rPr>
-        <w:t>csatornán</w:t>
-      </w:r>
-      <w:r>
-        <w:rPr>
-          <w:rFonts w:ascii="Times New Roman" w:hAnsi="Times New Roman" w:cs="Times New Roman"/>
-          <w:b/>
-          <w:bCs/>
-        </w:rPr>
-        <w:t xml:space="preserve">. </w:t>
-      </w:r>
-      <w:r>
-        <w:rPr>
-          <w:rFonts w:ascii="Times New Roman" w:hAnsi="Times New Roman" w:cs="Times New Roman"/>
-        </w:rPr>
-        <w:t xml:space="preserve">Ha két </w:t>
-      </w:r>
-      <w:r>
-        <w:rPr>
-          <w:rFonts w:ascii="Times New Roman" w:hAnsi="Times New Roman" w:cs="Times New Roman"/>
-        </w:rPr>
-        <w:t>kapcsolón</w:t>
-      </w:r>
-      <w:r>
-        <w:rPr>
-          <w:rFonts w:ascii="Times New Roman" w:hAnsi="Times New Roman" w:cs="Times New Roman"/>
-        </w:rPr>
-        <w:t xml:space="preserve"> ugyanazok a VLAN-ok léteznek, akkor a forgalmukat át kell vinni köztük.</w:t>
-      </w:r>
-      <w:r>
-        <w:rPr>
-          <w:rFonts w:ascii="Times New Roman" w:hAnsi="Times New Roman" w:cs="Times New Roman"/>
-        </w:rPr>
-        <w:t xml:space="preserve"> </w:t>
-      </w:r>
-    </w:p>
-    <w:p>
-      <w:pPr>
-        <w:jc w:val="both"/>
-        <w:rPr>
-          <w:rFonts w:ascii="Times New Roman" w:hAnsi="Times New Roman" w:cs="Times New Roman"/>
-        </w:rPr>
-      </w:pPr>
-      <w:r>
-        <w:rPr>
-          <w:rFonts w:ascii="Times New Roman" w:hAnsi="Times New Roman" w:cs="Times New Roman"/>
-        </w:rPr>
-        <w:t xml:space="preserve">A </w:t>
-      </w:r>
+        <w:t>trunk</w:t>
+      </w:r>
+      <w:proofErr w:type="spellEnd"/>
       <w:r>
         <w:rPr>
           <w:rFonts w:ascii="Times New Roman" w:hAnsi="Times New Roman" w:cs="Times New Roman"/>
@@ -2673,13 +3230,197 @@
           <w:sz w:val="28"/>
           <w:szCs w:val="28"/>
         </w:rPr>
-        <w:t xml:space="preserve">native VLAN </w:t>
-      </w:r>
-      <w:r>
-        <w:rPr>
-          <w:rFonts w:ascii="Times New Roman" w:hAnsi="Times New Roman" w:cs="Times New Roman"/>
-        </w:rPr>
-        <w:t>az a VLAN, amelyhez a trunk porton érkező címkézetlen (untagged) Ethernet keretek automatikusan hozzárendelődnek</w:t>
+        <w:t xml:space="preserve"> kapcsolat</w:t>
+      </w:r>
+      <w:r>
+        <w:rPr>
+          <w:rFonts w:ascii="Times New Roman" w:hAnsi="Times New Roman" w:cs="Times New Roman"/>
+          <w:sz w:val="28"/>
+          <w:szCs w:val="28"/>
+        </w:rPr>
+        <w:t xml:space="preserve"> </w:t>
+      </w:r>
+      <w:r>
+        <w:rPr>
+          <w:rFonts w:ascii="Times New Roman" w:hAnsi="Times New Roman" w:cs="Times New Roman"/>
+        </w:rPr>
+        <w:t xml:space="preserve">két </w:t>
+      </w:r>
+      <w:proofErr w:type="spellStart"/>
+      <w:r>
+        <w:rPr>
+          <w:rFonts w:ascii="Times New Roman" w:hAnsi="Times New Roman" w:cs="Times New Roman"/>
+        </w:rPr>
+        <w:t>switch</w:t>
+      </w:r>
+      <w:proofErr w:type="spellEnd"/>
+      <w:r>
+        <w:rPr>
+          <w:rFonts w:ascii="Times New Roman" w:hAnsi="Times New Roman" w:cs="Times New Roman"/>
+        </w:rPr>
+        <w:t xml:space="preserve"> között olyan port,</w:t>
+      </w:r>
+      <w:r>
+        <w:rPr>
+          <w:rFonts w:ascii="Times New Roman" w:hAnsi="Times New Roman" w:cs="Times New Roman"/>
+        </w:rPr>
+        <w:t xml:space="preserve"> </w:t>
+      </w:r>
+      <w:r>
+        <w:rPr>
+          <w:rFonts w:ascii="Times New Roman" w:hAnsi="Times New Roman" w:cs="Times New Roman"/>
+        </w:rPr>
+        <w:t>amin egyszerre több VLAN forgalma mehet át,</w:t>
+      </w:r>
+      <w:r>
+        <w:rPr>
+          <w:rFonts w:ascii="Times New Roman" w:hAnsi="Times New Roman" w:cs="Times New Roman"/>
+        </w:rPr>
+        <w:t xml:space="preserve"> </w:t>
+      </w:r>
+      <w:r>
+        <w:rPr>
+          <w:rFonts w:ascii="Times New Roman" w:hAnsi="Times New Roman" w:cs="Times New Roman"/>
+        </w:rPr>
+        <w:t>és a keretek VLAN-azonosítóval (802.1Q taggel) vannak megjelölve.</w:t>
+      </w:r>
+      <w:r>
+        <w:rPr>
+          <w:rFonts w:ascii="Times New Roman" w:hAnsi="Times New Roman" w:cs="Times New Roman"/>
+        </w:rPr>
+        <w:t xml:space="preserve"> </w:t>
+      </w:r>
+      <w:r>
+        <w:rPr>
+          <w:rFonts w:ascii="Times New Roman" w:hAnsi="Times New Roman" w:cs="Times New Roman"/>
+          <w:b/>
+          <w:bCs/>
+        </w:rPr>
+        <w:t xml:space="preserve">Több VLAN átvitele egyetlen kábelen, vagyis a mi esetünkben </w:t>
+      </w:r>
+      <w:r>
+        <w:rPr>
+          <w:rFonts w:ascii="Times New Roman" w:hAnsi="Times New Roman" w:cs="Times New Roman"/>
+          <w:b/>
+          <w:bCs/>
+          <w:i/>
+          <w:iCs/>
+        </w:rPr>
+        <w:t>csatornán</w:t>
+      </w:r>
+      <w:r>
+        <w:rPr>
+          <w:rFonts w:ascii="Times New Roman" w:hAnsi="Times New Roman" w:cs="Times New Roman"/>
+          <w:b/>
+          <w:bCs/>
+        </w:rPr>
+        <w:t xml:space="preserve">. </w:t>
+      </w:r>
+      <w:r>
+        <w:rPr>
+          <w:rFonts w:ascii="Times New Roman" w:hAnsi="Times New Roman" w:cs="Times New Roman"/>
+        </w:rPr>
+        <w:t xml:space="preserve">Ha két </w:t>
+      </w:r>
+      <w:r>
+        <w:rPr>
+          <w:rFonts w:ascii="Times New Roman" w:hAnsi="Times New Roman" w:cs="Times New Roman"/>
+        </w:rPr>
+        <w:t>kapcsolón</w:t>
+      </w:r>
+      <w:r>
+        <w:rPr>
+          <w:rFonts w:ascii="Times New Roman" w:hAnsi="Times New Roman" w:cs="Times New Roman"/>
+        </w:rPr>
+        <w:t xml:space="preserve"> ugyanazok a VLAN-ok léteznek, akkor a forgalmukat át kell vinni köztük.</w:t>
+      </w:r>
+      <w:r>
+        <w:rPr>
+          <w:rFonts w:ascii="Times New Roman" w:hAnsi="Times New Roman" w:cs="Times New Roman"/>
+        </w:rPr>
+        <w:t xml:space="preserve"> </w:t>
+      </w:r>
+    </w:p>
+    <w:p>
+      <w:pPr>
+        <w:jc w:val="both"/>
+        <w:rPr>
+          <w:rFonts w:ascii="Times New Roman" w:hAnsi="Times New Roman" w:cs="Times New Roman"/>
+        </w:rPr>
+      </w:pPr>
+      <w:r>
+        <w:rPr>
+          <w:rFonts w:ascii="Times New Roman" w:hAnsi="Times New Roman" w:cs="Times New Roman"/>
+        </w:rPr>
+        <w:t xml:space="preserve">A </w:t>
+      </w:r>
+      <w:proofErr w:type="spellStart"/>
+      <w:r>
+        <w:rPr>
+          <w:rFonts w:ascii="Times New Roman" w:hAnsi="Times New Roman" w:cs="Times New Roman"/>
+          <w:color w:val="C00000"/>
+          <w:sz w:val="28"/>
+          <w:szCs w:val="28"/>
+        </w:rPr>
+        <w:t>native</w:t>
+      </w:r>
+      <w:proofErr w:type="spellEnd"/>
+      <w:r>
+        <w:rPr>
+          <w:rFonts w:ascii="Times New Roman" w:hAnsi="Times New Roman" w:cs="Times New Roman"/>
+          <w:color w:val="C00000"/>
+          <w:sz w:val="28"/>
+          <w:szCs w:val="28"/>
+        </w:rPr>
+        <w:t xml:space="preserve"> VLAN </w:t>
+      </w:r>
+      <w:r>
+        <w:rPr>
+          <w:rFonts w:ascii="Times New Roman" w:hAnsi="Times New Roman" w:cs="Times New Roman"/>
+        </w:rPr>
+        <w:t xml:space="preserve">az a VLAN, amelyhez a </w:t>
+      </w:r>
+      <w:proofErr w:type="spellStart"/>
+      <w:r>
+        <w:rPr>
+          <w:rFonts w:ascii="Times New Roman" w:hAnsi="Times New Roman" w:cs="Times New Roman"/>
+        </w:rPr>
+        <w:t>trunk</w:t>
+      </w:r>
+      <w:proofErr w:type="spellEnd"/>
+      <w:r>
+        <w:rPr>
+          <w:rFonts w:ascii="Times New Roman" w:hAnsi="Times New Roman" w:cs="Times New Roman"/>
+        </w:rPr>
+        <w:t xml:space="preserve"> </w:t>
+      </w:r>
+      <w:proofErr w:type="spellStart"/>
+      <w:r>
+        <w:rPr>
+          <w:rFonts w:ascii="Times New Roman" w:hAnsi="Times New Roman" w:cs="Times New Roman"/>
+        </w:rPr>
+        <w:t>porton</w:t>
+      </w:r>
+      <w:proofErr w:type="spellEnd"/>
+      <w:r>
+        <w:rPr>
+          <w:rFonts w:ascii="Times New Roman" w:hAnsi="Times New Roman" w:cs="Times New Roman"/>
+        </w:rPr>
+        <w:t xml:space="preserve"> érkező címkézetlen (</w:t>
+      </w:r>
+      <w:proofErr w:type="spellStart"/>
+      <w:r>
+        <w:rPr>
+          <w:rFonts w:ascii="Times New Roman" w:hAnsi="Times New Roman" w:cs="Times New Roman"/>
+        </w:rPr>
+        <w:t>untagged</w:t>
+      </w:r>
+      <w:proofErr w:type="spellEnd"/>
+      <w:r>
+        <w:rPr>
+          <w:rFonts w:ascii="Times New Roman" w:hAnsi="Times New Roman" w:cs="Times New Roman"/>
+        </w:rPr>
+        <w:t>) Ethernet keretek automatikusan hozzárendelődnek</w:t>
       </w:r>
       <w:r>
         <w:rPr>
@@ -2699,27 +3440,87 @@
         </w:rPr>
         <w:t xml:space="preserve"> egy </w:t>
       </w:r>
-      <w:r>
-        <w:rPr>
-          <w:rFonts w:ascii="Times New Roman" w:hAnsi="Times New Roman" w:cs="Times New Roman"/>
-          <w:b/>
-          <w:bCs/>
-        </w:rPr>
-        <w:t>trunk porton érkezik egy címkézetlen keret</w:t>
-      </w:r>
-      <w:r>
-        <w:rPr>
-          <w:rFonts w:ascii="Times New Roman" w:hAnsi="Times New Roman" w:cs="Times New Roman"/>
-        </w:rPr>
-        <w:t xml:space="preserve">, a switch úgy értelmezi, hogy </w:t>
-      </w:r>
-      <w:r>
-        <w:rPr>
-          <w:rFonts w:ascii="Times New Roman" w:hAnsi="Times New Roman" w:cs="Times New Roman"/>
-          <w:b/>
-          <w:bCs/>
-        </w:rPr>
-        <w:t>az a native VLAN-hoz tartozik</w:t>
+      <w:proofErr w:type="spellStart"/>
+      <w:r>
+        <w:rPr>
+          <w:rFonts w:ascii="Times New Roman" w:hAnsi="Times New Roman" w:cs="Times New Roman"/>
+          <w:b/>
+          <w:bCs/>
+        </w:rPr>
+        <w:t>trunk</w:t>
+      </w:r>
+      <w:proofErr w:type="spellEnd"/>
+      <w:r>
+        <w:rPr>
+          <w:rFonts w:ascii="Times New Roman" w:hAnsi="Times New Roman" w:cs="Times New Roman"/>
+          <w:b/>
+          <w:bCs/>
+        </w:rPr>
+        <w:t xml:space="preserve"> </w:t>
+      </w:r>
+      <w:proofErr w:type="spellStart"/>
+      <w:r>
+        <w:rPr>
+          <w:rFonts w:ascii="Times New Roman" w:hAnsi="Times New Roman" w:cs="Times New Roman"/>
+          <w:b/>
+          <w:bCs/>
+        </w:rPr>
+        <w:t>porton</w:t>
+      </w:r>
+      <w:proofErr w:type="spellEnd"/>
+      <w:r>
+        <w:rPr>
+          <w:rFonts w:ascii="Times New Roman" w:hAnsi="Times New Roman" w:cs="Times New Roman"/>
+          <w:b/>
+          <w:bCs/>
+        </w:rPr>
+        <w:t xml:space="preserve"> érkezik egy címkézetlen keret</w:t>
+      </w:r>
+      <w:r>
+        <w:rPr>
+          <w:rFonts w:ascii="Times New Roman" w:hAnsi="Times New Roman" w:cs="Times New Roman"/>
+        </w:rPr>
+        <w:t xml:space="preserve">, a </w:t>
+      </w:r>
+      <w:proofErr w:type="spellStart"/>
+      <w:r>
+        <w:rPr>
+          <w:rFonts w:ascii="Times New Roman" w:hAnsi="Times New Roman" w:cs="Times New Roman"/>
+        </w:rPr>
+        <w:t>switch</w:t>
+      </w:r>
+      <w:proofErr w:type="spellEnd"/>
+      <w:r>
+        <w:rPr>
+          <w:rFonts w:ascii="Times New Roman" w:hAnsi="Times New Roman" w:cs="Times New Roman"/>
+        </w:rPr>
+        <w:t xml:space="preserve"> úgy értelmezi, hogy </w:t>
+      </w:r>
+      <w:r>
+        <w:rPr>
+          <w:rFonts w:ascii="Times New Roman" w:hAnsi="Times New Roman" w:cs="Times New Roman"/>
+          <w:b/>
+          <w:bCs/>
+        </w:rPr>
+        <w:t xml:space="preserve">az a </w:t>
+      </w:r>
+      <w:proofErr w:type="spellStart"/>
+      <w:r>
+        <w:rPr>
+          <w:rFonts w:ascii="Times New Roman" w:hAnsi="Times New Roman" w:cs="Times New Roman"/>
+          <w:b/>
+          <w:bCs/>
+        </w:rPr>
+        <w:t>native</w:t>
+      </w:r>
+      <w:proofErr w:type="spellEnd"/>
+      <w:r>
+        <w:rPr>
+          <w:rFonts w:ascii="Times New Roman" w:hAnsi="Times New Roman" w:cs="Times New Roman"/>
+          <w:b/>
+          <w:bCs/>
+        </w:rPr>
+        <w:t xml:space="preserve"> VLAN-hoz tartozik</w:t>
       </w:r>
       <w:r>
         <w:rPr>
@@ -2733,7 +3534,21 @@
         <w:rPr>
           <w:rFonts w:ascii="Times New Roman" w:hAnsi="Times New Roman" w:cs="Times New Roman"/>
         </w:rPr>
-        <w:t>A trunk port minden más VLAN forgalmat 802.1Q taggel küld, kivéve a natív VLAN-t, amely tag nélkül megy át</w:t>
+        <w:t xml:space="preserve">A </w:t>
+      </w:r>
+      <w:proofErr w:type="spellStart"/>
+      <w:r>
+        <w:rPr>
+          <w:rFonts w:ascii="Times New Roman" w:hAnsi="Times New Roman" w:cs="Times New Roman"/>
+        </w:rPr>
+        <w:t>trunk</w:t>
+      </w:r>
+      <w:proofErr w:type="spellEnd"/>
+      <w:r>
+        <w:rPr>
+          <w:rFonts w:ascii="Times New Roman" w:hAnsi="Times New Roman" w:cs="Times New Roman"/>
+        </w:rPr>
+        <w:t xml:space="preserve"> port minden más VLAN forgalmat 802.1Q taggel küld, kivéve a natív VLAN-t, amely tag nélkül megy át</w:t>
       </w:r>
       <w:r>
         <w:rPr>
@@ -2747,13 +3562,23 @@
         </w:rPr>
         <w:t xml:space="preserve">A </w:t>
       </w:r>
-      <w:r>
-        <w:rPr>
-          <w:rFonts w:ascii="Times New Roman" w:hAnsi="Times New Roman" w:cs="Times New Roman"/>
-          <w:b/>
-          <w:bCs/>
-        </w:rPr>
-        <w:t>native VLAN</w:t>
+      <w:proofErr w:type="spellStart"/>
+      <w:r>
+        <w:rPr>
+          <w:rFonts w:ascii="Times New Roman" w:hAnsi="Times New Roman" w:cs="Times New Roman"/>
+          <w:b/>
+          <w:bCs/>
+        </w:rPr>
+        <w:t>native</w:t>
+      </w:r>
+      <w:proofErr w:type="spellEnd"/>
+      <w:r>
+        <w:rPr>
+          <w:rFonts w:ascii="Times New Roman" w:hAnsi="Times New Roman" w:cs="Times New Roman"/>
+          <w:b/>
+          <w:bCs/>
+        </w:rPr>
+        <w:t xml:space="preserve"> VLAN</w:t>
       </w:r>
       <w:r>
         <w:rPr>
@@ -2773,7 +3598,21 @@
         <w:rPr>
           <w:rFonts w:ascii="Times New Roman" w:hAnsi="Times New Roman" w:cs="Times New Roman"/>
         </w:rPr>
-        <w:t>, és megfelelő VLAN-ba kerüljön</w:t>
+        <w:t>, és megfelelő VLAN-</w:t>
+      </w:r>
+      <w:proofErr w:type="spellStart"/>
+      <w:r>
+        <w:rPr>
+          <w:rFonts w:ascii="Times New Roman" w:hAnsi="Times New Roman" w:cs="Times New Roman"/>
+        </w:rPr>
+        <w:t>ba</w:t>
+      </w:r>
+      <w:proofErr w:type="spellEnd"/>
+      <w:r>
+        <w:rPr>
+          <w:rFonts w:ascii="Times New Roman" w:hAnsi="Times New Roman" w:cs="Times New Roman"/>
+        </w:rPr>
+        <w:t xml:space="preserve"> kerüljön</w:t>
       </w:r>
       <w:r>
         <w:rPr>
@@ -2788,7 +3627,35 @@
         <w:rPr>
           <w:rFonts w:ascii="Times New Roman" w:hAnsi="Times New Roman" w:cs="Times New Roman"/>
         </w:rPr>
-        <w:t>Ha a trunk portokon nem egyezik a native VLAN, akkor</w:t>
+        <w:t xml:space="preserve">Ha a </w:t>
+      </w:r>
+      <w:proofErr w:type="spellStart"/>
+      <w:r>
+        <w:rPr>
+          <w:rFonts w:ascii="Times New Roman" w:hAnsi="Times New Roman" w:cs="Times New Roman"/>
+        </w:rPr>
+        <w:t>trunk</w:t>
+      </w:r>
+      <w:proofErr w:type="spellEnd"/>
+      <w:r>
+        <w:rPr>
+          <w:rFonts w:ascii="Times New Roman" w:hAnsi="Times New Roman" w:cs="Times New Roman"/>
+        </w:rPr>
+        <w:t xml:space="preserve"> portokon nem egyezik a </w:t>
+      </w:r>
+      <w:proofErr w:type="spellStart"/>
+      <w:r>
+        <w:rPr>
+          <w:rFonts w:ascii="Times New Roman" w:hAnsi="Times New Roman" w:cs="Times New Roman"/>
+        </w:rPr>
+        <w:t>native</w:t>
+      </w:r>
+      <w:proofErr w:type="spellEnd"/>
+      <w:r>
+        <w:rPr>
+          <w:rFonts w:ascii="Times New Roman" w:hAnsi="Times New Roman" w:cs="Times New Roman"/>
+        </w:rPr>
+        <w:t xml:space="preserve"> VLAN, akkor</w:t>
       </w:r>
       <w:r>
         <w:rPr>
@@ -2812,7 +3679,21 @@
         <w:rPr>
           <w:rFonts w:ascii="Times New Roman" w:hAnsi="Times New Roman" w:cs="Times New Roman"/>
         </w:rPr>
-        <w:t>ibás VLAN-ba kerülhet a forgalom</w:t>
+        <w:t>ibás VLAN-</w:t>
+      </w:r>
+      <w:proofErr w:type="spellStart"/>
+      <w:r>
+        <w:rPr>
+          <w:rFonts w:ascii="Times New Roman" w:hAnsi="Times New Roman" w:cs="Times New Roman"/>
+        </w:rPr>
+        <w:t>ba</w:t>
+      </w:r>
+      <w:proofErr w:type="spellEnd"/>
+      <w:r>
+        <w:rPr>
+          <w:rFonts w:ascii="Times New Roman" w:hAnsi="Times New Roman" w:cs="Times New Roman"/>
+        </w:rPr>
+        <w:t xml:space="preserve"> kerülhet a forgalom</w:t>
       </w:r>
       <w:r>
         <w:rPr>
@@ -2921,7 +3802,39 @@
           <w:rFonts w:ascii="Times New Roman" w:hAnsi="Times New Roman" w:cs="Times New Roman"/>
           <w:color w:val="C00000"/>
         </w:rPr>
-        <w:t xml:space="preserve">Router-on-a-Stick </w:t>
+        <w:t>Router-</w:t>
+      </w:r>
+      <w:proofErr w:type="spellStart"/>
+      <w:r>
+        <w:rPr>
+          <w:rFonts w:ascii="Times New Roman" w:hAnsi="Times New Roman" w:cs="Times New Roman"/>
+          <w:color w:val="C00000"/>
+        </w:rPr>
+        <w:t>on</w:t>
+      </w:r>
+      <w:proofErr w:type="spellEnd"/>
+      <w:r>
+        <w:rPr>
+          <w:rFonts w:ascii="Times New Roman" w:hAnsi="Times New Roman" w:cs="Times New Roman"/>
+          <w:color w:val="C00000"/>
+        </w:rPr>
+        <w:t>-a-</w:t>
+      </w:r>
+      <w:proofErr w:type="spellStart"/>
+      <w:r>
+        <w:rPr>
+          <w:rFonts w:ascii="Times New Roman" w:hAnsi="Times New Roman" w:cs="Times New Roman"/>
+          <w:color w:val="C00000"/>
+        </w:rPr>
+        <w:t>Stick</w:t>
+      </w:r>
+      <w:proofErr w:type="spellEnd"/>
+      <w:r>
+        <w:rPr>
+          <w:rFonts w:ascii="Times New Roman" w:hAnsi="Times New Roman" w:cs="Times New Roman"/>
+          <w:color w:val="C00000"/>
+        </w:rPr>
+        <w:t xml:space="preserve"> </w:t>
       </w:r>
       <w:r>
         <w:rPr>
@@ -2940,8 +3853,49 @@
           <w:rFonts w:ascii="Times New Roman" w:hAnsi="Times New Roman" w:cs="Times New Roman"/>
           <w:color w:val="C00000"/>
         </w:rPr>
-        <w:t>Router-on-a-Stick (RoaS</w:t>
-      </w:r>
+        <w:t>Router-</w:t>
+      </w:r>
+      <w:proofErr w:type="spellStart"/>
+      <w:r>
+        <w:rPr>
+          <w:rFonts w:ascii="Times New Roman" w:hAnsi="Times New Roman" w:cs="Times New Roman"/>
+          <w:color w:val="C00000"/>
+        </w:rPr>
+        <w:t>on</w:t>
+      </w:r>
+      <w:proofErr w:type="spellEnd"/>
+      <w:r>
+        <w:rPr>
+          <w:rFonts w:ascii="Times New Roman" w:hAnsi="Times New Roman" w:cs="Times New Roman"/>
+          <w:color w:val="C00000"/>
+        </w:rPr>
+        <w:t>-a-</w:t>
+      </w:r>
+      <w:proofErr w:type="spellStart"/>
+      <w:r>
+        <w:rPr>
+          <w:rFonts w:ascii="Times New Roman" w:hAnsi="Times New Roman" w:cs="Times New Roman"/>
+          <w:color w:val="C00000"/>
+        </w:rPr>
+        <w:t>Stick</w:t>
+      </w:r>
+      <w:proofErr w:type="spellEnd"/>
+      <w:r>
+        <w:rPr>
+          <w:rFonts w:ascii="Times New Roman" w:hAnsi="Times New Roman" w:cs="Times New Roman"/>
+          <w:color w:val="C00000"/>
+        </w:rPr>
+        <w:t xml:space="preserve"> (</w:t>
+      </w:r>
+      <w:proofErr w:type="spellStart"/>
+      <w:r>
+        <w:rPr>
+          <w:rFonts w:ascii="Times New Roman" w:hAnsi="Times New Roman" w:cs="Times New Roman"/>
+          <w:color w:val="C00000"/>
+        </w:rPr>
+        <w:t>RoaS</w:t>
+      </w:r>
+      <w:proofErr w:type="spellEnd"/>
       <w:r>
         <w:rPr>
           <w:rFonts w:ascii="Times New Roman" w:hAnsi="Times New Roman" w:cs="Times New Roman"/>
@@ -2960,14 +3914,52 @@
         </w:rPr>
         <w:t xml:space="preserve">Egy </w:t>
       </w:r>
-      <w:r>
-        <w:rPr>
-          <w:rFonts w:ascii="Times New Roman" w:hAnsi="Times New Roman" w:cs="Times New Roman"/>
-          <w:b/>
-          <w:bCs/>
-        </w:rPr>
-        <w:t>switch trunk porton</w:t>
-      </w:r>
+      <w:proofErr w:type="spellStart"/>
+      <w:r>
+        <w:rPr>
+          <w:rFonts w:ascii="Times New Roman" w:hAnsi="Times New Roman" w:cs="Times New Roman"/>
+          <w:b/>
+          <w:bCs/>
+        </w:rPr>
+        <w:t>switch</w:t>
+      </w:r>
+      <w:proofErr w:type="spellEnd"/>
+      <w:r>
+        <w:rPr>
+          <w:rFonts w:ascii="Times New Roman" w:hAnsi="Times New Roman" w:cs="Times New Roman"/>
+          <w:b/>
+          <w:bCs/>
+        </w:rPr>
+        <w:t xml:space="preserve"> </w:t>
+      </w:r>
+      <w:proofErr w:type="spellStart"/>
+      <w:r>
+        <w:rPr>
+          <w:rFonts w:ascii="Times New Roman" w:hAnsi="Times New Roman" w:cs="Times New Roman"/>
+          <w:b/>
+          <w:bCs/>
+        </w:rPr>
+        <w:t>trunk</w:t>
+      </w:r>
+      <w:proofErr w:type="spellEnd"/>
+      <w:r>
+        <w:rPr>
+          <w:rFonts w:ascii="Times New Roman" w:hAnsi="Times New Roman" w:cs="Times New Roman"/>
+          <w:b/>
+          <w:bCs/>
+        </w:rPr>
+        <w:t xml:space="preserve"> </w:t>
+      </w:r>
+      <w:proofErr w:type="spellStart"/>
+      <w:r>
+        <w:rPr>
+          <w:rFonts w:ascii="Times New Roman" w:hAnsi="Times New Roman" w:cs="Times New Roman"/>
+          <w:b/>
+          <w:bCs/>
+        </w:rPr>
+        <w:t>porton</w:t>
+      </w:r>
+      <w:proofErr w:type="spellEnd"/>
       <w:r>
         <w:rPr>
           <w:rFonts w:ascii="Times New Roman" w:hAnsi="Times New Roman" w:cs="Times New Roman"/>
@@ -2998,7 +3990,21 @@
         <w:rPr>
           <w:rFonts w:ascii="Times New Roman" w:hAnsi="Times New Roman" w:cs="Times New Roman"/>
         </w:rPr>
-        <w:t xml:space="preserve"> (subinterface) hozunk létre, mindegyikhez külön VLAN tartozik</w:t>
+        <w:t xml:space="preserve"> (</w:t>
+      </w:r>
+      <w:proofErr w:type="spellStart"/>
+      <w:r>
+        <w:rPr>
+          <w:rFonts w:ascii="Times New Roman" w:hAnsi="Times New Roman" w:cs="Times New Roman"/>
+        </w:rPr>
+        <w:t>subinterface</w:t>
+      </w:r>
+      <w:proofErr w:type="spellEnd"/>
+      <w:r>
+        <w:rPr>
+          <w:rFonts w:ascii="Times New Roman" w:hAnsi="Times New Roman" w:cs="Times New Roman"/>
+        </w:rPr>
+        <w:t>) hozunk létre, mindegyikhez külön VLAN tartozik</w:t>
       </w:r>
       <w:r>
         <w:rPr>
@@ -3012,14 +4018,34 @@
         </w:rPr>
         <w:t xml:space="preserve">A router </w:t>
       </w:r>
-      <w:r>
-        <w:rPr>
-          <w:rFonts w:ascii="Times New Roman" w:hAnsi="Times New Roman" w:cs="Times New Roman"/>
-          <w:b/>
-          <w:bCs/>
-        </w:rPr>
-        <w:t>inter-VLAN routingot</w:t>
-      </w:r>
+      <w:proofErr w:type="spellStart"/>
+      <w:r>
+        <w:rPr>
+          <w:rFonts w:ascii="Times New Roman" w:hAnsi="Times New Roman" w:cs="Times New Roman"/>
+          <w:b/>
+          <w:bCs/>
+        </w:rPr>
+        <w:t>inter</w:t>
+      </w:r>
+      <w:proofErr w:type="spellEnd"/>
+      <w:r>
+        <w:rPr>
+          <w:rFonts w:ascii="Times New Roman" w:hAnsi="Times New Roman" w:cs="Times New Roman"/>
+          <w:b/>
+          <w:bCs/>
+        </w:rPr>
+        <w:t xml:space="preserve">-VLAN </w:t>
+      </w:r>
+      <w:proofErr w:type="spellStart"/>
+      <w:r>
+        <w:rPr>
+          <w:rFonts w:ascii="Times New Roman" w:hAnsi="Times New Roman" w:cs="Times New Roman"/>
+          <w:b/>
+          <w:bCs/>
+        </w:rPr>
+        <w:t>routingot</w:t>
+      </w:r>
+      <w:proofErr w:type="spellEnd"/>
       <w:r>
         <w:rPr>
           <w:rFonts w:ascii="Times New Roman" w:hAnsi="Times New Roman" w:cs="Times New Roman"/>
@@ -3046,13 +4072,57 @@
           <w:rFonts w:ascii="Times New Roman" w:hAnsi="Times New Roman" w:cs="Times New Roman"/>
           <w:color w:val="C00000"/>
         </w:rPr>
-        <w:t xml:space="preserve">Működése a telekom hálózatában: </w:t>
-      </w:r>
-      <w:r>
-        <w:rPr>
-          <w:rFonts w:ascii="Times New Roman" w:hAnsi="Times New Roman" w:cs="Times New Roman"/>
-        </w:rPr>
-        <w:t>A BP_R gig0/0 interfacen létre lett hozva az összes VLAN számára egy subinterface, a</w:t>
+        <w:t xml:space="preserve">Működése a </w:t>
+      </w:r>
+      <w:proofErr w:type="spellStart"/>
+      <w:r>
+        <w:rPr>
+          <w:rFonts w:ascii="Times New Roman" w:hAnsi="Times New Roman" w:cs="Times New Roman"/>
+          <w:color w:val="C00000"/>
+        </w:rPr>
+        <w:t>telekom</w:t>
+      </w:r>
+      <w:proofErr w:type="spellEnd"/>
+      <w:r>
+        <w:rPr>
+          <w:rFonts w:ascii="Times New Roman" w:hAnsi="Times New Roman" w:cs="Times New Roman"/>
+          <w:color w:val="C00000"/>
+        </w:rPr>
+        <w:t xml:space="preserve"> hálózatában: </w:t>
+      </w:r>
+      <w:r>
+        <w:rPr>
+          <w:rFonts w:ascii="Times New Roman" w:hAnsi="Times New Roman" w:cs="Times New Roman"/>
+        </w:rPr>
+        <w:t xml:space="preserve">A BP_R gig0/0 </w:t>
+      </w:r>
+      <w:proofErr w:type="spellStart"/>
+      <w:r>
+        <w:rPr>
+          <w:rFonts w:ascii="Times New Roman" w:hAnsi="Times New Roman" w:cs="Times New Roman"/>
+        </w:rPr>
+        <w:t>interfacen</w:t>
+      </w:r>
+      <w:proofErr w:type="spellEnd"/>
+      <w:r>
+        <w:rPr>
+          <w:rFonts w:ascii="Times New Roman" w:hAnsi="Times New Roman" w:cs="Times New Roman"/>
+        </w:rPr>
+        <w:t xml:space="preserve"> létre lett hozva az összes VLAN számára egy </w:t>
+      </w:r>
+      <w:proofErr w:type="spellStart"/>
+      <w:r>
+        <w:rPr>
+          <w:rFonts w:ascii="Times New Roman" w:hAnsi="Times New Roman" w:cs="Times New Roman"/>
+        </w:rPr>
+        <w:t>subinterface</w:t>
+      </w:r>
+      <w:proofErr w:type="spellEnd"/>
+      <w:r>
+        <w:rPr>
+          <w:rFonts w:ascii="Times New Roman" w:hAnsi="Times New Roman" w:cs="Times New Roman"/>
+        </w:rPr>
+        <w:t>, a</w:t>
       </w:r>
       <w:r>
         <w:rPr>
@@ -3084,15 +4154,57 @@
         <w:rPr>
           <w:rFonts w:ascii="Times New Roman" w:hAnsi="Times New Roman" w:cs="Times New Roman"/>
         </w:rPr>
-        <w:t xml:space="preserve">A kliensek a saját VLAN-jukban a router alinterfészét használják </w:t>
-      </w:r>
-      <w:r>
-        <w:rPr>
-          <w:rFonts w:ascii="Times New Roman" w:hAnsi="Times New Roman" w:cs="Times New Roman"/>
-          <w:b/>
-          <w:bCs/>
-        </w:rPr>
-        <w:t>default gateway-ként</w:t>
+        <w:t>A kliensek a saját VLAN-</w:t>
+      </w:r>
+      <w:proofErr w:type="spellStart"/>
+      <w:r>
+        <w:rPr>
+          <w:rFonts w:ascii="Times New Roman" w:hAnsi="Times New Roman" w:cs="Times New Roman"/>
+        </w:rPr>
+        <w:t>jukban</w:t>
+      </w:r>
+      <w:proofErr w:type="spellEnd"/>
+      <w:r>
+        <w:rPr>
+          <w:rFonts w:ascii="Times New Roman" w:hAnsi="Times New Roman" w:cs="Times New Roman"/>
+        </w:rPr>
+        <w:t xml:space="preserve"> a router alinterfészét használják </w:t>
+      </w:r>
+      <w:proofErr w:type="spellStart"/>
+      <w:r>
+        <w:rPr>
+          <w:rFonts w:ascii="Times New Roman" w:hAnsi="Times New Roman" w:cs="Times New Roman"/>
+          <w:b/>
+          <w:bCs/>
+        </w:rPr>
+        <w:t>default</w:t>
+      </w:r>
+      <w:proofErr w:type="spellEnd"/>
+      <w:r>
+        <w:rPr>
+          <w:rFonts w:ascii="Times New Roman" w:hAnsi="Times New Roman" w:cs="Times New Roman"/>
+          <w:b/>
+          <w:bCs/>
+        </w:rPr>
+        <w:t xml:space="preserve"> </w:t>
+      </w:r>
+      <w:proofErr w:type="spellStart"/>
+      <w:r>
+        <w:rPr>
+          <w:rFonts w:ascii="Times New Roman" w:hAnsi="Times New Roman" w:cs="Times New Roman"/>
+          <w:b/>
+          <w:bCs/>
+        </w:rPr>
+        <w:t>gateway</w:t>
+      </w:r>
+      <w:proofErr w:type="spellEnd"/>
+      <w:r>
+        <w:rPr>
+          <w:rFonts w:ascii="Times New Roman" w:hAnsi="Times New Roman" w:cs="Times New Roman"/>
+          <w:b/>
+          <w:bCs/>
+        </w:rPr>
+        <w:t>-ként</w:t>
       </w:r>
       <w:r>
         <w:rPr>
@@ -3228,7 +4340,55 @@
           <w:rFonts w:ascii="Times New Roman" w:hAnsi="Times New Roman" w:cs="Times New Roman"/>
           <w:color w:val="000000" w:themeColor="text1"/>
         </w:rPr>
-        <w:t xml:space="preserve">A többterületű OSPF (Open Shortest Path First) egy fejlett, </w:t>
+        <w:t xml:space="preserve">A többterületű OSPF (Open </w:t>
+      </w:r>
+      <w:proofErr w:type="spellStart"/>
+      <w:r>
+        <w:rPr>
+          <w:rFonts w:ascii="Times New Roman" w:hAnsi="Times New Roman" w:cs="Times New Roman"/>
+          <w:color w:val="000000" w:themeColor="text1"/>
+        </w:rPr>
+        <w:t>Shortest</w:t>
+      </w:r>
+      <w:proofErr w:type="spellEnd"/>
+      <w:r>
+        <w:rPr>
+          <w:rFonts w:ascii="Times New Roman" w:hAnsi="Times New Roman" w:cs="Times New Roman"/>
+          <w:color w:val="000000" w:themeColor="text1"/>
+        </w:rPr>
+        <w:t xml:space="preserve"> </w:t>
+      </w:r>
+      <w:proofErr w:type="spellStart"/>
+      <w:r>
+        <w:rPr>
+          <w:rFonts w:ascii="Times New Roman" w:hAnsi="Times New Roman" w:cs="Times New Roman"/>
+          <w:color w:val="000000" w:themeColor="text1"/>
+        </w:rPr>
+        <w:t>Path</w:t>
+      </w:r>
+      <w:proofErr w:type="spellEnd"/>
+      <w:r>
+        <w:rPr>
+          <w:rFonts w:ascii="Times New Roman" w:hAnsi="Times New Roman" w:cs="Times New Roman"/>
+          <w:color w:val="000000" w:themeColor="text1"/>
+        </w:rPr>
+        <w:t xml:space="preserve"> </w:t>
+      </w:r>
+      <w:proofErr w:type="spellStart"/>
+      <w:r>
+        <w:rPr>
+          <w:rFonts w:ascii="Times New Roman" w:hAnsi="Times New Roman" w:cs="Times New Roman"/>
+          <w:color w:val="000000" w:themeColor="text1"/>
+        </w:rPr>
+        <w:t>First</w:t>
+      </w:r>
+      <w:proofErr w:type="spellEnd"/>
+      <w:r>
+        <w:rPr>
+          <w:rFonts w:ascii="Times New Roman" w:hAnsi="Times New Roman" w:cs="Times New Roman"/>
+          <w:color w:val="000000" w:themeColor="text1"/>
+        </w:rPr>
+        <w:t xml:space="preserve">) egy fejlett, </w:t>
       </w:r>
       <w:r>
         <w:rPr>
@@ -3269,15 +4429,60 @@
           <w:bCs/>
           <w:color w:val="000000" w:themeColor="text1"/>
         </w:rPr>
-        <w:t>link-state alapú</w:t>
-      </w:r>
-      <w:r>
-        <w:rPr>
-          <w:rFonts w:ascii="Times New Roman" w:hAnsi="Times New Roman" w:cs="Times New Roman"/>
-          <w:color w:val="000000" w:themeColor="text1"/>
-        </w:rPr>
-        <w:t xml:space="preserve"> belső átjáró protokoll (IGP), amely a Dijkstra-féle SPF (Shortest Path First) algoritmust használja a legoptimálisabb útvonalak kiszámítására.</w:t>
-      </w:r>
+        <w:t>link-</w:t>
+      </w:r>
+      <w:proofErr w:type="spellStart"/>
+      <w:r>
+        <w:rPr>
+          <w:rFonts w:ascii="Times New Roman" w:hAnsi="Times New Roman" w:cs="Times New Roman"/>
+          <w:b/>
+          <w:bCs/>
+          <w:color w:val="000000" w:themeColor="text1"/>
+        </w:rPr>
+        <w:t>state</w:t>
+      </w:r>
+      <w:proofErr w:type="spellEnd"/>
+      <w:r>
+        <w:rPr>
+          <w:rFonts w:ascii="Times New Roman" w:hAnsi="Times New Roman" w:cs="Times New Roman"/>
+          <w:b/>
+          <w:bCs/>
+          <w:color w:val="000000" w:themeColor="text1"/>
+        </w:rPr>
+        <w:t xml:space="preserve"> alapú</w:t>
+      </w:r>
+      <w:r>
+        <w:rPr>
+          <w:rFonts w:ascii="Times New Roman" w:hAnsi="Times New Roman" w:cs="Times New Roman"/>
+          <w:color w:val="000000" w:themeColor="text1"/>
+        </w:rPr>
+        <w:t xml:space="preserve"> belső átjáró protokoll (IGP), amely a </w:t>
+      </w:r>
+      <w:proofErr w:type="spellStart"/>
+      <w:r>
+        <w:rPr>
+          <w:rFonts w:ascii="Times New Roman" w:hAnsi="Times New Roman" w:cs="Times New Roman"/>
+          <w:color w:val="000000" w:themeColor="text1"/>
+        </w:rPr>
+        <w:t>Dijkstra</w:t>
+      </w:r>
+      <w:proofErr w:type="spellEnd"/>
+      <w:r>
+        <w:rPr>
+          <w:rFonts w:ascii="Times New Roman" w:hAnsi="Times New Roman" w:cs="Times New Roman"/>
+          <w:color w:val="000000" w:themeColor="text1"/>
+        </w:rPr>
+        <w:t>-féle SPF (</w:t>
+      </w:r>
+      <w:proofErr w:type="spellStart"/>
+      <w:r>
+        <w:rPr>
+          <w:rFonts w:ascii="Times New Roman" w:hAnsi="Times New Roman" w:cs="Times New Roman"/>
+          <w:color w:val="000000" w:themeColor="text1"/>
+        </w:rPr>
+        <w:t>Shortest</w:t>
+      </w:r>
+      <w:proofErr w:type="spellEnd"/>
       <w:r>
         <w:rPr>
           <w:rFonts w:ascii="Times New Roman" w:hAnsi="Times New Roman" w:cs="Times New Roman"/>
@@ -3285,6 +4490,45 @@
         </w:rPr>
         <w:t xml:space="preserve"> </w:t>
       </w:r>
+      <w:proofErr w:type="spellStart"/>
+      <w:r>
+        <w:rPr>
+          <w:rFonts w:ascii="Times New Roman" w:hAnsi="Times New Roman" w:cs="Times New Roman"/>
+          <w:color w:val="000000" w:themeColor="text1"/>
+        </w:rPr>
+        <w:t>Path</w:t>
+      </w:r>
+      <w:proofErr w:type="spellEnd"/>
+      <w:r>
+        <w:rPr>
+          <w:rFonts w:ascii="Times New Roman" w:hAnsi="Times New Roman" w:cs="Times New Roman"/>
+          <w:color w:val="000000" w:themeColor="text1"/>
+        </w:rPr>
+        <w:t xml:space="preserve"> </w:t>
+      </w:r>
+      <w:proofErr w:type="spellStart"/>
+      <w:r>
+        <w:rPr>
+          <w:rFonts w:ascii="Times New Roman" w:hAnsi="Times New Roman" w:cs="Times New Roman"/>
+          <w:color w:val="000000" w:themeColor="text1"/>
+        </w:rPr>
+        <w:t>First</w:t>
+      </w:r>
+      <w:proofErr w:type="spellEnd"/>
+      <w:r>
+        <w:rPr>
+          <w:rFonts w:ascii="Times New Roman" w:hAnsi="Times New Roman" w:cs="Times New Roman"/>
+          <w:color w:val="000000" w:themeColor="text1"/>
+        </w:rPr>
+        <w:t>) algoritmust használja a legoptimálisabb útvonalak kiszámítására.</w:t>
+      </w:r>
+      <w:r>
+        <w:rPr>
+          <w:rFonts w:ascii="Times New Roman" w:hAnsi="Times New Roman" w:cs="Times New Roman"/>
+          <w:color w:val="000000" w:themeColor="text1"/>
+        </w:rPr>
+        <w:t xml:space="preserve"> </w:t>
+      </w:r>
       <w:r>
         <w:rPr>
           <w:rFonts w:ascii="Times New Roman" w:hAnsi="Times New Roman" w:cs="Times New Roman"/>
@@ -3299,7 +4543,27 @@
           <w:bCs/>
           <w:color w:val="000000" w:themeColor="text1"/>
         </w:rPr>
-        <w:t>területekre (areas)</w:t>
+        <w:t>területekre (</w:t>
+      </w:r>
+      <w:proofErr w:type="spellStart"/>
+      <w:r>
+        <w:rPr>
+          <w:rFonts w:ascii="Times New Roman" w:hAnsi="Times New Roman" w:cs="Times New Roman"/>
+          <w:b/>
+          <w:bCs/>
+          <w:color w:val="000000" w:themeColor="text1"/>
+        </w:rPr>
+        <w:t>areas</w:t>
+      </w:r>
+      <w:proofErr w:type="spellEnd"/>
+      <w:r>
+        <w:rPr>
+          <w:rFonts w:ascii="Times New Roman" w:hAnsi="Times New Roman" w:cs="Times New Roman"/>
+          <w:b/>
+          <w:bCs/>
+          <w:color w:val="000000" w:themeColor="text1"/>
+        </w:rPr>
+        <w:t>)</w:t>
       </w:r>
       <w:r>
         <w:rPr>
@@ -3329,7 +4593,27 @@
           <w:bCs/>
           <w:color w:val="000000" w:themeColor="text1"/>
         </w:rPr>
-        <w:t>gerinc területe (Area 0)</w:t>
+        <w:t>gerinc területe (</w:t>
+      </w:r>
+      <w:proofErr w:type="spellStart"/>
+      <w:r>
+        <w:rPr>
+          <w:rFonts w:ascii="Times New Roman" w:hAnsi="Times New Roman" w:cs="Times New Roman"/>
+          <w:b/>
+          <w:bCs/>
+          <w:color w:val="000000" w:themeColor="text1"/>
+        </w:rPr>
+        <w:t>Area</w:t>
+      </w:r>
+      <w:proofErr w:type="spellEnd"/>
+      <w:r>
+        <w:rPr>
+          <w:rFonts w:ascii="Times New Roman" w:hAnsi="Times New Roman" w:cs="Times New Roman"/>
+          <w:b/>
+          <w:bCs/>
+          <w:color w:val="000000" w:themeColor="text1"/>
+        </w:rPr>
+        <w:t xml:space="preserve"> 0)</w:t>
       </w:r>
       <w:r>
         <w:rPr>
@@ -3359,7 +4643,47 @@
           <w:bCs/>
           <w:color w:val="000000" w:themeColor="text1"/>
         </w:rPr>
-        <w:t>területhatáron lévő routerek (ABR – Area Border Router)</w:t>
+        <w:t xml:space="preserve">területhatáron lévő routerek (ABR – </w:t>
+      </w:r>
+      <w:proofErr w:type="spellStart"/>
+      <w:r>
+        <w:rPr>
+          <w:rFonts w:ascii="Times New Roman" w:hAnsi="Times New Roman" w:cs="Times New Roman"/>
+          <w:b/>
+          <w:bCs/>
+          <w:color w:val="000000" w:themeColor="text1"/>
+        </w:rPr>
+        <w:t>Area</w:t>
+      </w:r>
+      <w:proofErr w:type="spellEnd"/>
+      <w:r>
+        <w:rPr>
+          <w:rFonts w:ascii="Times New Roman" w:hAnsi="Times New Roman" w:cs="Times New Roman"/>
+          <w:b/>
+          <w:bCs/>
+          <w:color w:val="000000" w:themeColor="text1"/>
+        </w:rPr>
+        <w:t xml:space="preserve"> </w:t>
+      </w:r>
+      <w:proofErr w:type="spellStart"/>
+      <w:r>
+        <w:rPr>
+          <w:rFonts w:ascii="Times New Roman" w:hAnsi="Times New Roman" w:cs="Times New Roman"/>
+          <w:b/>
+          <w:bCs/>
+          <w:color w:val="000000" w:themeColor="text1"/>
+        </w:rPr>
+        <w:t>Border</w:t>
+      </w:r>
+      <w:proofErr w:type="spellEnd"/>
+      <w:r>
+        <w:rPr>
+          <w:rFonts w:ascii="Times New Roman" w:hAnsi="Times New Roman" w:cs="Times New Roman"/>
+          <w:b/>
+          <w:bCs/>
+          <w:color w:val="000000" w:themeColor="text1"/>
+        </w:rPr>
+        <w:t xml:space="preserve"> Router)</w:t>
       </w:r>
       <w:r>
         <w:rPr>
@@ -3389,14 +4713,50 @@
           <w:bCs/>
           <w:color w:val="000000" w:themeColor="text1"/>
         </w:rPr>
-        <w:t>link-state adatbázis (LSDB)</w:t>
-      </w:r>
-      <w:r>
-        <w:rPr>
-          <w:rFonts w:ascii="Times New Roman" w:hAnsi="Times New Roman" w:cs="Times New Roman"/>
-          <w:color w:val="000000" w:themeColor="text1"/>
-        </w:rPr>
-        <w:t xml:space="preserve"> csak az adott területre vonatkozó információkat tartalmazza, kivéve az ABR-eket, amelyek több terület LSDB-jét is kezelik.</w:t>
+        <w:t>link-</w:t>
+      </w:r>
+      <w:proofErr w:type="spellStart"/>
+      <w:r>
+        <w:rPr>
+          <w:rFonts w:ascii="Times New Roman" w:hAnsi="Times New Roman" w:cs="Times New Roman"/>
+          <w:b/>
+          <w:bCs/>
+          <w:color w:val="000000" w:themeColor="text1"/>
+        </w:rPr>
+        <w:t>state</w:t>
+      </w:r>
+      <w:proofErr w:type="spellEnd"/>
+      <w:r>
+        <w:rPr>
+          <w:rFonts w:ascii="Times New Roman" w:hAnsi="Times New Roman" w:cs="Times New Roman"/>
+          <w:b/>
+          <w:bCs/>
+          <w:color w:val="000000" w:themeColor="text1"/>
+        </w:rPr>
+        <w:t xml:space="preserve"> adatbázis (LSDB)</w:t>
+      </w:r>
+      <w:r>
+        <w:rPr>
+          <w:rFonts w:ascii="Times New Roman" w:hAnsi="Times New Roman" w:cs="Times New Roman"/>
+          <w:color w:val="000000" w:themeColor="text1"/>
+        </w:rPr>
+        <w:t xml:space="preserve"> csak az adott területre vonatkozó információkat tartalmazza, kivéve az ABR-</w:t>
+      </w:r>
+      <w:proofErr w:type="spellStart"/>
+      <w:r>
+        <w:rPr>
+          <w:rFonts w:ascii="Times New Roman" w:hAnsi="Times New Roman" w:cs="Times New Roman"/>
+          <w:color w:val="000000" w:themeColor="text1"/>
+        </w:rPr>
+        <w:t>eket</w:t>
+      </w:r>
+      <w:proofErr w:type="spellEnd"/>
+      <w:r>
+        <w:rPr>
+          <w:rFonts w:ascii="Times New Roman" w:hAnsi="Times New Roman" w:cs="Times New Roman"/>
+          <w:color w:val="000000" w:themeColor="text1"/>
+        </w:rPr>
+        <w:t>, amelyek több terület LSDB-jét is kezelik.</w:t>
       </w:r>
       <w:r>
         <w:rPr>
@@ -3430,7 +4790,23 @@
           <w:rFonts w:ascii="Times New Roman" w:hAnsi="Times New Roman" w:cs="Times New Roman"/>
           <w:color w:val="000000" w:themeColor="text1"/>
         </w:rPr>
-        <w:t xml:space="preserve">A telekom budapesti telephelyen található két ilyen terület, az eddig említett </w:t>
+        <w:t xml:space="preserve">A </w:t>
+      </w:r>
+      <w:proofErr w:type="spellStart"/>
+      <w:r>
+        <w:rPr>
+          <w:rFonts w:ascii="Times New Roman" w:hAnsi="Times New Roman" w:cs="Times New Roman"/>
+          <w:color w:val="000000" w:themeColor="text1"/>
+        </w:rPr>
+        <w:t>telekom</w:t>
+      </w:r>
+      <w:proofErr w:type="spellEnd"/>
+      <w:r>
+        <w:rPr>
+          <w:rFonts w:ascii="Times New Roman" w:hAnsi="Times New Roman" w:cs="Times New Roman"/>
+          <w:color w:val="000000" w:themeColor="text1"/>
+        </w:rPr>
+        <w:t xml:space="preserve"> budapesti telephelyen található két ilyen terület, az eddig említett </w:t>
       </w:r>
       <w:r>
         <w:rPr>
@@ -3446,12 +4822,21 @@
         </w:rPr>
         <w:t xml:space="preserve">az </w:t>
       </w:r>
+      <w:proofErr w:type="spellStart"/>
       <w:r>
         <w:rPr>
           <w:rFonts w:ascii="Times New Roman" w:hAnsi="Times New Roman" w:cs="Times New Roman"/>
           <w:color w:val="A02B93" w:themeColor="accent5"/>
         </w:rPr>
-        <w:t>area 20</w:t>
+        <w:t>area</w:t>
+      </w:r>
+      <w:proofErr w:type="spellEnd"/>
+      <w:r>
+        <w:rPr>
+          <w:rFonts w:ascii="Times New Roman" w:hAnsi="Times New Roman" w:cs="Times New Roman"/>
+          <w:color w:val="A02B93" w:themeColor="accent5"/>
+        </w:rPr>
+        <w:t xml:space="preserve"> 20</w:t>
       </w:r>
       <w:r>
         <w:rPr>
@@ -3474,18 +4859,27 @@
         </w:rPr>
         <w:t xml:space="preserve">az </w:t>
       </w:r>
+      <w:proofErr w:type="spellStart"/>
       <w:r>
         <w:rPr>
           <w:rFonts w:ascii="Times New Roman" w:hAnsi="Times New Roman" w:cs="Times New Roman"/>
           <w:color w:val="153D63" w:themeColor="text2" w:themeTint="E6"/>
         </w:rPr>
-        <w:t>area 10</w:t>
-      </w:r>
+        <w:t>area</w:t>
+      </w:r>
+      <w:proofErr w:type="spellEnd"/>
       <w:r>
         <w:rPr>
           <w:rFonts w:ascii="Times New Roman" w:hAnsi="Times New Roman" w:cs="Times New Roman"/>
           <w:color w:val="153D63" w:themeColor="text2" w:themeTint="E6"/>
         </w:rPr>
+        <w:t xml:space="preserve"> 10</w:t>
+      </w:r>
+      <w:r>
+        <w:rPr>
+          <w:rFonts w:ascii="Times New Roman" w:hAnsi="Times New Roman" w:cs="Times New Roman"/>
+          <w:color w:val="153D63" w:themeColor="text2" w:themeTint="E6"/>
+        </w:rPr>
         <w:t xml:space="preserve">. </w:t>
       </w:r>
       <w:r>
@@ -3493,7 +4887,23 @@
           <w:rFonts w:ascii="Times New Roman" w:hAnsi="Times New Roman" w:cs="Times New Roman"/>
           <w:color w:val="000000" w:themeColor="text1"/>
         </w:rPr>
-        <w:t xml:space="preserve">Azt fontos megemlíteni, hogy a budapesti telephely OSPFv2-es konfigurációja egybe van a budapesti titkárság telephelyével, a többi terület az ott helyezkedik el, vagyis a két telephelyet összekötő </w:t>
+        <w:t xml:space="preserve">Azt fontos megemlíteni, hogy a budapesti telephely OSPFv2-es konfigurációja egybe van a budapesti titkárság telephelyével, a többi terület az ott helyezkedik el, vagyis a két </w:t>
+      </w:r>
+      <w:proofErr w:type="spellStart"/>
+      <w:r>
+        <w:rPr>
+          <w:rFonts w:ascii="Times New Roman" w:hAnsi="Times New Roman" w:cs="Times New Roman"/>
+          <w:color w:val="000000" w:themeColor="text1"/>
+        </w:rPr>
+        <w:t>telephelyet</w:t>
+      </w:r>
+      <w:proofErr w:type="spellEnd"/>
+      <w:r>
+        <w:rPr>
+          <w:rFonts w:ascii="Times New Roman" w:hAnsi="Times New Roman" w:cs="Times New Roman"/>
+          <w:color w:val="000000" w:themeColor="text1"/>
+        </w:rPr>
+        <w:t xml:space="preserve"> összekötő </w:t>
       </w:r>
       <w:r>
         <w:rPr>
@@ -3509,7 +4919,23 @@
           <w:rFonts w:ascii="Times New Roman" w:hAnsi="Times New Roman" w:cs="Times New Roman"/>
           <w:color w:val="000000" w:themeColor="text1"/>
         </w:rPr>
-        <w:t xml:space="preserve"> interfacein is OSPF protokoll</w:t>
+        <w:t xml:space="preserve"> </w:t>
+      </w:r>
+      <w:proofErr w:type="spellStart"/>
+      <w:r>
+        <w:rPr>
+          <w:rFonts w:ascii="Times New Roman" w:hAnsi="Times New Roman" w:cs="Times New Roman"/>
+          <w:color w:val="000000" w:themeColor="text1"/>
+        </w:rPr>
+        <w:t>interfacein</w:t>
+      </w:r>
+      <w:proofErr w:type="spellEnd"/>
+      <w:r>
+        <w:rPr>
+          <w:rFonts w:ascii="Times New Roman" w:hAnsi="Times New Roman" w:cs="Times New Roman"/>
+          <w:color w:val="000000" w:themeColor="text1"/>
+        </w:rPr>
+        <w:t xml:space="preserve"> is OSPF protokoll</w:t>
       </w:r>
       <w:r>
         <w:rPr>
@@ -3552,7 +4978,23 @@
           <w:color w:val="000000" w:themeColor="text1"/>
         </w:rPr>
         <w:lastRenderedPageBreak/>
-        <w:t xml:space="preserve">budapesti telephelyen 1.1.1.1-es router id-val. </w:t>
+        <w:t xml:space="preserve">budapesti telephelyen 1.1.1.1-es router </w:t>
+      </w:r>
+      <w:proofErr w:type="spellStart"/>
+      <w:r>
+        <w:rPr>
+          <w:rFonts w:ascii="Times New Roman" w:hAnsi="Times New Roman" w:cs="Times New Roman"/>
+          <w:color w:val="000000" w:themeColor="text1"/>
+        </w:rPr>
+        <w:t>id-val</w:t>
+      </w:r>
+      <w:proofErr w:type="spellEnd"/>
+      <w:r>
+        <w:rPr>
+          <w:rFonts w:ascii="Times New Roman" w:hAnsi="Times New Roman" w:cs="Times New Roman"/>
+          <w:color w:val="000000" w:themeColor="text1"/>
+        </w:rPr>
+        <w:t xml:space="preserve">. </w:t>
       </w:r>
       <w:r>
         <w:rPr>
@@ -3573,7 +5015,39 @@
           <w:rFonts w:ascii="Times New Roman" w:hAnsi="Times New Roman" w:cs="Times New Roman"/>
           <w:color w:val="000000" w:themeColor="text1"/>
         </w:rPr>
-        <w:t xml:space="preserve">SERVER_BP Multilayer Switch. </w:t>
+        <w:t xml:space="preserve">SERVER_BP </w:t>
+      </w:r>
+      <w:proofErr w:type="spellStart"/>
+      <w:r>
+        <w:rPr>
+          <w:rFonts w:ascii="Times New Roman" w:hAnsi="Times New Roman" w:cs="Times New Roman"/>
+          <w:color w:val="000000" w:themeColor="text1"/>
+        </w:rPr>
+        <w:t>Multilayer</w:t>
+      </w:r>
+      <w:proofErr w:type="spellEnd"/>
+      <w:r>
+        <w:rPr>
+          <w:rFonts w:ascii="Times New Roman" w:hAnsi="Times New Roman" w:cs="Times New Roman"/>
+          <w:color w:val="000000" w:themeColor="text1"/>
+        </w:rPr>
+        <w:t xml:space="preserve"> </w:t>
+      </w:r>
+      <w:proofErr w:type="spellStart"/>
+      <w:r>
+        <w:rPr>
+          <w:rFonts w:ascii="Times New Roman" w:hAnsi="Times New Roman" w:cs="Times New Roman"/>
+          <w:color w:val="000000" w:themeColor="text1"/>
+        </w:rPr>
+        <w:t>Switch</w:t>
+      </w:r>
+      <w:proofErr w:type="spellEnd"/>
+      <w:r>
+        <w:rPr>
+          <w:rFonts w:ascii="Times New Roman" w:hAnsi="Times New Roman" w:cs="Times New Roman"/>
+          <w:color w:val="000000" w:themeColor="text1"/>
+        </w:rPr>
+        <w:t xml:space="preserve">. </w:t>
       </w:r>
       <w:r>
         <w:rPr>
@@ -3582,12 +5056,21 @@
         </w:rPr>
         <w:t xml:space="preserve">A képen a BP_R Router </w:t>
       </w:r>
-      <w:r>
-        <w:rPr>
-          <w:rFonts w:ascii="Times New Roman" w:hAnsi="Times New Roman" w:cs="Times New Roman"/>
-          <w:color w:val="000000" w:themeColor="text1"/>
-        </w:rPr>
-        <w:t>ospf beállatásait láthatjuk:</w:t>
+      <w:proofErr w:type="spellStart"/>
+      <w:r>
+        <w:rPr>
+          <w:rFonts w:ascii="Times New Roman" w:hAnsi="Times New Roman" w:cs="Times New Roman"/>
+          <w:color w:val="000000" w:themeColor="text1"/>
+        </w:rPr>
+        <w:t>ospf</w:t>
+      </w:r>
+      <w:proofErr w:type="spellEnd"/>
+      <w:r>
+        <w:rPr>
+          <w:rFonts w:ascii="Times New Roman" w:hAnsi="Times New Roman" w:cs="Times New Roman"/>
+          <w:color w:val="000000" w:themeColor="text1"/>
+        </w:rPr>
+        <w:t xml:space="preserve"> beállatásait láthatjuk:</w:t>
       </w:r>
     </w:p>
     <w:p>
@@ -3703,7 +5186,23 @@
           <w:rFonts w:ascii="Times New Roman" w:hAnsi="Times New Roman" w:cs="Times New Roman"/>
           <w:color w:val="C00000"/>
         </w:rPr>
-        <w:t xml:space="preserve">SSH (Secure Shell) </w:t>
+        <w:t>SSH (</w:t>
+      </w:r>
+      <w:proofErr w:type="spellStart"/>
+      <w:r>
+        <w:rPr>
+          <w:rFonts w:ascii="Times New Roman" w:hAnsi="Times New Roman" w:cs="Times New Roman"/>
+          <w:color w:val="C00000"/>
+        </w:rPr>
+        <w:t>Secure</w:t>
+      </w:r>
+      <w:proofErr w:type="spellEnd"/>
+      <w:r>
+        <w:rPr>
+          <w:rFonts w:ascii="Times New Roman" w:hAnsi="Times New Roman" w:cs="Times New Roman"/>
+          <w:color w:val="C00000"/>
+        </w:rPr>
+        <w:t xml:space="preserve"> Shell) </w:t>
       </w:r>
       <w:r>
         <w:rPr>
@@ -3740,8 +5239,19 @@
           <w:bCs/>
           <w:color w:val="000000" w:themeColor="text1"/>
         </w:rPr>
-        <w:t>felhasználónév – admin</w:t>
-      </w:r>
+        <w:t xml:space="preserve">felhasználónév – </w:t>
+      </w:r>
+      <w:proofErr w:type="spellStart"/>
+      <w:r>
+        <w:rPr>
+          <w:rFonts w:ascii="Times New Roman" w:hAnsi="Times New Roman" w:cs="Times New Roman"/>
+          <w:b/>
+          <w:bCs/>
+          <w:color w:val="000000" w:themeColor="text1"/>
+        </w:rPr>
+        <w:t>admin</w:t>
+      </w:r>
+      <w:proofErr w:type="spellEnd"/>
       <w:r>
         <w:rPr>
           <w:rFonts w:ascii="Times New Roman" w:hAnsi="Times New Roman" w:cs="Times New Roman"/>
@@ -3781,14 +5291,62 @@
           <w:rFonts w:ascii="Times New Roman" w:hAnsi="Times New Roman" w:cs="Times New Roman"/>
           <w:color w:val="000000" w:themeColor="text1"/>
         </w:rPr>
-        <w:t>Az ssh version</w:t>
-      </w:r>
-      <w:r>
-        <w:rPr>
-          <w:rFonts w:ascii="Times New Roman" w:hAnsi="Times New Roman" w:cs="Times New Roman"/>
-          <w:color w:val="000000" w:themeColor="text1"/>
-        </w:rPr>
-        <w:t xml:space="preserve"> az kettes és a domain name az a TELEKOM.HU</w:t>
+        <w:t xml:space="preserve">Az </w:t>
+      </w:r>
+      <w:proofErr w:type="spellStart"/>
+      <w:r>
+        <w:rPr>
+          <w:rFonts w:ascii="Times New Roman" w:hAnsi="Times New Roman" w:cs="Times New Roman"/>
+          <w:color w:val="000000" w:themeColor="text1"/>
+        </w:rPr>
+        <w:t>ssh</w:t>
+      </w:r>
+      <w:proofErr w:type="spellEnd"/>
+      <w:r>
+        <w:rPr>
+          <w:rFonts w:ascii="Times New Roman" w:hAnsi="Times New Roman" w:cs="Times New Roman"/>
+          <w:color w:val="000000" w:themeColor="text1"/>
+        </w:rPr>
+        <w:t xml:space="preserve"> version</w:t>
+      </w:r>
+      <w:r>
+        <w:rPr>
+          <w:rFonts w:ascii="Times New Roman" w:hAnsi="Times New Roman" w:cs="Times New Roman"/>
+          <w:color w:val="000000" w:themeColor="text1"/>
+        </w:rPr>
+        <w:t xml:space="preserve"> az kettes és a </w:t>
+      </w:r>
+      <w:proofErr w:type="spellStart"/>
+      <w:r>
+        <w:rPr>
+          <w:rFonts w:ascii="Times New Roman" w:hAnsi="Times New Roman" w:cs="Times New Roman"/>
+          <w:color w:val="000000" w:themeColor="text1"/>
+        </w:rPr>
+        <w:t>domain</w:t>
+      </w:r>
+      <w:proofErr w:type="spellEnd"/>
+      <w:r>
+        <w:rPr>
+          <w:rFonts w:ascii="Times New Roman" w:hAnsi="Times New Roman" w:cs="Times New Roman"/>
+          <w:color w:val="000000" w:themeColor="text1"/>
+        </w:rPr>
+        <w:t xml:space="preserve"> </w:t>
+      </w:r>
+      <w:proofErr w:type="spellStart"/>
+      <w:r>
+        <w:rPr>
+          <w:rFonts w:ascii="Times New Roman" w:hAnsi="Times New Roman" w:cs="Times New Roman"/>
+          <w:color w:val="000000" w:themeColor="text1"/>
+        </w:rPr>
+        <w:t>name</w:t>
+      </w:r>
+      <w:proofErr w:type="spellEnd"/>
+      <w:r>
+        <w:rPr>
+          <w:rFonts w:ascii="Times New Roman" w:hAnsi="Times New Roman" w:cs="Times New Roman"/>
+          <w:color w:val="000000" w:themeColor="text1"/>
+        </w:rPr>
+        <w:t xml:space="preserve"> az a TELEKOM.HU</w:t>
       </w:r>
     </w:p>
     <w:p>
@@ -3931,7 +5489,23 @@
           <w:rFonts w:ascii="Times New Roman" w:hAnsi="Times New Roman" w:cs="Times New Roman"/>
           <w:color w:val="000000" w:themeColor="text1"/>
         </w:rPr>
-        <w:t xml:space="preserve"> és adminisztrátorok gépeinek lett létrehozva. </w:t>
+        <w:t xml:space="preserve"> és adminisztrátorok </w:t>
+      </w:r>
+      <w:proofErr w:type="spellStart"/>
+      <w:r>
+        <w:rPr>
+          <w:rFonts w:ascii="Times New Roman" w:hAnsi="Times New Roman" w:cs="Times New Roman"/>
+          <w:color w:val="000000" w:themeColor="text1"/>
+        </w:rPr>
+        <w:t>gépeinek</w:t>
+      </w:r>
+      <w:proofErr w:type="spellEnd"/>
+      <w:r>
+        <w:rPr>
+          <w:rFonts w:ascii="Times New Roman" w:hAnsi="Times New Roman" w:cs="Times New Roman"/>
+          <w:color w:val="000000" w:themeColor="text1"/>
+        </w:rPr>
+        <w:t xml:space="preserve"> lett létrehozva. </w:t>
       </w:r>
       <w:r>
         <w:rPr>
@@ -4268,51 +5842,183 @@
           <w:color w:val="156082" w:themeColor="accent1"/>
         </w:rPr>
       </w:pPr>
+      <w:proofErr w:type="spellStart"/>
       <w:r>
         <w:rPr>
           <w:rFonts w:ascii="Times New Roman" w:hAnsi="Times New Roman" w:cs="Times New Roman"/>
           <w:color w:val="156082" w:themeColor="accent1"/>
         </w:rPr>
-        <w:t xml:space="preserve">Multilayer Switch </w:t>
-      </w:r>
-    </w:p>
-    <w:p>
-      <w:pPr>
-        <w:jc w:val="both"/>
-        <w:rPr>
-          <w:rFonts w:ascii="Times New Roman" w:hAnsi="Times New Roman" w:cs="Times New Roman"/>
-          <w:color w:val="000000" w:themeColor="text1"/>
-        </w:rPr>
-      </w:pPr>
-      <w:r>
-        <w:rPr>
-          <w:rFonts w:ascii="Times New Roman" w:hAnsi="Times New Roman" w:cs="Times New Roman"/>
-          <w:color w:val="000000" w:themeColor="text1"/>
-        </w:rPr>
-        <w:t>Egy multilayer switch (MLS) olyan hálózati eszköz, amely egyszerre képes Layer 2 (adatkapcsolati réteg) és Layer 3 (hálózati réteg) funkciókat ellátni. Ez azt jelenti, hogy nemcsak kapcsolóként (switch) működik, hanem útvonalválasztóként (routerként) is képes viselkedni.</w:t>
-      </w:r>
-      <w:r>
-        <w:rPr>
-          <w:rFonts w:ascii="Times New Roman" w:hAnsi="Times New Roman" w:cs="Times New Roman"/>
-          <w:color w:val="000000" w:themeColor="text1"/>
+        <w:t>Multilayer</w:t>
+      </w:r>
+      <w:proofErr w:type="spellEnd"/>
+      <w:r>
+        <w:rPr>
+          <w:rFonts w:ascii="Times New Roman" w:hAnsi="Times New Roman" w:cs="Times New Roman"/>
+          <w:color w:val="156082" w:themeColor="accent1"/>
         </w:rPr>
         <w:t xml:space="preserve"> </w:t>
       </w:r>
-      <w:r>
-        <w:rPr>
-          <w:rFonts w:ascii="Times New Roman" w:hAnsi="Times New Roman" w:cs="Times New Roman"/>
-          <w:b/>
-          <w:bCs/>
-          <w:color w:val="000000" w:themeColor="text1"/>
-        </w:rPr>
-        <w:t>Layer 2</w:t>
-      </w:r>
-      <w:r>
-        <w:rPr>
-          <w:rFonts w:ascii="Times New Roman" w:hAnsi="Times New Roman" w:cs="Times New Roman"/>
-          <w:color w:val="000000" w:themeColor="text1"/>
-        </w:rPr>
-        <w:t>: MAC-címek alapján továbbítja a csomagokat (mint egy hagyományos switch)</w:t>
+      <w:proofErr w:type="spellStart"/>
+      <w:r>
+        <w:rPr>
+          <w:rFonts w:ascii="Times New Roman" w:hAnsi="Times New Roman" w:cs="Times New Roman"/>
+          <w:color w:val="156082" w:themeColor="accent1"/>
+        </w:rPr>
+        <w:t>Switch</w:t>
+      </w:r>
+      <w:proofErr w:type="spellEnd"/>
+      <w:r>
+        <w:rPr>
+          <w:rFonts w:ascii="Times New Roman" w:hAnsi="Times New Roman" w:cs="Times New Roman"/>
+          <w:color w:val="156082" w:themeColor="accent1"/>
+        </w:rPr>
+        <w:t xml:space="preserve"> </w:t>
+      </w:r>
+    </w:p>
+    <w:p>
+      <w:pPr>
+        <w:jc w:val="both"/>
+        <w:rPr>
+          <w:rFonts w:ascii="Times New Roman" w:hAnsi="Times New Roman" w:cs="Times New Roman"/>
+          <w:color w:val="000000" w:themeColor="text1"/>
+        </w:rPr>
+      </w:pPr>
+      <w:r>
+        <w:rPr>
+          <w:rFonts w:ascii="Times New Roman" w:hAnsi="Times New Roman" w:cs="Times New Roman"/>
+          <w:color w:val="000000" w:themeColor="text1"/>
+        </w:rPr>
+        <w:t xml:space="preserve">Egy </w:t>
+      </w:r>
+      <w:proofErr w:type="spellStart"/>
+      <w:r>
+        <w:rPr>
+          <w:rFonts w:ascii="Times New Roman" w:hAnsi="Times New Roman" w:cs="Times New Roman"/>
+          <w:color w:val="000000" w:themeColor="text1"/>
+        </w:rPr>
+        <w:t>multilayer</w:t>
+      </w:r>
+      <w:proofErr w:type="spellEnd"/>
+      <w:r>
+        <w:rPr>
+          <w:rFonts w:ascii="Times New Roman" w:hAnsi="Times New Roman" w:cs="Times New Roman"/>
+          <w:color w:val="000000" w:themeColor="text1"/>
+        </w:rPr>
+        <w:t xml:space="preserve"> </w:t>
+      </w:r>
+      <w:proofErr w:type="spellStart"/>
+      <w:r>
+        <w:rPr>
+          <w:rFonts w:ascii="Times New Roman" w:hAnsi="Times New Roman" w:cs="Times New Roman"/>
+          <w:color w:val="000000" w:themeColor="text1"/>
+        </w:rPr>
+        <w:t>switch</w:t>
+      </w:r>
+      <w:proofErr w:type="spellEnd"/>
+      <w:r>
+        <w:rPr>
+          <w:rFonts w:ascii="Times New Roman" w:hAnsi="Times New Roman" w:cs="Times New Roman"/>
+          <w:color w:val="000000" w:themeColor="text1"/>
+        </w:rPr>
+        <w:t xml:space="preserve"> (MLS) olyan hálózati eszköz, amely egyszerre képes </w:t>
+      </w:r>
+      <w:proofErr w:type="spellStart"/>
+      <w:r>
+        <w:rPr>
+          <w:rFonts w:ascii="Times New Roman" w:hAnsi="Times New Roman" w:cs="Times New Roman"/>
+          <w:color w:val="000000" w:themeColor="text1"/>
+        </w:rPr>
+        <w:t>Layer</w:t>
+      </w:r>
+      <w:proofErr w:type="spellEnd"/>
+      <w:r>
+        <w:rPr>
+          <w:rFonts w:ascii="Times New Roman" w:hAnsi="Times New Roman" w:cs="Times New Roman"/>
+          <w:color w:val="000000" w:themeColor="text1"/>
+        </w:rPr>
+        <w:t xml:space="preserve"> 2 (adatkapcsolati réteg) és </w:t>
+      </w:r>
+      <w:proofErr w:type="spellStart"/>
+      <w:r>
+        <w:rPr>
+          <w:rFonts w:ascii="Times New Roman" w:hAnsi="Times New Roman" w:cs="Times New Roman"/>
+          <w:color w:val="000000" w:themeColor="text1"/>
+        </w:rPr>
+        <w:t>Layer</w:t>
+      </w:r>
+      <w:proofErr w:type="spellEnd"/>
+      <w:r>
+        <w:rPr>
+          <w:rFonts w:ascii="Times New Roman" w:hAnsi="Times New Roman" w:cs="Times New Roman"/>
+          <w:color w:val="000000" w:themeColor="text1"/>
+        </w:rPr>
+        <w:t xml:space="preserve"> 3 (hálózati réteg) funkciókat ellátni. Ez azt jelenti, hogy nemcsak kapcsolóként (</w:t>
+      </w:r>
+      <w:proofErr w:type="spellStart"/>
+      <w:r>
+        <w:rPr>
+          <w:rFonts w:ascii="Times New Roman" w:hAnsi="Times New Roman" w:cs="Times New Roman"/>
+          <w:color w:val="000000" w:themeColor="text1"/>
+        </w:rPr>
+        <w:t>switch</w:t>
+      </w:r>
+      <w:proofErr w:type="spellEnd"/>
+      <w:r>
+        <w:rPr>
+          <w:rFonts w:ascii="Times New Roman" w:hAnsi="Times New Roman" w:cs="Times New Roman"/>
+          <w:color w:val="000000" w:themeColor="text1"/>
+        </w:rPr>
+        <w:t>) működik, hanem útvonalválasztóként (routerként) is képes viselkedni.</w:t>
+      </w:r>
+      <w:r>
+        <w:rPr>
+          <w:rFonts w:ascii="Times New Roman" w:hAnsi="Times New Roman" w:cs="Times New Roman"/>
+          <w:color w:val="000000" w:themeColor="text1"/>
+        </w:rPr>
+        <w:t xml:space="preserve"> </w:t>
+      </w:r>
+      <w:proofErr w:type="spellStart"/>
+      <w:r>
+        <w:rPr>
+          <w:rFonts w:ascii="Times New Roman" w:hAnsi="Times New Roman" w:cs="Times New Roman"/>
+          <w:b/>
+          <w:bCs/>
+          <w:color w:val="000000" w:themeColor="text1"/>
+        </w:rPr>
+        <w:t>Layer</w:t>
+      </w:r>
+      <w:proofErr w:type="spellEnd"/>
+      <w:r>
+        <w:rPr>
+          <w:rFonts w:ascii="Times New Roman" w:hAnsi="Times New Roman" w:cs="Times New Roman"/>
+          <w:b/>
+          <w:bCs/>
+          <w:color w:val="000000" w:themeColor="text1"/>
+        </w:rPr>
+        <w:t xml:space="preserve"> 2</w:t>
+      </w:r>
+      <w:r>
+        <w:rPr>
+          <w:rFonts w:ascii="Times New Roman" w:hAnsi="Times New Roman" w:cs="Times New Roman"/>
+          <w:color w:val="000000" w:themeColor="text1"/>
+        </w:rPr>
+        <w:t xml:space="preserve">: MAC-címek alapján továbbítja a csomagokat (mint egy hagyományos </w:t>
+      </w:r>
+      <w:proofErr w:type="spellStart"/>
+      <w:r>
+        <w:rPr>
+          <w:rFonts w:ascii="Times New Roman" w:hAnsi="Times New Roman" w:cs="Times New Roman"/>
+          <w:color w:val="000000" w:themeColor="text1"/>
+        </w:rPr>
+        <w:t>switch</w:t>
+      </w:r>
+      <w:proofErr w:type="spellEnd"/>
+      <w:r>
+        <w:rPr>
+          <w:rFonts w:ascii="Times New Roman" w:hAnsi="Times New Roman" w:cs="Times New Roman"/>
+          <w:color w:val="000000" w:themeColor="text1"/>
+        </w:rPr>
+        <w:t>)</w:t>
       </w:r>
       <w:r>
         <w:rPr>
@@ -4321,14 +6027,25 @@
         </w:rPr>
         <w:t xml:space="preserve">. </w:t>
       </w:r>
-      <w:r>
-        <w:rPr>
-          <w:rFonts w:ascii="Times New Roman" w:hAnsi="Times New Roman" w:cs="Times New Roman"/>
-          <w:b/>
-          <w:bCs/>
-          <w:color w:val="000000" w:themeColor="text1"/>
-        </w:rPr>
-        <w:t>Layer 3</w:t>
+      <w:proofErr w:type="spellStart"/>
+      <w:r>
+        <w:rPr>
+          <w:rFonts w:ascii="Times New Roman" w:hAnsi="Times New Roman" w:cs="Times New Roman"/>
+          <w:b/>
+          <w:bCs/>
+          <w:color w:val="000000" w:themeColor="text1"/>
+        </w:rPr>
+        <w:t>Layer</w:t>
+      </w:r>
+      <w:proofErr w:type="spellEnd"/>
+      <w:r>
+        <w:rPr>
+          <w:rFonts w:ascii="Times New Roman" w:hAnsi="Times New Roman" w:cs="Times New Roman"/>
+          <w:b/>
+          <w:bCs/>
+          <w:color w:val="000000" w:themeColor="text1"/>
+        </w:rPr>
+        <w:t xml:space="preserve"> 3</w:t>
       </w:r>
       <w:r>
         <w:rPr>
@@ -4337,21 +6054,59 @@
         </w:rPr>
         <w:t xml:space="preserve">: IP-címek alapján képes </w:t>
       </w:r>
-      <w:r>
-        <w:rPr>
-          <w:rFonts w:ascii="Times New Roman" w:hAnsi="Times New Roman" w:cs="Times New Roman"/>
-          <w:b/>
-          <w:bCs/>
-          <w:color w:val="000000" w:themeColor="text1"/>
-        </w:rPr>
-        <w:t>inter-VLAN routingra</w:t>
-      </w:r>
-      <w:r>
-        <w:rPr>
-          <w:rFonts w:ascii="Times New Roman" w:hAnsi="Times New Roman" w:cs="Times New Roman"/>
-          <w:color w:val="000000" w:themeColor="text1"/>
-        </w:rPr>
-        <w:t xml:space="preserve"> (VLAN-ok közötti forgalomirányításra), akár dinamikus routing protokollokkal (pl. OSPF, EIGRP)</w:t>
+      <w:proofErr w:type="spellStart"/>
+      <w:r>
+        <w:rPr>
+          <w:rFonts w:ascii="Times New Roman" w:hAnsi="Times New Roman" w:cs="Times New Roman"/>
+          <w:b/>
+          <w:bCs/>
+          <w:color w:val="000000" w:themeColor="text1"/>
+        </w:rPr>
+        <w:t>inter</w:t>
+      </w:r>
+      <w:proofErr w:type="spellEnd"/>
+      <w:r>
+        <w:rPr>
+          <w:rFonts w:ascii="Times New Roman" w:hAnsi="Times New Roman" w:cs="Times New Roman"/>
+          <w:b/>
+          <w:bCs/>
+          <w:color w:val="000000" w:themeColor="text1"/>
+        </w:rPr>
+        <w:t xml:space="preserve">-VLAN </w:t>
+      </w:r>
+      <w:proofErr w:type="spellStart"/>
+      <w:r>
+        <w:rPr>
+          <w:rFonts w:ascii="Times New Roman" w:hAnsi="Times New Roman" w:cs="Times New Roman"/>
+          <w:b/>
+          <w:bCs/>
+          <w:color w:val="000000" w:themeColor="text1"/>
+        </w:rPr>
+        <w:t>routingra</w:t>
+      </w:r>
+      <w:proofErr w:type="spellEnd"/>
+      <w:r>
+        <w:rPr>
+          <w:rFonts w:ascii="Times New Roman" w:hAnsi="Times New Roman" w:cs="Times New Roman"/>
+          <w:color w:val="000000" w:themeColor="text1"/>
+        </w:rPr>
+        <w:t xml:space="preserve"> (VLAN-ok közötti forgalomirányításra), akár dinamikus </w:t>
+      </w:r>
+      <w:proofErr w:type="spellStart"/>
+      <w:r>
+        <w:rPr>
+          <w:rFonts w:ascii="Times New Roman" w:hAnsi="Times New Roman" w:cs="Times New Roman"/>
+          <w:color w:val="000000" w:themeColor="text1"/>
+        </w:rPr>
+        <w:t>routing</w:t>
+      </w:r>
+      <w:proofErr w:type="spellEnd"/>
+      <w:r>
+        <w:rPr>
+          <w:rFonts w:ascii="Times New Roman" w:hAnsi="Times New Roman" w:cs="Times New Roman"/>
+          <w:color w:val="000000" w:themeColor="text1"/>
+        </w:rPr>
+        <w:t xml:space="preserve"> protokollokkal (pl. OSPF, EIGRP)</w:t>
       </w:r>
       <w:r>
         <w:rPr>
@@ -4365,7 +6120,23 @@
           <w:rFonts w:ascii="Times New Roman" w:hAnsi="Times New Roman" w:cs="Times New Roman"/>
           <w:color w:val="000000" w:themeColor="text1"/>
         </w:rPr>
-        <w:t>A switch logikailag szegmentálja a hálózatot VLAN-okra, minden VLAN külön alhálózat.</w:t>
+        <w:t xml:space="preserve">A </w:t>
+      </w:r>
+      <w:proofErr w:type="spellStart"/>
+      <w:r>
+        <w:rPr>
+          <w:rFonts w:ascii="Times New Roman" w:hAnsi="Times New Roman" w:cs="Times New Roman"/>
+          <w:color w:val="000000" w:themeColor="text1"/>
+        </w:rPr>
+        <w:t>switch</w:t>
+      </w:r>
+      <w:proofErr w:type="spellEnd"/>
+      <w:r>
+        <w:rPr>
+          <w:rFonts w:ascii="Times New Roman" w:hAnsi="Times New Roman" w:cs="Times New Roman"/>
+          <w:color w:val="000000" w:themeColor="text1"/>
+        </w:rPr>
+        <w:t xml:space="preserve"> logikailag szegmentálja a hálózatot VLAN-okra, minden VLAN külön alhálózat.</w:t>
       </w:r>
       <w:r>
         <w:rPr>
@@ -4381,28 +6152,136 @@
           <w:bCs/>
           <w:color w:val="000000" w:themeColor="text1"/>
         </w:rPr>
-        <w:t>SVI (Switched Virtual Interface)</w:t>
-      </w:r>
-      <w:r>
-        <w:rPr>
-          <w:rFonts w:ascii="Times New Roman" w:hAnsi="Times New Roman" w:cs="Times New Roman"/>
-          <w:color w:val="000000" w:themeColor="text1"/>
-        </w:rPr>
-        <w:t>: Minden VLAN-hoz létrehozható egy virtuális interfész IP-címmel, amely a VLAN gateway-e lesz.</w:t>
-      </w:r>
-      <w:r>
-        <w:rPr>
-          <w:rFonts w:ascii="Times New Roman" w:hAnsi="Times New Roman" w:cs="Times New Roman"/>
+        <w:t>SVI (</w:t>
+      </w:r>
+      <w:proofErr w:type="spellStart"/>
+      <w:r>
+        <w:rPr>
+          <w:rFonts w:ascii="Times New Roman" w:hAnsi="Times New Roman" w:cs="Times New Roman"/>
+          <w:b/>
+          <w:bCs/>
+          <w:color w:val="000000" w:themeColor="text1"/>
+        </w:rPr>
+        <w:t>Switched</w:t>
+      </w:r>
+      <w:proofErr w:type="spellEnd"/>
+      <w:r>
+        <w:rPr>
+          <w:rFonts w:ascii="Times New Roman" w:hAnsi="Times New Roman" w:cs="Times New Roman"/>
+          <w:b/>
+          <w:bCs/>
           <w:color w:val="000000" w:themeColor="text1"/>
         </w:rPr>
         <w:t xml:space="preserve"> </w:t>
       </w:r>
-      <w:r>
-        <w:rPr>
-          <w:rFonts w:ascii="Times New Roman" w:hAnsi="Times New Roman" w:cs="Times New Roman"/>
-          <w:color w:val="000000" w:themeColor="text1"/>
-        </w:rPr>
-        <w:t>Az IP routingot engedélyezni kell rajta, ami aktiválja a harmadik rétegbeli funkciókat</w:t>
+      <w:proofErr w:type="spellStart"/>
+      <w:r>
+        <w:rPr>
+          <w:rFonts w:ascii="Times New Roman" w:hAnsi="Times New Roman" w:cs="Times New Roman"/>
+          <w:b/>
+          <w:bCs/>
+          <w:color w:val="000000" w:themeColor="text1"/>
+        </w:rPr>
+        <w:t>Virtual</w:t>
+      </w:r>
+      <w:proofErr w:type="spellEnd"/>
+      <w:r>
+        <w:rPr>
+          <w:rFonts w:ascii="Times New Roman" w:hAnsi="Times New Roman" w:cs="Times New Roman"/>
+          <w:b/>
+          <w:bCs/>
+          <w:color w:val="000000" w:themeColor="text1"/>
+        </w:rPr>
+        <w:t xml:space="preserve"> </w:t>
+      </w:r>
+      <w:proofErr w:type="spellStart"/>
+      <w:r>
+        <w:rPr>
+          <w:rFonts w:ascii="Times New Roman" w:hAnsi="Times New Roman" w:cs="Times New Roman"/>
+          <w:b/>
+          <w:bCs/>
+          <w:color w:val="000000" w:themeColor="text1"/>
+        </w:rPr>
+        <w:t>Interface</w:t>
+      </w:r>
+      <w:proofErr w:type="spellEnd"/>
+      <w:r>
+        <w:rPr>
+          <w:rFonts w:ascii="Times New Roman" w:hAnsi="Times New Roman" w:cs="Times New Roman"/>
+          <w:b/>
+          <w:bCs/>
+          <w:color w:val="000000" w:themeColor="text1"/>
+        </w:rPr>
+        <w:t>)</w:t>
+      </w:r>
+      <w:r>
+        <w:rPr>
+          <w:rFonts w:ascii="Times New Roman" w:hAnsi="Times New Roman" w:cs="Times New Roman"/>
+          <w:color w:val="000000" w:themeColor="text1"/>
+        </w:rPr>
+        <w:t xml:space="preserve">: Minden VLAN-hoz létrehozható egy virtuális interfész IP-címmel, amely a VLAN </w:t>
+      </w:r>
+      <w:proofErr w:type="spellStart"/>
+      <w:r>
+        <w:rPr>
+          <w:rFonts w:ascii="Times New Roman" w:hAnsi="Times New Roman" w:cs="Times New Roman"/>
+          <w:color w:val="000000" w:themeColor="text1"/>
+        </w:rPr>
+        <w:t>gateway</w:t>
+      </w:r>
+      <w:proofErr w:type="spellEnd"/>
+      <w:r>
+        <w:rPr>
+          <w:rFonts w:ascii="Times New Roman" w:hAnsi="Times New Roman" w:cs="Times New Roman"/>
+          <w:color w:val="000000" w:themeColor="text1"/>
+        </w:rPr>
+        <w:t>-e lesz.</w:t>
+      </w:r>
+      <w:r>
+        <w:rPr>
+          <w:rFonts w:ascii="Times New Roman" w:hAnsi="Times New Roman" w:cs="Times New Roman"/>
+          <w:color w:val="000000" w:themeColor="text1"/>
+        </w:rPr>
+        <w:t xml:space="preserve"> </w:t>
+      </w:r>
+      <w:r>
+        <w:rPr>
+          <w:rFonts w:ascii="Times New Roman" w:hAnsi="Times New Roman" w:cs="Times New Roman"/>
+          <w:color w:val="000000" w:themeColor="text1"/>
+        </w:rPr>
+        <w:t xml:space="preserve">Az IP </w:t>
+      </w:r>
+      <w:proofErr w:type="spellStart"/>
+      <w:r>
+        <w:rPr>
+          <w:rFonts w:ascii="Times New Roman" w:hAnsi="Times New Roman" w:cs="Times New Roman"/>
+          <w:color w:val="000000" w:themeColor="text1"/>
+        </w:rPr>
+        <w:t>routingot</w:t>
+      </w:r>
+      <w:proofErr w:type="spellEnd"/>
+      <w:r>
+        <w:rPr>
+          <w:rFonts w:ascii="Times New Roman" w:hAnsi="Times New Roman" w:cs="Times New Roman"/>
+          <w:color w:val="000000" w:themeColor="text1"/>
+        </w:rPr>
+        <w:t xml:space="preserve"> engedélyezni kell rajta, ami aktiválja a harmadik </w:t>
+      </w:r>
+      <w:proofErr w:type="spellStart"/>
+      <w:r>
+        <w:rPr>
+          <w:rFonts w:ascii="Times New Roman" w:hAnsi="Times New Roman" w:cs="Times New Roman"/>
+          <w:color w:val="000000" w:themeColor="text1"/>
+        </w:rPr>
+        <w:t>rétegbeli</w:t>
+      </w:r>
+      <w:proofErr w:type="spellEnd"/>
+      <w:r>
+        <w:rPr>
+          <w:rFonts w:ascii="Times New Roman" w:hAnsi="Times New Roman" w:cs="Times New Roman"/>
+          <w:color w:val="000000" w:themeColor="text1"/>
+        </w:rPr>
+        <w:t xml:space="preserve"> funkciókat</w:t>
       </w:r>
       <w:r>
         <w:rPr>
@@ -4520,13 +6399,87 @@
           <w:rFonts w:ascii="Times New Roman" w:hAnsi="Times New Roman" w:cs="Times New Roman"/>
           <w:color w:val="C00000"/>
         </w:rPr>
-        <w:t>TACACS+ (Terminal Access Controller Access-Control System Plus)</w:t>
-      </w:r>
-      <w:r>
-        <w:rPr>
-          <w:rFonts w:ascii="Times New Roman" w:hAnsi="Times New Roman" w:cs="Times New Roman"/>
-        </w:rPr>
-        <w:t xml:space="preserve"> egy hálózati protokoll, amelyet a felhasználók hitelesítésére, jogosultságkezelésére és tevékenységük naplózására (AAA – Authentication, Authorization, Accounting) használnak, főként hálózati eszközök (pl. routerek, switch-ek) adminisztratív hozzáférésének központosított kezelésére</w:t>
+        <w:t xml:space="preserve">TACACS+ (Terminal Access </w:t>
+      </w:r>
+      <w:proofErr w:type="spellStart"/>
+      <w:r>
+        <w:rPr>
+          <w:rFonts w:ascii="Times New Roman" w:hAnsi="Times New Roman" w:cs="Times New Roman"/>
+          <w:color w:val="C00000"/>
+        </w:rPr>
+        <w:t>Controller</w:t>
+      </w:r>
+      <w:proofErr w:type="spellEnd"/>
+      <w:r>
+        <w:rPr>
+          <w:rFonts w:ascii="Times New Roman" w:hAnsi="Times New Roman" w:cs="Times New Roman"/>
+          <w:color w:val="C00000"/>
+        </w:rPr>
+        <w:t xml:space="preserve"> Access-</w:t>
+      </w:r>
+      <w:proofErr w:type="spellStart"/>
+      <w:r>
+        <w:rPr>
+          <w:rFonts w:ascii="Times New Roman" w:hAnsi="Times New Roman" w:cs="Times New Roman"/>
+          <w:color w:val="C00000"/>
+        </w:rPr>
+        <w:t>Control</w:t>
+      </w:r>
+      <w:proofErr w:type="spellEnd"/>
+      <w:r>
+        <w:rPr>
+          <w:rFonts w:ascii="Times New Roman" w:hAnsi="Times New Roman" w:cs="Times New Roman"/>
+          <w:color w:val="C00000"/>
+        </w:rPr>
+        <w:t xml:space="preserve"> System Plus)</w:t>
+      </w:r>
+      <w:r>
+        <w:rPr>
+          <w:rFonts w:ascii="Times New Roman" w:hAnsi="Times New Roman" w:cs="Times New Roman"/>
+        </w:rPr>
+        <w:t xml:space="preserve"> egy hálózati protokoll, amelyet a felhasználók hitelesítésére, jogosultságkezelésére és tevékenységük naplózására (AAA – </w:t>
+      </w:r>
+      <w:proofErr w:type="spellStart"/>
+      <w:r>
+        <w:rPr>
+          <w:rFonts w:ascii="Times New Roman" w:hAnsi="Times New Roman" w:cs="Times New Roman"/>
+        </w:rPr>
+        <w:t>Authentication</w:t>
+      </w:r>
+      <w:proofErr w:type="spellEnd"/>
+      <w:r>
+        <w:rPr>
+          <w:rFonts w:ascii="Times New Roman" w:hAnsi="Times New Roman" w:cs="Times New Roman"/>
+        </w:rPr>
+        <w:t xml:space="preserve">, </w:t>
+      </w:r>
+      <w:proofErr w:type="spellStart"/>
+      <w:r>
+        <w:rPr>
+          <w:rFonts w:ascii="Times New Roman" w:hAnsi="Times New Roman" w:cs="Times New Roman"/>
+        </w:rPr>
+        <w:t>Authorization</w:t>
+      </w:r>
+      <w:proofErr w:type="spellEnd"/>
+      <w:r>
+        <w:rPr>
+          <w:rFonts w:ascii="Times New Roman" w:hAnsi="Times New Roman" w:cs="Times New Roman"/>
+        </w:rPr>
+        <w:t xml:space="preserve">, Accounting) használnak, főként hálózati eszközök (pl. routerek, </w:t>
+      </w:r>
+      <w:proofErr w:type="spellStart"/>
+      <w:r>
+        <w:rPr>
+          <w:rFonts w:ascii="Times New Roman" w:hAnsi="Times New Roman" w:cs="Times New Roman"/>
+        </w:rPr>
+        <w:t>switch</w:t>
+      </w:r>
+      <w:proofErr w:type="spellEnd"/>
+      <w:r>
+        <w:rPr>
+          <w:rFonts w:ascii="Times New Roman" w:hAnsi="Times New Roman" w:cs="Times New Roman"/>
+        </w:rPr>
+        <w:t>-ek) adminisztratív hozzáférésének központosított kezelésére</w:t>
       </w:r>
       <w:r>
         <w:rPr>
@@ -4580,7 +6533,23 @@
           <w:rFonts w:ascii="Times New Roman" w:hAnsi="Times New Roman" w:cs="Times New Roman"/>
           <w:color w:val="000000" w:themeColor="text1"/>
         </w:rPr>
-        <w:t>A hálózati eszköz (NAS) – például egy Cisco router – kapcsolatot létesít a TACACS+ szerverrel TCP 49-es porton.</w:t>
+        <w:t xml:space="preserve">A hálózati eszköz (NAS) – például egy Cisco router – kapcsolatot létesít a TACACS+ szerverrel TCP 49-es </w:t>
+      </w:r>
+      <w:proofErr w:type="spellStart"/>
+      <w:r>
+        <w:rPr>
+          <w:rFonts w:ascii="Times New Roman" w:hAnsi="Times New Roman" w:cs="Times New Roman"/>
+          <w:color w:val="000000" w:themeColor="text1"/>
+        </w:rPr>
+        <w:t>porton</w:t>
+      </w:r>
+      <w:proofErr w:type="spellEnd"/>
+      <w:r>
+        <w:rPr>
+          <w:rFonts w:ascii="Times New Roman" w:hAnsi="Times New Roman" w:cs="Times New Roman"/>
+          <w:color w:val="000000" w:themeColor="text1"/>
+        </w:rPr>
+        <w:t>.</w:t>
       </w:r>
     </w:p>
     <w:p>
@@ -4738,7 +6707,23 @@
           <w:rFonts w:ascii="Times New Roman" w:hAnsi="Times New Roman" w:cs="Times New Roman"/>
           <w:color w:val="C00000"/>
         </w:rPr>
-        <w:t xml:space="preserve">Konfiguráció a telekom hálózatán: </w:t>
+        <w:t xml:space="preserve">Konfiguráció a </w:t>
+      </w:r>
+      <w:proofErr w:type="spellStart"/>
+      <w:r>
+        <w:rPr>
+          <w:rFonts w:ascii="Times New Roman" w:hAnsi="Times New Roman" w:cs="Times New Roman"/>
+          <w:color w:val="C00000"/>
+        </w:rPr>
+        <w:t>telekom</w:t>
+      </w:r>
+      <w:proofErr w:type="spellEnd"/>
+      <w:r>
+        <w:rPr>
+          <w:rFonts w:ascii="Times New Roman" w:hAnsi="Times New Roman" w:cs="Times New Roman"/>
+          <w:color w:val="C00000"/>
+        </w:rPr>
+        <w:t xml:space="preserve"> hálózatán: </w:t>
       </w:r>
     </w:p>
     <w:p>
@@ -4779,8 +6764,33 @@
           <w:rFonts w:ascii="Times New Roman" w:hAnsi="Times New Roman" w:cs="Times New Roman"/>
           <w:color w:val="000000" w:themeColor="text1"/>
         </w:rPr>
-        <w:t>BP Multilayer Switchen</w:t>
-      </w:r>
+        <w:t xml:space="preserve">BP </w:t>
+      </w:r>
+      <w:proofErr w:type="spellStart"/>
+      <w:r>
+        <w:rPr>
+          <w:rFonts w:ascii="Times New Roman" w:hAnsi="Times New Roman" w:cs="Times New Roman"/>
+          <w:color w:val="000000" w:themeColor="text1"/>
+        </w:rPr>
+        <w:t>Multilayer</w:t>
+      </w:r>
+      <w:proofErr w:type="spellEnd"/>
+      <w:r>
+        <w:rPr>
+          <w:rFonts w:ascii="Times New Roman" w:hAnsi="Times New Roman" w:cs="Times New Roman"/>
+          <w:color w:val="000000" w:themeColor="text1"/>
+        </w:rPr>
+        <w:t xml:space="preserve"> </w:t>
+      </w:r>
+      <w:proofErr w:type="spellStart"/>
+      <w:r>
+        <w:rPr>
+          <w:rFonts w:ascii="Times New Roman" w:hAnsi="Times New Roman" w:cs="Times New Roman"/>
+          <w:color w:val="000000" w:themeColor="text1"/>
+        </w:rPr>
+        <w:t>Switchen</w:t>
+      </w:r>
+      <w:proofErr w:type="spellEnd"/>
       <w:r>
         <w:rPr>
           <w:rFonts w:ascii="Times New Roman" w:hAnsi="Times New Roman" w:cs="Times New Roman"/>
@@ -4793,7 +6803,23 @@
           <w:rFonts w:ascii="Times New Roman" w:hAnsi="Times New Roman" w:cs="Times New Roman"/>
           <w:color w:val="000000" w:themeColor="text1"/>
         </w:rPr>
-        <w:t>Beállítottam a domain nevet: TELEKOM.HU</w:t>
+        <w:t xml:space="preserve">Beállítottam a </w:t>
+      </w:r>
+      <w:proofErr w:type="spellStart"/>
+      <w:r>
+        <w:rPr>
+          <w:rFonts w:ascii="Times New Roman" w:hAnsi="Times New Roman" w:cs="Times New Roman"/>
+          <w:color w:val="000000" w:themeColor="text1"/>
+        </w:rPr>
+        <w:t>domain</w:t>
+      </w:r>
+      <w:proofErr w:type="spellEnd"/>
+      <w:r>
+        <w:rPr>
+          <w:rFonts w:ascii="Times New Roman" w:hAnsi="Times New Roman" w:cs="Times New Roman"/>
+          <w:color w:val="000000" w:themeColor="text1"/>
+        </w:rPr>
+        <w:t xml:space="preserve"> nevet: TELEKOM.HU</w:t>
       </w:r>
       <w:r>
         <w:rPr>
@@ -4821,8 +6847,41 @@
           <w:rFonts w:ascii="Times New Roman" w:hAnsi="Times New Roman" w:cs="Times New Roman"/>
           <w:color w:val="C00000"/>
         </w:rPr>
-        <w:t xml:space="preserve">„aaa new-model” </w:t>
-      </w:r>
+        <w:t>„</w:t>
+      </w:r>
+      <w:proofErr w:type="spellStart"/>
+      <w:r>
+        <w:rPr>
+          <w:rFonts w:ascii="Times New Roman" w:hAnsi="Times New Roman" w:cs="Times New Roman"/>
+          <w:color w:val="C00000"/>
+        </w:rPr>
+        <w:t>aaa</w:t>
+      </w:r>
+      <w:proofErr w:type="spellEnd"/>
+      <w:r>
+        <w:rPr>
+          <w:rFonts w:ascii="Times New Roman" w:hAnsi="Times New Roman" w:cs="Times New Roman"/>
+          <w:color w:val="C00000"/>
+        </w:rPr>
+        <w:t xml:space="preserve"> </w:t>
+      </w:r>
+      <w:proofErr w:type="spellStart"/>
+      <w:r>
+        <w:rPr>
+          <w:rFonts w:ascii="Times New Roman" w:hAnsi="Times New Roman" w:cs="Times New Roman"/>
+          <w:color w:val="C00000"/>
+        </w:rPr>
+        <w:t>new-model</w:t>
+      </w:r>
+      <w:proofErr w:type="spellEnd"/>
+      <w:r>
+        <w:rPr>
+          <w:rFonts w:ascii="Times New Roman" w:hAnsi="Times New Roman" w:cs="Times New Roman"/>
+          <w:color w:val="C00000"/>
+        </w:rPr>
+        <w:t xml:space="preserve">” </w:t>
+      </w:r>
+      <w:proofErr w:type="spellStart"/>
       <w:r>
         <w:rPr>
           <w:rFonts w:ascii="Times New Roman" w:hAnsi="Times New Roman" w:cs="Times New Roman"/>
@@ -4830,6 +6889,7 @@
         </w:rPr>
         <w:t>parancsal</w:t>
       </w:r>
+      <w:proofErr w:type="spellEnd"/>
       <w:r>
         <w:rPr>
           <w:rFonts w:ascii="Times New Roman" w:hAnsi="Times New Roman" w:cs="Times New Roman"/>
@@ -4912,21 +6972,110 @@
           <w:rFonts w:ascii="Times New Roman" w:hAnsi="Times New Roman" w:cs="Times New Roman"/>
           <w:color w:val="C00000"/>
         </w:rPr>
-        <w:t>„aaa authentication login default group tacacs+ local”</w:t>
-      </w:r>
+        <w:t>„</w:t>
+      </w:r>
+      <w:proofErr w:type="spellStart"/>
       <w:r>
         <w:rPr>
           <w:rFonts w:ascii="Times New Roman" w:hAnsi="Times New Roman" w:cs="Times New Roman"/>
           <w:color w:val="C00000"/>
         </w:rPr>
+        <w:t>aaa</w:t>
+      </w:r>
+      <w:proofErr w:type="spellEnd"/>
+      <w:r>
+        <w:rPr>
+          <w:rFonts w:ascii="Times New Roman" w:hAnsi="Times New Roman" w:cs="Times New Roman"/>
+          <w:color w:val="C00000"/>
+        </w:rPr>
         <w:t xml:space="preserve"> </w:t>
       </w:r>
-      <w:r>
-        <w:rPr>
-          <w:rFonts w:ascii="Times New Roman" w:hAnsi="Times New Roman" w:cs="Times New Roman"/>
-          <w:color w:val="000000" w:themeColor="text1"/>
-        </w:rPr>
-        <w:t xml:space="preserve">parancssal beállítottam, hogy </w:t>
+      <w:proofErr w:type="spellStart"/>
+      <w:r>
+        <w:rPr>
+          <w:rFonts w:ascii="Times New Roman" w:hAnsi="Times New Roman" w:cs="Times New Roman"/>
+          <w:color w:val="C00000"/>
+        </w:rPr>
+        <w:t>authentication</w:t>
+      </w:r>
+      <w:proofErr w:type="spellEnd"/>
+      <w:r>
+        <w:rPr>
+          <w:rFonts w:ascii="Times New Roman" w:hAnsi="Times New Roman" w:cs="Times New Roman"/>
+          <w:color w:val="C00000"/>
+        </w:rPr>
+        <w:t xml:space="preserve"> login </w:t>
+      </w:r>
+      <w:proofErr w:type="spellStart"/>
+      <w:r>
+        <w:rPr>
+          <w:rFonts w:ascii="Times New Roman" w:hAnsi="Times New Roman" w:cs="Times New Roman"/>
+          <w:color w:val="C00000"/>
+        </w:rPr>
+        <w:t>default</w:t>
+      </w:r>
+      <w:proofErr w:type="spellEnd"/>
+      <w:r>
+        <w:rPr>
+          <w:rFonts w:ascii="Times New Roman" w:hAnsi="Times New Roman" w:cs="Times New Roman"/>
+          <w:color w:val="C00000"/>
+        </w:rPr>
+        <w:t xml:space="preserve"> </w:t>
+      </w:r>
+      <w:proofErr w:type="spellStart"/>
+      <w:r>
+        <w:rPr>
+          <w:rFonts w:ascii="Times New Roman" w:hAnsi="Times New Roman" w:cs="Times New Roman"/>
+          <w:color w:val="C00000"/>
+        </w:rPr>
+        <w:t>group</w:t>
+      </w:r>
+      <w:proofErr w:type="spellEnd"/>
+      <w:r>
+        <w:rPr>
+          <w:rFonts w:ascii="Times New Roman" w:hAnsi="Times New Roman" w:cs="Times New Roman"/>
+          <w:color w:val="C00000"/>
+        </w:rPr>
+        <w:t xml:space="preserve"> </w:t>
+      </w:r>
+      <w:proofErr w:type="spellStart"/>
+      <w:r>
+        <w:rPr>
+          <w:rFonts w:ascii="Times New Roman" w:hAnsi="Times New Roman" w:cs="Times New Roman"/>
+          <w:color w:val="C00000"/>
+        </w:rPr>
+        <w:t>tacacs</w:t>
+      </w:r>
+      <w:proofErr w:type="spellEnd"/>
+      <w:r>
+        <w:rPr>
+          <w:rFonts w:ascii="Times New Roman" w:hAnsi="Times New Roman" w:cs="Times New Roman"/>
+          <w:color w:val="C00000"/>
+        </w:rPr>
+        <w:t>+ local”</w:t>
+      </w:r>
+      <w:r>
+        <w:rPr>
+          <w:rFonts w:ascii="Times New Roman" w:hAnsi="Times New Roman" w:cs="Times New Roman"/>
+          <w:color w:val="C00000"/>
+        </w:rPr>
+        <w:t xml:space="preserve"> </w:t>
+      </w:r>
+      <w:proofErr w:type="spellStart"/>
+      <w:r>
+        <w:rPr>
+          <w:rFonts w:ascii="Times New Roman" w:hAnsi="Times New Roman" w:cs="Times New Roman"/>
+          <w:color w:val="000000" w:themeColor="text1"/>
+        </w:rPr>
+        <w:t>parancssal</w:t>
+      </w:r>
+      <w:proofErr w:type="spellEnd"/>
+      <w:r>
+        <w:rPr>
+          <w:rFonts w:ascii="Times New Roman" w:hAnsi="Times New Roman" w:cs="Times New Roman"/>
+          <w:color w:val="000000" w:themeColor="text1"/>
+        </w:rPr>
+        <w:t xml:space="preserve"> beállítottam, hogy </w:t>
       </w:r>
       <w:r>
         <w:rPr>
@@ -4940,7 +7089,23 @@
           <w:rFonts w:ascii="Times New Roman" w:hAnsi="Times New Roman" w:cs="Times New Roman"/>
           <w:color w:val="000000" w:themeColor="text1"/>
         </w:rPr>
-        <w:t xml:space="preserve">(username) használja. </w:t>
+        <w:t>(</w:t>
+      </w:r>
+      <w:proofErr w:type="spellStart"/>
+      <w:r>
+        <w:rPr>
+          <w:rFonts w:ascii="Times New Roman" w:hAnsi="Times New Roman" w:cs="Times New Roman"/>
+          <w:color w:val="000000" w:themeColor="text1"/>
+        </w:rPr>
+        <w:t>username</w:t>
+      </w:r>
+      <w:proofErr w:type="spellEnd"/>
+      <w:r>
+        <w:rPr>
+          <w:rFonts w:ascii="Times New Roman" w:hAnsi="Times New Roman" w:cs="Times New Roman"/>
+          <w:color w:val="000000" w:themeColor="text1"/>
+        </w:rPr>
+        <w:t xml:space="preserve">) használja. </w:t>
       </w:r>
       <w:r>
         <w:rPr>
@@ -4954,15 +7119,111 @@
           <w:rFonts w:ascii="Times New Roman" w:hAnsi="Times New Roman" w:cs="Times New Roman"/>
           <w:color w:val="C00000"/>
         </w:rPr>
-        <w:t>„aaa authorization exec default group tacacs+ local”</w:t>
-      </w:r>
+        <w:t>„</w:t>
+      </w:r>
+      <w:proofErr w:type="spellStart"/>
       <w:r>
         <w:rPr>
           <w:rFonts w:ascii="Times New Roman" w:hAnsi="Times New Roman" w:cs="Times New Roman"/>
           <w:color w:val="C00000"/>
         </w:rPr>
+        <w:t>aaa</w:t>
+      </w:r>
+      <w:proofErr w:type="spellEnd"/>
+      <w:r>
+        <w:rPr>
+          <w:rFonts w:ascii="Times New Roman" w:hAnsi="Times New Roman" w:cs="Times New Roman"/>
+          <w:color w:val="C00000"/>
+        </w:rPr>
         <w:t xml:space="preserve"> </w:t>
       </w:r>
+      <w:proofErr w:type="spellStart"/>
+      <w:r>
+        <w:rPr>
+          <w:rFonts w:ascii="Times New Roman" w:hAnsi="Times New Roman" w:cs="Times New Roman"/>
+          <w:color w:val="C00000"/>
+        </w:rPr>
+        <w:t>authorization</w:t>
+      </w:r>
+      <w:proofErr w:type="spellEnd"/>
+      <w:r>
+        <w:rPr>
+          <w:rFonts w:ascii="Times New Roman" w:hAnsi="Times New Roman" w:cs="Times New Roman"/>
+          <w:color w:val="C00000"/>
+        </w:rPr>
+        <w:t xml:space="preserve"> </w:t>
+      </w:r>
+      <w:proofErr w:type="spellStart"/>
+      <w:r>
+        <w:rPr>
+          <w:rFonts w:ascii="Times New Roman" w:hAnsi="Times New Roman" w:cs="Times New Roman"/>
+          <w:color w:val="C00000"/>
+        </w:rPr>
+        <w:t>exec</w:t>
+      </w:r>
+      <w:proofErr w:type="spellEnd"/>
+      <w:r>
+        <w:rPr>
+          <w:rFonts w:ascii="Times New Roman" w:hAnsi="Times New Roman" w:cs="Times New Roman"/>
+          <w:color w:val="C00000"/>
+        </w:rPr>
+        <w:t xml:space="preserve"> </w:t>
+      </w:r>
+      <w:proofErr w:type="spellStart"/>
+      <w:r>
+        <w:rPr>
+          <w:rFonts w:ascii="Times New Roman" w:hAnsi="Times New Roman" w:cs="Times New Roman"/>
+          <w:color w:val="C00000"/>
+        </w:rPr>
+        <w:t>default</w:t>
+      </w:r>
+      <w:proofErr w:type="spellEnd"/>
+      <w:r>
+        <w:rPr>
+          <w:rFonts w:ascii="Times New Roman" w:hAnsi="Times New Roman" w:cs="Times New Roman"/>
+          <w:color w:val="C00000"/>
+        </w:rPr>
+        <w:t xml:space="preserve"> </w:t>
+      </w:r>
+      <w:proofErr w:type="spellStart"/>
+      <w:r>
+        <w:rPr>
+          <w:rFonts w:ascii="Times New Roman" w:hAnsi="Times New Roman" w:cs="Times New Roman"/>
+          <w:color w:val="C00000"/>
+        </w:rPr>
+        <w:t>group</w:t>
+      </w:r>
+      <w:proofErr w:type="spellEnd"/>
+      <w:r>
+        <w:rPr>
+          <w:rFonts w:ascii="Times New Roman" w:hAnsi="Times New Roman" w:cs="Times New Roman"/>
+          <w:color w:val="C00000"/>
+        </w:rPr>
+        <w:t xml:space="preserve"> </w:t>
+      </w:r>
+      <w:proofErr w:type="spellStart"/>
+      <w:r>
+        <w:rPr>
+          <w:rFonts w:ascii="Times New Roman" w:hAnsi="Times New Roman" w:cs="Times New Roman"/>
+          <w:color w:val="C00000"/>
+        </w:rPr>
+        <w:t>tacacs</w:t>
+      </w:r>
+      <w:proofErr w:type="spellEnd"/>
+      <w:r>
+        <w:rPr>
+          <w:rFonts w:ascii="Times New Roman" w:hAnsi="Times New Roman" w:cs="Times New Roman"/>
+          <w:color w:val="C00000"/>
+        </w:rPr>
+        <w:t>+ local”</w:t>
+      </w:r>
+      <w:r>
+        <w:rPr>
+          <w:rFonts w:ascii="Times New Roman" w:hAnsi="Times New Roman" w:cs="Times New Roman"/>
+          <w:color w:val="C00000"/>
+        </w:rPr>
+        <w:t xml:space="preserve"> </w:t>
+      </w:r>
       <w:r>
         <w:rPr>
           <w:rFonts w:ascii="Times New Roman" w:hAnsi="Times New Roman" w:cs="Times New Roman"/>
@@ -5009,7 +7270,23 @@
           <w:rFonts w:ascii="Times New Roman" w:hAnsi="Times New Roman" w:cs="Times New Roman"/>
           <w:color w:val="000000" w:themeColor="text1"/>
         </w:rPr>
-        <w:t xml:space="preserve">Ezek után bejelentkeztem a vty vonalakra </w:t>
+        <w:t xml:space="preserve">Ezek után bejelentkeztem a </w:t>
+      </w:r>
+      <w:proofErr w:type="spellStart"/>
+      <w:r>
+        <w:rPr>
+          <w:rFonts w:ascii="Times New Roman" w:hAnsi="Times New Roman" w:cs="Times New Roman"/>
+          <w:color w:val="000000" w:themeColor="text1"/>
+        </w:rPr>
+        <w:t>vty</w:t>
+      </w:r>
+      <w:proofErr w:type="spellEnd"/>
+      <w:r>
+        <w:rPr>
+          <w:rFonts w:ascii="Times New Roman" w:hAnsi="Times New Roman" w:cs="Times New Roman"/>
+          <w:color w:val="000000" w:themeColor="text1"/>
+        </w:rPr>
+        <w:t xml:space="preserve"> vonalakra </w:t>
       </w:r>
       <w:r>
         <w:rPr>
@@ -5046,7 +7323,23 @@
           <w:rFonts w:ascii="Times New Roman" w:hAnsi="Times New Roman" w:cs="Times New Roman"/>
           <w:color w:val="000000" w:themeColor="text1"/>
         </w:rPr>
-        <w:t>és benyomtam hogy csak az SSH kapcsolatok legyenek engedélyezettek</w:t>
+        <w:t xml:space="preserve">és </w:t>
+      </w:r>
+      <w:proofErr w:type="gramStart"/>
+      <w:r>
+        <w:rPr>
+          <w:rFonts w:ascii="Times New Roman" w:hAnsi="Times New Roman" w:cs="Times New Roman"/>
+          <w:color w:val="000000" w:themeColor="text1"/>
+        </w:rPr>
+        <w:t>benyomtam</w:t>
+      </w:r>
+      <w:proofErr w:type="gramEnd"/>
+      <w:r>
+        <w:rPr>
+          <w:rFonts w:ascii="Times New Roman" w:hAnsi="Times New Roman" w:cs="Times New Roman"/>
+          <w:color w:val="000000" w:themeColor="text1"/>
+        </w:rPr>
+        <w:t xml:space="preserve"> hogy csak az SSH kapcsolatok legyenek engedélyezettek</w:t>
       </w:r>
       <w:r>
         <w:rPr>
@@ -5246,14 +7539,46 @@
           <w:rFonts w:ascii="Times New Roman" w:hAnsi="Times New Roman" w:cs="Times New Roman"/>
           <w:color w:val="000000" w:themeColor="text1"/>
         </w:rPr>
-        <w:t>A konfiguráció célja, hogy biztonságos, titkosított távoli hozzáférést biztosítson a hálózati eszközhöz (például egy routerhez vagy switch-hez), és központosított módon kezelje a felhasználók hitelesítését és jogosultságait. Ehhez az eszköz az SSH protokollt használja a kapcsolódáshoz, és egy TACACS+ szerverhez fordul, hogy eldöntse, ki léphet be és mit csinálhat.</w:t>
-      </w:r>
-      <w:r>
-        <w:rPr>
-          <w:rFonts w:ascii="Times New Roman" w:hAnsi="Times New Roman" w:cs="Times New Roman"/>
-          <w:color w:val="000000" w:themeColor="text1"/>
-        </w:rPr>
-        <w:t xml:space="preserve"> Amikor bejelentkezel SSH-val, akkor</w:t>
+        <w:t xml:space="preserve">A konfiguráció célja, hogy biztonságos, titkosított távoli hozzáférést biztosítson a hálózati eszközhöz (például egy routerhez vagy </w:t>
+      </w:r>
+      <w:proofErr w:type="spellStart"/>
+      <w:r>
+        <w:rPr>
+          <w:rFonts w:ascii="Times New Roman" w:hAnsi="Times New Roman" w:cs="Times New Roman"/>
+          <w:color w:val="000000" w:themeColor="text1"/>
+        </w:rPr>
+        <w:t>switch-hez</w:t>
+      </w:r>
+      <w:proofErr w:type="spellEnd"/>
+      <w:r>
+        <w:rPr>
+          <w:rFonts w:ascii="Times New Roman" w:hAnsi="Times New Roman" w:cs="Times New Roman"/>
+          <w:color w:val="000000" w:themeColor="text1"/>
+        </w:rPr>
+        <w:t>), és központosított módon kezelje a felhasználók hitelesítését és jogosultságait. Ehhez az eszköz az SSH protokollt használja a kapcsolódáshoz, és egy TACACS+ szerverhez fordul, hogy eldöntse, ki léphet be és mit csinálhat.</w:t>
+      </w:r>
+      <w:r>
+        <w:rPr>
+          <w:rFonts w:ascii="Times New Roman" w:hAnsi="Times New Roman" w:cs="Times New Roman"/>
+          <w:color w:val="000000" w:themeColor="text1"/>
+        </w:rPr>
+        <w:t xml:space="preserve"> Amikor bejelentkezel SSH-</w:t>
+      </w:r>
+      <w:proofErr w:type="spellStart"/>
+      <w:r>
+        <w:rPr>
+          <w:rFonts w:ascii="Times New Roman" w:hAnsi="Times New Roman" w:cs="Times New Roman"/>
+          <w:color w:val="000000" w:themeColor="text1"/>
+        </w:rPr>
+        <w:t>val</w:t>
+      </w:r>
+      <w:proofErr w:type="spellEnd"/>
+      <w:r>
+        <w:rPr>
+          <w:rFonts w:ascii="Times New Roman" w:hAnsi="Times New Roman" w:cs="Times New Roman"/>
+          <w:color w:val="000000" w:themeColor="text1"/>
+        </w:rPr>
+        <w:t>, akkor</w:t>
       </w:r>
       <w:r>
         <w:rPr>
@@ -5276,7 +7601,39 @@
           <w:rFonts w:ascii="Times New Roman" w:hAnsi="Times New Roman" w:cs="Times New Roman"/>
           <w:color w:val="000000" w:themeColor="text1"/>
         </w:rPr>
-        <w:t>Ha viszont a TACACS+ szerver nem elérhető (például le van állva, vagy hálózati hiba van), akkor az eszköz a saját belső listáját nézi meg, és ha ott szerepel az ADMIN1 felhasználó (amit a username ADMIN1 password admin123 sor állít be), akkor azzal is beenged.</w:t>
+        <w:t xml:space="preserve">Ha viszont a TACACS+ szerver nem elérhető (például le van állva, vagy hálózati hiba van), akkor az eszköz a saját belső listáját nézi meg, és ha ott szerepel az ADMIN1 felhasználó (amit a </w:t>
+      </w:r>
+      <w:proofErr w:type="spellStart"/>
+      <w:r>
+        <w:rPr>
+          <w:rFonts w:ascii="Times New Roman" w:hAnsi="Times New Roman" w:cs="Times New Roman"/>
+          <w:color w:val="000000" w:themeColor="text1"/>
+        </w:rPr>
+        <w:t>username</w:t>
+      </w:r>
+      <w:proofErr w:type="spellEnd"/>
+      <w:r>
+        <w:rPr>
+          <w:rFonts w:ascii="Times New Roman" w:hAnsi="Times New Roman" w:cs="Times New Roman"/>
+          <w:color w:val="000000" w:themeColor="text1"/>
+        </w:rPr>
+        <w:t xml:space="preserve"> ADMIN1 </w:t>
+      </w:r>
+      <w:proofErr w:type="spellStart"/>
+      <w:r>
+        <w:rPr>
+          <w:rFonts w:ascii="Times New Roman" w:hAnsi="Times New Roman" w:cs="Times New Roman"/>
+          <w:color w:val="000000" w:themeColor="text1"/>
+        </w:rPr>
+        <w:t>password</w:t>
+      </w:r>
+      <w:proofErr w:type="spellEnd"/>
+      <w:r>
+        <w:rPr>
+          <w:rFonts w:ascii="Times New Roman" w:hAnsi="Times New Roman" w:cs="Times New Roman"/>
+          <w:color w:val="000000" w:themeColor="text1"/>
+        </w:rPr>
+        <w:t xml:space="preserve"> admin123 sor állít be), akkor azzal is beenged.</w:t>
       </w:r>
     </w:p>
     <w:p>
@@ -5402,7 +7759,23 @@
           <w:rFonts w:ascii="Times New Roman" w:hAnsi="Times New Roman" w:cs="Times New Roman"/>
           <w:color w:val="000000" w:themeColor="text1"/>
         </w:rPr>
-        <w:t xml:space="preserve"> (nagyon pontos, ún. stratum 0)</w:t>
+        <w:t xml:space="preserve"> (nagyon pontos, ún. </w:t>
+      </w:r>
+      <w:proofErr w:type="spellStart"/>
+      <w:r>
+        <w:rPr>
+          <w:rFonts w:ascii="Times New Roman" w:hAnsi="Times New Roman" w:cs="Times New Roman"/>
+          <w:color w:val="000000" w:themeColor="text1"/>
+        </w:rPr>
+        <w:t>stratum</w:t>
+      </w:r>
+      <w:proofErr w:type="spellEnd"/>
+      <w:r>
+        <w:rPr>
+          <w:rFonts w:ascii="Times New Roman" w:hAnsi="Times New Roman" w:cs="Times New Roman"/>
+          <w:color w:val="000000" w:themeColor="text1"/>
+        </w:rPr>
+        <w:t xml:space="preserve"> 0)</w:t>
       </w:r>
     </w:p>
     <w:p>
@@ -5542,7 +7915,23 @@
           <w:rFonts w:ascii="Times New Roman" w:hAnsi="Times New Roman" w:cs="Times New Roman"/>
           <w:color w:val="000000" w:themeColor="text1"/>
         </w:rPr>
-        <w:t xml:space="preserve"> (pl. router, switch, számítógép) </w:t>
+        <w:t xml:space="preserve"> (pl. router, </w:t>
+      </w:r>
+      <w:proofErr w:type="spellStart"/>
+      <w:r>
+        <w:rPr>
+          <w:rFonts w:ascii="Times New Roman" w:hAnsi="Times New Roman" w:cs="Times New Roman"/>
+          <w:color w:val="000000" w:themeColor="text1"/>
+        </w:rPr>
+        <w:t>switch</w:t>
+      </w:r>
+      <w:proofErr w:type="spellEnd"/>
+      <w:r>
+        <w:rPr>
+          <w:rFonts w:ascii="Times New Roman" w:hAnsi="Times New Roman" w:cs="Times New Roman"/>
+          <w:color w:val="000000" w:themeColor="text1"/>
+        </w:rPr>
+        <w:t xml:space="preserve">, számítógép) </w:t>
       </w:r>
       <w:r>
         <w:rPr>
@@ -5746,7 +8135,39 @@
           <w:rFonts w:ascii="Times New Roman" w:hAnsi="Times New Roman" w:cs="Times New Roman"/>
           <w:color w:val="000000" w:themeColor="text1"/>
         </w:rPr>
-        <w:t>A hálózati eszközök (például routerek és switchek) pontos időszinkronizálása kulcsfontosságú a naplózás, a biztonsági események nyomon követése és az időalapú hitelesítési mechanizmusok működése szempontjából. Ennek biztosítására szolgál az NTP (Network Time Protocol), amely lehetővé teszi, hogy az eszközök egy központi NTP szerverhez igazítsák a belső órájukat.</w:t>
+        <w:t xml:space="preserve">A hálózati eszközök (például routerek és </w:t>
+      </w:r>
+      <w:proofErr w:type="spellStart"/>
+      <w:r>
+        <w:rPr>
+          <w:rFonts w:ascii="Times New Roman" w:hAnsi="Times New Roman" w:cs="Times New Roman"/>
+          <w:color w:val="000000" w:themeColor="text1"/>
+        </w:rPr>
+        <w:t>switchek</w:t>
+      </w:r>
+      <w:proofErr w:type="spellEnd"/>
+      <w:r>
+        <w:rPr>
+          <w:rFonts w:ascii="Times New Roman" w:hAnsi="Times New Roman" w:cs="Times New Roman"/>
+          <w:color w:val="000000" w:themeColor="text1"/>
+        </w:rPr>
+        <w:t xml:space="preserve">) pontos időszinkronizálása kulcsfontosságú a naplózás, a biztonsági események nyomon követése és az időalapú hitelesítési mechanizmusok működése szempontjából. Ennek biztosítására szolgál az NTP (Network Time </w:t>
+      </w:r>
+      <w:proofErr w:type="spellStart"/>
+      <w:r>
+        <w:rPr>
+          <w:rFonts w:ascii="Times New Roman" w:hAnsi="Times New Roman" w:cs="Times New Roman"/>
+          <w:color w:val="000000" w:themeColor="text1"/>
+        </w:rPr>
+        <w:t>Protocol</w:t>
+      </w:r>
+      <w:proofErr w:type="spellEnd"/>
+      <w:r>
+        <w:rPr>
+          <w:rFonts w:ascii="Times New Roman" w:hAnsi="Times New Roman" w:cs="Times New Roman"/>
+          <w:color w:val="000000" w:themeColor="text1"/>
+        </w:rPr>
+        <w:t>), amely lehetővé teszi, hogy az eszközök egy központi NTP szerverhez igazítsák a belső órájukat.</w:t>
       </w:r>
     </w:p>
     <w:p>
@@ -5773,15 +8194,104 @@
           <w:rFonts w:ascii="Times New Roman" w:hAnsi="Times New Roman" w:cs="Times New Roman"/>
           <w:color w:val="000000" w:themeColor="text1"/>
         </w:rPr>
-        <w:t xml:space="preserve">A konfiguráció során az NTP működését hitelesítéssel egészítjük ki, hogy az eszközök csak megbízható időforrástól fogadjanak el időinformációt. Ehhez először engedélyezzük az NTP hitelesítést az ntp authenticate paranccsal. Ezután definiálunk egy hitelesítési kulcsot az ntp </w:t>
-      </w:r>
+        <w:t xml:space="preserve">A konfiguráció során az NTP működését hitelesítéssel egészítjük ki, hogy az eszközök csak megbízható időforrástól fogadjanak el időinformációt. Ehhez először engedélyezzük az NTP hitelesítést az </w:t>
+      </w:r>
+      <w:proofErr w:type="spellStart"/>
+      <w:r>
+        <w:rPr>
+          <w:rFonts w:ascii="Times New Roman" w:hAnsi="Times New Roman" w:cs="Times New Roman"/>
+          <w:color w:val="000000" w:themeColor="text1"/>
+        </w:rPr>
+        <w:t>ntp</w:t>
+      </w:r>
+      <w:proofErr w:type="spellEnd"/>
+      <w:r>
+        <w:rPr>
+          <w:rFonts w:ascii="Times New Roman" w:hAnsi="Times New Roman" w:cs="Times New Roman"/>
+          <w:color w:val="000000" w:themeColor="text1"/>
+        </w:rPr>
+        <w:t xml:space="preserve"> </w:t>
+      </w:r>
+      <w:proofErr w:type="spellStart"/>
+      <w:r>
+        <w:rPr>
+          <w:rFonts w:ascii="Times New Roman" w:hAnsi="Times New Roman" w:cs="Times New Roman"/>
+          <w:color w:val="000000" w:themeColor="text1"/>
+        </w:rPr>
+        <w:t>authenticate</w:t>
+      </w:r>
+      <w:proofErr w:type="spellEnd"/>
+      <w:r>
+        <w:rPr>
+          <w:rFonts w:ascii="Times New Roman" w:hAnsi="Times New Roman" w:cs="Times New Roman"/>
+          <w:color w:val="000000" w:themeColor="text1"/>
+        </w:rPr>
+        <w:t xml:space="preserve"> paranccsal. Ezután definiálunk egy hitelesítési kulcsot az </w:t>
+      </w:r>
+      <w:proofErr w:type="spellStart"/>
+      <w:r>
+        <w:rPr>
+          <w:rFonts w:ascii="Times New Roman" w:hAnsi="Times New Roman" w:cs="Times New Roman"/>
+          <w:color w:val="000000" w:themeColor="text1"/>
+        </w:rPr>
+        <w:t>ntp</w:t>
+      </w:r>
+      <w:proofErr w:type="spellEnd"/>
+      <w:r>
+        <w:rPr>
+          <w:rFonts w:ascii="Times New Roman" w:hAnsi="Times New Roman" w:cs="Times New Roman"/>
+          <w:color w:val="000000" w:themeColor="text1"/>
+        </w:rPr>
+        <w:t xml:space="preserve"> </w:t>
+      </w:r>
+      <w:proofErr w:type="spellStart"/>
       <w:r>
         <w:rPr>
           <w:rFonts w:ascii="Times New Roman" w:hAnsi="Times New Roman" w:cs="Times New Roman"/>
           <w:color w:val="000000" w:themeColor="text1"/>
         </w:rPr>
         <w:lastRenderedPageBreak/>
-        <w:t>authentication-key 1 md5 cisco123 paranccsal, ahol az „1” a kulcs azonosítója, az „md5” a használt algoritmus, a „cisco123” pedig a kulcs értéke. A ntp trusted-key 1 paranccsal megjelöljük ezt a kulcsot megbízhatóként, vagyis az eszköz csak olyan NTP szervertől fogad el időt, amely ezt a kulcsot használja.</w:t>
+        <w:t>authentication-key</w:t>
+      </w:r>
+      <w:proofErr w:type="spellEnd"/>
+      <w:r>
+        <w:rPr>
+          <w:rFonts w:ascii="Times New Roman" w:hAnsi="Times New Roman" w:cs="Times New Roman"/>
+          <w:color w:val="000000" w:themeColor="text1"/>
+        </w:rPr>
+        <w:t xml:space="preserve"> 1 md5 cisco123 paranccsal, ahol az „1” a kulcs azonosítója, az „md5” a használt algoritmus, a „cisco123” pedig a kulcs értéke. A </w:t>
+      </w:r>
+      <w:proofErr w:type="spellStart"/>
+      <w:r>
+        <w:rPr>
+          <w:rFonts w:ascii="Times New Roman" w:hAnsi="Times New Roman" w:cs="Times New Roman"/>
+          <w:color w:val="000000" w:themeColor="text1"/>
+        </w:rPr>
+        <w:t>ntp</w:t>
+      </w:r>
+      <w:proofErr w:type="spellEnd"/>
+      <w:r>
+        <w:rPr>
+          <w:rFonts w:ascii="Times New Roman" w:hAnsi="Times New Roman" w:cs="Times New Roman"/>
+          <w:color w:val="000000" w:themeColor="text1"/>
+        </w:rPr>
+        <w:t xml:space="preserve"> </w:t>
+      </w:r>
+      <w:proofErr w:type="spellStart"/>
+      <w:r>
+        <w:rPr>
+          <w:rFonts w:ascii="Times New Roman" w:hAnsi="Times New Roman" w:cs="Times New Roman"/>
+          <w:color w:val="000000" w:themeColor="text1"/>
+        </w:rPr>
+        <w:t>trusted-key</w:t>
+      </w:r>
+      <w:proofErr w:type="spellEnd"/>
+      <w:r>
+        <w:rPr>
+          <w:rFonts w:ascii="Times New Roman" w:hAnsi="Times New Roman" w:cs="Times New Roman"/>
+          <w:color w:val="000000" w:themeColor="text1"/>
+        </w:rPr>
+        <w:t xml:space="preserve"> 1 paranccsal megjelöljük ezt a kulcsot megbízhatóként, vagyis az eszköz csak olyan NTP szervertől fogad el időt, amely ezt a kulcsot használja.</w:t>
       </w:r>
     </w:p>
     <w:p>
@@ -5808,7 +8318,39 @@
           <w:rFonts w:ascii="Times New Roman" w:hAnsi="Times New Roman" w:cs="Times New Roman"/>
           <w:color w:val="000000" w:themeColor="text1"/>
         </w:rPr>
-        <w:t>A ntp server 172.16.10.25 key 1 sorral megadjuk az NTP szerver IP-címét, valamint azt, hogy a kommunikáció során az 1-es kulcsot használja a hitelesítéshez. Ez biztosítja, hogy az eszköz csak akkor fogadja el az időt ettől a szervertől, ha a kulcs egyezik.</w:t>
+        <w:t xml:space="preserve">A </w:t>
+      </w:r>
+      <w:proofErr w:type="spellStart"/>
+      <w:r>
+        <w:rPr>
+          <w:rFonts w:ascii="Times New Roman" w:hAnsi="Times New Roman" w:cs="Times New Roman"/>
+          <w:color w:val="000000" w:themeColor="text1"/>
+        </w:rPr>
+        <w:t>ntp</w:t>
+      </w:r>
+      <w:proofErr w:type="spellEnd"/>
+      <w:r>
+        <w:rPr>
+          <w:rFonts w:ascii="Times New Roman" w:hAnsi="Times New Roman" w:cs="Times New Roman"/>
+          <w:color w:val="000000" w:themeColor="text1"/>
+        </w:rPr>
+        <w:t xml:space="preserve"> server 172.16.10.25 </w:t>
+      </w:r>
+      <w:proofErr w:type="spellStart"/>
+      <w:r>
+        <w:rPr>
+          <w:rFonts w:ascii="Times New Roman" w:hAnsi="Times New Roman" w:cs="Times New Roman"/>
+          <w:color w:val="000000" w:themeColor="text1"/>
+        </w:rPr>
+        <w:t>key</w:t>
+      </w:r>
+      <w:proofErr w:type="spellEnd"/>
+      <w:r>
+        <w:rPr>
+          <w:rFonts w:ascii="Times New Roman" w:hAnsi="Times New Roman" w:cs="Times New Roman"/>
+          <w:color w:val="000000" w:themeColor="text1"/>
+        </w:rPr>
+        <w:t xml:space="preserve"> 1 sorral megadjuk az NTP szerver IP-címét, valamint azt, hogy a kommunikáció során az 1-es kulcsot használja a hitelesítéshez. Ez biztosítja, hogy az eszköz csak akkor fogadja el az időt ettől a szervertől, ha a kulcs egyezik.</w:t>
       </w:r>
     </w:p>
     <w:p>
@@ -5835,7 +8377,55 @@
           <w:rFonts w:ascii="Times New Roman" w:hAnsi="Times New Roman" w:cs="Times New Roman"/>
           <w:color w:val="000000" w:themeColor="text1"/>
         </w:rPr>
-        <w:t>A konfiguráció végén két parancs segít az ellenőrzésben: a show ntp associations megmutatja, hogy az eszköz milyen NTP szerverekhez csatlakozik, és milyen státuszban van a kapcsolat, míg a show ntp status parancs kijelzi, hogy az eszköz szinkronizálva van-e, és milyen pontossággal.</w:t>
+        <w:t xml:space="preserve">A konfiguráció végén két parancs segít az ellenőrzésben: a show </w:t>
+      </w:r>
+      <w:proofErr w:type="spellStart"/>
+      <w:r>
+        <w:rPr>
+          <w:rFonts w:ascii="Times New Roman" w:hAnsi="Times New Roman" w:cs="Times New Roman"/>
+          <w:color w:val="000000" w:themeColor="text1"/>
+        </w:rPr>
+        <w:t>ntp</w:t>
+      </w:r>
+      <w:proofErr w:type="spellEnd"/>
+      <w:r>
+        <w:rPr>
+          <w:rFonts w:ascii="Times New Roman" w:hAnsi="Times New Roman" w:cs="Times New Roman"/>
+          <w:color w:val="000000" w:themeColor="text1"/>
+        </w:rPr>
+        <w:t xml:space="preserve"> </w:t>
+      </w:r>
+      <w:proofErr w:type="spellStart"/>
+      <w:r>
+        <w:rPr>
+          <w:rFonts w:ascii="Times New Roman" w:hAnsi="Times New Roman" w:cs="Times New Roman"/>
+          <w:color w:val="000000" w:themeColor="text1"/>
+        </w:rPr>
+        <w:t>associations</w:t>
+      </w:r>
+      <w:proofErr w:type="spellEnd"/>
+      <w:r>
+        <w:rPr>
+          <w:rFonts w:ascii="Times New Roman" w:hAnsi="Times New Roman" w:cs="Times New Roman"/>
+          <w:color w:val="000000" w:themeColor="text1"/>
+        </w:rPr>
+        <w:t xml:space="preserve"> megmutatja, hogy az eszköz milyen NTP szerverekhez csatlakozik, és milyen státuszban van a kapcsolat, míg a show </w:t>
+      </w:r>
+      <w:proofErr w:type="spellStart"/>
+      <w:r>
+        <w:rPr>
+          <w:rFonts w:ascii="Times New Roman" w:hAnsi="Times New Roman" w:cs="Times New Roman"/>
+          <w:color w:val="000000" w:themeColor="text1"/>
+        </w:rPr>
+        <w:t>ntp</w:t>
+      </w:r>
+      <w:proofErr w:type="spellEnd"/>
+      <w:r>
+        <w:rPr>
+          <w:rFonts w:ascii="Times New Roman" w:hAnsi="Times New Roman" w:cs="Times New Roman"/>
+          <w:color w:val="000000" w:themeColor="text1"/>
+        </w:rPr>
+        <w:t xml:space="preserve"> status parancs kijelzi, hogy az eszköz szinkronizálva van-e, és milyen pontossággal.</w:t>
       </w:r>
     </w:p>
     <w:p>
@@ -5891,37 +8481,107 @@
         </w:rPr>
         <w:t xml:space="preserve">A </w:t>
       </w:r>
-      <w:r>
-        <w:rPr>
-          <w:rFonts w:ascii="Times New Roman" w:hAnsi="Times New Roman" w:cs="Times New Roman"/>
-          <w:b/>
-          <w:bCs/>
-          <w:color w:val="000000" w:themeColor="text1"/>
-        </w:rPr>
-        <w:t>Syslog szerver</w:t>
-      </w:r>
-      <w:r>
-        <w:rPr>
-          <w:rFonts w:ascii="Times New Roman" w:hAnsi="Times New Roman" w:cs="Times New Roman"/>
-          <w:color w:val="000000" w:themeColor="text1"/>
-        </w:rPr>
-        <w:t xml:space="preserve"> egy központi naplógyűjtő rendszer, amely a hálózati eszközökről (például routerekről, switchekről, tűzfalakról) és szerverekről érkező naplóüzeneteket fogadja és tárolja. Ezek az üzenetek lehetnek hibák, figyelmeztetések, rendszeresemények vagy biztonsági naplók. Az eszközök a </w:t>
-      </w:r>
-      <w:r>
-        <w:rPr>
-          <w:rFonts w:ascii="Times New Roman" w:hAnsi="Times New Roman" w:cs="Times New Roman"/>
-          <w:b/>
-          <w:bCs/>
-          <w:color w:val="000000" w:themeColor="text1"/>
-        </w:rPr>
-        <w:t>Syslog protokollon</w:t>
-      </w:r>
-      <w:r>
-        <w:rPr>
-          <w:rFonts w:ascii="Times New Roman" w:hAnsi="Times New Roman" w:cs="Times New Roman"/>
-          <w:color w:val="000000" w:themeColor="text1"/>
-        </w:rPr>
-        <w:t xml:space="preserve"> keresztül küldik ezeket az üzeneteket, jellemzően az UDP 514-es porton. A Syslog szerver ezeket az adatokat naplófájlokba menti, ahol később visszakereshetők, elemezhetők, vagy akár riasztásokat is generálhatnak belőlük. A rendszer célja, hogy minden fontos esemény egy helyen legyen nyomon követhető, így megkönnyítve a hibakeresést, a biztonsági auditálást és a hálózat átláthatóságát.</w:t>
+      <w:proofErr w:type="spellStart"/>
+      <w:r>
+        <w:rPr>
+          <w:rFonts w:ascii="Times New Roman" w:hAnsi="Times New Roman" w:cs="Times New Roman"/>
+          <w:b/>
+          <w:bCs/>
+          <w:color w:val="000000" w:themeColor="text1"/>
+        </w:rPr>
+        <w:t>Syslog</w:t>
+      </w:r>
+      <w:proofErr w:type="spellEnd"/>
+      <w:r>
+        <w:rPr>
+          <w:rFonts w:ascii="Times New Roman" w:hAnsi="Times New Roman" w:cs="Times New Roman"/>
+          <w:b/>
+          <w:bCs/>
+          <w:color w:val="000000" w:themeColor="text1"/>
+        </w:rPr>
+        <w:t xml:space="preserve"> szerver</w:t>
+      </w:r>
+      <w:r>
+        <w:rPr>
+          <w:rFonts w:ascii="Times New Roman" w:hAnsi="Times New Roman" w:cs="Times New Roman"/>
+          <w:color w:val="000000" w:themeColor="text1"/>
+        </w:rPr>
+        <w:t xml:space="preserve"> egy központi naplógyűjtő rendszer, amely a hálózati eszközökről (például routerekről, </w:t>
+      </w:r>
+      <w:proofErr w:type="spellStart"/>
+      <w:r>
+        <w:rPr>
+          <w:rFonts w:ascii="Times New Roman" w:hAnsi="Times New Roman" w:cs="Times New Roman"/>
+          <w:color w:val="000000" w:themeColor="text1"/>
+        </w:rPr>
+        <w:t>switchekről</w:t>
+      </w:r>
+      <w:proofErr w:type="spellEnd"/>
+      <w:r>
+        <w:rPr>
+          <w:rFonts w:ascii="Times New Roman" w:hAnsi="Times New Roman" w:cs="Times New Roman"/>
+          <w:color w:val="000000" w:themeColor="text1"/>
+        </w:rPr>
+        <w:t xml:space="preserve">, tűzfalakról) és szerverekről érkező naplóüzeneteket fogadja és tárolja. Ezek az üzenetek lehetnek hibák, figyelmeztetések, rendszeresemények vagy biztonsági naplók. Az eszközök a </w:t>
+      </w:r>
+      <w:proofErr w:type="spellStart"/>
+      <w:r>
+        <w:rPr>
+          <w:rFonts w:ascii="Times New Roman" w:hAnsi="Times New Roman" w:cs="Times New Roman"/>
+          <w:b/>
+          <w:bCs/>
+          <w:color w:val="000000" w:themeColor="text1"/>
+        </w:rPr>
+        <w:t>Syslog</w:t>
+      </w:r>
+      <w:proofErr w:type="spellEnd"/>
+      <w:r>
+        <w:rPr>
+          <w:rFonts w:ascii="Times New Roman" w:hAnsi="Times New Roman" w:cs="Times New Roman"/>
+          <w:b/>
+          <w:bCs/>
+          <w:color w:val="000000" w:themeColor="text1"/>
+        </w:rPr>
+        <w:t xml:space="preserve"> protokollon</w:t>
+      </w:r>
+      <w:r>
+        <w:rPr>
+          <w:rFonts w:ascii="Times New Roman" w:hAnsi="Times New Roman" w:cs="Times New Roman"/>
+          <w:color w:val="000000" w:themeColor="text1"/>
+        </w:rPr>
+        <w:t xml:space="preserve"> keresztül küldik ezeket az üzeneteket, jellemzően az UDP 514-es </w:t>
+      </w:r>
+      <w:proofErr w:type="spellStart"/>
+      <w:r>
+        <w:rPr>
+          <w:rFonts w:ascii="Times New Roman" w:hAnsi="Times New Roman" w:cs="Times New Roman"/>
+          <w:color w:val="000000" w:themeColor="text1"/>
+        </w:rPr>
+        <w:t>porton</w:t>
+      </w:r>
+      <w:proofErr w:type="spellEnd"/>
+      <w:r>
+        <w:rPr>
+          <w:rFonts w:ascii="Times New Roman" w:hAnsi="Times New Roman" w:cs="Times New Roman"/>
+          <w:color w:val="000000" w:themeColor="text1"/>
+        </w:rPr>
+        <w:t xml:space="preserve">. A </w:t>
+      </w:r>
+      <w:proofErr w:type="spellStart"/>
+      <w:r>
+        <w:rPr>
+          <w:rFonts w:ascii="Times New Roman" w:hAnsi="Times New Roman" w:cs="Times New Roman"/>
+          <w:color w:val="000000" w:themeColor="text1"/>
+        </w:rPr>
+        <w:t>Syslog</w:t>
+      </w:r>
+      <w:proofErr w:type="spellEnd"/>
+      <w:r>
+        <w:rPr>
+          <w:rFonts w:ascii="Times New Roman" w:hAnsi="Times New Roman" w:cs="Times New Roman"/>
+          <w:color w:val="000000" w:themeColor="text1"/>
+        </w:rPr>
+        <w:t xml:space="preserve"> szerver ezeket az adatokat naplófájlokba menti, ahol később visszakereshetők, elemezhetők, vagy akár riasztásokat is generálhatnak belőlük. A rendszer célja, hogy minden fontos esemény egy helyen legyen nyomon követhető, így megkönnyítve a hibakeresést, a biztonsági auditálást és a hálózat átláthatóságát.</w:t>
       </w:r>
     </w:p>
     <w:p>
@@ -5948,7 +8608,199 @@
           <w:rFonts w:ascii="Times New Roman" w:hAnsi="Times New Roman" w:cs="Times New Roman"/>
           <w:color w:val="000000" w:themeColor="text1"/>
         </w:rPr>
-        <w:t>A Syslog naplózás beállítása lehetővé teszi, hogy a hálózati eszközök – például a switch (ML_SW) és a router – a naplóüzeneteiket egy központi Syslog szerverre küldjék, amely ebben az esetben a 172.16.10.25 IP-címen található. A logging 172.16.10.25 parancs aktiválja a naplóüzenetek küldését erre a szerverre. A logging trap informational beállítja, hogy az eszköz milyen szintű üzeneteket küldjön – az „informational” szint például a rendszerinformációkat, figyelmeztetéseket és hibákat is tartalmazza. A service timestamps log datetime msec parancs gondoskodik arról, hogy minden naplóüzenet pontos időbélyeget kapjon, beleértve az ezredmásodperceket is, ami különösen hasznos a részletes hibakereséshez. A show logging parancs segítségével ellenőrizhető, hogy az eszköz valóban küldi-e a naplóüzeneteket, és milyen események kerültek rögzítésre. Ez a konfiguráció biztosítja, hogy minden fontos hálózati esemény központilag naplózva legyen, így könnyebbé válik a rendszeradminisztráció és a hibák gyors felismerése.</w:t>
+        <w:t xml:space="preserve">A </w:t>
+      </w:r>
+      <w:proofErr w:type="spellStart"/>
+      <w:r>
+        <w:rPr>
+          <w:rFonts w:ascii="Times New Roman" w:hAnsi="Times New Roman" w:cs="Times New Roman"/>
+          <w:color w:val="000000" w:themeColor="text1"/>
+        </w:rPr>
+        <w:t>Syslog</w:t>
+      </w:r>
+      <w:proofErr w:type="spellEnd"/>
+      <w:r>
+        <w:rPr>
+          <w:rFonts w:ascii="Times New Roman" w:hAnsi="Times New Roman" w:cs="Times New Roman"/>
+          <w:color w:val="000000" w:themeColor="text1"/>
+        </w:rPr>
+        <w:t xml:space="preserve"> naplózás beállítása lehetővé teszi, hogy a hálózati eszközök – például a </w:t>
+      </w:r>
+      <w:proofErr w:type="spellStart"/>
+      <w:r>
+        <w:rPr>
+          <w:rFonts w:ascii="Times New Roman" w:hAnsi="Times New Roman" w:cs="Times New Roman"/>
+          <w:color w:val="000000" w:themeColor="text1"/>
+        </w:rPr>
+        <w:t>switch</w:t>
+      </w:r>
+      <w:proofErr w:type="spellEnd"/>
+      <w:r>
+        <w:rPr>
+          <w:rFonts w:ascii="Times New Roman" w:hAnsi="Times New Roman" w:cs="Times New Roman"/>
+          <w:color w:val="000000" w:themeColor="text1"/>
+        </w:rPr>
+        <w:t xml:space="preserve"> (ML_SW) és a router – a naplóüzeneteiket egy központi </w:t>
+      </w:r>
+      <w:proofErr w:type="spellStart"/>
+      <w:r>
+        <w:rPr>
+          <w:rFonts w:ascii="Times New Roman" w:hAnsi="Times New Roman" w:cs="Times New Roman"/>
+          <w:color w:val="000000" w:themeColor="text1"/>
+        </w:rPr>
+        <w:t>Syslog</w:t>
+      </w:r>
+      <w:proofErr w:type="spellEnd"/>
+      <w:r>
+        <w:rPr>
+          <w:rFonts w:ascii="Times New Roman" w:hAnsi="Times New Roman" w:cs="Times New Roman"/>
+          <w:color w:val="000000" w:themeColor="text1"/>
+        </w:rPr>
+        <w:t xml:space="preserve"> szerverre küldjék, amely ebben az esetben a 172.16.10.25 IP-címen található. A </w:t>
+      </w:r>
+      <w:proofErr w:type="spellStart"/>
+      <w:r>
+        <w:rPr>
+          <w:rFonts w:ascii="Times New Roman" w:hAnsi="Times New Roman" w:cs="Times New Roman"/>
+          <w:color w:val="000000" w:themeColor="text1"/>
+        </w:rPr>
+        <w:t>logging</w:t>
+      </w:r>
+      <w:proofErr w:type="spellEnd"/>
+      <w:r>
+        <w:rPr>
+          <w:rFonts w:ascii="Times New Roman" w:hAnsi="Times New Roman" w:cs="Times New Roman"/>
+          <w:color w:val="000000" w:themeColor="text1"/>
+        </w:rPr>
+        <w:t xml:space="preserve"> 172.16.10.25 parancs aktiválja a naplóüzenetek küldését erre a szerverre. A </w:t>
+      </w:r>
+      <w:proofErr w:type="spellStart"/>
+      <w:r>
+        <w:rPr>
+          <w:rFonts w:ascii="Times New Roman" w:hAnsi="Times New Roman" w:cs="Times New Roman"/>
+          <w:color w:val="000000" w:themeColor="text1"/>
+        </w:rPr>
+        <w:t>logging</w:t>
+      </w:r>
+      <w:proofErr w:type="spellEnd"/>
+      <w:r>
+        <w:rPr>
+          <w:rFonts w:ascii="Times New Roman" w:hAnsi="Times New Roman" w:cs="Times New Roman"/>
+          <w:color w:val="000000" w:themeColor="text1"/>
+        </w:rPr>
+        <w:t xml:space="preserve"> </w:t>
+      </w:r>
+      <w:proofErr w:type="spellStart"/>
+      <w:r>
+        <w:rPr>
+          <w:rFonts w:ascii="Times New Roman" w:hAnsi="Times New Roman" w:cs="Times New Roman"/>
+          <w:color w:val="000000" w:themeColor="text1"/>
+        </w:rPr>
+        <w:t>trap</w:t>
+      </w:r>
+      <w:proofErr w:type="spellEnd"/>
+      <w:r>
+        <w:rPr>
+          <w:rFonts w:ascii="Times New Roman" w:hAnsi="Times New Roman" w:cs="Times New Roman"/>
+          <w:color w:val="000000" w:themeColor="text1"/>
+        </w:rPr>
+        <w:t xml:space="preserve"> </w:t>
+      </w:r>
+      <w:proofErr w:type="spellStart"/>
+      <w:r>
+        <w:rPr>
+          <w:rFonts w:ascii="Times New Roman" w:hAnsi="Times New Roman" w:cs="Times New Roman"/>
+          <w:color w:val="000000" w:themeColor="text1"/>
+        </w:rPr>
+        <w:t>informational</w:t>
+      </w:r>
+      <w:proofErr w:type="spellEnd"/>
+      <w:r>
+        <w:rPr>
+          <w:rFonts w:ascii="Times New Roman" w:hAnsi="Times New Roman" w:cs="Times New Roman"/>
+          <w:color w:val="000000" w:themeColor="text1"/>
+        </w:rPr>
+        <w:t xml:space="preserve"> beállítja, hogy az eszköz milyen szintű üzeneteket küldjön – az „</w:t>
+      </w:r>
+      <w:proofErr w:type="spellStart"/>
+      <w:r>
+        <w:rPr>
+          <w:rFonts w:ascii="Times New Roman" w:hAnsi="Times New Roman" w:cs="Times New Roman"/>
+          <w:color w:val="000000" w:themeColor="text1"/>
+        </w:rPr>
+        <w:t>informational</w:t>
+      </w:r>
+      <w:proofErr w:type="spellEnd"/>
+      <w:r>
+        <w:rPr>
+          <w:rFonts w:ascii="Times New Roman" w:hAnsi="Times New Roman" w:cs="Times New Roman"/>
+          <w:color w:val="000000" w:themeColor="text1"/>
+        </w:rPr>
+        <w:t xml:space="preserve">” szint például a rendszerinformációkat, figyelmeztetéseket és hibákat is tartalmazza. A service </w:t>
+      </w:r>
+      <w:proofErr w:type="spellStart"/>
+      <w:r>
+        <w:rPr>
+          <w:rFonts w:ascii="Times New Roman" w:hAnsi="Times New Roman" w:cs="Times New Roman"/>
+          <w:color w:val="000000" w:themeColor="text1"/>
+        </w:rPr>
+        <w:t>timestamps</w:t>
+      </w:r>
+      <w:proofErr w:type="spellEnd"/>
+      <w:r>
+        <w:rPr>
+          <w:rFonts w:ascii="Times New Roman" w:hAnsi="Times New Roman" w:cs="Times New Roman"/>
+          <w:color w:val="000000" w:themeColor="text1"/>
+        </w:rPr>
+        <w:t xml:space="preserve"> log </w:t>
+      </w:r>
+      <w:proofErr w:type="spellStart"/>
+      <w:r>
+        <w:rPr>
+          <w:rFonts w:ascii="Times New Roman" w:hAnsi="Times New Roman" w:cs="Times New Roman"/>
+          <w:color w:val="000000" w:themeColor="text1"/>
+        </w:rPr>
+        <w:t>datetime</w:t>
+      </w:r>
+      <w:proofErr w:type="spellEnd"/>
+      <w:r>
+        <w:rPr>
+          <w:rFonts w:ascii="Times New Roman" w:hAnsi="Times New Roman" w:cs="Times New Roman"/>
+          <w:color w:val="000000" w:themeColor="text1"/>
+        </w:rPr>
+        <w:t xml:space="preserve"> </w:t>
+      </w:r>
+      <w:proofErr w:type="spellStart"/>
+      <w:r>
+        <w:rPr>
+          <w:rFonts w:ascii="Times New Roman" w:hAnsi="Times New Roman" w:cs="Times New Roman"/>
+          <w:color w:val="000000" w:themeColor="text1"/>
+        </w:rPr>
+        <w:t>msec</w:t>
+      </w:r>
+      <w:proofErr w:type="spellEnd"/>
+      <w:r>
+        <w:rPr>
+          <w:rFonts w:ascii="Times New Roman" w:hAnsi="Times New Roman" w:cs="Times New Roman"/>
+          <w:color w:val="000000" w:themeColor="text1"/>
+        </w:rPr>
+        <w:t xml:space="preserve"> parancs gondoskodik arról, hogy minden naplóüzenet pontos időbélyeget kapjon, beleértve az ezredmásodperceket is, ami különösen hasznos a részletes hibakereséshez. A show </w:t>
+      </w:r>
+      <w:proofErr w:type="spellStart"/>
+      <w:r>
+        <w:rPr>
+          <w:rFonts w:ascii="Times New Roman" w:hAnsi="Times New Roman" w:cs="Times New Roman"/>
+          <w:color w:val="000000" w:themeColor="text1"/>
+        </w:rPr>
+        <w:t>logging</w:t>
+      </w:r>
+      <w:proofErr w:type="spellEnd"/>
+      <w:r>
+        <w:rPr>
+          <w:rFonts w:ascii="Times New Roman" w:hAnsi="Times New Roman" w:cs="Times New Roman"/>
+          <w:color w:val="000000" w:themeColor="text1"/>
+        </w:rPr>
+        <w:t xml:space="preserve"> parancs segítségével ellenőrizhető, hogy az eszköz valóban küldi-e a naplóüzeneteket, és milyen események kerültek rögzítésre. Ez a konfiguráció biztosítja, hogy minden fontos hálózati esemény központilag naplózva legyen, így könnyebbé válik a rendszeradminisztráció és a hibák gyors felismerése.</w:t>
       </w:r>
     </w:p>
     <w:p>
@@ -6068,12 +8920,21 @@
           <w:color w:val="000000" w:themeColor="text1"/>
         </w:rPr>
       </w:pPr>
-      <w:r>
-        <w:rPr>
-          <w:rFonts w:ascii="Times New Roman" w:hAnsi="Times New Roman" w:cs="Times New Roman"/>
-          <w:color w:val="000000" w:themeColor="text1"/>
-        </w:rPr>
-        <w:t xml:space="preserve">AccessPoint – </w:t>
+      <w:proofErr w:type="spellStart"/>
+      <w:r>
+        <w:rPr>
+          <w:rFonts w:ascii="Times New Roman" w:hAnsi="Times New Roman" w:cs="Times New Roman"/>
+          <w:color w:val="000000" w:themeColor="text1"/>
+        </w:rPr>
+        <w:t>AccessPoint</w:t>
+      </w:r>
+      <w:proofErr w:type="spellEnd"/>
+      <w:r>
+        <w:rPr>
+          <w:rFonts w:ascii="Times New Roman" w:hAnsi="Times New Roman" w:cs="Times New Roman"/>
+          <w:color w:val="000000" w:themeColor="text1"/>
+        </w:rPr>
+        <w:t xml:space="preserve"> – </w:t>
       </w:r>
     </w:p>
     <w:p>
@@ -6097,14 +8958,62 @@
           <w:rFonts w:ascii="Times New Roman" w:hAnsi="Times New Roman" w:cs="Times New Roman"/>
           <w:color w:val="C00000"/>
         </w:rPr>
-        <w:t xml:space="preserve">Access Point (vezeték nélküli hozzáférési pont) </w:t>
-      </w:r>
-      <w:r>
-        <w:rPr>
-          <w:rFonts w:ascii="Times New Roman" w:hAnsi="Times New Roman" w:cs="Times New Roman"/>
-          <w:color w:val="000000" w:themeColor="text1"/>
-        </w:rPr>
-        <w:t>egy olyan hálózati eszköz, amely lehetővé teszi, hogy a vezeték nélküli (Wi-Fi-s) eszközök csatlakozzanak egy meglévő vezetékes hálózathoz. Olyan, mint egy „Wi-Fi kapu”, amin keresztül a laptopok, telefonok, tabletek elérik a hálózatot és az internetet.</w:t>
+        <w:t xml:space="preserve">Access </w:t>
+      </w:r>
+      <w:proofErr w:type="spellStart"/>
+      <w:r>
+        <w:rPr>
+          <w:rFonts w:ascii="Times New Roman" w:hAnsi="Times New Roman" w:cs="Times New Roman"/>
+          <w:color w:val="C00000"/>
+        </w:rPr>
+        <w:t>Point</w:t>
+      </w:r>
+      <w:proofErr w:type="spellEnd"/>
+      <w:r>
+        <w:rPr>
+          <w:rFonts w:ascii="Times New Roman" w:hAnsi="Times New Roman" w:cs="Times New Roman"/>
+          <w:color w:val="C00000"/>
+        </w:rPr>
+        <w:t xml:space="preserve"> (vezeték nélküli hozzáférési pont) </w:t>
+      </w:r>
+      <w:r>
+        <w:rPr>
+          <w:rFonts w:ascii="Times New Roman" w:hAnsi="Times New Roman" w:cs="Times New Roman"/>
+          <w:color w:val="000000" w:themeColor="text1"/>
+        </w:rPr>
+        <w:t>egy olyan hálózati eszköz, amely lehetővé teszi, hogy a vezeték nélküli (</w:t>
+      </w:r>
+      <w:proofErr w:type="spellStart"/>
+      <w:r>
+        <w:rPr>
+          <w:rFonts w:ascii="Times New Roman" w:hAnsi="Times New Roman" w:cs="Times New Roman"/>
+          <w:color w:val="000000" w:themeColor="text1"/>
+        </w:rPr>
+        <w:t>Wi</w:t>
+      </w:r>
+      <w:proofErr w:type="spellEnd"/>
+      <w:r>
+        <w:rPr>
+          <w:rFonts w:ascii="Times New Roman" w:hAnsi="Times New Roman" w:cs="Times New Roman"/>
+          <w:color w:val="000000" w:themeColor="text1"/>
+        </w:rPr>
+        <w:t>-Fi-s) eszközök csatlakozzanak egy meglévő vezetékes hálózathoz. Olyan, mint egy „</w:t>
+      </w:r>
+      <w:proofErr w:type="spellStart"/>
+      <w:r>
+        <w:rPr>
+          <w:rFonts w:ascii="Times New Roman" w:hAnsi="Times New Roman" w:cs="Times New Roman"/>
+          <w:color w:val="000000" w:themeColor="text1"/>
+        </w:rPr>
+        <w:t>Wi</w:t>
+      </w:r>
+      <w:proofErr w:type="spellEnd"/>
+      <w:r>
+        <w:rPr>
+          <w:rFonts w:ascii="Times New Roman" w:hAnsi="Times New Roman" w:cs="Times New Roman"/>
+          <w:color w:val="000000" w:themeColor="text1"/>
+        </w:rPr>
+        <w:t>-Fi kapu”, amin keresztül a laptopok, telefonok, tabletek elérik a hálózatot és az internetet.</w:t>
       </w:r>
       <w:r>
         <w:rPr>
@@ -6135,12 +9044,21 @@
           <w:color w:val="000000" w:themeColor="text1"/>
         </w:rPr>
       </w:pPr>
-      <w:r>
-        <w:rPr>
-          <w:rFonts w:ascii="Times New Roman" w:hAnsi="Times New Roman" w:cs="Times New Roman"/>
-          <w:color w:val="000000" w:themeColor="text1"/>
-        </w:rPr>
-        <w:t>Wi-Fi lefedettség biztosítása egy adott területen (pl. irodák, tantermek, folyosók).</w:t>
+      <w:proofErr w:type="spellStart"/>
+      <w:r>
+        <w:rPr>
+          <w:rFonts w:ascii="Times New Roman" w:hAnsi="Times New Roman" w:cs="Times New Roman"/>
+          <w:color w:val="000000" w:themeColor="text1"/>
+        </w:rPr>
+        <w:t>Wi</w:t>
+      </w:r>
+      <w:proofErr w:type="spellEnd"/>
+      <w:r>
+        <w:rPr>
+          <w:rFonts w:ascii="Times New Roman" w:hAnsi="Times New Roman" w:cs="Times New Roman"/>
+          <w:color w:val="000000" w:themeColor="text1"/>
+        </w:rPr>
+        <w:t>-Fi lefedettség biztosítása egy adott területen (pl. irodák, tantermek, folyosók).</w:t>
       </w:r>
     </w:p>
     <w:p>
@@ -6279,8 +9197,49 @@
           <w:rFonts w:ascii="Times New Roman" w:hAnsi="Times New Roman" w:cs="Times New Roman"/>
           <w:color w:val="000000" w:themeColor="text1"/>
         </w:rPr>
-        <w:t xml:space="preserve"> nevű ip dhcp pool</w:t>
-      </w:r>
+        <w:t xml:space="preserve"> nevű </w:t>
+      </w:r>
+      <w:proofErr w:type="spellStart"/>
+      <w:r>
+        <w:rPr>
+          <w:rFonts w:ascii="Times New Roman" w:hAnsi="Times New Roman" w:cs="Times New Roman"/>
+          <w:color w:val="000000" w:themeColor="text1"/>
+        </w:rPr>
+        <w:t>ip</w:t>
+      </w:r>
+      <w:proofErr w:type="spellEnd"/>
+      <w:r>
+        <w:rPr>
+          <w:rFonts w:ascii="Times New Roman" w:hAnsi="Times New Roman" w:cs="Times New Roman"/>
+          <w:color w:val="000000" w:themeColor="text1"/>
+        </w:rPr>
+        <w:t xml:space="preserve"> </w:t>
+      </w:r>
+      <w:proofErr w:type="spellStart"/>
+      <w:r>
+        <w:rPr>
+          <w:rFonts w:ascii="Times New Roman" w:hAnsi="Times New Roman" w:cs="Times New Roman"/>
+          <w:color w:val="000000" w:themeColor="text1"/>
+        </w:rPr>
+        <w:t>dhcp</w:t>
+      </w:r>
+      <w:proofErr w:type="spellEnd"/>
+      <w:r>
+        <w:rPr>
+          <w:rFonts w:ascii="Times New Roman" w:hAnsi="Times New Roman" w:cs="Times New Roman"/>
+          <w:color w:val="000000" w:themeColor="text1"/>
+        </w:rPr>
+        <w:t xml:space="preserve"> </w:t>
+      </w:r>
+      <w:proofErr w:type="spellStart"/>
+      <w:r>
+        <w:rPr>
+          <w:rFonts w:ascii="Times New Roman" w:hAnsi="Times New Roman" w:cs="Times New Roman"/>
+          <w:color w:val="000000" w:themeColor="text1"/>
+        </w:rPr>
+        <w:t>pool</w:t>
+      </w:r>
+      <w:proofErr w:type="spellEnd"/>
       <w:r>
         <w:rPr>
           <w:rFonts w:ascii="Times New Roman" w:hAnsi="Times New Roman" w:cs="Times New Roman"/>
@@ -6309,12 +9268,21 @@
         </w:rPr>
         <w:t xml:space="preserve"> Az AP </w:t>
       </w:r>
-      <w:r>
-        <w:rPr>
-          <w:rFonts w:ascii="Times New Roman" w:hAnsi="Times New Roman" w:cs="Times New Roman"/>
-          <w:color w:val="000000" w:themeColor="text1"/>
-        </w:rPr>
-        <w:t xml:space="preserve">ssid-je: „AP_SZEGED”. A </w:t>
+      <w:proofErr w:type="spellStart"/>
+      <w:r>
+        <w:rPr>
+          <w:rFonts w:ascii="Times New Roman" w:hAnsi="Times New Roman" w:cs="Times New Roman"/>
+          <w:color w:val="000000" w:themeColor="text1"/>
+        </w:rPr>
+        <w:t>ssid</w:t>
+      </w:r>
+      <w:proofErr w:type="spellEnd"/>
+      <w:r>
+        <w:rPr>
+          <w:rFonts w:ascii="Times New Roman" w:hAnsi="Times New Roman" w:cs="Times New Roman"/>
+          <w:color w:val="000000" w:themeColor="text1"/>
+        </w:rPr>
+        <w:t xml:space="preserve">-je: „AP_SZEGED”. A </w:t>
       </w:r>
       <w:r>
         <w:rPr>
@@ -6335,7 +9303,15 @@
           <w:rFonts w:ascii="Times New Roman" w:hAnsi="Times New Roman" w:cs="Times New Roman"/>
           <w:color w:val="000000" w:themeColor="text1"/>
         </w:rPr>
-        <w:t>Demonstrálás ké</w:t>
+        <w:t xml:space="preserve">Demonstrálás </w:t>
+      </w:r>
+      <w:proofErr w:type="spellStart"/>
+      <w:r>
+        <w:rPr>
+          <w:rFonts w:ascii="Times New Roman" w:hAnsi="Times New Roman" w:cs="Times New Roman"/>
+          <w:color w:val="000000" w:themeColor="text1"/>
+        </w:rPr>
+        <w:t>ké</w:t>
       </w:r>
       <w:r>
         <w:rPr>
@@ -6349,7 +9325,15 @@
           <w:rFonts w:ascii="Times New Roman" w:hAnsi="Times New Roman" w:cs="Times New Roman"/>
           <w:color w:val="000000" w:themeColor="text1"/>
         </w:rPr>
-        <w:t>pen három laptop lett letéve, de ennél sokka</w:t>
+        <w:t>pen</w:t>
+      </w:r>
+      <w:proofErr w:type="spellEnd"/>
+      <w:r>
+        <w:rPr>
+          <w:rFonts w:ascii="Times New Roman" w:hAnsi="Times New Roman" w:cs="Times New Roman"/>
+          <w:color w:val="000000" w:themeColor="text1"/>
+        </w:rPr>
+        <w:t xml:space="preserve"> három laptop lett letéve, de ennél sokka</w:t>
       </w:r>
       <w:r>
         <w:rPr>
@@ -6421,12 +9405,21 @@
           <w:color w:val="000000" w:themeColor="text1"/>
         </w:rPr>
       </w:pPr>
-      <w:r>
-        <w:rPr>
-          <w:rFonts w:ascii="Times New Roman" w:hAnsi="Times New Roman" w:cs="Times New Roman"/>
-          <w:color w:val="000000" w:themeColor="text1"/>
-        </w:rPr>
-        <w:t xml:space="preserve">PortSecurity – </w:t>
+      <w:proofErr w:type="spellStart"/>
+      <w:r>
+        <w:rPr>
+          <w:rFonts w:ascii="Times New Roman" w:hAnsi="Times New Roman" w:cs="Times New Roman"/>
+          <w:color w:val="000000" w:themeColor="text1"/>
+        </w:rPr>
+        <w:t>PortSecurity</w:t>
+      </w:r>
+      <w:proofErr w:type="spellEnd"/>
+      <w:r>
+        <w:rPr>
+          <w:rFonts w:ascii="Times New Roman" w:hAnsi="Times New Roman" w:cs="Times New Roman"/>
+          <w:color w:val="000000" w:themeColor="text1"/>
+        </w:rPr>
+        <w:t xml:space="preserve"> – </w:t>
       </w:r>
     </w:p>
     <w:p>
@@ -6450,14 +9443,94 @@
           <w:rFonts w:ascii="Times New Roman" w:hAnsi="Times New Roman" w:cs="Times New Roman"/>
           <w:color w:val="C00000"/>
         </w:rPr>
-        <w:t xml:space="preserve">port security (portbiztonság) </w:t>
-      </w:r>
-      <w:r>
-        <w:rPr>
-          <w:rFonts w:ascii="Times New Roman" w:hAnsi="Times New Roman" w:cs="Times New Roman"/>
-          <w:color w:val="000000" w:themeColor="text1"/>
-        </w:rPr>
-        <w:t>egy Cisco switch funkció, amely lehetővé teszi, hogy korlátozd, mely eszközök csatlakozhatnak egy adott switch porthoz. Ez egy fontos hálózatbiztonsági eszköz, különösen olyan helyeken, ahol meg akarod akadályozni, hogy illetéktelen eszközök hozzáférjenek a hálózathoz — például egy iskolai vagy irodai környezetben.</w:t>
+        <w:t xml:space="preserve">port </w:t>
+      </w:r>
+      <w:proofErr w:type="spellStart"/>
+      <w:r>
+        <w:rPr>
+          <w:rFonts w:ascii="Times New Roman" w:hAnsi="Times New Roman" w:cs="Times New Roman"/>
+          <w:color w:val="C00000"/>
+        </w:rPr>
+        <w:t>security</w:t>
+      </w:r>
+      <w:proofErr w:type="spellEnd"/>
+      <w:r>
+        <w:rPr>
+          <w:rFonts w:ascii="Times New Roman" w:hAnsi="Times New Roman" w:cs="Times New Roman"/>
+          <w:color w:val="C00000"/>
+        </w:rPr>
+        <w:t xml:space="preserve"> (</w:t>
+      </w:r>
+      <w:proofErr w:type="spellStart"/>
+      <w:r>
+        <w:rPr>
+          <w:rFonts w:ascii="Times New Roman" w:hAnsi="Times New Roman" w:cs="Times New Roman"/>
+          <w:color w:val="C00000"/>
+        </w:rPr>
+        <w:t>portbiztonság</w:t>
+      </w:r>
+      <w:proofErr w:type="spellEnd"/>
+      <w:r>
+        <w:rPr>
+          <w:rFonts w:ascii="Times New Roman" w:hAnsi="Times New Roman" w:cs="Times New Roman"/>
+          <w:color w:val="C00000"/>
+        </w:rPr>
+        <w:t xml:space="preserve">) </w:t>
+      </w:r>
+      <w:r>
+        <w:rPr>
+          <w:rFonts w:ascii="Times New Roman" w:hAnsi="Times New Roman" w:cs="Times New Roman"/>
+          <w:color w:val="000000" w:themeColor="text1"/>
+        </w:rPr>
+        <w:t xml:space="preserve">egy Cisco </w:t>
+      </w:r>
+      <w:proofErr w:type="spellStart"/>
+      <w:r>
+        <w:rPr>
+          <w:rFonts w:ascii="Times New Roman" w:hAnsi="Times New Roman" w:cs="Times New Roman"/>
+          <w:color w:val="000000" w:themeColor="text1"/>
+        </w:rPr>
+        <w:t>switch</w:t>
+      </w:r>
+      <w:proofErr w:type="spellEnd"/>
+      <w:r>
+        <w:rPr>
+          <w:rFonts w:ascii="Times New Roman" w:hAnsi="Times New Roman" w:cs="Times New Roman"/>
+          <w:color w:val="000000" w:themeColor="text1"/>
+        </w:rPr>
+        <w:t xml:space="preserve"> funkció, amely lehetővé teszi, hogy korlátozd, mely eszközök csatlakozhatnak egy adott </w:t>
+      </w:r>
+      <w:proofErr w:type="spellStart"/>
+      <w:r>
+        <w:rPr>
+          <w:rFonts w:ascii="Times New Roman" w:hAnsi="Times New Roman" w:cs="Times New Roman"/>
+          <w:color w:val="000000" w:themeColor="text1"/>
+        </w:rPr>
+        <w:t>switch</w:t>
+      </w:r>
+      <w:proofErr w:type="spellEnd"/>
+      <w:r>
+        <w:rPr>
+          <w:rFonts w:ascii="Times New Roman" w:hAnsi="Times New Roman" w:cs="Times New Roman"/>
+          <w:color w:val="000000" w:themeColor="text1"/>
+        </w:rPr>
+        <w:t xml:space="preserve"> </w:t>
+      </w:r>
+      <w:proofErr w:type="spellStart"/>
+      <w:r>
+        <w:rPr>
+          <w:rFonts w:ascii="Times New Roman" w:hAnsi="Times New Roman" w:cs="Times New Roman"/>
+          <w:color w:val="000000" w:themeColor="text1"/>
+        </w:rPr>
+        <w:t>porthoz</w:t>
+      </w:r>
+      <w:proofErr w:type="spellEnd"/>
+      <w:r>
+        <w:rPr>
+          <w:rFonts w:ascii="Times New Roman" w:hAnsi="Times New Roman" w:cs="Times New Roman"/>
+          <w:color w:val="000000" w:themeColor="text1"/>
+        </w:rPr>
+        <w:t>. Ez egy fontos hálózatbiztonsági eszköz, különösen olyan helyeken, ahol meg akarod akadályozni, hogy illetéktelen eszközök hozzáférjenek a hálózathoz — például egy iskolai vagy irodai környezetben.</w:t>
       </w:r>
       <w:r>
         <w:rPr>
@@ -6515,7 +9588,23 @@
           <w:rFonts w:ascii="Times New Roman" w:hAnsi="Times New Roman" w:cs="Times New Roman"/>
           <w:color w:val="000000" w:themeColor="text1"/>
         </w:rPr>
-        <w:t>Korlátozza a porton engedélyezett MAC-címek számát (pl. csak 1 eszköz lehet rajta).</w:t>
+        <w:t xml:space="preserve">Korlátozza a </w:t>
+      </w:r>
+      <w:proofErr w:type="spellStart"/>
+      <w:r>
+        <w:rPr>
+          <w:rFonts w:ascii="Times New Roman" w:hAnsi="Times New Roman" w:cs="Times New Roman"/>
+          <w:color w:val="000000" w:themeColor="text1"/>
+        </w:rPr>
+        <w:t>porton</w:t>
+      </w:r>
+      <w:proofErr w:type="spellEnd"/>
+      <w:r>
+        <w:rPr>
+          <w:rFonts w:ascii="Times New Roman" w:hAnsi="Times New Roman" w:cs="Times New Roman"/>
+          <w:color w:val="000000" w:themeColor="text1"/>
+        </w:rPr>
+        <w:t xml:space="preserve"> engedélyezett MAC-címek számát (pl. csak 1 eszköz lehet rajta).</w:t>
       </w:r>
     </w:p>
     <w:p>
@@ -6537,7 +9626,25 @@
           <w:rFonts w:ascii="Times New Roman" w:hAnsi="Times New Roman" w:cs="Times New Roman"/>
           <w:color w:val="000000" w:themeColor="text1"/>
         </w:rPr>
-        <w:t>Észleli és reagál arra, ha egy ismeretlen eszköz próbál csatlakozni (pl. letiltja a portot vagy csak naplózza az eseményt).</w:t>
+        <w:t xml:space="preserve">Észleli és reagál arra, ha egy ismeretlen eszköz próbál csatlakozni (pl. letiltja a </w:t>
+      </w:r>
+      <w:proofErr w:type="spellStart"/>
+      <w:proofErr w:type="gramStart"/>
+      <w:r>
+        <w:rPr>
+          <w:rFonts w:ascii="Times New Roman" w:hAnsi="Times New Roman" w:cs="Times New Roman"/>
+          <w:color w:val="000000" w:themeColor="text1"/>
+        </w:rPr>
+        <w:t>portot</w:t>
+      </w:r>
+      <w:proofErr w:type="spellEnd"/>
+      <w:proofErr w:type="gramEnd"/>
+      <w:r>
+        <w:rPr>
+          <w:rFonts w:ascii="Times New Roman" w:hAnsi="Times New Roman" w:cs="Times New Roman"/>
+          <w:color w:val="000000" w:themeColor="text1"/>
+        </w:rPr>
+        <w:t xml:space="preserve"> vagy csak naplózza az eseményt).</w:t>
       </w:r>
     </w:p>
     <w:p>
@@ -6559,7 +9666,23 @@
           <w:rFonts w:ascii="Times New Roman" w:hAnsi="Times New Roman" w:cs="Times New Roman"/>
           <w:color w:val="000000" w:themeColor="text1"/>
         </w:rPr>
-        <w:t>Védi a hálózatot MAC-cím túlcsordulási támadások ellen, amelyek célja a switch MAC-táblájának megtöltése.</w:t>
+        <w:t xml:space="preserve">Védi a hálózatot MAC-cím túlcsordulási támadások ellen, amelyek célja a </w:t>
+      </w:r>
+      <w:proofErr w:type="spellStart"/>
+      <w:r>
+        <w:rPr>
+          <w:rFonts w:ascii="Times New Roman" w:hAnsi="Times New Roman" w:cs="Times New Roman"/>
+          <w:color w:val="000000" w:themeColor="text1"/>
+        </w:rPr>
+        <w:t>switch</w:t>
+      </w:r>
+      <w:proofErr w:type="spellEnd"/>
+      <w:r>
+        <w:rPr>
+          <w:rFonts w:ascii="Times New Roman" w:hAnsi="Times New Roman" w:cs="Times New Roman"/>
+          <w:color w:val="000000" w:themeColor="text1"/>
+        </w:rPr>
+        <w:t xml:space="preserve"> MAC-táblájának megtöltése.</w:t>
       </w:r>
     </w:p>
     <w:p>
@@ -6667,7 +9790,23 @@
           <w:rFonts w:ascii="Times New Roman" w:hAnsi="Times New Roman" w:cs="Times New Roman"/>
           <w:color w:val="EE0000"/>
         </w:rPr>
-        <w:t xml:space="preserve">port-security. </w:t>
+        <w:t>port-</w:t>
+      </w:r>
+      <w:proofErr w:type="spellStart"/>
+      <w:r>
+        <w:rPr>
+          <w:rFonts w:ascii="Times New Roman" w:hAnsi="Times New Roman" w:cs="Times New Roman"/>
+          <w:color w:val="EE0000"/>
+        </w:rPr>
+        <w:t>security</w:t>
+      </w:r>
+      <w:proofErr w:type="spellEnd"/>
+      <w:r>
+        <w:rPr>
+          <w:rFonts w:ascii="Times New Roman" w:hAnsi="Times New Roman" w:cs="Times New Roman"/>
+          <w:color w:val="EE0000"/>
+        </w:rPr>
+        <w:t xml:space="preserve">. </w:t>
       </w:r>
       <w:r>
         <w:rPr>
@@ -6688,7 +9827,23 @@
           <w:rFonts w:ascii="Times New Roman" w:hAnsi="Times New Roman" w:cs="Times New Roman"/>
           <w:color w:val="000000" w:themeColor="text1"/>
         </w:rPr>
-        <w:t xml:space="preserve">adott portokra csak egy user tudjon csatlakozni, </w:t>
+        <w:t xml:space="preserve">adott portokra csak egy </w:t>
+      </w:r>
+      <w:proofErr w:type="spellStart"/>
+      <w:r>
+        <w:rPr>
+          <w:rFonts w:ascii="Times New Roman" w:hAnsi="Times New Roman" w:cs="Times New Roman"/>
+          <w:color w:val="000000" w:themeColor="text1"/>
+        </w:rPr>
+        <w:t>user</w:t>
+      </w:r>
+      <w:proofErr w:type="spellEnd"/>
+      <w:r>
+        <w:rPr>
+          <w:rFonts w:ascii="Times New Roman" w:hAnsi="Times New Roman" w:cs="Times New Roman"/>
+          <w:color w:val="000000" w:themeColor="text1"/>
+        </w:rPr>
+        <w:t xml:space="preserve"> tudjon csatlakozni, </w:t>
       </w:r>
       <w:r>
         <w:rPr>
@@ -6702,7 +9857,39 @@
           <w:rFonts w:ascii="Times New Roman" w:hAnsi="Times New Roman" w:cs="Times New Roman"/>
           <w:color w:val="000000" w:themeColor="text1"/>
         </w:rPr>
-        <w:t xml:space="preserve">„sticky” módszerrel megtanulta a kapcsoló, hogy csak az adott, már akkor csatlakoztatott eszközöknek legyen csak joga csatlakozni az interfacekre. </w:t>
+        <w:t>„</w:t>
+      </w:r>
+      <w:proofErr w:type="spellStart"/>
+      <w:r>
+        <w:rPr>
+          <w:rFonts w:ascii="Times New Roman" w:hAnsi="Times New Roman" w:cs="Times New Roman"/>
+          <w:color w:val="000000" w:themeColor="text1"/>
+        </w:rPr>
+        <w:t>sticky</w:t>
+      </w:r>
+      <w:proofErr w:type="spellEnd"/>
+      <w:r>
+        <w:rPr>
+          <w:rFonts w:ascii="Times New Roman" w:hAnsi="Times New Roman" w:cs="Times New Roman"/>
+          <w:color w:val="000000" w:themeColor="text1"/>
+        </w:rPr>
+        <w:t xml:space="preserve">” módszerrel megtanulta a kapcsoló, hogy csak az adott, már akkor csatlakoztatott eszközöknek legyen csak joga csatlakozni az </w:t>
+      </w:r>
+      <w:proofErr w:type="spellStart"/>
+      <w:r>
+        <w:rPr>
+          <w:rFonts w:ascii="Times New Roman" w:hAnsi="Times New Roman" w:cs="Times New Roman"/>
+          <w:color w:val="000000" w:themeColor="text1"/>
+        </w:rPr>
+        <w:t>interfacekre</w:t>
+      </w:r>
+      <w:proofErr w:type="spellEnd"/>
+      <w:r>
+        <w:rPr>
+          <w:rFonts w:ascii="Times New Roman" w:hAnsi="Times New Roman" w:cs="Times New Roman"/>
+          <w:color w:val="000000" w:themeColor="text1"/>
+        </w:rPr>
+        <w:t xml:space="preserve">. </w:t>
       </w:r>
       <w:r>
         <w:rPr>
@@ -6716,7 +9903,23 @@
           <w:rFonts w:ascii="Times New Roman" w:hAnsi="Times New Roman" w:cs="Times New Roman"/>
           <w:color w:val="000000" w:themeColor="text1"/>
         </w:rPr>
-        <w:t xml:space="preserve">. Itt van a beállítása a két portnak: </w:t>
+        <w:t xml:space="preserve">. Itt van a beállítása a két </w:t>
+      </w:r>
+      <w:proofErr w:type="spellStart"/>
+      <w:r>
+        <w:rPr>
+          <w:rFonts w:ascii="Times New Roman" w:hAnsi="Times New Roman" w:cs="Times New Roman"/>
+          <w:color w:val="000000" w:themeColor="text1"/>
+        </w:rPr>
+        <w:t>portnak</w:t>
+      </w:r>
+      <w:proofErr w:type="spellEnd"/>
+      <w:r>
+        <w:rPr>
+          <w:rFonts w:ascii="Times New Roman" w:hAnsi="Times New Roman" w:cs="Times New Roman"/>
+          <w:color w:val="000000" w:themeColor="text1"/>
+        </w:rPr>
+        <w:t xml:space="preserve">: </w:t>
       </w:r>
     </w:p>
     <w:p>
@@ -6815,7 +10018,23 @@
           <w:color w:val="000000" w:themeColor="text1"/>
         </w:rPr>
         <w:lastRenderedPageBreak/>
-        <w:t>DHCP Snooping –</w:t>
+        <w:t xml:space="preserve">DHCP </w:t>
+      </w:r>
+      <w:proofErr w:type="spellStart"/>
+      <w:r>
+        <w:rPr>
+          <w:rFonts w:ascii="Times New Roman" w:hAnsi="Times New Roman" w:cs="Times New Roman"/>
+          <w:color w:val="000000" w:themeColor="text1"/>
+        </w:rPr>
+        <w:t>Snooping</w:t>
+      </w:r>
+      <w:proofErr w:type="spellEnd"/>
+      <w:r>
+        <w:rPr>
+          <w:rFonts w:ascii="Times New Roman" w:hAnsi="Times New Roman" w:cs="Times New Roman"/>
+          <w:color w:val="000000" w:themeColor="text1"/>
+        </w:rPr>
+        <w:t xml:space="preserve"> –</w:t>
       </w:r>
     </w:p>
     <w:p>
@@ -6838,14 +10057,46 @@
           <w:rFonts w:ascii="Times New Roman" w:hAnsi="Times New Roman" w:cs="Times New Roman"/>
           <w:color w:val="EE0000"/>
         </w:rPr>
-        <w:t xml:space="preserve">DHCP Snooping </w:t>
-      </w:r>
-      <w:r>
-        <w:rPr>
-          <w:rFonts w:ascii="Times New Roman" w:hAnsi="Times New Roman" w:cs="Times New Roman"/>
-          <w:color w:val="000000" w:themeColor="text1"/>
-        </w:rPr>
-        <w:t>egy Layer 2 biztonsági mechanizmus, amely:</w:t>
+        <w:t xml:space="preserve">DHCP </w:t>
+      </w:r>
+      <w:proofErr w:type="spellStart"/>
+      <w:r>
+        <w:rPr>
+          <w:rFonts w:ascii="Times New Roman" w:hAnsi="Times New Roman" w:cs="Times New Roman"/>
+          <w:color w:val="EE0000"/>
+        </w:rPr>
+        <w:t>Snooping</w:t>
+      </w:r>
+      <w:proofErr w:type="spellEnd"/>
+      <w:r>
+        <w:rPr>
+          <w:rFonts w:ascii="Times New Roman" w:hAnsi="Times New Roman" w:cs="Times New Roman"/>
+          <w:color w:val="EE0000"/>
+        </w:rPr>
+        <w:t xml:space="preserve"> </w:t>
+      </w:r>
+      <w:r>
+        <w:rPr>
+          <w:rFonts w:ascii="Times New Roman" w:hAnsi="Times New Roman" w:cs="Times New Roman"/>
+          <w:color w:val="000000" w:themeColor="text1"/>
+        </w:rPr>
+        <w:t xml:space="preserve">egy </w:t>
+      </w:r>
+      <w:proofErr w:type="spellStart"/>
+      <w:r>
+        <w:rPr>
+          <w:rFonts w:ascii="Times New Roman" w:hAnsi="Times New Roman" w:cs="Times New Roman"/>
+          <w:color w:val="000000" w:themeColor="text1"/>
+        </w:rPr>
+        <w:t>Layer</w:t>
+      </w:r>
+      <w:proofErr w:type="spellEnd"/>
+      <w:r>
+        <w:rPr>
+          <w:rFonts w:ascii="Times New Roman" w:hAnsi="Times New Roman" w:cs="Times New Roman"/>
+          <w:color w:val="000000" w:themeColor="text1"/>
+        </w:rPr>
+        <w:t xml:space="preserve"> 2 biztonsági mechanizmus, amely:</w:t>
       </w:r>
     </w:p>
     <w:p>
@@ -6866,7 +10117,23 @@
           <w:rFonts w:ascii="Times New Roman" w:hAnsi="Times New Roman" w:cs="Times New Roman"/>
           <w:color w:val="000000" w:themeColor="text1"/>
         </w:rPr>
-        <w:t>megakadályozza a rogue (illegális) DHCP szervereket</w:t>
+        <w:t xml:space="preserve">megakadályozza a </w:t>
+      </w:r>
+      <w:proofErr w:type="spellStart"/>
+      <w:r>
+        <w:rPr>
+          <w:rFonts w:ascii="Times New Roman" w:hAnsi="Times New Roman" w:cs="Times New Roman"/>
+          <w:color w:val="000000" w:themeColor="text1"/>
+        </w:rPr>
+        <w:t>rogue</w:t>
+      </w:r>
+      <w:proofErr w:type="spellEnd"/>
+      <w:r>
+        <w:rPr>
+          <w:rFonts w:ascii="Times New Roman" w:hAnsi="Times New Roman" w:cs="Times New Roman"/>
+          <w:color w:val="000000" w:themeColor="text1"/>
+        </w:rPr>
+        <w:t xml:space="preserve"> (illegális) DHCP szervereket</w:t>
       </w:r>
     </w:p>
     <w:p>
@@ -6887,7 +10154,39 @@
           <w:rFonts w:ascii="Times New Roman" w:hAnsi="Times New Roman" w:cs="Times New Roman"/>
           <w:color w:val="000000" w:themeColor="text1"/>
         </w:rPr>
-        <w:t>csak a megbízható (trusted) portokon engedi át a DHCP Offer/ACK csomagokat</w:t>
+        <w:t>csak a megbízható (</w:t>
+      </w:r>
+      <w:proofErr w:type="spellStart"/>
+      <w:r>
+        <w:rPr>
+          <w:rFonts w:ascii="Times New Roman" w:hAnsi="Times New Roman" w:cs="Times New Roman"/>
+          <w:color w:val="000000" w:themeColor="text1"/>
+        </w:rPr>
+        <w:t>trusted</w:t>
+      </w:r>
+      <w:proofErr w:type="spellEnd"/>
+      <w:r>
+        <w:rPr>
+          <w:rFonts w:ascii="Times New Roman" w:hAnsi="Times New Roman" w:cs="Times New Roman"/>
+          <w:color w:val="000000" w:themeColor="text1"/>
+        </w:rPr>
+        <w:t xml:space="preserve">) portokon engedi át a DHCP </w:t>
+      </w:r>
+      <w:proofErr w:type="spellStart"/>
+      <w:r>
+        <w:rPr>
+          <w:rFonts w:ascii="Times New Roman" w:hAnsi="Times New Roman" w:cs="Times New Roman"/>
+          <w:color w:val="000000" w:themeColor="text1"/>
+        </w:rPr>
+        <w:t>Offer</w:t>
+      </w:r>
+      <w:proofErr w:type="spellEnd"/>
+      <w:r>
+        <w:rPr>
+          <w:rFonts w:ascii="Times New Roman" w:hAnsi="Times New Roman" w:cs="Times New Roman"/>
+          <w:color w:val="000000" w:themeColor="text1"/>
+        </w:rPr>
+        <w:t>/ACK csomagokat</w:t>
       </w:r>
     </w:p>
     <w:p>
@@ -6908,7 +10207,39 @@
           <w:rFonts w:ascii="Times New Roman" w:hAnsi="Times New Roman" w:cs="Times New Roman"/>
           <w:color w:val="000000" w:themeColor="text1"/>
         </w:rPr>
-        <w:t>naplózza, hogy mely kliens mely IP‑t kapta (binding table)</w:t>
+        <w:t>naplózza, hogy mely kliens mely IP‑t kapta (</w:t>
+      </w:r>
+      <w:proofErr w:type="spellStart"/>
+      <w:r>
+        <w:rPr>
+          <w:rFonts w:ascii="Times New Roman" w:hAnsi="Times New Roman" w:cs="Times New Roman"/>
+          <w:color w:val="000000" w:themeColor="text1"/>
+        </w:rPr>
+        <w:t>binding</w:t>
+      </w:r>
+      <w:proofErr w:type="spellEnd"/>
+      <w:r>
+        <w:rPr>
+          <w:rFonts w:ascii="Times New Roman" w:hAnsi="Times New Roman" w:cs="Times New Roman"/>
+          <w:color w:val="000000" w:themeColor="text1"/>
+        </w:rPr>
+        <w:t xml:space="preserve"> </w:t>
+      </w:r>
+      <w:proofErr w:type="spellStart"/>
+      <w:r>
+        <w:rPr>
+          <w:rFonts w:ascii="Times New Roman" w:hAnsi="Times New Roman" w:cs="Times New Roman"/>
+          <w:color w:val="000000" w:themeColor="text1"/>
+        </w:rPr>
+        <w:t>table</w:t>
+      </w:r>
+      <w:proofErr w:type="spellEnd"/>
+      <w:r>
+        <w:rPr>
+          <w:rFonts w:ascii="Times New Roman" w:hAnsi="Times New Roman" w:cs="Times New Roman"/>
+          <w:color w:val="000000" w:themeColor="text1"/>
+        </w:rPr>
+        <w:t>)</w:t>
       </w:r>
     </w:p>
     <w:p>
@@ -6929,8 +10260,49 @@
           <w:rFonts w:ascii="Times New Roman" w:hAnsi="Times New Roman" w:cs="Times New Roman"/>
           <w:color w:val="000000" w:themeColor="text1"/>
         </w:rPr>
-        <w:t>alapja a DAI‑nak és az IP Source Guardnak</w:t>
-      </w:r>
+        <w:t>alapja a DAI‑</w:t>
+      </w:r>
+      <w:proofErr w:type="spellStart"/>
+      <w:r>
+        <w:rPr>
+          <w:rFonts w:ascii="Times New Roman" w:hAnsi="Times New Roman" w:cs="Times New Roman"/>
+          <w:color w:val="000000" w:themeColor="text1"/>
+        </w:rPr>
+        <w:t>nak</w:t>
+      </w:r>
+      <w:proofErr w:type="spellEnd"/>
+      <w:r>
+        <w:rPr>
+          <w:rFonts w:ascii="Times New Roman" w:hAnsi="Times New Roman" w:cs="Times New Roman"/>
+          <w:color w:val="000000" w:themeColor="text1"/>
+        </w:rPr>
+        <w:t xml:space="preserve"> és az IP </w:t>
+      </w:r>
+      <w:proofErr w:type="spellStart"/>
+      <w:r>
+        <w:rPr>
+          <w:rFonts w:ascii="Times New Roman" w:hAnsi="Times New Roman" w:cs="Times New Roman"/>
+          <w:color w:val="000000" w:themeColor="text1"/>
+        </w:rPr>
+        <w:t>Source</w:t>
+      </w:r>
+      <w:proofErr w:type="spellEnd"/>
+      <w:r>
+        <w:rPr>
+          <w:rFonts w:ascii="Times New Roman" w:hAnsi="Times New Roman" w:cs="Times New Roman"/>
+          <w:color w:val="000000" w:themeColor="text1"/>
+        </w:rPr>
+        <w:t xml:space="preserve"> </w:t>
+      </w:r>
+      <w:proofErr w:type="spellStart"/>
+      <w:r>
+        <w:rPr>
+          <w:rFonts w:ascii="Times New Roman" w:hAnsi="Times New Roman" w:cs="Times New Roman"/>
+          <w:color w:val="000000" w:themeColor="text1"/>
+        </w:rPr>
+        <w:t>Guardnak</w:t>
+      </w:r>
+      <w:proofErr w:type="spellEnd"/>
     </w:p>
     <w:p>
       <w:pPr>
@@ -6946,7 +10318,103 @@
           <w:rFonts w:ascii="Times New Roman" w:hAnsi="Times New Roman" w:cs="Times New Roman"/>
           <w:color w:val="000000" w:themeColor="text1"/>
         </w:rPr>
-        <w:t xml:space="preserve">Két portbeállítása van a Trusted és az Untrusted. A Trusted, az mindig az igazi, használt DHCP szerver, vagy Router fele néz, amin DHCP szerverfunkció van beállítva. Az Untrusted, az pedig a kliensek fele néz, nehogy egy külső rosszándékú harmadik fél rádugja az eszközét a kapcsolónkra és DHCP szervernek adja ki magát, beférkőzve a hálózatunkba. </w:t>
+        <w:t xml:space="preserve">Két </w:t>
+      </w:r>
+      <w:proofErr w:type="spellStart"/>
+      <w:r>
+        <w:rPr>
+          <w:rFonts w:ascii="Times New Roman" w:hAnsi="Times New Roman" w:cs="Times New Roman"/>
+          <w:color w:val="000000" w:themeColor="text1"/>
+        </w:rPr>
+        <w:t>portbeállítása</w:t>
+      </w:r>
+      <w:proofErr w:type="spellEnd"/>
+      <w:r>
+        <w:rPr>
+          <w:rFonts w:ascii="Times New Roman" w:hAnsi="Times New Roman" w:cs="Times New Roman"/>
+          <w:color w:val="000000" w:themeColor="text1"/>
+        </w:rPr>
+        <w:t xml:space="preserve"> van a </w:t>
+      </w:r>
+      <w:proofErr w:type="spellStart"/>
+      <w:r>
+        <w:rPr>
+          <w:rFonts w:ascii="Times New Roman" w:hAnsi="Times New Roman" w:cs="Times New Roman"/>
+          <w:color w:val="000000" w:themeColor="text1"/>
+        </w:rPr>
+        <w:t>Trusted</w:t>
+      </w:r>
+      <w:proofErr w:type="spellEnd"/>
+      <w:r>
+        <w:rPr>
+          <w:rFonts w:ascii="Times New Roman" w:hAnsi="Times New Roman" w:cs="Times New Roman"/>
+          <w:color w:val="000000" w:themeColor="text1"/>
+        </w:rPr>
+        <w:t xml:space="preserve"> és az </w:t>
+      </w:r>
+      <w:proofErr w:type="spellStart"/>
+      <w:r>
+        <w:rPr>
+          <w:rFonts w:ascii="Times New Roman" w:hAnsi="Times New Roman" w:cs="Times New Roman"/>
+          <w:color w:val="000000" w:themeColor="text1"/>
+        </w:rPr>
+        <w:t>Untrusted</w:t>
+      </w:r>
+      <w:proofErr w:type="spellEnd"/>
+      <w:r>
+        <w:rPr>
+          <w:rFonts w:ascii="Times New Roman" w:hAnsi="Times New Roman" w:cs="Times New Roman"/>
+          <w:color w:val="000000" w:themeColor="text1"/>
+        </w:rPr>
+        <w:t xml:space="preserve">. A </w:t>
+      </w:r>
+      <w:proofErr w:type="spellStart"/>
+      <w:r>
+        <w:rPr>
+          <w:rFonts w:ascii="Times New Roman" w:hAnsi="Times New Roman" w:cs="Times New Roman"/>
+          <w:color w:val="000000" w:themeColor="text1"/>
+        </w:rPr>
+        <w:t>Trusted</w:t>
+      </w:r>
+      <w:proofErr w:type="spellEnd"/>
+      <w:r>
+        <w:rPr>
+          <w:rFonts w:ascii="Times New Roman" w:hAnsi="Times New Roman" w:cs="Times New Roman"/>
+          <w:color w:val="000000" w:themeColor="text1"/>
+        </w:rPr>
+        <w:t xml:space="preserve">, az mindig az igazi, használt DHCP szerver, vagy Router fele néz, amin DHCP szerverfunkció van beállítva. Az </w:t>
+      </w:r>
+      <w:proofErr w:type="spellStart"/>
+      <w:r>
+        <w:rPr>
+          <w:rFonts w:ascii="Times New Roman" w:hAnsi="Times New Roman" w:cs="Times New Roman"/>
+          <w:color w:val="000000" w:themeColor="text1"/>
+        </w:rPr>
+        <w:t>Untrusted</w:t>
+      </w:r>
+      <w:proofErr w:type="spellEnd"/>
+      <w:r>
+        <w:rPr>
+          <w:rFonts w:ascii="Times New Roman" w:hAnsi="Times New Roman" w:cs="Times New Roman"/>
+          <w:color w:val="000000" w:themeColor="text1"/>
+        </w:rPr>
+        <w:t xml:space="preserve">, az pedig a kliensek fele néz, nehogy egy külső </w:t>
+      </w:r>
+      <w:proofErr w:type="spellStart"/>
+      <w:r>
+        <w:rPr>
+          <w:rFonts w:ascii="Times New Roman" w:hAnsi="Times New Roman" w:cs="Times New Roman"/>
+          <w:color w:val="000000" w:themeColor="text1"/>
+        </w:rPr>
+        <w:t>rosszándékú</w:t>
+      </w:r>
+      <w:proofErr w:type="spellEnd"/>
+      <w:r>
+        <w:rPr>
+          <w:rFonts w:ascii="Times New Roman" w:hAnsi="Times New Roman" w:cs="Times New Roman"/>
+          <w:color w:val="000000" w:themeColor="text1"/>
+        </w:rPr>
+        <w:t xml:space="preserve"> harmadik fél rádugja az eszközét a kapcsolónkra és DHCP szervernek adja ki magát, beférkőzve a hálózatunkba. </w:t>
       </w:r>
     </w:p>
     <w:p>
@@ -6998,7 +10466,23 @@
           <w:rFonts w:ascii="Times New Roman" w:hAnsi="Times New Roman" w:cs="Times New Roman"/>
           <w:color w:val="000000" w:themeColor="text1"/>
         </w:rPr>
-        <w:t>kapcsolón a DHCP Snooping.</w:t>
+        <w:t xml:space="preserve">kapcsolón a DHCP </w:t>
+      </w:r>
+      <w:proofErr w:type="spellStart"/>
+      <w:r>
+        <w:rPr>
+          <w:rFonts w:ascii="Times New Roman" w:hAnsi="Times New Roman" w:cs="Times New Roman"/>
+          <w:color w:val="000000" w:themeColor="text1"/>
+        </w:rPr>
+        <w:t>Snooping</w:t>
+      </w:r>
+      <w:proofErr w:type="spellEnd"/>
+      <w:r>
+        <w:rPr>
+          <w:rFonts w:ascii="Times New Roman" w:hAnsi="Times New Roman" w:cs="Times New Roman"/>
+          <w:color w:val="000000" w:themeColor="text1"/>
+        </w:rPr>
+        <w:t>.</w:t>
       </w:r>
       <w:r>
         <w:rPr>
@@ -7033,7 +10517,23 @@
           <w:rFonts w:ascii="Times New Roman" w:hAnsi="Times New Roman" w:cs="Times New Roman"/>
           <w:color w:val="EE0000"/>
         </w:rPr>
-        <w:t xml:space="preserve">s interface felől érkező DHCP üzeneteket fogadja a </w:t>
+        <w:t xml:space="preserve">s </w:t>
+      </w:r>
+      <w:proofErr w:type="spellStart"/>
+      <w:r>
+        <w:rPr>
+          <w:rFonts w:ascii="Times New Roman" w:hAnsi="Times New Roman" w:cs="Times New Roman"/>
+          <w:color w:val="EE0000"/>
+        </w:rPr>
+        <w:t>interface</w:t>
+      </w:r>
+      <w:proofErr w:type="spellEnd"/>
+      <w:r>
+        <w:rPr>
+          <w:rFonts w:ascii="Times New Roman" w:hAnsi="Times New Roman" w:cs="Times New Roman"/>
+          <w:color w:val="EE0000"/>
+        </w:rPr>
+        <w:t xml:space="preserve"> felől érkező DHCP üzeneteket fogadja a </w:t>
       </w:r>
       <w:r>
         <w:rPr>
@@ -7149,12 +10649,21 @@
           <w:color w:val="000000" w:themeColor="text1"/>
         </w:rPr>
       </w:pPr>
-      <w:r>
-        <w:rPr>
-          <w:rFonts w:ascii="Times New Roman" w:hAnsi="Times New Roman" w:cs="Times New Roman"/>
-          <w:color w:val="000000" w:themeColor="text1"/>
-        </w:rPr>
-        <w:t xml:space="preserve">Extended ACL – </w:t>
+      <w:proofErr w:type="spellStart"/>
+      <w:r>
+        <w:rPr>
+          <w:rFonts w:ascii="Times New Roman" w:hAnsi="Times New Roman" w:cs="Times New Roman"/>
+          <w:color w:val="000000" w:themeColor="text1"/>
+        </w:rPr>
+        <w:t>Extended</w:t>
+      </w:r>
+      <w:proofErr w:type="spellEnd"/>
+      <w:r>
+        <w:rPr>
+          <w:rFonts w:ascii="Times New Roman" w:hAnsi="Times New Roman" w:cs="Times New Roman"/>
+          <w:color w:val="000000" w:themeColor="text1"/>
+        </w:rPr>
+        <w:t xml:space="preserve"> ACL – </w:t>
       </w:r>
     </w:p>
     <w:p>
@@ -7171,7 +10680,55 @@
           <w:rFonts w:ascii="Times New Roman" w:hAnsi="Times New Roman" w:cs="Times New Roman"/>
           <w:color w:val="000000" w:themeColor="text1"/>
         </w:rPr>
-        <w:t xml:space="preserve">Az extended ACL-ek (Access Control List-ek) a hálózati forgalom szűrésének egyik legrészletesebb és legrugalmasabb eszközei Cisco eszközökön. Ezek lehetővé teszik, hogy nemcsak IP-cím, hanem protokoll, portszám, sőt </w:t>
+        <w:t xml:space="preserve">Az </w:t>
+      </w:r>
+      <w:proofErr w:type="spellStart"/>
+      <w:r>
+        <w:rPr>
+          <w:rFonts w:ascii="Times New Roman" w:hAnsi="Times New Roman" w:cs="Times New Roman"/>
+          <w:color w:val="000000" w:themeColor="text1"/>
+        </w:rPr>
+        <w:t>extended</w:t>
+      </w:r>
+      <w:proofErr w:type="spellEnd"/>
+      <w:r>
+        <w:rPr>
+          <w:rFonts w:ascii="Times New Roman" w:hAnsi="Times New Roman" w:cs="Times New Roman"/>
+          <w:color w:val="000000" w:themeColor="text1"/>
+        </w:rPr>
+        <w:t xml:space="preserve"> ACL-ek (Access </w:t>
+      </w:r>
+      <w:proofErr w:type="spellStart"/>
+      <w:r>
+        <w:rPr>
+          <w:rFonts w:ascii="Times New Roman" w:hAnsi="Times New Roman" w:cs="Times New Roman"/>
+          <w:color w:val="000000" w:themeColor="text1"/>
+        </w:rPr>
+        <w:t>Control</w:t>
+      </w:r>
+      <w:proofErr w:type="spellEnd"/>
+      <w:r>
+        <w:rPr>
+          <w:rFonts w:ascii="Times New Roman" w:hAnsi="Times New Roman" w:cs="Times New Roman"/>
+          <w:color w:val="000000" w:themeColor="text1"/>
+        </w:rPr>
+        <w:t xml:space="preserve"> List-ek) a hálózati forgalom szűrésének egyik legrészletesebb és legrugalmasabb eszközei Cisco eszközökön. Ezek lehetővé teszik, hogy nemcsak IP-cím, hanem protokoll, </w:t>
+      </w:r>
+      <w:proofErr w:type="spellStart"/>
+      <w:r>
+        <w:rPr>
+          <w:rFonts w:ascii="Times New Roman" w:hAnsi="Times New Roman" w:cs="Times New Roman"/>
+          <w:color w:val="000000" w:themeColor="text1"/>
+        </w:rPr>
+        <w:t>portszám</w:t>
+      </w:r>
+      <w:proofErr w:type="spellEnd"/>
+      <w:r>
+        <w:rPr>
+          <w:rFonts w:ascii="Times New Roman" w:hAnsi="Times New Roman" w:cs="Times New Roman"/>
+          <w:color w:val="000000" w:themeColor="text1"/>
+        </w:rPr>
+        <w:t xml:space="preserve">, sőt </w:t>
       </w:r>
       <w:r>
         <w:rPr>
@@ -7547,13 +11104,36 @@
           <w:rFonts w:ascii="Times New Roman" w:hAnsi="Times New Roman" w:cs="Times New Roman"/>
           <w:highlight w:val="yellow"/>
         </w:rPr>
-        <w:t>A Titkárság_budapest</w:t>
-      </w:r>
-      <w:r>
-        <w:rPr>
-          <w:rFonts w:ascii="Times New Roman" w:hAnsi="Times New Roman" w:cs="Times New Roman"/>
-        </w:rPr>
-        <w:t xml:space="preserve"> helység egy jóval kisebb terület, egészen hasónló technológiával és megoldásokkal, mint a Budapest_technologiai_telephely rész. </w:t>
+        <w:t xml:space="preserve">A </w:t>
+      </w:r>
+      <w:proofErr w:type="spellStart"/>
+      <w:r>
+        <w:rPr>
+          <w:rFonts w:ascii="Times New Roman" w:hAnsi="Times New Roman" w:cs="Times New Roman"/>
+          <w:highlight w:val="yellow"/>
+        </w:rPr>
+        <w:t>Titkárság_budapest</w:t>
+      </w:r>
+      <w:proofErr w:type="spellEnd"/>
+      <w:r>
+        <w:rPr>
+          <w:rFonts w:ascii="Times New Roman" w:hAnsi="Times New Roman" w:cs="Times New Roman"/>
+        </w:rPr>
+        <w:t xml:space="preserve"> helység egy jóval kisebb terület, egészen hasónló technológiával és megoldásokkal, mint a </w:t>
+      </w:r>
+      <w:proofErr w:type="spellStart"/>
+      <w:r>
+        <w:rPr>
+          <w:rFonts w:ascii="Times New Roman" w:hAnsi="Times New Roman" w:cs="Times New Roman"/>
+        </w:rPr>
+        <w:t>Budapest_technologiai_telephely</w:t>
+      </w:r>
+      <w:proofErr w:type="spellEnd"/>
+      <w:r>
+        <w:rPr>
+          <w:rFonts w:ascii="Times New Roman" w:hAnsi="Times New Roman" w:cs="Times New Roman"/>
+        </w:rPr>
+        <w:t xml:space="preserve"> rész. </w:t>
       </w:r>
     </w:p>
     <w:p>
@@ -7667,13 +11247,41 @@
         <w:rPr>
           <w:rFonts w:ascii="Times New Roman" w:hAnsi="Times New Roman" w:cs="Times New Roman"/>
         </w:rPr>
-        <w:t>Itt kisebb méretben, de teljesen hasonló kivitelezéssel oldottuk meg a hálózatokat. Egy titkárság és a fő iroda területe.</w:t>
-      </w:r>
-      <w:r>
-        <w:rPr>
-          <w:rFonts w:ascii="Times New Roman" w:hAnsi="Times New Roman" w:cs="Times New Roman"/>
-        </w:rPr>
-        <w:t xml:space="preserve"> Egy-egy Router a két iroda között és több Switch.</w:t>
+        <w:t xml:space="preserve">Itt kisebb méretben, de teljesen hasonló kivitelezéssel oldottuk meg a </w:t>
+      </w:r>
+      <w:proofErr w:type="spellStart"/>
+      <w:r>
+        <w:rPr>
+          <w:rFonts w:ascii="Times New Roman" w:hAnsi="Times New Roman" w:cs="Times New Roman"/>
+        </w:rPr>
+        <w:t>hálózatokat</w:t>
+      </w:r>
+      <w:proofErr w:type="spellEnd"/>
+      <w:r>
+        <w:rPr>
+          <w:rFonts w:ascii="Times New Roman" w:hAnsi="Times New Roman" w:cs="Times New Roman"/>
+        </w:rPr>
+        <w:t>. Egy titkárság és a fő iroda területe.</w:t>
+      </w:r>
+      <w:r>
+        <w:rPr>
+          <w:rFonts w:ascii="Times New Roman" w:hAnsi="Times New Roman" w:cs="Times New Roman"/>
+        </w:rPr>
+        <w:t xml:space="preserve"> Egy-egy Router a két iroda között és több </w:t>
+      </w:r>
+      <w:proofErr w:type="spellStart"/>
+      <w:r>
+        <w:rPr>
+          <w:rFonts w:ascii="Times New Roman" w:hAnsi="Times New Roman" w:cs="Times New Roman"/>
+        </w:rPr>
+        <w:t>Switch</w:t>
+      </w:r>
+      <w:proofErr w:type="spellEnd"/>
+      <w:r>
+        <w:rPr>
+          <w:rFonts w:ascii="Times New Roman" w:hAnsi="Times New Roman" w:cs="Times New Roman"/>
+        </w:rPr>
+        <w:t>.</w:t>
       </w:r>
     </w:p>
     <w:p>
@@ -7705,6 +11313,7 @@
           <w:rFonts w:ascii="Times New Roman" w:hAnsi="Times New Roman" w:cs="Times New Roman"/>
         </w:rPr>
       </w:pPr>
+      <w:proofErr w:type="spellStart"/>
       <w:r>
         <w:rPr>
           <w:rFonts w:ascii="Times New Roman" w:hAnsi="Times New Roman" w:cs="Times New Roman"/>
@@ -7712,6 +11321,7 @@
         </w:rPr>
         <w:t>Szeged_tehcnologiai_telephely</w:t>
       </w:r>
+      <w:proofErr w:type="spellEnd"/>
       <w:r>
         <w:rPr>
           <w:rFonts w:ascii="Times New Roman" w:hAnsi="Times New Roman" w:cs="Times New Roman"/>
@@ -7722,7 +11332,21 @@
         <w:rPr>
           <w:rFonts w:ascii="Times New Roman" w:hAnsi="Times New Roman" w:cs="Times New Roman"/>
         </w:rPr>
-        <w:t xml:space="preserve"> Itt is van TFTP szerver illetve DNS szerver a dolgozók számára fenntartva. </w:t>
+        <w:t xml:space="preserve"> Itt is van TFTP </w:t>
+      </w:r>
+      <w:proofErr w:type="gramStart"/>
+      <w:r>
+        <w:rPr>
+          <w:rFonts w:ascii="Times New Roman" w:hAnsi="Times New Roman" w:cs="Times New Roman"/>
+        </w:rPr>
+        <w:t>szerver</w:t>
+      </w:r>
+      <w:proofErr w:type="gramEnd"/>
+      <w:r>
+        <w:rPr>
+          <w:rFonts w:ascii="Times New Roman" w:hAnsi="Times New Roman" w:cs="Times New Roman"/>
+        </w:rPr>
+        <w:t xml:space="preserve"> illetve DNS szerver a dolgozók számára fenntartva. </w:t>
       </w:r>
       <w:r>
         <w:rPr>
@@ -7801,8 +11425,17 @@
           <w:rFonts w:ascii="Times New Roman" w:hAnsi="Times New Roman" w:cs="Times New Roman"/>
           <w:highlight w:val="yellow"/>
         </w:rPr>
-        <w:t>A Titkárság_Szeged</w:t>
-      </w:r>
+        <w:t xml:space="preserve">A </w:t>
+      </w:r>
+      <w:proofErr w:type="spellStart"/>
+      <w:r>
+        <w:rPr>
+          <w:rFonts w:ascii="Times New Roman" w:hAnsi="Times New Roman" w:cs="Times New Roman"/>
+          <w:highlight w:val="yellow"/>
+        </w:rPr>
+        <w:t>Titkárság_Szeged</w:t>
+      </w:r>
+      <w:proofErr w:type="spellEnd"/>
       <w:r>
         <w:rPr>
           <w:rFonts w:ascii="Times New Roman" w:hAnsi="Times New Roman" w:cs="Times New Roman"/>
@@ -7922,7 +11555,35 @@
           <w:rFonts w:ascii="Times New Roman" w:hAnsi="Times New Roman" w:cs="Times New Roman"/>
         </w:rPr>
         <w:tab/>
-        <w:t>Címtár (pl. Active Directory)</w:t>
+        <w:t xml:space="preserve">Címtár (pl. </w:t>
+      </w:r>
+      <w:proofErr w:type="spellStart"/>
+      <w:r>
+        <w:rPr>
+          <w:rFonts w:ascii="Times New Roman" w:hAnsi="Times New Roman" w:cs="Times New Roman"/>
+        </w:rPr>
+        <w:t>Active</w:t>
+      </w:r>
+      <w:proofErr w:type="spellEnd"/>
+      <w:r>
+        <w:rPr>
+          <w:rFonts w:ascii="Times New Roman" w:hAnsi="Times New Roman" w:cs="Times New Roman"/>
+        </w:rPr>
+        <w:t xml:space="preserve"> </w:t>
+      </w:r>
+      <w:proofErr w:type="spellStart"/>
+      <w:r>
+        <w:rPr>
+          <w:rFonts w:ascii="Times New Roman" w:hAnsi="Times New Roman" w:cs="Times New Roman"/>
+        </w:rPr>
+        <w:t>Directory</w:t>
+      </w:r>
+      <w:proofErr w:type="spellEnd"/>
+      <w:r>
+        <w:rPr>
+          <w:rFonts w:ascii="Times New Roman" w:hAnsi="Times New Roman" w:cs="Times New Roman"/>
+        </w:rPr>
+        <w:t>)</w:t>
       </w:r>
     </w:p>
     <w:p>
@@ -8075,7 +11736,35 @@
         <w:rPr>
           <w:rFonts w:ascii="Times New Roman" w:hAnsi="Times New Roman" w:cs="Times New Roman"/>
         </w:rPr>
-        <w:t xml:space="preserve"> root jogosultságokkal rendelkező admin gépek, ahol a szerverek konfigurálása lehetséges és hibaelhárítás. SSH biztosítva van, hogy bárhonnan el lehessen hárítani betöréseket, problémákat a hálózaton. </w:t>
+        <w:t xml:space="preserve"> </w:t>
+      </w:r>
+      <w:proofErr w:type="spellStart"/>
+      <w:r>
+        <w:rPr>
+          <w:rFonts w:ascii="Times New Roman" w:hAnsi="Times New Roman" w:cs="Times New Roman"/>
+        </w:rPr>
+        <w:t>root</w:t>
+      </w:r>
+      <w:proofErr w:type="spellEnd"/>
+      <w:r>
+        <w:rPr>
+          <w:rFonts w:ascii="Times New Roman" w:hAnsi="Times New Roman" w:cs="Times New Roman"/>
+        </w:rPr>
+        <w:t xml:space="preserve"> jogosultságokkal rendelkező </w:t>
+      </w:r>
+      <w:proofErr w:type="spellStart"/>
+      <w:r>
+        <w:rPr>
+          <w:rFonts w:ascii="Times New Roman" w:hAnsi="Times New Roman" w:cs="Times New Roman"/>
+        </w:rPr>
+        <w:t>admin</w:t>
+      </w:r>
+      <w:proofErr w:type="spellEnd"/>
+      <w:r>
+        <w:rPr>
+          <w:rFonts w:ascii="Times New Roman" w:hAnsi="Times New Roman" w:cs="Times New Roman"/>
+        </w:rPr>
+        <w:t xml:space="preserve"> gépek, ahol a szerverek konfigurálása lehetséges és hibaelhárítás. SSH biztosítva van, hogy bárhonnan el lehessen hárítani betöréseket, problémákat a hálózaton. </w:t>
       </w:r>
     </w:p>
     <w:p>
@@ -8175,6 +11864,7 @@
         <w:tab/>
         <w:t xml:space="preserve"> Mindegyik telephely saját routerrel rendelkezik, amely közvetlenül csatlakozik az ISP routerhez. Ez a megközelítés a </w:t>
       </w:r>
+      <w:proofErr w:type="gramStart"/>
       <w:r>
         <w:rPr>
           <w:rFonts w:ascii="Times New Roman" w:hAnsi="Times New Roman" w:cs="Times New Roman"/>
@@ -8182,8 +11872,40 @@
           <w:iCs/>
           <w:highlight w:val="yellow"/>
         </w:rPr>
-        <w:t>multi-homed edge</w:t>
-      </w:r>
+        <w:t>multi-</w:t>
+      </w:r>
+      <w:proofErr w:type="spellStart"/>
+      <w:r>
+        <w:rPr>
+          <w:rFonts w:ascii="Times New Roman" w:hAnsi="Times New Roman" w:cs="Times New Roman"/>
+          <w:i/>
+          <w:iCs/>
+          <w:highlight w:val="yellow"/>
+        </w:rPr>
+        <w:t>homed</w:t>
+      </w:r>
+      <w:proofErr w:type="spellEnd"/>
+      <w:proofErr w:type="gramEnd"/>
+      <w:r>
+        <w:rPr>
+          <w:rFonts w:ascii="Times New Roman" w:hAnsi="Times New Roman" w:cs="Times New Roman"/>
+          <w:i/>
+          <w:iCs/>
+          <w:highlight w:val="yellow"/>
+        </w:rPr>
+        <w:t xml:space="preserve"> </w:t>
+      </w:r>
+      <w:proofErr w:type="spellStart"/>
+      <w:r>
+        <w:rPr>
+          <w:rFonts w:ascii="Times New Roman" w:hAnsi="Times New Roman" w:cs="Times New Roman"/>
+          <w:i/>
+          <w:iCs/>
+          <w:highlight w:val="yellow"/>
+        </w:rPr>
+        <w:t>edge</w:t>
+      </w:r>
+      <w:proofErr w:type="spellEnd"/>
       <w:r>
         <w:rPr>
           <w:rFonts w:ascii="Times New Roman" w:hAnsi="Times New Roman" w:cs="Times New Roman"/>
@@ -8201,7 +11923,21 @@
         <w:rPr>
           <w:rFonts w:ascii="Times New Roman" w:hAnsi="Times New Roman" w:cs="Times New Roman"/>
         </w:rPr>
-        <w:t xml:space="preserve">-ol és kezeli az internetkapcsolatot. Ennek a megvalósítása a budapesti telephelyen és a távmunkás környezetben valósult meg. Jelenlegi hálózat így néz ki: </w:t>
+        <w:t>-</w:t>
+      </w:r>
+      <w:proofErr w:type="spellStart"/>
+      <w:r>
+        <w:rPr>
+          <w:rFonts w:ascii="Times New Roman" w:hAnsi="Times New Roman" w:cs="Times New Roman"/>
+        </w:rPr>
+        <w:t>ol</w:t>
+      </w:r>
+      <w:proofErr w:type="spellEnd"/>
+      <w:r>
+        <w:rPr>
+          <w:rFonts w:ascii="Times New Roman" w:hAnsi="Times New Roman" w:cs="Times New Roman"/>
+        </w:rPr>
+        <w:t xml:space="preserve"> és kezeli az internetkapcsolatot. Ennek a megvalósítása a budapesti telephelyen és a távmunkás környezetben valósult meg. Jelenlegi hálózat így néz ki: </w:t>
       </w:r>
     </w:p>
     <w:p>
@@ -8901,7 +12637,21 @@
         <w:rPr>
           <w:rFonts w:ascii="Times New Roman" w:hAnsi="Times New Roman" w:cs="Times New Roman"/>
         </w:rPr>
-        <w:t>, de fizikailag ugyanazon infrastruktúrán kommunikálnak. A VLAN (Virtual LAN) ezt teszi lehetővé.</w:t>
+        <w:t>, de fizikailag ugyanazon infrastruktúrán kommunikálnak. A VLAN (</w:t>
+      </w:r>
+      <w:proofErr w:type="spellStart"/>
+      <w:r>
+        <w:rPr>
+          <w:rFonts w:ascii="Times New Roman" w:hAnsi="Times New Roman" w:cs="Times New Roman"/>
+        </w:rPr>
+        <w:t>Virtual</w:t>
+      </w:r>
+      <w:proofErr w:type="spellEnd"/>
+      <w:r>
+        <w:rPr>
+          <w:rFonts w:ascii="Times New Roman" w:hAnsi="Times New Roman" w:cs="Times New Roman"/>
+        </w:rPr>
+        <w:t xml:space="preserve"> LAN) ezt teszi lehetővé.</w:t>
       </w:r>
     </w:p>
     <w:p>
@@ -8945,8 +12695,30 @@
         <w:rPr>
           <w:rFonts w:ascii="Times New Roman" w:hAnsi="Times New Roman" w:cs="Times New Roman"/>
         </w:rPr>
-        <w:t xml:space="preserve"> – elkülönített broadcast domain</w:t>
-      </w:r>
+        <w:t xml:space="preserve"> – elkülönített </w:t>
+      </w:r>
+      <w:proofErr w:type="spellStart"/>
+      <w:r>
+        <w:rPr>
+          <w:rFonts w:ascii="Times New Roman" w:hAnsi="Times New Roman" w:cs="Times New Roman"/>
+        </w:rPr>
+        <w:t>broadcast</w:t>
+      </w:r>
+      <w:proofErr w:type="spellEnd"/>
+      <w:r>
+        <w:rPr>
+          <w:rFonts w:ascii="Times New Roman" w:hAnsi="Times New Roman" w:cs="Times New Roman"/>
+        </w:rPr>
+        <w:t xml:space="preserve"> </w:t>
+      </w:r>
+      <w:proofErr w:type="spellStart"/>
+      <w:r>
+        <w:rPr>
+          <w:rFonts w:ascii="Times New Roman" w:hAnsi="Times New Roman" w:cs="Times New Roman"/>
+        </w:rPr>
+        <w:t>domain</w:t>
+      </w:r>
+      <w:proofErr w:type="spellEnd"/>
     </w:p>
     <w:p>
       <w:pPr>
@@ -9087,7 +12859,35 @@
         <w:rPr>
           <w:rFonts w:ascii="Times New Roman" w:hAnsi="Times New Roman" w:cs="Times New Roman"/>
         </w:rPr>
-        <w:t>VLAN 99 – MANAGEMENT – switch és router admin interfészek</w:t>
+        <w:t xml:space="preserve">VLAN 99 – MANAGEMENT – </w:t>
+      </w:r>
+      <w:proofErr w:type="spellStart"/>
+      <w:r>
+        <w:rPr>
+          <w:rFonts w:ascii="Times New Roman" w:hAnsi="Times New Roman" w:cs="Times New Roman"/>
+        </w:rPr>
+        <w:t>switch</w:t>
+      </w:r>
+      <w:proofErr w:type="spellEnd"/>
+      <w:r>
+        <w:rPr>
+          <w:rFonts w:ascii="Times New Roman" w:hAnsi="Times New Roman" w:cs="Times New Roman"/>
+        </w:rPr>
+        <w:t xml:space="preserve"> és router </w:t>
+      </w:r>
+      <w:proofErr w:type="spellStart"/>
+      <w:r>
+        <w:rPr>
+          <w:rFonts w:ascii="Times New Roman" w:hAnsi="Times New Roman" w:cs="Times New Roman"/>
+        </w:rPr>
+        <w:t>admin</w:t>
+      </w:r>
+      <w:proofErr w:type="spellEnd"/>
+      <w:r>
+        <w:rPr>
+          <w:rFonts w:ascii="Times New Roman" w:hAnsi="Times New Roman" w:cs="Times New Roman"/>
+        </w:rPr>
+        <w:t xml:space="preserve"> interfészek</w:t>
       </w:r>
     </w:p>
     <w:p>
@@ -9182,7 +12982,77 @@
         <w:rPr>
           <w:rFonts w:ascii="Times New Roman" w:hAnsi="Times New Roman" w:cs="Times New Roman"/>
         </w:rPr>
-        <w:t>. A DHCP (Dynamic Host Configuration Protocol) biztosítja, hogy az eszközök automatikusan kapjanak IP-címet, gateway-t és DNS-t.</w:t>
+        <w:t>. A DHCP (</w:t>
+      </w:r>
+      <w:proofErr w:type="spellStart"/>
+      <w:r>
+        <w:rPr>
+          <w:rFonts w:ascii="Times New Roman" w:hAnsi="Times New Roman" w:cs="Times New Roman"/>
+        </w:rPr>
+        <w:t>Dynamic</w:t>
+      </w:r>
+      <w:proofErr w:type="spellEnd"/>
+      <w:r>
+        <w:rPr>
+          <w:rFonts w:ascii="Times New Roman" w:hAnsi="Times New Roman" w:cs="Times New Roman"/>
+        </w:rPr>
+        <w:t xml:space="preserve"> </w:t>
+      </w:r>
+      <w:proofErr w:type="spellStart"/>
+      <w:r>
+        <w:rPr>
+          <w:rFonts w:ascii="Times New Roman" w:hAnsi="Times New Roman" w:cs="Times New Roman"/>
+        </w:rPr>
+        <w:t>Host</w:t>
+      </w:r>
+      <w:proofErr w:type="spellEnd"/>
+      <w:r>
+        <w:rPr>
+          <w:rFonts w:ascii="Times New Roman" w:hAnsi="Times New Roman" w:cs="Times New Roman"/>
+        </w:rPr>
+        <w:t xml:space="preserve"> </w:t>
+      </w:r>
+      <w:proofErr w:type="spellStart"/>
+      <w:r>
+        <w:rPr>
+          <w:rFonts w:ascii="Times New Roman" w:hAnsi="Times New Roman" w:cs="Times New Roman"/>
+        </w:rPr>
+        <w:t>Configuration</w:t>
+      </w:r>
+      <w:proofErr w:type="spellEnd"/>
+      <w:r>
+        <w:rPr>
+          <w:rFonts w:ascii="Times New Roman" w:hAnsi="Times New Roman" w:cs="Times New Roman"/>
+        </w:rPr>
+        <w:t xml:space="preserve"> </w:t>
+      </w:r>
+      <w:proofErr w:type="spellStart"/>
+      <w:r>
+        <w:rPr>
+          <w:rFonts w:ascii="Times New Roman" w:hAnsi="Times New Roman" w:cs="Times New Roman"/>
+        </w:rPr>
+        <w:t>Protocol</w:t>
+      </w:r>
+      <w:proofErr w:type="spellEnd"/>
+      <w:r>
+        <w:rPr>
+          <w:rFonts w:ascii="Times New Roman" w:hAnsi="Times New Roman" w:cs="Times New Roman"/>
+        </w:rPr>
+        <w:t xml:space="preserve">) biztosítja, hogy az eszközök automatikusan kapjanak IP-címet, </w:t>
+      </w:r>
+      <w:proofErr w:type="spellStart"/>
+      <w:r>
+        <w:rPr>
+          <w:rFonts w:ascii="Times New Roman" w:hAnsi="Times New Roman" w:cs="Times New Roman"/>
+        </w:rPr>
+        <w:t>gateway</w:t>
+      </w:r>
+      <w:proofErr w:type="spellEnd"/>
+      <w:r>
+        <w:rPr>
+          <w:rFonts w:ascii="Times New Roman" w:hAnsi="Times New Roman" w:cs="Times New Roman"/>
+        </w:rPr>
+        <w:t>-t és DNS-t.</w:t>
       </w:r>
     </w:p>
     <w:p>
@@ -9226,8 +13096,16 @@
         <w:rPr>
           <w:rFonts w:ascii="Times New Roman" w:hAnsi="Times New Roman" w:cs="Times New Roman"/>
         </w:rPr>
-        <w:t xml:space="preserve"> VLAN-onként</w:t>
-      </w:r>
+        <w:t xml:space="preserve"> VLAN-</w:t>
+      </w:r>
+      <w:proofErr w:type="spellStart"/>
+      <w:r>
+        <w:rPr>
+          <w:rFonts w:ascii="Times New Roman" w:hAnsi="Times New Roman" w:cs="Times New Roman"/>
+        </w:rPr>
+        <w:t>onként</w:t>
+      </w:r>
+      <w:proofErr w:type="spellEnd"/>
     </w:p>
     <w:p>
       <w:pPr>
@@ -9310,7 +13188,35 @@
         <w:rPr>
           <w:rFonts w:ascii="Times New Roman" w:hAnsi="Times New Roman" w:cs="Times New Roman"/>
         </w:rPr>
-        <w:t>A VLAN 110 (SALES) DHCP poolja: 192.168.110.100–192.168.110.200, gateway: 192.168.110.1, DNS: 8.8.8.8. A router vagy dedikált DHCP szerver osztja ki ezeket.</w:t>
+        <w:t xml:space="preserve">A VLAN 110 (SALES) DHCP </w:t>
+      </w:r>
+      <w:proofErr w:type="spellStart"/>
+      <w:r>
+        <w:rPr>
+          <w:rFonts w:ascii="Times New Roman" w:hAnsi="Times New Roman" w:cs="Times New Roman"/>
+        </w:rPr>
+        <w:t>poolja</w:t>
+      </w:r>
+      <w:proofErr w:type="spellEnd"/>
+      <w:r>
+        <w:rPr>
+          <w:rFonts w:ascii="Times New Roman" w:hAnsi="Times New Roman" w:cs="Times New Roman"/>
+        </w:rPr>
+        <w:t xml:space="preserve">: 192.168.110.100–192.168.110.200, </w:t>
+      </w:r>
+      <w:proofErr w:type="spellStart"/>
+      <w:r>
+        <w:rPr>
+          <w:rFonts w:ascii="Times New Roman" w:hAnsi="Times New Roman" w:cs="Times New Roman"/>
+        </w:rPr>
+        <w:t>gateway</w:t>
+      </w:r>
+      <w:proofErr w:type="spellEnd"/>
+      <w:r>
+        <w:rPr>
+          <w:rFonts w:ascii="Times New Roman" w:hAnsi="Times New Roman" w:cs="Times New Roman"/>
+        </w:rPr>
+        <w:t>: 192.168.110.1, DNS: 8.8.8.8. A router vagy dedikált DHCP szerver osztja ki ezeket.</w:t>
       </w:r>
     </w:p>
     <w:p>
@@ -9381,7 +13287,21 @@
         <w:rPr>
           <w:rFonts w:ascii="Times New Roman" w:hAnsi="Times New Roman" w:cs="Times New Roman"/>
         </w:rPr>
-        <w:t xml:space="preserve">Budapesten még egy DNS szerver helyezkedik el, ami a dolgozók számára fenntartott weblapot szolgál ki, a telekom.hu/workforce-t. </w:t>
+        <w:t>Budapesten még egy DNS szerver helyezkedik el, ami a dolgozók számára fenntartott weblapot szolgál ki, a telekom.hu/</w:t>
+      </w:r>
+      <w:proofErr w:type="spellStart"/>
+      <w:r>
+        <w:rPr>
+          <w:rFonts w:ascii="Times New Roman" w:hAnsi="Times New Roman" w:cs="Times New Roman"/>
+        </w:rPr>
+        <w:t>workforce</w:t>
+      </w:r>
+      <w:proofErr w:type="spellEnd"/>
+      <w:r>
+        <w:rPr>
+          <w:rFonts w:ascii="Times New Roman" w:hAnsi="Times New Roman" w:cs="Times New Roman"/>
+        </w:rPr>
+        <w:t xml:space="preserve">-t. </w:t>
       </w:r>
     </w:p>
     <w:p>
@@ -9431,7 +13351,35 @@
         <w:rPr>
           <w:rFonts w:ascii="Times New Roman" w:hAnsi="Times New Roman" w:cs="Times New Roman"/>
         </w:rPr>
-        <w:t xml:space="preserve">A DNS (Domain Name System) lehetővé teszi, hogy a felhasználók </w:t>
+        <w:t>A DNS (</w:t>
+      </w:r>
+      <w:proofErr w:type="spellStart"/>
+      <w:r>
+        <w:rPr>
+          <w:rFonts w:ascii="Times New Roman" w:hAnsi="Times New Roman" w:cs="Times New Roman"/>
+        </w:rPr>
+        <w:t>Domain</w:t>
+      </w:r>
+      <w:proofErr w:type="spellEnd"/>
+      <w:r>
+        <w:rPr>
+          <w:rFonts w:ascii="Times New Roman" w:hAnsi="Times New Roman" w:cs="Times New Roman"/>
+        </w:rPr>
+        <w:t xml:space="preserve"> </w:t>
+      </w:r>
+      <w:proofErr w:type="spellStart"/>
+      <w:r>
+        <w:rPr>
+          <w:rFonts w:ascii="Times New Roman" w:hAnsi="Times New Roman" w:cs="Times New Roman"/>
+        </w:rPr>
+        <w:t>Name</w:t>
+      </w:r>
+      <w:proofErr w:type="spellEnd"/>
+      <w:r>
+        <w:rPr>
+          <w:rFonts w:ascii="Times New Roman" w:hAnsi="Times New Roman" w:cs="Times New Roman"/>
+        </w:rPr>
+        <w:t xml:space="preserve"> System) lehetővé teszi, hogy a felhasználók </w:t>
       </w:r>
       <w:r>
         <w:rPr>
@@ -9574,7 +13522,35 @@
           <w:rFonts w:ascii="Times New Roman" w:hAnsi="Times New Roman" w:cs="Times New Roman"/>
         </w:rPr>
         <w:lastRenderedPageBreak/>
-        <w:t>A router DHCP konfigurációjában dns-server 8.8.8.8 szerepel, de belső DNS szerver is használható: dns-server 192.168.99.10.</w:t>
+        <w:t xml:space="preserve">A router DHCP konfigurációjában </w:t>
+      </w:r>
+      <w:proofErr w:type="spellStart"/>
+      <w:r>
+        <w:rPr>
+          <w:rFonts w:ascii="Times New Roman" w:hAnsi="Times New Roman" w:cs="Times New Roman"/>
+        </w:rPr>
+        <w:t>dns</w:t>
+      </w:r>
+      <w:proofErr w:type="spellEnd"/>
+      <w:r>
+        <w:rPr>
+          <w:rFonts w:ascii="Times New Roman" w:hAnsi="Times New Roman" w:cs="Times New Roman"/>
+        </w:rPr>
+        <w:t xml:space="preserve">-server 8.8.8.8 szerepel, de belső DNS szerver is használható: </w:t>
+      </w:r>
+      <w:proofErr w:type="spellStart"/>
+      <w:r>
+        <w:rPr>
+          <w:rFonts w:ascii="Times New Roman" w:hAnsi="Times New Roman" w:cs="Times New Roman"/>
+        </w:rPr>
+        <w:t>dns</w:t>
+      </w:r>
+      <w:proofErr w:type="spellEnd"/>
+      <w:r>
+        <w:rPr>
+          <w:rFonts w:ascii="Times New Roman" w:hAnsi="Times New Roman" w:cs="Times New Roman"/>
+        </w:rPr>
+        <w:t>-server 192.168.99.10.</w:t>
       </w:r>
     </w:p>
     <w:p>
@@ -10212,7 +14188,21 @@
         <w:rPr>
           <w:rFonts w:ascii="Times New Roman" w:hAnsi="Times New Roman" w:cs="Times New Roman"/>
         </w:rPr>
-        <w:t xml:space="preserve">Ezekkel a címekkel jelennek meg az interneten a hálózatok amit a NAT átfordít a privát címeikre a hálózatoknak. </w:t>
+        <w:t xml:space="preserve">Ezekkel a címekkel jelennek meg az interneten a </w:t>
+      </w:r>
+      <w:proofErr w:type="gramStart"/>
+      <w:r>
+        <w:rPr>
+          <w:rFonts w:ascii="Times New Roman" w:hAnsi="Times New Roman" w:cs="Times New Roman"/>
+        </w:rPr>
+        <w:t>hálózatok</w:t>
+      </w:r>
+      <w:proofErr w:type="gramEnd"/>
+      <w:r>
+        <w:rPr>
+          <w:rFonts w:ascii="Times New Roman" w:hAnsi="Times New Roman" w:cs="Times New Roman"/>
+        </w:rPr>
+        <w:t xml:space="preserve"> amit a NAT átfordít a privát címeikre a hálózatoknak. </w:t>
       </w:r>
     </w:p>
     <w:p>
@@ -10296,7 +14286,35 @@
         <w:rPr>
           <w:rFonts w:ascii="Times New Roman" w:hAnsi="Times New Roman" w:cs="Times New Roman"/>
         </w:rPr>
-        <w:t xml:space="preserve">. A NAT (Network Address Translation) lehetővé teszi, hogy több belső eszköz </w:t>
+        <w:t xml:space="preserve">. A NAT (Network </w:t>
+      </w:r>
+      <w:proofErr w:type="spellStart"/>
+      <w:r>
+        <w:rPr>
+          <w:rFonts w:ascii="Times New Roman" w:hAnsi="Times New Roman" w:cs="Times New Roman"/>
+        </w:rPr>
+        <w:t>Address</w:t>
+      </w:r>
+      <w:proofErr w:type="spellEnd"/>
+      <w:r>
+        <w:rPr>
+          <w:rFonts w:ascii="Times New Roman" w:hAnsi="Times New Roman" w:cs="Times New Roman"/>
+        </w:rPr>
+        <w:t xml:space="preserve"> </w:t>
+      </w:r>
+      <w:proofErr w:type="spellStart"/>
+      <w:r>
+        <w:rPr>
+          <w:rFonts w:ascii="Times New Roman" w:hAnsi="Times New Roman" w:cs="Times New Roman"/>
+        </w:rPr>
+        <w:t>Translation</w:t>
+      </w:r>
+      <w:proofErr w:type="spellEnd"/>
+      <w:r>
+        <w:rPr>
+          <w:rFonts w:ascii="Times New Roman" w:hAnsi="Times New Roman" w:cs="Times New Roman"/>
+        </w:rPr>
+        <w:t xml:space="preserve">) lehetővé teszi, hogy több belső eszköz </w:t>
       </w:r>
       <w:r>
         <w:rPr>
@@ -10445,7 +14463,189 @@
         <w:rPr>
           <w:rFonts w:ascii="Times New Roman" w:hAnsi="Times New Roman" w:cs="Times New Roman"/>
         </w:rPr>
-        <w:t>A router interfész 203.0.113.2 NAT-olja a VLAN 110, 120, 130 belső IP-it. A ip nat inside és ip nat outside interfészparancsokkal, valamint ip nat pool és access-list segítségével történik a címfordítás.</w:t>
+        <w:t>A router interfész 203.0.113.2 NAT-</w:t>
+      </w:r>
+      <w:proofErr w:type="spellStart"/>
+      <w:r>
+        <w:rPr>
+          <w:rFonts w:ascii="Times New Roman" w:hAnsi="Times New Roman" w:cs="Times New Roman"/>
+        </w:rPr>
+        <w:t>olja</w:t>
+      </w:r>
+      <w:proofErr w:type="spellEnd"/>
+      <w:r>
+        <w:rPr>
+          <w:rFonts w:ascii="Times New Roman" w:hAnsi="Times New Roman" w:cs="Times New Roman"/>
+        </w:rPr>
+        <w:t xml:space="preserve"> a VLAN 110, 120, 130 belső IP-</w:t>
+      </w:r>
+      <w:proofErr w:type="spellStart"/>
+      <w:r>
+        <w:rPr>
+          <w:rFonts w:ascii="Times New Roman" w:hAnsi="Times New Roman" w:cs="Times New Roman"/>
+        </w:rPr>
+        <w:t>it</w:t>
+      </w:r>
+      <w:proofErr w:type="spellEnd"/>
+      <w:r>
+        <w:rPr>
+          <w:rFonts w:ascii="Times New Roman" w:hAnsi="Times New Roman" w:cs="Times New Roman"/>
+        </w:rPr>
+        <w:t xml:space="preserve">. </w:t>
+      </w:r>
+      <w:proofErr w:type="gramStart"/>
+      <w:r>
+        <w:rPr>
+          <w:rFonts w:ascii="Times New Roman" w:hAnsi="Times New Roman" w:cs="Times New Roman"/>
+        </w:rPr>
+        <w:t>A</w:t>
+      </w:r>
+      <w:proofErr w:type="gramEnd"/>
+      <w:r>
+        <w:rPr>
+          <w:rFonts w:ascii="Times New Roman" w:hAnsi="Times New Roman" w:cs="Times New Roman"/>
+        </w:rPr>
+        <w:t xml:space="preserve"> </w:t>
+      </w:r>
+      <w:proofErr w:type="spellStart"/>
+      <w:r>
+        <w:rPr>
+          <w:rFonts w:ascii="Times New Roman" w:hAnsi="Times New Roman" w:cs="Times New Roman"/>
+        </w:rPr>
+        <w:t>ip</w:t>
+      </w:r>
+      <w:proofErr w:type="spellEnd"/>
+      <w:r>
+        <w:rPr>
+          <w:rFonts w:ascii="Times New Roman" w:hAnsi="Times New Roman" w:cs="Times New Roman"/>
+        </w:rPr>
+        <w:t xml:space="preserve"> </w:t>
+      </w:r>
+      <w:proofErr w:type="spellStart"/>
+      <w:r>
+        <w:rPr>
+          <w:rFonts w:ascii="Times New Roman" w:hAnsi="Times New Roman" w:cs="Times New Roman"/>
+        </w:rPr>
+        <w:t>nat</w:t>
+      </w:r>
+      <w:proofErr w:type="spellEnd"/>
+      <w:r>
+        <w:rPr>
+          <w:rFonts w:ascii="Times New Roman" w:hAnsi="Times New Roman" w:cs="Times New Roman"/>
+        </w:rPr>
+        <w:t xml:space="preserve"> </w:t>
+      </w:r>
+      <w:proofErr w:type="spellStart"/>
+      <w:r>
+        <w:rPr>
+          <w:rFonts w:ascii="Times New Roman" w:hAnsi="Times New Roman" w:cs="Times New Roman"/>
+        </w:rPr>
+        <w:t>inside</w:t>
+      </w:r>
+      <w:proofErr w:type="spellEnd"/>
+      <w:r>
+        <w:rPr>
+          <w:rFonts w:ascii="Times New Roman" w:hAnsi="Times New Roman" w:cs="Times New Roman"/>
+        </w:rPr>
+        <w:t xml:space="preserve"> és </w:t>
+      </w:r>
+      <w:proofErr w:type="spellStart"/>
+      <w:r>
+        <w:rPr>
+          <w:rFonts w:ascii="Times New Roman" w:hAnsi="Times New Roman" w:cs="Times New Roman"/>
+        </w:rPr>
+        <w:t>ip</w:t>
+      </w:r>
+      <w:proofErr w:type="spellEnd"/>
+      <w:r>
+        <w:rPr>
+          <w:rFonts w:ascii="Times New Roman" w:hAnsi="Times New Roman" w:cs="Times New Roman"/>
+        </w:rPr>
+        <w:t xml:space="preserve"> </w:t>
+      </w:r>
+      <w:proofErr w:type="spellStart"/>
+      <w:r>
+        <w:rPr>
+          <w:rFonts w:ascii="Times New Roman" w:hAnsi="Times New Roman" w:cs="Times New Roman"/>
+        </w:rPr>
+        <w:t>nat</w:t>
+      </w:r>
+      <w:proofErr w:type="spellEnd"/>
+      <w:r>
+        <w:rPr>
+          <w:rFonts w:ascii="Times New Roman" w:hAnsi="Times New Roman" w:cs="Times New Roman"/>
+        </w:rPr>
+        <w:t xml:space="preserve"> </w:t>
+      </w:r>
+      <w:proofErr w:type="spellStart"/>
+      <w:r>
+        <w:rPr>
+          <w:rFonts w:ascii="Times New Roman" w:hAnsi="Times New Roman" w:cs="Times New Roman"/>
+        </w:rPr>
+        <w:t>outside</w:t>
+      </w:r>
+      <w:proofErr w:type="spellEnd"/>
+      <w:r>
+        <w:rPr>
+          <w:rFonts w:ascii="Times New Roman" w:hAnsi="Times New Roman" w:cs="Times New Roman"/>
+        </w:rPr>
+        <w:t xml:space="preserve"> interfészparancsokkal, valamint </w:t>
+      </w:r>
+      <w:proofErr w:type="spellStart"/>
+      <w:r>
+        <w:rPr>
+          <w:rFonts w:ascii="Times New Roman" w:hAnsi="Times New Roman" w:cs="Times New Roman"/>
+        </w:rPr>
+        <w:t>ip</w:t>
+      </w:r>
+      <w:proofErr w:type="spellEnd"/>
+      <w:r>
+        <w:rPr>
+          <w:rFonts w:ascii="Times New Roman" w:hAnsi="Times New Roman" w:cs="Times New Roman"/>
+        </w:rPr>
+        <w:t xml:space="preserve"> </w:t>
+      </w:r>
+      <w:proofErr w:type="spellStart"/>
+      <w:r>
+        <w:rPr>
+          <w:rFonts w:ascii="Times New Roman" w:hAnsi="Times New Roman" w:cs="Times New Roman"/>
+        </w:rPr>
+        <w:t>nat</w:t>
+      </w:r>
+      <w:proofErr w:type="spellEnd"/>
+      <w:r>
+        <w:rPr>
+          <w:rFonts w:ascii="Times New Roman" w:hAnsi="Times New Roman" w:cs="Times New Roman"/>
+        </w:rPr>
+        <w:t xml:space="preserve"> </w:t>
+      </w:r>
+      <w:proofErr w:type="spellStart"/>
+      <w:r>
+        <w:rPr>
+          <w:rFonts w:ascii="Times New Roman" w:hAnsi="Times New Roman" w:cs="Times New Roman"/>
+        </w:rPr>
+        <w:t>pool</w:t>
+      </w:r>
+      <w:proofErr w:type="spellEnd"/>
+      <w:r>
+        <w:rPr>
+          <w:rFonts w:ascii="Times New Roman" w:hAnsi="Times New Roman" w:cs="Times New Roman"/>
+        </w:rPr>
+        <w:t xml:space="preserve"> és </w:t>
+      </w:r>
+      <w:proofErr w:type="spellStart"/>
+      <w:r>
+        <w:rPr>
+          <w:rFonts w:ascii="Times New Roman" w:hAnsi="Times New Roman" w:cs="Times New Roman"/>
+        </w:rPr>
+        <w:t>access-list</w:t>
+      </w:r>
+      <w:proofErr w:type="spellEnd"/>
+      <w:r>
+        <w:rPr>
+          <w:rFonts w:ascii="Times New Roman" w:hAnsi="Times New Roman" w:cs="Times New Roman"/>
+        </w:rPr>
+        <w:t xml:space="preserve"> segítségével történik a címfordítás.</w:t>
       </w:r>
     </w:p>
     <w:p>
@@ -10556,11 +14756,19 @@
           <w:rFonts w:ascii="Times New Roman" w:hAnsi="Times New Roman" w:cs="Times New Roman"/>
         </w:rPr>
       </w:pPr>
-      <w:r>
-        <w:rPr>
-          <w:rFonts w:ascii="Times New Roman" w:hAnsi="Times New Roman" w:cs="Times New Roman"/>
-        </w:rPr>
-        <w:t xml:space="preserve">ACL-ek amik hozzá tartoznak: </w:t>
+      <w:proofErr w:type="gramStart"/>
+      <w:r>
+        <w:rPr>
+          <w:rFonts w:ascii="Times New Roman" w:hAnsi="Times New Roman" w:cs="Times New Roman"/>
+        </w:rPr>
+        <w:t>ACL-ek</w:t>
+      </w:r>
+      <w:proofErr w:type="gramEnd"/>
+      <w:r>
+        <w:rPr>
+          <w:rFonts w:ascii="Times New Roman" w:hAnsi="Times New Roman" w:cs="Times New Roman"/>
+        </w:rPr>
+        <w:t xml:space="preserve"> amik hozzá tartoznak: </w:t>
       </w:r>
     </w:p>
     <w:p>
@@ -10986,7 +15194,63 @@
         <w:rPr>
           <w:rFonts w:ascii="Times New Roman" w:hAnsi="Times New Roman" w:cs="Times New Roman"/>
         </w:rPr>
-        <w:t xml:space="preserve">A budapesti telephelyen beállításra került még egy tftp szerver illetve egy wireless router, ami biztosít DHCP szolgáltatásokat, azoknak, akik az irodába saját készülékükek viszik. </w:t>
+        <w:t xml:space="preserve">A budapesti telephelyen beállításra került még egy </w:t>
+      </w:r>
+      <w:proofErr w:type="spellStart"/>
+      <w:r>
+        <w:rPr>
+          <w:rFonts w:ascii="Times New Roman" w:hAnsi="Times New Roman" w:cs="Times New Roman"/>
+        </w:rPr>
+        <w:t>tftp</w:t>
+      </w:r>
+      <w:proofErr w:type="spellEnd"/>
+      <w:r>
+        <w:rPr>
+          <w:rFonts w:ascii="Times New Roman" w:hAnsi="Times New Roman" w:cs="Times New Roman"/>
+        </w:rPr>
+        <w:t xml:space="preserve"> </w:t>
+      </w:r>
+      <w:proofErr w:type="gramStart"/>
+      <w:r>
+        <w:rPr>
+          <w:rFonts w:ascii="Times New Roman" w:hAnsi="Times New Roman" w:cs="Times New Roman"/>
+        </w:rPr>
+        <w:t>szerver</w:t>
+      </w:r>
+      <w:proofErr w:type="gramEnd"/>
+      <w:r>
+        <w:rPr>
+          <w:rFonts w:ascii="Times New Roman" w:hAnsi="Times New Roman" w:cs="Times New Roman"/>
+        </w:rPr>
+        <w:t xml:space="preserve"> illetve egy </w:t>
+      </w:r>
+      <w:proofErr w:type="spellStart"/>
+      <w:r>
+        <w:rPr>
+          <w:rFonts w:ascii="Times New Roman" w:hAnsi="Times New Roman" w:cs="Times New Roman"/>
+        </w:rPr>
+        <w:t>wireless</w:t>
+      </w:r>
+      <w:proofErr w:type="spellEnd"/>
+      <w:r>
+        <w:rPr>
+          <w:rFonts w:ascii="Times New Roman" w:hAnsi="Times New Roman" w:cs="Times New Roman"/>
+        </w:rPr>
+        <w:t xml:space="preserve"> router, ami biztosít DHCP szolgáltatásokat, azoknak, akik az irodába saját </w:t>
+      </w:r>
+      <w:proofErr w:type="spellStart"/>
+      <w:r>
+        <w:rPr>
+          <w:rFonts w:ascii="Times New Roman" w:hAnsi="Times New Roman" w:cs="Times New Roman"/>
+        </w:rPr>
+        <w:t>készülékükek</w:t>
+      </w:r>
+      <w:proofErr w:type="spellEnd"/>
+      <w:r>
+        <w:rPr>
+          <w:rFonts w:ascii="Times New Roman" w:hAnsi="Times New Roman" w:cs="Times New Roman"/>
+        </w:rPr>
+        <w:t xml:space="preserve"> viszik. </w:t>
       </w:r>
     </w:p>
     <w:p>
@@ -11016,7 +15280,49 @@
         <w:rPr>
           <w:rFonts w:ascii="Times New Roman" w:hAnsi="Times New Roman" w:cs="Times New Roman"/>
         </w:rPr>
-        <w:t xml:space="preserve">A TFTP (Trivial File Transfer Protocol) egy </w:t>
+        <w:t>A TFTP (</w:t>
+      </w:r>
+      <w:proofErr w:type="spellStart"/>
+      <w:r>
+        <w:rPr>
+          <w:rFonts w:ascii="Times New Roman" w:hAnsi="Times New Roman" w:cs="Times New Roman"/>
+        </w:rPr>
+        <w:t>Trivial</w:t>
+      </w:r>
+      <w:proofErr w:type="spellEnd"/>
+      <w:r>
+        <w:rPr>
+          <w:rFonts w:ascii="Times New Roman" w:hAnsi="Times New Roman" w:cs="Times New Roman"/>
+        </w:rPr>
+        <w:t xml:space="preserve"> File </w:t>
+      </w:r>
+      <w:proofErr w:type="spellStart"/>
+      <w:r>
+        <w:rPr>
+          <w:rFonts w:ascii="Times New Roman" w:hAnsi="Times New Roman" w:cs="Times New Roman"/>
+        </w:rPr>
+        <w:t>Transfer</w:t>
+      </w:r>
+      <w:proofErr w:type="spellEnd"/>
+      <w:r>
+        <w:rPr>
+          <w:rFonts w:ascii="Times New Roman" w:hAnsi="Times New Roman" w:cs="Times New Roman"/>
+        </w:rPr>
+        <w:t xml:space="preserve"> </w:t>
+      </w:r>
+      <w:proofErr w:type="spellStart"/>
+      <w:r>
+        <w:rPr>
+          <w:rFonts w:ascii="Times New Roman" w:hAnsi="Times New Roman" w:cs="Times New Roman"/>
+        </w:rPr>
+        <w:t>Protocol</w:t>
+      </w:r>
+      <w:proofErr w:type="spellEnd"/>
+      <w:r>
+        <w:rPr>
+          <w:rFonts w:ascii="Times New Roman" w:hAnsi="Times New Roman" w:cs="Times New Roman"/>
+        </w:rPr>
+        <w:t xml:space="preserve">) egy </w:t>
       </w:r>
       <w:r>
         <w:rPr>
@@ -11032,13 +15338,41 @@
         </w:rPr>
         <w:t xml:space="preserve">, amit a Telekom.hu hálózatban </w:t>
       </w:r>
-      <w:r>
-        <w:rPr>
-          <w:rFonts w:ascii="Times New Roman" w:hAnsi="Times New Roman" w:cs="Times New Roman"/>
-          <w:b/>
-          <w:bCs/>
-        </w:rPr>
-        <w:t>switch és router konfigurációk mentésére, visszaállítására és firmware frissítésre</w:t>
+      <w:proofErr w:type="spellStart"/>
+      <w:r>
+        <w:rPr>
+          <w:rFonts w:ascii="Times New Roman" w:hAnsi="Times New Roman" w:cs="Times New Roman"/>
+          <w:b/>
+          <w:bCs/>
+        </w:rPr>
+        <w:t>switch</w:t>
+      </w:r>
+      <w:proofErr w:type="spellEnd"/>
+      <w:r>
+        <w:rPr>
+          <w:rFonts w:ascii="Times New Roman" w:hAnsi="Times New Roman" w:cs="Times New Roman"/>
+          <w:b/>
+          <w:bCs/>
+        </w:rPr>
+        <w:t xml:space="preserve"> és router konfigurációk mentésére, visszaállítására és </w:t>
+      </w:r>
+      <w:proofErr w:type="spellStart"/>
+      <w:r>
+        <w:rPr>
+          <w:rFonts w:ascii="Times New Roman" w:hAnsi="Times New Roman" w:cs="Times New Roman"/>
+          <w:b/>
+          <w:bCs/>
+        </w:rPr>
+        <w:t>firmware</w:t>
+      </w:r>
+      <w:proofErr w:type="spellEnd"/>
+      <w:r>
+        <w:rPr>
+          <w:rFonts w:ascii="Times New Roman" w:hAnsi="Times New Roman" w:cs="Times New Roman"/>
+          <w:b/>
+          <w:bCs/>
+        </w:rPr>
+        <w:t xml:space="preserve"> frissítésre</w:t>
       </w:r>
       <w:r>
         <w:rPr>
@@ -11086,7 +15420,21 @@
         <w:rPr>
           <w:rFonts w:ascii="Times New Roman" w:hAnsi="Times New Roman" w:cs="Times New Roman"/>
         </w:rPr>
-        <w:t xml:space="preserve"> – konfig fájlok központi tárolása</w:t>
+        <w:t xml:space="preserve"> – </w:t>
+      </w:r>
+      <w:proofErr w:type="spellStart"/>
+      <w:r>
+        <w:rPr>
+          <w:rFonts w:ascii="Times New Roman" w:hAnsi="Times New Roman" w:cs="Times New Roman"/>
+        </w:rPr>
+        <w:t>konfig</w:t>
+      </w:r>
+      <w:proofErr w:type="spellEnd"/>
+      <w:r>
+        <w:rPr>
+          <w:rFonts w:ascii="Times New Roman" w:hAnsi="Times New Roman" w:cs="Times New Roman"/>
+        </w:rPr>
+        <w:t xml:space="preserve"> fájlok központi tárolása</w:t>
       </w:r>
     </w:p>
     <w:p>
@@ -11124,13 +15472,23 @@
           <w:rFonts w:ascii="Times New Roman" w:hAnsi="Times New Roman" w:cs="Times New Roman"/>
         </w:rPr>
       </w:pPr>
-      <w:r>
-        <w:rPr>
-          <w:rFonts w:ascii="Times New Roman" w:hAnsi="Times New Roman" w:cs="Times New Roman"/>
-          <w:b/>
-          <w:bCs/>
-        </w:rPr>
-        <w:t>Firmware frissítés</w:t>
+      <w:proofErr w:type="spellStart"/>
+      <w:r>
+        <w:rPr>
+          <w:rFonts w:ascii="Times New Roman" w:hAnsi="Times New Roman" w:cs="Times New Roman"/>
+          <w:b/>
+          <w:bCs/>
+        </w:rPr>
+        <w:t>Firmware</w:t>
+      </w:r>
+      <w:proofErr w:type="spellEnd"/>
+      <w:r>
+        <w:rPr>
+          <w:rFonts w:ascii="Times New Roman" w:hAnsi="Times New Roman" w:cs="Times New Roman"/>
+          <w:b/>
+          <w:bCs/>
+        </w:rPr>
+        <w:t xml:space="preserve"> frissítés</w:t>
       </w:r>
       <w:r>
         <w:rPr>
@@ -11304,7 +15662,23 @@
           <w:rFonts w:ascii="Times New Roman" w:hAnsi="Times New Roman" w:cs="Times New Roman"/>
           <w:color w:val="000000" w:themeColor="text1"/>
         </w:rPr>
-        <w:t xml:space="preserve">Konfigurálva lett EtherChannel </w:t>
+        <w:t xml:space="preserve">Konfigurálva lett </w:t>
+      </w:r>
+      <w:proofErr w:type="spellStart"/>
+      <w:r>
+        <w:rPr>
+          <w:rFonts w:ascii="Times New Roman" w:hAnsi="Times New Roman" w:cs="Times New Roman"/>
+          <w:color w:val="000000" w:themeColor="text1"/>
+        </w:rPr>
+        <w:t>EtherChannel</w:t>
+      </w:r>
+      <w:proofErr w:type="spellEnd"/>
+      <w:r>
+        <w:rPr>
+          <w:rFonts w:ascii="Times New Roman" w:hAnsi="Times New Roman" w:cs="Times New Roman"/>
+          <w:color w:val="000000" w:themeColor="text1"/>
+        </w:rPr>
+        <w:t xml:space="preserve"> </w:t>
       </w:r>
       <w:r>
         <w:rPr>
@@ -11318,7 +15692,23 @@
           <w:rFonts w:ascii="Times New Roman" w:hAnsi="Times New Roman" w:cs="Times New Roman"/>
           <w:color w:val="000000" w:themeColor="text1"/>
         </w:rPr>
-        <w:t xml:space="preserve">a budapesti switchek között: </w:t>
+        <w:t xml:space="preserve">a budapesti </w:t>
+      </w:r>
+      <w:proofErr w:type="spellStart"/>
+      <w:r>
+        <w:rPr>
+          <w:rFonts w:ascii="Times New Roman" w:hAnsi="Times New Roman" w:cs="Times New Roman"/>
+          <w:color w:val="000000" w:themeColor="text1"/>
+        </w:rPr>
+        <w:t>switchek</w:t>
+      </w:r>
+      <w:proofErr w:type="spellEnd"/>
+      <w:r>
+        <w:rPr>
+          <w:rFonts w:ascii="Times New Roman" w:hAnsi="Times New Roman" w:cs="Times New Roman"/>
+          <w:color w:val="000000" w:themeColor="text1"/>
+        </w:rPr>
+        <w:t xml:space="preserve"> között: </w:t>
       </w:r>
     </w:p>
     <w:p>
@@ -11395,31 +15785,138 @@
           <w:bCs/>
           <w:color w:val="000000" w:themeColor="text1"/>
         </w:rPr>
-        <w:t>Miért kulcsfontosságú az STP (Spanning Tree Protocol)?</w:t>
-      </w:r>
-    </w:p>
-    <w:p>
-      <w:pPr>
-        <w:rPr>
-          <w:rFonts w:ascii="Times New Roman" w:hAnsi="Times New Roman" w:cs="Times New Roman"/>
-          <w:color w:val="000000" w:themeColor="text1"/>
-        </w:rPr>
-      </w:pPr>
-      <w:r>
-        <w:rPr>
-          <w:rFonts w:ascii="Times New Roman" w:hAnsi="Times New Roman" w:cs="Times New Roman"/>
-          <w:color w:val="000000" w:themeColor="text1"/>
-        </w:rPr>
-        <w:t xml:space="preserve">A Telekom.hu projektben több telephely, redundáns switchkapcsolat és VLAN-szegmentáció van kialakítva. Ilyen környezetben az STP elengedhetetlen a </w:t>
-      </w:r>
-      <w:r>
-        <w:rPr>
-          <w:rFonts w:ascii="Times New Roman" w:hAnsi="Times New Roman" w:cs="Times New Roman"/>
-          <w:b/>
-          <w:bCs/>
-          <w:color w:val="000000" w:themeColor="text1"/>
-        </w:rPr>
-        <w:t>loopmentes Layer 2 topológia fenntartásához</w:t>
+        <w:t>Miért kulcsfontosságú az STP (</w:t>
+      </w:r>
+      <w:proofErr w:type="spellStart"/>
+      <w:r>
+        <w:rPr>
+          <w:rFonts w:ascii="Times New Roman" w:hAnsi="Times New Roman" w:cs="Times New Roman"/>
+          <w:b/>
+          <w:bCs/>
+          <w:color w:val="000000" w:themeColor="text1"/>
+        </w:rPr>
+        <w:t>Spanning</w:t>
+      </w:r>
+      <w:proofErr w:type="spellEnd"/>
+      <w:r>
+        <w:rPr>
+          <w:rFonts w:ascii="Times New Roman" w:hAnsi="Times New Roman" w:cs="Times New Roman"/>
+          <w:b/>
+          <w:bCs/>
+          <w:color w:val="000000" w:themeColor="text1"/>
+        </w:rPr>
+        <w:t xml:space="preserve"> </w:t>
+      </w:r>
+      <w:proofErr w:type="spellStart"/>
+      <w:r>
+        <w:rPr>
+          <w:rFonts w:ascii="Times New Roman" w:hAnsi="Times New Roman" w:cs="Times New Roman"/>
+          <w:b/>
+          <w:bCs/>
+          <w:color w:val="000000" w:themeColor="text1"/>
+        </w:rPr>
+        <w:t>Tree</w:t>
+      </w:r>
+      <w:proofErr w:type="spellEnd"/>
+      <w:r>
+        <w:rPr>
+          <w:rFonts w:ascii="Times New Roman" w:hAnsi="Times New Roman" w:cs="Times New Roman"/>
+          <w:b/>
+          <w:bCs/>
+          <w:color w:val="000000" w:themeColor="text1"/>
+        </w:rPr>
+        <w:t xml:space="preserve"> </w:t>
+      </w:r>
+      <w:proofErr w:type="spellStart"/>
+      <w:r>
+        <w:rPr>
+          <w:rFonts w:ascii="Times New Roman" w:hAnsi="Times New Roman" w:cs="Times New Roman"/>
+          <w:b/>
+          <w:bCs/>
+          <w:color w:val="000000" w:themeColor="text1"/>
+        </w:rPr>
+        <w:t>Protocol</w:t>
+      </w:r>
+      <w:proofErr w:type="spellEnd"/>
+      <w:r>
+        <w:rPr>
+          <w:rFonts w:ascii="Times New Roman" w:hAnsi="Times New Roman" w:cs="Times New Roman"/>
+          <w:b/>
+          <w:bCs/>
+          <w:color w:val="000000" w:themeColor="text1"/>
+        </w:rPr>
+        <w:t>)?</w:t>
+      </w:r>
+    </w:p>
+    <w:p>
+      <w:pPr>
+        <w:rPr>
+          <w:rFonts w:ascii="Times New Roman" w:hAnsi="Times New Roman" w:cs="Times New Roman"/>
+          <w:color w:val="000000" w:themeColor="text1"/>
+        </w:rPr>
+      </w:pPr>
+      <w:r>
+        <w:rPr>
+          <w:rFonts w:ascii="Times New Roman" w:hAnsi="Times New Roman" w:cs="Times New Roman"/>
+          <w:color w:val="000000" w:themeColor="text1"/>
+        </w:rPr>
+        <w:t xml:space="preserve">A Telekom.hu projektben több telephely, redundáns </w:t>
+      </w:r>
+      <w:proofErr w:type="spellStart"/>
+      <w:r>
+        <w:rPr>
+          <w:rFonts w:ascii="Times New Roman" w:hAnsi="Times New Roman" w:cs="Times New Roman"/>
+          <w:color w:val="000000" w:themeColor="text1"/>
+        </w:rPr>
+        <w:t>switchkapcsolat</w:t>
+      </w:r>
+      <w:proofErr w:type="spellEnd"/>
+      <w:r>
+        <w:rPr>
+          <w:rFonts w:ascii="Times New Roman" w:hAnsi="Times New Roman" w:cs="Times New Roman"/>
+          <w:color w:val="000000" w:themeColor="text1"/>
+        </w:rPr>
+        <w:t xml:space="preserve"> és VLAN-szegmentáció van kialakítva. Ilyen környezetben az STP elengedhetetlen a </w:t>
+      </w:r>
+      <w:proofErr w:type="spellStart"/>
+      <w:r>
+        <w:rPr>
+          <w:rFonts w:ascii="Times New Roman" w:hAnsi="Times New Roman" w:cs="Times New Roman"/>
+          <w:b/>
+          <w:bCs/>
+          <w:color w:val="000000" w:themeColor="text1"/>
+        </w:rPr>
+        <w:t>loopmentes</w:t>
+      </w:r>
+      <w:proofErr w:type="spellEnd"/>
+      <w:r>
+        <w:rPr>
+          <w:rFonts w:ascii="Times New Roman" w:hAnsi="Times New Roman" w:cs="Times New Roman"/>
+          <w:b/>
+          <w:bCs/>
+          <w:color w:val="000000" w:themeColor="text1"/>
+        </w:rPr>
+        <w:t xml:space="preserve"> </w:t>
+      </w:r>
+      <w:proofErr w:type="spellStart"/>
+      <w:r>
+        <w:rPr>
+          <w:rFonts w:ascii="Times New Roman" w:hAnsi="Times New Roman" w:cs="Times New Roman"/>
+          <w:b/>
+          <w:bCs/>
+          <w:color w:val="000000" w:themeColor="text1"/>
+        </w:rPr>
+        <w:t>Layer</w:t>
+      </w:r>
+      <w:proofErr w:type="spellEnd"/>
+      <w:r>
+        <w:rPr>
+          <w:rFonts w:ascii="Times New Roman" w:hAnsi="Times New Roman" w:cs="Times New Roman"/>
+          <w:b/>
+          <w:bCs/>
+          <w:color w:val="000000" w:themeColor="text1"/>
+        </w:rPr>
+        <w:t xml:space="preserve"> 2 topológia fenntartásához</w:t>
       </w:r>
       <w:r>
         <w:rPr>
@@ -11459,21 +15956,48 @@
           <w:color w:val="000000" w:themeColor="text1"/>
         </w:rPr>
       </w:pPr>
-      <w:r>
-        <w:rPr>
-          <w:rFonts w:ascii="Times New Roman" w:hAnsi="Times New Roman" w:cs="Times New Roman"/>
-          <w:b/>
-          <w:bCs/>
-          <w:color w:val="000000" w:themeColor="text1"/>
-        </w:rPr>
-        <w:t>Loop megelőzése</w:t>
-      </w:r>
-      <w:r>
-        <w:rPr>
-          <w:rFonts w:ascii="Times New Roman" w:hAnsi="Times New Roman" w:cs="Times New Roman"/>
-          <w:color w:val="000000" w:themeColor="text1"/>
-        </w:rPr>
-        <w:t>: Megakadályozza, hogy broadcast viharok bénítsák a hálózatot.</w:t>
+      <w:proofErr w:type="spellStart"/>
+      <w:r>
+        <w:rPr>
+          <w:rFonts w:ascii="Times New Roman" w:hAnsi="Times New Roman" w:cs="Times New Roman"/>
+          <w:b/>
+          <w:bCs/>
+          <w:color w:val="000000" w:themeColor="text1"/>
+        </w:rPr>
+        <w:t>Loop</w:t>
+      </w:r>
+      <w:proofErr w:type="spellEnd"/>
+      <w:r>
+        <w:rPr>
+          <w:rFonts w:ascii="Times New Roman" w:hAnsi="Times New Roman" w:cs="Times New Roman"/>
+          <w:b/>
+          <w:bCs/>
+          <w:color w:val="000000" w:themeColor="text1"/>
+        </w:rPr>
+        <w:t xml:space="preserve"> megelőzése</w:t>
+      </w:r>
+      <w:r>
+        <w:rPr>
+          <w:rFonts w:ascii="Times New Roman" w:hAnsi="Times New Roman" w:cs="Times New Roman"/>
+          <w:color w:val="000000" w:themeColor="text1"/>
+        </w:rPr>
+        <w:t xml:space="preserve">: Megakadályozza, hogy </w:t>
+      </w:r>
+      <w:proofErr w:type="spellStart"/>
+      <w:r>
+        <w:rPr>
+          <w:rFonts w:ascii="Times New Roman" w:hAnsi="Times New Roman" w:cs="Times New Roman"/>
+          <w:color w:val="000000" w:themeColor="text1"/>
+        </w:rPr>
+        <w:t>broadcast</w:t>
+      </w:r>
+      <w:proofErr w:type="spellEnd"/>
+      <w:r>
+        <w:rPr>
+          <w:rFonts w:ascii="Times New Roman" w:hAnsi="Times New Roman" w:cs="Times New Roman"/>
+          <w:color w:val="000000" w:themeColor="text1"/>
+        </w:rPr>
+        <w:t xml:space="preserve"> viharok bénítsák a hálózatot.</w:t>
       </w:r>
     </w:p>
     <w:p>
@@ -11501,7 +16025,39 @@
           <w:rFonts w:ascii="Times New Roman" w:hAnsi="Times New Roman" w:cs="Times New Roman"/>
           <w:color w:val="000000" w:themeColor="text1"/>
         </w:rPr>
-        <w:t>: Automatikusan kiválasztja az optimális útvonalat a root bridge felé.</w:t>
+        <w:t xml:space="preserve">: Automatikusan kiválasztja az optimális útvonalat a </w:t>
+      </w:r>
+      <w:proofErr w:type="spellStart"/>
+      <w:r>
+        <w:rPr>
+          <w:rFonts w:ascii="Times New Roman" w:hAnsi="Times New Roman" w:cs="Times New Roman"/>
+          <w:color w:val="000000" w:themeColor="text1"/>
+        </w:rPr>
+        <w:t>root</w:t>
+      </w:r>
+      <w:proofErr w:type="spellEnd"/>
+      <w:r>
+        <w:rPr>
+          <w:rFonts w:ascii="Times New Roman" w:hAnsi="Times New Roman" w:cs="Times New Roman"/>
+          <w:color w:val="000000" w:themeColor="text1"/>
+        </w:rPr>
+        <w:t xml:space="preserve"> </w:t>
+      </w:r>
+      <w:proofErr w:type="spellStart"/>
+      <w:r>
+        <w:rPr>
+          <w:rFonts w:ascii="Times New Roman" w:hAnsi="Times New Roman" w:cs="Times New Roman"/>
+          <w:color w:val="000000" w:themeColor="text1"/>
+        </w:rPr>
+        <w:t>bridge</w:t>
+      </w:r>
+      <w:proofErr w:type="spellEnd"/>
+      <w:r>
+        <w:rPr>
+          <w:rFonts w:ascii="Times New Roman" w:hAnsi="Times New Roman" w:cs="Times New Roman"/>
+          <w:color w:val="000000" w:themeColor="text1"/>
+        </w:rPr>
+        <w:t xml:space="preserve"> felé.</w:t>
       </w:r>
     </w:p>
     <w:p>
@@ -11522,8 +16078,19 @@
           <w:bCs/>
           <w:color w:val="000000" w:themeColor="text1"/>
         </w:rPr>
-        <w:t>Dinamikus újrakonvergencia</w:t>
-      </w:r>
+        <w:t xml:space="preserve">Dinamikus </w:t>
+      </w:r>
+      <w:proofErr w:type="spellStart"/>
+      <w:r>
+        <w:rPr>
+          <w:rFonts w:ascii="Times New Roman" w:hAnsi="Times New Roman" w:cs="Times New Roman"/>
+          <w:b/>
+          <w:bCs/>
+          <w:color w:val="000000" w:themeColor="text1"/>
+        </w:rPr>
+        <w:t>újrakonvergencia</w:t>
+      </w:r>
+      <w:proofErr w:type="spellEnd"/>
       <w:r>
         <w:rPr>
           <w:rFonts w:ascii="Times New Roman" w:hAnsi="Times New Roman" w:cs="Times New Roman"/>
@@ -11563,7 +16130,87 @@
           <w:rFonts w:ascii="Times New Roman" w:hAnsi="Times New Roman" w:cs="Times New Roman"/>
           <w:color w:val="000000" w:themeColor="text1"/>
         </w:rPr>
-        <w:t xml:space="preserve">A budapesti központi switch (SW_BP1) root bridge-ként van beállítva minden VLAN-ra (priority 0), így az STP topológia stabil és kiszámítható. A SW_BP2 és SW_BP3 közötti redundáns linket STP blokkolja, amíg szükség nem lesz rá — ez a </w:t>
+        <w:t xml:space="preserve">A budapesti központi </w:t>
+      </w:r>
+      <w:proofErr w:type="spellStart"/>
+      <w:r>
+        <w:rPr>
+          <w:rFonts w:ascii="Times New Roman" w:hAnsi="Times New Roman" w:cs="Times New Roman"/>
+          <w:color w:val="000000" w:themeColor="text1"/>
+        </w:rPr>
+        <w:t>switch</w:t>
+      </w:r>
+      <w:proofErr w:type="spellEnd"/>
+      <w:r>
+        <w:rPr>
+          <w:rFonts w:ascii="Times New Roman" w:hAnsi="Times New Roman" w:cs="Times New Roman"/>
+          <w:color w:val="000000" w:themeColor="text1"/>
+        </w:rPr>
+        <w:t xml:space="preserve"> (SW_BP1) </w:t>
+      </w:r>
+      <w:proofErr w:type="spellStart"/>
+      <w:r>
+        <w:rPr>
+          <w:rFonts w:ascii="Times New Roman" w:hAnsi="Times New Roman" w:cs="Times New Roman"/>
+          <w:color w:val="000000" w:themeColor="text1"/>
+        </w:rPr>
+        <w:t>root</w:t>
+      </w:r>
+      <w:proofErr w:type="spellEnd"/>
+      <w:r>
+        <w:rPr>
+          <w:rFonts w:ascii="Times New Roman" w:hAnsi="Times New Roman" w:cs="Times New Roman"/>
+          <w:color w:val="000000" w:themeColor="text1"/>
+        </w:rPr>
+        <w:t xml:space="preserve"> </w:t>
+      </w:r>
+      <w:proofErr w:type="spellStart"/>
+      <w:r>
+        <w:rPr>
+          <w:rFonts w:ascii="Times New Roman" w:hAnsi="Times New Roman" w:cs="Times New Roman"/>
+          <w:color w:val="000000" w:themeColor="text1"/>
+        </w:rPr>
+        <w:t>bridge</w:t>
+      </w:r>
+      <w:proofErr w:type="spellEnd"/>
+      <w:r>
+        <w:rPr>
+          <w:rFonts w:ascii="Times New Roman" w:hAnsi="Times New Roman" w:cs="Times New Roman"/>
+          <w:color w:val="000000" w:themeColor="text1"/>
+        </w:rPr>
+        <w:t>-ként van beállítva minden VLAN-</w:t>
+      </w:r>
+      <w:proofErr w:type="spellStart"/>
+      <w:r>
+        <w:rPr>
+          <w:rFonts w:ascii="Times New Roman" w:hAnsi="Times New Roman" w:cs="Times New Roman"/>
+          <w:color w:val="000000" w:themeColor="text1"/>
+        </w:rPr>
+        <w:t>ra</w:t>
+      </w:r>
+      <w:proofErr w:type="spellEnd"/>
+      <w:r>
+        <w:rPr>
+          <w:rFonts w:ascii="Times New Roman" w:hAnsi="Times New Roman" w:cs="Times New Roman"/>
+          <w:color w:val="000000" w:themeColor="text1"/>
+        </w:rPr>
+        <w:t xml:space="preserve"> (</w:t>
+      </w:r>
+      <w:proofErr w:type="spellStart"/>
+      <w:r>
+        <w:rPr>
+          <w:rFonts w:ascii="Times New Roman" w:hAnsi="Times New Roman" w:cs="Times New Roman"/>
+          <w:color w:val="000000" w:themeColor="text1"/>
+        </w:rPr>
+        <w:t>priority</w:t>
+      </w:r>
+      <w:proofErr w:type="spellEnd"/>
+      <w:r>
+        <w:rPr>
+          <w:rFonts w:ascii="Times New Roman" w:hAnsi="Times New Roman" w:cs="Times New Roman"/>
+          <w:color w:val="000000" w:themeColor="text1"/>
+        </w:rPr>
+        <w:t xml:space="preserve"> 0), így az STP topológia stabil és kiszámítható. A SW_BP2 és SW_BP3 közötti redundáns linket STP blokkolja, amíg szükség nem lesz rá — ez a </w:t>
       </w:r>
       <w:r>
         <w:rPr>
@@ -11598,31 +16245,103 @@
           <w:bCs/>
           <w:color w:val="000000" w:themeColor="text1"/>
         </w:rPr>
-        <w:t>Miért kritikus az EtherChannel (LACP) használata?</w:t>
-      </w:r>
-    </w:p>
-    <w:p>
-      <w:pPr>
-        <w:rPr>
-          <w:rFonts w:ascii="Times New Roman" w:hAnsi="Times New Roman" w:cs="Times New Roman"/>
-          <w:color w:val="000000" w:themeColor="text1"/>
-        </w:rPr>
-      </w:pPr>
-      <w:r>
-        <w:rPr>
-          <w:rFonts w:ascii="Times New Roman" w:hAnsi="Times New Roman" w:cs="Times New Roman"/>
-          <w:color w:val="000000" w:themeColor="text1"/>
-        </w:rPr>
-        <w:t xml:space="preserve">A Telekom.hu projektben több switch között nagy sávszélességű, redundáns kapcsolat szükséges. Az EtherChannel (LACP) lehetővé teszi, hogy </w:t>
-      </w:r>
-      <w:r>
-        <w:rPr>
-          <w:rFonts w:ascii="Times New Roman" w:hAnsi="Times New Roman" w:cs="Times New Roman"/>
-          <w:b/>
-          <w:bCs/>
-          <w:color w:val="000000" w:themeColor="text1"/>
-        </w:rPr>
-        <w:t>több fizikai portot egy logikai csatornába vonjunk össze</w:t>
+        <w:t xml:space="preserve">Miért kritikus az </w:t>
+      </w:r>
+      <w:proofErr w:type="spellStart"/>
+      <w:r>
+        <w:rPr>
+          <w:rFonts w:ascii="Times New Roman" w:hAnsi="Times New Roman" w:cs="Times New Roman"/>
+          <w:b/>
+          <w:bCs/>
+          <w:color w:val="000000" w:themeColor="text1"/>
+        </w:rPr>
+        <w:t>EtherChannel</w:t>
+      </w:r>
+      <w:proofErr w:type="spellEnd"/>
+      <w:r>
+        <w:rPr>
+          <w:rFonts w:ascii="Times New Roman" w:hAnsi="Times New Roman" w:cs="Times New Roman"/>
+          <w:b/>
+          <w:bCs/>
+          <w:color w:val="000000" w:themeColor="text1"/>
+        </w:rPr>
+        <w:t xml:space="preserve"> (LACP) használata?</w:t>
+      </w:r>
+    </w:p>
+    <w:p>
+      <w:pPr>
+        <w:rPr>
+          <w:rFonts w:ascii="Times New Roman" w:hAnsi="Times New Roman" w:cs="Times New Roman"/>
+          <w:color w:val="000000" w:themeColor="text1"/>
+        </w:rPr>
+      </w:pPr>
+      <w:r>
+        <w:rPr>
+          <w:rFonts w:ascii="Times New Roman" w:hAnsi="Times New Roman" w:cs="Times New Roman"/>
+          <w:color w:val="000000" w:themeColor="text1"/>
+        </w:rPr>
+        <w:t xml:space="preserve">A Telekom.hu projektben több </w:t>
+      </w:r>
+      <w:proofErr w:type="spellStart"/>
+      <w:r>
+        <w:rPr>
+          <w:rFonts w:ascii="Times New Roman" w:hAnsi="Times New Roman" w:cs="Times New Roman"/>
+          <w:color w:val="000000" w:themeColor="text1"/>
+        </w:rPr>
+        <w:t>switch</w:t>
+      </w:r>
+      <w:proofErr w:type="spellEnd"/>
+      <w:r>
+        <w:rPr>
+          <w:rFonts w:ascii="Times New Roman" w:hAnsi="Times New Roman" w:cs="Times New Roman"/>
+          <w:color w:val="000000" w:themeColor="text1"/>
+        </w:rPr>
+        <w:t xml:space="preserve"> között nagy sávszélességű, redundáns kapcsolat szükséges. Az </w:t>
+      </w:r>
+      <w:proofErr w:type="spellStart"/>
+      <w:r>
+        <w:rPr>
+          <w:rFonts w:ascii="Times New Roman" w:hAnsi="Times New Roman" w:cs="Times New Roman"/>
+          <w:color w:val="000000" w:themeColor="text1"/>
+        </w:rPr>
+        <w:t>EtherChannel</w:t>
+      </w:r>
+      <w:proofErr w:type="spellEnd"/>
+      <w:r>
+        <w:rPr>
+          <w:rFonts w:ascii="Times New Roman" w:hAnsi="Times New Roman" w:cs="Times New Roman"/>
+          <w:color w:val="000000" w:themeColor="text1"/>
+        </w:rPr>
+        <w:t xml:space="preserve"> (LACP) lehetővé teszi, hogy </w:t>
+      </w:r>
+      <w:r>
+        <w:rPr>
+          <w:rFonts w:ascii="Times New Roman" w:hAnsi="Times New Roman" w:cs="Times New Roman"/>
+          <w:b/>
+          <w:bCs/>
+          <w:color w:val="000000" w:themeColor="text1"/>
+        </w:rPr>
+        <w:t xml:space="preserve">több fizikai </w:t>
+      </w:r>
+      <w:proofErr w:type="spellStart"/>
+      <w:r>
+        <w:rPr>
+          <w:rFonts w:ascii="Times New Roman" w:hAnsi="Times New Roman" w:cs="Times New Roman"/>
+          <w:b/>
+          <w:bCs/>
+          <w:color w:val="000000" w:themeColor="text1"/>
+        </w:rPr>
+        <w:t>portot</w:t>
+      </w:r>
+      <w:proofErr w:type="spellEnd"/>
+      <w:r>
+        <w:rPr>
+          <w:rFonts w:ascii="Times New Roman" w:hAnsi="Times New Roman" w:cs="Times New Roman"/>
+          <w:b/>
+          <w:bCs/>
+          <w:color w:val="000000" w:themeColor="text1"/>
+        </w:rPr>
+        <w:t xml:space="preserve"> egy logikai csatornába vonjunk össze</w:t>
       </w:r>
       <w:r>
         <w:rPr>
@@ -11641,14 +16360,25 @@
           <w:color w:val="000000" w:themeColor="text1"/>
         </w:rPr>
       </w:pPr>
-      <w:r>
-        <w:rPr>
-          <w:rFonts w:ascii="Times New Roman" w:hAnsi="Times New Roman" w:cs="Times New Roman"/>
-          <w:b/>
-          <w:bCs/>
-          <w:color w:val="000000" w:themeColor="text1"/>
-        </w:rPr>
-        <w:t>EtherChannel előnyei:</w:t>
+      <w:proofErr w:type="spellStart"/>
+      <w:r>
+        <w:rPr>
+          <w:rFonts w:ascii="Times New Roman" w:hAnsi="Times New Roman" w:cs="Times New Roman"/>
+          <w:b/>
+          <w:bCs/>
+          <w:color w:val="000000" w:themeColor="text1"/>
+        </w:rPr>
+        <w:t>EtherChannel</w:t>
+      </w:r>
+      <w:proofErr w:type="spellEnd"/>
+      <w:r>
+        <w:rPr>
+          <w:rFonts w:ascii="Times New Roman" w:hAnsi="Times New Roman" w:cs="Times New Roman"/>
+          <w:b/>
+          <w:bCs/>
+          <w:color w:val="000000" w:themeColor="text1"/>
+        </w:rPr>
+        <w:t xml:space="preserve"> előnyei:</w:t>
       </w:r>
     </w:p>
     <w:p>
@@ -11677,7 +16407,39 @@
           <w:rFonts w:ascii="Times New Roman" w:hAnsi="Times New Roman" w:cs="Times New Roman"/>
           <w:color w:val="000000" w:themeColor="text1"/>
         </w:rPr>
-        <w:t>: Pl. 2×1 Gbps → 2 Gbps aggregált kapacitás.</w:t>
+        <w:t xml:space="preserve">: Pl. 2×1 </w:t>
+      </w:r>
+      <w:proofErr w:type="spellStart"/>
+      <w:r>
+        <w:rPr>
+          <w:rFonts w:ascii="Times New Roman" w:hAnsi="Times New Roman" w:cs="Times New Roman"/>
+          <w:color w:val="000000" w:themeColor="text1"/>
+        </w:rPr>
+        <w:t>Gbps</w:t>
+      </w:r>
+      <w:proofErr w:type="spellEnd"/>
+      <w:r>
+        <w:rPr>
+          <w:rFonts w:ascii="Times New Roman" w:hAnsi="Times New Roman" w:cs="Times New Roman"/>
+          <w:color w:val="000000" w:themeColor="text1"/>
+        </w:rPr>
+        <w:t xml:space="preserve"> → 2 </w:t>
+      </w:r>
+      <w:proofErr w:type="spellStart"/>
+      <w:r>
+        <w:rPr>
+          <w:rFonts w:ascii="Times New Roman" w:hAnsi="Times New Roman" w:cs="Times New Roman"/>
+          <w:color w:val="000000" w:themeColor="text1"/>
+        </w:rPr>
+        <w:t>Gbps</w:t>
+      </w:r>
+      <w:proofErr w:type="spellEnd"/>
+      <w:r>
+        <w:rPr>
+          <w:rFonts w:ascii="Times New Roman" w:hAnsi="Times New Roman" w:cs="Times New Roman"/>
+          <w:color w:val="000000" w:themeColor="text1"/>
+        </w:rPr>
+        <w:t xml:space="preserve"> aggregált kapacitás.</w:t>
       </w:r>
     </w:p>
     <w:p>
@@ -11733,7 +16495,23 @@
           <w:rFonts w:ascii="Times New Roman" w:hAnsi="Times New Roman" w:cs="Times New Roman"/>
           <w:color w:val="000000" w:themeColor="text1"/>
         </w:rPr>
-        <w:t>: Az STP egyetlen logikai interfészként kezeli → kevesebb blocking, gyorsabb konvergencia.</w:t>
+        <w:t xml:space="preserve">: Az STP egyetlen logikai interfészként kezeli → kevesebb </w:t>
+      </w:r>
+      <w:proofErr w:type="spellStart"/>
+      <w:r>
+        <w:rPr>
+          <w:rFonts w:ascii="Times New Roman" w:hAnsi="Times New Roman" w:cs="Times New Roman"/>
+          <w:color w:val="000000" w:themeColor="text1"/>
+        </w:rPr>
+        <w:t>blocking</w:t>
+      </w:r>
+      <w:proofErr w:type="spellEnd"/>
+      <w:r>
+        <w:rPr>
+          <w:rFonts w:ascii="Times New Roman" w:hAnsi="Times New Roman" w:cs="Times New Roman"/>
+          <w:color w:val="000000" w:themeColor="text1"/>
+        </w:rPr>
+        <w:t>, gyorsabb konvergencia.</w:t>
       </w:r>
     </w:p>
     <w:p>
@@ -11747,15 +16525,37 @@
           <w:color w:val="000000" w:themeColor="text1"/>
         </w:rPr>
       </w:pPr>
-      <w:r>
-        <w:rPr>
-          <w:rFonts w:ascii="Times New Roman" w:hAnsi="Times New Roman" w:cs="Times New Roman"/>
-          <w:b/>
-          <w:bCs/>
-          <w:color w:val="000000" w:themeColor="text1"/>
-        </w:rPr>
-        <w:t>Load balancing</w:t>
-      </w:r>
+      <w:proofErr w:type="spellStart"/>
+      <w:r>
+        <w:rPr>
+          <w:rFonts w:ascii="Times New Roman" w:hAnsi="Times New Roman" w:cs="Times New Roman"/>
+          <w:b/>
+          <w:bCs/>
+          <w:color w:val="000000" w:themeColor="text1"/>
+        </w:rPr>
+        <w:t>Load</w:t>
+      </w:r>
+      <w:proofErr w:type="spellEnd"/>
+      <w:r>
+        <w:rPr>
+          <w:rFonts w:ascii="Times New Roman" w:hAnsi="Times New Roman" w:cs="Times New Roman"/>
+          <w:b/>
+          <w:bCs/>
+          <w:color w:val="000000" w:themeColor="text1"/>
+        </w:rPr>
+        <w:t xml:space="preserve"> </w:t>
+      </w:r>
+      <w:proofErr w:type="spellStart"/>
+      <w:r>
+        <w:rPr>
+          <w:rFonts w:ascii="Times New Roman" w:hAnsi="Times New Roman" w:cs="Times New Roman"/>
+          <w:b/>
+          <w:bCs/>
+          <w:color w:val="000000" w:themeColor="text1"/>
+        </w:rPr>
+        <w:t>balancing</w:t>
+      </w:r>
+      <w:proofErr w:type="spellEnd"/>
       <w:r>
         <w:rPr>
           <w:rFonts w:ascii="Times New Roman" w:hAnsi="Times New Roman" w:cs="Times New Roman"/>
@@ -11795,7 +16595,71 @@
           <w:rFonts w:ascii="Times New Roman" w:hAnsi="Times New Roman" w:cs="Times New Roman"/>
           <w:color w:val="000000" w:themeColor="text1"/>
         </w:rPr>
-        <w:t xml:space="preserve">A SW_BP3 és SW_BP1 közötti Po3 port-channel forwarding állapotban van, míg a SW_BP3 ↔ SW_BP2 közötti Po2 alternatív útvonalként blockingban van — ez az STP és EtherChannel </w:t>
+        <w:t>A SW_BP3 és SW_BP1 közötti Po3 port-</w:t>
+      </w:r>
+      <w:proofErr w:type="spellStart"/>
+      <w:r>
+        <w:rPr>
+          <w:rFonts w:ascii="Times New Roman" w:hAnsi="Times New Roman" w:cs="Times New Roman"/>
+          <w:color w:val="000000" w:themeColor="text1"/>
+        </w:rPr>
+        <w:t>channel</w:t>
+      </w:r>
+      <w:proofErr w:type="spellEnd"/>
+      <w:r>
+        <w:rPr>
+          <w:rFonts w:ascii="Times New Roman" w:hAnsi="Times New Roman" w:cs="Times New Roman"/>
+          <w:color w:val="000000" w:themeColor="text1"/>
+        </w:rPr>
+        <w:t xml:space="preserve"> </w:t>
+      </w:r>
+      <w:proofErr w:type="spellStart"/>
+      <w:r>
+        <w:rPr>
+          <w:rFonts w:ascii="Times New Roman" w:hAnsi="Times New Roman" w:cs="Times New Roman"/>
+          <w:color w:val="000000" w:themeColor="text1"/>
+        </w:rPr>
+        <w:t>forwarding</w:t>
+      </w:r>
+      <w:proofErr w:type="spellEnd"/>
+      <w:r>
+        <w:rPr>
+          <w:rFonts w:ascii="Times New Roman" w:hAnsi="Times New Roman" w:cs="Times New Roman"/>
+          <w:color w:val="000000" w:themeColor="text1"/>
+        </w:rPr>
+        <w:t xml:space="preserve"> állapotban van, míg a SW_BP3 ↔ SW_BP2 közötti Po2 alternatív útvonalként </w:t>
+      </w:r>
+      <w:proofErr w:type="spellStart"/>
+      <w:r>
+        <w:rPr>
+          <w:rFonts w:ascii="Times New Roman" w:hAnsi="Times New Roman" w:cs="Times New Roman"/>
+          <w:color w:val="000000" w:themeColor="text1"/>
+        </w:rPr>
+        <w:t>blockingban</w:t>
+      </w:r>
+      <w:proofErr w:type="spellEnd"/>
+      <w:r>
+        <w:rPr>
+          <w:rFonts w:ascii="Times New Roman" w:hAnsi="Times New Roman" w:cs="Times New Roman"/>
+          <w:color w:val="000000" w:themeColor="text1"/>
+        </w:rPr>
+        <w:t xml:space="preserve"> van — ez az STP és </w:t>
+      </w:r>
+      <w:proofErr w:type="spellStart"/>
+      <w:r>
+        <w:rPr>
+          <w:rFonts w:ascii="Times New Roman" w:hAnsi="Times New Roman" w:cs="Times New Roman"/>
+          <w:color w:val="000000" w:themeColor="text1"/>
+        </w:rPr>
+        <w:t>EtherChannel</w:t>
+      </w:r>
+      <w:proofErr w:type="spellEnd"/>
+      <w:r>
+        <w:rPr>
+          <w:rFonts w:ascii="Times New Roman" w:hAnsi="Times New Roman" w:cs="Times New Roman"/>
+          <w:color w:val="000000" w:themeColor="text1"/>
+        </w:rPr>
+        <w:t xml:space="preserve"> </w:t>
       </w:r>
       <w:r>
         <w:rPr>
@@ -12188,20 +17052,50 @@
           <w:rFonts w:ascii="Times New Roman" w:hAnsi="Times New Roman" w:cs="Times New Roman"/>
           <w:highlight w:val="yellow"/>
         </w:rPr>
-        <w:t>privát ip-k:</w:t>
-      </w:r>
-    </w:p>
-    <w:p>
-      <w:pPr>
-        <w:rPr>
-          <w:rFonts w:ascii="Times New Roman" w:hAnsi="Times New Roman" w:cs="Times New Roman"/>
-        </w:rPr>
-      </w:pPr>
-      <w:r>
-        <w:rPr>
-          <w:rFonts w:ascii="Times New Roman" w:hAnsi="Times New Roman" w:cs="Times New Roman"/>
-        </w:rPr>
-        <w:t xml:space="preserve">192.168.20.5 - google </w:t>
+        <w:t xml:space="preserve">privát </w:t>
+      </w:r>
+      <w:proofErr w:type="spellStart"/>
+      <w:r>
+        <w:rPr>
+          <w:rFonts w:ascii="Times New Roman" w:hAnsi="Times New Roman" w:cs="Times New Roman"/>
+          <w:highlight w:val="yellow"/>
+        </w:rPr>
+        <w:t>ip-k</w:t>
+      </w:r>
+      <w:proofErr w:type="spellEnd"/>
+      <w:r>
+        <w:rPr>
+          <w:rFonts w:ascii="Times New Roman" w:hAnsi="Times New Roman" w:cs="Times New Roman"/>
+          <w:highlight w:val="yellow"/>
+        </w:rPr>
+        <w:t>:</w:t>
+      </w:r>
+    </w:p>
+    <w:p>
+      <w:pPr>
+        <w:rPr>
+          <w:rFonts w:ascii="Times New Roman" w:hAnsi="Times New Roman" w:cs="Times New Roman"/>
+        </w:rPr>
+      </w:pPr>
+      <w:r>
+        <w:rPr>
+          <w:rFonts w:ascii="Times New Roman" w:hAnsi="Times New Roman" w:cs="Times New Roman"/>
+        </w:rPr>
+        <w:t xml:space="preserve">192.168.20.5 - </w:t>
+      </w:r>
+      <w:proofErr w:type="spellStart"/>
+      <w:r>
+        <w:rPr>
+          <w:rFonts w:ascii="Times New Roman" w:hAnsi="Times New Roman" w:cs="Times New Roman"/>
+        </w:rPr>
+        <w:t>google</w:t>
+      </w:r>
+      <w:proofErr w:type="spellEnd"/>
+      <w:r>
+        <w:rPr>
+          <w:rFonts w:ascii="Times New Roman" w:hAnsi="Times New Roman" w:cs="Times New Roman"/>
+        </w:rPr>
+        <w:t xml:space="preserve"> </w:t>
       </w:r>
     </w:p>
     <w:p>
@@ -12227,41 +17121,82 @@
         <w:rPr>
           <w:rFonts w:ascii="Times New Roman" w:hAnsi="Times New Roman" w:cs="Times New Roman"/>
         </w:rPr>
-        <w:t>192.168.20.9 - telekom</w:t>
-      </w:r>
-    </w:p>
-    <w:p>
-      <w:pPr>
-        <w:rPr>
-          <w:rFonts w:ascii="Times New Roman" w:hAnsi="Times New Roman" w:cs="Times New Roman"/>
-        </w:rPr>
-      </w:pPr>
+        <w:t xml:space="preserve">192.168.20.9 - </w:t>
+      </w:r>
+      <w:proofErr w:type="spellStart"/>
+      <w:r>
+        <w:rPr>
+          <w:rFonts w:ascii="Times New Roman" w:hAnsi="Times New Roman" w:cs="Times New Roman"/>
+        </w:rPr>
+        <w:t>telekom</w:t>
+      </w:r>
+      <w:proofErr w:type="spellEnd"/>
+    </w:p>
+    <w:p>
+      <w:pPr>
+        <w:rPr>
+          <w:rFonts w:ascii="Times New Roman" w:hAnsi="Times New Roman" w:cs="Times New Roman"/>
+        </w:rPr>
+      </w:pPr>
+      <w:proofErr w:type="spellStart"/>
       <w:r>
         <w:rPr>
           <w:rFonts w:ascii="Times New Roman" w:hAnsi="Times New Roman" w:cs="Times New Roman"/>
           <w:highlight w:val="yellow"/>
         </w:rPr>
-        <w:t>public ip-k:</w:t>
-      </w:r>
-      <w:r>
-        <w:rPr>
-          <w:rFonts w:ascii="Times New Roman" w:hAnsi="Times New Roman" w:cs="Times New Roman"/>
+        <w:t>public</w:t>
+      </w:r>
+      <w:proofErr w:type="spellEnd"/>
+      <w:r>
+        <w:rPr>
+          <w:rFonts w:ascii="Times New Roman" w:hAnsi="Times New Roman" w:cs="Times New Roman"/>
+          <w:highlight w:val="yellow"/>
         </w:rPr>
         <w:t xml:space="preserve"> </w:t>
       </w:r>
-    </w:p>
-    <w:p>
-      <w:pPr>
-        <w:rPr>
-          <w:rFonts w:ascii="Times New Roman" w:hAnsi="Times New Roman" w:cs="Times New Roman"/>
-        </w:rPr>
-      </w:pPr>
-      <w:r>
-        <w:rPr>
-          <w:rFonts w:ascii="Times New Roman" w:hAnsi="Times New Roman" w:cs="Times New Roman"/>
-        </w:rPr>
-        <w:t>195.1.1.10 - google</w:t>
-      </w:r>
+      <w:proofErr w:type="spellStart"/>
+      <w:r>
+        <w:rPr>
+          <w:rFonts w:ascii="Times New Roman" w:hAnsi="Times New Roman" w:cs="Times New Roman"/>
+          <w:highlight w:val="yellow"/>
+        </w:rPr>
+        <w:t>ip-k</w:t>
+      </w:r>
+      <w:proofErr w:type="spellEnd"/>
+      <w:r>
+        <w:rPr>
+          <w:rFonts w:ascii="Times New Roman" w:hAnsi="Times New Roman" w:cs="Times New Roman"/>
+          <w:highlight w:val="yellow"/>
+        </w:rPr>
+        <w:t>:</w:t>
+      </w:r>
+      <w:r>
+        <w:rPr>
+          <w:rFonts w:ascii="Times New Roman" w:hAnsi="Times New Roman" w:cs="Times New Roman"/>
+        </w:rPr>
+        <w:t xml:space="preserve"> </w:t>
+      </w:r>
+    </w:p>
+    <w:p>
+      <w:pPr>
+        <w:rPr>
+          <w:rFonts w:ascii="Times New Roman" w:hAnsi="Times New Roman" w:cs="Times New Roman"/>
+        </w:rPr>
+      </w:pPr>
+      <w:r>
+        <w:rPr>
+          <w:rFonts w:ascii="Times New Roman" w:hAnsi="Times New Roman" w:cs="Times New Roman"/>
+        </w:rPr>
+        <w:t xml:space="preserve">195.1.1.10 - </w:t>
+      </w:r>
+      <w:proofErr w:type="spellStart"/>
+      <w:r>
+        <w:rPr>
+          <w:rFonts w:ascii="Times New Roman" w:hAnsi="Times New Roman" w:cs="Times New Roman"/>
+        </w:rPr>
+        <w:t>google</w:t>
+      </w:r>
+      <w:proofErr w:type="spellEnd"/>
     </w:p>
     <w:p>
       <w:pPr>
@@ -12286,8 +17221,16 @@
         <w:rPr>
           <w:rFonts w:ascii="Times New Roman" w:hAnsi="Times New Roman" w:cs="Times New Roman"/>
         </w:rPr>
-        <w:t>195.1.1.14 – telekom</w:t>
-      </w:r>
+        <w:t xml:space="preserve">195.1.1.14 – </w:t>
+      </w:r>
+      <w:proofErr w:type="spellStart"/>
+      <w:r>
+        <w:rPr>
+          <w:rFonts w:ascii="Times New Roman" w:hAnsi="Times New Roman" w:cs="Times New Roman"/>
+        </w:rPr>
+        <w:t>telekom</w:t>
+      </w:r>
+      <w:proofErr w:type="spellEnd"/>
     </w:p>
     <w:p>
       <w:pPr>
@@ -12461,7 +17404,21 @@
         <w:rPr>
           <w:rFonts w:ascii="Times New Roman" w:hAnsi="Times New Roman" w:cs="Times New Roman"/>
         </w:rPr>
-        <w:t xml:space="preserve">A debreceni telephelyen több olyan szerver található (pl. telekom.hu, google-server), amelyeknek </w:t>
+        <w:t xml:space="preserve">A debreceni telephelyen több olyan szerver található (pl. telekom.hu, </w:t>
+      </w:r>
+      <w:proofErr w:type="spellStart"/>
+      <w:r>
+        <w:rPr>
+          <w:rFonts w:ascii="Times New Roman" w:hAnsi="Times New Roman" w:cs="Times New Roman"/>
+        </w:rPr>
+        <w:t>google</w:t>
+      </w:r>
+      <w:proofErr w:type="spellEnd"/>
+      <w:r>
+        <w:rPr>
+          <w:rFonts w:ascii="Times New Roman" w:hAnsi="Times New Roman" w:cs="Times New Roman"/>
+        </w:rPr>
+        <w:t xml:space="preserve">-server), amelyeknek </w:t>
       </w:r>
       <w:r>
         <w:rPr>
@@ -12516,11 +17473,75 @@
           <w:rFonts w:ascii="Times New Roman" w:hAnsi="Times New Roman" w:cs="Times New Roman"/>
         </w:rPr>
       </w:pPr>
-      <w:r>
-        <w:rPr>
-          <w:rFonts w:ascii="Times New Roman" w:hAnsi="Times New Roman" w:cs="Times New Roman"/>
-        </w:rPr>
-        <w:t>ip nat inside source static 192.168.20.5 195.1.1.10</w:t>
+      <w:proofErr w:type="spellStart"/>
+      <w:r>
+        <w:rPr>
+          <w:rFonts w:ascii="Times New Roman" w:hAnsi="Times New Roman" w:cs="Times New Roman"/>
+        </w:rPr>
+        <w:t>ip</w:t>
+      </w:r>
+      <w:proofErr w:type="spellEnd"/>
+      <w:r>
+        <w:rPr>
+          <w:rFonts w:ascii="Times New Roman" w:hAnsi="Times New Roman" w:cs="Times New Roman"/>
+        </w:rPr>
+        <w:t xml:space="preserve"> </w:t>
+      </w:r>
+      <w:proofErr w:type="spellStart"/>
+      <w:r>
+        <w:rPr>
+          <w:rFonts w:ascii="Times New Roman" w:hAnsi="Times New Roman" w:cs="Times New Roman"/>
+        </w:rPr>
+        <w:t>nat</w:t>
+      </w:r>
+      <w:proofErr w:type="spellEnd"/>
+      <w:r>
+        <w:rPr>
+          <w:rFonts w:ascii="Times New Roman" w:hAnsi="Times New Roman" w:cs="Times New Roman"/>
+        </w:rPr>
+        <w:t xml:space="preserve"> </w:t>
+      </w:r>
+      <w:proofErr w:type="spellStart"/>
+      <w:r>
+        <w:rPr>
+          <w:rFonts w:ascii="Times New Roman" w:hAnsi="Times New Roman" w:cs="Times New Roman"/>
+        </w:rPr>
+        <w:t>inside</w:t>
+      </w:r>
+      <w:proofErr w:type="spellEnd"/>
+      <w:r>
+        <w:rPr>
+          <w:rFonts w:ascii="Times New Roman" w:hAnsi="Times New Roman" w:cs="Times New Roman"/>
+        </w:rPr>
+        <w:t xml:space="preserve"> </w:t>
+      </w:r>
+      <w:proofErr w:type="spellStart"/>
+      <w:r>
+        <w:rPr>
+          <w:rFonts w:ascii="Times New Roman" w:hAnsi="Times New Roman" w:cs="Times New Roman"/>
+        </w:rPr>
+        <w:t>source</w:t>
+      </w:r>
+      <w:proofErr w:type="spellEnd"/>
+      <w:r>
+        <w:rPr>
+          <w:rFonts w:ascii="Times New Roman" w:hAnsi="Times New Roman" w:cs="Times New Roman"/>
+        </w:rPr>
+        <w:t xml:space="preserve"> </w:t>
+      </w:r>
+      <w:proofErr w:type="spellStart"/>
+      <w:r>
+        <w:rPr>
+          <w:rFonts w:ascii="Times New Roman" w:hAnsi="Times New Roman" w:cs="Times New Roman"/>
+        </w:rPr>
+        <w:t>static</w:t>
+      </w:r>
+      <w:proofErr w:type="spellEnd"/>
+      <w:r>
+        <w:rPr>
+          <w:rFonts w:ascii="Times New Roman" w:hAnsi="Times New Roman" w:cs="Times New Roman"/>
+        </w:rPr>
+        <w:t xml:space="preserve"> 192.168.20.5 195.1.1.10</w:t>
       </w:r>
     </w:p>
     <w:p>
@@ -12534,11 +17555,75 @@
           <w:rFonts w:ascii="Times New Roman" w:hAnsi="Times New Roman" w:cs="Times New Roman"/>
         </w:rPr>
       </w:pPr>
-      <w:r>
-        <w:rPr>
-          <w:rFonts w:ascii="Times New Roman" w:hAnsi="Times New Roman" w:cs="Times New Roman"/>
-        </w:rPr>
-        <w:t>ip nat inside source static 192.168.20.7 195.1.1.12</w:t>
+      <w:proofErr w:type="spellStart"/>
+      <w:r>
+        <w:rPr>
+          <w:rFonts w:ascii="Times New Roman" w:hAnsi="Times New Roman" w:cs="Times New Roman"/>
+        </w:rPr>
+        <w:t>ip</w:t>
+      </w:r>
+      <w:proofErr w:type="spellEnd"/>
+      <w:r>
+        <w:rPr>
+          <w:rFonts w:ascii="Times New Roman" w:hAnsi="Times New Roman" w:cs="Times New Roman"/>
+        </w:rPr>
+        <w:t xml:space="preserve"> </w:t>
+      </w:r>
+      <w:proofErr w:type="spellStart"/>
+      <w:r>
+        <w:rPr>
+          <w:rFonts w:ascii="Times New Roman" w:hAnsi="Times New Roman" w:cs="Times New Roman"/>
+        </w:rPr>
+        <w:t>nat</w:t>
+      </w:r>
+      <w:proofErr w:type="spellEnd"/>
+      <w:r>
+        <w:rPr>
+          <w:rFonts w:ascii="Times New Roman" w:hAnsi="Times New Roman" w:cs="Times New Roman"/>
+        </w:rPr>
+        <w:t xml:space="preserve"> </w:t>
+      </w:r>
+      <w:proofErr w:type="spellStart"/>
+      <w:r>
+        <w:rPr>
+          <w:rFonts w:ascii="Times New Roman" w:hAnsi="Times New Roman" w:cs="Times New Roman"/>
+        </w:rPr>
+        <w:t>inside</w:t>
+      </w:r>
+      <w:proofErr w:type="spellEnd"/>
+      <w:r>
+        <w:rPr>
+          <w:rFonts w:ascii="Times New Roman" w:hAnsi="Times New Roman" w:cs="Times New Roman"/>
+        </w:rPr>
+        <w:t xml:space="preserve"> </w:t>
+      </w:r>
+      <w:proofErr w:type="spellStart"/>
+      <w:r>
+        <w:rPr>
+          <w:rFonts w:ascii="Times New Roman" w:hAnsi="Times New Roman" w:cs="Times New Roman"/>
+        </w:rPr>
+        <w:t>source</w:t>
+      </w:r>
+      <w:proofErr w:type="spellEnd"/>
+      <w:r>
+        <w:rPr>
+          <w:rFonts w:ascii="Times New Roman" w:hAnsi="Times New Roman" w:cs="Times New Roman"/>
+        </w:rPr>
+        <w:t xml:space="preserve"> </w:t>
+      </w:r>
+      <w:proofErr w:type="spellStart"/>
+      <w:r>
+        <w:rPr>
+          <w:rFonts w:ascii="Times New Roman" w:hAnsi="Times New Roman" w:cs="Times New Roman"/>
+        </w:rPr>
+        <w:t>static</w:t>
+      </w:r>
+      <w:proofErr w:type="spellEnd"/>
+      <w:r>
+        <w:rPr>
+          <w:rFonts w:ascii="Times New Roman" w:hAnsi="Times New Roman" w:cs="Times New Roman"/>
+        </w:rPr>
+        <w:t xml:space="preserve"> 192.168.20.7 195.1.1.12</w:t>
       </w:r>
     </w:p>
     <w:p>
@@ -12552,11 +17637,75 @@
           <w:rFonts w:ascii="Times New Roman" w:hAnsi="Times New Roman" w:cs="Times New Roman"/>
         </w:rPr>
       </w:pPr>
-      <w:r>
-        <w:rPr>
-          <w:rFonts w:ascii="Times New Roman" w:hAnsi="Times New Roman" w:cs="Times New Roman"/>
-        </w:rPr>
-        <w:t>ip nat inside source static 192.168.20.9 195.1.1.14</w:t>
+      <w:proofErr w:type="spellStart"/>
+      <w:r>
+        <w:rPr>
+          <w:rFonts w:ascii="Times New Roman" w:hAnsi="Times New Roman" w:cs="Times New Roman"/>
+        </w:rPr>
+        <w:t>ip</w:t>
+      </w:r>
+      <w:proofErr w:type="spellEnd"/>
+      <w:r>
+        <w:rPr>
+          <w:rFonts w:ascii="Times New Roman" w:hAnsi="Times New Roman" w:cs="Times New Roman"/>
+        </w:rPr>
+        <w:t xml:space="preserve"> </w:t>
+      </w:r>
+      <w:proofErr w:type="spellStart"/>
+      <w:r>
+        <w:rPr>
+          <w:rFonts w:ascii="Times New Roman" w:hAnsi="Times New Roman" w:cs="Times New Roman"/>
+        </w:rPr>
+        <w:t>nat</w:t>
+      </w:r>
+      <w:proofErr w:type="spellEnd"/>
+      <w:r>
+        <w:rPr>
+          <w:rFonts w:ascii="Times New Roman" w:hAnsi="Times New Roman" w:cs="Times New Roman"/>
+        </w:rPr>
+        <w:t xml:space="preserve"> </w:t>
+      </w:r>
+      <w:proofErr w:type="spellStart"/>
+      <w:r>
+        <w:rPr>
+          <w:rFonts w:ascii="Times New Roman" w:hAnsi="Times New Roman" w:cs="Times New Roman"/>
+        </w:rPr>
+        <w:t>inside</w:t>
+      </w:r>
+      <w:proofErr w:type="spellEnd"/>
+      <w:r>
+        <w:rPr>
+          <w:rFonts w:ascii="Times New Roman" w:hAnsi="Times New Roman" w:cs="Times New Roman"/>
+        </w:rPr>
+        <w:t xml:space="preserve"> </w:t>
+      </w:r>
+      <w:proofErr w:type="spellStart"/>
+      <w:r>
+        <w:rPr>
+          <w:rFonts w:ascii="Times New Roman" w:hAnsi="Times New Roman" w:cs="Times New Roman"/>
+        </w:rPr>
+        <w:t>source</w:t>
+      </w:r>
+      <w:proofErr w:type="spellEnd"/>
+      <w:r>
+        <w:rPr>
+          <w:rFonts w:ascii="Times New Roman" w:hAnsi="Times New Roman" w:cs="Times New Roman"/>
+        </w:rPr>
+        <w:t xml:space="preserve"> </w:t>
+      </w:r>
+      <w:proofErr w:type="spellStart"/>
+      <w:r>
+        <w:rPr>
+          <w:rFonts w:ascii="Times New Roman" w:hAnsi="Times New Roman" w:cs="Times New Roman"/>
+        </w:rPr>
+        <w:t>static</w:t>
+      </w:r>
+      <w:proofErr w:type="spellEnd"/>
+      <w:r>
+        <w:rPr>
+          <w:rFonts w:ascii="Times New Roman" w:hAnsi="Times New Roman" w:cs="Times New Roman"/>
+        </w:rPr>
+        <w:t xml:space="preserve"> 192.168.20.9 195.1.1.14</w:t>
       </w:r>
     </w:p>
     <w:p>
@@ -12577,25 +17726,73 @@
         </w:rPr>
         <w:t xml:space="preserve">, az ISP felől érkező forgalom mindig ugyanahhoz a belső szerverhez jut el. Ez azt eredményezi, hogy a szolgáltatások – </w:t>
       </w:r>
-      <w:r>
-        <w:rPr>
-          <w:rFonts w:ascii="Times New Roman" w:hAnsi="Times New Roman" w:cs="Times New Roman"/>
-          <w:b/>
-          <w:bCs/>
-        </w:rPr>
-        <w:t>web,DNS,FTP</w:t>
-      </w:r>
+      <w:proofErr w:type="spellStart"/>
+      <w:proofErr w:type="gramStart"/>
+      <w:r>
+        <w:rPr>
+          <w:rFonts w:ascii="Times New Roman" w:hAnsi="Times New Roman" w:cs="Times New Roman"/>
+          <w:b/>
+          <w:bCs/>
+        </w:rPr>
+        <w:t>web,DNS</w:t>
+      </w:r>
+      <w:proofErr w:type="gramEnd"/>
+      <w:r>
+        <w:rPr>
+          <w:rFonts w:ascii="Times New Roman" w:hAnsi="Times New Roman" w:cs="Times New Roman"/>
+          <w:b/>
+          <w:bCs/>
+        </w:rPr>
+        <w:t>,FTP</w:t>
+      </w:r>
+      <w:proofErr w:type="spellEnd"/>
       <w:r>
         <w:rPr>
           <w:rFonts w:ascii="Times New Roman" w:hAnsi="Times New Roman" w:cs="Times New Roman"/>
         </w:rPr>
         <w:t xml:space="preserve"> stabilan elérhetőek. </w:t>
       </w:r>
-      <w:r>
-        <w:rPr>
-          <w:rFonts w:ascii="Times New Roman" w:hAnsi="Times New Roman" w:cs="Times New Roman"/>
-        </w:rPr>
-        <w:t xml:space="preserve">Publickus IP-k nem változnak, a szerverek kívülről is pingelhetők, tesztelhetők, monitorozhatóak. </w:t>
+      <w:proofErr w:type="spellStart"/>
+      <w:r>
+        <w:rPr>
+          <w:rFonts w:ascii="Times New Roman" w:hAnsi="Times New Roman" w:cs="Times New Roman"/>
+        </w:rPr>
+        <w:t>Publickus</w:t>
+      </w:r>
+      <w:proofErr w:type="spellEnd"/>
+      <w:r>
+        <w:rPr>
+          <w:rFonts w:ascii="Times New Roman" w:hAnsi="Times New Roman" w:cs="Times New Roman"/>
+        </w:rPr>
+        <w:t xml:space="preserve"> IP-k nem változnak, a szerverek kívülről is </w:t>
+      </w:r>
+      <w:proofErr w:type="spellStart"/>
+      <w:r>
+        <w:rPr>
+          <w:rFonts w:ascii="Times New Roman" w:hAnsi="Times New Roman" w:cs="Times New Roman"/>
+        </w:rPr>
+        <w:t>pingelhetők</w:t>
+      </w:r>
+      <w:proofErr w:type="spellEnd"/>
+      <w:r>
+        <w:rPr>
+          <w:rFonts w:ascii="Times New Roman" w:hAnsi="Times New Roman" w:cs="Times New Roman"/>
+        </w:rPr>
+        <w:t xml:space="preserve">, tesztelhetők, </w:t>
+      </w:r>
+      <w:proofErr w:type="spellStart"/>
+      <w:r>
+        <w:rPr>
+          <w:rFonts w:ascii="Times New Roman" w:hAnsi="Times New Roman" w:cs="Times New Roman"/>
+        </w:rPr>
+        <w:t>monitorozhatóak</w:t>
+      </w:r>
+      <w:proofErr w:type="spellEnd"/>
+      <w:r>
+        <w:rPr>
+          <w:rFonts w:ascii="Times New Roman" w:hAnsi="Times New Roman" w:cs="Times New Roman"/>
+        </w:rPr>
+        <w:t xml:space="preserve">. </w:t>
       </w:r>
       <w:r>
         <w:rPr>
@@ -12626,7 +17823,21 @@
         <w:rPr>
           <w:rFonts w:ascii="Times New Roman" w:hAnsi="Times New Roman" w:cs="Times New Roman"/>
         </w:rPr>
-        <w:t>PAT (overload) – miért kellett a klienseknek?</w:t>
+        <w:t>PAT (</w:t>
+      </w:r>
+      <w:proofErr w:type="spellStart"/>
+      <w:r>
+        <w:rPr>
+          <w:rFonts w:ascii="Times New Roman" w:hAnsi="Times New Roman" w:cs="Times New Roman"/>
+        </w:rPr>
+        <w:t>overload</w:t>
+      </w:r>
+      <w:proofErr w:type="spellEnd"/>
+      <w:r>
+        <w:rPr>
+          <w:rFonts w:ascii="Times New Roman" w:hAnsi="Times New Roman" w:cs="Times New Roman"/>
+        </w:rPr>
+        <w:t>) – miért kellett a klienseknek?</w:t>
       </w:r>
     </w:p>
     <w:p>
@@ -12683,24 +17894,124 @@
           <w:rFonts w:ascii="Times New Roman" w:hAnsi="Times New Roman" w:cs="Times New Roman"/>
         </w:rPr>
       </w:pPr>
-      <w:r>
-        <w:rPr>
-          <w:rFonts w:ascii="Times New Roman" w:hAnsi="Times New Roman" w:cs="Times New Roman"/>
-        </w:rPr>
-        <w:t>ip nat inside source list 1 interface GigabitEthernet0/0/0 overload</w:t>
-      </w:r>
-    </w:p>
-    <w:p>
-      <w:pPr>
-        <w:rPr>
-          <w:rFonts w:ascii="Times New Roman" w:hAnsi="Times New Roman" w:cs="Times New Roman"/>
-        </w:rPr>
-      </w:pPr>
-      <w:r>
-        <w:rPr>
-          <w:rFonts w:ascii="Times New Roman" w:hAnsi="Times New Roman" w:cs="Times New Roman"/>
-        </w:rPr>
-        <w:t>Az ACL 1 felsorolja, mely belső IP-k NAT-olódhatnak kifelé:</w:t>
+      <w:proofErr w:type="spellStart"/>
+      <w:r>
+        <w:rPr>
+          <w:rFonts w:ascii="Times New Roman" w:hAnsi="Times New Roman" w:cs="Times New Roman"/>
+        </w:rPr>
+        <w:t>ip</w:t>
+      </w:r>
+      <w:proofErr w:type="spellEnd"/>
+      <w:r>
+        <w:rPr>
+          <w:rFonts w:ascii="Times New Roman" w:hAnsi="Times New Roman" w:cs="Times New Roman"/>
+        </w:rPr>
+        <w:t xml:space="preserve"> </w:t>
+      </w:r>
+      <w:proofErr w:type="spellStart"/>
+      <w:r>
+        <w:rPr>
+          <w:rFonts w:ascii="Times New Roman" w:hAnsi="Times New Roman" w:cs="Times New Roman"/>
+        </w:rPr>
+        <w:t>nat</w:t>
+      </w:r>
+      <w:proofErr w:type="spellEnd"/>
+      <w:r>
+        <w:rPr>
+          <w:rFonts w:ascii="Times New Roman" w:hAnsi="Times New Roman" w:cs="Times New Roman"/>
+        </w:rPr>
+        <w:t xml:space="preserve"> </w:t>
+      </w:r>
+      <w:proofErr w:type="spellStart"/>
+      <w:r>
+        <w:rPr>
+          <w:rFonts w:ascii="Times New Roman" w:hAnsi="Times New Roman" w:cs="Times New Roman"/>
+        </w:rPr>
+        <w:t>inside</w:t>
+      </w:r>
+      <w:proofErr w:type="spellEnd"/>
+      <w:r>
+        <w:rPr>
+          <w:rFonts w:ascii="Times New Roman" w:hAnsi="Times New Roman" w:cs="Times New Roman"/>
+        </w:rPr>
+        <w:t xml:space="preserve"> </w:t>
+      </w:r>
+      <w:proofErr w:type="spellStart"/>
+      <w:r>
+        <w:rPr>
+          <w:rFonts w:ascii="Times New Roman" w:hAnsi="Times New Roman" w:cs="Times New Roman"/>
+        </w:rPr>
+        <w:t>source</w:t>
+      </w:r>
+      <w:proofErr w:type="spellEnd"/>
+      <w:r>
+        <w:rPr>
+          <w:rFonts w:ascii="Times New Roman" w:hAnsi="Times New Roman" w:cs="Times New Roman"/>
+        </w:rPr>
+        <w:t xml:space="preserve"> </w:t>
+      </w:r>
+      <w:proofErr w:type="spellStart"/>
+      <w:r>
+        <w:rPr>
+          <w:rFonts w:ascii="Times New Roman" w:hAnsi="Times New Roman" w:cs="Times New Roman"/>
+        </w:rPr>
+        <w:t>list</w:t>
+      </w:r>
+      <w:proofErr w:type="spellEnd"/>
+      <w:r>
+        <w:rPr>
+          <w:rFonts w:ascii="Times New Roman" w:hAnsi="Times New Roman" w:cs="Times New Roman"/>
+        </w:rPr>
+        <w:t xml:space="preserve"> 1 </w:t>
+      </w:r>
+      <w:proofErr w:type="spellStart"/>
+      <w:r>
+        <w:rPr>
+          <w:rFonts w:ascii="Times New Roman" w:hAnsi="Times New Roman" w:cs="Times New Roman"/>
+        </w:rPr>
+        <w:t>interface</w:t>
+      </w:r>
+      <w:proofErr w:type="spellEnd"/>
+      <w:r>
+        <w:rPr>
+          <w:rFonts w:ascii="Times New Roman" w:hAnsi="Times New Roman" w:cs="Times New Roman"/>
+        </w:rPr>
+        <w:t xml:space="preserve"> GigabitEthernet0/0/0 </w:t>
+      </w:r>
+      <w:proofErr w:type="spellStart"/>
+      <w:r>
+        <w:rPr>
+          <w:rFonts w:ascii="Times New Roman" w:hAnsi="Times New Roman" w:cs="Times New Roman"/>
+        </w:rPr>
+        <w:t>overload</w:t>
+      </w:r>
+      <w:proofErr w:type="spellEnd"/>
+    </w:p>
+    <w:p>
+      <w:pPr>
+        <w:rPr>
+          <w:rFonts w:ascii="Times New Roman" w:hAnsi="Times New Roman" w:cs="Times New Roman"/>
+        </w:rPr>
+      </w:pPr>
+      <w:r>
+        <w:rPr>
+          <w:rFonts w:ascii="Times New Roman" w:hAnsi="Times New Roman" w:cs="Times New Roman"/>
+        </w:rPr>
+        <w:t>Az ACL 1 felsorolja, mely belső IP-k NAT-</w:t>
+      </w:r>
+      <w:proofErr w:type="spellStart"/>
+      <w:r>
+        <w:rPr>
+          <w:rFonts w:ascii="Times New Roman" w:hAnsi="Times New Roman" w:cs="Times New Roman"/>
+        </w:rPr>
+        <w:t>olódhatnak</w:t>
+      </w:r>
+      <w:proofErr w:type="spellEnd"/>
+      <w:r>
+        <w:rPr>
+          <w:rFonts w:ascii="Times New Roman" w:hAnsi="Times New Roman" w:cs="Times New Roman"/>
+        </w:rPr>
+        <w:t xml:space="preserve"> kifelé:</w:t>
       </w:r>
     </w:p>
     <w:p>
@@ -12714,11 +18025,33 @@
           <w:rFonts w:ascii="Times New Roman" w:hAnsi="Times New Roman" w:cs="Times New Roman"/>
         </w:rPr>
       </w:pPr>
-      <w:r>
-        <w:rPr>
-          <w:rFonts w:ascii="Times New Roman" w:hAnsi="Times New Roman" w:cs="Times New Roman"/>
-        </w:rPr>
-        <w:t>access-list 1 permit host 192.168.20.13</w:t>
+      <w:proofErr w:type="spellStart"/>
+      <w:r>
+        <w:rPr>
+          <w:rFonts w:ascii="Times New Roman" w:hAnsi="Times New Roman" w:cs="Times New Roman"/>
+        </w:rPr>
+        <w:t>access-list</w:t>
+      </w:r>
+      <w:proofErr w:type="spellEnd"/>
+      <w:r>
+        <w:rPr>
+          <w:rFonts w:ascii="Times New Roman" w:hAnsi="Times New Roman" w:cs="Times New Roman"/>
+        </w:rPr>
+        <w:t xml:space="preserve"> 1 permit </w:t>
+      </w:r>
+      <w:proofErr w:type="spellStart"/>
+      <w:r>
+        <w:rPr>
+          <w:rFonts w:ascii="Times New Roman" w:hAnsi="Times New Roman" w:cs="Times New Roman"/>
+        </w:rPr>
+        <w:t>host</w:t>
+      </w:r>
+      <w:proofErr w:type="spellEnd"/>
+      <w:r>
+        <w:rPr>
+          <w:rFonts w:ascii="Times New Roman" w:hAnsi="Times New Roman" w:cs="Times New Roman"/>
+        </w:rPr>
+        <w:t xml:space="preserve"> 192.168.20.13</w:t>
       </w:r>
     </w:p>
     <w:p>
@@ -12732,11 +18065,33 @@
           <w:rFonts w:ascii="Times New Roman" w:hAnsi="Times New Roman" w:cs="Times New Roman"/>
         </w:rPr>
       </w:pPr>
-      <w:r>
-        <w:rPr>
-          <w:rFonts w:ascii="Times New Roman" w:hAnsi="Times New Roman" w:cs="Times New Roman"/>
-        </w:rPr>
-        <w:t>access-list 1 permit host 192.168.20.15</w:t>
+      <w:proofErr w:type="spellStart"/>
+      <w:r>
+        <w:rPr>
+          <w:rFonts w:ascii="Times New Roman" w:hAnsi="Times New Roman" w:cs="Times New Roman"/>
+        </w:rPr>
+        <w:t>access-list</w:t>
+      </w:r>
+      <w:proofErr w:type="spellEnd"/>
+      <w:r>
+        <w:rPr>
+          <w:rFonts w:ascii="Times New Roman" w:hAnsi="Times New Roman" w:cs="Times New Roman"/>
+        </w:rPr>
+        <w:t xml:space="preserve"> 1 permit </w:t>
+      </w:r>
+      <w:proofErr w:type="spellStart"/>
+      <w:r>
+        <w:rPr>
+          <w:rFonts w:ascii="Times New Roman" w:hAnsi="Times New Roman" w:cs="Times New Roman"/>
+        </w:rPr>
+        <w:t>host</w:t>
+      </w:r>
+      <w:proofErr w:type="spellEnd"/>
+      <w:r>
+        <w:rPr>
+          <w:rFonts w:ascii="Times New Roman" w:hAnsi="Times New Roman" w:cs="Times New Roman"/>
+        </w:rPr>
+        <w:t xml:space="preserve"> 192.168.20.15</w:t>
       </w:r>
     </w:p>
     <w:p>
@@ -12750,11 +18105,33 @@
           <w:rFonts w:ascii="Times New Roman" w:hAnsi="Times New Roman" w:cs="Times New Roman"/>
         </w:rPr>
       </w:pPr>
-      <w:r>
-        <w:rPr>
-          <w:rFonts w:ascii="Times New Roman" w:hAnsi="Times New Roman" w:cs="Times New Roman"/>
-        </w:rPr>
-        <w:t>access-list 1 permit host 192.168.20.</w:t>
+      <w:proofErr w:type="spellStart"/>
+      <w:r>
+        <w:rPr>
+          <w:rFonts w:ascii="Times New Roman" w:hAnsi="Times New Roman" w:cs="Times New Roman"/>
+        </w:rPr>
+        <w:t>access-list</w:t>
+      </w:r>
+      <w:proofErr w:type="spellEnd"/>
+      <w:r>
+        <w:rPr>
+          <w:rFonts w:ascii="Times New Roman" w:hAnsi="Times New Roman" w:cs="Times New Roman"/>
+        </w:rPr>
+        <w:t xml:space="preserve"> 1 permit </w:t>
+      </w:r>
+      <w:proofErr w:type="spellStart"/>
+      <w:r>
+        <w:rPr>
+          <w:rFonts w:ascii="Times New Roman" w:hAnsi="Times New Roman" w:cs="Times New Roman"/>
+        </w:rPr>
+        <w:t>host</w:t>
+      </w:r>
+      <w:proofErr w:type="spellEnd"/>
+      <w:r>
+        <w:rPr>
+          <w:rFonts w:ascii="Times New Roman" w:hAnsi="Times New Roman" w:cs="Times New Roman"/>
+        </w:rPr>
+        <w:t xml:space="preserve"> 192.168.20.</w:t>
       </w:r>
       <w:r>
         <w:rPr>
@@ -12774,11 +18151,33 @@
           <w:rFonts w:ascii="Times New Roman" w:hAnsi="Times New Roman" w:cs="Times New Roman"/>
         </w:rPr>
       </w:pPr>
-      <w:r>
-        <w:rPr>
-          <w:rFonts w:ascii="Times New Roman" w:hAnsi="Times New Roman" w:cs="Times New Roman"/>
-        </w:rPr>
-        <w:t>access-list 1 permit host 192.168.20.</w:t>
+      <w:proofErr w:type="spellStart"/>
+      <w:r>
+        <w:rPr>
+          <w:rFonts w:ascii="Times New Roman" w:hAnsi="Times New Roman" w:cs="Times New Roman"/>
+        </w:rPr>
+        <w:t>access-list</w:t>
+      </w:r>
+      <w:proofErr w:type="spellEnd"/>
+      <w:r>
+        <w:rPr>
+          <w:rFonts w:ascii="Times New Roman" w:hAnsi="Times New Roman" w:cs="Times New Roman"/>
+        </w:rPr>
+        <w:t xml:space="preserve"> 1 permit </w:t>
+      </w:r>
+      <w:proofErr w:type="spellStart"/>
+      <w:r>
+        <w:rPr>
+          <w:rFonts w:ascii="Times New Roman" w:hAnsi="Times New Roman" w:cs="Times New Roman"/>
+        </w:rPr>
+        <w:t>host</w:t>
+      </w:r>
+      <w:proofErr w:type="spellEnd"/>
+      <w:r>
+        <w:rPr>
+          <w:rFonts w:ascii="Times New Roman" w:hAnsi="Times New Roman" w:cs="Times New Roman"/>
+        </w:rPr>
+        <w:t xml:space="preserve"> 192.168.20.</w:t>
       </w:r>
       <w:r>
         <w:rPr>
@@ -12798,11 +18197,33 @@
           <w:rFonts w:ascii="Times New Roman" w:hAnsi="Times New Roman" w:cs="Times New Roman"/>
         </w:rPr>
       </w:pPr>
-      <w:r>
-        <w:rPr>
-          <w:rFonts w:ascii="Times New Roman" w:hAnsi="Times New Roman" w:cs="Times New Roman"/>
-        </w:rPr>
-        <w:t>access-list 1 permit host 192.168.20.</w:t>
+      <w:proofErr w:type="spellStart"/>
+      <w:r>
+        <w:rPr>
+          <w:rFonts w:ascii="Times New Roman" w:hAnsi="Times New Roman" w:cs="Times New Roman"/>
+        </w:rPr>
+        <w:t>access-list</w:t>
+      </w:r>
+      <w:proofErr w:type="spellEnd"/>
+      <w:r>
+        <w:rPr>
+          <w:rFonts w:ascii="Times New Roman" w:hAnsi="Times New Roman" w:cs="Times New Roman"/>
+        </w:rPr>
+        <w:t xml:space="preserve"> 1 permit </w:t>
+      </w:r>
+      <w:proofErr w:type="spellStart"/>
+      <w:r>
+        <w:rPr>
+          <w:rFonts w:ascii="Times New Roman" w:hAnsi="Times New Roman" w:cs="Times New Roman"/>
+        </w:rPr>
+        <w:t>host</w:t>
+      </w:r>
+      <w:proofErr w:type="spellEnd"/>
+      <w:r>
+        <w:rPr>
+          <w:rFonts w:ascii="Times New Roman" w:hAnsi="Times New Roman" w:cs="Times New Roman"/>
+        </w:rPr>
+        <w:t xml:space="preserve"> 192.168.20.</w:t>
       </w:r>
       <w:r>
         <w:rPr>
@@ -12842,7 +18263,21 @@
         <w:rPr>
           <w:rFonts w:ascii="Times New Roman" w:hAnsi="Times New Roman" w:cs="Times New Roman"/>
         </w:rPr>
-        <w:t xml:space="preserve">publikus IP-t használnak (195.1.1.2). A router portszám </w:t>
+        <w:t xml:space="preserve">publikus IP-t használnak (195.1.1.2). A router </w:t>
+      </w:r>
+      <w:proofErr w:type="spellStart"/>
+      <w:r>
+        <w:rPr>
+          <w:rFonts w:ascii="Times New Roman" w:hAnsi="Times New Roman" w:cs="Times New Roman"/>
+        </w:rPr>
+        <w:t>portszám</w:t>
+      </w:r>
+      <w:proofErr w:type="spellEnd"/>
+      <w:r>
+        <w:rPr>
+          <w:rFonts w:ascii="Times New Roman" w:hAnsi="Times New Roman" w:cs="Times New Roman"/>
+        </w:rPr>
+        <w:t xml:space="preserve"> </w:t>
       </w:r>
       <w:r>
         <w:rPr>
@@ -12915,7 +18350,21 @@
         <w:rPr>
           <w:rFonts w:ascii="Times New Roman" w:hAnsi="Times New Roman" w:cs="Times New Roman"/>
         </w:rPr>
-        <w:t>is saját publikus IP-jüket használják, a PAT csak „biztonsági háló”, ha valamiért a statikus NAT nem lenne elég</w:t>
+        <w:t>is saját publikus IP-</w:t>
+      </w:r>
+      <w:proofErr w:type="spellStart"/>
+      <w:r>
+        <w:rPr>
+          <w:rFonts w:ascii="Times New Roman" w:hAnsi="Times New Roman" w:cs="Times New Roman"/>
+        </w:rPr>
+        <w:t>jüket</w:t>
+      </w:r>
+      <w:proofErr w:type="spellEnd"/>
+      <w:r>
+        <w:rPr>
+          <w:rFonts w:ascii="Times New Roman" w:hAnsi="Times New Roman" w:cs="Times New Roman"/>
+        </w:rPr>
+        <w:t xml:space="preserve"> használják, a PAT csak „biztonsági háló”, ha valamiért a statikus NAT nem lenne elég</w:t>
       </w:r>
       <w:r>
         <w:rPr>
@@ -12960,8 +18409,36 @@
           <w:b/>
           <w:bCs/>
         </w:rPr>
-        <w:t>Statikus default route</w:t>
-      </w:r>
+        <w:t xml:space="preserve">Statikus </w:t>
+      </w:r>
+      <w:proofErr w:type="spellStart"/>
+      <w:r>
+        <w:rPr>
+          <w:rFonts w:ascii="Times New Roman" w:hAnsi="Times New Roman" w:cs="Times New Roman"/>
+          <w:b/>
+          <w:bCs/>
+        </w:rPr>
+        <w:t>default</w:t>
+      </w:r>
+      <w:proofErr w:type="spellEnd"/>
+      <w:r>
+        <w:rPr>
+          <w:rFonts w:ascii="Times New Roman" w:hAnsi="Times New Roman" w:cs="Times New Roman"/>
+          <w:b/>
+          <w:bCs/>
+        </w:rPr>
+        <w:t xml:space="preserve"> </w:t>
+      </w:r>
+      <w:proofErr w:type="spellStart"/>
+      <w:r>
+        <w:rPr>
+          <w:rFonts w:ascii="Times New Roman" w:hAnsi="Times New Roman" w:cs="Times New Roman"/>
+          <w:b/>
+          <w:bCs/>
+        </w:rPr>
+        <w:t>route</w:t>
+      </w:r>
+      <w:proofErr w:type="spellEnd"/>
       <w:r>
         <w:rPr>
           <w:rFonts w:ascii="Times New Roman" w:hAnsi="Times New Roman" w:cs="Times New Roman"/>
@@ -13011,11 +18488,33 @@
           <w:rFonts w:ascii="Times New Roman" w:hAnsi="Times New Roman" w:cs="Times New Roman"/>
         </w:rPr>
       </w:pPr>
-      <w:r>
-        <w:rPr>
-          <w:rFonts w:ascii="Times New Roman" w:hAnsi="Times New Roman" w:cs="Times New Roman"/>
-        </w:rPr>
-        <w:t>ip route 0.0.0.0 0.0.0.0 195.1.1.1</w:t>
+      <w:proofErr w:type="spellStart"/>
+      <w:r>
+        <w:rPr>
+          <w:rFonts w:ascii="Times New Roman" w:hAnsi="Times New Roman" w:cs="Times New Roman"/>
+        </w:rPr>
+        <w:t>ip</w:t>
+      </w:r>
+      <w:proofErr w:type="spellEnd"/>
+      <w:r>
+        <w:rPr>
+          <w:rFonts w:ascii="Times New Roman" w:hAnsi="Times New Roman" w:cs="Times New Roman"/>
+        </w:rPr>
+        <w:t xml:space="preserve"> </w:t>
+      </w:r>
+      <w:proofErr w:type="spellStart"/>
+      <w:r>
+        <w:rPr>
+          <w:rFonts w:ascii="Times New Roman" w:hAnsi="Times New Roman" w:cs="Times New Roman"/>
+        </w:rPr>
+        <w:t>route</w:t>
+      </w:r>
+      <w:proofErr w:type="spellEnd"/>
+      <w:r>
+        <w:rPr>
+          <w:rFonts w:ascii="Times New Roman" w:hAnsi="Times New Roman" w:cs="Times New Roman"/>
+        </w:rPr>
+        <w:t xml:space="preserve"> 0.0.0.0 0.0.0.0 195.1.1.1</w:t>
       </w:r>
     </w:p>
     <w:p>
@@ -13034,8 +18533,16 @@
         <w:rPr>
           <w:rFonts w:ascii="Times New Roman" w:hAnsi="Times New Roman" w:cs="Times New Roman"/>
         </w:rPr>
-        <w:t>. A NAT működéséhez elengedhetetlen, hogy tudja merre kell továbbítania a kapcsolatot. Egyszerű, stabil, nem igényel dinamikus routingot</w:t>
-      </w:r>
+        <w:t xml:space="preserve">. A NAT működéséhez elengedhetetlen, hogy tudja merre kell továbbítania a kapcsolatot. Egyszerű, stabil, nem igényel dinamikus </w:t>
+      </w:r>
+      <w:proofErr w:type="spellStart"/>
+      <w:r>
+        <w:rPr>
+          <w:rFonts w:ascii="Times New Roman" w:hAnsi="Times New Roman" w:cs="Times New Roman"/>
+        </w:rPr>
+        <w:t>routingot</w:t>
+      </w:r>
+      <w:proofErr w:type="spellEnd"/>
       <w:r>
         <w:rPr>
           <w:rFonts w:ascii="Times New Roman" w:hAnsi="Times New Roman" w:cs="Times New Roman"/>
@@ -13055,8 +18562,18 @@
           <w:b/>
           <w:bCs/>
         </w:rPr>
-        <w:t>ISP router statikus route</w:t>
-      </w:r>
+        <w:t xml:space="preserve">ISP router statikus </w:t>
+      </w:r>
+      <w:proofErr w:type="spellStart"/>
+      <w:r>
+        <w:rPr>
+          <w:rFonts w:ascii="Times New Roman" w:hAnsi="Times New Roman" w:cs="Times New Roman"/>
+          <w:b/>
+          <w:bCs/>
+        </w:rPr>
+        <w:t>route</w:t>
+      </w:r>
+      <w:proofErr w:type="spellEnd"/>
       <w:r>
         <w:rPr>
           <w:rFonts w:ascii="Times New Roman" w:hAnsi="Times New Roman" w:cs="Times New Roman"/>
@@ -13114,11 +18631,33 @@
           <w:rFonts w:ascii="Times New Roman" w:hAnsi="Times New Roman" w:cs="Times New Roman"/>
         </w:rPr>
       </w:pPr>
-      <w:r>
-        <w:rPr>
-          <w:rFonts w:ascii="Times New Roman" w:hAnsi="Times New Roman" w:cs="Times New Roman"/>
-        </w:rPr>
-        <w:t>ip route 195.1.1.10 255.255.255.255 195.1.1.2</w:t>
+      <w:proofErr w:type="spellStart"/>
+      <w:r>
+        <w:rPr>
+          <w:rFonts w:ascii="Times New Roman" w:hAnsi="Times New Roman" w:cs="Times New Roman"/>
+        </w:rPr>
+        <w:t>ip</w:t>
+      </w:r>
+      <w:proofErr w:type="spellEnd"/>
+      <w:r>
+        <w:rPr>
+          <w:rFonts w:ascii="Times New Roman" w:hAnsi="Times New Roman" w:cs="Times New Roman"/>
+        </w:rPr>
+        <w:t xml:space="preserve"> </w:t>
+      </w:r>
+      <w:proofErr w:type="spellStart"/>
+      <w:r>
+        <w:rPr>
+          <w:rFonts w:ascii="Times New Roman" w:hAnsi="Times New Roman" w:cs="Times New Roman"/>
+        </w:rPr>
+        <w:t>route</w:t>
+      </w:r>
+      <w:proofErr w:type="spellEnd"/>
+      <w:r>
+        <w:rPr>
+          <w:rFonts w:ascii="Times New Roman" w:hAnsi="Times New Roman" w:cs="Times New Roman"/>
+        </w:rPr>
+        <w:t xml:space="preserve"> 195.1.1.10 255.255.255.255 195.1.1.2</w:t>
       </w:r>
     </w:p>
     <w:p>
@@ -13132,11 +18671,33 @@
           <w:rFonts w:ascii="Times New Roman" w:hAnsi="Times New Roman" w:cs="Times New Roman"/>
         </w:rPr>
       </w:pPr>
-      <w:r>
-        <w:rPr>
-          <w:rFonts w:ascii="Times New Roman" w:hAnsi="Times New Roman" w:cs="Times New Roman"/>
-        </w:rPr>
-        <w:t>ip route 195.1.1.12 255.255.255.255 195.1.1.2</w:t>
+      <w:proofErr w:type="spellStart"/>
+      <w:r>
+        <w:rPr>
+          <w:rFonts w:ascii="Times New Roman" w:hAnsi="Times New Roman" w:cs="Times New Roman"/>
+        </w:rPr>
+        <w:t>ip</w:t>
+      </w:r>
+      <w:proofErr w:type="spellEnd"/>
+      <w:r>
+        <w:rPr>
+          <w:rFonts w:ascii="Times New Roman" w:hAnsi="Times New Roman" w:cs="Times New Roman"/>
+        </w:rPr>
+        <w:t xml:space="preserve"> </w:t>
+      </w:r>
+      <w:proofErr w:type="spellStart"/>
+      <w:r>
+        <w:rPr>
+          <w:rFonts w:ascii="Times New Roman" w:hAnsi="Times New Roman" w:cs="Times New Roman"/>
+        </w:rPr>
+        <w:t>route</w:t>
+      </w:r>
+      <w:proofErr w:type="spellEnd"/>
+      <w:r>
+        <w:rPr>
+          <w:rFonts w:ascii="Times New Roman" w:hAnsi="Times New Roman" w:cs="Times New Roman"/>
+        </w:rPr>
+        <w:t xml:space="preserve"> 195.1.1.12 255.255.255.255 195.1.1.2</w:t>
       </w:r>
     </w:p>
     <w:p>
@@ -13150,11 +18711,33 @@
           <w:rFonts w:ascii="Times New Roman" w:hAnsi="Times New Roman" w:cs="Times New Roman"/>
         </w:rPr>
       </w:pPr>
-      <w:r>
-        <w:rPr>
-          <w:rFonts w:ascii="Times New Roman" w:hAnsi="Times New Roman" w:cs="Times New Roman"/>
-        </w:rPr>
-        <w:t>ip route 195.1.1.14 255.255.255.255 195.1.1.2</w:t>
+      <w:proofErr w:type="spellStart"/>
+      <w:r>
+        <w:rPr>
+          <w:rFonts w:ascii="Times New Roman" w:hAnsi="Times New Roman" w:cs="Times New Roman"/>
+        </w:rPr>
+        <w:t>ip</w:t>
+      </w:r>
+      <w:proofErr w:type="spellEnd"/>
+      <w:r>
+        <w:rPr>
+          <w:rFonts w:ascii="Times New Roman" w:hAnsi="Times New Roman" w:cs="Times New Roman"/>
+        </w:rPr>
+        <w:t xml:space="preserve"> </w:t>
+      </w:r>
+      <w:proofErr w:type="spellStart"/>
+      <w:r>
+        <w:rPr>
+          <w:rFonts w:ascii="Times New Roman" w:hAnsi="Times New Roman" w:cs="Times New Roman"/>
+        </w:rPr>
+        <w:t>route</w:t>
+      </w:r>
+      <w:proofErr w:type="spellEnd"/>
+      <w:r>
+        <w:rPr>
+          <w:rFonts w:ascii="Times New Roman" w:hAnsi="Times New Roman" w:cs="Times New Roman"/>
+        </w:rPr>
+        <w:t xml:space="preserve"> 195.1.1.14 255.255.255.255 195.1.1.2</w:t>
       </w:r>
     </w:p>
     <w:p>
@@ -13180,13 +18763,41 @@
         <w:rPr>
           <w:rFonts w:ascii="Times New Roman" w:hAnsi="Times New Roman" w:cs="Times New Roman"/>
         </w:rPr>
-        <w:t>A válaszcsomagok visszatalálnak a DEB_R-hez.</w:t>
-      </w:r>
-      <w:r>
-        <w:rPr>
-          <w:rFonts w:ascii="Times New Roman" w:hAnsi="Times New Roman" w:cs="Times New Roman"/>
-        </w:rPr>
-        <w:t xml:space="preserve"> A statikus NAT működése garantált. A szerverek kétirányú kommunikációja </w:t>
+        <w:t>A válaszcsomagok visszatalálnak a DEB_R-</w:t>
+      </w:r>
+      <w:proofErr w:type="spellStart"/>
+      <w:r>
+        <w:rPr>
+          <w:rFonts w:ascii="Times New Roman" w:hAnsi="Times New Roman" w:cs="Times New Roman"/>
+        </w:rPr>
+        <w:t>hez</w:t>
+      </w:r>
+      <w:proofErr w:type="spellEnd"/>
+      <w:r>
+        <w:rPr>
+          <w:rFonts w:ascii="Times New Roman" w:hAnsi="Times New Roman" w:cs="Times New Roman"/>
+        </w:rPr>
+        <w:t>.</w:t>
+      </w:r>
+      <w:r>
+        <w:rPr>
+          <w:rFonts w:ascii="Times New Roman" w:hAnsi="Times New Roman" w:cs="Times New Roman"/>
+        </w:rPr>
+        <w:t xml:space="preserve"> A statikus NAT működése garantált. A szerverek </w:t>
+      </w:r>
+      <w:proofErr w:type="spellStart"/>
+      <w:r>
+        <w:rPr>
+          <w:rFonts w:ascii="Times New Roman" w:hAnsi="Times New Roman" w:cs="Times New Roman"/>
+        </w:rPr>
+        <w:t>kétirányú</w:t>
+      </w:r>
+      <w:proofErr w:type="spellEnd"/>
+      <w:r>
+        <w:rPr>
+          <w:rFonts w:ascii="Times New Roman" w:hAnsi="Times New Roman" w:cs="Times New Roman"/>
+        </w:rPr>
+        <w:t xml:space="preserve"> kommunikációja </w:t>
       </w:r>
       <w:r>
         <w:rPr>
@@ -13270,7 +18881,21 @@
         <w:rPr>
           <w:rFonts w:ascii="Times New Roman" w:hAnsi="Times New Roman" w:cs="Times New Roman"/>
         </w:rPr>
-        <w:t xml:space="preserve">A PAT-os admin gépeket ugyanakkor nem lehet sehogyan elérni és NEM IS SZABAD, hiszen olyan kritikus információkhoz juthatnak hozzá rossz szándékú felhasználók, amivel kárt tehetnek a cégben. ADMIN gépek csak kifelé működnek. </w:t>
+        <w:t xml:space="preserve">A PAT-os </w:t>
+      </w:r>
+      <w:proofErr w:type="spellStart"/>
+      <w:r>
+        <w:rPr>
+          <w:rFonts w:ascii="Times New Roman" w:hAnsi="Times New Roman" w:cs="Times New Roman"/>
+        </w:rPr>
+        <w:t>admin</w:t>
+      </w:r>
+      <w:proofErr w:type="spellEnd"/>
+      <w:r>
+        <w:rPr>
+          <w:rFonts w:ascii="Times New Roman" w:hAnsi="Times New Roman" w:cs="Times New Roman"/>
+        </w:rPr>
+        <w:t xml:space="preserve"> gépeket ugyanakkor nem lehet sehogyan elérni és NEM IS SZABAD, hiszen olyan kritikus információkhoz juthatnak hozzá rossz szándékú felhasználók, amivel kárt tehetnek a cégben. ADMIN gépek csak kifelé működnek. </w:t>
       </w:r>
       <w:r>
         <w:rPr>
@@ -13302,7 +18927,49 @@
         <w:rPr>
           <w:rFonts w:ascii="Times New Roman" w:hAnsi="Times New Roman" w:cs="Times New Roman"/>
         </w:rPr>
-        <w:t>Az ISP router a szimulációban az internet határát képviseli, de a Packet Tracer környezetben kibővített szerepet kap: nemcsak a publikus IP-címeket ismeri, hanem a telephelyek privát tartományait is, hogy lehetővé tegye a NAT és routing működésének teljes körű tesztelését. Ez a megközelítés nem ellentétes a valós hálózati szabályokkal, hanem oktatási célból biztosítja a NAT és statikus útvonalak viselkedésének átlátható demonstrációját.</w:t>
+        <w:t xml:space="preserve">Az ISP router a szimulációban az internet határát képviseli, de a </w:t>
+      </w:r>
+      <w:proofErr w:type="spellStart"/>
+      <w:r>
+        <w:rPr>
+          <w:rFonts w:ascii="Times New Roman" w:hAnsi="Times New Roman" w:cs="Times New Roman"/>
+        </w:rPr>
+        <w:t>Packet</w:t>
+      </w:r>
+      <w:proofErr w:type="spellEnd"/>
+      <w:r>
+        <w:rPr>
+          <w:rFonts w:ascii="Times New Roman" w:hAnsi="Times New Roman" w:cs="Times New Roman"/>
+        </w:rPr>
+        <w:t xml:space="preserve"> </w:t>
+      </w:r>
+      <w:proofErr w:type="spellStart"/>
+      <w:r>
+        <w:rPr>
+          <w:rFonts w:ascii="Times New Roman" w:hAnsi="Times New Roman" w:cs="Times New Roman"/>
+        </w:rPr>
+        <w:t>Tracer</w:t>
+      </w:r>
+      <w:proofErr w:type="spellEnd"/>
+      <w:r>
+        <w:rPr>
+          <w:rFonts w:ascii="Times New Roman" w:hAnsi="Times New Roman" w:cs="Times New Roman"/>
+        </w:rPr>
+        <w:t xml:space="preserve"> környezetben kibővített szerepet kap: nemcsak a publikus IP-címeket ismeri, hanem a telephelyek privát tartományait is, hogy lehetővé tegye a NAT és </w:t>
+      </w:r>
+      <w:proofErr w:type="spellStart"/>
+      <w:r>
+        <w:rPr>
+          <w:rFonts w:ascii="Times New Roman" w:hAnsi="Times New Roman" w:cs="Times New Roman"/>
+        </w:rPr>
+        <w:t>routing</w:t>
+      </w:r>
+      <w:proofErr w:type="spellEnd"/>
+      <w:r>
+        <w:rPr>
+          <w:rFonts w:ascii="Times New Roman" w:hAnsi="Times New Roman" w:cs="Times New Roman"/>
+        </w:rPr>
+        <w:t xml:space="preserve"> működésének teljes körű tesztelését. Ez a megközelítés nem ellentétes a valós hálózati szabályokkal, hanem oktatási célból biztosítja a NAT és statikus útvonalak viselkedésének átlátható demonstrációját.</w:t>
       </w:r>
     </w:p>
     <w:p>
@@ -13329,7 +18996,21 @@
         <w:rPr>
           <w:rFonts w:ascii="Times New Roman" w:hAnsi="Times New Roman" w:cs="Times New Roman"/>
         </w:rPr>
-        <w:t>A debreceni szerverek statikus NAT-ot kaptak, mert ez biztosítja számukra a fix, stabil publikus IP-címet, amelyen keresztül az internet felől érkező felhasználók elérhetik a szolgáltatásokat. A statikus NAT 1:1 leképezést hoz létre a publikus és privát címek között, így a szerverek kívülről is elérhetők, és kifelé is a saját publikus IP-jüket használják. A PAT erre nem lenne alkalmas, mert csak kifelé működik, és nem támogat bejövő kapcsolatokat. A statikus NAT tehát elengedhetetlen a publikus szolgáltatások biztosításához.</w:t>
+        <w:t>A debreceni szerverek statikus NAT-ot kaptak, mert ez biztosítja számukra a fix, stabil publikus IP-címet, amelyen keresztül az internet felől érkező felhasználók elérhetik a szolgáltatásokat. A statikus NAT 1:1 leképezést hoz létre a publikus és privát címek között, így a szerverek kívülről is elérhetők, és kifelé is a saját publikus IP-</w:t>
+      </w:r>
+      <w:proofErr w:type="spellStart"/>
+      <w:r>
+        <w:rPr>
+          <w:rFonts w:ascii="Times New Roman" w:hAnsi="Times New Roman" w:cs="Times New Roman"/>
+        </w:rPr>
+        <w:t>jüket</w:t>
+      </w:r>
+      <w:proofErr w:type="spellEnd"/>
+      <w:r>
+        <w:rPr>
+          <w:rFonts w:ascii="Times New Roman" w:hAnsi="Times New Roman" w:cs="Times New Roman"/>
+        </w:rPr>
+        <w:t xml:space="preserve"> használják. A PAT erre nem lenne alkalmas, mert csak kifelé működik, és nem támogat bejövő kapcsolatokat. A statikus NAT tehát elengedhetetlen a publikus szolgáltatások biztosításához.</w:t>
       </w:r>
     </w:p>
     <w:p>
@@ -13387,14 +19068,32 @@
           <w:color w:val="171717" w:themeColor="background2" w:themeShade="1A"/>
           <w:highlight w:val="yellow"/>
         </w:rPr>
-        <w:t xml:space="preserve"> Routing,</w:t>
-      </w:r>
+        <w:t xml:space="preserve"> </w:t>
+      </w:r>
+      <w:proofErr w:type="spellStart"/>
       <w:r>
         <w:rPr>
           <w:rFonts w:ascii="Times New Roman" w:hAnsi="Times New Roman" w:cs="Times New Roman"/>
           <w:color w:val="171717" w:themeColor="background2" w:themeShade="1A"/>
           <w:highlight w:val="yellow"/>
         </w:rPr>
+        <w:t>Routing</w:t>
+      </w:r>
+      <w:proofErr w:type="spellEnd"/>
+      <w:r>
+        <w:rPr>
+          <w:rFonts w:ascii="Times New Roman" w:hAnsi="Times New Roman" w:cs="Times New Roman"/>
+          <w:color w:val="171717" w:themeColor="background2" w:themeShade="1A"/>
+          <w:highlight w:val="yellow"/>
+        </w:rPr>
+        <w:t>,</w:t>
+      </w:r>
+      <w:r>
+        <w:rPr>
+          <w:rFonts w:ascii="Times New Roman" w:hAnsi="Times New Roman" w:cs="Times New Roman"/>
+          <w:color w:val="171717" w:themeColor="background2" w:themeShade="1A"/>
+          <w:highlight w:val="yellow"/>
+        </w:rPr>
         <w:t xml:space="preserve"> NAT:</w:t>
       </w:r>
     </w:p>
@@ -13424,7 +19123,49 @@
         <w:rPr>
           <w:rFonts w:ascii="Times New Roman" w:hAnsi="Times New Roman" w:cs="Times New Roman"/>
         </w:rPr>
-        <w:t>„ip dhcp pool lan</w:t>
+        <w:t>„</w:t>
+      </w:r>
+      <w:proofErr w:type="spellStart"/>
+      <w:r>
+        <w:rPr>
+          <w:rFonts w:ascii="Times New Roman" w:hAnsi="Times New Roman" w:cs="Times New Roman"/>
+        </w:rPr>
+        <w:t>ip</w:t>
+      </w:r>
+      <w:proofErr w:type="spellEnd"/>
+      <w:r>
+        <w:rPr>
+          <w:rFonts w:ascii="Times New Roman" w:hAnsi="Times New Roman" w:cs="Times New Roman"/>
+        </w:rPr>
+        <w:t xml:space="preserve"> </w:t>
+      </w:r>
+      <w:proofErr w:type="spellStart"/>
+      <w:r>
+        <w:rPr>
+          <w:rFonts w:ascii="Times New Roman" w:hAnsi="Times New Roman" w:cs="Times New Roman"/>
+        </w:rPr>
+        <w:t>dhcp</w:t>
+      </w:r>
+      <w:proofErr w:type="spellEnd"/>
+      <w:r>
+        <w:rPr>
+          <w:rFonts w:ascii="Times New Roman" w:hAnsi="Times New Roman" w:cs="Times New Roman"/>
+        </w:rPr>
+        <w:t xml:space="preserve"> </w:t>
+      </w:r>
+      <w:proofErr w:type="spellStart"/>
+      <w:r>
+        <w:rPr>
+          <w:rFonts w:ascii="Times New Roman" w:hAnsi="Times New Roman" w:cs="Times New Roman"/>
+        </w:rPr>
+        <w:t>pool</w:t>
+      </w:r>
+      <w:proofErr w:type="spellEnd"/>
+      <w:r>
+        <w:rPr>
+          <w:rFonts w:ascii="Times New Roman" w:hAnsi="Times New Roman" w:cs="Times New Roman"/>
+        </w:rPr>
+        <w:t xml:space="preserve"> lan</w:t>
       </w:r>
       <w:r>
         <w:rPr>
@@ -13460,7 +19201,21 @@
         <w:rPr>
           <w:rFonts w:ascii="Times New Roman" w:hAnsi="Times New Roman" w:cs="Times New Roman"/>
         </w:rPr>
-        <w:t xml:space="preserve">telephelyen belüli hálózatokat. </w:t>
+        <w:t xml:space="preserve">telephelyen belüli </w:t>
+      </w:r>
+      <w:proofErr w:type="spellStart"/>
+      <w:r>
+        <w:rPr>
+          <w:rFonts w:ascii="Times New Roman" w:hAnsi="Times New Roman" w:cs="Times New Roman"/>
+        </w:rPr>
+        <w:t>hálózatokat</w:t>
+      </w:r>
+      <w:proofErr w:type="spellEnd"/>
+      <w:r>
+        <w:rPr>
+          <w:rFonts w:ascii="Times New Roman" w:hAnsi="Times New Roman" w:cs="Times New Roman"/>
+        </w:rPr>
+        <w:t xml:space="preserve">. </w:t>
       </w:r>
       <w:r>
         <w:rPr>
@@ -13540,17 +19295,58 @@
       <w:r>
         <w:t xml:space="preserve">-hoz használt </w:t>
       </w:r>
+      <w:proofErr w:type="gramStart"/>
       <w:r>
         <w:t>ACL</w:t>
       </w:r>
       <w:r>
-        <w:t xml:space="preserve">-ek amiket használtunk a következőek: </w:t>
-      </w:r>
+        <w:t>-ek</w:t>
+      </w:r>
+      <w:proofErr w:type="gramEnd"/>
+      <w:r>
+        <w:t xml:space="preserve"> amiket használtunk a következőek: </w:t>
+      </w:r>
+      <w:proofErr w:type="spellStart"/>
       <w:r>
         <w:rPr>
           <w:highlight w:val="cyan"/>
         </w:rPr>
-        <w:t>access-list 1 permit 192.168.30.0 0.0.0.255, access-list 1 permit 192.168.32.0 0.0.0.255, access-list 1 permit 192.168.35.0 0.0.0.255</w:t>
+        <w:t>access-list</w:t>
+      </w:r>
+      <w:proofErr w:type="spellEnd"/>
+      <w:r>
+        <w:rPr>
+          <w:highlight w:val="cyan"/>
+        </w:rPr>
+        <w:t xml:space="preserve"> 1 permit 192.168.30.0 0.0.0.255, </w:t>
+      </w:r>
+      <w:proofErr w:type="spellStart"/>
+      <w:r>
+        <w:rPr>
+          <w:highlight w:val="cyan"/>
+        </w:rPr>
+        <w:t>access-list</w:t>
+      </w:r>
+      <w:proofErr w:type="spellEnd"/>
+      <w:r>
+        <w:rPr>
+          <w:highlight w:val="cyan"/>
+        </w:rPr>
+        <w:t xml:space="preserve"> 1 permit 192.168.32.0 0.0.0.255, </w:t>
+      </w:r>
+      <w:proofErr w:type="spellStart"/>
+      <w:r>
+        <w:rPr>
+          <w:highlight w:val="cyan"/>
+        </w:rPr>
+        <w:t>access-list</w:t>
+      </w:r>
+      <w:proofErr w:type="spellEnd"/>
+      <w:r>
+        <w:rPr>
+          <w:highlight w:val="cyan"/>
+        </w:rPr>
+        <w:t xml:space="preserve"> 1 permit 192.168.35.0 0.0.0.255</w:t>
       </w:r>
       <w:r>
         <w:t>. Ezek a</w:t>
@@ -13562,7 +19358,15 @@
         <w:t xml:space="preserve">a </w:t>
       </w:r>
       <w:r>
-        <w:t xml:space="preserve">Szegeden lévő hálózatokat, hogy kimehessenek az internek fele. </w:t>
+        <w:t xml:space="preserve">Szegeden lévő </w:t>
+      </w:r>
+      <w:proofErr w:type="spellStart"/>
+      <w:r>
+        <w:t>hálózatokat</w:t>
+      </w:r>
+      <w:proofErr w:type="spellEnd"/>
+      <w:r>
+        <w:t xml:space="preserve">, hogy kimehessenek az internek fele. </w:t>
       </w:r>
       <w:r>
         <w:t xml:space="preserve">A forgalomirányítás </w:t>
@@ -13570,9 +19374,11 @@
       <w:r>
         <w:t xml:space="preserve">itt egy egyszerű alapértelmezett </w:t>
       </w:r>
+      <w:proofErr w:type="spellStart"/>
       <w:r>
         <w:t>routing</w:t>
       </w:r>
+      <w:proofErr w:type="spellEnd"/>
       <w:r>
         <w:t xml:space="preserve">. </w:t>
       </w:r>

--- a/vizsgaremek_bemutatkozás_ig.docx
+++ b/vizsgaremek_bemutatkozás_ig.docx
@@ -702,14 +702,6 @@
         </w:rPr>
         <w:t>Köszönöm megtisztelő figyelmüket!</w:t>
       </w:r>
-    </w:p>
-    <w:p>
-      <w:pPr>
-        <w:jc w:val="both"/>
-        <w:rPr>
-          <w:rFonts w:ascii="Times New Roman" w:hAnsi="Times New Roman" w:cs="Times New Roman"/>
-        </w:rPr>
-      </w:pPr>
     </w:p>
     <w:p>
       <w:pPr>
@@ -1042,22 +1034,28 @@
         <w:rPr>
           <w:rFonts w:ascii="Times New Roman" w:hAnsi="Times New Roman" w:cs="Times New Roman"/>
         </w:rPr>
+        <w:t xml:space="preserve">Itt a dolgozóknak és vezetőségnek/titkárságnak van fenntartva két külön irodai helység, amik között már arányaiban jelentős távolság van, ezért két Routert helyeztünk el és számos </w:t>
+      </w:r>
+      <w:proofErr w:type="spellStart"/>
+      <w:r>
+        <w:rPr>
+          <w:rFonts w:ascii="Times New Roman" w:hAnsi="Times New Roman" w:cs="Times New Roman"/>
+        </w:rPr>
+        <w:t>Switchet</w:t>
+      </w:r>
+      <w:proofErr w:type="spellEnd"/>
+      <w:r>
+        <w:rPr>
+          <w:rFonts w:ascii="Times New Roman" w:hAnsi="Times New Roman" w:cs="Times New Roman"/>
+        </w:rPr>
+        <w:t xml:space="preserve"> </w:t>
+      </w:r>
+      <w:r>
+        <w:rPr>
+          <w:rFonts w:ascii="Times New Roman" w:hAnsi="Times New Roman" w:cs="Times New Roman"/>
+        </w:rPr>
         <w:lastRenderedPageBreak/>
-        <w:t xml:space="preserve">Itt a dolgozóknak és vezetőségnek/titkárságnak van fenntartva két külön irodai helység, amik között már arányaiban jelentős távolság van, ezért két Routert helyeztünk el és számos </w:t>
-      </w:r>
-      <w:proofErr w:type="spellStart"/>
-      <w:r>
-        <w:rPr>
-          <w:rFonts w:ascii="Times New Roman" w:hAnsi="Times New Roman" w:cs="Times New Roman"/>
-        </w:rPr>
-        <w:t>Switchet</w:t>
-      </w:r>
-      <w:proofErr w:type="spellEnd"/>
-      <w:r>
-        <w:rPr>
-          <w:rFonts w:ascii="Times New Roman" w:hAnsi="Times New Roman" w:cs="Times New Roman"/>
-        </w:rPr>
-        <w:t xml:space="preserve"> ezzel biztosítva az adatforgalom elosztását, sávszéleség biztosítását. Ugyanazon eszközök között UTP </w:t>
+        <w:t xml:space="preserve">ezzel biztosítva az adatforgalom elosztását, sávszéleség biztosítását. Ugyanazon eszközök között UTP </w:t>
       </w:r>
       <w:proofErr w:type="spellStart"/>
       <w:r>
@@ -1668,6 +1666,17 @@
         </w:rPr>
         <w:t xml:space="preserve"> </w:t>
       </w:r>
+    </w:p>
+    <w:p>
+      <w:pPr>
+        <w:jc w:val="both"/>
+        <w:rPr>
+          <w:rFonts w:ascii="Times New Roman" w:hAnsi="Times New Roman" w:cs="Times New Roman"/>
+          <w:color w:val="A02B93" w:themeColor="accent5"/>
+          <w:sz w:val="28"/>
+          <w:szCs w:val="28"/>
+        </w:rPr>
+      </w:pPr>
     </w:p>
     <w:p>
       <w:pPr>

--- a/vizsgaremek_bemutatkozás_ig.docx
+++ b/vizsgaremek_bemutatkozás_ig.docx
@@ -7332,23 +7332,7 @@
           <w:rFonts w:ascii="Times New Roman" w:hAnsi="Times New Roman" w:cs="Times New Roman"/>
           <w:color w:val="000000" w:themeColor="text1"/>
         </w:rPr>
-        <w:t xml:space="preserve">és </w:t>
-      </w:r>
-      <w:proofErr w:type="gramStart"/>
-      <w:r>
-        <w:rPr>
-          <w:rFonts w:ascii="Times New Roman" w:hAnsi="Times New Roman" w:cs="Times New Roman"/>
-          <w:color w:val="000000" w:themeColor="text1"/>
-        </w:rPr>
-        <w:t>benyomtam</w:t>
-      </w:r>
-      <w:proofErr w:type="gramEnd"/>
-      <w:r>
-        <w:rPr>
-          <w:rFonts w:ascii="Times New Roman" w:hAnsi="Times New Roman" w:cs="Times New Roman"/>
-          <w:color w:val="000000" w:themeColor="text1"/>
-        </w:rPr>
-        <w:t xml:space="preserve"> hogy csak az SSH kapcsolatok legyenek engedélyezettek</w:t>
+        <w:t>és benyomtam hogy csak az SSH kapcsolatok legyenek engedélyezettek</w:t>
       </w:r>
       <w:r>
         <w:rPr>
@@ -9638,7 +9622,6 @@
         <w:t xml:space="preserve">Észleli és reagál arra, ha egy ismeretlen eszköz próbál csatlakozni (pl. letiltja a </w:t>
       </w:r>
       <w:proofErr w:type="spellStart"/>
-      <w:proofErr w:type="gramStart"/>
       <w:r>
         <w:rPr>
           <w:rFonts w:ascii="Times New Roman" w:hAnsi="Times New Roman" w:cs="Times New Roman"/>
@@ -9647,7 +9630,6 @@
         <w:t>portot</w:t>
       </w:r>
       <w:proofErr w:type="spellEnd"/>
-      <w:proofErr w:type="gramEnd"/>
       <w:r>
         <w:rPr>
           <w:rFonts w:ascii="Times New Roman" w:hAnsi="Times New Roman" w:cs="Times New Roman"/>
@@ -10808,357 +10790,303 @@
           <w:color w:val="C00000"/>
         </w:rPr>
       </w:pPr>
+    </w:p>
+    <w:p>
+      <w:pPr>
+        <w:spacing w:after="0" w:line="240" w:lineRule="auto"/>
+        <w:jc w:val="both"/>
+        <w:rPr>
+          <w:rFonts w:ascii="Times New Roman" w:hAnsi="Times New Roman" w:cs="Times New Roman"/>
+          <w:color w:val="C00000"/>
+        </w:rPr>
+      </w:pPr>
+    </w:p>
+    <w:p>
+      <w:pPr>
+        <w:spacing w:after="0" w:line="240" w:lineRule="auto"/>
+        <w:jc w:val="both"/>
+        <w:rPr>
+          <w:rFonts w:ascii="Times New Roman" w:hAnsi="Times New Roman" w:cs="Times New Roman"/>
+          <w:color w:val="000000" w:themeColor="text1"/>
+        </w:rPr>
+      </w:pPr>
+    </w:p>
+    <w:p>
+      <w:pPr>
+        <w:spacing w:after="0" w:line="240" w:lineRule="auto"/>
+        <w:jc w:val="both"/>
+        <w:rPr>
+          <w:rFonts w:ascii="Times New Roman" w:hAnsi="Times New Roman" w:cs="Times New Roman"/>
+          <w:color w:val="156082" w:themeColor="accent1"/>
+        </w:rPr>
+      </w:pPr>
+    </w:p>
+    <w:p>
+      <w:pPr>
+        <w:spacing w:after="0" w:line="240" w:lineRule="auto"/>
+        <w:jc w:val="both"/>
+        <w:rPr>
+          <w:rFonts w:ascii="Times New Roman" w:hAnsi="Times New Roman" w:cs="Times New Roman"/>
+          <w:color w:val="156082" w:themeColor="accent1"/>
+        </w:rPr>
+      </w:pPr>
+    </w:p>
+    <w:p>
+      <w:pPr>
+        <w:spacing w:after="0" w:line="240" w:lineRule="auto"/>
+        <w:jc w:val="both"/>
+        <w:rPr>
+          <w:rFonts w:ascii="Times New Roman" w:hAnsi="Times New Roman" w:cs="Times New Roman"/>
+        </w:rPr>
+      </w:pPr>
+    </w:p>
+    <w:p>
+      <w:pPr>
+        <w:spacing w:after="0" w:line="240" w:lineRule="auto"/>
+        <w:jc w:val="both"/>
+        <w:rPr>
+          <w:rFonts w:ascii="Times New Roman" w:hAnsi="Times New Roman" w:cs="Times New Roman"/>
+        </w:rPr>
+      </w:pPr>
+    </w:p>
+    <w:p>
+      <w:pPr>
+        <w:spacing w:after="0" w:line="240" w:lineRule="auto"/>
+        <w:jc w:val="both"/>
+        <w:rPr>
+          <w:rFonts w:ascii="Times New Roman" w:hAnsi="Times New Roman" w:cs="Times New Roman"/>
+        </w:rPr>
+      </w:pPr>
+    </w:p>
+    <w:p>
+      <w:pPr>
+        <w:spacing w:after="0" w:line="240" w:lineRule="auto"/>
+        <w:jc w:val="both"/>
+        <w:rPr>
+          <w:rFonts w:ascii="Times New Roman" w:hAnsi="Times New Roman" w:cs="Times New Roman"/>
+        </w:rPr>
+      </w:pPr>
+    </w:p>
+    <w:p>
+      <w:pPr>
+        <w:spacing w:after="0" w:line="240" w:lineRule="auto"/>
+        <w:jc w:val="both"/>
+        <w:rPr>
+          <w:rFonts w:ascii="Times New Roman" w:hAnsi="Times New Roman" w:cs="Times New Roman"/>
+        </w:rPr>
+      </w:pPr>
+    </w:p>
+    <w:p>
+      <w:pPr>
+        <w:spacing w:after="0" w:line="240" w:lineRule="auto"/>
+        <w:jc w:val="both"/>
+        <w:rPr>
+          <w:rFonts w:ascii="Times New Roman" w:hAnsi="Times New Roman" w:cs="Times New Roman"/>
+        </w:rPr>
+      </w:pPr>
+    </w:p>
+    <w:p>
+      <w:pPr>
+        <w:spacing w:after="0" w:line="240" w:lineRule="auto"/>
+        <w:jc w:val="both"/>
+        <w:rPr>
+          <w:rFonts w:ascii="Times New Roman" w:hAnsi="Times New Roman" w:cs="Times New Roman"/>
+        </w:rPr>
+      </w:pPr>
+    </w:p>
+    <w:p>
+      <w:pPr>
+        <w:spacing w:after="0" w:line="240" w:lineRule="auto"/>
+        <w:jc w:val="both"/>
+        <w:rPr>
+          <w:rFonts w:ascii="Times New Roman" w:hAnsi="Times New Roman" w:cs="Times New Roman"/>
+        </w:rPr>
+      </w:pPr>
+    </w:p>
+    <w:p>
+      <w:pPr>
+        <w:spacing w:after="0" w:line="240" w:lineRule="auto"/>
+        <w:jc w:val="both"/>
+        <w:rPr>
+          <w:rFonts w:ascii="Times New Roman" w:hAnsi="Times New Roman" w:cs="Times New Roman"/>
+        </w:rPr>
+      </w:pPr>
+    </w:p>
+    <w:p>
+      <w:pPr>
+        <w:spacing w:after="0" w:line="240" w:lineRule="auto"/>
+        <w:jc w:val="both"/>
+        <w:rPr>
+          <w:rFonts w:ascii="Times New Roman" w:hAnsi="Times New Roman" w:cs="Times New Roman"/>
+        </w:rPr>
+      </w:pPr>
+    </w:p>
+    <w:p>
+      <w:pPr>
+        <w:spacing w:after="0" w:line="240" w:lineRule="auto"/>
+        <w:jc w:val="both"/>
+        <w:rPr>
+          <w:rFonts w:ascii="Times New Roman" w:hAnsi="Times New Roman" w:cs="Times New Roman"/>
+        </w:rPr>
+      </w:pPr>
+    </w:p>
+    <w:p>
+      <w:pPr>
+        <w:spacing w:after="0" w:line="240" w:lineRule="auto"/>
+        <w:jc w:val="both"/>
+        <w:rPr>
+          <w:rFonts w:ascii="Times New Roman" w:hAnsi="Times New Roman" w:cs="Times New Roman"/>
+        </w:rPr>
+      </w:pPr>
+    </w:p>
+    <w:p>
+      <w:pPr>
+        <w:spacing w:after="0" w:line="240" w:lineRule="auto"/>
+        <w:jc w:val="both"/>
+        <w:rPr>
+          <w:rFonts w:ascii="Times New Roman" w:hAnsi="Times New Roman" w:cs="Times New Roman"/>
+        </w:rPr>
+      </w:pPr>
+    </w:p>
+    <w:p>
+      <w:pPr>
+        <w:spacing w:after="0" w:line="240" w:lineRule="auto"/>
+        <w:jc w:val="both"/>
+        <w:rPr>
+          <w:rFonts w:ascii="Times New Roman" w:hAnsi="Times New Roman" w:cs="Times New Roman"/>
+        </w:rPr>
+      </w:pPr>
+    </w:p>
+    <w:p>
+      <w:pPr>
+        <w:spacing w:after="0" w:line="240" w:lineRule="auto"/>
+        <w:jc w:val="both"/>
+        <w:rPr>
+          <w:rFonts w:ascii="Times New Roman" w:hAnsi="Times New Roman" w:cs="Times New Roman"/>
+        </w:rPr>
+      </w:pPr>
+    </w:p>
+    <w:p>
+      <w:pPr>
+        <w:spacing w:after="0" w:line="240" w:lineRule="auto"/>
+        <w:jc w:val="both"/>
+        <w:rPr>
+          <w:rFonts w:ascii="Times New Roman" w:hAnsi="Times New Roman" w:cs="Times New Roman"/>
+        </w:rPr>
+      </w:pPr>
+    </w:p>
+    <w:p>
+      <w:pPr>
+        <w:spacing w:after="0" w:line="240" w:lineRule="auto"/>
+        <w:jc w:val="both"/>
+        <w:rPr>
+          <w:rFonts w:ascii="Times New Roman" w:hAnsi="Times New Roman" w:cs="Times New Roman"/>
+        </w:rPr>
+      </w:pPr>
+    </w:p>
+    <w:p>
+      <w:pPr>
+        <w:spacing w:after="0" w:line="240" w:lineRule="auto"/>
+        <w:jc w:val="both"/>
+        <w:rPr>
+          <w:rFonts w:ascii="Times New Roman" w:hAnsi="Times New Roman" w:cs="Times New Roman"/>
+        </w:rPr>
+      </w:pPr>
+    </w:p>
+    <w:p>
+      <w:pPr>
+        <w:spacing w:after="0" w:line="240" w:lineRule="auto"/>
+        <w:jc w:val="both"/>
+        <w:rPr>
+          <w:rFonts w:ascii="Times New Roman" w:hAnsi="Times New Roman" w:cs="Times New Roman"/>
+        </w:rPr>
+      </w:pPr>
+    </w:p>
+    <w:p>
+      <w:pPr>
+        <w:spacing w:after="0" w:line="240" w:lineRule="auto"/>
+        <w:jc w:val="both"/>
+        <w:rPr>
+          <w:rFonts w:ascii="Times New Roman" w:hAnsi="Times New Roman" w:cs="Times New Roman"/>
+        </w:rPr>
+      </w:pPr>
+    </w:p>
+    <w:p>
+      <w:pPr>
+        <w:spacing w:after="0" w:line="240" w:lineRule="auto"/>
+        <w:jc w:val="both"/>
+        <w:rPr>
+          <w:rFonts w:ascii="Times New Roman" w:hAnsi="Times New Roman" w:cs="Times New Roman"/>
+        </w:rPr>
+      </w:pPr>
+    </w:p>
+    <w:p>
+      <w:pPr>
+        <w:spacing w:after="0" w:line="240" w:lineRule="auto"/>
+        <w:jc w:val="both"/>
+        <w:rPr>
+          <w:rFonts w:ascii="Times New Roman" w:hAnsi="Times New Roman" w:cs="Times New Roman"/>
+        </w:rPr>
+      </w:pPr>
+    </w:p>
+    <w:p>
+      <w:pPr>
+        <w:spacing w:after="0" w:line="240" w:lineRule="auto"/>
+        <w:jc w:val="both"/>
+        <w:rPr>
+          <w:rFonts w:ascii="Times New Roman" w:hAnsi="Times New Roman" w:cs="Times New Roman"/>
+        </w:rPr>
+      </w:pPr>
+      <w:r>
+        <w:rPr>
+          <w:rFonts w:ascii="Times New Roman" w:hAnsi="Times New Roman" w:cs="Times New Roman"/>
+          <w:highlight w:val="yellow"/>
+        </w:rPr>
+        <w:t xml:space="preserve">A </w:t>
+      </w:r>
+      <w:proofErr w:type="spellStart"/>
+      <w:r>
+        <w:rPr>
+          <w:rFonts w:ascii="Times New Roman" w:hAnsi="Times New Roman" w:cs="Times New Roman"/>
+          <w:highlight w:val="yellow"/>
+        </w:rPr>
+        <w:t>Titkárság_budapest</w:t>
+      </w:r>
+      <w:proofErr w:type="spellEnd"/>
+      <w:r>
+        <w:rPr>
+          <w:rFonts w:ascii="Times New Roman" w:hAnsi="Times New Roman" w:cs="Times New Roman"/>
+        </w:rPr>
+        <w:t xml:space="preserve"> helység egy jóval kisebb terület, egészen hasónló technológiával és megoldásokkal, mint a </w:t>
+      </w:r>
+      <w:proofErr w:type="spellStart"/>
+      <w:r>
+        <w:rPr>
+          <w:rFonts w:ascii="Times New Roman" w:hAnsi="Times New Roman" w:cs="Times New Roman"/>
+        </w:rPr>
+        <w:t>Budapest_technologiai_telephely</w:t>
+      </w:r>
+      <w:proofErr w:type="spellEnd"/>
+      <w:r>
+        <w:rPr>
+          <w:rFonts w:ascii="Times New Roman" w:hAnsi="Times New Roman" w:cs="Times New Roman"/>
+        </w:rPr>
+        <w:t xml:space="preserve"> rész. </w:t>
+      </w:r>
+    </w:p>
+    <w:p>
+      <w:pPr>
+        <w:spacing w:after="0" w:line="240" w:lineRule="auto"/>
+        <w:jc w:val="both"/>
+        <w:rPr>
+          <w:rFonts w:ascii="Times New Roman" w:hAnsi="Times New Roman" w:cs="Times New Roman"/>
+        </w:rPr>
+      </w:pPr>
       <w:r>
         <w:rPr>
           <w:rFonts w:ascii="Times New Roman" w:hAnsi="Times New Roman" w:cs="Times New Roman"/>
           <w:noProof/>
-          <w:color w:val="C00000"/>
-        </w:rPr>
-        <w:lastRenderedPageBreak/>
-        <w:drawing>
-          <wp:inline distT="0" distB="0" distL="0" distR="0" wp14:anchorId="18ABD9AD" wp14:editId="5241B3FA">
-            <wp:extent cx="4182545" cy="2851052"/>
-            <wp:effectExtent l="152400" t="152400" r="370840" b="368935"/>
-            <wp:docPr id="1929766221" name="Kép 1" descr="A képen szöveg, képernyőkép, Betűtípus, szám látható&#10;&#10;Előfordulhat, hogy az AI által létrehozott tartalom helytelen."/>
-            <wp:cNvGraphicFramePr>
-              <a:graphicFrameLocks xmlns:a="http://schemas.openxmlformats.org/drawingml/2006/main" noChangeAspect="1"/>
-            </wp:cNvGraphicFramePr>
-            <a:graphic xmlns:a="http://schemas.openxmlformats.org/drawingml/2006/main">
-              <a:graphicData uri="http://schemas.openxmlformats.org/drawingml/2006/picture">
-                <pic:pic xmlns:pic="http://schemas.openxmlformats.org/drawingml/2006/picture">
-                  <pic:nvPicPr>
-                    <pic:cNvPr id="1929766221" name="Kép 1" descr="A képen szöveg, képernyőkép, Betűtípus, szám látható&#10;&#10;Előfordulhat, hogy az AI által létrehozott tartalom helytelen."/>
-                    <pic:cNvPicPr/>
-                  </pic:nvPicPr>
-                  <pic:blipFill>
-                    <a:blip r:embed="rId25"/>
-                    <a:stretch>
-                      <a:fillRect/>
-                    </a:stretch>
-                  </pic:blipFill>
-                  <pic:spPr>
-                    <a:xfrm>
-                      <a:off x="0" y="0"/>
-                      <a:ext cx="4192933" cy="2858133"/>
-                    </a:xfrm>
-                    <a:prstGeom prst="rect">
-                      <a:avLst/>
-                    </a:prstGeom>
-                    <a:ln>
-                      <a:noFill/>
-                    </a:ln>
-                    <a:effectLst>
-                      <a:outerShdw blurRad="292100" dist="139700" dir="2700000" algn="tl" rotWithShape="0">
-                        <a:srgbClr val="333333">
-                          <a:alpha val="65000"/>
-                        </a:srgbClr>
-                      </a:outerShdw>
-                    </a:effectLst>
-                  </pic:spPr>
-                </pic:pic>
-              </a:graphicData>
-            </a:graphic>
-          </wp:inline>
-        </w:drawing>
-      </w:r>
-    </w:p>
-    <w:p>
-      <w:pPr>
-        <w:spacing w:after="0" w:line="240" w:lineRule="auto"/>
-        <w:jc w:val="both"/>
-        <w:rPr>
-          <w:rFonts w:ascii="Times New Roman" w:hAnsi="Times New Roman" w:cs="Times New Roman"/>
-          <w:color w:val="C00000"/>
-        </w:rPr>
-      </w:pPr>
-    </w:p>
-    <w:p>
-      <w:pPr>
-        <w:spacing w:after="0" w:line="240" w:lineRule="auto"/>
-        <w:jc w:val="both"/>
-        <w:rPr>
-          <w:rFonts w:ascii="Times New Roman" w:hAnsi="Times New Roman" w:cs="Times New Roman"/>
-          <w:color w:val="000000" w:themeColor="text1"/>
-        </w:rPr>
-      </w:pPr>
-    </w:p>
-    <w:p>
-      <w:pPr>
-        <w:spacing w:after="0" w:line="240" w:lineRule="auto"/>
-        <w:jc w:val="both"/>
-        <w:rPr>
-          <w:rFonts w:ascii="Times New Roman" w:hAnsi="Times New Roman" w:cs="Times New Roman"/>
-          <w:color w:val="156082" w:themeColor="accent1"/>
-        </w:rPr>
-      </w:pPr>
-    </w:p>
-    <w:p>
-      <w:pPr>
-        <w:spacing w:after="0" w:line="240" w:lineRule="auto"/>
-        <w:jc w:val="both"/>
-        <w:rPr>
-          <w:rFonts w:ascii="Times New Roman" w:hAnsi="Times New Roman" w:cs="Times New Roman"/>
-          <w:color w:val="156082" w:themeColor="accent1"/>
-        </w:rPr>
-      </w:pPr>
-    </w:p>
-    <w:p>
-      <w:pPr>
-        <w:spacing w:after="0" w:line="240" w:lineRule="auto"/>
-        <w:jc w:val="both"/>
-        <w:rPr>
-          <w:rFonts w:ascii="Times New Roman" w:hAnsi="Times New Roman" w:cs="Times New Roman"/>
-        </w:rPr>
-      </w:pPr>
-    </w:p>
-    <w:p>
-      <w:pPr>
-        <w:spacing w:after="0" w:line="240" w:lineRule="auto"/>
-        <w:jc w:val="both"/>
-        <w:rPr>
-          <w:rFonts w:ascii="Times New Roman" w:hAnsi="Times New Roman" w:cs="Times New Roman"/>
-        </w:rPr>
-      </w:pPr>
-    </w:p>
-    <w:p>
-      <w:pPr>
-        <w:spacing w:after="0" w:line="240" w:lineRule="auto"/>
-        <w:jc w:val="both"/>
-        <w:rPr>
-          <w:rFonts w:ascii="Times New Roman" w:hAnsi="Times New Roman" w:cs="Times New Roman"/>
-        </w:rPr>
-      </w:pPr>
-    </w:p>
-    <w:p>
-      <w:pPr>
-        <w:spacing w:after="0" w:line="240" w:lineRule="auto"/>
-        <w:jc w:val="both"/>
-        <w:rPr>
-          <w:rFonts w:ascii="Times New Roman" w:hAnsi="Times New Roman" w:cs="Times New Roman"/>
-        </w:rPr>
-      </w:pPr>
-    </w:p>
-    <w:p>
-      <w:pPr>
-        <w:spacing w:after="0" w:line="240" w:lineRule="auto"/>
-        <w:jc w:val="both"/>
-        <w:rPr>
-          <w:rFonts w:ascii="Times New Roman" w:hAnsi="Times New Roman" w:cs="Times New Roman"/>
-        </w:rPr>
-      </w:pPr>
-    </w:p>
-    <w:p>
-      <w:pPr>
-        <w:spacing w:after="0" w:line="240" w:lineRule="auto"/>
-        <w:jc w:val="both"/>
-        <w:rPr>
-          <w:rFonts w:ascii="Times New Roman" w:hAnsi="Times New Roman" w:cs="Times New Roman"/>
-        </w:rPr>
-      </w:pPr>
-    </w:p>
-    <w:p>
-      <w:pPr>
-        <w:spacing w:after="0" w:line="240" w:lineRule="auto"/>
-        <w:jc w:val="both"/>
-        <w:rPr>
-          <w:rFonts w:ascii="Times New Roman" w:hAnsi="Times New Roman" w:cs="Times New Roman"/>
-        </w:rPr>
-      </w:pPr>
-    </w:p>
-    <w:p>
-      <w:pPr>
-        <w:spacing w:after="0" w:line="240" w:lineRule="auto"/>
-        <w:jc w:val="both"/>
-        <w:rPr>
-          <w:rFonts w:ascii="Times New Roman" w:hAnsi="Times New Roman" w:cs="Times New Roman"/>
-        </w:rPr>
-      </w:pPr>
-    </w:p>
-    <w:p>
-      <w:pPr>
-        <w:spacing w:after="0" w:line="240" w:lineRule="auto"/>
-        <w:jc w:val="both"/>
-        <w:rPr>
-          <w:rFonts w:ascii="Times New Roman" w:hAnsi="Times New Roman" w:cs="Times New Roman"/>
-        </w:rPr>
-      </w:pPr>
-    </w:p>
-    <w:p>
-      <w:pPr>
-        <w:spacing w:after="0" w:line="240" w:lineRule="auto"/>
-        <w:jc w:val="both"/>
-        <w:rPr>
-          <w:rFonts w:ascii="Times New Roman" w:hAnsi="Times New Roman" w:cs="Times New Roman"/>
-        </w:rPr>
-      </w:pPr>
-    </w:p>
-    <w:p>
-      <w:pPr>
-        <w:spacing w:after="0" w:line="240" w:lineRule="auto"/>
-        <w:jc w:val="both"/>
-        <w:rPr>
-          <w:rFonts w:ascii="Times New Roman" w:hAnsi="Times New Roman" w:cs="Times New Roman"/>
-        </w:rPr>
-      </w:pPr>
-    </w:p>
-    <w:p>
-      <w:pPr>
-        <w:spacing w:after="0" w:line="240" w:lineRule="auto"/>
-        <w:jc w:val="both"/>
-        <w:rPr>
-          <w:rFonts w:ascii="Times New Roman" w:hAnsi="Times New Roman" w:cs="Times New Roman"/>
-        </w:rPr>
-      </w:pPr>
-    </w:p>
-    <w:p>
-      <w:pPr>
-        <w:spacing w:after="0" w:line="240" w:lineRule="auto"/>
-        <w:jc w:val="both"/>
-        <w:rPr>
-          <w:rFonts w:ascii="Times New Roman" w:hAnsi="Times New Roman" w:cs="Times New Roman"/>
-        </w:rPr>
-      </w:pPr>
-    </w:p>
-    <w:p>
-      <w:pPr>
-        <w:spacing w:after="0" w:line="240" w:lineRule="auto"/>
-        <w:jc w:val="both"/>
-        <w:rPr>
-          <w:rFonts w:ascii="Times New Roman" w:hAnsi="Times New Roman" w:cs="Times New Roman"/>
-        </w:rPr>
-      </w:pPr>
-    </w:p>
-    <w:p>
-      <w:pPr>
-        <w:spacing w:after="0" w:line="240" w:lineRule="auto"/>
-        <w:jc w:val="both"/>
-        <w:rPr>
-          <w:rFonts w:ascii="Times New Roman" w:hAnsi="Times New Roman" w:cs="Times New Roman"/>
-        </w:rPr>
-      </w:pPr>
-    </w:p>
-    <w:p>
-      <w:pPr>
-        <w:spacing w:after="0" w:line="240" w:lineRule="auto"/>
-        <w:jc w:val="both"/>
-        <w:rPr>
-          <w:rFonts w:ascii="Times New Roman" w:hAnsi="Times New Roman" w:cs="Times New Roman"/>
-        </w:rPr>
-      </w:pPr>
-    </w:p>
-    <w:p>
-      <w:pPr>
-        <w:spacing w:after="0" w:line="240" w:lineRule="auto"/>
-        <w:jc w:val="both"/>
-        <w:rPr>
-          <w:rFonts w:ascii="Times New Roman" w:hAnsi="Times New Roman" w:cs="Times New Roman"/>
-        </w:rPr>
-      </w:pPr>
-    </w:p>
-    <w:p>
-      <w:pPr>
-        <w:spacing w:after="0" w:line="240" w:lineRule="auto"/>
-        <w:jc w:val="both"/>
-        <w:rPr>
-          <w:rFonts w:ascii="Times New Roman" w:hAnsi="Times New Roman" w:cs="Times New Roman"/>
-        </w:rPr>
-      </w:pPr>
-    </w:p>
-    <w:p>
-      <w:pPr>
-        <w:spacing w:after="0" w:line="240" w:lineRule="auto"/>
-        <w:jc w:val="both"/>
-        <w:rPr>
-          <w:rFonts w:ascii="Times New Roman" w:hAnsi="Times New Roman" w:cs="Times New Roman"/>
-        </w:rPr>
-      </w:pPr>
-    </w:p>
-    <w:p>
-      <w:pPr>
-        <w:spacing w:after="0" w:line="240" w:lineRule="auto"/>
-        <w:jc w:val="both"/>
-        <w:rPr>
-          <w:rFonts w:ascii="Times New Roman" w:hAnsi="Times New Roman" w:cs="Times New Roman"/>
-        </w:rPr>
-      </w:pPr>
-    </w:p>
-    <w:p>
-      <w:pPr>
-        <w:spacing w:after="0" w:line="240" w:lineRule="auto"/>
-        <w:jc w:val="both"/>
-        <w:rPr>
-          <w:rFonts w:ascii="Times New Roman" w:hAnsi="Times New Roman" w:cs="Times New Roman"/>
-        </w:rPr>
-      </w:pPr>
-    </w:p>
-    <w:p>
-      <w:pPr>
-        <w:spacing w:after="0" w:line="240" w:lineRule="auto"/>
-        <w:jc w:val="both"/>
-        <w:rPr>
-          <w:rFonts w:ascii="Times New Roman" w:hAnsi="Times New Roman" w:cs="Times New Roman"/>
-        </w:rPr>
-      </w:pPr>
-    </w:p>
-    <w:p>
-      <w:pPr>
-        <w:spacing w:after="0" w:line="240" w:lineRule="auto"/>
-        <w:jc w:val="both"/>
-        <w:rPr>
-          <w:rFonts w:ascii="Times New Roman" w:hAnsi="Times New Roman" w:cs="Times New Roman"/>
-        </w:rPr>
-      </w:pPr>
-      <w:r>
-        <w:rPr>
-          <w:rFonts w:ascii="Times New Roman" w:hAnsi="Times New Roman" w:cs="Times New Roman"/>
-          <w:highlight w:val="yellow"/>
-        </w:rPr>
-        <w:t xml:space="preserve">A </w:t>
-      </w:r>
-      <w:proofErr w:type="spellStart"/>
-      <w:r>
-        <w:rPr>
-          <w:rFonts w:ascii="Times New Roman" w:hAnsi="Times New Roman" w:cs="Times New Roman"/>
-          <w:highlight w:val="yellow"/>
-        </w:rPr>
-        <w:t>Titkárság_budapest</w:t>
-      </w:r>
-      <w:proofErr w:type="spellEnd"/>
-      <w:r>
-        <w:rPr>
-          <w:rFonts w:ascii="Times New Roman" w:hAnsi="Times New Roman" w:cs="Times New Roman"/>
-        </w:rPr>
-        <w:t xml:space="preserve"> helység egy jóval kisebb terület, egészen hasónló technológiával és megoldásokkal, mint a </w:t>
-      </w:r>
-      <w:proofErr w:type="spellStart"/>
-      <w:r>
-        <w:rPr>
-          <w:rFonts w:ascii="Times New Roman" w:hAnsi="Times New Roman" w:cs="Times New Roman"/>
-        </w:rPr>
-        <w:t>Budapest_technologiai_telephely</w:t>
-      </w:r>
-      <w:proofErr w:type="spellEnd"/>
-      <w:r>
-        <w:rPr>
-          <w:rFonts w:ascii="Times New Roman" w:hAnsi="Times New Roman" w:cs="Times New Roman"/>
-        </w:rPr>
-        <w:t xml:space="preserve"> rész. </w:t>
-      </w:r>
-    </w:p>
-    <w:p>
-      <w:pPr>
-        <w:spacing w:after="0" w:line="240" w:lineRule="auto"/>
-        <w:jc w:val="both"/>
-        <w:rPr>
-          <w:rFonts w:ascii="Times New Roman" w:hAnsi="Times New Roman" w:cs="Times New Roman"/>
-        </w:rPr>
-      </w:pPr>
-      <w:r>
-        <w:rPr>
-          <w:rFonts w:ascii="Times New Roman" w:hAnsi="Times New Roman" w:cs="Times New Roman"/>
-          <w:noProof/>
-        </w:rPr>
-        <w:lastRenderedPageBreak/>
+        </w:rPr>
         <w:drawing>
           <wp:inline distT="0" distB="0" distL="0" distR="0" wp14:anchorId="7CA526B1" wp14:editId="64D0643A">
             <wp:extent cx="5760720" cy="4102100"/>
@@ -11175,7 +11103,7 @@
                     <pic:cNvPicPr/>
                   </pic:nvPicPr>
                   <pic:blipFill>
-                    <a:blip r:embed="rId26"/>
+                    <a:blip r:embed="rId25"/>
                     <a:stretch>
                       <a:fillRect/>
                     </a:stretch>
@@ -11328,6 +11256,7 @@
           <w:rFonts w:ascii="Times New Roman" w:hAnsi="Times New Roman" w:cs="Times New Roman"/>
           <w:highlight w:val="yellow"/>
         </w:rPr>
+        <w:lastRenderedPageBreak/>
         <w:t>Szeged_tehcnologiai_telephely</w:t>
       </w:r>
       <w:proofErr w:type="spellEnd"/>
@@ -11341,21 +11270,7 @@
         <w:rPr>
           <w:rFonts w:ascii="Times New Roman" w:hAnsi="Times New Roman" w:cs="Times New Roman"/>
         </w:rPr>
-        <w:t xml:space="preserve"> Itt is van TFTP </w:t>
-      </w:r>
-      <w:proofErr w:type="gramStart"/>
-      <w:r>
-        <w:rPr>
-          <w:rFonts w:ascii="Times New Roman" w:hAnsi="Times New Roman" w:cs="Times New Roman"/>
-        </w:rPr>
-        <w:t>szerver</w:t>
-      </w:r>
-      <w:proofErr w:type="gramEnd"/>
-      <w:r>
-        <w:rPr>
-          <w:rFonts w:ascii="Times New Roman" w:hAnsi="Times New Roman" w:cs="Times New Roman"/>
-        </w:rPr>
-        <w:t xml:space="preserve"> illetve DNS szerver a dolgozók számára fenntartva. </w:t>
+        <w:t xml:space="preserve"> Itt is van TFTP szerver illetve DNS szerver a dolgozók számára fenntartva. </w:t>
       </w:r>
       <w:r>
         <w:rPr>
@@ -11377,7 +11292,6 @@
           <w:rFonts w:ascii="Times New Roman" w:hAnsi="Times New Roman" w:cs="Times New Roman"/>
           <w:noProof/>
         </w:rPr>
-        <w:lastRenderedPageBreak/>
         <w:drawing>
           <wp:inline distT="0" distB="0" distL="0" distR="0" wp14:anchorId="2437FCB5" wp14:editId="4A435639">
             <wp:extent cx="5760720" cy="4518660"/>
@@ -11394,7 +11308,7 @@
                     <pic:cNvPicPr/>
                   </pic:nvPicPr>
                   <pic:blipFill>
-                    <a:blip r:embed="rId27"/>
+                    <a:blip r:embed="rId26"/>
                     <a:stretch>
                       <a:fillRect/>
                     </a:stretch>
@@ -11494,7 +11408,7 @@
                     <pic:cNvPicPr/>
                   </pic:nvPicPr>
                   <pic:blipFill>
-                    <a:blip r:embed="rId28"/>
+                    <a:blip r:embed="rId27"/>
                     <a:stretch>
                       <a:fillRect/>
                     </a:stretch>
@@ -11805,7 +11719,7 @@
                     <pic:cNvPicPr/>
                   </pic:nvPicPr>
                   <pic:blipFill>
-                    <a:blip r:embed="rId29"/>
+                    <a:blip r:embed="rId28"/>
                     <a:stretch>
                       <a:fillRect/>
                     </a:stretch>
@@ -11873,7 +11787,6 @@
         <w:tab/>
         <w:t xml:space="preserve"> Mindegyik telephely saját routerrel rendelkezik, amely közvetlenül csatlakozik az ISP routerhez. Ez a megközelítés a </w:t>
       </w:r>
-      <w:proofErr w:type="gramStart"/>
       <w:r>
         <w:rPr>
           <w:rFonts w:ascii="Times New Roman" w:hAnsi="Times New Roman" w:cs="Times New Roman"/>
@@ -11894,7 +11807,6 @@
         <w:t>homed</w:t>
       </w:r>
       <w:proofErr w:type="spellEnd"/>
-      <w:proofErr w:type="gramEnd"/>
       <w:r>
         <w:rPr>
           <w:rFonts w:ascii="Times New Roman" w:hAnsi="Times New Roman" w:cs="Times New Roman"/>
@@ -11987,7 +11899,7 @@
                     <pic:cNvPicPr/>
                   </pic:nvPicPr>
                   <pic:blipFill>
-                    <a:blip r:embed="rId30"/>
+                    <a:blip r:embed="rId29"/>
                     <a:stretch>
                       <a:fillRect/>
                     </a:stretch>
@@ -12559,7 +12471,7 @@
                     <pic:cNvPicPr/>
                   </pic:nvPicPr>
                   <pic:blipFill>
-                    <a:blip r:embed="rId31"/>
+                    <a:blip r:embed="rId30"/>
                     <a:stretch>
                       <a:fillRect/>
                     </a:stretch>
@@ -13264,7 +13176,7 @@
                     <pic:cNvPicPr/>
                   </pic:nvPicPr>
                   <pic:blipFill>
-                    <a:blip r:embed="rId32"/>
+                    <a:blip r:embed="rId31"/>
                     <a:stretch>
                       <a:fillRect/>
                     </a:stretch>
@@ -13598,7 +13510,7 @@
                     <pic:cNvPicPr/>
                   </pic:nvPicPr>
                   <pic:blipFill>
-                    <a:blip r:embed="rId33"/>
+                    <a:blip r:embed="rId32"/>
                     <a:stretch>
                       <a:fillRect/>
                     </a:stretch>
@@ -13639,7 +13551,7 @@
                     <pic:cNvPicPr/>
                   </pic:nvPicPr>
                   <pic:blipFill>
-                    <a:blip r:embed="rId34"/>
+                    <a:blip r:embed="rId33"/>
                     <a:stretch>
                       <a:fillRect/>
                     </a:stretch>
@@ -14197,21 +14109,7 @@
         <w:rPr>
           <w:rFonts w:ascii="Times New Roman" w:hAnsi="Times New Roman" w:cs="Times New Roman"/>
         </w:rPr>
-        <w:t xml:space="preserve">Ezekkel a címekkel jelennek meg az interneten a </w:t>
-      </w:r>
-      <w:proofErr w:type="gramStart"/>
-      <w:r>
-        <w:rPr>
-          <w:rFonts w:ascii="Times New Roman" w:hAnsi="Times New Roman" w:cs="Times New Roman"/>
-        </w:rPr>
-        <w:t>hálózatok</w:t>
-      </w:r>
-      <w:proofErr w:type="gramEnd"/>
-      <w:r>
-        <w:rPr>
-          <w:rFonts w:ascii="Times New Roman" w:hAnsi="Times New Roman" w:cs="Times New Roman"/>
-        </w:rPr>
-        <w:t xml:space="preserve"> amit a NAT átfordít a privát címeikre a hálózatoknak. </w:t>
+        <w:t xml:space="preserve">Ezekkel a címekkel jelennek meg az interneten a hálózatok amit a NAT átfordít a privát címeikre a hálózatoknak. </w:t>
       </w:r>
     </w:p>
     <w:p>
@@ -14500,21 +14398,7 @@
         <w:rPr>
           <w:rFonts w:ascii="Times New Roman" w:hAnsi="Times New Roman" w:cs="Times New Roman"/>
         </w:rPr>
-        <w:t xml:space="preserve">. </w:t>
-      </w:r>
-      <w:proofErr w:type="gramStart"/>
-      <w:r>
-        <w:rPr>
-          <w:rFonts w:ascii="Times New Roman" w:hAnsi="Times New Roman" w:cs="Times New Roman"/>
-        </w:rPr>
-        <w:t>A</w:t>
-      </w:r>
-      <w:proofErr w:type="gramEnd"/>
-      <w:r>
-        <w:rPr>
-          <w:rFonts w:ascii="Times New Roman" w:hAnsi="Times New Roman" w:cs="Times New Roman"/>
-        </w:rPr>
-        <w:t xml:space="preserve"> </w:t>
+        <w:t xml:space="preserve">. A </w:t>
       </w:r>
       <w:proofErr w:type="spellStart"/>
       <w:r>
@@ -14730,7 +14614,7 @@
                     <pic:cNvPicPr/>
                   </pic:nvPicPr>
                   <pic:blipFill>
-                    <a:blip r:embed="rId35"/>
+                    <a:blip r:embed="rId34"/>
                     <a:stretch>
                       <a:fillRect/>
                     </a:stretch>
@@ -14765,19 +14649,11 @@
           <w:rFonts w:ascii="Times New Roman" w:hAnsi="Times New Roman" w:cs="Times New Roman"/>
         </w:rPr>
       </w:pPr>
-      <w:proofErr w:type="gramStart"/>
-      <w:r>
-        <w:rPr>
-          <w:rFonts w:ascii="Times New Roman" w:hAnsi="Times New Roman" w:cs="Times New Roman"/>
-        </w:rPr>
-        <w:t>ACL-ek</w:t>
-      </w:r>
-      <w:proofErr w:type="gramEnd"/>
-      <w:r>
-        <w:rPr>
-          <w:rFonts w:ascii="Times New Roman" w:hAnsi="Times New Roman" w:cs="Times New Roman"/>
-        </w:rPr>
-        <w:t xml:space="preserve"> amik hozzá tartoznak: </w:t>
+      <w:r>
+        <w:rPr>
+          <w:rFonts w:ascii="Times New Roman" w:hAnsi="Times New Roman" w:cs="Times New Roman"/>
+        </w:rPr>
+        <w:t xml:space="preserve">ACL-ek amik hozzá tartoznak: </w:t>
       </w:r>
     </w:p>
     <w:p>
@@ -14810,7 +14686,7 @@
                     <pic:cNvPicPr/>
                   </pic:nvPicPr>
                   <pic:blipFill>
-                    <a:blip r:embed="rId36"/>
+                    <a:blip r:embed="rId35"/>
                     <a:stretch>
                       <a:fillRect/>
                     </a:stretch>
@@ -14906,7 +14782,7 @@
                     <pic:cNvPicPr/>
                   </pic:nvPicPr>
                   <pic:blipFill>
-                    <a:blip r:embed="rId37"/>
+                    <a:blip r:embed="rId36"/>
                     <a:stretch>
                       <a:fillRect/>
                     </a:stretch>
@@ -14956,7 +14832,7 @@
                     <pic:cNvPicPr/>
                   </pic:nvPicPr>
                   <pic:blipFill>
-                    <a:blip r:embed="rId38"/>
+                    <a:blip r:embed="rId37"/>
                     <a:stretch>
                       <a:fillRect/>
                     </a:stretch>
@@ -15030,7 +14906,7 @@
                     <pic:cNvPicPr/>
                   </pic:nvPicPr>
                   <pic:blipFill>
-                    <a:blip r:embed="rId39"/>
+                    <a:blip r:embed="rId38"/>
                     <a:stretch>
                       <a:fillRect/>
                     </a:stretch>
@@ -15104,7 +14980,7 @@
                     <pic:cNvPicPr/>
                   </pic:nvPicPr>
                   <pic:blipFill>
-                    <a:blip r:embed="rId40"/>
+                    <a:blip r:embed="rId39"/>
                     <a:stretch>
                       <a:fillRect/>
                     </a:stretch>
@@ -15155,7 +15031,7 @@
                     <pic:cNvPicPr/>
                   </pic:nvPicPr>
                   <pic:blipFill>
-                    <a:blip r:embed="rId41"/>
+                    <a:blip r:embed="rId40"/>
                     <a:stretch>
                       <a:fillRect/>
                     </a:stretch>
@@ -15217,21 +15093,7 @@
         <w:rPr>
           <w:rFonts w:ascii="Times New Roman" w:hAnsi="Times New Roman" w:cs="Times New Roman"/>
         </w:rPr>
-        <w:t xml:space="preserve"> </w:t>
-      </w:r>
-      <w:proofErr w:type="gramStart"/>
-      <w:r>
-        <w:rPr>
-          <w:rFonts w:ascii="Times New Roman" w:hAnsi="Times New Roman" w:cs="Times New Roman"/>
-        </w:rPr>
-        <w:t>szerver</w:t>
-      </w:r>
-      <w:proofErr w:type="gramEnd"/>
-      <w:r>
-        <w:rPr>
-          <w:rFonts w:ascii="Times New Roman" w:hAnsi="Times New Roman" w:cs="Times New Roman"/>
-        </w:rPr>
-        <w:t xml:space="preserve"> illetve egy </w:t>
+        <w:t xml:space="preserve"> szerver illetve egy </w:t>
       </w:r>
       <w:proofErr w:type="spellStart"/>
       <w:r>
@@ -15540,7 +15402,7 @@
                     <pic:cNvPicPr/>
                   </pic:nvPicPr>
                   <pic:blipFill>
-                    <a:blip r:embed="rId42"/>
+                    <a:blip r:embed="rId41"/>
                     <a:stretch>
                       <a:fillRect/>
                     </a:stretch>
@@ -15589,7 +15451,7 @@
                     <pic:cNvPicPr/>
                   </pic:nvPicPr>
                   <pic:blipFill>
-                    <a:blip r:embed="rId43"/>
+                    <a:blip r:embed="rId42"/>
                     <a:stretch>
                       <a:fillRect/>
                     </a:stretch>
@@ -15757,7 +15619,7 @@
                     <pic:cNvPicPr/>
                   </pic:nvPicPr>
                   <pic:blipFill>
-                    <a:blip r:embed="rId44"/>
+                    <a:blip r:embed="rId43"/>
                     <a:stretch>
                       <a:fillRect/>
                     </a:stretch>
@@ -16759,7 +16621,7 @@
                     <pic:cNvPicPr/>
                   </pic:nvPicPr>
                   <pic:blipFill>
-                    <a:blip r:embed="rId45"/>
+                    <a:blip r:embed="rId44"/>
                     <a:stretch>
                       <a:fillRect/>
                     </a:stretch>
@@ -16809,7 +16671,7 @@
                     <pic:cNvPicPr/>
                   </pic:nvPicPr>
                   <pic:blipFill>
-                    <a:blip r:embed="rId46"/>
+                    <a:blip r:embed="rId45"/>
                     <a:stretch>
                       <a:fillRect/>
                     </a:stretch>
@@ -16858,7 +16720,7 @@
                     <pic:cNvPicPr/>
                   </pic:nvPicPr>
                   <pic:blipFill>
-                    <a:blip r:embed="rId47"/>
+                    <a:blip r:embed="rId46"/>
                     <a:stretch>
                       <a:fillRect/>
                     </a:stretch>
@@ -16907,7 +16769,7 @@
                     <pic:cNvPicPr/>
                   </pic:nvPicPr>
                   <pic:blipFill>
-                    <a:blip r:embed="rId48"/>
+                    <a:blip r:embed="rId47"/>
                     <a:stretch>
                       <a:fillRect/>
                     </a:stretch>
@@ -16957,7 +16819,7 @@
                     <pic:cNvPicPr/>
                   </pic:nvPicPr>
                   <pic:blipFill>
-                    <a:blip r:embed="rId49"/>
+                    <a:blip r:embed="rId48"/>
                     <a:stretch>
                       <a:fillRect/>
                     </a:stretch>
@@ -17006,7 +16868,7 @@
                     <pic:cNvPicPr/>
                   </pic:nvPicPr>
                   <pic:blipFill>
-                    <a:blip r:embed="rId50"/>
+                    <a:blip r:embed="rId49"/>
                     <a:stretch>
                       <a:fillRect/>
                     </a:stretch>
@@ -17736,23 +17598,13 @@
         <w:t xml:space="preserve">, az ISP felől érkező forgalom mindig ugyanahhoz a belső szerverhez jut el. Ez azt eredményezi, hogy a szolgáltatások – </w:t>
       </w:r>
       <w:proofErr w:type="spellStart"/>
-      <w:proofErr w:type="gramStart"/>
-      <w:r>
-        <w:rPr>
-          <w:rFonts w:ascii="Times New Roman" w:hAnsi="Times New Roman" w:cs="Times New Roman"/>
-          <w:b/>
-          <w:bCs/>
-        </w:rPr>
-        <w:t>web,DNS</w:t>
-      </w:r>
-      <w:proofErr w:type="gramEnd"/>
-      <w:r>
-        <w:rPr>
-          <w:rFonts w:ascii="Times New Roman" w:hAnsi="Times New Roman" w:cs="Times New Roman"/>
-          <w:b/>
-          <w:bCs/>
-        </w:rPr>
-        <w:t>,FTP</w:t>
+      <w:r>
+        <w:rPr>
+          <w:rFonts w:ascii="Times New Roman" w:hAnsi="Times New Roman" w:cs="Times New Roman"/>
+          <w:b/>
+          <w:bCs/>
+        </w:rPr>
+        <w:t>web,DNS,FTP</w:t>
       </w:r>
       <w:proofErr w:type="spellEnd"/>
       <w:r>
@@ -19304,16 +19156,11 @@
       <w:r>
         <w:t xml:space="preserve">-hoz használt </w:t>
       </w:r>
-      <w:proofErr w:type="gramStart"/>
       <w:r>
         <w:t>ACL</w:t>
       </w:r>
       <w:r>
-        <w:t>-ek</w:t>
-      </w:r>
-      <w:proofErr w:type="gramEnd"/>
-      <w:r>
-        <w:t xml:space="preserve"> amiket használtunk a következőek: </w:t>
+        <w:t xml:space="preserve">-ek amiket használtunk a következőek: </w:t>
       </w:r>
       <w:proofErr w:type="spellStart"/>
       <w:r>
@@ -19535,7 +19382,7 @@
       </w:pPr>
     </w:p>
     <w:sectPr>
-      <w:headerReference w:type="default" r:id="rId51"/>
+      <w:headerReference w:type="default" r:id="rId50"/>
       <w:pgSz w:w="11906" w:h="16838"/>
       <w:pgMar w:top="1417" w:right="1417" w:bottom="1417" w:left="1417" w:header="708" w:footer="708" w:gutter="0"/>
       <w:cols w:space="708"/>

--- a/vizsgaremek_bemutatkozás_ig.docx
+++ b/vizsgaremek_bemutatkozás_ig.docx
@@ -7332,7 +7332,23 @@
           <w:rFonts w:ascii="Times New Roman" w:hAnsi="Times New Roman" w:cs="Times New Roman"/>
           <w:color w:val="000000" w:themeColor="text1"/>
         </w:rPr>
-        <w:t>és benyomtam hogy csak az SSH kapcsolatok legyenek engedélyezettek</w:t>
+        <w:t xml:space="preserve">és </w:t>
+      </w:r>
+      <w:proofErr w:type="gramStart"/>
+      <w:r>
+        <w:rPr>
+          <w:rFonts w:ascii="Times New Roman" w:hAnsi="Times New Roman" w:cs="Times New Roman"/>
+          <w:color w:val="000000" w:themeColor="text1"/>
+        </w:rPr>
+        <w:t>benyomtam</w:t>
+      </w:r>
+      <w:proofErr w:type="gramEnd"/>
+      <w:r>
+        <w:rPr>
+          <w:rFonts w:ascii="Times New Roman" w:hAnsi="Times New Roman" w:cs="Times New Roman"/>
+          <w:color w:val="000000" w:themeColor="text1"/>
+        </w:rPr>
+        <w:t xml:space="preserve"> hogy csak az SSH kapcsolatok legyenek engedélyezettek</w:t>
       </w:r>
       <w:r>
         <w:rPr>
@@ -9622,6 +9638,7 @@
         <w:t xml:space="preserve">Észleli és reagál arra, ha egy ismeretlen eszköz próbál csatlakozni (pl. letiltja a </w:t>
       </w:r>
       <w:proofErr w:type="spellStart"/>
+      <w:proofErr w:type="gramStart"/>
       <w:r>
         <w:rPr>
           <w:rFonts w:ascii="Times New Roman" w:hAnsi="Times New Roman" w:cs="Times New Roman"/>
@@ -9630,6 +9647,7 @@
         <w:t>portot</w:t>
       </w:r>
       <w:proofErr w:type="spellEnd"/>
+      <w:proofErr w:type="gramEnd"/>
       <w:r>
         <w:rPr>
           <w:rFonts w:ascii="Times New Roman" w:hAnsi="Times New Roman" w:cs="Times New Roman"/>
@@ -11270,7 +11288,21 @@
         <w:rPr>
           <w:rFonts w:ascii="Times New Roman" w:hAnsi="Times New Roman" w:cs="Times New Roman"/>
         </w:rPr>
-        <w:t xml:space="preserve"> Itt is van TFTP szerver illetve DNS szerver a dolgozók számára fenntartva. </w:t>
+        <w:t xml:space="preserve"> Itt is van TFTP </w:t>
+      </w:r>
+      <w:proofErr w:type="gramStart"/>
+      <w:r>
+        <w:rPr>
+          <w:rFonts w:ascii="Times New Roman" w:hAnsi="Times New Roman" w:cs="Times New Roman"/>
+        </w:rPr>
+        <w:t>szerver</w:t>
+      </w:r>
+      <w:proofErr w:type="gramEnd"/>
+      <w:r>
+        <w:rPr>
+          <w:rFonts w:ascii="Times New Roman" w:hAnsi="Times New Roman" w:cs="Times New Roman"/>
+        </w:rPr>
+        <w:t xml:space="preserve"> illetve DNS szerver a dolgozók számára fenntartva. </w:t>
       </w:r>
       <w:r>
         <w:rPr>
@@ -11787,6 +11819,7 @@
         <w:tab/>
         <w:t xml:space="preserve"> Mindegyik telephely saját routerrel rendelkezik, amely közvetlenül csatlakozik az ISP routerhez. Ez a megközelítés a </w:t>
       </w:r>
+      <w:proofErr w:type="gramStart"/>
       <w:r>
         <w:rPr>
           <w:rFonts w:ascii="Times New Roman" w:hAnsi="Times New Roman" w:cs="Times New Roman"/>
@@ -11807,6 +11840,7 @@
         <w:t>homed</w:t>
       </w:r>
       <w:proofErr w:type="spellEnd"/>
+      <w:proofErr w:type="gramEnd"/>
       <w:r>
         <w:rPr>
           <w:rFonts w:ascii="Times New Roman" w:hAnsi="Times New Roman" w:cs="Times New Roman"/>
@@ -14109,7 +14143,21 @@
         <w:rPr>
           <w:rFonts w:ascii="Times New Roman" w:hAnsi="Times New Roman" w:cs="Times New Roman"/>
         </w:rPr>
-        <w:t xml:space="preserve">Ezekkel a címekkel jelennek meg az interneten a hálózatok amit a NAT átfordít a privát címeikre a hálózatoknak. </w:t>
+        <w:t xml:space="preserve">Ezekkel a címekkel jelennek meg az interneten a </w:t>
+      </w:r>
+      <w:proofErr w:type="gramStart"/>
+      <w:r>
+        <w:rPr>
+          <w:rFonts w:ascii="Times New Roman" w:hAnsi="Times New Roman" w:cs="Times New Roman"/>
+        </w:rPr>
+        <w:t>hálózatok</w:t>
+      </w:r>
+      <w:proofErr w:type="gramEnd"/>
+      <w:r>
+        <w:rPr>
+          <w:rFonts w:ascii="Times New Roman" w:hAnsi="Times New Roman" w:cs="Times New Roman"/>
+        </w:rPr>
+        <w:t xml:space="preserve"> amit a NAT átfordít a privát címeikre a hálózatoknak. </w:t>
       </w:r>
     </w:p>
     <w:p>
@@ -14398,7 +14446,21 @@
         <w:rPr>
           <w:rFonts w:ascii="Times New Roman" w:hAnsi="Times New Roman" w:cs="Times New Roman"/>
         </w:rPr>
-        <w:t xml:space="preserve">. A </w:t>
+        <w:t xml:space="preserve">. </w:t>
+      </w:r>
+      <w:proofErr w:type="gramStart"/>
+      <w:r>
+        <w:rPr>
+          <w:rFonts w:ascii="Times New Roman" w:hAnsi="Times New Roman" w:cs="Times New Roman"/>
+        </w:rPr>
+        <w:t>A</w:t>
+      </w:r>
+      <w:proofErr w:type="gramEnd"/>
+      <w:r>
+        <w:rPr>
+          <w:rFonts w:ascii="Times New Roman" w:hAnsi="Times New Roman" w:cs="Times New Roman"/>
+        </w:rPr>
+        <w:t xml:space="preserve"> </w:t>
       </w:r>
       <w:proofErr w:type="spellStart"/>
       <w:r>
@@ -14649,11 +14711,19 @@
           <w:rFonts w:ascii="Times New Roman" w:hAnsi="Times New Roman" w:cs="Times New Roman"/>
         </w:rPr>
       </w:pPr>
-      <w:r>
-        <w:rPr>
-          <w:rFonts w:ascii="Times New Roman" w:hAnsi="Times New Roman" w:cs="Times New Roman"/>
-        </w:rPr>
-        <w:t xml:space="preserve">ACL-ek amik hozzá tartoznak: </w:t>
+      <w:proofErr w:type="gramStart"/>
+      <w:r>
+        <w:rPr>
+          <w:rFonts w:ascii="Times New Roman" w:hAnsi="Times New Roman" w:cs="Times New Roman"/>
+        </w:rPr>
+        <w:t>ACL-ek</w:t>
+      </w:r>
+      <w:proofErr w:type="gramEnd"/>
+      <w:r>
+        <w:rPr>
+          <w:rFonts w:ascii="Times New Roman" w:hAnsi="Times New Roman" w:cs="Times New Roman"/>
+        </w:rPr>
+        <w:t xml:space="preserve"> amik hozzá tartoznak: </w:t>
       </w:r>
     </w:p>
     <w:p>
@@ -15093,7 +15163,21 @@
         <w:rPr>
           <w:rFonts w:ascii="Times New Roman" w:hAnsi="Times New Roman" w:cs="Times New Roman"/>
         </w:rPr>
-        <w:t xml:space="preserve"> szerver illetve egy </w:t>
+        <w:t xml:space="preserve"> </w:t>
+      </w:r>
+      <w:proofErr w:type="gramStart"/>
+      <w:r>
+        <w:rPr>
+          <w:rFonts w:ascii="Times New Roman" w:hAnsi="Times New Roman" w:cs="Times New Roman"/>
+        </w:rPr>
+        <w:t>szerver</w:t>
+      </w:r>
+      <w:proofErr w:type="gramEnd"/>
+      <w:r>
+        <w:rPr>
+          <w:rFonts w:ascii="Times New Roman" w:hAnsi="Times New Roman" w:cs="Times New Roman"/>
+        </w:rPr>
+        <w:t xml:space="preserve"> illetve egy </w:t>
       </w:r>
       <w:proofErr w:type="spellStart"/>
       <w:r>
@@ -17598,13 +17682,23 @@
         <w:t xml:space="preserve">, az ISP felől érkező forgalom mindig ugyanahhoz a belső szerverhez jut el. Ez azt eredményezi, hogy a szolgáltatások – </w:t>
       </w:r>
       <w:proofErr w:type="spellStart"/>
-      <w:r>
-        <w:rPr>
-          <w:rFonts w:ascii="Times New Roman" w:hAnsi="Times New Roman" w:cs="Times New Roman"/>
-          <w:b/>
-          <w:bCs/>
-        </w:rPr>
-        <w:t>web,DNS,FTP</w:t>
+      <w:proofErr w:type="gramStart"/>
+      <w:r>
+        <w:rPr>
+          <w:rFonts w:ascii="Times New Roman" w:hAnsi="Times New Roman" w:cs="Times New Roman"/>
+          <w:b/>
+          <w:bCs/>
+        </w:rPr>
+        <w:t>web,DNS</w:t>
+      </w:r>
+      <w:proofErr w:type="gramEnd"/>
+      <w:r>
+        <w:rPr>
+          <w:rFonts w:ascii="Times New Roman" w:hAnsi="Times New Roman" w:cs="Times New Roman"/>
+          <w:b/>
+          <w:bCs/>
+        </w:rPr>
+        <w:t>,FTP</w:t>
       </w:r>
       <w:proofErr w:type="spellEnd"/>
       <w:r>
@@ -19156,11 +19250,16 @@
       <w:r>
         <w:t xml:space="preserve">-hoz használt </w:t>
       </w:r>
+      <w:proofErr w:type="gramStart"/>
       <w:r>
         <w:t>ACL</w:t>
       </w:r>
       <w:r>
-        <w:t xml:space="preserve">-ek amiket használtunk a következőek: </w:t>
+        <w:t>-ek</w:t>
+      </w:r>
+      <w:proofErr w:type="gramEnd"/>
+      <w:r>
+        <w:t xml:space="preserve"> amiket használtunk a következőek: </w:t>
       </w:r>
       <w:proofErr w:type="spellStart"/>
       <w:r>

--- a/vizsgaremek_bemutatkozás_ig.docx
+++ b/vizsgaremek_bemutatkozás_ig.docx
@@ -234,6 +234,7 @@
         </w:rPr>
         <w:t xml:space="preserve">, a </w:t>
       </w:r>
+      <w:proofErr w:type="spellStart"/>
       <w:r>
         <w:rPr>
           <w:rFonts w:ascii="Times New Roman" w:hAnsi="Times New Roman" w:cs="Times New Roman"/>
@@ -243,6 +244,7 @@
         </w:rPr>
         <w:t>SegíTech</w:t>
       </w:r>
+      <w:proofErr w:type="spellEnd"/>
       <w:r>
         <w:rPr>
           <w:rFonts w:ascii="Times New Roman" w:hAnsi="Times New Roman" w:cs="Times New Roman"/>
@@ -482,6 +484,7 @@
         </w:rPr>
         <w:t xml:space="preserve">Braun Dénes vagyok, hálózati technikus a </w:t>
       </w:r>
+      <w:proofErr w:type="spellStart"/>
       <w:r>
         <w:rPr>
           <w:rFonts w:ascii="Times New Roman" w:hAnsi="Times New Roman" w:cs="Times New Roman"/>
@@ -491,6 +494,7 @@
         </w:rPr>
         <w:t>SegíTech</w:t>
       </w:r>
+      <w:proofErr w:type="spellEnd"/>
       <w:r>
         <w:rPr>
           <w:rFonts w:ascii="Times New Roman" w:hAnsi="Times New Roman" w:cs="Times New Roman"/>
@@ -532,11 +536,19 @@
         </w:rPr>
         <w:t xml:space="preserve">Horváth Márk vagyok, </w:t>
       </w:r>
-      <w:r>
-        <w:rPr>
-          <w:rFonts w:ascii="Times New Roman" w:hAnsi="Times New Roman" w:cs="Times New Roman"/>
-        </w:rPr>
-        <w:t>DevOps szakértő</w:t>
+      <w:proofErr w:type="spellStart"/>
+      <w:r>
+        <w:rPr>
+          <w:rFonts w:ascii="Times New Roman" w:hAnsi="Times New Roman" w:cs="Times New Roman"/>
+        </w:rPr>
+        <w:t>DevOps</w:t>
+      </w:r>
+      <w:proofErr w:type="spellEnd"/>
+      <w:r>
+        <w:rPr>
+          <w:rFonts w:ascii="Times New Roman" w:hAnsi="Times New Roman" w:cs="Times New Roman"/>
+        </w:rPr>
+        <w:t xml:space="preserve"> szakértő</w:t>
       </w:r>
       <w:r>
         <w:rPr>
@@ -544,6 +556,7 @@
         </w:rPr>
         <w:t xml:space="preserve"> a </w:t>
       </w:r>
+      <w:proofErr w:type="spellStart"/>
       <w:r>
         <w:rPr>
           <w:rFonts w:ascii="Times New Roman" w:hAnsi="Times New Roman" w:cs="Times New Roman"/>
@@ -553,6 +566,7 @@
         </w:rPr>
         <w:t>SegíTech</w:t>
       </w:r>
+      <w:proofErr w:type="spellEnd"/>
       <w:r>
         <w:rPr>
           <w:rFonts w:ascii="Times New Roman" w:hAnsi="Times New Roman" w:cs="Times New Roman"/>
@@ -630,7 +644,21 @@
         <w:rPr>
           <w:rFonts w:ascii="Times New Roman" w:hAnsi="Times New Roman" w:cs="Times New Roman"/>
         </w:rPr>
-        <w:t>A nevem Tőzsér Barnabás, 19 éves fiatal pályakezdő vagyok és a Segítech csapatának büszke tagja. Középfokú tanulmányaimat a Neumann János Informatikai Technikum és Gimnáziumban végeztem, ahol megszereztem az informatikai alapokat, valamint betekintést nyertem a modern technológiák és rendszerek működésébe. Jelenleg az Óbudai Egyetemen folytatom tanulmányaimat, ahol tovább mélyítem szakmai ismereteimet és gyakorlati tudásomat.</w:t>
+        <w:t xml:space="preserve">A nevem Tőzsér Barnabás, 19 éves fiatal pályakezdő vagyok és a </w:t>
+      </w:r>
+      <w:proofErr w:type="spellStart"/>
+      <w:r>
+        <w:rPr>
+          <w:rFonts w:ascii="Times New Roman" w:hAnsi="Times New Roman" w:cs="Times New Roman"/>
+        </w:rPr>
+        <w:t>Segítech</w:t>
+      </w:r>
+      <w:proofErr w:type="spellEnd"/>
+      <w:r>
+        <w:rPr>
+          <w:rFonts w:ascii="Times New Roman" w:hAnsi="Times New Roman" w:cs="Times New Roman"/>
+        </w:rPr>
+        <w:t xml:space="preserve"> csapatának büszke tagja. Középfokú tanulmányaimat a Neumann János Informatikai Technikum és Gimnáziumban végeztem, ahol megszereztem az informatikai alapokat, valamint betekintést nyertem a modern technológiák és rendszerek működésébe. Jelenleg az Óbudai Egyetemen folytatom tanulmányaimat, ahol tovább mélyítem szakmai ismereteimet és gyakorlati tudásomat.</w:t>
       </w:r>
     </w:p>
     <w:p>
@@ -760,6 +788,7 @@
         </w:rPr>
         <w:t xml:space="preserve">a </w:t>
       </w:r>
+      <w:proofErr w:type="spellStart"/>
       <w:r>
         <w:rPr>
           <w:rFonts w:ascii="Times New Roman" w:hAnsi="Times New Roman" w:cs="Times New Roman"/>
@@ -770,6 +799,7 @@
         </w:rPr>
         <w:t>SegíTech</w:t>
       </w:r>
+      <w:proofErr w:type="spellEnd"/>
       <w:r>
         <w:rPr>
           <w:rFonts w:ascii="Times New Roman" w:hAnsi="Times New Roman" w:cs="Times New Roman"/>
@@ -1004,7 +1034,21 @@
         <w:rPr>
           <w:rFonts w:ascii="Times New Roman" w:hAnsi="Times New Roman" w:cs="Times New Roman"/>
         </w:rPr>
-        <w:t xml:space="preserve">Itt a dolgozóknak és vezetőségnek/titkárságnak van fenntartva két külön irodai helység, amik között már arányaiban jelentős távolság van, ezért két Routert helyeztünk el és számos Switchet </w:t>
+        <w:t xml:space="preserve">Itt a dolgozóknak és vezetőségnek/titkárságnak van fenntartva két külön irodai helység, amik között már arányaiban jelentős távolság van, ezért két Routert helyeztünk el és számos </w:t>
+      </w:r>
+      <w:proofErr w:type="spellStart"/>
+      <w:r>
+        <w:rPr>
+          <w:rFonts w:ascii="Times New Roman" w:hAnsi="Times New Roman" w:cs="Times New Roman"/>
+        </w:rPr>
+        <w:t>Switchet</w:t>
+      </w:r>
+      <w:proofErr w:type="spellEnd"/>
+      <w:r>
+        <w:rPr>
+          <w:rFonts w:ascii="Times New Roman" w:hAnsi="Times New Roman" w:cs="Times New Roman"/>
+        </w:rPr>
+        <w:t xml:space="preserve"> </w:t>
       </w:r>
       <w:r>
         <w:rPr>
@@ -1023,7 +1067,21 @@
         <w:rPr>
           <w:rFonts w:ascii="Times New Roman" w:hAnsi="Times New Roman" w:cs="Times New Roman"/>
         </w:rPr>
-        <w:t xml:space="preserve">ég biztosítását. Ugyanazon eszközök között UTP Straight-Through Ethernet kábelt használtunk. </w:t>
+        <w:t xml:space="preserve">ég biztosítását. Ugyanazon eszközök között UTP </w:t>
+      </w:r>
+      <w:proofErr w:type="spellStart"/>
+      <w:r>
+        <w:rPr>
+          <w:rFonts w:ascii="Times New Roman" w:hAnsi="Times New Roman" w:cs="Times New Roman"/>
+        </w:rPr>
+        <w:t>Straight-Through</w:t>
+      </w:r>
+      <w:proofErr w:type="spellEnd"/>
+      <w:r>
+        <w:rPr>
+          <w:rFonts w:ascii="Times New Roman" w:hAnsi="Times New Roman" w:cs="Times New Roman"/>
+        </w:rPr>
+        <w:t xml:space="preserve"> Ethernet kábelt használtunk. </w:t>
       </w:r>
     </w:p>
     <w:p>
@@ -1039,8 +1097,17 @@
           <w:rFonts w:ascii="Times New Roman" w:hAnsi="Times New Roman" w:cs="Times New Roman"/>
           <w:highlight w:val="yellow"/>
         </w:rPr>
-        <w:t>A Budapest_technologiai_telephely</w:t>
-      </w:r>
+        <w:t xml:space="preserve">A </w:t>
+      </w:r>
+      <w:proofErr w:type="spellStart"/>
+      <w:r>
+        <w:rPr>
+          <w:rFonts w:ascii="Times New Roman" w:hAnsi="Times New Roman" w:cs="Times New Roman"/>
+          <w:highlight w:val="yellow"/>
+        </w:rPr>
+        <w:t>Budapest_technologiai_telephely</w:t>
+      </w:r>
+      <w:proofErr w:type="spellEnd"/>
       <w:r>
         <w:rPr>
           <w:rFonts w:ascii="Times New Roman" w:hAnsi="Times New Roman" w:cs="Times New Roman"/>
@@ -1096,7 +1163,21 @@
         <w:rPr>
           <w:rFonts w:ascii="Times New Roman" w:hAnsi="Times New Roman" w:cs="Times New Roman"/>
         </w:rPr>
-        <w:t xml:space="preserve"> szerver is, amik a logokért és autentikációért felelősek. Található itt még </w:t>
+        <w:t xml:space="preserve"> szerver is, amik a logokért és </w:t>
+      </w:r>
+      <w:proofErr w:type="spellStart"/>
+      <w:r>
+        <w:rPr>
+          <w:rFonts w:ascii="Times New Roman" w:hAnsi="Times New Roman" w:cs="Times New Roman"/>
+        </w:rPr>
+        <w:t>autentikációért</w:t>
+      </w:r>
+      <w:proofErr w:type="spellEnd"/>
+      <w:r>
+        <w:rPr>
+          <w:rFonts w:ascii="Times New Roman" w:hAnsi="Times New Roman" w:cs="Times New Roman"/>
+        </w:rPr>
+        <w:t xml:space="preserve"> felelősek. Található itt még </w:t>
       </w:r>
       <w:r>
         <w:rPr>
@@ -1128,7 +1209,21 @@
         <w:rPr>
           <w:rFonts w:ascii="Times New Roman" w:hAnsi="Times New Roman" w:cs="Times New Roman"/>
         </w:rPr>
-        <w:t xml:space="preserve">A különböző hálózatok közötti forgalomirányítást multiarea </w:t>
+        <w:t xml:space="preserve">A különböző hálózatok közötti forgalomirányítást </w:t>
+      </w:r>
+      <w:proofErr w:type="spellStart"/>
+      <w:r>
+        <w:rPr>
+          <w:rFonts w:ascii="Times New Roman" w:hAnsi="Times New Roman" w:cs="Times New Roman"/>
+        </w:rPr>
+        <w:t>multiarea</w:t>
+      </w:r>
+      <w:proofErr w:type="spellEnd"/>
+      <w:r>
+        <w:rPr>
+          <w:rFonts w:ascii="Times New Roman" w:hAnsi="Times New Roman" w:cs="Times New Roman"/>
+        </w:rPr>
+        <w:t xml:space="preserve"> </w:t>
       </w:r>
       <w:r>
         <w:rPr>
@@ -1257,13 +1352,97 @@
         <w:rPr>
           <w:rFonts w:ascii="Times New Roman" w:hAnsi="Times New Roman" w:cs="Times New Roman"/>
         </w:rPr>
-        <w:t xml:space="preserve"> ahol a szerverek találhatóak statikus címeket használtunk, kivéve az admin gépeknél, illetve a nyomtatóknál. Az elkülönített részen a második és harmadik rétegbeli funkciókat egy Multilayer Switch végzi</w:t>
-      </w:r>
-      <w:r>
-        <w:rPr>
-          <w:rFonts w:ascii="Times New Roman" w:hAnsi="Times New Roman" w:cs="Times New Roman"/>
-        </w:rPr>
-        <w:t xml:space="preserve">, illetve ezen a részen a nyomtatók, a szerverek és admin-ok számára is külön VLAN-okat különítettünk el. </w:t>
+        <w:t xml:space="preserve"> ahol a szerverek találhatóak statikus címeket használtunk, kivéve az </w:t>
+      </w:r>
+      <w:proofErr w:type="spellStart"/>
+      <w:r>
+        <w:rPr>
+          <w:rFonts w:ascii="Times New Roman" w:hAnsi="Times New Roman" w:cs="Times New Roman"/>
+        </w:rPr>
+        <w:t>admin</w:t>
+      </w:r>
+      <w:proofErr w:type="spellEnd"/>
+      <w:r>
+        <w:rPr>
+          <w:rFonts w:ascii="Times New Roman" w:hAnsi="Times New Roman" w:cs="Times New Roman"/>
+        </w:rPr>
+        <w:t xml:space="preserve"> gépeknél, illetve a nyomtatóknál. Az elkülönített részen a második és harmadik </w:t>
+      </w:r>
+      <w:proofErr w:type="spellStart"/>
+      <w:r>
+        <w:rPr>
+          <w:rFonts w:ascii="Times New Roman" w:hAnsi="Times New Roman" w:cs="Times New Roman"/>
+        </w:rPr>
+        <w:t>rétegbeli</w:t>
+      </w:r>
+      <w:proofErr w:type="spellEnd"/>
+      <w:r>
+        <w:rPr>
+          <w:rFonts w:ascii="Times New Roman" w:hAnsi="Times New Roman" w:cs="Times New Roman"/>
+        </w:rPr>
+        <w:t xml:space="preserve"> funkciókat egy </w:t>
+      </w:r>
+      <w:proofErr w:type="spellStart"/>
+      <w:r>
+        <w:rPr>
+          <w:rFonts w:ascii="Times New Roman" w:hAnsi="Times New Roman" w:cs="Times New Roman"/>
+        </w:rPr>
+        <w:t>Multilayer</w:t>
+      </w:r>
+      <w:proofErr w:type="spellEnd"/>
+      <w:r>
+        <w:rPr>
+          <w:rFonts w:ascii="Times New Roman" w:hAnsi="Times New Roman" w:cs="Times New Roman"/>
+        </w:rPr>
+        <w:t xml:space="preserve"> </w:t>
+      </w:r>
+      <w:proofErr w:type="spellStart"/>
+      <w:r>
+        <w:rPr>
+          <w:rFonts w:ascii="Times New Roman" w:hAnsi="Times New Roman" w:cs="Times New Roman"/>
+        </w:rPr>
+        <w:t>Switch</w:t>
+      </w:r>
+      <w:proofErr w:type="spellEnd"/>
+      <w:r>
+        <w:rPr>
+          <w:rFonts w:ascii="Times New Roman" w:hAnsi="Times New Roman" w:cs="Times New Roman"/>
+        </w:rPr>
+        <w:t xml:space="preserve"> végzi</w:t>
+      </w:r>
+      <w:r>
+        <w:rPr>
+          <w:rFonts w:ascii="Times New Roman" w:hAnsi="Times New Roman" w:cs="Times New Roman"/>
+        </w:rPr>
+        <w:t xml:space="preserve">, illetve ezen a részen a nyomtatók, a szerverek és </w:t>
+      </w:r>
+      <w:proofErr w:type="spellStart"/>
+      <w:r>
+        <w:rPr>
+          <w:rFonts w:ascii="Times New Roman" w:hAnsi="Times New Roman" w:cs="Times New Roman"/>
+        </w:rPr>
+        <w:t>admin</w:t>
+      </w:r>
+      <w:proofErr w:type="spellEnd"/>
+      <w:r>
+        <w:rPr>
+          <w:rFonts w:ascii="Times New Roman" w:hAnsi="Times New Roman" w:cs="Times New Roman"/>
+        </w:rPr>
+        <w:t>-ok számára is külön VLAN-</w:t>
+      </w:r>
+      <w:proofErr w:type="spellStart"/>
+      <w:r>
+        <w:rPr>
+          <w:rFonts w:ascii="Times New Roman" w:hAnsi="Times New Roman" w:cs="Times New Roman"/>
+        </w:rPr>
+        <w:t>okat</w:t>
+      </w:r>
+      <w:proofErr w:type="spellEnd"/>
+      <w:r>
+        <w:rPr>
+          <w:rFonts w:ascii="Times New Roman" w:hAnsi="Times New Roman" w:cs="Times New Roman"/>
+        </w:rPr>
+        <w:t xml:space="preserve"> különítettünk el. </w:t>
       </w:r>
     </w:p>
     <w:p>
@@ -1436,7 +1615,25 @@
           <w:b/>
           <w:bCs/>
         </w:rPr>
-        <w:t xml:space="preserve">Akkor most vizsgáljuk meg a telephelyen elkülönölő részeket: </w:t>
+        <w:t xml:space="preserve">Akkor most vizsgáljuk meg a telephelyen </w:t>
+      </w:r>
+      <w:proofErr w:type="spellStart"/>
+      <w:r>
+        <w:rPr>
+          <w:rFonts w:ascii="Times New Roman" w:hAnsi="Times New Roman" w:cs="Times New Roman"/>
+          <w:b/>
+          <w:bCs/>
+        </w:rPr>
+        <w:t>elkülönölő</w:t>
+      </w:r>
+      <w:proofErr w:type="spellEnd"/>
+      <w:r>
+        <w:rPr>
+          <w:rFonts w:ascii="Times New Roman" w:hAnsi="Times New Roman" w:cs="Times New Roman"/>
+          <w:b/>
+          <w:bCs/>
+        </w:rPr>
+        <w:t xml:space="preserve"> részeket: </w:t>
       </w:r>
     </w:p>
     <w:p>
@@ -1538,6 +1735,7 @@
         </w:rPr>
         <w:t xml:space="preserve">A kapcsolók között </w:t>
       </w:r>
+      <w:proofErr w:type="spellStart"/>
       <w:r>
         <w:rPr>
           <w:rFonts w:ascii="Times New Roman" w:hAnsi="Times New Roman" w:cs="Times New Roman"/>
@@ -1545,7 +1743,57 @@
           <w:sz w:val="28"/>
           <w:szCs w:val="28"/>
         </w:rPr>
-        <w:t xml:space="preserve">Spanning Tree Protocol </w:t>
+        <w:t>Spanning</w:t>
+      </w:r>
+      <w:proofErr w:type="spellEnd"/>
+      <w:r>
+        <w:rPr>
+          <w:rFonts w:ascii="Times New Roman" w:hAnsi="Times New Roman" w:cs="Times New Roman"/>
+          <w:color w:val="C00000"/>
+          <w:sz w:val="28"/>
+          <w:szCs w:val="28"/>
+        </w:rPr>
+        <w:t xml:space="preserve"> </w:t>
+      </w:r>
+      <w:proofErr w:type="spellStart"/>
+      <w:r>
+        <w:rPr>
+          <w:rFonts w:ascii="Times New Roman" w:hAnsi="Times New Roman" w:cs="Times New Roman"/>
+          <w:color w:val="C00000"/>
+          <w:sz w:val="28"/>
+          <w:szCs w:val="28"/>
+        </w:rPr>
+        <w:t>Tree</w:t>
+      </w:r>
+      <w:proofErr w:type="spellEnd"/>
+      <w:r>
+        <w:rPr>
+          <w:rFonts w:ascii="Times New Roman" w:hAnsi="Times New Roman" w:cs="Times New Roman"/>
+          <w:color w:val="C00000"/>
+          <w:sz w:val="28"/>
+          <w:szCs w:val="28"/>
+        </w:rPr>
+        <w:t xml:space="preserve"> </w:t>
+      </w:r>
+      <w:proofErr w:type="spellStart"/>
+      <w:r>
+        <w:rPr>
+          <w:rFonts w:ascii="Times New Roman" w:hAnsi="Times New Roman" w:cs="Times New Roman"/>
+          <w:color w:val="C00000"/>
+          <w:sz w:val="28"/>
+          <w:szCs w:val="28"/>
+        </w:rPr>
+        <w:t>Protocol</w:t>
+      </w:r>
+      <w:proofErr w:type="spellEnd"/>
+      <w:r>
+        <w:rPr>
+          <w:rFonts w:ascii="Times New Roman" w:hAnsi="Times New Roman" w:cs="Times New Roman"/>
+          <w:color w:val="C00000"/>
+          <w:sz w:val="28"/>
+          <w:szCs w:val="28"/>
+        </w:rPr>
+        <w:t xml:space="preserve"> </w:t>
       </w:r>
       <w:r>
         <w:rPr>
@@ -1569,7 +1817,21 @@
         <w:rPr>
           <w:rFonts w:ascii="Times New Roman" w:hAnsi="Times New Roman" w:cs="Times New Roman"/>
         </w:rPr>
-        <w:t>A LAN hálózatokban gyakran alkalmaznak többszörös (redundáns) kapcsolatokat a kapcsolók (switch-ek) között, hogy növeljék a megbízhatóságot. Ezek a redundáns utak azonban hurkokat hozhatnak létre, amelyek</w:t>
+        <w:t>A LAN hálózatokban gyakran alkalmaznak többszörös (redundáns) kapcsolatokat a kapcsolók (</w:t>
+      </w:r>
+      <w:proofErr w:type="spellStart"/>
+      <w:r>
+        <w:rPr>
+          <w:rFonts w:ascii="Times New Roman" w:hAnsi="Times New Roman" w:cs="Times New Roman"/>
+        </w:rPr>
+        <w:t>switch</w:t>
+      </w:r>
+      <w:proofErr w:type="spellEnd"/>
+      <w:r>
+        <w:rPr>
+          <w:rFonts w:ascii="Times New Roman" w:hAnsi="Times New Roman" w:cs="Times New Roman"/>
+        </w:rPr>
+        <w:t>-ek) között, hogy növeljék a megbízhatóságot. Ezek a redundáns utak azonban hurkokat hozhatnak létre, amelyek</w:t>
       </w:r>
       <w:r>
         <w:rPr>
@@ -1577,13 +1839,41 @@
         </w:rPr>
         <w:t xml:space="preserve"> </w:t>
       </w:r>
-      <w:r>
-        <w:rPr>
-          <w:rFonts w:ascii="Times New Roman" w:hAnsi="Times New Roman" w:cs="Times New Roman"/>
-          <w:b/>
-          <w:bCs/>
-        </w:rPr>
-        <w:t>Broadcast storm-ot</w:t>
+      <w:proofErr w:type="spellStart"/>
+      <w:r>
+        <w:rPr>
+          <w:rFonts w:ascii="Times New Roman" w:hAnsi="Times New Roman" w:cs="Times New Roman"/>
+          <w:b/>
+          <w:bCs/>
+        </w:rPr>
+        <w:t>Broadcast</w:t>
+      </w:r>
+      <w:proofErr w:type="spellEnd"/>
+      <w:r>
+        <w:rPr>
+          <w:rFonts w:ascii="Times New Roman" w:hAnsi="Times New Roman" w:cs="Times New Roman"/>
+          <w:b/>
+          <w:bCs/>
+        </w:rPr>
+        <w:t xml:space="preserve"> </w:t>
+      </w:r>
+      <w:proofErr w:type="spellStart"/>
+      <w:r>
+        <w:rPr>
+          <w:rFonts w:ascii="Times New Roman" w:hAnsi="Times New Roman" w:cs="Times New Roman"/>
+          <w:b/>
+          <w:bCs/>
+        </w:rPr>
+        <w:t>storm</w:t>
+      </w:r>
+      <w:proofErr w:type="spellEnd"/>
+      <w:r>
+        <w:rPr>
+          <w:rFonts w:ascii="Times New Roman" w:hAnsi="Times New Roman" w:cs="Times New Roman"/>
+          <w:b/>
+          <w:bCs/>
+        </w:rPr>
+        <w:t>-ot</w:t>
       </w:r>
       <w:r>
         <w:rPr>
@@ -1647,13 +1937,41 @@
         </w:rPr>
         <w:t>Logikai fát (</w:t>
       </w:r>
+      <w:proofErr w:type="spellStart"/>
       <w:r>
         <w:rPr>
           <w:rFonts w:ascii="Times New Roman" w:hAnsi="Times New Roman" w:cs="Times New Roman"/>
           <w:i/>
           <w:iCs/>
         </w:rPr>
-        <w:t>spanning tree-t</w:t>
+        <w:t>spanning</w:t>
+      </w:r>
+      <w:proofErr w:type="spellEnd"/>
+      <w:r>
+        <w:rPr>
+          <w:rFonts w:ascii="Times New Roman" w:hAnsi="Times New Roman" w:cs="Times New Roman"/>
+          <w:i/>
+          <w:iCs/>
+        </w:rPr>
+        <w:t xml:space="preserve"> </w:t>
+      </w:r>
+      <w:proofErr w:type="spellStart"/>
+      <w:r>
+        <w:rPr>
+          <w:rFonts w:ascii="Times New Roman" w:hAnsi="Times New Roman" w:cs="Times New Roman"/>
+          <w:i/>
+          <w:iCs/>
+        </w:rPr>
+        <w:t>tree</w:t>
+      </w:r>
+      <w:proofErr w:type="spellEnd"/>
+      <w:r>
+        <w:rPr>
+          <w:rFonts w:ascii="Times New Roman" w:hAnsi="Times New Roman" w:cs="Times New Roman"/>
+          <w:i/>
+          <w:iCs/>
+        </w:rPr>
+        <w:t>-t</w:t>
       </w:r>
       <w:r>
         <w:rPr>
@@ -1705,14 +2023,46 @@
           <w:rFonts w:ascii="Times New Roman" w:hAnsi="Times New Roman" w:cs="Times New Roman"/>
           <w:color w:val="C00000"/>
         </w:rPr>
-        <w:t xml:space="preserve">Működése a telekom hálózatában: </w:t>
-      </w:r>
-      <w:r>
-        <w:rPr>
-          <w:rFonts w:ascii="Times New Roman" w:hAnsi="Times New Roman" w:cs="Times New Roman"/>
-          <w:color w:val="000000" w:themeColor="text1"/>
-        </w:rPr>
-        <w:t>A budapesti központi switch (SW_BP</w:t>
+        <w:t xml:space="preserve">Működése a </w:t>
+      </w:r>
+      <w:proofErr w:type="spellStart"/>
+      <w:r>
+        <w:rPr>
+          <w:rFonts w:ascii="Times New Roman" w:hAnsi="Times New Roman" w:cs="Times New Roman"/>
+          <w:color w:val="C00000"/>
+        </w:rPr>
+        <w:t>telekom</w:t>
+      </w:r>
+      <w:proofErr w:type="spellEnd"/>
+      <w:r>
+        <w:rPr>
+          <w:rFonts w:ascii="Times New Roman" w:hAnsi="Times New Roman" w:cs="Times New Roman"/>
+          <w:color w:val="C00000"/>
+        </w:rPr>
+        <w:t xml:space="preserve"> hálózatában: </w:t>
+      </w:r>
+      <w:r>
+        <w:rPr>
+          <w:rFonts w:ascii="Times New Roman" w:hAnsi="Times New Roman" w:cs="Times New Roman"/>
+          <w:color w:val="000000" w:themeColor="text1"/>
+        </w:rPr>
+        <w:t xml:space="preserve">A budapesti központi </w:t>
+      </w:r>
+      <w:proofErr w:type="spellStart"/>
+      <w:r>
+        <w:rPr>
+          <w:rFonts w:ascii="Times New Roman" w:hAnsi="Times New Roman" w:cs="Times New Roman"/>
+          <w:color w:val="000000" w:themeColor="text1"/>
+        </w:rPr>
+        <w:t>switch</w:t>
+      </w:r>
+      <w:proofErr w:type="spellEnd"/>
+      <w:r>
+        <w:rPr>
+          <w:rFonts w:ascii="Times New Roman" w:hAnsi="Times New Roman" w:cs="Times New Roman"/>
+          <w:color w:val="000000" w:themeColor="text1"/>
+        </w:rPr>
+        <w:t xml:space="preserve"> (SW_BP</w:t>
       </w:r>
       <w:r>
         <w:rPr>
@@ -1726,7 +2076,71 @@
           <w:rFonts w:ascii="Times New Roman" w:hAnsi="Times New Roman" w:cs="Times New Roman"/>
           <w:color w:val="000000" w:themeColor="text1"/>
         </w:rPr>
-        <w:t xml:space="preserve">) root bridge-ként van beállítva minden VLAN-ra (priority 0), így az STP topológia stabil és kiszámítható. A SW_BP2 és SW_BP3 közötti redundáns linket STP blokkolja, amíg szükség nem lesz rá — ez a </w:t>
+        <w:t xml:space="preserve">) </w:t>
+      </w:r>
+      <w:proofErr w:type="spellStart"/>
+      <w:r>
+        <w:rPr>
+          <w:rFonts w:ascii="Times New Roman" w:hAnsi="Times New Roman" w:cs="Times New Roman"/>
+          <w:color w:val="000000" w:themeColor="text1"/>
+        </w:rPr>
+        <w:t>root</w:t>
+      </w:r>
+      <w:proofErr w:type="spellEnd"/>
+      <w:r>
+        <w:rPr>
+          <w:rFonts w:ascii="Times New Roman" w:hAnsi="Times New Roman" w:cs="Times New Roman"/>
+          <w:color w:val="000000" w:themeColor="text1"/>
+        </w:rPr>
+        <w:t xml:space="preserve"> </w:t>
+      </w:r>
+      <w:proofErr w:type="spellStart"/>
+      <w:r>
+        <w:rPr>
+          <w:rFonts w:ascii="Times New Roman" w:hAnsi="Times New Roman" w:cs="Times New Roman"/>
+          <w:color w:val="000000" w:themeColor="text1"/>
+        </w:rPr>
+        <w:t>bridge</w:t>
+      </w:r>
+      <w:proofErr w:type="spellEnd"/>
+      <w:r>
+        <w:rPr>
+          <w:rFonts w:ascii="Times New Roman" w:hAnsi="Times New Roman" w:cs="Times New Roman"/>
+          <w:color w:val="000000" w:themeColor="text1"/>
+        </w:rPr>
+        <w:t>-ként van beállítva minden VLAN-</w:t>
+      </w:r>
+      <w:proofErr w:type="spellStart"/>
+      <w:r>
+        <w:rPr>
+          <w:rFonts w:ascii="Times New Roman" w:hAnsi="Times New Roman" w:cs="Times New Roman"/>
+          <w:color w:val="000000" w:themeColor="text1"/>
+        </w:rPr>
+        <w:t>ra</w:t>
+      </w:r>
+      <w:proofErr w:type="spellEnd"/>
+      <w:r>
+        <w:rPr>
+          <w:rFonts w:ascii="Times New Roman" w:hAnsi="Times New Roman" w:cs="Times New Roman"/>
+          <w:color w:val="000000" w:themeColor="text1"/>
+        </w:rPr>
+        <w:t xml:space="preserve"> (</w:t>
+      </w:r>
+      <w:proofErr w:type="spellStart"/>
+      <w:r>
+        <w:rPr>
+          <w:rFonts w:ascii="Times New Roman" w:hAnsi="Times New Roman" w:cs="Times New Roman"/>
+          <w:color w:val="000000" w:themeColor="text1"/>
+        </w:rPr>
+        <w:t>priority</w:t>
+      </w:r>
+      <w:proofErr w:type="spellEnd"/>
+      <w:r>
+        <w:rPr>
+          <w:rFonts w:ascii="Times New Roman" w:hAnsi="Times New Roman" w:cs="Times New Roman"/>
+          <w:color w:val="000000" w:themeColor="text1"/>
+        </w:rPr>
+        <w:t xml:space="preserve"> 0), így az STP topológia stabil és kiszámítható. A SW_BP2 és SW_BP3 közötti redundáns linket STP blokkolja, amíg szükség nem lesz rá — ez a </w:t>
       </w:r>
       <w:r>
         <w:rPr>
@@ -1812,6 +2226,7 @@
           <w:color w:val="A02B93" w:themeColor="accent5"/>
         </w:rPr>
       </w:pPr>
+      <w:proofErr w:type="spellStart"/>
       <w:r>
         <w:rPr>
           <w:rFonts w:ascii="Times New Roman" w:hAnsi="Times New Roman" w:cs="Times New Roman"/>
@@ -1819,6 +2234,7 @@
         </w:rPr>
         <w:t>EtherChannel</w:t>
       </w:r>
+      <w:proofErr w:type="spellEnd"/>
     </w:p>
     <w:p>
       <w:pPr>
@@ -1836,7 +2252,23 @@
           <w:rFonts w:ascii="Times New Roman" w:hAnsi="Times New Roman" w:cs="Times New Roman"/>
           <w:color w:val="000000" w:themeColor="text1"/>
         </w:rPr>
-        <w:t>A Telekom.hu projektben több switch között nagy sávszélességű, redundáns kapcsolat szükséges</w:t>
+        <w:t xml:space="preserve">A Telekom.hu projektben több </w:t>
+      </w:r>
+      <w:proofErr w:type="spellStart"/>
+      <w:r>
+        <w:rPr>
+          <w:rFonts w:ascii="Times New Roman" w:hAnsi="Times New Roman" w:cs="Times New Roman"/>
+          <w:color w:val="000000" w:themeColor="text1"/>
+        </w:rPr>
+        <w:t>switch</w:t>
+      </w:r>
+      <w:proofErr w:type="spellEnd"/>
+      <w:r>
+        <w:rPr>
+          <w:rFonts w:ascii="Times New Roman" w:hAnsi="Times New Roman" w:cs="Times New Roman"/>
+          <w:color w:val="000000" w:themeColor="text1"/>
+        </w:rPr>
+        <w:t xml:space="preserve"> között nagy sávszélességű, redundáns kapcsolat szükséges</w:t>
       </w:r>
       <w:r>
         <w:rPr>
@@ -1875,27 +2307,68 @@
         </w:rPr>
         <w:t xml:space="preserve">. Az </w:t>
       </w:r>
+      <w:proofErr w:type="spellStart"/>
       <w:r>
         <w:rPr>
           <w:rFonts w:ascii="Times New Roman" w:hAnsi="Times New Roman" w:cs="Times New Roman"/>
           <w:color w:val="C00000"/>
         </w:rPr>
-        <w:t>EtherChannel (LACP)</w:t>
-      </w:r>
-      <w:r>
-        <w:rPr>
-          <w:rFonts w:ascii="Times New Roman" w:hAnsi="Times New Roman" w:cs="Times New Roman"/>
-          <w:color w:val="000000" w:themeColor="text1"/>
-        </w:rPr>
-        <w:t>, ami egy szabváyok cisco protokoll</w:t>
-      </w:r>
+        <w:t>EtherChannel</w:t>
+      </w:r>
+      <w:proofErr w:type="spellEnd"/>
       <w:r>
         <w:rPr>
           <w:rFonts w:ascii="Times New Roman" w:hAnsi="Times New Roman" w:cs="Times New Roman"/>
           <w:color w:val="C00000"/>
         </w:rPr>
+        <w:t xml:space="preserve"> (LACP)</w:t>
+      </w:r>
+      <w:r>
+        <w:rPr>
+          <w:rFonts w:ascii="Times New Roman" w:hAnsi="Times New Roman" w:cs="Times New Roman"/>
+          <w:color w:val="000000" w:themeColor="text1"/>
+        </w:rPr>
+        <w:t xml:space="preserve">, ami egy </w:t>
+      </w:r>
+      <w:proofErr w:type="spellStart"/>
+      <w:r>
+        <w:rPr>
+          <w:rFonts w:ascii="Times New Roman" w:hAnsi="Times New Roman" w:cs="Times New Roman"/>
+          <w:color w:val="000000" w:themeColor="text1"/>
+        </w:rPr>
+        <w:t>szabváyok</w:t>
+      </w:r>
+      <w:proofErr w:type="spellEnd"/>
+      <w:r>
+        <w:rPr>
+          <w:rFonts w:ascii="Times New Roman" w:hAnsi="Times New Roman" w:cs="Times New Roman"/>
+          <w:color w:val="000000" w:themeColor="text1"/>
+        </w:rPr>
         <w:t xml:space="preserve"> </w:t>
       </w:r>
+      <w:proofErr w:type="spellStart"/>
+      <w:r>
+        <w:rPr>
+          <w:rFonts w:ascii="Times New Roman" w:hAnsi="Times New Roman" w:cs="Times New Roman"/>
+          <w:color w:val="000000" w:themeColor="text1"/>
+        </w:rPr>
+        <w:t>cisco</w:t>
+      </w:r>
+      <w:proofErr w:type="spellEnd"/>
+      <w:r>
+        <w:rPr>
+          <w:rFonts w:ascii="Times New Roman" w:hAnsi="Times New Roman" w:cs="Times New Roman"/>
+          <w:color w:val="000000" w:themeColor="text1"/>
+        </w:rPr>
+        <w:t xml:space="preserve"> protokoll</w:t>
+      </w:r>
+      <w:r>
+        <w:rPr>
+          <w:rFonts w:ascii="Times New Roman" w:hAnsi="Times New Roman" w:cs="Times New Roman"/>
+          <w:color w:val="C00000"/>
+        </w:rPr>
+        <w:t xml:space="preserve"> </w:t>
+      </w:r>
       <w:r>
         <w:rPr>
           <w:rFonts w:ascii="Times New Roman" w:hAnsi="Times New Roman" w:cs="Times New Roman"/>
@@ -1910,7 +2383,27 @@
           <w:bCs/>
           <w:color w:val="000000" w:themeColor="text1"/>
         </w:rPr>
-        <w:t>több fizikai portot egy logikai csatornába vonjunk össze</w:t>
+        <w:t xml:space="preserve">több fizikai </w:t>
+      </w:r>
+      <w:proofErr w:type="spellStart"/>
+      <w:r>
+        <w:rPr>
+          <w:rFonts w:ascii="Times New Roman" w:hAnsi="Times New Roman" w:cs="Times New Roman"/>
+          <w:b/>
+          <w:bCs/>
+          <w:color w:val="000000" w:themeColor="text1"/>
+        </w:rPr>
+        <w:t>portot</w:t>
+      </w:r>
+      <w:proofErr w:type="spellEnd"/>
+      <w:r>
+        <w:rPr>
+          <w:rFonts w:ascii="Times New Roman" w:hAnsi="Times New Roman" w:cs="Times New Roman"/>
+          <w:b/>
+          <w:bCs/>
+          <w:color w:val="000000" w:themeColor="text1"/>
+        </w:rPr>
+        <w:t xml:space="preserve"> egy logikai csatornába vonjunk össze</w:t>
       </w:r>
       <w:r>
         <w:rPr>
@@ -2029,7 +2522,23 @@
           <w:rFonts w:ascii="Times New Roman" w:hAnsi="Times New Roman" w:cs="Times New Roman"/>
           <w:color w:val="000000" w:themeColor="text1"/>
         </w:rPr>
-        <w:t xml:space="preserve">Az STP egyetlen logikai interfészként kezeli ergo kevesebb blocking, gyorsabb konvergencia. </w:t>
+        <w:t xml:space="preserve">Az STP egyetlen logikai interfészként kezeli ergo kevesebb </w:t>
+      </w:r>
+      <w:proofErr w:type="spellStart"/>
+      <w:r>
+        <w:rPr>
+          <w:rFonts w:ascii="Times New Roman" w:hAnsi="Times New Roman" w:cs="Times New Roman"/>
+          <w:color w:val="000000" w:themeColor="text1"/>
+        </w:rPr>
+        <w:t>blocking</w:t>
+      </w:r>
+      <w:proofErr w:type="spellEnd"/>
+      <w:r>
+        <w:rPr>
+          <w:rFonts w:ascii="Times New Roman" w:hAnsi="Times New Roman" w:cs="Times New Roman"/>
+          <w:color w:val="000000" w:themeColor="text1"/>
+        </w:rPr>
+        <w:t xml:space="preserve">, gyorsabb konvergencia. </w:t>
       </w:r>
     </w:p>
     <w:p>
@@ -2046,14 +2555,45 @@
           <w:color w:val="000000" w:themeColor="text1"/>
         </w:rPr>
       </w:pPr>
-      <w:r>
-        <w:rPr>
-          <w:rFonts w:ascii="Times New Roman" w:hAnsi="Times New Roman" w:cs="Times New Roman"/>
-          <w:b/>
-          <w:bCs/>
-          <w:color w:val="000000" w:themeColor="text1"/>
-        </w:rPr>
-        <w:t xml:space="preserve">Load balancing: </w:t>
+      <w:proofErr w:type="spellStart"/>
+      <w:r>
+        <w:rPr>
+          <w:rFonts w:ascii="Times New Roman" w:hAnsi="Times New Roman" w:cs="Times New Roman"/>
+          <w:b/>
+          <w:bCs/>
+          <w:color w:val="000000" w:themeColor="text1"/>
+        </w:rPr>
+        <w:t>Load</w:t>
+      </w:r>
+      <w:proofErr w:type="spellEnd"/>
+      <w:r>
+        <w:rPr>
+          <w:rFonts w:ascii="Times New Roman" w:hAnsi="Times New Roman" w:cs="Times New Roman"/>
+          <w:b/>
+          <w:bCs/>
+          <w:color w:val="000000" w:themeColor="text1"/>
+        </w:rPr>
+        <w:t xml:space="preserve"> </w:t>
+      </w:r>
+      <w:proofErr w:type="spellStart"/>
+      <w:r>
+        <w:rPr>
+          <w:rFonts w:ascii="Times New Roman" w:hAnsi="Times New Roman" w:cs="Times New Roman"/>
+          <w:b/>
+          <w:bCs/>
+          <w:color w:val="000000" w:themeColor="text1"/>
+        </w:rPr>
+        <w:t>balancing</w:t>
+      </w:r>
+      <w:proofErr w:type="spellEnd"/>
+      <w:r>
+        <w:rPr>
+          <w:rFonts w:ascii="Times New Roman" w:hAnsi="Times New Roman" w:cs="Times New Roman"/>
+          <w:b/>
+          <w:bCs/>
+          <w:color w:val="000000" w:themeColor="text1"/>
+        </w:rPr>
+        <w:t xml:space="preserve">: </w:t>
       </w:r>
       <w:r>
         <w:rPr>
@@ -2147,14 +2687,62 @@
           <w:rFonts w:ascii="Times New Roman" w:hAnsi="Times New Roman" w:cs="Times New Roman"/>
           <w:color w:val="C00000"/>
         </w:rPr>
-        <w:t xml:space="preserve">Működése a telekom hálózatában: </w:t>
-      </w:r>
-      <w:r>
-        <w:rPr>
-          <w:rFonts w:ascii="Times New Roman" w:hAnsi="Times New Roman" w:cs="Times New Roman"/>
-          <w:color w:val="000000" w:themeColor="text1"/>
-        </w:rPr>
-        <w:t xml:space="preserve">Öt darab Port-channelt hoztunk létre, az egyik vége mindig Active, vagyis </w:t>
+        <w:t xml:space="preserve">Működése a </w:t>
+      </w:r>
+      <w:proofErr w:type="spellStart"/>
+      <w:r>
+        <w:rPr>
+          <w:rFonts w:ascii="Times New Roman" w:hAnsi="Times New Roman" w:cs="Times New Roman"/>
+          <w:color w:val="C00000"/>
+        </w:rPr>
+        <w:t>telekom</w:t>
+      </w:r>
+      <w:proofErr w:type="spellEnd"/>
+      <w:r>
+        <w:rPr>
+          <w:rFonts w:ascii="Times New Roman" w:hAnsi="Times New Roman" w:cs="Times New Roman"/>
+          <w:color w:val="C00000"/>
+        </w:rPr>
+        <w:t xml:space="preserve"> hálózatában: </w:t>
+      </w:r>
+      <w:r>
+        <w:rPr>
+          <w:rFonts w:ascii="Times New Roman" w:hAnsi="Times New Roman" w:cs="Times New Roman"/>
+          <w:color w:val="000000" w:themeColor="text1"/>
+        </w:rPr>
+        <w:t>Öt darab Port-</w:t>
+      </w:r>
+      <w:proofErr w:type="spellStart"/>
+      <w:r>
+        <w:rPr>
+          <w:rFonts w:ascii="Times New Roman" w:hAnsi="Times New Roman" w:cs="Times New Roman"/>
+          <w:color w:val="000000" w:themeColor="text1"/>
+        </w:rPr>
+        <w:t>channelt</w:t>
+      </w:r>
+      <w:proofErr w:type="spellEnd"/>
+      <w:r>
+        <w:rPr>
+          <w:rFonts w:ascii="Times New Roman" w:hAnsi="Times New Roman" w:cs="Times New Roman"/>
+          <w:color w:val="000000" w:themeColor="text1"/>
+        </w:rPr>
+        <w:t xml:space="preserve"> hoztunk létre, az egyik vége mindig </w:t>
+      </w:r>
+      <w:proofErr w:type="spellStart"/>
+      <w:r>
+        <w:rPr>
+          <w:rFonts w:ascii="Times New Roman" w:hAnsi="Times New Roman" w:cs="Times New Roman"/>
+          <w:color w:val="000000" w:themeColor="text1"/>
+        </w:rPr>
+        <w:t>Active</w:t>
+      </w:r>
+      <w:proofErr w:type="spellEnd"/>
+      <w:r>
+        <w:rPr>
+          <w:rFonts w:ascii="Times New Roman" w:hAnsi="Times New Roman" w:cs="Times New Roman"/>
+          <w:color w:val="000000" w:themeColor="text1"/>
+        </w:rPr>
+        <w:t xml:space="preserve">, vagyis </w:t>
       </w:r>
       <w:r>
         <w:rPr>
@@ -2170,7 +2758,23 @@
           <w:rFonts w:ascii="Times New Roman" w:hAnsi="Times New Roman" w:cs="Times New Roman"/>
           <w:color w:val="000000" w:themeColor="text1"/>
         </w:rPr>
-        <w:t>, míg a másik a Passive csak válaszol a kezdeményezésre.</w:t>
+        <w:t xml:space="preserve">, míg a másik a </w:t>
+      </w:r>
+      <w:proofErr w:type="spellStart"/>
+      <w:r>
+        <w:rPr>
+          <w:rFonts w:ascii="Times New Roman" w:hAnsi="Times New Roman" w:cs="Times New Roman"/>
+          <w:color w:val="000000" w:themeColor="text1"/>
+        </w:rPr>
+        <w:t>Passive</w:t>
+      </w:r>
+      <w:proofErr w:type="spellEnd"/>
+      <w:r>
+        <w:rPr>
+          <w:rFonts w:ascii="Times New Roman" w:hAnsi="Times New Roman" w:cs="Times New Roman"/>
+          <w:color w:val="000000" w:themeColor="text1"/>
+        </w:rPr>
+        <w:t xml:space="preserve"> csak válaszol a kezdeményezésre.</w:t>
       </w:r>
     </w:p>
     <w:p>
@@ -2512,12 +3116,37 @@
         </w:rPr>
         <w:t xml:space="preserve"> Létre lett hozva egy VLAN110_POOL, egy VLAN120_POOL és egy VLAN130POOL. A DNS szerver mindegyiknek ugyanaz, a </w:t>
       </w:r>
+      <w:proofErr w:type="spellStart"/>
       <w:r>
         <w:rPr>
           <w:rFonts w:ascii="Times New Roman" w:hAnsi="Times New Roman" w:cs="Times New Roman"/>
           <w:color w:val="C00000"/>
         </w:rPr>
-        <w:t>telekom workforce oldala</w:t>
+        <w:t>telekom</w:t>
+      </w:r>
+      <w:proofErr w:type="spellEnd"/>
+      <w:r>
+        <w:rPr>
+          <w:rFonts w:ascii="Times New Roman" w:hAnsi="Times New Roman" w:cs="Times New Roman"/>
+          <w:color w:val="C00000"/>
+        </w:rPr>
+        <w:t xml:space="preserve"> </w:t>
+      </w:r>
+      <w:proofErr w:type="spellStart"/>
+      <w:r>
+        <w:rPr>
+          <w:rFonts w:ascii="Times New Roman" w:hAnsi="Times New Roman" w:cs="Times New Roman"/>
+          <w:color w:val="C00000"/>
+        </w:rPr>
+        <w:t>workforce</w:t>
+      </w:r>
+      <w:proofErr w:type="spellEnd"/>
+      <w:r>
+        <w:rPr>
+          <w:rFonts w:ascii="Times New Roman" w:hAnsi="Times New Roman" w:cs="Times New Roman"/>
+          <w:color w:val="C00000"/>
+        </w:rPr>
+        <w:t xml:space="preserve"> oldala</w:t>
       </w:r>
       <w:r>
         <w:rPr>
@@ -2551,13 +3180,47 @@
         </w:rPr>
         <w:t xml:space="preserve">hangolására lett felkonfigurálva a kapcsolók közötti portokon </w:t>
       </w:r>
+      <w:proofErr w:type="spellStart"/>
       <w:r>
         <w:rPr>
           <w:rFonts w:ascii="Times New Roman" w:hAnsi="Times New Roman" w:cs="Times New Roman"/>
           <w:color w:val="C00000"/>
         </w:rPr>
-        <w:t>trunk és native vlan</w:t>
-      </w:r>
+        <w:t>trunk</w:t>
+      </w:r>
+      <w:proofErr w:type="spellEnd"/>
+      <w:r>
+        <w:rPr>
+          <w:rFonts w:ascii="Times New Roman" w:hAnsi="Times New Roman" w:cs="Times New Roman"/>
+          <w:color w:val="C00000"/>
+        </w:rPr>
+        <w:t xml:space="preserve"> és </w:t>
+      </w:r>
+      <w:proofErr w:type="spellStart"/>
+      <w:r>
+        <w:rPr>
+          <w:rFonts w:ascii="Times New Roman" w:hAnsi="Times New Roman" w:cs="Times New Roman"/>
+          <w:color w:val="C00000"/>
+        </w:rPr>
+        <w:t>native</w:t>
+      </w:r>
+      <w:proofErr w:type="spellEnd"/>
+      <w:r>
+        <w:rPr>
+          <w:rFonts w:ascii="Times New Roman" w:hAnsi="Times New Roman" w:cs="Times New Roman"/>
+          <w:color w:val="C00000"/>
+        </w:rPr>
+        <w:t xml:space="preserve"> </w:t>
+      </w:r>
+      <w:proofErr w:type="spellStart"/>
+      <w:r>
+        <w:rPr>
+          <w:rFonts w:ascii="Times New Roman" w:hAnsi="Times New Roman" w:cs="Times New Roman"/>
+          <w:color w:val="C00000"/>
+        </w:rPr>
+        <w:t>vlan</w:t>
+      </w:r>
+      <w:proofErr w:type="spellEnd"/>
       <w:r>
         <w:rPr>
           <w:rFonts w:ascii="Times New Roman" w:hAnsi="Times New Roman" w:cs="Times New Roman"/>
@@ -2570,6 +3233,7 @@
         </w:rPr>
         <w:t xml:space="preserve">A </w:t>
       </w:r>
+      <w:proofErr w:type="spellStart"/>
       <w:r>
         <w:rPr>
           <w:rFonts w:ascii="Times New Roman" w:hAnsi="Times New Roman" w:cs="Times New Roman"/>
@@ -2577,116 +3241,9 @@
           <w:sz w:val="28"/>
           <w:szCs w:val="28"/>
         </w:rPr>
-        <w:t>trunk kapcsolat</w:t>
-      </w:r>
-      <w:r>
-        <w:rPr>
-          <w:rFonts w:ascii="Times New Roman" w:hAnsi="Times New Roman" w:cs="Times New Roman"/>
-          <w:sz w:val="28"/>
-          <w:szCs w:val="28"/>
-        </w:rPr>
-        <w:t xml:space="preserve"> </w:t>
-      </w:r>
-      <w:r>
-        <w:rPr>
-          <w:rFonts w:ascii="Times New Roman" w:hAnsi="Times New Roman" w:cs="Times New Roman"/>
-        </w:rPr>
-        <w:t>két switch között olyan port,</w:t>
-      </w:r>
-      <w:r>
-        <w:rPr>
-          <w:rFonts w:ascii="Times New Roman" w:hAnsi="Times New Roman" w:cs="Times New Roman"/>
-        </w:rPr>
-        <w:t xml:space="preserve"> </w:t>
-      </w:r>
-      <w:r>
-        <w:rPr>
-          <w:rFonts w:ascii="Times New Roman" w:hAnsi="Times New Roman" w:cs="Times New Roman"/>
-        </w:rPr>
-        <w:t>amin egyszerre több VLAN forgalma mehet át,</w:t>
-      </w:r>
-      <w:r>
-        <w:rPr>
-          <w:rFonts w:ascii="Times New Roman" w:hAnsi="Times New Roman" w:cs="Times New Roman"/>
-        </w:rPr>
-        <w:t xml:space="preserve"> </w:t>
-      </w:r>
-      <w:r>
-        <w:rPr>
-          <w:rFonts w:ascii="Times New Roman" w:hAnsi="Times New Roman" w:cs="Times New Roman"/>
-        </w:rPr>
-        <w:t>és a keretek VLAN-azonosítóval (802.1Q taggel) vannak megjelölve.</w:t>
-      </w:r>
-      <w:r>
-        <w:rPr>
-          <w:rFonts w:ascii="Times New Roman" w:hAnsi="Times New Roman" w:cs="Times New Roman"/>
-        </w:rPr>
-        <w:t xml:space="preserve"> </w:t>
-      </w:r>
-      <w:r>
-        <w:rPr>
-          <w:rFonts w:ascii="Times New Roman" w:hAnsi="Times New Roman" w:cs="Times New Roman"/>
-          <w:b/>
-          <w:bCs/>
-        </w:rPr>
-        <w:t xml:space="preserve">Több VLAN átvitele egyetlen kábelen, vagyis a mi esetünkben </w:t>
-      </w:r>
-      <w:r>
-        <w:rPr>
-          <w:rFonts w:ascii="Times New Roman" w:hAnsi="Times New Roman" w:cs="Times New Roman"/>
-          <w:b/>
-          <w:bCs/>
-          <w:i/>
-          <w:iCs/>
-        </w:rPr>
-        <w:t>csatornán</w:t>
-      </w:r>
-      <w:r>
-        <w:rPr>
-          <w:rFonts w:ascii="Times New Roman" w:hAnsi="Times New Roman" w:cs="Times New Roman"/>
-          <w:b/>
-          <w:bCs/>
-        </w:rPr>
-        <w:t xml:space="preserve">. </w:t>
-      </w:r>
-      <w:r>
-        <w:rPr>
-          <w:rFonts w:ascii="Times New Roman" w:hAnsi="Times New Roman" w:cs="Times New Roman"/>
-        </w:rPr>
-        <w:t xml:space="preserve">Ha két </w:t>
-      </w:r>
-      <w:r>
-        <w:rPr>
-          <w:rFonts w:ascii="Times New Roman" w:hAnsi="Times New Roman" w:cs="Times New Roman"/>
-        </w:rPr>
-        <w:t>kapcsolón</w:t>
-      </w:r>
-      <w:r>
-        <w:rPr>
-          <w:rFonts w:ascii="Times New Roman" w:hAnsi="Times New Roman" w:cs="Times New Roman"/>
-        </w:rPr>
-        <w:t xml:space="preserve"> ugyanazok a VLAN-ok léteznek, akkor a forgalmukat át kell vinni köztük.</w:t>
-      </w:r>
-      <w:r>
-        <w:rPr>
-          <w:rFonts w:ascii="Times New Roman" w:hAnsi="Times New Roman" w:cs="Times New Roman"/>
-        </w:rPr>
-        <w:t xml:space="preserve"> </w:t>
-      </w:r>
-    </w:p>
-    <w:p>
-      <w:pPr>
-        <w:jc w:val="both"/>
-        <w:rPr>
-          <w:rFonts w:ascii="Times New Roman" w:hAnsi="Times New Roman" w:cs="Times New Roman"/>
-        </w:rPr>
-      </w:pPr>
-      <w:r>
-        <w:rPr>
-          <w:rFonts w:ascii="Times New Roman" w:hAnsi="Times New Roman" w:cs="Times New Roman"/>
-        </w:rPr>
-        <w:t xml:space="preserve">A </w:t>
-      </w:r>
+        <w:t>trunk</w:t>
+      </w:r>
+      <w:proofErr w:type="spellEnd"/>
       <w:r>
         <w:rPr>
           <w:rFonts w:ascii="Times New Roman" w:hAnsi="Times New Roman" w:cs="Times New Roman"/>
@@ -2694,13 +3251,197 @@
           <w:sz w:val="28"/>
           <w:szCs w:val="28"/>
         </w:rPr>
-        <w:t xml:space="preserve">native VLAN </w:t>
-      </w:r>
-      <w:r>
-        <w:rPr>
-          <w:rFonts w:ascii="Times New Roman" w:hAnsi="Times New Roman" w:cs="Times New Roman"/>
-        </w:rPr>
-        <w:t>az a VLAN, amelyhez a trunk porton érkező címkézetlen (untagged) Ethernet keretek automatikusan hozzárendelődnek</w:t>
+        <w:t xml:space="preserve"> kapcsolat</w:t>
+      </w:r>
+      <w:r>
+        <w:rPr>
+          <w:rFonts w:ascii="Times New Roman" w:hAnsi="Times New Roman" w:cs="Times New Roman"/>
+          <w:sz w:val="28"/>
+          <w:szCs w:val="28"/>
+        </w:rPr>
+        <w:t xml:space="preserve"> </w:t>
+      </w:r>
+      <w:r>
+        <w:rPr>
+          <w:rFonts w:ascii="Times New Roman" w:hAnsi="Times New Roman" w:cs="Times New Roman"/>
+        </w:rPr>
+        <w:t xml:space="preserve">két </w:t>
+      </w:r>
+      <w:proofErr w:type="spellStart"/>
+      <w:r>
+        <w:rPr>
+          <w:rFonts w:ascii="Times New Roman" w:hAnsi="Times New Roman" w:cs="Times New Roman"/>
+        </w:rPr>
+        <w:t>switch</w:t>
+      </w:r>
+      <w:proofErr w:type="spellEnd"/>
+      <w:r>
+        <w:rPr>
+          <w:rFonts w:ascii="Times New Roman" w:hAnsi="Times New Roman" w:cs="Times New Roman"/>
+        </w:rPr>
+        <w:t xml:space="preserve"> között olyan port,</w:t>
+      </w:r>
+      <w:r>
+        <w:rPr>
+          <w:rFonts w:ascii="Times New Roman" w:hAnsi="Times New Roman" w:cs="Times New Roman"/>
+        </w:rPr>
+        <w:t xml:space="preserve"> </w:t>
+      </w:r>
+      <w:r>
+        <w:rPr>
+          <w:rFonts w:ascii="Times New Roman" w:hAnsi="Times New Roman" w:cs="Times New Roman"/>
+        </w:rPr>
+        <w:t>amin egyszerre több VLAN forgalma mehet át,</w:t>
+      </w:r>
+      <w:r>
+        <w:rPr>
+          <w:rFonts w:ascii="Times New Roman" w:hAnsi="Times New Roman" w:cs="Times New Roman"/>
+        </w:rPr>
+        <w:t xml:space="preserve"> </w:t>
+      </w:r>
+      <w:r>
+        <w:rPr>
+          <w:rFonts w:ascii="Times New Roman" w:hAnsi="Times New Roman" w:cs="Times New Roman"/>
+        </w:rPr>
+        <w:t>és a keretek VLAN-azonosítóval (802.1Q taggel) vannak megjelölve.</w:t>
+      </w:r>
+      <w:r>
+        <w:rPr>
+          <w:rFonts w:ascii="Times New Roman" w:hAnsi="Times New Roman" w:cs="Times New Roman"/>
+        </w:rPr>
+        <w:t xml:space="preserve"> </w:t>
+      </w:r>
+      <w:r>
+        <w:rPr>
+          <w:rFonts w:ascii="Times New Roman" w:hAnsi="Times New Roman" w:cs="Times New Roman"/>
+          <w:b/>
+          <w:bCs/>
+        </w:rPr>
+        <w:t xml:space="preserve">Több VLAN átvitele egyetlen kábelen, vagyis a mi esetünkben </w:t>
+      </w:r>
+      <w:r>
+        <w:rPr>
+          <w:rFonts w:ascii="Times New Roman" w:hAnsi="Times New Roman" w:cs="Times New Roman"/>
+          <w:b/>
+          <w:bCs/>
+          <w:i/>
+          <w:iCs/>
+        </w:rPr>
+        <w:t>csatornán</w:t>
+      </w:r>
+      <w:r>
+        <w:rPr>
+          <w:rFonts w:ascii="Times New Roman" w:hAnsi="Times New Roman" w:cs="Times New Roman"/>
+          <w:b/>
+          <w:bCs/>
+        </w:rPr>
+        <w:t xml:space="preserve">. </w:t>
+      </w:r>
+      <w:r>
+        <w:rPr>
+          <w:rFonts w:ascii="Times New Roman" w:hAnsi="Times New Roman" w:cs="Times New Roman"/>
+        </w:rPr>
+        <w:t xml:space="preserve">Ha két </w:t>
+      </w:r>
+      <w:r>
+        <w:rPr>
+          <w:rFonts w:ascii="Times New Roman" w:hAnsi="Times New Roman" w:cs="Times New Roman"/>
+        </w:rPr>
+        <w:t>kapcsolón</w:t>
+      </w:r>
+      <w:r>
+        <w:rPr>
+          <w:rFonts w:ascii="Times New Roman" w:hAnsi="Times New Roman" w:cs="Times New Roman"/>
+        </w:rPr>
+        <w:t xml:space="preserve"> ugyanazok a VLAN-ok léteznek, akkor a forgalmukat át kell vinni köztük.</w:t>
+      </w:r>
+      <w:r>
+        <w:rPr>
+          <w:rFonts w:ascii="Times New Roman" w:hAnsi="Times New Roman" w:cs="Times New Roman"/>
+        </w:rPr>
+        <w:t xml:space="preserve"> </w:t>
+      </w:r>
+    </w:p>
+    <w:p>
+      <w:pPr>
+        <w:jc w:val="both"/>
+        <w:rPr>
+          <w:rFonts w:ascii="Times New Roman" w:hAnsi="Times New Roman" w:cs="Times New Roman"/>
+        </w:rPr>
+      </w:pPr>
+      <w:r>
+        <w:rPr>
+          <w:rFonts w:ascii="Times New Roman" w:hAnsi="Times New Roman" w:cs="Times New Roman"/>
+        </w:rPr>
+        <w:t xml:space="preserve">A </w:t>
+      </w:r>
+      <w:proofErr w:type="spellStart"/>
+      <w:r>
+        <w:rPr>
+          <w:rFonts w:ascii="Times New Roman" w:hAnsi="Times New Roman" w:cs="Times New Roman"/>
+          <w:color w:val="C00000"/>
+          <w:sz w:val="28"/>
+          <w:szCs w:val="28"/>
+        </w:rPr>
+        <w:t>native</w:t>
+      </w:r>
+      <w:proofErr w:type="spellEnd"/>
+      <w:r>
+        <w:rPr>
+          <w:rFonts w:ascii="Times New Roman" w:hAnsi="Times New Roman" w:cs="Times New Roman"/>
+          <w:color w:val="C00000"/>
+          <w:sz w:val="28"/>
+          <w:szCs w:val="28"/>
+        </w:rPr>
+        <w:t xml:space="preserve"> VLAN </w:t>
+      </w:r>
+      <w:r>
+        <w:rPr>
+          <w:rFonts w:ascii="Times New Roman" w:hAnsi="Times New Roman" w:cs="Times New Roman"/>
+        </w:rPr>
+        <w:t xml:space="preserve">az a VLAN, amelyhez a </w:t>
+      </w:r>
+      <w:proofErr w:type="spellStart"/>
+      <w:r>
+        <w:rPr>
+          <w:rFonts w:ascii="Times New Roman" w:hAnsi="Times New Roman" w:cs="Times New Roman"/>
+        </w:rPr>
+        <w:t>trunk</w:t>
+      </w:r>
+      <w:proofErr w:type="spellEnd"/>
+      <w:r>
+        <w:rPr>
+          <w:rFonts w:ascii="Times New Roman" w:hAnsi="Times New Roman" w:cs="Times New Roman"/>
+        </w:rPr>
+        <w:t xml:space="preserve"> </w:t>
+      </w:r>
+      <w:proofErr w:type="spellStart"/>
+      <w:r>
+        <w:rPr>
+          <w:rFonts w:ascii="Times New Roman" w:hAnsi="Times New Roman" w:cs="Times New Roman"/>
+        </w:rPr>
+        <w:t>porton</w:t>
+      </w:r>
+      <w:proofErr w:type="spellEnd"/>
+      <w:r>
+        <w:rPr>
+          <w:rFonts w:ascii="Times New Roman" w:hAnsi="Times New Roman" w:cs="Times New Roman"/>
+        </w:rPr>
+        <w:t xml:space="preserve"> érkező címkézetlen (</w:t>
+      </w:r>
+      <w:proofErr w:type="spellStart"/>
+      <w:r>
+        <w:rPr>
+          <w:rFonts w:ascii="Times New Roman" w:hAnsi="Times New Roman" w:cs="Times New Roman"/>
+        </w:rPr>
+        <w:t>untagged</w:t>
+      </w:r>
+      <w:proofErr w:type="spellEnd"/>
+      <w:r>
+        <w:rPr>
+          <w:rFonts w:ascii="Times New Roman" w:hAnsi="Times New Roman" w:cs="Times New Roman"/>
+        </w:rPr>
+        <w:t>) Ethernet keretek automatikusan hozzárendelődnek</w:t>
       </w:r>
       <w:r>
         <w:rPr>
@@ -2720,27 +3461,87 @@
         </w:rPr>
         <w:t xml:space="preserve"> egy </w:t>
       </w:r>
-      <w:r>
-        <w:rPr>
-          <w:rFonts w:ascii="Times New Roman" w:hAnsi="Times New Roman" w:cs="Times New Roman"/>
-          <w:b/>
-          <w:bCs/>
-        </w:rPr>
-        <w:t>trunk porton érkezik egy címkézetlen keret</w:t>
-      </w:r>
-      <w:r>
-        <w:rPr>
-          <w:rFonts w:ascii="Times New Roman" w:hAnsi="Times New Roman" w:cs="Times New Roman"/>
-        </w:rPr>
-        <w:t xml:space="preserve">, a switch úgy értelmezi, hogy </w:t>
-      </w:r>
-      <w:r>
-        <w:rPr>
-          <w:rFonts w:ascii="Times New Roman" w:hAnsi="Times New Roman" w:cs="Times New Roman"/>
-          <w:b/>
-          <w:bCs/>
-        </w:rPr>
-        <w:t>az a native VLAN-hoz tartozik</w:t>
+      <w:proofErr w:type="spellStart"/>
+      <w:r>
+        <w:rPr>
+          <w:rFonts w:ascii="Times New Roman" w:hAnsi="Times New Roman" w:cs="Times New Roman"/>
+          <w:b/>
+          <w:bCs/>
+        </w:rPr>
+        <w:t>trunk</w:t>
+      </w:r>
+      <w:proofErr w:type="spellEnd"/>
+      <w:r>
+        <w:rPr>
+          <w:rFonts w:ascii="Times New Roman" w:hAnsi="Times New Roman" w:cs="Times New Roman"/>
+          <w:b/>
+          <w:bCs/>
+        </w:rPr>
+        <w:t xml:space="preserve"> </w:t>
+      </w:r>
+      <w:proofErr w:type="spellStart"/>
+      <w:r>
+        <w:rPr>
+          <w:rFonts w:ascii="Times New Roman" w:hAnsi="Times New Roman" w:cs="Times New Roman"/>
+          <w:b/>
+          <w:bCs/>
+        </w:rPr>
+        <w:t>porton</w:t>
+      </w:r>
+      <w:proofErr w:type="spellEnd"/>
+      <w:r>
+        <w:rPr>
+          <w:rFonts w:ascii="Times New Roman" w:hAnsi="Times New Roman" w:cs="Times New Roman"/>
+          <w:b/>
+          <w:bCs/>
+        </w:rPr>
+        <w:t xml:space="preserve"> érkezik egy címkézetlen keret</w:t>
+      </w:r>
+      <w:r>
+        <w:rPr>
+          <w:rFonts w:ascii="Times New Roman" w:hAnsi="Times New Roman" w:cs="Times New Roman"/>
+        </w:rPr>
+        <w:t xml:space="preserve">, a </w:t>
+      </w:r>
+      <w:proofErr w:type="spellStart"/>
+      <w:r>
+        <w:rPr>
+          <w:rFonts w:ascii="Times New Roman" w:hAnsi="Times New Roman" w:cs="Times New Roman"/>
+        </w:rPr>
+        <w:t>switch</w:t>
+      </w:r>
+      <w:proofErr w:type="spellEnd"/>
+      <w:r>
+        <w:rPr>
+          <w:rFonts w:ascii="Times New Roman" w:hAnsi="Times New Roman" w:cs="Times New Roman"/>
+        </w:rPr>
+        <w:t xml:space="preserve"> úgy értelmezi, hogy </w:t>
+      </w:r>
+      <w:r>
+        <w:rPr>
+          <w:rFonts w:ascii="Times New Roman" w:hAnsi="Times New Roman" w:cs="Times New Roman"/>
+          <w:b/>
+          <w:bCs/>
+        </w:rPr>
+        <w:t xml:space="preserve">az a </w:t>
+      </w:r>
+      <w:proofErr w:type="spellStart"/>
+      <w:r>
+        <w:rPr>
+          <w:rFonts w:ascii="Times New Roman" w:hAnsi="Times New Roman" w:cs="Times New Roman"/>
+          <w:b/>
+          <w:bCs/>
+        </w:rPr>
+        <w:t>native</w:t>
+      </w:r>
+      <w:proofErr w:type="spellEnd"/>
+      <w:r>
+        <w:rPr>
+          <w:rFonts w:ascii="Times New Roman" w:hAnsi="Times New Roman" w:cs="Times New Roman"/>
+          <w:b/>
+          <w:bCs/>
+        </w:rPr>
+        <w:t xml:space="preserve"> VLAN-hoz tartozik</w:t>
       </w:r>
       <w:r>
         <w:rPr>
@@ -2754,7 +3555,21 @@
         <w:rPr>
           <w:rFonts w:ascii="Times New Roman" w:hAnsi="Times New Roman" w:cs="Times New Roman"/>
         </w:rPr>
-        <w:t>A trunk port minden más VLAN forgalmat 802.1Q taggel küld, kivéve a natív VLAN-t, amely tag nélkül megy át</w:t>
+        <w:t xml:space="preserve">A </w:t>
+      </w:r>
+      <w:proofErr w:type="spellStart"/>
+      <w:r>
+        <w:rPr>
+          <w:rFonts w:ascii="Times New Roman" w:hAnsi="Times New Roman" w:cs="Times New Roman"/>
+        </w:rPr>
+        <w:t>trunk</w:t>
+      </w:r>
+      <w:proofErr w:type="spellEnd"/>
+      <w:r>
+        <w:rPr>
+          <w:rFonts w:ascii="Times New Roman" w:hAnsi="Times New Roman" w:cs="Times New Roman"/>
+        </w:rPr>
+        <w:t xml:space="preserve"> port minden más VLAN forgalmat 802.1Q taggel küld, kivéve a natív VLAN-t, amely tag nélkül megy át</w:t>
       </w:r>
       <w:r>
         <w:rPr>
@@ -2768,13 +3583,23 @@
         </w:rPr>
         <w:t xml:space="preserve">A </w:t>
       </w:r>
-      <w:r>
-        <w:rPr>
-          <w:rFonts w:ascii="Times New Roman" w:hAnsi="Times New Roman" w:cs="Times New Roman"/>
-          <w:b/>
-          <w:bCs/>
-        </w:rPr>
-        <w:t>native VLAN</w:t>
+      <w:proofErr w:type="spellStart"/>
+      <w:r>
+        <w:rPr>
+          <w:rFonts w:ascii="Times New Roman" w:hAnsi="Times New Roman" w:cs="Times New Roman"/>
+          <w:b/>
+          <w:bCs/>
+        </w:rPr>
+        <w:t>native</w:t>
+      </w:r>
+      <w:proofErr w:type="spellEnd"/>
+      <w:r>
+        <w:rPr>
+          <w:rFonts w:ascii="Times New Roman" w:hAnsi="Times New Roman" w:cs="Times New Roman"/>
+          <w:b/>
+          <w:bCs/>
+        </w:rPr>
+        <w:t xml:space="preserve"> VLAN</w:t>
       </w:r>
       <w:r>
         <w:rPr>
@@ -2794,7 +3619,21 @@
         <w:rPr>
           <w:rFonts w:ascii="Times New Roman" w:hAnsi="Times New Roman" w:cs="Times New Roman"/>
         </w:rPr>
-        <w:t>, és megfelelő VLAN-ba kerüljön</w:t>
+        <w:t>, és megfelelő VLAN-</w:t>
+      </w:r>
+      <w:proofErr w:type="spellStart"/>
+      <w:r>
+        <w:rPr>
+          <w:rFonts w:ascii="Times New Roman" w:hAnsi="Times New Roman" w:cs="Times New Roman"/>
+        </w:rPr>
+        <w:t>ba</w:t>
+      </w:r>
+      <w:proofErr w:type="spellEnd"/>
+      <w:r>
+        <w:rPr>
+          <w:rFonts w:ascii="Times New Roman" w:hAnsi="Times New Roman" w:cs="Times New Roman"/>
+        </w:rPr>
+        <w:t xml:space="preserve"> kerüljön</w:t>
       </w:r>
       <w:r>
         <w:rPr>
@@ -2809,7 +3648,35 @@
         <w:rPr>
           <w:rFonts w:ascii="Times New Roman" w:hAnsi="Times New Roman" w:cs="Times New Roman"/>
         </w:rPr>
-        <w:t>Ha a trunk portokon nem egyezik a native VLAN, akkor</w:t>
+        <w:t xml:space="preserve">Ha a </w:t>
+      </w:r>
+      <w:proofErr w:type="spellStart"/>
+      <w:r>
+        <w:rPr>
+          <w:rFonts w:ascii="Times New Roman" w:hAnsi="Times New Roman" w:cs="Times New Roman"/>
+        </w:rPr>
+        <w:t>trunk</w:t>
+      </w:r>
+      <w:proofErr w:type="spellEnd"/>
+      <w:r>
+        <w:rPr>
+          <w:rFonts w:ascii="Times New Roman" w:hAnsi="Times New Roman" w:cs="Times New Roman"/>
+        </w:rPr>
+        <w:t xml:space="preserve"> portokon nem egyezik a </w:t>
+      </w:r>
+      <w:proofErr w:type="spellStart"/>
+      <w:r>
+        <w:rPr>
+          <w:rFonts w:ascii="Times New Roman" w:hAnsi="Times New Roman" w:cs="Times New Roman"/>
+        </w:rPr>
+        <w:t>native</w:t>
+      </w:r>
+      <w:proofErr w:type="spellEnd"/>
+      <w:r>
+        <w:rPr>
+          <w:rFonts w:ascii="Times New Roman" w:hAnsi="Times New Roman" w:cs="Times New Roman"/>
+        </w:rPr>
+        <w:t xml:space="preserve"> VLAN, akkor</w:t>
       </w:r>
       <w:r>
         <w:rPr>
@@ -2833,7 +3700,21 @@
         <w:rPr>
           <w:rFonts w:ascii="Times New Roman" w:hAnsi="Times New Roman" w:cs="Times New Roman"/>
         </w:rPr>
-        <w:t>ibás VLAN-ba kerülhet a forgalom</w:t>
+        <w:t>ibás VLAN-</w:t>
+      </w:r>
+      <w:proofErr w:type="spellStart"/>
+      <w:r>
+        <w:rPr>
+          <w:rFonts w:ascii="Times New Roman" w:hAnsi="Times New Roman" w:cs="Times New Roman"/>
+        </w:rPr>
+        <w:t>ba</w:t>
+      </w:r>
+      <w:proofErr w:type="spellEnd"/>
+      <w:r>
+        <w:rPr>
+          <w:rFonts w:ascii="Times New Roman" w:hAnsi="Times New Roman" w:cs="Times New Roman"/>
+        </w:rPr>
+        <w:t xml:space="preserve"> kerülhet a forgalom</w:t>
       </w:r>
       <w:r>
         <w:rPr>
@@ -2942,7 +3823,39 @@
           <w:rFonts w:ascii="Times New Roman" w:hAnsi="Times New Roman" w:cs="Times New Roman"/>
           <w:color w:val="C00000"/>
         </w:rPr>
-        <w:t xml:space="preserve">Router-on-a-Stick </w:t>
+        <w:t>Router-</w:t>
+      </w:r>
+      <w:proofErr w:type="spellStart"/>
+      <w:r>
+        <w:rPr>
+          <w:rFonts w:ascii="Times New Roman" w:hAnsi="Times New Roman" w:cs="Times New Roman"/>
+          <w:color w:val="C00000"/>
+        </w:rPr>
+        <w:t>on</w:t>
+      </w:r>
+      <w:proofErr w:type="spellEnd"/>
+      <w:r>
+        <w:rPr>
+          <w:rFonts w:ascii="Times New Roman" w:hAnsi="Times New Roman" w:cs="Times New Roman"/>
+          <w:color w:val="C00000"/>
+        </w:rPr>
+        <w:t>-a-</w:t>
+      </w:r>
+      <w:proofErr w:type="spellStart"/>
+      <w:r>
+        <w:rPr>
+          <w:rFonts w:ascii="Times New Roman" w:hAnsi="Times New Roman" w:cs="Times New Roman"/>
+          <w:color w:val="C00000"/>
+        </w:rPr>
+        <w:t>Stick</w:t>
+      </w:r>
+      <w:proofErr w:type="spellEnd"/>
+      <w:r>
+        <w:rPr>
+          <w:rFonts w:ascii="Times New Roman" w:hAnsi="Times New Roman" w:cs="Times New Roman"/>
+          <w:color w:val="C00000"/>
+        </w:rPr>
+        <w:t xml:space="preserve"> </w:t>
       </w:r>
       <w:r>
         <w:rPr>
@@ -2961,8 +3874,49 @@
           <w:rFonts w:ascii="Times New Roman" w:hAnsi="Times New Roman" w:cs="Times New Roman"/>
           <w:color w:val="C00000"/>
         </w:rPr>
-        <w:t>Router-on-a-Stick (RoaS</w:t>
-      </w:r>
+        <w:t>Router-</w:t>
+      </w:r>
+      <w:proofErr w:type="spellStart"/>
+      <w:r>
+        <w:rPr>
+          <w:rFonts w:ascii="Times New Roman" w:hAnsi="Times New Roman" w:cs="Times New Roman"/>
+          <w:color w:val="C00000"/>
+        </w:rPr>
+        <w:t>on</w:t>
+      </w:r>
+      <w:proofErr w:type="spellEnd"/>
+      <w:r>
+        <w:rPr>
+          <w:rFonts w:ascii="Times New Roman" w:hAnsi="Times New Roman" w:cs="Times New Roman"/>
+          <w:color w:val="C00000"/>
+        </w:rPr>
+        <w:t>-a-</w:t>
+      </w:r>
+      <w:proofErr w:type="spellStart"/>
+      <w:r>
+        <w:rPr>
+          <w:rFonts w:ascii="Times New Roman" w:hAnsi="Times New Roman" w:cs="Times New Roman"/>
+          <w:color w:val="C00000"/>
+        </w:rPr>
+        <w:t>Stick</w:t>
+      </w:r>
+      <w:proofErr w:type="spellEnd"/>
+      <w:r>
+        <w:rPr>
+          <w:rFonts w:ascii="Times New Roman" w:hAnsi="Times New Roman" w:cs="Times New Roman"/>
+          <w:color w:val="C00000"/>
+        </w:rPr>
+        <w:t xml:space="preserve"> (</w:t>
+      </w:r>
+      <w:proofErr w:type="spellStart"/>
+      <w:r>
+        <w:rPr>
+          <w:rFonts w:ascii="Times New Roman" w:hAnsi="Times New Roman" w:cs="Times New Roman"/>
+          <w:color w:val="C00000"/>
+        </w:rPr>
+        <w:t>RoaS</w:t>
+      </w:r>
+      <w:proofErr w:type="spellEnd"/>
       <w:r>
         <w:rPr>
           <w:rFonts w:ascii="Times New Roman" w:hAnsi="Times New Roman" w:cs="Times New Roman"/>
@@ -2981,14 +3935,52 @@
         </w:rPr>
         <w:t xml:space="preserve">Egy </w:t>
       </w:r>
-      <w:r>
-        <w:rPr>
-          <w:rFonts w:ascii="Times New Roman" w:hAnsi="Times New Roman" w:cs="Times New Roman"/>
-          <w:b/>
-          <w:bCs/>
-        </w:rPr>
-        <w:t>switch trunk porton</w:t>
-      </w:r>
+      <w:proofErr w:type="spellStart"/>
+      <w:r>
+        <w:rPr>
+          <w:rFonts w:ascii="Times New Roman" w:hAnsi="Times New Roman" w:cs="Times New Roman"/>
+          <w:b/>
+          <w:bCs/>
+        </w:rPr>
+        <w:t>switch</w:t>
+      </w:r>
+      <w:proofErr w:type="spellEnd"/>
+      <w:r>
+        <w:rPr>
+          <w:rFonts w:ascii="Times New Roman" w:hAnsi="Times New Roman" w:cs="Times New Roman"/>
+          <w:b/>
+          <w:bCs/>
+        </w:rPr>
+        <w:t xml:space="preserve"> </w:t>
+      </w:r>
+      <w:proofErr w:type="spellStart"/>
+      <w:r>
+        <w:rPr>
+          <w:rFonts w:ascii="Times New Roman" w:hAnsi="Times New Roman" w:cs="Times New Roman"/>
+          <w:b/>
+          <w:bCs/>
+        </w:rPr>
+        <w:t>trunk</w:t>
+      </w:r>
+      <w:proofErr w:type="spellEnd"/>
+      <w:r>
+        <w:rPr>
+          <w:rFonts w:ascii="Times New Roman" w:hAnsi="Times New Roman" w:cs="Times New Roman"/>
+          <w:b/>
+          <w:bCs/>
+        </w:rPr>
+        <w:t xml:space="preserve"> </w:t>
+      </w:r>
+      <w:proofErr w:type="spellStart"/>
+      <w:r>
+        <w:rPr>
+          <w:rFonts w:ascii="Times New Roman" w:hAnsi="Times New Roman" w:cs="Times New Roman"/>
+          <w:b/>
+          <w:bCs/>
+        </w:rPr>
+        <w:t>porton</w:t>
+      </w:r>
+      <w:proofErr w:type="spellEnd"/>
       <w:r>
         <w:rPr>
           <w:rFonts w:ascii="Times New Roman" w:hAnsi="Times New Roman" w:cs="Times New Roman"/>
@@ -3019,7 +4011,21 @@
         <w:rPr>
           <w:rFonts w:ascii="Times New Roman" w:hAnsi="Times New Roman" w:cs="Times New Roman"/>
         </w:rPr>
-        <w:t xml:space="preserve"> (subinterface) hozunk létre, mindegyikhez külön VLAN tartozik</w:t>
+        <w:t xml:space="preserve"> (</w:t>
+      </w:r>
+      <w:proofErr w:type="spellStart"/>
+      <w:r>
+        <w:rPr>
+          <w:rFonts w:ascii="Times New Roman" w:hAnsi="Times New Roman" w:cs="Times New Roman"/>
+        </w:rPr>
+        <w:t>subinterface</w:t>
+      </w:r>
+      <w:proofErr w:type="spellEnd"/>
+      <w:r>
+        <w:rPr>
+          <w:rFonts w:ascii="Times New Roman" w:hAnsi="Times New Roman" w:cs="Times New Roman"/>
+        </w:rPr>
+        <w:t>) hozunk létre, mindegyikhez külön VLAN tartozik</w:t>
       </w:r>
       <w:r>
         <w:rPr>
@@ -3033,14 +4039,34 @@
         </w:rPr>
         <w:t xml:space="preserve">A router </w:t>
       </w:r>
-      <w:r>
-        <w:rPr>
-          <w:rFonts w:ascii="Times New Roman" w:hAnsi="Times New Roman" w:cs="Times New Roman"/>
-          <w:b/>
-          <w:bCs/>
-        </w:rPr>
-        <w:t>inter-VLAN routingot</w:t>
-      </w:r>
+      <w:proofErr w:type="spellStart"/>
+      <w:r>
+        <w:rPr>
+          <w:rFonts w:ascii="Times New Roman" w:hAnsi="Times New Roman" w:cs="Times New Roman"/>
+          <w:b/>
+          <w:bCs/>
+        </w:rPr>
+        <w:t>inter</w:t>
+      </w:r>
+      <w:proofErr w:type="spellEnd"/>
+      <w:r>
+        <w:rPr>
+          <w:rFonts w:ascii="Times New Roman" w:hAnsi="Times New Roman" w:cs="Times New Roman"/>
+          <w:b/>
+          <w:bCs/>
+        </w:rPr>
+        <w:t xml:space="preserve">-VLAN </w:t>
+      </w:r>
+      <w:proofErr w:type="spellStart"/>
+      <w:r>
+        <w:rPr>
+          <w:rFonts w:ascii="Times New Roman" w:hAnsi="Times New Roman" w:cs="Times New Roman"/>
+          <w:b/>
+          <w:bCs/>
+        </w:rPr>
+        <w:t>routingot</w:t>
+      </w:r>
+      <w:proofErr w:type="spellEnd"/>
       <w:r>
         <w:rPr>
           <w:rFonts w:ascii="Times New Roman" w:hAnsi="Times New Roman" w:cs="Times New Roman"/>
@@ -3067,13 +4093,57 @@
           <w:rFonts w:ascii="Times New Roman" w:hAnsi="Times New Roman" w:cs="Times New Roman"/>
           <w:color w:val="C00000"/>
         </w:rPr>
-        <w:t xml:space="preserve">Működése a telekom hálózatában: </w:t>
-      </w:r>
-      <w:r>
-        <w:rPr>
-          <w:rFonts w:ascii="Times New Roman" w:hAnsi="Times New Roman" w:cs="Times New Roman"/>
-        </w:rPr>
-        <w:t>A BP_R gig0/0 interfacen létre lett hozva az összes VLAN számára egy subinterface, a</w:t>
+        <w:t xml:space="preserve">Működése a </w:t>
+      </w:r>
+      <w:proofErr w:type="spellStart"/>
+      <w:r>
+        <w:rPr>
+          <w:rFonts w:ascii="Times New Roman" w:hAnsi="Times New Roman" w:cs="Times New Roman"/>
+          <w:color w:val="C00000"/>
+        </w:rPr>
+        <w:t>telekom</w:t>
+      </w:r>
+      <w:proofErr w:type="spellEnd"/>
+      <w:r>
+        <w:rPr>
+          <w:rFonts w:ascii="Times New Roman" w:hAnsi="Times New Roman" w:cs="Times New Roman"/>
+          <w:color w:val="C00000"/>
+        </w:rPr>
+        <w:t xml:space="preserve"> hálózatában: </w:t>
+      </w:r>
+      <w:r>
+        <w:rPr>
+          <w:rFonts w:ascii="Times New Roman" w:hAnsi="Times New Roman" w:cs="Times New Roman"/>
+        </w:rPr>
+        <w:t xml:space="preserve">A BP_R gig0/0 </w:t>
+      </w:r>
+      <w:proofErr w:type="spellStart"/>
+      <w:r>
+        <w:rPr>
+          <w:rFonts w:ascii="Times New Roman" w:hAnsi="Times New Roman" w:cs="Times New Roman"/>
+        </w:rPr>
+        <w:t>interfacen</w:t>
+      </w:r>
+      <w:proofErr w:type="spellEnd"/>
+      <w:r>
+        <w:rPr>
+          <w:rFonts w:ascii="Times New Roman" w:hAnsi="Times New Roman" w:cs="Times New Roman"/>
+        </w:rPr>
+        <w:t xml:space="preserve"> létre lett hozva az összes VLAN számára egy </w:t>
+      </w:r>
+      <w:proofErr w:type="spellStart"/>
+      <w:r>
+        <w:rPr>
+          <w:rFonts w:ascii="Times New Roman" w:hAnsi="Times New Roman" w:cs="Times New Roman"/>
+        </w:rPr>
+        <w:t>subinterface</w:t>
+      </w:r>
+      <w:proofErr w:type="spellEnd"/>
+      <w:r>
+        <w:rPr>
+          <w:rFonts w:ascii="Times New Roman" w:hAnsi="Times New Roman" w:cs="Times New Roman"/>
+        </w:rPr>
+        <w:t>, a</w:t>
       </w:r>
       <w:r>
         <w:rPr>
@@ -3105,15 +4175,57 @@
         <w:rPr>
           <w:rFonts w:ascii="Times New Roman" w:hAnsi="Times New Roman" w:cs="Times New Roman"/>
         </w:rPr>
-        <w:t xml:space="preserve">A kliensek a saját VLAN-jukban a router alinterfészét használják </w:t>
-      </w:r>
-      <w:r>
-        <w:rPr>
-          <w:rFonts w:ascii="Times New Roman" w:hAnsi="Times New Roman" w:cs="Times New Roman"/>
-          <w:b/>
-          <w:bCs/>
-        </w:rPr>
-        <w:t>default gateway-ként</w:t>
+        <w:t>A kliensek a saját VLAN-</w:t>
+      </w:r>
+      <w:proofErr w:type="spellStart"/>
+      <w:r>
+        <w:rPr>
+          <w:rFonts w:ascii="Times New Roman" w:hAnsi="Times New Roman" w:cs="Times New Roman"/>
+        </w:rPr>
+        <w:t>jukban</w:t>
+      </w:r>
+      <w:proofErr w:type="spellEnd"/>
+      <w:r>
+        <w:rPr>
+          <w:rFonts w:ascii="Times New Roman" w:hAnsi="Times New Roman" w:cs="Times New Roman"/>
+        </w:rPr>
+        <w:t xml:space="preserve"> a router alinterfészét használják </w:t>
+      </w:r>
+      <w:proofErr w:type="spellStart"/>
+      <w:r>
+        <w:rPr>
+          <w:rFonts w:ascii="Times New Roman" w:hAnsi="Times New Roman" w:cs="Times New Roman"/>
+          <w:b/>
+          <w:bCs/>
+        </w:rPr>
+        <w:t>default</w:t>
+      </w:r>
+      <w:proofErr w:type="spellEnd"/>
+      <w:r>
+        <w:rPr>
+          <w:rFonts w:ascii="Times New Roman" w:hAnsi="Times New Roman" w:cs="Times New Roman"/>
+          <w:b/>
+          <w:bCs/>
+        </w:rPr>
+        <w:t xml:space="preserve"> </w:t>
+      </w:r>
+      <w:proofErr w:type="spellStart"/>
+      <w:r>
+        <w:rPr>
+          <w:rFonts w:ascii="Times New Roman" w:hAnsi="Times New Roman" w:cs="Times New Roman"/>
+          <w:b/>
+          <w:bCs/>
+        </w:rPr>
+        <w:t>gateway</w:t>
+      </w:r>
+      <w:proofErr w:type="spellEnd"/>
+      <w:r>
+        <w:rPr>
+          <w:rFonts w:ascii="Times New Roman" w:hAnsi="Times New Roman" w:cs="Times New Roman"/>
+          <w:b/>
+          <w:bCs/>
+        </w:rPr>
+        <w:t>-ként</w:t>
       </w:r>
       <w:r>
         <w:rPr>
@@ -3249,7 +4361,55 @@
           <w:rFonts w:ascii="Times New Roman" w:hAnsi="Times New Roman" w:cs="Times New Roman"/>
           <w:color w:val="000000" w:themeColor="text1"/>
         </w:rPr>
-        <w:t xml:space="preserve">A többterületű OSPF (Open Shortest Path First) egy fejlett, </w:t>
+        <w:t xml:space="preserve">A többterületű OSPF (Open </w:t>
+      </w:r>
+      <w:proofErr w:type="spellStart"/>
+      <w:r>
+        <w:rPr>
+          <w:rFonts w:ascii="Times New Roman" w:hAnsi="Times New Roman" w:cs="Times New Roman"/>
+          <w:color w:val="000000" w:themeColor="text1"/>
+        </w:rPr>
+        <w:t>Shortest</w:t>
+      </w:r>
+      <w:proofErr w:type="spellEnd"/>
+      <w:r>
+        <w:rPr>
+          <w:rFonts w:ascii="Times New Roman" w:hAnsi="Times New Roman" w:cs="Times New Roman"/>
+          <w:color w:val="000000" w:themeColor="text1"/>
+        </w:rPr>
+        <w:t xml:space="preserve"> </w:t>
+      </w:r>
+      <w:proofErr w:type="spellStart"/>
+      <w:r>
+        <w:rPr>
+          <w:rFonts w:ascii="Times New Roman" w:hAnsi="Times New Roman" w:cs="Times New Roman"/>
+          <w:color w:val="000000" w:themeColor="text1"/>
+        </w:rPr>
+        <w:t>Path</w:t>
+      </w:r>
+      <w:proofErr w:type="spellEnd"/>
+      <w:r>
+        <w:rPr>
+          <w:rFonts w:ascii="Times New Roman" w:hAnsi="Times New Roman" w:cs="Times New Roman"/>
+          <w:color w:val="000000" w:themeColor="text1"/>
+        </w:rPr>
+        <w:t xml:space="preserve"> </w:t>
+      </w:r>
+      <w:proofErr w:type="spellStart"/>
+      <w:r>
+        <w:rPr>
+          <w:rFonts w:ascii="Times New Roman" w:hAnsi="Times New Roman" w:cs="Times New Roman"/>
+          <w:color w:val="000000" w:themeColor="text1"/>
+        </w:rPr>
+        <w:t>First</w:t>
+      </w:r>
+      <w:proofErr w:type="spellEnd"/>
+      <w:r>
+        <w:rPr>
+          <w:rFonts w:ascii="Times New Roman" w:hAnsi="Times New Roman" w:cs="Times New Roman"/>
+          <w:color w:val="000000" w:themeColor="text1"/>
+        </w:rPr>
+        <w:t xml:space="preserve">) egy fejlett, </w:t>
       </w:r>
       <w:r>
         <w:rPr>
@@ -3290,15 +4450,60 @@
           <w:bCs/>
           <w:color w:val="000000" w:themeColor="text1"/>
         </w:rPr>
-        <w:t>link-state alapú</w:t>
-      </w:r>
-      <w:r>
-        <w:rPr>
-          <w:rFonts w:ascii="Times New Roman" w:hAnsi="Times New Roman" w:cs="Times New Roman"/>
-          <w:color w:val="000000" w:themeColor="text1"/>
-        </w:rPr>
-        <w:t xml:space="preserve"> belső átjáró protokoll (IGP), amely a Dijkstra-féle SPF (Shortest Path First) algoritmust használja a legoptimálisabb útvonalak kiszámítására.</w:t>
-      </w:r>
+        <w:t>link-</w:t>
+      </w:r>
+      <w:proofErr w:type="spellStart"/>
+      <w:r>
+        <w:rPr>
+          <w:rFonts w:ascii="Times New Roman" w:hAnsi="Times New Roman" w:cs="Times New Roman"/>
+          <w:b/>
+          <w:bCs/>
+          <w:color w:val="000000" w:themeColor="text1"/>
+        </w:rPr>
+        <w:t>state</w:t>
+      </w:r>
+      <w:proofErr w:type="spellEnd"/>
+      <w:r>
+        <w:rPr>
+          <w:rFonts w:ascii="Times New Roman" w:hAnsi="Times New Roman" w:cs="Times New Roman"/>
+          <w:b/>
+          <w:bCs/>
+          <w:color w:val="000000" w:themeColor="text1"/>
+        </w:rPr>
+        <w:t xml:space="preserve"> alapú</w:t>
+      </w:r>
+      <w:r>
+        <w:rPr>
+          <w:rFonts w:ascii="Times New Roman" w:hAnsi="Times New Roman" w:cs="Times New Roman"/>
+          <w:color w:val="000000" w:themeColor="text1"/>
+        </w:rPr>
+        <w:t xml:space="preserve"> belső átjáró protokoll (IGP), amely a </w:t>
+      </w:r>
+      <w:proofErr w:type="spellStart"/>
+      <w:r>
+        <w:rPr>
+          <w:rFonts w:ascii="Times New Roman" w:hAnsi="Times New Roman" w:cs="Times New Roman"/>
+          <w:color w:val="000000" w:themeColor="text1"/>
+        </w:rPr>
+        <w:t>Dijkstra</w:t>
+      </w:r>
+      <w:proofErr w:type="spellEnd"/>
+      <w:r>
+        <w:rPr>
+          <w:rFonts w:ascii="Times New Roman" w:hAnsi="Times New Roman" w:cs="Times New Roman"/>
+          <w:color w:val="000000" w:themeColor="text1"/>
+        </w:rPr>
+        <w:t>-féle SPF (</w:t>
+      </w:r>
+      <w:proofErr w:type="spellStart"/>
+      <w:r>
+        <w:rPr>
+          <w:rFonts w:ascii="Times New Roman" w:hAnsi="Times New Roman" w:cs="Times New Roman"/>
+          <w:color w:val="000000" w:themeColor="text1"/>
+        </w:rPr>
+        <w:t>Shortest</w:t>
+      </w:r>
+      <w:proofErr w:type="spellEnd"/>
       <w:r>
         <w:rPr>
           <w:rFonts w:ascii="Times New Roman" w:hAnsi="Times New Roman" w:cs="Times New Roman"/>
@@ -3306,6 +4511,45 @@
         </w:rPr>
         <w:t xml:space="preserve"> </w:t>
       </w:r>
+      <w:proofErr w:type="spellStart"/>
+      <w:r>
+        <w:rPr>
+          <w:rFonts w:ascii="Times New Roman" w:hAnsi="Times New Roman" w:cs="Times New Roman"/>
+          <w:color w:val="000000" w:themeColor="text1"/>
+        </w:rPr>
+        <w:t>Path</w:t>
+      </w:r>
+      <w:proofErr w:type="spellEnd"/>
+      <w:r>
+        <w:rPr>
+          <w:rFonts w:ascii="Times New Roman" w:hAnsi="Times New Roman" w:cs="Times New Roman"/>
+          <w:color w:val="000000" w:themeColor="text1"/>
+        </w:rPr>
+        <w:t xml:space="preserve"> </w:t>
+      </w:r>
+      <w:proofErr w:type="spellStart"/>
+      <w:r>
+        <w:rPr>
+          <w:rFonts w:ascii="Times New Roman" w:hAnsi="Times New Roman" w:cs="Times New Roman"/>
+          <w:color w:val="000000" w:themeColor="text1"/>
+        </w:rPr>
+        <w:t>First</w:t>
+      </w:r>
+      <w:proofErr w:type="spellEnd"/>
+      <w:r>
+        <w:rPr>
+          <w:rFonts w:ascii="Times New Roman" w:hAnsi="Times New Roman" w:cs="Times New Roman"/>
+          <w:color w:val="000000" w:themeColor="text1"/>
+        </w:rPr>
+        <w:t>) algoritmust használja a legoptimálisabb útvonalak kiszámítására.</w:t>
+      </w:r>
+      <w:r>
+        <w:rPr>
+          <w:rFonts w:ascii="Times New Roman" w:hAnsi="Times New Roman" w:cs="Times New Roman"/>
+          <w:color w:val="000000" w:themeColor="text1"/>
+        </w:rPr>
+        <w:t xml:space="preserve"> </w:t>
+      </w:r>
       <w:r>
         <w:rPr>
           <w:rFonts w:ascii="Times New Roman" w:hAnsi="Times New Roman" w:cs="Times New Roman"/>
@@ -3320,7 +4564,27 @@
           <w:bCs/>
           <w:color w:val="000000" w:themeColor="text1"/>
         </w:rPr>
-        <w:t>területekre (areas)</w:t>
+        <w:t>területekre (</w:t>
+      </w:r>
+      <w:proofErr w:type="spellStart"/>
+      <w:r>
+        <w:rPr>
+          <w:rFonts w:ascii="Times New Roman" w:hAnsi="Times New Roman" w:cs="Times New Roman"/>
+          <w:b/>
+          <w:bCs/>
+          <w:color w:val="000000" w:themeColor="text1"/>
+        </w:rPr>
+        <w:t>areas</w:t>
+      </w:r>
+      <w:proofErr w:type="spellEnd"/>
+      <w:r>
+        <w:rPr>
+          <w:rFonts w:ascii="Times New Roman" w:hAnsi="Times New Roman" w:cs="Times New Roman"/>
+          <w:b/>
+          <w:bCs/>
+          <w:color w:val="000000" w:themeColor="text1"/>
+        </w:rPr>
+        <w:t>)</w:t>
       </w:r>
       <w:r>
         <w:rPr>
@@ -3350,7 +4614,27 @@
           <w:bCs/>
           <w:color w:val="000000" w:themeColor="text1"/>
         </w:rPr>
-        <w:t>gerinc területe (Area 0)</w:t>
+        <w:t>gerinc területe (</w:t>
+      </w:r>
+      <w:proofErr w:type="spellStart"/>
+      <w:r>
+        <w:rPr>
+          <w:rFonts w:ascii="Times New Roman" w:hAnsi="Times New Roman" w:cs="Times New Roman"/>
+          <w:b/>
+          <w:bCs/>
+          <w:color w:val="000000" w:themeColor="text1"/>
+        </w:rPr>
+        <w:t>Area</w:t>
+      </w:r>
+      <w:proofErr w:type="spellEnd"/>
+      <w:r>
+        <w:rPr>
+          <w:rFonts w:ascii="Times New Roman" w:hAnsi="Times New Roman" w:cs="Times New Roman"/>
+          <w:b/>
+          <w:bCs/>
+          <w:color w:val="000000" w:themeColor="text1"/>
+        </w:rPr>
+        <w:t xml:space="preserve"> 0)</w:t>
       </w:r>
       <w:r>
         <w:rPr>
@@ -3380,7 +4664,47 @@
           <w:bCs/>
           <w:color w:val="000000" w:themeColor="text1"/>
         </w:rPr>
-        <w:t>területhatáron lévő routerek (ABR – Area Border Router)</w:t>
+        <w:t xml:space="preserve">területhatáron lévő routerek (ABR – </w:t>
+      </w:r>
+      <w:proofErr w:type="spellStart"/>
+      <w:r>
+        <w:rPr>
+          <w:rFonts w:ascii="Times New Roman" w:hAnsi="Times New Roman" w:cs="Times New Roman"/>
+          <w:b/>
+          <w:bCs/>
+          <w:color w:val="000000" w:themeColor="text1"/>
+        </w:rPr>
+        <w:t>Area</w:t>
+      </w:r>
+      <w:proofErr w:type="spellEnd"/>
+      <w:r>
+        <w:rPr>
+          <w:rFonts w:ascii="Times New Roman" w:hAnsi="Times New Roman" w:cs="Times New Roman"/>
+          <w:b/>
+          <w:bCs/>
+          <w:color w:val="000000" w:themeColor="text1"/>
+        </w:rPr>
+        <w:t xml:space="preserve"> </w:t>
+      </w:r>
+      <w:proofErr w:type="spellStart"/>
+      <w:r>
+        <w:rPr>
+          <w:rFonts w:ascii="Times New Roman" w:hAnsi="Times New Roman" w:cs="Times New Roman"/>
+          <w:b/>
+          <w:bCs/>
+          <w:color w:val="000000" w:themeColor="text1"/>
+        </w:rPr>
+        <w:t>Border</w:t>
+      </w:r>
+      <w:proofErr w:type="spellEnd"/>
+      <w:r>
+        <w:rPr>
+          <w:rFonts w:ascii="Times New Roman" w:hAnsi="Times New Roman" w:cs="Times New Roman"/>
+          <w:b/>
+          <w:bCs/>
+          <w:color w:val="000000" w:themeColor="text1"/>
+        </w:rPr>
+        <w:t xml:space="preserve"> Router)</w:t>
       </w:r>
       <w:r>
         <w:rPr>
@@ -3410,14 +4734,50 @@
           <w:bCs/>
           <w:color w:val="000000" w:themeColor="text1"/>
         </w:rPr>
-        <w:t>link-state adatbázis (LSDB)</w:t>
-      </w:r>
-      <w:r>
-        <w:rPr>
-          <w:rFonts w:ascii="Times New Roman" w:hAnsi="Times New Roman" w:cs="Times New Roman"/>
-          <w:color w:val="000000" w:themeColor="text1"/>
-        </w:rPr>
-        <w:t xml:space="preserve"> csak az adott területre vonatkozó információkat tartalmazza, kivéve az ABR-eket, amelyek több terület LSDB-jét is kezelik.</w:t>
+        <w:t>link-</w:t>
+      </w:r>
+      <w:proofErr w:type="spellStart"/>
+      <w:r>
+        <w:rPr>
+          <w:rFonts w:ascii="Times New Roman" w:hAnsi="Times New Roman" w:cs="Times New Roman"/>
+          <w:b/>
+          <w:bCs/>
+          <w:color w:val="000000" w:themeColor="text1"/>
+        </w:rPr>
+        <w:t>state</w:t>
+      </w:r>
+      <w:proofErr w:type="spellEnd"/>
+      <w:r>
+        <w:rPr>
+          <w:rFonts w:ascii="Times New Roman" w:hAnsi="Times New Roman" w:cs="Times New Roman"/>
+          <w:b/>
+          <w:bCs/>
+          <w:color w:val="000000" w:themeColor="text1"/>
+        </w:rPr>
+        <w:t xml:space="preserve"> adatbázis (LSDB)</w:t>
+      </w:r>
+      <w:r>
+        <w:rPr>
+          <w:rFonts w:ascii="Times New Roman" w:hAnsi="Times New Roman" w:cs="Times New Roman"/>
+          <w:color w:val="000000" w:themeColor="text1"/>
+        </w:rPr>
+        <w:t xml:space="preserve"> csak az adott területre vonatkozó információkat tartalmazza, kivéve az ABR-</w:t>
+      </w:r>
+      <w:proofErr w:type="spellStart"/>
+      <w:r>
+        <w:rPr>
+          <w:rFonts w:ascii="Times New Roman" w:hAnsi="Times New Roman" w:cs="Times New Roman"/>
+          <w:color w:val="000000" w:themeColor="text1"/>
+        </w:rPr>
+        <w:t>eket</w:t>
+      </w:r>
+      <w:proofErr w:type="spellEnd"/>
+      <w:r>
+        <w:rPr>
+          <w:rFonts w:ascii="Times New Roman" w:hAnsi="Times New Roman" w:cs="Times New Roman"/>
+          <w:color w:val="000000" w:themeColor="text1"/>
+        </w:rPr>
+        <w:t>, amelyek több terület LSDB-jét is kezelik.</w:t>
       </w:r>
       <w:r>
         <w:rPr>
@@ -3451,7 +4811,23 @@
           <w:rFonts w:ascii="Times New Roman" w:hAnsi="Times New Roman" w:cs="Times New Roman"/>
           <w:color w:val="000000" w:themeColor="text1"/>
         </w:rPr>
-        <w:t xml:space="preserve">A telekom budapesti telephelyen található két ilyen terület, az eddig említett </w:t>
+        <w:t xml:space="preserve">A </w:t>
+      </w:r>
+      <w:proofErr w:type="spellStart"/>
+      <w:r>
+        <w:rPr>
+          <w:rFonts w:ascii="Times New Roman" w:hAnsi="Times New Roman" w:cs="Times New Roman"/>
+          <w:color w:val="000000" w:themeColor="text1"/>
+        </w:rPr>
+        <w:t>telekom</w:t>
+      </w:r>
+      <w:proofErr w:type="spellEnd"/>
+      <w:r>
+        <w:rPr>
+          <w:rFonts w:ascii="Times New Roman" w:hAnsi="Times New Roman" w:cs="Times New Roman"/>
+          <w:color w:val="000000" w:themeColor="text1"/>
+        </w:rPr>
+        <w:t xml:space="preserve"> budapesti telephelyen található két ilyen terület, az eddig említett </w:t>
       </w:r>
       <w:r>
         <w:rPr>
@@ -3467,12 +4843,21 @@
         </w:rPr>
         <w:t xml:space="preserve">az </w:t>
       </w:r>
+      <w:proofErr w:type="spellStart"/>
       <w:r>
         <w:rPr>
           <w:rFonts w:ascii="Times New Roman" w:hAnsi="Times New Roman" w:cs="Times New Roman"/>
           <w:color w:val="A02B93" w:themeColor="accent5"/>
         </w:rPr>
-        <w:t>area 20</w:t>
+        <w:t>area</w:t>
+      </w:r>
+      <w:proofErr w:type="spellEnd"/>
+      <w:r>
+        <w:rPr>
+          <w:rFonts w:ascii="Times New Roman" w:hAnsi="Times New Roman" w:cs="Times New Roman"/>
+          <w:color w:val="A02B93" w:themeColor="accent5"/>
+        </w:rPr>
+        <w:t xml:space="preserve"> 20</w:t>
       </w:r>
       <w:r>
         <w:rPr>
@@ -3495,18 +4880,27 @@
         </w:rPr>
         <w:t xml:space="preserve">az </w:t>
       </w:r>
+      <w:proofErr w:type="spellStart"/>
       <w:r>
         <w:rPr>
           <w:rFonts w:ascii="Times New Roman" w:hAnsi="Times New Roman" w:cs="Times New Roman"/>
           <w:color w:val="153D63" w:themeColor="text2" w:themeTint="E6"/>
         </w:rPr>
-        <w:t>area 10</w:t>
-      </w:r>
+        <w:t>area</w:t>
+      </w:r>
+      <w:proofErr w:type="spellEnd"/>
       <w:r>
         <w:rPr>
           <w:rFonts w:ascii="Times New Roman" w:hAnsi="Times New Roman" w:cs="Times New Roman"/>
           <w:color w:val="153D63" w:themeColor="text2" w:themeTint="E6"/>
         </w:rPr>
+        <w:t xml:space="preserve"> 10</w:t>
+      </w:r>
+      <w:r>
+        <w:rPr>
+          <w:rFonts w:ascii="Times New Roman" w:hAnsi="Times New Roman" w:cs="Times New Roman"/>
+          <w:color w:val="153D63" w:themeColor="text2" w:themeTint="E6"/>
+        </w:rPr>
         <w:t xml:space="preserve">. </w:t>
       </w:r>
       <w:r>
@@ -3514,7 +4908,23 @@
           <w:rFonts w:ascii="Times New Roman" w:hAnsi="Times New Roman" w:cs="Times New Roman"/>
           <w:color w:val="000000" w:themeColor="text1"/>
         </w:rPr>
-        <w:t xml:space="preserve">Azt fontos megemlíteni, hogy a budapesti telephely OSPFv2-es konfigurációja egybe van a budapesti titkárság telephelyével, a többi terület az ott helyezkedik el, vagyis a két telephelyet összekötő </w:t>
+        <w:t xml:space="preserve">Azt fontos megemlíteni, hogy a budapesti telephely OSPFv2-es konfigurációja egybe van a budapesti titkárság telephelyével, a többi terület az ott helyezkedik el, vagyis a két </w:t>
+      </w:r>
+      <w:proofErr w:type="spellStart"/>
+      <w:r>
+        <w:rPr>
+          <w:rFonts w:ascii="Times New Roman" w:hAnsi="Times New Roman" w:cs="Times New Roman"/>
+          <w:color w:val="000000" w:themeColor="text1"/>
+        </w:rPr>
+        <w:t>telephelyet</w:t>
+      </w:r>
+      <w:proofErr w:type="spellEnd"/>
+      <w:r>
+        <w:rPr>
+          <w:rFonts w:ascii="Times New Roman" w:hAnsi="Times New Roman" w:cs="Times New Roman"/>
+          <w:color w:val="000000" w:themeColor="text1"/>
+        </w:rPr>
+        <w:t xml:space="preserve"> összekötő </w:t>
       </w:r>
       <w:r>
         <w:rPr>
@@ -3530,7 +4940,23 @@
           <w:rFonts w:ascii="Times New Roman" w:hAnsi="Times New Roman" w:cs="Times New Roman"/>
           <w:color w:val="000000" w:themeColor="text1"/>
         </w:rPr>
-        <w:t xml:space="preserve"> interfacein is OSPF protokoll</w:t>
+        <w:t xml:space="preserve"> </w:t>
+      </w:r>
+      <w:proofErr w:type="spellStart"/>
+      <w:r>
+        <w:rPr>
+          <w:rFonts w:ascii="Times New Roman" w:hAnsi="Times New Roman" w:cs="Times New Roman"/>
+          <w:color w:val="000000" w:themeColor="text1"/>
+        </w:rPr>
+        <w:t>interfacein</w:t>
+      </w:r>
+      <w:proofErr w:type="spellEnd"/>
+      <w:r>
+        <w:rPr>
+          <w:rFonts w:ascii="Times New Roman" w:hAnsi="Times New Roman" w:cs="Times New Roman"/>
+          <w:color w:val="000000" w:themeColor="text1"/>
+        </w:rPr>
+        <w:t xml:space="preserve"> is OSPF protokoll</w:t>
       </w:r>
       <w:r>
         <w:rPr>
@@ -3573,7 +4999,23 @@
           <w:color w:val="000000" w:themeColor="text1"/>
         </w:rPr>
         <w:lastRenderedPageBreak/>
-        <w:t xml:space="preserve">budapesti telephelyen 1.1.1.1-es router id-val. </w:t>
+        <w:t xml:space="preserve">budapesti telephelyen 1.1.1.1-es router </w:t>
+      </w:r>
+      <w:proofErr w:type="spellStart"/>
+      <w:r>
+        <w:rPr>
+          <w:rFonts w:ascii="Times New Roman" w:hAnsi="Times New Roman" w:cs="Times New Roman"/>
+          <w:color w:val="000000" w:themeColor="text1"/>
+        </w:rPr>
+        <w:t>id-val</w:t>
+      </w:r>
+      <w:proofErr w:type="spellEnd"/>
+      <w:r>
+        <w:rPr>
+          <w:rFonts w:ascii="Times New Roman" w:hAnsi="Times New Roman" w:cs="Times New Roman"/>
+          <w:color w:val="000000" w:themeColor="text1"/>
+        </w:rPr>
+        <w:t xml:space="preserve">. </w:t>
       </w:r>
       <w:r>
         <w:rPr>
@@ -3594,7 +5036,39 @@
           <w:rFonts w:ascii="Times New Roman" w:hAnsi="Times New Roman" w:cs="Times New Roman"/>
           <w:color w:val="000000" w:themeColor="text1"/>
         </w:rPr>
-        <w:t xml:space="preserve">SERVER_BP Multilayer Switch. </w:t>
+        <w:t xml:space="preserve">SERVER_BP </w:t>
+      </w:r>
+      <w:proofErr w:type="spellStart"/>
+      <w:r>
+        <w:rPr>
+          <w:rFonts w:ascii="Times New Roman" w:hAnsi="Times New Roman" w:cs="Times New Roman"/>
+          <w:color w:val="000000" w:themeColor="text1"/>
+        </w:rPr>
+        <w:t>Multilayer</w:t>
+      </w:r>
+      <w:proofErr w:type="spellEnd"/>
+      <w:r>
+        <w:rPr>
+          <w:rFonts w:ascii="Times New Roman" w:hAnsi="Times New Roman" w:cs="Times New Roman"/>
+          <w:color w:val="000000" w:themeColor="text1"/>
+        </w:rPr>
+        <w:t xml:space="preserve"> </w:t>
+      </w:r>
+      <w:proofErr w:type="spellStart"/>
+      <w:r>
+        <w:rPr>
+          <w:rFonts w:ascii="Times New Roman" w:hAnsi="Times New Roman" w:cs="Times New Roman"/>
+          <w:color w:val="000000" w:themeColor="text1"/>
+        </w:rPr>
+        <w:t>Switch</w:t>
+      </w:r>
+      <w:proofErr w:type="spellEnd"/>
+      <w:r>
+        <w:rPr>
+          <w:rFonts w:ascii="Times New Roman" w:hAnsi="Times New Roman" w:cs="Times New Roman"/>
+          <w:color w:val="000000" w:themeColor="text1"/>
+        </w:rPr>
+        <w:t xml:space="preserve">. </w:t>
       </w:r>
       <w:r>
         <w:rPr>
@@ -3603,12 +5077,21 @@
         </w:rPr>
         <w:t xml:space="preserve">A képen a BP_R Router </w:t>
       </w:r>
-      <w:r>
-        <w:rPr>
-          <w:rFonts w:ascii="Times New Roman" w:hAnsi="Times New Roman" w:cs="Times New Roman"/>
-          <w:color w:val="000000" w:themeColor="text1"/>
-        </w:rPr>
-        <w:t>ospf beállatásait láthatjuk:</w:t>
+      <w:proofErr w:type="spellStart"/>
+      <w:r>
+        <w:rPr>
+          <w:rFonts w:ascii="Times New Roman" w:hAnsi="Times New Roman" w:cs="Times New Roman"/>
+          <w:color w:val="000000" w:themeColor="text1"/>
+        </w:rPr>
+        <w:t>ospf</w:t>
+      </w:r>
+      <w:proofErr w:type="spellEnd"/>
+      <w:r>
+        <w:rPr>
+          <w:rFonts w:ascii="Times New Roman" w:hAnsi="Times New Roman" w:cs="Times New Roman"/>
+          <w:color w:val="000000" w:themeColor="text1"/>
+        </w:rPr>
+        <w:t xml:space="preserve"> beállatásait láthatjuk:</w:t>
       </w:r>
     </w:p>
     <w:p>
@@ -3724,7 +5207,23 @@
           <w:rFonts w:ascii="Times New Roman" w:hAnsi="Times New Roman" w:cs="Times New Roman"/>
           <w:color w:val="C00000"/>
         </w:rPr>
-        <w:t xml:space="preserve">SSH (Secure Shell) </w:t>
+        <w:t>SSH (</w:t>
+      </w:r>
+      <w:proofErr w:type="spellStart"/>
+      <w:r>
+        <w:rPr>
+          <w:rFonts w:ascii="Times New Roman" w:hAnsi="Times New Roman" w:cs="Times New Roman"/>
+          <w:color w:val="C00000"/>
+        </w:rPr>
+        <w:t>Secure</w:t>
+      </w:r>
+      <w:proofErr w:type="spellEnd"/>
+      <w:r>
+        <w:rPr>
+          <w:rFonts w:ascii="Times New Roman" w:hAnsi="Times New Roman" w:cs="Times New Roman"/>
+          <w:color w:val="C00000"/>
+        </w:rPr>
+        <w:t xml:space="preserve"> Shell) </w:t>
       </w:r>
       <w:r>
         <w:rPr>
@@ -3761,8 +5260,19 @@
           <w:bCs/>
           <w:color w:val="000000" w:themeColor="text1"/>
         </w:rPr>
-        <w:t>felhasználónév – admin</w:t>
-      </w:r>
+        <w:t xml:space="preserve">felhasználónév – </w:t>
+      </w:r>
+      <w:proofErr w:type="spellStart"/>
+      <w:r>
+        <w:rPr>
+          <w:rFonts w:ascii="Times New Roman" w:hAnsi="Times New Roman" w:cs="Times New Roman"/>
+          <w:b/>
+          <w:bCs/>
+          <w:color w:val="000000" w:themeColor="text1"/>
+        </w:rPr>
+        <w:t>admin</w:t>
+      </w:r>
+      <w:proofErr w:type="spellEnd"/>
       <w:r>
         <w:rPr>
           <w:rFonts w:ascii="Times New Roman" w:hAnsi="Times New Roman" w:cs="Times New Roman"/>
@@ -3802,14 +5312,62 @@
           <w:rFonts w:ascii="Times New Roman" w:hAnsi="Times New Roman" w:cs="Times New Roman"/>
           <w:color w:val="000000" w:themeColor="text1"/>
         </w:rPr>
-        <w:t>Az ssh version</w:t>
-      </w:r>
-      <w:r>
-        <w:rPr>
-          <w:rFonts w:ascii="Times New Roman" w:hAnsi="Times New Roman" w:cs="Times New Roman"/>
-          <w:color w:val="000000" w:themeColor="text1"/>
-        </w:rPr>
-        <w:t xml:space="preserve"> az kettes és a domain name az a TELEKOM.HU</w:t>
+        <w:t xml:space="preserve">Az </w:t>
+      </w:r>
+      <w:proofErr w:type="spellStart"/>
+      <w:r>
+        <w:rPr>
+          <w:rFonts w:ascii="Times New Roman" w:hAnsi="Times New Roman" w:cs="Times New Roman"/>
+          <w:color w:val="000000" w:themeColor="text1"/>
+        </w:rPr>
+        <w:t>ssh</w:t>
+      </w:r>
+      <w:proofErr w:type="spellEnd"/>
+      <w:r>
+        <w:rPr>
+          <w:rFonts w:ascii="Times New Roman" w:hAnsi="Times New Roman" w:cs="Times New Roman"/>
+          <w:color w:val="000000" w:themeColor="text1"/>
+        </w:rPr>
+        <w:t xml:space="preserve"> version</w:t>
+      </w:r>
+      <w:r>
+        <w:rPr>
+          <w:rFonts w:ascii="Times New Roman" w:hAnsi="Times New Roman" w:cs="Times New Roman"/>
+          <w:color w:val="000000" w:themeColor="text1"/>
+        </w:rPr>
+        <w:t xml:space="preserve"> az kettes és a </w:t>
+      </w:r>
+      <w:proofErr w:type="spellStart"/>
+      <w:r>
+        <w:rPr>
+          <w:rFonts w:ascii="Times New Roman" w:hAnsi="Times New Roman" w:cs="Times New Roman"/>
+          <w:color w:val="000000" w:themeColor="text1"/>
+        </w:rPr>
+        <w:t>domain</w:t>
+      </w:r>
+      <w:proofErr w:type="spellEnd"/>
+      <w:r>
+        <w:rPr>
+          <w:rFonts w:ascii="Times New Roman" w:hAnsi="Times New Roman" w:cs="Times New Roman"/>
+          <w:color w:val="000000" w:themeColor="text1"/>
+        </w:rPr>
+        <w:t xml:space="preserve"> </w:t>
+      </w:r>
+      <w:proofErr w:type="spellStart"/>
+      <w:r>
+        <w:rPr>
+          <w:rFonts w:ascii="Times New Roman" w:hAnsi="Times New Roman" w:cs="Times New Roman"/>
+          <w:color w:val="000000" w:themeColor="text1"/>
+        </w:rPr>
+        <w:t>name</w:t>
+      </w:r>
+      <w:proofErr w:type="spellEnd"/>
+      <w:r>
+        <w:rPr>
+          <w:rFonts w:ascii="Times New Roman" w:hAnsi="Times New Roman" w:cs="Times New Roman"/>
+          <w:color w:val="000000" w:themeColor="text1"/>
+        </w:rPr>
+        <w:t xml:space="preserve"> az a TELEKOM.HU</w:t>
       </w:r>
     </w:p>
     <w:p>
@@ -3952,7 +5510,23 @@
           <w:rFonts w:ascii="Times New Roman" w:hAnsi="Times New Roman" w:cs="Times New Roman"/>
           <w:color w:val="000000" w:themeColor="text1"/>
         </w:rPr>
-        <w:t xml:space="preserve"> és adminisztrátorok gépeinek lett létrehozva. </w:t>
+        <w:t xml:space="preserve"> és adminisztrátorok </w:t>
+      </w:r>
+      <w:proofErr w:type="spellStart"/>
+      <w:r>
+        <w:rPr>
+          <w:rFonts w:ascii="Times New Roman" w:hAnsi="Times New Roman" w:cs="Times New Roman"/>
+          <w:color w:val="000000" w:themeColor="text1"/>
+        </w:rPr>
+        <w:t>gépeinek</w:t>
+      </w:r>
+      <w:proofErr w:type="spellEnd"/>
+      <w:r>
+        <w:rPr>
+          <w:rFonts w:ascii="Times New Roman" w:hAnsi="Times New Roman" w:cs="Times New Roman"/>
+          <w:color w:val="000000" w:themeColor="text1"/>
+        </w:rPr>
+        <w:t xml:space="preserve"> lett létrehozva. </w:t>
       </w:r>
       <w:r>
         <w:rPr>
@@ -4289,51 +5863,183 @@
           <w:color w:val="156082" w:themeColor="accent1"/>
         </w:rPr>
       </w:pPr>
+      <w:proofErr w:type="spellStart"/>
       <w:r>
         <w:rPr>
           <w:rFonts w:ascii="Times New Roman" w:hAnsi="Times New Roman" w:cs="Times New Roman"/>
           <w:color w:val="156082" w:themeColor="accent1"/>
         </w:rPr>
-        <w:t xml:space="preserve">Multilayer Switch </w:t>
-      </w:r>
-    </w:p>
-    <w:p>
-      <w:pPr>
-        <w:jc w:val="both"/>
-        <w:rPr>
-          <w:rFonts w:ascii="Times New Roman" w:hAnsi="Times New Roman" w:cs="Times New Roman"/>
-          <w:color w:val="000000" w:themeColor="text1"/>
-        </w:rPr>
-      </w:pPr>
-      <w:r>
-        <w:rPr>
-          <w:rFonts w:ascii="Times New Roman" w:hAnsi="Times New Roman" w:cs="Times New Roman"/>
-          <w:color w:val="000000" w:themeColor="text1"/>
-        </w:rPr>
-        <w:t>Egy multilayer switch (MLS) olyan hálózati eszköz, amely egyszerre képes Layer 2 (adatkapcsolati réteg) és Layer 3 (hálózati réteg) funkciókat ellátni. Ez azt jelenti, hogy nemcsak kapcsolóként (switch) működik, hanem útvonalválasztóként (routerként) is képes viselkedni.</w:t>
-      </w:r>
-      <w:r>
-        <w:rPr>
-          <w:rFonts w:ascii="Times New Roman" w:hAnsi="Times New Roman" w:cs="Times New Roman"/>
-          <w:color w:val="000000" w:themeColor="text1"/>
+        <w:t>Multilayer</w:t>
+      </w:r>
+      <w:proofErr w:type="spellEnd"/>
+      <w:r>
+        <w:rPr>
+          <w:rFonts w:ascii="Times New Roman" w:hAnsi="Times New Roman" w:cs="Times New Roman"/>
+          <w:color w:val="156082" w:themeColor="accent1"/>
         </w:rPr>
         <w:t xml:space="preserve"> </w:t>
       </w:r>
-      <w:r>
-        <w:rPr>
-          <w:rFonts w:ascii="Times New Roman" w:hAnsi="Times New Roman" w:cs="Times New Roman"/>
-          <w:b/>
-          <w:bCs/>
-          <w:color w:val="000000" w:themeColor="text1"/>
-        </w:rPr>
-        <w:t>Layer 2</w:t>
-      </w:r>
-      <w:r>
-        <w:rPr>
-          <w:rFonts w:ascii="Times New Roman" w:hAnsi="Times New Roman" w:cs="Times New Roman"/>
-          <w:color w:val="000000" w:themeColor="text1"/>
-        </w:rPr>
-        <w:t>: MAC-címek alapján továbbítja a csomagokat (mint egy hagyományos switch)</w:t>
+      <w:proofErr w:type="spellStart"/>
+      <w:r>
+        <w:rPr>
+          <w:rFonts w:ascii="Times New Roman" w:hAnsi="Times New Roman" w:cs="Times New Roman"/>
+          <w:color w:val="156082" w:themeColor="accent1"/>
+        </w:rPr>
+        <w:t>Switch</w:t>
+      </w:r>
+      <w:proofErr w:type="spellEnd"/>
+      <w:r>
+        <w:rPr>
+          <w:rFonts w:ascii="Times New Roman" w:hAnsi="Times New Roman" w:cs="Times New Roman"/>
+          <w:color w:val="156082" w:themeColor="accent1"/>
+        </w:rPr>
+        <w:t xml:space="preserve"> </w:t>
+      </w:r>
+    </w:p>
+    <w:p>
+      <w:pPr>
+        <w:jc w:val="both"/>
+        <w:rPr>
+          <w:rFonts w:ascii="Times New Roman" w:hAnsi="Times New Roman" w:cs="Times New Roman"/>
+          <w:color w:val="000000" w:themeColor="text1"/>
+        </w:rPr>
+      </w:pPr>
+      <w:r>
+        <w:rPr>
+          <w:rFonts w:ascii="Times New Roman" w:hAnsi="Times New Roman" w:cs="Times New Roman"/>
+          <w:color w:val="000000" w:themeColor="text1"/>
+        </w:rPr>
+        <w:t xml:space="preserve">Egy </w:t>
+      </w:r>
+      <w:proofErr w:type="spellStart"/>
+      <w:r>
+        <w:rPr>
+          <w:rFonts w:ascii="Times New Roman" w:hAnsi="Times New Roman" w:cs="Times New Roman"/>
+          <w:color w:val="000000" w:themeColor="text1"/>
+        </w:rPr>
+        <w:t>multilayer</w:t>
+      </w:r>
+      <w:proofErr w:type="spellEnd"/>
+      <w:r>
+        <w:rPr>
+          <w:rFonts w:ascii="Times New Roman" w:hAnsi="Times New Roman" w:cs="Times New Roman"/>
+          <w:color w:val="000000" w:themeColor="text1"/>
+        </w:rPr>
+        <w:t xml:space="preserve"> </w:t>
+      </w:r>
+      <w:proofErr w:type="spellStart"/>
+      <w:r>
+        <w:rPr>
+          <w:rFonts w:ascii="Times New Roman" w:hAnsi="Times New Roman" w:cs="Times New Roman"/>
+          <w:color w:val="000000" w:themeColor="text1"/>
+        </w:rPr>
+        <w:t>switch</w:t>
+      </w:r>
+      <w:proofErr w:type="spellEnd"/>
+      <w:r>
+        <w:rPr>
+          <w:rFonts w:ascii="Times New Roman" w:hAnsi="Times New Roman" w:cs="Times New Roman"/>
+          <w:color w:val="000000" w:themeColor="text1"/>
+        </w:rPr>
+        <w:t xml:space="preserve"> (MLS) olyan hálózati eszköz, amely egyszerre képes </w:t>
+      </w:r>
+      <w:proofErr w:type="spellStart"/>
+      <w:r>
+        <w:rPr>
+          <w:rFonts w:ascii="Times New Roman" w:hAnsi="Times New Roman" w:cs="Times New Roman"/>
+          <w:color w:val="000000" w:themeColor="text1"/>
+        </w:rPr>
+        <w:t>Layer</w:t>
+      </w:r>
+      <w:proofErr w:type="spellEnd"/>
+      <w:r>
+        <w:rPr>
+          <w:rFonts w:ascii="Times New Roman" w:hAnsi="Times New Roman" w:cs="Times New Roman"/>
+          <w:color w:val="000000" w:themeColor="text1"/>
+        </w:rPr>
+        <w:t xml:space="preserve"> 2 (adatkapcsolati réteg) és </w:t>
+      </w:r>
+      <w:proofErr w:type="spellStart"/>
+      <w:r>
+        <w:rPr>
+          <w:rFonts w:ascii="Times New Roman" w:hAnsi="Times New Roman" w:cs="Times New Roman"/>
+          <w:color w:val="000000" w:themeColor="text1"/>
+        </w:rPr>
+        <w:t>Layer</w:t>
+      </w:r>
+      <w:proofErr w:type="spellEnd"/>
+      <w:r>
+        <w:rPr>
+          <w:rFonts w:ascii="Times New Roman" w:hAnsi="Times New Roman" w:cs="Times New Roman"/>
+          <w:color w:val="000000" w:themeColor="text1"/>
+        </w:rPr>
+        <w:t xml:space="preserve"> 3 (hálózati réteg) funkciókat ellátni. Ez azt jelenti, hogy nemcsak kapcsolóként (</w:t>
+      </w:r>
+      <w:proofErr w:type="spellStart"/>
+      <w:r>
+        <w:rPr>
+          <w:rFonts w:ascii="Times New Roman" w:hAnsi="Times New Roman" w:cs="Times New Roman"/>
+          <w:color w:val="000000" w:themeColor="text1"/>
+        </w:rPr>
+        <w:t>switch</w:t>
+      </w:r>
+      <w:proofErr w:type="spellEnd"/>
+      <w:r>
+        <w:rPr>
+          <w:rFonts w:ascii="Times New Roman" w:hAnsi="Times New Roman" w:cs="Times New Roman"/>
+          <w:color w:val="000000" w:themeColor="text1"/>
+        </w:rPr>
+        <w:t>) működik, hanem útvonalválasztóként (routerként) is képes viselkedni.</w:t>
+      </w:r>
+      <w:r>
+        <w:rPr>
+          <w:rFonts w:ascii="Times New Roman" w:hAnsi="Times New Roman" w:cs="Times New Roman"/>
+          <w:color w:val="000000" w:themeColor="text1"/>
+        </w:rPr>
+        <w:t xml:space="preserve"> </w:t>
+      </w:r>
+      <w:proofErr w:type="spellStart"/>
+      <w:r>
+        <w:rPr>
+          <w:rFonts w:ascii="Times New Roman" w:hAnsi="Times New Roman" w:cs="Times New Roman"/>
+          <w:b/>
+          <w:bCs/>
+          <w:color w:val="000000" w:themeColor="text1"/>
+        </w:rPr>
+        <w:t>Layer</w:t>
+      </w:r>
+      <w:proofErr w:type="spellEnd"/>
+      <w:r>
+        <w:rPr>
+          <w:rFonts w:ascii="Times New Roman" w:hAnsi="Times New Roman" w:cs="Times New Roman"/>
+          <w:b/>
+          <w:bCs/>
+          <w:color w:val="000000" w:themeColor="text1"/>
+        </w:rPr>
+        <w:t xml:space="preserve"> 2</w:t>
+      </w:r>
+      <w:r>
+        <w:rPr>
+          <w:rFonts w:ascii="Times New Roman" w:hAnsi="Times New Roman" w:cs="Times New Roman"/>
+          <w:color w:val="000000" w:themeColor="text1"/>
+        </w:rPr>
+        <w:t xml:space="preserve">: MAC-címek alapján továbbítja a csomagokat (mint egy hagyományos </w:t>
+      </w:r>
+      <w:proofErr w:type="spellStart"/>
+      <w:r>
+        <w:rPr>
+          <w:rFonts w:ascii="Times New Roman" w:hAnsi="Times New Roman" w:cs="Times New Roman"/>
+          <w:color w:val="000000" w:themeColor="text1"/>
+        </w:rPr>
+        <w:t>switch</w:t>
+      </w:r>
+      <w:proofErr w:type="spellEnd"/>
+      <w:r>
+        <w:rPr>
+          <w:rFonts w:ascii="Times New Roman" w:hAnsi="Times New Roman" w:cs="Times New Roman"/>
+          <w:color w:val="000000" w:themeColor="text1"/>
+        </w:rPr>
+        <w:t>)</w:t>
       </w:r>
       <w:r>
         <w:rPr>
@@ -4342,14 +6048,25 @@
         </w:rPr>
         <w:t xml:space="preserve">. </w:t>
       </w:r>
-      <w:r>
-        <w:rPr>
-          <w:rFonts w:ascii="Times New Roman" w:hAnsi="Times New Roman" w:cs="Times New Roman"/>
-          <w:b/>
-          <w:bCs/>
-          <w:color w:val="000000" w:themeColor="text1"/>
-        </w:rPr>
-        <w:t>Layer 3</w:t>
+      <w:proofErr w:type="spellStart"/>
+      <w:r>
+        <w:rPr>
+          <w:rFonts w:ascii="Times New Roman" w:hAnsi="Times New Roman" w:cs="Times New Roman"/>
+          <w:b/>
+          <w:bCs/>
+          <w:color w:val="000000" w:themeColor="text1"/>
+        </w:rPr>
+        <w:t>Layer</w:t>
+      </w:r>
+      <w:proofErr w:type="spellEnd"/>
+      <w:r>
+        <w:rPr>
+          <w:rFonts w:ascii="Times New Roman" w:hAnsi="Times New Roman" w:cs="Times New Roman"/>
+          <w:b/>
+          <w:bCs/>
+          <w:color w:val="000000" w:themeColor="text1"/>
+        </w:rPr>
+        <w:t xml:space="preserve"> 3</w:t>
       </w:r>
       <w:r>
         <w:rPr>
@@ -4358,21 +6075,59 @@
         </w:rPr>
         <w:t xml:space="preserve">: IP-címek alapján képes </w:t>
       </w:r>
-      <w:r>
-        <w:rPr>
-          <w:rFonts w:ascii="Times New Roman" w:hAnsi="Times New Roman" w:cs="Times New Roman"/>
-          <w:b/>
-          <w:bCs/>
-          <w:color w:val="000000" w:themeColor="text1"/>
-        </w:rPr>
-        <w:t>inter-VLAN routingra</w:t>
-      </w:r>
-      <w:r>
-        <w:rPr>
-          <w:rFonts w:ascii="Times New Roman" w:hAnsi="Times New Roman" w:cs="Times New Roman"/>
-          <w:color w:val="000000" w:themeColor="text1"/>
-        </w:rPr>
-        <w:t xml:space="preserve"> (VLAN-ok közötti forgalomirányításra), akár dinamikus routing protokollokkal (pl. OSPF, EIGRP)</w:t>
+      <w:proofErr w:type="spellStart"/>
+      <w:r>
+        <w:rPr>
+          <w:rFonts w:ascii="Times New Roman" w:hAnsi="Times New Roman" w:cs="Times New Roman"/>
+          <w:b/>
+          <w:bCs/>
+          <w:color w:val="000000" w:themeColor="text1"/>
+        </w:rPr>
+        <w:t>inter</w:t>
+      </w:r>
+      <w:proofErr w:type="spellEnd"/>
+      <w:r>
+        <w:rPr>
+          <w:rFonts w:ascii="Times New Roman" w:hAnsi="Times New Roman" w:cs="Times New Roman"/>
+          <w:b/>
+          <w:bCs/>
+          <w:color w:val="000000" w:themeColor="text1"/>
+        </w:rPr>
+        <w:t xml:space="preserve">-VLAN </w:t>
+      </w:r>
+      <w:proofErr w:type="spellStart"/>
+      <w:r>
+        <w:rPr>
+          <w:rFonts w:ascii="Times New Roman" w:hAnsi="Times New Roman" w:cs="Times New Roman"/>
+          <w:b/>
+          <w:bCs/>
+          <w:color w:val="000000" w:themeColor="text1"/>
+        </w:rPr>
+        <w:t>routingra</w:t>
+      </w:r>
+      <w:proofErr w:type="spellEnd"/>
+      <w:r>
+        <w:rPr>
+          <w:rFonts w:ascii="Times New Roman" w:hAnsi="Times New Roman" w:cs="Times New Roman"/>
+          <w:color w:val="000000" w:themeColor="text1"/>
+        </w:rPr>
+        <w:t xml:space="preserve"> (VLAN-ok közötti forgalomirányításra), akár dinamikus </w:t>
+      </w:r>
+      <w:proofErr w:type="spellStart"/>
+      <w:r>
+        <w:rPr>
+          <w:rFonts w:ascii="Times New Roman" w:hAnsi="Times New Roman" w:cs="Times New Roman"/>
+          <w:color w:val="000000" w:themeColor="text1"/>
+        </w:rPr>
+        <w:t>routing</w:t>
+      </w:r>
+      <w:proofErr w:type="spellEnd"/>
+      <w:r>
+        <w:rPr>
+          <w:rFonts w:ascii="Times New Roman" w:hAnsi="Times New Roman" w:cs="Times New Roman"/>
+          <w:color w:val="000000" w:themeColor="text1"/>
+        </w:rPr>
+        <w:t xml:space="preserve"> protokollokkal (pl. OSPF, EIGRP)</w:t>
       </w:r>
       <w:r>
         <w:rPr>
@@ -4386,7 +6141,23 @@
           <w:rFonts w:ascii="Times New Roman" w:hAnsi="Times New Roman" w:cs="Times New Roman"/>
           <w:color w:val="000000" w:themeColor="text1"/>
         </w:rPr>
-        <w:t>A switch logikailag szegmentálja a hálózatot VLAN-okra, minden VLAN külön alhálózat.</w:t>
+        <w:t xml:space="preserve">A </w:t>
+      </w:r>
+      <w:proofErr w:type="spellStart"/>
+      <w:r>
+        <w:rPr>
+          <w:rFonts w:ascii="Times New Roman" w:hAnsi="Times New Roman" w:cs="Times New Roman"/>
+          <w:color w:val="000000" w:themeColor="text1"/>
+        </w:rPr>
+        <w:t>switch</w:t>
+      </w:r>
+      <w:proofErr w:type="spellEnd"/>
+      <w:r>
+        <w:rPr>
+          <w:rFonts w:ascii="Times New Roman" w:hAnsi="Times New Roman" w:cs="Times New Roman"/>
+          <w:color w:val="000000" w:themeColor="text1"/>
+        </w:rPr>
+        <w:t xml:space="preserve"> logikailag szegmentálja a hálózatot VLAN-okra, minden VLAN külön alhálózat.</w:t>
       </w:r>
       <w:r>
         <w:rPr>
@@ -4402,28 +6173,136 @@
           <w:bCs/>
           <w:color w:val="000000" w:themeColor="text1"/>
         </w:rPr>
-        <w:t>SVI (Switched Virtual Interface)</w:t>
-      </w:r>
-      <w:r>
-        <w:rPr>
-          <w:rFonts w:ascii="Times New Roman" w:hAnsi="Times New Roman" w:cs="Times New Roman"/>
-          <w:color w:val="000000" w:themeColor="text1"/>
-        </w:rPr>
-        <w:t>: Minden VLAN-hoz létrehozható egy virtuális interfész IP-címmel, amely a VLAN gateway-e lesz.</w:t>
-      </w:r>
-      <w:r>
-        <w:rPr>
-          <w:rFonts w:ascii="Times New Roman" w:hAnsi="Times New Roman" w:cs="Times New Roman"/>
+        <w:t>SVI (</w:t>
+      </w:r>
+      <w:proofErr w:type="spellStart"/>
+      <w:r>
+        <w:rPr>
+          <w:rFonts w:ascii="Times New Roman" w:hAnsi="Times New Roman" w:cs="Times New Roman"/>
+          <w:b/>
+          <w:bCs/>
+          <w:color w:val="000000" w:themeColor="text1"/>
+        </w:rPr>
+        <w:t>Switched</w:t>
+      </w:r>
+      <w:proofErr w:type="spellEnd"/>
+      <w:r>
+        <w:rPr>
+          <w:rFonts w:ascii="Times New Roman" w:hAnsi="Times New Roman" w:cs="Times New Roman"/>
+          <w:b/>
+          <w:bCs/>
           <w:color w:val="000000" w:themeColor="text1"/>
         </w:rPr>
         <w:t xml:space="preserve"> </w:t>
       </w:r>
-      <w:r>
-        <w:rPr>
-          <w:rFonts w:ascii="Times New Roman" w:hAnsi="Times New Roman" w:cs="Times New Roman"/>
-          <w:color w:val="000000" w:themeColor="text1"/>
-        </w:rPr>
-        <w:t>Az IP routingot engedélyezni kell rajta, ami aktiválja a harmadik rétegbeli funkciókat</w:t>
+      <w:proofErr w:type="spellStart"/>
+      <w:r>
+        <w:rPr>
+          <w:rFonts w:ascii="Times New Roman" w:hAnsi="Times New Roman" w:cs="Times New Roman"/>
+          <w:b/>
+          <w:bCs/>
+          <w:color w:val="000000" w:themeColor="text1"/>
+        </w:rPr>
+        <w:t>Virtual</w:t>
+      </w:r>
+      <w:proofErr w:type="spellEnd"/>
+      <w:r>
+        <w:rPr>
+          <w:rFonts w:ascii="Times New Roman" w:hAnsi="Times New Roman" w:cs="Times New Roman"/>
+          <w:b/>
+          <w:bCs/>
+          <w:color w:val="000000" w:themeColor="text1"/>
+        </w:rPr>
+        <w:t xml:space="preserve"> </w:t>
+      </w:r>
+      <w:proofErr w:type="spellStart"/>
+      <w:r>
+        <w:rPr>
+          <w:rFonts w:ascii="Times New Roman" w:hAnsi="Times New Roman" w:cs="Times New Roman"/>
+          <w:b/>
+          <w:bCs/>
+          <w:color w:val="000000" w:themeColor="text1"/>
+        </w:rPr>
+        <w:t>Interface</w:t>
+      </w:r>
+      <w:proofErr w:type="spellEnd"/>
+      <w:r>
+        <w:rPr>
+          <w:rFonts w:ascii="Times New Roman" w:hAnsi="Times New Roman" w:cs="Times New Roman"/>
+          <w:b/>
+          <w:bCs/>
+          <w:color w:val="000000" w:themeColor="text1"/>
+        </w:rPr>
+        <w:t>)</w:t>
+      </w:r>
+      <w:r>
+        <w:rPr>
+          <w:rFonts w:ascii="Times New Roman" w:hAnsi="Times New Roman" w:cs="Times New Roman"/>
+          <w:color w:val="000000" w:themeColor="text1"/>
+        </w:rPr>
+        <w:t xml:space="preserve">: Minden VLAN-hoz létrehozható egy virtuális interfész IP-címmel, amely a VLAN </w:t>
+      </w:r>
+      <w:proofErr w:type="spellStart"/>
+      <w:r>
+        <w:rPr>
+          <w:rFonts w:ascii="Times New Roman" w:hAnsi="Times New Roman" w:cs="Times New Roman"/>
+          <w:color w:val="000000" w:themeColor="text1"/>
+        </w:rPr>
+        <w:t>gateway</w:t>
+      </w:r>
+      <w:proofErr w:type="spellEnd"/>
+      <w:r>
+        <w:rPr>
+          <w:rFonts w:ascii="Times New Roman" w:hAnsi="Times New Roman" w:cs="Times New Roman"/>
+          <w:color w:val="000000" w:themeColor="text1"/>
+        </w:rPr>
+        <w:t>-e lesz.</w:t>
+      </w:r>
+      <w:r>
+        <w:rPr>
+          <w:rFonts w:ascii="Times New Roman" w:hAnsi="Times New Roman" w:cs="Times New Roman"/>
+          <w:color w:val="000000" w:themeColor="text1"/>
+        </w:rPr>
+        <w:t xml:space="preserve"> </w:t>
+      </w:r>
+      <w:r>
+        <w:rPr>
+          <w:rFonts w:ascii="Times New Roman" w:hAnsi="Times New Roman" w:cs="Times New Roman"/>
+          <w:color w:val="000000" w:themeColor="text1"/>
+        </w:rPr>
+        <w:t xml:space="preserve">Az IP </w:t>
+      </w:r>
+      <w:proofErr w:type="spellStart"/>
+      <w:r>
+        <w:rPr>
+          <w:rFonts w:ascii="Times New Roman" w:hAnsi="Times New Roman" w:cs="Times New Roman"/>
+          <w:color w:val="000000" w:themeColor="text1"/>
+        </w:rPr>
+        <w:t>routingot</w:t>
+      </w:r>
+      <w:proofErr w:type="spellEnd"/>
+      <w:r>
+        <w:rPr>
+          <w:rFonts w:ascii="Times New Roman" w:hAnsi="Times New Roman" w:cs="Times New Roman"/>
+          <w:color w:val="000000" w:themeColor="text1"/>
+        </w:rPr>
+        <w:t xml:space="preserve"> engedélyezni kell rajta, ami aktiválja a harmadik </w:t>
+      </w:r>
+      <w:proofErr w:type="spellStart"/>
+      <w:r>
+        <w:rPr>
+          <w:rFonts w:ascii="Times New Roman" w:hAnsi="Times New Roman" w:cs="Times New Roman"/>
+          <w:color w:val="000000" w:themeColor="text1"/>
+        </w:rPr>
+        <w:t>rétegbeli</w:t>
+      </w:r>
+      <w:proofErr w:type="spellEnd"/>
+      <w:r>
+        <w:rPr>
+          <w:rFonts w:ascii="Times New Roman" w:hAnsi="Times New Roman" w:cs="Times New Roman"/>
+          <w:color w:val="000000" w:themeColor="text1"/>
+        </w:rPr>
+        <w:t xml:space="preserve"> funkciókat</w:t>
       </w:r>
       <w:r>
         <w:rPr>
@@ -4541,13 +6420,87 @@
           <w:rFonts w:ascii="Times New Roman" w:hAnsi="Times New Roman" w:cs="Times New Roman"/>
           <w:color w:val="C00000"/>
         </w:rPr>
-        <w:t>TACACS+ (Terminal Access Controller Access-Control System Plus)</w:t>
-      </w:r>
-      <w:r>
-        <w:rPr>
-          <w:rFonts w:ascii="Times New Roman" w:hAnsi="Times New Roman" w:cs="Times New Roman"/>
-        </w:rPr>
-        <w:t xml:space="preserve"> egy hálózati protokoll, amelyet a felhasználók hitelesítésére, jogosultságkezelésére és tevékenységük naplózására (AAA – Authentication, Authorization, Accounting) használnak, főként hálózati eszközök (pl. routerek, switch-ek) adminisztratív hozzáférésének központosított kezelésére</w:t>
+        <w:t xml:space="preserve">TACACS+ (Terminal Access </w:t>
+      </w:r>
+      <w:proofErr w:type="spellStart"/>
+      <w:r>
+        <w:rPr>
+          <w:rFonts w:ascii="Times New Roman" w:hAnsi="Times New Roman" w:cs="Times New Roman"/>
+          <w:color w:val="C00000"/>
+        </w:rPr>
+        <w:t>Controller</w:t>
+      </w:r>
+      <w:proofErr w:type="spellEnd"/>
+      <w:r>
+        <w:rPr>
+          <w:rFonts w:ascii="Times New Roman" w:hAnsi="Times New Roman" w:cs="Times New Roman"/>
+          <w:color w:val="C00000"/>
+        </w:rPr>
+        <w:t xml:space="preserve"> Access-</w:t>
+      </w:r>
+      <w:proofErr w:type="spellStart"/>
+      <w:r>
+        <w:rPr>
+          <w:rFonts w:ascii="Times New Roman" w:hAnsi="Times New Roman" w:cs="Times New Roman"/>
+          <w:color w:val="C00000"/>
+        </w:rPr>
+        <w:t>Control</w:t>
+      </w:r>
+      <w:proofErr w:type="spellEnd"/>
+      <w:r>
+        <w:rPr>
+          <w:rFonts w:ascii="Times New Roman" w:hAnsi="Times New Roman" w:cs="Times New Roman"/>
+          <w:color w:val="C00000"/>
+        </w:rPr>
+        <w:t xml:space="preserve"> System Plus)</w:t>
+      </w:r>
+      <w:r>
+        <w:rPr>
+          <w:rFonts w:ascii="Times New Roman" w:hAnsi="Times New Roman" w:cs="Times New Roman"/>
+        </w:rPr>
+        <w:t xml:space="preserve"> egy hálózati protokoll, amelyet a felhasználók hitelesítésére, jogosultságkezelésére és tevékenységük naplózására (AAA – </w:t>
+      </w:r>
+      <w:proofErr w:type="spellStart"/>
+      <w:r>
+        <w:rPr>
+          <w:rFonts w:ascii="Times New Roman" w:hAnsi="Times New Roman" w:cs="Times New Roman"/>
+        </w:rPr>
+        <w:t>Authentication</w:t>
+      </w:r>
+      <w:proofErr w:type="spellEnd"/>
+      <w:r>
+        <w:rPr>
+          <w:rFonts w:ascii="Times New Roman" w:hAnsi="Times New Roman" w:cs="Times New Roman"/>
+        </w:rPr>
+        <w:t xml:space="preserve">, </w:t>
+      </w:r>
+      <w:proofErr w:type="spellStart"/>
+      <w:r>
+        <w:rPr>
+          <w:rFonts w:ascii="Times New Roman" w:hAnsi="Times New Roman" w:cs="Times New Roman"/>
+        </w:rPr>
+        <w:t>Authorization</w:t>
+      </w:r>
+      <w:proofErr w:type="spellEnd"/>
+      <w:r>
+        <w:rPr>
+          <w:rFonts w:ascii="Times New Roman" w:hAnsi="Times New Roman" w:cs="Times New Roman"/>
+        </w:rPr>
+        <w:t xml:space="preserve">, Accounting) használnak, főként hálózati eszközök (pl. routerek, </w:t>
+      </w:r>
+      <w:proofErr w:type="spellStart"/>
+      <w:r>
+        <w:rPr>
+          <w:rFonts w:ascii="Times New Roman" w:hAnsi="Times New Roman" w:cs="Times New Roman"/>
+        </w:rPr>
+        <w:t>switch</w:t>
+      </w:r>
+      <w:proofErr w:type="spellEnd"/>
+      <w:r>
+        <w:rPr>
+          <w:rFonts w:ascii="Times New Roman" w:hAnsi="Times New Roman" w:cs="Times New Roman"/>
+        </w:rPr>
+        <w:t>-ek) adminisztratív hozzáférésének központosított kezelésére</w:t>
       </w:r>
       <w:r>
         <w:rPr>
@@ -4601,7 +6554,23 @@
           <w:rFonts w:ascii="Times New Roman" w:hAnsi="Times New Roman" w:cs="Times New Roman"/>
           <w:color w:val="000000" w:themeColor="text1"/>
         </w:rPr>
-        <w:t>A hálózati eszköz (NAS) – például egy Cisco router – kapcsolatot létesít a TACACS+ szerverrel TCP 49-es porton.</w:t>
+        <w:t xml:space="preserve">A hálózati eszköz (NAS) – például egy Cisco router – kapcsolatot létesít a TACACS+ szerverrel TCP 49-es </w:t>
+      </w:r>
+      <w:proofErr w:type="spellStart"/>
+      <w:r>
+        <w:rPr>
+          <w:rFonts w:ascii="Times New Roman" w:hAnsi="Times New Roman" w:cs="Times New Roman"/>
+          <w:color w:val="000000" w:themeColor="text1"/>
+        </w:rPr>
+        <w:t>porton</w:t>
+      </w:r>
+      <w:proofErr w:type="spellEnd"/>
+      <w:r>
+        <w:rPr>
+          <w:rFonts w:ascii="Times New Roman" w:hAnsi="Times New Roman" w:cs="Times New Roman"/>
+          <w:color w:val="000000" w:themeColor="text1"/>
+        </w:rPr>
+        <w:t>.</w:t>
       </w:r>
     </w:p>
     <w:p>
@@ -4759,7 +6728,23 @@
           <w:rFonts w:ascii="Times New Roman" w:hAnsi="Times New Roman" w:cs="Times New Roman"/>
           <w:color w:val="C00000"/>
         </w:rPr>
-        <w:t xml:space="preserve">Konfiguráció a telekom hálózatán: </w:t>
+        <w:t xml:space="preserve">Konfiguráció a </w:t>
+      </w:r>
+      <w:proofErr w:type="spellStart"/>
+      <w:r>
+        <w:rPr>
+          <w:rFonts w:ascii="Times New Roman" w:hAnsi="Times New Roman" w:cs="Times New Roman"/>
+          <w:color w:val="C00000"/>
+        </w:rPr>
+        <w:t>telekom</w:t>
+      </w:r>
+      <w:proofErr w:type="spellEnd"/>
+      <w:r>
+        <w:rPr>
+          <w:rFonts w:ascii="Times New Roman" w:hAnsi="Times New Roman" w:cs="Times New Roman"/>
+          <w:color w:val="C00000"/>
+        </w:rPr>
+        <w:t xml:space="preserve"> hálózatán: </w:t>
       </w:r>
     </w:p>
     <w:p>
@@ -4800,8 +6785,33 @@
           <w:rFonts w:ascii="Times New Roman" w:hAnsi="Times New Roman" w:cs="Times New Roman"/>
           <w:color w:val="000000" w:themeColor="text1"/>
         </w:rPr>
-        <w:t>BP Multilayer Switchen</w:t>
-      </w:r>
+        <w:t xml:space="preserve">BP </w:t>
+      </w:r>
+      <w:proofErr w:type="spellStart"/>
+      <w:r>
+        <w:rPr>
+          <w:rFonts w:ascii="Times New Roman" w:hAnsi="Times New Roman" w:cs="Times New Roman"/>
+          <w:color w:val="000000" w:themeColor="text1"/>
+        </w:rPr>
+        <w:t>Multilayer</w:t>
+      </w:r>
+      <w:proofErr w:type="spellEnd"/>
+      <w:r>
+        <w:rPr>
+          <w:rFonts w:ascii="Times New Roman" w:hAnsi="Times New Roman" w:cs="Times New Roman"/>
+          <w:color w:val="000000" w:themeColor="text1"/>
+        </w:rPr>
+        <w:t xml:space="preserve"> </w:t>
+      </w:r>
+      <w:proofErr w:type="spellStart"/>
+      <w:r>
+        <w:rPr>
+          <w:rFonts w:ascii="Times New Roman" w:hAnsi="Times New Roman" w:cs="Times New Roman"/>
+          <w:color w:val="000000" w:themeColor="text1"/>
+        </w:rPr>
+        <w:t>Switchen</w:t>
+      </w:r>
+      <w:proofErr w:type="spellEnd"/>
       <w:r>
         <w:rPr>
           <w:rFonts w:ascii="Times New Roman" w:hAnsi="Times New Roman" w:cs="Times New Roman"/>
@@ -4814,7 +6824,23 @@
           <w:rFonts w:ascii="Times New Roman" w:hAnsi="Times New Roman" w:cs="Times New Roman"/>
           <w:color w:val="000000" w:themeColor="text1"/>
         </w:rPr>
-        <w:t>Beállítottam a domain nevet: TELEKOM.HU</w:t>
+        <w:t xml:space="preserve">Beállítottam a </w:t>
+      </w:r>
+      <w:proofErr w:type="spellStart"/>
+      <w:r>
+        <w:rPr>
+          <w:rFonts w:ascii="Times New Roman" w:hAnsi="Times New Roman" w:cs="Times New Roman"/>
+          <w:color w:val="000000" w:themeColor="text1"/>
+        </w:rPr>
+        <w:t>domain</w:t>
+      </w:r>
+      <w:proofErr w:type="spellEnd"/>
+      <w:r>
+        <w:rPr>
+          <w:rFonts w:ascii="Times New Roman" w:hAnsi="Times New Roman" w:cs="Times New Roman"/>
+          <w:color w:val="000000" w:themeColor="text1"/>
+        </w:rPr>
+        <w:t xml:space="preserve"> nevet: TELEKOM.HU</w:t>
       </w:r>
       <w:r>
         <w:rPr>
@@ -4842,8 +6868,41 @@
           <w:rFonts w:ascii="Times New Roman" w:hAnsi="Times New Roman" w:cs="Times New Roman"/>
           <w:color w:val="C00000"/>
         </w:rPr>
-        <w:t xml:space="preserve">„aaa new-model” </w:t>
-      </w:r>
+        <w:t>„</w:t>
+      </w:r>
+      <w:proofErr w:type="spellStart"/>
+      <w:r>
+        <w:rPr>
+          <w:rFonts w:ascii="Times New Roman" w:hAnsi="Times New Roman" w:cs="Times New Roman"/>
+          <w:color w:val="C00000"/>
+        </w:rPr>
+        <w:t>aaa</w:t>
+      </w:r>
+      <w:proofErr w:type="spellEnd"/>
+      <w:r>
+        <w:rPr>
+          <w:rFonts w:ascii="Times New Roman" w:hAnsi="Times New Roman" w:cs="Times New Roman"/>
+          <w:color w:val="C00000"/>
+        </w:rPr>
+        <w:t xml:space="preserve"> </w:t>
+      </w:r>
+      <w:proofErr w:type="spellStart"/>
+      <w:r>
+        <w:rPr>
+          <w:rFonts w:ascii="Times New Roman" w:hAnsi="Times New Roman" w:cs="Times New Roman"/>
+          <w:color w:val="C00000"/>
+        </w:rPr>
+        <w:t>new-model</w:t>
+      </w:r>
+      <w:proofErr w:type="spellEnd"/>
+      <w:r>
+        <w:rPr>
+          <w:rFonts w:ascii="Times New Roman" w:hAnsi="Times New Roman" w:cs="Times New Roman"/>
+          <w:color w:val="C00000"/>
+        </w:rPr>
+        <w:t xml:space="preserve">” </w:t>
+      </w:r>
+      <w:proofErr w:type="spellStart"/>
       <w:r>
         <w:rPr>
           <w:rFonts w:ascii="Times New Roman" w:hAnsi="Times New Roman" w:cs="Times New Roman"/>
@@ -4851,6 +6910,7 @@
         </w:rPr>
         <w:t>parancsal</w:t>
       </w:r>
+      <w:proofErr w:type="spellEnd"/>
       <w:r>
         <w:rPr>
           <w:rFonts w:ascii="Times New Roman" w:hAnsi="Times New Roman" w:cs="Times New Roman"/>
@@ -4933,21 +6993,110 @@
           <w:rFonts w:ascii="Times New Roman" w:hAnsi="Times New Roman" w:cs="Times New Roman"/>
           <w:color w:val="C00000"/>
         </w:rPr>
-        <w:t>„aaa authentication login default group tacacs+ local”</w:t>
-      </w:r>
+        <w:t>„</w:t>
+      </w:r>
+      <w:proofErr w:type="spellStart"/>
       <w:r>
         <w:rPr>
           <w:rFonts w:ascii="Times New Roman" w:hAnsi="Times New Roman" w:cs="Times New Roman"/>
           <w:color w:val="C00000"/>
         </w:rPr>
+        <w:t>aaa</w:t>
+      </w:r>
+      <w:proofErr w:type="spellEnd"/>
+      <w:r>
+        <w:rPr>
+          <w:rFonts w:ascii="Times New Roman" w:hAnsi="Times New Roman" w:cs="Times New Roman"/>
+          <w:color w:val="C00000"/>
+        </w:rPr>
         <w:t xml:space="preserve"> </w:t>
       </w:r>
-      <w:r>
-        <w:rPr>
-          <w:rFonts w:ascii="Times New Roman" w:hAnsi="Times New Roman" w:cs="Times New Roman"/>
-          <w:color w:val="000000" w:themeColor="text1"/>
-        </w:rPr>
-        <w:t xml:space="preserve">parancssal beállítottam, hogy </w:t>
+      <w:proofErr w:type="spellStart"/>
+      <w:r>
+        <w:rPr>
+          <w:rFonts w:ascii="Times New Roman" w:hAnsi="Times New Roman" w:cs="Times New Roman"/>
+          <w:color w:val="C00000"/>
+        </w:rPr>
+        <w:t>authentication</w:t>
+      </w:r>
+      <w:proofErr w:type="spellEnd"/>
+      <w:r>
+        <w:rPr>
+          <w:rFonts w:ascii="Times New Roman" w:hAnsi="Times New Roman" w:cs="Times New Roman"/>
+          <w:color w:val="C00000"/>
+        </w:rPr>
+        <w:t xml:space="preserve"> login </w:t>
+      </w:r>
+      <w:proofErr w:type="spellStart"/>
+      <w:r>
+        <w:rPr>
+          <w:rFonts w:ascii="Times New Roman" w:hAnsi="Times New Roman" w:cs="Times New Roman"/>
+          <w:color w:val="C00000"/>
+        </w:rPr>
+        <w:t>default</w:t>
+      </w:r>
+      <w:proofErr w:type="spellEnd"/>
+      <w:r>
+        <w:rPr>
+          <w:rFonts w:ascii="Times New Roman" w:hAnsi="Times New Roman" w:cs="Times New Roman"/>
+          <w:color w:val="C00000"/>
+        </w:rPr>
+        <w:t xml:space="preserve"> </w:t>
+      </w:r>
+      <w:proofErr w:type="spellStart"/>
+      <w:r>
+        <w:rPr>
+          <w:rFonts w:ascii="Times New Roman" w:hAnsi="Times New Roman" w:cs="Times New Roman"/>
+          <w:color w:val="C00000"/>
+        </w:rPr>
+        <w:t>group</w:t>
+      </w:r>
+      <w:proofErr w:type="spellEnd"/>
+      <w:r>
+        <w:rPr>
+          <w:rFonts w:ascii="Times New Roman" w:hAnsi="Times New Roman" w:cs="Times New Roman"/>
+          <w:color w:val="C00000"/>
+        </w:rPr>
+        <w:t xml:space="preserve"> </w:t>
+      </w:r>
+      <w:proofErr w:type="spellStart"/>
+      <w:r>
+        <w:rPr>
+          <w:rFonts w:ascii="Times New Roman" w:hAnsi="Times New Roman" w:cs="Times New Roman"/>
+          <w:color w:val="C00000"/>
+        </w:rPr>
+        <w:t>tacacs</w:t>
+      </w:r>
+      <w:proofErr w:type="spellEnd"/>
+      <w:r>
+        <w:rPr>
+          <w:rFonts w:ascii="Times New Roman" w:hAnsi="Times New Roman" w:cs="Times New Roman"/>
+          <w:color w:val="C00000"/>
+        </w:rPr>
+        <w:t>+ local”</w:t>
+      </w:r>
+      <w:r>
+        <w:rPr>
+          <w:rFonts w:ascii="Times New Roman" w:hAnsi="Times New Roman" w:cs="Times New Roman"/>
+          <w:color w:val="C00000"/>
+        </w:rPr>
+        <w:t xml:space="preserve"> </w:t>
+      </w:r>
+      <w:proofErr w:type="spellStart"/>
+      <w:r>
+        <w:rPr>
+          <w:rFonts w:ascii="Times New Roman" w:hAnsi="Times New Roman" w:cs="Times New Roman"/>
+          <w:color w:val="000000" w:themeColor="text1"/>
+        </w:rPr>
+        <w:t>parancssal</w:t>
+      </w:r>
+      <w:proofErr w:type="spellEnd"/>
+      <w:r>
+        <w:rPr>
+          <w:rFonts w:ascii="Times New Roman" w:hAnsi="Times New Roman" w:cs="Times New Roman"/>
+          <w:color w:val="000000" w:themeColor="text1"/>
+        </w:rPr>
+        <w:t xml:space="preserve"> beállítottam, hogy </w:t>
       </w:r>
       <w:r>
         <w:rPr>
@@ -4961,7 +7110,23 @@
           <w:rFonts w:ascii="Times New Roman" w:hAnsi="Times New Roman" w:cs="Times New Roman"/>
           <w:color w:val="000000" w:themeColor="text1"/>
         </w:rPr>
-        <w:t xml:space="preserve">(username) használja. </w:t>
+        <w:t>(</w:t>
+      </w:r>
+      <w:proofErr w:type="spellStart"/>
+      <w:r>
+        <w:rPr>
+          <w:rFonts w:ascii="Times New Roman" w:hAnsi="Times New Roman" w:cs="Times New Roman"/>
+          <w:color w:val="000000" w:themeColor="text1"/>
+        </w:rPr>
+        <w:t>username</w:t>
+      </w:r>
+      <w:proofErr w:type="spellEnd"/>
+      <w:r>
+        <w:rPr>
+          <w:rFonts w:ascii="Times New Roman" w:hAnsi="Times New Roman" w:cs="Times New Roman"/>
+          <w:color w:val="000000" w:themeColor="text1"/>
+        </w:rPr>
+        <w:t xml:space="preserve">) használja. </w:t>
       </w:r>
       <w:r>
         <w:rPr>
@@ -4975,15 +7140,111 @@
           <w:rFonts w:ascii="Times New Roman" w:hAnsi="Times New Roman" w:cs="Times New Roman"/>
           <w:color w:val="C00000"/>
         </w:rPr>
-        <w:t>„aaa authorization exec default group tacacs+ local”</w:t>
-      </w:r>
+        <w:t>„</w:t>
+      </w:r>
+      <w:proofErr w:type="spellStart"/>
       <w:r>
         <w:rPr>
           <w:rFonts w:ascii="Times New Roman" w:hAnsi="Times New Roman" w:cs="Times New Roman"/>
           <w:color w:val="C00000"/>
         </w:rPr>
+        <w:t>aaa</w:t>
+      </w:r>
+      <w:proofErr w:type="spellEnd"/>
+      <w:r>
+        <w:rPr>
+          <w:rFonts w:ascii="Times New Roman" w:hAnsi="Times New Roman" w:cs="Times New Roman"/>
+          <w:color w:val="C00000"/>
+        </w:rPr>
         <w:t xml:space="preserve"> </w:t>
       </w:r>
+      <w:proofErr w:type="spellStart"/>
+      <w:r>
+        <w:rPr>
+          <w:rFonts w:ascii="Times New Roman" w:hAnsi="Times New Roman" w:cs="Times New Roman"/>
+          <w:color w:val="C00000"/>
+        </w:rPr>
+        <w:t>authorization</w:t>
+      </w:r>
+      <w:proofErr w:type="spellEnd"/>
+      <w:r>
+        <w:rPr>
+          <w:rFonts w:ascii="Times New Roman" w:hAnsi="Times New Roman" w:cs="Times New Roman"/>
+          <w:color w:val="C00000"/>
+        </w:rPr>
+        <w:t xml:space="preserve"> </w:t>
+      </w:r>
+      <w:proofErr w:type="spellStart"/>
+      <w:r>
+        <w:rPr>
+          <w:rFonts w:ascii="Times New Roman" w:hAnsi="Times New Roman" w:cs="Times New Roman"/>
+          <w:color w:val="C00000"/>
+        </w:rPr>
+        <w:t>exec</w:t>
+      </w:r>
+      <w:proofErr w:type="spellEnd"/>
+      <w:r>
+        <w:rPr>
+          <w:rFonts w:ascii="Times New Roman" w:hAnsi="Times New Roman" w:cs="Times New Roman"/>
+          <w:color w:val="C00000"/>
+        </w:rPr>
+        <w:t xml:space="preserve"> </w:t>
+      </w:r>
+      <w:proofErr w:type="spellStart"/>
+      <w:r>
+        <w:rPr>
+          <w:rFonts w:ascii="Times New Roman" w:hAnsi="Times New Roman" w:cs="Times New Roman"/>
+          <w:color w:val="C00000"/>
+        </w:rPr>
+        <w:t>default</w:t>
+      </w:r>
+      <w:proofErr w:type="spellEnd"/>
+      <w:r>
+        <w:rPr>
+          <w:rFonts w:ascii="Times New Roman" w:hAnsi="Times New Roman" w:cs="Times New Roman"/>
+          <w:color w:val="C00000"/>
+        </w:rPr>
+        <w:t xml:space="preserve"> </w:t>
+      </w:r>
+      <w:proofErr w:type="spellStart"/>
+      <w:r>
+        <w:rPr>
+          <w:rFonts w:ascii="Times New Roman" w:hAnsi="Times New Roman" w:cs="Times New Roman"/>
+          <w:color w:val="C00000"/>
+        </w:rPr>
+        <w:t>group</w:t>
+      </w:r>
+      <w:proofErr w:type="spellEnd"/>
+      <w:r>
+        <w:rPr>
+          <w:rFonts w:ascii="Times New Roman" w:hAnsi="Times New Roman" w:cs="Times New Roman"/>
+          <w:color w:val="C00000"/>
+        </w:rPr>
+        <w:t xml:space="preserve"> </w:t>
+      </w:r>
+      <w:proofErr w:type="spellStart"/>
+      <w:r>
+        <w:rPr>
+          <w:rFonts w:ascii="Times New Roman" w:hAnsi="Times New Roman" w:cs="Times New Roman"/>
+          <w:color w:val="C00000"/>
+        </w:rPr>
+        <w:t>tacacs</w:t>
+      </w:r>
+      <w:proofErr w:type="spellEnd"/>
+      <w:r>
+        <w:rPr>
+          <w:rFonts w:ascii="Times New Roman" w:hAnsi="Times New Roman" w:cs="Times New Roman"/>
+          <w:color w:val="C00000"/>
+        </w:rPr>
+        <w:t>+ local”</w:t>
+      </w:r>
+      <w:r>
+        <w:rPr>
+          <w:rFonts w:ascii="Times New Roman" w:hAnsi="Times New Roman" w:cs="Times New Roman"/>
+          <w:color w:val="C00000"/>
+        </w:rPr>
+        <w:t xml:space="preserve"> </w:t>
+      </w:r>
       <w:r>
         <w:rPr>
           <w:rFonts w:ascii="Times New Roman" w:hAnsi="Times New Roman" w:cs="Times New Roman"/>
@@ -5030,7 +7291,23 @@
           <w:rFonts w:ascii="Times New Roman" w:hAnsi="Times New Roman" w:cs="Times New Roman"/>
           <w:color w:val="000000" w:themeColor="text1"/>
         </w:rPr>
-        <w:t xml:space="preserve">Ezek után bejelentkeztem a vty vonalakra </w:t>
+        <w:t xml:space="preserve">Ezek után bejelentkeztem a </w:t>
+      </w:r>
+      <w:proofErr w:type="spellStart"/>
+      <w:r>
+        <w:rPr>
+          <w:rFonts w:ascii="Times New Roman" w:hAnsi="Times New Roman" w:cs="Times New Roman"/>
+          <w:color w:val="000000" w:themeColor="text1"/>
+        </w:rPr>
+        <w:t>vty</w:t>
+      </w:r>
+      <w:proofErr w:type="spellEnd"/>
+      <w:r>
+        <w:rPr>
+          <w:rFonts w:ascii="Times New Roman" w:hAnsi="Times New Roman" w:cs="Times New Roman"/>
+          <w:color w:val="000000" w:themeColor="text1"/>
+        </w:rPr>
+        <w:t xml:space="preserve"> vonalakra </w:t>
       </w:r>
       <w:r>
         <w:rPr>
@@ -5281,14 +7558,46 @@
           <w:rFonts w:ascii="Times New Roman" w:hAnsi="Times New Roman" w:cs="Times New Roman"/>
           <w:color w:val="000000" w:themeColor="text1"/>
         </w:rPr>
-        <w:t>A konfiguráció célja, hogy biztonságos, titkosított távoli hozzáférést biztosítson a hálózati eszközhöz (például egy routerhez vagy switch-hez), és központosított módon kezelje a felhasználók hitelesítését és jogosultságait. Ehhez az eszköz az SSH protokollt használja a kapcsolódáshoz, és egy TACACS+ szerverhez fordul, hogy eldöntse, ki léphet be és mit csinálhat.</w:t>
-      </w:r>
-      <w:r>
-        <w:rPr>
-          <w:rFonts w:ascii="Times New Roman" w:hAnsi="Times New Roman" w:cs="Times New Roman"/>
-          <w:color w:val="000000" w:themeColor="text1"/>
-        </w:rPr>
-        <w:t xml:space="preserve"> Amikor bejelentkezel SSH-val, akkor</w:t>
+        <w:t xml:space="preserve">A konfiguráció célja, hogy biztonságos, titkosított távoli hozzáférést biztosítson a hálózati eszközhöz (például egy routerhez vagy </w:t>
+      </w:r>
+      <w:proofErr w:type="spellStart"/>
+      <w:r>
+        <w:rPr>
+          <w:rFonts w:ascii="Times New Roman" w:hAnsi="Times New Roman" w:cs="Times New Roman"/>
+          <w:color w:val="000000" w:themeColor="text1"/>
+        </w:rPr>
+        <w:t>switch-hez</w:t>
+      </w:r>
+      <w:proofErr w:type="spellEnd"/>
+      <w:r>
+        <w:rPr>
+          <w:rFonts w:ascii="Times New Roman" w:hAnsi="Times New Roman" w:cs="Times New Roman"/>
+          <w:color w:val="000000" w:themeColor="text1"/>
+        </w:rPr>
+        <w:t>), és központosított módon kezelje a felhasználók hitelesítését és jogosultságait. Ehhez az eszköz az SSH protokollt használja a kapcsolódáshoz, és egy TACACS+ szerverhez fordul, hogy eldöntse, ki léphet be és mit csinálhat.</w:t>
+      </w:r>
+      <w:r>
+        <w:rPr>
+          <w:rFonts w:ascii="Times New Roman" w:hAnsi="Times New Roman" w:cs="Times New Roman"/>
+          <w:color w:val="000000" w:themeColor="text1"/>
+        </w:rPr>
+        <w:t xml:space="preserve"> Amikor bejelentkezel SSH-</w:t>
+      </w:r>
+      <w:proofErr w:type="spellStart"/>
+      <w:r>
+        <w:rPr>
+          <w:rFonts w:ascii="Times New Roman" w:hAnsi="Times New Roman" w:cs="Times New Roman"/>
+          <w:color w:val="000000" w:themeColor="text1"/>
+        </w:rPr>
+        <w:t>val</w:t>
+      </w:r>
+      <w:proofErr w:type="spellEnd"/>
+      <w:r>
+        <w:rPr>
+          <w:rFonts w:ascii="Times New Roman" w:hAnsi="Times New Roman" w:cs="Times New Roman"/>
+          <w:color w:val="000000" w:themeColor="text1"/>
+        </w:rPr>
+        <w:t>, akkor</w:t>
       </w:r>
       <w:r>
         <w:rPr>
@@ -5311,7 +7620,39 @@
           <w:rFonts w:ascii="Times New Roman" w:hAnsi="Times New Roman" w:cs="Times New Roman"/>
           <w:color w:val="000000" w:themeColor="text1"/>
         </w:rPr>
-        <w:t>Ha viszont a TACACS+ szerver nem elérhető (például le van állva, vagy hálózati hiba van), akkor az eszköz a saját belső listáját nézi meg, és ha ott szerepel az ADMIN1 felhasználó (amit a username ADMIN1 password admin123 sor állít be), akkor azzal is beenged.</w:t>
+        <w:t xml:space="preserve">Ha viszont a TACACS+ szerver nem elérhető (például le van állva, vagy hálózati hiba van), akkor az eszköz a saját belső listáját nézi meg, és ha ott szerepel az ADMIN1 felhasználó (amit a </w:t>
+      </w:r>
+      <w:proofErr w:type="spellStart"/>
+      <w:r>
+        <w:rPr>
+          <w:rFonts w:ascii="Times New Roman" w:hAnsi="Times New Roman" w:cs="Times New Roman"/>
+          <w:color w:val="000000" w:themeColor="text1"/>
+        </w:rPr>
+        <w:t>username</w:t>
+      </w:r>
+      <w:proofErr w:type="spellEnd"/>
+      <w:r>
+        <w:rPr>
+          <w:rFonts w:ascii="Times New Roman" w:hAnsi="Times New Roman" w:cs="Times New Roman"/>
+          <w:color w:val="000000" w:themeColor="text1"/>
+        </w:rPr>
+        <w:t xml:space="preserve"> ADMIN1 </w:t>
+      </w:r>
+      <w:proofErr w:type="spellStart"/>
+      <w:r>
+        <w:rPr>
+          <w:rFonts w:ascii="Times New Roman" w:hAnsi="Times New Roman" w:cs="Times New Roman"/>
+          <w:color w:val="000000" w:themeColor="text1"/>
+        </w:rPr>
+        <w:t>password</w:t>
+      </w:r>
+      <w:proofErr w:type="spellEnd"/>
+      <w:r>
+        <w:rPr>
+          <w:rFonts w:ascii="Times New Roman" w:hAnsi="Times New Roman" w:cs="Times New Roman"/>
+          <w:color w:val="000000" w:themeColor="text1"/>
+        </w:rPr>
+        <w:t xml:space="preserve"> admin123 sor állít be), akkor azzal is beenged.</w:t>
       </w:r>
     </w:p>
     <w:p>
@@ -5437,7 +7778,23 @@
           <w:rFonts w:ascii="Times New Roman" w:hAnsi="Times New Roman" w:cs="Times New Roman"/>
           <w:color w:val="000000" w:themeColor="text1"/>
         </w:rPr>
-        <w:t xml:space="preserve"> (nagyon pontos, ún. stratum 0)</w:t>
+        <w:t xml:space="preserve"> (nagyon pontos, ún. </w:t>
+      </w:r>
+      <w:proofErr w:type="spellStart"/>
+      <w:r>
+        <w:rPr>
+          <w:rFonts w:ascii="Times New Roman" w:hAnsi="Times New Roman" w:cs="Times New Roman"/>
+          <w:color w:val="000000" w:themeColor="text1"/>
+        </w:rPr>
+        <w:t>stratum</w:t>
+      </w:r>
+      <w:proofErr w:type="spellEnd"/>
+      <w:r>
+        <w:rPr>
+          <w:rFonts w:ascii="Times New Roman" w:hAnsi="Times New Roman" w:cs="Times New Roman"/>
+          <w:color w:val="000000" w:themeColor="text1"/>
+        </w:rPr>
+        <w:t xml:space="preserve"> 0)</w:t>
       </w:r>
     </w:p>
     <w:p>
@@ -5577,7 +7934,23 @@
           <w:rFonts w:ascii="Times New Roman" w:hAnsi="Times New Roman" w:cs="Times New Roman"/>
           <w:color w:val="000000" w:themeColor="text1"/>
         </w:rPr>
-        <w:t xml:space="preserve"> (pl. router, switch, számítógép) </w:t>
+        <w:t xml:space="preserve"> (pl. router, </w:t>
+      </w:r>
+      <w:proofErr w:type="spellStart"/>
+      <w:r>
+        <w:rPr>
+          <w:rFonts w:ascii="Times New Roman" w:hAnsi="Times New Roman" w:cs="Times New Roman"/>
+          <w:color w:val="000000" w:themeColor="text1"/>
+        </w:rPr>
+        <w:t>switch</w:t>
+      </w:r>
+      <w:proofErr w:type="spellEnd"/>
+      <w:r>
+        <w:rPr>
+          <w:rFonts w:ascii="Times New Roman" w:hAnsi="Times New Roman" w:cs="Times New Roman"/>
+          <w:color w:val="000000" w:themeColor="text1"/>
+        </w:rPr>
+        <w:t xml:space="preserve">, számítógép) </w:t>
       </w:r>
       <w:r>
         <w:rPr>
@@ -5781,7 +8154,39 @@
           <w:rFonts w:ascii="Times New Roman" w:hAnsi="Times New Roman" w:cs="Times New Roman"/>
           <w:color w:val="000000" w:themeColor="text1"/>
         </w:rPr>
-        <w:t>A hálózati eszközök (például routerek és switchek) pontos időszinkronizálása kulcsfontosságú a naplózás, a biztonsági események nyomon követése és az időalapú hitelesítési mechanizmusok működése szempontjából. Ennek biztosítására szolgál az NTP (Network Time Protocol), amely lehetővé teszi, hogy az eszközök egy központi NTP szerverhez igazítsák a belső órájukat.</w:t>
+        <w:t xml:space="preserve">A hálózati eszközök (például routerek és </w:t>
+      </w:r>
+      <w:proofErr w:type="spellStart"/>
+      <w:r>
+        <w:rPr>
+          <w:rFonts w:ascii="Times New Roman" w:hAnsi="Times New Roman" w:cs="Times New Roman"/>
+          <w:color w:val="000000" w:themeColor="text1"/>
+        </w:rPr>
+        <w:t>switchek</w:t>
+      </w:r>
+      <w:proofErr w:type="spellEnd"/>
+      <w:r>
+        <w:rPr>
+          <w:rFonts w:ascii="Times New Roman" w:hAnsi="Times New Roman" w:cs="Times New Roman"/>
+          <w:color w:val="000000" w:themeColor="text1"/>
+        </w:rPr>
+        <w:t xml:space="preserve">) pontos időszinkronizálása kulcsfontosságú a naplózás, a biztonsági események nyomon követése és az időalapú hitelesítési mechanizmusok működése szempontjából. Ennek biztosítására szolgál az NTP (Network Time </w:t>
+      </w:r>
+      <w:proofErr w:type="spellStart"/>
+      <w:r>
+        <w:rPr>
+          <w:rFonts w:ascii="Times New Roman" w:hAnsi="Times New Roman" w:cs="Times New Roman"/>
+          <w:color w:val="000000" w:themeColor="text1"/>
+        </w:rPr>
+        <w:t>Protocol</w:t>
+      </w:r>
+      <w:proofErr w:type="spellEnd"/>
+      <w:r>
+        <w:rPr>
+          <w:rFonts w:ascii="Times New Roman" w:hAnsi="Times New Roman" w:cs="Times New Roman"/>
+          <w:color w:val="000000" w:themeColor="text1"/>
+        </w:rPr>
+        <w:t>), amely lehetővé teszi, hogy az eszközök egy központi NTP szerverhez igazítsák a belső órájukat.</w:t>
       </w:r>
     </w:p>
     <w:p>
@@ -5808,15 +8213,104 @@
           <w:rFonts w:ascii="Times New Roman" w:hAnsi="Times New Roman" w:cs="Times New Roman"/>
           <w:color w:val="000000" w:themeColor="text1"/>
         </w:rPr>
-        <w:t xml:space="preserve">A konfiguráció során az NTP működését hitelesítéssel egészítjük ki, hogy az eszközök csak megbízható időforrástól fogadjanak el időinformációt. Ehhez először engedélyezzük az NTP hitelesítést az ntp authenticate paranccsal. Ezután definiálunk egy hitelesítési kulcsot az ntp </w:t>
-      </w:r>
+        <w:t xml:space="preserve">A konfiguráció során az NTP működését hitelesítéssel egészítjük ki, hogy az eszközök csak megbízható időforrástól fogadjanak el időinformációt. Ehhez először engedélyezzük az NTP hitelesítést az </w:t>
+      </w:r>
+      <w:proofErr w:type="spellStart"/>
+      <w:r>
+        <w:rPr>
+          <w:rFonts w:ascii="Times New Roman" w:hAnsi="Times New Roman" w:cs="Times New Roman"/>
+          <w:color w:val="000000" w:themeColor="text1"/>
+        </w:rPr>
+        <w:t>ntp</w:t>
+      </w:r>
+      <w:proofErr w:type="spellEnd"/>
+      <w:r>
+        <w:rPr>
+          <w:rFonts w:ascii="Times New Roman" w:hAnsi="Times New Roman" w:cs="Times New Roman"/>
+          <w:color w:val="000000" w:themeColor="text1"/>
+        </w:rPr>
+        <w:t xml:space="preserve"> </w:t>
+      </w:r>
+      <w:proofErr w:type="spellStart"/>
+      <w:r>
+        <w:rPr>
+          <w:rFonts w:ascii="Times New Roman" w:hAnsi="Times New Roman" w:cs="Times New Roman"/>
+          <w:color w:val="000000" w:themeColor="text1"/>
+        </w:rPr>
+        <w:t>authenticate</w:t>
+      </w:r>
+      <w:proofErr w:type="spellEnd"/>
+      <w:r>
+        <w:rPr>
+          <w:rFonts w:ascii="Times New Roman" w:hAnsi="Times New Roman" w:cs="Times New Roman"/>
+          <w:color w:val="000000" w:themeColor="text1"/>
+        </w:rPr>
+        <w:t xml:space="preserve"> paranccsal. Ezután definiálunk egy hitelesítési kulcsot az </w:t>
+      </w:r>
+      <w:proofErr w:type="spellStart"/>
+      <w:r>
+        <w:rPr>
+          <w:rFonts w:ascii="Times New Roman" w:hAnsi="Times New Roman" w:cs="Times New Roman"/>
+          <w:color w:val="000000" w:themeColor="text1"/>
+        </w:rPr>
+        <w:t>ntp</w:t>
+      </w:r>
+      <w:proofErr w:type="spellEnd"/>
+      <w:r>
+        <w:rPr>
+          <w:rFonts w:ascii="Times New Roman" w:hAnsi="Times New Roman" w:cs="Times New Roman"/>
+          <w:color w:val="000000" w:themeColor="text1"/>
+        </w:rPr>
+        <w:t xml:space="preserve"> </w:t>
+      </w:r>
+      <w:proofErr w:type="spellStart"/>
       <w:r>
         <w:rPr>
           <w:rFonts w:ascii="Times New Roman" w:hAnsi="Times New Roman" w:cs="Times New Roman"/>
           <w:color w:val="000000" w:themeColor="text1"/>
         </w:rPr>
         <w:lastRenderedPageBreak/>
-        <w:t>authentication-key 1 md5 cisco123 paranccsal, ahol az „1” a kulcs azonosítója, az „md5” a használt algoritmus, a „cisco123” pedig a kulcs értéke. A ntp trusted-key 1 paranccsal megjelöljük ezt a kulcsot megbízhatóként, vagyis az eszköz csak olyan NTP szervertől fogad el időt, amely ezt a kulcsot használja.</w:t>
+        <w:t>authentication-key</w:t>
+      </w:r>
+      <w:proofErr w:type="spellEnd"/>
+      <w:r>
+        <w:rPr>
+          <w:rFonts w:ascii="Times New Roman" w:hAnsi="Times New Roman" w:cs="Times New Roman"/>
+          <w:color w:val="000000" w:themeColor="text1"/>
+        </w:rPr>
+        <w:t xml:space="preserve"> 1 md5 cisco123 paranccsal, ahol az „1” a kulcs azonosítója, az „md5” a használt algoritmus, a „cisco123” pedig a kulcs értéke. A </w:t>
+      </w:r>
+      <w:proofErr w:type="spellStart"/>
+      <w:r>
+        <w:rPr>
+          <w:rFonts w:ascii="Times New Roman" w:hAnsi="Times New Roman" w:cs="Times New Roman"/>
+          <w:color w:val="000000" w:themeColor="text1"/>
+        </w:rPr>
+        <w:t>ntp</w:t>
+      </w:r>
+      <w:proofErr w:type="spellEnd"/>
+      <w:r>
+        <w:rPr>
+          <w:rFonts w:ascii="Times New Roman" w:hAnsi="Times New Roman" w:cs="Times New Roman"/>
+          <w:color w:val="000000" w:themeColor="text1"/>
+        </w:rPr>
+        <w:t xml:space="preserve"> </w:t>
+      </w:r>
+      <w:proofErr w:type="spellStart"/>
+      <w:r>
+        <w:rPr>
+          <w:rFonts w:ascii="Times New Roman" w:hAnsi="Times New Roman" w:cs="Times New Roman"/>
+          <w:color w:val="000000" w:themeColor="text1"/>
+        </w:rPr>
+        <w:t>trusted-key</w:t>
+      </w:r>
+      <w:proofErr w:type="spellEnd"/>
+      <w:r>
+        <w:rPr>
+          <w:rFonts w:ascii="Times New Roman" w:hAnsi="Times New Roman" w:cs="Times New Roman"/>
+          <w:color w:val="000000" w:themeColor="text1"/>
+        </w:rPr>
+        <w:t xml:space="preserve"> 1 paranccsal megjelöljük ezt a kulcsot megbízhatóként, vagyis az eszköz csak olyan NTP szervertől fogad el időt, amely ezt a kulcsot használja.</w:t>
       </w:r>
     </w:p>
     <w:p>
@@ -5843,7 +8337,39 @@
           <w:rFonts w:ascii="Times New Roman" w:hAnsi="Times New Roman" w:cs="Times New Roman"/>
           <w:color w:val="000000" w:themeColor="text1"/>
         </w:rPr>
-        <w:t>A ntp server 172.16.10.25 key 1 sorral megadjuk az NTP szerver IP-címét, valamint azt, hogy a kommunikáció során az 1-es kulcsot használja a hitelesítéshez. Ez biztosítja, hogy az eszköz csak akkor fogadja el az időt ettől a szervertől, ha a kulcs egyezik.</w:t>
+        <w:t xml:space="preserve">A </w:t>
+      </w:r>
+      <w:proofErr w:type="spellStart"/>
+      <w:r>
+        <w:rPr>
+          <w:rFonts w:ascii="Times New Roman" w:hAnsi="Times New Roman" w:cs="Times New Roman"/>
+          <w:color w:val="000000" w:themeColor="text1"/>
+        </w:rPr>
+        <w:t>ntp</w:t>
+      </w:r>
+      <w:proofErr w:type="spellEnd"/>
+      <w:r>
+        <w:rPr>
+          <w:rFonts w:ascii="Times New Roman" w:hAnsi="Times New Roman" w:cs="Times New Roman"/>
+          <w:color w:val="000000" w:themeColor="text1"/>
+        </w:rPr>
+        <w:t xml:space="preserve"> server 172.16.10.25 </w:t>
+      </w:r>
+      <w:proofErr w:type="spellStart"/>
+      <w:r>
+        <w:rPr>
+          <w:rFonts w:ascii="Times New Roman" w:hAnsi="Times New Roman" w:cs="Times New Roman"/>
+          <w:color w:val="000000" w:themeColor="text1"/>
+        </w:rPr>
+        <w:t>key</w:t>
+      </w:r>
+      <w:proofErr w:type="spellEnd"/>
+      <w:r>
+        <w:rPr>
+          <w:rFonts w:ascii="Times New Roman" w:hAnsi="Times New Roman" w:cs="Times New Roman"/>
+          <w:color w:val="000000" w:themeColor="text1"/>
+        </w:rPr>
+        <w:t xml:space="preserve"> 1 sorral megadjuk az NTP szerver IP-címét, valamint azt, hogy a kommunikáció során az 1-es kulcsot használja a hitelesítéshez. Ez biztosítja, hogy az eszköz csak akkor fogadja el az időt ettől a szervertől, ha a kulcs egyezik.</w:t>
       </w:r>
     </w:p>
     <w:p>
@@ -5870,7 +8396,55 @@
           <w:rFonts w:ascii="Times New Roman" w:hAnsi="Times New Roman" w:cs="Times New Roman"/>
           <w:color w:val="000000" w:themeColor="text1"/>
         </w:rPr>
-        <w:t>A konfiguráció végén két parancs segít az ellenőrzésben: a show ntp associations megmutatja, hogy az eszköz milyen NTP szerverekhez csatlakozik, és milyen státuszban van a kapcsolat, míg a show ntp status parancs kijelzi, hogy az eszköz szinkronizálva van-e, és milyen pontossággal.</w:t>
+        <w:t xml:space="preserve">A konfiguráció végén két parancs segít az ellenőrzésben: a show </w:t>
+      </w:r>
+      <w:proofErr w:type="spellStart"/>
+      <w:r>
+        <w:rPr>
+          <w:rFonts w:ascii="Times New Roman" w:hAnsi="Times New Roman" w:cs="Times New Roman"/>
+          <w:color w:val="000000" w:themeColor="text1"/>
+        </w:rPr>
+        <w:t>ntp</w:t>
+      </w:r>
+      <w:proofErr w:type="spellEnd"/>
+      <w:r>
+        <w:rPr>
+          <w:rFonts w:ascii="Times New Roman" w:hAnsi="Times New Roman" w:cs="Times New Roman"/>
+          <w:color w:val="000000" w:themeColor="text1"/>
+        </w:rPr>
+        <w:t xml:space="preserve"> </w:t>
+      </w:r>
+      <w:proofErr w:type="spellStart"/>
+      <w:r>
+        <w:rPr>
+          <w:rFonts w:ascii="Times New Roman" w:hAnsi="Times New Roman" w:cs="Times New Roman"/>
+          <w:color w:val="000000" w:themeColor="text1"/>
+        </w:rPr>
+        <w:t>associations</w:t>
+      </w:r>
+      <w:proofErr w:type="spellEnd"/>
+      <w:r>
+        <w:rPr>
+          <w:rFonts w:ascii="Times New Roman" w:hAnsi="Times New Roman" w:cs="Times New Roman"/>
+          <w:color w:val="000000" w:themeColor="text1"/>
+        </w:rPr>
+        <w:t xml:space="preserve"> megmutatja, hogy az eszköz milyen NTP szerverekhez csatlakozik, és milyen státuszban van a kapcsolat, míg a show </w:t>
+      </w:r>
+      <w:proofErr w:type="spellStart"/>
+      <w:r>
+        <w:rPr>
+          <w:rFonts w:ascii="Times New Roman" w:hAnsi="Times New Roman" w:cs="Times New Roman"/>
+          <w:color w:val="000000" w:themeColor="text1"/>
+        </w:rPr>
+        <w:t>ntp</w:t>
+      </w:r>
+      <w:proofErr w:type="spellEnd"/>
+      <w:r>
+        <w:rPr>
+          <w:rFonts w:ascii="Times New Roman" w:hAnsi="Times New Roman" w:cs="Times New Roman"/>
+          <w:color w:val="000000" w:themeColor="text1"/>
+        </w:rPr>
+        <w:t xml:space="preserve"> status parancs kijelzi, hogy az eszköz szinkronizálva van-e, és milyen pontossággal.</w:t>
       </w:r>
     </w:p>
     <w:p>
@@ -5926,37 +8500,107 @@
         </w:rPr>
         <w:t xml:space="preserve">A </w:t>
       </w:r>
-      <w:r>
-        <w:rPr>
-          <w:rFonts w:ascii="Times New Roman" w:hAnsi="Times New Roman" w:cs="Times New Roman"/>
-          <w:b/>
-          <w:bCs/>
-          <w:color w:val="000000" w:themeColor="text1"/>
-        </w:rPr>
-        <w:t>Syslog szerver</w:t>
-      </w:r>
-      <w:r>
-        <w:rPr>
-          <w:rFonts w:ascii="Times New Roman" w:hAnsi="Times New Roman" w:cs="Times New Roman"/>
-          <w:color w:val="000000" w:themeColor="text1"/>
-        </w:rPr>
-        <w:t xml:space="preserve"> egy központi naplógyűjtő rendszer, amely a hálózati eszközökről (például routerekről, switchekről, tűzfalakról) és szerverekről érkező naplóüzeneteket fogadja és tárolja. Ezek az üzenetek lehetnek hibák, figyelmeztetések, rendszeresemények vagy biztonsági naplók. Az eszközök a </w:t>
-      </w:r>
-      <w:r>
-        <w:rPr>
-          <w:rFonts w:ascii="Times New Roman" w:hAnsi="Times New Roman" w:cs="Times New Roman"/>
-          <w:b/>
-          <w:bCs/>
-          <w:color w:val="000000" w:themeColor="text1"/>
-        </w:rPr>
-        <w:t>Syslog protokollon</w:t>
-      </w:r>
-      <w:r>
-        <w:rPr>
-          <w:rFonts w:ascii="Times New Roman" w:hAnsi="Times New Roman" w:cs="Times New Roman"/>
-          <w:color w:val="000000" w:themeColor="text1"/>
-        </w:rPr>
-        <w:t xml:space="preserve"> keresztül küldik ezeket az üzeneteket, jellemzően az UDP 514-es porton. A Syslog szerver ezeket az adatokat naplófájlokba menti, ahol később visszakereshetők, elemezhetők, vagy akár riasztásokat is generálhatnak belőlük. A rendszer célja, hogy minden fontos esemény egy helyen legyen nyomon követhető, így megkönnyítve a hibakeresést, a biztonsági auditálást és a hálózat átláthatóságát.</w:t>
+      <w:proofErr w:type="spellStart"/>
+      <w:r>
+        <w:rPr>
+          <w:rFonts w:ascii="Times New Roman" w:hAnsi="Times New Roman" w:cs="Times New Roman"/>
+          <w:b/>
+          <w:bCs/>
+          <w:color w:val="000000" w:themeColor="text1"/>
+        </w:rPr>
+        <w:t>Syslog</w:t>
+      </w:r>
+      <w:proofErr w:type="spellEnd"/>
+      <w:r>
+        <w:rPr>
+          <w:rFonts w:ascii="Times New Roman" w:hAnsi="Times New Roman" w:cs="Times New Roman"/>
+          <w:b/>
+          <w:bCs/>
+          <w:color w:val="000000" w:themeColor="text1"/>
+        </w:rPr>
+        <w:t xml:space="preserve"> szerver</w:t>
+      </w:r>
+      <w:r>
+        <w:rPr>
+          <w:rFonts w:ascii="Times New Roman" w:hAnsi="Times New Roman" w:cs="Times New Roman"/>
+          <w:color w:val="000000" w:themeColor="text1"/>
+        </w:rPr>
+        <w:t xml:space="preserve"> egy központi naplógyűjtő rendszer, amely a hálózati eszközökről (például routerekről, </w:t>
+      </w:r>
+      <w:proofErr w:type="spellStart"/>
+      <w:r>
+        <w:rPr>
+          <w:rFonts w:ascii="Times New Roman" w:hAnsi="Times New Roman" w:cs="Times New Roman"/>
+          <w:color w:val="000000" w:themeColor="text1"/>
+        </w:rPr>
+        <w:t>switchekről</w:t>
+      </w:r>
+      <w:proofErr w:type="spellEnd"/>
+      <w:r>
+        <w:rPr>
+          <w:rFonts w:ascii="Times New Roman" w:hAnsi="Times New Roman" w:cs="Times New Roman"/>
+          <w:color w:val="000000" w:themeColor="text1"/>
+        </w:rPr>
+        <w:t xml:space="preserve">, tűzfalakról) és szerverekről érkező naplóüzeneteket fogadja és tárolja. Ezek az üzenetek lehetnek hibák, figyelmeztetések, rendszeresemények vagy biztonsági naplók. Az eszközök a </w:t>
+      </w:r>
+      <w:proofErr w:type="spellStart"/>
+      <w:r>
+        <w:rPr>
+          <w:rFonts w:ascii="Times New Roman" w:hAnsi="Times New Roman" w:cs="Times New Roman"/>
+          <w:b/>
+          <w:bCs/>
+          <w:color w:val="000000" w:themeColor="text1"/>
+        </w:rPr>
+        <w:t>Syslog</w:t>
+      </w:r>
+      <w:proofErr w:type="spellEnd"/>
+      <w:r>
+        <w:rPr>
+          <w:rFonts w:ascii="Times New Roman" w:hAnsi="Times New Roman" w:cs="Times New Roman"/>
+          <w:b/>
+          <w:bCs/>
+          <w:color w:val="000000" w:themeColor="text1"/>
+        </w:rPr>
+        <w:t xml:space="preserve"> protokollon</w:t>
+      </w:r>
+      <w:r>
+        <w:rPr>
+          <w:rFonts w:ascii="Times New Roman" w:hAnsi="Times New Roman" w:cs="Times New Roman"/>
+          <w:color w:val="000000" w:themeColor="text1"/>
+        </w:rPr>
+        <w:t xml:space="preserve"> keresztül küldik ezeket az üzeneteket, jellemzően az UDP 514-es </w:t>
+      </w:r>
+      <w:proofErr w:type="spellStart"/>
+      <w:r>
+        <w:rPr>
+          <w:rFonts w:ascii="Times New Roman" w:hAnsi="Times New Roman" w:cs="Times New Roman"/>
+          <w:color w:val="000000" w:themeColor="text1"/>
+        </w:rPr>
+        <w:t>porton</w:t>
+      </w:r>
+      <w:proofErr w:type="spellEnd"/>
+      <w:r>
+        <w:rPr>
+          <w:rFonts w:ascii="Times New Roman" w:hAnsi="Times New Roman" w:cs="Times New Roman"/>
+          <w:color w:val="000000" w:themeColor="text1"/>
+        </w:rPr>
+        <w:t xml:space="preserve">. A </w:t>
+      </w:r>
+      <w:proofErr w:type="spellStart"/>
+      <w:r>
+        <w:rPr>
+          <w:rFonts w:ascii="Times New Roman" w:hAnsi="Times New Roman" w:cs="Times New Roman"/>
+          <w:color w:val="000000" w:themeColor="text1"/>
+        </w:rPr>
+        <w:t>Syslog</w:t>
+      </w:r>
+      <w:proofErr w:type="spellEnd"/>
+      <w:r>
+        <w:rPr>
+          <w:rFonts w:ascii="Times New Roman" w:hAnsi="Times New Roman" w:cs="Times New Roman"/>
+          <w:color w:val="000000" w:themeColor="text1"/>
+        </w:rPr>
+        <w:t xml:space="preserve"> szerver ezeket az adatokat naplófájlokba menti, ahol később visszakereshetők, elemezhetők, vagy akár riasztásokat is generálhatnak belőlük. A rendszer célja, hogy minden fontos esemény egy helyen legyen nyomon követhető, így megkönnyítve a hibakeresést, a biztonsági auditálást és a hálózat átláthatóságát.</w:t>
       </w:r>
     </w:p>
     <w:p>
@@ -5983,7 +8627,199 @@
           <w:rFonts w:ascii="Times New Roman" w:hAnsi="Times New Roman" w:cs="Times New Roman"/>
           <w:color w:val="000000" w:themeColor="text1"/>
         </w:rPr>
-        <w:t>A Syslog naplózás beállítása lehetővé teszi, hogy a hálózati eszközök – például a switch (ML_SW) és a router – a naplóüzeneteiket egy központi Syslog szerverre küldjék, amely ebben az esetben a 172.16.10.25 IP-címen található. A logging 172.16.10.25 parancs aktiválja a naplóüzenetek küldését erre a szerverre. A logging trap informational beállítja, hogy az eszköz milyen szintű üzeneteket küldjön – az „informational” szint például a rendszerinformációkat, figyelmeztetéseket és hibákat is tartalmazza. A service timestamps log datetime msec parancs gondoskodik arról, hogy minden naplóüzenet pontos időbélyeget kapjon, beleértve az ezredmásodperceket is, ami különösen hasznos a részletes hibakereséshez. A show logging parancs segítségével ellenőrizhető, hogy az eszköz valóban küldi-e a naplóüzeneteket, és milyen események kerültek rögzítésre. Ez a konfiguráció biztosítja, hogy minden fontos hálózati esemény központilag naplózva legyen, így könnyebbé válik a rendszeradminisztráció és a hibák gyors felismerése.</w:t>
+        <w:t xml:space="preserve">A </w:t>
+      </w:r>
+      <w:proofErr w:type="spellStart"/>
+      <w:r>
+        <w:rPr>
+          <w:rFonts w:ascii="Times New Roman" w:hAnsi="Times New Roman" w:cs="Times New Roman"/>
+          <w:color w:val="000000" w:themeColor="text1"/>
+        </w:rPr>
+        <w:t>Syslog</w:t>
+      </w:r>
+      <w:proofErr w:type="spellEnd"/>
+      <w:r>
+        <w:rPr>
+          <w:rFonts w:ascii="Times New Roman" w:hAnsi="Times New Roman" w:cs="Times New Roman"/>
+          <w:color w:val="000000" w:themeColor="text1"/>
+        </w:rPr>
+        <w:t xml:space="preserve"> naplózás beállítása lehetővé teszi, hogy a hálózati eszközök – például a </w:t>
+      </w:r>
+      <w:proofErr w:type="spellStart"/>
+      <w:r>
+        <w:rPr>
+          <w:rFonts w:ascii="Times New Roman" w:hAnsi="Times New Roman" w:cs="Times New Roman"/>
+          <w:color w:val="000000" w:themeColor="text1"/>
+        </w:rPr>
+        <w:t>switch</w:t>
+      </w:r>
+      <w:proofErr w:type="spellEnd"/>
+      <w:r>
+        <w:rPr>
+          <w:rFonts w:ascii="Times New Roman" w:hAnsi="Times New Roman" w:cs="Times New Roman"/>
+          <w:color w:val="000000" w:themeColor="text1"/>
+        </w:rPr>
+        <w:t xml:space="preserve"> (ML_SW) és a router – a naplóüzeneteiket egy központi </w:t>
+      </w:r>
+      <w:proofErr w:type="spellStart"/>
+      <w:r>
+        <w:rPr>
+          <w:rFonts w:ascii="Times New Roman" w:hAnsi="Times New Roman" w:cs="Times New Roman"/>
+          <w:color w:val="000000" w:themeColor="text1"/>
+        </w:rPr>
+        <w:t>Syslog</w:t>
+      </w:r>
+      <w:proofErr w:type="spellEnd"/>
+      <w:r>
+        <w:rPr>
+          <w:rFonts w:ascii="Times New Roman" w:hAnsi="Times New Roman" w:cs="Times New Roman"/>
+          <w:color w:val="000000" w:themeColor="text1"/>
+        </w:rPr>
+        <w:t xml:space="preserve"> szerverre küldjék, amely ebben az esetben a 172.16.10.25 IP-címen található. A </w:t>
+      </w:r>
+      <w:proofErr w:type="spellStart"/>
+      <w:r>
+        <w:rPr>
+          <w:rFonts w:ascii="Times New Roman" w:hAnsi="Times New Roman" w:cs="Times New Roman"/>
+          <w:color w:val="000000" w:themeColor="text1"/>
+        </w:rPr>
+        <w:t>logging</w:t>
+      </w:r>
+      <w:proofErr w:type="spellEnd"/>
+      <w:r>
+        <w:rPr>
+          <w:rFonts w:ascii="Times New Roman" w:hAnsi="Times New Roman" w:cs="Times New Roman"/>
+          <w:color w:val="000000" w:themeColor="text1"/>
+        </w:rPr>
+        <w:t xml:space="preserve"> 172.16.10.25 parancs aktiválja a naplóüzenetek küldését erre a szerverre. A </w:t>
+      </w:r>
+      <w:proofErr w:type="spellStart"/>
+      <w:r>
+        <w:rPr>
+          <w:rFonts w:ascii="Times New Roman" w:hAnsi="Times New Roman" w:cs="Times New Roman"/>
+          <w:color w:val="000000" w:themeColor="text1"/>
+        </w:rPr>
+        <w:t>logging</w:t>
+      </w:r>
+      <w:proofErr w:type="spellEnd"/>
+      <w:r>
+        <w:rPr>
+          <w:rFonts w:ascii="Times New Roman" w:hAnsi="Times New Roman" w:cs="Times New Roman"/>
+          <w:color w:val="000000" w:themeColor="text1"/>
+        </w:rPr>
+        <w:t xml:space="preserve"> </w:t>
+      </w:r>
+      <w:proofErr w:type="spellStart"/>
+      <w:r>
+        <w:rPr>
+          <w:rFonts w:ascii="Times New Roman" w:hAnsi="Times New Roman" w:cs="Times New Roman"/>
+          <w:color w:val="000000" w:themeColor="text1"/>
+        </w:rPr>
+        <w:t>trap</w:t>
+      </w:r>
+      <w:proofErr w:type="spellEnd"/>
+      <w:r>
+        <w:rPr>
+          <w:rFonts w:ascii="Times New Roman" w:hAnsi="Times New Roman" w:cs="Times New Roman"/>
+          <w:color w:val="000000" w:themeColor="text1"/>
+        </w:rPr>
+        <w:t xml:space="preserve"> </w:t>
+      </w:r>
+      <w:proofErr w:type="spellStart"/>
+      <w:r>
+        <w:rPr>
+          <w:rFonts w:ascii="Times New Roman" w:hAnsi="Times New Roman" w:cs="Times New Roman"/>
+          <w:color w:val="000000" w:themeColor="text1"/>
+        </w:rPr>
+        <w:t>informational</w:t>
+      </w:r>
+      <w:proofErr w:type="spellEnd"/>
+      <w:r>
+        <w:rPr>
+          <w:rFonts w:ascii="Times New Roman" w:hAnsi="Times New Roman" w:cs="Times New Roman"/>
+          <w:color w:val="000000" w:themeColor="text1"/>
+        </w:rPr>
+        <w:t xml:space="preserve"> beállítja, hogy az eszköz milyen szintű üzeneteket küldjön – az „</w:t>
+      </w:r>
+      <w:proofErr w:type="spellStart"/>
+      <w:r>
+        <w:rPr>
+          <w:rFonts w:ascii="Times New Roman" w:hAnsi="Times New Roman" w:cs="Times New Roman"/>
+          <w:color w:val="000000" w:themeColor="text1"/>
+        </w:rPr>
+        <w:t>informational</w:t>
+      </w:r>
+      <w:proofErr w:type="spellEnd"/>
+      <w:r>
+        <w:rPr>
+          <w:rFonts w:ascii="Times New Roman" w:hAnsi="Times New Roman" w:cs="Times New Roman"/>
+          <w:color w:val="000000" w:themeColor="text1"/>
+        </w:rPr>
+        <w:t xml:space="preserve">” szint például a rendszerinformációkat, figyelmeztetéseket és hibákat is tartalmazza. A service </w:t>
+      </w:r>
+      <w:proofErr w:type="spellStart"/>
+      <w:r>
+        <w:rPr>
+          <w:rFonts w:ascii="Times New Roman" w:hAnsi="Times New Roman" w:cs="Times New Roman"/>
+          <w:color w:val="000000" w:themeColor="text1"/>
+        </w:rPr>
+        <w:t>timestamps</w:t>
+      </w:r>
+      <w:proofErr w:type="spellEnd"/>
+      <w:r>
+        <w:rPr>
+          <w:rFonts w:ascii="Times New Roman" w:hAnsi="Times New Roman" w:cs="Times New Roman"/>
+          <w:color w:val="000000" w:themeColor="text1"/>
+        </w:rPr>
+        <w:t xml:space="preserve"> log </w:t>
+      </w:r>
+      <w:proofErr w:type="spellStart"/>
+      <w:r>
+        <w:rPr>
+          <w:rFonts w:ascii="Times New Roman" w:hAnsi="Times New Roman" w:cs="Times New Roman"/>
+          <w:color w:val="000000" w:themeColor="text1"/>
+        </w:rPr>
+        <w:t>datetime</w:t>
+      </w:r>
+      <w:proofErr w:type="spellEnd"/>
+      <w:r>
+        <w:rPr>
+          <w:rFonts w:ascii="Times New Roman" w:hAnsi="Times New Roman" w:cs="Times New Roman"/>
+          <w:color w:val="000000" w:themeColor="text1"/>
+        </w:rPr>
+        <w:t xml:space="preserve"> </w:t>
+      </w:r>
+      <w:proofErr w:type="spellStart"/>
+      <w:r>
+        <w:rPr>
+          <w:rFonts w:ascii="Times New Roman" w:hAnsi="Times New Roman" w:cs="Times New Roman"/>
+          <w:color w:val="000000" w:themeColor="text1"/>
+        </w:rPr>
+        <w:t>msec</w:t>
+      </w:r>
+      <w:proofErr w:type="spellEnd"/>
+      <w:r>
+        <w:rPr>
+          <w:rFonts w:ascii="Times New Roman" w:hAnsi="Times New Roman" w:cs="Times New Roman"/>
+          <w:color w:val="000000" w:themeColor="text1"/>
+        </w:rPr>
+        <w:t xml:space="preserve"> parancs gondoskodik arról, hogy minden naplóüzenet pontos időbélyeget kapjon, beleértve az ezredmásodperceket is, ami különösen hasznos a részletes hibakereséshez. A show </w:t>
+      </w:r>
+      <w:proofErr w:type="spellStart"/>
+      <w:r>
+        <w:rPr>
+          <w:rFonts w:ascii="Times New Roman" w:hAnsi="Times New Roman" w:cs="Times New Roman"/>
+          <w:color w:val="000000" w:themeColor="text1"/>
+        </w:rPr>
+        <w:t>logging</w:t>
+      </w:r>
+      <w:proofErr w:type="spellEnd"/>
+      <w:r>
+        <w:rPr>
+          <w:rFonts w:ascii="Times New Roman" w:hAnsi="Times New Roman" w:cs="Times New Roman"/>
+          <w:color w:val="000000" w:themeColor="text1"/>
+        </w:rPr>
+        <w:t xml:space="preserve"> parancs segítségével ellenőrizhető, hogy az eszköz valóban küldi-e a naplóüzeneteket, és milyen események kerültek rögzítésre. Ez a konfiguráció biztosítja, hogy minden fontos hálózati esemény központilag naplózva legyen, így könnyebbé válik a rendszeradminisztráció és a hibák gyors felismerése.</w:t>
       </w:r>
     </w:p>
     <w:p>
@@ -6103,12 +8939,21 @@
           <w:color w:val="000000" w:themeColor="text1"/>
         </w:rPr>
       </w:pPr>
-      <w:r>
-        <w:rPr>
-          <w:rFonts w:ascii="Times New Roman" w:hAnsi="Times New Roman" w:cs="Times New Roman"/>
-          <w:color w:val="000000" w:themeColor="text1"/>
-        </w:rPr>
-        <w:t xml:space="preserve">AccessPoint – </w:t>
+      <w:proofErr w:type="spellStart"/>
+      <w:r>
+        <w:rPr>
+          <w:rFonts w:ascii="Times New Roman" w:hAnsi="Times New Roman" w:cs="Times New Roman"/>
+          <w:color w:val="000000" w:themeColor="text1"/>
+        </w:rPr>
+        <w:t>AccessPoint</w:t>
+      </w:r>
+      <w:proofErr w:type="spellEnd"/>
+      <w:r>
+        <w:rPr>
+          <w:rFonts w:ascii="Times New Roman" w:hAnsi="Times New Roman" w:cs="Times New Roman"/>
+          <w:color w:val="000000" w:themeColor="text1"/>
+        </w:rPr>
+        <w:t xml:space="preserve"> – </w:t>
       </w:r>
     </w:p>
     <w:p>
@@ -6132,14 +8977,62 @@
           <w:rFonts w:ascii="Times New Roman" w:hAnsi="Times New Roman" w:cs="Times New Roman"/>
           <w:color w:val="C00000"/>
         </w:rPr>
-        <w:t xml:space="preserve">Access Point (vezeték nélküli hozzáférési pont) </w:t>
-      </w:r>
-      <w:r>
-        <w:rPr>
-          <w:rFonts w:ascii="Times New Roman" w:hAnsi="Times New Roman" w:cs="Times New Roman"/>
-          <w:color w:val="000000" w:themeColor="text1"/>
-        </w:rPr>
-        <w:t>egy olyan hálózati eszköz, amely lehetővé teszi, hogy a vezeték nélküli (Wi-Fi-s) eszközök csatlakozzanak egy meglévő vezetékes hálózathoz. Olyan, mint egy „Wi-Fi kapu”, amin keresztül a laptopok, telefonok, tabletek elérik a hálózatot és az internetet.</w:t>
+        <w:t xml:space="preserve">Access </w:t>
+      </w:r>
+      <w:proofErr w:type="spellStart"/>
+      <w:r>
+        <w:rPr>
+          <w:rFonts w:ascii="Times New Roman" w:hAnsi="Times New Roman" w:cs="Times New Roman"/>
+          <w:color w:val="C00000"/>
+        </w:rPr>
+        <w:t>Point</w:t>
+      </w:r>
+      <w:proofErr w:type="spellEnd"/>
+      <w:r>
+        <w:rPr>
+          <w:rFonts w:ascii="Times New Roman" w:hAnsi="Times New Roman" w:cs="Times New Roman"/>
+          <w:color w:val="C00000"/>
+        </w:rPr>
+        <w:t xml:space="preserve"> (vezeték nélküli hozzáférési pont) </w:t>
+      </w:r>
+      <w:r>
+        <w:rPr>
+          <w:rFonts w:ascii="Times New Roman" w:hAnsi="Times New Roman" w:cs="Times New Roman"/>
+          <w:color w:val="000000" w:themeColor="text1"/>
+        </w:rPr>
+        <w:t>egy olyan hálózati eszköz, amely lehetővé teszi, hogy a vezeték nélküli (</w:t>
+      </w:r>
+      <w:proofErr w:type="spellStart"/>
+      <w:r>
+        <w:rPr>
+          <w:rFonts w:ascii="Times New Roman" w:hAnsi="Times New Roman" w:cs="Times New Roman"/>
+          <w:color w:val="000000" w:themeColor="text1"/>
+        </w:rPr>
+        <w:t>Wi</w:t>
+      </w:r>
+      <w:proofErr w:type="spellEnd"/>
+      <w:r>
+        <w:rPr>
+          <w:rFonts w:ascii="Times New Roman" w:hAnsi="Times New Roman" w:cs="Times New Roman"/>
+          <w:color w:val="000000" w:themeColor="text1"/>
+        </w:rPr>
+        <w:t>-Fi-s) eszközök csatlakozzanak egy meglévő vezetékes hálózathoz. Olyan, mint egy „</w:t>
+      </w:r>
+      <w:proofErr w:type="spellStart"/>
+      <w:r>
+        <w:rPr>
+          <w:rFonts w:ascii="Times New Roman" w:hAnsi="Times New Roman" w:cs="Times New Roman"/>
+          <w:color w:val="000000" w:themeColor="text1"/>
+        </w:rPr>
+        <w:t>Wi</w:t>
+      </w:r>
+      <w:proofErr w:type="spellEnd"/>
+      <w:r>
+        <w:rPr>
+          <w:rFonts w:ascii="Times New Roman" w:hAnsi="Times New Roman" w:cs="Times New Roman"/>
+          <w:color w:val="000000" w:themeColor="text1"/>
+        </w:rPr>
+        <w:t>-Fi kapu”, amin keresztül a laptopok, telefonok, tabletek elérik a hálózatot és az internetet.</w:t>
       </w:r>
       <w:r>
         <w:rPr>
@@ -6170,12 +9063,21 @@
           <w:color w:val="000000" w:themeColor="text1"/>
         </w:rPr>
       </w:pPr>
-      <w:r>
-        <w:rPr>
-          <w:rFonts w:ascii="Times New Roman" w:hAnsi="Times New Roman" w:cs="Times New Roman"/>
-          <w:color w:val="000000" w:themeColor="text1"/>
-        </w:rPr>
-        <w:t>Wi-Fi lefedettség biztosítása egy adott területen (pl. irodák, tantermek, folyosók).</w:t>
+      <w:proofErr w:type="spellStart"/>
+      <w:r>
+        <w:rPr>
+          <w:rFonts w:ascii="Times New Roman" w:hAnsi="Times New Roman" w:cs="Times New Roman"/>
+          <w:color w:val="000000" w:themeColor="text1"/>
+        </w:rPr>
+        <w:t>Wi</w:t>
+      </w:r>
+      <w:proofErr w:type="spellEnd"/>
+      <w:r>
+        <w:rPr>
+          <w:rFonts w:ascii="Times New Roman" w:hAnsi="Times New Roman" w:cs="Times New Roman"/>
+          <w:color w:val="000000" w:themeColor="text1"/>
+        </w:rPr>
+        <w:t>-Fi lefedettség biztosítása egy adott területen (pl. irodák, tantermek, folyosók).</w:t>
       </w:r>
     </w:p>
     <w:p>
@@ -6314,8 +9216,49 @@
           <w:rFonts w:ascii="Times New Roman" w:hAnsi="Times New Roman" w:cs="Times New Roman"/>
           <w:color w:val="000000" w:themeColor="text1"/>
         </w:rPr>
-        <w:t xml:space="preserve"> nevű ip dhcp pool</w:t>
-      </w:r>
+        <w:t xml:space="preserve"> nevű </w:t>
+      </w:r>
+      <w:proofErr w:type="spellStart"/>
+      <w:r>
+        <w:rPr>
+          <w:rFonts w:ascii="Times New Roman" w:hAnsi="Times New Roman" w:cs="Times New Roman"/>
+          <w:color w:val="000000" w:themeColor="text1"/>
+        </w:rPr>
+        <w:t>ip</w:t>
+      </w:r>
+      <w:proofErr w:type="spellEnd"/>
+      <w:r>
+        <w:rPr>
+          <w:rFonts w:ascii="Times New Roman" w:hAnsi="Times New Roman" w:cs="Times New Roman"/>
+          <w:color w:val="000000" w:themeColor="text1"/>
+        </w:rPr>
+        <w:t xml:space="preserve"> </w:t>
+      </w:r>
+      <w:proofErr w:type="spellStart"/>
+      <w:r>
+        <w:rPr>
+          <w:rFonts w:ascii="Times New Roman" w:hAnsi="Times New Roman" w:cs="Times New Roman"/>
+          <w:color w:val="000000" w:themeColor="text1"/>
+        </w:rPr>
+        <w:t>dhcp</w:t>
+      </w:r>
+      <w:proofErr w:type="spellEnd"/>
+      <w:r>
+        <w:rPr>
+          <w:rFonts w:ascii="Times New Roman" w:hAnsi="Times New Roman" w:cs="Times New Roman"/>
+          <w:color w:val="000000" w:themeColor="text1"/>
+        </w:rPr>
+        <w:t xml:space="preserve"> </w:t>
+      </w:r>
+      <w:proofErr w:type="spellStart"/>
+      <w:r>
+        <w:rPr>
+          <w:rFonts w:ascii="Times New Roman" w:hAnsi="Times New Roman" w:cs="Times New Roman"/>
+          <w:color w:val="000000" w:themeColor="text1"/>
+        </w:rPr>
+        <w:t>pool</w:t>
+      </w:r>
+      <w:proofErr w:type="spellEnd"/>
       <w:r>
         <w:rPr>
           <w:rFonts w:ascii="Times New Roman" w:hAnsi="Times New Roman" w:cs="Times New Roman"/>
@@ -6344,12 +9287,21 @@
         </w:rPr>
         <w:t xml:space="preserve"> Az AP </w:t>
       </w:r>
-      <w:r>
-        <w:rPr>
-          <w:rFonts w:ascii="Times New Roman" w:hAnsi="Times New Roman" w:cs="Times New Roman"/>
-          <w:color w:val="000000" w:themeColor="text1"/>
-        </w:rPr>
-        <w:t xml:space="preserve">ssid-je: „AP_SZEGED”. A </w:t>
+      <w:proofErr w:type="spellStart"/>
+      <w:r>
+        <w:rPr>
+          <w:rFonts w:ascii="Times New Roman" w:hAnsi="Times New Roman" w:cs="Times New Roman"/>
+          <w:color w:val="000000" w:themeColor="text1"/>
+        </w:rPr>
+        <w:t>ssid</w:t>
+      </w:r>
+      <w:proofErr w:type="spellEnd"/>
+      <w:r>
+        <w:rPr>
+          <w:rFonts w:ascii="Times New Roman" w:hAnsi="Times New Roman" w:cs="Times New Roman"/>
+          <w:color w:val="000000" w:themeColor="text1"/>
+        </w:rPr>
+        <w:t xml:space="preserve">-je: „AP_SZEGED”. A </w:t>
       </w:r>
       <w:r>
         <w:rPr>
@@ -6370,7 +9322,15 @@
           <w:rFonts w:ascii="Times New Roman" w:hAnsi="Times New Roman" w:cs="Times New Roman"/>
           <w:color w:val="000000" w:themeColor="text1"/>
         </w:rPr>
-        <w:t>Demonstrálás ké</w:t>
+        <w:t xml:space="preserve">Demonstrálás </w:t>
+      </w:r>
+      <w:proofErr w:type="spellStart"/>
+      <w:r>
+        <w:rPr>
+          <w:rFonts w:ascii="Times New Roman" w:hAnsi="Times New Roman" w:cs="Times New Roman"/>
+          <w:color w:val="000000" w:themeColor="text1"/>
+        </w:rPr>
+        <w:t>ké</w:t>
       </w:r>
       <w:r>
         <w:rPr>
@@ -6384,7 +9344,15 @@
           <w:rFonts w:ascii="Times New Roman" w:hAnsi="Times New Roman" w:cs="Times New Roman"/>
           <w:color w:val="000000" w:themeColor="text1"/>
         </w:rPr>
-        <w:t>pen három laptop lett letéve, de ennél sokka</w:t>
+        <w:t>pen</w:t>
+      </w:r>
+      <w:proofErr w:type="spellEnd"/>
+      <w:r>
+        <w:rPr>
+          <w:rFonts w:ascii="Times New Roman" w:hAnsi="Times New Roman" w:cs="Times New Roman"/>
+          <w:color w:val="000000" w:themeColor="text1"/>
+        </w:rPr>
+        <w:t xml:space="preserve"> három laptop lett letéve, de ennél sokka</w:t>
       </w:r>
       <w:r>
         <w:rPr>
@@ -6456,12 +9424,21 @@
           <w:color w:val="000000" w:themeColor="text1"/>
         </w:rPr>
       </w:pPr>
-      <w:r>
-        <w:rPr>
-          <w:rFonts w:ascii="Times New Roman" w:hAnsi="Times New Roman" w:cs="Times New Roman"/>
-          <w:color w:val="000000" w:themeColor="text1"/>
-        </w:rPr>
-        <w:t xml:space="preserve">PortSecurity – </w:t>
+      <w:proofErr w:type="spellStart"/>
+      <w:r>
+        <w:rPr>
+          <w:rFonts w:ascii="Times New Roman" w:hAnsi="Times New Roman" w:cs="Times New Roman"/>
+          <w:color w:val="000000" w:themeColor="text1"/>
+        </w:rPr>
+        <w:t>PortSecurity</w:t>
+      </w:r>
+      <w:proofErr w:type="spellEnd"/>
+      <w:r>
+        <w:rPr>
+          <w:rFonts w:ascii="Times New Roman" w:hAnsi="Times New Roman" w:cs="Times New Roman"/>
+          <w:color w:val="000000" w:themeColor="text1"/>
+        </w:rPr>
+        <w:t xml:space="preserve"> – </w:t>
       </w:r>
     </w:p>
     <w:p>
@@ -6485,14 +9462,94 @@
           <w:rFonts w:ascii="Times New Roman" w:hAnsi="Times New Roman" w:cs="Times New Roman"/>
           <w:color w:val="C00000"/>
         </w:rPr>
-        <w:t xml:space="preserve">port security (portbiztonság) </w:t>
-      </w:r>
-      <w:r>
-        <w:rPr>
-          <w:rFonts w:ascii="Times New Roman" w:hAnsi="Times New Roman" w:cs="Times New Roman"/>
-          <w:color w:val="000000" w:themeColor="text1"/>
-        </w:rPr>
-        <w:t>egy Cisco switch funkció, amely lehetővé teszi, hogy korlátozd, mely eszközök csatlakozhatnak egy adott switch porthoz. Ez egy fontos hálózatbiztonsági eszköz, különösen olyan helyeken, ahol meg akarod akadályozni, hogy illetéktelen eszközök hozzáférjenek a hálózathoz — például egy iskolai vagy irodai környezetben.</w:t>
+        <w:t xml:space="preserve">port </w:t>
+      </w:r>
+      <w:proofErr w:type="spellStart"/>
+      <w:r>
+        <w:rPr>
+          <w:rFonts w:ascii="Times New Roman" w:hAnsi="Times New Roman" w:cs="Times New Roman"/>
+          <w:color w:val="C00000"/>
+        </w:rPr>
+        <w:t>security</w:t>
+      </w:r>
+      <w:proofErr w:type="spellEnd"/>
+      <w:r>
+        <w:rPr>
+          <w:rFonts w:ascii="Times New Roman" w:hAnsi="Times New Roman" w:cs="Times New Roman"/>
+          <w:color w:val="C00000"/>
+        </w:rPr>
+        <w:t xml:space="preserve"> (</w:t>
+      </w:r>
+      <w:proofErr w:type="spellStart"/>
+      <w:r>
+        <w:rPr>
+          <w:rFonts w:ascii="Times New Roman" w:hAnsi="Times New Roman" w:cs="Times New Roman"/>
+          <w:color w:val="C00000"/>
+        </w:rPr>
+        <w:t>portbiztonság</w:t>
+      </w:r>
+      <w:proofErr w:type="spellEnd"/>
+      <w:r>
+        <w:rPr>
+          <w:rFonts w:ascii="Times New Roman" w:hAnsi="Times New Roman" w:cs="Times New Roman"/>
+          <w:color w:val="C00000"/>
+        </w:rPr>
+        <w:t xml:space="preserve">) </w:t>
+      </w:r>
+      <w:r>
+        <w:rPr>
+          <w:rFonts w:ascii="Times New Roman" w:hAnsi="Times New Roman" w:cs="Times New Roman"/>
+          <w:color w:val="000000" w:themeColor="text1"/>
+        </w:rPr>
+        <w:t xml:space="preserve">egy Cisco </w:t>
+      </w:r>
+      <w:proofErr w:type="spellStart"/>
+      <w:r>
+        <w:rPr>
+          <w:rFonts w:ascii="Times New Roman" w:hAnsi="Times New Roman" w:cs="Times New Roman"/>
+          <w:color w:val="000000" w:themeColor="text1"/>
+        </w:rPr>
+        <w:t>switch</w:t>
+      </w:r>
+      <w:proofErr w:type="spellEnd"/>
+      <w:r>
+        <w:rPr>
+          <w:rFonts w:ascii="Times New Roman" w:hAnsi="Times New Roman" w:cs="Times New Roman"/>
+          <w:color w:val="000000" w:themeColor="text1"/>
+        </w:rPr>
+        <w:t xml:space="preserve"> funkció, amely lehetővé teszi, hogy korlátozd, mely eszközök csatlakozhatnak egy adott </w:t>
+      </w:r>
+      <w:proofErr w:type="spellStart"/>
+      <w:r>
+        <w:rPr>
+          <w:rFonts w:ascii="Times New Roman" w:hAnsi="Times New Roman" w:cs="Times New Roman"/>
+          <w:color w:val="000000" w:themeColor="text1"/>
+        </w:rPr>
+        <w:t>switch</w:t>
+      </w:r>
+      <w:proofErr w:type="spellEnd"/>
+      <w:r>
+        <w:rPr>
+          <w:rFonts w:ascii="Times New Roman" w:hAnsi="Times New Roman" w:cs="Times New Roman"/>
+          <w:color w:val="000000" w:themeColor="text1"/>
+        </w:rPr>
+        <w:t xml:space="preserve"> </w:t>
+      </w:r>
+      <w:proofErr w:type="spellStart"/>
+      <w:r>
+        <w:rPr>
+          <w:rFonts w:ascii="Times New Roman" w:hAnsi="Times New Roman" w:cs="Times New Roman"/>
+          <w:color w:val="000000" w:themeColor="text1"/>
+        </w:rPr>
+        <w:t>porthoz</w:t>
+      </w:r>
+      <w:proofErr w:type="spellEnd"/>
+      <w:r>
+        <w:rPr>
+          <w:rFonts w:ascii="Times New Roman" w:hAnsi="Times New Roman" w:cs="Times New Roman"/>
+          <w:color w:val="000000" w:themeColor="text1"/>
+        </w:rPr>
+        <w:t>. Ez egy fontos hálózatbiztonsági eszköz, különösen olyan helyeken, ahol meg akarod akadályozni, hogy illetéktelen eszközök hozzáférjenek a hálózathoz — például egy iskolai vagy irodai környezetben.</w:t>
       </w:r>
       <w:r>
         <w:rPr>
@@ -6550,7 +9607,23 @@
           <w:rFonts w:ascii="Times New Roman" w:hAnsi="Times New Roman" w:cs="Times New Roman"/>
           <w:color w:val="000000" w:themeColor="text1"/>
         </w:rPr>
-        <w:t>Korlátozza a porton engedélyezett MAC-címek számát (pl. csak 1 eszköz lehet rajta).</w:t>
+        <w:t xml:space="preserve">Korlátozza a </w:t>
+      </w:r>
+      <w:proofErr w:type="spellStart"/>
+      <w:r>
+        <w:rPr>
+          <w:rFonts w:ascii="Times New Roman" w:hAnsi="Times New Roman" w:cs="Times New Roman"/>
+          <w:color w:val="000000" w:themeColor="text1"/>
+        </w:rPr>
+        <w:t>porton</w:t>
+      </w:r>
+      <w:proofErr w:type="spellEnd"/>
+      <w:r>
+        <w:rPr>
+          <w:rFonts w:ascii="Times New Roman" w:hAnsi="Times New Roman" w:cs="Times New Roman"/>
+          <w:color w:val="000000" w:themeColor="text1"/>
+        </w:rPr>
+        <w:t xml:space="preserve"> engedélyezett MAC-címek számát (pl. csak 1 eszköz lehet rajta).</w:t>
       </w:r>
     </w:p>
     <w:p>
@@ -6572,7 +9645,25 @@
           <w:rFonts w:ascii="Times New Roman" w:hAnsi="Times New Roman" w:cs="Times New Roman"/>
           <w:color w:val="000000" w:themeColor="text1"/>
         </w:rPr>
-        <w:t>Észleli és reagál arra, ha egy ismeretlen eszköz próbál csatlakozni (pl. letiltja a portot vagy csak naplózza az eseményt).</w:t>
+        <w:t xml:space="preserve">Észleli és reagál arra, ha egy ismeretlen eszköz próbál csatlakozni (pl. letiltja a </w:t>
+      </w:r>
+      <w:proofErr w:type="spellStart"/>
+      <w:proofErr w:type="gramStart"/>
+      <w:r>
+        <w:rPr>
+          <w:rFonts w:ascii="Times New Roman" w:hAnsi="Times New Roman" w:cs="Times New Roman"/>
+          <w:color w:val="000000" w:themeColor="text1"/>
+        </w:rPr>
+        <w:t>portot</w:t>
+      </w:r>
+      <w:proofErr w:type="spellEnd"/>
+      <w:proofErr w:type="gramEnd"/>
+      <w:r>
+        <w:rPr>
+          <w:rFonts w:ascii="Times New Roman" w:hAnsi="Times New Roman" w:cs="Times New Roman"/>
+          <w:color w:val="000000" w:themeColor="text1"/>
+        </w:rPr>
+        <w:t xml:space="preserve"> vagy csak naplózza az eseményt).</w:t>
       </w:r>
     </w:p>
     <w:p>
@@ -6594,7 +9685,23 @@
           <w:rFonts w:ascii="Times New Roman" w:hAnsi="Times New Roman" w:cs="Times New Roman"/>
           <w:color w:val="000000" w:themeColor="text1"/>
         </w:rPr>
-        <w:t>Védi a hálózatot MAC-cím túlcsordulási támadások ellen, amelyek célja a switch MAC-táblájának megtöltése.</w:t>
+        <w:t xml:space="preserve">Védi a hálózatot MAC-cím túlcsordulási támadások ellen, amelyek célja a </w:t>
+      </w:r>
+      <w:proofErr w:type="spellStart"/>
+      <w:r>
+        <w:rPr>
+          <w:rFonts w:ascii="Times New Roman" w:hAnsi="Times New Roman" w:cs="Times New Roman"/>
+          <w:color w:val="000000" w:themeColor="text1"/>
+        </w:rPr>
+        <w:t>switch</w:t>
+      </w:r>
+      <w:proofErr w:type="spellEnd"/>
+      <w:r>
+        <w:rPr>
+          <w:rFonts w:ascii="Times New Roman" w:hAnsi="Times New Roman" w:cs="Times New Roman"/>
+          <w:color w:val="000000" w:themeColor="text1"/>
+        </w:rPr>
+        <w:t xml:space="preserve"> MAC-táblájának megtöltése.</w:t>
       </w:r>
     </w:p>
     <w:p>
@@ -6702,7 +9809,23 @@
           <w:rFonts w:ascii="Times New Roman" w:hAnsi="Times New Roman" w:cs="Times New Roman"/>
           <w:color w:val="EE0000"/>
         </w:rPr>
-        <w:t xml:space="preserve">port-security. </w:t>
+        <w:t>port-</w:t>
+      </w:r>
+      <w:proofErr w:type="spellStart"/>
+      <w:r>
+        <w:rPr>
+          <w:rFonts w:ascii="Times New Roman" w:hAnsi="Times New Roman" w:cs="Times New Roman"/>
+          <w:color w:val="EE0000"/>
+        </w:rPr>
+        <w:t>security</w:t>
+      </w:r>
+      <w:proofErr w:type="spellEnd"/>
+      <w:r>
+        <w:rPr>
+          <w:rFonts w:ascii="Times New Roman" w:hAnsi="Times New Roman" w:cs="Times New Roman"/>
+          <w:color w:val="EE0000"/>
+        </w:rPr>
+        <w:t xml:space="preserve">. </w:t>
       </w:r>
       <w:r>
         <w:rPr>
@@ -6723,7 +9846,23 @@
           <w:rFonts w:ascii="Times New Roman" w:hAnsi="Times New Roman" w:cs="Times New Roman"/>
           <w:color w:val="000000" w:themeColor="text1"/>
         </w:rPr>
-        <w:t xml:space="preserve">adott portokra csak egy user tudjon csatlakozni, </w:t>
+        <w:t xml:space="preserve">adott portokra csak egy </w:t>
+      </w:r>
+      <w:proofErr w:type="spellStart"/>
+      <w:r>
+        <w:rPr>
+          <w:rFonts w:ascii="Times New Roman" w:hAnsi="Times New Roman" w:cs="Times New Roman"/>
+          <w:color w:val="000000" w:themeColor="text1"/>
+        </w:rPr>
+        <w:t>user</w:t>
+      </w:r>
+      <w:proofErr w:type="spellEnd"/>
+      <w:r>
+        <w:rPr>
+          <w:rFonts w:ascii="Times New Roman" w:hAnsi="Times New Roman" w:cs="Times New Roman"/>
+          <w:color w:val="000000" w:themeColor="text1"/>
+        </w:rPr>
+        <w:t xml:space="preserve"> tudjon csatlakozni, </w:t>
       </w:r>
       <w:r>
         <w:rPr>
@@ -6737,7 +9876,39 @@
           <w:rFonts w:ascii="Times New Roman" w:hAnsi="Times New Roman" w:cs="Times New Roman"/>
           <w:color w:val="000000" w:themeColor="text1"/>
         </w:rPr>
-        <w:t xml:space="preserve">„sticky” módszerrel megtanulta a kapcsoló, hogy csak az adott, már akkor csatlakoztatott eszközöknek legyen csak joga csatlakozni az interfacekre. </w:t>
+        <w:t>„</w:t>
+      </w:r>
+      <w:proofErr w:type="spellStart"/>
+      <w:r>
+        <w:rPr>
+          <w:rFonts w:ascii="Times New Roman" w:hAnsi="Times New Roman" w:cs="Times New Roman"/>
+          <w:color w:val="000000" w:themeColor="text1"/>
+        </w:rPr>
+        <w:t>sticky</w:t>
+      </w:r>
+      <w:proofErr w:type="spellEnd"/>
+      <w:r>
+        <w:rPr>
+          <w:rFonts w:ascii="Times New Roman" w:hAnsi="Times New Roman" w:cs="Times New Roman"/>
+          <w:color w:val="000000" w:themeColor="text1"/>
+        </w:rPr>
+        <w:t xml:space="preserve">” módszerrel megtanulta a kapcsoló, hogy csak az adott, már akkor csatlakoztatott eszközöknek legyen csak joga csatlakozni az </w:t>
+      </w:r>
+      <w:proofErr w:type="spellStart"/>
+      <w:r>
+        <w:rPr>
+          <w:rFonts w:ascii="Times New Roman" w:hAnsi="Times New Roman" w:cs="Times New Roman"/>
+          <w:color w:val="000000" w:themeColor="text1"/>
+        </w:rPr>
+        <w:t>interfacekre</w:t>
+      </w:r>
+      <w:proofErr w:type="spellEnd"/>
+      <w:r>
+        <w:rPr>
+          <w:rFonts w:ascii="Times New Roman" w:hAnsi="Times New Roman" w:cs="Times New Roman"/>
+          <w:color w:val="000000" w:themeColor="text1"/>
+        </w:rPr>
+        <w:t xml:space="preserve">. </w:t>
       </w:r>
       <w:r>
         <w:rPr>
@@ -6751,7 +9922,23 @@
           <w:rFonts w:ascii="Times New Roman" w:hAnsi="Times New Roman" w:cs="Times New Roman"/>
           <w:color w:val="000000" w:themeColor="text1"/>
         </w:rPr>
-        <w:t xml:space="preserve">. Itt van a beállítása a két portnak: </w:t>
+        <w:t xml:space="preserve">. Itt van a beállítása a két </w:t>
+      </w:r>
+      <w:proofErr w:type="spellStart"/>
+      <w:r>
+        <w:rPr>
+          <w:rFonts w:ascii="Times New Roman" w:hAnsi="Times New Roman" w:cs="Times New Roman"/>
+          <w:color w:val="000000" w:themeColor="text1"/>
+        </w:rPr>
+        <w:t>portnak</w:t>
+      </w:r>
+      <w:proofErr w:type="spellEnd"/>
+      <w:r>
+        <w:rPr>
+          <w:rFonts w:ascii="Times New Roman" w:hAnsi="Times New Roman" w:cs="Times New Roman"/>
+          <w:color w:val="000000" w:themeColor="text1"/>
+        </w:rPr>
+        <w:t xml:space="preserve">: </w:t>
       </w:r>
     </w:p>
     <w:p>
@@ -6850,7 +10037,23 @@
           <w:color w:val="000000" w:themeColor="text1"/>
         </w:rPr>
         <w:lastRenderedPageBreak/>
-        <w:t>DHCP Snooping –</w:t>
+        <w:t xml:space="preserve">DHCP </w:t>
+      </w:r>
+      <w:proofErr w:type="spellStart"/>
+      <w:r>
+        <w:rPr>
+          <w:rFonts w:ascii="Times New Roman" w:hAnsi="Times New Roman" w:cs="Times New Roman"/>
+          <w:color w:val="000000" w:themeColor="text1"/>
+        </w:rPr>
+        <w:t>Snooping</w:t>
+      </w:r>
+      <w:proofErr w:type="spellEnd"/>
+      <w:r>
+        <w:rPr>
+          <w:rFonts w:ascii="Times New Roman" w:hAnsi="Times New Roman" w:cs="Times New Roman"/>
+          <w:color w:val="000000" w:themeColor="text1"/>
+        </w:rPr>
+        <w:t xml:space="preserve"> –</w:t>
       </w:r>
     </w:p>
     <w:p>
@@ -6873,14 +10076,46 @@
           <w:rFonts w:ascii="Times New Roman" w:hAnsi="Times New Roman" w:cs="Times New Roman"/>
           <w:color w:val="EE0000"/>
         </w:rPr>
-        <w:t xml:space="preserve">DHCP Snooping </w:t>
-      </w:r>
-      <w:r>
-        <w:rPr>
-          <w:rFonts w:ascii="Times New Roman" w:hAnsi="Times New Roman" w:cs="Times New Roman"/>
-          <w:color w:val="000000" w:themeColor="text1"/>
-        </w:rPr>
-        <w:t>egy Layer 2 biztonsági mechanizmus, amely:</w:t>
+        <w:t xml:space="preserve">DHCP </w:t>
+      </w:r>
+      <w:proofErr w:type="spellStart"/>
+      <w:r>
+        <w:rPr>
+          <w:rFonts w:ascii="Times New Roman" w:hAnsi="Times New Roman" w:cs="Times New Roman"/>
+          <w:color w:val="EE0000"/>
+        </w:rPr>
+        <w:t>Snooping</w:t>
+      </w:r>
+      <w:proofErr w:type="spellEnd"/>
+      <w:r>
+        <w:rPr>
+          <w:rFonts w:ascii="Times New Roman" w:hAnsi="Times New Roman" w:cs="Times New Roman"/>
+          <w:color w:val="EE0000"/>
+        </w:rPr>
+        <w:t xml:space="preserve"> </w:t>
+      </w:r>
+      <w:r>
+        <w:rPr>
+          <w:rFonts w:ascii="Times New Roman" w:hAnsi="Times New Roman" w:cs="Times New Roman"/>
+          <w:color w:val="000000" w:themeColor="text1"/>
+        </w:rPr>
+        <w:t xml:space="preserve">egy </w:t>
+      </w:r>
+      <w:proofErr w:type="spellStart"/>
+      <w:r>
+        <w:rPr>
+          <w:rFonts w:ascii="Times New Roman" w:hAnsi="Times New Roman" w:cs="Times New Roman"/>
+          <w:color w:val="000000" w:themeColor="text1"/>
+        </w:rPr>
+        <w:t>Layer</w:t>
+      </w:r>
+      <w:proofErr w:type="spellEnd"/>
+      <w:r>
+        <w:rPr>
+          <w:rFonts w:ascii="Times New Roman" w:hAnsi="Times New Roman" w:cs="Times New Roman"/>
+          <w:color w:val="000000" w:themeColor="text1"/>
+        </w:rPr>
+        <w:t xml:space="preserve"> 2 biztonsági mechanizmus, amely:</w:t>
       </w:r>
     </w:p>
     <w:p>
@@ -6901,7 +10136,23 @@
           <w:rFonts w:ascii="Times New Roman" w:hAnsi="Times New Roman" w:cs="Times New Roman"/>
           <w:color w:val="000000" w:themeColor="text1"/>
         </w:rPr>
-        <w:t>megakadályozza a rogue (illegális) DHCP szervereket</w:t>
+        <w:t xml:space="preserve">megakadályozza a </w:t>
+      </w:r>
+      <w:proofErr w:type="spellStart"/>
+      <w:r>
+        <w:rPr>
+          <w:rFonts w:ascii="Times New Roman" w:hAnsi="Times New Roman" w:cs="Times New Roman"/>
+          <w:color w:val="000000" w:themeColor="text1"/>
+        </w:rPr>
+        <w:t>rogue</w:t>
+      </w:r>
+      <w:proofErr w:type="spellEnd"/>
+      <w:r>
+        <w:rPr>
+          <w:rFonts w:ascii="Times New Roman" w:hAnsi="Times New Roman" w:cs="Times New Roman"/>
+          <w:color w:val="000000" w:themeColor="text1"/>
+        </w:rPr>
+        <w:t xml:space="preserve"> (illegális) DHCP szervereket</w:t>
       </w:r>
     </w:p>
     <w:p>
@@ -6922,7 +10173,39 @@
           <w:rFonts w:ascii="Times New Roman" w:hAnsi="Times New Roman" w:cs="Times New Roman"/>
           <w:color w:val="000000" w:themeColor="text1"/>
         </w:rPr>
-        <w:t>csak a megbízható (trusted) portokon engedi át a DHCP Offer/ACK csomagokat</w:t>
+        <w:t>csak a megbízható (</w:t>
+      </w:r>
+      <w:proofErr w:type="spellStart"/>
+      <w:r>
+        <w:rPr>
+          <w:rFonts w:ascii="Times New Roman" w:hAnsi="Times New Roman" w:cs="Times New Roman"/>
+          <w:color w:val="000000" w:themeColor="text1"/>
+        </w:rPr>
+        <w:t>trusted</w:t>
+      </w:r>
+      <w:proofErr w:type="spellEnd"/>
+      <w:r>
+        <w:rPr>
+          <w:rFonts w:ascii="Times New Roman" w:hAnsi="Times New Roman" w:cs="Times New Roman"/>
+          <w:color w:val="000000" w:themeColor="text1"/>
+        </w:rPr>
+        <w:t xml:space="preserve">) portokon engedi át a DHCP </w:t>
+      </w:r>
+      <w:proofErr w:type="spellStart"/>
+      <w:r>
+        <w:rPr>
+          <w:rFonts w:ascii="Times New Roman" w:hAnsi="Times New Roman" w:cs="Times New Roman"/>
+          <w:color w:val="000000" w:themeColor="text1"/>
+        </w:rPr>
+        <w:t>Offer</w:t>
+      </w:r>
+      <w:proofErr w:type="spellEnd"/>
+      <w:r>
+        <w:rPr>
+          <w:rFonts w:ascii="Times New Roman" w:hAnsi="Times New Roman" w:cs="Times New Roman"/>
+          <w:color w:val="000000" w:themeColor="text1"/>
+        </w:rPr>
+        <w:t>/ACK csomagokat</w:t>
       </w:r>
     </w:p>
     <w:p>
@@ -6943,7 +10226,39 @@
           <w:rFonts w:ascii="Times New Roman" w:hAnsi="Times New Roman" w:cs="Times New Roman"/>
           <w:color w:val="000000" w:themeColor="text1"/>
         </w:rPr>
-        <w:t>naplózza, hogy mely kliens mely IP‑t kapta (binding table)</w:t>
+        <w:t>naplózza, hogy mely kliens mely IP‑t kapta (</w:t>
+      </w:r>
+      <w:proofErr w:type="spellStart"/>
+      <w:r>
+        <w:rPr>
+          <w:rFonts w:ascii="Times New Roman" w:hAnsi="Times New Roman" w:cs="Times New Roman"/>
+          <w:color w:val="000000" w:themeColor="text1"/>
+        </w:rPr>
+        <w:t>binding</w:t>
+      </w:r>
+      <w:proofErr w:type="spellEnd"/>
+      <w:r>
+        <w:rPr>
+          <w:rFonts w:ascii="Times New Roman" w:hAnsi="Times New Roman" w:cs="Times New Roman"/>
+          <w:color w:val="000000" w:themeColor="text1"/>
+        </w:rPr>
+        <w:t xml:space="preserve"> </w:t>
+      </w:r>
+      <w:proofErr w:type="spellStart"/>
+      <w:r>
+        <w:rPr>
+          <w:rFonts w:ascii="Times New Roman" w:hAnsi="Times New Roman" w:cs="Times New Roman"/>
+          <w:color w:val="000000" w:themeColor="text1"/>
+        </w:rPr>
+        <w:t>table</w:t>
+      </w:r>
+      <w:proofErr w:type="spellEnd"/>
+      <w:r>
+        <w:rPr>
+          <w:rFonts w:ascii="Times New Roman" w:hAnsi="Times New Roman" w:cs="Times New Roman"/>
+          <w:color w:val="000000" w:themeColor="text1"/>
+        </w:rPr>
+        <w:t>)</w:t>
       </w:r>
     </w:p>
     <w:p>
@@ -6964,8 +10279,49 @@
           <w:rFonts w:ascii="Times New Roman" w:hAnsi="Times New Roman" w:cs="Times New Roman"/>
           <w:color w:val="000000" w:themeColor="text1"/>
         </w:rPr>
-        <w:t>alapja a DAI‑nak és az IP Source Guardnak</w:t>
-      </w:r>
+        <w:t>alapja a DAI‑</w:t>
+      </w:r>
+      <w:proofErr w:type="spellStart"/>
+      <w:r>
+        <w:rPr>
+          <w:rFonts w:ascii="Times New Roman" w:hAnsi="Times New Roman" w:cs="Times New Roman"/>
+          <w:color w:val="000000" w:themeColor="text1"/>
+        </w:rPr>
+        <w:t>nak</w:t>
+      </w:r>
+      <w:proofErr w:type="spellEnd"/>
+      <w:r>
+        <w:rPr>
+          <w:rFonts w:ascii="Times New Roman" w:hAnsi="Times New Roman" w:cs="Times New Roman"/>
+          <w:color w:val="000000" w:themeColor="text1"/>
+        </w:rPr>
+        <w:t xml:space="preserve"> és az IP </w:t>
+      </w:r>
+      <w:proofErr w:type="spellStart"/>
+      <w:r>
+        <w:rPr>
+          <w:rFonts w:ascii="Times New Roman" w:hAnsi="Times New Roman" w:cs="Times New Roman"/>
+          <w:color w:val="000000" w:themeColor="text1"/>
+        </w:rPr>
+        <w:t>Source</w:t>
+      </w:r>
+      <w:proofErr w:type="spellEnd"/>
+      <w:r>
+        <w:rPr>
+          <w:rFonts w:ascii="Times New Roman" w:hAnsi="Times New Roman" w:cs="Times New Roman"/>
+          <w:color w:val="000000" w:themeColor="text1"/>
+        </w:rPr>
+        <w:t xml:space="preserve"> </w:t>
+      </w:r>
+      <w:proofErr w:type="spellStart"/>
+      <w:r>
+        <w:rPr>
+          <w:rFonts w:ascii="Times New Roman" w:hAnsi="Times New Roman" w:cs="Times New Roman"/>
+          <w:color w:val="000000" w:themeColor="text1"/>
+        </w:rPr>
+        <w:t>Guardnak</w:t>
+      </w:r>
+      <w:proofErr w:type="spellEnd"/>
     </w:p>
     <w:p>
       <w:pPr>
@@ -6981,7 +10337,103 @@
           <w:rFonts w:ascii="Times New Roman" w:hAnsi="Times New Roman" w:cs="Times New Roman"/>
           <w:color w:val="000000" w:themeColor="text1"/>
         </w:rPr>
-        <w:t xml:space="preserve">Két portbeállítása van a Trusted és az Untrusted. A Trusted, az mindig az igazi, használt DHCP szerver, vagy Router fele néz, amin DHCP szerverfunkció van beállítva. Az Untrusted, az pedig a kliensek fele néz, nehogy egy külső rosszándékú harmadik fél rádugja az eszközét a kapcsolónkra és DHCP szervernek adja ki magát, beférkőzve a hálózatunkba. </w:t>
+        <w:t xml:space="preserve">Két </w:t>
+      </w:r>
+      <w:proofErr w:type="spellStart"/>
+      <w:r>
+        <w:rPr>
+          <w:rFonts w:ascii="Times New Roman" w:hAnsi="Times New Roman" w:cs="Times New Roman"/>
+          <w:color w:val="000000" w:themeColor="text1"/>
+        </w:rPr>
+        <w:t>portbeállítása</w:t>
+      </w:r>
+      <w:proofErr w:type="spellEnd"/>
+      <w:r>
+        <w:rPr>
+          <w:rFonts w:ascii="Times New Roman" w:hAnsi="Times New Roman" w:cs="Times New Roman"/>
+          <w:color w:val="000000" w:themeColor="text1"/>
+        </w:rPr>
+        <w:t xml:space="preserve"> van a </w:t>
+      </w:r>
+      <w:proofErr w:type="spellStart"/>
+      <w:r>
+        <w:rPr>
+          <w:rFonts w:ascii="Times New Roman" w:hAnsi="Times New Roman" w:cs="Times New Roman"/>
+          <w:color w:val="000000" w:themeColor="text1"/>
+        </w:rPr>
+        <w:t>Trusted</w:t>
+      </w:r>
+      <w:proofErr w:type="spellEnd"/>
+      <w:r>
+        <w:rPr>
+          <w:rFonts w:ascii="Times New Roman" w:hAnsi="Times New Roman" w:cs="Times New Roman"/>
+          <w:color w:val="000000" w:themeColor="text1"/>
+        </w:rPr>
+        <w:t xml:space="preserve"> és az </w:t>
+      </w:r>
+      <w:proofErr w:type="spellStart"/>
+      <w:r>
+        <w:rPr>
+          <w:rFonts w:ascii="Times New Roman" w:hAnsi="Times New Roman" w:cs="Times New Roman"/>
+          <w:color w:val="000000" w:themeColor="text1"/>
+        </w:rPr>
+        <w:t>Untrusted</w:t>
+      </w:r>
+      <w:proofErr w:type="spellEnd"/>
+      <w:r>
+        <w:rPr>
+          <w:rFonts w:ascii="Times New Roman" w:hAnsi="Times New Roman" w:cs="Times New Roman"/>
+          <w:color w:val="000000" w:themeColor="text1"/>
+        </w:rPr>
+        <w:t xml:space="preserve">. A </w:t>
+      </w:r>
+      <w:proofErr w:type="spellStart"/>
+      <w:r>
+        <w:rPr>
+          <w:rFonts w:ascii="Times New Roman" w:hAnsi="Times New Roman" w:cs="Times New Roman"/>
+          <w:color w:val="000000" w:themeColor="text1"/>
+        </w:rPr>
+        <w:t>Trusted</w:t>
+      </w:r>
+      <w:proofErr w:type="spellEnd"/>
+      <w:r>
+        <w:rPr>
+          <w:rFonts w:ascii="Times New Roman" w:hAnsi="Times New Roman" w:cs="Times New Roman"/>
+          <w:color w:val="000000" w:themeColor="text1"/>
+        </w:rPr>
+        <w:t xml:space="preserve">, az mindig az igazi, használt DHCP szerver, vagy Router fele néz, amin DHCP szerverfunkció van beállítva. Az </w:t>
+      </w:r>
+      <w:proofErr w:type="spellStart"/>
+      <w:r>
+        <w:rPr>
+          <w:rFonts w:ascii="Times New Roman" w:hAnsi="Times New Roman" w:cs="Times New Roman"/>
+          <w:color w:val="000000" w:themeColor="text1"/>
+        </w:rPr>
+        <w:t>Untrusted</w:t>
+      </w:r>
+      <w:proofErr w:type="spellEnd"/>
+      <w:r>
+        <w:rPr>
+          <w:rFonts w:ascii="Times New Roman" w:hAnsi="Times New Roman" w:cs="Times New Roman"/>
+          <w:color w:val="000000" w:themeColor="text1"/>
+        </w:rPr>
+        <w:t xml:space="preserve">, az pedig a kliensek fele néz, nehogy egy külső </w:t>
+      </w:r>
+      <w:proofErr w:type="spellStart"/>
+      <w:r>
+        <w:rPr>
+          <w:rFonts w:ascii="Times New Roman" w:hAnsi="Times New Roman" w:cs="Times New Roman"/>
+          <w:color w:val="000000" w:themeColor="text1"/>
+        </w:rPr>
+        <w:t>rosszándékú</w:t>
+      </w:r>
+      <w:proofErr w:type="spellEnd"/>
+      <w:r>
+        <w:rPr>
+          <w:rFonts w:ascii="Times New Roman" w:hAnsi="Times New Roman" w:cs="Times New Roman"/>
+          <w:color w:val="000000" w:themeColor="text1"/>
+        </w:rPr>
+        <w:t xml:space="preserve"> harmadik fél rádugja az eszközét a kapcsolónkra és DHCP szervernek adja ki magát, beférkőzve a hálózatunkba. </w:t>
       </w:r>
     </w:p>
     <w:p>
@@ -7033,7 +10485,23 @@
           <w:rFonts w:ascii="Times New Roman" w:hAnsi="Times New Roman" w:cs="Times New Roman"/>
           <w:color w:val="000000" w:themeColor="text1"/>
         </w:rPr>
-        <w:t>kapcsolón a DHCP Snooping.</w:t>
+        <w:t xml:space="preserve">kapcsolón a DHCP </w:t>
+      </w:r>
+      <w:proofErr w:type="spellStart"/>
+      <w:r>
+        <w:rPr>
+          <w:rFonts w:ascii="Times New Roman" w:hAnsi="Times New Roman" w:cs="Times New Roman"/>
+          <w:color w:val="000000" w:themeColor="text1"/>
+        </w:rPr>
+        <w:t>Snooping</w:t>
+      </w:r>
+      <w:proofErr w:type="spellEnd"/>
+      <w:r>
+        <w:rPr>
+          <w:rFonts w:ascii="Times New Roman" w:hAnsi="Times New Roman" w:cs="Times New Roman"/>
+          <w:color w:val="000000" w:themeColor="text1"/>
+        </w:rPr>
+        <w:t>.</w:t>
       </w:r>
       <w:r>
         <w:rPr>
@@ -7068,7 +10536,23 @@
           <w:rFonts w:ascii="Times New Roman" w:hAnsi="Times New Roman" w:cs="Times New Roman"/>
           <w:color w:val="EE0000"/>
         </w:rPr>
-        <w:t xml:space="preserve">s interface felől érkező DHCP üzeneteket fogadja a </w:t>
+        <w:t xml:space="preserve">s </w:t>
+      </w:r>
+      <w:proofErr w:type="spellStart"/>
+      <w:r>
+        <w:rPr>
+          <w:rFonts w:ascii="Times New Roman" w:hAnsi="Times New Roman" w:cs="Times New Roman"/>
+          <w:color w:val="EE0000"/>
+        </w:rPr>
+        <w:t>interface</w:t>
+      </w:r>
+      <w:proofErr w:type="spellEnd"/>
+      <w:r>
+        <w:rPr>
+          <w:rFonts w:ascii="Times New Roman" w:hAnsi="Times New Roman" w:cs="Times New Roman"/>
+          <w:color w:val="EE0000"/>
+        </w:rPr>
+        <w:t xml:space="preserve"> felől érkező DHCP üzeneteket fogadja a </w:t>
       </w:r>
       <w:r>
         <w:rPr>
@@ -7184,12 +10668,21 @@
           <w:color w:val="000000" w:themeColor="text1"/>
         </w:rPr>
       </w:pPr>
-      <w:r>
-        <w:rPr>
-          <w:rFonts w:ascii="Times New Roman" w:hAnsi="Times New Roman" w:cs="Times New Roman"/>
-          <w:color w:val="000000" w:themeColor="text1"/>
-        </w:rPr>
-        <w:t xml:space="preserve">Extended ACL – </w:t>
+      <w:proofErr w:type="spellStart"/>
+      <w:r>
+        <w:rPr>
+          <w:rFonts w:ascii="Times New Roman" w:hAnsi="Times New Roman" w:cs="Times New Roman"/>
+          <w:color w:val="000000" w:themeColor="text1"/>
+        </w:rPr>
+        <w:t>Extended</w:t>
+      </w:r>
+      <w:proofErr w:type="spellEnd"/>
+      <w:r>
+        <w:rPr>
+          <w:rFonts w:ascii="Times New Roman" w:hAnsi="Times New Roman" w:cs="Times New Roman"/>
+          <w:color w:val="000000" w:themeColor="text1"/>
+        </w:rPr>
+        <w:t xml:space="preserve"> ACL – </w:t>
       </w:r>
     </w:p>
     <w:p>
@@ -7206,7 +10699,55 @@
           <w:rFonts w:ascii="Times New Roman" w:hAnsi="Times New Roman" w:cs="Times New Roman"/>
           <w:color w:val="000000" w:themeColor="text1"/>
         </w:rPr>
-        <w:t xml:space="preserve">Az extended ACL-ek (Access Control List-ek) a hálózati forgalom szűrésének egyik legrészletesebb és legrugalmasabb eszközei Cisco eszközökön. Ezek lehetővé teszik, hogy nemcsak IP-cím, hanem protokoll, portszám, sőt </w:t>
+        <w:t xml:space="preserve">Az </w:t>
+      </w:r>
+      <w:proofErr w:type="spellStart"/>
+      <w:r>
+        <w:rPr>
+          <w:rFonts w:ascii="Times New Roman" w:hAnsi="Times New Roman" w:cs="Times New Roman"/>
+          <w:color w:val="000000" w:themeColor="text1"/>
+        </w:rPr>
+        <w:t>extended</w:t>
+      </w:r>
+      <w:proofErr w:type="spellEnd"/>
+      <w:r>
+        <w:rPr>
+          <w:rFonts w:ascii="Times New Roman" w:hAnsi="Times New Roman" w:cs="Times New Roman"/>
+          <w:color w:val="000000" w:themeColor="text1"/>
+        </w:rPr>
+        <w:t xml:space="preserve"> ACL-ek (Access </w:t>
+      </w:r>
+      <w:proofErr w:type="spellStart"/>
+      <w:r>
+        <w:rPr>
+          <w:rFonts w:ascii="Times New Roman" w:hAnsi="Times New Roman" w:cs="Times New Roman"/>
+          <w:color w:val="000000" w:themeColor="text1"/>
+        </w:rPr>
+        <w:t>Control</w:t>
+      </w:r>
+      <w:proofErr w:type="spellEnd"/>
+      <w:r>
+        <w:rPr>
+          <w:rFonts w:ascii="Times New Roman" w:hAnsi="Times New Roman" w:cs="Times New Roman"/>
+          <w:color w:val="000000" w:themeColor="text1"/>
+        </w:rPr>
+        <w:t xml:space="preserve"> List-ek) a hálózati forgalom szűrésének egyik legrészletesebb és legrugalmasabb eszközei Cisco eszközökön. Ezek lehetővé teszik, hogy nemcsak IP-cím, hanem protokoll, </w:t>
+      </w:r>
+      <w:proofErr w:type="spellStart"/>
+      <w:r>
+        <w:rPr>
+          <w:rFonts w:ascii="Times New Roman" w:hAnsi="Times New Roman" w:cs="Times New Roman"/>
+          <w:color w:val="000000" w:themeColor="text1"/>
+        </w:rPr>
+        <w:t>portszám</w:t>
+      </w:r>
+      <w:proofErr w:type="spellEnd"/>
+      <w:r>
+        <w:rPr>
+          <w:rFonts w:ascii="Times New Roman" w:hAnsi="Times New Roman" w:cs="Times New Roman"/>
+          <w:color w:val="000000" w:themeColor="text1"/>
+        </w:rPr>
+        <w:t xml:space="preserve">, sőt </w:t>
       </w:r>
       <w:r>
         <w:rPr>
@@ -7529,13 +11070,36 @@
           <w:rFonts w:ascii="Times New Roman" w:hAnsi="Times New Roman" w:cs="Times New Roman"/>
           <w:highlight w:val="yellow"/>
         </w:rPr>
-        <w:t>A Titkárság_budapest</w:t>
-      </w:r>
-      <w:r>
-        <w:rPr>
-          <w:rFonts w:ascii="Times New Roman" w:hAnsi="Times New Roman" w:cs="Times New Roman"/>
-        </w:rPr>
-        <w:t xml:space="preserve"> helység egy jóval kisebb terület, egészen hasónló technológiával és megoldásokkal, mint a Budapest_technologiai_telephely rész.</w:t>
+        <w:t xml:space="preserve">A </w:t>
+      </w:r>
+      <w:proofErr w:type="spellStart"/>
+      <w:r>
+        <w:rPr>
+          <w:rFonts w:ascii="Times New Roman" w:hAnsi="Times New Roman" w:cs="Times New Roman"/>
+          <w:highlight w:val="yellow"/>
+        </w:rPr>
+        <w:t>Titkárság_budapest</w:t>
+      </w:r>
+      <w:proofErr w:type="spellEnd"/>
+      <w:r>
+        <w:rPr>
+          <w:rFonts w:ascii="Times New Roman" w:hAnsi="Times New Roman" w:cs="Times New Roman"/>
+        </w:rPr>
+        <w:t xml:space="preserve"> helység egy jóval kisebb terület, egészen hasónló technológiával és megoldásokkal, mint a </w:t>
+      </w:r>
+      <w:proofErr w:type="spellStart"/>
+      <w:r>
+        <w:rPr>
+          <w:rFonts w:ascii="Times New Roman" w:hAnsi="Times New Roman" w:cs="Times New Roman"/>
+        </w:rPr>
+        <w:t>Budapest_technologiai_telephely</w:t>
+      </w:r>
+      <w:proofErr w:type="spellEnd"/>
+      <w:r>
+        <w:rPr>
+          <w:rFonts w:ascii="Times New Roman" w:hAnsi="Times New Roman" w:cs="Times New Roman"/>
+        </w:rPr>
+        <w:t xml:space="preserve"> rész.</w:t>
       </w:r>
     </w:p>
     <w:p>
@@ -7558,6 +11122,7 @@
       <w:r>
         <w:rPr>
           <w:rFonts w:ascii="Times New Roman" w:hAnsi="Times New Roman" w:cs="Times New Roman"/>
+          <w:noProof/>
         </w:rPr>
         <w:drawing>
           <wp:inline distT="0" distB="0" distL="0" distR="0" wp14:anchorId="40D8D793" wp14:editId="7457CA5A">
@@ -7657,13 +11222,41 @@
           <w:rFonts w:ascii="Times New Roman" w:hAnsi="Times New Roman" w:cs="Times New Roman"/>
         </w:rPr>
         <w:lastRenderedPageBreak/>
-        <w:t>Itt kisebb méretben, de teljesen hasonló kivitelezéssel oldottuk meg a hálózatokat. Egy titkárság és a fő iroda területe.</w:t>
-      </w:r>
-      <w:r>
-        <w:rPr>
-          <w:rFonts w:ascii="Times New Roman" w:hAnsi="Times New Roman" w:cs="Times New Roman"/>
-        </w:rPr>
-        <w:t xml:space="preserve"> Egy-egy Router a két iroda között és több Switch.</w:t>
+        <w:t xml:space="preserve">Itt kisebb méretben, de teljesen hasonló kivitelezéssel oldottuk meg a </w:t>
+      </w:r>
+      <w:proofErr w:type="spellStart"/>
+      <w:r>
+        <w:rPr>
+          <w:rFonts w:ascii="Times New Roman" w:hAnsi="Times New Roman" w:cs="Times New Roman"/>
+        </w:rPr>
+        <w:t>hálózatokat</w:t>
+      </w:r>
+      <w:proofErr w:type="spellEnd"/>
+      <w:r>
+        <w:rPr>
+          <w:rFonts w:ascii="Times New Roman" w:hAnsi="Times New Roman" w:cs="Times New Roman"/>
+        </w:rPr>
+        <w:t>. Egy titkárság és a fő iroda területe.</w:t>
+      </w:r>
+      <w:r>
+        <w:rPr>
+          <w:rFonts w:ascii="Times New Roman" w:hAnsi="Times New Roman" w:cs="Times New Roman"/>
+        </w:rPr>
+        <w:t xml:space="preserve"> Egy-egy Router a két iroda között és több </w:t>
+      </w:r>
+      <w:proofErr w:type="spellStart"/>
+      <w:r>
+        <w:rPr>
+          <w:rFonts w:ascii="Times New Roman" w:hAnsi="Times New Roman" w:cs="Times New Roman"/>
+        </w:rPr>
+        <w:t>Switch</w:t>
+      </w:r>
+      <w:proofErr w:type="spellEnd"/>
+      <w:r>
+        <w:rPr>
+          <w:rFonts w:ascii="Times New Roman" w:hAnsi="Times New Roman" w:cs="Times New Roman"/>
+        </w:rPr>
+        <w:t>.</w:t>
       </w:r>
     </w:p>
     <w:p>
@@ -7695,6 +11288,7 @@
           <w:rFonts w:ascii="Times New Roman" w:hAnsi="Times New Roman" w:cs="Times New Roman"/>
         </w:rPr>
       </w:pPr>
+      <w:proofErr w:type="spellStart"/>
       <w:r>
         <w:rPr>
           <w:rFonts w:ascii="Times New Roman" w:hAnsi="Times New Roman" w:cs="Times New Roman"/>
@@ -7702,6 +11296,7 @@
         </w:rPr>
         <w:t>Szeged_tehcnologiai_telephely</w:t>
       </w:r>
+      <w:proofErr w:type="spellEnd"/>
       <w:r>
         <w:rPr>
           <w:rFonts w:ascii="Times New Roman" w:hAnsi="Times New Roman" w:cs="Times New Roman"/>
@@ -7759,6 +11354,7 @@
       <w:r>
         <w:rPr>
           <w:rFonts w:ascii="Times New Roman" w:hAnsi="Times New Roman" w:cs="Times New Roman"/>
+          <w:noProof/>
         </w:rPr>
         <w:drawing>
           <wp:inline distT="0" distB="0" distL="0" distR="0" wp14:anchorId="1BEC1137" wp14:editId="4A2D4BB5">
@@ -7825,8 +11421,17 @@
           <w:rFonts w:ascii="Times New Roman" w:hAnsi="Times New Roman" w:cs="Times New Roman"/>
           <w:highlight w:val="yellow"/>
         </w:rPr>
-        <w:t>A Titkárság_Szeged</w:t>
-      </w:r>
+        <w:t xml:space="preserve">A </w:t>
+      </w:r>
+      <w:proofErr w:type="spellStart"/>
+      <w:r>
+        <w:rPr>
+          <w:rFonts w:ascii="Times New Roman" w:hAnsi="Times New Roman" w:cs="Times New Roman"/>
+          <w:highlight w:val="yellow"/>
+        </w:rPr>
+        <w:t>Titkárság_Szeged</w:t>
+      </w:r>
+      <w:proofErr w:type="spellEnd"/>
       <w:r>
         <w:rPr>
           <w:rFonts w:ascii="Times New Roman" w:hAnsi="Times New Roman" w:cs="Times New Roman"/>
@@ -7854,6 +11459,7 @@
       <w:r>
         <w:rPr>
           <w:rFonts w:ascii="Times New Roman" w:hAnsi="Times New Roman" w:cs="Times New Roman"/>
+          <w:noProof/>
         </w:rPr>
         <w:drawing>
           <wp:inline distT="0" distB="0" distL="0" distR="0" wp14:anchorId="7F560973" wp14:editId="5DD914F2">
@@ -7950,7 +11556,35 @@
           <w:rFonts w:ascii="Times New Roman" w:hAnsi="Times New Roman" w:cs="Times New Roman"/>
         </w:rPr>
         <w:tab/>
-        <w:t>Címtár (pl. Active Directory)</w:t>
+        <w:t xml:space="preserve">Címtár (pl. </w:t>
+      </w:r>
+      <w:proofErr w:type="spellStart"/>
+      <w:r>
+        <w:rPr>
+          <w:rFonts w:ascii="Times New Roman" w:hAnsi="Times New Roman" w:cs="Times New Roman"/>
+        </w:rPr>
+        <w:t>Active</w:t>
+      </w:r>
+      <w:proofErr w:type="spellEnd"/>
+      <w:r>
+        <w:rPr>
+          <w:rFonts w:ascii="Times New Roman" w:hAnsi="Times New Roman" w:cs="Times New Roman"/>
+        </w:rPr>
+        <w:t xml:space="preserve"> </w:t>
+      </w:r>
+      <w:proofErr w:type="spellStart"/>
+      <w:r>
+        <w:rPr>
+          <w:rFonts w:ascii="Times New Roman" w:hAnsi="Times New Roman" w:cs="Times New Roman"/>
+        </w:rPr>
+        <w:t>Directory</w:t>
+      </w:r>
+      <w:proofErr w:type="spellEnd"/>
+      <w:r>
+        <w:rPr>
+          <w:rFonts w:ascii="Times New Roman" w:hAnsi="Times New Roman" w:cs="Times New Roman"/>
+        </w:rPr>
+        <w:t>)</w:t>
       </w:r>
     </w:p>
     <w:p>
@@ -8104,7 +11738,35 @@
         <w:rPr>
           <w:rFonts w:ascii="Times New Roman" w:hAnsi="Times New Roman" w:cs="Times New Roman"/>
         </w:rPr>
-        <w:t xml:space="preserve"> root jogosultságokkal rendelkező admin gépek, ahol a szerverek konfigurálása lehetséges és hibaelhárítás. SSH biztosítva van, hogy bárhonnan el lehessen hárítani betöréseket, problémákat a hálózaton. </w:t>
+        <w:t xml:space="preserve"> </w:t>
+      </w:r>
+      <w:proofErr w:type="spellStart"/>
+      <w:r>
+        <w:rPr>
+          <w:rFonts w:ascii="Times New Roman" w:hAnsi="Times New Roman" w:cs="Times New Roman"/>
+        </w:rPr>
+        <w:t>root</w:t>
+      </w:r>
+      <w:proofErr w:type="spellEnd"/>
+      <w:r>
+        <w:rPr>
+          <w:rFonts w:ascii="Times New Roman" w:hAnsi="Times New Roman" w:cs="Times New Roman"/>
+        </w:rPr>
+        <w:t xml:space="preserve"> jogosultságokkal rendelkező </w:t>
+      </w:r>
+      <w:proofErr w:type="spellStart"/>
+      <w:r>
+        <w:rPr>
+          <w:rFonts w:ascii="Times New Roman" w:hAnsi="Times New Roman" w:cs="Times New Roman"/>
+        </w:rPr>
+        <w:t>admin</w:t>
+      </w:r>
+      <w:proofErr w:type="spellEnd"/>
+      <w:r>
+        <w:rPr>
+          <w:rFonts w:ascii="Times New Roman" w:hAnsi="Times New Roman" w:cs="Times New Roman"/>
+        </w:rPr>
+        <w:t xml:space="preserve"> gépek, ahol a szerverek konfigurálása lehetséges és hibaelhárítás. SSH biztosítva van, hogy bárhonnan el lehessen hárítani betöréseket, problémákat a hálózaton. </w:t>
       </w:r>
     </w:p>
     <w:p>
@@ -8118,6 +11780,7 @@
       <w:r>
         <w:rPr>
           <w:rFonts w:ascii="Times New Roman" w:hAnsi="Times New Roman" w:cs="Times New Roman"/>
+          <w:noProof/>
         </w:rPr>
         <w:drawing>
           <wp:inline distT="0" distB="0" distL="0" distR="0" wp14:anchorId="7C51EDD3" wp14:editId="313C9497">
@@ -8202,6 +11865,7 @@
         <w:tab/>
         <w:t xml:space="preserve"> Mindegyik telephely saját routerrel rendelkezik, amely közvetlenül csatlakozik az ISP routerhez. Ez a megközelítés a </w:t>
       </w:r>
+      <w:proofErr w:type="gramStart"/>
       <w:r>
         <w:rPr>
           <w:rFonts w:ascii="Times New Roman" w:hAnsi="Times New Roman" w:cs="Times New Roman"/>
@@ -8209,8 +11873,40 @@
           <w:iCs/>
           <w:highlight w:val="yellow"/>
         </w:rPr>
-        <w:t>multi-homed edge</w:t>
-      </w:r>
+        <w:t>multi-</w:t>
+      </w:r>
+      <w:proofErr w:type="spellStart"/>
+      <w:r>
+        <w:rPr>
+          <w:rFonts w:ascii="Times New Roman" w:hAnsi="Times New Roman" w:cs="Times New Roman"/>
+          <w:i/>
+          <w:iCs/>
+          <w:highlight w:val="yellow"/>
+        </w:rPr>
+        <w:t>homed</w:t>
+      </w:r>
+      <w:proofErr w:type="spellEnd"/>
+      <w:proofErr w:type="gramEnd"/>
+      <w:r>
+        <w:rPr>
+          <w:rFonts w:ascii="Times New Roman" w:hAnsi="Times New Roman" w:cs="Times New Roman"/>
+          <w:i/>
+          <w:iCs/>
+          <w:highlight w:val="yellow"/>
+        </w:rPr>
+        <w:t xml:space="preserve"> </w:t>
+      </w:r>
+      <w:proofErr w:type="spellStart"/>
+      <w:r>
+        <w:rPr>
+          <w:rFonts w:ascii="Times New Roman" w:hAnsi="Times New Roman" w:cs="Times New Roman"/>
+          <w:i/>
+          <w:iCs/>
+          <w:highlight w:val="yellow"/>
+        </w:rPr>
+        <w:t>edge</w:t>
+      </w:r>
+      <w:proofErr w:type="spellEnd"/>
       <w:r>
         <w:rPr>
           <w:rFonts w:ascii="Times New Roman" w:hAnsi="Times New Roman" w:cs="Times New Roman"/>
@@ -8228,7 +11924,21 @@
         <w:rPr>
           <w:rFonts w:ascii="Times New Roman" w:hAnsi="Times New Roman" w:cs="Times New Roman"/>
         </w:rPr>
-        <w:t xml:space="preserve">-ol és kezeli az internetkapcsolatot. Ennek a megvalósítása a budapesti telephelyen és a távmunkás környezetben valósult meg. Jelenlegi hálózat így néz ki: </w:t>
+        <w:t>-</w:t>
+      </w:r>
+      <w:proofErr w:type="spellStart"/>
+      <w:r>
+        <w:rPr>
+          <w:rFonts w:ascii="Times New Roman" w:hAnsi="Times New Roman" w:cs="Times New Roman"/>
+        </w:rPr>
+        <w:t>ol</w:t>
+      </w:r>
+      <w:proofErr w:type="spellEnd"/>
+      <w:r>
+        <w:rPr>
+          <w:rFonts w:ascii="Times New Roman" w:hAnsi="Times New Roman" w:cs="Times New Roman"/>
+        </w:rPr>
+        <w:t xml:space="preserve"> és kezeli az internetkapcsolatot. Ennek a megvalósítása a budapesti telephelyen és a távmunkás környezetben valósult meg. Jelenlegi hálózat így néz ki: </w:t>
       </w:r>
     </w:p>
     <w:p>
@@ -8251,6 +11961,7 @@
       <w:r>
         <w:rPr>
           <w:rFonts w:ascii="Times New Roman" w:hAnsi="Times New Roman" w:cs="Times New Roman"/>
+          <w:noProof/>
         </w:rPr>
         <w:drawing>
           <wp:inline distT="0" distB="0" distL="0" distR="0" wp14:anchorId="4654FFEC" wp14:editId="1962B51A">
@@ -8927,7 +12638,21 @@
         <w:rPr>
           <w:rFonts w:ascii="Times New Roman" w:hAnsi="Times New Roman" w:cs="Times New Roman"/>
         </w:rPr>
-        <w:t>, de fizikailag ugyanazon infrastruktúrán kommunikálnak. A VLAN (Virtual LAN) ezt teszi lehetővé.</w:t>
+        <w:t>, de fizikailag ugyanazon infrastruktúrán kommunikálnak. A VLAN (</w:t>
+      </w:r>
+      <w:proofErr w:type="spellStart"/>
+      <w:r>
+        <w:rPr>
+          <w:rFonts w:ascii="Times New Roman" w:hAnsi="Times New Roman" w:cs="Times New Roman"/>
+        </w:rPr>
+        <w:t>Virtual</w:t>
+      </w:r>
+      <w:proofErr w:type="spellEnd"/>
+      <w:r>
+        <w:rPr>
+          <w:rFonts w:ascii="Times New Roman" w:hAnsi="Times New Roman" w:cs="Times New Roman"/>
+        </w:rPr>
+        <w:t xml:space="preserve"> LAN) ezt teszi lehetővé.</w:t>
       </w:r>
     </w:p>
     <w:p>
@@ -8971,8 +12696,30 @@
         <w:rPr>
           <w:rFonts w:ascii="Times New Roman" w:hAnsi="Times New Roman" w:cs="Times New Roman"/>
         </w:rPr>
-        <w:t xml:space="preserve"> – elkülönített broadcast domain</w:t>
-      </w:r>
+        <w:t xml:space="preserve"> – elkülönített </w:t>
+      </w:r>
+      <w:proofErr w:type="spellStart"/>
+      <w:r>
+        <w:rPr>
+          <w:rFonts w:ascii="Times New Roman" w:hAnsi="Times New Roman" w:cs="Times New Roman"/>
+        </w:rPr>
+        <w:t>broadcast</w:t>
+      </w:r>
+      <w:proofErr w:type="spellEnd"/>
+      <w:r>
+        <w:rPr>
+          <w:rFonts w:ascii="Times New Roman" w:hAnsi="Times New Roman" w:cs="Times New Roman"/>
+        </w:rPr>
+        <w:t xml:space="preserve"> </w:t>
+      </w:r>
+      <w:proofErr w:type="spellStart"/>
+      <w:r>
+        <w:rPr>
+          <w:rFonts w:ascii="Times New Roman" w:hAnsi="Times New Roman" w:cs="Times New Roman"/>
+        </w:rPr>
+        <w:t>domain</w:t>
+      </w:r>
+      <w:proofErr w:type="spellEnd"/>
     </w:p>
     <w:p>
       <w:pPr>
@@ -9114,7 +12861,35 @@
         <w:rPr>
           <w:rFonts w:ascii="Times New Roman" w:hAnsi="Times New Roman" w:cs="Times New Roman"/>
         </w:rPr>
-        <w:t>VLAN 99 – MANAGEMENT – switch és router admin interfészek</w:t>
+        <w:t xml:space="preserve">VLAN 99 – MANAGEMENT – </w:t>
+      </w:r>
+      <w:proofErr w:type="spellStart"/>
+      <w:r>
+        <w:rPr>
+          <w:rFonts w:ascii="Times New Roman" w:hAnsi="Times New Roman" w:cs="Times New Roman"/>
+        </w:rPr>
+        <w:t>switch</w:t>
+      </w:r>
+      <w:proofErr w:type="spellEnd"/>
+      <w:r>
+        <w:rPr>
+          <w:rFonts w:ascii="Times New Roman" w:hAnsi="Times New Roman" w:cs="Times New Roman"/>
+        </w:rPr>
+        <w:t xml:space="preserve"> és router </w:t>
+      </w:r>
+      <w:proofErr w:type="spellStart"/>
+      <w:r>
+        <w:rPr>
+          <w:rFonts w:ascii="Times New Roman" w:hAnsi="Times New Roman" w:cs="Times New Roman"/>
+        </w:rPr>
+        <w:t>admin</w:t>
+      </w:r>
+      <w:proofErr w:type="spellEnd"/>
+      <w:r>
+        <w:rPr>
+          <w:rFonts w:ascii="Times New Roman" w:hAnsi="Times New Roman" w:cs="Times New Roman"/>
+        </w:rPr>
+        <w:t xml:space="preserve"> interfészek</w:t>
       </w:r>
     </w:p>
     <w:p>
@@ -9208,7 +12983,77 @@
         <w:rPr>
           <w:rFonts w:ascii="Times New Roman" w:hAnsi="Times New Roman" w:cs="Times New Roman"/>
         </w:rPr>
-        <w:t>. A DHCP (Dynamic Host Configuration Protocol) biztosítja, hogy az eszközök automatikusan kapjanak IP-címet, gateway-t és DNS-t.</w:t>
+        <w:t>. A DHCP (</w:t>
+      </w:r>
+      <w:proofErr w:type="spellStart"/>
+      <w:r>
+        <w:rPr>
+          <w:rFonts w:ascii="Times New Roman" w:hAnsi="Times New Roman" w:cs="Times New Roman"/>
+        </w:rPr>
+        <w:t>Dynamic</w:t>
+      </w:r>
+      <w:proofErr w:type="spellEnd"/>
+      <w:r>
+        <w:rPr>
+          <w:rFonts w:ascii="Times New Roman" w:hAnsi="Times New Roman" w:cs="Times New Roman"/>
+        </w:rPr>
+        <w:t xml:space="preserve"> </w:t>
+      </w:r>
+      <w:proofErr w:type="spellStart"/>
+      <w:r>
+        <w:rPr>
+          <w:rFonts w:ascii="Times New Roman" w:hAnsi="Times New Roman" w:cs="Times New Roman"/>
+        </w:rPr>
+        <w:t>Host</w:t>
+      </w:r>
+      <w:proofErr w:type="spellEnd"/>
+      <w:r>
+        <w:rPr>
+          <w:rFonts w:ascii="Times New Roman" w:hAnsi="Times New Roman" w:cs="Times New Roman"/>
+        </w:rPr>
+        <w:t xml:space="preserve"> </w:t>
+      </w:r>
+      <w:proofErr w:type="spellStart"/>
+      <w:r>
+        <w:rPr>
+          <w:rFonts w:ascii="Times New Roman" w:hAnsi="Times New Roman" w:cs="Times New Roman"/>
+        </w:rPr>
+        <w:t>Configuration</w:t>
+      </w:r>
+      <w:proofErr w:type="spellEnd"/>
+      <w:r>
+        <w:rPr>
+          <w:rFonts w:ascii="Times New Roman" w:hAnsi="Times New Roman" w:cs="Times New Roman"/>
+        </w:rPr>
+        <w:t xml:space="preserve"> </w:t>
+      </w:r>
+      <w:proofErr w:type="spellStart"/>
+      <w:r>
+        <w:rPr>
+          <w:rFonts w:ascii="Times New Roman" w:hAnsi="Times New Roman" w:cs="Times New Roman"/>
+        </w:rPr>
+        <w:t>Protocol</w:t>
+      </w:r>
+      <w:proofErr w:type="spellEnd"/>
+      <w:r>
+        <w:rPr>
+          <w:rFonts w:ascii="Times New Roman" w:hAnsi="Times New Roman" w:cs="Times New Roman"/>
+        </w:rPr>
+        <w:t xml:space="preserve">) biztosítja, hogy az eszközök automatikusan kapjanak IP-címet, </w:t>
+      </w:r>
+      <w:proofErr w:type="spellStart"/>
+      <w:r>
+        <w:rPr>
+          <w:rFonts w:ascii="Times New Roman" w:hAnsi="Times New Roman" w:cs="Times New Roman"/>
+        </w:rPr>
+        <w:t>gateway</w:t>
+      </w:r>
+      <w:proofErr w:type="spellEnd"/>
+      <w:r>
+        <w:rPr>
+          <w:rFonts w:ascii="Times New Roman" w:hAnsi="Times New Roman" w:cs="Times New Roman"/>
+        </w:rPr>
+        <w:t>-t és DNS-t.</w:t>
       </w:r>
     </w:p>
     <w:p>
@@ -9252,8 +13097,16 @@
         <w:rPr>
           <w:rFonts w:ascii="Times New Roman" w:hAnsi="Times New Roman" w:cs="Times New Roman"/>
         </w:rPr>
-        <w:t xml:space="preserve"> VLAN-onként</w:t>
-      </w:r>
+        <w:t xml:space="preserve"> VLAN-</w:t>
+      </w:r>
+      <w:proofErr w:type="spellStart"/>
+      <w:r>
+        <w:rPr>
+          <w:rFonts w:ascii="Times New Roman" w:hAnsi="Times New Roman" w:cs="Times New Roman"/>
+        </w:rPr>
+        <w:t>onként</w:t>
+      </w:r>
+      <w:proofErr w:type="spellEnd"/>
     </w:p>
     <w:p>
       <w:pPr>
@@ -9336,7 +13189,35 @@
         <w:rPr>
           <w:rFonts w:ascii="Times New Roman" w:hAnsi="Times New Roman" w:cs="Times New Roman"/>
         </w:rPr>
-        <w:t>A VLAN 110 (SALES) DHCP poolja: 192.168.110.100–192.168.110.200, gateway: 192.168.110.1, DNS: 8.8.8.8. A router vagy dedikált DHCP szerver osztja ki ezeket.</w:t>
+        <w:t xml:space="preserve">A VLAN 110 (SALES) DHCP </w:t>
+      </w:r>
+      <w:proofErr w:type="spellStart"/>
+      <w:r>
+        <w:rPr>
+          <w:rFonts w:ascii="Times New Roman" w:hAnsi="Times New Roman" w:cs="Times New Roman"/>
+        </w:rPr>
+        <w:t>poolja</w:t>
+      </w:r>
+      <w:proofErr w:type="spellEnd"/>
+      <w:r>
+        <w:rPr>
+          <w:rFonts w:ascii="Times New Roman" w:hAnsi="Times New Roman" w:cs="Times New Roman"/>
+        </w:rPr>
+        <w:t xml:space="preserve">: 192.168.110.100–192.168.110.200, </w:t>
+      </w:r>
+      <w:proofErr w:type="spellStart"/>
+      <w:r>
+        <w:rPr>
+          <w:rFonts w:ascii="Times New Roman" w:hAnsi="Times New Roman" w:cs="Times New Roman"/>
+        </w:rPr>
+        <w:t>gateway</w:t>
+      </w:r>
+      <w:proofErr w:type="spellEnd"/>
+      <w:r>
+        <w:rPr>
+          <w:rFonts w:ascii="Times New Roman" w:hAnsi="Times New Roman" w:cs="Times New Roman"/>
+        </w:rPr>
+        <w:t>: 192.168.110.1, DNS: 8.8.8.8. A router vagy dedikált DHCP szerver osztja ki ezeket.</w:t>
       </w:r>
     </w:p>
     <w:p>
@@ -9407,7 +13288,21 @@
         <w:rPr>
           <w:rFonts w:ascii="Times New Roman" w:hAnsi="Times New Roman" w:cs="Times New Roman"/>
         </w:rPr>
-        <w:t xml:space="preserve">Budapesten még egy DNS szerver helyezkedik el, ami a dolgozók számára fenntartott weblapot szolgál ki, a telekom.hu/workforce-t. </w:t>
+        <w:t>Budapesten még egy DNS szerver helyezkedik el, ami a dolgozók számára fenntartott weblapot szolgál ki, a telekom.hu/</w:t>
+      </w:r>
+      <w:proofErr w:type="spellStart"/>
+      <w:r>
+        <w:rPr>
+          <w:rFonts w:ascii="Times New Roman" w:hAnsi="Times New Roman" w:cs="Times New Roman"/>
+        </w:rPr>
+        <w:t>workforce</w:t>
+      </w:r>
+      <w:proofErr w:type="spellEnd"/>
+      <w:r>
+        <w:rPr>
+          <w:rFonts w:ascii="Times New Roman" w:hAnsi="Times New Roman" w:cs="Times New Roman"/>
+        </w:rPr>
+        <w:t xml:space="preserve">-t. </w:t>
       </w:r>
     </w:p>
     <w:p>
@@ -9458,7 +13353,35 @@
         <w:rPr>
           <w:rFonts w:ascii="Times New Roman" w:hAnsi="Times New Roman" w:cs="Times New Roman"/>
         </w:rPr>
-        <w:t xml:space="preserve">A DNS (Domain Name System) lehetővé teszi, hogy a felhasználók </w:t>
+        <w:t>A DNS (</w:t>
+      </w:r>
+      <w:proofErr w:type="spellStart"/>
+      <w:r>
+        <w:rPr>
+          <w:rFonts w:ascii="Times New Roman" w:hAnsi="Times New Roman" w:cs="Times New Roman"/>
+        </w:rPr>
+        <w:t>Domain</w:t>
+      </w:r>
+      <w:proofErr w:type="spellEnd"/>
+      <w:r>
+        <w:rPr>
+          <w:rFonts w:ascii="Times New Roman" w:hAnsi="Times New Roman" w:cs="Times New Roman"/>
+        </w:rPr>
+        <w:t xml:space="preserve"> </w:t>
+      </w:r>
+      <w:proofErr w:type="spellStart"/>
+      <w:r>
+        <w:rPr>
+          <w:rFonts w:ascii="Times New Roman" w:hAnsi="Times New Roman" w:cs="Times New Roman"/>
+        </w:rPr>
+        <w:t>Name</w:t>
+      </w:r>
+      <w:proofErr w:type="spellEnd"/>
+      <w:r>
+        <w:rPr>
+          <w:rFonts w:ascii="Times New Roman" w:hAnsi="Times New Roman" w:cs="Times New Roman"/>
+        </w:rPr>
+        <w:t xml:space="preserve"> System) lehetővé teszi, hogy a felhasználók </w:t>
       </w:r>
       <w:r>
         <w:rPr>
@@ -9600,7 +13523,35 @@
         <w:rPr>
           <w:rFonts w:ascii="Times New Roman" w:hAnsi="Times New Roman" w:cs="Times New Roman"/>
         </w:rPr>
-        <w:t>A router DHCP konfigurációjában dns-server 8.8.8.8 szerepel, de belső DNS szerver is használható: dns-server 192.168.99.10.</w:t>
+        <w:t xml:space="preserve">A router DHCP konfigurációjában </w:t>
+      </w:r>
+      <w:proofErr w:type="spellStart"/>
+      <w:r>
+        <w:rPr>
+          <w:rFonts w:ascii="Times New Roman" w:hAnsi="Times New Roman" w:cs="Times New Roman"/>
+        </w:rPr>
+        <w:t>dns</w:t>
+      </w:r>
+      <w:proofErr w:type="spellEnd"/>
+      <w:r>
+        <w:rPr>
+          <w:rFonts w:ascii="Times New Roman" w:hAnsi="Times New Roman" w:cs="Times New Roman"/>
+        </w:rPr>
+        <w:t xml:space="preserve">-server 8.8.8.8 szerepel, de belső DNS szerver is használható: </w:t>
+      </w:r>
+      <w:proofErr w:type="spellStart"/>
+      <w:r>
+        <w:rPr>
+          <w:rFonts w:ascii="Times New Roman" w:hAnsi="Times New Roman" w:cs="Times New Roman"/>
+        </w:rPr>
+        <w:t>dns</w:t>
+      </w:r>
+      <w:proofErr w:type="spellEnd"/>
+      <w:r>
+        <w:rPr>
+          <w:rFonts w:ascii="Times New Roman" w:hAnsi="Times New Roman" w:cs="Times New Roman"/>
+        </w:rPr>
+        <w:t>-server 192.168.99.10.</w:t>
       </w:r>
     </w:p>
     <w:p>
@@ -10239,7 +14190,21 @@
         <w:rPr>
           <w:rFonts w:ascii="Times New Roman" w:hAnsi="Times New Roman" w:cs="Times New Roman"/>
         </w:rPr>
-        <w:t xml:space="preserve">Ezekkel a címekkel jelennek meg az interneten a hálózatok amit a NAT átfordít a privát címeikre a hálózatoknak. </w:t>
+        <w:t xml:space="preserve">Ezekkel a címekkel jelennek meg az interneten a </w:t>
+      </w:r>
+      <w:proofErr w:type="gramStart"/>
+      <w:r>
+        <w:rPr>
+          <w:rFonts w:ascii="Times New Roman" w:hAnsi="Times New Roman" w:cs="Times New Roman"/>
+        </w:rPr>
+        <w:t>hálózatok</w:t>
+      </w:r>
+      <w:proofErr w:type="gramEnd"/>
+      <w:r>
+        <w:rPr>
+          <w:rFonts w:ascii="Times New Roman" w:hAnsi="Times New Roman" w:cs="Times New Roman"/>
+        </w:rPr>
+        <w:t xml:space="preserve"> amit a NAT átfordít a privát címeikre a hálózatoknak. </w:t>
       </w:r>
     </w:p>
     <w:p>
@@ -10323,7 +14288,35 @@
         <w:rPr>
           <w:rFonts w:ascii="Times New Roman" w:hAnsi="Times New Roman" w:cs="Times New Roman"/>
         </w:rPr>
-        <w:t xml:space="preserve">. A NAT (Network Address Translation) lehetővé teszi, hogy több belső eszköz </w:t>
+        <w:t xml:space="preserve">. A NAT (Network </w:t>
+      </w:r>
+      <w:proofErr w:type="spellStart"/>
+      <w:r>
+        <w:rPr>
+          <w:rFonts w:ascii="Times New Roman" w:hAnsi="Times New Roman" w:cs="Times New Roman"/>
+        </w:rPr>
+        <w:t>Address</w:t>
+      </w:r>
+      <w:proofErr w:type="spellEnd"/>
+      <w:r>
+        <w:rPr>
+          <w:rFonts w:ascii="Times New Roman" w:hAnsi="Times New Roman" w:cs="Times New Roman"/>
+        </w:rPr>
+        <w:t xml:space="preserve"> </w:t>
+      </w:r>
+      <w:proofErr w:type="spellStart"/>
+      <w:r>
+        <w:rPr>
+          <w:rFonts w:ascii="Times New Roman" w:hAnsi="Times New Roman" w:cs="Times New Roman"/>
+        </w:rPr>
+        <w:t>Translation</w:t>
+      </w:r>
+      <w:proofErr w:type="spellEnd"/>
+      <w:r>
+        <w:rPr>
+          <w:rFonts w:ascii="Times New Roman" w:hAnsi="Times New Roman" w:cs="Times New Roman"/>
+        </w:rPr>
+        <w:t xml:space="preserve">) lehetővé teszi, hogy több belső eszköz </w:t>
       </w:r>
       <w:r>
         <w:rPr>
@@ -10471,7 +14464,189 @@
         <w:rPr>
           <w:rFonts w:ascii="Times New Roman" w:hAnsi="Times New Roman" w:cs="Times New Roman"/>
         </w:rPr>
-        <w:t>A router interfész 203.0.113.2 NAT-olja a VLAN 110, 120, 130 belső IP-it. A ip nat inside és ip nat outside interfészparancsokkal, valamint ip nat pool és access-list segítségével történik a címfordítás.</w:t>
+        <w:t>A router interfész 203.0.113.2 NAT-</w:t>
+      </w:r>
+      <w:proofErr w:type="spellStart"/>
+      <w:r>
+        <w:rPr>
+          <w:rFonts w:ascii="Times New Roman" w:hAnsi="Times New Roman" w:cs="Times New Roman"/>
+        </w:rPr>
+        <w:t>olja</w:t>
+      </w:r>
+      <w:proofErr w:type="spellEnd"/>
+      <w:r>
+        <w:rPr>
+          <w:rFonts w:ascii="Times New Roman" w:hAnsi="Times New Roman" w:cs="Times New Roman"/>
+        </w:rPr>
+        <w:t xml:space="preserve"> a VLAN 110, 120, 130 belső IP-</w:t>
+      </w:r>
+      <w:proofErr w:type="spellStart"/>
+      <w:r>
+        <w:rPr>
+          <w:rFonts w:ascii="Times New Roman" w:hAnsi="Times New Roman" w:cs="Times New Roman"/>
+        </w:rPr>
+        <w:t>it</w:t>
+      </w:r>
+      <w:proofErr w:type="spellEnd"/>
+      <w:r>
+        <w:rPr>
+          <w:rFonts w:ascii="Times New Roman" w:hAnsi="Times New Roman" w:cs="Times New Roman"/>
+        </w:rPr>
+        <w:t xml:space="preserve">. </w:t>
+      </w:r>
+      <w:proofErr w:type="gramStart"/>
+      <w:r>
+        <w:rPr>
+          <w:rFonts w:ascii="Times New Roman" w:hAnsi="Times New Roman" w:cs="Times New Roman"/>
+        </w:rPr>
+        <w:t>A</w:t>
+      </w:r>
+      <w:proofErr w:type="gramEnd"/>
+      <w:r>
+        <w:rPr>
+          <w:rFonts w:ascii="Times New Roman" w:hAnsi="Times New Roman" w:cs="Times New Roman"/>
+        </w:rPr>
+        <w:t xml:space="preserve"> </w:t>
+      </w:r>
+      <w:proofErr w:type="spellStart"/>
+      <w:r>
+        <w:rPr>
+          <w:rFonts w:ascii="Times New Roman" w:hAnsi="Times New Roman" w:cs="Times New Roman"/>
+        </w:rPr>
+        <w:t>ip</w:t>
+      </w:r>
+      <w:proofErr w:type="spellEnd"/>
+      <w:r>
+        <w:rPr>
+          <w:rFonts w:ascii="Times New Roman" w:hAnsi="Times New Roman" w:cs="Times New Roman"/>
+        </w:rPr>
+        <w:t xml:space="preserve"> </w:t>
+      </w:r>
+      <w:proofErr w:type="spellStart"/>
+      <w:r>
+        <w:rPr>
+          <w:rFonts w:ascii="Times New Roman" w:hAnsi="Times New Roman" w:cs="Times New Roman"/>
+        </w:rPr>
+        <w:t>nat</w:t>
+      </w:r>
+      <w:proofErr w:type="spellEnd"/>
+      <w:r>
+        <w:rPr>
+          <w:rFonts w:ascii="Times New Roman" w:hAnsi="Times New Roman" w:cs="Times New Roman"/>
+        </w:rPr>
+        <w:t xml:space="preserve"> </w:t>
+      </w:r>
+      <w:proofErr w:type="spellStart"/>
+      <w:r>
+        <w:rPr>
+          <w:rFonts w:ascii="Times New Roman" w:hAnsi="Times New Roman" w:cs="Times New Roman"/>
+        </w:rPr>
+        <w:t>inside</w:t>
+      </w:r>
+      <w:proofErr w:type="spellEnd"/>
+      <w:r>
+        <w:rPr>
+          <w:rFonts w:ascii="Times New Roman" w:hAnsi="Times New Roman" w:cs="Times New Roman"/>
+        </w:rPr>
+        <w:t xml:space="preserve"> és </w:t>
+      </w:r>
+      <w:proofErr w:type="spellStart"/>
+      <w:r>
+        <w:rPr>
+          <w:rFonts w:ascii="Times New Roman" w:hAnsi="Times New Roman" w:cs="Times New Roman"/>
+        </w:rPr>
+        <w:t>ip</w:t>
+      </w:r>
+      <w:proofErr w:type="spellEnd"/>
+      <w:r>
+        <w:rPr>
+          <w:rFonts w:ascii="Times New Roman" w:hAnsi="Times New Roman" w:cs="Times New Roman"/>
+        </w:rPr>
+        <w:t xml:space="preserve"> </w:t>
+      </w:r>
+      <w:proofErr w:type="spellStart"/>
+      <w:r>
+        <w:rPr>
+          <w:rFonts w:ascii="Times New Roman" w:hAnsi="Times New Roman" w:cs="Times New Roman"/>
+        </w:rPr>
+        <w:t>nat</w:t>
+      </w:r>
+      <w:proofErr w:type="spellEnd"/>
+      <w:r>
+        <w:rPr>
+          <w:rFonts w:ascii="Times New Roman" w:hAnsi="Times New Roman" w:cs="Times New Roman"/>
+        </w:rPr>
+        <w:t xml:space="preserve"> </w:t>
+      </w:r>
+      <w:proofErr w:type="spellStart"/>
+      <w:r>
+        <w:rPr>
+          <w:rFonts w:ascii="Times New Roman" w:hAnsi="Times New Roman" w:cs="Times New Roman"/>
+        </w:rPr>
+        <w:t>outside</w:t>
+      </w:r>
+      <w:proofErr w:type="spellEnd"/>
+      <w:r>
+        <w:rPr>
+          <w:rFonts w:ascii="Times New Roman" w:hAnsi="Times New Roman" w:cs="Times New Roman"/>
+        </w:rPr>
+        <w:t xml:space="preserve"> interfészparancsokkal, valamint </w:t>
+      </w:r>
+      <w:proofErr w:type="spellStart"/>
+      <w:r>
+        <w:rPr>
+          <w:rFonts w:ascii="Times New Roman" w:hAnsi="Times New Roman" w:cs="Times New Roman"/>
+        </w:rPr>
+        <w:t>ip</w:t>
+      </w:r>
+      <w:proofErr w:type="spellEnd"/>
+      <w:r>
+        <w:rPr>
+          <w:rFonts w:ascii="Times New Roman" w:hAnsi="Times New Roman" w:cs="Times New Roman"/>
+        </w:rPr>
+        <w:t xml:space="preserve"> </w:t>
+      </w:r>
+      <w:proofErr w:type="spellStart"/>
+      <w:r>
+        <w:rPr>
+          <w:rFonts w:ascii="Times New Roman" w:hAnsi="Times New Roman" w:cs="Times New Roman"/>
+        </w:rPr>
+        <w:t>nat</w:t>
+      </w:r>
+      <w:proofErr w:type="spellEnd"/>
+      <w:r>
+        <w:rPr>
+          <w:rFonts w:ascii="Times New Roman" w:hAnsi="Times New Roman" w:cs="Times New Roman"/>
+        </w:rPr>
+        <w:t xml:space="preserve"> </w:t>
+      </w:r>
+      <w:proofErr w:type="spellStart"/>
+      <w:r>
+        <w:rPr>
+          <w:rFonts w:ascii="Times New Roman" w:hAnsi="Times New Roman" w:cs="Times New Roman"/>
+        </w:rPr>
+        <w:t>pool</w:t>
+      </w:r>
+      <w:proofErr w:type="spellEnd"/>
+      <w:r>
+        <w:rPr>
+          <w:rFonts w:ascii="Times New Roman" w:hAnsi="Times New Roman" w:cs="Times New Roman"/>
+        </w:rPr>
+        <w:t xml:space="preserve"> és </w:t>
+      </w:r>
+      <w:proofErr w:type="spellStart"/>
+      <w:r>
+        <w:rPr>
+          <w:rFonts w:ascii="Times New Roman" w:hAnsi="Times New Roman" w:cs="Times New Roman"/>
+        </w:rPr>
+        <w:t>access-list</w:t>
+      </w:r>
+      <w:proofErr w:type="spellEnd"/>
+      <w:r>
+        <w:rPr>
+          <w:rFonts w:ascii="Times New Roman" w:hAnsi="Times New Roman" w:cs="Times New Roman"/>
+        </w:rPr>
+        <w:t xml:space="preserve"> segítségével történik a címfordítás.</w:t>
       </w:r>
     </w:p>
     <w:p>
@@ -10583,11 +14758,19 @@
           <w:rFonts w:ascii="Times New Roman" w:hAnsi="Times New Roman" w:cs="Times New Roman"/>
         </w:rPr>
       </w:pPr>
-      <w:r>
-        <w:rPr>
-          <w:rFonts w:ascii="Times New Roman" w:hAnsi="Times New Roman" w:cs="Times New Roman"/>
-        </w:rPr>
-        <w:t xml:space="preserve">ACL-ek amik hozzá tartoznak: </w:t>
+      <w:proofErr w:type="gramStart"/>
+      <w:r>
+        <w:rPr>
+          <w:rFonts w:ascii="Times New Roman" w:hAnsi="Times New Roman" w:cs="Times New Roman"/>
+        </w:rPr>
+        <w:t>ACL-ek</w:t>
+      </w:r>
+      <w:proofErr w:type="gramEnd"/>
+      <w:r>
+        <w:rPr>
+          <w:rFonts w:ascii="Times New Roman" w:hAnsi="Times New Roman" w:cs="Times New Roman"/>
+        </w:rPr>
+        <w:t xml:space="preserve"> amik hozzá tartoznak: </w:t>
       </w:r>
     </w:p>
     <w:p>
@@ -11013,7 +15196,63 @@
           <w:rFonts w:ascii="Times New Roman" w:hAnsi="Times New Roman" w:cs="Times New Roman"/>
         </w:rPr>
         <w:lastRenderedPageBreak/>
-        <w:t xml:space="preserve">A budapesti telephelyen beállításra került még egy tftp szerver illetve egy wireless router, ami biztosít DHCP szolgáltatásokat, azoknak, akik az irodába saját készülékükek viszik. </w:t>
+        <w:t xml:space="preserve">A budapesti telephelyen beállításra került még egy </w:t>
+      </w:r>
+      <w:proofErr w:type="spellStart"/>
+      <w:r>
+        <w:rPr>
+          <w:rFonts w:ascii="Times New Roman" w:hAnsi="Times New Roman" w:cs="Times New Roman"/>
+        </w:rPr>
+        <w:t>tftp</w:t>
+      </w:r>
+      <w:proofErr w:type="spellEnd"/>
+      <w:r>
+        <w:rPr>
+          <w:rFonts w:ascii="Times New Roman" w:hAnsi="Times New Roman" w:cs="Times New Roman"/>
+        </w:rPr>
+        <w:t xml:space="preserve"> </w:t>
+      </w:r>
+      <w:proofErr w:type="gramStart"/>
+      <w:r>
+        <w:rPr>
+          <w:rFonts w:ascii="Times New Roman" w:hAnsi="Times New Roman" w:cs="Times New Roman"/>
+        </w:rPr>
+        <w:t>szerver</w:t>
+      </w:r>
+      <w:proofErr w:type="gramEnd"/>
+      <w:r>
+        <w:rPr>
+          <w:rFonts w:ascii="Times New Roman" w:hAnsi="Times New Roman" w:cs="Times New Roman"/>
+        </w:rPr>
+        <w:t xml:space="preserve"> illetve egy </w:t>
+      </w:r>
+      <w:proofErr w:type="spellStart"/>
+      <w:r>
+        <w:rPr>
+          <w:rFonts w:ascii="Times New Roman" w:hAnsi="Times New Roman" w:cs="Times New Roman"/>
+        </w:rPr>
+        <w:t>wireless</w:t>
+      </w:r>
+      <w:proofErr w:type="spellEnd"/>
+      <w:r>
+        <w:rPr>
+          <w:rFonts w:ascii="Times New Roman" w:hAnsi="Times New Roman" w:cs="Times New Roman"/>
+        </w:rPr>
+        <w:t xml:space="preserve"> router, ami biztosít DHCP szolgáltatásokat, azoknak, akik az irodába saját </w:t>
+      </w:r>
+      <w:proofErr w:type="spellStart"/>
+      <w:r>
+        <w:rPr>
+          <w:rFonts w:ascii="Times New Roman" w:hAnsi="Times New Roman" w:cs="Times New Roman"/>
+        </w:rPr>
+        <w:t>készülékükek</w:t>
+      </w:r>
+      <w:proofErr w:type="spellEnd"/>
+      <w:r>
+        <w:rPr>
+          <w:rFonts w:ascii="Times New Roman" w:hAnsi="Times New Roman" w:cs="Times New Roman"/>
+        </w:rPr>
+        <w:t xml:space="preserve"> viszik. </w:t>
       </w:r>
     </w:p>
     <w:p>
@@ -11043,7 +15282,49 @@
         <w:rPr>
           <w:rFonts w:ascii="Times New Roman" w:hAnsi="Times New Roman" w:cs="Times New Roman"/>
         </w:rPr>
-        <w:t xml:space="preserve">A TFTP (Trivial File Transfer Protocol) egy </w:t>
+        <w:t>A TFTP (</w:t>
+      </w:r>
+      <w:proofErr w:type="spellStart"/>
+      <w:r>
+        <w:rPr>
+          <w:rFonts w:ascii="Times New Roman" w:hAnsi="Times New Roman" w:cs="Times New Roman"/>
+        </w:rPr>
+        <w:t>Trivial</w:t>
+      </w:r>
+      <w:proofErr w:type="spellEnd"/>
+      <w:r>
+        <w:rPr>
+          <w:rFonts w:ascii="Times New Roman" w:hAnsi="Times New Roman" w:cs="Times New Roman"/>
+        </w:rPr>
+        <w:t xml:space="preserve"> File </w:t>
+      </w:r>
+      <w:proofErr w:type="spellStart"/>
+      <w:r>
+        <w:rPr>
+          <w:rFonts w:ascii="Times New Roman" w:hAnsi="Times New Roman" w:cs="Times New Roman"/>
+        </w:rPr>
+        <w:t>Transfer</w:t>
+      </w:r>
+      <w:proofErr w:type="spellEnd"/>
+      <w:r>
+        <w:rPr>
+          <w:rFonts w:ascii="Times New Roman" w:hAnsi="Times New Roman" w:cs="Times New Roman"/>
+        </w:rPr>
+        <w:t xml:space="preserve"> </w:t>
+      </w:r>
+      <w:proofErr w:type="spellStart"/>
+      <w:r>
+        <w:rPr>
+          <w:rFonts w:ascii="Times New Roman" w:hAnsi="Times New Roman" w:cs="Times New Roman"/>
+        </w:rPr>
+        <w:t>Protocol</w:t>
+      </w:r>
+      <w:proofErr w:type="spellEnd"/>
+      <w:r>
+        <w:rPr>
+          <w:rFonts w:ascii="Times New Roman" w:hAnsi="Times New Roman" w:cs="Times New Roman"/>
+        </w:rPr>
+        <w:t xml:space="preserve">) egy </w:t>
       </w:r>
       <w:r>
         <w:rPr>
@@ -11059,13 +15340,41 @@
         </w:rPr>
         <w:t xml:space="preserve">, amit a Telekom.hu hálózatban </w:t>
       </w:r>
-      <w:r>
-        <w:rPr>
-          <w:rFonts w:ascii="Times New Roman" w:hAnsi="Times New Roman" w:cs="Times New Roman"/>
-          <w:b/>
-          <w:bCs/>
-        </w:rPr>
-        <w:t>switch és router konfigurációk mentésére, visszaállítására és firmware frissítésre</w:t>
+      <w:proofErr w:type="spellStart"/>
+      <w:r>
+        <w:rPr>
+          <w:rFonts w:ascii="Times New Roman" w:hAnsi="Times New Roman" w:cs="Times New Roman"/>
+          <w:b/>
+          <w:bCs/>
+        </w:rPr>
+        <w:t>switch</w:t>
+      </w:r>
+      <w:proofErr w:type="spellEnd"/>
+      <w:r>
+        <w:rPr>
+          <w:rFonts w:ascii="Times New Roman" w:hAnsi="Times New Roman" w:cs="Times New Roman"/>
+          <w:b/>
+          <w:bCs/>
+        </w:rPr>
+        <w:t xml:space="preserve"> és router konfigurációk mentésére, visszaállítására és </w:t>
+      </w:r>
+      <w:proofErr w:type="spellStart"/>
+      <w:r>
+        <w:rPr>
+          <w:rFonts w:ascii="Times New Roman" w:hAnsi="Times New Roman" w:cs="Times New Roman"/>
+          <w:b/>
+          <w:bCs/>
+        </w:rPr>
+        <w:t>firmware</w:t>
+      </w:r>
+      <w:proofErr w:type="spellEnd"/>
+      <w:r>
+        <w:rPr>
+          <w:rFonts w:ascii="Times New Roman" w:hAnsi="Times New Roman" w:cs="Times New Roman"/>
+          <w:b/>
+          <w:bCs/>
+        </w:rPr>
+        <w:t xml:space="preserve"> frissítésre</w:t>
       </w:r>
       <w:r>
         <w:rPr>
@@ -11113,7 +15422,21 @@
         <w:rPr>
           <w:rFonts w:ascii="Times New Roman" w:hAnsi="Times New Roman" w:cs="Times New Roman"/>
         </w:rPr>
-        <w:t xml:space="preserve"> – konfig fájlok központi tárolása</w:t>
+        <w:t xml:space="preserve"> – </w:t>
+      </w:r>
+      <w:proofErr w:type="spellStart"/>
+      <w:r>
+        <w:rPr>
+          <w:rFonts w:ascii="Times New Roman" w:hAnsi="Times New Roman" w:cs="Times New Roman"/>
+        </w:rPr>
+        <w:t>konfig</w:t>
+      </w:r>
+      <w:proofErr w:type="spellEnd"/>
+      <w:r>
+        <w:rPr>
+          <w:rFonts w:ascii="Times New Roman" w:hAnsi="Times New Roman" w:cs="Times New Roman"/>
+        </w:rPr>
+        <w:t xml:space="preserve"> fájlok központi tárolása</w:t>
       </w:r>
     </w:p>
     <w:p>
@@ -11151,13 +15474,23 @@
           <w:rFonts w:ascii="Times New Roman" w:hAnsi="Times New Roman" w:cs="Times New Roman"/>
         </w:rPr>
       </w:pPr>
-      <w:r>
-        <w:rPr>
-          <w:rFonts w:ascii="Times New Roman" w:hAnsi="Times New Roman" w:cs="Times New Roman"/>
-          <w:b/>
-          <w:bCs/>
-        </w:rPr>
-        <w:t>Firmware frissítés</w:t>
+      <w:proofErr w:type="spellStart"/>
+      <w:r>
+        <w:rPr>
+          <w:rFonts w:ascii="Times New Roman" w:hAnsi="Times New Roman" w:cs="Times New Roman"/>
+          <w:b/>
+          <w:bCs/>
+        </w:rPr>
+        <w:t>Firmware</w:t>
+      </w:r>
+      <w:proofErr w:type="spellEnd"/>
+      <w:r>
+        <w:rPr>
+          <w:rFonts w:ascii="Times New Roman" w:hAnsi="Times New Roman" w:cs="Times New Roman"/>
+          <w:b/>
+          <w:bCs/>
+        </w:rPr>
+        <w:t xml:space="preserve"> frissítés</w:t>
       </w:r>
       <w:r>
         <w:rPr>
@@ -11331,7 +15664,23 @@
           <w:rFonts w:ascii="Times New Roman" w:hAnsi="Times New Roman" w:cs="Times New Roman"/>
           <w:color w:val="000000" w:themeColor="text1"/>
         </w:rPr>
-        <w:t xml:space="preserve">Konfigurálva lett EtherChannel </w:t>
+        <w:t xml:space="preserve">Konfigurálva lett </w:t>
+      </w:r>
+      <w:proofErr w:type="spellStart"/>
+      <w:r>
+        <w:rPr>
+          <w:rFonts w:ascii="Times New Roman" w:hAnsi="Times New Roman" w:cs="Times New Roman"/>
+          <w:color w:val="000000" w:themeColor="text1"/>
+        </w:rPr>
+        <w:t>EtherChannel</w:t>
+      </w:r>
+      <w:proofErr w:type="spellEnd"/>
+      <w:r>
+        <w:rPr>
+          <w:rFonts w:ascii="Times New Roman" w:hAnsi="Times New Roman" w:cs="Times New Roman"/>
+          <w:color w:val="000000" w:themeColor="text1"/>
+        </w:rPr>
+        <w:t xml:space="preserve"> </w:t>
       </w:r>
       <w:r>
         <w:rPr>
@@ -11345,27 +15694,44 @@
           <w:rFonts w:ascii="Times New Roman" w:hAnsi="Times New Roman" w:cs="Times New Roman"/>
           <w:color w:val="000000" w:themeColor="text1"/>
         </w:rPr>
-        <w:t xml:space="preserve">a budapesti switchek között: </w:t>
-      </w:r>
-    </w:p>
-    <w:p>
-      <w:pPr>
-        <w:rPr>
-          <w:rFonts w:ascii="Times New Roman" w:hAnsi="Times New Roman" w:cs="Times New Roman"/>
-          <w:color w:val="000000" w:themeColor="text1"/>
-        </w:rPr>
-      </w:pPr>
-    </w:p>
-    <w:p>
-      <w:pPr>
-        <w:rPr>
-          <w:rFonts w:ascii="Times New Roman" w:hAnsi="Times New Roman" w:cs="Times New Roman"/>
-          <w:color w:val="000000" w:themeColor="text1"/>
-        </w:rPr>
-      </w:pPr>
-      <w:r>
-        <w:rPr>
-          <w:rFonts w:ascii="Times New Roman" w:hAnsi="Times New Roman" w:cs="Times New Roman"/>
+        <w:t xml:space="preserve">a budapesti </w:t>
+      </w:r>
+      <w:proofErr w:type="spellStart"/>
+      <w:r>
+        <w:rPr>
+          <w:rFonts w:ascii="Times New Roman" w:hAnsi="Times New Roman" w:cs="Times New Roman"/>
+          <w:color w:val="000000" w:themeColor="text1"/>
+        </w:rPr>
+        <w:t>switchek</w:t>
+      </w:r>
+      <w:proofErr w:type="spellEnd"/>
+      <w:r>
+        <w:rPr>
+          <w:rFonts w:ascii="Times New Roman" w:hAnsi="Times New Roman" w:cs="Times New Roman"/>
+          <w:color w:val="000000" w:themeColor="text1"/>
+        </w:rPr>
+        <w:t xml:space="preserve"> között: </w:t>
+      </w:r>
+    </w:p>
+    <w:p>
+      <w:pPr>
+        <w:rPr>
+          <w:rFonts w:ascii="Times New Roman" w:hAnsi="Times New Roman" w:cs="Times New Roman"/>
+          <w:color w:val="000000" w:themeColor="text1"/>
+        </w:rPr>
+      </w:pPr>
+    </w:p>
+    <w:p>
+      <w:pPr>
+        <w:rPr>
+          <w:rFonts w:ascii="Times New Roman" w:hAnsi="Times New Roman" w:cs="Times New Roman"/>
+          <w:color w:val="000000" w:themeColor="text1"/>
+        </w:rPr>
+      </w:pPr>
+      <w:r>
+        <w:rPr>
+          <w:rFonts w:ascii="Times New Roman" w:hAnsi="Times New Roman" w:cs="Times New Roman"/>
+          <w:noProof/>
           <w:color w:val="000000" w:themeColor="text1"/>
         </w:rPr>
         <w:lastRenderedPageBreak/>
@@ -11422,31 +15788,138 @@
           <w:bCs/>
           <w:color w:val="000000" w:themeColor="text1"/>
         </w:rPr>
-        <w:t>Miért kulcsfontosságú az STP (Spanning Tree Protocol)?</w:t>
-      </w:r>
-    </w:p>
-    <w:p>
-      <w:pPr>
-        <w:rPr>
-          <w:rFonts w:ascii="Times New Roman" w:hAnsi="Times New Roman" w:cs="Times New Roman"/>
-          <w:color w:val="000000" w:themeColor="text1"/>
-        </w:rPr>
-      </w:pPr>
-      <w:r>
-        <w:rPr>
-          <w:rFonts w:ascii="Times New Roman" w:hAnsi="Times New Roman" w:cs="Times New Roman"/>
-          <w:color w:val="000000" w:themeColor="text1"/>
-        </w:rPr>
-        <w:t xml:space="preserve">A Telekom.hu projektben több telephely, redundáns switchkapcsolat és VLAN-szegmentáció van kialakítva. Ilyen környezetben az STP elengedhetetlen a </w:t>
-      </w:r>
-      <w:r>
-        <w:rPr>
-          <w:rFonts w:ascii="Times New Roman" w:hAnsi="Times New Roman" w:cs="Times New Roman"/>
-          <w:b/>
-          <w:bCs/>
-          <w:color w:val="000000" w:themeColor="text1"/>
-        </w:rPr>
-        <w:t>loopmentes Layer 2 topológia fenntartásához</w:t>
+        <w:t>Miért kulcsfontosságú az STP (</w:t>
+      </w:r>
+      <w:proofErr w:type="spellStart"/>
+      <w:r>
+        <w:rPr>
+          <w:rFonts w:ascii="Times New Roman" w:hAnsi="Times New Roman" w:cs="Times New Roman"/>
+          <w:b/>
+          <w:bCs/>
+          <w:color w:val="000000" w:themeColor="text1"/>
+        </w:rPr>
+        <w:t>Spanning</w:t>
+      </w:r>
+      <w:proofErr w:type="spellEnd"/>
+      <w:r>
+        <w:rPr>
+          <w:rFonts w:ascii="Times New Roman" w:hAnsi="Times New Roman" w:cs="Times New Roman"/>
+          <w:b/>
+          <w:bCs/>
+          <w:color w:val="000000" w:themeColor="text1"/>
+        </w:rPr>
+        <w:t xml:space="preserve"> </w:t>
+      </w:r>
+      <w:proofErr w:type="spellStart"/>
+      <w:r>
+        <w:rPr>
+          <w:rFonts w:ascii="Times New Roman" w:hAnsi="Times New Roman" w:cs="Times New Roman"/>
+          <w:b/>
+          <w:bCs/>
+          <w:color w:val="000000" w:themeColor="text1"/>
+        </w:rPr>
+        <w:t>Tree</w:t>
+      </w:r>
+      <w:proofErr w:type="spellEnd"/>
+      <w:r>
+        <w:rPr>
+          <w:rFonts w:ascii="Times New Roman" w:hAnsi="Times New Roman" w:cs="Times New Roman"/>
+          <w:b/>
+          <w:bCs/>
+          <w:color w:val="000000" w:themeColor="text1"/>
+        </w:rPr>
+        <w:t xml:space="preserve"> </w:t>
+      </w:r>
+      <w:proofErr w:type="spellStart"/>
+      <w:r>
+        <w:rPr>
+          <w:rFonts w:ascii="Times New Roman" w:hAnsi="Times New Roman" w:cs="Times New Roman"/>
+          <w:b/>
+          <w:bCs/>
+          <w:color w:val="000000" w:themeColor="text1"/>
+        </w:rPr>
+        <w:t>Protocol</w:t>
+      </w:r>
+      <w:proofErr w:type="spellEnd"/>
+      <w:r>
+        <w:rPr>
+          <w:rFonts w:ascii="Times New Roman" w:hAnsi="Times New Roman" w:cs="Times New Roman"/>
+          <w:b/>
+          <w:bCs/>
+          <w:color w:val="000000" w:themeColor="text1"/>
+        </w:rPr>
+        <w:t>)?</w:t>
+      </w:r>
+    </w:p>
+    <w:p>
+      <w:pPr>
+        <w:rPr>
+          <w:rFonts w:ascii="Times New Roman" w:hAnsi="Times New Roman" w:cs="Times New Roman"/>
+          <w:color w:val="000000" w:themeColor="text1"/>
+        </w:rPr>
+      </w:pPr>
+      <w:r>
+        <w:rPr>
+          <w:rFonts w:ascii="Times New Roman" w:hAnsi="Times New Roman" w:cs="Times New Roman"/>
+          <w:color w:val="000000" w:themeColor="text1"/>
+        </w:rPr>
+        <w:t xml:space="preserve">A Telekom.hu projektben több telephely, redundáns </w:t>
+      </w:r>
+      <w:proofErr w:type="spellStart"/>
+      <w:r>
+        <w:rPr>
+          <w:rFonts w:ascii="Times New Roman" w:hAnsi="Times New Roman" w:cs="Times New Roman"/>
+          <w:color w:val="000000" w:themeColor="text1"/>
+        </w:rPr>
+        <w:t>switchkapcsolat</w:t>
+      </w:r>
+      <w:proofErr w:type="spellEnd"/>
+      <w:r>
+        <w:rPr>
+          <w:rFonts w:ascii="Times New Roman" w:hAnsi="Times New Roman" w:cs="Times New Roman"/>
+          <w:color w:val="000000" w:themeColor="text1"/>
+        </w:rPr>
+        <w:t xml:space="preserve"> és VLAN-szegmentáció van kialakítva. Ilyen környezetben az STP elengedhetetlen a </w:t>
+      </w:r>
+      <w:proofErr w:type="spellStart"/>
+      <w:r>
+        <w:rPr>
+          <w:rFonts w:ascii="Times New Roman" w:hAnsi="Times New Roman" w:cs="Times New Roman"/>
+          <w:b/>
+          <w:bCs/>
+          <w:color w:val="000000" w:themeColor="text1"/>
+        </w:rPr>
+        <w:t>loopmentes</w:t>
+      </w:r>
+      <w:proofErr w:type="spellEnd"/>
+      <w:r>
+        <w:rPr>
+          <w:rFonts w:ascii="Times New Roman" w:hAnsi="Times New Roman" w:cs="Times New Roman"/>
+          <w:b/>
+          <w:bCs/>
+          <w:color w:val="000000" w:themeColor="text1"/>
+        </w:rPr>
+        <w:t xml:space="preserve"> </w:t>
+      </w:r>
+      <w:proofErr w:type="spellStart"/>
+      <w:r>
+        <w:rPr>
+          <w:rFonts w:ascii="Times New Roman" w:hAnsi="Times New Roman" w:cs="Times New Roman"/>
+          <w:b/>
+          <w:bCs/>
+          <w:color w:val="000000" w:themeColor="text1"/>
+        </w:rPr>
+        <w:t>Layer</w:t>
+      </w:r>
+      <w:proofErr w:type="spellEnd"/>
+      <w:r>
+        <w:rPr>
+          <w:rFonts w:ascii="Times New Roman" w:hAnsi="Times New Roman" w:cs="Times New Roman"/>
+          <w:b/>
+          <w:bCs/>
+          <w:color w:val="000000" w:themeColor="text1"/>
+        </w:rPr>
+        <w:t xml:space="preserve"> 2 topológia fenntartásához</w:t>
       </w:r>
       <w:r>
         <w:rPr>
@@ -11486,21 +15959,48 @@
           <w:color w:val="000000" w:themeColor="text1"/>
         </w:rPr>
       </w:pPr>
-      <w:r>
-        <w:rPr>
-          <w:rFonts w:ascii="Times New Roman" w:hAnsi="Times New Roman" w:cs="Times New Roman"/>
-          <w:b/>
-          <w:bCs/>
-          <w:color w:val="000000" w:themeColor="text1"/>
-        </w:rPr>
-        <w:t>Loop megelőzése</w:t>
-      </w:r>
-      <w:r>
-        <w:rPr>
-          <w:rFonts w:ascii="Times New Roman" w:hAnsi="Times New Roman" w:cs="Times New Roman"/>
-          <w:color w:val="000000" w:themeColor="text1"/>
-        </w:rPr>
-        <w:t>: Megakadályozza, hogy broadcast viharok bénítsák a hálózatot.</w:t>
+      <w:proofErr w:type="spellStart"/>
+      <w:r>
+        <w:rPr>
+          <w:rFonts w:ascii="Times New Roman" w:hAnsi="Times New Roman" w:cs="Times New Roman"/>
+          <w:b/>
+          <w:bCs/>
+          <w:color w:val="000000" w:themeColor="text1"/>
+        </w:rPr>
+        <w:t>Loop</w:t>
+      </w:r>
+      <w:proofErr w:type="spellEnd"/>
+      <w:r>
+        <w:rPr>
+          <w:rFonts w:ascii="Times New Roman" w:hAnsi="Times New Roman" w:cs="Times New Roman"/>
+          <w:b/>
+          <w:bCs/>
+          <w:color w:val="000000" w:themeColor="text1"/>
+        </w:rPr>
+        <w:t xml:space="preserve"> megelőzése</w:t>
+      </w:r>
+      <w:r>
+        <w:rPr>
+          <w:rFonts w:ascii="Times New Roman" w:hAnsi="Times New Roman" w:cs="Times New Roman"/>
+          <w:color w:val="000000" w:themeColor="text1"/>
+        </w:rPr>
+        <w:t xml:space="preserve">: Megakadályozza, hogy </w:t>
+      </w:r>
+      <w:proofErr w:type="spellStart"/>
+      <w:r>
+        <w:rPr>
+          <w:rFonts w:ascii="Times New Roman" w:hAnsi="Times New Roman" w:cs="Times New Roman"/>
+          <w:color w:val="000000" w:themeColor="text1"/>
+        </w:rPr>
+        <w:t>broadcast</w:t>
+      </w:r>
+      <w:proofErr w:type="spellEnd"/>
+      <w:r>
+        <w:rPr>
+          <w:rFonts w:ascii="Times New Roman" w:hAnsi="Times New Roman" w:cs="Times New Roman"/>
+          <w:color w:val="000000" w:themeColor="text1"/>
+        </w:rPr>
+        <w:t xml:space="preserve"> viharok bénítsák a hálózatot.</w:t>
       </w:r>
     </w:p>
     <w:p>
@@ -11528,7 +16028,39 @@
           <w:rFonts w:ascii="Times New Roman" w:hAnsi="Times New Roman" w:cs="Times New Roman"/>
           <w:color w:val="000000" w:themeColor="text1"/>
         </w:rPr>
-        <w:t>: Automatikusan kiválasztja az optimális útvonalat a root bridge felé.</w:t>
+        <w:t xml:space="preserve">: Automatikusan kiválasztja az optimális útvonalat a </w:t>
+      </w:r>
+      <w:proofErr w:type="spellStart"/>
+      <w:r>
+        <w:rPr>
+          <w:rFonts w:ascii="Times New Roman" w:hAnsi="Times New Roman" w:cs="Times New Roman"/>
+          <w:color w:val="000000" w:themeColor="text1"/>
+        </w:rPr>
+        <w:t>root</w:t>
+      </w:r>
+      <w:proofErr w:type="spellEnd"/>
+      <w:r>
+        <w:rPr>
+          <w:rFonts w:ascii="Times New Roman" w:hAnsi="Times New Roman" w:cs="Times New Roman"/>
+          <w:color w:val="000000" w:themeColor="text1"/>
+        </w:rPr>
+        <w:t xml:space="preserve"> </w:t>
+      </w:r>
+      <w:proofErr w:type="spellStart"/>
+      <w:r>
+        <w:rPr>
+          <w:rFonts w:ascii="Times New Roman" w:hAnsi="Times New Roman" w:cs="Times New Roman"/>
+          <w:color w:val="000000" w:themeColor="text1"/>
+        </w:rPr>
+        <w:t>bridge</w:t>
+      </w:r>
+      <w:proofErr w:type="spellEnd"/>
+      <w:r>
+        <w:rPr>
+          <w:rFonts w:ascii="Times New Roman" w:hAnsi="Times New Roman" w:cs="Times New Roman"/>
+          <w:color w:val="000000" w:themeColor="text1"/>
+        </w:rPr>
+        <w:t xml:space="preserve"> felé.</w:t>
       </w:r>
     </w:p>
     <w:p>
@@ -11549,8 +16081,19 @@
           <w:bCs/>
           <w:color w:val="000000" w:themeColor="text1"/>
         </w:rPr>
-        <w:t>Dinamikus újrakonvergencia</w:t>
-      </w:r>
+        <w:t xml:space="preserve">Dinamikus </w:t>
+      </w:r>
+      <w:proofErr w:type="spellStart"/>
+      <w:r>
+        <w:rPr>
+          <w:rFonts w:ascii="Times New Roman" w:hAnsi="Times New Roman" w:cs="Times New Roman"/>
+          <w:b/>
+          <w:bCs/>
+          <w:color w:val="000000" w:themeColor="text1"/>
+        </w:rPr>
+        <w:t>újrakonvergencia</w:t>
+      </w:r>
+      <w:proofErr w:type="spellEnd"/>
       <w:r>
         <w:rPr>
           <w:rFonts w:ascii="Times New Roman" w:hAnsi="Times New Roman" w:cs="Times New Roman"/>
@@ -11590,7 +16133,87 @@
           <w:rFonts w:ascii="Times New Roman" w:hAnsi="Times New Roman" w:cs="Times New Roman"/>
           <w:color w:val="000000" w:themeColor="text1"/>
         </w:rPr>
-        <w:t xml:space="preserve">A budapesti központi switch (SW_BP1) root bridge-ként van beállítva minden VLAN-ra (priority 0), így az STP topológia stabil és kiszámítható. A SW_BP2 és SW_BP3 közötti redundáns linket STP blokkolja, amíg szükség nem lesz rá — ez a </w:t>
+        <w:t xml:space="preserve">A budapesti központi </w:t>
+      </w:r>
+      <w:proofErr w:type="spellStart"/>
+      <w:r>
+        <w:rPr>
+          <w:rFonts w:ascii="Times New Roman" w:hAnsi="Times New Roman" w:cs="Times New Roman"/>
+          <w:color w:val="000000" w:themeColor="text1"/>
+        </w:rPr>
+        <w:t>switch</w:t>
+      </w:r>
+      <w:proofErr w:type="spellEnd"/>
+      <w:r>
+        <w:rPr>
+          <w:rFonts w:ascii="Times New Roman" w:hAnsi="Times New Roman" w:cs="Times New Roman"/>
+          <w:color w:val="000000" w:themeColor="text1"/>
+        </w:rPr>
+        <w:t xml:space="preserve"> (SW_BP1) </w:t>
+      </w:r>
+      <w:proofErr w:type="spellStart"/>
+      <w:r>
+        <w:rPr>
+          <w:rFonts w:ascii="Times New Roman" w:hAnsi="Times New Roman" w:cs="Times New Roman"/>
+          <w:color w:val="000000" w:themeColor="text1"/>
+        </w:rPr>
+        <w:t>root</w:t>
+      </w:r>
+      <w:proofErr w:type="spellEnd"/>
+      <w:r>
+        <w:rPr>
+          <w:rFonts w:ascii="Times New Roman" w:hAnsi="Times New Roman" w:cs="Times New Roman"/>
+          <w:color w:val="000000" w:themeColor="text1"/>
+        </w:rPr>
+        <w:t xml:space="preserve"> </w:t>
+      </w:r>
+      <w:proofErr w:type="spellStart"/>
+      <w:r>
+        <w:rPr>
+          <w:rFonts w:ascii="Times New Roman" w:hAnsi="Times New Roman" w:cs="Times New Roman"/>
+          <w:color w:val="000000" w:themeColor="text1"/>
+        </w:rPr>
+        <w:t>bridge</w:t>
+      </w:r>
+      <w:proofErr w:type="spellEnd"/>
+      <w:r>
+        <w:rPr>
+          <w:rFonts w:ascii="Times New Roman" w:hAnsi="Times New Roman" w:cs="Times New Roman"/>
+          <w:color w:val="000000" w:themeColor="text1"/>
+        </w:rPr>
+        <w:t>-ként van beállítva minden VLAN-</w:t>
+      </w:r>
+      <w:proofErr w:type="spellStart"/>
+      <w:r>
+        <w:rPr>
+          <w:rFonts w:ascii="Times New Roman" w:hAnsi="Times New Roman" w:cs="Times New Roman"/>
+          <w:color w:val="000000" w:themeColor="text1"/>
+        </w:rPr>
+        <w:t>ra</w:t>
+      </w:r>
+      <w:proofErr w:type="spellEnd"/>
+      <w:r>
+        <w:rPr>
+          <w:rFonts w:ascii="Times New Roman" w:hAnsi="Times New Roman" w:cs="Times New Roman"/>
+          <w:color w:val="000000" w:themeColor="text1"/>
+        </w:rPr>
+        <w:t xml:space="preserve"> (</w:t>
+      </w:r>
+      <w:proofErr w:type="spellStart"/>
+      <w:r>
+        <w:rPr>
+          <w:rFonts w:ascii="Times New Roman" w:hAnsi="Times New Roman" w:cs="Times New Roman"/>
+          <w:color w:val="000000" w:themeColor="text1"/>
+        </w:rPr>
+        <w:t>priority</w:t>
+      </w:r>
+      <w:proofErr w:type="spellEnd"/>
+      <w:r>
+        <w:rPr>
+          <w:rFonts w:ascii="Times New Roman" w:hAnsi="Times New Roman" w:cs="Times New Roman"/>
+          <w:color w:val="000000" w:themeColor="text1"/>
+        </w:rPr>
+        <w:t xml:space="preserve"> 0), így az STP topológia stabil és kiszámítható. A SW_BP2 és SW_BP3 közötti redundáns linket STP blokkolja, amíg szükség nem lesz rá — ez a </w:t>
       </w:r>
       <w:r>
         <w:rPr>
@@ -11625,31 +16248,103 @@
           <w:bCs/>
           <w:color w:val="000000" w:themeColor="text1"/>
         </w:rPr>
-        <w:t>Miért kritikus az EtherChannel (LACP) használata?</w:t>
-      </w:r>
-    </w:p>
-    <w:p>
-      <w:pPr>
-        <w:rPr>
-          <w:rFonts w:ascii="Times New Roman" w:hAnsi="Times New Roman" w:cs="Times New Roman"/>
-          <w:color w:val="000000" w:themeColor="text1"/>
-        </w:rPr>
-      </w:pPr>
-      <w:r>
-        <w:rPr>
-          <w:rFonts w:ascii="Times New Roman" w:hAnsi="Times New Roman" w:cs="Times New Roman"/>
-          <w:color w:val="000000" w:themeColor="text1"/>
-        </w:rPr>
-        <w:t xml:space="preserve">A Telekom.hu projektben több switch között nagy sávszélességű, redundáns kapcsolat szükséges. Az EtherChannel (LACP) lehetővé teszi, hogy </w:t>
-      </w:r>
-      <w:r>
-        <w:rPr>
-          <w:rFonts w:ascii="Times New Roman" w:hAnsi="Times New Roman" w:cs="Times New Roman"/>
-          <w:b/>
-          <w:bCs/>
-          <w:color w:val="000000" w:themeColor="text1"/>
-        </w:rPr>
-        <w:t>több fizikai portot egy logikai csatornába vonjunk össze</w:t>
+        <w:t xml:space="preserve">Miért kritikus az </w:t>
+      </w:r>
+      <w:proofErr w:type="spellStart"/>
+      <w:r>
+        <w:rPr>
+          <w:rFonts w:ascii="Times New Roman" w:hAnsi="Times New Roman" w:cs="Times New Roman"/>
+          <w:b/>
+          <w:bCs/>
+          <w:color w:val="000000" w:themeColor="text1"/>
+        </w:rPr>
+        <w:t>EtherChannel</w:t>
+      </w:r>
+      <w:proofErr w:type="spellEnd"/>
+      <w:r>
+        <w:rPr>
+          <w:rFonts w:ascii="Times New Roman" w:hAnsi="Times New Roman" w:cs="Times New Roman"/>
+          <w:b/>
+          <w:bCs/>
+          <w:color w:val="000000" w:themeColor="text1"/>
+        </w:rPr>
+        <w:t xml:space="preserve"> (LACP) használata?</w:t>
+      </w:r>
+    </w:p>
+    <w:p>
+      <w:pPr>
+        <w:rPr>
+          <w:rFonts w:ascii="Times New Roman" w:hAnsi="Times New Roman" w:cs="Times New Roman"/>
+          <w:color w:val="000000" w:themeColor="text1"/>
+        </w:rPr>
+      </w:pPr>
+      <w:r>
+        <w:rPr>
+          <w:rFonts w:ascii="Times New Roman" w:hAnsi="Times New Roman" w:cs="Times New Roman"/>
+          <w:color w:val="000000" w:themeColor="text1"/>
+        </w:rPr>
+        <w:t xml:space="preserve">A Telekom.hu projektben több </w:t>
+      </w:r>
+      <w:proofErr w:type="spellStart"/>
+      <w:r>
+        <w:rPr>
+          <w:rFonts w:ascii="Times New Roman" w:hAnsi="Times New Roman" w:cs="Times New Roman"/>
+          <w:color w:val="000000" w:themeColor="text1"/>
+        </w:rPr>
+        <w:t>switch</w:t>
+      </w:r>
+      <w:proofErr w:type="spellEnd"/>
+      <w:r>
+        <w:rPr>
+          <w:rFonts w:ascii="Times New Roman" w:hAnsi="Times New Roman" w:cs="Times New Roman"/>
+          <w:color w:val="000000" w:themeColor="text1"/>
+        </w:rPr>
+        <w:t xml:space="preserve"> között nagy sávszélességű, redundáns kapcsolat szükséges. Az </w:t>
+      </w:r>
+      <w:proofErr w:type="spellStart"/>
+      <w:r>
+        <w:rPr>
+          <w:rFonts w:ascii="Times New Roman" w:hAnsi="Times New Roman" w:cs="Times New Roman"/>
+          <w:color w:val="000000" w:themeColor="text1"/>
+        </w:rPr>
+        <w:t>EtherChannel</w:t>
+      </w:r>
+      <w:proofErr w:type="spellEnd"/>
+      <w:r>
+        <w:rPr>
+          <w:rFonts w:ascii="Times New Roman" w:hAnsi="Times New Roman" w:cs="Times New Roman"/>
+          <w:color w:val="000000" w:themeColor="text1"/>
+        </w:rPr>
+        <w:t xml:space="preserve"> (LACP) lehetővé teszi, hogy </w:t>
+      </w:r>
+      <w:r>
+        <w:rPr>
+          <w:rFonts w:ascii="Times New Roman" w:hAnsi="Times New Roman" w:cs="Times New Roman"/>
+          <w:b/>
+          <w:bCs/>
+          <w:color w:val="000000" w:themeColor="text1"/>
+        </w:rPr>
+        <w:t xml:space="preserve">több fizikai </w:t>
+      </w:r>
+      <w:proofErr w:type="spellStart"/>
+      <w:r>
+        <w:rPr>
+          <w:rFonts w:ascii="Times New Roman" w:hAnsi="Times New Roman" w:cs="Times New Roman"/>
+          <w:b/>
+          <w:bCs/>
+          <w:color w:val="000000" w:themeColor="text1"/>
+        </w:rPr>
+        <w:t>portot</w:t>
+      </w:r>
+      <w:proofErr w:type="spellEnd"/>
+      <w:r>
+        <w:rPr>
+          <w:rFonts w:ascii="Times New Roman" w:hAnsi="Times New Roman" w:cs="Times New Roman"/>
+          <w:b/>
+          <w:bCs/>
+          <w:color w:val="000000" w:themeColor="text1"/>
+        </w:rPr>
+        <w:t xml:space="preserve"> egy logikai csatornába vonjunk össze</w:t>
       </w:r>
       <w:r>
         <w:rPr>
@@ -11668,6 +16363,7 @@
           <w:color w:val="000000" w:themeColor="text1"/>
         </w:rPr>
       </w:pPr>
+      <w:proofErr w:type="spellStart"/>
       <w:r>
         <w:rPr>
           <w:rFonts w:ascii="Times New Roman" w:hAnsi="Times New Roman" w:cs="Times New Roman"/>
@@ -11676,7 +16372,17 @@
           <w:color w:val="000000" w:themeColor="text1"/>
         </w:rPr>
         <w:lastRenderedPageBreak/>
-        <w:t>EtherChannel előnyei:</w:t>
+        <w:t>EtherChannel</w:t>
+      </w:r>
+      <w:proofErr w:type="spellEnd"/>
+      <w:r>
+        <w:rPr>
+          <w:rFonts w:ascii="Times New Roman" w:hAnsi="Times New Roman" w:cs="Times New Roman"/>
+          <w:b/>
+          <w:bCs/>
+          <w:color w:val="000000" w:themeColor="text1"/>
+        </w:rPr>
+        <w:t xml:space="preserve"> előnyei:</w:t>
       </w:r>
     </w:p>
     <w:p>
@@ -11704,7 +16410,39 @@
           <w:rFonts w:ascii="Times New Roman" w:hAnsi="Times New Roman" w:cs="Times New Roman"/>
           <w:color w:val="000000" w:themeColor="text1"/>
         </w:rPr>
-        <w:t>: Pl. 2×1 Gbps → 2 Gbps aggregált kapacitás.</w:t>
+        <w:t xml:space="preserve">: Pl. 2×1 </w:t>
+      </w:r>
+      <w:proofErr w:type="spellStart"/>
+      <w:r>
+        <w:rPr>
+          <w:rFonts w:ascii="Times New Roman" w:hAnsi="Times New Roman" w:cs="Times New Roman"/>
+          <w:color w:val="000000" w:themeColor="text1"/>
+        </w:rPr>
+        <w:t>Gbps</w:t>
+      </w:r>
+      <w:proofErr w:type="spellEnd"/>
+      <w:r>
+        <w:rPr>
+          <w:rFonts w:ascii="Times New Roman" w:hAnsi="Times New Roman" w:cs="Times New Roman"/>
+          <w:color w:val="000000" w:themeColor="text1"/>
+        </w:rPr>
+        <w:t xml:space="preserve"> → 2 </w:t>
+      </w:r>
+      <w:proofErr w:type="spellStart"/>
+      <w:r>
+        <w:rPr>
+          <w:rFonts w:ascii="Times New Roman" w:hAnsi="Times New Roman" w:cs="Times New Roman"/>
+          <w:color w:val="000000" w:themeColor="text1"/>
+        </w:rPr>
+        <w:t>Gbps</w:t>
+      </w:r>
+      <w:proofErr w:type="spellEnd"/>
+      <w:r>
+        <w:rPr>
+          <w:rFonts w:ascii="Times New Roman" w:hAnsi="Times New Roman" w:cs="Times New Roman"/>
+          <w:color w:val="000000" w:themeColor="text1"/>
+        </w:rPr>
+        <w:t xml:space="preserve"> aggregált kapacitás.</w:t>
       </w:r>
     </w:p>
     <w:p>
@@ -11760,7 +16498,23 @@
           <w:rFonts w:ascii="Times New Roman" w:hAnsi="Times New Roman" w:cs="Times New Roman"/>
           <w:color w:val="000000" w:themeColor="text1"/>
         </w:rPr>
-        <w:t>: Az STP egyetlen logikai interfészként kezeli → kevesebb blocking, gyorsabb konvergencia.</w:t>
+        <w:t xml:space="preserve">: Az STP egyetlen logikai interfészként kezeli → kevesebb </w:t>
+      </w:r>
+      <w:proofErr w:type="spellStart"/>
+      <w:r>
+        <w:rPr>
+          <w:rFonts w:ascii="Times New Roman" w:hAnsi="Times New Roman" w:cs="Times New Roman"/>
+          <w:color w:val="000000" w:themeColor="text1"/>
+        </w:rPr>
+        <w:t>blocking</w:t>
+      </w:r>
+      <w:proofErr w:type="spellEnd"/>
+      <w:r>
+        <w:rPr>
+          <w:rFonts w:ascii="Times New Roman" w:hAnsi="Times New Roman" w:cs="Times New Roman"/>
+          <w:color w:val="000000" w:themeColor="text1"/>
+        </w:rPr>
+        <w:t>, gyorsabb konvergencia.</w:t>
       </w:r>
     </w:p>
     <w:p>
@@ -11774,15 +16528,37 @@
           <w:color w:val="000000" w:themeColor="text1"/>
         </w:rPr>
       </w:pPr>
-      <w:r>
-        <w:rPr>
-          <w:rFonts w:ascii="Times New Roman" w:hAnsi="Times New Roman" w:cs="Times New Roman"/>
-          <w:b/>
-          <w:bCs/>
-          <w:color w:val="000000" w:themeColor="text1"/>
-        </w:rPr>
-        <w:t>Load balancing</w:t>
-      </w:r>
+      <w:proofErr w:type="spellStart"/>
+      <w:r>
+        <w:rPr>
+          <w:rFonts w:ascii="Times New Roman" w:hAnsi="Times New Roman" w:cs="Times New Roman"/>
+          <w:b/>
+          <w:bCs/>
+          <w:color w:val="000000" w:themeColor="text1"/>
+        </w:rPr>
+        <w:t>Load</w:t>
+      </w:r>
+      <w:proofErr w:type="spellEnd"/>
+      <w:r>
+        <w:rPr>
+          <w:rFonts w:ascii="Times New Roman" w:hAnsi="Times New Roman" w:cs="Times New Roman"/>
+          <w:b/>
+          <w:bCs/>
+          <w:color w:val="000000" w:themeColor="text1"/>
+        </w:rPr>
+        <w:t xml:space="preserve"> </w:t>
+      </w:r>
+      <w:proofErr w:type="spellStart"/>
+      <w:r>
+        <w:rPr>
+          <w:rFonts w:ascii="Times New Roman" w:hAnsi="Times New Roman" w:cs="Times New Roman"/>
+          <w:b/>
+          <w:bCs/>
+          <w:color w:val="000000" w:themeColor="text1"/>
+        </w:rPr>
+        <w:t>balancing</w:t>
+      </w:r>
+      <w:proofErr w:type="spellEnd"/>
       <w:r>
         <w:rPr>
           <w:rFonts w:ascii="Times New Roman" w:hAnsi="Times New Roman" w:cs="Times New Roman"/>
@@ -11822,7 +16598,71 @@
           <w:rFonts w:ascii="Times New Roman" w:hAnsi="Times New Roman" w:cs="Times New Roman"/>
           <w:color w:val="000000" w:themeColor="text1"/>
         </w:rPr>
-        <w:t xml:space="preserve">A SW_BP3 és SW_BP1 közötti Po3 port-channel forwarding állapotban van, míg a SW_BP3 ↔ SW_BP2 közötti Po2 alternatív útvonalként blockingban van — ez az STP és EtherChannel </w:t>
+        <w:t>A SW_BP3 és SW_BP1 közötti Po3 port-</w:t>
+      </w:r>
+      <w:proofErr w:type="spellStart"/>
+      <w:r>
+        <w:rPr>
+          <w:rFonts w:ascii="Times New Roman" w:hAnsi="Times New Roman" w:cs="Times New Roman"/>
+          <w:color w:val="000000" w:themeColor="text1"/>
+        </w:rPr>
+        <w:t>channel</w:t>
+      </w:r>
+      <w:proofErr w:type="spellEnd"/>
+      <w:r>
+        <w:rPr>
+          <w:rFonts w:ascii="Times New Roman" w:hAnsi="Times New Roman" w:cs="Times New Roman"/>
+          <w:color w:val="000000" w:themeColor="text1"/>
+        </w:rPr>
+        <w:t xml:space="preserve"> </w:t>
+      </w:r>
+      <w:proofErr w:type="spellStart"/>
+      <w:r>
+        <w:rPr>
+          <w:rFonts w:ascii="Times New Roman" w:hAnsi="Times New Roman" w:cs="Times New Roman"/>
+          <w:color w:val="000000" w:themeColor="text1"/>
+        </w:rPr>
+        <w:t>forwarding</w:t>
+      </w:r>
+      <w:proofErr w:type="spellEnd"/>
+      <w:r>
+        <w:rPr>
+          <w:rFonts w:ascii="Times New Roman" w:hAnsi="Times New Roman" w:cs="Times New Roman"/>
+          <w:color w:val="000000" w:themeColor="text1"/>
+        </w:rPr>
+        <w:t xml:space="preserve"> állapotban van, míg a SW_BP3 ↔ SW_BP2 közötti Po2 alternatív útvonalként </w:t>
+      </w:r>
+      <w:proofErr w:type="spellStart"/>
+      <w:r>
+        <w:rPr>
+          <w:rFonts w:ascii="Times New Roman" w:hAnsi="Times New Roman" w:cs="Times New Roman"/>
+          <w:color w:val="000000" w:themeColor="text1"/>
+        </w:rPr>
+        <w:t>blockingban</w:t>
+      </w:r>
+      <w:proofErr w:type="spellEnd"/>
+      <w:r>
+        <w:rPr>
+          <w:rFonts w:ascii="Times New Roman" w:hAnsi="Times New Roman" w:cs="Times New Roman"/>
+          <w:color w:val="000000" w:themeColor="text1"/>
+        </w:rPr>
+        <w:t xml:space="preserve"> van — ez az STP és </w:t>
+      </w:r>
+      <w:proofErr w:type="spellStart"/>
+      <w:r>
+        <w:rPr>
+          <w:rFonts w:ascii="Times New Roman" w:hAnsi="Times New Roman" w:cs="Times New Roman"/>
+          <w:color w:val="000000" w:themeColor="text1"/>
+        </w:rPr>
+        <w:t>EtherChannel</w:t>
+      </w:r>
+      <w:proofErr w:type="spellEnd"/>
+      <w:r>
+        <w:rPr>
+          <w:rFonts w:ascii="Times New Roman" w:hAnsi="Times New Roman" w:cs="Times New Roman"/>
+          <w:color w:val="000000" w:themeColor="text1"/>
+        </w:rPr>
+        <w:t xml:space="preserve"> </w:t>
       </w:r>
       <w:r>
         <w:rPr>
@@ -12215,20 +17055,50 @@
           <w:rFonts w:ascii="Times New Roman" w:hAnsi="Times New Roman" w:cs="Times New Roman"/>
           <w:highlight w:val="yellow"/>
         </w:rPr>
-        <w:t>privát ip-k:</w:t>
-      </w:r>
-    </w:p>
-    <w:p>
-      <w:pPr>
-        <w:rPr>
-          <w:rFonts w:ascii="Times New Roman" w:hAnsi="Times New Roman" w:cs="Times New Roman"/>
-        </w:rPr>
-      </w:pPr>
-      <w:r>
-        <w:rPr>
-          <w:rFonts w:ascii="Times New Roman" w:hAnsi="Times New Roman" w:cs="Times New Roman"/>
-        </w:rPr>
-        <w:t xml:space="preserve">192.168.20.5 - google </w:t>
+        <w:t xml:space="preserve">privát </w:t>
+      </w:r>
+      <w:proofErr w:type="spellStart"/>
+      <w:r>
+        <w:rPr>
+          <w:rFonts w:ascii="Times New Roman" w:hAnsi="Times New Roman" w:cs="Times New Roman"/>
+          <w:highlight w:val="yellow"/>
+        </w:rPr>
+        <w:t>ip-k</w:t>
+      </w:r>
+      <w:proofErr w:type="spellEnd"/>
+      <w:r>
+        <w:rPr>
+          <w:rFonts w:ascii="Times New Roman" w:hAnsi="Times New Roman" w:cs="Times New Roman"/>
+          <w:highlight w:val="yellow"/>
+        </w:rPr>
+        <w:t>:</w:t>
+      </w:r>
+    </w:p>
+    <w:p>
+      <w:pPr>
+        <w:rPr>
+          <w:rFonts w:ascii="Times New Roman" w:hAnsi="Times New Roman" w:cs="Times New Roman"/>
+        </w:rPr>
+      </w:pPr>
+      <w:r>
+        <w:rPr>
+          <w:rFonts w:ascii="Times New Roman" w:hAnsi="Times New Roman" w:cs="Times New Roman"/>
+        </w:rPr>
+        <w:t xml:space="preserve">192.168.20.5 - </w:t>
+      </w:r>
+      <w:proofErr w:type="spellStart"/>
+      <w:r>
+        <w:rPr>
+          <w:rFonts w:ascii="Times New Roman" w:hAnsi="Times New Roman" w:cs="Times New Roman"/>
+        </w:rPr>
+        <w:t>google</w:t>
+      </w:r>
+      <w:proofErr w:type="spellEnd"/>
+      <w:r>
+        <w:rPr>
+          <w:rFonts w:ascii="Times New Roman" w:hAnsi="Times New Roman" w:cs="Times New Roman"/>
+        </w:rPr>
+        <w:t xml:space="preserve"> </w:t>
       </w:r>
     </w:p>
     <w:p>
@@ -12254,41 +17124,82 @@
         <w:rPr>
           <w:rFonts w:ascii="Times New Roman" w:hAnsi="Times New Roman" w:cs="Times New Roman"/>
         </w:rPr>
-        <w:t>192.168.20.9 - telekom</w:t>
-      </w:r>
-    </w:p>
-    <w:p>
-      <w:pPr>
-        <w:rPr>
-          <w:rFonts w:ascii="Times New Roman" w:hAnsi="Times New Roman" w:cs="Times New Roman"/>
-        </w:rPr>
-      </w:pPr>
+        <w:t xml:space="preserve">192.168.20.9 - </w:t>
+      </w:r>
+      <w:proofErr w:type="spellStart"/>
+      <w:r>
+        <w:rPr>
+          <w:rFonts w:ascii="Times New Roman" w:hAnsi="Times New Roman" w:cs="Times New Roman"/>
+        </w:rPr>
+        <w:t>telekom</w:t>
+      </w:r>
+      <w:proofErr w:type="spellEnd"/>
+    </w:p>
+    <w:p>
+      <w:pPr>
+        <w:rPr>
+          <w:rFonts w:ascii="Times New Roman" w:hAnsi="Times New Roman" w:cs="Times New Roman"/>
+        </w:rPr>
+      </w:pPr>
+      <w:proofErr w:type="spellStart"/>
       <w:r>
         <w:rPr>
           <w:rFonts w:ascii="Times New Roman" w:hAnsi="Times New Roman" w:cs="Times New Roman"/>
           <w:highlight w:val="yellow"/>
         </w:rPr>
-        <w:t>public ip-k:</w:t>
-      </w:r>
-      <w:r>
-        <w:rPr>
-          <w:rFonts w:ascii="Times New Roman" w:hAnsi="Times New Roman" w:cs="Times New Roman"/>
+        <w:t>public</w:t>
+      </w:r>
+      <w:proofErr w:type="spellEnd"/>
+      <w:r>
+        <w:rPr>
+          <w:rFonts w:ascii="Times New Roman" w:hAnsi="Times New Roman" w:cs="Times New Roman"/>
+          <w:highlight w:val="yellow"/>
         </w:rPr>
         <w:t xml:space="preserve"> </w:t>
       </w:r>
-    </w:p>
-    <w:p>
-      <w:pPr>
-        <w:rPr>
-          <w:rFonts w:ascii="Times New Roman" w:hAnsi="Times New Roman" w:cs="Times New Roman"/>
-        </w:rPr>
-      </w:pPr>
-      <w:r>
-        <w:rPr>
-          <w:rFonts w:ascii="Times New Roman" w:hAnsi="Times New Roman" w:cs="Times New Roman"/>
-        </w:rPr>
-        <w:t>195.1.1.10 - google</w:t>
-      </w:r>
+      <w:proofErr w:type="spellStart"/>
+      <w:r>
+        <w:rPr>
+          <w:rFonts w:ascii="Times New Roman" w:hAnsi="Times New Roman" w:cs="Times New Roman"/>
+          <w:highlight w:val="yellow"/>
+        </w:rPr>
+        <w:t>ip-k</w:t>
+      </w:r>
+      <w:proofErr w:type="spellEnd"/>
+      <w:r>
+        <w:rPr>
+          <w:rFonts w:ascii="Times New Roman" w:hAnsi="Times New Roman" w:cs="Times New Roman"/>
+          <w:highlight w:val="yellow"/>
+        </w:rPr>
+        <w:t>:</w:t>
+      </w:r>
+      <w:r>
+        <w:rPr>
+          <w:rFonts w:ascii="Times New Roman" w:hAnsi="Times New Roman" w:cs="Times New Roman"/>
+        </w:rPr>
+        <w:t xml:space="preserve"> </w:t>
+      </w:r>
+    </w:p>
+    <w:p>
+      <w:pPr>
+        <w:rPr>
+          <w:rFonts w:ascii="Times New Roman" w:hAnsi="Times New Roman" w:cs="Times New Roman"/>
+        </w:rPr>
+      </w:pPr>
+      <w:r>
+        <w:rPr>
+          <w:rFonts w:ascii="Times New Roman" w:hAnsi="Times New Roman" w:cs="Times New Roman"/>
+        </w:rPr>
+        <w:t xml:space="preserve">195.1.1.10 - </w:t>
+      </w:r>
+      <w:proofErr w:type="spellStart"/>
+      <w:r>
+        <w:rPr>
+          <w:rFonts w:ascii="Times New Roman" w:hAnsi="Times New Roman" w:cs="Times New Roman"/>
+        </w:rPr>
+        <w:t>google</w:t>
+      </w:r>
+      <w:proofErr w:type="spellEnd"/>
     </w:p>
     <w:p>
       <w:pPr>
@@ -12313,8 +17224,16 @@
         <w:rPr>
           <w:rFonts w:ascii="Times New Roman" w:hAnsi="Times New Roman" w:cs="Times New Roman"/>
         </w:rPr>
-        <w:t>195.1.1.14 – telekom</w:t>
-      </w:r>
+        <w:t xml:space="preserve">195.1.1.14 – </w:t>
+      </w:r>
+      <w:proofErr w:type="spellStart"/>
+      <w:r>
+        <w:rPr>
+          <w:rFonts w:ascii="Times New Roman" w:hAnsi="Times New Roman" w:cs="Times New Roman"/>
+        </w:rPr>
+        <w:t>telekom</w:t>
+      </w:r>
+      <w:proofErr w:type="spellEnd"/>
     </w:p>
     <w:p>
       <w:pPr>
@@ -12488,7 +17407,21 @@
         <w:rPr>
           <w:rFonts w:ascii="Times New Roman" w:hAnsi="Times New Roman" w:cs="Times New Roman"/>
         </w:rPr>
-        <w:t xml:space="preserve">A debreceni telephelyen több olyan szerver található (pl. telekom.hu, google-server), amelyeknek </w:t>
+        <w:t xml:space="preserve">A debreceni telephelyen több olyan szerver található (pl. telekom.hu, </w:t>
+      </w:r>
+      <w:proofErr w:type="spellStart"/>
+      <w:r>
+        <w:rPr>
+          <w:rFonts w:ascii="Times New Roman" w:hAnsi="Times New Roman" w:cs="Times New Roman"/>
+        </w:rPr>
+        <w:t>google</w:t>
+      </w:r>
+      <w:proofErr w:type="spellEnd"/>
+      <w:r>
+        <w:rPr>
+          <w:rFonts w:ascii="Times New Roman" w:hAnsi="Times New Roman" w:cs="Times New Roman"/>
+        </w:rPr>
+        <w:t xml:space="preserve">-server), amelyeknek </w:t>
       </w:r>
       <w:r>
         <w:rPr>
@@ -12543,11 +17476,75 @@
           <w:rFonts w:ascii="Times New Roman" w:hAnsi="Times New Roman" w:cs="Times New Roman"/>
         </w:rPr>
       </w:pPr>
-      <w:r>
-        <w:rPr>
-          <w:rFonts w:ascii="Times New Roman" w:hAnsi="Times New Roman" w:cs="Times New Roman"/>
-        </w:rPr>
-        <w:t>ip nat inside source static 192.168.20.5 195.1.1.10</w:t>
+      <w:proofErr w:type="spellStart"/>
+      <w:r>
+        <w:rPr>
+          <w:rFonts w:ascii="Times New Roman" w:hAnsi="Times New Roman" w:cs="Times New Roman"/>
+        </w:rPr>
+        <w:t>ip</w:t>
+      </w:r>
+      <w:proofErr w:type="spellEnd"/>
+      <w:r>
+        <w:rPr>
+          <w:rFonts w:ascii="Times New Roman" w:hAnsi="Times New Roman" w:cs="Times New Roman"/>
+        </w:rPr>
+        <w:t xml:space="preserve"> </w:t>
+      </w:r>
+      <w:proofErr w:type="spellStart"/>
+      <w:r>
+        <w:rPr>
+          <w:rFonts w:ascii="Times New Roman" w:hAnsi="Times New Roman" w:cs="Times New Roman"/>
+        </w:rPr>
+        <w:t>nat</w:t>
+      </w:r>
+      <w:proofErr w:type="spellEnd"/>
+      <w:r>
+        <w:rPr>
+          <w:rFonts w:ascii="Times New Roman" w:hAnsi="Times New Roman" w:cs="Times New Roman"/>
+        </w:rPr>
+        <w:t xml:space="preserve"> </w:t>
+      </w:r>
+      <w:proofErr w:type="spellStart"/>
+      <w:r>
+        <w:rPr>
+          <w:rFonts w:ascii="Times New Roman" w:hAnsi="Times New Roman" w:cs="Times New Roman"/>
+        </w:rPr>
+        <w:t>inside</w:t>
+      </w:r>
+      <w:proofErr w:type="spellEnd"/>
+      <w:r>
+        <w:rPr>
+          <w:rFonts w:ascii="Times New Roman" w:hAnsi="Times New Roman" w:cs="Times New Roman"/>
+        </w:rPr>
+        <w:t xml:space="preserve"> </w:t>
+      </w:r>
+      <w:proofErr w:type="spellStart"/>
+      <w:r>
+        <w:rPr>
+          <w:rFonts w:ascii="Times New Roman" w:hAnsi="Times New Roman" w:cs="Times New Roman"/>
+        </w:rPr>
+        <w:t>source</w:t>
+      </w:r>
+      <w:proofErr w:type="spellEnd"/>
+      <w:r>
+        <w:rPr>
+          <w:rFonts w:ascii="Times New Roman" w:hAnsi="Times New Roman" w:cs="Times New Roman"/>
+        </w:rPr>
+        <w:t xml:space="preserve"> </w:t>
+      </w:r>
+      <w:proofErr w:type="spellStart"/>
+      <w:r>
+        <w:rPr>
+          <w:rFonts w:ascii="Times New Roman" w:hAnsi="Times New Roman" w:cs="Times New Roman"/>
+        </w:rPr>
+        <w:t>static</w:t>
+      </w:r>
+      <w:proofErr w:type="spellEnd"/>
+      <w:r>
+        <w:rPr>
+          <w:rFonts w:ascii="Times New Roman" w:hAnsi="Times New Roman" w:cs="Times New Roman"/>
+        </w:rPr>
+        <w:t xml:space="preserve"> 192.168.20.5 195.1.1.10</w:t>
       </w:r>
     </w:p>
     <w:p>
@@ -12561,11 +17558,75 @@
           <w:rFonts w:ascii="Times New Roman" w:hAnsi="Times New Roman" w:cs="Times New Roman"/>
         </w:rPr>
       </w:pPr>
-      <w:r>
-        <w:rPr>
-          <w:rFonts w:ascii="Times New Roman" w:hAnsi="Times New Roman" w:cs="Times New Roman"/>
-        </w:rPr>
-        <w:t>ip nat inside source static 192.168.20.7 195.1.1.12</w:t>
+      <w:proofErr w:type="spellStart"/>
+      <w:r>
+        <w:rPr>
+          <w:rFonts w:ascii="Times New Roman" w:hAnsi="Times New Roman" w:cs="Times New Roman"/>
+        </w:rPr>
+        <w:t>ip</w:t>
+      </w:r>
+      <w:proofErr w:type="spellEnd"/>
+      <w:r>
+        <w:rPr>
+          <w:rFonts w:ascii="Times New Roman" w:hAnsi="Times New Roman" w:cs="Times New Roman"/>
+        </w:rPr>
+        <w:t xml:space="preserve"> </w:t>
+      </w:r>
+      <w:proofErr w:type="spellStart"/>
+      <w:r>
+        <w:rPr>
+          <w:rFonts w:ascii="Times New Roman" w:hAnsi="Times New Roman" w:cs="Times New Roman"/>
+        </w:rPr>
+        <w:t>nat</w:t>
+      </w:r>
+      <w:proofErr w:type="spellEnd"/>
+      <w:r>
+        <w:rPr>
+          <w:rFonts w:ascii="Times New Roman" w:hAnsi="Times New Roman" w:cs="Times New Roman"/>
+        </w:rPr>
+        <w:t xml:space="preserve"> </w:t>
+      </w:r>
+      <w:proofErr w:type="spellStart"/>
+      <w:r>
+        <w:rPr>
+          <w:rFonts w:ascii="Times New Roman" w:hAnsi="Times New Roman" w:cs="Times New Roman"/>
+        </w:rPr>
+        <w:t>inside</w:t>
+      </w:r>
+      <w:proofErr w:type="spellEnd"/>
+      <w:r>
+        <w:rPr>
+          <w:rFonts w:ascii="Times New Roman" w:hAnsi="Times New Roman" w:cs="Times New Roman"/>
+        </w:rPr>
+        <w:t xml:space="preserve"> </w:t>
+      </w:r>
+      <w:proofErr w:type="spellStart"/>
+      <w:r>
+        <w:rPr>
+          <w:rFonts w:ascii="Times New Roman" w:hAnsi="Times New Roman" w:cs="Times New Roman"/>
+        </w:rPr>
+        <w:t>source</w:t>
+      </w:r>
+      <w:proofErr w:type="spellEnd"/>
+      <w:r>
+        <w:rPr>
+          <w:rFonts w:ascii="Times New Roman" w:hAnsi="Times New Roman" w:cs="Times New Roman"/>
+        </w:rPr>
+        <w:t xml:space="preserve"> </w:t>
+      </w:r>
+      <w:proofErr w:type="spellStart"/>
+      <w:r>
+        <w:rPr>
+          <w:rFonts w:ascii="Times New Roman" w:hAnsi="Times New Roman" w:cs="Times New Roman"/>
+        </w:rPr>
+        <w:t>static</w:t>
+      </w:r>
+      <w:proofErr w:type="spellEnd"/>
+      <w:r>
+        <w:rPr>
+          <w:rFonts w:ascii="Times New Roman" w:hAnsi="Times New Roman" w:cs="Times New Roman"/>
+        </w:rPr>
+        <w:t xml:space="preserve"> 192.168.20.7 195.1.1.12</w:t>
       </w:r>
     </w:p>
     <w:p>
@@ -12579,11 +17640,75 @@
           <w:rFonts w:ascii="Times New Roman" w:hAnsi="Times New Roman" w:cs="Times New Roman"/>
         </w:rPr>
       </w:pPr>
-      <w:r>
-        <w:rPr>
-          <w:rFonts w:ascii="Times New Roman" w:hAnsi="Times New Roman" w:cs="Times New Roman"/>
-        </w:rPr>
-        <w:t>ip nat inside source static 192.168.20.9 195.1.1.14</w:t>
+      <w:proofErr w:type="spellStart"/>
+      <w:r>
+        <w:rPr>
+          <w:rFonts w:ascii="Times New Roman" w:hAnsi="Times New Roman" w:cs="Times New Roman"/>
+        </w:rPr>
+        <w:t>ip</w:t>
+      </w:r>
+      <w:proofErr w:type="spellEnd"/>
+      <w:r>
+        <w:rPr>
+          <w:rFonts w:ascii="Times New Roman" w:hAnsi="Times New Roman" w:cs="Times New Roman"/>
+        </w:rPr>
+        <w:t xml:space="preserve"> </w:t>
+      </w:r>
+      <w:proofErr w:type="spellStart"/>
+      <w:r>
+        <w:rPr>
+          <w:rFonts w:ascii="Times New Roman" w:hAnsi="Times New Roman" w:cs="Times New Roman"/>
+        </w:rPr>
+        <w:t>nat</w:t>
+      </w:r>
+      <w:proofErr w:type="spellEnd"/>
+      <w:r>
+        <w:rPr>
+          <w:rFonts w:ascii="Times New Roman" w:hAnsi="Times New Roman" w:cs="Times New Roman"/>
+        </w:rPr>
+        <w:t xml:space="preserve"> </w:t>
+      </w:r>
+      <w:proofErr w:type="spellStart"/>
+      <w:r>
+        <w:rPr>
+          <w:rFonts w:ascii="Times New Roman" w:hAnsi="Times New Roman" w:cs="Times New Roman"/>
+        </w:rPr>
+        <w:t>inside</w:t>
+      </w:r>
+      <w:proofErr w:type="spellEnd"/>
+      <w:r>
+        <w:rPr>
+          <w:rFonts w:ascii="Times New Roman" w:hAnsi="Times New Roman" w:cs="Times New Roman"/>
+        </w:rPr>
+        <w:t xml:space="preserve"> </w:t>
+      </w:r>
+      <w:proofErr w:type="spellStart"/>
+      <w:r>
+        <w:rPr>
+          <w:rFonts w:ascii="Times New Roman" w:hAnsi="Times New Roman" w:cs="Times New Roman"/>
+        </w:rPr>
+        <w:t>source</w:t>
+      </w:r>
+      <w:proofErr w:type="spellEnd"/>
+      <w:r>
+        <w:rPr>
+          <w:rFonts w:ascii="Times New Roman" w:hAnsi="Times New Roman" w:cs="Times New Roman"/>
+        </w:rPr>
+        <w:t xml:space="preserve"> </w:t>
+      </w:r>
+      <w:proofErr w:type="spellStart"/>
+      <w:r>
+        <w:rPr>
+          <w:rFonts w:ascii="Times New Roman" w:hAnsi="Times New Roman" w:cs="Times New Roman"/>
+        </w:rPr>
+        <w:t>static</w:t>
+      </w:r>
+      <w:proofErr w:type="spellEnd"/>
+      <w:r>
+        <w:rPr>
+          <w:rFonts w:ascii="Times New Roman" w:hAnsi="Times New Roman" w:cs="Times New Roman"/>
+        </w:rPr>
+        <w:t xml:space="preserve"> 192.168.20.9 195.1.1.14</w:t>
       </w:r>
     </w:p>
     <w:p>
@@ -12604,25 +17729,73 @@
         </w:rPr>
         <w:t xml:space="preserve">, az ISP felől érkező forgalom mindig ugyanahhoz a belső szerverhez jut el. Ez azt eredményezi, hogy a szolgáltatások – </w:t>
       </w:r>
-      <w:r>
-        <w:rPr>
-          <w:rFonts w:ascii="Times New Roman" w:hAnsi="Times New Roman" w:cs="Times New Roman"/>
-          <w:b/>
-          <w:bCs/>
-        </w:rPr>
-        <w:t>web,DNS,FTP</w:t>
-      </w:r>
+      <w:proofErr w:type="spellStart"/>
+      <w:proofErr w:type="gramStart"/>
+      <w:r>
+        <w:rPr>
+          <w:rFonts w:ascii="Times New Roman" w:hAnsi="Times New Roman" w:cs="Times New Roman"/>
+          <w:b/>
+          <w:bCs/>
+        </w:rPr>
+        <w:t>web,DNS</w:t>
+      </w:r>
+      <w:proofErr w:type="gramEnd"/>
+      <w:r>
+        <w:rPr>
+          <w:rFonts w:ascii="Times New Roman" w:hAnsi="Times New Roman" w:cs="Times New Roman"/>
+          <w:b/>
+          <w:bCs/>
+        </w:rPr>
+        <w:t>,FTP</w:t>
+      </w:r>
+      <w:proofErr w:type="spellEnd"/>
       <w:r>
         <w:rPr>
           <w:rFonts w:ascii="Times New Roman" w:hAnsi="Times New Roman" w:cs="Times New Roman"/>
         </w:rPr>
         <w:t xml:space="preserve"> stabilan elérhetőek. </w:t>
       </w:r>
-      <w:r>
-        <w:rPr>
-          <w:rFonts w:ascii="Times New Roman" w:hAnsi="Times New Roman" w:cs="Times New Roman"/>
-        </w:rPr>
-        <w:t xml:space="preserve">Publickus IP-k nem változnak, a szerverek kívülről is pingelhetők, tesztelhetők, monitorozhatóak. </w:t>
+      <w:proofErr w:type="spellStart"/>
+      <w:r>
+        <w:rPr>
+          <w:rFonts w:ascii="Times New Roman" w:hAnsi="Times New Roman" w:cs="Times New Roman"/>
+        </w:rPr>
+        <w:t>Publickus</w:t>
+      </w:r>
+      <w:proofErr w:type="spellEnd"/>
+      <w:r>
+        <w:rPr>
+          <w:rFonts w:ascii="Times New Roman" w:hAnsi="Times New Roman" w:cs="Times New Roman"/>
+        </w:rPr>
+        <w:t xml:space="preserve"> IP-k nem változnak, a szerverek kívülről is </w:t>
+      </w:r>
+      <w:proofErr w:type="spellStart"/>
+      <w:r>
+        <w:rPr>
+          <w:rFonts w:ascii="Times New Roman" w:hAnsi="Times New Roman" w:cs="Times New Roman"/>
+        </w:rPr>
+        <w:t>pingelhetők</w:t>
+      </w:r>
+      <w:proofErr w:type="spellEnd"/>
+      <w:r>
+        <w:rPr>
+          <w:rFonts w:ascii="Times New Roman" w:hAnsi="Times New Roman" w:cs="Times New Roman"/>
+        </w:rPr>
+        <w:t xml:space="preserve">, tesztelhetők, </w:t>
+      </w:r>
+      <w:proofErr w:type="spellStart"/>
+      <w:r>
+        <w:rPr>
+          <w:rFonts w:ascii="Times New Roman" w:hAnsi="Times New Roman" w:cs="Times New Roman"/>
+        </w:rPr>
+        <w:t>monitorozhatóak</w:t>
+      </w:r>
+      <w:proofErr w:type="spellEnd"/>
+      <w:r>
+        <w:rPr>
+          <w:rFonts w:ascii="Times New Roman" w:hAnsi="Times New Roman" w:cs="Times New Roman"/>
+        </w:rPr>
+        <w:t xml:space="preserve">. </w:t>
       </w:r>
       <w:r>
         <w:rPr>
@@ -12653,7 +17826,21 @@
         <w:rPr>
           <w:rFonts w:ascii="Times New Roman" w:hAnsi="Times New Roman" w:cs="Times New Roman"/>
         </w:rPr>
-        <w:t>PAT (overload) – miért kellett a klienseknek?</w:t>
+        <w:t>PAT (</w:t>
+      </w:r>
+      <w:proofErr w:type="spellStart"/>
+      <w:r>
+        <w:rPr>
+          <w:rFonts w:ascii="Times New Roman" w:hAnsi="Times New Roman" w:cs="Times New Roman"/>
+        </w:rPr>
+        <w:t>overload</w:t>
+      </w:r>
+      <w:proofErr w:type="spellEnd"/>
+      <w:r>
+        <w:rPr>
+          <w:rFonts w:ascii="Times New Roman" w:hAnsi="Times New Roman" w:cs="Times New Roman"/>
+        </w:rPr>
+        <w:t>) – miért kellett a klienseknek?</w:t>
       </w:r>
     </w:p>
     <w:p>
@@ -12710,24 +17897,124 @@
           <w:rFonts w:ascii="Times New Roman" w:hAnsi="Times New Roman" w:cs="Times New Roman"/>
         </w:rPr>
       </w:pPr>
-      <w:r>
-        <w:rPr>
-          <w:rFonts w:ascii="Times New Roman" w:hAnsi="Times New Roman" w:cs="Times New Roman"/>
-        </w:rPr>
-        <w:t>ip nat inside source list 1 interface GigabitEthernet0/0/0 overload</w:t>
-      </w:r>
-    </w:p>
-    <w:p>
-      <w:pPr>
-        <w:rPr>
-          <w:rFonts w:ascii="Times New Roman" w:hAnsi="Times New Roman" w:cs="Times New Roman"/>
-        </w:rPr>
-      </w:pPr>
-      <w:r>
-        <w:rPr>
-          <w:rFonts w:ascii="Times New Roman" w:hAnsi="Times New Roman" w:cs="Times New Roman"/>
-        </w:rPr>
-        <w:t>Az ACL 1 felsorolja, mely belső IP-k NAT-olódhatnak kifelé:</w:t>
+      <w:proofErr w:type="spellStart"/>
+      <w:r>
+        <w:rPr>
+          <w:rFonts w:ascii="Times New Roman" w:hAnsi="Times New Roman" w:cs="Times New Roman"/>
+        </w:rPr>
+        <w:t>ip</w:t>
+      </w:r>
+      <w:proofErr w:type="spellEnd"/>
+      <w:r>
+        <w:rPr>
+          <w:rFonts w:ascii="Times New Roman" w:hAnsi="Times New Roman" w:cs="Times New Roman"/>
+        </w:rPr>
+        <w:t xml:space="preserve"> </w:t>
+      </w:r>
+      <w:proofErr w:type="spellStart"/>
+      <w:r>
+        <w:rPr>
+          <w:rFonts w:ascii="Times New Roman" w:hAnsi="Times New Roman" w:cs="Times New Roman"/>
+        </w:rPr>
+        <w:t>nat</w:t>
+      </w:r>
+      <w:proofErr w:type="spellEnd"/>
+      <w:r>
+        <w:rPr>
+          <w:rFonts w:ascii="Times New Roman" w:hAnsi="Times New Roman" w:cs="Times New Roman"/>
+        </w:rPr>
+        <w:t xml:space="preserve"> </w:t>
+      </w:r>
+      <w:proofErr w:type="spellStart"/>
+      <w:r>
+        <w:rPr>
+          <w:rFonts w:ascii="Times New Roman" w:hAnsi="Times New Roman" w:cs="Times New Roman"/>
+        </w:rPr>
+        <w:t>inside</w:t>
+      </w:r>
+      <w:proofErr w:type="spellEnd"/>
+      <w:r>
+        <w:rPr>
+          <w:rFonts w:ascii="Times New Roman" w:hAnsi="Times New Roman" w:cs="Times New Roman"/>
+        </w:rPr>
+        <w:t xml:space="preserve"> </w:t>
+      </w:r>
+      <w:proofErr w:type="spellStart"/>
+      <w:r>
+        <w:rPr>
+          <w:rFonts w:ascii="Times New Roman" w:hAnsi="Times New Roman" w:cs="Times New Roman"/>
+        </w:rPr>
+        <w:t>source</w:t>
+      </w:r>
+      <w:proofErr w:type="spellEnd"/>
+      <w:r>
+        <w:rPr>
+          <w:rFonts w:ascii="Times New Roman" w:hAnsi="Times New Roman" w:cs="Times New Roman"/>
+        </w:rPr>
+        <w:t xml:space="preserve"> </w:t>
+      </w:r>
+      <w:proofErr w:type="spellStart"/>
+      <w:r>
+        <w:rPr>
+          <w:rFonts w:ascii="Times New Roman" w:hAnsi="Times New Roman" w:cs="Times New Roman"/>
+        </w:rPr>
+        <w:t>list</w:t>
+      </w:r>
+      <w:proofErr w:type="spellEnd"/>
+      <w:r>
+        <w:rPr>
+          <w:rFonts w:ascii="Times New Roman" w:hAnsi="Times New Roman" w:cs="Times New Roman"/>
+        </w:rPr>
+        <w:t xml:space="preserve"> 1 </w:t>
+      </w:r>
+      <w:proofErr w:type="spellStart"/>
+      <w:r>
+        <w:rPr>
+          <w:rFonts w:ascii="Times New Roman" w:hAnsi="Times New Roman" w:cs="Times New Roman"/>
+        </w:rPr>
+        <w:t>interface</w:t>
+      </w:r>
+      <w:proofErr w:type="spellEnd"/>
+      <w:r>
+        <w:rPr>
+          <w:rFonts w:ascii="Times New Roman" w:hAnsi="Times New Roman" w:cs="Times New Roman"/>
+        </w:rPr>
+        <w:t xml:space="preserve"> GigabitEthernet0/0/0 </w:t>
+      </w:r>
+      <w:proofErr w:type="spellStart"/>
+      <w:r>
+        <w:rPr>
+          <w:rFonts w:ascii="Times New Roman" w:hAnsi="Times New Roman" w:cs="Times New Roman"/>
+        </w:rPr>
+        <w:t>overload</w:t>
+      </w:r>
+      <w:proofErr w:type="spellEnd"/>
+    </w:p>
+    <w:p>
+      <w:pPr>
+        <w:rPr>
+          <w:rFonts w:ascii="Times New Roman" w:hAnsi="Times New Roman" w:cs="Times New Roman"/>
+        </w:rPr>
+      </w:pPr>
+      <w:r>
+        <w:rPr>
+          <w:rFonts w:ascii="Times New Roman" w:hAnsi="Times New Roman" w:cs="Times New Roman"/>
+        </w:rPr>
+        <w:t>Az ACL 1 felsorolja, mely belső IP-k NAT-</w:t>
+      </w:r>
+      <w:proofErr w:type="spellStart"/>
+      <w:r>
+        <w:rPr>
+          <w:rFonts w:ascii="Times New Roman" w:hAnsi="Times New Roman" w:cs="Times New Roman"/>
+        </w:rPr>
+        <w:t>olódhatnak</w:t>
+      </w:r>
+      <w:proofErr w:type="spellEnd"/>
+      <w:r>
+        <w:rPr>
+          <w:rFonts w:ascii="Times New Roman" w:hAnsi="Times New Roman" w:cs="Times New Roman"/>
+        </w:rPr>
+        <w:t xml:space="preserve"> kifelé:</w:t>
       </w:r>
     </w:p>
     <w:p>
@@ -12741,11 +18028,33 @@
           <w:rFonts w:ascii="Times New Roman" w:hAnsi="Times New Roman" w:cs="Times New Roman"/>
         </w:rPr>
       </w:pPr>
-      <w:r>
-        <w:rPr>
-          <w:rFonts w:ascii="Times New Roman" w:hAnsi="Times New Roman" w:cs="Times New Roman"/>
-        </w:rPr>
-        <w:t>access-list 1 permit host 192.168.20.13</w:t>
+      <w:proofErr w:type="spellStart"/>
+      <w:r>
+        <w:rPr>
+          <w:rFonts w:ascii="Times New Roman" w:hAnsi="Times New Roman" w:cs="Times New Roman"/>
+        </w:rPr>
+        <w:t>access-list</w:t>
+      </w:r>
+      <w:proofErr w:type="spellEnd"/>
+      <w:r>
+        <w:rPr>
+          <w:rFonts w:ascii="Times New Roman" w:hAnsi="Times New Roman" w:cs="Times New Roman"/>
+        </w:rPr>
+        <w:t xml:space="preserve"> 1 permit </w:t>
+      </w:r>
+      <w:proofErr w:type="spellStart"/>
+      <w:r>
+        <w:rPr>
+          <w:rFonts w:ascii="Times New Roman" w:hAnsi="Times New Roman" w:cs="Times New Roman"/>
+        </w:rPr>
+        <w:t>host</w:t>
+      </w:r>
+      <w:proofErr w:type="spellEnd"/>
+      <w:r>
+        <w:rPr>
+          <w:rFonts w:ascii="Times New Roman" w:hAnsi="Times New Roman" w:cs="Times New Roman"/>
+        </w:rPr>
+        <w:t xml:space="preserve"> 192.168.20.13</w:t>
       </w:r>
     </w:p>
     <w:p>
@@ -12759,11 +18068,33 @@
           <w:rFonts w:ascii="Times New Roman" w:hAnsi="Times New Roman" w:cs="Times New Roman"/>
         </w:rPr>
       </w:pPr>
-      <w:r>
-        <w:rPr>
-          <w:rFonts w:ascii="Times New Roman" w:hAnsi="Times New Roman" w:cs="Times New Roman"/>
-        </w:rPr>
-        <w:t>access-list 1 permit host 192.168.20.15</w:t>
+      <w:proofErr w:type="spellStart"/>
+      <w:r>
+        <w:rPr>
+          <w:rFonts w:ascii="Times New Roman" w:hAnsi="Times New Roman" w:cs="Times New Roman"/>
+        </w:rPr>
+        <w:t>access-list</w:t>
+      </w:r>
+      <w:proofErr w:type="spellEnd"/>
+      <w:r>
+        <w:rPr>
+          <w:rFonts w:ascii="Times New Roman" w:hAnsi="Times New Roman" w:cs="Times New Roman"/>
+        </w:rPr>
+        <w:t xml:space="preserve"> 1 permit </w:t>
+      </w:r>
+      <w:proofErr w:type="spellStart"/>
+      <w:r>
+        <w:rPr>
+          <w:rFonts w:ascii="Times New Roman" w:hAnsi="Times New Roman" w:cs="Times New Roman"/>
+        </w:rPr>
+        <w:t>host</w:t>
+      </w:r>
+      <w:proofErr w:type="spellEnd"/>
+      <w:r>
+        <w:rPr>
+          <w:rFonts w:ascii="Times New Roman" w:hAnsi="Times New Roman" w:cs="Times New Roman"/>
+        </w:rPr>
+        <w:t xml:space="preserve"> 192.168.20.15</w:t>
       </w:r>
     </w:p>
     <w:p>
@@ -12777,11 +18108,33 @@
           <w:rFonts w:ascii="Times New Roman" w:hAnsi="Times New Roman" w:cs="Times New Roman"/>
         </w:rPr>
       </w:pPr>
-      <w:r>
-        <w:rPr>
-          <w:rFonts w:ascii="Times New Roman" w:hAnsi="Times New Roman" w:cs="Times New Roman"/>
-        </w:rPr>
-        <w:t>access-list 1 permit host 192.168.20.</w:t>
+      <w:proofErr w:type="spellStart"/>
+      <w:r>
+        <w:rPr>
+          <w:rFonts w:ascii="Times New Roman" w:hAnsi="Times New Roman" w:cs="Times New Roman"/>
+        </w:rPr>
+        <w:t>access-list</w:t>
+      </w:r>
+      <w:proofErr w:type="spellEnd"/>
+      <w:r>
+        <w:rPr>
+          <w:rFonts w:ascii="Times New Roman" w:hAnsi="Times New Roman" w:cs="Times New Roman"/>
+        </w:rPr>
+        <w:t xml:space="preserve"> 1 permit </w:t>
+      </w:r>
+      <w:proofErr w:type="spellStart"/>
+      <w:r>
+        <w:rPr>
+          <w:rFonts w:ascii="Times New Roman" w:hAnsi="Times New Roman" w:cs="Times New Roman"/>
+        </w:rPr>
+        <w:t>host</w:t>
+      </w:r>
+      <w:proofErr w:type="spellEnd"/>
+      <w:r>
+        <w:rPr>
+          <w:rFonts w:ascii="Times New Roman" w:hAnsi="Times New Roman" w:cs="Times New Roman"/>
+        </w:rPr>
+        <w:t xml:space="preserve"> 192.168.20.</w:t>
       </w:r>
       <w:r>
         <w:rPr>
@@ -12801,11 +18154,33 @@
           <w:rFonts w:ascii="Times New Roman" w:hAnsi="Times New Roman" w:cs="Times New Roman"/>
         </w:rPr>
       </w:pPr>
-      <w:r>
-        <w:rPr>
-          <w:rFonts w:ascii="Times New Roman" w:hAnsi="Times New Roman" w:cs="Times New Roman"/>
-        </w:rPr>
-        <w:t>access-list 1 permit host 192.168.20.</w:t>
+      <w:proofErr w:type="spellStart"/>
+      <w:r>
+        <w:rPr>
+          <w:rFonts w:ascii="Times New Roman" w:hAnsi="Times New Roman" w:cs="Times New Roman"/>
+        </w:rPr>
+        <w:t>access-list</w:t>
+      </w:r>
+      <w:proofErr w:type="spellEnd"/>
+      <w:r>
+        <w:rPr>
+          <w:rFonts w:ascii="Times New Roman" w:hAnsi="Times New Roman" w:cs="Times New Roman"/>
+        </w:rPr>
+        <w:t xml:space="preserve"> 1 permit </w:t>
+      </w:r>
+      <w:proofErr w:type="spellStart"/>
+      <w:r>
+        <w:rPr>
+          <w:rFonts w:ascii="Times New Roman" w:hAnsi="Times New Roman" w:cs="Times New Roman"/>
+        </w:rPr>
+        <w:t>host</w:t>
+      </w:r>
+      <w:proofErr w:type="spellEnd"/>
+      <w:r>
+        <w:rPr>
+          <w:rFonts w:ascii="Times New Roman" w:hAnsi="Times New Roman" w:cs="Times New Roman"/>
+        </w:rPr>
+        <w:t xml:space="preserve"> 192.168.20.</w:t>
       </w:r>
       <w:r>
         <w:rPr>
@@ -12825,11 +18200,33 @@
           <w:rFonts w:ascii="Times New Roman" w:hAnsi="Times New Roman" w:cs="Times New Roman"/>
         </w:rPr>
       </w:pPr>
-      <w:r>
-        <w:rPr>
-          <w:rFonts w:ascii="Times New Roman" w:hAnsi="Times New Roman" w:cs="Times New Roman"/>
-        </w:rPr>
-        <w:t>access-list 1 permit host 192.168.20.</w:t>
+      <w:proofErr w:type="spellStart"/>
+      <w:r>
+        <w:rPr>
+          <w:rFonts w:ascii="Times New Roman" w:hAnsi="Times New Roman" w:cs="Times New Roman"/>
+        </w:rPr>
+        <w:t>access-list</w:t>
+      </w:r>
+      <w:proofErr w:type="spellEnd"/>
+      <w:r>
+        <w:rPr>
+          <w:rFonts w:ascii="Times New Roman" w:hAnsi="Times New Roman" w:cs="Times New Roman"/>
+        </w:rPr>
+        <w:t xml:space="preserve"> 1 permit </w:t>
+      </w:r>
+      <w:proofErr w:type="spellStart"/>
+      <w:r>
+        <w:rPr>
+          <w:rFonts w:ascii="Times New Roman" w:hAnsi="Times New Roman" w:cs="Times New Roman"/>
+        </w:rPr>
+        <w:t>host</w:t>
+      </w:r>
+      <w:proofErr w:type="spellEnd"/>
+      <w:r>
+        <w:rPr>
+          <w:rFonts w:ascii="Times New Roman" w:hAnsi="Times New Roman" w:cs="Times New Roman"/>
+        </w:rPr>
+        <w:t xml:space="preserve"> 192.168.20.</w:t>
       </w:r>
       <w:r>
         <w:rPr>
@@ -12869,7 +18266,21 @@
         <w:rPr>
           <w:rFonts w:ascii="Times New Roman" w:hAnsi="Times New Roman" w:cs="Times New Roman"/>
         </w:rPr>
-        <w:t xml:space="preserve">publikus IP-t használnak (195.1.1.2). A router portszám </w:t>
+        <w:t xml:space="preserve">publikus IP-t használnak (195.1.1.2). A router </w:t>
+      </w:r>
+      <w:proofErr w:type="spellStart"/>
+      <w:r>
+        <w:rPr>
+          <w:rFonts w:ascii="Times New Roman" w:hAnsi="Times New Roman" w:cs="Times New Roman"/>
+        </w:rPr>
+        <w:t>portszám</w:t>
+      </w:r>
+      <w:proofErr w:type="spellEnd"/>
+      <w:r>
+        <w:rPr>
+          <w:rFonts w:ascii="Times New Roman" w:hAnsi="Times New Roman" w:cs="Times New Roman"/>
+        </w:rPr>
+        <w:t xml:space="preserve"> </w:t>
       </w:r>
       <w:r>
         <w:rPr>
@@ -12942,7 +18353,21 @@
         <w:rPr>
           <w:rFonts w:ascii="Times New Roman" w:hAnsi="Times New Roman" w:cs="Times New Roman"/>
         </w:rPr>
-        <w:t>is saját publikus IP-jüket használják, a PAT csak „biztonsági háló”, ha valamiért a statikus NAT nem lenne elég</w:t>
+        <w:t>is saját publikus IP-</w:t>
+      </w:r>
+      <w:proofErr w:type="spellStart"/>
+      <w:r>
+        <w:rPr>
+          <w:rFonts w:ascii="Times New Roman" w:hAnsi="Times New Roman" w:cs="Times New Roman"/>
+        </w:rPr>
+        <w:t>jüket</w:t>
+      </w:r>
+      <w:proofErr w:type="spellEnd"/>
+      <w:r>
+        <w:rPr>
+          <w:rFonts w:ascii="Times New Roman" w:hAnsi="Times New Roman" w:cs="Times New Roman"/>
+        </w:rPr>
+        <w:t xml:space="preserve"> használják, a PAT csak „biztonsági háló”, ha valamiért a statikus NAT nem lenne elég</w:t>
       </w:r>
       <w:r>
         <w:rPr>
@@ -12987,8 +18412,36 @@
           <w:b/>
           <w:bCs/>
         </w:rPr>
-        <w:t>Statikus default route</w:t>
-      </w:r>
+        <w:t xml:space="preserve">Statikus </w:t>
+      </w:r>
+      <w:proofErr w:type="spellStart"/>
+      <w:r>
+        <w:rPr>
+          <w:rFonts w:ascii="Times New Roman" w:hAnsi="Times New Roman" w:cs="Times New Roman"/>
+          <w:b/>
+          <w:bCs/>
+        </w:rPr>
+        <w:t>default</w:t>
+      </w:r>
+      <w:proofErr w:type="spellEnd"/>
+      <w:r>
+        <w:rPr>
+          <w:rFonts w:ascii="Times New Roman" w:hAnsi="Times New Roman" w:cs="Times New Roman"/>
+          <w:b/>
+          <w:bCs/>
+        </w:rPr>
+        <w:t xml:space="preserve"> </w:t>
+      </w:r>
+      <w:proofErr w:type="spellStart"/>
+      <w:r>
+        <w:rPr>
+          <w:rFonts w:ascii="Times New Roman" w:hAnsi="Times New Roman" w:cs="Times New Roman"/>
+          <w:b/>
+          <w:bCs/>
+        </w:rPr>
+        <w:t>route</w:t>
+      </w:r>
+      <w:proofErr w:type="spellEnd"/>
       <w:r>
         <w:rPr>
           <w:rFonts w:ascii="Times New Roman" w:hAnsi="Times New Roman" w:cs="Times New Roman"/>
@@ -13038,11 +18491,33 @@
           <w:rFonts w:ascii="Times New Roman" w:hAnsi="Times New Roman" w:cs="Times New Roman"/>
         </w:rPr>
       </w:pPr>
-      <w:r>
-        <w:rPr>
-          <w:rFonts w:ascii="Times New Roman" w:hAnsi="Times New Roman" w:cs="Times New Roman"/>
-        </w:rPr>
-        <w:t>ip route 0.0.0.0 0.0.0.0 195.1.1.1</w:t>
+      <w:proofErr w:type="spellStart"/>
+      <w:r>
+        <w:rPr>
+          <w:rFonts w:ascii="Times New Roman" w:hAnsi="Times New Roman" w:cs="Times New Roman"/>
+        </w:rPr>
+        <w:t>ip</w:t>
+      </w:r>
+      <w:proofErr w:type="spellEnd"/>
+      <w:r>
+        <w:rPr>
+          <w:rFonts w:ascii="Times New Roman" w:hAnsi="Times New Roman" w:cs="Times New Roman"/>
+        </w:rPr>
+        <w:t xml:space="preserve"> </w:t>
+      </w:r>
+      <w:proofErr w:type="spellStart"/>
+      <w:r>
+        <w:rPr>
+          <w:rFonts w:ascii="Times New Roman" w:hAnsi="Times New Roman" w:cs="Times New Roman"/>
+        </w:rPr>
+        <w:t>route</w:t>
+      </w:r>
+      <w:proofErr w:type="spellEnd"/>
+      <w:r>
+        <w:rPr>
+          <w:rFonts w:ascii="Times New Roman" w:hAnsi="Times New Roman" w:cs="Times New Roman"/>
+        </w:rPr>
+        <w:t xml:space="preserve"> 0.0.0.0 0.0.0.0 195.1.1.1</w:t>
       </w:r>
     </w:p>
     <w:p>
@@ -13061,8 +18536,16 @@
         <w:rPr>
           <w:rFonts w:ascii="Times New Roman" w:hAnsi="Times New Roman" w:cs="Times New Roman"/>
         </w:rPr>
-        <w:t>. A NAT működéséhez elengedhetetlen, hogy tudja merre kell továbbítania a kapcsolatot. Egyszerű, stabil, nem igényel dinamikus routingot</w:t>
-      </w:r>
+        <w:t xml:space="preserve">. A NAT működéséhez elengedhetetlen, hogy tudja merre kell továbbítania a kapcsolatot. Egyszerű, stabil, nem igényel dinamikus </w:t>
+      </w:r>
+      <w:proofErr w:type="spellStart"/>
+      <w:r>
+        <w:rPr>
+          <w:rFonts w:ascii="Times New Roman" w:hAnsi="Times New Roman" w:cs="Times New Roman"/>
+        </w:rPr>
+        <w:t>routingot</w:t>
+      </w:r>
+      <w:proofErr w:type="spellEnd"/>
       <w:r>
         <w:rPr>
           <w:rFonts w:ascii="Times New Roman" w:hAnsi="Times New Roman" w:cs="Times New Roman"/>
@@ -13082,8 +18565,18 @@
           <w:b/>
           <w:bCs/>
         </w:rPr>
-        <w:t>ISP router statikus route</w:t>
-      </w:r>
+        <w:t xml:space="preserve">ISP router statikus </w:t>
+      </w:r>
+      <w:proofErr w:type="spellStart"/>
+      <w:r>
+        <w:rPr>
+          <w:rFonts w:ascii="Times New Roman" w:hAnsi="Times New Roman" w:cs="Times New Roman"/>
+          <w:b/>
+          <w:bCs/>
+        </w:rPr>
+        <w:t>route</w:t>
+      </w:r>
+      <w:proofErr w:type="spellEnd"/>
       <w:r>
         <w:rPr>
           <w:rFonts w:ascii="Times New Roman" w:hAnsi="Times New Roman" w:cs="Times New Roman"/>
@@ -13141,11 +18634,33 @@
           <w:rFonts w:ascii="Times New Roman" w:hAnsi="Times New Roman" w:cs="Times New Roman"/>
         </w:rPr>
       </w:pPr>
-      <w:r>
-        <w:rPr>
-          <w:rFonts w:ascii="Times New Roman" w:hAnsi="Times New Roman" w:cs="Times New Roman"/>
-        </w:rPr>
-        <w:t>ip route 195.1.1.10 255.255.255.255 195.1.1.2</w:t>
+      <w:proofErr w:type="spellStart"/>
+      <w:r>
+        <w:rPr>
+          <w:rFonts w:ascii="Times New Roman" w:hAnsi="Times New Roman" w:cs="Times New Roman"/>
+        </w:rPr>
+        <w:t>ip</w:t>
+      </w:r>
+      <w:proofErr w:type="spellEnd"/>
+      <w:r>
+        <w:rPr>
+          <w:rFonts w:ascii="Times New Roman" w:hAnsi="Times New Roman" w:cs="Times New Roman"/>
+        </w:rPr>
+        <w:t xml:space="preserve"> </w:t>
+      </w:r>
+      <w:proofErr w:type="spellStart"/>
+      <w:r>
+        <w:rPr>
+          <w:rFonts w:ascii="Times New Roman" w:hAnsi="Times New Roman" w:cs="Times New Roman"/>
+        </w:rPr>
+        <w:t>route</w:t>
+      </w:r>
+      <w:proofErr w:type="spellEnd"/>
+      <w:r>
+        <w:rPr>
+          <w:rFonts w:ascii="Times New Roman" w:hAnsi="Times New Roman" w:cs="Times New Roman"/>
+        </w:rPr>
+        <w:t xml:space="preserve"> 195.1.1.10 255.255.255.255 195.1.1.2</w:t>
       </w:r>
     </w:p>
     <w:p>
@@ -13159,11 +18674,33 @@
           <w:rFonts w:ascii="Times New Roman" w:hAnsi="Times New Roman" w:cs="Times New Roman"/>
         </w:rPr>
       </w:pPr>
-      <w:r>
-        <w:rPr>
-          <w:rFonts w:ascii="Times New Roman" w:hAnsi="Times New Roman" w:cs="Times New Roman"/>
-        </w:rPr>
-        <w:t>ip route 195.1.1.12 255.255.255.255 195.1.1.2</w:t>
+      <w:proofErr w:type="spellStart"/>
+      <w:r>
+        <w:rPr>
+          <w:rFonts w:ascii="Times New Roman" w:hAnsi="Times New Roman" w:cs="Times New Roman"/>
+        </w:rPr>
+        <w:t>ip</w:t>
+      </w:r>
+      <w:proofErr w:type="spellEnd"/>
+      <w:r>
+        <w:rPr>
+          <w:rFonts w:ascii="Times New Roman" w:hAnsi="Times New Roman" w:cs="Times New Roman"/>
+        </w:rPr>
+        <w:t xml:space="preserve"> </w:t>
+      </w:r>
+      <w:proofErr w:type="spellStart"/>
+      <w:r>
+        <w:rPr>
+          <w:rFonts w:ascii="Times New Roman" w:hAnsi="Times New Roman" w:cs="Times New Roman"/>
+        </w:rPr>
+        <w:t>route</w:t>
+      </w:r>
+      <w:proofErr w:type="spellEnd"/>
+      <w:r>
+        <w:rPr>
+          <w:rFonts w:ascii="Times New Roman" w:hAnsi="Times New Roman" w:cs="Times New Roman"/>
+        </w:rPr>
+        <w:t xml:space="preserve"> 195.1.1.12 255.255.255.255 195.1.1.2</w:t>
       </w:r>
     </w:p>
     <w:p>
@@ -13177,11 +18714,33 @@
           <w:rFonts w:ascii="Times New Roman" w:hAnsi="Times New Roman" w:cs="Times New Roman"/>
         </w:rPr>
       </w:pPr>
-      <w:r>
-        <w:rPr>
-          <w:rFonts w:ascii="Times New Roman" w:hAnsi="Times New Roman" w:cs="Times New Roman"/>
-        </w:rPr>
-        <w:t>ip route 195.1.1.14 255.255.255.255 195.1.1.2</w:t>
+      <w:proofErr w:type="spellStart"/>
+      <w:r>
+        <w:rPr>
+          <w:rFonts w:ascii="Times New Roman" w:hAnsi="Times New Roman" w:cs="Times New Roman"/>
+        </w:rPr>
+        <w:t>ip</w:t>
+      </w:r>
+      <w:proofErr w:type="spellEnd"/>
+      <w:r>
+        <w:rPr>
+          <w:rFonts w:ascii="Times New Roman" w:hAnsi="Times New Roman" w:cs="Times New Roman"/>
+        </w:rPr>
+        <w:t xml:space="preserve"> </w:t>
+      </w:r>
+      <w:proofErr w:type="spellStart"/>
+      <w:r>
+        <w:rPr>
+          <w:rFonts w:ascii="Times New Roman" w:hAnsi="Times New Roman" w:cs="Times New Roman"/>
+        </w:rPr>
+        <w:t>route</w:t>
+      </w:r>
+      <w:proofErr w:type="spellEnd"/>
+      <w:r>
+        <w:rPr>
+          <w:rFonts w:ascii="Times New Roman" w:hAnsi="Times New Roman" w:cs="Times New Roman"/>
+        </w:rPr>
+        <w:t xml:space="preserve"> 195.1.1.14 255.255.255.255 195.1.1.2</w:t>
       </w:r>
     </w:p>
     <w:p>
@@ -13207,13 +18766,41 @@
         <w:rPr>
           <w:rFonts w:ascii="Times New Roman" w:hAnsi="Times New Roman" w:cs="Times New Roman"/>
         </w:rPr>
-        <w:t>A válaszcsomagok visszatalálnak a DEB_R-hez.</w:t>
-      </w:r>
-      <w:r>
-        <w:rPr>
-          <w:rFonts w:ascii="Times New Roman" w:hAnsi="Times New Roman" w:cs="Times New Roman"/>
-        </w:rPr>
-        <w:t xml:space="preserve"> A statikus NAT működése garantált. A szerverek kétirányú kommunikációja </w:t>
+        <w:t>A válaszcsomagok visszatalálnak a DEB_R-</w:t>
+      </w:r>
+      <w:proofErr w:type="spellStart"/>
+      <w:r>
+        <w:rPr>
+          <w:rFonts w:ascii="Times New Roman" w:hAnsi="Times New Roman" w:cs="Times New Roman"/>
+        </w:rPr>
+        <w:t>hez</w:t>
+      </w:r>
+      <w:proofErr w:type="spellEnd"/>
+      <w:r>
+        <w:rPr>
+          <w:rFonts w:ascii="Times New Roman" w:hAnsi="Times New Roman" w:cs="Times New Roman"/>
+        </w:rPr>
+        <w:t>.</w:t>
+      </w:r>
+      <w:r>
+        <w:rPr>
+          <w:rFonts w:ascii="Times New Roman" w:hAnsi="Times New Roman" w:cs="Times New Roman"/>
+        </w:rPr>
+        <w:t xml:space="preserve"> A statikus NAT működése garantált. A szerverek </w:t>
+      </w:r>
+      <w:proofErr w:type="spellStart"/>
+      <w:r>
+        <w:rPr>
+          <w:rFonts w:ascii="Times New Roman" w:hAnsi="Times New Roman" w:cs="Times New Roman"/>
+        </w:rPr>
+        <w:t>kétirányú</w:t>
+      </w:r>
+      <w:proofErr w:type="spellEnd"/>
+      <w:r>
+        <w:rPr>
+          <w:rFonts w:ascii="Times New Roman" w:hAnsi="Times New Roman" w:cs="Times New Roman"/>
+        </w:rPr>
+        <w:t xml:space="preserve"> kommunikációja </w:t>
       </w:r>
       <w:r>
         <w:rPr>
@@ -13297,7 +18884,21 @@
         <w:rPr>
           <w:rFonts w:ascii="Times New Roman" w:hAnsi="Times New Roman" w:cs="Times New Roman"/>
         </w:rPr>
-        <w:t xml:space="preserve">A PAT-os admin gépeket ugyanakkor nem lehet sehogyan elérni és NEM IS SZABAD, hiszen olyan kritikus információkhoz juthatnak hozzá rossz szándékú felhasználók, amivel kárt tehetnek a cégben. ADMIN gépek csak kifelé működnek. </w:t>
+        <w:t xml:space="preserve">A PAT-os </w:t>
+      </w:r>
+      <w:proofErr w:type="spellStart"/>
+      <w:r>
+        <w:rPr>
+          <w:rFonts w:ascii="Times New Roman" w:hAnsi="Times New Roman" w:cs="Times New Roman"/>
+        </w:rPr>
+        <w:t>admin</w:t>
+      </w:r>
+      <w:proofErr w:type="spellEnd"/>
+      <w:r>
+        <w:rPr>
+          <w:rFonts w:ascii="Times New Roman" w:hAnsi="Times New Roman" w:cs="Times New Roman"/>
+        </w:rPr>
+        <w:t xml:space="preserve"> gépeket ugyanakkor nem lehet sehogyan elérni és NEM IS SZABAD, hiszen olyan kritikus információkhoz juthatnak hozzá rossz szándékú felhasználók, amivel kárt tehetnek a cégben. ADMIN gépek csak kifelé működnek. </w:t>
       </w:r>
       <w:r>
         <w:rPr>
@@ -13329,7 +18930,49 @@
         <w:rPr>
           <w:rFonts w:ascii="Times New Roman" w:hAnsi="Times New Roman" w:cs="Times New Roman"/>
         </w:rPr>
-        <w:t>Az ISP router a szimulációban az internet határát képviseli, de a Packet Tracer környezetben kibővített szerepet kap: nemcsak a publikus IP-címeket ismeri, hanem a telephelyek privát tartományait is, hogy lehetővé tegye a NAT és routing működésének teljes körű tesztelését. Ez a megközelítés nem ellentétes a valós hálózati szabályokkal, hanem oktatási célból biztosítja a NAT és statikus útvonalak viselkedésének átlátható demonstrációját.</w:t>
+        <w:t xml:space="preserve">Az ISP router a szimulációban az internet határát képviseli, de a </w:t>
+      </w:r>
+      <w:proofErr w:type="spellStart"/>
+      <w:r>
+        <w:rPr>
+          <w:rFonts w:ascii="Times New Roman" w:hAnsi="Times New Roman" w:cs="Times New Roman"/>
+        </w:rPr>
+        <w:t>Packet</w:t>
+      </w:r>
+      <w:proofErr w:type="spellEnd"/>
+      <w:r>
+        <w:rPr>
+          <w:rFonts w:ascii="Times New Roman" w:hAnsi="Times New Roman" w:cs="Times New Roman"/>
+        </w:rPr>
+        <w:t xml:space="preserve"> </w:t>
+      </w:r>
+      <w:proofErr w:type="spellStart"/>
+      <w:r>
+        <w:rPr>
+          <w:rFonts w:ascii="Times New Roman" w:hAnsi="Times New Roman" w:cs="Times New Roman"/>
+        </w:rPr>
+        <w:t>Tracer</w:t>
+      </w:r>
+      <w:proofErr w:type="spellEnd"/>
+      <w:r>
+        <w:rPr>
+          <w:rFonts w:ascii="Times New Roman" w:hAnsi="Times New Roman" w:cs="Times New Roman"/>
+        </w:rPr>
+        <w:t xml:space="preserve"> környezetben kibővített szerepet kap: nemcsak a publikus IP-címeket ismeri, hanem a telephelyek privát tartományait is, hogy lehetővé tegye a NAT és </w:t>
+      </w:r>
+      <w:proofErr w:type="spellStart"/>
+      <w:r>
+        <w:rPr>
+          <w:rFonts w:ascii="Times New Roman" w:hAnsi="Times New Roman" w:cs="Times New Roman"/>
+        </w:rPr>
+        <w:t>routing</w:t>
+      </w:r>
+      <w:proofErr w:type="spellEnd"/>
+      <w:r>
+        <w:rPr>
+          <w:rFonts w:ascii="Times New Roman" w:hAnsi="Times New Roman" w:cs="Times New Roman"/>
+        </w:rPr>
+        <w:t xml:space="preserve"> működésének teljes körű tesztelését. Ez a megközelítés nem ellentétes a valós hálózati szabályokkal, hanem oktatási célból biztosítja a NAT és statikus útvonalak viselkedésének átlátható demonstrációját.</w:t>
       </w:r>
     </w:p>
     <w:p>
@@ -13356,7 +18999,21 @@
         <w:rPr>
           <w:rFonts w:ascii="Times New Roman" w:hAnsi="Times New Roman" w:cs="Times New Roman"/>
         </w:rPr>
-        <w:t>A debreceni szerverek statikus NAT-ot kaptak, mert ez biztosítja számukra a fix, stabil publikus IP-címet, amelyen keresztül az internet felől érkező felhasználók elérhetik a szolgáltatásokat. A statikus NAT 1:1 leképezést hoz létre a publikus és privát címek között, így a szerverek kívülről is elérhetők, és kifelé is a saját publikus IP-jüket használják. A PAT erre nem lenne alkalmas, mert csak kifelé működik, és nem támogat bejövő kapcsolatokat. A statikus NAT tehát elengedhetetlen a publikus szolgáltatások biztosításához.</w:t>
+        <w:t>A debreceni szerverek statikus NAT-ot kaptak, mert ez biztosítja számukra a fix, stabil publikus IP-címet, amelyen keresztül az internet felől érkező felhasználók elérhetik a szolgáltatásokat. A statikus NAT 1:1 leképezést hoz létre a publikus és privát címek között, így a szerverek kívülről is elérhetők, és kifelé is a saját publikus IP-</w:t>
+      </w:r>
+      <w:proofErr w:type="spellStart"/>
+      <w:r>
+        <w:rPr>
+          <w:rFonts w:ascii="Times New Roman" w:hAnsi="Times New Roman" w:cs="Times New Roman"/>
+        </w:rPr>
+        <w:t>jüket</w:t>
+      </w:r>
+      <w:proofErr w:type="spellEnd"/>
+      <w:r>
+        <w:rPr>
+          <w:rFonts w:ascii="Times New Roman" w:hAnsi="Times New Roman" w:cs="Times New Roman"/>
+        </w:rPr>
+        <w:t xml:space="preserve"> használják. A PAT erre nem lenne alkalmas, mert csak kifelé működik, és nem támogat bejövő kapcsolatokat. A statikus NAT tehát elengedhetetlen a publikus szolgáltatások biztosításához.</w:t>
       </w:r>
     </w:p>
     <w:p>
@@ -13414,14 +19071,32 @@
           <w:color w:val="171717" w:themeColor="background2" w:themeShade="1A"/>
           <w:highlight w:val="yellow"/>
         </w:rPr>
-        <w:t xml:space="preserve"> Routing,</w:t>
-      </w:r>
+        <w:t xml:space="preserve"> </w:t>
+      </w:r>
+      <w:proofErr w:type="spellStart"/>
       <w:r>
         <w:rPr>
           <w:rFonts w:ascii="Times New Roman" w:hAnsi="Times New Roman" w:cs="Times New Roman"/>
           <w:color w:val="171717" w:themeColor="background2" w:themeShade="1A"/>
           <w:highlight w:val="yellow"/>
         </w:rPr>
+        <w:t>Routing</w:t>
+      </w:r>
+      <w:proofErr w:type="spellEnd"/>
+      <w:r>
+        <w:rPr>
+          <w:rFonts w:ascii="Times New Roman" w:hAnsi="Times New Roman" w:cs="Times New Roman"/>
+          <w:color w:val="171717" w:themeColor="background2" w:themeShade="1A"/>
+          <w:highlight w:val="yellow"/>
+        </w:rPr>
+        <w:t>,</w:t>
+      </w:r>
+      <w:r>
+        <w:rPr>
+          <w:rFonts w:ascii="Times New Roman" w:hAnsi="Times New Roman" w:cs="Times New Roman"/>
+          <w:color w:val="171717" w:themeColor="background2" w:themeShade="1A"/>
+          <w:highlight w:val="yellow"/>
+        </w:rPr>
         <w:t xml:space="preserve"> NAT:</w:t>
       </w:r>
     </w:p>
@@ -13451,7 +19126,49 @@
         <w:rPr>
           <w:rFonts w:ascii="Times New Roman" w:hAnsi="Times New Roman" w:cs="Times New Roman"/>
         </w:rPr>
-        <w:t>„ip dhcp pool lan</w:t>
+        <w:t>„</w:t>
+      </w:r>
+      <w:proofErr w:type="spellStart"/>
+      <w:r>
+        <w:rPr>
+          <w:rFonts w:ascii="Times New Roman" w:hAnsi="Times New Roman" w:cs="Times New Roman"/>
+        </w:rPr>
+        <w:t>ip</w:t>
+      </w:r>
+      <w:proofErr w:type="spellEnd"/>
+      <w:r>
+        <w:rPr>
+          <w:rFonts w:ascii="Times New Roman" w:hAnsi="Times New Roman" w:cs="Times New Roman"/>
+        </w:rPr>
+        <w:t xml:space="preserve"> </w:t>
+      </w:r>
+      <w:proofErr w:type="spellStart"/>
+      <w:r>
+        <w:rPr>
+          <w:rFonts w:ascii="Times New Roman" w:hAnsi="Times New Roman" w:cs="Times New Roman"/>
+        </w:rPr>
+        <w:t>dhcp</w:t>
+      </w:r>
+      <w:proofErr w:type="spellEnd"/>
+      <w:r>
+        <w:rPr>
+          <w:rFonts w:ascii="Times New Roman" w:hAnsi="Times New Roman" w:cs="Times New Roman"/>
+        </w:rPr>
+        <w:t xml:space="preserve"> </w:t>
+      </w:r>
+      <w:proofErr w:type="spellStart"/>
+      <w:r>
+        <w:rPr>
+          <w:rFonts w:ascii="Times New Roman" w:hAnsi="Times New Roman" w:cs="Times New Roman"/>
+        </w:rPr>
+        <w:t>pool</w:t>
+      </w:r>
+      <w:proofErr w:type="spellEnd"/>
+      <w:r>
+        <w:rPr>
+          <w:rFonts w:ascii="Times New Roman" w:hAnsi="Times New Roman" w:cs="Times New Roman"/>
+        </w:rPr>
+        <w:t xml:space="preserve"> lan</w:t>
       </w:r>
       <w:r>
         <w:rPr>
@@ -13487,7 +19204,21 @@
         <w:rPr>
           <w:rFonts w:ascii="Times New Roman" w:hAnsi="Times New Roman" w:cs="Times New Roman"/>
         </w:rPr>
-        <w:t xml:space="preserve">telephelyen belüli hálózatokat. </w:t>
+        <w:t xml:space="preserve">telephelyen belüli </w:t>
+      </w:r>
+      <w:proofErr w:type="spellStart"/>
+      <w:r>
+        <w:rPr>
+          <w:rFonts w:ascii="Times New Roman" w:hAnsi="Times New Roman" w:cs="Times New Roman"/>
+        </w:rPr>
+        <w:t>hálózatokat</w:t>
+      </w:r>
+      <w:proofErr w:type="spellEnd"/>
+      <w:r>
+        <w:rPr>
+          <w:rFonts w:ascii="Times New Roman" w:hAnsi="Times New Roman" w:cs="Times New Roman"/>
+        </w:rPr>
+        <w:t xml:space="preserve">. </w:t>
       </w:r>
       <w:r>
         <w:rPr>
@@ -13567,17 +19298,58 @@
       <w:r>
         <w:t xml:space="preserve">-hoz használt </w:t>
       </w:r>
+      <w:proofErr w:type="gramStart"/>
       <w:r>
         <w:t>ACL</w:t>
       </w:r>
       <w:r>
-        <w:t xml:space="preserve">-ek amiket használtunk a következőek: </w:t>
-      </w:r>
+        <w:t>-ek</w:t>
+      </w:r>
+      <w:proofErr w:type="gramEnd"/>
+      <w:r>
+        <w:t xml:space="preserve"> amiket használtunk a következőek: </w:t>
+      </w:r>
+      <w:proofErr w:type="spellStart"/>
       <w:r>
         <w:rPr>
           <w:highlight w:val="cyan"/>
         </w:rPr>
-        <w:t>access-list 1 permit 192.168.30.0 0.0.0.255, access-list 1 permit 192.168.32.0 0.0.0.255, access-list 1 permit 192.168.35.0 0.0.0.255</w:t>
+        <w:t>access-list</w:t>
+      </w:r>
+      <w:proofErr w:type="spellEnd"/>
+      <w:r>
+        <w:rPr>
+          <w:highlight w:val="cyan"/>
+        </w:rPr>
+        <w:t xml:space="preserve"> 1 permit 192.168.30.0 0.0.0.255, </w:t>
+      </w:r>
+      <w:proofErr w:type="spellStart"/>
+      <w:r>
+        <w:rPr>
+          <w:highlight w:val="cyan"/>
+        </w:rPr>
+        <w:t>access-list</w:t>
+      </w:r>
+      <w:proofErr w:type="spellEnd"/>
+      <w:r>
+        <w:rPr>
+          <w:highlight w:val="cyan"/>
+        </w:rPr>
+        <w:t xml:space="preserve"> 1 permit 192.168.32.0 0.0.0.255, </w:t>
+      </w:r>
+      <w:proofErr w:type="spellStart"/>
+      <w:r>
+        <w:rPr>
+          <w:highlight w:val="cyan"/>
+        </w:rPr>
+        <w:t>access-list</w:t>
+      </w:r>
+      <w:proofErr w:type="spellEnd"/>
+      <w:r>
+        <w:rPr>
+          <w:highlight w:val="cyan"/>
+        </w:rPr>
+        <w:t xml:space="preserve"> 1 permit 192.168.35.0 0.0.0.255</w:t>
       </w:r>
       <w:r>
         <w:t>. Ezek a</w:t>
@@ -13589,7 +19361,15 @@
         <w:t xml:space="preserve">a </w:t>
       </w:r>
       <w:r>
-        <w:t xml:space="preserve">Szegeden lévő hálózatokat, hogy kimehessenek az internek fele. </w:t>
+        <w:t xml:space="preserve">Szegeden lévő </w:t>
+      </w:r>
+      <w:proofErr w:type="spellStart"/>
+      <w:r>
+        <w:t>hálózatokat</w:t>
+      </w:r>
+      <w:proofErr w:type="spellEnd"/>
+      <w:r>
+        <w:t xml:space="preserve">, hogy kimehessenek az internek fele. </w:t>
       </w:r>
       <w:r>
         <w:t xml:space="preserve">A forgalomirányítás </w:t>
@@ -13597,9 +19377,11 @@
       <w:r>
         <w:t xml:space="preserve">itt egy egyszerű alapértelmezett </w:t>
       </w:r>
+      <w:proofErr w:type="spellStart"/>
       <w:r>
         <w:t>routing</w:t>
       </w:r>
+      <w:proofErr w:type="spellEnd"/>
       <w:r>
         <w:t xml:space="preserve">. </w:t>
       </w:r>

--- a/vizsgaremek_bemutatkozás_ig.docx
+++ b/vizsgaremek_bemutatkozás_ig.docx
@@ -983,7 +983,7 @@
                     <pic:cNvPicPr/>
                   </pic:nvPicPr>
                   <pic:blipFill rotWithShape="1">
-                    <a:blip r:embed="rId7"/>
+                    <a:blip r:embed="rId8"/>
                     <a:srcRect l="18380" t="8803" r="12395" b="14813"/>
                     <a:stretch>
                       <a:fillRect/>
@@ -1568,7 +1568,7 @@
                     <pic:cNvPicPr/>
                   </pic:nvPicPr>
                   <pic:blipFill>
-                    <a:blip r:embed="rId8"/>
+                    <a:blip r:embed="rId9"/>
                     <a:stretch>
                       <a:fillRect/>
                     </a:stretch>
@@ -2187,7 +2187,7 @@
                     <pic:cNvPicPr/>
                   </pic:nvPicPr>
                   <pic:blipFill>
-                    <a:blip r:embed="rId9"/>
+                    <a:blip r:embed="rId10"/>
                     <a:stretch>
                       <a:fillRect/>
                     </a:stretch>
@@ -2642,7 +2642,7 @@
                     <pic:cNvPicPr/>
                   </pic:nvPicPr>
                   <pic:blipFill>
-                    <a:blip r:embed="rId10"/>
+                    <a:blip r:embed="rId11"/>
                     <a:stretch>
                       <a:fillRect/>
                     </a:stretch>
@@ -2806,7 +2806,7 @@
                     <pic:cNvPicPr/>
                   </pic:nvPicPr>
                   <pic:blipFill>
-                    <a:blip r:embed="rId11"/>
+                    <a:blip r:embed="rId12"/>
                     <a:stretch>
                       <a:fillRect/>
                     </a:stretch>
@@ -3060,7 +3060,7 @@
                     <pic:cNvPicPr/>
                   </pic:nvPicPr>
                   <pic:blipFill>
-                    <a:blip r:embed="rId12"/>
+                    <a:blip r:embed="rId13"/>
                     <a:stretch>
                       <a:fillRect/>
                     </a:stretch>
@@ -3766,7 +3766,7 @@
                     <pic:cNvPicPr/>
                   </pic:nvPicPr>
                   <pic:blipFill rotWithShape="1">
-                    <a:blip r:embed="rId13"/>
+                    <a:blip r:embed="rId14"/>
                     <a:srcRect r="174" b="69571"/>
                     <a:stretch>
                       <a:fillRect/>
@@ -4268,7 +4268,7 @@
                     <pic:cNvPicPr/>
                   </pic:nvPicPr>
                   <pic:blipFill>
-                    <a:blip r:embed="rId14"/>
+                    <a:blip r:embed="rId15"/>
                     <a:stretch>
                       <a:fillRect/>
                     </a:stretch>
@@ -5125,7 +5125,7 @@
                     <pic:cNvPicPr/>
                   </pic:nvPicPr>
                   <pic:blipFill>
-                    <a:blip r:embed="rId15"/>
+                    <a:blip r:embed="rId16"/>
                     <a:stretch>
                       <a:fillRect/>
                     </a:stretch>
@@ -5405,7 +5405,7 @@
                     <pic:cNvPicPr/>
                   </pic:nvPicPr>
                   <pic:blipFill>
-                    <a:blip r:embed="rId16"/>
+                    <a:blip r:embed="rId17"/>
                     <a:stretch>
                       <a:fillRect/>
                     </a:stretch>
@@ -5792,7 +5792,7 @@
                     <pic:cNvPicPr/>
                   </pic:nvPicPr>
                   <pic:blipFill>
-                    <a:blip r:embed="rId17"/>
+                    <a:blip r:embed="rId18"/>
                     <a:stretch>
                       <a:fillRect/>
                     </a:stretch>
@@ -5834,7 +5834,7 @@
                     <pic:cNvPicPr/>
                   </pic:nvPicPr>
                   <pic:blipFill>
-                    <a:blip r:embed="rId18"/>
+                    <a:blip r:embed="rId19"/>
                     <a:stretch>
                       <a:fillRect/>
                     </a:stretch>
@@ -6342,7 +6342,7 @@
                     <pic:cNvPicPr/>
                   </pic:nvPicPr>
                   <pic:blipFill>
-                    <a:blip r:embed="rId19"/>
+                    <a:blip r:embed="rId20"/>
                     <a:stretch>
                       <a:fillRect/>
                     </a:stretch>
@@ -7417,7 +7417,7 @@
                     <pic:cNvPicPr/>
                   </pic:nvPicPr>
                   <pic:blipFill>
-                    <a:blip r:embed="rId20"/>
+                    <a:blip r:embed="rId21"/>
                     <a:stretch>
                       <a:fillRect/>
                     </a:stretch>
@@ -7477,7 +7477,7 @@
                     <pic:cNvPicPr/>
                   </pic:nvPicPr>
                   <pic:blipFill>
-                    <a:blip r:embed="rId21"/>
+                    <a:blip r:embed="rId22"/>
                     <a:stretch>
                       <a:fillRect/>
                     </a:stretch>
@@ -8863,7 +8863,7 @@
                     <pic:cNvPicPr/>
                   </pic:nvPicPr>
                   <pic:blipFill>
-                    <a:blip r:embed="rId22"/>
+                    <a:blip r:embed="rId23"/>
                     <a:stretch>
                       <a:fillRect/>
                     </a:stretch>
@@ -9972,7 +9972,7 @@
                     <pic:cNvPicPr/>
                   </pic:nvPicPr>
                   <pic:blipFill>
-                    <a:blip r:embed="rId23"/>
+                    <a:blip r:embed="rId24"/>
                     <a:stretch>
                       <a:fillRect/>
                     </a:stretch>
@@ -10593,7 +10593,7 @@
                     <pic:cNvPicPr/>
                   </pic:nvPicPr>
                   <pic:blipFill>
-                    <a:blip r:embed="rId24"/>
+                    <a:blip r:embed="rId25"/>
                     <a:stretch>
                       <a:fillRect/>
                     </a:stretch>
@@ -11140,7 +11140,7 @@
                     <pic:cNvPicPr/>
                   </pic:nvPicPr>
                   <pic:blipFill>
-                    <a:blip r:embed="rId25"/>
+                    <a:blip r:embed="rId26"/>
                     <a:stretch>
                       <a:fillRect/>
                     </a:stretch>
@@ -11372,7 +11372,7 @@
                     <pic:cNvPicPr/>
                   </pic:nvPicPr>
                   <pic:blipFill>
-                    <a:blip r:embed="rId26"/>
+                    <a:blip r:embed="rId27"/>
                     <a:stretch>
                       <a:fillRect/>
                     </a:stretch>
@@ -11477,7 +11477,7 @@
                     <pic:cNvPicPr/>
                   </pic:nvPicPr>
                   <pic:blipFill>
-                    <a:blip r:embed="rId27"/>
+                    <a:blip r:embed="rId28"/>
                     <a:stretch>
                       <a:fillRect/>
                     </a:stretch>
@@ -11515,6 +11515,465 @@
           <w:rFonts w:ascii="Times New Roman" w:hAnsi="Times New Roman" w:cs="Times New Roman"/>
         </w:rPr>
       </w:pPr>
+      <w:proofErr w:type="spellStart"/>
+      <w:r>
+        <w:rPr>
+          <w:rFonts w:ascii="Times New Roman" w:hAnsi="Times New Roman" w:cs="Times New Roman"/>
+          <w:highlight w:val="yellow"/>
+        </w:rPr>
+        <w:t>Dual-stack</w:t>
+      </w:r>
+      <w:proofErr w:type="spellEnd"/>
+      <w:r>
+        <w:rPr>
+          <w:rFonts w:ascii="Times New Roman" w:hAnsi="Times New Roman" w:cs="Times New Roman"/>
+          <w:highlight w:val="yellow"/>
+        </w:rPr>
+        <w:t xml:space="preserve"> Management védelmi ACL-</w:t>
+      </w:r>
+    </w:p>
+    <w:p>
+      <w:pPr>
+        <w:spacing w:after="0" w:line="240" w:lineRule="auto"/>
+        <w:jc w:val="both"/>
+        <w:rPr>
+          <w:rFonts w:ascii="Times New Roman" w:hAnsi="Times New Roman" w:cs="Times New Roman"/>
+        </w:rPr>
+      </w:pPr>
+    </w:p>
+    <w:p>
+      <w:pPr>
+        <w:spacing w:after="0" w:line="240" w:lineRule="auto"/>
+        <w:rPr>
+          <w:rFonts w:ascii="Times New Roman" w:hAnsi="Times New Roman" w:cs="Times New Roman"/>
+        </w:rPr>
+      </w:pPr>
+      <w:r>
+        <w:rPr>
+          <w:rFonts w:ascii="Times New Roman" w:hAnsi="Times New Roman" w:cs="Times New Roman"/>
+        </w:rPr>
+        <w:t>A Szegedi Titkárság hálózatában a felhasználói gépek alapértelmezett átjárója a</w:t>
+      </w:r>
+      <w:r>
+        <w:rPr>
+          <w:rFonts w:ascii="Times New Roman" w:hAnsi="Times New Roman" w:cs="Times New Roman"/>
+        </w:rPr>
+        <w:t xml:space="preserve"> SZEG_TR Gig0/1</w:t>
+      </w:r>
+      <w:r>
+        <w:rPr>
+          <w:rFonts w:ascii="Times New Roman" w:hAnsi="Times New Roman" w:cs="Times New Roman"/>
+        </w:rPr>
+        <w:t>interfésze.</w:t>
+      </w:r>
+      <w:r>
+        <w:rPr>
+          <w:rFonts w:ascii="Times New Roman" w:hAnsi="Times New Roman" w:cs="Times New Roman"/>
+        </w:rPr>
+        <w:br/>
+        <w:t xml:space="preserve">A biztonság növelése érdekében szükséges megakadályozni, hogy a titkársági kliensek </w:t>
+      </w:r>
+      <w:r>
+        <w:rPr>
+          <w:rFonts w:ascii="Times New Roman" w:hAnsi="Times New Roman" w:cs="Times New Roman"/>
+        </w:rPr>
+        <w:lastRenderedPageBreak/>
+        <w:t>közvetlenül elérjék a router menedzsment IP</w:t>
+      </w:r>
+      <w:r>
+        <w:rPr>
+          <w:rFonts w:ascii="Times New Roman" w:hAnsi="Times New Roman" w:cs="Times New Roman"/>
+        </w:rPr>
+        <w:noBreakHyphen/>
+        <w:t xml:space="preserve">címeit (SSH, </w:t>
+      </w:r>
+      <w:proofErr w:type="spellStart"/>
+      <w:r>
+        <w:rPr>
+          <w:rFonts w:ascii="Times New Roman" w:hAnsi="Times New Roman" w:cs="Times New Roman"/>
+        </w:rPr>
+        <w:t>ping</w:t>
+      </w:r>
+      <w:proofErr w:type="spellEnd"/>
+      <w:r>
+        <w:rPr>
+          <w:rFonts w:ascii="Times New Roman" w:hAnsi="Times New Roman" w:cs="Times New Roman"/>
+        </w:rPr>
+        <w:t>, HTTP stb.).</w:t>
+      </w:r>
+      <w:r>
+        <w:rPr>
+          <w:rFonts w:ascii="Times New Roman" w:hAnsi="Times New Roman" w:cs="Times New Roman"/>
+        </w:rPr>
+        <w:br/>
+        <w:t>A forgalom továbbítása (</w:t>
+      </w:r>
+      <w:proofErr w:type="spellStart"/>
+      <w:r>
+        <w:rPr>
+          <w:rFonts w:ascii="Times New Roman" w:hAnsi="Times New Roman" w:cs="Times New Roman"/>
+        </w:rPr>
+        <w:t>routing</w:t>
+      </w:r>
+      <w:proofErr w:type="spellEnd"/>
+      <w:r>
+        <w:rPr>
+          <w:rFonts w:ascii="Times New Roman" w:hAnsi="Times New Roman" w:cs="Times New Roman"/>
+        </w:rPr>
+        <w:t>, internetelérés) továbbra is zavartalanul működik.</w:t>
+      </w:r>
+    </w:p>
+    <w:p>
+      <w:pPr>
+        <w:spacing w:after="0" w:line="240" w:lineRule="auto"/>
+        <w:jc w:val="both"/>
+        <w:rPr>
+          <w:rFonts w:ascii="Times New Roman" w:hAnsi="Times New Roman" w:cs="Times New Roman"/>
+        </w:rPr>
+      </w:pPr>
+      <w:r>
+        <w:rPr>
+          <w:rFonts w:ascii="Times New Roman" w:hAnsi="Times New Roman" w:cs="Times New Roman"/>
+        </w:rPr>
+        <w:t xml:space="preserve">A hálózat </w:t>
+      </w:r>
+      <w:proofErr w:type="spellStart"/>
+      <w:r>
+        <w:rPr>
+          <w:rFonts w:ascii="Times New Roman" w:hAnsi="Times New Roman" w:cs="Times New Roman"/>
+          <w:b/>
+          <w:bCs/>
+        </w:rPr>
+        <w:t>dual</w:t>
+      </w:r>
+      <w:r>
+        <w:rPr>
+          <w:rFonts w:ascii="Times New Roman" w:hAnsi="Times New Roman" w:cs="Times New Roman"/>
+          <w:b/>
+          <w:bCs/>
+        </w:rPr>
+        <w:noBreakHyphen/>
+        <w:t>stack</w:t>
+      </w:r>
+      <w:proofErr w:type="spellEnd"/>
+      <w:r>
+        <w:rPr>
+          <w:rFonts w:ascii="Times New Roman" w:hAnsi="Times New Roman" w:cs="Times New Roman"/>
+        </w:rPr>
+        <w:t xml:space="preserve">, ezért a védelem </w:t>
+      </w:r>
+      <w:r>
+        <w:rPr>
+          <w:rFonts w:ascii="Times New Roman" w:hAnsi="Times New Roman" w:cs="Times New Roman"/>
+          <w:b/>
+          <w:bCs/>
+        </w:rPr>
+        <w:t>IPv4 és IPv6</w:t>
+      </w:r>
+      <w:r>
+        <w:rPr>
+          <w:rFonts w:ascii="Times New Roman" w:hAnsi="Times New Roman" w:cs="Times New Roman"/>
+        </w:rPr>
+        <w:t xml:space="preserve"> protokollokra is kiterjed.</w:t>
+      </w:r>
+    </w:p>
+    <w:p>
+      <w:pPr>
+        <w:spacing w:after="0" w:line="240" w:lineRule="auto"/>
+        <w:jc w:val="both"/>
+        <w:rPr>
+          <w:rFonts w:ascii="Times New Roman" w:hAnsi="Times New Roman" w:cs="Times New Roman"/>
+        </w:rPr>
+      </w:pPr>
+    </w:p>
+    <w:p>
+      <w:pPr>
+        <w:spacing w:after="0" w:line="240" w:lineRule="auto"/>
+        <w:jc w:val="both"/>
+        <w:rPr>
+          <w:rFonts w:ascii="Times New Roman" w:hAnsi="Times New Roman" w:cs="Times New Roman"/>
+        </w:rPr>
+      </w:pPr>
+      <w:r>
+        <w:rPr>
+          <w:rFonts w:ascii="Times New Roman" w:hAnsi="Times New Roman" w:cs="Times New Roman"/>
+        </w:rPr>
+        <w:t>Először létrehoztuk a</w:t>
+      </w:r>
+      <w:r>
+        <w:rPr>
+          <w:rFonts w:ascii="Times New Roman" w:hAnsi="Times New Roman" w:cs="Times New Roman"/>
+        </w:rPr>
+        <w:t xml:space="preserve"> </w:t>
+      </w:r>
+      <w:r>
+        <w:rPr>
+          <w:rFonts w:ascii="Times New Roman" w:hAnsi="Times New Roman" w:cs="Times New Roman"/>
+          <w:color w:val="C00000"/>
+        </w:rPr>
+        <w:t>PROTECT_MGMT</w:t>
+      </w:r>
+      <w:r>
+        <w:rPr>
+          <w:rFonts w:ascii="Times New Roman" w:hAnsi="Times New Roman" w:cs="Times New Roman"/>
+        </w:rPr>
+        <w:t xml:space="preserve"> </w:t>
+      </w:r>
+      <w:proofErr w:type="spellStart"/>
+      <w:r>
+        <w:rPr>
+          <w:rFonts w:ascii="Times New Roman" w:hAnsi="Times New Roman" w:cs="Times New Roman"/>
+        </w:rPr>
+        <w:t>access-list-eket</w:t>
+      </w:r>
+      <w:proofErr w:type="spellEnd"/>
+      <w:r>
+        <w:rPr>
+          <w:rFonts w:ascii="Times New Roman" w:hAnsi="Times New Roman" w:cs="Times New Roman"/>
+        </w:rPr>
+        <w:t xml:space="preserve">. A lényeg, hogy a </w:t>
+      </w:r>
+      <w:r>
+        <w:rPr>
+          <w:rFonts w:ascii="Times New Roman" w:hAnsi="Times New Roman" w:cs="Times New Roman"/>
+          <w:u w:val="single"/>
+        </w:rPr>
+        <w:t>192.168.33.0</w:t>
+      </w:r>
+      <w:r>
+        <w:rPr>
+          <w:rFonts w:ascii="Times New Roman" w:hAnsi="Times New Roman" w:cs="Times New Roman"/>
+        </w:rPr>
+        <w:t xml:space="preserve"> és </w:t>
+      </w:r>
+      <w:r>
+        <w:rPr>
+          <w:rFonts w:ascii="Times New Roman" w:hAnsi="Times New Roman" w:cs="Times New Roman"/>
+          <w:u w:val="single"/>
+        </w:rPr>
+        <w:t>2001:DB</w:t>
+      </w:r>
+      <w:proofErr w:type="gramStart"/>
+      <w:r>
+        <w:rPr>
+          <w:rFonts w:ascii="Times New Roman" w:hAnsi="Times New Roman" w:cs="Times New Roman"/>
+          <w:u w:val="single"/>
+        </w:rPr>
+        <w:t>8:66::</w:t>
+      </w:r>
+      <w:proofErr w:type="gramEnd"/>
+      <w:r>
+        <w:rPr>
+          <w:rFonts w:ascii="Times New Roman" w:hAnsi="Times New Roman" w:cs="Times New Roman"/>
+        </w:rPr>
+        <w:t xml:space="preserve"> címeknek tiltjuk az összes internet </w:t>
+      </w:r>
+      <w:proofErr w:type="spellStart"/>
+      <w:r>
+        <w:rPr>
+          <w:rFonts w:ascii="Times New Roman" w:hAnsi="Times New Roman" w:cs="Times New Roman"/>
+        </w:rPr>
+        <w:t>protkoll</w:t>
+      </w:r>
+      <w:proofErr w:type="spellEnd"/>
+      <w:r>
+        <w:rPr>
+          <w:rFonts w:ascii="Times New Roman" w:hAnsi="Times New Roman" w:cs="Times New Roman"/>
+        </w:rPr>
+        <w:t xml:space="preserve"> elérését a router g0/1-es </w:t>
+      </w:r>
+      <w:proofErr w:type="spellStart"/>
+      <w:r>
+        <w:rPr>
+          <w:rFonts w:ascii="Times New Roman" w:hAnsi="Times New Roman" w:cs="Times New Roman"/>
+        </w:rPr>
+        <w:t>interface</w:t>
+      </w:r>
+      <w:proofErr w:type="spellEnd"/>
+      <w:r>
+        <w:rPr>
+          <w:rFonts w:ascii="Times New Roman" w:hAnsi="Times New Roman" w:cs="Times New Roman"/>
+        </w:rPr>
+        <w:t>-ére</w:t>
+      </w:r>
+      <w:r>
+        <w:rPr>
+          <w:rFonts w:ascii="Times New Roman" w:hAnsi="Times New Roman" w:cs="Times New Roman"/>
+        </w:rPr>
+        <w:t>.</w:t>
+      </w:r>
+    </w:p>
+    <w:p>
+      <w:pPr>
+        <w:spacing w:after="0" w:line="240" w:lineRule="auto"/>
+        <w:jc w:val="both"/>
+        <w:rPr>
+          <w:rFonts w:ascii="Times New Roman" w:hAnsi="Times New Roman" w:cs="Times New Roman"/>
+        </w:rPr>
+      </w:pPr>
+    </w:p>
+    <w:p>
+      <w:pPr>
+        <w:spacing w:after="0" w:line="240" w:lineRule="auto"/>
+        <w:jc w:val="both"/>
+        <w:rPr>
+          <w:rFonts w:ascii="Times New Roman" w:hAnsi="Times New Roman" w:cs="Times New Roman"/>
+        </w:rPr>
+      </w:pPr>
+      <w:r>
+        <w:rPr>
+          <w:rFonts w:ascii="Times New Roman" w:hAnsi="Times New Roman" w:cs="Times New Roman"/>
+        </w:rPr>
+        <w:drawing>
+          <wp:inline distT="0" distB="0" distL="0" distR="0" wp14:anchorId="7B2A6428" wp14:editId="24515F66">
+            <wp:extent cx="4344006" cy="1057423"/>
+            <wp:effectExtent l="0" t="0" r="0" b="9525"/>
+            <wp:docPr id="1919925767" name="Kép 1"/>
+            <wp:cNvGraphicFramePr>
+              <a:graphicFrameLocks xmlns:a="http://schemas.openxmlformats.org/drawingml/2006/main" noChangeAspect="1"/>
+            </wp:cNvGraphicFramePr>
+            <a:graphic xmlns:a="http://schemas.openxmlformats.org/drawingml/2006/main">
+              <a:graphicData uri="http://schemas.openxmlformats.org/drawingml/2006/picture">
+                <pic:pic xmlns:pic="http://schemas.openxmlformats.org/drawingml/2006/picture">
+                  <pic:nvPicPr>
+                    <pic:cNvPr id="1919925767" name=""/>
+                    <pic:cNvPicPr/>
+                  </pic:nvPicPr>
+                  <pic:blipFill>
+                    <a:blip r:embed="rId29"/>
+                    <a:stretch>
+                      <a:fillRect/>
+                    </a:stretch>
+                  </pic:blipFill>
+                  <pic:spPr>
+                    <a:xfrm>
+                      <a:off x="0" y="0"/>
+                      <a:ext cx="4344006" cy="1057423"/>
+                    </a:xfrm>
+                    <a:prstGeom prst="rect">
+                      <a:avLst/>
+                    </a:prstGeom>
+                  </pic:spPr>
+                </pic:pic>
+              </a:graphicData>
+            </a:graphic>
+          </wp:inline>
+        </w:drawing>
+      </w:r>
+    </w:p>
+    <w:p>
+      <w:pPr>
+        <w:spacing w:after="0" w:line="240" w:lineRule="auto"/>
+        <w:jc w:val="both"/>
+        <w:rPr>
+          <w:rFonts w:ascii="Times New Roman" w:hAnsi="Times New Roman" w:cs="Times New Roman"/>
+        </w:rPr>
+      </w:pPr>
+    </w:p>
+    <w:p>
+      <w:pPr>
+        <w:spacing w:after="0" w:line="240" w:lineRule="auto"/>
+        <w:jc w:val="both"/>
+        <w:rPr>
+          <w:rFonts w:ascii="Times New Roman" w:hAnsi="Times New Roman" w:cs="Times New Roman"/>
+        </w:rPr>
+      </w:pPr>
+      <w:r>
+        <w:rPr>
+          <w:rFonts w:ascii="Times New Roman" w:hAnsi="Times New Roman" w:cs="Times New Roman"/>
+        </w:rPr>
+        <w:t xml:space="preserve">Majd ezeket ráhelyeztük a kellő </w:t>
+      </w:r>
+      <w:proofErr w:type="spellStart"/>
+      <w:r>
+        <w:rPr>
+          <w:rFonts w:ascii="Times New Roman" w:hAnsi="Times New Roman" w:cs="Times New Roman"/>
+        </w:rPr>
+        <w:t>interface</w:t>
+      </w:r>
+      <w:proofErr w:type="spellEnd"/>
+      <w:r>
+        <w:rPr>
+          <w:rFonts w:ascii="Times New Roman" w:hAnsi="Times New Roman" w:cs="Times New Roman"/>
+        </w:rPr>
+        <w:t>-re, és befelé irányítottuk az ACL-t, mivel azt akarjuk megakadályozni, hogy a routert elérjék a dolgozók a titkárságról.</w:t>
+      </w:r>
+    </w:p>
+    <w:p>
+      <w:pPr>
+        <w:spacing w:after="0" w:line="240" w:lineRule="auto"/>
+        <w:jc w:val="both"/>
+        <w:rPr>
+          <w:rFonts w:ascii="Times New Roman" w:hAnsi="Times New Roman" w:cs="Times New Roman"/>
+        </w:rPr>
+      </w:pPr>
+    </w:p>
+    <w:p>
+      <w:pPr>
+        <w:spacing w:after="0" w:line="240" w:lineRule="auto"/>
+        <w:jc w:val="both"/>
+        <w:rPr>
+          <w:rFonts w:ascii="Times New Roman" w:hAnsi="Times New Roman" w:cs="Times New Roman"/>
+        </w:rPr>
+      </w:pPr>
+      <w:r>
+        <w:rPr>
+          <w:rFonts w:ascii="Times New Roman" w:hAnsi="Times New Roman" w:cs="Times New Roman"/>
+        </w:rPr>
+        <w:drawing>
+          <wp:inline distT="0" distB="0" distL="0" distR="0" wp14:anchorId="0F44654C" wp14:editId="4DEEBE92">
+            <wp:extent cx="3134162" cy="581106"/>
+            <wp:effectExtent l="0" t="0" r="9525" b="9525"/>
+            <wp:docPr id="1678148790" name="Kép 1"/>
+            <wp:cNvGraphicFramePr>
+              <a:graphicFrameLocks xmlns:a="http://schemas.openxmlformats.org/drawingml/2006/main" noChangeAspect="1"/>
+            </wp:cNvGraphicFramePr>
+            <a:graphic xmlns:a="http://schemas.openxmlformats.org/drawingml/2006/main">
+              <a:graphicData uri="http://schemas.openxmlformats.org/drawingml/2006/picture">
+                <pic:pic xmlns:pic="http://schemas.openxmlformats.org/drawingml/2006/picture">
+                  <pic:nvPicPr>
+                    <pic:cNvPr id="1678148790" name=""/>
+                    <pic:cNvPicPr/>
+                  </pic:nvPicPr>
+                  <pic:blipFill>
+                    <a:blip r:embed="rId30"/>
+                    <a:stretch>
+                      <a:fillRect/>
+                    </a:stretch>
+                  </pic:blipFill>
+                  <pic:spPr>
+                    <a:xfrm>
+                      <a:off x="0" y="0"/>
+                      <a:ext cx="3134162" cy="581106"/>
+                    </a:xfrm>
+                    <a:prstGeom prst="rect">
+                      <a:avLst/>
+                    </a:prstGeom>
+                  </pic:spPr>
+                </pic:pic>
+              </a:graphicData>
+            </a:graphic>
+          </wp:inline>
+        </w:drawing>
+      </w:r>
+    </w:p>
+    <w:p>
+      <w:pPr>
+        <w:spacing w:after="0" w:line="240" w:lineRule="auto"/>
+        <w:jc w:val="both"/>
+        <w:rPr>
+          <w:rFonts w:ascii="Times New Roman" w:hAnsi="Times New Roman" w:cs="Times New Roman"/>
+        </w:rPr>
+      </w:pPr>
+    </w:p>
+    <w:p>
+      <w:pPr>
+        <w:spacing w:after="0" w:line="240" w:lineRule="auto"/>
+        <w:jc w:val="both"/>
+        <w:rPr>
+          <w:rFonts w:ascii="Times New Roman" w:hAnsi="Times New Roman" w:cs="Times New Roman"/>
+        </w:rPr>
+      </w:pPr>
       <w:r>
         <w:rPr>
           <w:rFonts w:ascii="Times New Roman" w:hAnsi="Times New Roman" w:cs="Times New Roman"/>
@@ -11665,7 +12124,6 @@
         <w:rPr>
           <w:rFonts w:ascii="Times New Roman" w:hAnsi="Times New Roman" w:cs="Times New Roman"/>
         </w:rPr>
-        <w:lastRenderedPageBreak/>
         <w:t>○</w:t>
       </w:r>
       <w:r>
@@ -11798,7 +12256,7 @@
                     <pic:cNvPicPr/>
                   </pic:nvPicPr>
                   <pic:blipFill>
-                    <a:blip r:embed="rId28"/>
+                    <a:blip r:embed="rId31"/>
                     <a:stretch>
                       <a:fillRect/>
                     </a:stretch>
@@ -11847,6 +12305,7 @@
         <w:rPr>
           <w:rFonts w:ascii="Times New Roman" w:hAnsi="Times New Roman" w:cs="Times New Roman"/>
         </w:rPr>
+        <w:lastRenderedPageBreak/>
         <w:t xml:space="preserve">Minden telephely kapott privát és publikus IP címeket, amivel tudnak kommunikálni a saját hálózatukon belül, illetve elérik a szolgáltatót, vagyis az internetet. </w:t>
       </w:r>
     </w:p>
@@ -11979,7 +12438,7 @@
                     <pic:cNvPicPr/>
                   </pic:nvPicPr>
                   <pic:blipFill>
-                    <a:blip r:embed="rId29"/>
+                    <a:blip r:embed="rId32"/>
                     <a:stretch>
                       <a:fillRect/>
                     </a:stretch>
@@ -12012,7 +12471,6 @@
         <w:rPr>
           <w:rFonts w:ascii="Times New Roman" w:hAnsi="Times New Roman" w:cs="Times New Roman"/>
         </w:rPr>
-        <w:lastRenderedPageBreak/>
         <w:t xml:space="preserve">IP címzés </w:t>
       </w:r>
       <w:r>
@@ -12535,6 +12993,7 @@
           <w:rFonts w:ascii="Times New Roman" w:hAnsi="Times New Roman" w:cs="Times New Roman"/>
           <w:noProof/>
         </w:rPr>
+        <w:lastRenderedPageBreak/>
         <w:drawing>
           <wp:inline distT="0" distB="0" distL="0" distR="0" wp14:anchorId="2B7E285D" wp14:editId="71BC7E39">
             <wp:extent cx="5760720" cy="2067560"/>
@@ -12551,7 +13010,7 @@
                     <pic:cNvPicPr/>
                   </pic:nvPicPr>
                   <pic:blipFill>
-                    <a:blip r:embed="rId30"/>
+                    <a:blip r:embed="rId33"/>
                     <a:stretch>
                       <a:fillRect/>
                     </a:stretch>
@@ -12788,7 +13247,6 @@
           <w:b/>
           <w:bCs/>
         </w:rPr>
-        <w:lastRenderedPageBreak/>
         <w:t>Telekom-specifikus példa:</w:t>
       </w:r>
     </w:p>
@@ -13125,6 +13583,7 @@
           <w:b/>
           <w:bCs/>
         </w:rPr>
+        <w:lastRenderedPageBreak/>
         <w:t>Központi menedzsment</w:t>
       </w:r>
       <w:r>
@@ -13256,7 +13715,7 @@
                     <pic:cNvPicPr/>
                   </pic:nvPicPr>
                   <pic:blipFill>
-                    <a:blip r:embed="rId31"/>
+                    <a:blip r:embed="rId34"/>
                     <a:stretch>
                       <a:fillRect/>
                     </a:stretch>
@@ -13338,7 +13797,6 @@
           <w:b/>
           <w:bCs/>
         </w:rPr>
-        <w:lastRenderedPageBreak/>
         <w:t>Miért fontos?</w:t>
       </w:r>
     </w:p>
@@ -13574,6 +14032,7 @@
           <w:rFonts w:ascii="Times New Roman" w:hAnsi="Times New Roman" w:cs="Times New Roman"/>
           <w:noProof/>
         </w:rPr>
+        <w:lastRenderedPageBreak/>
         <w:drawing>
           <wp:inline distT="0" distB="0" distL="0" distR="0" wp14:anchorId="4840A9CC" wp14:editId="02691F4A">
             <wp:extent cx="1581150" cy="1438275"/>
@@ -13590,7 +14049,7 @@
                     <pic:cNvPicPr/>
                   </pic:nvPicPr>
                   <pic:blipFill>
-                    <a:blip r:embed="rId32"/>
+                    <a:blip r:embed="rId35"/>
                     <a:stretch>
                       <a:fillRect/>
                     </a:stretch>
@@ -13631,7 +14090,7 @@
                     <pic:cNvPicPr/>
                   </pic:nvPicPr>
                   <pic:blipFill>
-                    <a:blip r:embed="rId33"/>
+                    <a:blip r:embed="rId36"/>
                     <a:stretch>
                       <a:fillRect/>
                     </a:stretch>
@@ -14096,7 +14555,6 @@
               <w:rPr>
                 <w:rFonts w:ascii="Times New Roman" w:hAnsi="Times New Roman" w:cs="Times New Roman"/>
               </w:rPr>
-              <w:lastRenderedPageBreak/>
               <w:t>Távmunka – SOHO</w:t>
             </w:r>
           </w:p>
@@ -14670,6 +15128,7 @@
         <w:rPr>
           <w:rFonts w:ascii="Times New Roman" w:hAnsi="Times New Roman" w:cs="Times New Roman"/>
         </w:rPr>
+        <w:lastRenderedPageBreak/>
         <w:t xml:space="preserve">A feltüntetett IP-kel lett beállítva: </w:t>
       </w:r>
     </w:p>
@@ -14706,7 +15165,6 @@
           <w:rFonts w:ascii="Times New Roman" w:hAnsi="Times New Roman" w:cs="Times New Roman"/>
           <w:noProof/>
         </w:rPr>
-        <w:lastRenderedPageBreak/>
         <w:drawing>
           <wp:inline distT="0" distB="0" distL="0" distR="0" wp14:anchorId="64206328" wp14:editId="3F0535B6">
             <wp:extent cx="4400550" cy="7124700"/>
@@ -14723,7 +15181,7 @@
                     <pic:cNvPicPr/>
                   </pic:nvPicPr>
                   <pic:blipFill>
-                    <a:blip r:embed="rId34"/>
+                    <a:blip r:embed="rId37"/>
                     <a:stretch>
                       <a:fillRect/>
                     </a:stretch>
@@ -14802,7 +15260,7 @@
                     <pic:cNvPicPr/>
                   </pic:nvPicPr>
                   <pic:blipFill>
-                    <a:blip r:embed="rId35"/>
+                    <a:blip r:embed="rId38"/>
                     <a:stretch>
                       <a:fillRect/>
                     </a:stretch>
@@ -14899,7 +15357,7 @@
                     <pic:cNvPicPr/>
                   </pic:nvPicPr>
                   <pic:blipFill>
-                    <a:blip r:embed="rId36"/>
+                    <a:blip r:embed="rId39"/>
                     <a:stretch>
                       <a:fillRect/>
                     </a:stretch>
@@ -14949,7 +15407,7 @@
                     <pic:cNvPicPr/>
                   </pic:nvPicPr>
                   <pic:blipFill>
-                    <a:blip r:embed="rId37"/>
+                    <a:blip r:embed="rId40"/>
                     <a:stretch>
                       <a:fillRect/>
                     </a:stretch>
@@ -15023,7 +15481,7 @@
                     <pic:cNvPicPr/>
                   </pic:nvPicPr>
                   <pic:blipFill>
-                    <a:blip r:embed="rId38"/>
+                    <a:blip r:embed="rId41"/>
                     <a:stretch>
                       <a:fillRect/>
                     </a:stretch>
@@ -15097,7 +15555,7 @@
                     <pic:cNvPicPr/>
                   </pic:nvPicPr>
                   <pic:blipFill>
-                    <a:blip r:embed="rId39"/>
+                    <a:blip r:embed="rId42"/>
                     <a:stretch>
                       <a:fillRect/>
                     </a:stretch>
@@ -15147,7 +15605,7 @@
                     <pic:cNvPicPr/>
                   </pic:nvPicPr>
                   <pic:blipFill>
-                    <a:blip r:embed="rId40"/>
+                    <a:blip r:embed="rId43"/>
                     <a:stretch>
                       <a:fillRect/>
                     </a:stretch>
@@ -15533,7 +15991,7 @@
                     <pic:cNvPicPr/>
                   </pic:nvPicPr>
                   <pic:blipFill>
-                    <a:blip r:embed="rId41"/>
+                    <a:blip r:embed="rId44"/>
                     <a:stretch>
                       <a:fillRect/>
                     </a:stretch>
@@ -15582,7 +16040,7 @@
                     <pic:cNvPicPr/>
                   </pic:nvPicPr>
                   <pic:blipFill>
-                    <a:blip r:embed="rId42"/>
+                    <a:blip r:embed="rId45"/>
                     <a:stretch>
                       <a:fillRect/>
                     </a:stretch>
@@ -15751,7 +16209,7 @@
                     <pic:cNvPicPr/>
                   </pic:nvPicPr>
                   <pic:blipFill>
-                    <a:blip r:embed="rId43"/>
+                    <a:blip r:embed="rId46"/>
                     <a:stretch>
                       <a:fillRect/>
                     </a:stretch>
@@ -16753,7 +17211,7 @@
                     <pic:cNvPicPr/>
                   </pic:nvPicPr>
                   <pic:blipFill>
-                    <a:blip r:embed="rId44"/>
+                    <a:blip r:embed="rId47"/>
                     <a:stretch>
                       <a:fillRect/>
                     </a:stretch>
@@ -16803,7 +17261,7 @@
                     <pic:cNvPicPr/>
                   </pic:nvPicPr>
                   <pic:blipFill>
-                    <a:blip r:embed="rId45"/>
+                    <a:blip r:embed="rId48"/>
                     <a:stretch>
                       <a:fillRect/>
                     </a:stretch>
@@ -16852,7 +17310,7 @@
                     <pic:cNvPicPr/>
                   </pic:nvPicPr>
                   <pic:blipFill>
-                    <a:blip r:embed="rId46"/>
+                    <a:blip r:embed="rId49"/>
                     <a:stretch>
                       <a:fillRect/>
                     </a:stretch>
@@ -16901,7 +17359,7 @@
                     <pic:cNvPicPr/>
                   </pic:nvPicPr>
                   <pic:blipFill>
-                    <a:blip r:embed="rId47"/>
+                    <a:blip r:embed="rId50"/>
                     <a:stretch>
                       <a:fillRect/>
                     </a:stretch>
@@ -16951,7 +17409,7 @@
                     <pic:cNvPicPr/>
                   </pic:nvPicPr>
                   <pic:blipFill>
-                    <a:blip r:embed="rId48"/>
+                    <a:blip r:embed="rId51"/>
                     <a:stretch>
                       <a:fillRect/>
                     </a:stretch>
@@ -17000,7 +17458,7 @@
                     <pic:cNvPicPr/>
                   </pic:nvPicPr>
                   <pic:blipFill>
-                    <a:blip r:embed="rId49"/>
+                    <a:blip r:embed="rId52"/>
                     <a:stretch>
                       <a:fillRect/>
                     </a:stretch>
@@ -19529,7 +19987,7 @@
       </w:pPr>
     </w:p>
     <w:sectPr>
-      <w:headerReference w:type="default" r:id="rId50"/>
+      <w:headerReference w:type="default" r:id="rId53"/>
       <w:pgSz w:w="11906" w:h="16838"/>
       <w:pgMar w:top="1417" w:right="1417" w:bottom="1417" w:left="1417" w:header="708" w:footer="708" w:gutter="0"/>
       <w:cols w:space="708"/>
@@ -23355,7 +23813,6 @@
   <w:style w:type="character" w:default="1" w:styleId="Bekezdsalapbettpusa">
     <w:name w:val="Default Paragraph Font"/>
     <w:uiPriority w:val="1"/>
-    <w:semiHidden/>
     <w:unhideWhenUsed/>
   </w:style>
   <w:style w:type="table" w:default="1" w:styleId="Normltblzat">
@@ -24076,4 +24533,16 @@
     </a:ext>
   </a:extLst>
 </a:theme>
+</file>
+
+<file path=customXml/item1.xml><?xml version="1.0" encoding="utf-8"?>
+<b:Sources xmlns:b="http://schemas.openxmlformats.org/officeDocument/2006/bibliography" xmlns="http://schemas.openxmlformats.org/officeDocument/2006/bibliography" SelectedStyle="\APASixthEditionOfficeOnline.xsl" StyleName="APA" Version="6"/>
+</file>
+
+<file path=customXml/itemProps1.xml><?xml version="1.0" encoding="utf-8"?>
+<ds:datastoreItem xmlns:ds="http://schemas.openxmlformats.org/officeDocument/2006/customXml" ds:itemID="{E0CECF13-4905-4657-A6CF-03A93DD98470}">
+  <ds:schemaRefs>
+    <ds:schemaRef ds:uri="http://schemas.openxmlformats.org/officeDocument/2006/bibliography"/>
+  </ds:schemaRefs>
+</ds:datastoreItem>
 </file>
--- a/vizsgaremek_bemutatkozás_ig.docx
+++ b/vizsgaremek_bemutatkozás_ig.docx
@@ -11823,6 +11823,7 @@
       <w:r>
         <w:rPr>
           <w:rFonts w:ascii="Times New Roman" w:hAnsi="Times New Roman" w:cs="Times New Roman"/>
+          <w:noProof/>
         </w:rPr>
         <w:drawing>
           <wp:inline distT="0" distB="0" distL="0" distR="0" wp14:anchorId="7B2A6428" wp14:editId="24515F66">
@@ -11919,6 +11920,7 @@
       <w:r>
         <w:rPr>
           <w:rFonts w:ascii="Times New Roman" w:hAnsi="Times New Roman" w:cs="Times New Roman"/>
+          <w:noProof/>
         </w:rPr>
         <w:drawing>
           <wp:inline distT="0" distB="0" distL="0" distR="0" wp14:anchorId="0F44654C" wp14:editId="4DEEBE92">
@@ -23813,6 +23815,7 @@
   <w:style w:type="character" w:default="1" w:styleId="Bekezdsalapbettpusa">
     <w:name w:val="Default Paragraph Font"/>
     <w:uiPriority w:val="1"/>
+    <w:semiHidden/>
     <w:unhideWhenUsed/>
   </w:style>
   <w:style w:type="table" w:default="1" w:styleId="Normltblzat">
